--- a/legend-dynamics/site/the-shattered-crown/The_Shattered_Crown_Players_Guide.docx
+++ b/legend-dynamics/site/the-shattered-crown/The_Shattered_Crown_Players_Guide.docx
@@ -11999,6 +11999,138 @@
         </w:tc>
       </w:tr>
     </w:tbl>
+    <w:p>
+      <w:pPr>
+        <w:pStyle w:val="BodyText"/>
+      </w:pPr>
+      <w:r>
+        <w:rPr>
+          <w:bCs/>
+          <w:b/>
+        </w:rPr>
+        <w:t xml:space="preserve">Changing cantrips.</w:t>
+      </w:r>
+      <w:r>
+        <w:t xml:space="preserve"> </w:t>
+      </w:r>
+      <w:r>
+        <w:t xml:space="preserve">Cantrips are learned, not prayed for each morning, so a caster keeps the ones they know:</w:t>
+      </w:r>
+    </w:p>
+    <w:p>
+      <w:pPr>
+        <w:numPr>
+          <w:ilvl w:val="0"/>
+          <w:numId w:val="1012"/>
+        </w:numPr>
+        <w:pStyle w:val="Compact"/>
+      </w:pPr>
+      <w:r>
+        <w:rPr>
+          <w:bCs/>
+          <w:b/>
+        </w:rPr>
+        <w:t xml:space="preserve">New cantrips.</w:t>
+      </w:r>
+      <w:r>
+        <w:t xml:space="preserve"> </w:t>
+      </w:r>
+      <w:r>
+        <w:t xml:space="preserve">When</w:t>
+      </w:r>
+      <w:r>
+        <w:t xml:space="preserve"> </w:t>
+      </w:r>
+      <w:r>
+        <w:rPr>
+          <w:bCs/>
+          <w:b/>
+        </w:rPr>
+        <w:t xml:space="preserve">Sorcery</w:t>
+      </w:r>
+      <w:r>
+        <w:t xml:space="preserve"> </w:t>
+      </w:r>
+      <w:r>
+        <w:t xml:space="preserve">advances (Untrained to Trained, or Trained to Specialty), choose the new cantrips at once.</w:t>
+      </w:r>
+    </w:p>
+    <w:p>
+      <w:pPr>
+        <w:numPr>
+          <w:ilvl w:val="0"/>
+          <w:numId w:val="1012"/>
+        </w:numPr>
+        <w:pStyle w:val="Compact"/>
+      </w:pPr>
+      <w:r>
+        <w:rPr>
+          <w:bCs/>
+          <w:b/>
+        </w:rPr>
+        <w:t xml:space="preserve">Swapping.</w:t>
+      </w:r>
+      <w:r>
+        <w:t xml:space="preserve"> </w:t>
+      </w:r>
+      <w:r>
+        <w:t xml:space="preserve">Between ventures, a caster can swap</w:t>
+      </w:r>
+      <w:r>
+        <w:t xml:space="preserve"> </w:t>
+      </w:r>
+      <w:r>
+        <w:rPr>
+          <w:bCs/>
+          <w:b/>
+        </w:rPr>
+        <w:t xml:space="preserve">one</w:t>
+      </w:r>
+      <w:r>
+        <w:t xml:space="preserve"> </w:t>
+      </w:r>
+      <w:r>
+        <w:t xml:space="preserve">cantrip for another with</w:t>
+      </w:r>
+      <w:r>
+        <w:t xml:space="preserve"> </w:t>
+      </w:r>
+      <w:r>
+        <w:rPr>
+          <w:bCs/>
+          <w:b/>
+        </w:rPr>
+        <w:t xml:space="preserve">a week of study</w:t>
+      </w:r>
+      <w:r>
+        <w:t xml:space="preserve"> </w:t>
+      </w:r>
+      <w:r>
+        <w:t xml:space="preserve">and a source to learn it from: a teacher, a grimoire, a captured sorcerer’s notes or a Crown shard’s memory. The GM may make finding the source part of the next venture.</w:t>
+      </w:r>
+    </w:p>
+    <w:p>
+      <w:pPr>
+        <w:numPr>
+          <w:ilvl w:val="0"/>
+          <w:numId w:val="1012"/>
+        </w:numPr>
+        <w:pStyle w:val="Compact"/>
+      </w:pPr>
+      <w:r>
+        <w:rPr>
+          <w:bCs/>
+          <w:b/>
+        </w:rPr>
+        <w:t xml:space="preserve">Never mid-venture.</w:t>
+      </w:r>
+      <w:r>
+        <w:t xml:space="preserve"> </w:t>
+      </w:r>
+      <w:r>
+        <w:t xml:space="preserve">No swapping during a venture, unless the GM offers it as the reward for something remarkable (a demon’s bargain, a dying sorcerer’s last lesson).</w:t>
+      </w:r>
+    </w:p>
     <w:bookmarkEnd w:id="69"/>
     <w:bookmarkStart w:id="70" w:name="rituals"/>
     <w:p>
@@ -12319,7 +12451,7 @@
       <w:pPr>
         <w:numPr>
           <w:ilvl w:val="0"/>
-          <w:numId w:val="1012"/>
+          <w:numId w:val="1013"/>
         </w:numPr>
         <w:pStyle w:val="Compact"/>
       </w:pPr>
@@ -12341,7 +12473,7 @@
       <w:pPr>
         <w:numPr>
           <w:ilvl w:val="0"/>
-          <w:numId w:val="1012"/>
+          <w:numId w:val="1013"/>
         </w:numPr>
         <w:pStyle w:val="Compact"/>
       </w:pPr>
@@ -12802,7 +12934,7 @@
       <w:pPr>
         <w:numPr>
           <w:ilvl w:val="0"/>
-          <w:numId w:val="1013"/>
+          <w:numId w:val="1014"/>
         </w:numPr>
         <w:pStyle w:val="Compact"/>
       </w:pPr>
@@ -12847,141 +12979,6 @@
       </w:r>
       <w:r>
         <w:t xml:space="preserve">.</w:t>
-      </w:r>
-    </w:p>
-    <w:p>
-      <w:pPr>
-        <w:numPr>
-          <w:ilvl w:val="0"/>
-          <w:numId w:val="1013"/>
-        </w:numPr>
-        <w:pStyle w:val="Compact"/>
-      </w:pPr>
-      <w:r>
-        <w:rPr>
-          <w:bCs/>
-          <w:b/>
-        </w:rPr>
-        <w:t xml:space="preserve">The Frozen North.</w:t>
-      </w:r>
-      <w:r>
-        <w:t xml:space="preserve"> </w:t>
-      </w:r>
-      <w:r>
-        <w:t xml:space="preserve">Clans, longships and giants’ graves. Northlanders raid south every summer and trade every winter.</w:t>
-      </w:r>
-    </w:p>
-    <w:p>
-      <w:pPr>
-        <w:numPr>
-          <w:ilvl w:val="0"/>
-          <w:numId w:val="1013"/>
-        </w:numPr>
-        <w:pStyle w:val="Compact"/>
-      </w:pPr>
-      <w:r>
-        <w:rPr>
-          <w:bCs/>
-          <w:b/>
-        </w:rPr>
-        <w:t xml:space="preserve">The Burning Sands.</w:t>
-      </w:r>
-      <w:r>
-        <w:t xml:space="preserve"> </w:t>
-      </w:r>
-      <w:r>
-        <w:t xml:space="preserve">Nomads, caravan cities and buried temples of the</w:t>
-      </w:r>
-      <w:r>
-        <w:t xml:space="preserve"> </w:t>
-      </w:r>
-      <w:r>
-        <w:rPr>
-          <w:bCs/>
-          <w:b/>
-        </w:rPr>
-        <w:t xml:space="preserve">serpent kings</w:t>
-      </w:r>
-      <w:r>
-        <w:t xml:space="preserve"> </w:t>
-      </w:r>
-      <w:r>
-        <w:t xml:space="preserve">who ruled before humans.</w:t>
-      </w:r>
-    </w:p>
-    <w:p>
-      <w:pPr>
-        <w:numPr>
-          <w:ilvl w:val="0"/>
-          <w:numId w:val="1013"/>
-        </w:numPr>
-        <w:pStyle w:val="Compact"/>
-      </w:pPr>
-      <w:r>
-        <w:rPr>
-          <w:bCs/>
-          <w:b/>
-        </w:rPr>
-        <w:t xml:space="preserve">The Shattered Isles.</w:t>
-      </w:r>
-      <w:r>
-        <w:t xml:space="preserve"> </w:t>
-      </w:r>
-      <w:r>
-        <w:t xml:space="preserve">Corsair havens, sea-witches and sunken ruins; the Islanders’ free captains answer to no one.</w:t>
-      </w:r>
-    </w:p>
-    <w:p>
-      <w:pPr>
-        <w:numPr>
-          <w:ilvl w:val="0"/>
-          <w:numId w:val="1013"/>
-        </w:numPr>
-        <w:pStyle w:val="Compact"/>
-      </w:pPr>
-      <w:r>
-        <w:rPr>
-          <w:bCs/>
-          <w:b/>
-        </w:rPr>
-        <w:t xml:space="preserve">The Deeps.</w:t>
-      </w:r>
-      <w:r>
-        <w:t xml:space="preserve"> </w:t>
-      </w:r>
-      <w:r>
-        <w:t xml:space="preserve">Deepkin cities beneath the mountains, and below them, older things that dream.</w:t>
-      </w:r>
-    </w:p>
-    <w:p>
-      <w:pPr>
-        <w:numPr>
-          <w:ilvl w:val="0"/>
-          <w:numId w:val="1013"/>
-        </w:numPr>
-        <w:pStyle w:val="Compact"/>
-      </w:pPr>
-      <w:r>
-        <w:rPr>
-          <w:bCs/>
-          <w:b/>
-        </w:rPr>
-        <w:t xml:space="preserve">The Ashlands.</w:t>
-      </w:r>
-      <w:r>
-        <w:t xml:space="preserve"> </w:t>
-      </w:r>
-      <w:r>
-        <w:t xml:space="preserve">The empire’s blasted center, where the Crown broke. Nothing grows; shards and madmen are found there.</w:t>
-      </w:r>
-    </w:p>
-    <w:bookmarkStart w:id="73" w:name="powers"/>
-    <w:p>
-      <w:pPr>
-        <w:pStyle w:val="Heading2"/>
-      </w:pPr>
-      <w:r>
-        <w:t xml:space="preserve">Powers</w:t>
       </w:r>
     </w:p>
     <w:p>
@@ -12997,13 +12994,13 @@
           <w:bCs/>
           <w:b/>
         </w:rPr>
-        <w:t xml:space="preserve">The Crown shards.</w:t>
-      </w:r>
-      <w:r>
-        <w:t xml:space="preserve"> </w:t>
-      </w:r>
-      <w:r>
-        <w:t xml:space="preserve">Nine in all; four are held by known rulers, three are lost, and two are rumors. Each grants one great power and whispers to its bearer.</w:t>
+        <w:t xml:space="preserve">The Frozen North.</w:t>
+      </w:r>
+      <w:r>
+        <w:t xml:space="preserve"> </w:t>
+      </w:r>
+      <w:r>
+        <w:t xml:space="preserve">Clans, longships and giants’ graves. Northlanders raid south every summer and trade every winter.</w:t>
       </w:r>
     </w:p>
     <w:p>
@@ -13019,13 +13016,29 @@
           <w:bCs/>
           <w:b/>
         </w:rPr>
-        <w:t xml:space="preserve">The sorcerer-princes.</w:t>
-      </w:r>
-      <w:r>
-        <w:t xml:space="preserve"> </w:t>
-      </w:r>
-      <w:r>
-        <w:t xml:space="preserve">Rulers who bought their thrones with sorcery and keep them with fear.</w:t>
+        <w:t xml:space="preserve">The Burning Sands.</w:t>
+      </w:r>
+      <w:r>
+        <w:t xml:space="preserve"> </w:t>
+      </w:r>
+      <w:r>
+        <w:t xml:space="preserve">Nomads, caravan cities and buried temples of the</w:t>
+      </w:r>
+      <w:r>
+        <w:t xml:space="preserve"> </w:t>
+      </w:r>
+      <w:r>
+        <w:rPr>
+          <w:bCs/>
+          <w:b/>
+        </w:rPr>
+        <w:t xml:space="preserve">serpent kings</w:t>
+      </w:r>
+      <w:r>
+        <w:t xml:space="preserve"> </w:t>
+      </w:r>
+      <w:r>
+        <w:t xml:space="preserve">who ruled before humans.</w:t>
       </w:r>
     </w:p>
     <w:p>
@@ -13041,13 +13054,13 @@
           <w:bCs/>
           <w:b/>
         </w:rPr>
-        <w:t xml:space="preserve">The merchant princes.</w:t>
-      </w:r>
-      <w:r>
-        <w:t xml:space="preserve"> </w:t>
-      </w:r>
-      <w:r>
-        <w:t xml:space="preserve">Gold rules the Gilded Cities more than any king.</w:t>
+        <w:t xml:space="preserve">The Shattered Isles.</w:t>
+      </w:r>
+      <w:r>
+        <w:t xml:space="preserve"> </w:t>
+      </w:r>
+      <w:r>
+        <w:t xml:space="preserve">Corsair havens, sea-witches and sunken ruins; the Islanders’ free captains answer to no one.</w:t>
       </w:r>
     </w:p>
     <w:p>
@@ -13063,13 +13076,13 @@
           <w:bCs/>
           <w:b/>
         </w:rPr>
-        <w:t xml:space="preserve">The Cult of the Burning God.</w:t>
-      </w:r>
-      <w:r>
-        <w:t xml:space="preserve"> </w:t>
-      </w:r>
-      <w:r>
-        <w:t xml:space="preserve">Zealots who burn sorcerers, and sometimes their neighbors.</w:t>
+        <w:t xml:space="preserve">The Deeps.</w:t>
+      </w:r>
+      <w:r>
+        <w:t xml:space="preserve"> </w:t>
+      </w:r>
+      <w:r>
+        <w:t xml:space="preserve">Deepkin cities beneath the mountains, and below them, older things that dream.</w:t>
       </w:r>
     </w:p>
     <w:p>
@@ -13085,20 +13098,139 @@
           <w:bCs/>
           <w:b/>
         </w:rPr>
-        <w:t xml:space="preserve">The Iron Company and its rivals.</w:t>
-      </w:r>
-      <w:r>
-        <w:t xml:space="preserve"> </w:t>
-      </w:r>
-      <w:r>
-        <w:t xml:space="preserve">Mercenary companies who decide most wars, for a price.</w:t>
+        <w:t xml:space="preserve">The Ashlands.</w:t>
+      </w:r>
+      <w:r>
+        <w:t xml:space="preserve"> </w:t>
+      </w:r>
+      <w:r>
+        <w:t xml:space="preserve">The empire’s blasted center, where the Crown broke. Nothing grows; shards and madmen are found there.</w:t>
+      </w:r>
+    </w:p>
+    <w:bookmarkStart w:id="73" w:name="powers"/>
+    <w:p>
+      <w:pPr>
+        <w:pStyle w:val="Heading2"/>
+      </w:pPr>
+      <w:r>
+        <w:t xml:space="preserve">Powers</w:t>
       </w:r>
     </w:p>
     <w:p>
       <w:pPr>
         <w:numPr>
           <w:ilvl w:val="0"/>
-          <w:numId w:val="1014"/>
+          <w:numId w:val="1015"/>
+        </w:numPr>
+        <w:pStyle w:val="Compact"/>
+      </w:pPr>
+      <w:r>
+        <w:rPr>
+          <w:bCs/>
+          <w:b/>
+        </w:rPr>
+        <w:t xml:space="preserve">The Crown shards.</w:t>
+      </w:r>
+      <w:r>
+        <w:t xml:space="preserve"> </w:t>
+      </w:r>
+      <w:r>
+        <w:t xml:space="preserve">Nine in all; four are held by known rulers, three are lost, and two are rumors. Each grants one great power and whispers to its bearer.</w:t>
+      </w:r>
+    </w:p>
+    <w:p>
+      <w:pPr>
+        <w:numPr>
+          <w:ilvl w:val="0"/>
+          <w:numId w:val="1015"/>
+        </w:numPr>
+        <w:pStyle w:val="Compact"/>
+      </w:pPr>
+      <w:r>
+        <w:rPr>
+          <w:bCs/>
+          <w:b/>
+        </w:rPr>
+        <w:t xml:space="preserve">The sorcerer-princes.</w:t>
+      </w:r>
+      <w:r>
+        <w:t xml:space="preserve"> </w:t>
+      </w:r>
+      <w:r>
+        <w:t xml:space="preserve">Rulers who bought their thrones with sorcery and keep them with fear.</w:t>
+      </w:r>
+    </w:p>
+    <w:p>
+      <w:pPr>
+        <w:numPr>
+          <w:ilvl w:val="0"/>
+          <w:numId w:val="1015"/>
+        </w:numPr>
+        <w:pStyle w:val="Compact"/>
+      </w:pPr>
+      <w:r>
+        <w:rPr>
+          <w:bCs/>
+          <w:b/>
+        </w:rPr>
+        <w:t xml:space="preserve">The merchant princes.</w:t>
+      </w:r>
+      <w:r>
+        <w:t xml:space="preserve"> </w:t>
+      </w:r>
+      <w:r>
+        <w:t xml:space="preserve">Gold rules the Gilded Cities more than any king.</w:t>
+      </w:r>
+    </w:p>
+    <w:p>
+      <w:pPr>
+        <w:numPr>
+          <w:ilvl w:val="0"/>
+          <w:numId w:val="1015"/>
+        </w:numPr>
+        <w:pStyle w:val="Compact"/>
+      </w:pPr>
+      <w:r>
+        <w:rPr>
+          <w:bCs/>
+          <w:b/>
+        </w:rPr>
+        <w:t xml:space="preserve">The Cult of the Burning God.</w:t>
+      </w:r>
+      <w:r>
+        <w:t xml:space="preserve"> </w:t>
+      </w:r>
+      <w:r>
+        <w:t xml:space="preserve">Zealots who burn sorcerers, and sometimes their neighbors.</w:t>
+      </w:r>
+    </w:p>
+    <w:p>
+      <w:pPr>
+        <w:numPr>
+          <w:ilvl w:val="0"/>
+          <w:numId w:val="1015"/>
+        </w:numPr>
+        <w:pStyle w:val="Compact"/>
+      </w:pPr>
+      <w:r>
+        <w:rPr>
+          <w:bCs/>
+          <w:b/>
+        </w:rPr>
+        <w:t xml:space="preserve">The Iron Company and its rivals.</w:t>
+      </w:r>
+      <w:r>
+        <w:t xml:space="preserve"> </w:t>
+      </w:r>
+      <w:r>
+        <w:t xml:space="preserve">Mercenary companies who decide most wars, for a price.</w:t>
+      </w:r>
+    </w:p>
+    <w:p>
+      <w:pPr>
+        <w:numPr>
+          <w:ilvl w:val="0"/>
+          <w:numId w:val="1015"/>
         </w:numPr>
         <w:pStyle w:val="Compact"/>
       </w:pPr>
@@ -14545,7 +14677,7 @@
       <w:pPr>
         <w:numPr>
           <w:ilvl w:val="0"/>
-          <w:numId w:val="1015"/>
+          <w:numId w:val="1016"/>
         </w:numPr>
         <w:pStyle w:val="Compact"/>
       </w:pPr>
@@ -14577,154 +14709,6 @@
       </w:r>
       <w:r>
         <w:t xml:space="preserve">12.</w:t>
-      </w:r>
-    </w:p>
-    <w:p>
-      <w:pPr>
-        <w:numPr>
-          <w:ilvl w:val="0"/>
-          <w:numId w:val="1015"/>
-        </w:numPr>
-        <w:pStyle w:val="Compact"/>
-      </w:pPr>
-      <w:r>
-        <w:rPr>
-          <w:bCs/>
-          <w:b/>
-        </w:rPr>
-        <w:t xml:space="preserve">Skills:</w:t>
-      </w:r>
-      <w:r>
-        <w:t xml:space="preserve"> </w:t>
-      </w:r>
-      <w:r>
-        <w:t xml:space="preserve">Thievery 18 (Expert). Trained: Stealth 14, Deception 13, Persuasion 13, Athletics 12, Craft 12, Investigation 12, Melee 12, Read People 10.</w:t>
-      </w:r>
-    </w:p>
-    <w:p>
-      <w:pPr>
-        <w:numPr>
-          <w:ilvl w:val="0"/>
-          <w:numId w:val="1015"/>
-        </w:numPr>
-        <w:pStyle w:val="Compact"/>
-      </w:pPr>
-      <w:r>
-        <w:rPr>
-          <w:bCs/>
-          <w:b/>
-        </w:rPr>
-        <w:t xml:space="preserve">Edges:</w:t>
-      </w:r>
-      <w:r>
-        <w:t xml:space="preserve"> </w:t>
-      </w:r>
-      <w:r>
-        <w:t xml:space="preserve">+1 attribute point, Extra Trained skill, A friend; a friend: Old Marrow, a fence in the Gilded Cities who buys anything and asks nothing.</w:t>
-      </w:r>
-    </w:p>
-    <w:p>
-      <w:pPr>
-        <w:numPr>
-          <w:ilvl w:val="0"/>
-          <w:numId w:val="1015"/>
-        </w:numPr>
-        <w:pStyle w:val="Compact"/>
-      </w:pPr>
-      <w:r>
-        <w:rPr>
-          <w:bCs/>
-          <w:b/>
-        </w:rPr>
-        <w:t xml:space="preserve">Advantage:</w:t>
-      </w:r>
-      <w:r>
-        <w:t xml:space="preserve"> </w:t>
-      </w:r>
-      <w:r>
-        <w:t xml:space="preserve">Lockbreaker.</w:t>
-      </w:r>
-      <w:r>
-        <w:t xml:space="preserve"> </w:t>
-      </w:r>
-      <w:r>
-        <w:rPr>
-          <w:bCs/>
-          <w:b/>
-        </w:rPr>
-        <w:t xml:space="preserve">Complication:</w:t>
-      </w:r>
-      <w:r>
-        <w:t xml:space="preserve"> </w:t>
-      </w:r>
-      <w:r>
-        <w:t xml:space="preserve">Keeper of a Secret; trigger: a powerful figure asks what you know.</w:t>
-      </w:r>
-    </w:p>
-    <w:p>
-      <w:pPr>
-        <w:numPr>
-          <w:ilvl w:val="0"/>
-          <w:numId w:val="1015"/>
-        </w:numPr>
-        <w:pStyle w:val="Compact"/>
-      </w:pPr>
-      <w:r>
-        <w:rPr>
-          <w:bCs/>
-          <w:b/>
-        </w:rPr>
-        <w:t xml:space="preserve">What drives me:</w:t>
-      </w:r>
-      <w:r>
-        <w:t xml:space="preserve"> </w:t>
-      </w:r>
-      <w:r>
-        <w:t xml:space="preserve">Gold, and plenty of it. Everything else follows.</w:t>
-      </w:r>
-      <w:r>
-        <w:t xml:space="preserve"> </w:t>
-      </w:r>
-      <w:r>
-        <w:rPr>
-          <w:bCs/>
-          <w:b/>
-        </w:rPr>
-        <w:t xml:space="preserve">Connection:</w:t>
-      </w:r>
-      <w:r>
-        <w:t xml:space="preserve"> </w:t>
-      </w:r>
-      <w:r>
-        <w:t xml:space="preserve">Cinder was paid to kill her and didn’t. Neither of them has said why.</w:t>
-      </w:r>
-    </w:p>
-    <w:bookmarkEnd w:id="76"/>
-    <w:bookmarkStart w:id="77" w:name="ithrann"/>
-    <w:p>
-      <w:pPr>
-        <w:pStyle w:val="Heading2"/>
-      </w:pPr>
-      <w:r>
-        <w:t xml:space="preserve">Ithrann</w:t>
-      </w:r>
-    </w:p>
-    <w:p>
-      <w:pPr>
-        <w:pStyle w:val="FirstParagraph"/>
-      </w:pPr>
-      <w:r>
-        <w:rPr>
-          <w:iCs/>
-          <w:i/>
-        </w:rPr>
-        <w:t xml:space="preserve">Last scholar of Ssa’keth, Sorcerer. Serpent-kin (tier 2).</w:t>
-      </w:r>
-      <w:r>
-        <w:t xml:space="preserve"> </w:t>
-      </w:r>
-      <w:r>
-        <w:t xml:space="preserve">Keeper of a drowned serpent temple’s memory, searching the human kingdoms for its lost library.</w:t>
       </w:r>
     </w:p>
     <w:p>
@@ -14740,29 +14724,13 @@
           <w:bCs/>
           <w:b/>
         </w:rPr>
-        <w:t xml:space="preserve">Attributes:</w:t>
-      </w:r>
-      <w:r>
-        <w:t xml:space="preserve"> </w:t>
-      </w:r>
-      <w:r>
-        <w:t xml:space="preserve">Body 9, Agility 12, Intellect 13, Presence 9, Will 13.</w:t>
-      </w:r>
-      <w:r>
-        <w:t xml:space="preserve"> </w:t>
-      </w:r>
-      <w:r>
-        <w:rPr>
-          <w:bCs/>
-          <w:b/>
-        </w:rPr>
-        <w:t xml:space="preserve">Dodge</w:t>
-      </w:r>
-      <w:r>
-        <w:t xml:space="preserve"> </w:t>
-      </w:r>
-      <w:r>
-        <w:t xml:space="preserve">11.</w:t>
+        <w:t xml:space="preserve">Skills:</w:t>
+      </w:r>
+      <w:r>
+        <w:t xml:space="preserve"> </w:t>
+      </w:r>
+      <w:r>
+        <w:t xml:space="preserve">Thievery 18 (Expert). Trained: Stealth 14, Deception 13, Persuasion 13, Athletics 12, Craft 12, Investigation 12, Melee 12, Read People 10.</w:t>
       </w:r>
     </w:p>
     <w:p>
@@ -14778,13 +14746,13 @@
           <w:bCs/>
           <w:b/>
         </w:rPr>
-        <w:t xml:space="preserve">Skills:</w:t>
-      </w:r>
-      <w:r>
-        <w:t xml:space="preserve"> </w:t>
-      </w:r>
-      <w:r>
-        <w:t xml:space="preserve">Sorcery 16 (Specialty). Trained: Healing 14, Investigation 14, Lore 14, Read People 14, Survival 14, Stealth 13, Athletics 10, Deception 10, Persuasion 10.</w:t>
+        <w:t xml:space="preserve">Edges:</w:t>
+      </w:r>
+      <w:r>
+        <w:t xml:space="preserve"> </w:t>
+      </w:r>
+      <w:r>
+        <w:t xml:space="preserve">+1 attribute point, Extra Trained skill, A friend; a friend: Old Marrow, a fence in the Gilded Cities who buys anything and asks nothing.</w:t>
       </w:r>
     </w:p>
     <w:p>
@@ -14800,13 +14768,29 @@
           <w:bCs/>
           <w:b/>
         </w:rPr>
-        <w:t xml:space="preserve">Edges:</w:t>
-      </w:r>
-      <w:r>
-        <w:t xml:space="preserve"> </w:t>
-      </w:r>
-      <w:r>
-        <w:t xml:space="preserve">+1 attribute point.</w:t>
+        <w:t xml:space="preserve">Advantage:</w:t>
+      </w:r>
+      <w:r>
+        <w:t xml:space="preserve"> </w:t>
+      </w:r>
+      <w:r>
+        <w:t xml:space="preserve">Lockbreaker.</w:t>
+      </w:r>
+      <w:r>
+        <w:t xml:space="preserve"> </w:t>
+      </w:r>
+      <w:r>
+        <w:rPr>
+          <w:bCs/>
+          <w:b/>
+        </w:rPr>
+        <w:t xml:space="preserve">Complication:</w:t>
+      </w:r>
+      <w:r>
+        <w:t xml:space="preserve"> </w:t>
+      </w:r>
+      <w:r>
+        <w:t xml:space="preserve">Keeper of a Secret; trigger: a powerful figure asks what you know.</w:t>
       </w:r>
     </w:p>
     <w:p>
@@ -14822,13 +14806,13 @@
           <w:bCs/>
           <w:b/>
         </w:rPr>
-        <w:t xml:space="preserve">Advantage:</w:t>
-      </w:r>
-      <w:r>
-        <w:t xml:space="preserve"> </w:t>
-      </w:r>
-      <w:r>
-        <w:t xml:space="preserve">Venom (ancestry; companion: Hated Blood).</w:t>
+        <w:t xml:space="preserve">What drives me:</w:t>
+      </w:r>
+      <w:r>
+        <w:t xml:space="preserve"> </w:t>
+      </w:r>
+      <w:r>
+        <w:t xml:space="preserve">Gold, and plenty of it. Everything else follows.</w:t>
       </w:r>
       <w:r>
         <w:t xml:space="preserve"> </w:t>
@@ -14838,61 +14822,23 @@
           <w:bCs/>
           <w:b/>
         </w:rPr>
-        <w:t xml:space="preserve">Complication:</w:t>
-      </w:r>
-      <w:r>
-        <w:t xml:space="preserve"> </w:t>
-      </w:r>
-      <w:r>
-        <w:t xml:space="preserve">Outcast; trigger: someone recognizes your exile mark.</w:t>
-      </w:r>
-    </w:p>
-    <w:p>
-      <w:pPr>
-        <w:numPr>
-          <w:ilvl w:val="0"/>
-          <w:numId w:val="1016"/>
-        </w:numPr>
-        <w:pStyle w:val="Compact"/>
-      </w:pPr>
-      <w:r>
-        <w:rPr>
-          <w:bCs/>
-          <w:b/>
-        </w:rPr>
-        <w:t xml:space="preserve">What drives me:</w:t>
-      </w:r>
-      <w:r>
-        <w:t xml:space="preserve"> </w:t>
-      </w:r>
-      <w:r>
-        <w:t xml:space="preserve">The old empire’s secrets are out there. I will read them.</w:t>
-      </w:r>
-      <w:r>
-        <w:t xml:space="preserve"> </w:t>
-      </w:r>
-      <w:r>
-        <w:rPr>
-          <w:bCs/>
-          <w:b/>
-        </w:rPr>
         <w:t xml:space="preserve">Connection:</w:t>
       </w:r>
       <w:r>
         <w:t xml:space="preserve"> </w:t>
       </w:r>
       <w:r>
-        <w:t xml:space="preserve">Oren Sael shelters Ithrann at his shrine when no inn will take a serpent-kin.</w:t>
-      </w:r>
-    </w:p>
-    <w:bookmarkEnd w:id="77"/>
-    <w:bookmarkStart w:id="78" w:name="nyx"/>
+        <w:t xml:space="preserve">Cinder was paid to kill her and didn’t. Neither of them has said why.</w:t>
+      </w:r>
+    </w:p>
+    <w:bookmarkEnd w:id="76"/>
+    <w:bookmarkStart w:id="77" w:name="ithrann"/>
     <w:p>
       <w:pPr>
         <w:pStyle w:val="Heading2"/>
       </w:pPr>
       <w:r>
-        <w:t xml:space="preserve">Nyx</w:t>
+        <w:t xml:space="preserve">Ithrann</w:t>
       </w:r>
     </w:p>
     <w:p>
@@ -14904,13 +14850,13 @@
           <w:iCs/>
           <w:i/>
         </w:rPr>
-        <w:t xml:space="preserve">Hedge-witch, Witch. Witch-blooded (tier 1).</w:t>
-      </w:r>
-      <w:r>
-        <w:t xml:space="preserve"> </w:t>
-      </w:r>
-      <w:r>
-        <w:t xml:space="preserve">Run out of her village with stones and torches; sells cures and curses to whoever pays.</w:t>
+        <w:t xml:space="preserve">Last scholar of Ssa’keth, Sorcerer. Serpent-kin (tier 2).</w:t>
+      </w:r>
+      <w:r>
+        <w:t xml:space="preserve"> </w:t>
+      </w:r>
+      <w:r>
+        <w:t xml:space="preserve">Keeper of a drowned serpent temple’s memory, searching the human kingdoms for its lost library.</w:t>
       </w:r>
     </w:p>
     <w:p>
@@ -14932,7 +14878,7 @@
         <w:t xml:space="preserve"> </w:t>
       </w:r>
       <w:r>
-        <w:t xml:space="preserve">Body 9, Agility 11, Intellect 11, Presence 11, Will 13.</w:t>
+        <w:t xml:space="preserve">Body 9, Agility 12, Intellect 13, Presence 9, Will 13.</w:t>
       </w:r>
       <w:r>
         <w:t xml:space="preserve"> </w:t>
@@ -14948,7 +14894,7 @@
         <w:t xml:space="preserve"> </w:t>
       </w:r>
       <w:r>
-        <w:t xml:space="preserve">10.</w:t>
+        <w:t xml:space="preserve">11.</w:t>
       </w:r>
     </w:p>
     <w:p>
@@ -14970,7 +14916,7 @@
         <w:t xml:space="preserve"> </w:t>
       </w:r>
       <w:r>
-        <w:t xml:space="preserve">Sorcery 16 (Specialty). Trained: Read People 14, Survival 14, Craft 12, Deception 12, Healing 12, Lore 12, Persuasion 12, Stealth 12, Tracking 12, Athletics 10.</w:t>
+        <w:t xml:space="preserve">Sorcery 16 (Specialty). Trained: Healing 14, Investigation 14, Lore 14, Read People 14, Survival 14, Stealth 13, Athletics 10, Deception 10, Persuasion 10.</w:t>
       </w:r>
     </w:p>
     <w:p>
@@ -14992,7 +14938,7 @@
         <w:t xml:space="preserve"> </w:t>
       </w:r>
       <w:r>
-        <w:t xml:space="preserve">Extra Trained skill, Extra Fortune.</w:t>
+        <w:t xml:space="preserve">+1 attribute point.</w:t>
       </w:r>
     </w:p>
     <w:p>
@@ -15014,7 +14960,7 @@
         <w:t xml:space="preserve"> </w:t>
       </w:r>
       <w:r>
-        <w:t xml:space="preserve">Herb-Wise.</w:t>
+        <w:t xml:space="preserve">Venom (ancestry; companion: Hated Blood).</w:t>
       </w:r>
       <w:r>
         <w:t xml:space="preserve"> </w:t>
@@ -15030,7 +14976,7 @@
         <w:t xml:space="preserve"> </w:t>
       </w:r>
       <w:r>
-        <w:t xml:space="preserve">Debt to a Sorcerer; trigger: a raven arrives with a sealed message.</w:t>
+        <w:t xml:space="preserve">Outcast; trigger: someone recognizes your exile mark.</w:t>
       </w:r>
     </w:p>
     <w:p>
@@ -15052,7 +14998,7 @@
         <w:t xml:space="preserve"> </w:t>
       </w:r>
       <w:r>
-        <w:t xml:space="preserve">Every day alive is a victory. I mean to have more of them.</w:t>
+        <w:t xml:space="preserve">The old empire’s secrets are out there. I will read them.</w:t>
       </w:r>
       <w:r>
         <w:t xml:space="preserve"> </w:t>
@@ -15068,17 +15014,17 @@
         <w:t xml:space="preserve"> </w:t>
       </w:r>
       <w:r>
-        <w:t xml:space="preserve">Gorrum carried her out of the burning village. He says he was just passing.</w:t>
-      </w:r>
-    </w:p>
-    <w:bookmarkEnd w:id="78"/>
-    <w:bookmarkStart w:id="79" w:name="gorrum-ironjaw"/>
+        <w:t xml:space="preserve">Oren Sael shelters Ithrann at his shrine when no inn will take a serpent-kin.</w:t>
+      </w:r>
+    </w:p>
+    <w:bookmarkEnd w:id="77"/>
+    <w:bookmarkStart w:id="78" w:name="nyx"/>
     <w:p>
       <w:pPr>
         <w:pStyle w:val="Heading2"/>
       </w:pPr>
       <w:r>
-        <w:t xml:space="preserve">Gorrum Ironjaw</w:t>
+        <w:t xml:space="preserve">Nyx</w:t>
       </w:r>
     </w:p>
     <w:p>
@@ -15090,13 +15036,13 @@
           <w:iCs/>
           <w:i/>
         </w:rPr>
-        <w:t xml:space="preserve">Sergeant of the Iron Company, Sellsword. Giant-blooded (tier 2).</w:t>
-      </w:r>
-      <w:r>
-        <w:t xml:space="preserve"> </w:t>
-      </w:r>
-      <w:r>
-        <w:t xml:space="preserve">Twenty years with the Iron Company, a wheel-lock pistol he calls Thunder, and a soft spot for strays.</w:t>
+        <w:t xml:space="preserve">Hedge-witch, Witch. Witch-blooded (tier 1).</w:t>
+      </w:r>
+      <w:r>
+        <w:t xml:space="preserve"> </w:t>
+      </w:r>
+      <w:r>
+        <w:t xml:space="preserve">Run out of her village with stones and torches; sells cures and curses to whoever pays.</w:t>
       </w:r>
     </w:p>
     <w:p>
@@ -15118,7 +15064,7 @@
         <w:t xml:space="preserve"> </w:t>
       </w:r>
       <w:r>
-        <w:t xml:space="preserve">Body 15, Agility 10, Intellect 9, Presence 10, Will 11.</w:t>
+        <w:t xml:space="preserve">Body 9, Agility 11, Intellect 11, Presence 11, Will 13.</w:t>
       </w:r>
       <w:r>
         <w:t xml:space="preserve"> </w:t>
@@ -15134,7 +15080,7 @@
         <w:t xml:space="preserve"> </w:t>
       </w:r>
       <w:r>
-        <w:t xml:space="preserve">9.</w:t>
+        <w:t xml:space="preserve">10.</w:t>
       </w:r>
     </w:p>
     <w:p>
@@ -15156,7 +15102,7 @@
         <w:t xml:space="preserve"> </w:t>
       </w:r>
       <w:r>
-        <w:t xml:space="preserve">Melee 18 (Specialty). Trained: Athletics 16, Brawling 16, Read People 12, Survival 12, Leadership 11, Marksmanship 11, Persuasion 11, Riding 11, Healing 10.</w:t>
+        <w:t xml:space="preserve">Sorcery 16 (Specialty). Trained: Read People 14, Survival 14, Craft 12, Deception 12, Healing 12, Lore 12, Persuasion 12, Stealth 12, Tracking 12, Athletics 10.</w:t>
       </w:r>
     </w:p>
     <w:p>
@@ -15178,7 +15124,7 @@
         <w:t xml:space="preserve"> </w:t>
       </w:r>
       <w:r>
-        <w:t xml:space="preserve">Second advantage; second advantage: Shield-Wall.</w:t>
+        <w:t xml:space="preserve">Extra Trained skill, Extra Fortune.</w:t>
       </w:r>
     </w:p>
     <w:p>
@@ -15200,7 +15146,7 @@
         <w:t xml:space="preserve"> </w:t>
       </w:r>
       <w:r>
-        <w:t xml:space="preserve">Battle-Hardened.</w:t>
+        <w:t xml:space="preserve">Herb-Wise.</w:t>
       </w:r>
       <w:r>
         <w:t xml:space="preserve"> </w:t>
@@ -15216,7 +15162,7 @@
         <w:t xml:space="preserve"> </w:t>
       </w:r>
       <w:r>
-        <w:t xml:space="preserve">Old Rival; trigger: your rival arrives first.</w:t>
+        <w:t xml:space="preserve">Debt to a Sorcerer; trigger: a raven arrives with a sealed message.</w:t>
       </w:r>
     </w:p>
     <w:p>
@@ -15238,7 +15184,7 @@
         <w:t xml:space="preserve"> </w:t>
       </w:r>
       <w:r>
-        <w:t xml:space="preserve">I did terrible things. I mean to balance the scales.</w:t>
+        <w:t xml:space="preserve">Every day alive is a victory. I mean to have more of them.</w:t>
       </w:r>
       <w:r>
         <w:t xml:space="preserve"> </w:t>
@@ -15254,17 +15200,17 @@
         <w:t xml:space="preserve"> </w:t>
       </w:r>
       <w:r>
-        <w:t xml:space="preserve">Nyx is the stray he carried out of the fire. He’d die before he’d say he cares.</w:t>
-      </w:r>
-    </w:p>
-    <w:bookmarkEnd w:id="79"/>
-    <w:bookmarkStart w:id="80" w:name="mira-saltwind"/>
+        <w:t xml:space="preserve">Gorrum carried her out of the burning village. He says he was just passing.</w:t>
+      </w:r>
+    </w:p>
+    <w:bookmarkEnd w:id="78"/>
+    <w:bookmarkStart w:id="79" w:name="gorrum-ironjaw"/>
     <w:p>
       <w:pPr>
         <w:pStyle w:val="Heading2"/>
       </w:pPr>
       <w:r>
-        <w:t xml:space="preserve">Mira Saltwind</w:t>
+        <w:t xml:space="preserve">Gorrum Ironjaw</w:t>
       </w:r>
     </w:p>
     <w:p>
@@ -15276,13 +15222,13 @@
           <w:iCs/>
           <w:i/>
         </w:rPr>
-        <w:t xml:space="preserve">Free captain, without a ship, Corsair. Islander (tier 0); Master.</w:t>
-      </w:r>
-      <w:r>
-        <w:t xml:space="preserve"> </w:t>
-      </w:r>
-      <w:r>
-        <w:t xml:space="preserve">Captain of the Kestrel until a sea-witch sank her. She kept her mother’s arquebus and her crew’s debts.</w:t>
+        <w:t xml:space="preserve">Sergeant of the Iron Company, Sellsword. Giant-blooded (tier 2).</w:t>
+      </w:r>
+      <w:r>
+        <w:t xml:space="preserve"> </w:t>
+      </w:r>
+      <w:r>
+        <w:t xml:space="preserve">Twenty years with the Iron Company, a wheel-lock pistol he calls Thunder, and a soft spot for strays.</w:t>
       </w:r>
     </w:p>
     <w:p>
@@ -15304,7 +15250,7 @@
         <w:t xml:space="preserve"> </w:t>
       </w:r>
       <w:r>
-        <w:t xml:space="preserve">Body 11, Agility 13, Intellect 10, Presence 11, Will 11.</w:t>
+        <w:t xml:space="preserve">Body 15, Agility 10, Intellect 9, Presence 10, Will 11.</w:t>
       </w:r>
       <w:r>
         <w:t xml:space="preserve"> </w:t>
@@ -15320,7 +15266,7 @@
         <w:t xml:space="preserve"> </w:t>
       </w:r>
       <w:r>
-        <w:t xml:space="preserve">12.</w:t>
+        <w:t xml:space="preserve">9.</w:t>
       </w:r>
     </w:p>
     <w:p>
@@ -15342,7 +15288,7 @@
         <w:t xml:space="preserve"> </w:t>
       </w:r>
       <w:r>
-        <w:t xml:space="preserve">Sailing 18 (Expert). Trained: Marksmanship 14, Stealth 14, Athletics 12, Brawling 12, Melee 12, Persuasion 12, Read People 12, Survival 12.</w:t>
+        <w:t xml:space="preserve">Melee 18 (Specialty). Trained: Athletics 16, Brawling 16, Read People 12, Survival 12, Leadership 11, Marksmanship 11, Persuasion 11, Riding 11, Healing 10.</w:t>
       </w:r>
     </w:p>
     <w:p>
@@ -15364,7 +15310,7 @@
         <w:t xml:space="preserve"> </w:t>
       </w:r>
       <w:r>
-        <w:t xml:space="preserve">+1 attribute point, Extra Trained skill, A fine weapon or tool; a fine tool: her mother’s arquebus, Widowmaker (+2 Marksmanship).</w:t>
+        <w:t xml:space="preserve">Second advantage; second advantage: Shield-Wall.</w:t>
       </w:r>
     </w:p>
     <w:p>
@@ -15386,7 +15332,7 @@
         <w:t xml:space="preserve"> </w:t>
       </w:r>
       <w:r>
-        <w:t xml:space="preserve">Sea Legs.</w:t>
+        <w:t xml:space="preserve">Battle-Hardened.</w:t>
       </w:r>
       <w:r>
         <w:t xml:space="preserve"> </w:t>
@@ -15402,7 +15348,7 @@
         <w:t xml:space="preserve"> </w:t>
       </w:r>
       <w:r>
-        <w:t xml:space="preserve">Sworn Vengeance; trigger: news of where your enemy is.</w:t>
+        <w:t xml:space="preserve">Old Rival; trigger: your rival arrives first.</w:t>
       </w:r>
     </w:p>
     <w:p>
@@ -15424,7 +15370,7 @@
         <w:t xml:space="preserve"> </w:t>
       </w:r>
       <w:r>
-        <w:t xml:space="preserve">Someone took everything from me. I mean to take it back, in blood.</w:t>
+        <w:t xml:space="preserve">I did terrible things. I mean to balance the scales.</w:t>
       </w:r>
       <w:r>
         <w:t xml:space="preserve"> </w:t>
@@ -15440,17 +15386,17 @@
         <w:t xml:space="preserve"> </w:t>
       </w:r>
       <w:r>
-        <w:t xml:space="preserve">Kara of the Long Winter owes her a life, and Mira means to collect.</w:t>
-      </w:r>
-    </w:p>
-    <w:bookmarkEnd w:id="80"/>
-    <w:bookmarkStart w:id="81" w:name="cinder"/>
+        <w:t xml:space="preserve">Nyx is the stray he carried out of the fire. He’d die before he’d say he cares.</w:t>
+      </w:r>
+    </w:p>
+    <w:bookmarkEnd w:id="79"/>
+    <w:bookmarkStart w:id="80" w:name="mira-saltwind"/>
     <w:p>
       <w:pPr>
         <w:pStyle w:val="Heading2"/>
       </w:pPr>
       <w:r>
-        <w:t xml:space="preserve">Cinder</w:t>
+        <w:t xml:space="preserve">Mira Saltwind</w:t>
       </w:r>
     </w:p>
     <w:p>
@@ -15462,13 +15408,13 @@
           <w:iCs/>
           <w:i/>
         </w:rPr>
-        <w:t xml:space="preserve">Former blade of the Ash Guild, Assassin. Ashborn (tier 1).</w:t>
-      </w:r>
-      <w:r>
-        <w:t xml:space="preserve"> </w:t>
-      </w:r>
-      <w:r>
-        <w:t xml:space="preserve">Made by the Ash Guild into its best knife; ran the night they ordered a child’s death.</w:t>
+        <w:t xml:space="preserve">Free captain, without a ship, Corsair. Islander (tier 0); Master.</w:t>
+      </w:r>
+      <w:r>
+        <w:t xml:space="preserve"> </w:t>
+      </w:r>
+      <w:r>
+        <w:t xml:space="preserve">Captain of the Kestrel until a sea-witch sank her. She kept her mother’s arquebus and her crew’s debts.</w:t>
       </w:r>
     </w:p>
     <w:p>
@@ -15490,7 +15436,7 @@
         <w:t xml:space="preserve"> </w:t>
       </w:r>
       <w:r>
-        <w:t xml:space="preserve">Body 12, Agility 13, Intellect 11, Presence 9, Will 11.</w:t>
+        <w:t xml:space="preserve">Body 11, Agility 13, Intellect 10, Presence 11, Will 11.</w:t>
       </w:r>
       <w:r>
         <w:t xml:space="preserve"> </w:t>
@@ -15528,7 +15474,7 @@
         <w:t xml:space="preserve"> </w:t>
       </w:r>
       <w:r>
-        <w:t xml:space="preserve">Stealth 16 (Specialty). Trained: Marksmanship 14, Thievery 14, Athletics 13, Brawling 13, Melee 13, Craft 12, Investigation 12, Read People 12, Survival 12, Deception 10.</w:t>
+        <w:t xml:space="preserve">Sailing 18 (Expert). Trained: Marksmanship 14, Stealth 14, Athletics 12, Brawling 12, Melee 12, Persuasion 12, Read People 12, Survival 12.</w:t>
       </w:r>
     </w:p>
     <w:p>
@@ -15550,7 +15496,7 @@
         <w:t xml:space="preserve"> </w:t>
       </w:r>
       <w:r>
-        <w:t xml:space="preserve">+1 attribute point, Extra Trained skill.</w:t>
+        <w:t xml:space="preserve">+1 attribute point, Extra Trained skill, A fine weapon or tool; a fine tool: her mother’s arquebus, Widowmaker (+2 Marksmanship).</w:t>
       </w:r>
     </w:p>
     <w:p>
@@ -15572,7 +15518,7 @@
         <w:t xml:space="preserve"> </w:t>
       </w:r>
       <w:r>
-        <w:t xml:space="preserve">Shadow-Walker.</w:t>
+        <w:t xml:space="preserve">Sea Legs.</w:t>
       </w:r>
       <w:r>
         <w:t xml:space="preserve"> </w:t>
@@ -15588,7 +15534,7 @@
         <w:t xml:space="preserve"> </w:t>
       </w:r>
       <w:r>
-        <w:t xml:space="preserve">Wanted; trigger: a bounty hunter takes the next room.</w:t>
+        <w:t xml:space="preserve">Sworn Vengeance; trigger: news of where your enemy is.</w:t>
       </w:r>
     </w:p>
     <w:p>
@@ -15610,7 +15556,7 @@
         <w:t xml:space="preserve"> </w:t>
       </w:r>
       <w:r>
-        <w:t xml:space="preserve">No master, no chains, no one to answer to.</w:t>
+        <w:t xml:space="preserve">Someone took everything from me. I mean to take it back, in blood.</w:t>
       </w:r>
       <w:r>
         <w:t xml:space="preserve"> </w:t>
@@ -15626,17 +15572,17 @@
         <w:t xml:space="preserve"> </w:t>
       </w:r>
       <w:r>
-        <w:t xml:space="preserve">Vessa Thorn was their last contract. They let her live and have been running ever since.</w:t>
-      </w:r>
-    </w:p>
-    <w:bookmarkEnd w:id="81"/>
-    <w:bookmarkStart w:id="82" w:name="oren-sael"/>
+        <w:t xml:space="preserve">Kara of the Long Winter owes her a life, and Mira means to collect.</w:t>
+      </w:r>
+    </w:p>
+    <w:bookmarkEnd w:id="80"/>
+    <w:bookmarkStart w:id="81" w:name="cinder"/>
     <w:p>
       <w:pPr>
         <w:pStyle w:val="Heading2"/>
       </w:pPr>
       <w:r>
-        <w:t xml:space="preserve">Oren Sael</w:t>
+        <w:t xml:space="preserve">Cinder</w:t>
       </w:r>
     </w:p>
     <w:p>
@@ -15648,13 +15594,13 @@
           <w:iCs/>
           <w:i/>
         </w:rPr>
-        <w:t xml:space="preserve">Keeper of the Last Shrine, Priest. Sand-born (tier 0).</w:t>
-      </w:r>
-      <w:r>
-        <w:t xml:space="preserve"> </w:t>
-      </w:r>
-      <w:r>
-        <w:t xml:space="preserve">The last priest of Haddu, god of wells, who keeps a shrine no caravan visits and a flame that is going out.</w:t>
+        <w:t xml:space="preserve">Former blade of the Ash Guild, Assassin. Ashborn (tier 1).</w:t>
+      </w:r>
+      <w:r>
+        <w:t xml:space="preserve"> </w:t>
+      </w:r>
+      <w:r>
+        <w:t xml:space="preserve">Made by the Ash Guild into its best knife; ran the night they ordered a child’s death.</w:t>
       </w:r>
     </w:p>
     <w:p>
@@ -15676,7 +15622,7 @@
         <w:t xml:space="preserve"> </w:t>
       </w:r>
       <w:r>
-        <w:t xml:space="preserve">Body 10, Agility 10, Intellect 11, Presence 13, Will 13.</w:t>
+        <w:t xml:space="preserve">Body 12, Agility 13, Intellect 11, Presence 9, Will 11.</w:t>
       </w:r>
       <w:r>
         <w:t xml:space="preserve"> </w:t>
@@ -15692,7 +15638,7 @@
         <w:t xml:space="preserve"> </w:t>
       </w:r>
       <w:r>
-        <w:t xml:space="preserve">9.</w:t>
+        <w:t xml:space="preserve">12.</w:t>
       </w:r>
     </w:p>
     <w:p>
@@ -15714,7 +15660,7 @@
         <w:t xml:space="preserve"> </w:t>
       </w:r>
       <w:r>
-        <w:t xml:space="preserve">Persuasion 16 (Specialty). Trained: Leadership 14, Read People 14, Survival 14, Healing 12, Investigation 12, Lore 12, Athletics 11, Melee 11, Riding 11.</w:t>
+        <w:t xml:space="preserve">Stealth 16 (Specialty). Trained: Marksmanship 14, Thievery 14, Athletics 13, Brawling 13, Melee 13, Craft 12, Investigation 12, Read People 12, Survival 12, Deception 10.</w:t>
       </w:r>
     </w:p>
     <w:p>
@@ -15736,7 +15682,7 @@
         <w:t xml:space="preserve"> </w:t>
       </w:r>
       <w:r>
-        <w:t xml:space="preserve">+1 attribute point ×2, A friend; a friend: Yusra, the last caravan-master who still stops at the shrine.</w:t>
+        <w:t xml:space="preserve">+1 attribute point, Extra Trained skill.</w:t>
       </w:r>
     </w:p>
     <w:p>
@@ -15758,7 +15704,7 @@
         <w:t xml:space="preserve"> </w:t>
       </w:r>
       <w:r>
-        <w:t xml:space="preserve">Iron Will.</w:t>
+        <w:t xml:space="preserve">Shadow-Walker.</w:t>
       </w:r>
       <w:r>
         <w:t xml:space="preserve"> </w:t>
@@ -15774,7 +15720,7 @@
         <w:t xml:space="preserve"> </w:t>
       </w:r>
       <w:r>
-        <w:t xml:space="preserve">Oath-Bound; trigger: keeping the vow means abandoning the plan.</w:t>
+        <w:t xml:space="preserve">Wanted; trigger: a bounty hunter takes the next room.</w:t>
       </w:r>
     </w:p>
     <w:p>
@@ -15782,6 +15728,192 @@
         <w:numPr>
           <w:ilvl w:val="0"/>
           <w:numId w:val="1021"/>
+        </w:numPr>
+        <w:pStyle w:val="Compact"/>
+      </w:pPr>
+      <w:r>
+        <w:rPr>
+          <w:bCs/>
+          <w:b/>
+        </w:rPr>
+        <w:t xml:space="preserve">What drives me:</w:t>
+      </w:r>
+      <w:r>
+        <w:t xml:space="preserve"> </w:t>
+      </w:r>
+      <w:r>
+        <w:t xml:space="preserve">No master, no chains, no one to answer to.</w:t>
+      </w:r>
+      <w:r>
+        <w:t xml:space="preserve"> </w:t>
+      </w:r>
+      <w:r>
+        <w:rPr>
+          <w:bCs/>
+          <w:b/>
+        </w:rPr>
+        <w:t xml:space="preserve">Connection:</w:t>
+      </w:r>
+      <w:r>
+        <w:t xml:space="preserve"> </w:t>
+      </w:r>
+      <w:r>
+        <w:t xml:space="preserve">Vessa Thorn was their last contract. They let her live and have been running ever since.</w:t>
+      </w:r>
+    </w:p>
+    <w:bookmarkEnd w:id="81"/>
+    <w:bookmarkStart w:id="82" w:name="oren-sael"/>
+    <w:p>
+      <w:pPr>
+        <w:pStyle w:val="Heading2"/>
+      </w:pPr>
+      <w:r>
+        <w:t xml:space="preserve">Oren Sael</w:t>
+      </w:r>
+    </w:p>
+    <w:p>
+      <w:pPr>
+        <w:pStyle w:val="FirstParagraph"/>
+      </w:pPr>
+      <w:r>
+        <w:rPr>
+          <w:iCs/>
+          <w:i/>
+        </w:rPr>
+        <w:t xml:space="preserve">Keeper of the Last Shrine, Priest. Sand-born (tier 0).</w:t>
+      </w:r>
+      <w:r>
+        <w:t xml:space="preserve"> </w:t>
+      </w:r>
+      <w:r>
+        <w:t xml:space="preserve">The last priest of Haddu, god of wells, who keeps a shrine no caravan visits and a flame that is going out.</w:t>
+      </w:r>
+    </w:p>
+    <w:p>
+      <w:pPr>
+        <w:numPr>
+          <w:ilvl w:val="0"/>
+          <w:numId w:val="1022"/>
+        </w:numPr>
+        <w:pStyle w:val="Compact"/>
+      </w:pPr>
+      <w:r>
+        <w:rPr>
+          <w:bCs/>
+          <w:b/>
+        </w:rPr>
+        <w:t xml:space="preserve">Attributes:</w:t>
+      </w:r>
+      <w:r>
+        <w:t xml:space="preserve"> </w:t>
+      </w:r>
+      <w:r>
+        <w:t xml:space="preserve">Body 10, Agility 10, Intellect 11, Presence 13, Will 13.</w:t>
+      </w:r>
+      <w:r>
+        <w:t xml:space="preserve"> </w:t>
+      </w:r>
+      <w:r>
+        <w:rPr>
+          <w:bCs/>
+          <w:b/>
+        </w:rPr>
+        <w:t xml:space="preserve">Dodge</w:t>
+      </w:r>
+      <w:r>
+        <w:t xml:space="preserve"> </w:t>
+      </w:r>
+      <w:r>
+        <w:t xml:space="preserve">9.</w:t>
+      </w:r>
+    </w:p>
+    <w:p>
+      <w:pPr>
+        <w:numPr>
+          <w:ilvl w:val="0"/>
+          <w:numId w:val="1022"/>
+        </w:numPr>
+        <w:pStyle w:val="Compact"/>
+      </w:pPr>
+      <w:r>
+        <w:rPr>
+          <w:bCs/>
+          <w:b/>
+        </w:rPr>
+        <w:t xml:space="preserve">Skills:</w:t>
+      </w:r>
+      <w:r>
+        <w:t xml:space="preserve"> </w:t>
+      </w:r>
+      <w:r>
+        <w:t xml:space="preserve">Persuasion 16 (Specialty). Trained: Leadership 14, Read People 14, Survival 14, Healing 12, Investigation 12, Lore 12, Athletics 11, Melee 11, Riding 11.</w:t>
+      </w:r>
+    </w:p>
+    <w:p>
+      <w:pPr>
+        <w:numPr>
+          <w:ilvl w:val="0"/>
+          <w:numId w:val="1022"/>
+        </w:numPr>
+        <w:pStyle w:val="Compact"/>
+      </w:pPr>
+      <w:r>
+        <w:rPr>
+          <w:bCs/>
+          <w:b/>
+        </w:rPr>
+        <w:t xml:space="preserve">Edges:</w:t>
+      </w:r>
+      <w:r>
+        <w:t xml:space="preserve"> </w:t>
+      </w:r>
+      <w:r>
+        <w:t xml:space="preserve">+1 attribute point ×2, A friend; a friend: Yusra, the last caravan-master who still stops at the shrine.</w:t>
+      </w:r>
+    </w:p>
+    <w:p>
+      <w:pPr>
+        <w:numPr>
+          <w:ilvl w:val="0"/>
+          <w:numId w:val="1022"/>
+        </w:numPr>
+        <w:pStyle w:val="Compact"/>
+      </w:pPr>
+      <w:r>
+        <w:rPr>
+          <w:bCs/>
+          <w:b/>
+        </w:rPr>
+        <w:t xml:space="preserve">Advantage:</w:t>
+      </w:r>
+      <w:r>
+        <w:t xml:space="preserve"> </w:t>
+      </w:r>
+      <w:r>
+        <w:t xml:space="preserve">Iron Will.</w:t>
+      </w:r>
+      <w:r>
+        <w:t xml:space="preserve"> </w:t>
+      </w:r>
+      <w:r>
+        <w:rPr>
+          <w:bCs/>
+          <w:b/>
+        </w:rPr>
+        <w:t xml:space="preserve">Complication:</w:t>
+      </w:r>
+      <w:r>
+        <w:t xml:space="preserve"> </w:t>
+      </w:r>
+      <w:r>
+        <w:t xml:space="preserve">Oath-Bound; trigger: keeping the vow means abandoning the plan.</w:t>
+      </w:r>
+    </w:p>
+    <w:p>
+      <w:pPr>
+        <w:numPr>
+          <w:ilvl w:val="0"/>
+          <w:numId w:val="1022"/>
         </w:numPr>
         <w:pStyle w:val="Compact"/>
       </w:pPr>
@@ -19097,7 +19229,7 @@
       <w:pPr>
         <w:numPr>
           <w:ilvl w:val="0"/>
-          <w:numId w:val="1022"/>
+          <w:numId w:val="1023"/>
         </w:numPr>
         <w:pStyle w:val="Compact"/>
       </w:pPr>
@@ -19435,7 +19567,7 @@
       <w:pPr>
         <w:numPr>
           <w:ilvl w:val="0"/>
-          <w:numId w:val="1023"/>
+          <w:numId w:val="1024"/>
         </w:numPr>
         <w:pStyle w:val="Compact"/>
       </w:pPr>
@@ -19447,7 +19579,7 @@
       <w:pPr>
         <w:numPr>
           <w:ilvl w:val="0"/>
-          <w:numId w:val="1023"/>
+          <w:numId w:val="1024"/>
         </w:numPr>
         <w:pStyle w:val="Compact"/>
       </w:pPr>
@@ -19785,7 +19917,7 @@
       <w:pPr>
         <w:numPr>
           <w:ilvl w:val="0"/>
-          <w:numId w:val="1024"/>
+          <w:numId w:val="1025"/>
         </w:numPr>
         <w:pStyle w:val="Compact"/>
       </w:pPr>
@@ -19797,7 +19929,7 @@
       <w:pPr>
         <w:numPr>
           <w:ilvl w:val="0"/>
-          <w:numId w:val="1024"/>
+          <w:numId w:val="1025"/>
         </w:numPr>
         <w:pStyle w:val="Compact"/>
       </w:pPr>
@@ -20153,7 +20285,7 @@
       <w:pPr>
         <w:numPr>
           <w:ilvl w:val="0"/>
-          <w:numId w:val="1025"/>
+          <w:numId w:val="1026"/>
         </w:numPr>
         <w:pStyle w:val="Compact"/>
       </w:pPr>
@@ -20165,7 +20297,7 @@
       <w:pPr>
         <w:numPr>
           <w:ilvl w:val="0"/>
-          <w:numId w:val="1025"/>
+          <w:numId w:val="1026"/>
         </w:numPr>
         <w:pStyle w:val="Compact"/>
       </w:pPr>
@@ -20503,7 +20635,7 @@
       <w:pPr>
         <w:numPr>
           <w:ilvl w:val="0"/>
-          <w:numId w:val="1026"/>
+          <w:numId w:val="1027"/>
         </w:numPr>
         <w:pStyle w:val="Compact"/>
       </w:pPr>
@@ -20841,7 +20973,7 @@
       <w:pPr>
         <w:numPr>
           <w:ilvl w:val="0"/>
-          <w:numId w:val="1027"/>
+          <w:numId w:val="1028"/>
         </w:numPr>
         <w:pStyle w:val="Compact"/>
       </w:pPr>
@@ -20853,7 +20985,7 @@
       <w:pPr>
         <w:numPr>
           <w:ilvl w:val="0"/>
-          <w:numId w:val="1027"/>
+          <w:numId w:val="1028"/>
         </w:numPr>
         <w:pStyle w:val="Compact"/>
       </w:pPr>
@@ -21191,7 +21323,7 @@
       <w:pPr>
         <w:numPr>
           <w:ilvl w:val="0"/>
-          <w:numId w:val="1028"/>
+          <w:numId w:val="1029"/>
         </w:numPr>
         <w:pStyle w:val="Compact"/>
       </w:pPr>
@@ -21203,7 +21335,7 @@
       <w:pPr>
         <w:numPr>
           <w:ilvl w:val="0"/>
-          <w:numId w:val="1028"/>
+          <w:numId w:val="1029"/>
         </w:numPr>
         <w:pStyle w:val="Compact"/>
       </w:pPr>
@@ -21575,7 +21707,7 @@
       <w:pPr>
         <w:numPr>
           <w:ilvl w:val="0"/>
-          <w:numId w:val="1029"/>
+          <w:numId w:val="1030"/>
         </w:numPr>
         <w:pStyle w:val="Compact"/>
       </w:pPr>
@@ -21587,7 +21719,7 @@
       <w:pPr>
         <w:numPr>
           <w:ilvl w:val="0"/>
-          <w:numId w:val="1029"/>
+          <w:numId w:val="1030"/>
         </w:numPr>
         <w:pStyle w:val="Compact"/>
       </w:pPr>
@@ -21925,7 +22057,7 @@
       <w:pPr>
         <w:numPr>
           <w:ilvl w:val="0"/>
-          <w:numId w:val="1030"/>
+          <w:numId w:val="1031"/>
         </w:numPr>
         <w:pStyle w:val="Compact"/>
       </w:pPr>
@@ -21937,7 +22069,7 @@
       <w:pPr>
         <w:numPr>
           <w:ilvl w:val="0"/>
-          <w:numId w:val="1030"/>
+          <w:numId w:val="1031"/>
         </w:numPr>
         <w:pStyle w:val="Compact"/>
       </w:pPr>
@@ -21949,7 +22081,7 @@
       <w:pPr>
         <w:numPr>
           <w:ilvl w:val="0"/>
-          <w:numId w:val="1030"/>
+          <w:numId w:val="1031"/>
         </w:numPr>
         <w:pStyle w:val="Compact"/>
       </w:pPr>
@@ -22297,7 +22429,7 @@
       <w:pPr>
         <w:numPr>
           <w:ilvl w:val="0"/>
-          <w:numId w:val="1031"/>
+          <w:numId w:val="1032"/>
         </w:numPr>
         <w:pStyle w:val="Compact"/>
       </w:pPr>
@@ -22343,7 +22475,7 @@
       <w:pPr>
         <w:numPr>
           <w:ilvl w:val="0"/>
-          <w:numId w:val="1031"/>
+          <w:numId w:val="1032"/>
         </w:numPr>
         <w:pStyle w:val="Compact"/>
       </w:pPr>
@@ -22365,7 +22497,7 @@
       <w:pPr>
         <w:numPr>
           <w:ilvl w:val="0"/>
-          <w:numId w:val="1031"/>
+          <w:numId w:val="1032"/>
         </w:numPr>
         <w:pStyle w:val="Compact"/>
       </w:pPr>
@@ -22387,7 +22519,7 @@
       <w:pPr>
         <w:numPr>
           <w:ilvl w:val="0"/>
-          <w:numId w:val="1031"/>
+          <w:numId w:val="1032"/>
         </w:numPr>
         <w:pStyle w:val="Compact"/>
       </w:pPr>
@@ -22954,7 +23086,7 @@
       <w:pPr>
         <w:numPr>
           <w:ilvl w:val="0"/>
-          <w:numId w:val="1032"/>
+          <w:numId w:val="1033"/>
         </w:numPr>
         <w:pStyle w:val="Compact"/>
       </w:pPr>
@@ -22982,7 +23114,7 @@
       <w:pPr>
         <w:numPr>
           <w:ilvl w:val="0"/>
-          <w:numId w:val="1032"/>
+          <w:numId w:val="1033"/>
         </w:numPr>
         <w:pStyle w:val="Compact"/>
       </w:pPr>
@@ -22994,7 +23126,7 @@
       <w:pPr>
         <w:numPr>
           <w:ilvl w:val="0"/>
-          <w:numId w:val="1032"/>
+          <w:numId w:val="1033"/>
         </w:numPr>
         <w:pStyle w:val="Compact"/>
       </w:pPr>
@@ -23022,7 +23154,7 @@
       <w:pPr>
         <w:numPr>
           <w:ilvl w:val="0"/>
-          <w:numId w:val="1032"/>
+          <w:numId w:val="1033"/>
         </w:numPr>
         <w:pStyle w:val="Compact"/>
       </w:pPr>
@@ -24487,6 +24619,9 @@
     <w:abstractNumId w:val="991"/>
   </w:num>
   <w:num w:numId="1031">
+    <w:abstractNumId w:val="991"/>
+  </w:num>
+  <w:num w:numId="1032">
     <w:abstractNumId w:val="99411"/>
     <w:lvlOverride w:ilvl="0">
       <w:startOverride w:val="1"/>
@@ -24516,7 +24651,7 @@
       <w:startOverride w:val="1"/>
     </w:lvlOverride>
   </w:num>
-  <w:num w:numId="1032">
+  <w:num w:numId="1033">
     <w:abstractNumId w:val="99411"/>
     <w:lvlOverride w:ilvl="0">
       <w:startOverride w:val="1"/>

--- a/legend-dynamics/site/the-shattered-crown/The_Shattered_Crown_Players_Guide.docx
+++ b/legend-dynamics/site/the-shattered-crown/The_Shattered_Crown_Players_Guide.docx
@@ -23993,7 +23993,7 @@
       </w:tr>
     </w:tbl>
     <w:bookmarkEnd w:id="111"/>
-    <w:bookmarkStart w:id="112" w:name="quick-reference"/>
+    <w:bookmarkStart w:id="113" w:name="quick-reference"/>
     <w:p>
       <w:pPr>
         <w:pStyle w:val="Heading1"/>
@@ -24173,10 +24173,30 @@
           <w:iCs/>
           <w:i/>
         </w:rPr>
-        <w:t xml:space="preserve">Legend Dynamics RPG system. The core rules and this setting are original works.</w:t>
-      </w:r>
-    </w:p>
-    <w:bookmarkEnd w:id="112"/>
+        <w:t xml:space="preserve">Legend Dynamics RPG system.</w:t>
+      </w:r>
+      <w:r>
+        <w:t xml:space="preserve"> </w:t>
+      </w:r>
+      <w:r>
+        <w:t xml:space="preserve">This RPG is released under the</w:t>
+      </w:r>
+      <w:r>
+        <w:t xml:space="preserve"> </w:t>
+      </w:r>
+      <w:hyperlink r:id="rId112">
+        <w:r>
+          <w:rPr>
+            <w:rStyle w:val="Hyperlink"/>
+          </w:rPr>
+          <w:t xml:space="preserve">Creative Commons Attribution 4.0 International License</w:t>
+        </w:r>
+      </w:hyperlink>
+      <w:r>
+        <w:t xml:space="preserve">. You may share, adapt, and use it for any purpose, including commercially, as long as you give appropriate credit to the author.</w:t>
+      </w:r>
+    </w:p>
+    <w:bookmarkEnd w:id="113"/>
     <w:sectPr/>
   </w:body>
 </w:document>

--- a/legend-dynamics/site/the-shattered-crown/The_Shattered_Crown_Players_Guide.docx
+++ b/legend-dynamics/site/the-shattered-crown/The_Shattered_Crown_Players_Guide.docx
@@ -88,6 +88,20 @@
       </w:r>
       <w:r>
         <w:t xml:space="preserve">system</w:t>
+      </w:r>
+    </w:p>
+    <w:p>
+      <w:pPr>
+        <w:pStyle w:val="Author"/>
+      </w:pPr>
+      <w:r>
+        <w:t xml:space="preserve">Don</w:t>
+      </w:r>
+      <w:r>
+        <w:t xml:space="preserve"> </w:t>
+      </w:r>
+      <w:r>
+        <w:t xml:space="preserve">Smallwood</w:t>
       </w:r>
     </w:p>
     <w:p>
@@ -24173,7 +24187,7 @@
           <w:iCs/>
           <w:i/>
         </w:rPr>
-        <w:t xml:space="preserve">Legend Dynamics RPG system.</w:t>
+        <w:t xml:space="preserve">Legend Dynamics RPG system, created by Don Smallwood.</w:t>
       </w:r>
       <w:r>
         <w:t xml:space="preserve"> </w:t>

--- a/legend-dynamics/site/the-shattered-crown/The_Shattered_Crown_Players_Guide.docx
+++ b/legend-dynamics/site/the-shattered-crown/The_Shattered_Crown_Players_Guide.docx
@@ -5561,7 +5561,7 @@
               <w:rPr>
                 <w:sz w:val="19"/>
               </w:rPr>
-              <w:t xml:space="preserve">Twenty arrows. Hits mark 2 boxes.</w:t>
+              <w:t xml:space="preserve">Twenty arrows. Hits mark 2 boxes. Long range.</w:t>
             </w:r>
           </w:p>
         </w:tc>
@@ -5594,7 +5594,7 @@
               <w:rPr>
                 <w:sz w:val="19"/>
               </w:rPr>
-              <w:t xml:space="preserve">Twelve bolts; reloading takes an action. +2 to hit at short range. Hits mark 2 boxes.</w:t>
+              <w:t xml:space="preserve">Twelve bolts; reloading takes an action. +2 to hit at Close range. Hits mark 2 boxes. Medium range.</w:t>
             </w:r>
           </w:p>
         </w:tc>
@@ -5627,7 +5627,7 @@
               <w:rPr>
                 <w:sz w:val="19"/>
               </w:rPr>
-              <w:t xml:space="preserve">One shot; reloading takes a full round. Hits mark 2 boxes. Rain ruins the powder.</w:t>
+              <w:t xml:space="preserve">One shot; reloading takes a full round. Hits mark 2 boxes. Rain ruins the powder. Close range.</w:t>
             </w:r>
           </w:p>
         </w:tc>
@@ -5660,7 +5660,7 @@
               <w:rPr>
                 <w:sz w:val="19"/>
               </w:rPr>
-              <w:t xml:space="preserve">One shot; reloading takes a full round. Hits mark 3 boxes and leave the target Dying; misfires on a natural 17–18. Rain ruins the powder.</w:t>
+              <w:t xml:space="preserve">One shot; reloading takes a full round. Hits mark 3 boxes and leave the target Dying; misfires on a natural 17–18. Rain ruins the powder. Short range.</w:t>
             </w:r>
           </w:p>
         </w:tc>
@@ -5693,7 +5693,7 @@
               <w:rPr>
                 <w:sz w:val="19"/>
               </w:rPr>
-              <w:t xml:space="preserve">Three, thrown with Athletics: 1 box to everyone nearby, 3 and Dying at the center.</w:t>
+              <w:t xml:space="preserve">Three, thrown with Athletics: 1 box to everyone nearby, 3 and Dying at the center. Close range (thrown).</w:t>
             </w:r>
           </w:p>
         </w:tc>
@@ -6533,7 +6533,7 @@
     </w:p>
     <w:bookmarkEnd w:id="48"/>
     <w:bookmarkEnd w:id="49"/>
-    <w:bookmarkStart w:id="56" w:name="personal-combat"/>
+    <w:bookmarkStart w:id="57" w:name="personal-combat"/>
     <w:p>
       <w:pPr>
         <w:pStyle w:val="Heading1"/>
@@ -6556,7 +6556,7 @@
         <w:pStyle w:val="FirstParagraph"/>
       </w:pPr>
       <w:r>
-        <w:t xml:space="preserve">Act in descending Agility order. Players choose the order of tied characters; the GM resolves other ties. A round lasts a few seconds. On your turn, move a short distance and take one meaningful action, such as attacking, reloading, helping, or attempting a task.</w:t>
+        <w:t xml:space="preserve">Act in descending Agility order. Players choose the order of tied characters; the GM resolves other ties. A round lasts a few seconds. On your turn, move a short distance (up to 10 yards: the Close band below) and take one meaningful action, such as attacking, reloading, helping, or attempting a task.</w:t>
       </w:r>
     </w:p>
     <w:bookmarkEnd w:id="50"/>
@@ -6586,7 +6586,374 @@
       </w:r>
     </w:p>
     <w:bookmarkEnd w:id="51"/>
-    <w:bookmarkStart w:id="53" w:name="injury"/>
+    <w:bookmarkStart w:id="52" w:name="range"/>
+    <w:p>
+      <w:pPr>
+        <w:pStyle w:val="Heading2"/>
+      </w:pPr>
+      <w:r>
+        <w:t xml:space="preserve">Range</w:t>
+      </w:r>
+    </w:p>
+    <w:p>
+      <w:pPr>
+        <w:pStyle w:val="FirstParagraph"/>
+      </w:pPr>
+      <w:r>
+        <w:t xml:space="preserve">Distances fall into five bands:</w:t>
+      </w:r>
+    </w:p>
+    <w:tbl>
+      <w:tblPr>
+        <w:tblStyle w:val="Table"/>
+        <w:tblW w:type="pct" w:w="5000"/>
+        <w:tblLook w:firstRow="1" w:lastRow="0" w:firstColumn="0" w:lastColumn="0" w:noHBand="0" w:noVBand="0" w:val="0020"/>
+        <w:jc w:val="start"/>
+        <w:tblBorders>
+          <w:top w:val="single" w:sz="4" w:color="B8C2D3"/>
+          <w:left w:val="single" w:sz="4" w:color="B8C2D3"/>
+          <w:bottom w:val="single" w:sz="4" w:color="B8C2D3"/>
+          <w:right w:val="single" w:sz="4" w:color="B8C2D3"/>
+          <w:insideH w:val="single" w:sz="4" w:color="B8C2D3"/>
+          <w:insideV w:val="single" w:sz="4" w:color="B8C2D3"/>
+        </w:tblBorders>
+      </w:tblPr>
+      <w:tblGrid>
+        <w:gridCol w:w="2640"/>
+        <w:gridCol w:w="2640"/>
+        <w:gridCol w:w="2640"/>
+      </w:tblGrid>
+      <w:tr>
+        <w:trPr>
+          <w:tblHeader w:val="true"/>
+        </w:trPr>
+        <w:tc>
+          <w:tcPr>
+            <w:shd w:val="clear" w:fill="F2E7D6"/>
+          </w:tcPr>
+          <w:p>
+            <w:pPr>
+              <w:pStyle w:val="Compact"/>
+              <w:jc w:val="left"/>
+            </w:pPr>
+            <w:r>
+              <w:rPr>
+                <w:b/>
+                <w:sz w:val="19"/>
+              </w:rPr>
+              <w:t xml:space="preserve">Band</w:t>
+            </w:r>
+          </w:p>
+        </w:tc>
+        <w:tc>
+          <w:tcPr>
+            <w:shd w:val="clear" w:fill="F2E7D6"/>
+          </w:tcPr>
+          <w:p>
+            <w:pPr>
+              <w:pStyle w:val="Compact"/>
+              <w:jc w:val="left"/>
+            </w:pPr>
+            <w:r>
+              <w:rPr>
+                <w:b/>
+                <w:sz w:val="19"/>
+              </w:rPr>
+              <w:t xml:space="preserve">Distance</w:t>
+            </w:r>
+          </w:p>
+        </w:tc>
+        <w:tc>
+          <w:tcPr>
+            <w:shd w:val="clear" w:fill="F2E7D6"/>
+          </w:tcPr>
+          <w:p>
+            <w:pPr>
+              <w:pStyle w:val="Compact"/>
+              <w:jc w:val="left"/>
+            </w:pPr>
+            <w:r>
+              <w:rPr>
+                <w:b/>
+                <w:sz w:val="19"/>
+              </w:rPr>
+              <w:t xml:space="preserve">For example</w:t>
+            </w:r>
+          </w:p>
+        </w:tc>
+      </w:tr>
+      <w:tr>
+        <w:tc>
+          <w:tcPr/>
+          <w:p>
+            <w:pPr>
+              <w:pStyle w:val="Compact"/>
+              <w:jc w:val="left"/>
+            </w:pPr>
+            <w:r>
+              <w:rPr>
+                <w:b/>
+                <w:sz w:val="19"/>
+              </w:rPr>
+              <w:t xml:space="preserve">Close</w:t>
+            </w:r>
+          </w:p>
+        </w:tc>
+        <w:tc>
+          <w:tcPr/>
+          <w:p>
+            <w:pPr>
+              <w:pStyle w:val="Compact"/>
+              <w:jc w:val="left"/>
+            </w:pPr>
+            <w:r>
+              <w:rPr>
+                <w:sz w:val="19"/>
+              </w:rPr>
+              <w:t xml:space="preserve">Up to 10 yards</w:t>
+            </w:r>
+          </w:p>
+        </w:tc>
+        <w:tc>
+          <w:tcPr/>
+          <w:p>
+            <w:pPr>
+              <w:pStyle w:val="Compact"/>
+              <w:jc w:val="left"/>
+            </w:pPr>
+            <w:r>
+              <w:rPr>
+                <w:sz w:val="19"/>
+              </w:rPr>
+              <w:t xml:space="preserve">Across a room; one move covers it</w:t>
+            </w:r>
+          </w:p>
+        </w:tc>
+      </w:tr>
+      <w:tr>
+        <w:tc>
+          <w:tcPr/>
+          <w:p>
+            <w:pPr>
+              <w:pStyle w:val="Compact"/>
+              <w:jc w:val="left"/>
+            </w:pPr>
+            <w:r>
+              <w:rPr>
+                <w:b/>
+                <w:sz w:val="19"/>
+              </w:rPr>
+              <w:t xml:space="preserve">Short</w:t>
+            </w:r>
+          </w:p>
+        </w:tc>
+        <w:tc>
+          <w:tcPr/>
+          <w:p>
+            <w:pPr>
+              <w:pStyle w:val="Compact"/>
+              <w:jc w:val="left"/>
+            </w:pPr>
+            <w:r>
+              <w:rPr>
+                <w:sz w:val="19"/>
+              </w:rPr>
+              <w:t xml:space="preserve">Up to 50 yards</w:t>
+            </w:r>
+          </w:p>
+        </w:tc>
+        <w:tc>
+          <w:tcPr/>
+          <w:p>
+            <w:pPr>
+              <w:pStyle w:val="Compact"/>
+              <w:jc w:val="left"/>
+            </w:pPr>
+            <w:r>
+              <w:rPr>
+                <w:sz w:val="19"/>
+              </w:rPr>
+              <w:t xml:space="preserve">Across a street or a courtyard</w:t>
+            </w:r>
+          </w:p>
+        </w:tc>
+      </w:tr>
+      <w:tr>
+        <w:tc>
+          <w:tcPr/>
+          <w:p>
+            <w:pPr>
+              <w:pStyle w:val="Compact"/>
+              <w:jc w:val="left"/>
+            </w:pPr>
+            <w:r>
+              <w:rPr>
+                <w:b/>
+                <w:sz w:val="19"/>
+              </w:rPr>
+              <w:t xml:space="preserve">Medium</w:t>
+            </w:r>
+          </w:p>
+        </w:tc>
+        <w:tc>
+          <w:tcPr/>
+          <w:p>
+            <w:pPr>
+              <w:pStyle w:val="Compact"/>
+              <w:jc w:val="left"/>
+            </w:pPr>
+            <w:r>
+              <w:rPr>
+                <w:sz w:val="19"/>
+              </w:rPr>
+              <w:t xml:space="preserve">Up to 150 yards</w:t>
+            </w:r>
+          </w:p>
+        </w:tc>
+        <w:tc>
+          <w:tcPr/>
+          <w:p>
+            <w:pPr>
+              <w:pStyle w:val="Compact"/>
+              <w:jc w:val="left"/>
+            </w:pPr>
+            <w:r>
+              <w:rPr>
+                <w:sz w:val="19"/>
+              </w:rPr>
+              <w:t xml:space="preserve">A city block, a long field</w:t>
+            </w:r>
+          </w:p>
+        </w:tc>
+      </w:tr>
+      <w:tr>
+        <w:tc>
+          <w:tcPr/>
+          <w:p>
+            <w:pPr>
+              <w:pStyle w:val="Compact"/>
+              <w:jc w:val="left"/>
+            </w:pPr>
+            <w:r>
+              <w:rPr>
+                <w:b/>
+                <w:sz w:val="19"/>
+              </w:rPr>
+              <w:t xml:space="preserve">Long</w:t>
+            </w:r>
+          </w:p>
+        </w:tc>
+        <w:tc>
+          <w:tcPr/>
+          <w:p>
+            <w:pPr>
+              <w:pStyle w:val="Compact"/>
+              <w:jc w:val="left"/>
+            </w:pPr>
+            <w:r>
+              <w:rPr>
+                <w:sz w:val="19"/>
+              </w:rPr>
+              <w:t xml:space="preserve">Up to 500 yards</w:t>
+            </w:r>
+          </w:p>
+        </w:tc>
+        <w:tc>
+          <w:tcPr/>
+          <w:p>
+            <w:pPr>
+              <w:pStyle w:val="Compact"/>
+              <w:jc w:val="left"/>
+            </w:pPr>
+            <w:r>
+              <w:rPr>
+                <w:sz w:val="19"/>
+              </w:rPr>
+              <w:t xml:space="preserve">Across a valley, a park or a harbor</w:t>
+            </w:r>
+          </w:p>
+        </w:tc>
+      </w:tr>
+      <w:tr>
+        <w:tc>
+          <w:tcPr/>
+          <w:p>
+            <w:pPr>
+              <w:pStyle w:val="Compact"/>
+              <w:jc w:val="left"/>
+            </w:pPr>
+            <w:r>
+              <w:rPr>
+                <w:b/>
+                <w:sz w:val="19"/>
+              </w:rPr>
+              <w:t xml:space="preserve">Extreme</w:t>
+            </w:r>
+          </w:p>
+        </w:tc>
+        <w:tc>
+          <w:tcPr/>
+          <w:p>
+            <w:pPr>
+              <w:pStyle w:val="Compact"/>
+              <w:jc w:val="left"/>
+            </w:pPr>
+            <w:r>
+              <w:rPr>
+                <w:sz w:val="19"/>
+              </w:rPr>
+              <w:t xml:space="preserve">Up to a mile, in line of sight</w:t>
+            </w:r>
+          </w:p>
+        </w:tc>
+        <w:tc>
+          <w:tcPr/>
+          <w:p>
+            <w:pPr>
+              <w:pStyle w:val="Compact"/>
+              <w:jc w:val="left"/>
+            </w:pPr>
+            <w:r>
+              <w:rPr>
+                <w:sz w:val="19"/>
+              </w:rPr>
+              <w:t xml:space="preserve">Rooftop to rooftop across a town</w:t>
+            </w:r>
+          </w:p>
+        </w:tc>
+      </w:tr>
+    </w:tbl>
+    <w:p>
+      <w:pPr>
+        <w:pStyle w:val="BodyText"/>
+      </w:pPr>
+      <w:r>
+        <w:t xml:space="preserve">Every ranged weapon has an</w:t>
+      </w:r>
+      <w:r>
+        <w:t xml:space="preserve"> </w:t>
+      </w:r>
+      <w:r>
+        <w:rPr>
+          <w:bCs/>
+          <w:b/>
+        </w:rPr>
+        <w:t xml:space="preserve">effective band</w:t>
+      </w:r>
+      <w:r>
+        <w:t xml:space="preserve">, shown in the weapons table. Attacks within it take no penalty. One band beyond it is −2, two bands beyond is −4, and anything farther is out of range. Weapons in hand and fists reach only someone next to you; move into reach as part of your turn. A thrown weapon’s effective band is Close.</w:t>
+      </w:r>
+    </w:p>
+    <w:p>
+      <w:pPr>
+        <w:pStyle w:val="BodyText"/>
+      </w:pPr>
+      <w:r>
+        <w:t xml:space="preserve">Moving: your move each turn covers the Close band. Give up your action to run and you cover Short instead.</w:t>
+      </w:r>
+    </w:p>
+    <w:bookmarkEnd w:id="52"/>
+    <w:bookmarkStart w:id="54" w:name="injury"/>
     <w:p>
       <w:pPr>
         <w:pStyle w:val="Heading2"/>
@@ -6875,7 +7242,7 @@
         <w:t xml:space="preserve">Injury penalties replace each other rather than stacking. They apply to movement, attacks, Dodge, and other tasks the injury physically hinders.</w:t>
       </w:r>
     </w:p>
-    <w:bookmarkStart w:id="52" w:name="dying-and-death"/>
+    <w:bookmarkStart w:id="53" w:name="dying-and-death"/>
     <w:p>
       <w:pPr>
         <w:pStyle w:val="Heading3"/>
@@ -6987,9 +7354,9 @@
         <w:t xml:space="preserve">Your protection is avoiding the hit: Dodge, cover, and a Fortune point, which reduces a hit by one box.</w:t>
       </w:r>
     </w:p>
-    <w:bookmarkEnd w:id="52"/>
     <w:bookmarkEnd w:id="53"/>
-    <w:bookmarkStart w:id="54" w:name="weapons-and-damage"/>
+    <w:bookmarkEnd w:id="54"/>
+    <w:bookmarkStart w:id="55" w:name="weapons-and-damage"/>
     <w:p>
       <w:pPr>
         <w:pStyle w:val="Heading2"/>
@@ -7035,9 +7402,10 @@
         </w:tblBorders>
       </w:tblPr>
       <w:tblGrid>
-        <w:gridCol w:w="2640"/>
-        <w:gridCol w:w="2640"/>
-        <w:gridCol w:w="2640"/>
+        <w:gridCol w:w="1980"/>
+        <w:gridCol w:w="1980"/>
+        <w:gridCol w:w="1980"/>
+        <w:gridCol w:w="1980"/>
       </w:tblGrid>
       <w:tr>
         <w:trPr>
@@ -7075,7 +7443,7 @@
                 <w:b/>
                 <w:sz w:val="19"/>
               </w:rPr>
-              <w:t xml:space="preserve">Boxes on a hit</w:t>
+              <w:t xml:space="preserve">Range</w:t>
             </w:r>
           </w:p>
         </w:tc>
@@ -7093,6 +7461,24 @@
                 <w:b/>
                 <w:sz w:val="19"/>
               </w:rPr>
+              <w:t xml:space="preserve">Boxes on a hit</w:t>
+            </w:r>
+          </w:p>
+        </w:tc>
+        <w:tc>
+          <w:tcPr>
+            <w:shd w:val="clear" w:fill="F2E7D6"/>
+          </w:tcPr>
+          <w:p>
+            <w:pPr>
+              <w:pStyle w:val="Compact"/>
+              <w:jc w:val="left"/>
+            </w:pPr>
+            <w:r>
+              <w:rPr>
+                <w:b/>
+                <w:sz w:val="19"/>
+              </w:rPr>
               <w:t xml:space="preserve">What the injury looks like</w:t>
             </w:r>
           </w:p>
@@ -7126,6 +7512,21 @@
               <w:rPr>
                 <w:sz w:val="19"/>
               </w:rPr>
+              <w:t xml:space="preserve">Melee</w:t>
+            </w:r>
+          </w:p>
+        </w:tc>
+        <w:tc>
+          <w:tcPr/>
+          <w:p>
+            <w:pPr>
+              <w:pStyle w:val="Compact"/>
+              <w:jc w:val="left"/>
+            </w:pPr>
+            <w:r>
+              <w:rPr>
+                <w:sz w:val="19"/>
+              </w:rPr>
               <w:t xml:space="preserve">1</w:t>
             </w:r>
           </w:p>
@@ -7159,7 +7560,22 @@
                 <w:b/>
                 <w:sz w:val="19"/>
               </w:rPr>
-              <w:t xml:space="preserve">Dagger, club, sling</w:t>
+              <w:t xml:space="preserve">Dagger or club</w:t>
+            </w:r>
+          </w:p>
+        </w:tc>
+        <w:tc>
+          <w:tcPr/>
+          <w:p>
+            <w:pPr>
+              <w:pStyle w:val="Compact"/>
+              <w:jc w:val="left"/>
+            </w:pPr>
+            <w:r>
+              <w:rPr>
+                <w:sz w:val="19"/>
+              </w:rPr>
+              <w:t xml:space="preserve">Melee; dagger Close thrown</w:t>
             </w:r>
           </w:p>
         </w:tc>
@@ -7207,6 +7623,69 @@
                 <w:b/>
                 <w:sz w:val="19"/>
               </w:rPr>
+              <w:t xml:space="preserve">Sling</w:t>
+            </w:r>
+          </w:p>
+        </w:tc>
+        <w:tc>
+          <w:tcPr/>
+          <w:p>
+            <w:pPr>
+              <w:pStyle w:val="Compact"/>
+              <w:jc w:val="left"/>
+            </w:pPr>
+            <w:r>
+              <w:rPr>
+                <w:sz w:val="19"/>
+              </w:rPr>
+              <w:t xml:space="preserve">Short</w:t>
+            </w:r>
+          </w:p>
+        </w:tc>
+        <w:tc>
+          <w:tcPr/>
+          <w:p>
+            <w:pPr>
+              <w:pStyle w:val="Compact"/>
+              <w:jc w:val="left"/>
+            </w:pPr>
+            <w:r>
+              <w:rPr>
+                <w:sz w:val="19"/>
+              </w:rPr>
+              <w:t xml:space="preserve">1</w:t>
+            </w:r>
+          </w:p>
+        </w:tc>
+        <w:tc>
+          <w:tcPr/>
+          <w:p>
+            <w:pPr>
+              <w:pStyle w:val="Compact"/>
+              <w:jc w:val="left"/>
+            </w:pPr>
+            <w:r>
+              <w:rPr>
+                <w:sz w:val="19"/>
+              </w:rPr>
+              <w:t xml:space="preserve">A crack on the skull</w:t>
+            </w:r>
+          </w:p>
+        </w:tc>
+      </w:tr>
+      <w:tr>
+        <w:tc>
+          <w:tcPr/>
+          <w:p>
+            <w:pPr>
+              <w:pStyle w:val="Compact"/>
+              <w:jc w:val="left"/>
+            </w:pPr>
+            <w:r>
+              <w:rPr>
+                <w:b/>
+                <w:sz w:val="19"/>
+              </w:rPr>
               <w:t xml:space="preserve">Sword, axe, mace, spear</w:t>
             </w:r>
           </w:p>
@@ -7222,6 +7701,21 @@
               <w:rPr>
                 <w:sz w:val="19"/>
               </w:rPr>
+              <w:t xml:space="preserve">Melee</w:t>
+            </w:r>
+          </w:p>
+        </w:tc>
+        <w:tc>
+          <w:tcPr/>
+          <w:p>
+            <w:pPr>
+              <w:pStyle w:val="Compact"/>
+              <w:jc w:val="left"/>
+            </w:pPr>
+            <w:r>
+              <w:rPr>
+                <w:sz w:val="19"/>
+              </w:rPr>
               <w:t xml:space="preserve">2</w:t>
             </w:r>
           </w:p>
@@ -7270,6 +7764,21 @@
               <w:rPr>
                 <w:sz w:val="19"/>
               </w:rPr>
+              <w:t xml:space="preserve">Melee</w:t>
+            </w:r>
+          </w:p>
+        </w:tc>
+        <w:tc>
+          <w:tcPr/>
+          <w:p>
+            <w:pPr>
+              <w:pStyle w:val="Compact"/>
+              <w:jc w:val="left"/>
+            </w:pPr>
+            <w:r>
+              <w:rPr>
+                <w:sz w:val="19"/>
+              </w:rPr>
               <w:t xml:space="preserve">2; a hit by 5 or more leaves the target Dying</w:t>
             </w:r>
           </w:p>
@@ -7303,7 +7812,22 @@
                 <w:b/>
                 <w:sz w:val="19"/>
               </w:rPr>
-              <w:t xml:space="preserve">Bow, crossbow</w:t>
+              <w:t xml:space="preserve">Bow</w:t>
+            </w:r>
+          </w:p>
+        </w:tc>
+        <w:tc>
+          <w:tcPr/>
+          <w:p>
+            <w:pPr>
+              <w:pStyle w:val="Compact"/>
+              <w:jc w:val="left"/>
+            </w:pPr>
+            <w:r>
+              <w:rPr>
+                <w:sz w:val="19"/>
+              </w:rPr>
+              <w:t xml:space="preserve">Long</w:t>
             </w:r>
           </w:p>
         </w:tc>
@@ -7333,7 +7857,70 @@
               <w:rPr>
                 <w:sz w:val="19"/>
               </w:rPr>
-              <w:t xml:space="preserve">An arrow or bolt buried deep</w:t>
+              <w:t xml:space="preserve">An arrow buried deep</w:t>
+            </w:r>
+          </w:p>
+        </w:tc>
+      </w:tr>
+      <w:tr>
+        <w:tc>
+          <w:tcPr/>
+          <w:p>
+            <w:pPr>
+              <w:pStyle w:val="Compact"/>
+              <w:jc w:val="left"/>
+            </w:pPr>
+            <w:r>
+              <w:rPr>
+                <w:b/>
+                <w:sz w:val="19"/>
+              </w:rPr>
+              <w:t xml:space="preserve">Crossbow</w:t>
+            </w:r>
+          </w:p>
+        </w:tc>
+        <w:tc>
+          <w:tcPr/>
+          <w:p>
+            <w:pPr>
+              <w:pStyle w:val="Compact"/>
+              <w:jc w:val="left"/>
+            </w:pPr>
+            <w:r>
+              <w:rPr>
+                <w:sz w:val="19"/>
+              </w:rPr>
+              <w:t xml:space="preserve">Medium</w:t>
+            </w:r>
+          </w:p>
+        </w:tc>
+        <w:tc>
+          <w:tcPr/>
+          <w:p>
+            <w:pPr>
+              <w:pStyle w:val="Compact"/>
+              <w:jc w:val="left"/>
+            </w:pPr>
+            <w:r>
+              <w:rPr>
+                <w:sz w:val="19"/>
+              </w:rPr>
+              <w:t xml:space="preserve">2</w:t>
+            </w:r>
+          </w:p>
+        </w:tc>
+        <w:tc>
+          <w:tcPr/>
+          <w:p>
+            <w:pPr>
+              <w:pStyle w:val="Compact"/>
+              <w:jc w:val="left"/>
+            </w:pPr>
+            <w:r>
+              <w:rPr>
+                <w:sz w:val="19"/>
+              </w:rPr>
+              <w:t xml:space="preserve">A bolt buried deep</w:t>
             </w:r>
           </w:p>
         </w:tc>
@@ -7366,6 +7953,21 @@
               <w:rPr>
                 <w:sz w:val="19"/>
               </w:rPr>
+              <w:t xml:space="preserve">Close</w:t>
+            </w:r>
+          </w:p>
+        </w:tc>
+        <w:tc>
+          <w:tcPr/>
+          <w:p>
+            <w:pPr>
+              <w:pStyle w:val="Compact"/>
+              <w:jc w:val="left"/>
+            </w:pPr>
+            <w:r>
+              <w:rPr>
+                <w:sz w:val="19"/>
+              </w:rPr>
               <w:t xml:space="preserve">2</w:t>
             </w:r>
           </w:p>
@@ -7414,6 +8016,21 @@
               <w:rPr>
                 <w:sz w:val="19"/>
               </w:rPr>
+              <w:t xml:space="preserve">Short</w:t>
+            </w:r>
+          </w:p>
+        </w:tc>
+        <w:tc>
+          <w:tcPr/>
+          <w:p>
+            <w:pPr>
+              <w:pStyle w:val="Compact"/>
+              <w:jc w:val="left"/>
+            </w:pPr>
+            <w:r>
+              <w:rPr>
+                <w:sz w:val="19"/>
+              </w:rPr>
               <w:t xml:space="preserve">3, and Dying</w:t>
             </w:r>
           </w:p>
@@ -7462,6 +8079,21 @@
               <w:rPr>
                 <w:sz w:val="19"/>
               </w:rPr>
+              <w:t xml:space="preserve">Close (thrown)</w:t>
+            </w:r>
+          </w:p>
+        </w:tc>
+        <w:tc>
+          <w:tcPr/>
+          <w:p>
+            <w:pPr>
+              <w:pStyle w:val="Compact"/>
+              <w:jc w:val="left"/>
+            </w:pPr>
+            <w:r>
+              <w:rPr>
+                <w:sz w:val="19"/>
+              </w:rPr>
               <w:t xml:space="preserve">1 to everyone nearby, 3 and Dying at the center</w:t>
             </w:r>
           </w:p>
@@ -7510,6 +8142,21 @@
               <w:rPr>
                 <w:sz w:val="19"/>
               </w:rPr>
+              <w:t xml:space="preserve">Melee</w:t>
+            </w:r>
+          </w:p>
+        </w:tc>
+        <w:tc>
+          <w:tcPr/>
+          <w:p>
+            <w:pPr>
+              <w:pStyle w:val="Compact"/>
+              <w:jc w:val="left"/>
+            </w:pPr>
+            <w:r>
+              <w:rPr>
+                <w:sz w:val="19"/>
+              </w:rPr>
               <w:t xml:space="preserve">2 (venom: Body roll or Reeling)</w:t>
             </w:r>
           </w:p>
@@ -7558,6 +8205,21 @@
               <w:rPr>
                 <w:sz w:val="19"/>
               </w:rPr>
+              <w:t xml:space="preserve">Short</w:t>
+            </w:r>
+          </w:p>
+        </w:tc>
+        <w:tc>
+          <w:tcPr/>
+          <w:p>
+            <w:pPr>
+              <w:pStyle w:val="Compact"/>
+              <w:jc w:val="left"/>
+            </w:pPr>
+            <w:r>
+              <w:rPr>
+                <w:sz w:val="19"/>
+              </w:rPr>
               <w:t xml:space="preserve">2</w:t>
             </w:r>
           </w:p>
@@ -7606,6 +8268,21 @@
               <w:rPr>
                 <w:sz w:val="19"/>
               </w:rPr>
+              <w:t xml:space="preserve">—</w:t>
+            </w:r>
+          </w:p>
+        </w:tc>
+        <w:tc>
+          <w:tcPr/>
+          <w:p>
+            <w:pPr>
+              <w:pStyle w:val="Compact"/>
+              <w:jc w:val="left"/>
+            </w:pPr>
+            <w:r>
+              <w:rPr>
+                <w:sz w:val="19"/>
+              </w:rPr>
               <w:t xml:space="preserve">1 for a bad fall, 2 for a long one</w:t>
             </w:r>
           </w:p>
@@ -7640,6 +8317,21 @@
                 <w:sz w:val="19"/>
               </w:rPr>
               <w:t xml:space="preserve">Fire</w:t>
+            </w:r>
+          </w:p>
+        </w:tc>
+        <w:tc>
+          <w:tcPr/>
+          <w:p>
+            <w:pPr>
+              <w:pStyle w:val="Compact"/>
+              <w:jc w:val="left"/>
+            </w:pPr>
+            <w:r>
+              <w:rPr>
+                <w:sz w:val="19"/>
+              </w:rPr>
+              <w:t xml:space="preserve">—</w:t>
             </w:r>
           </w:p>
         </w:tc>
@@ -7735,8 +8427,8 @@
         <w:t xml:space="preserve">To take someone down without killing them, use fists, a club, a grapple, or the Sleep cantrip.</w:t>
       </w:r>
     </w:p>
-    <w:bookmarkEnd w:id="54"/>
-    <w:bookmarkStart w:id="55" w:name="missiles-and-shot"/>
+    <w:bookmarkEnd w:id="55"/>
+    <w:bookmarkStart w:id="56" w:name="missiles-and-shot"/>
     <w:p>
       <w:pPr>
         <w:pStyle w:val="Heading2"/>
@@ -8181,9 +8873,9 @@
         <w:t xml:space="preserve">A natural 18 with this weapon also jams it: clearing it takes an action.</w:t>
       </w:r>
     </w:p>
-    <w:bookmarkEnd w:id="55"/>
     <w:bookmarkEnd w:id="56"/>
-    <w:bookmarkStart w:id="61" w:name="medical-care"/>
+    <w:bookmarkEnd w:id="57"/>
+    <w:bookmarkStart w:id="62" w:name="medical-care"/>
     <w:p>
       <w:pPr>
         <w:pStyle w:val="Heading1"/>
@@ -8216,7 +8908,7 @@
         <w:t xml:space="preserve">cantrip clears one box once per wound; it does not replace a healer’s care.</w:t>
       </w:r>
     </w:p>
-    <w:bookmarkStart w:id="57" w:name="diagnosis-and-stabilization"/>
+    <w:bookmarkStart w:id="58" w:name="diagnosis-and-stabilization"/>
     <w:p>
       <w:pPr>
         <w:pStyle w:val="Heading2"/>
@@ -8233,8 +8925,8 @@
         <w:t xml:space="preserve">Roll Medicine when the diagnosis is uncertain or an urgent treatment decision matters. Emergency stabilization takes one action and a successful Medicine roll with a healer’s satchel. It ends Dying and stops deterioration, but removes no boxes.</w:t>
       </w:r>
     </w:p>
-    <w:bookmarkEnd w:id="57"/>
-    <w:bookmarkStart w:id="58" w:name="field-treatment"/>
+    <w:bookmarkEnd w:id="58"/>
+    <w:bookmarkStart w:id="59" w:name="field-treatment"/>
     <w:p>
       <w:pPr>
         <w:pStyle w:val="Heading2"/>
@@ -8251,8 +8943,8 @@
         <w:t xml:space="preserve">With a healer’s satchel and several uninterrupted minutes, successful Medicine removes one injury box; success by 5 or more removes two. Each injury receives one field-treatment attempt; further attempts need changed circumstances.</w:t>
       </w:r>
     </w:p>
-    <w:bookmarkEnd w:id="58"/>
-    <w:bookmarkStart w:id="59" w:name="proper-care"/>
+    <w:bookmarkEnd w:id="59"/>
+    <w:bookmarkStart w:id="60" w:name="proper-care"/>
     <w:p>
       <w:pPr>
         <w:pStyle w:val="Heading2"/>
@@ -8269,8 +8961,8 @@
         <w:t xml:space="preserve">A temple infirmary or a master healer’s house grants +2 to Medicine. A successful treatment removes two boxes; success by 5 or more removes three. Allow the time the treatment requires.</w:t>
       </w:r>
     </w:p>
-    <w:bookmarkEnd w:id="59"/>
-    <w:bookmarkStart w:id="60" w:name="natural-recovery"/>
+    <w:bookmarkEnd w:id="60"/>
+    <w:bookmarkStart w:id="61" w:name="natural-recovery"/>
     <w:p>
       <w:pPr>
         <w:pStyle w:val="Heading2"/>
@@ -8303,9 +8995,9 @@
         <w:t xml:space="preserve">of rest clears one injury box. Rest means nothing strenuous. At three boxes, rest alone clears nothing: treatment must clear the first box.</w:t>
       </w:r>
     </w:p>
-    <w:bookmarkEnd w:id="60"/>
     <w:bookmarkEnd w:id="61"/>
-    <w:bookmarkStart w:id="65" w:name="fortune-points-and-tracks"/>
+    <w:bookmarkEnd w:id="62"/>
+    <w:bookmarkStart w:id="66" w:name="fortune-points-and-tracks"/>
     <w:p>
       <w:pPr>
         <w:pStyle w:val="Heading1"/>
@@ -8314,7 +9006,7 @@
         <w:t xml:space="preserve">Fortune points and tracks</w:t>
       </w:r>
     </w:p>
-    <w:bookmarkStart w:id="62" w:name="using-fortune-points"/>
+    <w:bookmarkStart w:id="63" w:name="using-fortune-points"/>
     <w:p>
       <w:pPr>
         <w:pStyle w:val="Heading2"/>
@@ -8499,8 +9191,8 @@
         <w:t xml:space="preserve">Gain one point when one of your complications creates a meaningful problem you accept, including a companion complication. You can decline the proposed complication without penalty.</w:t>
       </w:r>
     </w:p>
-    <w:bookmarkEnd w:id="62"/>
-    <w:bookmarkStart w:id="63" w:name="troubles"/>
+    <w:bookmarkEnd w:id="63"/>
+    <w:bookmarkStart w:id="64" w:name="troubles"/>
     <w:p>
       <w:pPr>
         <w:pStyle w:val="Heading2"/>
@@ -8947,8 +9639,8 @@
         </w:tc>
       </w:tr>
     </w:tbl>
-    <w:bookmarkEnd w:id="63"/>
-    <w:bookmarkStart w:id="64" w:name="advancement"/>
+    <w:bookmarkEnd w:id="64"/>
+    <w:bookmarkStart w:id="65" w:name="advancement"/>
     <w:p>
       <w:pPr>
         <w:pStyle w:val="Heading2"/>
@@ -8965,9 +9657,9 @@
         <w:t xml:space="preserve">After a significant venture, the GM may authorize one relevant skill to advance from Untrained to Trained or from Trained to Specialty, or allow revision of an advantage or complication. Only a Master’s starting skill is Expert; a skill raised later tops out at Specialty (+3) unless they broaden (see Step 3).</w:t>
       </w:r>
     </w:p>
-    <w:bookmarkEnd w:id="64"/>
     <w:bookmarkEnd w:id="65"/>
-    <w:bookmarkStart w:id="68" w:name="running-ventures"/>
+    <w:bookmarkEnd w:id="66"/>
+    <w:bookmarkStart w:id="69" w:name="running-ventures"/>
     <w:p>
       <w:pPr>
         <w:pStyle w:val="Heading1"/>
@@ -8976,7 +9668,7 @@
         <w:t xml:space="preserve">Running ventures</w:t>
       </w:r>
     </w:p>
-    <w:bookmarkStart w:id="66" w:name="venture-seeds"/>
+    <w:bookmarkStart w:id="67" w:name="venture-seeds"/>
     <w:p>
       <w:pPr>
         <w:pStyle w:val="Heading2"/>
@@ -11208,8 +11900,8 @@
         </w:tc>
       </w:tr>
     </w:tbl>
-    <w:bookmarkEnd w:id="66"/>
-    <w:bookmarkStart w:id="67" w:name="the-chronicle"/>
+    <w:bookmarkEnd w:id="67"/>
+    <w:bookmarkStart w:id="68" w:name="the-chronicle"/>
     <w:p>
       <w:pPr>
         <w:pStyle w:val="Heading2"/>
@@ -11336,9 +12028,9 @@
         <w:t xml:space="preserve">After a significant venture, the GM may authorize one skill step for each character.</w:t>
       </w:r>
     </w:p>
-    <w:bookmarkEnd w:id="67"/>
     <w:bookmarkEnd w:id="68"/>
-    <w:bookmarkStart w:id="72" w:name="sorcery"/>
+    <w:bookmarkEnd w:id="69"/>
+    <w:bookmarkStart w:id="73" w:name="sorcery"/>
     <w:p>
       <w:pPr>
         <w:pStyle w:val="Heading1"/>
@@ -11468,7 +12160,7 @@
         <w:t xml:space="preserve">). Everyone else can resist it, fear it and pay for it.</w:t>
       </w:r>
     </w:p>
-    <w:bookmarkStart w:id="69" w:name="cantrips"/>
+    <w:bookmarkStart w:id="70" w:name="cantrips"/>
     <w:p>
       <w:pPr>
         <w:pStyle w:val="Heading2"/>
@@ -12145,8 +12837,8 @@
         <w:t xml:space="preserve">No swapping during a venture, unless the GM offers it as the reward for something remarkable (a demon’s bargain, a dying sorcerer’s last lesson).</w:t>
       </w:r>
     </w:p>
-    <w:bookmarkEnd w:id="69"/>
-    <w:bookmarkStart w:id="70" w:name="rituals"/>
+    <w:bookmarkEnd w:id="70"/>
+    <w:bookmarkStart w:id="71" w:name="rituals"/>
     <w:p>
       <w:pPr>
         <w:pStyle w:val="Heading2"/>
@@ -12505,8 +13197,8 @@
         <w:t xml:space="preserve">A cleansing rite (Significant) clears a box of Corruption or Doom.</w:t>
       </w:r>
     </w:p>
-    <w:bookmarkEnd w:id="70"/>
-    <w:bookmarkStart w:id="71" w:name="corruption"/>
+    <w:bookmarkEnd w:id="71"/>
+    <w:bookmarkStart w:id="72" w:name="corruption"/>
     <w:p>
       <w:pPr>
         <w:pStyle w:val="Heading2"/>
@@ -12925,9 +13617,9 @@
         <w:t xml:space="preserve">between ventures clears one box.</w:t>
       </w:r>
     </w:p>
-    <w:bookmarkEnd w:id="71"/>
     <w:bookmarkEnd w:id="72"/>
-    <w:bookmarkStart w:id="74" w:name="the-world"/>
+    <w:bookmarkEnd w:id="73"/>
+    <w:bookmarkStart w:id="75" w:name="the-world"/>
     <w:p>
       <w:pPr>
         <w:pStyle w:val="Heading1"/>
@@ -13121,7 +13813,7 @@
         <w:t xml:space="preserve">The empire’s blasted center, where the Crown broke. Nothing grows; shards and madmen are found there.</w:t>
       </w:r>
     </w:p>
-    <w:bookmarkStart w:id="73" w:name="powers"/>
+    <w:bookmarkStart w:id="74" w:name="powers"/>
     <w:p>
       <w:pPr>
         <w:pStyle w:val="Heading2"/>
@@ -13262,9 +13954,9 @@
         <w:t xml:space="preserve">Every city has one; they don’t all get along.</w:t>
       </w:r>
     </w:p>
-    <w:bookmarkEnd w:id="73"/>
     <w:bookmarkEnd w:id="74"/>
-    <w:bookmarkStart w:id="75" w:name="threats"/>
+    <w:bookmarkEnd w:id="75"/>
+    <w:bookmarkStart w:id="76" w:name="threats"/>
     <w:p>
       <w:pPr>
         <w:pStyle w:val="Heading1"/>
@@ -14642,8 +15334,8 @@
         <w:t xml:space="preserve">For a tougher version, add +1 to its targets and one box; for a weaker one, subtract.</w:t>
       </w:r>
     </w:p>
-    <w:bookmarkEnd w:id="75"/>
-    <w:bookmarkStart w:id="83" w:name="ready-made-characters"/>
+    <w:bookmarkEnd w:id="76"/>
+    <w:bookmarkStart w:id="84" w:name="ready-made-characters"/>
     <w:p>
       <w:pPr>
         <w:pStyle w:val="Heading1"/>
@@ -14660,7 +15352,7 @@
         <w:t xml:space="preserve">Characters ready to play, for one-shots, new players, or a group in a hurry. Each follows the creation rules exactly, and their connections tie them together. In the creator, choose one from the ready-made list to open it and make it your own.</w:t>
       </w:r>
     </w:p>
-    <w:bookmarkStart w:id="76" w:name="vessa-thorn"/>
+    <w:bookmarkStart w:id="77" w:name="vessa-thorn"/>
     <w:p>
       <w:pPr>
         <w:pStyle w:val="Heading2"/>
@@ -14845,8 +15537,8 @@
         <w:t xml:space="preserve">Cinder was paid to kill her and didn’t. Neither of them has said why.</w:t>
       </w:r>
     </w:p>
-    <w:bookmarkEnd w:id="76"/>
-    <w:bookmarkStart w:id="77" w:name="ithrann"/>
+    <w:bookmarkEnd w:id="77"/>
+    <w:bookmarkStart w:id="78" w:name="ithrann"/>
     <w:p>
       <w:pPr>
         <w:pStyle w:val="Heading2"/>
@@ -15031,8 +15723,8 @@
         <w:t xml:space="preserve">Oren Sael shelters Ithrann at his shrine when no inn will take a serpent-kin.</w:t>
       </w:r>
     </w:p>
-    <w:bookmarkEnd w:id="77"/>
-    <w:bookmarkStart w:id="78" w:name="nyx"/>
+    <w:bookmarkEnd w:id="78"/>
+    <w:bookmarkStart w:id="79" w:name="nyx"/>
     <w:p>
       <w:pPr>
         <w:pStyle w:val="Heading2"/>
@@ -15217,8 +15909,8 @@
         <w:t xml:space="preserve">Gorrum carried her out of the burning village. He says he was just passing.</w:t>
       </w:r>
     </w:p>
-    <w:bookmarkEnd w:id="78"/>
-    <w:bookmarkStart w:id="79" w:name="gorrum-ironjaw"/>
+    <w:bookmarkEnd w:id="79"/>
+    <w:bookmarkStart w:id="80" w:name="gorrum-ironjaw"/>
     <w:p>
       <w:pPr>
         <w:pStyle w:val="Heading2"/>
@@ -15403,8 +16095,8 @@
         <w:t xml:space="preserve">Nyx is the stray he carried out of the fire. He’d die before he’d say he cares.</w:t>
       </w:r>
     </w:p>
-    <w:bookmarkEnd w:id="79"/>
-    <w:bookmarkStart w:id="80" w:name="mira-saltwind"/>
+    <w:bookmarkEnd w:id="80"/>
+    <w:bookmarkStart w:id="81" w:name="mira-saltwind"/>
     <w:p>
       <w:pPr>
         <w:pStyle w:val="Heading2"/>
@@ -15589,8 +16281,8 @@
         <w:t xml:space="preserve">Kara of the Long Winter owes her a life, and Mira means to collect.</w:t>
       </w:r>
     </w:p>
-    <w:bookmarkEnd w:id="80"/>
-    <w:bookmarkStart w:id="81" w:name="cinder"/>
+    <w:bookmarkEnd w:id="81"/>
+    <w:bookmarkStart w:id="82" w:name="cinder"/>
     <w:p>
       <w:pPr>
         <w:pStyle w:val="Heading2"/>
@@ -15775,8 +16467,8 @@
         <w:t xml:space="preserve">Vessa Thorn was their last contract. They let her live and have been running ever since.</w:t>
       </w:r>
     </w:p>
-    <w:bookmarkEnd w:id="81"/>
-    <w:bookmarkStart w:id="82" w:name="oren-sael"/>
+    <w:bookmarkEnd w:id="82"/>
+    <w:bookmarkStart w:id="83" w:name="oren-sael"/>
     <w:p>
       <w:pPr>
         <w:pStyle w:val="Heading2"/>
@@ -15961,9 +16653,9 @@
         <w:t xml:space="preserve">Ithrann sleeps at his shrine. Oren hopes the serpent-kin’s books hold a cure for a dying god.</w:t>
       </w:r>
     </w:p>
-    <w:bookmarkEnd w:id="82"/>
     <w:bookmarkEnd w:id="83"/>
-    <w:bookmarkStart w:id="84" w:name="advantages"/>
+    <w:bookmarkEnd w:id="84"/>
+    <w:bookmarkStart w:id="85" w:name="advantages"/>
     <w:p>
       <w:pPr>
         <w:pStyle w:val="Heading1"/>
@@ -16811,8 +17503,8 @@
         <w:t xml:space="preserve">too, or the gift has nothing to work with.</w:t>
       </w:r>
     </w:p>
-    <w:bookmarkEnd w:id="84"/>
-    <w:bookmarkStart w:id="99" w:name="ancestries"/>
+    <w:bookmarkEnd w:id="85"/>
+    <w:bookmarkStart w:id="100" w:name="ancestries"/>
     <w:p>
       <w:pPr>
         <w:pStyle w:val="Heading1"/>
@@ -17739,7 +18431,7 @@
         </w:tc>
       </w:tr>
     </w:tbl>
-    <w:bookmarkStart w:id="85" w:name="shared-rules"/>
+    <w:bookmarkStart w:id="86" w:name="shared-rules"/>
     <w:p>
       <w:pPr>
         <w:pStyle w:val="Heading2"/>
@@ -17941,8 +18633,8 @@
         </w:tc>
       </w:tr>
     </w:tbl>
-    <w:bookmarkEnd w:id="85"/>
-    <w:bookmarkStart w:id="86" w:name="crownlander"/>
+    <w:bookmarkEnd w:id="86"/>
+    <w:bookmarkStart w:id="87" w:name="crownlander"/>
     <w:p>
       <w:pPr>
         <w:pStyle w:val="Heading2"/>
@@ -18255,8 +18947,8 @@
         </w:tc>
       </w:tr>
     </w:tbl>
-    <w:bookmarkEnd w:id="86"/>
-    <w:bookmarkStart w:id="87" w:name="islander"/>
+    <w:bookmarkEnd w:id="87"/>
+    <w:bookmarkStart w:id="88" w:name="islander"/>
     <w:p>
       <w:pPr>
         <w:pStyle w:val="Heading2"/>
@@ -18569,8 +19261,8 @@
         </w:tc>
       </w:tr>
     </w:tbl>
-    <w:bookmarkEnd w:id="87"/>
-    <w:bookmarkStart w:id="88" w:name="northlander"/>
+    <w:bookmarkEnd w:id="88"/>
+    <w:bookmarkStart w:id="89" w:name="northlander"/>
     <w:p>
       <w:pPr>
         <w:pStyle w:val="Heading2"/>
@@ -18883,8 +19575,8 @@
         </w:tc>
       </w:tr>
     </w:tbl>
-    <w:bookmarkEnd w:id="88"/>
-    <w:bookmarkStart w:id="89" w:name="sand-born"/>
+    <w:bookmarkEnd w:id="89"/>
+    <w:bookmarkStart w:id="90" w:name="sand-born"/>
     <w:p>
       <w:pPr>
         <w:pStyle w:val="Heading2"/>
@@ -19197,8 +19889,8 @@
         </w:tc>
       </w:tr>
     </w:tbl>
-    <w:bookmarkEnd w:id="89"/>
-    <w:bookmarkStart w:id="90" w:name="ashborn"/>
+    <w:bookmarkEnd w:id="90"/>
+    <w:bookmarkStart w:id="91" w:name="ashborn"/>
     <w:p>
       <w:pPr>
         <w:pStyle w:val="Heading2"/>
@@ -19535,8 +20227,8 @@
         </w:tc>
       </w:tr>
     </w:tbl>
-    <w:bookmarkEnd w:id="90"/>
-    <w:bookmarkStart w:id="91" w:name="deepkin"/>
+    <w:bookmarkEnd w:id="91"/>
+    <w:bookmarkStart w:id="92" w:name="deepkin"/>
     <w:p>
       <w:pPr>
         <w:pStyle w:val="Heading2"/>
@@ -19885,8 +20577,8 @@
         </w:tc>
       </w:tr>
     </w:tbl>
-    <w:bookmarkEnd w:id="91"/>
-    <w:bookmarkStart w:id="92" w:name="witch-blooded"/>
+    <w:bookmarkEnd w:id="92"/>
+    <w:bookmarkStart w:id="93" w:name="witch-blooded"/>
     <w:p>
       <w:pPr>
         <w:pStyle w:val="Heading2"/>
@@ -20253,8 +20945,8 @@
         </w:tc>
       </w:tr>
     </w:tbl>
-    <w:bookmarkEnd w:id="92"/>
-    <w:bookmarkStart w:id="93" w:name="demon-marked"/>
+    <w:bookmarkEnd w:id="93"/>
+    <w:bookmarkStart w:id="94" w:name="demon-marked"/>
     <w:p>
       <w:pPr>
         <w:pStyle w:val="Heading2"/>
@@ -20603,8 +21295,8 @@
         </w:tc>
       </w:tr>
     </w:tbl>
-    <w:bookmarkEnd w:id="93"/>
-    <w:bookmarkStart w:id="94" w:name="giant-blooded"/>
+    <w:bookmarkEnd w:id="94"/>
+    <w:bookmarkStart w:id="95" w:name="giant-blooded"/>
     <w:p>
       <w:pPr>
         <w:pStyle w:val="Heading2"/>
@@ -20941,8 +21633,8 @@
         </w:tc>
       </w:tr>
     </w:tbl>
-    <w:bookmarkEnd w:id="94"/>
-    <w:bookmarkStart w:id="95" w:name="serpent-kin"/>
+    <w:bookmarkEnd w:id="95"/>
+    <w:bookmarkStart w:id="96" w:name="serpent-kin"/>
     <w:p>
       <w:pPr>
         <w:pStyle w:val="Heading2"/>
@@ -21291,8 +21983,8 @@
         </w:tc>
       </w:tr>
     </w:tbl>
-    <w:bookmarkEnd w:id="95"/>
-    <w:bookmarkStart w:id="96" w:name="skinchanger"/>
+    <w:bookmarkEnd w:id="96"/>
+    <w:bookmarkStart w:id="97" w:name="skinchanger"/>
     <w:p>
       <w:pPr>
         <w:pStyle w:val="Heading2"/>
@@ -21675,8 +22367,8 @@
         </w:tc>
       </w:tr>
     </w:tbl>
-    <w:bookmarkEnd w:id="96"/>
-    <w:bookmarkStart w:id="97" w:name="godblooded"/>
+    <w:bookmarkEnd w:id="97"/>
+    <w:bookmarkStart w:id="98" w:name="godblooded"/>
     <w:p>
       <w:pPr>
         <w:pStyle w:val="Heading2"/>
@@ -22025,8 +22717,8 @@
         </w:tc>
       </w:tr>
     </w:tbl>
-    <w:bookmarkEnd w:id="97"/>
-    <w:bookmarkStart w:id="98" w:name="undying"/>
+    <w:bookmarkEnd w:id="98"/>
+    <w:bookmarkStart w:id="99" w:name="undying"/>
     <w:p>
       <w:pPr>
         <w:pStyle w:val="Heading2"/>
@@ -22387,9 +23079,9 @@
         </w:tc>
       </w:tr>
     </w:tbl>
-    <w:bookmarkEnd w:id="98"/>
     <w:bookmarkEnd w:id="99"/>
-    <w:bookmarkStart w:id="110" w:name="making-your-own"/>
+    <w:bookmarkEnd w:id="100"/>
+    <w:bookmarkStart w:id="111" w:name="making-your-own"/>
     <w:p>
       <w:pPr>
         <w:pStyle w:val="Heading1"/>
@@ -22422,7 +23114,7 @@
         <w:t xml:space="preserve">option at the end of each list, and its checklist holds a custom choice to the same rules as everything else.</w:t>
       </w:r>
     </w:p>
-    <w:bookmarkStart w:id="100" w:name="a-custom-calling"/>
+    <w:bookmarkStart w:id="101" w:name="a-custom-calling"/>
     <w:p>
       <w:pPr>
         <w:pStyle w:val="Heading2"/>
@@ -22598,8 +23290,8 @@
         <w:t xml:space="preserve">.</w:t>
       </w:r>
     </w:p>
-    <w:bookmarkEnd w:id="100"/>
-    <w:bookmarkStart w:id="109" w:name="a-custom-ancestry"/>
+    <w:bookmarkEnd w:id="101"/>
+    <w:bookmarkStart w:id="110" w:name="a-custom-ancestry"/>
     <w:p>
       <w:pPr>
         <w:pStyle w:val="Heading2"/>
@@ -22616,7 +23308,7 @@
         <w:t xml:space="preserve">Build it with the GM, one step at a time.</w:t>
       </w:r>
     </w:p>
-    <w:bookmarkStart w:id="101" w:name="the-concept"/>
+    <w:bookmarkStart w:id="102" w:name="the-concept"/>
     <w:p>
       <w:pPr>
         <w:pStyle w:val="Heading3"/>
@@ -22633,8 +23325,8 @@
         <w:t xml:space="preserve">Two or three sentences: where they come from, what sets them apart, and how others see them. It should be something the ancestries in this book don’t already cover.</w:t>
       </w:r>
     </w:p>
-    <w:bookmarkEnd w:id="101"/>
-    <w:bookmarkStart w:id="102" w:name="the-tier"/>
+    <w:bookmarkEnd w:id="102"/>
+    <w:bookmarkStart w:id="103" w:name="the-tier"/>
     <w:p>
       <w:pPr>
         <w:pStyle w:val="Heading3"/>
@@ -22931,8 +23623,8 @@
         <w:t xml:space="preserve">When in doubt, choose the higher tier.</w:t>
       </w:r>
     </w:p>
-    <w:bookmarkEnd w:id="102"/>
-    <w:bookmarkStart w:id="103" w:name="attribute-adjustments"/>
+    <w:bookmarkEnd w:id="103"/>
+    <w:bookmarkStart w:id="104" w:name="attribute-adjustments"/>
     <w:p>
       <w:pPr>
         <w:pStyle w:val="Heading3"/>
@@ -22978,8 +23670,8 @@
         <w:t xml:space="preserve">: a +2 needs a −2 or two −1s. The adjustments move the attribute’s base (+1 starts it at 11) and raise its starting maximum (13 plus the bonus). Most ancestries change two to four attributes.</w:t>
       </w:r>
     </w:p>
-    <w:bookmarkEnd w:id="103"/>
-    <w:bookmarkStart w:id="104" w:name="core-rules-tier-1-and-up"/>
+    <w:bookmarkEnd w:id="104"/>
+    <w:bookmarkStart w:id="105" w:name="core-rules-tier-1-and-up"/>
     <w:p>
       <w:pPr>
         <w:pStyle w:val="Heading3"/>
@@ -22996,8 +23688,8 @@
         <w:t xml:space="preserve">One to three short rules that always apply: what they can do (see in the dark, resist cold, a free Trained skill) and what it costs (a weakness, a people’s distrust, a hazard they can’t abide). A strength with no drawback is worth more than it looks, so price it a tier higher.</w:t>
       </w:r>
     </w:p>
-    <w:bookmarkEnd w:id="104"/>
-    <w:bookmarkStart w:id="105" w:name="ancestry-advantages"/>
+    <w:bookmarkEnd w:id="105"/>
+    <w:bookmarkStart w:id="106" w:name="ancestry-advantages"/>
     <w:p>
       <w:pPr>
         <w:pStyle w:val="Heading3"/>
@@ -23052,8 +23744,8 @@
         <w:t xml:space="preserve">: a problem the trait causes, with a clear trigger and a real consequence, which earns a Fortune point when it bites, like any complication. A character takes one advantage, general or ancestry, so make them distinct choices.</w:t>
       </w:r>
     </w:p>
-    <w:bookmarkEnd w:id="105"/>
-    <w:bookmarkStart w:id="106" w:name="an-alternate-form-optional-tier-2-or-3"/>
+    <w:bookmarkEnd w:id="106"/>
+    <w:bookmarkStart w:id="107" w:name="an-alternate-form-optional-tier-2-or-3"/>
     <w:p>
       <w:pPr>
         <w:pStyle w:val="Heading3"/>
@@ -23086,8 +23778,8 @@
         <w:t xml:space="preserve">apply.</w:t>
       </w:r>
     </w:p>
-    <w:bookmarkEnd w:id="106"/>
-    <w:bookmarkStart w:id="107" w:name="in-the-creator"/>
+    <w:bookmarkEnd w:id="107"/>
+    <w:bookmarkStart w:id="108" w:name="in-the-creator"/>
     <w:p>
       <w:pPr>
         <w:pStyle w:val="Heading3"/>
@@ -23192,8 +23884,8 @@
         <w:t xml:space="preserve">and enter the advantage and its companion complication.</w:t>
       </w:r>
     </w:p>
-    <w:bookmarkEnd w:id="107"/>
-    <w:bookmarkStart w:id="108" w:name="example"/>
+    <w:bookmarkEnd w:id="108"/>
+    <w:bookmarkStart w:id="109" w:name="example"/>
     <w:p>
       <w:pPr>
         <w:pStyle w:val="Heading3"/>
@@ -23298,10 +23990,10 @@
         <w:t xml:space="preserve">: villagers see the birds and bar their doors; accept the suspicion.</w:t>
       </w:r>
     </w:p>
-    <w:bookmarkEnd w:id="108"/>
     <w:bookmarkEnd w:id="109"/>
     <w:bookmarkEnd w:id="110"/>
-    <w:bookmarkStart w:id="111" w:name="complications"/>
+    <w:bookmarkEnd w:id="111"/>
+    <w:bookmarkStart w:id="112" w:name="complications"/>
     <w:p>
       <w:pPr>
         <w:pStyle w:val="Heading1"/>
@@ -24006,8 +24698,8 @@
         </w:tc>
       </w:tr>
     </w:tbl>
-    <w:bookmarkEnd w:id="111"/>
-    <w:bookmarkStart w:id="113" w:name="quick-reference"/>
+    <w:bookmarkEnd w:id="112"/>
+    <w:bookmarkStart w:id="114" w:name="quick-reference"/>
     <w:p>
       <w:pPr>
         <w:pStyle w:val="Heading1"/>
@@ -24198,7 +24890,7 @@
       <w:r>
         <w:t xml:space="preserve"> </w:t>
       </w:r>
-      <w:hyperlink r:id="rId112">
+      <w:hyperlink r:id="rId113">
         <w:r>
           <w:rPr>
             <w:rStyle w:val="Hyperlink"/>
@@ -24210,7 +24902,7 @@
         <w:t xml:space="preserve">. You may share, adapt, and use it for any purpose, including commercially, as long as you give appropriate credit to the author.</w:t>
       </w:r>
     </w:p>
-    <w:bookmarkEnd w:id="113"/>
+    <w:bookmarkEnd w:id="114"/>
     <w:sectPr/>
   </w:body>
 </w:document>

--- a/legend-dynamics/site/the-shattered-crown/The_Shattered_Crown_Players_Guide.docx
+++ b/legend-dynamics/site/the-shattered-crown/The_Shattered_Crown_Players_Guide.docx
@@ -12030,7 +12030,7 @@
     </w:p>
     <w:bookmarkEnd w:id="68"/>
     <w:bookmarkEnd w:id="69"/>
-    <w:bookmarkStart w:id="73" w:name="sorcery"/>
+    <w:bookmarkStart w:id="74" w:name="sorcery"/>
     <w:p>
       <w:pPr>
         <w:pStyle w:val="Heading1"/>
@@ -13618,8 +13618,332 @@
       </w:r>
     </w:p>
     <w:bookmarkEnd w:id="72"/>
+    <w:bookmarkStart w:id="73" w:name="magic-advancement"/>
+    <w:p>
+      <w:pPr>
+        <w:pStyle w:val="Heading2"/>
+      </w:pPr>
+      <w:r>
+        <w:t xml:space="preserve">Magic advancement</w:t>
+      </w:r>
+    </w:p>
+    <w:p>
+      <w:pPr>
+        <w:pStyle w:val="FirstParagraph"/>
+      </w:pPr>
+      <w:r>
+        <w:t xml:space="preserve">A caster’s magic grows in play. After a significant venture, a caster can take one of these</w:t>
+      </w:r>
+      <w:r>
+        <w:t xml:space="preserve"> </w:t>
+      </w:r>
+      <w:r>
+        <w:rPr>
+          <w:bCs/>
+          <w:b/>
+        </w:rPr>
+        <w:t xml:space="preserve">instead of a skill step</w:t>
+      </w:r>
+      <w:r>
+        <w:t xml:space="preserve">, with the GM’s approval and a reason from the story: a grimoire recovered, a teacher found, a spell cast a hundred times under pressure. Corruption still applies to everything below.</w:t>
+      </w:r>
+    </w:p>
+    <w:tbl>
+      <w:tblPr>
+        <w:tblStyle w:val="Table"/>
+        <w:tblW w:type="pct" w:w="5000"/>
+        <w:tblLook w:firstRow="1" w:lastRow="0" w:firstColumn="0" w:lastColumn="0" w:noHBand="0" w:noVBand="0" w:val="0020"/>
+        <w:jc w:val="start"/>
+        <w:tblBorders>
+          <w:top w:val="single" w:sz="4" w:color="B8C2D3"/>
+          <w:left w:val="single" w:sz="4" w:color="B8C2D3"/>
+          <w:bottom w:val="single" w:sz="4" w:color="B8C2D3"/>
+          <w:right w:val="single" w:sz="4" w:color="B8C2D3"/>
+          <w:insideH w:val="single" w:sz="4" w:color="B8C2D3"/>
+          <w:insideV w:val="single" w:sz="4" w:color="B8C2D3"/>
+        </w:tblBorders>
+      </w:tblPr>
+      <w:tblGrid>
+        <w:gridCol w:w="2640"/>
+        <w:gridCol w:w="2640"/>
+        <w:gridCol w:w="2640"/>
+      </w:tblGrid>
+      <w:tr>
+        <w:trPr>
+          <w:tblHeader w:val="true"/>
+        </w:trPr>
+        <w:tc>
+          <w:tcPr>
+            <w:shd w:val="clear" w:fill="F2E7D6"/>
+          </w:tcPr>
+          <w:p>
+            <w:pPr>
+              <w:pStyle w:val="Compact"/>
+              <w:jc w:val="left"/>
+            </w:pPr>
+            <w:r>
+              <w:rPr>
+                <w:b/>
+                <w:sz w:val="19"/>
+              </w:rPr>
+              <w:t xml:space="preserve">Option</w:t>
+            </w:r>
+          </w:p>
+        </w:tc>
+        <w:tc>
+          <w:tcPr>
+            <w:shd w:val="clear" w:fill="F2E7D6"/>
+          </w:tcPr>
+          <w:p>
+            <w:pPr>
+              <w:pStyle w:val="Compact"/>
+              <w:jc w:val="left"/>
+            </w:pPr>
+            <w:r>
+              <w:rPr>
+                <w:b/>
+                <w:sz w:val="19"/>
+              </w:rPr>
+              <w:t xml:space="preserve">Effect</w:t>
+            </w:r>
+          </w:p>
+        </w:tc>
+        <w:tc>
+          <w:tcPr>
+            <w:shd w:val="clear" w:fill="F2E7D6"/>
+          </w:tcPr>
+          <w:p>
+            <w:pPr>
+              <w:pStyle w:val="Compact"/>
+              <w:jc w:val="left"/>
+            </w:pPr>
+            <w:r>
+              <w:rPr>
+                <w:b/>
+                <w:sz w:val="19"/>
+              </w:rPr>
+              <w:t xml:space="preserve">Limit</w:t>
+            </w:r>
+          </w:p>
+        </w:tc>
+      </w:tr>
+      <w:tr>
+        <w:tc>
+          <w:tcPr/>
+          <w:p>
+            <w:pPr>
+              <w:pStyle w:val="Compact"/>
+              <w:jc w:val="left"/>
+            </w:pPr>
+            <w:r>
+              <w:rPr>
+                <w:b/>
+                <w:sz w:val="19"/>
+              </w:rPr>
+              <w:t xml:space="preserve">New cantrip</w:t>
+            </w:r>
+          </w:p>
+        </w:tc>
+        <w:tc>
+          <w:tcPr/>
+          <w:p>
+            <w:pPr>
+              <w:pStyle w:val="Compact"/>
+              <w:jc w:val="left"/>
+            </w:pPr>
+            <w:r>
+              <w:rPr>
+                <w:sz w:val="19"/>
+              </w:rPr>
+              <w:t xml:space="preserve">Learn one cantrip beyond your Sorcery limit</w:t>
+            </w:r>
+          </w:p>
+        </w:tc>
+        <w:tc>
+          <w:tcPr/>
+          <w:p>
+            <w:pPr>
+              <w:pStyle w:val="Compact"/>
+              <w:jc w:val="left"/>
+            </w:pPr>
+            <w:r>
+              <w:rPr>
+                <w:sz w:val="19"/>
+              </w:rPr>
+              <w:t xml:space="preserve">Up to 2 extra</w:t>
+            </w:r>
+          </w:p>
+        </w:tc>
+      </w:tr>
+      <w:tr>
+        <w:tc>
+          <w:tcPr/>
+          <w:p>
+            <w:pPr>
+              <w:pStyle w:val="Compact"/>
+              <w:jc w:val="left"/>
+            </w:pPr>
+            <w:r>
+              <w:rPr>
+                <w:b/>
+                <w:sz w:val="19"/>
+              </w:rPr>
+              <w:t xml:space="preserve">Cantrip mastery</w:t>
+            </w:r>
+          </w:p>
+        </w:tc>
+        <w:tc>
+          <w:tcPr/>
+          <w:p>
+            <w:pPr>
+              <w:pStyle w:val="Compact"/>
+              <w:jc w:val="left"/>
+            </w:pPr>
+            <w:r>
+              <w:rPr>
+                <w:sz w:val="19"/>
+              </w:rPr>
+              <w:t xml:space="preserve">+2 to cast one cantrip, and a failed cast with it marks no Corruption (a natural 18 still marks 2)</w:t>
+            </w:r>
+          </w:p>
+        </w:tc>
+        <w:tc>
+          <w:tcPr/>
+          <w:p>
+            <w:pPr>
+              <w:pStyle w:val="Compact"/>
+              <w:jc w:val="left"/>
+            </w:pPr>
+            <w:r>
+              <w:rPr>
+                <w:sz w:val="19"/>
+              </w:rPr>
+              <w:t xml:space="preserve">Each cantrip once</w:t>
+            </w:r>
+          </w:p>
+        </w:tc>
+      </w:tr>
+      <w:tr>
+        <w:tc>
+          <w:tcPr/>
+          <w:p>
+            <w:pPr>
+              <w:pStyle w:val="Compact"/>
+              <w:jc w:val="left"/>
+            </w:pPr>
+            <w:r>
+              <w:rPr>
+                <w:b/>
+                <w:sz w:val="19"/>
+              </w:rPr>
+              <w:t xml:space="preserve">Ritual by heart</w:t>
+            </w:r>
+          </w:p>
+        </w:tc>
+        <w:tc>
+          <w:tcPr/>
+          <w:p>
+            <w:pPr>
+              <w:pStyle w:val="Compact"/>
+              <w:jc w:val="left"/>
+            </w:pPr>
+            <w:r>
+              <w:rPr>
+                <w:sz w:val="19"/>
+              </w:rPr>
+              <w:t xml:space="preserve">One kind of ritual (wards, curses, questions of the dead) takes one fewer segment, to a minimum of 1</w:t>
+            </w:r>
+          </w:p>
+        </w:tc>
+        <w:tc>
+          <w:tcPr/>
+          <w:p>
+            <w:pPr>
+              <w:pStyle w:val="Compact"/>
+              <w:jc w:val="left"/>
+            </w:pPr>
+            <w:r>
+              <w:rPr>
+                <w:sz w:val="19"/>
+              </w:rPr>
+              <w:t xml:space="preserve">Each kind once</w:t>
+            </w:r>
+          </w:p>
+        </w:tc>
+      </w:tr>
+      <w:tr>
+        <w:tc>
+          <w:tcPr/>
+          <w:p>
+            <w:pPr>
+              <w:pStyle w:val="Compact"/>
+              <w:jc w:val="left"/>
+            </w:pPr>
+            <w:r>
+              <w:rPr>
+                <w:b/>
+                <w:sz w:val="19"/>
+              </w:rPr>
+              <w:t xml:space="preserve">Archmage</w:t>
+            </w:r>
+          </w:p>
+        </w:tc>
+        <w:tc>
+          <w:tcPr/>
+          <w:p>
+            <w:pPr>
+              <w:pStyle w:val="Compact"/>
+              <w:jc w:val="left"/>
+            </w:pPr>
+            <w:r>
+              <w:rPr>
+                <w:sz w:val="19"/>
+              </w:rPr>
+              <w:t xml:space="preserve">Sorcery becomes Expert (+5), and you know 4 cantrips before extras</w:t>
+            </w:r>
+          </w:p>
+        </w:tc>
+        <w:tc>
+          <w:tcPr/>
+          <w:p>
+            <w:pPr>
+              <w:pStyle w:val="Compact"/>
+              <w:jc w:val="left"/>
+            </w:pPr>
+            <w:r>
+              <w:rPr>
+                <w:sz w:val="19"/>
+              </w:rPr>
+              <w:t xml:space="preserve">Once, at the end of a long campaign, with the GM’s approval</w:t>
+            </w:r>
+          </w:p>
+        </w:tc>
+      </w:tr>
+    </w:tbl>
+    <w:p>
+      <w:pPr>
+        <w:pStyle w:val="BodyText"/>
+      </w:pPr>
+      <w:r>
+        <w:t xml:space="preserve">Record these in the creator under</w:t>
+      </w:r>
+      <w:r>
+        <w:t xml:space="preserve"> </w:t>
+      </w:r>
+      <w:r>
+        <w:rPr>
+          <w:bCs/>
+          <w:b/>
+        </w:rPr>
+        <w:t xml:space="preserve">Magic grown in play</w:t>
+      </w:r>
+      <w:r>
+        <w:t xml:space="preserve">: extra cantrips raise your limit, mastered cantrips show on the sheet, and your rituals by heart are listed with them.</w:t>
+      </w:r>
+    </w:p>
     <w:bookmarkEnd w:id="73"/>
-    <w:bookmarkStart w:id="75" w:name="the-world"/>
+    <w:bookmarkEnd w:id="74"/>
+    <w:bookmarkStart w:id="76" w:name="the-world"/>
     <w:p>
       <w:pPr>
         <w:pStyle w:val="Heading1"/>
@@ -13813,7 +14137,7 @@
         <w:t xml:space="preserve">The empire’s blasted center, where the Crown broke. Nothing grows; shards and madmen are found there.</w:t>
       </w:r>
     </w:p>
-    <w:bookmarkStart w:id="74" w:name="powers"/>
+    <w:bookmarkStart w:id="75" w:name="powers"/>
     <w:p>
       <w:pPr>
         <w:pStyle w:val="Heading2"/>
@@ -13954,9 +14278,9 @@
         <w:t xml:space="preserve">Every city has one; they don’t all get along.</w:t>
       </w:r>
     </w:p>
-    <w:bookmarkEnd w:id="74"/>
     <w:bookmarkEnd w:id="75"/>
-    <w:bookmarkStart w:id="76" w:name="threats"/>
+    <w:bookmarkEnd w:id="76"/>
+    <w:bookmarkStart w:id="77" w:name="threats"/>
     <w:p>
       <w:pPr>
         <w:pStyle w:val="Heading1"/>
@@ -15334,8 +15658,8 @@
         <w:t xml:space="preserve">For a tougher version, add +1 to its targets and one box; for a weaker one, subtract.</w:t>
       </w:r>
     </w:p>
-    <w:bookmarkEnd w:id="76"/>
-    <w:bookmarkStart w:id="84" w:name="ready-made-characters"/>
+    <w:bookmarkEnd w:id="77"/>
+    <w:bookmarkStart w:id="85" w:name="ready-made-characters"/>
     <w:p>
       <w:pPr>
         <w:pStyle w:val="Heading1"/>
@@ -15352,7 +15676,7 @@
         <w:t xml:space="preserve">Characters ready to play, for one-shots, new players, or a group in a hurry. Each follows the creation rules exactly, and their connections tie them together. In the creator, choose one from the ready-made list to open it and make it your own.</w:t>
       </w:r>
     </w:p>
-    <w:bookmarkStart w:id="77" w:name="vessa-thorn"/>
+    <w:bookmarkStart w:id="78" w:name="vessa-thorn"/>
     <w:p>
       <w:pPr>
         <w:pStyle w:val="Heading2"/>
@@ -15537,8 +15861,8 @@
         <w:t xml:space="preserve">Cinder was paid to kill her and didn’t. Neither of them has said why.</w:t>
       </w:r>
     </w:p>
-    <w:bookmarkEnd w:id="77"/>
-    <w:bookmarkStart w:id="78" w:name="ithrann"/>
+    <w:bookmarkEnd w:id="78"/>
+    <w:bookmarkStart w:id="79" w:name="ithrann"/>
     <w:p>
       <w:pPr>
         <w:pStyle w:val="Heading2"/>
@@ -15723,8 +16047,8 @@
         <w:t xml:space="preserve">Oren Sael shelters Ithrann at his shrine when no inn will take a serpent-kin.</w:t>
       </w:r>
     </w:p>
-    <w:bookmarkEnd w:id="78"/>
-    <w:bookmarkStart w:id="79" w:name="nyx"/>
+    <w:bookmarkEnd w:id="79"/>
+    <w:bookmarkStart w:id="80" w:name="nyx"/>
     <w:p>
       <w:pPr>
         <w:pStyle w:val="Heading2"/>
@@ -15909,8 +16233,8 @@
         <w:t xml:space="preserve">Gorrum carried her out of the burning village. He says he was just passing.</w:t>
       </w:r>
     </w:p>
-    <w:bookmarkEnd w:id="79"/>
-    <w:bookmarkStart w:id="80" w:name="gorrum-ironjaw"/>
+    <w:bookmarkEnd w:id="80"/>
+    <w:bookmarkStart w:id="81" w:name="gorrum-ironjaw"/>
     <w:p>
       <w:pPr>
         <w:pStyle w:val="Heading2"/>
@@ -16095,8 +16419,8 @@
         <w:t xml:space="preserve">Nyx is the stray he carried out of the fire. He’d die before he’d say he cares.</w:t>
       </w:r>
     </w:p>
-    <w:bookmarkEnd w:id="80"/>
-    <w:bookmarkStart w:id="81" w:name="mira-saltwind"/>
+    <w:bookmarkEnd w:id="81"/>
+    <w:bookmarkStart w:id="82" w:name="mira-saltwind"/>
     <w:p>
       <w:pPr>
         <w:pStyle w:val="Heading2"/>
@@ -16281,8 +16605,8 @@
         <w:t xml:space="preserve">Kara of the Long Winter owes her a life, and Mira means to collect.</w:t>
       </w:r>
     </w:p>
-    <w:bookmarkEnd w:id="81"/>
-    <w:bookmarkStart w:id="82" w:name="cinder"/>
+    <w:bookmarkEnd w:id="82"/>
+    <w:bookmarkStart w:id="83" w:name="cinder"/>
     <w:p>
       <w:pPr>
         <w:pStyle w:val="Heading2"/>
@@ -16467,8 +16791,8 @@
         <w:t xml:space="preserve">Vessa Thorn was their last contract. They let her live and have been running ever since.</w:t>
       </w:r>
     </w:p>
-    <w:bookmarkEnd w:id="82"/>
-    <w:bookmarkStart w:id="83" w:name="oren-sael"/>
+    <w:bookmarkEnd w:id="83"/>
+    <w:bookmarkStart w:id="84" w:name="oren-sael"/>
     <w:p>
       <w:pPr>
         <w:pStyle w:val="Heading2"/>
@@ -16653,9 +16977,9 @@
         <w:t xml:space="preserve">Ithrann sleeps at his shrine. Oren hopes the serpent-kin’s books hold a cure for a dying god.</w:t>
       </w:r>
     </w:p>
-    <w:bookmarkEnd w:id="83"/>
     <w:bookmarkEnd w:id="84"/>
-    <w:bookmarkStart w:id="85" w:name="advantages"/>
+    <w:bookmarkEnd w:id="85"/>
+    <w:bookmarkStart w:id="86" w:name="advantages"/>
     <w:p>
       <w:pPr>
         <w:pStyle w:val="Heading1"/>
@@ -17503,8 +17827,8 @@
         <w:t xml:space="preserve">too, or the gift has nothing to work with.</w:t>
       </w:r>
     </w:p>
-    <w:bookmarkEnd w:id="85"/>
-    <w:bookmarkStart w:id="100" w:name="ancestries"/>
+    <w:bookmarkEnd w:id="86"/>
+    <w:bookmarkStart w:id="101" w:name="ancestries"/>
     <w:p>
       <w:pPr>
         <w:pStyle w:val="Heading1"/>
@@ -18431,7 +18755,7 @@
         </w:tc>
       </w:tr>
     </w:tbl>
-    <w:bookmarkStart w:id="86" w:name="shared-rules"/>
+    <w:bookmarkStart w:id="87" w:name="shared-rules"/>
     <w:p>
       <w:pPr>
         <w:pStyle w:val="Heading2"/>
@@ -18633,8 +18957,8 @@
         </w:tc>
       </w:tr>
     </w:tbl>
-    <w:bookmarkEnd w:id="86"/>
-    <w:bookmarkStart w:id="87" w:name="crownlander"/>
+    <w:bookmarkEnd w:id="87"/>
+    <w:bookmarkStart w:id="88" w:name="crownlander"/>
     <w:p>
       <w:pPr>
         <w:pStyle w:val="Heading2"/>
@@ -18947,8 +19271,8 @@
         </w:tc>
       </w:tr>
     </w:tbl>
-    <w:bookmarkEnd w:id="87"/>
-    <w:bookmarkStart w:id="88" w:name="islander"/>
+    <w:bookmarkEnd w:id="88"/>
+    <w:bookmarkStart w:id="89" w:name="islander"/>
     <w:p>
       <w:pPr>
         <w:pStyle w:val="Heading2"/>
@@ -19261,8 +19585,8 @@
         </w:tc>
       </w:tr>
     </w:tbl>
-    <w:bookmarkEnd w:id="88"/>
-    <w:bookmarkStart w:id="89" w:name="northlander"/>
+    <w:bookmarkEnd w:id="89"/>
+    <w:bookmarkStart w:id="90" w:name="northlander"/>
     <w:p>
       <w:pPr>
         <w:pStyle w:val="Heading2"/>
@@ -19575,8 +19899,8 @@
         </w:tc>
       </w:tr>
     </w:tbl>
-    <w:bookmarkEnd w:id="89"/>
-    <w:bookmarkStart w:id="90" w:name="sand-born"/>
+    <w:bookmarkEnd w:id="90"/>
+    <w:bookmarkStart w:id="91" w:name="sand-born"/>
     <w:p>
       <w:pPr>
         <w:pStyle w:val="Heading2"/>
@@ -19889,8 +20213,8 @@
         </w:tc>
       </w:tr>
     </w:tbl>
-    <w:bookmarkEnd w:id="90"/>
-    <w:bookmarkStart w:id="91" w:name="ashborn"/>
+    <w:bookmarkEnd w:id="91"/>
+    <w:bookmarkStart w:id="92" w:name="ashborn"/>
     <w:p>
       <w:pPr>
         <w:pStyle w:val="Heading2"/>
@@ -20227,8 +20551,8 @@
         </w:tc>
       </w:tr>
     </w:tbl>
-    <w:bookmarkEnd w:id="91"/>
-    <w:bookmarkStart w:id="92" w:name="deepkin"/>
+    <w:bookmarkEnd w:id="92"/>
+    <w:bookmarkStart w:id="93" w:name="deepkin"/>
     <w:p>
       <w:pPr>
         <w:pStyle w:val="Heading2"/>
@@ -20577,8 +20901,8 @@
         </w:tc>
       </w:tr>
     </w:tbl>
-    <w:bookmarkEnd w:id="92"/>
-    <w:bookmarkStart w:id="93" w:name="witch-blooded"/>
+    <w:bookmarkEnd w:id="93"/>
+    <w:bookmarkStart w:id="94" w:name="witch-blooded"/>
     <w:p>
       <w:pPr>
         <w:pStyle w:val="Heading2"/>
@@ -20945,8 +21269,8 @@
         </w:tc>
       </w:tr>
     </w:tbl>
-    <w:bookmarkEnd w:id="93"/>
-    <w:bookmarkStart w:id="94" w:name="demon-marked"/>
+    <w:bookmarkEnd w:id="94"/>
+    <w:bookmarkStart w:id="95" w:name="demon-marked"/>
     <w:p>
       <w:pPr>
         <w:pStyle w:val="Heading2"/>
@@ -21295,8 +21619,8 @@
         </w:tc>
       </w:tr>
     </w:tbl>
-    <w:bookmarkEnd w:id="94"/>
-    <w:bookmarkStart w:id="95" w:name="giant-blooded"/>
+    <w:bookmarkEnd w:id="95"/>
+    <w:bookmarkStart w:id="96" w:name="giant-blooded"/>
     <w:p>
       <w:pPr>
         <w:pStyle w:val="Heading2"/>
@@ -21633,8 +21957,8 @@
         </w:tc>
       </w:tr>
     </w:tbl>
-    <w:bookmarkEnd w:id="95"/>
-    <w:bookmarkStart w:id="96" w:name="serpent-kin"/>
+    <w:bookmarkEnd w:id="96"/>
+    <w:bookmarkStart w:id="97" w:name="serpent-kin"/>
     <w:p>
       <w:pPr>
         <w:pStyle w:val="Heading2"/>
@@ -21983,8 +22307,8 @@
         </w:tc>
       </w:tr>
     </w:tbl>
-    <w:bookmarkEnd w:id="96"/>
-    <w:bookmarkStart w:id="97" w:name="skinchanger"/>
+    <w:bookmarkEnd w:id="97"/>
+    <w:bookmarkStart w:id="98" w:name="skinchanger"/>
     <w:p>
       <w:pPr>
         <w:pStyle w:val="Heading2"/>
@@ -22367,8 +22691,8 @@
         </w:tc>
       </w:tr>
     </w:tbl>
-    <w:bookmarkEnd w:id="97"/>
-    <w:bookmarkStart w:id="98" w:name="godblooded"/>
+    <w:bookmarkEnd w:id="98"/>
+    <w:bookmarkStart w:id="99" w:name="godblooded"/>
     <w:p>
       <w:pPr>
         <w:pStyle w:val="Heading2"/>
@@ -22717,8 +23041,8 @@
         </w:tc>
       </w:tr>
     </w:tbl>
-    <w:bookmarkEnd w:id="98"/>
-    <w:bookmarkStart w:id="99" w:name="undying"/>
+    <w:bookmarkEnd w:id="99"/>
+    <w:bookmarkStart w:id="100" w:name="undying"/>
     <w:p>
       <w:pPr>
         <w:pStyle w:val="Heading2"/>
@@ -23079,9 +23403,9 @@
         </w:tc>
       </w:tr>
     </w:tbl>
-    <w:bookmarkEnd w:id="99"/>
     <w:bookmarkEnd w:id="100"/>
-    <w:bookmarkStart w:id="111" w:name="making-your-own"/>
+    <w:bookmarkEnd w:id="101"/>
+    <w:bookmarkStart w:id="112" w:name="making-your-own"/>
     <w:p>
       <w:pPr>
         <w:pStyle w:val="Heading1"/>
@@ -23114,7 +23438,7 @@
         <w:t xml:space="preserve">option at the end of each list, and its checklist holds a custom choice to the same rules as everything else.</w:t>
       </w:r>
     </w:p>
-    <w:bookmarkStart w:id="101" w:name="a-custom-calling"/>
+    <w:bookmarkStart w:id="102" w:name="a-custom-calling"/>
     <w:p>
       <w:pPr>
         <w:pStyle w:val="Heading2"/>
@@ -23290,8 +23614,8 @@
         <w:t xml:space="preserve">.</w:t>
       </w:r>
     </w:p>
-    <w:bookmarkEnd w:id="101"/>
-    <w:bookmarkStart w:id="110" w:name="a-custom-ancestry"/>
+    <w:bookmarkEnd w:id="102"/>
+    <w:bookmarkStart w:id="111" w:name="a-custom-ancestry"/>
     <w:p>
       <w:pPr>
         <w:pStyle w:val="Heading2"/>
@@ -23308,7 +23632,7 @@
         <w:t xml:space="preserve">Build it with the GM, one step at a time.</w:t>
       </w:r>
     </w:p>
-    <w:bookmarkStart w:id="102" w:name="the-concept"/>
+    <w:bookmarkStart w:id="103" w:name="the-concept"/>
     <w:p>
       <w:pPr>
         <w:pStyle w:val="Heading3"/>
@@ -23325,8 +23649,8 @@
         <w:t xml:space="preserve">Two or three sentences: where they come from, what sets them apart, and how others see them. It should be something the ancestries in this book don’t already cover.</w:t>
       </w:r>
     </w:p>
-    <w:bookmarkEnd w:id="102"/>
-    <w:bookmarkStart w:id="103" w:name="the-tier"/>
+    <w:bookmarkEnd w:id="103"/>
+    <w:bookmarkStart w:id="104" w:name="the-tier"/>
     <w:p>
       <w:pPr>
         <w:pStyle w:val="Heading3"/>
@@ -23623,8 +23947,8 @@
         <w:t xml:space="preserve">When in doubt, choose the higher tier.</w:t>
       </w:r>
     </w:p>
-    <w:bookmarkEnd w:id="103"/>
-    <w:bookmarkStart w:id="104" w:name="attribute-adjustments"/>
+    <w:bookmarkEnd w:id="104"/>
+    <w:bookmarkStart w:id="105" w:name="attribute-adjustments"/>
     <w:p>
       <w:pPr>
         <w:pStyle w:val="Heading3"/>
@@ -23670,8 +23994,8 @@
         <w:t xml:space="preserve">: a +2 needs a −2 or two −1s. The adjustments move the attribute’s base (+1 starts it at 11) and raise its starting maximum (13 plus the bonus). Most ancestries change two to four attributes.</w:t>
       </w:r>
     </w:p>
-    <w:bookmarkEnd w:id="104"/>
-    <w:bookmarkStart w:id="105" w:name="core-rules-tier-1-and-up"/>
+    <w:bookmarkEnd w:id="105"/>
+    <w:bookmarkStart w:id="106" w:name="core-rules-tier-1-and-up"/>
     <w:p>
       <w:pPr>
         <w:pStyle w:val="Heading3"/>
@@ -23688,8 +24012,8 @@
         <w:t xml:space="preserve">One to three short rules that always apply: what they can do (see in the dark, resist cold, a free Trained skill) and what it costs (a weakness, a people’s distrust, a hazard they can’t abide). A strength with no drawback is worth more than it looks, so price it a tier higher.</w:t>
       </w:r>
     </w:p>
-    <w:bookmarkEnd w:id="105"/>
-    <w:bookmarkStart w:id="106" w:name="ancestry-advantages"/>
+    <w:bookmarkEnd w:id="106"/>
+    <w:bookmarkStart w:id="107" w:name="ancestry-advantages"/>
     <w:p>
       <w:pPr>
         <w:pStyle w:val="Heading3"/>
@@ -23744,8 +24068,8 @@
         <w:t xml:space="preserve">: a problem the trait causes, with a clear trigger and a real consequence, which earns a Fortune point when it bites, like any complication. A character takes one advantage, general or ancestry, so make them distinct choices.</w:t>
       </w:r>
     </w:p>
-    <w:bookmarkEnd w:id="106"/>
-    <w:bookmarkStart w:id="107" w:name="an-alternate-form-optional-tier-2-or-3"/>
+    <w:bookmarkEnd w:id="107"/>
+    <w:bookmarkStart w:id="108" w:name="an-alternate-form-optional-tier-2-or-3"/>
     <w:p>
       <w:pPr>
         <w:pStyle w:val="Heading3"/>
@@ -23778,8 +24102,8 @@
         <w:t xml:space="preserve">apply.</w:t>
       </w:r>
     </w:p>
-    <w:bookmarkEnd w:id="107"/>
-    <w:bookmarkStart w:id="108" w:name="in-the-creator"/>
+    <w:bookmarkEnd w:id="108"/>
+    <w:bookmarkStart w:id="109" w:name="in-the-creator"/>
     <w:p>
       <w:pPr>
         <w:pStyle w:val="Heading3"/>
@@ -23884,8 +24208,8 @@
         <w:t xml:space="preserve">and enter the advantage and its companion complication.</w:t>
       </w:r>
     </w:p>
-    <w:bookmarkEnd w:id="108"/>
-    <w:bookmarkStart w:id="109" w:name="example"/>
+    <w:bookmarkEnd w:id="109"/>
+    <w:bookmarkStart w:id="110" w:name="example"/>
     <w:p>
       <w:pPr>
         <w:pStyle w:val="Heading3"/>
@@ -23990,10 +24314,10 @@
         <w:t xml:space="preserve">: villagers see the birds and bar their doors; accept the suspicion.</w:t>
       </w:r>
     </w:p>
-    <w:bookmarkEnd w:id="109"/>
     <w:bookmarkEnd w:id="110"/>
     <w:bookmarkEnd w:id="111"/>
-    <w:bookmarkStart w:id="112" w:name="complications"/>
+    <w:bookmarkEnd w:id="112"/>
+    <w:bookmarkStart w:id="113" w:name="complications"/>
     <w:p>
       <w:pPr>
         <w:pStyle w:val="Heading1"/>
@@ -24698,8 +25022,8 @@
         </w:tc>
       </w:tr>
     </w:tbl>
-    <w:bookmarkEnd w:id="112"/>
-    <w:bookmarkStart w:id="114" w:name="quick-reference"/>
+    <w:bookmarkEnd w:id="113"/>
+    <w:bookmarkStart w:id="115" w:name="quick-reference"/>
     <w:p>
       <w:pPr>
         <w:pStyle w:val="Heading1"/>
@@ -24890,7 +25214,7 @@
       <w:r>
         <w:t xml:space="preserve"> </w:t>
       </w:r>
-      <w:hyperlink r:id="rId113">
+      <w:hyperlink r:id="rId114">
         <w:r>
           <w:rPr>
             <w:rStyle w:val="Hyperlink"/>
@@ -24902,7 +25226,7 @@
         <w:t xml:space="preserve">. You may share, adapt, and use it for any purpose, including commercially, as long as you give appropriate credit to the author.</w:t>
       </w:r>
     </w:p>
-    <w:bookmarkEnd w:id="114"/>
+    <w:bookmarkEnd w:id="115"/>
     <w:sectPr/>
   </w:body>
 </w:document>

--- a/legend-dynamics/site/the-shattered-crown/The_Shattered_Crown_Players_Guide.docx
+++ b/legend-dynamics/site/the-shattered-crown/The_Shattered_Crown_Players_Guide.docx
@@ -12187,7 +12187,7 @@
         <w:t xml:space="preserve">cantrips</w:t>
       </w:r>
       <w:r>
-        <w:t xml:space="preserve">: as many as their</w:t>
+        <w:t xml:space="preserve">. Every cantrip holds three</w:t>
       </w:r>
       <w:r>
         <w:t xml:space="preserve"> </w:t>
@@ -12197,13 +12197,10 @@
           <w:bCs/>
           <w:b/>
         </w:rPr>
-        <w:t xml:space="preserve">Sorcery</w:t>
-      </w:r>
-      <w:r>
-        <w:t xml:space="preserve"> </w:t>
-      </w:r>
-      <w:r>
-        <w:t xml:space="preserve">training allows,</w:t>
+        <w:t xml:space="preserve">Seals</w:t>
+      </w:r>
+      <w:r>
+        <w:t xml:space="preserve">, each hiding a deeper power, and your</w:t>
       </w:r>
       <w:r>
         <w:t xml:space="preserve"> </w:t>
@@ -12213,23 +12210,259 @@
           <w:bCs/>
           <w:b/>
         </w:rPr>
-        <w:t xml:space="preserve">2 at Trained, 3 at Specialty, 4 at Expert</w:t>
-      </w:r>
-      <w:r>
-        <w:t xml:space="preserve">. Choose them in the creator. Casting takes</w:t>
-      </w:r>
-      <w:r>
-        <w:t xml:space="preserve"> </w:t>
-      </w:r>
+        <w:t xml:space="preserve">Sorcery</w:t>
+      </w:r>
+      <w:r>
+        <w:t xml:space="preserve"> </w:t>
+      </w:r>
+      <w:r>
+        <w:t xml:space="preserve">breaks them: the deeper your training, the more each cantrip can do. Choose your cantrips in the creator; it shows each one at your Seal.</w:t>
+      </w:r>
+    </w:p>
+    <w:tbl>
+      <w:tblPr>
+        <w:tblStyle w:val="Table"/>
+        <w:tblW w:type="auto" w:w="0"/>
+        <w:tblLook w:firstRow="1" w:lastRow="0" w:firstColumn="0" w:lastColumn="0" w:noHBand="0" w:noVBand="0" w:val="0020"/>
+        <w:jc w:val="start"/>
+        <w:tblBorders>
+          <w:top w:val="single" w:sz="4" w:color="B8C2D3"/>
+          <w:left w:val="single" w:sz="4" w:color="B8C2D3"/>
+          <w:bottom w:val="single" w:sz="4" w:color="B8C2D3"/>
+          <w:right w:val="single" w:sz="4" w:color="B8C2D3"/>
+          <w:insideH w:val="single" w:sz="4" w:color="B8C2D3"/>
+          <w:insideV w:val="single" w:sz="4" w:color="B8C2D3"/>
+        </w:tblBorders>
+      </w:tblPr>
+      <w:tblGrid>
+        <w:gridCol w:w="2640"/>
+        <w:gridCol w:w="2640"/>
+        <w:gridCol w:w="2640"/>
+      </w:tblGrid>
+      <w:tr>
+        <w:trPr>
+          <w:tblHeader w:val="true"/>
+        </w:trPr>
+        <w:tc>
+          <w:tcPr>
+            <w:shd w:val="clear" w:fill="F2E7D6"/>
+          </w:tcPr>
+          <w:p>
+            <w:pPr>
+              <w:pStyle w:val="Compact"/>
+              <w:jc w:val="left"/>
+            </w:pPr>
+            <w:r>
+              <w:rPr>
+                <w:b/>
+                <w:sz w:val="19"/>
+              </w:rPr>
+              <w:t xml:space="preserve">Sorcery</w:t>
+            </w:r>
+          </w:p>
+        </w:tc>
+        <w:tc>
+          <w:tcPr>
+            <w:shd w:val="clear" w:fill="F2E7D6"/>
+          </w:tcPr>
+          <w:p>
+            <w:pPr>
+              <w:pStyle w:val="Compact"/>
+              <w:jc w:val="left"/>
+            </w:pPr>
+            <w:r>
+              <w:rPr>
+                <w:b/>
+                <w:sz w:val="19"/>
+              </w:rPr>
+              <w:t xml:space="preserve">Cantrips known</w:t>
+            </w:r>
+          </w:p>
+        </w:tc>
+        <w:tc>
+          <w:tcPr>
+            <w:shd w:val="clear" w:fill="F2E7D6"/>
+          </w:tcPr>
+          <w:p>
+            <w:pPr>
+              <w:pStyle w:val="Compact"/>
+              <w:jc w:val="left"/>
+            </w:pPr>
+            <w:r>
+              <w:rPr>
+                <w:b/>
+                <w:sz w:val="19"/>
+              </w:rPr>
+              <w:t xml:space="preserve">Seals broken</w:t>
+            </w:r>
+          </w:p>
+        </w:tc>
+      </w:tr>
+      <w:tr>
+        <w:tc>
+          <w:tcPr/>
+          <w:p>
+            <w:pPr>
+              <w:pStyle w:val="Compact"/>
+              <w:jc w:val="left"/>
+            </w:pPr>
+            <w:r>
+              <w:rPr>
+                <w:b/>
+                <w:sz w:val="19"/>
+              </w:rPr>
+              <w:t xml:space="preserve">Trained</w:t>
+            </w:r>
+          </w:p>
+        </w:tc>
+        <w:tc>
+          <w:tcPr/>
+          <w:p>
+            <w:pPr>
+              <w:pStyle w:val="Compact"/>
+              <w:jc w:val="left"/>
+            </w:pPr>
+            <w:r>
+              <w:rPr>
+                <w:sz w:val="19"/>
+              </w:rPr>
+              <w:t xml:space="preserve">2</w:t>
+            </w:r>
+          </w:p>
+        </w:tc>
+        <w:tc>
+          <w:tcPr/>
+          <w:p>
+            <w:pPr>
+              <w:pStyle w:val="Compact"/>
+              <w:jc w:val="left"/>
+            </w:pPr>
+            <w:r>
+              <w:rPr>
+                <w:sz w:val="19"/>
+              </w:rPr>
+              <w:t xml:space="preserve">the First Seal</w:t>
+            </w:r>
+          </w:p>
+        </w:tc>
+      </w:tr>
+      <w:tr>
+        <w:tc>
+          <w:tcPr/>
+          <w:p>
+            <w:pPr>
+              <w:pStyle w:val="Compact"/>
+              <w:jc w:val="left"/>
+            </w:pPr>
+            <w:r>
+              <w:rPr>
+                <w:b/>
+                <w:sz w:val="19"/>
+              </w:rPr>
+              <w:t xml:space="preserve">Specialty</w:t>
+            </w:r>
+          </w:p>
+        </w:tc>
+        <w:tc>
+          <w:tcPr/>
+          <w:p>
+            <w:pPr>
+              <w:pStyle w:val="Compact"/>
+              <w:jc w:val="left"/>
+            </w:pPr>
+            <w:r>
+              <w:rPr>
+                <w:sz w:val="19"/>
+              </w:rPr>
+              <w:t xml:space="preserve">3</w:t>
+            </w:r>
+          </w:p>
+        </w:tc>
+        <w:tc>
+          <w:tcPr/>
+          <w:p>
+            <w:pPr>
+              <w:pStyle w:val="Compact"/>
+              <w:jc w:val="left"/>
+            </w:pPr>
+            <w:r>
+              <w:rPr>
+                <w:sz w:val="19"/>
+              </w:rPr>
+              <w:t xml:space="preserve">the Second Seal</w:t>
+            </w:r>
+          </w:p>
+        </w:tc>
+      </w:tr>
+      <w:tr>
+        <w:tc>
+          <w:tcPr/>
+          <w:p>
+            <w:pPr>
+              <w:pStyle w:val="Compact"/>
+              <w:jc w:val="left"/>
+            </w:pPr>
+            <w:r>
+              <w:rPr>
+                <w:b/>
+                <w:sz w:val="19"/>
+              </w:rPr>
+              <w:t xml:space="preserve">Expert</w:t>
+            </w:r>
+          </w:p>
+        </w:tc>
+        <w:tc>
+          <w:tcPr/>
+          <w:p>
+            <w:pPr>
+              <w:pStyle w:val="Compact"/>
+              <w:jc w:val="left"/>
+            </w:pPr>
+            <w:r>
+              <w:rPr>
+                <w:sz w:val="19"/>
+              </w:rPr>
+              <w:t xml:space="preserve">4</w:t>
+            </w:r>
+          </w:p>
+        </w:tc>
+        <w:tc>
+          <w:tcPr/>
+          <w:p>
+            <w:pPr>
+              <w:pStyle w:val="Compact"/>
+              <w:jc w:val="left"/>
+            </w:pPr>
+            <w:r>
+              <w:rPr>
+                <w:sz w:val="19"/>
+              </w:rPr>
+              <w:t xml:space="preserve">the Third Seal</w:t>
+            </w:r>
+          </w:p>
+        </w:tc>
+      </w:tr>
+    </w:tbl>
+    <w:p>
+      <w:pPr>
+        <w:numPr>
+          <w:ilvl w:val="0"/>
+          <w:numId w:val="1012"/>
+        </w:numPr>
+        <w:pStyle w:val="Compact"/>
+      </w:pPr>
       <w:r>
         <w:rPr>
           <w:bCs/>
           <w:b/>
         </w:rPr>
-        <w:t xml:space="preserve">one action and a Sorcery roll</w:t>
-      </w:r>
-      <w:r>
-        <w:t xml:space="preserve">; where it makes sense, the target resists with</w:t>
+        <w:t xml:space="preserve">Casting:</w:t>
+      </w:r>
+      <w:r>
+        <w:t xml:space="preserve"> </w:t>
+      </w:r>
+      <w:r>
+        <w:t xml:space="preserve">one action and a Sorcery roll; where it makes sense, the target resists with</w:t>
       </w:r>
       <w:r>
         <w:t xml:space="preserve"> </w:t>
@@ -12245,7 +12478,51 @@
         <w:t xml:space="preserve"> </w:t>
       </w:r>
       <w:r>
-        <w:t xml:space="preserve">(an opposed roll, or the target’s roll against the spell). Advancing Sorcery lets you learn another cantrip between ventures.</w:t>
+        <w:t xml:space="preserve">(an opposed roll, or the target’s roll against the spell).</w:t>
+      </w:r>
+    </w:p>
+    <w:p>
+      <w:pPr>
+        <w:numPr>
+          <w:ilvl w:val="0"/>
+          <w:numId w:val="1012"/>
+        </w:numPr>
+        <w:pStyle w:val="Compact"/>
+      </w:pPr>
+      <w:r>
+        <w:rPr>
+          <w:bCs/>
+          <w:b/>
+        </w:rPr>
+        <w:t xml:space="preserve">Holding back:</w:t>
+      </w:r>
+      <w:r>
+        <w:t xml:space="preserve"> </w:t>
+      </w:r>
+      <w:r>
+        <w:t xml:space="preserve">you can always cast a cantrip at a shallower Seal than you’ve broken.</w:t>
+      </w:r>
+    </w:p>
+    <w:p>
+      <w:pPr>
+        <w:numPr>
+          <w:ilvl w:val="0"/>
+          <w:numId w:val="1012"/>
+        </w:numPr>
+        <w:pStyle w:val="Compact"/>
+      </w:pPr>
+      <w:r>
+        <w:rPr>
+          <w:bCs/>
+          <w:b/>
+        </w:rPr>
+        <w:t xml:space="preserve">The price:</w:t>
+      </w:r>
+      <w:r>
+        <w:t xml:space="preserve"> </w:t>
+      </w:r>
+      <w:r>
+        <w:t xml:space="preserve">a failed cast marks a box of Corruption, or two at the Third Seal. A natural 18 marks two.</w:t>
       </w:r>
     </w:p>
     <w:tbl>
@@ -12264,8 +12541,10 @@
         </w:tblBorders>
       </w:tblPr>
       <w:tblGrid>
-        <w:gridCol w:w="3960"/>
-        <w:gridCol w:w="3960"/>
+        <w:gridCol w:w="1980"/>
+        <w:gridCol w:w="1980"/>
+        <w:gridCol w:w="1980"/>
+        <w:gridCol w:w="1980"/>
       </w:tblGrid>
       <w:tr>
         <w:trPr>
@@ -12303,7 +12582,43 @@
                 <w:b/>
                 <w:sz w:val="19"/>
               </w:rPr>
-              <w:t xml:space="preserve">Effect</w:t>
+              <w:t xml:space="preserve">First Seal</w:t>
+            </w:r>
+          </w:p>
+        </w:tc>
+        <w:tc>
+          <w:tcPr>
+            <w:shd w:val="clear" w:fill="F2E7D6"/>
+          </w:tcPr>
+          <w:p>
+            <w:pPr>
+              <w:pStyle w:val="Compact"/>
+              <w:jc w:val="left"/>
+            </w:pPr>
+            <w:r>
+              <w:rPr>
+                <w:b/>
+                <w:sz w:val="19"/>
+              </w:rPr>
+              <w:t xml:space="preserve">Second Seal</w:t>
+            </w:r>
+          </w:p>
+        </w:tc>
+        <w:tc>
+          <w:tcPr>
+            <w:shd w:val="clear" w:fill="F2E7D6"/>
+          </w:tcPr>
+          <w:p>
+            <w:pPr>
+              <w:pStyle w:val="Compact"/>
+              <w:jc w:val="left"/>
+            </w:pPr>
+            <w:r>
+              <w:rPr>
+                <w:b/>
+                <w:sz w:val="19"/>
+              </w:rPr>
+              <w:t xml:space="preserve">Third Seal</w:t>
             </w:r>
           </w:p>
         </w:tc>
@@ -12340,6 +12655,36 @@
             </w:r>
           </w:p>
         </w:tc>
+        <w:tc>
+          <w:tcPr/>
+          <w:p>
+            <w:pPr>
+              <w:pStyle w:val="Compact"/>
+              <w:jc w:val="left"/>
+            </w:pPr>
+            <w:r>
+              <w:rPr>
+                <w:sz w:val="19"/>
+              </w:rPr>
+              <w:t xml:space="preserve">A ranged attack with Sorcery; marks 3 boxes, or 2 each on two targets. Dodge applies.</w:t>
+            </w:r>
+          </w:p>
+        </w:tc>
+        <w:tc>
+          <w:tcPr/>
+          <w:p>
+            <w:pPr>
+              <w:pStyle w:val="Compact"/>
+              <w:jc w:val="left"/>
+            </w:pPr>
+            <w:r>
+              <w:rPr>
+                <w:sz w:val="19"/>
+              </w:rPr>
+              <w:t xml:space="preserve">A ranged attack with Sorcery; marks 4 boxes, or 2 on everyone in a small area. Dodge applies.</w:t>
+            </w:r>
+          </w:p>
+        </w:tc>
       </w:tr>
       <w:tr>
         <w:tc>
@@ -12373,6 +12718,36 @@
             </w:r>
           </w:p>
         </w:tc>
+        <w:tc>
+          <w:tcPr/>
+          <w:p>
+            <w:pPr>
+              <w:pStyle w:val="Compact"/>
+              <w:jc w:val="left"/>
+            </w:pPr>
+            <w:r>
+              <w:rPr>
+                <w:sz w:val="19"/>
+              </w:rPr>
+              <w:t xml:space="preserve">A gout of flame at Short range: marks 2 boxes, and it catches.</w:t>
+            </w:r>
+          </w:p>
+        </w:tc>
+        <w:tc>
+          <w:tcPr/>
+          <w:p>
+            <w:pPr>
+              <w:pStyle w:val="Compact"/>
+              <w:jc w:val="left"/>
+            </w:pPr>
+            <w:r>
+              <w:rPr>
+                <w:sz w:val="19"/>
+              </w:rPr>
+              <w:t xml:space="preserve">A wall or ring of fire for the scene; crossing it marks 3 boxes.</w:t>
+            </w:r>
+          </w:p>
+        </w:tc>
       </w:tr>
       <w:tr>
         <w:tc>
@@ -12406,6 +12781,36 @@
             </w:r>
           </w:p>
         </w:tc>
+        <w:tc>
+          <w:tcPr/>
+          <w:p>
+            <w:pPr>
+              <w:pStyle w:val="Compact"/>
+              <w:jc w:val="left"/>
+            </w:pPr>
+            <w:r>
+              <w:rPr>
+                <w:sz w:val="19"/>
+              </w:rPr>
+              <w:t xml:space="preserve">Attacks against everyone near you are at −2 for the scene.</w:t>
+            </w:r>
+          </w:p>
+        </w:tc>
+        <w:tc>
+          <w:tcPr/>
+          <w:p>
+            <w:pPr>
+              <w:pStyle w:val="Compact"/>
+              <w:jc w:val="left"/>
+            </w:pPr>
+            <w:r>
+              <w:rPr>
+                <w:sz w:val="19"/>
+              </w:rPr>
+              <w:t xml:space="preserve">Attacks against everyone near you are at −2 for the scene, and each ally’s first hit glances off.</w:t>
+            </w:r>
+          </w:p>
+        </w:tc>
       </w:tr>
       <w:tr>
         <w:tc>
@@ -12439,6 +12844,36 @@
             </w:r>
           </w:p>
         </w:tc>
+        <w:tc>
+          <w:tcPr/>
+          <w:p>
+            <w:pPr>
+              <w:pStyle w:val="Compact"/>
+              <w:jc w:val="left"/>
+            </w:pPr>
+            <w:r>
+              <w:rPr>
+                <w:sz w:val="19"/>
+              </w:rPr>
+              <w:t xml:space="preserve">The target is at −2 on all rolls for the scene and can’t spend Fortune (Will resists).</w:t>
+            </w:r>
+          </w:p>
+        </w:tc>
+        <w:tc>
+          <w:tcPr/>
+          <w:p>
+            <w:pPr>
+              <w:pStyle w:val="Compact"/>
+              <w:jc w:val="left"/>
+            </w:pPr>
+            <w:r>
+              <w:rPr>
+                <w:sz w:val="19"/>
+              </w:rPr>
+              <w:t xml:space="preserve">The target is at −4 on all rolls for the scene, or −2 until a rite lifts it (Will resists).</w:t>
+            </w:r>
+          </w:p>
+        </w:tc>
       </w:tr>
       <w:tr>
         <w:tc>
@@ -12472,6 +12907,36 @@
             </w:r>
           </w:p>
         </w:tc>
+        <w:tc>
+          <w:tcPr/>
+          <w:p>
+            <w:pPr>
+              <w:pStyle w:val="Compact"/>
+              <w:jc w:val="left"/>
+            </w:pPr>
+            <w:r>
+              <w:rPr>
+                <w:sz w:val="19"/>
+              </w:rPr>
+              <w:t xml:space="preserve">A small group for the scene, or one target for a day.</w:t>
+            </w:r>
+          </w:p>
+        </w:tc>
+        <w:tc>
+          <w:tcPr/>
+          <w:p>
+            <w:pPr>
+              <w:pStyle w:val="Compact"/>
+              <w:jc w:val="left"/>
+            </w:pPr>
+            <w:r>
+              <w:rPr>
+                <w:sz w:val="19"/>
+              </w:rPr>
+              <w:t xml:space="preserve">One target for a moon; they’ll take risks for you, but not throw their life away.</w:t>
+            </w:r>
+          </w:p>
+        </w:tc>
       </w:tr>
       <w:tr>
         <w:tc>
@@ -12505,6 +12970,36 @@
             </w:r>
           </w:p>
         </w:tc>
+        <w:tc>
+          <w:tcPr/>
+          <w:p>
+            <w:pPr>
+              <w:pStyle w:val="Compact"/>
+              <w:jc w:val="left"/>
+            </w:pPr>
+            <w:r>
+              <w:rPr>
+                <w:sz w:val="19"/>
+              </w:rPr>
+              <w:t xml:space="preserve">A handful roll Will; minor opponents just run.</w:t>
+            </w:r>
+          </w:p>
+        </w:tc>
+        <w:tc>
+          <w:tcPr/>
+          <w:p>
+            <w:pPr>
+              <w:pStyle w:val="Compact"/>
+              <w:jc w:val="left"/>
+            </w:pPr>
+            <w:r>
+              <w:rPr>
+                <w:sz w:val="19"/>
+              </w:rPr>
+              <w:t xml:space="preserve">A whole warband rolls Will; those who fail won’t return this scene.</w:t>
+            </w:r>
+          </w:p>
+        </w:tc>
       </w:tr>
       <w:tr>
         <w:tc>
@@ -12538,6 +13033,36 @@
             </w:r>
           </w:p>
         </w:tc>
+        <w:tc>
+          <w:tcPr/>
+          <w:p>
+            <w:pPr>
+              <w:pStyle w:val="Compact"/>
+              <w:jc w:val="left"/>
+            </w:pPr>
+            <w:r>
+              <w:rPr>
+                <w:sz w:val="19"/>
+              </w:rPr>
+              <w:t xml:space="preserve">A handful roll Will or sleep.</w:t>
+            </w:r>
+          </w:p>
+        </w:tc>
+        <w:tc>
+          <w:tcPr/>
+          <w:p>
+            <w:pPr>
+              <w:pStyle w:val="Compact"/>
+              <w:jc w:val="left"/>
+            </w:pPr>
+            <w:r>
+              <w:rPr>
+                <w:sz w:val="19"/>
+              </w:rPr>
+              <w:t xml:space="preserve">A crowd rolls Will or sleeps until sunrise, or until magic wakes them.</w:t>
+            </w:r>
+          </w:p>
+        </w:tc>
       </w:tr>
       <w:tr>
         <w:tc>
@@ -12571,6 +13096,36 @@
             </w:r>
           </w:p>
         </w:tc>
+        <w:tc>
+          <w:tcPr/>
+          <w:p>
+            <w:pPr>
+              <w:pStyle w:val="Compact"/>
+              <w:jc w:val="left"/>
+            </w:pPr>
+            <w:r>
+              <w:rPr>
+                <w:sz w:val="19"/>
+              </w:rPr>
+              <w:t xml:space="preserve">Clear two injury boxes, or draw out a poison or sickness.</w:t>
+            </w:r>
+          </w:p>
+        </w:tc>
+        <w:tc>
+          <w:tcPr/>
+          <w:p>
+            <w:pPr>
+              <w:pStyle w:val="Compact"/>
+              <w:jc w:val="left"/>
+            </w:pPr>
+            <w:r>
+              <w:rPr>
+                <w:sz w:val="19"/>
+              </w:rPr>
+              <w:t xml:space="preserve">Pull back someone who fell this scene, with one box cleared.</w:t>
+            </w:r>
+          </w:p>
+        </w:tc>
       </w:tr>
       <w:tr>
         <w:tc>
@@ -12604,6 +13159,36 @@
             </w:r>
           </w:p>
         </w:tc>
+        <w:tc>
+          <w:tcPr/>
+          <w:p>
+            <w:pPr>
+              <w:pStyle w:val="Compact"/>
+              <w:jc w:val="left"/>
+            </w:pPr>
+            <w:r>
+              <w:rPr>
+                <w:sz w:val="19"/>
+              </w:rPr>
+              <w:t xml:space="preserve">Command a pack or flock for a scene, or see through one beast’s eyes.</w:t>
+            </w:r>
+          </w:p>
+        </w:tc>
+        <w:tc>
+          <w:tcPr/>
+          <w:p>
+            <w:pPr>
+              <w:pStyle w:val="Compact"/>
+              <w:jc w:val="left"/>
+            </w:pPr>
+            <w:r>
+              <w:rPr>
+                <w:sz w:val="19"/>
+              </w:rPr>
+              <w:t xml:space="preserve">Call the beasts of the land; they come within the hour, and one great beast obeys for a day.</w:t>
+            </w:r>
+          </w:p>
+        </w:tc>
       </w:tr>
       <w:tr>
         <w:tc>
@@ -12637,6 +13222,36 @@
             </w:r>
           </w:p>
         </w:tc>
+        <w:tc>
+          <w:tcPr/>
+          <w:p>
+            <w:pPr>
+              <w:pStyle w:val="Compact"/>
+              <w:jc w:val="left"/>
+            </w:pPr>
+            <w:r>
+              <w:rPr>
+                <w:sz w:val="19"/>
+              </w:rPr>
+              <w:t xml:space="preserve">See magic, curses, spirits and disguised monsters, through Veil and illusions, and who made a spell or curse and why.</w:t>
+            </w:r>
+          </w:p>
+        </w:tc>
+        <w:tc>
+          <w:tcPr/>
+          <w:p>
+            <w:pPr>
+              <w:pStyle w:val="Compact"/>
+              <w:jc w:val="left"/>
+            </w:pPr>
+            <w:r>
+              <w:rPr>
+                <w:sz w:val="19"/>
+              </w:rPr>
+              <w:t xml:space="preserve">See all the Second Seal shows, and a place’s recent past, or follow a Crown shard’s trail.</w:t>
+            </w:r>
+          </w:p>
+        </w:tc>
       </w:tr>
       <w:tr>
         <w:tc>
@@ -12670,6 +13285,36 @@
             </w:r>
           </w:p>
         </w:tc>
+        <w:tc>
+          <w:tcPr/>
+          <w:p>
+            <w:pPr>
+              <w:pStyle w:val="Compact"/>
+              <w:jc w:val="left"/>
+            </w:pPr>
+            <w:r>
+              <w:rPr>
+                <w:sz w:val="19"/>
+              </w:rPr>
+              <w:t xml:space="preserve">Break a wall or gate, or ruin a foe’s shield or armor until it’s mended.</w:t>
+            </w:r>
+          </w:p>
+        </w:tc>
+        <w:tc>
+          <w:tcPr/>
+          <w:p>
+            <w:pPr>
+              <w:pStyle w:val="Compact"/>
+              <w:jc w:val="left"/>
+            </w:pPr>
+            <w:r>
+              <w:rPr>
+                <w:sz w:val="19"/>
+              </w:rPr>
+              <w:t xml:space="preserve">Bring down a bridge or a tower’s door, or break a magical binding or ward.</w:t>
+            </w:r>
+          </w:p>
+        </w:tc>
       </w:tr>
       <w:tr>
         <w:tc>
@@ -12700,6 +13345,36 @@
                 <w:sz w:val="19"/>
               </w:rPr>
               <w:t xml:space="preserve">+3 to Stealth for the scene; you’re hard to notice.</w:t>
+            </w:r>
+          </w:p>
+        </w:tc>
+        <w:tc>
+          <w:tcPr/>
+          <w:p>
+            <w:pPr>
+              <w:pStyle w:val="Compact"/>
+              <w:jc w:val="left"/>
+            </w:pPr>
+            <w:r>
+              <w:rPr>
+                <w:sz w:val="19"/>
+              </w:rPr>
+              <w:t xml:space="preserve">Unseen while you keep still, and the Veil can cover one ally.</w:t>
+            </w:r>
+          </w:p>
+        </w:tc>
+        <w:tc>
+          <w:tcPr/>
+          <w:p>
+            <w:pPr>
+              <w:pStyle w:val="Compact"/>
+              <w:jc w:val="left"/>
+            </w:pPr>
+            <w:r>
+              <w:rPr>
+                <w:sz w:val="19"/>
+              </w:rPr>
+              <w:t xml:space="preserve">Truly unseen for the scene, or +3 to Stealth for a small group.</w:t>
             </w:r>
           </w:p>
         </w:tc>
@@ -12727,7 +13402,7 @@
       <w:pPr>
         <w:numPr>
           <w:ilvl w:val="0"/>
-          <w:numId w:val="1012"/>
+          <w:numId w:val="1013"/>
         </w:numPr>
         <w:pStyle w:val="Compact"/>
       </w:pPr>
@@ -12758,14 +13433,14 @@
         <w:t xml:space="preserve"> </w:t>
       </w:r>
       <w:r>
-        <w:t xml:space="preserve">advances (Untrained to Trained, or Trained to Specialty), choose the new cantrips at once.</w:t>
+        <w:t xml:space="preserve">advances (Untrained to Trained, or Trained to Specialty), choose the new cantrips at once, and the cantrips you know break their next Seal.</w:t>
       </w:r>
     </w:p>
     <w:p>
       <w:pPr>
         <w:numPr>
           <w:ilvl w:val="0"/>
-          <w:numId w:val="1012"/>
+          <w:numId w:val="1013"/>
         </w:numPr>
         <w:pStyle w:val="Compact"/>
       </w:pPr>
@@ -12819,7 +13494,7 @@
       <w:pPr>
         <w:numPr>
           <w:ilvl w:val="0"/>
-          <w:numId w:val="1012"/>
+          <w:numId w:val="1013"/>
         </w:numPr>
         <w:pStyle w:val="Compact"/>
       </w:pPr>
@@ -13157,7 +13832,7 @@
       <w:pPr>
         <w:numPr>
           <w:ilvl w:val="0"/>
-          <w:numId w:val="1013"/>
+          <w:numId w:val="1014"/>
         </w:numPr>
         <w:pStyle w:val="Compact"/>
       </w:pPr>
@@ -13179,7 +13854,7 @@
       <w:pPr>
         <w:numPr>
           <w:ilvl w:val="0"/>
-          <w:numId w:val="1013"/>
+          <w:numId w:val="1014"/>
         </w:numPr>
         <w:pStyle w:val="Compact"/>
       </w:pPr>
@@ -13740,70 +14415,22 @@
                 <w:b/>
                 <w:sz w:val="19"/>
               </w:rPr>
-              <w:t xml:space="preserve">New cantrip</w:t>
-            </w:r>
-          </w:p>
-        </w:tc>
-        <w:tc>
-          <w:tcPr/>
-          <w:p>
-            <w:pPr>
-              <w:pStyle w:val="Compact"/>
-              <w:jc w:val="left"/>
-            </w:pPr>
-            <w:r>
-              <w:rPr>
-                <w:sz w:val="19"/>
-              </w:rPr>
-              <w:t xml:space="preserve">Learn one cantrip beyond your Sorcery limit</w:t>
-            </w:r>
-          </w:p>
-        </w:tc>
-        <w:tc>
-          <w:tcPr/>
-          <w:p>
-            <w:pPr>
-              <w:pStyle w:val="Compact"/>
-              <w:jc w:val="left"/>
-            </w:pPr>
-            <w:r>
-              <w:rPr>
-                <w:sz w:val="19"/>
-              </w:rPr>
-              <w:t xml:space="preserve">Up to 2 extra</w:t>
-            </w:r>
-          </w:p>
-        </w:tc>
-      </w:tr>
-      <w:tr>
-        <w:tc>
-          <w:tcPr/>
-          <w:p>
-            <w:pPr>
-              <w:pStyle w:val="Compact"/>
-              <w:jc w:val="left"/>
-            </w:pPr>
-            <w:r>
-              <w:rPr>
-                <w:b/>
-                <w:sz w:val="19"/>
-              </w:rPr>
-              <w:t xml:space="preserve">Cantrip mastery</w:t>
-            </w:r>
-          </w:p>
-        </w:tc>
-        <w:tc>
-          <w:tcPr/>
-          <w:p>
-            <w:pPr>
-              <w:pStyle w:val="Compact"/>
-              <w:jc w:val="left"/>
-            </w:pPr>
-            <w:r>
-              <w:rPr>
-                <w:sz w:val="19"/>
-              </w:rPr>
-              <w:t xml:space="preserve">+2 to cast one cantrip, and a failed cast with it marks no Corruption (a natural 18 still marks 2)</w:t>
+              <w:t xml:space="preserve">Deeper Seal</w:t>
+            </w:r>
+          </w:p>
+        </w:tc>
+        <w:tc>
+          <w:tcPr/>
+          <w:p>
+            <w:pPr>
+              <w:pStyle w:val="Compact"/>
+              <w:jc w:val="left"/>
+            </w:pPr>
+            <w:r>
+              <w:rPr>
+                <w:sz w:val="19"/>
+              </w:rPr>
+              <w:t xml:space="preserve">One cantrip you know breaks one Seal deeper than your Sorcery allows</w:t>
             </w:r>
           </w:p>
         </w:tc>
@@ -13899,7 +14526,7 @@
               <w:rPr>
                 <w:sz w:val="19"/>
               </w:rPr>
-              <w:t xml:space="preserve">Sorcery becomes Expert (+5), and you know 4 cantrips before extras</w:t>
+              <w:t xml:space="preserve">Sorcery becomes Expert (+5): you know 4 cantrips and break the Third Seal</w:t>
             </w:r>
           </w:p>
         </w:tc>
@@ -13938,7 +14565,7 @@
         <w:t xml:space="preserve">Magic grown in play</w:t>
       </w:r>
       <w:r>
-        <w:t xml:space="preserve">: extra cantrips raise your limit, mastered cantrips show on the sheet, and your rituals by heart are listed with them.</w:t>
+        <w:t xml:space="preserve">: each cantrip shows its Seal on the sheet, and your rituals by heart are listed with them.</w:t>
       </w:r>
     </w:p>
     <w:bookmarkEnd w:id="73"/>
@@ -13958,192 +14585,6 @@
       </w:pPr>
       <w:r>
         <w:t xml:space="preserve">The empire is gone, but its bones are everywhere: roads no one repairs, aqueducts that feed dead cities, sorcerer-towers that still glow at night. Its heirs quarrel over the pieces.</w:t>
-      </w:r>
-    </w:p>
-    <w:p>
-      <w:pPr>
-        <w:numPr>
-          <w:ilvl w:val="0"/>
-          <w:numId w:val="1014"/>
-        </w:numPr>
-        <w:pStyle w:val="Compact"/>
-      </w:pPr>
-      <w:r>
-        <w:rPr>
-          <w:bCs/>
-          <w:b/>
-        </w:rPr>
-        <w:t xml:space="preserve">The Gilded Cities.</w:t>
-      </w:r>
-      <w:r>
-        <w:t xml:space="preserve"> </w:t>
-      </w:r>
-      <w:r>
-        <w:t xml:space="preserve">The empire’s heart, now a coast of rival city-states: silk, lotus, slave markets and assassins. Ruled by</w:t>
-      </w:r>
-      <w:r>
-        <w:t xml:space="preserve"> </w:t>
-      </w:r>
-      <w:r>
-        <w:rPr>
-          <w:bCs/>
-          <w:b/>
-        </w:rPr>
-        <w:t xml:space="preserve">merchant princes</w:t>
-      </w:r>
-      <w:r>
-        <w:t xml:space="preserve"> </w:t>
-      </w:r>
-      <w:r>
-        <w:t xml:space="preserve">and the occasional</w:t>
-      </w:r>
-      <w:r>
-        <w:t xml:space="preserve"> </w:t>
-      </w:r>
-      <w:r>
-        <w:rPr>
-          <w:bCs/>
-          <w:b/>
-        </w:rPr>
-        <w:t xml:space="preserve">sorcerer-prince</w:t>
-      </w:r>
-      <w:r>
-        <w:t xml:space="preserve">.</w:t>
-      </w:r>
-    </w:p>
-    <w:p>
-      <w:pPr>
-        <w:numPr>
-          <w:ilvl w:val="0"/>
-          <w:numId w:val="1014"/>
-        </w:numPr>
-        <w:pStyle w:val="Compact"/>
-      </w:pPr>
-      <w:r>
-        <w:rPr>
-          <w:bCs/>
-          <w:b/>
-        </w:rPr>
-        <w:t xml:space="preserve">The Frozen North.</w:t>
-      </w:r>
-      <w:r>
-        <w:t xml:space="preserve"> </w:t>
-      </w:r>
-      <w:r>
-        <w:t xml:space="preserve">Clans, longships and giants’ graves. Northlanders raid south every summer and trade every winter.</w:t>
-      </w:r>
-    </w:p>
-    <w:p>
-      <w:pPr>
-        <w:numPr>
-          <w:ilvl w:val="0"/>
-          <w:numId w:val="1014"/>
-        </w:numPr>
-        <w:pStyle w:val="Compact"/>
-      </w:pPr>
-      <w:r>
-        <w:rPr>
-          <w:bCs/>
-          <w:b/>
-        </w:rPr>
-        <w:t xml:space="preserve">The Burning Sands.</w:t>
-      </w:r>
-      <w:r>
-        <w:t xml:space="preserve"> </w:t>
-      </w:r>
-      <w:r>
-        <w:t xml:space="preserve">Nomads, caravan cities and buried temples of the</w:t>
-      </w:r>
-      <w:r>
-        <w:t xml:space="preserve"> </w:t>
-      </w:r>
-      <w:r>
-        <w:rPr>
-          <w:bCs/>
-          <w:b/>
-        </w:rPr>
-        <w:t xml:space="preserve">serpent kings</w:t>
-      </w:r>
-      <w:r>
-        <w:t xml:space="preserve"> </w:t>
-      </w:r>
-      <w:r>
-        <w:t xml:space="preserve">who ruled before humans.</w:t>
-      </w:r>
-    </w:p>
-    <w:p>
-      <w:pPr>
-        <w:numPr>
-          <w:ilvl w:val="0"/>
-          <w:numId w:val="1014"/>
-        </w:numPr>
-        <w:pStyle w:val="Compact"/>
-      </w:pPr>
-      <w:r>
-        <w:rPr>
-          <w:bCs/>
-          <w:b/>
-        </w:rPr>
-        <w:t xml:space="preserve">The Shattered Isles.</w:t>
-      </w:r>
-      <w:r>
-        <w:t xml:space="preserve"> </w:t>
-      </w:r>
-      <w:r>
-        <w:t xml:space="preserve">Corsair havens, sea-witches and sunken ruins; the Islanders’ free captains answer to no one.</w:t>
-      </w:r>
-    </w:p>
-    <w:p>
-      <w:pPr>
-        <w:numPr>
-          <w:ilvl w:val="0"/>
-          <w:numId w:val="1014"/>
-        </w:numPr>
-        <w:pStyle w:val="Compact"/>
-      </w:pPr>
-      <w:r>
-        <w:rPr>
-          <w:bCs/>
-          <w:b/>
-        </w:rPr>
-        <w:t xml:space="preserve">The Deeps.</w:t>
-      </w:r>
-      <w:r>
-        <w:t xml:space="preserve"> </w:t>
-      </w:r>
-      <w:r>
-        <w:t xml:space="preserve">Deepkin cities beneath the mountains, and below them, older things that dream.</w:t>
-      </w:r>
-    </w:p>
-    <w:p>
-      <w:pPr>
-        <w:numPr>
-          <w:ilvl w:val="0"/>
-          <w:numId w:val="1014"/>
-        </w:numPr>
-        <w:pStyle w:val="Compact"/>
-      </w:pPr>
-      <w:r>
-        <w:rPr>
-          <w:bCs/>
-          <w:b/>
-        </w:rPr>
-        <w:t xml:space="preserve">The Ashlands.</w:t>
-      </w:r>
-      <w:r>
-        <w:t xml:space="preserve"> </w:t>
-      </w:r>
-      <w:r>
-        <w:t xml:space="preserve">The empire’s blasted center, where the Crown broke. Nothing grows; shards and madmen are found there.</w:t>
-      </w:r>
-    </w:p>
-    <w:bookmarkStart w:id="75" w:name="powers"/>
-    <w:p>
-      <w:pPr>
-        <w:pStyle w:val="Heading2"/>
-      </w:pPr>
-      <w:r>
-        <w:t xml:space="preserve">Powers</w:t>
       </w:r>
     </w:p>
     <w:p>
@@ -14159,13 +14600,42 @@
           <w:bCs/>
           <w:b/>
         </w:rPr>
-        <w:t xml:space="preserve">The Crown shards.</w:t>
-      </w:r>
-      <w:r>
-        <w:t xml:space="preserve"> </w:t>
-      </w:r>
-      <w:r>
-        <w:t xml:space="preserve">Nine in all; four are held by known rulers, three are lost, and two are rumors. Each grants one great power and whispers to its bearer.</w:t>
+        <w:t xml:space="preserve">The Gilded Cities.</w:t>
+      </w:r>
+      <w:r>
+        <w:t xml:space="preserve"> </w:t>
+      </w:r>
+      <w:r>
+        <w:t xml:space="preserve">The empire’s heart, now a coast of rival city-states: silk, lotus, slave markets and assassins. Ruled by</w:t>
+      </w:r>
+      <w:r>
+        <w:t xml:space="preserve"> </w:t>
+      </w:r>
+      <w:r>
+        <w:rPr>
+          <w:bCs/>
+          <w:b/>
+        </w:rPr>
+        <w:t xml:space="preserve">merchant princes</w:t>
+      </w:r>
+      <w:r>
+        <w:t xml:space="preserve"> </w:t>
+      </w:r>
+      <w:r>
+        <w:t xml:space="preserve">and the occasional</w:t>
+      </w:r>
+      <w:r>
+        <w:t xml:space="preserve"> </w:t>
+      </w:r>
+      <w:r>
+        <w:rPr>
+          <w:bCs/>
+          <w:b/>
+        </w:rPr>
+        <w:t xml:space="preserve">sorcerer-prince</w:t>
+      </w:r>
+      <w:r>
+        <w:t xml:space="preserve">.</w:t>
       </w:r>
     </w:p>
     <w:p>
@@ -14181,13 +14651,13 @@
           <w:bCs/>
           <w:b/>
         </w:rPr>
-        <w:t xml:space="preserve">The sorcerer-princes.</w:t>
-      </w:r>
-      <w:r>
-        <w:t xml:space="preserve"> </w:t>
-      </w:r>
-      <w:r>
-        <w:t xml:space="preserve">Rulers who bought their thrones with sorcery and keep them with fear.</w:t>
+        <w:t xml:space="preserve">The Frozen North.</w:t>
+      </w:r>
+      <w:r>
+        <w:t xml:space="preserve"> </w:t>
+      </w:r>
+      <w:r>
+        <w:t xml:space="preserve">Clans, longships and giants’ graves. Northlanders raid south every summer and trade every winter.</w:t>
       </w:r>
     </w:p>
     <w:p>
@@ -14203,13 +14673,29 @@
           <w:bCs/>
           <w:b/>
         </w:rPr>
-        <w:t xml:space="preserve">The merchant princes.</w:t>
-      </w:r>
-      <w:r>
-        <w:t xml:space="preserve"> </w:t>
-      </w:r>
-      <w:r>
-        <w:t xml:space="preserve">Gold rules the Gilded Cities more than any king.</w:t>
+        <w:t xml:space="preserve">The Burning Sands.</w:t>
+      </w:r>
+      <w:r>
+        <w:t xml:space="preserve"> </w:t>
+      </w:r>
+      <w:r>
+        <w:t xml:space="preserve">Nomads, caravan cities and buried temples of the</w:t>
+      </w:r>
+      <w:r>
+        <w:t xml:space="preserve"> </w:t>
+      </w:r>
+      <w:r>
+        <w:rPr>
+          <w:bCs/>
+          <w:b/>
+        </w:rPr>
+        <w:t xml:space="preserve">serpent kings</w:t>
+      </w:r>
+      <w:r>
+        <w:t xml:space="preserve"> </w:t>
+      </w:r>
+      <w:r>
+        <w:t xml:space="preserve">who ruled before humans.</w:t>
       </w:r>
     </w:p>
     <w:p>
@@ -14225,13 +14711,13 @@
           <w:bCs/>
           <w:b/>
         </w:rPr>
-        <w:t xml:space="preserve">The Cult of the Burning God.</w:t>
-      </w:r>
-      <w:r>
-        <w:t xml:space="preserve"> </w:t>
-      </w:r>
-      <w:r>
-        <w:t xml:space="preserve">Zealots who burn sorcerers, and sometimes their neighbors.</w:t>
+        <w:t xml:space="preserve">The Shattered Isles.</w:t>
+      </w:r>
+      <w:r>
+        <w:t xml:space="preserve"> </w:t>
+      </w:r>
+      <w:r>
+        <w:t xml:space="preserve">Corsair havens, sea-witches and sunken ruins; the Islanders’ free captains answer to no one.</w:t>
       </w:r>
     </w:p>
     <w:p>
@@ -14247,13 +14733,13 @@
           <w:bCs/>
           <w:b/>
         </w:rPr>
-        <w:t xml:space="preserve">The Iron Company and its rivals.</w:t>
-      </w:r>
-      <w:r>
-        <w:t xml:space="preserve"> </w:t>
-      </w:r>
-      <w:r>
-        <w:t xml:space="preserve">Mercenary companies who decide most wars, for a price.</w:t>
+        <w:t xml:space="preserve">The Deeps.</w:t>
+      </w:r>
+      <w:r>
+        <w:t xml:space="preserve"> </w:t>
+      </w:r>
+      <w:r>
+        <w:t xml:space="preserve">Deepkin cities beneath the mountains, and below them, older things that dream.</w:t>
       </w:r>
     </w:p>
     <w:p>
@@ -14261,6 +14747,147 @@
         <w:numPr>
           <w:ilvl w:val="0"/>
           <w:numId w:val="1015"/>
+        </w:numPr>
+        <w:pStyle w:val="Compact"/>
+      </w:pPr>
+      <w:r>
+        <w:rPr>
+          <w:bCs/>
+          <w:b/>
+        </w:rPr>
+        <w:t xml:space="preserve">The Ashlands.</w:t>
+      </w:r>
+      <w:r>
+        <w:t xml:space="preserve"> </w:t>
+      </w:r>
+      <w:r>
+        <w:t xml:space="preserve">The empire’s blasted center, where the Crown broke. Nothing grows; shards and madmen are found there.</w:t>
+      </w:r>
+    </w:p>
+    <w:bookmarkStart w:id="75" w:name="powers"/>
+    <w:p>
+      <w:pPr>
+        <w:pStyle w:val="Heading2"/>
+      </w:pPr>
+      <w:r>
+        <w:t xml:space="preserve">Powers</w:t>
+      </w:r>
+    </w:p>
+    <w:p>
+      <w:pPr>
+        <w:numPr>
+          <w:ilvl w:val="0"/>
+          <w:numId w:val="1016"/>
+        </w:numPr>
+        <w:pStyle w:val="Compact"/>
+      </w:pPr>
+      <w:r>
+        <w:rPr>
+          <w:bCs/>
+          <w:b/>
+        </w:rPr>
+        <w:t xml:space="preserve">The Crown shards.</w:t>
+      </w:r>
+      <w:r>
+        <w:t xml:space="preserve"> </w:t>
+      </w:r>
+      <w:r>
+        <w:t xml:space="preserve">Nine in all; four are held by known rulers, three are lost, and two are rumors. Each grants one great power and whispers to its bearer.</w:t>
+      </w:r>
+    </w:p>
+    <w:p>
+      <w:pPr>
+        <w:numPr>
+          <w:ilvl w:val="0"/>
+          <w:numId w:val="1016"/>
+        </w:numPr>
+        <w:pStyle w:val="Compact"/>
+      </w:pPr>
+      <w:r>
+        <w:rPr>
+          <w:bCs/>
+          <w:b/>
+        </w:rPr>
+        <w:t xml:space="preserve">The sorcerer-princes.</w:t>
+      </w:r>
+      <w:r>
+        <w:t xml:space="preserve"> </w:t>
+      </w:r>
+      <w:r>
+        <w:t xml:space="preserve">Rulers who bought their thrones with sorcery and keep them with fear.</w:t>
+      </w:r>
+    </w:p>
+    <w:p>
+      <w:pPr>
+        <w:numPr>
+          <w:ilvl w:val="0"/>
+          <w:numId w:val="1016"/>
+        </w:numPr>
+        <w:pStyle w:val="Compact"/>
+      </w:pPr>
+      <w:r>
+        <w:rPr>
+          <w:bCs/>
+          <w:b/>
+        </w:rPr>
+        <w:t xml:space="preserve">The merchant princes.</w:t>
+      </w:r>
+      <w:r>
+        <w:t xml:space="preserve"> </w:t>
+      </w:r>
+      <w:r>
+        <w:t xml:space="preserve">Gold rules the Gilded Cities more than any king.</w:t>
+      </w:r>
+    </w:p>
+    <w:p>
+      <w:pPr>
+        <w:numPr>
+          <w:ilvl w:val="0"/>
+          <w:numId w:val="1016"/>
+        </w:numPr>
+        <w:pStyle w:val="Compact"/>
+      </w:pPr>
+      <w:r>
+        <w:rPr>
+          <w:bCs/>
+          <w:b/>
+        </w:rPr>
+        <w:t xml:space="preserve">The Cult of the Burning God.</w:t>
+      </w:r>
+      <w:r>
+        <w:t xml:space="preserve"> </w:t>
+      </w:r>
+      <w:r>
+        <w:t xml:space="preserve">Zealots who burn sorcerers, and sometimes their neighbors.</w:t>
+      </w:r>
+    </w:p>
+    <w:p>
+      <w:pPr>
+        <w:numPr>
+          <w:ilvl w:val="0"/>
+          <w:numId w:val="1016"/>
+        </w:numPr>
+        <w:pStyle w:val="Compact"/>
+      </w:pPr>
+      <w:r>
+        <w:rPr>
+          <w:bCs/>
+          <w:b/>
+        </w:rPr>
+        <w:t xml:space="preserve">The Iron Company and its rivals.</w:t>
+      </w:r>
+      <w:r>
+        <w:t xml:space="preserve"> </w:t>
+      </w:r>
+      <w:r>
+        <w:t xml:space="preserve">Mercenary companies who decide most wars, for a price.</w:t>
+      </w:r>
+    </w:p>
+    <w:p>
+      <w:pPr>
+        <w:numPr>
+          <w:ilvl w:val="0"/>
+          <w:numId w:val="1016"/>
         </w:numPr>
         <w:pStyle w:val="Compact"/>
       </w:pPr>
@@ -15707,7 +16334,7 @@
       <w:pPr>
         <w:numPr>
           <w:ilvl w:val="0"/>
-          <w:numId w:val="1016"/>
+          <w:numId w:val="1017"/>
         </w:numPr>
         <w:pStyle w:val="Compact"/>
       </w:pPr>
@@ -15739,154 +16366,6 @@
       </w:r>
       <w:r>
         <w:t xml:space="preserve">12.</w:t>
-      </w:r>
-    </w:p>
-    <w:p>
-      <w:pPr>
-        <w:numPr>
-          <w:ilvl w:val="0"/>
-          <w:numId w:val="1016"/>
-        </w:numPr>
-        <w:pStyle w:val="Compact"/>
-      </w:pPr>
-      <w:r>
-        <w:rPr>
-          <w:bCs/>
-          <w:b/>
-        </w:rPr>
-        <w:t xml:space="preserve">Skills:</w:t>
-      </w:r>
-      <w:r>
-        <w:t xml:space="preserve"> </w:t>
-      </w:r>
-      <w:r>
-        <w:t xml:space="preserve">Thievery 18 (Expert). Trained: Stealth 14, Deception 13, Persuasion 13, Athletics 12, Craft 12, Investigation 12, Melee 12, Read People 10.</w:t>
-      </w:r>
-    </w:p>
-    <w:p>
-      <w:pPr>
-        <w:numPr>
-          <w:ilvl w:val="0"/>
-          <w:numId w:val="1016"/>
-        </w:numPr>
-        <w:pStyle w:val="Compact"/>
-      </w:pPr>
-      <w:r>
-        <w:rPr>
-          <w:bCs/>
-          <w:b/>
-        </w:rPr>
-        <w:t xml:space="preserve">Edges:</w:t>
-      </w:r>
-      <w:r>
-        <w:t xml:space="preserve"> </w:t>
-      </w:r>
-      <w:r>
-        <w:t xml:space="preserve">+1 attribute point, Extra Trained skill, A friend; a friend: Old Marrow, a fence in the Gilded Cities who buys anything and asks nothing.</w:t>
-      </w:r>
-    </w:p>
-    <w:p>
-      <w:pPr>
-        <w:numPr>
-          <w:ilvl w:val="0"/>
-          <w:numId w:val="1016"/>
-        </w:numPr>
-        <w:pStyle w:val="Compact"/>
-      </w:pPr>
-      <w:r>
-        <w:rPr>
-          <w:bCs/>
-          <w:b/>
-        </w:rPr>
-        <w:t xml:space="preserve">Advantage:</w:t>
-      </w:r>
-      <w:r>
-        <w:t xml:space="preserve"> </w:t>
-      </w:r>
-      <w:r>
-        <w:t xml:space="preserve">Lockbreaker.</w:t>
-      </w:r>
-      <w:r>
-        <w:t xml:space="preserve"> </w:t>
-      </w:r>
-      <w:r>
-        <w:rPr>
-          <w:bCs/>
-          <w:b/>
-        </w:rPr>
-        <w:t xml:space="preserve">Complication:</w:t>
-      </w:r>
-      <w:r>
-        <w:t xml:space="preserve"> </w:t>
-      </w:r>
-      <w:r>
-        <w:t xml:space="preserve">Keeper of a Secret; trigger: a powerful figure asks what you know.</w:t>
-      </w:r>
-    </w:p>
-    <w:p>
-      <w:pPr>
-        <w:numPr>
-          <w:ilvl w:val="0"/>
-          <w:numId w:val="1016"/>
-        </w:numPr>
-        <w:pStyle w:val="Compact"/>
-      </w:pPr>
-      <w:r>
-        <w:rPr>
-          <w:bCs/>
-          <w:b/>
-        </w:rPr>
-        <w:t xml:space="preserve">What drives me:</w:t>
-      </w:r>
-      <w:r>
-        <w:t xml:space="preserve"> </w:t>
-      </w:r>
-      <w:r>
-        <w:t xml:space="preserve">Gold, and plenty of it. Everything else follows.</w:t>
-      </w:r>
-      <w:r>
-        <w:t xml:space="preserve"> </w:t>
-      </w:r>
-      <w:r>
-        <w:rPr>
-          <w:bCs/>
-          <w:b/>
-        </w:rPr>
-        <w:t xml:space="preserve">Connection:</w:t>
-      </w:r>
-      <w:r>
-        <w:t xml:space="preserve"> </w:t>
-      </w:r>
-      <w:r>
-        <w:t xml:space="preserve">Cinder was paid to kill her and didn’t. Neither of them has said why.</w:t>
-      </w:r>
-    </w:p>
-    <w:bookmarkEnd w:id="78"/>
-    <w:bookmarkStart w:id="79" w:name="ithrann"/>
-    <w:p>
-      <w:pPr>
-        <w:pStyle w:val="Heading2"/>
-      </w:pPr>
-      <w:r>
-        <w:t xml:space="preserve">Ithrann</w:t>
-      </w:r>
-    </w:p>
-    <w:p>
-      <w:pPr>
-        <w:pStyle w:val="FirstParagraph"/>
-      </w:pPr>
-      <w:r>
-        <w:rPr>
-          <w:iCs/>
-          <w:i/>
-        </w:rPr>
-        <w:t xml:space="preserve">Last scholar of Ssa’keth, Sorcerer. Serpent-kin (tier 2).</w:t>
-      </w:r>
-      <w:r>
-        <w:t xml:space="preserve"> </w:t>
-      </w:r>
-      <w:r>
-        <w:t xml:space="preserve">Keeper of a drowned serpent temple’s memory, searching the human kingdoms for its lost library.</w:t>
       </w:r>
     </w:p>
     <w:p>
@@ -15902,29 +16381,13 @@
           <w:bCs/>
           <w:b/>
         </w:rPr>
-        <w:t xml:space="preserve">Attributes:</w:t>
-      </w:r>
-      <w:r>
-        <w:t xml:space="preserve"> </w:t>
-      </w:r>
-      <w:r>
-        <w:t xml:space="preserve">Body 9, Agility 12, Intellect 13, Presence 9, Will 13.</w:t>
-      </w:r>
-      <w:r>
-        <w:t xml:space="preserve"> </w:t>
-      </w:r>
-      <w:r>
-        <w:rPr>
-          <w:bCs/>
-          <w:b/>
-        </w:rPr>
-        <w:t xml:space="preserve">Dodge</w:t>
-      </w:r>
-      <w:r>
-        <w:t xml:space="preserve"> </w:t>
-      </w:r>
-      <w:r>
-        <w:t xml:space="preserve">11.</w:t>
+        <w:t xml:space="preserve">Skills:</w:t>
+      </w:r>
+      <w:r>
+        <w:t xml:space="preserve"> </w:t>
+      </w:r>
+      <w:r>
+        <w:t xml:space="preserve">Thievery 18 (Expert). Trained: Stealth 14, Deception 13, Persuasion 13, Athletics 12, Craft 12, Investigation 12, Melee 12, Read People 10.</w:t>
       </w:r>
     </w:p>
     <w:p>
@@ -15940,13 +16403,13 @@
           <w:bCs/>
           <w:b/>
         </w:rPr>
-        <w:t xml:space="preserve">Skills:</w:t>
-      </w:r>
-      <w:r>
-        <w:t xml:space="preserve"> </w:t>
-      </w:r>
-      <w:r>
-        <w:t xml:space="preserve">Sorcery 16 (Specialty). Trained: Healing 14, Investigation 14, Lore 14, Read People 14, Survival 14, Stealth 13, Athletics 10, Deception 10, Persuasion 10.</w:t>
+        <w:t xml:space="preserve">Edges:</w:t>
+      </w:r>
+      <w:r>
+        <w:t xml:space="preserve"> </w:t>
+      </w:r>
+      <w:r>
+        <w:t xml:space="preserve">+1 attribute point, Extra Trained skill, A friend; a friend: Old Marrow, a fence in the Gilded Cities who buys anything and asks nothing.</w:t>
       </w:r>
     </w:p>
     <w:p>
@@ -15962,13 +16425,29 @@
           <w:bCs/>
           <w:b/>
         </w:rPr>
-        <w:t xml:space="preserve">Edges:</w:t>
-      </w:r>
-      <w:r>
-        <w:t xml:space="preserve"> </w:t>
-      </w:r>
-      <w:r>
-        <w:t xml:space="preserve">+1 attribute point.</w:t>
+        <w:t xml:space="preserve">Advantage:</w:t>
+      </w:r>
+      <w:r>
+        <w:t xml:space="preserve"> </w:t>
+      </w:r>
+      <w:r>
+        <w:t xml:space="preserve">Lockbreaker.</w:t>
+      </w:r>
+      <w:r>
+        <w:t xml:space="preserve"> </w:t>
+      </w:r>
+      <w:r>
+        <w:rPr>
+          <w:bCs/>
+          <w:b/>
+        </w:rPr>
+        <w:t xml:space="preserve">Complication:</w:t>
+      </w:r>
+      <w:r>
+        <w:t xml:space="preserve"> </w:t>
+      </w:r>
+      <w:r>
+        <w:t xml:space="preserve">Keeper of a Secret; trigger: a powerful figure asks what you know.</w:t>
       </w:r>
     </w:p>
     <w:p>
@@ -15984,13 +16463,13 @@
           <w:bCs/>
           <w:b/>
         </w:rPr>
-        <w:t xml:space="preserve">Advantage:</w:t>
-      </w:r>
-      <w:r>
-        <w:t xml:space="preserve"> </w:t>
-      </w:r>
-      <w:r>
-        <w:t xml:space="preserve">Venom (ancestry; companion: Hated Blood).</w:t>
+        <w:t xml:space="preserve">What drives me:</w:t>
+      </w:r>
+      <w:r>
+        <w:t xml:space="preserve"> </w:t>
+      </w:r>
+      <w:r>
+        <w:t xml:space="preserve">Gold, and plenty of it. Everything else follows.</w:t>
       </w:r>
       <w:r>
         <w:t xml:space="preserve"> </w:t>
@@ -16000,61 +16479,23 @@
           <w:bCs/>
           <w:b/>
         </w:rPr>
-        <w:t xml:space="preserve">Complication:</w:t>
-      </w:r>
-      <w:r>
-        <w:t xml:space="preserve"> </w:t>
-      </w:r>
-      <w:r>
-        <w:t xml:space="preserve">Outcast; trigger: someone recognizes your exile mark.</w:t>
-      </w:r>
-    </w:p>
-    <w:p>
-      <w:pPr>
-        <w:numPr>
-          <w:ilvl w:val="0"/>
-          <w:numId w:val="1017"/>
-        </w:numPr>
-        <w:pStyle w:val="Compact"/>
-      </w:pPr>
-      <w:r>
-        <w:rPr>
-          <w:bCs/>
-          <w:b/>
-        </w:rPr>
-        <w:t xml:space="preserve">What drives me:</w:t>
-      </w:r>
-      <w:r>
-        <w:t xml:space="preserve"> </w:t>
-      </w:r>
-      <w:r>
-        <w:t xml:space="preserve">The old empire’s secrets are out there. I will read them.</w:t>
-      </w:r>
-      <w:r>
-        <w:t xml:space="preserve"> </w:t>
-      </w:r>
-      <w:r>
-        <w:rPr>
-          <w:bCs/>
-          <w:b/>
-        </w:rPr>
         <w:t xml:space="preserve">Connection:</w:t>
       </w:r>
       <w:r>
         <w:t xml:space="preserve"> </w:t>
       </w:r>
       <w:r>
-        <w:t xml:space="preserve">Oren Sael shelters Ithrann at his shrine when no inn will take a serpent-kin.</w:t>
-      </w:r>
-    </w:p>
-    <w:bookmarkEnd w:id="79"/>
-    <w:bookmarkStart w:id="80" w:name="nyx"/>
+        <w:t xml:space="preserve">Cinder was paid to kill her and didn’t. Neither of them has said why.</w:t>
+      </w:r>
+    </w:p>
+    <w:bookmarkEnd w:id="78"/>
+    <w:bookmarkStart w:id="79" w:name="ithrann"/>
     <w:p>
       <w:pPr>
         <w:pStyle w:val="Heading2"/>
       </w:pPr>
       <w:r>
-        <w:t xml:space="preserve">Nyx</w:t>
+        <w:t xml:space="preserve">Ithrann</w:t>
       </w:r>
     </w:p>
     <w:p>
@@ -16066,13 +16507,13 @@
           <w:iCs/>
           <w:i/>
         </w:rPr>
-        <w:t xml:space="preserve">Hedge-witch, Witch. Witch-blooded (tier 1).</w:t>
-      </w:r>
-      <w:r>
-        <w:t xml:space="preserve"> </w:t>
-      </w:r>
-      <w:r>
-        <w:t xml:space="preserve">Run out of her village with stones and torches; sells cures and curses to whoever pays.</w:t>
+        <w:t xml:space="preserve">Last scholar of Ssa’keth, Sorcerer. Serpent-kin (tier 2).</w:t>
+      </w:r>
+      <w:r>
+        <w:t xml:space="preserve"> </w:t>
+      </w:r>
+      <w:r>
+        <w:t xml:space="preserve">Keeper of a drowned serpent temple’s memory, searching the human kingdoms for its lost library.</w:t>
       </w:r>
     </w:p>
     <w:p>
@@ -16094,7 +16535,7 @@
         <w:t xml:space="preserve"> </w:t>
       </w:r>
       <w:r>
-        <w:t xml:space="preserve">Body 9, Agility 11, Intellect 11, Presence 11, Will 13.</w:t>
+        <w:t xml:space="preserve">Body 9, Agility 12, Intellect 13, Presence 9, Will 13.</w:t>
       </w:r>
       <w:r>
         <w:t xml:space="preserve"> </w:t>
@@ -16110,7 +16551,7 @@
         <w:t xml:space="preserve"> </w:t>
       </w:r>
       <w:r>
-        <w:t xml:space="preserve">10.</w:t>
+        <w:t xml:space="preserve">11.</w:t>
       </w:r>
     </w:p>
     <w:p>
@@ -16132,7 +16573,7 @@
         <w:t xml:space="preserve"> </w:t>
       </w:r>
       <w:r>
-        <w:t xml:space="preserve">Sorcery 16 (Specialty). Trained: Read People 14, Survival 14, Craft 12, Deception 12, Healing 12, Lore 12, Persuasion 12, Stealth 12, Tracking 12, Athletics 10.</w:t>
+        <w:t xml:space="preserve">Sorcery 16 (Specialty). Trained: Healing 14, Investigation 14, Lore 14, Read People 14, Survival 14, Stealth 13, Athletics 10, Deception 10, Persuasion 10.</w:t>
       </w:r>
     </w:p>
     <w:p>
@@ -16154,7 +16595,7 @@
         <w:t xml:space="preserve"> </w:t>
       </w:r>
       <w:r>
-        <w:t xml:space="preserve">Extra Trained skill, Extra Fortune.</w:t>
+        <w:t xml:space="preserve">+1 attribute point.</w:t>
       </w:r>
     </w:p>
     <w:p>
@@ -16176,7 +16617,7 @@
         <w:t xml:space="preserve"> </w:t>
       </w:r>
       <w:r>
-        <w:t xml:space="preserve">Herb-Wise.</w:t>
+        <w:t xml:space="preserve">Venom (ancestry; companion: Hated Blood).</w:t>
       </w:r>
       <w:r>
         <w:t xml:space="preserve"> </w:t>
@@ -16192,7 +16633,7 @@
         <w:t xml:space="preserve"> </w:t>
       </w:r>
       <w:r>
-        <w:t xml:space="preserve">Debt to a Sorcerer; trigger: a raven arrives with a sealed message.</w:t>
+        <w:t xml:space="preserve">Outcast; trigger: someone recognizes your exile mark.</w:t>
       </w:r>
     </w:p>
     <w:p>
@@ -16214,7 +16655,7 @@
         <w:t xml:space="preserve"> </w:t>
       </w:r>
       <w:r>
-        <w:t xml:space="preserve">Every day alive is a victory. I mean to have more of them.</w:t>
+        <w:t xml:space="preserve">The old empire’s secrets are out there. I will read them.</w:t>
       </w:r>
       <w:r>
         <w:t xml:space="preserve"> </w:t>
@@ -16230,17 +16671,17 @@
         <w:t xml:space="preserve"> </w:t>
       </w:r>
       <w:r>
-        <w:t xml:space="preserve">Gorrum carried her out of the burning village. He says he was just passing.</w:t>
-      </w:r>
-    </w:p>
-    <w:bookmarkEnd w:id="80"/>
-    <w:bookmarkStart w:id="81" w:name="gorrum-ironjaw"/>
+        <w:t xml:space="preserve">Oren Sael shelters Ithrann at his shrine when no inn will take a serpent-kin.</w:t>
+      </w:r>
+    </w:p>
+    <w:bookmarkEnd w:id="79"/>
+    <w:bookmarkStart w:id="80" w:name="nyx"/>
     <w:p>
       <w:pPr>
         <w:pStyle w:val="Heading2"/>
       </w:pPr>
       <w:r>
-        <w:t xml:space="preserve">Gorrum Ironjaw</w:t>
+        <w:t xml:space="preserve">Nyx</w:t>
       </w:r>
     </w:p>
     <w:p>
@@ -16252,13 +16693,13 @@
           <w:iCs/>
           <w:i/>
         </w:rPr>
-        <w:t xml:space="preserve">Sergeant of the Iron Company, Sellsword. Giant-blooded (tier 2).</w:t>
-      </w:r>
-      <w:r>
-        <w:t xml:space="preserve"> </w:t>
-      </w:r>
-      <w:r>
-        <w:t xml:space="preserve">Twenty years with the Iron Company, a wheel-lock pistol he calls Thunder, and a soft spot for strays.</w:t>
+        <w:t xml:space="preserve">Hedge-witch, Witch. Witch-blooded (tier 1).</w:t>
+      </w:r>
+      <w:r>
+        <w:t xml:space="preserve"> </w:t>
+      </w:r>
+      <w:r>
+        <w:t xml:space="preserve">Run out of her village with stones and torches; sells cures and curses to whoever pays.</w:t>
       </w:r>
     </w:p>
     <w:p>
@@ -16280,7 +16721,7 @@
         <w:t xml:space="preserve"> </w:t>
       </w:r>
       <w:r>
-        <w:t xml:space="preserve">Body 15, Agility 10, Intellect 9, Presence 10, Will 11.</w:t>
+        <w:t xml:space="preserve">Body 9, Agility 11, Intellect 11, Presence 11, Will 13.</w:t>
       </w:r>
       <w:r>
         <w:t xml:space="preserve"> </w:t>
@@ -16296,7 +16737,7 @@
         <w:t xml:space="preserve"> </w:t>
       </w:r>
       <w:r>
-        <w:t xml:space="preserve">9.</w:t>
+        <w:t xml:space="preserve">10.</w:t>
       </w:r>
     </w:p>
     <w:p>
@@ -16318,7 +16759,7 @@
         <w:t xml:space="preserve"> </w:t>
       </w:r>
       <w:r>
-        <w:t xml:space="preserve">Melee 18 (Specialty). Trained: Athletics 16, Brawling 16, Read People 12, Survival 12, Leadership 11, Marksmanship 11, Persuasion 11, Riding 11, Healing 10.</w:t>
+        <w:t xml:space="preserve">Sorcery 16 (Specialty). Trained: Read People 14, Survival 14, Craft 12, Deception 12, Healing 12, Lore 12, Persuasion 12, Stealth 12, Tracking 12, Athletics 10.</w:t>
       </w:r>
     </w:p>
     <w:p>
@@ -16340,7 +16781,7 @@
         <w:t xml:space="preserve"> </w:t>
       </w:r>
       <w:r>
-        <w:t xml:space="preserve">Second advantage; second advantage: Shield-Wall.</w:t>
+        <w:t xml:space="preserve">Extra Trained skill, Extra Fortune.</w:t>
       </w:r>
     </w:p>
     <w:p>
@@ -16362,7 +16803,7 @@
         <w:t xml:space="preserve"> </w:t>
       </w:r>
       <w:r>
-        <w:t xml:space="preserve">Battle-Hardened.</w:t>
+        <w:t xml:space="preserve">Herb-Wise.</w:t>
       </w:r>
       <w:r>
         <w:t xml:space="preserve"> </w:t>
@@ -16378,7 +16819,7 @@
         <w:t xml:space="preserve"> </w:t>
       </w:r>
       <w:r>
-        <w:t xml:space="preserve">Old Rival; trigger: your rival arrives first.</w:t>
+        <w:t xml:space="preserve">Debt to a Sorcerer; trigger: a raven arrives with a sealed message.</w:t>
       </w:r>
     </w:p>
     <w:p>
@@ -16400,7 +16841,7 @@
         <w:t xml:space="preserve"> </w:t>
       </w:r>
       <w:r>
-        <w:t xml:space="preserve">I did terrible things. I mean to balance the scales.</w:t>
+        <w:t xml:space="preserve">Every day alive is a victory. I mean to have more of them.</w:t>
       </w:r>
       <w:r>
         <w:t xml:space="preserve"> </w:t>
@@ -16416,17 +16857,17 @@
         <w:t xml:space="preserve"> </w:t>
       </w:r>
       <w:r>
-        <w:t xml:space="preserve">Nyx is the stray he carried out of the fire. He’d die before he’d say he cares.</w:t>
-      </w:r>
-    </w:p>
-    <w:bookmarkEnd w:id="81"/>
-    <w:bookmarkStart w:id="82" w:name="mira-saltwind"/>
+        <w:t xml:space="preserve">Gorrum carried her out of the burning village. He says he was just passing.</w:t>
+      </w:r>
+    </w:p>
+    <w:bookmarkEnd w:id="80"/>
+    <w:bookmarkStart w:id="81" w:name="gorrum-ironjaw"/>
     <w:p>
       <w:pPr>
         <w:pStyle w:val="Heading2"/>
       </w:pPr>
       <w:r>
-        <w:t xml:space="preserve">Mira Saltwind</w:t>
+        <w:t xml:space="preserve">Gorrum Ironjaw</w:t>
       </w:r>
     </w:p>
     <w:p>
@@ -16438,13 +16879,13 @@
           <w:iCs/>
           <w:i/>
         </w:rPr>
-        <w:t xml:space="preserve">Free captain, without a ship, Corsair. Islander (tier 0); Master.</w:t>
-      </w:r>
-      <w:r>
-        <w:t xml:space="preserve"> </w:t>
-      </w:r>
-      <w:r>
-        <w:t xml:space="preserve">Captain of the Kestrel until a sea-witch sank her. She kept her mother’s arquebus and her crew’s debts.</w:t>
+        <w:t xml:space="preserve">Sergeant of the Iron Company, Sellsword. Giant-blooded (tier 2).</w:t>
+      </w:r>
+      <w:r>
+        <w:t xml:space="preserve"> </w:t>
+      </w:r>
+      <w:r>
+        <w:t xml:space="preserve">Twenty years with the Iron Company, a wheel-lock pistol he calls Thunder, and a soft spot for strays.</w:t>
       </w:r>
     </w:p>
     <w:p>
@@ -16466,7 +16907,7 @@
         <w:t xml:space="preserve"> </w:t>
       </w:r>
       <w:r>
-        <w:t xml:space="preserve">Body 11, Agility 13, Intellect 10, Presence 11, Will 11.</w:t>
+        <w:t xml:space="preserve">Body 15, Agility 10, Intellect 9, Presence 10, Will 11.</w:t>
       </w:r>
       <w:r>
         <w:t xml:space="preserve"> </w:t>
@@ -16482,7 +16923,7 @@
         <w:t xml:space="preserve"> </w:t>
       </w:r>
       <w:r>
-        <w:t xml:space="preserve">12.</w:t>
+        <w:t xml:space="preserve">9.</w:t>
       </w:r>
     </w:p>
     <w:p>
@@ -16504,7 +16945,7 @@
         <w:t xml:space="preserve"> </w:t>
       </w:r>
       <w:r>
-        <w:t xml:space="preserve">Sailing 18 (Expert). Trained: Marksmanship 14, Stealth 14, Athletics 12, Brawling 12, Melee 12, Persuasion 12, Read People 12, Survival 12.</w:t>
+        <w:t xml:space="preserve">Melee 18 (Specialty). Trained: Athletics 16, Brawling 16, Read People 12, Survival 12, Leadership 11, Marksmanship 11, Persuasion 11, Riding 11, Healing 10.</w:t>
       </w:r>
     </w:p>
     <w:p>
@@ -16526,7 +16967,7 @@
         <w:t xml:space="preserve"> </w:t>
       </w:r>
       <w:r>
-        <w:t xml:space="preserve">+1 attribute point, Extra Trained skill, A fine weapon or tool; a fine tool: her mother’s arquebus, Widowmaker (+2 Marksmanship).</w:t>
+        <w:t xml:space="preserve">Second advantage; second advantage: Shield-Wall.</w:t>
       </w:r>
     </w:p>
     <w:p>
@@ -16548,7 +16989,7 @@
         <w:t xml:space="preserve"> </w:t>
       </w:r>
       <w:r>
-        <w:t xml:space="preserve">Sea Legs.</w:t>
+        <w:t xml:space="preserve">Battle-Hardened.</w:t>
       </w:r>
       <w:r>
         <w:t xml:space="preserve"> </w:t>
@@ -16564,7 +17005,7 @@
         <w:t xml:space="preserve"> </w:t>
       </w:r>
       <w:r>
-        <w:t xml:space="preserve">Sworn Vengeance; trigger: news of where your enemy is.</w:t>
+        <w:t xml:space="preserve">Old Rival; trigger: your rival arrives first.</w:t>
       </w:r>
     </w:p>
     <w:p>
@@ -16586,7 +17027,7 @@
         <w:t xml:space="preserve"> </w:t>
       </w:r>
       <w:r>
-        <w:t xml:space="preserve">Someone took everything from me. I mean to take it back, in blood.</w:t>
+        <w:t xml:space="preserve">I did terrible things. I mean to balance the scales.</w:t>
       </w:r>
       <w:r>
         <w:t xml:space="preserve"> </w:t>
@@ -16602,17 +17043,17 @@
         <w:t xml:space="preserve"> </w:t>
       </w:r>
       <w:r>
-        <w:t xml:space="preserve">Kara of the Long Winter owes her a life, and Mira means to collect.</w:t>
-      </w:r>
-    </w:p>
-    <w:bookmarkEnd w:id="82"/>
-    <w:bookmarkStart w:id="83" w:name="cinder"/>
+        <w:t xml:space="preserve">Nyx is the stray he carried out of the fire. He’d die before he’d say he cares.</w:t>
+      </w:r>
+    </w:p>
+    <w:bookmarkEnd w:id="81"/>
+    <w:bookmarkStart w:id="82" w:name="mira-saltwind"/>
     <w:p>
       <w:pPr>
         <w:pStyle w:val="Heading2"/>
       </w:pPr>
       <w:r>
-        <w:t xml:space="preserve">Cinder</w:t>
+        <w:t xml:space="preserve">Mira Saltwind</w:t>
       </w:r>
     </w:p>
     <w:p>
@@ -16624,13 +17065,13 @@
           <w:iCs/>
           <w:i/>
         </w:rPr>
-        <w:t xml:space="preserve">Former blade of the Ash Guild, Assassin. Ashborn (tier 1).</w:t>
-      </w:r>
-      <w:r>
-        <w:t xml:space="preserve"> </w:t>
-      </w:r>
-      <w:r>
-        <w:t xml:space="preserve">Made by the Ash Guild into its best knife; ran the night they ordered a child’s death.</w:t>
+        <w:t xml:space="preserve">Free captain, without a ship, Corsair. Islander (tier 0); Master.</w:t>
+      </w:r>
+      <w:r>
+        <w:t xml:space="preserve"> </w:t>
+      </w:r>
+      <w:r>
+        <w:t xml:space="preserve">Captain of the Kestrel until a sea-witch sank her. She kept her mother’s arquebus and her crew’s debts.</w:t>
       </w:r>
     </w:p>
     <w:p>
@@ -16652,7 +17093,7 @@
         <w:t xml:space="preserve"> </w:t>
       </w:r>
       <w:r>
-        <w:t xml:space="preserve">Body 12, Agility 13, Intellect 11, Presence 9, Will 11.</w:t>
+        <w:t xml:space="preserve">Body 11, Agility 13, Intellect 10, Presence 11, Will 11.</w:t>
       </w:r>
       <w:r>
         <w:t xml:space="preserve"> </w:t>
@@ -16690,7 +17131,7 @@
         <w:t xml:space="preserve"> </w:t>
       </w:r>
       <w:r>
-        <w:t xml:space="preserve">Stealth 16 (Specialty). Trained: Marksmanship 14, Thievery 14, Athletics 13, Brawling 13, Melee 13, Craft 12, Investigation 12, Read People 12, Survival 12, Deception 10.</w:t>
+        <w:t xml:space="preserve">Sailing 18 (Expert). Trained: Marksmanship 14, Stealth 14, Athletics 12, Brawling 12, Melee 12, Persuasion 12, Read People 12, Survival 12.</w:t>
       </w:r>
     </w:p>
     <w:p>
@@ -16712,7 +17153,7 @@
         <w:t xml:space="preserve"> </w:t>
       </w:r>
       <w:r>
-        <w:t xml:space="preserve">+1 attribute point, Extra Trained skill.</w:t>
+        <w:t xml:space="preserve">+1 attribute point, Extra Trained skill, A fine weapon or tool; a fine tool: her mother’s arquebus, Widowmaker (+2 Marksmanship).</w:t>
       </w:r>
     </w:p>
     <w:p>
@@ -16734,7 +17175,7 @@
         <w:t xml:space="preserve"> </w:t>
       </w:r>
       <w:r>
-        <w:t xml:space="preserve">Shadow-Walker.</w:t>
+        <w:t xml:space="preserve">Sea Legs.</w:t>
       </w:r>
       <w:r>
         <w:t xml:space="preserve"> </w:t>
@@ -16750,7 +17191,7 @@
         <w:t xml:space="preserve"> </w:t>
       </w:r>
       <w:r>
-        <w:t xml:space="preserve">Wanted; trigger: a bounty hunter takes the next room.</w:t>
+        <w:t xml:space="preserve">Sworn Vengeance; trigger: news of where your enemy is.</w:t>
       </w:r>
     </w:p>
     <w:p>
@@ -16772,7 +17213,7 @@
         <w:t xml:space="preserve"> </w:t>
       </w:r>
       <w:r>
-        <w:t xml:space="preserve">No master, no chains, no one to answer to.</w:t>
+        <w:t xml:space="preserve">Someone took everything from me. I mean to take it back, in blood.</w:t>
       </w:r>
       <w:r>
         <w:t xml:space="preserve"> </w:t>
@@ -16788,17 +17229,17 @@
         <w:t xml:space="preserve"> </w:t>
       </w:r>
       <w:r>
-        <w:t xml:space="preserve">Vessa Thorn was their last contract. They let her live and have been running ever since.</w:t>
-      </w:r>
-    </w:p>
-    <w:bookmarkEnd w:id="83"/>
-    <w:bookmarkStart w:id="84" w:name="oren-sael"/>
+        <w:t xml:space="preserve">Kara of the Long Winter owes her a life, and Mira means to collect.</w:t>
+      </w:r>
+    </w:p>
+    <w:bookmarkEnd w:id="82"/>
+    <w:bookmarkStart w:id="83" w:name="cinder"/>
     <w:p>
       <w:pPr>
         <w:pStyle w:val="Heading2"/>
       </w:pPr>
       <w:r>
-        <w:t xml:space="preserve">Oren Sael</w:t>
+        <w:t xml:space="preserve">Cinder</w:t>
       </w:r>
     </w:p>
     <w:p>
@@ -16810,13 +17251,13 @@
           <w:iCs/>
           <w:i/>
         </w:rPr>
-        <w:t xml:space="preserve">Keeper of the Last Shrine, Priest. Sand-born (tier 0).</w:t>
-      </w:r>
-      <w:r>
-        <w:t xml:space="preserve"> </w:t>
-      </w:r>
-      <w:r>
-        <w:t xml:space="preserve">The last priest of Haddu, god of wells, who keeps a shrine no caravan visits and a flame that is going out.</w:t>
+        <w:t xml:space="preserve">Former blade of the Ash Guild, Assassin. Ashborn (tier 1).</w:t>
+      </w:r>
+      <w:r>
+        <w:t xml:space="preserve"> </w:t>
+      </w:r>
+      <w:r>
+        <w:t xml:space="preserve">Made by the Ash Guild into its best knife; ran the night they ordered a child’s death.</w:t>
       </w:r>
     </w:p>
     <w:p>
@@ -16838,7 +17279,7 @@
         <w:t xml:space="preserve"> </w:t>
       </w:r>
       <w:r>
-        <w:t xml:space="preserve">Body 10, Agility 10, Intellect 11, Presence 13, Will 13.</w:t>
+        <w:t xml:space="preserve">Body 12, Agility 13, Intellect 11, Presence 9, Will 11.</w:t>
       </w:r>
       <w:r>
         <w:t xml:space="preserve"> </w:t>
@@ -16854,7 +17295,7 @@
         <w:t xml:space="preserve"> </w:t>
       </w:r>
       <w:r>
-        <w:t xml:space="preserve">9.</w:t>
+        <w:t xml:space="preserve">12.</w:t>
       </w:r>
     </w:p>
     <w:p>
@@ -16876,7 +17317,7 @@
         <w:t xml:space="preserve"> </w:t>
       </w:r>
       <w:r>
-        <w:t xml:space="preserve">Persuasion 16 (Specialty). Trained: Leadership 14, Read People 14, Survival 14, Healing 12, Investigation 12, Lore 12, Athletics 11, Melee 11, Riding 11.</w:t>
+        <w:t xml:space="preserve">Stealth 16 (Specialty). Trained: Marksmanship 14, Thievery 14, Athletics 13, Brawling 13, Melee 13, Craft 12, Investigation 12, Read People 12, Survival 12, Deception 10.</w:t>
       </w:r>
     </w:p>
     <w:p>
@@ -16898,7 +17339,7 @@
         <w:t xml:space="preserve"> </w:t>
       </w:r>
       <w:r>
-        <w:t xml:space="preserve">+1 attribute point ×2, A friend; a friend: Yusra, the last caravan-master who still stops at the shrine.</w:t>
+        <w:t xml:space="preserve">+1 attribute point, Extra Trained skill.</w:t>
       </w:r>
     </w:p>
     <w:p>
@@ -16920,7 +17361,7 @@
         <w:t xml:space="preserve"> </w:t>
       </w:r>
       <w:r>
-        <w:t xml:space="preserve">Iron Will.</w:t>
+        <w:t xml:space="preserve">Shadow-Walker.</w:t>
       </w:r>
       <w:r>
         <w:t xml:space="preserve"> </w:t>
@@ -16936,7 +17377,7 @@
         <w:t xml:space="preserve"> </w:t>
       </w:r>
       <w:r>
-        <w:t xml:space="preserve">Oath-Bound; trigger: keeping the vow means abandoning the plan.</w:t>
+        <w:t xml:space="preserve">Wanted; trigger: a bounty hunter takes the next room.</w:t>
       </w:r>
     </w:p>
     <w:p>
@@ -16944,6 +17385,192 @@
         <w:numPr>
           <w:ilvl w:val="0"/>
           <w:numId w:val="1022"/>
+        </w:numPr>
+        <w:pStyle w:val="Compact"/>
+      </w:pPr>
+      <w:r>
+        <w:rPr>
+          <w:bCs/>
+          <w:b/>
+        </w:rPr>
+        <w:t xml:space="preserve">What drives me:</w:t>
+      </w:r>
+      <w:r>
+        <w:t xml:space="preserve"> </w:t>
+      </w:r>
+      <w:r>
+        <w:t xml:space="preserve">No master, no chains, no one to answer to.</w:t>
+      </w:r>
+      <w:r>
+        <w:t xml:space="preserve"> </w:t>
+      </w:r>
+      <w:r>
+        <w:rPr>
+          <w:bCs/>
+          <w:b/>
+        </w:rPr>
+        <w:t xml:space="preserve">Connection:</w:t>
+      </w:r>
+      <w:r>
+        <w:t xml:space="preserve"> </w:t>
+      </w:r>
+      <w:r>
+        <w:t xml:space="preserve">Vessa Thorn was their last contract. They let her live and have been running ever since.</w:t>
+      </w:r>
+    </w:p>
+    <w:bookmarkEnd w:id="83"/>
+    <w:bookmarkStart w:id="84" w:name="oren-sael"/>
+    <w:p>
+      <w:pPr>
+        <w:pStyle w:val="Heading2"/>
+      </w:pPr>
+      <w:r>
+        <w:t xml:space="preserve">Oren Sael</w:t>
+      </w:r>
+    </w:p>
+    <w:p>
+      <w:pPr>
+        <w:pStyle w:val="FirstParagraph"/>
+      </w:pPr>
+      <w:r>
+        <w:rPr>
+          <w:iCs/>
+          <w:i/>
+        </w:rPr>
+        <w:t xml:space="preserve">Keeper of the Last Shrine, Priest. Sand-born (tier 0).</w:t>
+      </w:r>
+      <w:r>
+        <w:t xml:space="preserve"> </w:t>
+      </w:r>
+      <w:r>
+        <w:t xml:space="preserve">The last priest of Haddu, god of wells, who keeps a shrine no caravan visits and a flame that is going out.</w:t>
+      </w:r>
+    </w:p>
+    <w:p>
+      <w:pPr>
+        <w:numPr>
+          <w:ilvl w:val="0"/>
+          <w:numId w:val="1023"/>
+        </w:numPr>
+        <w:pStyle w:val="Compact"/>
+      </w:pPr>
+      <w:r>
+        <w:rPr>
+          <w:bCs/>
+          <w:b/>
+        </w:rPr>
+        <w:t xml:space="preserve">Attributes:</w:t>
+      </w:r>
+      <w:r>
+        <w:t xml:space="preserve"> </w:t>
+      </w:r>
+      <w:r>
+        <w:t xml:space="preserve">Body 10, Agility 10, Intellect 11, Presence 13, Will 13.</w:t>
+      </w:r>
+      <w:r>
+        <w:t xml:space="preserve"> </w:t>
+      </w:r>
+      <w:r>
+        <w:rPr>
+          <w:bCs/>
+          <w:b/>
+        </w:rPr>
+        <w:t xml:space="preserve">Dodge</w:t>
+      </w:r>
+      <w:r>
+        <w:t xml:space="preserve"> </w:t>
+      </w:r>
+      <w:r>
+        <w:t xml:space="preserve">9.</w:t>
+      </w:r>
+    </w:p>
+    <w:p>
+      <w:pPr>
+        <w:numPr>
+          <w:ilvl w:val="0"/>
+          <w:numId w:val="1023"/>
+        </w:numPr>
+        <w:pStyle w:val="Compact"/>
+      </w:pPr>
+      <w:r>
+        <w:rPr>
+          <w:bCs/>
+          <w:b/>
+        </w:rPr>
+        <w:t xml:space="preserve">Skills:</w:t>
+      </w:r>
+      <w:r>
+        <w:t xml:space="preserve"> </w:t>
+      </w:r>
+      <w:r>
+        <w:t xml:space="preserve">Persuasion 16 (Specialty). Trained: Leadership 14, Read People 14, Survival 14, Healing 12, Investigation 12, Lore 12, Athletics 11, Melee 11, Riding 11.</w:t>
+      </w:r>
+    </w:p>
+    <w:p>
+      <w:pPr>
+        <w:numPr>
+          <w:ilvl w:val="0"/>
+          <w:numId w:val="1023"/>
+        </w:numPr>
+        <w:pStyle w:val="Compact"/>
+      </w:pPr>
+      <w:r>
+        <w:rPr>
+          <w:bCs/>
+          <w:b/>
+        </w:rPr>
+        <w:t xml:space="preserve">Edges:</w:t>
+      </w:r>
+      <w:r>
+        <w:t xml:space="preserve"> </w:t>
+      </w:r>
+      <w:r>
+        <w:t xml:space="preserve">+1 attribute point ×2, A friend; a friend: Yusra, the last caravan-master who still stops at the shrine.</w:t>
+      </w:r>
+    </w:p>
+    <w:p>
+      <w:pPr>
+        <w:numPr>
+          <w:ilvl w:val="0"/>
+          <w:numId w:val="1023"/>
+        </w:numPr>
+        <w:pStyle w:val="Compact"/>
+      </w:pPr>
+      <w:r>
+        <w:rPr>
+          <w:bCs/>
+          <w:b/>
+        </w:rPr>
+        <w:t xml:space="preserve">Advantage:</w:t>
+      </w:r>
+      <w:r>
+        <w:t xml:space="preserve"> </w:t>
+      </w:r>
+      <w:r>
+        <w:t xml:space="preserve">Iron Will.</w:t>
+      </w:r>
+      <w:r>
+        <w:t xml:space="preserve"> </w:t>
+      </w:r>
+      <w:r>
+        <w:rPr>
+          <w:bCs/>
+          <w:b/>
+        </w:rPr>
+        <w:t xml:space="preserve">Complication:</w:t>
+      </w:r>
+      <w:r>
+        <w:t xml:space="preserve"> </w:t>
+      </w:r>
+      <w:r>
+        <w:t xml:space="preserve">Oath-Bound; trigger: keeping the vow means abandoning the plan.</w:t>
+      </w:r>
+    </w:p>
+    <w:p>
+      <w:pPr>
+        <w:numPr>
+          <w:ilvl w:val="0"/>
+          <w:numId w:val="1023"/>
         </w:numPr>
         <w:pStyle w:val="Compact"/>
       </w:pPr>
@@ -20259,7 +20886,7 @@
       <w:pPr>
         <w:numPr>
           <w:ilvl w:val="0"/>
-          <w:numId w:val="1023"/>
+          <w:numId w:val="1024"/>
         </w:numPr>
         <w:pStyle w:val="Compact"/>
       </w:pPr>
@@ -20597,7 +21224,7 @@
       <w:pPr>
         <w:numPr>
           <w:ilvl w:val="0"/>
-          <w:numId w:val="1024"/>
+          <w:numId w:val="1025"/>
         </w:numPr>
         <w:pStyle w:val="Compact"/>
       </w:pPr>
@@ -20609,7 +21236,7 @@
       <w:pPr>
         <w:numPr>
           <w:ilvl w:val="0"/>
-          <w:numId w:val="1024"/>
+          <w:numId w:val="1025"/>
         </w:numPr>
         <w:pStyle w:val="Compact"/>
       </w:pPr>
@@ -20947,7 +21574,7 @@
       <w:pPr>
         <w:numPr>
           <w:ilvl w:val="0"/>
-          <w:numId w:val="1025"/>
+          <w:numId w:val="1026"/>
         </w:numPr>
         <w:pStyle w:val="Compact"/>
       </w:pPr>
@@ -20959,7 +21586,7 @@
       <w:pPr>
         <w:numPr>
           <w:ilvl w:val="0"/>
-          <w:numId w:val="1025"/>
+          <w:numId w:val="1026"/>
         </w:numPr>
         <w:pStyle w:val="Compact"/>
       </w:pPr>
@@ -21315,7 +21942,7 @@
       <w:pPr>
         <w:numPr>
           <w:ilvl w:val="0"/>
-          <w:numId w:val="1026"/>
+          <w:numId w:val="1027"/>
         </w:numPr>
         <w:pStyle w:val="Compact"/>
       </w:pPr>
@@ -21327,7 +21954,7 @@
       <w:pPr>
         <w:numPr>
           <w:ilvl w:val="0"/>
-          <w:numId w:val="1026"/>
+          <w:numId w:val="1027"/>
         </w:numPr>
         <w:pStyle w:val="Compact"/>
       </w:pPr>
@@ -21665,7 +22292,7 @@
       <w:pPr>
         <w:numPr>
           <w:ilvl w:val="0"/>
-          <w:numId w:val="1027"/>
+          <w:numId w:val="1028"/>
         </w:numPr>
         <w:pStyle w:val="Compact"/>
       </w:pPr>
@@ -22003,7 +22630,7 @@
       <w:pPr>
         <w:numPr>
           <w:ilvl w:val="0"/>
-          <w:numId w:val="1028"/>
+          <w:numId w:val="1029"/>
         </w:numPr>
         <w:pStyle w:val="Compact"/>
       </w:pPr>
@@ -22015,7 +22642,7 @@
       <w:pPr>
         <w:numPr>
           <w:ilvl w:val="0"/>
-          <w:numId w:val="1028"/>
+          <w:numId w:val="1029"/>
         </w:numPr>
         <w:pStyle w:val="Compact"/>
       </w:pPr>
@@ -22353,7 +22980,7 @@
       <w:pPr>
         <w:numPr>
           <w:ilvl w:val="0"/>
-          <w:numId w:val="1029"/>
+          <w:numId w:val="1030"/>
         </w:numPr>
         <w:pStyle w:val="Compact"/>
       </w:pPr>
@@ -22365,7 +22992,7 @@
       <w:pPr>
         <w:numPr>
           <w:ilvl w:val="0"/>
-          <w:numId w:val="1029"/>
+          <w:numId w:val="1030"/>
         </w:numPr>
         <w:pStyle w:val="Compact"/>
       </w:pPr>
@@ -22737,7 +23364,7 @@
       <w:pPr>
         <w:numPr>
           <w:ilvl w:val="0"/>
-          <w:numId w:val="1030"/>
+          <w:numId w:val="1031"/>
         </w:numPr>
         <w:pStyle w:val="Compact"/>
       </w:pPr>
@@ -22749,7 +23376,7 @@
       <w:pPr>
         <w:numPr>
           <w:ilvl w:val="0"/>
-          <w:numId w:val="1030"/>
+          <w:numId w:val="1031"/>
         </w:numPr>
         <w:pStyle w:val="Compact"/>
       </w:pPr>
@@ -23087,7 +23714,7 @@
       <w:pPr>
         <w:numPr>
           <w:ilvl w:val="0"/>
-          <w:numId w:val="1031"/>
+          <w:numId w:val="1032"/>
         </w:numPr>
         <w:pStyle w:val="Compact"/>
       </w:pPr>
@@ -23099,7 +23726,7 @@
       <w:pPr>
         <w:numPr>
           <w:ilvl w:val="0"/>
-          <w:numId w:val="1031"/>
+          <w:numId w:val="1032"/>
         </w:numPr>
         <w:pStyle w:val="Compact"/>
       </w:pPr>
@@ -23111,7 +23738,7 @@
       <w:pPr>
         <w:numPr>
           <w:ilvl w:val="0"/>
-          <w:numId w:val="1031"/>
+          <w:numId w:val="1032"/>
         </w:numPr>
         <w:pStyle w:val="Compact"/>
       </w:pPr>
@@ -23459,7 +24086,7 @@
       <w:pPr>
         <w:numPr>
           <w:ilvl w:val="0"/>
-          <w:numId w:val="1032"/>
+          <w:numId w:val="1033"/>
         </w:numPr>
         <w:pStyle w:val="Compact"/>
       </w:pPr>
@@ -23505,7 +24132,7 @@
       <w:pPr>
         <w:numPr>
           <w:ilvl w:val="0"/>
-          <w:numId w:val="1032"/>
+          <w:numId w:val="1033"/>
         </w:numPr>
         <w:pStyle w:val="Compact"/>
       </w:pPr>
@@ -23527,7 +24154,7 @@
       <w:pPr>
         <w:numPr>
           <w:ilvl w:val="0"/>
-          <w:numId w:val="1032"/>
+          <w:numId w:val="1033"/>
         </w:numPr>
         <w:pStyle w:val="Compact"/>
       </w:pPr>
@@ -23549,7 +24176,7 @@
       <w:pPr>
         <w:numPr>
           <w:ilvl w:val="0"/>
-          <w:numId w:val="1032"/>
+          <w:numId w:val="1033"/>
         </w:numPr>
         <w:pStyle w:val="Compact"/>
       </w:pPr>
@@ -24116,7 +24743,7 @@
       <w:pPr>
         <w:numPr>
           <w:ilvl w:val="0"/>
-          <w:numId w:val="1033"/>
+          <w:numId w:val="1034"/>
         </w:numPr>
         <w:pStyle w:val="Compact"/>
       </w:pPr>
@@ -24144,7 +24771,7 @@
       <w:pPr>
         <w:numPr>
           <w:ilvl w:val="0"/>
-          <w:numId w:val="1033"/>
+          <w:numId w:val="1034"/>
         </w:numPr>
         <w:pStyle w:val="Compact"/>
       </w:pPr>
@@ -24156,7 +24783,7 @@
       <w:pPr>
         <w:numPr>
           <w:ilvl w:val="0"/>
-          <w:numId w:val="1033"/>
+          <w:numId w:val="1034"/>
         </w:numPr>
         <w:pStyle w:val="Compact"/>
       </w:pPr>
@@ -24184,7 +24811,7 @@
       <w:pPr>
         <w:numPr>
           <w:ilvl w:val="0"/>
-          <w:numId w:val="1033"/>
+          <w:numId w:val="1034"/>
         </w:numPr>
         <w:pStyle w:val="Compact"/>
       </w:pPr>
@@ -25672,6 +26299,9 @@
     <w:abstractNumId w:val="991"/>
   </w:num>
   <w:num w:numId="1032">
+    <w:abstractNumId w:val="991"/>
+  </w:num>
+  <w:num w:numId="1033">
     <w:abstractNumId w:val="99411"/>
     <w:lvlOverride w:ilvl="0">
       <w:startOverride w:val="1"/>
@@ -25701,7 +26331,7 @@
       <w:startOverride w:val="1"/>
     </w:lvlOverride>
   </w:num>
-  <w:num w:numId="1033">
+  <w:num w:numId="1034">
     <w:abstractNumId w:val="99411"/>
     <w:lvlOverride w:ilvl="0">
       <w:startOverride w:val="1"/>

--- a/legend-dynamics/site/the-shattered-crown/The_Shattered_Crown_Players_Guide.docx
+++ b/legend-dynamics/site/the-shattered-crown/The_Shattered_Crown_Players_Guide.docx
@@ -8997,22 +8997,13 @@
     </w:p>
     <w:bookmarkEnd w:id="61"/>
     <w:bookmarkEnd w:id="62"/>
-    <w:bookmarkStart w:id="66" w:name="fortune-points-and-tracks"/>
+    <w:bookmarkStart w:id="68" w:name="magic"/>
     <w:p>
       <w:pPr>
         <w:pStyle w:val="Heading1"/>
       </w:pPr>
       <w:r>
-        <w:t xml:space="preserve">Fortune points and tracks</w:t>
-      </w:r>
-    </w:p>
-    <w:bookmarkStart w:id="63" w:name="using-fortune-points"/>
-    <w:p>
-      <w:pPr>
-        <w:pStyle w:val="Heading2"/>
-      </w:pPr>
-      <w:r>
-        <w:t xml:space="preserve">Using Fortune points</w:t>
+        <w:t xml:space="preserve">Magic</w:t>
       </w:r>
     </w:p>
     <w:p>
@@ -9020,351 +9011,7 @@
         <w:pStyle w:val="FirstParagraph"/>
       </w:pPr>
       <w:r>
-        <w:t xml:space="preserve">Begin each session with two Fortune points (three with Extra Fortune); unused points do not carry over. Spend no more than one point on a single roll or injury event.</w:t>
-      </w:r>
-    </w:p>
-    <w:tbl>
-      <w:tblPr>
-        <w:tblStyle w:val="Table"/>
-        <w:tblW w:type="pct" w:w="5000"/>
-        <w:tblLook w:firstRow="1" w:lastRow="0" w:firstColumn="0" w:lastColumn="0" w:noHBand="0" w:noVBand="0" w:val="0020"/>
-        <w:jc w:val="start"/>
-        <w:tblBorders>
-          <w:top w:val="single" w:sz="4" w:color="B8C2D3"/>
-          <w:left w:val="single" w:sz="4" w:color="B8C2D3"/>
-          <w:bottom w:val="single" w:sz="4" w:color="B8C2D3"/>
-          <w:right w:val="single" w:sz="4" w:color="B8C2D3"/>
-          <w:insideH w:val="single" w:sz="4" w:color="B8C2D3"/>
-          <w:insideV w:val="single" w:sz="4" w:color="B8C2D3"/>
-        </w:tblBorders>
-      </w:tblPr>
-      <w:tblGrid>
-        <w:gridCol w:w="3960"/>
-        <w:gridCol w:w="3960"/>
-      </w:tblGrid>
-      <w:tr>
-        <w:trPr>
-          <w:tblHeader w:val="true"/>
-        </w:trPr>
-        <w:tc>
-          <w:tcPr>
-            <w:shd w:val="clear" w:fill="F2E7D6"/>
-          </w:tcPr>
-          <w:p>
-            <w:pPr>
-              <w:pStyle w:val="Compact"/>
-              <w:jc w:val="left"/>
-            </w:pPr>
-            <w:r>
-              <w:rPr>
-                <w:b/>
-                <w:sz w:val="19"/>
-              </w:rPr>
-              <w:t xml:space="preserve">Spend one point to</w:t>
-            </w:r>
-          </w:p>
-        </w:tc>
-        <w:tc>
-          <w:tcPr>
-            <w:shd w:val="clear" w:fill="F2E7D6"/>
-          </w:tcPr>
-          <w:p>
-            <w:pPr>
-              <w:pStyle w:val="Compact"/>
-              <w:jc w:val="left"/>
-            </w:pPr>
-            <w:r>
-              <w:rPr>
-                <w:b/>
-                <w:sz w:val="19"/>
-              </w:rPr>
-              <w:t xml:space="preserve">Timing and limits</w:t>
-            </w:r>
-          </w:p>
-        </w:tc>
-      </w:tr>
-      <w:tr>
-        <w:tc>
-          <w:tcPr/>
-          <w:p>
-            <w:pPr>
-              <w:pStyle w:val="Compact"/>
-              <w:jc w:val="left"/>
-            </w:pPr>
-            <w:r>
-              <w:rPr>
-                <w:b/>
-                <w:sz w:val="19"/>
-              </w:rPr>
-              <w:t xml:space="preserve">Reroll your own roll</w:t>
-            </w:r>
-          </w:p>
-        </w:tc>
-        <w:tc>
-          <w:tcPr/>
-          <w:p>
-            <w:pPr>
-              <w:pStyle w:val="Compact"/>
-              <w:jc w:val="left"/>
-            </w:pPr>
-            <w:r>
-              <w:rPr>
-                <w:sz w:val="19"/>
-              </w:rPr>
-              <w:t xml:space="preserve">Declare after seeing the result but before its consequences. Keep the second result, even if worse.</w:t>
-            </w:r>
-          </w:p>
-        </w:tc>
-      </w:tr>
-      <w:tr>
-        <w:tc>
-          <w:tcPr/>
-          <w:p>
-            <w:pPr>
-              <w:pStyle w:val="Compact"/>
-              <w:jc w:val="left"/>
-            </w:pPr>
-            <w:r>
-              <w:rPr>
-                <w:b/>
-                <w:sz w:val="19"/>
-              </w:rPr>
-              <w:t xml:space="preserve">Reduce an injury by one box</w:t>
-            </w:r>
-          </w:p>
-        </w:tc>
-        <w:tc>
-          <w:tcPr/>
-          <w:p>
-            <w:pPr>
-              <w:pStyle w:val="Compact"/>
-              <w:jc w:val="left"/>
-            </w:pPr>
-            <w:r>
-              <w:rPr>
-                <w:sz w:val="19"/>
-              </w:rPr>
-              <w:t xml:space="preserve">Declare when a hit would mark boxes, before applying them. Does not prevent certain death.</w:t>
-            </w:r>
-          </w:p>
-        </w:tc>
-      </w:tr>
-      <w:tr>
-        <w:tc>
-          <w:tcPr/>
-          <w:p>
-            <w:pPr>
-              <w:pStyle w:val="Compact"/>
-              <w:jc w:val="left"/>
-            </w:pPr>
-            <w:r>
-              <w:rPr>
-                <w:b/>
-                <w:sz w:val="19"/>
-              </w:rPr>
-              <w:t xml:space="preserve">Establish a small preparation</w:t>
-            </w:r>
-          </w:p>
-        </w:tc>
-        <w:tc>
-          <w:tcPr/>
-          <w:p>
-            <w:pPr>
-              <w:pStyle w:val="Compact"/>
-              <w:jc w:val="left"/>
-            </w:pPr>
-            <w:r>
-              <w:rPr>
-                <w:sz w:val="19"/>
-              </w:rPr>
-              <w:t xml:space="preserve">Propose a plausible detail, such as having packed something useful. GM approval is required.</w:t>
-            </w:r>
-          </w:p>
-        </w:tc>
-      </w:tr>
-    </w:tbl>
-    <w:p>
-      <w:pPr>
-        <w:pStyle w:val="BodyText"/>
-      </w:pPr>
-      <w:r>
-        <w:t xml:space="preserve">Gain one point when one of your complications creates a meaningful problem you accept, including a companion complication. You can decline the proposed complication without penalty.</w:t>
-      </w:r>
-    </w:p>
-    <w:bookmarkEnd w:id="63"/>
-    <w:bookmarkStart w:id="64" w:name="troubles"/>
-    <w:p>
-      <w:pPr>
-        <w:pStyle w:val="Heading2"/>
-      </w:pPr>
-      <w:r>
-        <w:t xml:space="preserve">Troubles</w:t>
-      </w:r>
-    </w:p>
-    <w:p>
-      <w:pPr>
-        <w:pStyle w:val="FirstParagraph"/>
-      </w:pPr>
-      <w:r>
-        <w:t xml:space="preserve">The party shares four</w:t>
-      </w:r>
-      <w:r>
-        <w:t xml:space="preserve"> </w:t>
-      </w:r>
-      <w:r>
-        <w:rPr>
-          <w:bCs/>
-          <w:b/>
-        </w:rPr>
-        <w:t xml:space="preserve">Troubles</w:t>
-      </w:r>
-      <w:r>
-        <w:t xml:space="preserve">.</w:t>
-      </w:r>
-      <w:r>
-        <w:t xml:space="preserve"> </w:t>
-      </w:r>
-      <w:r>
-        <w:rPr>
-          <w:bCs/>
-          <w:b/>
-        </w:rPr>
-        <w:t xml:space="preserve">Infamy</w:t>
-      </w:r>
-      <w:r>
-        <w:t xml:space="preserve"> </w:t>
-      </w:r>
-      <w:r>
-        <w:t xml:space="preserve">is the rulers and the watch taking notice;</w:t>
-      </w:r>
-      <w:r>
-        <w:t xml:space="preserve"> </w:t>
-      </w:r>
-      <w:r>
-        <w:rPr>
-          <w:bCs/>
-          <w:b/>
-        </w:rPr>
-        <w:t xml:space="preserve">Doom</w:t>
-      </w:r>
-      <w:r>
-        <w:t xml:space="preserve"> </w:t>
-      </w:r>
-      <w:r>
-        <w:t xml:space="preserve">is the old powers learning your names;</w:t>
-      </w:r>
-      <w:r>
-        <w:t xml:space="preserve"> </w:t>
-      </w:r>
-      <w:r>
-        <w:rPr>
-          <w:bCs/>
-          <w:b/>
-        </w:rPr>
-        <w:t xml:space="preserve">Debt</w:t>
-      </w:r>
-      <w:r>
-        <w:t xml:space="preserve"> </w:t>
-      </w:r>
-      <w:r>
-        <w:t xml:space="preserve">is what you owe moneylenders, patrons and sorcerers;</w:t>
-      </w:r>
-      <w:r>
-        <w:t xml:space="preserve"> </w:t>
-      </w:r>
-      <w:r>
-        <w:rPr>
-          <w:bCs/>
-          <w:b/>
-        </w:rPr>
-        <w:t xml:space="preserve">Hunger</w:t>
-      </w:r>
-      <w:r>
-        <w:t xml:space="preserve"> </w:t>
-      </w:r>
-      <w:r>
-        <w:t xml:space="preserve">is supplies, coin and morale running thin on the road. They fill as your deeds catch up with you; the GM narrates what each box means.</w:t>
-      </w:r>
-    </w:p>
-    <w:p>
-      <w:pPr>
-        <w:numPr>
-          <w:ilvl w:val="0"/>
-          <w:numId w:val="1010"/>
-        </w:numPr>
-        <w:pStyle w:val="Compact"/>
-      </w:pPr>
-      <w:r>
-        <w:rPr>
-          <w:bCs/>
-          <w:b/>
-        </w:rPr>
-        <w:t xml:space="preserve">Marking:</w:t>
-      </w:r>
-      <w:r>
-        <w:t xml:space="preserve"> </w:t>
-      </w:r>
-      <w:r>
-        <w:t xml:space="preserve">killing in the open or a beast form seen in town (Infamy); blatant sorcery or taking a cursed treasure (Doom); borrowing or buying on credit (Debt); each day in the wilds without supplies (Hunger). A success at a cost can mark any of them.</w:t>
-      </w:r>
-    </w:p>
-    <w:p>
-      <w:pPr>
-        <w:numPr>
-          <w:ilvl w:val="0"/>
-          <w:numId w:val="1010"/>
-        </w:numPr>
-        <w:pStyle w:val="Compact"/>
-      </w:pPr>
-      <w:r>
-        <w:rPr>
-          <w:bCs/>
-          <w:b/>
-        </w:rPr>
-        <w:t xml:space="preserve">Clearing:</w:t>
-      </w:r>
-      <w:r>
-        <w:t xml:space="preserve"> </w:t>
-      </w:r>
-      <w:r>
-        <w:t xml:space="preserve">lying low between ventures (Infamy); a cleansing rite (Doom); paying up (Debt); reaching a town, or a Survival roll each day in the wilds (Hunger).</w:t>
-      </w:r>
-    </w:p>
-    <w:p>
-      <w:pPr>
-        <w:pStyle w:val="FirstParagraph"/>
-      </w:pPr>
-      <w:r>
-        <w:t xml:space="preserve">Each character also keeps a personal</w:t>
-      </w:r>
-      <w:r>
-        <w:t xml:space="preserve"> </w:t>
-      </w:r>
-      <w:r>
-        <w:rPr>
-          <w:bCs/>
-          <w:b/>
-        </w:rPr>
-        <w:t xml:space="preserve">Corruption</w:t>
-      </w:r>
-      <w:r>
-        <w:t xml:space="preserve"> </w:t>
-      </w:r>
-      <w:r>
-        <w:t xml:space="preserve">track on their sheet (see</w:t>
-      </w:r>
-      <w:r>
-        <w:t xml:space="preserve"> </w:t>
-      </w:r>
-      <w:r>
-        <w:rPr>
-          <w:iCs/>
-          <w:i/>
-        </w:rPr>
-        <w:t xml:space="preserve">Sorcery</w:t>
-      </w:r>
-      <w:r>
-        <w:t xml:space="preserve">).</w:t>
+        <w:t xml:space="preserve">Magic works at two speeds, with a third tool that turns one into the other. Every magical character uses the same three tools; this setting decides who gets which, what they’re called and what they cost.</w:t>
       </w:r>
     </w:p>
     <w:tbl>
@@ -9405,7 +9052,7 @@
                 <w:b/>
                 <w:sz w:val="19"/>
               </w:rPr>
-              <w:t xml:space="preserve">Track</w:t>
+              <w:t xml:space="preserve">Tool</w:t>
             </w:r>
           </w:p>
         </w:tc>
@@ -9423,7 +9070,7 @@
                 <w:b/>
                 <w:sz w:val="19"/>
               </w:rPr>
-              <w:t xml:space="preserve">Boxes</w:t>
+              <w:t xml:space="preserve">Speed</w:t>
             </w:r>
           </w:p>
         </w:tc>
@@ -9441,6 +9088,2001 @@
                 <w:b/>
                 <w:sz w:val="19"/>
               </w:rPr>
+              <w:t xml:space="preserve">How it works</w:t>
+            </w:r>
+          </w:p>
+        </w:tc>
+      </w:tr>
+      <w:tr>
+        <w:tc>
+          <w:tcPr/>
+          <w:p>
+            <w:pPr>
+              <w:pStyle w:val="Compact"/>
+              <w:jc w:val="left"/>
+            </w:pPr>
+            <w:r>
+              <w:rPr>
+                <w:bCs/>
+                <w:b/>
+                <w:sz w:val="19"/>
+              </w:rPr>
+              <w:t xml:space="preserve">Cantrips</w:t>
+            </w:r>
+          </w:p>
+        </w:tc>
+        <w:tc>
+          <w:tcPr/>
+          <w:p>
+            <w:pPr>
+              <w:pStyle w:val="Compact"/>
+              <w:jc w:val="left"/>
+            </w:pPr>
+            <w:r>
+              <w:rPr>
+                <w:sz w:val="19"/>
+              </w:rPr>
+              <w:t xml:space="preserve">One action</w:t>
+            </w:r>
+          </w:p>
+        </w:tc>
+        <w:tc>
+          <w:tcPr/>
+          <w:p>
+            <w:pPr>
+              <w:pStyle w:val="Compact"/>
+              <w:jc w:val="left"/>
+            </w:pPr>
+            <w:r>
+              <w:rPr>
+                <w:sz w:val="19"/>
+              </w:rPr>
+              <w:t xml:space="preserve">A quick spell you know. Roll Sorcery; on a success it happens.</w:t>
+            </w:r>
+          </w:p>
+        </w:tc>
+      </w:tr>
+      <w:tr>
+        <w:tc>
+          <w:tcPr/>
+          <w:p>
+            <w:pPr>
+              <w:pStyle w:val="Compact"/>
+              <w:jc w:val="left"/>
+            </w:pPr>
+            <w:r>
+              <w:rPr>
+                <w:bCs/>
+                <w:b/>
+                <w:sz w:val="19"/>
+              </w:rPr>
+              <w:t xml:space="preserve">Rituals</w:t>
+            </w:r>
+          </w:p>
+        </w:tc>
+        <w:tc>
+          <w:tcPr/>
+          <w:p>
+            <w:pPr>
+              <w:pStyle w:val="Compact"/>
+              <w:jc w:val="left"/>
+            </w:pPr>
+            <w:r>
+              <w:rPr>
+                <w:sz w:val="19"/>
+              </w:rPr>
+              <w:t xml:space="preserve">Minutes to nights</w:t>
+            </w:r>
+          </w:p>
+        </w:tc>
+        <w:tc>
+          <w:tcPr/>
+          <w:p>
+            <w:pPr>
+              <w:pStyle w:val="Compact"/>
+              <w:jc w:val="left"/>
+            </w:pPr>
+            <w:r>
+              <w:rPr>
+                <w:sz w:val="19"/>
+              </w:rPr>
+              <w:t xml:space="preserve">Anything else. Describe the effect; the GM sets its weight; fill a progress clock.</w:t>
+            </w:r>
+          </w:p>
+        </w:tc>
+      </w:tr>
+      <w:tr>
+        <w:tc>
+          <w:tcPr/>
+          <w:p>
+            <w:pPr>
+              <w:pStyle w:val="Compact"/>
+              <w:jc w:val="left"/>
+            </w:pPr>
+            <w:r>
+              <w:rPr>
+                <w:bCs/>
+                <w:b/>
+                <w:sz w:val="19"/>
+              </w:rPr>
+              <w:t xml:space="preserve">Talismans</w:t>
+            </w:r>
+          </w:p>
+        </w:tc>
+        <w:tc>
+          <w:tcPr/>
+          <w:p>
+            <w:pPr>
+              <w:pStyle w:val="Compact"/>
+              <w:jc w:val="left"/>
+            </w:pPr>
+            <w:r>
+              <w:rPr>
+                <w:sz w:val="19"/>
+              </w:rPr>
+              <w:t xml:space="preserve">One action, no roll</w:t>
+            </w:r>
+          </w:p>
+        </w:tc>
+        <w:tc>
+          <w:tcPr/>
+          <w:p>
+            <w:pPr>
+              <w:pStyle w:val="Compact"/>
+              <w:jc w:val="left"/>
+            </w:pPr>
+            <w:r>
+              <w:rPr>
+                <w:sz w:val="19"/>
+              </w:rPr>
+              <w:t xml:space="preserve">A finished ritual stored in an object, released by breaking it.</w:t>
+            </w:r>
+          </w:p>
+        </w:tc>
+      </w:tr>
+    </w:tbl>
+    <w:bookmarkStart w:id="63" w:name="cantrips"/>
+    <w:p>
+      <w:pPr>
+        <w:pStyle w:val="Heading2"/>
+      </w:pPr>
+      <w:r>
+        <w:t xml:space="preserve">Cantrips</w:t>
+      </w:r>
+    </w:p>
+    <w:p>
+      <w:pPr>
+        <w:pStyle w:val="FirstParagraph"/>
+      </w:pPr>
+      <w:r>
+        <w:t xml:space="preserve">Each cantrip has a short</w:t>
+      </w:r>
+      <w:r>
+        <w:t xml:space="preserve"> </w:t>
+      </w:r>
+      <w:r>
+        <w:rPr>
+          <w:bCs/>
+          <w:b/>
+        </w:rPr>
+        <w:t xml:space="preserve">base effect</w:t>
+      </w:r>
+      <w:r>
+        <w:t xml:space="preserve">: one target, for one scene, at Close or Short range. Harm marks 2 boxes; a penalty is −2; the target resists with an attribute where it makes sense.</w:t>
+      </w:r>
+    </w:p>
+    <w:p>
+      <w:pPr>
+        <w:pStyle w:val="BodyText"/>
+      </w:pPr>
+      <w:r>
+        <w:rPr>
+          <w:bCs/>
+          <w:b/>
+        </w:rPr>
+        <w:t xml:space="preserve">Boosts.</w:t>
+      </w:r>
+      <w:r>
+        <w:t xml:space="preserve"> </w:t>
+      </w:r>
+      <w:r>
+        <w:t xml:space="preserve">Your Seal sets your power (the First Seal at Trained, the Second at Specialty, the Third at Expert). Each Seal above the first gives</w:t>
+      </w:r>
+      <w:r>
+        <w:t xml:space="preserve"> </w:t>
+      </w:r>
+      <w:r>
+        <w:rPr>
+          <w:bCs/>
+          <w:b/>
+        </w:rPr>
+        <w:t xml:space="preserve">one Boost</w:t>
+      </w:r>
+      <w:r>
+        <w:t xml:space="preserve">, chosen</w:t>
+      </w:r>
+      <w:r>
+        <w:t xml:space="preserve"> </w:t>
+      </w:r>
+      <w:r>
+        <w:rPr>
+          <w:bCs/>
+          <w:b/>
+        </w:rPr>
+        <w:t xml:space="preserve">as you cast</w:t>
+      </w:r>
+      <w:r>
+        <w:t xml:space="preserve">. Each Boost you spend is</w:t>
+      </w:r>
+      <w:r>
+        <w:t xml:space="preserve"> </w:t>
+      </w:r>
+      <w:r>
+        <w:rPr>
+          <w:bCs/>
+          <w:b/>
+        </w:rPr>
+        <w:t xml:space="preserve">−1 to the roll</w:t>
+      </w:r>
+      <w:r>
+        <w:t xml:space="preserve">, so you can always hold back.</w:t>
+      </w:r>
+    </w:p>
+    <w:tbl>
+      <w:tblPr>
+        <w:tblStyle w:val="Table"/>
+        <w:tblW w:type="auto" w:w="0"/>
+        <w:tblLook w:firstRow="1" w:lastRow="0" w:firstColumn="0" w:lastColumn="0" w:noHBand="0" w:noVBand="0" w:val="0020"/>
+        <w:jc w:val="start"/>
+        <w:tblBorders>
+          <w:top w:val="single" w:sz="4" w:color="B8C2D3"/>
+          <w:left w:val="single" w:sz="4" w:color="B8C2D3"/>
+          <w:bottom w:val="single" w:sz="4" w:color="B8C2D3"/>
+          <w:right w:val="single" w:sz="4" w:color="B8C2D3"/>
+          <w:insideH w:val="single" w:sz="4" w:color="B8C2D3"/>
+          <w:insideV w:val="single" w:sz="4" w:color="B8C2D3"/>
+        </w:tblBorders>
+      </w:tblPr>
+      <w:tblGrid>
+        <w:gridCol w:w="2640"/>
+        <w:gridCol w:w="2640"/>
+        <w:gridCol w:w="2640"/>
+      </w:tblGrid>
+      <w:tr>
+        <w:trPr>
+          <w:tblHeader w:val="true"/>
+        </w:trPr>
+        <w:tc>
+          <w:tcPr>
+            <w:shd w:val="clear" w:fill="F2E7D6"/>
+          </w:tcPr>
+          <w:p>
+            <w:pPr>
+              <w:pStyle w:val="Compact"/>
+              <w:jc w:val="left"/>
+            </w:pPr>
+            <w:r>
+              <w:rPr>
+                <w:b/>
+                <w:sz w:val="19"/>
+              </w:rPr>
+              <w:t xml:space="preserve">Boost</w:t>
+            </w:r>
+          </w:p>
+        </w:tc>
+        <w:tc>
+          <w:tcPr>
+            <w:shd w:val="clear" w:fill="F2E7D6"/>
+          </w:tcPr>
+          <w:p>
+            <w:pPr>
+              <w:pStyle w:val="Compact"/>
+              <w:jc w:val="left"/>
+            </w:pPr>
+            <w:r>
+              <w:rPr>
+                <w:b/>
+                <w:sz w:val="19"/>
+              </w:rPr>
+              <w:t xml:space="preserve">One Boost</w:t>
+            </w:r>
+          </w:p>
+        </w:tc>
+        <w:tc>
+          <w:tcPr>
+            <w:shd w:val="clear" w:fill="F2E7D6"/>
+          </w:tcPr>
+          <w:p>
+            <w:pPr>
+              <w:pStyle w:val="Compact"/>
+              <w:jc w:val="left"/>
+            </w:pPr>
+            <w:r>
+              <w:rPr>
+                <w:b/>
+                <w:sz w:val="19"/>
+              </w:rPr>
+              <w:t xml:space="preserve">Two Boosts</w:t>
+            </w:r>
+          </w:p>
+        </w:tc>
+      </w:tr>
+      <w:tr>
+        <w:tc>
+          <w:tcPr/>
+          <w:p>
+            <w:pPr>
+              <w:pStyle w:val="Compact"/>
+              <w:jc w:val="left"/>
+            </w:pPr>
+            <w:r>
+              <w:rPr>
+                <w:bCs/>
+                <w:b/>
+                <w:sz w:val="19"/>
+              </w:rPr>
+              <w:t xml:space="preserve">Harder</w:t>
+            </w:r>
+          </w:p>
+        </w:tc>
+        <w:tc>
+          <w:tcPr/>
+          <w:p>
+            <w:pPr>
+              <w:pStyle w:val="Compact"/>
+              <w:jc w:val="left"/>
+            </w:pPr>
+            <w:r>
+              <w:rPr>
+                <w:sz w:val="19"/>
+              </w:rPr>
+              <w:t xml:space="preserve">+1 box, or the penalty becomes −3</w:t>
+            </w:r>
+          </w:p>
+        </w:tc>
+        <w:tc>
+          <w:tcPr/>
+          <w:p>
+            <w:pPr>
+              <w:pStyle w:val="Compact"/>
+              <w:jc w:val="left"/>
+            </w:pPr>
+            <w:r>
+              <w:rPr>
+                <w:sz w:val="19"/>
+              </w:rPr>
+              <w:t xml:space="preserve">+2 boxes, or −4</w:t>
+            </w:r>
+          </w:p>
+        </w:tc>
+      </w:tr>
+      <w:tr>
+        <w:tc>
+          <w:tcPr/>
+          <w:p>
+            <w:pPr>
+              <w:pStyle w:val="Compact"/>
+              <w:jc w:val="left"/>
+            </w:pPr>
+            <w:r>
+              <w:rPr>
+                <w:bCs/>
+                <w:b/>
+                <w:sz w:val="19"/>
+              </w:rPr>
+              <w:t xml:space="preserve">Wider</w:t>
+            </w:r>
+          </w:p>
+        </w:tc>
+        <w:tc>
+          <w:tcPr/>
+          <w:p>
+            <w:pPr>
+              <w:pStyle w:val="Compact"/>
+              <w:jc w:val="left"/>
+            </w:pPr>
+            <w:r>
+              <w:rPr>
+                <w:sz w:val="19"/>
+              </w:rPr>
+              <w:t xml:space="preserve">A handful of targets</w:t>
+            </w:r>
+          </w:p>
+        </w:tc>
+        <w:tc>
+          <w:tcPr/>
+          <w:p>
+            <w:pPr>
+              <w:pStyle w:val="Compact"/>
+              <w:jc w:val="left"/>
+            </w:pPr>
+            <w:r>
+              <w:rPr>
+                <w:sz w:val="19"/>
+              </w:rPr>
+              <w:t xml:space="preserve">A crowd, or an area</w:t>
+            </w:r>
+          </w:p>
+        </w:tc>
+      </w:tr>
+      <w:tr>
+        <w:tc>
+          <w:tcPr/>
+          <w:p>
+            <w:pPr>
+              <w:pStyle w:val="Compact"/>
+              <w:jc w:val="left"/>
+            </w:pPr>
+            <w:r>
+              <w:rPr>
+                <w:bCs/>
+                <w:b/>
+                <w:sz w:val="19"/>
+              </w:rPr>
+              <w:t xml:space="preserve">Longer</w:t>
+            </w:r>
+          </w:p>
+        </w:tc>
+        <w:tc>
+          <w:tcPr/>
+          <w:p>
+            <w:pPr>
+              <w:pStyle w:val="Compact"/>
+              <w:jc w:val="left"/>
+            </w:pPr>
+            <w:r>
+              <w:rPr>
+                <w:sz w:val="19"/>
+              </w:rPr>
+              <w:t xml:space="preserve">A day</w:t>
+            </w:r>
+          </w:p>
+        </w:tc>
+        <w:tc>
+          <w:tcPr/>
+          <w:p>
+            <w:pPr>
+              <w:pStyle w:val="Compact"/>
+              <w:jc w:val="left"/>
+            </w:pPr>
+            <w:r>
+              <w:rPr>
+                <w:sz w:val="19"/>
+              </w:rPr>
+              <w:t xml:space="preserve">Until it’s lifted</w:t>
+            </w:r>
+          </w:p>
+        </w:tc>
+      </w:tr>
+      <w:tr>
+        <w:tc>
+          <w:tcPr/>
+          <w:p>
+            <w:pPr>
+              <w:pStyle w:val="Compact"/>
+              <w:jc w:val="left"/>
+            </w:pPr>
+            <w:r>
+              <w:rPr>
+                <w:bCs/>
+                <w:b/>
+                <w:sz w:val="19"/>
+              </w:rPr>
+              <w:t xml:space="preserve">Farther</w:t>
+            </w:r>
+          </w:p>
+        </w:tc>
+        <w:tc>
+          <w:tcPr/>
+          <w:p>
+            <w:pPr>
+              <w:pStyle w:val="Compact"/>
+              <w:jc w:val="left"/>
+            </w:pPr>
+            <w:r>
+              <w:rPr>
+                <w:sz w:val="19"/>
+              </w:rPr>
+              <w:t xml:space="preserve">One range band farther</w:t>
+            </w:r>
+          </w:p>
+        </w:tc>
+        <w:tc>
+          <w:tcPr/>
+          <w:p>
+            <w:pPr>
+              <w:pStyle w:val="Compact"/>
+              <w:jc w:val="left"/>
+            </w:pPr>
+            <w:r>
+              <w:rPr>
+                <w:sz w:val="19"/>
+              </w:rPr>
+              <w:t xml:space="preserve">Two bands farther</w:t>
+            </w:r>
+          </w:p>
+        </w:tc>
+      </w:tr>
+    </w:tbl>
+    <w:p>
+      <w:pPr>
+        <w:pStyle w:val="BodyText"/>
+      </w:pPr>
+      <w:r>
+        <w:rPr>
+          <w:bCs/>
+          <w:b/>
+        </w:rPr>
+        <w:t xml:space="preserve">The price.</w:t>
+      </w:r>
+      <w:r>
+        <w:t xml:space="preserve"> </w:t>
+      </w:r>
+      <w:r>
+        <w:t xml:space="preserve">A failed cantrip marks a box of Corruption; a natural 18 marks two, or something answers that shouldn’t.</w:t>
+      </w:r>
+    </w:p>
+    <w:bookmarkEnd w:id="63"/>
+    <w:bookmarkStart w:id="64" w:name="rituals"/>
+    <w:p>
+      <w:pPr>
+        <w:pStyle w:val="Heading2"/>
+      </w:pPr>
+      <w:r>
+        <w:t xml:space="preserve">Rituals</w:t>
+      </w:r>
+    </w:p>
+    <w:p>
+      <w:pPr>
+        <w:numPr>
+          <w:ilvl w:val="0"/>
+          <w:numId w:val="1010"/>
+        </w:numPr>
+        <w:pStyle w:val="Compact"/>
+      </w:pPr>
+      <w:r>
+        <w:rPr>
+          <w:bCs/>
+          <w:b/>
+        </w:rPr>
+        <w:t xml:space="preserve">Describe the effect.</w:t>
+      </w:r>
+      <w:r>
+        <w:t xml:space="preserve"> </w:t>
+      </w:r>
+      <w:r>
+        <w:t xml:space="preserve">The GM sets its weight and says what it can and can’t do before you start.</w:t>
+      </w:r>
+    </w:p>
+    <w:p>
+      <w:pPr>
+        <w:numPr>
+          <w:ilvl w:val="0"/>
+          <w:numId w:val="1010"/>
+        </w:numPr>
+        <w:pStyle w:val="Compact"/>
+      </w:pPr>
+      <w:r>
+        <w:rPr>
+          <w:bCs/>
+          <w:b/>
+        </w:rPr>
+        <w:t xml:space="preserve">Fill the clock</w:t>
+      </w:r>
+      <w:r>
+        <w:t xml:space="preserve"> </w:t>
+      </w:r>
+      <w:r>
+        <w:t xml:space="preserve">with Sorcery rolls at your pace (usually ten minutes a roll). Success fills one segment, success by 5 or more two. A failure costs time or ticks a danger clock.</w:t>
+      </w:r>
+    </w:p>
+    <w:p>
+      <w:pPr>
+        <w:numPr>
+          <w:ilvl w:val="0"/>
+          <w:numId w:val="1010"/>
+        </w:numPr>
+        <w:pStyle w:val="Compact"/>
+      </w:pPr>
+      <w:r>
+        <w:rPr>
+          <w:bCs/>
+          <w:b/>
+        </w:rPr>
+        <w:t xml:space="preserve">It happens</w:t>
+      </w:r>
+      <w:r>
+        <w:t xml:space="preserve"> </w:t>
+      </w:r>
+      <w:r>
+        <w:t xml:space="preserve">when the clock is full. A ritual interrupted with energy gathered may go wrong.</w:t>
+      </w:r>
+    </w:p>
+    <w:tbl>
+      <w:tblPr>
+        <w:tblStyle w:val="Table"/>
+        <w:tblW w:type="auto" w:w="0"/>
+        <w:tblLook w:firstRow="1" w:lastRow="0" w:firstColumn="0" w:lastColumn="0" w:noHBand="0" w:noVBand="0" w:val="0020"/>
+        <w:jc w:val="start"/>
+        <w:tblBorders>
+          <w:top w:val="single" w:sz="4" w:color="B8C2D3"/>
+          <w:left w:val="single" w:sz="4" w:color="B8C2D3"/>
+          <w:bottom w:val="single" w:sz="4" w:color="B8C2D3"/>
+          <w:right w:val="single" w:sz="4" w:color="B8C2D3"/>
+          <w:insideH w:val="single" w:sz="4" w:color="B8C2D3"/>
+          <w:insideV w:val="single" w:sz="4" w:color="B8C2D3"/>
+        </w:tblBorders>
+      </w:tblPr>
+      <w:tblGrid>
+        <w:gridCol w:w="2640"/>
+        <w:gridCol w:w="2640"/>
+        <w:gridCol w:w="2640"/>
+      </w:tblGrid>
+      <w:tr>
+        <w:trPr>
+          <w:tblHeader w:val="true"/>
+        </w:trPr>
+        <w:tc>
+          <w:tcPr>
+            <w:shd w:val="clear" w:fill="F2E7D6"/>
+          </w:tcPr>
+          <w:p>
+            <w:pPr>
+              <w:pStyle w:val="Compact"/>
+              <w:jc w:val="left"/>
+            </w:pPr>
+            <w:r>
+              <w:rPr>
+                <w:b/>
+                <w:sz w:val="19"/>
+              </w:rPr>
+              <w:t xml:space="preserve">Weight</w:t>
+            </w:r>
+          </w:p>
+        </w:tc>
+        <w:tc>
+          <w:tcPr>
+            <w:shd w:val="clear" w:fill="F2E7D6"/>
+          </w:tcPr>
+          <w:p>
+            <w:pPr>
+              <w:pStyle w:val="Compact"/>
+              <w:jc w:val="left"/>
+            </w:pPr>
+            <w:r>
+              <w:rPr>
+                <w:b/>
+                <w:sz w:val="19"/>
+              </w:rPr>
+              <w:t xml:space="preserve">Segments</w:t>
+            </w:r>
+          </w:p>
+        </w:tc>
+        <w:tc>
+          <w:tcPr>
+            <w:shd w:val="clear" w:fill="F2E7D6"/>
+          </w:tcPr>
+          <w:p>
+            <w:pPr>
+              <w:pStyle w:val="Compact"/>
+              <w:jc w:val="left"/>
+            </w:pPr>
+            <w:r>
+              <w:rPr>
+                <w:b/>
+                <w:sz w:val="19"/>
+              </w:rPr>
+              <w:t xml:space="preserve">Scale</w:t>
+            </w:r>
+          </w:p>
+        </w:tc>
+      </w:tr>
+      <w:tr>
+        <w:tc>
+          <w:tcPr/>
+          <w:p>
+            <w:pPr>
+              <w:pStyle w:val="Compact"/>
+              <w:jc w:val="left"/>
+            </w:pPr>
+            <w:r>
+              <w:rPr>
+                <w:b/>
+                <w:sz w:val="19"/>
+              </w:rPr>
+              <w:t xml:space="preserve">Minor</w:t>
+            </w:r>
+          </w:p>
+        </w:tc>
+        <w:tc>
+          <w:tcPr/>
+          <w:p>
+            <w:pPr>
+              <w:pStyle w:val="Compact"/>
+              <w:jc w:val="left"/>
+            </w:pPr>
+            <w:r>
+              <w:rPr>
+                <w:sz w:val="19"/>
+              </w:rPr>
+              <w:t xml:space="preserve">2</w:t>
+            </w:r>
+          </w:p>
+        </w:tc>
+        <w:tc>
+          <w:tcPr/>
+          <w:p>
+            <w:pPr>
+              <w:pStyle w:val="Compact"/>
+              <w:jc w:val="left"/>
+            </w:pPr>
+            <w:r>
+              <w:rPr>
+                <w:sz w:val="19"/>
+              </w:rPr>
+              <w:t xml:space="preserve">One person, one night, one small thing</w:t>
+            </w:r>
+          </w:p>
+        </w:tc>
+      </w:tr>
+      <w:tr>
+        <w:tc>
+          <w:tcPr/>
+          <w:p>
+            <w:pPr>
+              <w:pStyle w:val="Compact"/>
+              <w:jc w:val="left"/>
+            </w:pPr>
+            <w:r>
+              <w:rPr>
+                <w:b/>
+                <w:sz w:val="19"/>
+              </w:rPr>
+              <w:t xml:space="preserve">Significant</w:t>
+            </w:r>
+          </w:p>
+        </w:tc>
+        <w:tc>
+          <w:tcPr/>
+          <w:p>
+            <w:pPr>
+              <w:pStyle w:val="Compact"/>
+              <w:jc w:val="left"/>
+            </w:pPr>
+            <w:r>
+              <w:rPr>
+                <w:sz w:val="19"/>
+              </w:rPr>
+              <w:t xml:space="preserve">4</w:t>
+            </w:r>
+          </w:p>
+        </w:tc>
+        <w:tc>
+          <w:tcPr/>
+          <w:p>
+            <w:pPr>
+              <w:pStyle w:val="Compact"/>
+              <w:jc w:val="left"/>
+            </w:pPr>
+            <w:r>
+              <w:rPr>
+                <w:sz w:val="19"/>
+              </w:rPr>
+              <w:t xml:space="preserve">A household, a building, a question answered</w:t>
+            </w:r>
+          </w:p>
+        </w:tc>
+      </w:tr>
+      <w:tr>
+        <w:tc>
+          <w:tcPr/>
+          <w:p>
+            <w:pPr>
+              <w:pStyle w:val="Compact"/>
+              <w:jc w:val="left"/>
+            </w:pPr>
+            <w:r>
+              <w:rPr>
+                <w:b/>
+                <w:sz w:val="19"/>
+              </w:rPr>
+              <w:t xml:space="preserve">Major</w:t>
+            </w:r>
+          </w:p>
+        </w:tc>
+        <w:tc>
+          <w:tcPr/>
+          <w:p>
+            <w:pPr>
+              <w:pStyle w:val="Compact"/>
+              <w:jc w:val="left"/>
+            </w:pPr>
+            <w:r>
+              <w:rPr>
+                <w:sz w:val="19"/>
+              </w:rPr>
+              <w:t xml:space="preserve">6</w:t>
+            </w:r>
+          </w:p>
+        </w:tc>
+        <w:tc>
+          <w:tcPr/>
+          <w:p>
+            <w:pPr>
+              <w:pStyle w:val="Compact"/>
+              <w:jc w:val="left"/>
+            </w:pPr>
+            <w:r>
+              <w:rPr>
+                <w:sz w:val="19"/>
+              </w:rPr>
+              <w:t xml:space="preserve">A bloodline, a town, a demon bound</w:t>
+            </w:r>
+          </w:p>
+        </w:tc>
+      </w:tr>
+    </w:tbl>
+    <w:p>
+      <w:pPr>
+        <w:pStyle w:val="BodyText"/>
+      </w:pPr>
+      <w:r>
+        <w:rPr>
+          <w:bCs/>
+          <w:b/>
+        </w:rPr>
+        <w:t xml:space="preserve">Trappings.</w:t>
+      </w:r>
+      <w:r>
+        <w:t xml:space="preserve"> </w:t>
+      </w:r>
+      <w:r>
+        <w:t xml:space="preserve">The right materials, hour or place remove one segment.</w:t>
+      </w:r>
+    </w:p>
+    <w:bookmarkEnd w:id="64"/>
+    <w:bookmarkStart w:id="65" w:name="talismans"/>
+    <w:p>
+      <w:pPr>
+        <w:pStyle w:val="Heading2"/>
+      </w:pPr>
+      <w:r>
+        <w:t xml:space="preserve">Talismans</w:t>
+      </w:r>
+    </w:p>
+    <w:p>
+      <w:pPr>
+        <w:pStyle w:val="FirstParagraph"/>
+      </w:pPr>
+      <w:r>
+        <w:t xml:space="preserve">Work a ritual in advance and store it in an object; break it (one action, no roll) to release it. Carry as many ready talismans as your Sorcery training allows:</w:t>
+      </w:r>
+      <w:r>
+        <w:t xml:space="preserve"> </w:t>
+      </w:r>
+      <w:r>
+        <w:rPr>
+          <w:bCs/>
+          <w:b/>
+        </w:rPr>
+        <w:t xml:space="preserve">Trained 2, Specialty 3, Expert 4</w:t>
+      </w:r>
+      <w:r>
+        <w:t xml:space="preserve">. Preparation is how slow magic wins a fast fight.</w:t>
+      </w:r>
+    </w:p>
+    <w:bookmarkEnd w:id="65"/>
+    <w:bookmarkStart w:id="66" w:name="magic-advancement"/>
+    <w:p>
+      <w:pPr>
+        <w:pStyle w:val="Heading2"/>
+      </w:pPr>
+      <w:r>
+        <w:t xml:space="preserve">Magic advancement</w:t>
+      </w:r>
+    </w:p>
+    <w:p>
+      <w:pPr>
+        <w:pStyle w:val="FirstParagraph"/>
+      </w:pPr>
+      <w:r>
+        <w:t xml:space="preserve">After a significant venture, a magical character can take one of these</w:t>
+      </w:r>
+      <w:r>
+        <w:t xml:space="preserve"> </w:t>
+      </w:r>
+      <w:r>
+        <w:rPr>
+          <w:bCs/>
+          <w:b/>
+        </w:rPr>
+        <w:t xml:space="preserve">instead of a skill step</w:t>
+      </w:r>
+      <w:r>
+        <w:t xml:space="preserve">, with the GM’s approval and a reason from the story.</w:t>
+      </w:r>
+    </w:p>
+    <w:tbl>
+      <w:tblPr>
+        <w:tblStyle w:val="Table"/>
+        <w:tblW w:type="pct" w:w="5000"/>
+        <w:tblLook w:firstRow="1" w:lastRow="0" w:firstColumn="0" w:lastColumn="0" w:noHBand="0" w:noVBand="0" w:val="0020"/>
+        <w:jc w:val="start"/>
+        <w:tblBorders>
+          <w:top w:val="single" w:sz="4" w:color="B8C2D3"/>
+          <w:left w:val="single" w:sz="4" w:color="B8C2D3"/>
+          <w:bottom w:val="single" w:sz="4" w:color="B8C2D3"/>
+          <w:right w:val="single" w:sz="4" w:color="B8C2D3"/>
+          <w:insideH w:val="single" w:sz="4" w:color="B8C2D3"/>
+          <w:insideV w:val="single" w:sz="4" w:color="B8C2D3"/>
+        </w:tblBorders>
+      </w:tblPr>
+      <w:tblGrid>
+        <w:gridCol w:w="2640"/>
+        <w:gridCol w:w="2640"/>
+        <w:gridCol w:w="2640"/>
+      </w:tblGrid>
+      <w:tr>
+        <w:trPr>
+          <w:tblHeader w:val="true"/>
+        </w:trPr>
+        <w:tc>
+          <w:tcPr>
+            <w:shd w:val="clear" w:fill="F2E7D6"/>
+          </w:tcPr>
+          <w:p>
+            <w:pPr>
+              <w:pStyle w:val="Compact"/>
+              <w:jc w:val="left"/>
+            </w:pPr>
+            <w:r>
+              <w:rPr>
+                <w:b/>
+                <w:sz w:val="19"/>
+              </w:rPr>
+              <w:t xml:space="preserve">Option</w:t>
+            </w:r>
+          </w:p>
+        </w:tc>
+        <w:tc>
+          <w:tcPr>
+            <w:shd w:val="clear" w:fill="F2E7D6"/>
+          </w:tcPr>
+          <w:p>
+            <w:pPr>
+              <w:pStyle w:val="Compact"/>
+              <w:jc w:val="left"/>
+            </w:pPr>
+            <w:r>
+              <w:rPr>
+                <w:b/>
+                <w:sz w:val="19"/>
+              </w:rPr>
+              <w:t xml:space="preserve">Effect</w:t>
+            </w:r>
+          </w:p>
+        </w:tc>
+        <w:tc>
+          <w:tcPr>
+            <w:shd w:val="clear" w:fill="F2E7D6"/>
+          </w:tcPr>
+          <w:p>
+            <w:pPr>
+              <w:pStyle w:val="Compact"/>
+              <w:jc w:val="left"/>
+            </w:pPr>
+            <w:r>
+              <w:rPr>
+                <w:b/>
+                <w:sz w:val="19"/>
+              </w:rPr>
+              <w:t xml:space="preserve">Limit</w:t>
+            </w:r>
+          </w:p>
+        </w:tc>
+      </w:tr>
+      <w:tr>
+        <w:tc>
+          <w:tcPr/>
+          <w:p>
+            <w:pPr>
+              <w:pStyle w:val="Compact"/>
+              <w:jc w:val="left"/>
+            </w:pPr>
+            <w:r>
+              <w:rPr>
+                <w:b/>
+                <w:sz w:val="19"/>
+              </w:rPr>
+              <w:t xml:space="preserve">New cantrip</w:t>
+            </w:r>
+          </w:p>
+        </w:tc>
+        <w:tc>
+          <w:tcPr/>
+          <w:p>
+            <w:pPr>
+              <w:pStyle w:val="Compact"/>
+              <w:jc w:val="left"/>
+            </w:pPr>
+            <w:r>
+              <w:rPr>
+                <w:sz w:val="19"/>
+              </w:rPr>
+              <w:t xml:space="preserve">Learn one cantrip beyond your limit</w:t>
+            </w:r>
+          </w:p>
+        </w:tc>
+        <w:tc>
+          <w:tcPr/>
+          <w:p>
+            <w:pPr>
+              <w:pStyle w:val="Compact"/>
+              <w:jc w:val="left"/>
+            </w:pPr>
+            <w:r>
+              <w:rPr>
+                <w:sz w:val="19"/>
+              </w:rPr>
+              <w:t xml:space="preserve">Up to 2 extra</w:t>
+            </w:r>
+          </w:p>
+        </w:tc>
+      </w:tr>
+      <w:tr>
+        <w:tc>
+          <w:tcPr/>
+          <w:p>
+            <w:pPr>
+              <w:pStyle w:val="Compact"/>
+              <w:jc w:val="left"/>
+            </w:pPr>
+            <w:r>
+              <w:rPr>
+                <w:b/>
+                <w:sz w:val="19"/>
+              </w:rPr>
+              <w:t xml:space="preserve">Deeper Seal</w:t>
+            </w:r>
+          </w:p>
+        </w:tc>
+        <w:tc>
+          <w:tcPr/>
+          <w:p>
+            <w:pPr>
+              <w:pStyle w:val="Compact"/>
+              <w:jc w:val="left"/>
+            </w:pPr>
+            <w:r>
+              <w:rPr>
+                <w:sz w:val="19"/>
+              </w:rPr>
+              <w:t xml:space="preserve">One cantrip you know works one Seal deeper: one more Boost</w:t>
+            </w:r>
+          </w:p>
+        </w:tc>
+        <w:tc>
+          <w:tcPr/>
+          <w:p>
+            <w:pPr>
+              <w:pStyle w:val="Compact"/>
+              <w:jc w:val="left"/>
+            </w:pPr>
+            <w:r>
+              <w:rPr>
+                <w:sz w:val="19"/>
+              </w:rPr>
+              <w:t xml:space="preserve">Each cantrip once</w:t>
+            </w:r>
+          </w:p>
+        </w:tc>
+      </w:tr>
+      <w:tr>
+        <w:tc>
+          <w:tcPr/>
+          <w:p>
+            <w:pPr>
+              <w:pStyle w:val="Compact"/>
+              <w:jc w:val="left"/>
+            </w:pPr>
+            <w:r>
+              <w:rPr>
+                <w:b/>
+                <w:sz w:val="19"/>
+              </w:rPr>
+              <w:t xml:space="preserve">Another talisman</w:t>
+            </w:r>
+          </w:p>
+        </w:tc>
+        <w:tc>
+          <w:tcPr/>
+          <w:p>
+            <w:pPr>
+              <w:pStyle w:val="Compact"/>
+              <w:jc w:val="left"/>
+            </w:pPr>
+            <w:r>
+              <w:rPr>
+                <w:sz w:val="19"/>
+              </w:rPr>
+              <w:t xml:space="preserve">Carry one more ready talisman</w:t>
+            </w:r>
+          </w:p>
+        </w:tc>
+        <w:tc>
+          <w:tcPr/>
+          <w:p>
+            <w:pPr>
+              <w:pStyle w:val="Compact"/>
+              <w:jc w:val="left"/>
+            </w:pPr>
+            <w:r>
+              <w:rPr>
+                <w:sz w:val="19"/>
+              </w:rPr>
+              <w:t xml:space="preserve">Up to 2 extra</w:t>
+            </w:r>
+          </w:p>
+        </w:tc>
+      </w:tr>
+      <w:tr>
+        <w:tc>
+          <w:tcPr/>
+          <w:p>
+            <w:pPr>
+              <w:pStyle w:val="Compact"/>
+              <w:jc w:val="left"/>
+            </w:pPr>
+            <w:r>
+              <w:rPr>
+                <w:b/>
+                <w:sz w:val="19"/>
+              </w:rPr>
+              <w:t xml:space="preserve">By heart</w:t>
+            </w:r>
+          </w:p>
+        </w:tc>
+        <w:tc>
+          <w:tcPr/>
+          <w:p>
+            <w:pPr>
+              <w:pStyle w:val="Compact"/>
+              <w:jc w:val="left"/>
+            </w:pPr>
+            <w:r>
+              <w:rPr>
+                <w:sz w:val="19"/>
+              </w:rPr>
+              <w:t xml:space="preserve">One kind of ritual takes one fewer segment (minimum 1)</w:t>
+            </w:r>
+          </w:p>
+        </w:tc>
+        <w:tc>
+          <w:tcPr/>
+          <w:p>
+            <w:pPr>
+              <w:pStyle w:val="Compact"/>
+              <w:jc w:val="left"/>
+            </w:pPr>
+            <w:r>
+              <w:rPr>
+                <w:sz w:val="19"/>
+              </w:rPr>
+              <w:t xml:space="preserve">Each kind once</w:t>
+            </w:r>
+          </w:p>
+        </w:tc>
+      </w:tr>
+      <w:tr>
+        <w:tc>
+          <w:tcPr/>
+          <w:p>
+            <w:pPr>
+              <w:pStyle w:val="Compact"/>
+              <w:jc w:val="left"/>
+            </w:pPr>
+            <w:r>
+              <w:rPr>
+                <w:b/>
+                <w:sz w:val="19"/>
+              </w:rPr>
+              <w:t xml:space="preserve">Quicker hand</w:t>
+            </w:r>
+          </w:p>
+        </w:tc>
+        <w:tc>
+          <w:tcPr/>
+          <w:p>
+            <w:pPr>
+              <w:pStyle w:val="Compact"/>
+              <w:jc w:val="left"/>
+            </w:pPr>
+            <w:r>
+              <w:rPr>
+                <w:sz w:val="19"/>
+              </w:rPr>
+              <w:t xml:space="preserve">One ritual you know goes one pace faster: an hour becomes ten minutes, ten minutes one action</w:t>
+            </w:r>
+          </w:p>
+        </w:tc>
+        <w:tc>
+          <w:tcPr/>
+          <w:p>
+            <w:pPr>
+              <w:pStyle w:val="Compact"/>
+              <w:jc w:val="left"/>
+            </w:pPr>
+            <w:r>
+              <w:rPr>
+                <w:sz w:val="19"/>
+              </w:rPr>
+              <w:t xml:space="preserve">Each ritual once</w:t>
+            </w:r>
+          </w:p>
+        </w:tc>
+      </w:tr>
+      <w:tr>
+        <w:tc>
+          <w:tcPr/>
+          <w:p>
+            <w:pPr>
+              <w:pStyle w:val="Compact"/>
+              <w:jc w:val="left"/>
+            </w:pPr>
+            <w:r>
+              <w:rPr>
+                <w:b/>
+                <w:sz w:val="19"/>
+              </w:rPr>
+              <w:t xml:space="preserve">Archmage</w:t>
+            </w:r>
+          </w:p>
+        </w:tc>
+        <w:tc>
+          <w:tcPr/>
+          <w:p>
+            <w:pPr>
+              <w:pStyle w:val="Compact"/>
+              <w:jc w:val="left"/>
+            </w:pPr>
+            <w:r>
+              <w:rPr>
+                <w:sz w:val="19"/>
+              </w:rPr>
+              <w:t xml:space="preserve">Sorcery becomes Expert (+5)</w:t>
+            </w:r>
+          </w:p>
+        </w:tc>
+        <w:tc>
+          <w:tcPr/>
+          <w:p>
+            <w:pPr>
+              <w:pStyle w:val="Compact"/>
+              <w:jc w:val="left"/>
+            </w:pPr>
+            <w:r>
+              <w:rPr>
+                <w:sz w:val="19"/>
+              </w:rPr>
+              <w:t xml:space="preserve">Once, at the end of a long campaign</w:t>
+            </w:r>
+          </w:p>
+        </w:tc>
+      </w:tr>
+    </w:tbl>
+    <w:bookmarkEnd w:id="66"/>
+    <w:bookmarkStart w:id="67" w:name="magic-in-the-shattered-crown"/>
+    <w:p>
+      <w:pPr>
+        <w:pStyle w:val="Heading2"/>
+      </w:pPr>
+      <w:r>
+        <w:t xml:space="preserve">Magic in The Shattered Crown</w:t>
+      </w:r>
+    </w:p>
+    <w:tbl>
+      <w:tblPr>
+        <w:tblStyle w:val="Table"/>
+        <w:tblW w:type="pct" w:w="5000"/>
+        <w:tblLook w:firstRow="1" w:lastRow="0" w:firstColumn="0" w:lastColumn="0" w:noHBand="0" w:noVBand="0" w:val="0020"/>
+        <w:jc w:val="start"/>
+        <w:tblBorders>
+          <w:top w:val="single" w:sz="4" w:color="B8C2D3"/>
+          <w:left w:val="single" w:sz="4" w:color="B8C2D3"/>
+          <w:bottom w:val="single" w:sz="4" w:color="B8C2D3"/>
+          <w:right w:val="single" w:sz="4" w:color="B8C2D3"/>
+          <w:insideH w:val="single" w:sz="4" w:color="B8C2D3"/>
+          <w:insideV w:val="single" w:sz="4" w:color="B8C2D3"/>
+        </w:tblBorders>
+      </w:tblPr>
+      <w:tblGrid>
+        <w:gridCol w:w="3960"/>
+        <w:gridCol w:w="3960"/>
+      </w:tblGrid>
+      <w:tr>
+        <w:trPr>
+          <w:tblHeader w:val="true"/>
+        </w:trPr>
+        <w:tc>
+          <w:tcPr>
+            <w:shd w:val="clear" w:fill="F2E7D6"/>
+          </w:tcPr>
+          <w:p>
+            <w:pPr>
+              <w:pStyle w:val="Compact"/>
+            </w:pPr>
+          </w:p>
+        </w:tc>
+        <w:tc>
+          <w:tcPr>
+            <w:shd w:val="clear" w:fill="F2E7D6"/>
+          </w:tcPr>
+          <w:p>
+            <w:pPr>
+              <w:pStyle w:val="Compact"/>
+              <w:jc w:val="left"/>
+            </w:pPr>
+            <w:r>
+              <w:rPr>
+                <w:b/>
+                <w:sz w:val="19"/>
+              </w:rPr>
+              <w:t xml:space="preserve">How it works here</w:t>
+            </w:r>
+          </w:p>
+        </w:tc>
+      </w:tr>
+      <w:tr>
+        <w:tc>
+          <w:tcPr/>
+          <w:p>
+            <w:pPr>
+              <w:pStyle w:val="Compact"/>
+              <w:jc w:val="left"/>
+            </w:pPr>
+            <w:r>
+              <w:rPr>
+                <w:bCs/>
+                <w:b/>
+                <w:sz w:val="19"/>
+              </w:rPr>
+              <w:t xml:space="preserve">Feel</w:t>
+            </w:r>
+          </w:p>
+        </w:tc>
+        <w:tc>
+          <w:tcPr/>
+          <w:p>
+            <w:pPr>
+              <w:pStyle w:val="Compact"/>
+              <w:jc w:val="left"/>
+            </w:pPr>
+            <w:r>
+              <w:rPr>
+                <w:sz w:val="19"/>
+              </w:rPr>
+              <w:t xml:space="preserve">Sword and sorcery: magic is power, and power has a price.</w:t>
+            </w:r>
+          </w:p>
+        </w:tc>
+      </w:tr>
+      <w:tr>
+        <w:tc>
+          <w:tcPr/>
+          <w:p>
+            <w:pPr>
+              <w:pStyle w:val="Compact"/>
+              <w:jc w:val="left"/>
+            </w:pPr>
+            <w:r>
+              <w:rPr>
+                <w:bCs/>
+                <w:b/>
+                <w:sz w:val="19"/>
+              </w:rPr>
+              <w:t xml:space="preserve">Cantrips</w:t>
+            </w:r>
+          </w:p>
+        </w:tc>
+        <w:tc>
+          <w:tcPr/>
+          <w:p>
+            <w:pPr>
+              <w:pStyle w:val="Compact"/>
+              <w:jc w:val="left"/>
+            </w:pPr>
+            <w:r>
+              <w:rPr>
+                <w:sz w:val="19"/>
+              </w:rPr>
+              <w:t xml:space="preserve">Sorcerers, Witches, the Gifted and the gifted origins. Known: Trained 2, Specialty 3, Expert 4.</w:t>
+            </w:r>
+          </w:p>
+        </w:tc>
+      </w:tr>
+      <w:tr>
+        <w:tc>
+          <w:tcPr/>
+          <w:p>
+            <w:pPr>
+              <w:pStyle w:val="Compact"/>
+              <w:jc w:val="left"/>
+            </w:pPr>
+            <w:r>
+              <w:rPr>
+                <w:bCs/>
+                <w:b/>
+                <w:sz w:val="19"/>
+              </w:rPr>
+              <w:t xml:space="preserve">Seals</w:t>
+            </w:r>
+          </w:p>
+        </w:tc>
+        <w:tc>
+          <w:tcPr/>
+          <w:p>
+            <w:pPr>
+              <w:pStyle w:val="Compact"/>
+              <w:jc w:val="left"/>
+            </w:pPr>
+            <w:r>
+              <w:rPr>
+                <w:sz w:val="19"/>
+              </w:rPr>
+              <w:t xml:space="preserve">Every cantrip holds three Seals, each hiding a deeper power. Sorcery breaks them: the First at Trained, the Second (1 Boost) at Specialty, the Third (2 Boosts) at Expert.</w:t>
+            </w:r>
+          </w:p>
+        </w:tc>
+      </w:tr>
+      <w:tr>
+        <w:tc>
+          <w:tcPr/>
+          <w:p>
+            <w:pPr>
+              <w:pStyle w:val="Compact"/>
+              <w:jc w:val="left"/>
+            </w:pPr>
+            <w:r>
+              <w:rPr>
+                <w:bCs/>
+                <w:b/>
+                <w:sz w:val="19"/>
+              </w:rPr>
+              <w:t xml:space="preserve">Rituals</w:t>
+            </w:r>
+          </w:p>
+        </w:tc>
+        <w:tc>
+          <w:tcPr/>
+          <w:p>
+            <w:pPr>
+              <w:pStyle w:val="Compact"/>
+              <w:jc w:val="left"/>
+            </w:pPr>
+            <w:r>
+              <w:rPr>
+                <w:sz w:val="19"/>
+              </w:rPr>
+              <w:t xml:space="preserve">Anyone with Sorcery: ten minutes a roll, an hour for great workings. Priests work rites the same way with Lore.</w:t>
+            </w:r>
+          </w:p>
+        </w:tc>
+      </w:tr>
+      <w:tr>
+        <w:tc>
+          <w:tcPr/>
+          <w:p>
+            <w:pPr>
+              <w:pStyle w:val="Compact"/>
+              <w:jc w:val="left"/>
+            </w:pPr>
+            <w:r>
+              <w:rPr>
+                <w:bCs/>
+                <w:b/>
+                <w:sz w:val="19"/>
+              </w:rPr>
+              <w:t xml:space="preserve">Talismans</w:t>
+            </w:r>
+          </w:p>
+        </w:tc>
+        <w:tc>
+          <w:tcPr/>
+          <w:p>
+            <w:pPr>
+              <w:pStyle w:val="Compact"/>
+              <w:jc w:val="left"/>
+            </w:pPr>
+            <w:r>
+              <w:rPr>
+                <w:sz w:val="19"/>
+              </w:rPr>
+              <w:t xml:space="preserve">A ritual bound into a bone, a ring or a knotted cord, released by breaking it.</w:t>
+            </w:r>
+          </w:p>
+        </w:tc>
+      </w:tr>
+      <w:tr>
+        <w:tc>
+          <w:tcPr/>
+          <w:p>
+            <w:pPr>
+              <w:pStyle w:val="Compact"/>
+              <w:jc w:val="left"/>
+            </w:pPr>
+            <w:r>
+              <w:rPr>
+                <w:bCs/>
+                <w:b/>
+                <w:sz w:val="19"/>
+              </w:rPr>
+              <w:t xml:space="preserve">Price</w:t>
+            </w:r>
+          </w:p>
+        </w:tc>
+        <w:tc>
+          <w:tcPr/>
+          <w:p>
+            <w:pPr>
+              <w:pStyle w:val="Compact"/>
+              <w:jc w:val="left"/>
+            </w:pPr>
+            <w:r>
+              <w:rPr>
+                <w:sz w:val="19"/>
+              </w:rPr>
+              <w:t xml:space="preserve">Corruption: a failed cantrip marks 1, a natural 18 marks 2, and finishing a Major ritual marks 1, whatever the roll.</w:t>
+            </w:r>
+          </w:p>
+        </w:tc>
+      </w:tr>
+    </w:tbl>
+    <w:bookmarkEnd w:id="67"/>
+    <w:bookmarkEnd w:id="68"/>
+    <w:bookmarkStart w:id="72" w:name="fortune-points-and-tracks"/>
+    <w:p>
+      <w:pPr>
+        <w:pStyle w:val="Heading1"/>
+      </w:pPr>
+      <w:r>
+        <w:t xml:space="preserve">Fortune points and tracks</w:t>
+      </w:r>
+    </w:p>
+    <w:bookmarkStart w:id="69" w:name="using-fortune-points"/>
+    <w:p>
+      <w:pPr>
+        <w:pStyle w:val="Heading2"/>
+      </w:pPr>
+      <w:r>
+        <w:t xml:space="preserve">Using Fortune points</w:t>
+      </w:r>
+    </w:p>
+    <w:p>
+      <w:pPr>
+        <w:pStyle w:val="FirstParagraph"/>
+      </w:pPr>
+      <w:r>
+        <w:t xml:space="preserve">Begin each session with two Fortune points (three with Extra Fortune); unused points do not carry over. Spend no more than one point on a single roll or injury event.</w:t>
+      </w:r>
+    </w:p>
+    <w:tbl>
+      <w:tblPr>
+        <w:tblStyle w:val="Table"/>
+        <w:tblW w:type="pct" w:w="5000"/>
+        <w:tblLook w:firstRow="1" w:lastRow="0" w:firstColumn="0" w:lastColumn="0" w:noHBand="0" w:noVBand="0" w:val="0020"/>
+        <w:jc w:val="start"/>
+        <w:tblBorders>
+          <w:top w:val="single" w:sz="4" w:color="B8C2D3"/>
+          <w:left w:val="single" w:sz="4" w:color="B8C2D3"/>
+          <w:bottom w:val="single" w:sz="4" w:color="B8C2D3"/>
+          <w:right w:val="single" w:sz="4" w:color="B8C2D3"/>
+          <w:insideH w:val="single" w:sz="4" w:color="B8C2D3"/>
+          <w:insideV w:val="single" w:sz="4" w:color="B8C2D3"/>
+        </w:tblBorders>
+      </w:tblPr>
+      <w:tblGrid>
+        <w:gridCol w:w="3960"/>
+        <w:gridCol w:w="3960"/>
+      </w:tblGrid>
+      <w:tr>
+        <w:trPr>
+          <w:tblHeader w:val="true"/>
+        </w:trPr>
+        <w:tc>
+          <w:tcPr>
+            <w:shd w:val="clear" w:fill="F2E7D6"/>
+          </w:tcPr>
+          <w:p>
+            <w:pPr>
+              <w:pStyle w:val="Compact"/>
+              <w:jc w:val="left"/>
+            </w:pPr>
+            <w:r>
+              <w:rPr>
+                <w:b/>
+                <w:sz w:val="19"/>
+              </w:rPr>
+              <w:t xml:space="preserve">Spend one point to</w:t>
+            </w:r>
+          </w:p>
+        </w:tc>
+        <w:tc>
+          <w:tcPr>
+            <w:shd w:val="clear" w:fill="F2E7D6"/>
+          </w:tcPr>
+          <w:p>
+            <w:pPr>
+              <w:pStyle w:val="Compact"/>
+              <w:jc w:val="left"/>
+            </w:pPr>
+            <w:r>
+              <w:rPr>
+                <w:b/>
+                <w:sz w:val="19"/>
+              </w:rPr>
+              <w:t xml:space="preserve">Timing and limits</w:t>
+            </w:r>
+          </w:p>
+        </w:tc>
+      </w:tr>
+      <w:tr>
+        <w:tc>
+          <w:tcPr/>
+          <w:p>
+            <w:pPr>
+              <w:pStyle w:val="Compact"/>
+              <w:jc w:val="left"/>
+            </w:pPr>
+            <w:r>
+              <w:rPr>
+                <w:b/>
+                <w:sz w:val="19"/>
+              </w:rPr>
+              <w:t xml:space="preserve">Reroll your own roll</w:t>
+            </w:r>
+          </w:p>
+        </w:tc>
+        <w:tc>
+          <w:tcPr/>
+          <w:p>
+            <w:pPr>
+              <w:pStyle w:val="Compact"/>
+              <w:jc w:val="left"/>
+            </w:pPr>
+            <w:r>
+              <w:rPr>
+                <w:sz w:val="19"/>
+              </w:rPr>
+              <w:t xml:space="preserve">Declare after seeing the result but before its consequences. Keep the second result, even if worse.</w:t>
+            </w:r>
+          </w:p>
+        </w:tc>
+      </w:tr>
+      <w:tr>
+        <w:tc>
+          <w:tcPr/>
+          <w:p>
+            <w:pPr>
+              <w:pStyle w:val="Compact"/>
+              <w:jc w:val="left"/>
+            </w:pPr>
+            <w:r>
+              <w:rPr>
+                <w:b/>
+                <w:sz w:val="19"/>
+              </w:rPr>
+              <w:t xml:space="preserve">Reduce an injury by one box</w:t>
+            </w:r>
+          </w:p>
+        </w:tc>
+        <w:tc>
+          <w:tcPr/>
+          <w:p>
+            <w:pPr>
+              <w:pStyle w:val="Compact"/>
+              <w:jc w:val="left"/>
+            </w:pPr>
+            <w:r>
+              <w:rPr>
+                <w:sz w:val="19"/>
+              </w:rPr>
+              <w:t xml:space="preserve">Declare when a hit would mark boxes, before applying them. Does not prevent certain death.</w:t>
+            </w:r>
+          </w:p>
+        </w:tc>
+      </w:tr>
+      <w:tr>
+        <w:tc>
+          <w:tcPr/>
+          <w:p>
+            <w:pPr>
+              <w:pStyle w:val="Compact"/>
+              <w:jc w:val="left"/>
+            </w:pPr>
+            <w:r>
+              <w:rPr>
+                <w:b/>
+                <w:sz w:val="19"/>
+              </w:rPr>
+              <w:t xml:space="preserve">Establish a small preparation</w:t>
+            </w:r>
+          </w:p>
+        </w:tc>
+        <w:tc>
+          <w:tcPr/>
+          <w:p>
+            <w:pPr>
+              <w:pStyle w:val="Compact"/>
+              <w:jc w:val="left"/>
+            </w:pPr>
+            <w:r>
+              <w:rPr>
+                <w:sz w:val="19"/>
+              </w:rPr>
+              <w:t xml:space="preserve">Propose a plausible detail, such as having packed something useful. GM approval is required.</w:t>
+            </w:r>
+          </w:p>
+        </w:tc>
+      </w:tr>
+    </w:tbl>
+    <w:p>
+      <w:pPr>
+        <w:pStyle w:val="BodyText"/>
+      </w:pPr>
+      <w:r>
+        <w:t xml:space="preserve">Gain one point when one of your complications creates a meaningful problem you accept, including a companion complication. You can decline the proposed complication without penalty.</w:t>
+      </w:r>
+    </w:p>
+    <w:bookmarkEnd w:id="69"/>
+    <w:bookmarkStart w:id="70" w:name="troubles"/>
+    <w:p>
+      <w:pPr>
+        <w:pStyle w:val="Heading2"/>
+      </w:pPr>
+      <w:r>
+        <w:t xml:space="preserve">Troubles</w:t>
+      </w:r>
+    </w:p>
+    <w:p>
+      <w:pPr>
+        <w:pStyle w:val="FirstParagraph"/>
+      </w:pPr>
+      <w:r>
+        <w:t xml:space="preserve">The party shares four</w:t>
+      </w:r>
+      <w:r>
+        <w:t xml:space="preserve"> </w:t>
+      </w:r>
+      <w:r>
+        <w:rPr>
+          <w:bCs/>
+          <w:b/>
+        </w:rPr>
+        <w:t xml:space="preserve">Troubles</w:t>
+      </w:r>
+      <w:r>
+        <w:t xml:space="preserve">.</w:t>
+      </w:r>
+      <w:r>
+        <w:t xml:space="preserve"> </w:t>
+      </w:r>
+      <w:r>
+        <w:rPr>
+          <w:bCs/>
+          <w:b/>
+        </w:rPr>
+        <w:t xml:space="preserve">Infamy</w:t>
+      </w:r>
+      <w:r>
+        <w:t xml:space="preserve"> </w:t>
+      </w:r>
+      <w:r>
+        <w:t xml:space="preserve">is the rulers and the watch taking notice;</w:t>
+      </w:r>
+      <w:r>
+        <w:t xml:space="preserve"> </w:t>
+      </w:r>
+      <w:r>
+        <w:rPr>
+          <w:bCs/>
+          <w:b/>
+        </w:rPr>
+        <w:t xml:space="preserve">Doom</w:t>
+      </w:r>
+      <w:r>
+        <w:t xml:space="preserve"> </w:t>
+      </w:r>
+      <w:r>
+        <w:t xml:space="preserve">is the old powers learning your names;</w:t>
+      </w:r>
+      <w:r>
+        <w:t xml:space="preserve"> </w:t>
+      </w:r>
+      <w:r>
+        <w:rPr>
+          <w:bCs/>
+          <w:b/>
+        </w:rPr>
+        <w:t xml:space="preserve">Debt</w:t>
+      </w:r>
+      <w:r>
+        <w:t xml:space="preserve"> </w:t>
+      </w:r>
+      <w:r>
+        <w:t xml:space="preserve">is what you owe moneylenders, patrons and sorcerers;</w:t>
+      </w:r>
+      <w:r>
+        <w:t xml:space="preserve"> </w:t>
+      </w:r>
+      <w:r>
+        <w:rPr>
+          <w:bCs/>
+          <w:b/>
+        </w:rPr>
+        <w:t xml:space="preserve">Hunger</w:t>
+      </w:r>
+      <w:r>
+        <w:t xml:space="preserve"> </w:t>
+      </w:r>
+      <w:r>
+        <w:t xml:space="preserve">is supplies, coin and morale running thin on the road. They fill as your deeds catch up with you; the GM narrates what each box means.</w:t>
+      </w:r>
+    </w:p>
+    <w:p>
+      <w:pPr>
+        <w:numPr>
+          <w:ilvl w:val="0"/>
+          <w:numId w:val="1011"/>
+        </w:numPr>
+        <w:pStyle w:val="Compact"/>
+      </w:pPr>
+      <w:r>
+        <w:rPr>
+          <w:bCs/>
+          <w:b/>
+        </w:rPr>
+        <w:t xml:space="preserve">Marking:</w:t>
+      </w:r>
+      <w:r>
+        <w:t xml:space="preserve"> </w:t>
+      </w:r>
+      <w:r>
+        <w:t xml:space="preserve">killing in the open or a beast form seen in town (Infamy); blatant sorcery or taking a cursed treasure (Doom); borrowing or buying on credit (Debt); each day in the wilds without supplies (Hunger). A success at a cost can mark any of them.</w:t>
+      </w:r>
+    </w:p>
+    <w:p>
+      <w:pPr>
+        <w:numPr>
+          <w:ilvl w:val="0"/>
+          <w:numId w:val="1011"/>
+        </w:numPr>
+        <w:pStyle w:val="Compact"/>
+      </w:pPr>
+      <w:r>
+        <w:rPr>
+          <w:bCs/>
+          <w:b/>
+        </w:rPr>
+        <w:t xml:space="preserve">Clearing:</w:t>
+      </w:r>
+      <w:r>
+        <w:t xml:space="preserve"> </w:t>
+      </w:r>
+      <w:r>
+        <w:t xml:space="preserve">lying low between ventures (Infamy); a cleansing rite (Doom); paying up (Debt); reaching a town, or a Survival roll each day in the wilds (Hunger).</w:t>
+      </w:r>
+    </w:p>
+    <w:p>
+      <w:pPr>
+        <w:pStyle w:val="FirstParagraph"/>
+      </w:pPr>
+      <w:r>
+        <w:t xml:space="preserve">Each character also keeps a personal</w:t>
+      </w:r>
+      <w:r>
+        <w:t xml:space="preserve"> </w:t>
+      </w:r>
+      <w:r>
+        <w:rPr>
+          <w:bCs/>
+          <w:b/>
+        </w:rPr>
+        <w:t xml:space="preserve">Corruption</w:t>
+      </w:r>
+      <w:r>
+        <w:t xml:space="preserve"> </w:t>
+      </w:r>
+      <w:r>
+        <w:t xml:space="preserve">track on their sheet (see</w:t>
+      </w:r>
+      <w:r>
+        <w:t xml:space="preserve"> </w:t>
+      </w:r>
+      <w:r>
+        <w:rPr>
+          <w:iCs/>
+          <w:i/>
+        </w:rPr>
+        <w:t xml:space="preserve">Sorcery</w:t>
+      </w:r>
+      <w:r>
+        <w:t xml:space="preserve">).</w:t>
+      </w:r>
+    </w:p>
+    <w:tbl>
+      <w:tblPr>
+        <w:tblStyle w:val="Table"/>
+        <w:tblW w:type="pct" w:w="5000"/>
+        <w:tblLook w:firstRow="1" w:lastRow="0" w:firstColumn="0" w:lastColumn="0" w:noHBand="0" w:noVBand="0" w:val="0020"/>
+        <w:jc w:val="start"/>
+        <w:tblBorders>
+          <w:top w:val="single" w:sz="4" w:color="B8C2D3"/>
+          <w:left w:val="single" w:sz="4" w:color="B8C2D3"/>
+          <w:bottom w:val="single" w:sz="4" w:color="B8C2D3"/>
+          <w:right w:val="single" w:sz="4" w:color="B8C2D3"/>
+          <w:insideH w:val="single" w:sz="4" w:color="B8C2D3"/>
+          <w:insideV w:val="single" w:sz="4" w:color="B8C2D3"/>
+        </w:tblBorders>
+      </w:tblPr>
+      <w:tblGrid>
+        <w:gridCol w:w="2640"/>
+        <w:gridCol w:w="2640"/>
+        <w:gridCol w:w="2640"/>
+      </w:tblGrid>
+      <w:tr>
+        <w:trPr>
+          <w:tblHeader w:val="true"/>
+        </w:trPr>
+        <w:tc>
+          <w:tcPr>
+            <w:shd w:val="clear" w:fill="F2E7D6"/>
+          </w:tcPr>
+          <w:p>
+            <w:pPr>
+              <w:pStyle w:val="Compact"/>
+              <w:jc w:val="left"/>
+            </w:pPr>
+            <w:r>
+              <w:rPr>
+                <w:b/>
+                <w:sz w:val="19"/>
+              </w:rPr>
+              <w:t xml:space="preserve">Track</w:t>
+            </w:r>
+          </w:p>
+        </w:tc>
+        <w:tc>
+          <w:tcPr>
+            <w:shd w:val="clear" w:fill="F2E7D6"/>
+          </w:tcPr>
+          <w:p>
+            <w:pPr>
+              <w:pStyle w:val="Compact"/>
+              <w:jc w:val="left"/>
+            </w:pPr>
+            <w:r>
+              <w:rPr>
+                <w:b/>
+                <w:sz w:val="19"/>
+              </w:rPr>
+              <w:t xml:space="preserve">Boxes</w:t>
+            </w:r>
+          </w:p>
+        </w:tc>
+        <w:tc>
+          <w:tcPr>
+            <w:shd w:val="clear" w:fill="F2E7D6"/>
+          </w:tcPr>
+          <w:p>
+            <w:pPr>
+              <w:pStyle w:val="Compact"/>
+              <w:jc w:val="left"/>
+            </w:pPr>
+            <w:r>
+              <w:rPr>
+                <w:b/>
+                <w:sz w:val="19"/>
+              </w:rPr>
               <w:t xml:space="preserve">As boxes fill</w:t>
             </w:r>
           </w:p>
@@ -9639,8 +11281,8 @@
         </w:tc>
       </w:tr>
     </w:tbl>
-    <w:bookmarkEnd w:id="64"/>
-    <w:bookmarkStart w:id="65" w:name="advancement"/>
+    <w:bookmarkEnd w:id="70"/>
+    <w:bookmarkStart w:id="71" w:name="advancement"/>
     <w:p>
       <w:pPr>
         <w:pStyle w:val="Heading2"/>
@@ -9657,9 +11299,9 @@
         <w:t xml:space="preserve">After a significant venture, the GM may authorize one relevant skill to advance from Untrained to Trained or from Trained to Specialty, or allow revision of an advantage or complication. Only a Master’s starting skill is Expert; a skill raised later tops out at Specialty (+3) unless they broaden (see Step 3).</w:t>
       </w:r>
     </w:p>
-    <w:bookmarkEnd w:id="65"/>
-    <w:bookmarkEnd w:id="66"/>
-    <w:bookmarkStart w:id="69" w:name="running-ventures"/>
+    <w:bookmarkEnd w:id="71"/>
+    <w:bookmarkEnd w:id="72"/>
+    <w:bookmarkStart w:id="75" w:name="running-ventures"/>
     <w:p>
       <w:pPr>
         <w:pStyle w:val="Heading1"/>
@@ -9668,7 +11310,7 @@
         <w:t xml:space="preserve">Running ventures</w:t>
       </w:r>
     </w:p>
-    <w:bookmarkStart w:id="67" w:name="venture-seeds"/>
+    <w:bookmarkStart w:id="73" w:name="venture-seeds"/>
     <w:p>
       <w:pPr>
         <w:pStyle w:val="Heading2"/>
@@ -11900,8 +13542,8 @@
         </w:tc>
       </w:tr>
     </w:tbl>
-    <w:bookmarkEnd w:id="67"/>
-    <w:bookmarkStart w:id="68" w:name="the-chronicle"/>
+    <w:bookmarkEnd w:id="73"/>
+    <w:bookmarkStart w:id="74" w:name="the-chronicle"/>
     <w:p>
       <w:pPr>
         <w:pStyle w:val="Heading2"/>
@@ -11918,531 +13560,6 @@
         <w:t xml:space="preserve">End each venture with a short entry, written together:</w:t>
       </w:r>
     </w:p>
-    <w:p>
-      <w:pPr>
-        <w:numPr>
-          <w:ilvl w:val="0"/>
-          <w:numId w:val="1011"/>
-        </w:numPr>
-        <w:pStyle w:val="Compact"/>
-      </w:pPr>
-      <w:r>
-        <w:rPr>
-          <w:bCs/>
-          <w:b/>
-        </w:rPr>
-        <w:t xml:space="preserve">The venture.</w:t>
-      </w:r>
-      <w:r>
-        <w:t xml:space="preserve"> </w:t>
-      </w:r>
-      <w:r>
-        <w:t xml:space="preserve">What happened, and did we succeed: fully, partly, or not at all?</w:t>
-      </w:r>
-    </w:p>
-    <w:p>
-      <w:pPr>
-        <w:numPr>
-          <w:ilvl w:val="0"/>
-          <w:numId w:val="1011"/>
-        </w:numPr>
-        <w:pStyle w:val="Compact"/>
-      </w:pPr>
-      <w:r>
-        <w:rPr>
-          <w:bCs/>
-          <w:b/>
-        </w:rPr>
-        <w:t xml:space="preserve">Who stood out?</w:t>
-      </w:r>
-      <w:r>
-        <w:t xml:space="preserve"> </w:t>
-      </w:r>
-      <w:r>
-        <w:t xml:space="preserve">A moment worth remembering.</w:t>
-      </w:r>
-    </w:p>
-    <w:p>
-      <w:pPr>
-        <w:numPr>
-          <w:ilvl w:val="0"/>
-          <w:numId w:val="1011"/>
-        </w:numPr>
-        <w:pStyle w:val="Compact"/>
-      </w:pPr>
-      <w:r>
-        <w:rPr>
-          <w:bCs/>
-          <w:b/>
-        </w:rPr>
-        <w:t xml:space="preserve">Complications.</w:t>
-      </w:r>
-      <w:r>
-        <w:t xml:space="preserve"> </w:t>
-      </w:r>
-      <w:r>
-        <w:t xml:space="preserve">Which ones came into play, and what did they cost?</w:t>
-      </w:r>
-    </w:p>
-    <w:p>
-      <w:pPr>
-        <w:numPr>
-          <w:ilvl w:val="0"/>
-          <w:numId w:val="1011"/>
-        </w:numPr>
-        <w:pStyle w:val="Compact"/>
-      </w:pPr>
-      <w:r>
-        <w:rPr>
-          <w:bCs/>
-          <w:b/>
-        </w:rPr>
-        <w:t xml:space="preserve">What changed?</w:t>
-      </w:r>
-      <w:r>
-        <w:t xml:space="preserve"> </w:t>
-      </w:r>
-      <w:r>
-        <w:t xml:space="preserve">New allies or enemies, damage, open threads for next time.</w:t>
-      </w:r>
-    </w:p>
-    <w:p>
-      <w:pPr>
-        <w:numPr>
-          <w:ilvl w:val="0"/>
-          <w:numId w:val="1011"/>
-        </w:numPr>
-        <w:pStyle w:val="Compact"/>
-      </w:pPr>
-      <w:r>
-        <w:rPr>
-          <w:bCs/>
-          <w:b/>
-        </w:rPr>
-        <w:t xml:space="preserve">Advancement.</w:t>
-      </w:r>
-      <w:r>
-        <w:t xml:space="preserve"> </w:t>
-      </w:r>
-      <w:r>
-        <w:t xml:space="preserve">After a significant venture, the GM may authorize one skill step for each character.</w:t>
-      </w:r>
-    </w:p>
-    <w:bookmarkEnd w:id="68"/>
-    <w:bookmarkEnd w:id="69"/>
-    <w:bookmarkStart w:id="74" w:name="sorcery"/>
-    <w:p>
-      <w:pPr>
-        <w:pStyle w:val="Heading1"/>
-      </w:pPr>
-      <w:r>
-        <w:t xml:space="preserve">Sorcery</w:t>
-      </w:r>
-    </w:p>
-    <w:p>
-      <w:pPr>
-        <w:pStyle w:val="FirstParagraph"/>
-      </w:pPr>
-      <w:r>
-        <w:t xml:space="preserve">Sorcery is real, rare and expensive. It is worked by</w:t>
-      </w:r>
-      <w:r>
-        <w:t xml:space="preserve"> </w:t>
-      </w:r>
-      <w:r>
-        <w:rPr>
-          <w:bCs/>
-          <w:b/>
-        </w:rPr>
-        <w:t xml:space="preserve">Sorcerers</w:t>
-      </w:r>
-      <w:r>
-        <w:t xml:space="preserve"> </w:t>
-      </w:r>
-      <w:r>
-        <w:t xml:space="preserve">and</w:t>
-      </w:r>
-      <w:r>
-        <w:t xml:space="preserve"> </w:t>
-      </w:r>
-      <w:r>
-        <w:rPr>
-          <w:bCs/>
-          <w:b/>
-        </w:rPr>
-        <w:t xml:space="preserve">Witches</w:t>
-      </w:r>
-      <w:r>
-        <w:t xml:space="preserve">, by anyone with the</w:t>
-      </w:r>
-      <w:r>
-        <w:t xml:space="preserve"> </w:t>
-      </w:r>
-      <w:r>
-        <w:rPr>
-          <w:bCs/>
-          <w:b/>
-        </w:rPr>
-        <w:t xml:space="preserve">Gifted</w:t>
-      </w:r>
-      <w:r>
-        <w:t xml:space="preserve"> </w:t>
-      </w:r>
-      <w:r>
-        <w:t xml:space="preserve">advantage, and by those whose blood grants it (the Witch-blooded’s</w:t>
-      </w:r>
-      <w:r>
-        <w:t xml:space="preserve"> </w:t>
-      </w:r>
-      <w:r>
-        <w:rPr>
-          <w:iCs/>
-          <w:i/>
-        </w:rPr>
-        <w:t xml:space="preserve">The Old Blood</w:t>
-      </w:r>
-      <w:r>
-        <w:t xml:space="preserve">, the Serpent-kin’s</w:t>
-      </w:r>
-      <w:r>
-        <w:t xml:space="preserve"> </w:t>
-      </w:r>
-      <w:r>
-        <w:rPr>
-          <w:iCs/>
-          <w:i/>
-        </w:rPr>
-        <w:t xml:space="preserve">Temple-Taught</w:t>
-      </w:r>
-      <w:r>
-        <w:t xml:space="preserve">, the Demon-marked’s</w:t>
-      </w:r>
-      <w:r>
-        <w:t xml:space="preserve"> </w:t>
-      </w:r>
-      <w:r>
-        <w:rPr>
-          <w:iCs/>
-          <w:i/>
-        </w:rPr>
-        <w:t xml:space="preserve">Infernal Gift</w:t>
-      </w:r>
-      <w:r>
-        <w:t xml:space="preserve">, the Godblooded’s</w:t>
-      </w:r>
-      <w:r>
-        <w:t xml:space="preserve"> </w:t>
-      </w:r>
-      <w:r>
-        <w:rPr>
-          <w:iCs/>
-          <w:i/>
-        </w:rPr>
-        <w:t xml:space="preserve">Divine Spark</w:t>
-      </w:r>
-      <w:r>
-        <w:t xml:space="preserve"> </w:t>
-      </w:r>
-      <w:r>
-        <w:t xml:space="preserve">and the Undying’s</w:t>
-      </w:r>
-      <w:r>
-        <w:t xml:space="preserve"> </w:t>
-      </w:r>
-      <w:r>
-        <w:rPr>
-          <w:iCs/>
-          <w:i/>
-        </w:rPr>
-        <w:t xml:space="preserve">Deathless Sorcery</w:t>
-      </w:r>
-      <w:r>
-        <w:t xml:space="preserve">). Everyone else can resist it, fear it and pay for it.</w:t>
-      </w:r>
-    </w:p>
-    <w:bookmarkStart w:id="70" w:name="cantrips"/>
-    <w:p>
-      <w:pPr>
-        <w:pStyle w:val="Heading2"/>
-      </w:pPr>
-      <w:r>
-        <w:t xml:space="preserve">Cantrips</w:t>
-      </w:r>
-    </w:p>
-    <w:p>
-      <w:pPr>
-        <w:pStyle w:val="FirstParagraph"/>
-      </w:pPr>
-      <w:r>
-        <w:t xml:space="preserve">A caster knows a few quick spells,</w:t>
-      </w:r>
-      <w:r>
-        <w:t xml:space="preserve"> </w:t>
-      </w:r>
-      <w:r>
-        <w:rPr>
-          <w:bCs/>
-          <w:b/>
-        </w:rPr>
-        <w:t xml:space="preserve">cantrips</w:t>
-      </w:r>
-      <w:r>
-        <w:t xml:space="preserve">. Every cantrip holds three</w:t>
-      </w:r>
-      <w:r>
-        <w:t xml:space="preserve"> </w:t>
-      </w:r>
-      <w:r>
-        <w:rPr>
-          <w:bCs/>
-          <w:b/>
-        </w:rPr>
-        <w:t xml:space="preserve">Seals</w:t>
-      </w:r>
-      <w:r>
-        <w:t xml:space="preserve">, each hiding a deeper power, and your</w:t>
-      </w:r>
-      <w:r>
-        <w:t xml:space="preserve"> </w:t>
-      </w:r>
-      <w:r>
-        <w:rPr>
-          <w:bCs/>
-          <w:b/>
-        </w:rPr>
-        <w:t xml:space="preserve">Sorcery</w:t>
-      </w:r>
-      <w:r>
-        <w:t xml:space="preserve"> </w:t>
-      </w:r>
-      <w:r>
-        <w:t xml:space="preserve">breaks them: the deeper your training, the more each cantrip can do. Choose your cantrips in the creator; it shows each one at your Seal.</w:t>
-      </w:r>
-    </w:p>
-    <w:tbl>
-      <w:tblPr>
-        <w:tblStyle w:val="Table"/>
-        <w:tblW w:type="auto" w:w="0"/>
-        <w:tblLook w:firstRow="1" w:lastRow="0" w:firstColumn="0" w:lastColumn="0" w:noHBand="0" w:noVBand="0" w:val="0020"/>
-        <w:jc w:val="start"/>
-        <w:tblBorders>
-          <w:top w:val="single" w:sz="4" w:color="B8C2D3"/>
-          <w:left w:val="single" w:sz="4" w:color="B8C2D3"/>
-          <w:bottom w:val="single" w:sz="4" w:color="B8C2D3"/>
-          <w:right w:val="single" w:sz="4" w:color="B8C2D3"/>
-          <w:insideH w:val="single" w:sz="4" w:color="B8C2D3"/>
-          <w:insideV w:val="single" w:sz="4" w:color="B8C2D3"/>
-        </w:tblBorders>
-      </w:tblPr>
-      <w:tblGrid>
-        <w:gridCol w:w="2640"/>
-        <w:gridCol w:w="2640"/>
-        <w:gridCol w:w="2640"/>
-      </w:tblGrid>
-      <w:tr>
-        <w:trPr>
-          <w:tblHeader w:val="true"/>
-        </w:trPr>
-        <w:tc>
-          <w:tcPr>
-            <w:shd w:val="clear" w:fill="F2E7D6"/>
-          </w:tcPr>
-          <w:p>
-            <w:pPr>
-              <w:pStyle w:val="Compact"/>
-              <w:jc w:val="left"/>
-            </w:pPr>
-            <w:r>
-              <w:rPr>
-                <w:b/>
-                <w:sz w:val="19"/>
-              </w:rPr>
-              <w:t xml:space="preserve">Sorcery</w:t>
-            </w:r>
-          </w:p>
-        </w:tc>
-        <w:tc>
-          <w:tcPr>
-            <w:shd w:val="clear" w:fill="F2E7D6"/>
-          </w:tcPr>
-          <w:p>
-            <w:pPr>
-              <w:pStyle w:val="Compact"/>
-              <w:jc w:val="left"/>
-            </w:pPr>
-            <w:r>
-              <w:rPr>
-                <w:b/>
-                <w:sz w:val="19"/>
-              </w:rPr>
-              <w:t xml:space="preserve">Cantrips known</w:t>
-            </w:r>
-          </w:p>
-        </w:tc>
-        <w:tc>
-          <w:tcPr>
-            <w:shd w:val="clear" w:fill="F2E7D6"/>
-          </w:tcPr>
-          <w:p>
-            <w:pPr>
-              <w:pStyle w:val="Compact"/>
-              <w:jc w:val="left"/>
-            </w:pPr>
-            <w:r>
-              <w:rPr>
-                <w:b/>
-                <w:sz w:val="19"/>
-              </w:rPr>
-              <w:t xml:space="preserve">Seals broken</w:t>
-            </w:r>
-          </w:p>
-        </w:tc>
-      </w:tr>
-      <w:tr>
-        <w:tc>
-          <w:tcPr/>
-          <w:p>
-            <w:pPr>
-              <w:pStyle w:val="Compact"/>
-              <w:jc w:val="left"/>
-            </w:pPr>
-            <w:r>
-              <w:rPr>
-                <w:b/>
-                <w:sz w:val="19"/>
-              </w:rPr>
-              <w:t xml:space="preserve">Trained</w:t>
-            </w:r>
-          </w:p>
-        </w:tc>
-        <w:tc>
-          <w:tcPr/>
-          <w:p>
-            <w:pPr>
-              <w:pStyle w:val="Compact"/>
-              <w:jc w:val="left"/>
-            </w:pPr>
-            <w:r>
-              <w:rPr>
-                <w:sz w:val="19"/>
-              </w:rPr>
-              <w:t xml:space="preserve">2</w:t>
-            </w:r>
-          </w:p>
-        </w:tc>
-        <w:tc>
-          <w:tcPr/>
-          <w:p>
-            <w:pPr>
-              <w:pStyle w:val="Compact"/>
-              <w:jc w:val="left"/>
-            </w:pPr>
-            <w:r>
-              <w:rPr>
-                <w:sz w:val="19"/>
-              </w:rPr>
-              <w:t xml:space="preserve">the First Seal</w:t>
-            </w:r>
-          </w:p>
-        </w:tc>
-      </w:tr>
-      <w:tr>
-        <w:tc>
-          <w:tcPr/>
-          <w:p>
-            <w:pPr>
-              <w:pStyle w:val="Compact"/>
-              <w:jc w:val="left"/>
-            </w:pPr>
-            <w:r>
-              <w:rPr>
-                <w:b/>
-                <w:sz w:val="19"/>
-              </w:rPr>
-              <w:t xml:space="preserve">Specialty</w:t>
-            </w:r>
-          </w:p>
-        </w:tc>
-        <w:tc>
-          <w:tcPr/>
-          <w:p>
-            <w:pPr>
-              <w:pStyle w:val="Compact"/>
-              <w:jc w:val="left"/>
-            </w:pPr>
-            <w:r>
-              <w:rPr>
-                <w:sz w:val="19"/>
-              </w:rPr>
-              <w:t xml:space="preserve">3</w:t>
-            </w:r>
-          </w:p>
-        </w:tc>
-        <w:tc>
-          <w:tcPr/>
-          <w:p>
-            <w:pPr>
-              <w:pStyle w:val="Compact"/>
-              <w:jc w:val="left"/>
-            </w:pPr>
-            <w:r>
-              <w:rPr>
-                <w:sz w:val="19"/>
-              </w:rPr>
-              <w:t xml:space="preserve">the Second Seal</w:t>
-            </w:r>
-          </w:p>
-        </w:tc>
-      </w:tr>
-      <w:tr>
-        <w:tc>
-          <w:tcPr/>
-          <w:p>
-            <w:pPr>
-              <w:pStyle w:val="Compact"/>
-              <w:jc w:val="left"/>
-            </w:pPr>
-            <w:r>
-              <w:rPr>
-                <w:b/>
-                <w:sz w:val="19"/>
-              </w:rPr>
-              <w:t xml:space="preserve">Expert</w:t>
-            </w:r>
-          </w:p>
-        </w:tc>
-        <w:tc>
-          <w:tcPr/>
-          <w:p>
-            <w:pPr>
-              <w:pStyle w:val="Compact"/>
-              <w:jc w:val="left"/>
-            </w:pPr>
-            <w:r>
-              <w:rPr>
-                <w:sz w:val="19"/>
-              </w:rPr>
-              <w:t xml:space="preserve">4</w:t>
-            </w:r>
-          </w:p>
-        </w:tc>
-        <w:tc>
-          <w:tcPr/>
-          <w:p>
-            <w:pPr>
-              <w:pStyle w:val="Compact"/>
-              <w:jc w:val="left"/>
-            </w:pPr>
-            <w:r>
-              <w:rPr>
-                <w:sz w:val="19"/>
-              </w:rPr>
-              <w:t xml:space="preserve">the Third Seal</w:t>
-            </w:r>
-          </w:p>
-        </w:tc>
-      </w:tr>
-    </w:tbl>
     <w:p>
       <w:pPr>
         <w:numPr>
@@ -12456,29 +13573,13 @@
           <w:bCs/>
           <w:b/>
         </w:rPr>
-        <w:t xml:space="preserve">Casting:</w:t>
-      </w:r>
-      <w:r>
-        <w:t xml:space="preserve"> </w:t>
-      </w:r>
-      <w:r>
-        <w:t xml:space="preserve">one action and a Sorcery roll; where it makes sense, the target resists with</w:t>
-      </w:r>
-      <w:r>
-        <w:t xml:space="preserve"> </w:t>
-      </w:r>
-      <w:r>
-        <w:rPr>
-          <w:bCs/>
-          <w:b/>
-        </w:rPr>
-        <w:t xml:space="preserve">Will</w:t>
-      </w:r>
-      <w:r>
-        <w:t xml:space="preserve"> </w:t>
-      </w:r>
-      <w:r>
-        <w:t xml:space="preserve">(an opposed roll, or the target’s roll against the spell).</w:t>
+        <w:t xml:space="preserve">The venture.</w:t>
+      </w:r>
+      <w:r>
+        <w:t xml:space="preserve"> </w:t>
+      </w:r>
+      <w:r>
+        <w:t xml:space="preserve">What happened, and did we succeed: fully, partly, or not at all?</w:t>
       </w:r>
     </w:p>
     <w:p>
@@ -12494,13 +13595,13 @@
           <w:bCs/>
           <w:b/>
         </w:rPr>
-        <w:t xml:space="preserve">Holding back:</w:t>
-      </w:r>
-      <w:r>
-        <w:t xml:space="preserve"> </w:t>
-      </w:r>
-      <w:r>
-        <w:t xml:space="preserve">you can always cast a cantrip at a shallower Seal than you’ve broken.</w:t>
+        <w:t xml:space="preserve">Who stood out?</w:t>
+      </w:r>
+      <w:r>
+        <w:t xml:space="preserve"> </w:t>
+      </w:r>
+      <w:r>
+        <w:t xml:space="preserve">A moment worth remembering.</w:t>
       </w:r>
     </w:p>
     <w:p>
@@ -12516,19 +13617,267 @@
           <w:bCs/>
           <w:b/>
         </w:rPr>
-        <w:t xml:space="preserve">The price:</w:t>
-      </w:r>
-      <w:r>
-        <w:t xml:space="preserve"> </w:t>
-      </w:r>
-      <w:r>
-        <w:t xml:space="preserve">a failed cast marks a box of Corruption, or two at the Third Seal. A natural 18 marks two.</w:t>
+        <w:t xml:space="preserve">Complications.</w:t>
+      </w:r>
+      <w:r>
+        <w:t xml:space="preserve"> </w:t>
+      </w:r>
+      <w:r>
+        <w:t xml:space="preserve">Which ones came into play, and what did they cost?</w:t>
+      </w:r>
+    </w:p>
+    <w:p>
+      <w:pPr>
+        <w:numPr>
+          <w:ilvl w:val="0"/>
+          <w:numId w:val="1012"/>
+        </w:numPr>
+        <w:pStyle w:val="Compact"/>
+      </w:pPr>
+      <w:r>
+        <w:rPr>
+          <w:bCs/>
+          <w:b/>
+        </w:rPr>
+        <w:t xml:space="preserve">What changed?</w:t>
+      </w:r>
+      <w:r>
+        <w:t xml:space="preserve"> </w:t>
+      </w:r>
+      <w:r>
+        <w:t xml:space="preserve">New allies or enemies, damage, open threads for next time.</w:t>
+      </w:r>
+    </w:p>
+    <w:p>
+      <w:pPr>
+        <w:numPr>
+          <w:ilvl w:val="0"/>
+          <w:numId w:val="1012"/>
+        </w:numPr>
+        <w:pStyle w:val="Compact"/>
+      </w:pPr>
+      <w:r>
+        <w:rPr>
+          <w:bCs/>
+          <w:b/>
+        </w:rPr>
+        <w:t xml:space="preserve">Advancement.</w:t>
+      </w:r>
+      <w:r>
+        <w:t xml:space="preserve"> </w:t>
+      </w:r>
+      <w:r>
+        <w:t xml:space="preserve">After a significant venture, the GM may authorize one skill step for each character.</w:t>
+      </w:r>
+    </w:p>
+    <w:bookmarkEnd w:id="74"/>
+    <w:bookmarkEnd w:id="75"/>
+    <w:bookmarkStart w:id="79" w:name="sorcery"/>
+    <w:p>
+      <w:pPr>
+        <w:pStyle w:val="Heading1"/>
+      </w:pPr>
+      <w:r>
+        <w:t xml:space="preserve">Sorcery</w:t>
+      </w:r>
+    </w:p>
+    <w:p>
+      <w:pPr>
+        <w:pStyle w:val="FirstParagraph"/>
+      </w:pPr>
+      <w:r>
+        <w:t xml:space="preserve">Sorcery is real, rare and expensive. It is worked by</w:t>
+      </w:r>
+      <w:r>
+        <w:t xml:space="preserve"> </w:t>
+      </w:r>
+      <w:r>
+        <w:rPr>
+          <w:bCs/>
+          <w:b/>
+        </w:rPr>
+        <w:t xml:space="preserve">Sorcerers</w:t>
+      </w:r>
+      <w:r>
+        <w:t xml:space="preserve"> </w:t>
+      </w:r>
+      <w:r>
+        <w:t xml:space="preserve">and</w:t>
+      </w:r>
+      <w:r>
+        <w:t xml:space="preserve"> </w:t>
+      </w:r>
+      <w:r>
+        <w:rPr>
+          <w:bCs/>
+          <w:b/>
+        </w:rPr>
+        <w:t xml:space="preserve">Witches</w:t>
+      </w:r>
+      <w:r>
+        <w:t xml:space="preserve">, by anyone with the</w:t>
+      </w:r>
+      <w:r>
+        <w:t xml:space="preserve"> </w:t>
+      </w:r>
+      <w:r>
+        <w:rPr>
+          <w:bCs/>
+          <w:b/>
+        </w:rPr>
+        <w:t xml:space="preserve">Gifted</w:t>
+      </w:r>
+      <w:r>
+        <w:t xml:space="preserve"> </w:t>
+      </w:r>
+      <w:r>
+        <w:t xml:space="preserve">advantage, and by those whose blood grants it (the Witch-blooded’s</w:t>
+      </w:r>
+      <w:r>
+        <w:t xml:space="preserve"> </w:t>
+      </w:r>
+      <w:r>
+        <w:rPr>
+          <w:iCs/>
+          <w:i/>
+        </w:rPr>
+        <w:t xml:space="preserve">The Old Blood</w:t>
+      </w:r>
+      <w:r>
+        <w:t xml:space="preserve">, the Serpent-kin’s</w:t>
+      </w:r>
+      <w:r>
+        <w:t xml:space="preserve"> </w:t>
+      </w:r>
+      <w:r>
+        <w:rPr>
+          <w:iCs/>
+          <w:i/>
+        </w:rPr>
+        <w:t xml:space="preserve">Temple-Taught</w:t>
+      </w:r>
+      <w:r>
+        <w:t xml:space="preserve">, the Demon-marked’s</w:t>
+      </w:r>
+      <w:r>
+        <w:t xml:space="preserve"> </w:t>
+      </w:r>
+      <w:r>
+        <w:rPr>
+          <w:iCs/>
+          <w:i/>
+        </w:rPr>
+        <w:t xml:space="preserve">Infernal Gift</w:t>
+      </w:r>
+      <w:r>
+        <w:t xml:space="preserve">, the Godblooded’s</w:t>
+      </w:r>
+      <w:r>
+        <w:t xml:space="preserve"> </w:t>
+      </w:r>
+      <w:r>
+        <w:rPr>
+          <w:iCs/>
+          <w:i/>
+        </w:rPr>
+        <w:t xml:space="preserve">Divine Spark</w:t>
+      </w:r>
+      <w:r>
+        <w:t xml:space="preserve"> </w:t>
+      </w:r>
+      <w:r>
+        <w:t xml:space="preserve">and the Undying’s</w:t>
+      </w:r>
+      <w:r>
+        <w:t xml:space="preserve"> </w:t>
+      </w:r>
+      <w:r>
+        <w:rPr>
+          <w:iCs/>
+          <w:i/>
+        </w:rPr>
+        <w:t xml:space="preserve">Deathless Sorcery</w:t>
+      </w:r>
+      <w:r>
+        <w:t xml:space="preserve">). Everyone else can resist it, fear it and pay for it.</w:t>
+      </w:r>
+    </w:p>
+    <w:bookmarkStart w:id="76" w:name="cantrips-1"/>
+    <w:p>
+      <w:pPr>
+        <w:pStyle w:val="Heading2"/>
+      </w:pPr>
+      <w:r>
+        <w:t xml:space="preserve">Cantrips</w:t>
+      </w:r>
+    </w:p>
+    <w:p>
+      <w:pPr>
+        <w:pStyle w:val="FirstParagraph"/>
+      </w:pPr>
+      <w:r>
+        <w:t xml:space="preserve">A caster knows a few</w:t>
+      </w:r>
+      <w:r>
+        <w:t xml:space="preserve"> </w:t>
+      </w:r>
+      <w:r>
+        <w:rPr>
+          <w:bCs/>
+          <w:b/>
+        </w:rPr>
+        <w:t xml:space="preserve">cantrips</w:t>
+      </w:r>
+      <w:r>
+        <w:t xml:space="preserve">, the quick spells of</w:t>
+      </w:r>
+      <w:r>
+        <w:t xml:space="preserve"> </w:t>
+      </w:r>
+      <w:r>
+        <w:rPr>
+          <w:iCs/>
+          <w:i/>
+        </w:rPr>
+        <w:t xml:space="preserve">Magic</w:t>
+      </w:r>
+      <w:r>
+        <w:t xml:space="preserve">: as many as their</w:t>
+      </w:r>
+      <w:r>
+        <w:t xml:space="preserve"> </w:t>
+      </w:r>
+      <w:r>
+        <w:rPr>
+          <w:bCs/>
+          <w:b/>
+        </w:rPr>
+        <w:t xml:space="preserve">Sorcery</w:t>
+      </w:r>
+      <w:r>
+        <w:t xml:space="preserve"> </w:t>
+      </w:r>
+      <w:r>
+        <w:t xml:space="preserve">training allows. Every cantrip holds three</w:t>
+      </w:r>
+      <w:r>
+        <w:t xml:space="preserve"> </w:t>
+      </w:r>
+      <w:r>
+        <w:rPr>
+          <w:bCs/>
+          <w:b/>
+        </w:rPr>
+        <w:t xml:space="preserve">Seals</w:t>
+      </w:r>
+      <w:r>
+        <w:t xml:space="preserve">, each hiding a deeper power, and Sorcery breaks them.</w:t>
       </w:r>
     </w:p>
     <w:tbl>
       <w:tblPr>
         <w:tblStyle w:val="Table"/>
-        <w:tblW w:type="pct" w:w="5000"/>
+        <w:tblW w:type="auto" w:w="0"/>
         <w:tblLook w:firstRow="1" w:lastRow="0" w:firstColumn="0" w:lastColumn="0" w:noHBand="0" w:noVBand="0" w:val="0020"/>
         <w:jc w:val="start"/>
         <w:tblBorders>
@@ -12564,7 +13913,7 @@
                 <w:b/>
                 <w:sz w:val="19"/>
               </w:rPr>
-              <w:t xml:space="preserve">Cantrip</w:t>
+              <w:t xml:space="preserve">Sorcery</w:t>
             </w:r>
           </w:p>
         </w:tc>
@@ -12582,7 +13931,7 @@
                 <w:b/>
                 <w:sz w:val="19"/>
               </w:rPr>
-              <w:t xml:space="preserve">First Seal</w:t>
+              <w:t xml:space="preserve">Cantrips known</w:t>
             </w:r>
           </w:p>
         </w:tc>
@@ -12600,7 +13949,7 @@
                 <w:b/>
                 <w:sz w:val="19"/>
               </w:rPr>
-              <w:t xml:space="preserve">Second Seal</w:t>
+              <w:t xml:space="preserve">Seal</w:t>
             </w:r>
           </w:p>
         </w:tc>
@@ -12618,7 +13967,291 @@
                 <w:b/>
                 <w:sz w:val="19"/>
               </w:rPr>
-              <w:t xml:space="preserve">Third Seal</w:t>
+              <w:t xml:space="preserve">Boosts</w:t>
+            </w:r>
+          </w:p>
+        </w:tc>
+      </w:tr>
+      <w:tr>
+        <w:tc>
+          <w:tcPr/>
+          <w:p>
+            <w:pPr>
+              <w:pStyle w:val="Compact"/>
+              <w:jc w:val="left"/>
+            </w:pPr>
+            <w:r>
+              <w:rPr>
+                <w:b/>
+                <w:sz w:val="19"/>
+              </w:rPr>
+              <w:t xml:space="preserve">Trained</w:t>
+            </w:r>
+          </w:p>
+        </w:tc>
+        <w:tc>
+          <w:tcPr/>
+          <w:p>
+            <w:pPr>
+              <w:pStyle w:val="Compact"/>
+              <w:jc w:val="left"/>
+            </w:pPr>
+            <w:r>
+              <w:rPr>
+                <w:sz w:val="19"/>
+              </w:rPr>
+              <w:t xml:space="preserve">2</w:t>
+            </w:r>
+          </w:p>
+        </w:tc>
+        <w:tc>
+          <w:tcPr/>
+          <w:p>
+            <w:pPr>
+              <w:pStyle w:val="Compact"/>
+              <w:jc w:val="left"/>
+            </w:pPr>
+            <w:r>
+              <w:rPr>
+                <w:sz w:val="19"/>
+              </w:rPr>
+              <w:t xml:space="preserve">the First Seal</w:t>
+            </w:r>
+          </w:p>
+        </w:tc>
+        <w:tc>
+          <w:tcPr/>
+          <w:p>
+            <w:pPr>
+              <w:pStyle w:val="Compact"/>
+              <w:jc w:val="left"/>
+            </w:pPr>
+            <w:r>
+              <w:rPr>
+                <w:sz w:val="19"/>
+              </w:rPr>
+              <w:t xml:space="preserve">none</w:t>
+            </w:r>
+          </w:p>
+        </w:tc>
+      </w:tr>
+      <w:tr>
+        <w:tc>
+          <w:tcPr/>
+          <w:p>
+            <w:pPr>
+              <w:pStyle w:val="Compact"/>
+              <w:jc w:val="left"/>
+            </w:pPr>
+            <w:r>
+              <w:rPr>
+                <w:b/>
+                <w:sz w:val="19"/>
+              </w:rPr>
+              <w:t xml:space="preserve">Specialty</w:t>
+            </w:r>
+          </w:p>
+        </w:tc>
+        <w:tc>
+          <w:tcPr/>
+          <w:p>
+            <w:pPr>
+              <w:pStyle w:val="Compact"/>
+              <w:jc w:val="left"/>
+            </w:pPr>
+            <w:r>
+              <w:rPr>
+                <w:sz w:val="19"/>
+              </w:rPr>
+              <w:t xml:space="preserve">3</w:t>
+            </w:r>
+          </w:p>
+        </w:tc>
+        <w:tc>
+          <w:tcPr/>
+          <w:p>
+            <w:pPr>
+              <w:pStyle w:val="Compact"/>
+              <w:jc w:val="left"/>
+            </w:pPr>
+            <w:r>
+              <w:rPr>
+                <w:sz w:val="19"/>
+              </w:rPr>
+              <w:t xml:space="preserve">the Second Seal</w:t>
+            </w:r>
+          </w:p>
+        </w:tc>
+        <w:tc>
+          <w:tcPr/>
+          <w:p>
+            <w:pPr>
+              <w:pStyle w:val="Compact"/>
+              <w:jc w:val="left"/>
+            </w:pPr>
+            <w:r>
+              <w:rPr>
+                <w:sz w:val="19"/>
+              </w:rPr>
+              <w:t xml:space="preserve">1</w:t>
+            </w:r>
+          </w:p>
+        </w:tc>
+      </w:tr>
+      <w:tr>
+        <w:tc>
+          <w:tcPr/>
+          <w:p>
+            <w:pPr>
+              <w:pStyle w:val="Compact"/>
+              <w:jc w:val="left"/>
+            </w:pPr>
+            <w:r>
+              <w:rPr>
+                <w:b/>
+                <w:sz w:val="19"/>
+              </w:rPr>
+              <w:t xml:space="preserve">Expert</w:t>
+            </w:r>
+          </w:p>
+        </w:tc>
+        <w:tc>
+          <w:tcPr/>
+          <w:p>
+            <w:pPr>
+              <w:pStyle w:val="Compact"/>
+              <w:jc w:val="left"/>
+            </w:pPr>
+            <w:r>
+              <w:rPr>
+                <w:sz w:val="19"/>
+              </w:rPr>
+              <w:t xml:space="preserve">4</w:t>
+            </w:r>
+          </w:p>
+        </w:tc>
+        <w:tc>
+          <w:tcPr/>
+          <w:p>
+            <w:pPr>
+              <w:pStyle w:val="Compact"/>
+              <w:jc w:val="left"/>
+            </w:pPr>
+            <w:r>
+              <w:rPr>
+                <w:sz w:val="19"/>
+              </w:rPr>
+              <w:t xml:space="preserve">the Third Seal</w:t>
+            </w:r>
+          </w:p>
+        </w:tc>
+        <w:tc>
+          <w:tcPr/>
+          <w:p>
+            <w:pPr>
+              <w:pStyle w:val="Compact"/>
+              <w:jc w:val="left"/>
+            </w:pPr>
+            <w:r>
+              <w:rPr>
+                <w:sz w:val="19"/>
+              </w:rPr>
+              <w:t xml:space="preserve">2</w:t>
+            </w:r>
+          </w:p>
+        </w:tc>
+      </w:tr>
+    </w:tbl>
+    <w:p>
+      <w:pPr>
+        <w:pStyle w:val="BodyText"/>
+      </w:pPr>
+      <w:r>
+        <w:t xml:space="preserve">Cast one with</w:t>
+      </w:r>
+      <w:r>
+        <w:t xml:space="preserve"> </w:t>
+      </w:r>
+      <w:r>
+        <w:rPr>
+          <w:bCs/>
+          <w:b/>
+        </w:rPr>
+        <w:t xml:space="preserve">an action and a Sorcery roll</w:t>
+      </w:r>
+      <w:r>
+        <w:t xml:space="preserve">, −1 for each Boost you spend; where it makes sense, the target resists with</w:t>
+      </w:r>
+      <w:r>
+        <w:t xml:space="preserve"> </w:t>
+      </w:r>
+      <w:r>
+        <w:rPr>
+          <w:bCs/>
+          <w:b/>
+        </w:rPr>
+        <w:t xml:space="preserve">Will</w:t>
+      </w:r>
+      <w:r>
+        <w:t xml:space="preserve">. Choose your cantrips in the creator.</w:t>
+      </w:r>
+    </w:p>
+    <w:tbl>
+      <w:tblPr>
+        <w:tblStyle w:val="Table"/>
+        <w:tblW w:type="pct" w:w="5000"/>
+        <w:tblLook w:firstRow="1" w:lastRow="0" w:firstColumn="0" w:lastColumn="0" w:noHBand="0" w:noVBand="0" w:val="0020"/>
+        <w:jc w:val="start"/>
+        <w:tblBorders>
+          <w:top w:val="single" w:sz="4" w:color="B8C2D3"/>
+          <w:left w:val="single" w:sz="4" w:color="B8C2D3"/>
+          <w:bottom w:val="single" w:sz="4" w:color="B8C2D3"/>
+          <w:right w:val="single" w:sz="4" w:color="B8C2D3"/>
+          <w:insideH w:val="single" w:sz="4" w:color="B8C2D3"/>
+          <w:insideV w:val="single" w:sz="4" w:color="B8C2D3"/>
+        </w:tblBorders>
+      </w:tblPr>
+      <w:tblGrid>
+        <w:gridCol w:w="3960"/>
+        <w:gridCol w:w="3960"/>
+      </w:tblGrid>
+      <w:tr>
+        <w:trPr>
+          <w:tblHeader w:val="true"/>
+        </w:trPr>
+        <w:tc>
+          <w:tcPr>
+            <w:shd w:val="clear" w:fill="F2E7D6"/>
+          </w:tcPr>
+          <w:p>
+            <w:pPr>
+              <w:pStyle w:val="Compact"/>
+              <w:jc w:val="left"/>
+            </w:pPr>
+            <w:r>
+              <w:rPr>
+                <w:b/>
+                <w:sz w:val="19"/>
+              </w:rPr>
+              <w:t xml:space="preserve">Cantrip</w:t>
+            </w:r>
+          </w:p>
+        </w:tc>
+        <w:tc>
+          <w:tcPr>
+            <w:shd w:val="clear" w:fill="F2E7D6"/>
+          </w:tcPr>
+          <w:p>
+            <w:pPr>
+              <w:pStyle w:val="Compact"/>
+              <w:jc w:val="left"/>
+            </w:pPr>
+            <w:r>
+              <w:rPr>
+                <w:b/>
+                <w:sz w:val="19"/>
+              </w:rPr>
+              <w:t xml:space="preserve">Base effect</w:t>
             </w:r>
           </w:p>
         </w:tc>
@@ -12655,36 +14288,6 @@
             </w:r>
           </w:p>
         </w:tc>
-        <w:tc>
-          <w:tcPr/>
-          <w:p>
-            <w:pPr>
-              <w:pStyle w:val="Compact"/>
-              <w:jc w:val="left"/>
-            </w:pPr>
-            <w:r>
-              <w:rPr>
-                <w:sz w:val="19"/>
-              </w:rPr>
-              <w:t xml:space="preserve">A ranged attack with Sorcery; marks 3 boxes, or 2 each on two targets. Dodge applies.</w:t>
-            </w:r>
-          </w:p>
-        </w:tc>
-        <w:tc>
-          <w:tcPr/>
-          <w:p>
-            <w:pPr>
-              <w:pStyle w:val="Compact"/>
-              <w:jc w:val="left"/>
-            </w:pPr>
-            <w:r>
-              <w:rPr>
-                <w:sz w:val="19"/>
-              </w:rPr>
-              <w:t xml:space="preserve">A ranged attack with Sorcery; marks 4 boxes, or 2 on everyone in a small area. Dodge applies.</w:t>
-            </w:r>
-          </w:p>
-        </w:tc>
       </w:tr>
       <w:tr>
         <w:tc>
@@ -12718,36 +14321,6 @@
             </w:r>
           </w:p>
         </w:tc>
-        <w:tc>
-          <w:tcPr/>
-          <w:p>
-            <w:pPr>
-              <w:pStyle w:val="Compact"/>
-              <w:jc w:val="left"/>
-            </w:pPr>
-            <w:r>
-              <w:rPr>
-                <w:sz w:val="19"/>
-              </w:rPr>
-              <w:t xml:space="preserve">A gout of flame at Short range: marks 2 boxes, and it catches.</w:t>
-            </w:r>
-          </w:p>
-        </w:tc>
-        <w:tc>
-          <w:tcPr/>
-          <w:p>
-            <w:pPr>
-              <w:pStyle w:val="Compact"/>
-              <w:jc w:val="left"/>
-            </w:pPr>
-            <w:r>
-              <w:rPr>
-                <w:sz w:val="19"/>
-              </w:rPr>
-              <w:t xml:space="preserve">A wall or ring of fire for the scene; crossing it marks 3 boxes.</w:t>
-            </w:r>
-          </w:p>
-        </w:tc>
       </w:tr>
       <w:tr>
         <w:tc>
@@ -12781,36 +14354,6 @@
             </w:r>
           </w:p>
         </w:tc>
-        <w:tc>
-          <w:tcPr/>
-          <w:p>
-            <w:pPr>
-              <w:pStyle w:val="Compact"/>
-              <w:jc w:val="left"/>
-            </w:pPr>
-            <w:r>
-              <w:rPr>
-                <w:sz w:val="19"/>
-              </w:rPr>
-              <w:t xml:space="preserve">Attacks against everyone near you are at −2 for the scene.</w:t>
-            </w:r>
-          </w:p>
-        </w:tc>
-        <w:tc>
-          <w:tcPr/>
-          <w:p>
-            <w:pPr>
-              <w:pStyle w:val="Compact"/>
-              <w:jc w:val="left"/>
-            </w:pPr>
-            <w:r>
-              <w:rPr>
-                <w:sz w:val="19"/>
-              </w:rPr>
-              <w:t xml:space="preserve">Attacks against everyone near you are at −2 for the scene, and each ally’s first hit glances off.</w:t>
-            </w:r>
-          </w:p>
-        </w:tc>
       </w:tr>
       <w:tr>
         <w:tc>
@@ -12844,36 +14387,6 @@
             </w:r>
           </w:p>
         </w:tc>
-        <w:tc>
-          <w:tcPr/>
-          <w:p>
-            <w:pPr>
-              <w:pStyle w:val="Compact"/>
-              <w:jc w:val="left"/>
-            </w:pPr>
-            <w:r>
-              <w:rPr>
-                <w:sz w:val="19"/>
-              </w:rPr>
-              <w:t xml:space="preserve">The target is at −2 on all rolls for the scene and can’t spend Fortune (Will resists).</w:t>
-            </w:r>
-          </w:p>
-        </w:tc>
-        <w:tc>
-          <w:tcPr/>
-          <w:p>
-            <w:pPr>
-              <w:pStyle w:val="Compact"/>
-              <w:jc w:val="left"/>
-            </w:pPr>
-            <w:r>
-              <w:rPr>
-                <w:sz w:val="19"/>
-              </w:rPr>
-              <w:t xml:space="preserve">The target is at −4 on all rolls for the scene, or −2 until a rite lifts it (Will resists).</w:t>
-            </w:r>
-          </w:p>
-        </w:tc>
       </w:tr>
       <w:tr>
         <w:tc>
@@ -12907,36 +14420,6 @@
             </w:r>
           </w:p>
         </w:tc>
-        <w:tc>
-          <w:tcPr/>
-          <w:p>
-            <w:pPr>
-              <w:pStyle w:val="Compact"/>
-              <w:jc w:val="left"/>
-            </w:pPr>
-            <w:r>
-              <w:rPr>
-                <w:sz w:val="19"/>
-              </w:rPr>
-              <w:t xml:space="preserve">A small group for the scene, or one target for a day.</w:t>
-            </w:r>
-          </w:p>
-        </w:tc>
-        <w:tc>
-          <w:tcPr/>
-          <w:p>
-            <w:pPr>
-              <w:pStyle w:val="Compact"/>
-              <w:jc w:val="left"/>
-            </w:pPr>
-            <w:r>
-              <w:rPr>
-                <w:sz w:val="19"/>
-              </w:rPr>
-              <w:t xml:space="preserve">One target for a moon; they’ll take risks for you, but not throw their life away.</w:t>
-            </w:r>
-          </w:p>
-        </w:tc>
       </w:tr>
       <w:tr>
         <w:tc>
@@ -12970,36 +14453,6 @@
             </w:r>
           </w:p>
         </w:tc>
-        <w:tc>
-          <w:tcPr/>
-          <w:p>
-            <w:pPr>
-              <w:pStyle w:val="Compact"/>
-              <w:jc w:val="left"/>
-            </w:pPr>
-            <w:r>
-              <w:rPr>
-                <w:sz w:val="19"/>
-              </w:rPr>
-              <w:t xml:space="preserve">A handful roll Will; minor opponents just run.</w:t>
-            </w:r>
-          </w:p>
-        </w:tc>
-        <w:tc>
-          <w:tcPr/>
-          <w:p>
-            <w:pPr>
-              <w:pStyle w:val="Compact"/>
-              <w:jc w:val="left"/>
-            </w:pPr>
-            <w:r>
-              <w:rPr>
-                <w:sz w:val="19"/>
-              </w:rPr>
-              <w:t xml:space="preserve">A whole warband rolls Will; those who fail won’t return this scene.</w:t>
-            </w:r>
-          </w:p>
-        </w:tc>
       </w:tr>
       <w:tr>
         <w:tc>
@@ -13033,36 +14486,6 @@
             </w:r>
           </w:p>
         </w:tc>
-        <w:tc>
-          <w:tcPr/>
-          <w:p>
-            <w:pPr>
-              <w:pStyle w:val="Compact"/>
-              <w:jc w:val="left"/>
-            </w:pPr>
-            <w:r>
-              <w:rPr>
-                <w:sz w:val="19"/>
-              </w:rPr>
-              <w:t xml:space="preserve">A handful roll Will or sleep.</w:t>
-            </w:r>
-          </w:p>
-        </w:tc>
-        <w:tc>
-          <w:tcPr/>
-          <w:p>
-            <w:pPr>
-              <w:pStyle w:val="Compact"/>
-              <w:jc w:val="left"/>
-            </w:pPr>
-            <w:r>
-              <w:rPr>
-                <w:sz w:val="19"/>
-              </w:rPr>
-              <w:t xml:space="preserve">A crowd rolls Will or sleeps until sunrise, or until magic wakes them.</w:t>
-            </w:r>
-          </w:p>
-        </w:tc>
       </w:tr>
       <w:tr>
         <w:tc>
@@ -13096,36 +14519,6 @@
             </w:r>
           </w:p>
         </w:tc>
-        <w:tc>
-          <w:tcPr/>
-          <w:p>
-            <w:pPr>
-              <w:pStyle w:val="Compact"/>
-              <w:jc w:val="left"/>
-            </w:pPr>
-            <w:r>
-              <w:rPr>
-                <w:sz w:val="19"/>
-              </w:rPr>
-              <w:t xml:space="preserve">Clear two injury boxes, or draw out a poison or sickness.</w:t>
-            </w:r>
-          </w:p>
-        </w:tc>
-        <w:tc>
-          <w:tcPr/>
-          <w:p>
-            <w:pPr>
-              <w:pStyle w:val="Compact"/>
-              <w:jc w:val="left"/>
-            </w:pPr>
-            <w:r>
-              <w:rPr>
-                <w:sz w:val="19"/>
-              </w:rPr>
-              <w:t xml:space="preserve">Pull back someone who fell this scene, with one box cleared.</w:t>
-            </w:r>
-          </w:p>
-        </w:tc>
       </w:tr>
       <w:tr>
         <w:tc>
@@ -13159,36 +14552,6 @@
             </w:r>
           </w:p>
         </w:tc>
-        <w:tc>
-          <w:tcPr/>
-          <w:p>
-            <w:pPr>
-              <w:pStyle w:val="Compact"/>
-              <w:jc w:val="left"/>
-            </w:pPr>
-            <w:r>
-              <w:rPr>
-                <w:sz w:val="19"/>
-              </w:rPr>
-              <w:t xml:space="preserve">Command a pack or flock for a scene, or see through one beast’s eyes.</w:t>
-            </w:r>
-          </w:p>
-        </w:tc>
-        <w:tc>
-          <w:tcPr/>
-          <w:p>
-            <w:pPr>
-              <w:pStyle w:val="Compact"/>
-              <w:jc w:val="left"/>
-            </w:pPr>
-            <w:r>
-              <w:rPr>
-                <w:sz w:val="19"/>
-              </w:rPr>
-              <w:t xml:space="preserve">Call the beasts of the land; they come within the hour, and one great beast obeys for a day.</w:t>
-            </w:r>
-          </w:p>
-        </w:tc>
       </w:tr>
       <w:tr>
         <w:tc>
@@ -13222,36 +14585,6 @@
             </w:r>
           </w:p>
         </w:tc>
-        <w:tc>
-          <w:tcPr/>
-          <w:p>
-            <w:pPr>
-              <w:pStyle w:val="Compact"/>
-              <w:jc w:val="left"/>
-            </w:pPr>
-            <w:r>
-              <w:rPr>
-                <w:sz w:val="19"/>
-              </w:rPr>
-              <w:t xml:space="preserve">See magic, curses, spirits and disguised monsters, through Veil and illusions, and who made a spell or curse and why.</w:t>
-            </w:r>
-          </w:p>
-        </w:tc>
-        <w:tc>
-          <w:tcPr/>
-          <w:p>
-            <w:pPr>
-              <w:pStyle w:val="Compact"/>
-              <w:jc w:val="left"/>
-            </w:pPr>
-            <w:r>
-              <w:rPr>
-                <w:sz w:val="19"/>
-              </w:rPr>
-              <w:t xml:space="preserve">See all the Second Seal shows, and a place’s recent past, or follow a Crown shard’s trail.</w:t>
-            </w:r>
-          </w:p>
-        </w:tc>
       </w:tr>
       <w:tr>
         <w:tc>
@@ -13285,36 +14618,6 @@
             </w:r>
           </w:p>
         </w:tc>
-        <w:tc>
-          <w:tcPr/>
-          <w:p>
-            <w:pPr>
-              <w:pStyle w:val="Compact"/>
-              <w:jc w:val="left"/>
-            </w:pPr>
-            <w:r>
-              <w:rPr>
-                <w:sz w:val="19"/>
-              </w:rPr>
-              <w:t xml:space="preserve">Break a wall or gate, or ruin a foe’s shield or armor until it’s mended.</w:t>
-            </w:r>
-          </w:p>
-        </w:tc>
-        <w:tc>
-          <w:tcPr/>
-          <w:p>
-            <w:pPr>
-              <w:pStyle w:val="Compact"/>
-              <w:jc w:val="left"/>
-            </w:pPr>
-            <w:r>
-              <w:rPr>
-                <w:sz w:val="19"/>
-              </w:rPr>
-              <w:t xml:space="preserve">Bring down a bridge or a tower’s door, or break a magical binding or ward.</w:t>
-            </w:r>
-          </w:p>
-        </w:tc>
       </w:tr>
       <w:tr>
         <w:tc>
@@ -13345,36 +14648,6 @@
                 <w:sz w:val="19"/>
               </w:rPr>
               <w:t xml:space="preserve">+3 to Stealth for the scene; you’re hard to notice.</w:t>
-            </w:r>
-          </w:p>
-        </w:tc>
-        <w:tc>
-          <w:tcPr/>
-          <w:p>
-            <w:pPr>
-              <w:pStyle w:val="Compact"/>
-              <w:jc w:val="left"/>
-            </w:pPr>
-            <w:r>
-              <w:rPr>
-                <w:sz w:val="19"/>
-              </w:rPr>
-              <w:t xml:space="preserve">Unseen while you keep still, and the Veil can cover one ally.</w:t>
-            </w:r>
-          </w:p>
-        </w:tc>
-        <w:tc>
-          <w:tcPr/>
-          <w:p>
-            <w:pPr>
-              <w:pStyle w:val="Compact"/>
-              <w:jc w:val="left"/>
-            </w:pPr>
-            <w:r>
-              <w:rPr>
-                <w:sz w:val="19"/>
-              </w:rPr>
-              <w:t xml:space="preserve">Truly unseen for the scene, or +3 to Stealth for a small group.</w:t>
             </w:r>
           </w:p>
         </w:tc>
@@ -13433,7 +14706,7 @@
         <w:t xml:space="preserve"> </w:t>
       </w:r>
       <w:r>
-        <w:t xml:space="preserve">advances (Untrained to Trained, or Trained to Specialty), choose the new cantrips at once, and the cantrips you know break their next Seal.</w:t>
+        <w:t xml:space="preserve">advances (Untrained to Trained, or Trained to Specialty), choose the new cantrips at once, and every cantrip you know breaks its next Seal.</w:t>
       </w:r>
     </w:p>
     <w:p>
@@ -13512,14 +14785,14 @@
         <w:t xml:space="preserve">No swapping during a venture, unless the GM offers it as the reward for something remarkable (a demon’s bargain, a dying sorcerer’s last lesson).</w:t>
       </w:r>
     </w:p>
-    <w:bookmarkEnd w:id="70"/>
-    <w:bookmarkStart w:id="71" w:name="rituals"/>
+    <w:bookmarkEnd w:id="76"/>
+    <w:bookmarkStart w:id="77" w:name="rituals-and-talismans"/>
     <w:p>
       <w:pPr>
         <w:pStyle w:val="Heading2"/>
       </w:pPr>
       <w:r>
-        <w:t xml:space="preserve">Rituals</w:t>
+        <w:t xml:space="preserve">Rituals and talismans</w:t>
       </w:r>
     </w:p>
     <w:p>
@@ -13540,7 +14813,23 @@
         <w:t xml:space="preserve">rituals</w:t>
       </w:r>
       <w:r>
-        <w:t xml:space="preserve">. Describe the effect; the GM sets its weight and says what it can and can’t do. Fill a clock of that size with</w:t>
+        <w:t xml:space="preserve"> </w:t>
+      </w:r>
+      <w:r>
+        <w:t xml:space="preserve">(see</w:t>
+      </w:r>
+      <w:r>
+        <w:t xml:space="preserve"> </w:t>
+      </w:r>
+      <w:r>
+        <w:rPr>
+          <w:iCs/>
+          <w:i/>
+        </w:rPr>
+        <w:t xml:space="preserve">Magic</w:t>
+      </w:r>
+      <w:r>
+        <w:t xml:space="preserve">), worked with</w:t>
       </w:r>
       <w:r>
         <w:t xml:space="preserve"> </w:t>
@@ -13553,10 +14842,7 @@
         <w:t xml:space="preserve">Sorcery</w:t>
       </w:r>
       <w:r>
-        <w:t xml:space="preserve"> </w:t>
-      </w:r>
-      <w:r>
-        <w:t xml:space="preserve">rolls (usually ten minutes a roll; an hour for great workings). Success fills one segment, success by 5 or more two; a failure costs time or ticks a danger clock.</w:t>
+        <w:t xml:space="preserve">: ten minutes a roll, an hour for great workings.</w:t>
       </w:r>
       <w:r>
         <w:t xml:space="preserve"> </w:t>
@@ -13872,8 +15158,30 @@
         <w:t xml:space="preserve">A cleansing rite (Significant) clears a box of Corruption or Doom.</w:t>
       </w:r>
     </w:p>
-    <w:bookmarkEnd w:id="71"/>
-    <w:bookmarkStart w:id="72" w:name="corruption"/>
+    <w:p>
+      <w:pPr>
+        <w:numPr>
+          <w:ilvl w:val="0"/>
+          <w:numId w:val="1014"/>
+        </w:numPr>
+        <w:pStyle w:val="Compact"/>
+      </w:pPr>
+      <w:r>
+        <w:rPr>
+          <w:bCs/>
+          <w:b/>
+        </w:rPr>
+        <w:t xml:space="preserve">Talismans.</w:t>
+      </w:r>
+      <w:r>
+        <w:t xml:space="preserve"> </w:t>
+      </w:r>
+      <w:r>
+        <w:t xml:space="preserve">A finished ritual can be bound into a bone, a ring or a knotted cord and released by breaking it: Trained 2, Specialty 3, Expert 4 ready at once.</w:t>
+      </w:r>
+    </w:p>
+    <w:bookmarkEnd w:id="77"/>
+    <w:bookmarkStart w:id="78" w:name="corruption"/>
     <w:p>
       <w:pPr>
         <w:pStyle w:val="Heading2"/>
@@ -14292,285 +15600,9 @@
         <w:t xml:space="preserve">between ventures clears one box.</w:t>
       </w:r>
     </w:p>
-    <w:bookmarkEnd w:id="72"/>
-    <w:bookmarkStart w:id="73" w:name="magic-advancement"/>
-    <w:p>
-      <w:pPr>
-        <w:pStyle w:val="Heading2"/>
-      </w:pPr>
-      <w:r>
-        <w:t xml:space="preserve">Magic advancement</w:t>
-      </w:r>
-    </w:p>
-    <w:p>
-      <w:pPr>
-        <w:pStyle w:val="FirstParagraph"/>
-      </w:pPr>
-      <w:r>
-        <w:t xml:space="preserve">A caster’s magic grows in play. After a significant venture, a caster can take one of these</w:t>
-      </w:r>
-      <w:r>
-        <w:t xml:space="preserve"> </w:t>
-      </w:r>
-      <w:r>
-        <w:rPr>
-          <w:bCs/>
-          <w:b/>
-        </w:rPr>
-        <w:t xml:space="preserve">instead of a skill step</w:t>
-      </w:r>
-      <w:r>
-        <w:t xml:space="preserve">, with the GM’s approval and a reason from the story: a grimoire recovered, a teacher found, a spell cast a hundred times under pressure. Corruption still applies to everything below.</w:t>
-      </w:r>
-    </w:p>
-    <w:tbl>
-      <w:tblPr>
-        <w:tblStyle w:val="Table"/>
-        <w:tblW w:type="pct" w:w="5000"/>
-        <w:tblLook w:firstRow="1" w:lastRow="0" w:firstColumn="0" w:lastColumn="0" w:noHBand="0" w:noVBand="0" w:val="0020"/>
-        <w:jc w:val="start"/>
-        <w:tblBorders>
-          <w:top w:val="single" w:sz="4" w:color="B8C2D3"/>
-          <w:left w:val="single" w:sz="4" w:color="B8C2D3"/>
-          <w:bottom w:val="single" w:sz="4" w:color="B8C2D3"/>
-          <w:right w:val="single" w:sz="4" w:color="B8C2D3"/>
-          <w:insideH w:val="single" w:sz="4" w:color="B8C2D3"/>
-          <w:insideV w:val="single" w:sz="4" w:color="B8C2D3"/>
-        </w:tblBorders>
-      </w:tblPr>
-      <w:tblGrid>
-        <w:gridCol w:w="2640"/>
-        <w:gridCol w:w="2640"/>
-        <w:gridCol w:w="2640"/>
-      </w:tblGrid>
-      <w:tr>
-        <w:trPr>
-          <w:tblHeader w:val="true"/>
-        </w:trPr>
-        <w:tc>
-          <w:tcPr>
-            <w:shd w:val="clear" w:fill="F2E7D6"/>
-          </w:tcPr>
-          <w:p>
-            <w:pPr>
-              <w:pStyle w:val="Compact"/>
-              <w:jc w:val="left"/>
-            </w:pPr>
-            <w:r>
-              <w:rPr>
-                <w:b/>
-                <w:sz w:val="19"/>
-              </w:rPr>
-              <w:t xml:space="preserve">Option</w:t>
-            </w:r>
-          </w:p>
-        </w:tc>
-        <w:tc>
-          <w:tcPr>
-            <w:shd w:val="clear" w:fill="F2E7D6"/>
-          </w:tcPr>
-          <w:p>
-            <w:pPr>
-              <w:pStyle w:val="Compact"/>
-              <w:jc w:val="left"/>
-            </w:pPr>
-            <w:r>
-              <w:rPr>
-                <w:b/>
-                <w:sz w:val="19"/>
-              </w:rPr>
-              <w:t xml:space="preserve">Effect</w:t>
-            </w:r>
-          </w:p>
-        </w:tc>
-        <w:tc>
-          <w:tcPr>
-            <w:shd w:val="clear" w:fill="F2E7D6"/>
-          </w:tcPr>
-          <w:p>
-            <w:pPr>
-              <w:pStyle w:val="Compact"/>
-              <w:jc w:val="left"/>
-            </w:pPr>
-            <w:r>
-              <w:rPr>
-                <w:b/>
-                <w:sz w:val="19"/>
-              </w:rPr>
-              <w:t xml:space="preserve">Limit</w:t>
-            </w:r>
-          </w:p>
-        </w:tc>
-      </w:tr>
-      <w:tr>
-        <w:tc>
-          <w:tcPr/>
-          <w:p>
-            <w:pPr>
-              <w:pStyle w:val="Compact"/>
-              <w:jc w:val="left"/>
-            </w:pPr>
-            <w:r>
-              <w:rPr>
-                <w:b/>
-                <w:sz w:val="19"/>
-              </w:rPr>
-              <w:t xml:space="preserve">Deeper Seal</w:t>
-            </w:r>
-          </w:p>
-        </w:tc>
-        <w:tc>
-          <w:tcPr/>
-          <w:p>
-            <w:pPr>
-              <w:pStyle w:val="Compact"/>
-              <w:jc w:val="left"/>
-            </w:pPr>
-            <w:r>
-              <w:rPr>
-                <w:sz w:val="19"/>
-              </w:rPr>
-              <w:t xml:space="preserve">One cantrip you know breaks one Seal deeper than your Sorcery allows</w:t>
-            </w:r>
-          </w:p>
-        </w:tc>
-        <w:tc>
-          <w:tcPr/>
-          <w:p>
-            <w:pPr>
-              <w:pStyle w:val="Compact"/>
-              <w:jc w:val="left"/>
-            </w:pPr>
-            <w:r>
-              <w:rPr>
-                <w:sz w:val="19"/>
-              </w:rPr>
-              <w:t xml:space="preserve">Each cantrip once</w:t>
-            </w:r>
-          </w:p>
-        </w:tc>
-      </w:tr>
-      <w:tr>
-        <w:tc>
-          <w:tcPr/>
-          <w:p>
-            <w:pPr>
-              <w:pStyle w:val="Compact"/>
-              <w:jc w:val="left"/>
-            </w:pPr>
-            <w:r>
-              <w:rPr>
-                <w:b/>
-                <w:sz w:val="19"/>
-              </w:rPr>
-              <w:t xml:space="preserve">Ritual by heart</w:t>
-            </w:r>
-          </w:p>
-        </w:tc>
-        <w:tc>
-          <w:tcPr/>
-          <w:p>
-            <w:pPr>
-              <w:pStyle w:val="Compact"/>
-              <w:jc w:val="left"/>
-            </w:pPr>
-            <w:r>
-              <w:rPr>
-                <w:sz w:val="19"/>
-              </w:rPr>
-              <w:t xml:space="preserve">One kind of ritual (wards, curses, questions of the dead) takes one fewer segment, to a minimum of 1</w:t>
-            </w:r>
-          </w:p>
-        </w:tc>
-        <w:tc>
-          <w:tcPr/>
-          <w:p>
-            <w:pPr>
-              <w:pStyle w:val="Compact"/>
-              <w:jc w:val="left"/>
-            </w:pPr>
-            <w:r>
-              <w:rPr>
-                <w:sz w:val="19"/>
-              </w:rPr>
-              <w:t xml:space="preserve">Each kind once</w:t>
-            </w:r>
-          </w:p>
-        </w:tc>
-      </w:tr>
-      <w:tr>
-        <w:tc>
-          <w:tcPr/>
-          <w:p>
-            <w:pPr>
-              <w:pStyle w:val="Compact"/>
-              <w:jc w:val="left"/>
-            </w:pPr>
-            <w:r>
-              <w:rPr>
-                <w:b/>
-                <w:sz w:val="19"/>
-              </w:rPr>
-              <w:t xml:space="preserve">Archmage</w:t>
-            </w:r>
-          </w:p>
-        </w:tc>
-        <w:tc>
-          <w:tcPr/>
-          <w:p>
-            <w:pPr>
-              <w:pStyle w:val="Compact"/>
-              <w:jc w:val="left"/>
-            </w:pPr>
-            <w:r>
-              <w:rPr>
-                <w:sz w:val="19"/>
-              </w:rPr>
-              <w:t xml:space="preserve">Sorcery becomes Expert (+5): you know 4 cantrips and break the Third Seal</w:t>
-            </w:r>
-          </w:p>
-        </w:tc>
-        <w:tc>
-          <w:tcPr/>
-          <w:p>
-            <w:pPr>
-              <w:pStyle w:val="Compact"/>
-              <w:jc w:val="left"/>
-            </w:pPr>
-            <w:r>
-              <w:rPr>
-                <w:sz w:val="19"/>
-              </w:rPr>
-              <w:t xml:space="preserve">Once, at the end of a long campaign, with the GM’s approval</w:t>
-            </w:r>
-          </w:p>
-        </w:tc>
-      </w:tr>
-    </w:tbl>
-    <w:p>
-      <w:pPr>
-        <w:pStyle w:val="BodyText"/>
-      </w:pPr>
-      <w:r>
-        <w:t xml:space="preserve">Record these in the creator under</w:t>
-      </w:r>
-      <w:r>
-        <w:t xml:space="preserve"> </w:t>
-      </w:r>
-      <w:r>
-        <w:rPr>
-          <w:bCs/>
-          <w:b/>
-        </w:rPr>
-        <w:t xml:space="preserve">Magic grown in play</w:t>
-      </w:r>
-      <w:r>
-        <w:t xml:space="preserve">: each cantrip shows its Seal on the sheet, and your rituals by heart are listed with them.</w:t>
-      </w:r>
-    </w:p>
-    <w:bookmarkEnd w:id="73"/>
-    <w:bookmarkEnd w:id="74"/>
-    <w:bookmarkStart w:id="76" w:name="the-world"/>
+    <w:bookmarkEnd w:id="78"/>
+    <w:bookmarkEnd w:id="79"/>
+    <w:bookmarkStart w:id="81" w:name="the-world"/>
     <w:p>
       <w:pPr>
         <w:pStyle w:val="Heading1"/>
@@ -14764,7 +15796,7 @@
         <w:t xml:space="preserve">The empire’s blasted center, where the Crown broke. Nothing grows; shards and madmen are found there.</w:t>
       </w:r>
     </w:p>
-    <w:bookmarkStart w:id="75" w:name="powers"/>
+    <w:bookmarkStart w:id="80" w:name="powers"/>
     <w:p>
       <w:pPr>
         <w:pStyle w:val="Heading2"/>
@@ -14905,9 +15937,9 @@
         <w:t xml:space="preserve">Every city has one; they don’t all get along.</w:t>
       </w:r>
     </w:p>
-    <w:bookmarkEnd w:id="75"/>
-    <w:bookmarkEnd w:id="76"/>
-    <w:bookmarkStart w:id="77" w:name="threats"/>
+    <w:bookmarkEnd w:id="80"/>
+    <w:bookmarkEnd w:id="81"/>
+    <w:bookmarkStart w:id="82" w:name="threats"/>
     <w:p>
       <w:pPr>
         <w:pStyle w:val="Heading1"/>
@@ -16285,8 +17317,8 @@
         <w:t xml:space="preserve">For a tougher version, add +1 to its targets and one box; for a weaker one, subtract.</w:t>
       </w:r>
     </w:p>
-    <w:bookmarkEnd w:id="77"/>
-    <w:bookmarkStart w:id="85" w:name="ready-made-characters"/>
+    <w:bookmarkEnd w:id="82"/>
+    <w:bookmarkStart w:id="90" w:name="ready-made-characters"/>
     <w:p>
       <w:pPr>
         <w:pStyle w:val="Heading1"/>
@@ -16303,7 +17335,7 @@
         <w:t xml:space="preserve">Characters ready to play, for one-shots, new players, or a group in a hurry. Each follows the creation rules exactly, and their connections tie them together. In the creator, choose one from the ready-made list to open it and make it your own.</w:t>
       </w:r>
     </w:p>
-    <w:bookmarkStart w:id="78" w:name="vessa-thorn"/>
+    <w:bookmarkStart w:id="83" w:name="vessa-thorn"/>
     <w:p>
       <w:pPr>
         <w:pStyle w:val="Heading2"/>
@@ -16488,8 +17520,8 @@
         <w:t xml:space="preserve">Cinder was paid to kill her and didn’t. Neither of them has said why.</w:t>
       </w:r>
     </w:p>
-    <w:bookmarkEnd w:id="78"/>
-    <w:bookmarkStart w:id="79" w:name="ithrann"/>
+    <w:bookmarkEnd w:id="83"/>
+    <w:bookmarkStart w:id="84" w:name="ithrann"/>
     <w:p>
       <w:pPr>
         <w:pStyle w:val="Heading2"/>
@@ -16674,8 +17706,8 @@
         <w:t xml:space="preserve">Oren Sael shelters Ithrann at his shrine when no inn will take a serpent-kin.</w:t>
       </w:r>
     </w:p>
-    <w:bookmarkEnd w:id="79"/>
-    <w:bookmarkStart w:id="80" w:name="nyx"/>
+    <w:bookmarkEnd w:id="84"/>
+    <w:bookmarkStart w:id="85" w:name="nyx"/>
     <w:p>
       <w:pPr>
         <w:pStyle w:val="Heading2"/>
@@ -16860,8 +17892,8 @@
         <w:t xml:space="preserve">Gorrum carried her out of the burning village. He says he was just passing.</w:t>
       </w:r>
     </w:p>
-    <w:bookmarkEnd w:id="80"/>
-    <w:bookmarkStart w:id="81" w:name="gorrum-ironjaw"/>
+    <w:bookmarkEnd w:id="85"/>
+    <w:bookmarkStart w:id="86" w:name="gorrum-ironjaw"/>
     <w:p>
       <w:pPr>
         <w:pStyle w:val="Heading2"/>
@@ -17046,8 +18078,8 @@
         <w:t xml:space="preserve">Nyx is the stray he carried out of the fire. He’d die before he’d say he cares.</w:t>
       </w:r>
     </w:p>
-    <w:bookmarkEnd w:id="81"/>
-    <w:bookmarkStart w:id="82" w:name="mira-saltwind"/>
+    <w:bookmarkEnd w:id="86"/>
+    <w:bookmarkStart w:id="87" w:name="mira-saltwind"/>
     <w:p>
       <w:pPr>
         <w:pStyle w:val="Heading2"/>
@@ -17232,8 +18264,8 @@
         <w:t xml:space="preserve">Kara of the Long Winter owes her a life, and Mira means to collect.</w:t>
       </w:r>
     </w:p>
-    <w:bookmarkEnd w:id="82"/>
-    <w:bookmarkStart w:id="83" w:name="cinder"/>
+    <w:bookmarkEnd w:id="87"/>
+    <w:bookmarkStart w:id="88" w:name="cinder"/>
     <w:p>
       <w:pPr>
         <w:pStyle w:val="Heading2"/>
@@ -17418,8 +18450,8 @@
         <w:t xml:space="preserve">Vessa Thorn was their last contract. They let her live and have been running ever since.</w:t>
       </w:r>
     </w:p>
-    <w:bookmarkEnd w:id="83"/>
-    <w:bookmarkStart w:id="84" w:name="oren-sael"/>
+    <w:bookmarkEnd w:id="88"/>
+    <w:bookmarkStart w:id="89" w:name="oren-sael"/>
     <w:p>
       <w:pPr>
         <w:pStyle w:val="Heading2"/>
@@ -17604,9 +18636,9 @@
         <w:t xml:space="preserve">Ithrann sleeps at his shrine. Oren hopes the serpent-kin’s books hold a cure for a dying god.</w:t>
       </w:r>
     </w:p>
-    <w:bookmarkEnd w:id="84"/>
-    <w:bookmarkEnd w:id="85"/>
-    <w:bookmarkStart w:id="86" w:name="advantages"/>
+    <w:bookmarkEnd w:id="89"/>
+    <w:bookmarkEnd w:id="90"/>
+    <w:bookmarkStart w:id="91" w:name="advantages"/>
     <w:p>
       <w:pPr>
         <w:pStyle w:val="Heading1"/>
@@ -18454,8 +19486,8 @@
         <w:t xml:space="preserve">too, or the gift has nothing to work with.</w:t>
       </w:r>
     </w:p>
-    <w:bookmarkEnd w:id="86"/>
-    <w:bookmarkStart w:id="101" w:name="ancestries"/>
+    <w:bookmarkEnd w:id="91"/>
+    <w:bookmarkStart w:id="106" w:name="ancestries"/>
     <w:p>
       <w:pPr>
         <w:pStyle w:val="Heading1"/>
@@ -19382,7 +20414,7 @@
         </w:tc>
       </w:tr>
     </w:tbl>
-    <w:bookmarkStart w:id="87" w:name="shared-rules"/>
+    <w:bookmarkStart w:id="92" w:name="shared-rules"/>
     <w:p>
       <w:pPr>
         <w:pStyle w:val="Heading2"/>
@@ -19584,8 +20616,8 @@
         </w:tc>
       </w:tr>
     </w:tbl>
-    <w:bookmarkEnd w:id="87"/>
-    <w:bookmarkStart w:id="88" w:name="crownlander"/>
+    <w:bookmarkEnd w:id="92"/>
+    <w:bookmarkStart w:id="93" w:name="crownlander"/>
     <w:p>
       <w:pPr>
         <w:pStyle w:val="Heading2"/>
@@ -19898,8 +20930,8 @@
         </w:tc>
       </w:tr>
     </w:tbl>
-    <w:bookmarkEnd w:id="88"/>
-    <w:bookmarkStart w:id="89" w:name="islander"/>
+    <w:bookmarkEnd w:id="93"/>
+    <w:bookmarkStart w:id="94" w:name="islander"/>
     <w:p>
       <w:pPr>
         <w:pStyle w:val="Heading2"/>
@@ -20212,8 +21244,8 @@
         </w:tc>
       </w:tr>
     </w:tbl>
-    <w:bookmarkEnd w:id="89"/>
-    <w:bookmarkStart w:id="90" w:name="northlander"/>
+    <w:bookmarkEnd w:id="94"/>
+    <w:bookmarkStart w:id="95" w:name="northlander"/>
     <w:p>
       <w:pPr>
         <w:pStyle w:val="Heading2"/>
@@ -20526,8 +21558,8 @@
         </w:tc>
       </w:tr>
     </w:tbl>
-    <w:bookmarkEnd w:id="90"/>
-    <w:bookmarkStart w:id="91" w:name="sand-born"/>
+    <w:bookmarkEnd w:id="95"/>
+    <w:bookmarkStart w:id="96" w:name="sand-born"/>
     <w:p>
       <w:pPr>
         <w:pStyle w:val="Heading2"/>
@@ -20840,8 +21872,8 @@
         </w:tc>
       </w:tr>
     </w:tbl>
-    <w:bookmarkEnd w:id="91"/>
-    <w:bookmarkStart w:id="92" w:name="ashborn"/>
+    <w:bookmarkEnd w:id="96"/>
+    <w:bookmarkStart w:id="97" w:name="ashborn"/>
     <w:p>
       <w:pPr>
         <w:pStyle w:val="Heading2"/>
@@ -21178,8 +22210,8 @@
         </w:tc>
       </w:tr>
     </w:tbl>
-    <w:bookmarkEnd w:id="92"/>
-    <w:bookmarkStart w:id="93" w:name="deepkin"/>
+    <w:bookmarkEnd w:id="97"/>
+    <w:bookmarkStart w:id="98" w:name="deepkin"/>
     <w:p>
       <w:pPr>
         <w:pStyle w:val="Heading2"/>
@@ -21528,8 +22560,8 @@
         </w:tc>
       </w:tr>
     </w:tbl>
-    <w:bookmarkEnd w:id="93"/>
-    <w:bookmarkStart w:id="94" w:name="witch-blooded"/>
+    <w:bookmarkEnd w:id="98"/>
+    <w:bookmarkStart w:id="99" w:name="witch-blooded"/>
     <w:p>
       <w:pPr>
         <w:pStyle w:val="Heading2"/>
@@ -21896,8 +22928,8 @@
         </w:tc>
       </w:tr>
     </w:tbl>
-    <w:bookmarkEnd w:id="94"/>
-    <w:bookmarkStart w:id="95" w:name="demon-marked"/>
+    <w:bookmarkEnd w:id="99"/>
+    <w:bookmarkStart w:id="100" w:name="demon-marked"/>
     <w:p>
       <w:pPr>
         <w:pStyle w:val="Heading2"/>
@@ -22246,8 +23278,8 @@
         </w:tc>
       </w:tr>
     </w:tbl>
-    <w:bookmarkEnd w:id="95"/>
-    <w:bookmarkStart w:id="96" w:name="giant-blooded"/>
+    <w:bookmarkEnd w:id="100"/>
+    <w:bookmarkStart w:id="101" w:name="giant-blooded"/>
     <w:p>
       <w:pPr>
         <w:pStyle w:val="Heading2"/>
@@ -22584,8 +23616,8 @@
         </w:tc>
       </w:tr>
     </w:tbl>
-    <w:bookmarkEnd w:id="96"/>
-    <w:bookmarkStart w:id="97" w:name="serpent-kin"/>
+    <w:bookmarkEnd w:id="101"/>
+    <w:bookmarkStart w:id="102" w:name="serpent-kin"/>
     <w:p>
       <w:pPr>
         <w:pStyle w:val="Heading2"/>
@@ -22934,8 +23966,8 @@
         </w:tc>
       </w:tr>
     </w:tbl>
-    <w:bookmarkEnd w:id="97"/>
-    <w:bookmarkStart w:id="98" w:name="skinchanger"/>
+    <w:bookmarkEnd w:id="102"/>
+    <w:bookmarkStart w:id="103" w:name="skinchanger"/>
     <w:p>
       <w:pPr>
         <w:pStyle w:val="Heading2"/>
@@ -23318,8 +24350,8 @@
         </w:tc>
       </w:tr>
     </w:tbl>
-    <w:bookmarkEnd w:id="98"/>
-    <w:bookmarkStart w:id="99" w:name="godblooded"/>
+    <w:bookmarkEnd w:id="103"/>
+    <w:bookmarkStart w:id="104" w:name="godblooded"/>
     <w:p>
       <w:pPr>
         <w:pStyle w:val="Heading2"/>
@@ -23668,8 +24700,8 @@
         </w:tc>
       </w:tr>
     </w:tbl>
-    <w:bookmarkEnd w:id="99"/>
-    <w:bookmarkStart w:id="100" w:name="undying"/>
+    <w:bookmarkEnd w:id="104"/>
+    <w:bookmarkStart w:id="105" w:name="undying"/>
     <w:p>
       <w:pPr>
         <w:pStyle w:val="Heading2"/>
@@ -24030,9 +25062,9 @@
         </w:tc>
       </w:tr>
     </w:tbl>
-    <w:bookmarkEnd w:id="100"/>
-    <w:bookmarkEnd w:id="101"/>
-    <w:bookmarkStart w:id="112" w:name="making-your-own"/>
+    <w:bookmarkEnd w:id="105"/>
+    <w:bookmarkEnd w:id="106"/>
+    <w:bookmarkStart w:id="117" w:name="making-your-own"/>
     <w:p>
       <w:pPr>
         <w:pStyle w:val="Heading1"/>
@@ -24065,7 +25097,7 @@
         <w:t xml:space="preserve">option at the end of each list, and its checklist holds a custom choice to the same rules as everything else.</w:t>
       </w:r>
     </w:p>
-    <w:bookmarkStart w:id="102" w:name="a-custom-calling"/>
+    <w:bookmarkStart w:id="107" w:name="a-custom-calling"/>
     <w:p>
       <w:pPr>
         <w:pStyle w:val="Heading2"/>
@@ -24241,8 +25273,8 @@
         <w:t xml:space="preserve">.</w:t>
       </w:r>
     </w:p>
-    <w:bookmarkEnd w:id="102"/>
-    <w:bookmarkStart w:id="111" w:name="a-custom-ancestry"/>
+    <w:bookmarkEnd w:id="107"/>
+    <w:bookmarkStart w:id="116" w:name="a-custom-ancestry"/>
     <w:p>
       <w:pPr>
         <w:pStyle w:val="Heading2"/>
@@ -24259,7 +25291,7 @@
         <w:t xml:space="preserve">Build it with the GM, one step at a time.</w:t>
       </w:r>
     </w:p>
-    <w:bookmarkStart w:id="103" w:name="the-concept"/>
+    <w:bookmarkStart w:id="108" w:name="the-concept"/>
     <w:p>
       <w:pPr>
         <w:pStyle w:val="Heading3"/>
@@ -24276,8 +25308,8 @@
         <w:t xml:space="preserve">Two or three sentences: where they come from, what sets them apart, and how others see them. It should be something the ancestries in this book don’t already cover.</w:t>
       </w:r>
     </w:p>
-    <w:bookmarkEnd w:id="103"/>
-    <w:bookmarkStart w:id="104" w:name="the-tier"/>
+    <w:bookmarkEnd w:id="108"/>
+    <w:bookmarkStart w:id="109" w:name="the-tier"/>
     <w:p>
       <w:pPr>
         <w:pStyle w:val="Heading3"/>
@@ -24574,8 +25606,8 @@
         <w:t xml:space="preserve">When in doubt, choose the higher tier.</w:t>
       </w:r>
     </w:p>
-    <w:bookmarkEnd w:id="104"/>
-    <w:bookmarkStart w:id="105" w:name="attribute-adjustments"/>
+    <w:bookmarkEnd w:id="109"/>
+    <w:bookmarkStart w:id="110" w:name="attribute-adjustments"/>
     <w:p>
       <w:pPr>
         <w:pStyle w:val="Heading3"/>
@@ -24621,8 +25653,8 @@
         <w:t xml:space="preserve">: a +2 needs a −2 or two −1s. The adjustments move the attribute’s base (+1 starts it at 11) and raise its starting maximum (13 plus the bonus). Most ancestries change two to four attributes.</w:t>
       </w:r>
     </w:p>
-    <w:bookmarkEnd w:id="105"/>
-    <w:bookmarkStart w:id="106" w:name="core-rules-tier-1-and-up"/>
+    <w:bookmarkEnd w:id="110"/>
+    <w:bookmarkStart w:id="111" w:name="core-rules-tier-1-and-up"/>
     <w:p>
       <w:pPr>
         <w:pStyle w:val="Heading3"/>
@@ -24639,8 +25671,8 @@
         <w:t xml:space="preserve">One to three short rules that always apply: what they can do (see in the dark, resist cold, a free Trained skill) and what it costs (a weakness, a people’s distrust, a hazard they can’t abide). A strength with no drawback is worth more than it looks, so price it a tier higher.</w:t>
       </w:r>
     </w:p>
-    <w:bookmarkEnd w:id="106"/>
-    <w:bookmarkStart w:id="107" w:name="ancestry-advantages"/>
+    <w:bookmarkEnd w:id="111"/>
+    <w:bookmarkStart w:id="112" w:name="ancestry-advantages"/>
     <w:p>
       <w:pPr>
         <w:pStyle w:val="Heading3"/>
@@ -24695,8 +25727,8 @@
         <w:t xml:space="preserve">: a problem the trait causes, with a clear trigger and a real consequence, which earns a Fortune point when it bites, like any complication. A character takes one advantage, general or ancestry, so make them distinct choices.</w:t>
       </w:r>
     </w:p>
-    <w:bookmarkEnd w:id="107"/>
-    <w:bookmarkStart w:id="108" w:name="an-alternate-form-optional-tier-2-or-3"/>
+    <w:bookmarkEnd w:id="112"/>
+    <w:bookmarkStart w:id="113" w:name="an-alternate-form-optional-tier-2-or-3"/>
     <w:p>
       <w:pPr>
         <w:pStyle w:val="Heading3"/>
@@ -24729,8 +25761,8 @@
         <w:t xml:space="preserve">apply.</w:t>
       </w:r>
     </w:p>
-    <w:bookmarkEnd w:id="108"/>
-    <w:bookmarkStart w:id="109" w:name="in-the-creator"/>
+    <w:bookmarkEnd w:id="113"/>
+    <w:bookmarkStart w:id="114" w:name="in-the-creator"/>
     <w:p>
       <w:pPr>
         <w:pStyle w:val="Heading3"/>
@@ -24835,8 +25867,8 @@
         <w:t xml:space="preserve">and enter the advantage and its companion complication.</w:t>
       </w:r>
     </w:p>
-    <w:bookmarkEnd w:id="109"/>
-    <w:bookmarkStart w:id="110" w:name="example"/>
+    <w:bookmarkEnd w:id="114"/>
+    <w:bookmarkStart w:id="115" w:name="example"/>
     <w:p>
       <w:pPr>
         <w:pStyle w:val="Heading3"/>
@@ -24941,10 +25973,10 @@
         <w:t xml:space="preserve">: villagers see the birds and bar their doors; accept the suspicion.</w:t>
       </w:r>
     </w:p>
-    <w:bookmarkEnd w:id="110"/>
-    <w:bookmarkEnd w:id="111"/>
-    <w:bookmarkEnd w:id="112"/>
-    <w:bookmarkStart w:id="113" w:name="complications"/>
+    <w:bookmarkEnd w:id="115"/>
+    <w:bookmarkEnd w:id="116"/>
+    <w:bookmarkEnd w:id="117"/>
+    <w:bookmarkStart w:id="118" w:name="complications"/>
     <w:p>
       <w:pPr>
         <w:pStyle w:val="Heading1"/>
@@ -25649,8 +26681,8 @@
         </w:tc>
       </w:tr>
     </w:tbl>
-    <w:bookmarkEnd w:id="113"/>
-    <w:bookmarkStart w:id="115" w:name="quick-reference"/>
+    <w:bookmarkEnd w:id="118"/>
+    <w:bookmarkStart w:id="120" w:name="quick-reference"/>
     <w:p>
       <w:pPr>
         <w:pStyle w:val="Heading1"/>
@@ -25841,7 +26873,7 @@
       <w:r>
         <w:t xml:space="preserve"> </w:t>
       </w:r>
-      <w:hyperlink r:id="rId114">
+      <w:hyperlink r:id="rId119">
         <w:r>
           <w:rPr>
             <w:rStyle w:val="Hyperlink"/>
@@ -25853,7 +26885,7 @@
         <w:t xml:space="preserve">. You may share, adapt, and use it for any purpose, including commercially, as long as you give appropriate credit to the author.</w:t>
       </w:r>
     </w:p>
-    <w:bookmarkEnd w:id="115"/>
+    <w:bookmarkEnd w:id="120"/>
     <w:sectPr/>
   </w:body>
 </w:document>
@@ -26206,9 +27238,6 @@
     <w:abstractNumId w:val="991"/>
   </w:num>
   <w:num w:numId="1010">
-    <w:abstractNumId w:val="991"/>
-  </w:num>
-  <w:num w:numId="1011">
     <w:abstractNumId w:val="99411"/>
     <w:lvlOverride w:ilvl="0">
       <w:startOverride w:val="1"/>
@@ -26238,8 +27267,38 @@
       <w:startOverride w:val="1"/>
     </w:lvlOverride>
   </w:num>
+  <w:num w:numId="1011">
+    <w:abstractNumId w:val="991"/>
+  </w:num>
   <w:num w:numId="1012">
-    <w:abstractNumId w:val="991"/>
+    <w:abstractNumId w:val="99411"/>
+    <w:lvlOverride w:ilvl="0">
+      <w:startOverride w:val="1"/>
+    </w:lvlOverride>
+    <w:lvlOverride w:ilvl="1">
+      <w:startOverride w:val="1"/>
+    </w:lvlOverride>
+    <w:lvlOverride w:ilvl="2">
+      <w:startOverride w:val="1"/>
+    </w:lvlOverride>
+    <w:lvlOverride w:ilvl="3">
+      <w:startOverride w:val="1"/>
+    </w:lvlOverride>
+    <w:lvlOverride w:ilvl="4">
+      <w:startOverride w:val="1"/>
+    </w:lvlOverride>
+    <w:lvlOverride w:ilvl="5">
+      <w:startOverride w:val="1"/>
+    </w:lvlOverride>
+    <w:lvlOverride w:ilvl="6">
+      <w:startOverride w:val="1"/>
+    </w:lvlOverride>
+    <w:lvlOverride w:ilvl="7">
+      <w:startOverride w:val="1"/>
+    </w:lvlOverride>
+    <w:lvlOverride w:ilvl="8">
+      <w:startOverride w:val="1"/>
+    </w:lvlOverride>
   </w:num>
   <w:num w:numId="1013">
     <w:abstractNumId w:val="991"/>

--- a/legend-dynamics/site/the-shattered-crown/The_Shattered_Crown_Players_Guide.docx
+++ b/legend-dynamics/site/the-shattered-crown/The_Shattered_Crown_Players_Guide.docx
@@ -10598,6 +10598,40 @@
                 <w:sz w:val="19"/>
               </w:rPr>
               <w:t xml:space="preserve">A ritual bound into a bone, a ring or a knotted cord, released by breaking it.</w:t>
+            </w:r>
+          </w:p>
+        </w:tc>
+      </w:tr>
+      <w:tr>
+        <w:tc>
+          <w:tcPr/>
+          <w:p>
+            <w:pPr>
+              <w:pStyle w:val="Compact"/>
+              <w:jc w:val="left"/>
+            </w:pPr>
+            <w:r>
+              <w:rPr>
+                <w:bCs/>
+                <w:b/>
+                <w:sz w:val="19"/>
+              </w:rPr>
+              <w:t xml:space="preserve">Enchantments</w:t>
+            </w:r>
+          </w:p>
+        </w:tc>
+        <w:tc>
+          <w:tcPr/>
+          <w:p>
+            <w:pPr>
+              <w:pStyle w:val="Compact"/>
+              <w:jc w:val="left"/>
+            </w:pPr>
+            <w:r>
+              <w:rPr>
+                <w:sz w:val="19"/>
+              </w:rPr>
+              <w:t xml:space="preserve">A ritual worked into an object, lasting a scene, a day (+1 segment), a moon (+2) or until broken (Major only). Talismans and enchantments share one limit: Trained 2, Specialty 3, Expert 4.</w:t>
             </w:r>
           </w:p>
         </w:tc>
@@ -13672,7 +13706,7 @@
     </w:p>
     <w:bookmarkEnd w:id="74"/>
     <w:bookmarkEnd w:id="75"/>
-    <w:bookmarkStart w:id="79" w:name="sorcery"/>
+    <w:bookmarkStart w:id="80" w:name="sorcery"/>
     <w:p>
       <w:pPr>
         <w:pStyle w:val="Heading1"/>
@@ -14786,7 +14820,7 @@
       </w:r>
     </w:p>
     <w:bookmarkEnd w:id="76"/>
-    <w:bookmarkStart w:id="77" w:name="rituals-and-talismans"/>
+    <w:bookmarkStart w:id="78" w:name="rituals-and-talismans"/>
     <w:p>
       <w:pPr>
         <w:pStyle w:val="Heading2"/>
@@ -15180,14 +15214,13 @@
         <w:t xml:space="preserve">A finished ritual can be bound into a bone, a ring or a knotted cord and released by breaking it: Trained 2, Specialty 3, Expert 4 ready at once.</w:t>
       </w:r>
     </w:p>
-    <w:bookmarkEnd w:id="77"/>
-    <w:bookmarkStart w:id="78" w:name="corruption"/>
-    <w:p>
-      <w:pPr>
-        <w:pStyle w:val="Heading2"/>
-      </w:pPr>
-      <w:r>
-        <w:t xml:space="preserve">Corruption</w:t>
+    <w:bookmarkStart w:id="77" w:name="enchantments"/>
+    <w:p>
+      <w:pPr>
+        <w:pStyle w:val="Heading3"/>
+      </w:pPr>
+      <w:r>
+        <w:t xml:space="preserve">Enchantments</w:t>
       </w:r>
     </w:p>
     <w:p>
@@ -15195,7 +15228,7 @@
         <w:pStyle w:val="FirstParagraph"/>
       </w:pPr>
       <w:r>
-        <w:t xml:space="preserve">Power has a price. Every character keeps a</w:t>
+        <w:t xml:space="preserve">An</w:t>
       </w:r>
       <w:r>
         <w:t xml:space="preserve"> </w:t>
@@ -15205,15 +15238,253 @@
           <w:bCs/>
           <w:b/>
         </w:rPr>
-        <w:t xml:space="preserve">Corruption</w:t>
-      </w:r>
-      <w:r>
-        <w:t xml:space="preserve"> </w:t>
-      </w:r>
-      <w:r>
-        <w:t xml:space="preserve">track of four boxes on their sheet:</w:t>
-      </w:r>
-    </w:p>
+        <w:t xml:space="preserve">enchantment</w:t>
+      </w:r>
+      <w:r>
+        <w:t xml:space="preserve"> </w:t>
+      </w:r>
+      <w:r>
+        <w:t xml:space="preserve">is a ritual worked into an object: a blade that bites deeper, a cloak that hides its wearer, a ring that turns a blow. Where a talisman is spent when it breaks, an enchantment</w:t>
+      </w:r>
+      <w:r>
+        <w:t xml:space="preserve"> </w:t>
+      </w:r>
+      <w:r>
+        <w:rPr>
+          <w:bCs/>
+          <w:b/>
+        </w:rPr>
+        <w:t xml:space="preserve">lasts</w:t>
+      </w:r>
+      <w:r>
+        <w:t xml:space="preserve">, and anyone can carry the item. Work it like any ritual, with the item in your hands: describe the empowerment, the GM sets its weight, and you fill the clock with Sorcery rolls.</w:t>
+      </w:r>
+    </w:p>
+    <w:tbl>
+      <w:tblPr>
+        <w:tblStyle w:val="Table"/>
+        <w:tblW w:type="pct" w:w="5000"/>
+        <w:tblLook w:firstRow="1" w:lastRow="0" w:firstColumn="0" w:lastColumn="0" w:noHBand="0" w:noVBand="0" w:val="0020"/>
+        <w:jc w:val="start"/>
+        <w:tblBorders>
+          <w:top w:val="single" w:sz="4" w:color="B8C2D3"/>
+          <w:left w:val="single" w:sz="4" w:color="B8C2D3"/>
+          <w:bottom w:val="single" w:sz="4" w:color="B8C2D3"/>
+          <w:right w:val="single" w:sz="4" w:color="B8C2D3"/>
+          <w:insideH w:val="single" w:sz="4" w:color="B8C2D3"/>
+          <w:insideV w:val="single" w:sz="4" w:color="B8C2D3"/>
+        </w:tblBorders>
+      </w:tblPr>
+      <w:tblGrid>
+        <w:gridCol w:w="2640"/>
+        <w:gridCol w:w="2640"/>
+        <w:gridCol w:w="2640"/>
+      </w:tblGrid>
+      <w:tr>
+        <w:trPr>
+          <w:tblHeader w:val="true"/>
+        </w:trPr>
+        <w:tc>
+          <w:tcPr>
+            <w:shd w:val="clear" w:fill="F2E7D6"/>
+          </w:tcPr>
+          <w:p>
+            <w:pPr>
+              <w:pStyle w:val="Compact"/>
+              <w:jc w:val="left"/>
+            </w:pPr>
+            <w:r>
+              <w:rPr>
+                <w:b/>
+                <w:sz w:val="19"/>
+              </w:rPr>
+              <w:t xml:space="preserve">Weight</w:t>
+            </w:r>
+          </w:p>
+        </w:tc>
+        <w:tc>
+          <w:tcPr>
+            <w:shd w:val="clear" w:fill="F2E7D6"/>
+          </w:tcPr>
+          <w:p>
+            <w:pPr>
+              <w:pStyle w:val="Compact"/>
+              <w:jc w:val="left"/>
+            </w:pPr>
+            <w:r>
+              <w:rPr>
+                <w:b/>
+                <w:sz w:val="19"/>
+              </w:rPr>
+              <w:t xml:space="preserve">What the item gains</w:t>
+            </w:r>
+          </w:p>
+        </w:tc>
+        <w:tc>
+          <w:tcPr>
+            <w:shd w:val="clear" w:fill="F2E7D6"/>
+          </w:tcPr>
+          <w:p>
+            <w:pPr>
+              <w:pStyle w:val="Compact"/>
+              <w:jc w:val="left"/>
+            </w:pPr>
+            <w:r>
+              <w:rPr>
+                <w:b/>
+                <w:sz w:val="19"/>
+              </w:rPr>
+              <w:t xml:space="preserve">For example</w:t>
+            </w:r>
+          </w:p>
+        </w:tc>
+      </w:tr>
+      <w:tr>
+        <w:tc>
+          <w:tcPr/>
+          <w:p>
+            <w:pPr>
+              <w:pStyle w:val="Compact"/>
+              <w:jc w:val="left"/>
+            </w:pPr>
+            <w:r>
+              <w:rPr>
+                <w:b/>
+                <w:sz w:val="19"/>
+              </w:rPr>
+              <w:t xml:space="preserve">Minor (2)</w:t>
+            </w:r>
+          </w:p>
+        </w:tc>
+        <w:tc>
+          <w:tcPr/>
+          <w:p>
+            <w:pPr>
+              <w:pStyle w:val="Compact"/>
+              <w:jc w:val="left"/>
+            </w:pPr>
+            <w:r>
+              <w:rPr>
+                <w:sz w:val="19"/>
+              </w:rPr>
+              <w:t xml:space="preserve">+1 to one use of the item, or one small wonder</w:t>
+            </w:r>
+          </w:p>
+        </w:tc>
+        <w:tc>
+          <w:tcPr/>
+          <w:p>
+            <w:pPr>
+              <w:pStyle w:val="Compact"/>
+              <w:jc w:val="left"/>
+            </w:pPr>
+            <w:r>
+              <w:rPr>
+                <w:sz w:val="19"/>
+              </w:rPr>
+              <w:t xml:space="preserve">A sword +1 to hit; boots +1 to Athletics; a lantern that shows the hidden</w:t>
+            </w:r>
+          </w:p>
+        </w:tc>
+      </w:tr>
+      <w:tr>
+        <w:tc>
+          <w:tcPr/>
+          <w:p>
+            <w:pPr>
+              <w:pStyle w:val="Compact"/>
+              <w:jc w:val="left"/>
+            </w:pPr>
+            <w:r>
+              <w:rPr>
+                <w:b/>
+                <w:sz w:val="19"/>
+              </w:rPr>
+              <w:t xml:space="preserve">Significant (4)</w:t>
+            </w:r>
+          </w:p>
+        </w:tc>
+        <w:tc>
+          <w:tcPr/>
+          <w:p>
+            <w:pPr>
+              <w:pStyle w:val="Compact"/>
+              <w:jc w:val="left"/>
+            </w:pPr>
+            <w:r>
+              <w:rPr>
+                <w:sz w:val="19"/>
+              </w:rPr>
+              <w:t xml:space="preserve">+2 to one use, or its hits mark one more box, or it turns one hit a fight (a hit of 2 or more boxes marks one fewer)</w:t>
+            </w:r>
+          </w:p>
+        </w:tc>
+        <w:tc>
+          <w:tcPr/>
+          <w:p>
+            <w:pPr>
+              <w:pStyle w:val="Compact"/>
+              <w:jc w:val="left"/>
+            </w:pPr>
+            <w:r>
+              <w:rPr>
+                <w:sz w:val="19"/>
+              </w:rPr>
+              <w:t xml:space="preserve">A war-axe that bites deep; a cloak +2 to Stealth; a coat that turns a blade</w:t>
+            </w:r>
+          </w:p>
+        </w:tc>
+      </w:tr>
+      <w:tr>
+        <w:tc>
+          <w:tcPr/>
+          <w:p>
+            <w:pPr>
+              <w:pStyle w:val="Compact"/>
+              <w:jc w:val="left"/>
+            </w:pPr>
+            <w:r>
+              <w:rPr>
+                <w:b/>
+                <w:sz w:val="19"/>
+              </w:rPr>
+              <w:t xml:space="preserve">Major (6)</w:t>
+            </w:r>
+          </w:p>
+        </w:tc>
+        <w:tc>
+          <w:tcPr/>
+          <w:p>
+            <w:pPr>
+              <w:pStyle w:val="Compact"/>
+              <w:jc w:val="left"/>
+            </w:pPr>
+            <w:r>
+              <w:rPr>
+                <w:sz w:val="19"/>
+              </w:rPr>
+              <w:t xml:space="preserve">A cantrip bound into it, at its First Seal, cast once a scene by whoever holds it (with their Sorcery, or at 10 without it), or one great property</w:t>
+            </w:r>
+          </w:p>
+        </w:tc>
+        <w:tc>
+          <w:tcPr/>
+          <w:p>
+            <w:pPr>
+              <w:pStyle w:val="Compact"/>
+              <w:jc w:val="left"/>
+            </w:pPr>
+            <w:r>
+              <w:rPr>
+                <w:sz w:val="19"/>
+              </w:rPr>
+              <w:t xml:space="preserve">A ring of Ward; a staff of Witchfire; a blade that wounds what nothing else can</w:t>
+            </w:r>
+          </w:p>
+        </w:tc>
+      </w:tr>
+    </w:tbl>
+    <w:p/>
     <w:tbl>
       <w:tblPr>
         <w:tblStyle w:val="Table"/>
@@ -15251,7 +15522,7 @@
                 <w:b/>
                 <w:sz w:val="19"/>
               </w:rPr>
-              <w:t xml:space="preserve">Boxes</w:t>
+              <w:t xml:space="preserve">How long it lasts</w:t>
             </w:r>
           </w:p>
         </w:tc>
@@ -15269,356 +15540,158 @@
                 <w:b/>
                 <w:sz w:val="19"/>
               </w:rPr>
-              <w:t xml:space="preserve">Effect</w:t>
-            </w:r>
-          </w:p>
-        </w:tc>
-      </w:tr>
-      <w:tr>
-        <w:tc>
-          <w:tcPr/>
-          <w:p>
-            <w:pPr>
-              <w:pStyle w:val="Compact"/>
-              <w:jc w:val="left"/>
-            </w:pPr>
-            <w:r>
-              <w:rPr>
-                <w:b/>
-                <w:sz w:val="19"/>
-              </w:rPr>
-              <w:t xml:space="preserve">0</w:t>
-            </w:r>
-          </w:p>
-        </w:tc>
-        <w:tc>
-          <w:tcPr/>
-          <w:p>
-            <w:pPr>
-              <w:pStyle w:val="Compact"/>
-              <w:jc w:val="left"/>
-            </w:pPr>
-            <w:r>
-              <w:rPr>
-                <w:sz w:val="19"/>
-              </w:rPr>
-              <w:t xml:space="preserve">Untouched</w:t>
-            </w:r>
-          </w:p>
-        </w:tc>
-      </w:tr>
-      <w:tr>
-        <w:tc>
-          <w:tcPr/>
-          <w:p>
-            <w:pPr>
-              <w:pStyle w:val="Compact"/>
-              <w:jc w:val="left"/>
-            </w:pPr>
-            <w:r>
-              <w:rPr>
-                <w:b/>
-                <w:sz w:val="19"/>
-              </w:rPr>
-              <w:t xml:space="preserve">1</w:t>
-            </w:r>
-          </w:p>
-        </w:tc>
-        <w:tc>
-          <w:tcPr/>
-          <w:p>
-            <w:pPr>
-              <w:pStyle w:val="Compact"/>
-              <w:jc w:val="left"/>
-            </w:pPr>
+              <w:t xml:space="preserve">Clock</w:t>
+            </w:r>
+          </w:p>
+        </w:tc>
+      </w:tr>
+      <w:tr>
+        <w:tc>
+          <w:tcPr/>
+          <w:p>
+            <w:pPr>
+              <w:pStyle w:val="Compact"/>
+              <w:jc w:val="left"/>
+            </w:pPr>
+            <w:r>
+              <w:rPr>
+                <w:b/>
+                <w:sz w:val="19"/>
+              </w:rPr>
+              <w:t xml:space="preserve">A scene</w:t>
+            </w:r>
+          </w:p>
+        </w:tc>
+        <w:tc>
+          <w:tcPr/>
+          <w:p>
+            <w:pPr>
+              <w:pStyle w:val="Compact"/>
+              <w:jc w:val="left"/>
+            </w:pPr>
+            <w:r>
+              <w:rPr>
+                <w:sz w:val="19"/>
+              </w:rPr>
+              <w:t xml:space="preserve">As its weight</w:t>
+            </w:r>
+          </w:p>
+        </w:tc>
+      </w:tr>
+      <w:tr>
+        <w:tc>
+          <w:tcPr/>
+          <w:p>
+            <w:pPr>
+              <w:pStyle w:val="Compact"/>
+              <w:jc w:val="left"/>
+            </w:pPr>
+            <w:r>
+              <w:rPr>
+                <w:b/>
+                <w:sz w:val="19"/>
+              </w:rPr>
+              <w:t xml:space="preserve">A day</w:t>
+            </w:r>
+          </w:p>
+        </w:tc>
+        <w:tc>
+          <w:tcPr/>
+          <w:p>
+            <w:pPr>
+              <w:pStyle w:val="Compact"/>
+              <w:jc w:val="left"/>
+            </w:pPr>
+            <w:r>
+              <w:rPr>
+                <w:sz w:val="19"/>
+              </w:rPr>
+              <w:t xml:space="preserve">+1 segment</w:t>
+            </w:r>
+          </w:p>
+        </w:tc>
+      </w:tr>
+      <w:tr>
+        <w:tc>
+          <w:tcPr/>
+          <w:p>
+            <w:pPr>
+              <w:pStyle w:val="Compact"/>
+              <w:jc w:val="left"/>
+            </w:pPr>
+            <w:r>
+              <w:rPr>
+                <w:b/>
+                <w:sz w:val="19"/>
+              </w:rPr>
+              <w:t xml:space="preserve">A moon</w:t>
+            </w:r>
+          </w:p>
+        </w:tc>
+        <w:tc>
+          <w:tcPr/>
+          <w:p>
+            <w:pPr>
+              <w:pStyle w:val="Compact"/>
+              <w:jc w:val="left"/>
+            </w:pPr>
+            <w:r>
+              <w:rPr>
+                <w:sz w:val="19"/>
+              </w:rPr>
+              <w:t xml:space="preserve">+2 segments</w:t>
+            </w:r>
+          </w:p>
+        </w:tc>
+      </w:tr>
+      <w:tr>
+        <w:tc>
+          <w:tcPr/>
+          <w:p>
+            <w:pPr>
+              <w:pStyle w:val="Compact"/>
+              <w:jc w:val="left"/>
+            </w:pPr>
+            <w:r>
+              <w:rPr>
+                <w:b/>
+                <w:sz w:val="19"/>
+              </w:rPr>
+              <w:t xml:space="preserve">Until broken</w:t>
+            </w:r>
+          </w:p>
+        </w:tc>
+        <w:tc>
+          <w:tcPr/>
+          <w:p>
+            <w:pPr>
+              <w:pStyle w:val="Compact"/>
+              <w:jc w:val="left"/>
+            </w:pPr>
+            <w:r>
+              <w:rPr>
+                <w:sz w:val="19"/>
+              </w:rPr>
+              <w:t xml:space="preserve">Major only: it needs a rare trapping (a true name, a Crown shard’s light, the blood of a king) and marks</w:t>
+            </w:r>
+            <w:r>
+              <w:rPr>
+                <w:sz w:val="19"/>
+              </w:rPr>
+              <w:t xml:space="preserve"> </w:t>
+            </w:r>
             <w:r>
               <w:rPr>
                 <w:bCs/>
                 <w:b/>
                 <w:sz w:val="19"/>
               </w:rPr>
-              <w:t xml:space="preserve">Marked:</w:t>
-            </w:r>
-            <w:r>
-              <w:rPr>
-                <w:sz w:val="19"/>
-              </w:rPr>
-              <w:t xml:space="preserve"> </w:t>
-            </w:r>
-            <w:r>
-              <w:rPr>
-                <w:sz w:val="19"/>
-              </w:rPr>
-              <w:t xml:space="preserve">a visible sign of sorcery (black veins, cold eyes, a shadow that lags behind)</w:t>
-            </w:r>
-          </w:p>
-        </w:tc>
-      </w:tr>
-      <w:tr>
-        <w:tc>
-          <w:tcPr/>
-          <w:p>
-            <w:pPr>
-              <w:pStyle w:val="Compact"/>
-              <w:jc w:val="left"/>
-            </w:pPr>
-            <w:r>
-              <w:rPr>
-                <w:b/>
-                <w:sz w:val="19"/>
-              </w:rPr>
-              <w:t xml:space="preserve">2</w:t>
-            </w:r>
-          </w:p>
-        </w:tc>
-        <w:tc>
-          <w:tcPr/>
-          <w:p>
-            <w:pPr>
-              <w:pStyle w:val="Compact"/>
-              <w:jc w:val="left"/>
-            </w:pPr>
-            <w:r>
-              <w:rPr>
-                <w:bCs/>
-                <w:b/>
-                <w:sz w:val="19"/>
-              </w:rPr>
-              <w:t xml:space="preserve">Tainted:</w:t>
-            </w:r>
-            <w:r>
-              <w:rPr>
-                <w:sz w:val="19"/>
-              </w:rPr>
-              <w:t xml:space="preserve"> </w:t>
-            </w:r>
-            <w:r>
-              <w:rPr>
-                <w:sz w:val="19"/>
-              </w:rPr>
-              <w:t xml:space="preserve">−2 to Persuasion with the pious</w:t>
-            </w:r>
-          </w:p>
-        </w:tc>
-      </w:tr>
-      <w:tr>
-        <w:tc>
-          <w:tcPr/>
-          <w:p>
-            <w:pPr>
-              <w:pStyle w:val="Compact"/>
-              <w:jc w:val="left"/>
-            </w:pPr>
-            <w:r>
-              <w:rPr>
-                <w:b/>
-                <w:sz w:val="19"/>
-              </w:rPr>
-              <w:t xml:space="preserve">3</w:t>
-            </w:r>
-          </w:p>
-        </w:tc>
-        <w:tc>
-          <w:tcPr/>
-          <w:p>
-            <w:pPr>
-              <w:pStyle w:val="Compact"/>
-              <w:jc w:val="left"/>
-            </w:pPr>
-            <w:r>
-              <w:rPr>
-                <w:bCs/>
-                <w:b/>
-                <w:sz w:val="19"/>
-              </w:rPr>
-              <w:t xml:space="preserve">Twisted:</w:t>
-            </w:r>
-            <w:r>
-              <w:rPr>
-                <w:sz w:val="19"/>
-              </w:rPr>
-              <w:t xml:space="preserve"> </w:t>
-            </w:r>
-            <w:r>
-              <w:rPr>
-                <w:sz w:val="19"/>
-              </w:rPr>
-              <w:t xml:space="preserve">the GM can trigger a madness or compulsion, as with a complication</w:t>
-            </w:r>
-          </w:p>
-        </w:tc>
-      </w:tr>
-      <w:tr>
-        <w:tc>
-          <w:tcPr/>
-          <w:p>
-            <w:pPr>
-              <w:pStyle w:val="Compact"/>
-              <w:jc w:val="left"/>
-            </w:pPr>
-            <w:r>
-              <w:rPr>
-                <w:b/>
-                <w:sz w:val="19"/>
-              </w:rPr>
-              <w:t xml:space="preserve">4</w:t>
-            </w:r>
-          </w:p>
-        </w:tc>
-        <w:tc>
-          <w:tcPr/>
-          <w:p>
-            <w:pPr>
-              <w:pStyle w:val="Compact"/>
-              <w:jc w:val="left"/>
-            </w:pPr>
-            <w:r>
-              <w:rPr>
-                <w:bCs/>
-                <w:b/>
-                <w:sz w:val="19"/>
-              </w:rPr>
-              <w:t xml:space="preserve">Lost:</w:t>
-            </w:r>
-            <w:r>
-              <w:rPr>
-                <w:sz w:val="19"/>
-              </w:rPr>
-              <w:t xml:space="preserve"> </w:t>
-            </w:r>
-            <w:r>
-              <w:rPr>
-                <w:sz w:val="19"/>
-              </w:rPr>
-              <w:t xml:space="preserve">the power claims you; only a great rite can bring you back</w:t>
+              <w:t xml:space="preserve">another box of Corruption</w:t>
             </w:r>
           </w:p>
         </w:tc>
       </w:tr>
     </w:tbl>
-    <w:p>
-      <w:pPr>
-        <w:pStyle w:val="BodyText"/>
-      </w:pPr>
-      <w:r>
-        <w:t xml:space="preserve">A</w:t>
-      </w:r>
-      <w:r>
-        <w:t xml:space="preserve"> </w:t>
-      </w:r>
-      <w:r>
-        <w:rPr>
-          <w:bCs/>
-          <w:b/>
-        </w:rPr>
-        <w:t xml:space="preserve">failed cast</w:t>
-      </w:r>
-      <w:r>
-        <w:t xml:space="preserve"> </w:t>
-      </w:r>
-      <w:r>
-        <w:t xml:space="preserve">marks 1 box; a</w:t>
-      </w:r>
-      <w:r>
-        <w:t xml:space="preserve"> </w:t>
-      </w:r>
-      <w:r>
-        <w:rPr>
-          <w:bCs/>
-          <w:b/>
-        </w:rPr>
-        <w:t xml:space="preserve">natural 18</w:t>
-      </w:r>
-      <w:r>
-        <w:t xml:space="preserve"> </w:t>
-      </w:r>
-      <w:r>
-        <w:t xml:space="preserve">marks 2; finishing a</w:t>
-      </w:r>
-      <w:r>
-        <w:t xml:space="preserve"> </w:t>
-      </w:r>
-      <w:r>
-        <w:rPr>
-          <w:bCs/>
-          <w:b/>
-        </w:rPr>
-        <w:t xml:space="preserve">Major ritual</w:t>
-      </w:r>
-      <w:r>
-        <w:t xml:space="preserve"> </w:t>
-      </w:r>
-      <w:r>
-        <w:t xml:space="preserve">marks 1, whatever the roll. Holding a</w:t>
-      </w:r>
-      <w:r>
-        <w:t xml:space="preserve"> </w:t>
-      </w:r>
-      <w:r>
-        <w:rPr>
-          <w:bCs/>
-          <w:b/>
-        </w:rPr>
-        <w:t xml:space="preserve">Crown shard</w:t>
-      </w:r>
-      <w:r>
-        <w:t xml:space="preserve"> </w:t>
-      </w:r>
-      <w:r>
-        <w:t xml:space="preserve">marks 1 each venture. A</w:t>
-      </w:r>
-      <w:r>
-        <w:t xml:space="preserve"> </w:t>
-      </w:r>
-      <w:r>
-        <w:rPr>
-          <w:bCs/>
-          <w:b/>
-        </w:rPr>
-        <w:t xml:space="preserve">cleansing rite</w:t>
-      </w:r>
-      <w:r>
-        <w:t xml:space="preserve"> </w:t>
-      </w:r>
-      <w:r>
-        <w:t xml:space="preserve">or a</w:t>
-      </w:r>
-      <w:r>
-        <w:t xml:space="preserve"> </w:t>
-      </w:r>
-      <w:r>
-        <w:rPr>
-          <w:bCs/>
-          <w:b/>
-        </w:rPr>
-        <w:t xml:space="preserve">pilgrimage</w:t>
-      </w:r>
-      <w:r>
-        <w:t xml:space="preserve"> </w:t>
-      </w:r>
-      <w:r>
-        <w:t xml:space="preserve">between ventures clears one box.</w:t>
-      </w:r>
-    </w:p>
-    <w:bookmarkEnd w:id="78"/>
-    <w:bookmarkEnd w:id="79"/>
-    <w:bookmarkStart w:id="81" w:name="the-world"/>
-    <w:p>
-      <w:pPr>
-        <w:pStyle w:val="Heading1"/>
-      </w:pPr>
-      <w:r>
-        <w:t xml:space="preserve">The world</w:t>
-      </w:r>
-    </w:p>
-    <w:p>
-      <w:pPr>
-        <w:pStyle w:val="FirstParagraph"/>
-      </w:pPr>
-      <w:r>
-        <w:t xml:space="preserve">The empire is gone, but its bones are everywhere: roads no one repairs, aqueducts that feed dead cities, sorcerer-towers that still glow at night. Its heirs quarrel over the pieces.</w:t>
-      </w:r>
-    </w:p>
     <w:p>
       <w:pPr>
         <w:numPr>
@@ -15632,42 +15705,13 @@
           <w:bCs/>
           <w:b/>
         </w:rPr>
-        <w:t xml:space="preserve">The Gilded Cities.</w:t>
-      </w:r>
-      <w:r>
-        <w:t xml:space="preserve"> </w:t>
-      </w:r>
-      <w:r>
-        <w:t xml:space="preserve">The empire’s heart, now a coast of rival city-states: silk, lotus, slave markets and assassins. Ruled by</w:t>
-      </w:r>
-      <w:r>
-        <w:t xml:space="preserve"> </w:t>
-      </w:r>
-      <w:r>
-        <w:rPr>
-          <w:bCs/>
-          <w:b/>
-        </w:rPr>
-        <w:t xml:space="preserve">merchant princes</w:t>
-      </w:r>
-      <w:r>
-        <w:t xml:space="preserve"> </w:t>
-      </w:r>
-      <w:r>
-        <w:t xml:space="preserve">and the occasional</w:t>
-      </w:r>
-      <w:r>
-        <w:t xml:space="preserve"> </w:t>
-      </w:r>
-      <w:r>
-        <w:rPr>
-          <w:bCs/>
-          <w:b/>
-        </w:rPr>
-        <w:t xml:space="preserve">sorcerer-prince</w:t>
-      </w:r>
-      <w:r>
-        <w:t xml:space="preserve">.</w:t>
+        <w:t xml:space="preserve">One enchantment to an item.</w:t>
+      </w:r>
+      <w:r>
+        <w:t xml:space="preserve"> </w:t>
+      </w:r>
+      <w:r>
+        <w:t xml:space="preserve">A second working on the same item fails, or breaks the first (the GM’s choice).</w:t>
       </w:r>
     </w:p>
     <w:p>
@@ -15683,13 +15727,26 @@
           <w:bCs/>
           <w:b/>
         </w:rPr>
-        <w:t xml:space="preserve">The Frozen North.</w:t>
-      </w:r>
-      <w:r>
-        <w:t xml:space="preserve"> </w:t>
-      </w:r>
-      <w:r>
-        <w:t xml:space="preserve">Clans, longships and giants’ graves. Northlanders raid south every summer and trade every winter.</w:t>
+        <w:t xml:space="preserve">Your limit.</w:t>
+      </w:r>
+      <w:r>
+        <w:t xml:space="preserve"> </w:t>
+      </w:r>
+      <w:r>
+        <w:t xml:space="preserve">Your ready talismans and your enchantments still holding together can’t exceed your talisman limit:</w:t>
+      </w:r>
+      <w:r>
+        <w:t xml:space="preserve"> </w:t>
+      </w:r>
+      <w:r>
+        <w:rPr>
+          <w:bCs/>
+          <w:b/>
+        </w:rPr>
+        <w:t xml:space="preserve">Trained 2, Specialty 3, Expert 4</w:t>
+      </w:r>
+      <w:r>
+        <w:t xml:space="preserve">. When an enchantment ends, its place is free again.</w:t>
       </w:r>
     </w:p>
     <w:p>
@@ -15705,29 +15762,13 @@
           <w:bCs/>
           <w:b/>
         </w:rPr>
-        <w:t xml:space="preserve">The Burning Sands.</w:t>
-      </w:r>
-      <w:r>
-        <w:t xml:space="preserve"> </w:t>
-      </w:r>
-      <w:r>
-        <w:t xml:space="preserve">Nomads, caravan cities and buried temples of the</w:t>
-      </w:r>
-      <w:r>
-        <w:t xml:space="preserve"> </w:t>
-      </w:r>
-      <w:r>
-        <w:rPr>
-          <w:bCs/>
-          <w:b/>
-        </w:rPr>
-        <w:t xml:space="preserve">serpent kings</w:t>
-      </w:r>
-      <w:r>
-        <w:t xml:space="preserve"> </w:t>
-      </w:r>
-      <w:r>
-        <w:t xml:space="preserve">who ruled before humans.</w:t>
+        <w:t xml:space="preserve">The price.</w:t>
+      </w:r>
+      <w:r>
+        <w:t xml:space="preserve"> </w:t>
+      </w:r>
+      <w:r>
+        <w:t xml:space="preserve">Finishing a Major enchantment marks a box of Corruption, as any Major ritual does.</w:t>
       </w:r>
     </w:p>
     <w:p>
@@ -15743,66 +15784,453 @@
           <w:bCs/>
           <w:b/>
         </w:rPr>
-        <w:t xml:space="preserve">The Shattered Isles.</w:t>
-      </w:r>
-      <w:r>
-        <w:t xml:space="preserve"> </w:t>
-      </w:r>
-      <w:r>
-        <w:t xml:space="preserve">Corsair havens, sea-witches and sunken ruins; the Islanders’ free captains answer to no one.</w:t>
-      </w:r>
-    </w:p>
-    <w:p>
-      <w:pPr>
-        <w:numPr>
-          <w:ilvl w:val="0"/>
-          <w:numId w:val="1015"/>
-        </w:numPr>
-        <w:pStyle w:val="Compact"/>
-      </w:pPr>
+        <w:t xml:space="preserve">Seeing and breaking.</w:t>
+      </w:r>
+      <w:r>
+        <w:t xml:space="preserve"> </w:t>
+      </w:r>
+      <w:r>
+        <w:t xml:space="preserve">Sorcerer’s Sight shows an enchantment and who made it. Shatter at its Third Seal breaks one, and so does a rite of unbinding (Significant).</w:t>
+      </w:r>
+    </w:p>
+    <w:bookmarkEnd w:id="77"/>
+    <w:bookmarkEnd w:id="78"/>
+    <w:bookmarkStart w:id="79" w:name="corruption"/>
+    <w:p>
+      <w:pPr>
+        <w:pStyle w:val="Heading2"/>
+      </w:pPr>
+      <w:r>
+        <w:t xml:space="preserve">Corruption</w:t>
+      </w:r>
+    </w:p>
+    <w:p>
+      <w:pPr>
+        <w:pStyle w:val="FirstParagraph"/>
+      </w:pPr>
+      <w:r>
+        <w:t xml:space="preserve">Power has a price. Every character keeps a</w:t>
+      </w:r>
+      <w:r>
+        <w:t xml:space="preserve"> </w:t>
+      </w:r>
       <w:r>
         <w:rPr>
           <w:bCs/>
           <w:b/>
         </w:rPr>
-        <w:t xml:space="preserve">The Deeps.</w:t>
-      </w:r>
-      <w:r>
-        <w:t xml:space="preserve"> </w:t>
-      </w:r>
-      <w:r>
-        <w:t xml:space="preserve">Deepkin cities beneath the mountains, and below them, older things that dream.</w:t>
-      </w:r>
-    </w:p>
-    <w:p>
-      <w:pPr>
-        <w:numPr>
-          <w:ilvl w:val="0"/>
-          <w:numId w:val="1015"/>
-        </w:numPr>
-        <w:pStyle w:val="Compact"/>
-      </w:pPr>
+        <w:t xml:space="preserve">Corruption</w:t>
+      </w:r>
+      <w:r>
+        <w:t xml:space="preserve"> </w:t>
+      </w:r>
+      <w:r>
+        <w:t xml:space="preserve">track of four boxes on their sheet:</w:t>
+      </w:r>
+    </w:p>
+    <w:tbl>
+      <w:tblPr>
+        <w:tblStyle w:val="Table"/>
+        <w:tblW w:type="pct" w:w="5000"/>
+        <w:tblLook w:firstRow="1" w:lastRow="0" w:firstColumn="0" w:lastColumn="0" w:noHBand="0" w:noVBand="0" w:val="0020"/>
+        <w:jc w:val="start"/>
+        <w:tblBorders>
+          <w:top w:val="single" w:sz="4" w:color="B8C2D3"/>
+          <w:left w:val="single" w:sz="4" w:color="B8C2D3"/>
+          <w:bottom w:val="single" w:sz="4" w:color="B8C2D3"/>
+          <w:right w:val="single" w:sz="4" w:color="B8C2D3"/>
+          <w:insideH w:val="single" w:sz="4" w:color="B8C2D3"/>
+          <w:insideV w:val="single" w:sz="4" w:color="B8C2D3"/>
+        </w:tblBorders>
+      </w:tblPr>
+      <w:tblGrid>
+        <w:gridCol w:w="3960"/>
+        <w:gridCol w:w="3960"/>
+      </w:tblGrid>
+      <w:tr>
+        <w:trPr>
+          <w:tblHeader w:val="true"/>
+        </w:trPr>
+        <w:tc>
+          <w:tcPr>
+            <w:shd w:val="clear" w:fill="F2E7D6"/>
+          </w:tcPr>
+          <w:p>
+            <w:pPr>
+              <w:pStyle w:val="Compact"/>
+              <w:jc w:val="left"/>
+            </w:pPr>
+            <w:r>
+              <w:rPr>
+                <w:b/>
+                <w:sz w:val="19"/>
+              </w:rPr>
+              <w:t xml:space="preserve">Boxes</w:t>
+            </w:r>
+          </w:p>
+        </w:tc>
+        <w:tc>
+          <w:tcPr>
+            <w:shd w:val="clear" w:fill="F2E7D6"/>
+          </w:tcPr>
+          <w:p>
+            <w:pPr>
+              <w:pStyle w:val="Compact"/>
+              <w:jc w:val="left"/>
+            </w:pPr>
+            <w:r>
+              <w:rPr>
+                <w:b/>
+                <w:sz w:val="19"/>
+              </w:rPr>
+              <w:t xml:space="preserve">Effect</w:t>
+            </w:r>
+          </w:p>
+        </w:tc>
+      </w:tr>
+      <w:tr>
+        <w:tc>
+          <w:tcPr/>
+          <w:p>
+            <w:pPr>
+              <w:pStyle w:val="Compact"/>
+              <w:jc w:val="left"/>
+            </w:pPr>
+            <w:r>
+              <w:rPr>
+                <w:b/>
+                <w:sz w:val="19"/>
+              </w:rPr>
+              <w:t xml:space="preserve">0</w:t>
+            </w:r>
+          </w:p>
+        </w:tc>
+        <w:tc>
+          <w:tcPr/>
+          <w:p>
+            <w:pPr>
+              <w:pStyle w:val="Compact"/>
+              <w:jc w:val="left"/>
+            </w:pPr>
+            <w:r>
+              <w:rPr>
+                <w:sz w:val="19"/>
+              </w:rPr>
+              <w:t xml:space="preserve">Untouched</w:t>
+            </w:r>
+          </w:p>
+        </w:tc>
+      </w:tr>
+      <w:tr>
+        <w:tc>
+          <w:tcPr/>
+          <w:p>
+            <w:pPr>
+              <w:pStyle w:val="Compact"/>
+              <w:jc w:val="left"/>
+            </w:pPr>
+            <w:r>
+              <w:rPr>
+                <w:b/>
+                <w:sz w:val="19"/>
+              </w:rPr>
+              <w:t xml:space="preserve">1</w:t>
+            </w:r>
+          </w:p>
+        </w:tc>
+        <w:tc>
+          <w:tcPr/>
+          <w:p>
+            <w:pPr>
+              <w:pStyle w:val="Compact"/>
+              <w:jc w:val="left"/>
+            </w:pPr>
+            <w:r>
+              <w:rPr>
+                <w:bCs/>
+                <w:b/>
+                <w:sz w:val="19"/>
+              </w:rPr>
+              <w:t xml:space="preserve">Marked:</w:t>
+            </w:r>
+            <w:r>
+              <w:rPr>
+                <w:sz w:val="19"/>
+              </w:rPr>
+              <w:t xml:space="preserve"> </w:t>
+            </w:r>
+            <w:r>
+              <w:rPr>
+                <w:sz w:val="19"/>
+              </w:rPr>
+              <w:t xml:space="preserve">a visible sign of sorcery (black veins, cold eyes, a shadow that lags behind)</w:t>
+            </w:r>
+          </w:p>
+        </w:tc>
+      </w:tr>
+      <w:tr>
+        <w:tc>
+          <w:tcPr/>
+          <w:p>
+            <w:pPr>
+              <w:pStyle w:val="Compact"/>
+              <w:jc w:val="left"/>
+            </w:pPr>
+            <w:r>
+              <w:rPr>
+                <w:b/>
+                <w:sz w:val="19"/>
+              </w:rPr>
+              <w:t xml:space="preserve">2</w:t>
+            </w:r>
+          </w:p>
+        </w:tc>
+        <w:tc>
+          <w:tcPr/>
+          <w:p>
+            <w:pPr>
+              <w:pStyle w:val="Compact"/>
+              <w:jc w:val="left"/>
+            </w:pPr>
+            <w:r>
+              <w:rPr>
+                <w:bCs/>
+                <w:b/>
+                <w:sz w:val="19"/>
+              </w:rPr>
+              <w:t xml:space="preserve">Tainted:</w:t>
+            </w:r>
+            <w:r>
+              <w:rPr>
+                <w:sz w:val="19"/>
+              </w:rPr>
+              <w:t xml:space="preserve"> </w:t>
+            </w:r>
+            <w:r>
+              <w:rPr>
+                <w:sz w:val="19"/>
+              </w:rPr>
+              <w:t xml:space="preserve">−2 to Persuasion with the pious</w:t>
+            </w:r>
+          </w:p>
+        </w:tc>
+      </w:tr>
+      <w:tr>
+        <w:tc>
+          <w:tcPr/>
+          <w:p>
+            <w:pPr>
+              <w:pStyle w:val="Compact"/>
+              <w:jc w:val="left"/>
+            </w:pPr>
+            <w:r>
+              <w:rPr>
+                <w:b/>
+                <w:sz w:val="19"/>
+              </w:rPr>
+              <w:t xml:space="preserve">3</w:t>
+            </w:r>
+          </w:p>
+        </w:tc>
+        <w:tc>
+          <w:tcPr/>
+          <w:p>
+            <w:pPr>
+              <w:pStyle w:val="Compact"/>
+              <w:jc w:val="left"/>
+            </w:pPr>
+            <w:r>
+              <w:rPr>
+                <w:bCs/>
+                <w:b/>
+                <w:sz w:val="19"/>
+              </w:rPr>
+              <w:t xml:space="preserve">Twisted:</w:t>
+            </w:r>
+            <w:r>
+              <w:rPr>
+                <w:sz w:val="19"/>
+              </w:rPr>
+              <w:t xml:space="preserve"> </w:t>
+            </w:r>
+            <w:r>
+              <w:rPr>
+                <w:sz w:val="19"/>
+              </w:rPr>
+              <w:t xml:space="preserve">the GM can trigger a madness or compulsion, as with a complication</w:t>
+            </w:r>
+          </w:p>
+        </w:tc>
+      </w:tr>
+      <w:tr>
+        <w:tc>
+          <w:tcPr/>
+          <w:p>
+            <w:pPr>
+              <w:pStyle w:val="Compact"/>
+              <w:jc w:val="left"/>
+            </w:pPr>
+            <w:r>
+              <w:rPr>
+                <w:b/>
+                <w:sz w:val="19"/>
+              </w:rPr>
+              <w:t xml:space="preserve">4</w:t>
+            </w:r>
+          </w:p>
+        </w:tc>
+        <w:tc>
+          <w:tcPr/>
+          <w:p>
+            <w:pPr>
+              <w:pStyle w:val="Compact"/>
+              <w:jc w:val="left"/>
+            </w:pPr>
+            <w:r>
+              <w:rPr>
+                <w:bCs/>
+                <w:b/>
+                <w:sz w:val="19"/>
+              </w:rPr>
+              <w:t xml:space="preserve">Lost:</w:t>
+            </w:r>
+            <w:r>
+              <w:rPr>
+                <w:sz w:val="19"/>
+              </w:rPr>
+              <w:t xml:space="preserve"> </w:t>
+            </w:r>
+            <w:r>
+              <w:rPr>
+                <w:sz w:val="19"/>
+              </w:rPr>
+              <w:t xml:space="preserve">the power claims you; only a great rite can bring you back</w:t>
+            </w:r>
+          </w:p>
+        </w:tc>
+      </w:tr>
+    </w:tbl>
+    <w:p>
+      <w:pPr>
+        <w:pStyle w:val="BodyText"/>
+      </w:pPr>
+      <w:r>
+        <w:t xml:space="preserve">A</w:t>
+      </w:r>
+      <w:r>
+        <w:t xml:space="preserve"> </w:t>
+      </w:r>
       <w:r>
         <w:rPr>
           <w:bCs/>
           <w:b/>
         </w:rPr>
-        <w:t xml:space="preserve">The Ashlands.</w:t>
-      </w:r>
-      <w:r>
-        <w:t xml:space="preserve"> </w:t>
-      </w:r>
-      <w:r>
-        <w:t xml:space="preserve">The empire’s blasted center, where the Crown broke. Nothing grows; shards and madmen are found there.</w:t>
-      </w:r>
-    </w:p>
-    <w:bookmarkStart w:id="80" w:name="powers"/>
-    <w:p>
-      <w:pPr>
-        <w:pStyle w:val="Heading2"/>
-      </w:pPr>
-      <w:r>
-        <w:t xml:space="preserve">Powers</w:t>
+        <w:t xml:space="preserve">failed cast</w:t>
+      </w:r>
+      <w:r>
+        <w:t xml:space="preserve"> </w:t>
+      </w:r>
+      <w:r>
+        <w:t xml:space="preserve">marks 1 box; a</w:t>
+      </w:r>
+      <w:r>
+        <w:t xml:space="preserve"> </w:t>
+      </w:r>
+      <w:r>
+        <w:rPr>
+          <w:bCs/>
+          <w:b/>
+        </w:rPr>
+        <w:t xml:space="preserve">natural 18</w:t>
+      </w:r>
+      <w:r>
+        <w:t xml:space="preserve"> </w:t>
+      </w:r>
+      <w:r>
+        <w:t xml:space="preserve">marks 2; finishing a</w:t>
+      </w:r>
+      <w:r>
+        <w:t xml:space="preserve"> </w:t>
+      </w:r>
+      <w:r>
+        <w:rPr>
+          <w:bCs/>
+          <w:b/>
+        </w:rPr>
+        <w:t xml:space="preserve">Major ritual</w:t>
+      </w:r>
+      <w:r>
+        <w:t xml:space="preserve"> </w:t>
+      </w:r>
+      <w:r>
+        <w:t xml:space="preserve">marks 1, whatever the roll. Holding a</w:t>
+      </w:r>
+      <w:r>
+        <w:t xml:space="preserve"> </w:t>
+      </w:r>
+      <w:r>
+        <w:rPr>
+          <w:bCs/>
+          <w:b/>
+        </w:rPr>
+        <w:t xml:space="preserve">Crown shard</w:t>
+      </w:r>
+      <w:r>
+        <w:t xml:space="preserve"> </w:t>
+      </w:r>
+      <w:r>
+        <w:t xml:space="preserve">marks 1 each venture. A</w:t>
+      </w:r>
+      <w:r>
+        <w:t xml:space="preserve"> </w:t>
+      </w:r>
+      <w:r>
+        <w:rPr>
+          <w:bCs/>
+          <w:b/>
+        </w:rPr>
+        <w:t xml:space="preserve">cleansing rite</w:t>
+      </w:r>
+      <w:r>
+        <w:t xml:space="preserve"> </w:t>
+      </w:r>
+      <w:r>
+        <w:t xml:space="preserve">or a</w:t>
+      </w:r>
+      <w:r>
+        <w:t xml:space="preserve"> </w:t>
+      </w:r>
+      <w:r>
+        <w:rPr>
+          <w:bCs/>
+          <w:b/>
+        </w:rPr>
+        <w:t xml:space="preserve">pilgrimage</w:t>
+      </w:r>
+      <w:r>
+        <w:t xml:space="preserve"> </w:t>
+      </w:r>
+      <w:r>
+        <w:t xml:space="preserve">between ventures clears one box.</w:t>
+      </w:r>
+    </w:p>
+    <w:bookmarkEnd w:id="79"/>
+    <w:bookmarkEnd w:id="80"/>
+    <w:bookmarkStart w:id="82" w:name="the-world"/>
+    <w:p>
+      <w:pPr>
+        <w:pStyle w:val="Heading1"/>
+      </w:pPr>
+      <w:r>
+        <w:t xml:space="preserve">The world</w:t>
+      </w:r>
+    </w:p>
+    <w:p>
+      <w:pPr>
+        <w:pStyle w:val="FirstParagraph"/>
+      </w:pPr>
+      <w:r>
+        <w:t xml:space="preserve">The empire is gone, but its bones are everywhere: roads no one repairs, aqueducts that feed dead cities, sorcerer-towers that still glow at night. Its heirs quarrel over the pieces.</w:t>
       </w:r>
     </w:p>
     <w:p>
@@ -15818,13 +16246,42 @@
           <w:bCs/>
           <w:b/>
         </w:rPr>
-        <w:t xml:space="preserve">The Crown shards.</w:t>
-      </w:r>
-      <w:r>
-        <w:t xml:space="preserve"> </w:t>
-      </w:r>
-      <w:r>
-        <w:t xml:space="preserve">Nine in all; four are held by known rulers, three are lost, and two are rumors. Each grants one great power and whispers to its bearer.</w:t>
+        <w:t xml:space="preserve">The Gilded Cities.</w:t>
+      </w:r>
+      <w:r>
+        <w:t xml:space="preserve"> </w:t>
+      </w:r>
+      <w:r>
+        <w:t xml:space="preserve">The empire’s heart, now a coast of rival city-states: silk, lotus, slave markets and assassins. Ruled by</w:t>
+      </w:r>
+      <w:r>
+        <w:t xml:space="preserve"> </w:t>
+      </w:r>
+      <w:r>
+        <w:rPr>
+          <w:bCs/>
+          <w:b/>
+        </w:rPr>
+        <w:t xml:space="preserve">merchant princes</w:t>
+      </w:r>
+      <w:r>
+        <w:t xml:space="preserve"> </w:t>
+      </w:r>
+      <w:r>
+        <w:t xml:space="preserve">and the occasional</w:t>
+      </w:r>
+      <w:r>
+        <w:t xml:space="preserve"> </w:t>
+      </w:r>
+      <w:r>
+        <w:rPr>
+          <w:bCs/>
+          <w:b/>
+        </w:rPr>
+        <w:t xml:space="preserve">sorcerer-prince</w:t>
+      </w:r>
+      <w:r>
+        <w:t xml:space="preserve">.</w:t>
       </w:r>
     </w:p>
     <w:p>
@@ -15840,13 +16297,13 @@
           <w:bCs/>
           <w:b/>
         </w:rPr>
-        <w:t xml:space="preserve">The sorcerer-princes.</w:t>
-      </w:r>
-      <w:r>
-        <w:t xml:space="preserve"> </w:t>
-      </w:r>
-      <w:r>
-        <w:t xml:space="preserve">Rulers who bought their thrones with sorcery and keep them with fear.</w:t>
+        <w:t xml:space="preserve">The Frozen North.</w:t>
+      </w:r>
+      <w:r>
+        <w:t xml:space="preserve"> </w:t>
+      </w:r>
+      <w:r>
+        <w:t xml:space="preserve">Clans, longships and giants’ graves. Northlanders raid south every summer and trade every winter.</w:t>
       </w:r>
     </w:p>
     <w:p>
@@ -15862,13 +16319,29 @@
           <w:bCs/>
           <w:b/>
         </w:rPr>
-        <w:t xml:space="preserve">The merchant princes.</w:t>
-      </w:r>
-      <w:r>
-        <w:t xml:space="preserve"> </w:t>
-      </w:r>
-      <w:r>
-        <w:t xml:space="preserve">Gold rules the Gilded Cities more than any king.</w:t>
+        <w:t xml:space="preserve">The Burning Sands.</w:t>
+      </w:r>
+      <w:r>
+        <w:t xml:space="preserve"> </w:t>
+      </w:r>
+      <w:r>
+        <w:t xml:space="preserve">Nomads, caravan cities and buried temples of the</w:t>
+      </w:r>
+      <w:r>
+        <w:t xml:space="preserve"> </w:t>
+      </w:r>
+      <w:r>
+        <w:rPr>
+          <w:bCs/>
+          <w:b/>
+        </w:rPr>
+        <w:t xml:space="preserve">serpent kings</w:t>
+      </w:r>
+      <w:r>
+        <w:t xml:space="preserve"> </w:t>
+      </w:r>
+      <w:r>
+        <w:t xml:space="preserve">who ruled before humans.</w:t>
       </w:r>
     </w:p>
     <w:p>
@@ -15884,13 +16357,13 @@
           <w:bCs/>
           <w:b/>
         </w:rPr>
-        <w:t xml:space="preserve">The Cult of the Burning God.</w:t>
-      </w:r>
-      <w:r>
-        <w:t xml:space="preserve"> </w:t>
-      </w:r>
-      <w:r>
-        <w:t xml:space="preserve">Zealots who burn sorcerers, and sometimes their neighbors.</w:t>
+        <w:t xml:space="preserve">The Shattered Isles.</w:t>
+      </w:r>
+      <w:r>
+        <w:t xml:space="preserve"> </w:t>
+      </w:r>
+      <w:r>
+        <w:t xml:space="preserve">Corsair havens, sea-witches and sunken ruins; the Islanders’ free captains answer to no one.</w:t>
       </w:r>
     </w:p>
     <w:p>
@@ -15906,13 +16379,13 @@
           <w:bCs/>
           <w:b/>
         </w:rPr>
-        <w:t xml:space="preserve">The Iron Company and its rivals.</w:t>
-      </w:r>
-      <w:r>
-        <w:t xml:space="preserve"> </w:t>
-      </w:r>
-      <w:r>
-        <w:t xml:space="preserve">Mercenary companies who decide most wars, for a price.</w:t>
+        <w:t xml:space="preserve">The Deeps.</w:t>
+      </w:r>
+      <w:r>
+        <w:t xml:space="preserve"> </w:t>
+      </w:r>
+      <w:r>
+        <w:t xml:space="preserve">Deepkin cities beneath the mountains, and below them, older things that dream.</w:t>
       </w:r>
     </w:p>
     <w:p>
@@ -15928,6 +16401,147 @@
           <w:bCs/>
           <w:b/>
         </w:rPr>
+        <w:t xml:space="preserve">The Ashlands.</w:t>
+      </w:r>
+      <w:r>
+        <w:t xml:space="preserve"> </w:t>
+      </w:r>
+      <w:r>
+        <w:t xml:space="preserve">The empire’s blasted center, where the Crown broke. Nothing grows; shards and madmen are found there.</w:t>
+      </w:r>
+    </w:p>
+    <w:bookmarkStart w:id="81" w:name="powers"/>
+    <w:p>
+      <w:pPr>
+        <w:pStyle w:val="Heading2"/>
+      </w:pPr>
+      <w:r>
+        <w:t xml:space="preserve">Powers</w:t>
+      </w:r>
+    </w:p>
+    <w:p>
+      <w:pPr>
+        <w:numPr>
+          <w:ilvl w:val="0"/>
+          <w:numId w:val="1017"/>
+        </w:numPr>
+        <w:pStyle w:val="Compact"/>
+      </w:pPr>
+      <w:r>
+        <w:rPr>
+          <w:bCs/>
+          <w:b/>
+        </w:rPr>
+        <w:t xml:space="preserve">The Crown shards.</w:t>
+      </w:r>
+      <w:r>
+        <w:t xml:space="preserve"> </w:t>
+      </w:r>
+      <w:r>
+        <w:t xml:space="preserve">Nine in all; four are held by known rulers, three are lost, and two are rumors. Each grants one great power and whispers to its bearer.</w:t>
+      </w:r>
+    </w:p>
+    <w:p>
+      <w:pPr>
+        <w:numPr>
+          <w:ilvl w:val="0"/>
+          <w:numId w:val="1017"/>
+        </w:numPr>
+        <w:pStyle w:val="Compact"/>
+      </w:pPr>
+      <w:r>
+        <w:rPr>
+          <w:bCs/>
+          <w:b/>
+        </w:rPr>
+        <w:t xml:space="preserve">The sorcerer-princes.</w:t>
+      </w:r>
+      <w:r>
+        <w:t xml:space="preserve"> </w:t>
+      </w:r>
+      <w:r>
+        <w:t xml:space="preserve">Rulers who bought their thrones with sorcery and keep them with fear.</w:t>
+      </w:r>
+    </w:p>
+    <w:p>
+      <w:pPr>
+        <w:numPr>
+          <w:ilvl w:val="0"/>
+          <w:numId w:val="1017"/>
+        </w:numPr>
+        <w:pStyle w:val="Compact"/>
+      </w:pPr>
+      <w:r>
+        <w:rPr>
+          <w:bCs/>
+          <w:b/>
+        </w:rPr>
+        <w:t xml:space="preserve">The merchant princes.</w:t>
+      </w:r>
+      <w:r>
+        <w:t xml:space="preserve"> </w:t>
+      </w:r>
+      <w:r>
+        <w:t xml:space="preserve">Gold rules the Gilded Cities more than any king.</w:t>
+      </w:r>
+    </w:p>
+    <w:p>
+      <w:pPr>
+        <w:numPr>
+          <w:ilvl w:val="0"/>
+          <w:numId w:val="1017"/>
+        </w:numPr>
+        <w:pStyle w:val="Compact"/>
+      </w:pPr>
+      <w:r>
+        <w:rPr>
+          <w:bCs/>
+          <w:b/>
+        </w:rPr>
+        <w:t xml:space="preserve">The Cult of the Burning God.</w:t>
+      </w:r>
+      <w:r>
+        <w:t xml:space="preserve"> </w:t>
+      </w:r>
+      <w:r>
+        <w:t xml:space="preserve">Zealots who burn sorcerers, and sometimes their neighbors.</w:t>
+      </w:r>
+    </w:p>
+    <w:p>
+      <w:pPr>
+        <w:numPr>
+          <w:ilvl w:val="0"/>
+          <w:numId w:val="1017"/>
+        </w:numPr>
+        <w:pStyle w:val="Compact"/>
+      </w:pPr>
+      <w:r>
+        <w:rPr>
+          <w:bCs/>
+          <w:b/>
+        </w:rPr>
+        <w:t xml:space="preserve">The Iron Company and its rivals.</w:t>
+      </w:r>
+      <w:r>
+        <w:t xml:space="preserve"> </w:t>
+      </w:r>
+      <w:r>
+        <w:t xml:space="preserve">Mercenary companies who decide most wars, for a price.</w:t>
+      </w:r>
+    </w:p>
+    <w:p>
+      <w:pPr>
+        <w:numPr>
+          <w:ilvl w:val="0"/>
+          <w:numId w:val="1017"/>
+        </w:numPr>
+        <w:pStyle w:val="Compact"/>
+      </w:pPr>
+      <w:r>
+        <w:rPr>
+          <w:bCs/>
+          <w:b/>
+        </w:rPr>
         <w:t xml:space="preserve">The Thieves’ Guild.</w:t>
       </w:r>
       <w:r>
@@ -15937,9 +16551,9 @@
         <w:t xml:space="preserve">Every city has one; they don’t all get along.</w:t>
       </w:r>
     </w:p>
-    <w:bookmarkEnd w:id="80"/>
     <w:bookmarkEnd w:id="81"/>
-    <w:bookmarkStart w:id="82" w:name="threats"/>
+    <w:bookmarkEnd w:id="82"/>
+    <w:bookmarkStart w:id="83" w:name="threats"/>
     <w:p>
       <w:pPr>
         <w:pStyle w:val="Heading1"/>
@@ -17317,8 +17931,8 @@
         <w:t xml:space="preserve">For a tougher version, add +1 to its targets and one box; for a weaker one, subtract.</w:t>
       </w:r>
     </w:p>
-    <w:bookmarkEnd w:id="82"/>
-    <w:bookmarkStart w:id="90" w:name="ready-made-characters"/>
+    <w:bookmarkEnd w:id="83"/>
+    <w:bookmarkStart w:id="91" w:name="ready-made-characters"/>
     <w:p>
       <w:pPr>
         <w:pStyle w:val="Heading1"/>
@@ -17335,7 +17949,7 @@
         <w:t xml:space="preserve">Characters ready to play, for one-shots, new players, or a group in a hurry. Each follows the creation rules exactly, and their connections tie them together. In the creator, choose one from the ready-made list to open it and make it your own.</w:t>
       </w:r>
     </w:p>
-    <w:bookmarkStart w:id="83" w:name="vessa-thorn"/>
+    <w:bookmarkStart w:id="84" w:name="vessa-thorn"/>
     <w:p>
       <w:pPr>
         <w:pStyle w:val="Heading2"/>
@@ -17360,192 +17974,6 @@
       </w:r>
       <w:r>
         <w:t xml:space="preserve">The best climber in the Gilded Cities, who stole a jewel from a sorcerer-prince and is only now learning it’s a shard of the Crown.</w:t>
-      </w:r>
-    </w:p>
-    <w:p>
-      <w:pPr>
-        <w:numPr>
-          <w:ilvl w:val="0"/>
-          <w:numId w:val="1017"/>
-        </w:numPr>
-        <w:pStyle w:val="Compact"/>
-      </w:pPr>
-      <w:r>
-        <w:rPr>
-          <w:bCs/>
-          <w:b/>
-        </w:rPr>
-        <w:t xml:space="preserve">Attributes:</w:t>
-      </w:r>
-      <w:r>
-        <w:t xml:space="preserve"> </w:t>
-      </w:r>
-      <w:r>
-        <w:t xml:space="preserve">Body 11, Agility 13, Intellect 11, Presence 12, Will 9.</w:t>
-      </w:r>
-      <w:r>
-        <w:t xml:space="preserve"> </w:t>
-      </w:r>
-      <w:r>
-        <w:rPr>
-          <w:bCs/>
-          <w:b/>
-        </w:rPr>
-        <w:t xml:space="preserve">Dodge</w:t>
-      </w:r>
-      <w:r>
-        <w:t xml:space="preserve"> </w:t>
-      </w:r>
-      <w:r>
-        <w:t xml:space="preserve">12.</w:t>
-      </w:r>
-    </w:p>
-    <w:p>
-      <w:pPr>
-        <w:numPr>
-          <w:ilvl w:val="0"/>
-          <w:numId w:val="1017"/>
-        </w:numPr>
-        <w:pStyle w:val="Compact"/>
-      </w:pPr>
-      <w:r>
-        <w:rPr>
-          <w:bCs/>
-          <w:b/>
-        </w:rPr>
-        <w:t xml:space="preserve">Skills:</w:t>
-      </w:r>
-      <w:r>
-        <w:t xml:space="preserve"> </w:t>
-      </w:r>
-      <w:r>
-        <w:t xml:space="preserve">Thievery 18 (Expert). Trained: Stealth 14, Deception 13, Persuasion 13, Athletics 12, Craft 12, Investigation 12, Melee 12, Read People 10.</w:t>
-      </w:r>
-    </w:p>
-    <w:p>
-      <w:pPr>
-        <w:numPr>
-          <w:ilvl w:val="0"/>
-          <w:numId w:val="1017"/>
-        </w:numPr>
-        <w:pStyle w:val="Compact"/>
-      </w:pPr>
-      <w:r>
-        <w:rPr>
-          <w:bCs/>
-          <w:b/>
-        </w:rPr>
-        <w:t xml:space="preserve">Edges:</w:t>
-      </w:r>
-      <w:r>
-        <w:t xml:space="preserve"> </w:t>
-      </w:r>
-      <w:r>
-        <w:t xml:space="preserve">+1 attribute point, Extra Trained skill, A friend; a friend: Old Marrow, a fence in the Gilded Cities who buys anything and asks nothing.</w:t>
-      </w:r>
-    </w:p>
-    <w:p>
-      <w:pPr>
-        <w:numPr>
-          <w:ilvl w:val="0"/>
-          <w:numId w:val="1017"/>
-        </w:numPr>
-        <w:pStyle w:val="Compact"/>
-      </w:pPr>
-      <w:r>
-        <w:rPr>
-          <w:bCs/>
-          <w:b/>
-        </w:rPr>
-        <w:t xml:space="preserve">Advantage:</w:t>
-      </w:r>
-      <w:r>
-        <w:t xml:space="preserve"> </w:t>
-      </w:r>
-      <w:r>
-        <w:t xml:space="preserve">Lockbreaker.</w:t>
-      </w:r>
-      <w:r>
-        <w:t xml:space="preserve"> </w:t>
-      </w:r>
-      <w:r>
-        <w:rPr>
-          <w:bCs/>
-          <w:b/>
-        </w:rPr>
-        <w:t xml:space="preserve">Complication:</w:t>
-      </w:r>
-      <w:r>
-        <w:t xml:space="preserve"> </w:t>
-      </w:r>
-      <w:r>
-        <w:t xml:space="preserve">Keeper of a Secret; trigger: a powerful figure asks what you know.</w:t>
-      </w:r>
-    </w:p>
-    <w:p>
-      <w:pPr>
-        <w:numPr>
-          <w:ilvl w:val="0"/>
-          <w:numId w:val="1017"/>
-        </w:numPr>
-        <w:pStyle w:val="Compact"/>
-      </w:pPr>
-      <w:r>
-        <w:rPr>
-          <w:bCs/>
-          <w:b/>
-        </w:rPr>
-        <w:t xml:space="preserve">What drives me:</w:t>
-      </w:r>
-      <w:r>
-        <w:t xml:space="preserve"> </w:t>
-      </w:r>
-      <w:r>
-        <w:t xml:space="preserve">Gold, and plenty of it. Everything else follows.</w:t>
-      </w:r>
-      <w:r>
-        <w:t xml:space="preserve"> </w:t>
-      </w:r>
-      <w:r>
-        <w:rPr>
-          <w:bCs/>
-          <w:b/>
-        </w:rPr>
-        <w:t xml:space="preserve">Connection:</w:t>
-      </w:r>
-      <w:r>
-        <w:t xml:space="preserve"> </w:t>
-      </w:r>
-      <w:r>
-        <w:t xml:space="preserve">Cinder was paid to kill her and didn’t. Neither of them has said why.</w:t>
-      </w:r>
-    </w:p>
-    <w:bookmarkEnd w:id="83"/>
-    <w:bookmarkStart w:id="84" w:name="ithrann"/>
-    <w:p>
-      <w:pPr>
-        <w:pStyle w:val="Heading2"/>
-      </w:pPr>
-      <w:r>
-        <w:t xml:space="preserve">Ithrann</w:t>
-      </w:r>
-    </w:p>
-    <w:p>
-      <w:pPr>
-        <w:pStyle w:val="FirstParagraph"/>
-      </w:pPr>
-      <w:r>
-        <w:rPr>
-          <w:iCs/>
-          <w:i/>
-        </w:rPr>
-        <w:t xml:space="preserve">Last scholar of Ssa’keth, Sorcerer. Serpent-kin (tier 2).</w:t>
-      </w:r>
-      <w:r>
-        <w:t xml:space="preserve"> </w:t>
-      </w:r>
-      <w:r>
-        <w:t xml:space="preserve">Keeper of a drowned serpent temple’s memory, searching the human kingdoms for its lost library.</w:t>
       </w:r>
     </w:p>
     <w:p>
@@ -17567,7 +17995,7 @@
         <w:t xml:space="preserve"> </w:t>
       </w:r>
       <w:r>
-        <w:t xml:space="preserve">Body 9, Agility 12, Intellect 13, Presence 9, Will 13.</w:t>
+        <w:t xml:space="preserve">Body 11, Agility 13, Intellect 11, Presence 12, Will 9.</w:t>
       </w:r>
       <w:r>
         <w:t xml:space="preserve"> </w:t>
@@ -17583,7 +18011,7 @@
         <w:t xml:space="preserve"> </w:t>
       </w:r>
       <w:r>
-        <w:t xml:space="preserve">11.</w:t>
+        <w:t xml:space="preserve">12.</w:t>
       </w:r>
     </w:p>
     <w:p>
@@ -17605,7 +18033,7 @@
         <w:t xml:space="preserve"> </w:t>
       </w:r>
       <w:r>
-        <w:t xml:space="preserve">Sorcery 16 (Specialty). Trained: Healing 14, Investigation 14, Lore 14, Read People 14, Survival 14, Stealth 13, Athletics 10, Deception 10, Persuasion 10.</w:t>
+        <w:t xml:space="preserve">Thievery 18 (Expert). Trained: Stealth 14, Deception 13, Persuasion 13, Athletics 12, Craft 12, Investigation 12, Melee 12, Read People 10.</w:t>
       </w:r>
     </w:p>
     <w:p>
@@ -17627,7 +18055,7 @@
         <w:t xml:space="preserve"> </w:t>
       </w:r>
       <w:r>
-        <w:t xml:space="preserve">+1 attribute point.</w:t>
+        <w:t xml:space="preserve">+1 attribute point, Extra Trained skill, A friend; a friend: Old Marrow, a fence in the Gilded Cities who buys anything and asks nothing.</w:t>
       </w:r>
     </w:p>
     <w:p>
@@ -17649,7 +18077,7 @@
         <w:t xml:space="preserve"> </w:t>
       </w:r>
       <w:r>
-        <w:t xml:space="preserve">Venom (ancestry; companion: Hated Blood).</w:t>
+        <w:t xml:space="preserve">Lockbreaker.</w:t>
       </w:r>
       <w:r>
         <w:t xml:space="preserve"> </w:t>
@@ -17665,7 +18093,7 @@
         <w:t xml:space="preserve"> </w:t>
       </w:r>
       <w:r>
-        <w:t xml:space="preserve">Outcast; trigger: someone recognizes your exile mark.</w:t>
+        <w:t xml:space="preserve">Keeper of a Secret; trigger: a powerful figure asks what you know.</w:t>
       </w:r>
     </w:p>
     <w:p>
@@ -17687,7 +18115,7 @@
         <w:t xml:space="preserve"> </w:t>
       </w:r>
       <w:r>
-        <w:t xml:space="preserve">The old empire’s secrets are out there. I will read them.</w:t>
+        <w:t xml:space="preserve">Gold, and plenty of it. Everything else follows.</w:t>
       </w:r>
       <w:r>
         <w:t xml:space="preserve"> </w:t>
@@ -17703,17 +18131,17 @@
         <w:t xml:space="preserve"> </w:t>
       </w:r>
       <w:r>
-        <w:t xml:space="preserve">Oren Sael shelters Ithrann at his shrine when no inn will take a serpent-kin.</w:t>
+        <w:t xml:space="preserve">Cinder was paid to kill her and didn’t. Neither of them has said why.</w:t>
       </w:r>
     </w:p>
     <w:bookmarkEnd w:id="84"/>
-    <w:bookmarkStart w:id="85" w:name="nyx"/>
+    <w:bookmarkStart w:id="85" w:name="ithrann"/>
     <w:p>
       <w:pPr>
         <w:pStyle w:val="Heading2"/>
       </w:pPr>
       <w:r>
-        <w:t xml:space="preserve">Nyx</w:t>
+        <w:t xml:space="preserve">Ithrann</w:t>
       </w:r>
     </w:p>
     <w:p>
@@ -17725,13 +18153,13 @@
           <w:iCs/>
           <w:i/>
         </w:rPr>
-        <w:t xml:space="preserve">Hedge-witch, Witch. Witch-blooded (tier 1).</w:t>
-      </w:r>
-      <w:r>
-        <w:t xml:space="preserve"> </w:t>
-      </w:r>
-      <w:r>
-        <w:t xml:space="preserve">Run out of her village with stones and torches; sells cures and curses to whoever pays.</w:t>
+        <w:t xml:space="preserve">Last scholar of Ssa’keth, Sorcerer. Serpent-kin (tier 2).</w:t>
+      </w:r>
+      <w:r>
+        <w:t xml:space="preserve"> </w:t>
+      </w:r>
+      <w:r>
+        <w:t xml:space="preserve">Keeper of a drowned serpent temple’s memory, searching the human kingdoms for its lost library.</w:t>
       </w:r>
     </w:p>
     <w:p>
@@ -17753,7 +18181,7 @@
         <w:t xml:space="preserve"> </w:t>
       </w:r>
       <w:r>
-        <w:t xml:space="preserve">Body 9, Agility 11, Intellect 11, Presence 11, Will 13.</w:t>
+        <w:t xml:space="preserve">Body 9, Agility 12, Intellect 13, Presence 9, Will 13.</w:t>
       </w:r>
       <w:r>
         <w:t xml:space="preserve"> </w:t>
@@ -17769,7 +18197,7 @@
         <w:t xml:space="preserve"> </w:t>
       </w:r>
       <w:r>
-        <w:t xml:space="preserve">10.</w:t>
+        <w:t xml:space="preserve">11.</w:t>
       </w:r>
     </w:p>
     <w:p>
@@ -17791,7 +18219,7 @@
         <w:t xml:space="preserve"> </w:t>
       </w:r>
       <w:r>
-        <w:t xml:space="preserve">Sorcery 16 (Specialty). Trained: Read People 14, Survival 14, Craft 12, Deception 12, Healing 12, Lore 12, Persuasion 12, Stealth 12, Tracking 12, Athletics 10.</w:t>
+        <w:t xml:space="preserve">Sorcery 16 (Specialty). Trained: Healing 14, Investigation 14, Lore 14, Read People 14, Survival 14, Stealth 13, Athletics 10, Deception 10, Persuasion 10.</w:t>
       </w:r>
     </w:p>
     <w:p>
@@ -17813,7 +18241,7 @@
         <w:t xml:space="preserve"> </w:t>
       </w:r>
       <w:r>
-        <w:t xml:space="preserve">Extra Trained skill, Extra Fortune.</w:t>
+        <w:t xml:space="preserve">+1 attribute point.</w:t>
       </w:r>
     </w:p>
     <w:p>
@@ -17835,7 +18263,7 @@
         <w:t xml:space="preserve"> </w:t>
       </w:r>
       <w:r>
-        <w:t xml:space="preserve">Herb-Wise.</w:t>
+        <w:t xml:space="preserve">Venom (ancestry; companion: Hated Blood).</w:t>
       </w:r>
       <w:r>
         <w:t xml:space="preserve"> </w:t>
@@ -17851,7 +18279,7 @@
         <w:t xml:space="preserve"> </w:t>
       </w:r>
       <w:r>
-        <w:t xml:space="preserve">Debt to a Sorcerer; trigger: a raven arrives with a sealed message.</w:t>
+        <w:t xml:space="preserve">Outcast; trigger: someone recognizes your exile mark.</w:t>
       </w:r>
     </w:p>
     <w:p>
@@ -17873,7 +18301,7 @@
         <w:t xml:space="preserve"> </w:t>
       </w:r>
       <w:r>
-        <w:t xml:space="preserve">Every day alive is a victory. I mean to have more of them.</w:t>
+        <w:t xml:space="preserve">The old empire’s secrets are out there. I will read them.</w:t>
       </w:r>
       <w:r>
         <w:t xml:space="preserve"> </w:t>
@@ -17889,17 +18317,17 @@
         <w:t xml:space="preserve"> </w:t>
       </w:r>
       <w:r>
-        <w:t xml:space="preserve">Gorrum carried her out of the burning village. He says he was just passing.</w:t>
+        <w:t xml:space="preserve">Oren Sael shelters Ithrann at his shrine when no inn will take a serpent-kin.</w:t>
       </w:r>
     </w:p>
     <w:bookmarkEnd w:id="85"/>
-    <w:bookmarkStart w:id="86" w:name="gorrum-ironjaw"/>
+    <w:bookmarkStart w:id="86" w:name="nyx"/>
     <w:p>
       <w:pPr>
         <w:pStyle w:val="Heading2"/>
       </w:pPr>
       <w:r>
-        <w:t xml:space="preserve">Gorrum Ironjaw</w:t>
+        <w:t xml:space="preserve">Nyx</w:t>
       </w:r>
     </w:p>
     <w:p>
@@ -17911,13 +18339,13 @@
           <w:iCs/>
           <w:i/>
         </w:rPr>
-        <w:t xml:space="preserve">Sergeant of the Iron Company, Sellsword. Giant-blooded (tier 2).</w:t>
-      </w:r>
-      <w:r>
-        <w:t xml:space="preserve"> </w:t>
-      </w:r>
-      <w:r>
-        <w:t xml:space="preserve">Twenty years with the Iron Company, a wheel-lock pistol he calls Thunder, and a soft spot for strays.</w:t>
+        <w:t xml:space="preserve">Hedge-witch, Witch. Witch-blooded (tier 1).</w:t>
+      </w:r>
+      <w:r>
+        <w:t xml:space="preserve"> </w:t>
+      </w:r>
+      <w:r>
+        <w:t xml:space="preserve">Run out of her village with stones and torches; sells cures and curses to whoever pays.</w:t>
       </w:r>
     </w:p>
     <w:p>
@@ -17939,7 +18367,7 @@
         <w:t xml:space="preserve"> </w:t>
       </w:r>
       <w:r>
-        <w:t xml:space="preserve">Body 15, Agility 10, Intellect 9, Presence 10, Will 11.</w:t>
+        <w:t xml:space="preserve">Body 9, Agility 11, Intellect 11, Presence 11, Will 13.</w:t>
       </w:r>
       <w:r>
         <w:t xml:space="preserve"> </w:t>
@@ -17955,7 +18383,7 @@
         <w:t xml:space="preserve"> </w:t>
       </w:r>
       <w:r>
-        <w:t xml:space="preserve">9.</w:t>
+        <w:t xml:space="preserve">10.</w:t>
       </w:r>
     </w:p>
     <w:p>
@@ -17977,7 +18405,7 @@
         <w:t xml:space="preserve"> </w:t>
       </w:r>
       <w:r>
-        <w:t xml:space="preserve">Melee 18 (Specialty). Trained: Athletics 16, Brawling 16, Read People 12, Survival 12, Leadership 11, Marksmanship 11, Persuasion 11, Riding 11, Healing 10.</w:t>
+        <w:t xml:space="preserve">Sorcery 16 (Specialty). Trained: Read People 14, Survival 14, Craft 12, Deception 12, Healing 12, Lore 12, Persuasion 12, Stealth 12, Tracking 12, Athletics 10.</w:t>
       </w:r>
     </w:p>
     <w:p>
@@ -17999,7 +18427,7 @@
         <w:t xml:space="preserve"> </w:t>
       </w:r>
       <w:r>
-        <w:t xml:space="preserve">Second advantage; second advantage: Shield-Wall.</w:t>
+        <w:t xml:space="preserve">Extra Trained skill, Extra Fortune.</w:t>
       </w:r>
     </w:p>
     <w:p>
@@ -18021,7 +18449,7 @@
         <w:t xml:space="preserve"> </w:t>
       </w:r>
       <w:r>
-        <w:t xml:space="preserve">Battle-Hardened.</w:t>
+        <w:t xml:space="preserve">Herb-Wise.</w:t>
       </w:r>
       <w:r>
         <w:t xml:space="preserve"> </w:t>
@@ -18037,7 +18465,7 @@
         <w:t xml:space="preserve"> </w:t>
       </w:r>
       <w:r>
-        <w:t xml:space="preserve">Old Rival; trigger: your rival arrives first.</w:t>
+        <w:t xml:space="preserve">Debt to a Sorcerer; trigger: a raven arrives with a sealed message.</w:t>
       </w:r>
     </w:p>
     <w:p>
@@ -18059,7 +18487,7 @@
         <w:t xml:space="preserve"> </w:t>
       </w:r>
       <w:r>
-        <w:t xml:space="preserve">I did terrible things. I mean to balance the scales.</w:t>
+        <w:t xml:space="preserve">Every day alive is a victory. I mean to have more of them.</w:t>
       </w:r>
       <w:r>
         <w:t xml:space="preserve"> </w:t>
@@ -18075,17 +18503,17 @@
         <w:t xml:space="preserve"> </w:t>
       </w:r>
       <w:r>
-        <w:t xml:space="preserve">Nyx is the stray he carried out of the fire. He’d die before he’d say he cares.</w:t>
+        <w:t xml:space="preserve">Gorrum carried her out of the burning village. He says he was just passing.</w:t>
       </w:r>
     </w:p>
     <w:bookmarkEnd w:id="86"/>
-    <w:bookmarkStart w:id="87" w:name="mira-saltwind"/>
+    <w:bookmarkStart w:id="87" w:name="gorrum-ironjaw"/>
     <w:p>
       <w:pPr>
         <w:pStyle w:val="Heading2"/>
       </w:pPr>
       <w:r>
-        <w:t xml:space="preserve">Mira Saltwind</w:t>
+        <w:t xml:space="preserve">Gorrum Ironjaw</w:t>
       </w:r>
     </w:p>
     <w:p>
@@ -18097,13 +18525,13 @@
           <w:iCs/>
           <w:i/>
         </w:rPr>
-        <w:t xml:space="preserve">Free captain, without a ship, Corsair. Islander (tier 0); Master.</w:t>
-      </w:r>
-      <w:r>
-        <w:t xml:space="preserve"> </w:t>
-      </w:r>
-      <w:r>
-        <w:t xml:space="preserve">Captain of the Kestrel until a sea-witch sank her. She kept her mother’s arquebus and her crew’s debts.</w:t>
+        <w:t xml:space="preserve">Sergeant of the Iron Company, Sellsword. Giant-blooded (tier 2).</w:t>
+      </w:r>
+      <w:r>
+        <w:t xml:space="preserve"> </w:t>
+      </w:r>
+      <w:r>
+        <w:t xml:space="preserve">Twenty years with the Iron Company, a wheel-lock pistol he calls Thunder, and a soft spot for strays.</w:t>
       </w:r>
     </w:p>
     <w:p>
@@ -18125,7 +18553,7 @@
         <w:t xml:space="preserve"> </w:t>
       </w:r>
       <w:r>
-        <w:t xml:space="preserve">Body 11, Agility 13, Intellect 10, Presence 11, Will 11.</w:t>
+        <w:t xml:space="preserve">Body 15, Agility 10, Intellect 9, Presence 10, Will 11.</w:t>
       </w:r>
       <w:r>
         <w:t xml:space="preserve"> </w:t>
@@ -18141,7 +18569,7 @@
         <w:t xml:space="preserve"> </w:t>
       </w:r>
       <w:r>
-        <w:t xml:space="preserve">12.</w:t>
+        <w:t xml:space="preserve">9.</w:t>
       </w:r>
     </w:p>
     <w:p>
@@ -18163,7 +18591,7 @@
         <w:t xml:space="preserve"> </w:t>
       </w:r>
       <w:r>
-        <w:t xml:space="preserve">Sailing 18 (Expert). Trained: Marksmanship 14, Stealth 14, Athletics 12, Brawling 12, Melee 12, Persuasion 12, Read People 12, Survival 12.</w:t>
+        <w:t xml:space="preserve">Melee 18 (Specialty). Trained: Athletics 16, Brawling 16, Read People 12, Survival 12, Leadership 11, Marksmanship 11, Persuasion 11, Riding 11, Healing 10.</w:t>
       </w:r>
     </w:p>
     <w:p>
@@ -18185,7 +18613,7 @@
         <w:t xml:space="preserve"> </w:t>
       </w:r>
       <w:r>
-        <w:t xml:space="preserve">+1 attribute point, Extra Trained skill, A fine weapon or tool; a fine tool: her mother’s arquebus, Widowmaker (+2 Marksmanship).</w:t>
+        <w:t xml:space="preserve">Second advantage; second advantage: Shield-Wall.</w:t>
       </w:r>
     </w:p>
     <w:p>
@@ -18207,7 +18635,7 @@
         <w:t xml:space="preserve"> </w:t>
       </w:r>
       <w:r>
-        <w:t xml:space="preserve">Sea Legs.</w:t>
+        <w:t xml:space="preserve">Battle-Hardened.</w:t>
       </w:r>
       <w:r>
         <w:t xml:space="preserve"> </w:t>
@@ -18223,7 +18651,7 @@
         <w:t xml:space="preserve"> </w:t>
       </w:r>
       <w:r>
-        <w:t xml:space="preserve">Sworn Vengeance; trigger: news of where your enemy is.</w:t>
+        <w:t xml:space="preserve">Old Rival; trigger: your rival arrives first.</w:t>
       </w:r>
     </w:p>
     <w:p>
@@ -18245,7 +18673,7 @@
         <w:t xml:space="preserve"> </w:t>
       </w:r>
       <w:r>
-        <w:t xml:space="preserve">Someone took everything from me. I mean to take it back, in blood.</w:t>
+        <w:t xml:space="preserve">I did terrible things. I mean to balance the scales.</w:t>
       </w:r>
       <w:r>
         <w:t xml:space="preserve"> </w:t>
@@ -18261,17 +18689,17 @@
         <w:t xml:space="preserve"> </w:t>
       </w:r>
       <w:r>
-        <w:t xml:space="preserve">Kara of the Long Winter owes her a life, and Mira means to collect.</w:t>
+        <w:t xml:space="preserve">Nyx is the stray he carried out of the fire. He’d die before he’d say he cares.</w:t>
       </w:r>
     </w:p>
     <w:bookmarkEnd w:id="87"/>
-    <w:bookmarkStart w:id="88" w:name="cinder"/>
+    <w:bookmarkStart w:id="88" w:name="mira-saltwind"/>
     <w:p>
       <w:pPr>
         <w:pStyle w:val="Heading2"/>
       </w:pPr>
       <w:r>
-        <w:t xml:space="preserve">Cinder</w:t>
+        <w:t xml:space="preserve">Mira Saltwind</w:t>
       </w:r>
     </w:p>
     <w:p>
@@ -18283,13 +18711,13 @@
           <w:iCs/>
           <w:i/>
         </w:rPr>
-        <w:t xml:space="preserve">Former blade of the Ash Guild, Assassin. Ashborn (tier 1).</w:t>
-      </w:r>
-      <w:r>
-        <w:t xml:space="preserve"> </w:t>
-      </w:r>
-      <w:r>
-        <w:t xml:space="preserve">Made by the Ash Guild into its best knife; ran the night they ordered a child’s death.</w:t>
+        <w:t xml:space="preserve">Free captain, without a ship, Corsair. Islander (tier 0); Master.</w:t>
+      </w:r>
+      <w:r>
+        <w:t xml:space="preserve"> </w:t>
+      </w:r>
+      <w:r>
+        <w:t xml:space="preserve">Captain of the Kestrel until a sea-witch sank her. She kept her mother’s arquebus and her crew’s debts.</w:t>
       </w:r>
     </w:p>
     <w:p>
@@ -18311,7 +18739,7 @@
         <w:t xml:space="preserve"> </w:t>
       </w:r>
       <w:r>
-        <w:t xml:space="preserve">Body 12, Agility 13, Intellect 11, Presence 9, Will 11.</w:t>
+        <w:t xml:space="preserve">Body 11, Agility 13, Intellect 10, Presence 11, Will 11.</w:t>
       </w:r>
       <w:r>
         <w:t xml:space="preserve"> </w:t>
@@ -18349,7 +18777,7 @@
         <w:t xml:space="preserve"> </w:t>
       </w:r>
       <w:r>
-        <w:t xml:space="preserve">Stealth 16 (Specialty). Trained: Marksmanship 14, Thievery 14, Athletics 13, Brawling 13, Melee 13, Craft 12, Investigation 12, Read People 12, Survival 12, Deception 10.</w:t>
+        <w:t xml:space="preserve">Sailing 18 (Expert). Trained: Marksmanship 14, Stealth 14, Athletics 12, Brawling 12, Melee 12, Persuasion 12, Read People 12, Survival 12.</w:t>
       </w:r>
     </w:p>
     <w:p>
@@ -18371,7 +18799,7 @@
         <w:t xml:space="preserve"> </w:t>
       </w:r>
       <w:r>
-        <w:t xml:space="preserve">+1 attribute point, Extra Trained skill.</w:t>
+        <w:t xml:space="preserve">+1 attribute point, Extra Trained skill, A fine weapon or tool; a fine tool: her mother’s arquebus, Widowmaker (+2 Marksmanship).</w:t>
       </w:r>
     </w:p>
     <w:p>
@@ -18393,7 +18821,7 @@
         <w:t xml:space="preserve"> </w:t>
       </w:r>
       <w:r>
-        <w:t xml:space="preserve">Shadow-Walker.</w:t>
+        <w:t xml:space="preserve">Sea Legs.</w:t>
       </w:r>
       <w:r>
         <w:t xml:space="preserve"> </w:t>
@@ -18409,7 +18837,7 @@
         <w:t xml:space="preserve"> </w:t>
       </w:r>
       <w:r>
-        <w:t xml:space="preserve">Wanted; trigger: a bounty hunter takes the next room.</w:t>
+        <w:t xml:space="preserve">Sworn Vengeance; trigger: news of where your enemy is.</w:t>
       </w:r>
     </w:p>
     <w:p>
@@ -18431,7 +18859,7 @@
         <w:t xml:space="preserve"> </w:t>
       </w:r>
       <w:r>
-        <w:t xml:space="preserve">No master, no chains, no one to answer to.</w:t>
+        <w:t xml:space="preserve">Someone took everything from me. I mean to take it back, in blood.</w:t>
       </w:r>
       <w:r>
         <w:t xml:space="preserve"> </w:t>
@@ -18447,17 +18875,17 @@
         <w:t xml:space="preserve"> </w:t>
       </w:r>
       <w:r>
-        <w:t xml:space="preserve">Vessa Thorn was their last contract. They let her live and have been running ever since.</w:t>
+        <w:t xml:space="preserve">Kara of the Long Winter owes her a life, and Mira means to collect.</w:t>
       </w:r>
     </w:p>
     <w:bookmarkEnd w:id="88"/>
-    <w:bookmarkStart w:id="89" w:name="oren-sael"/>
+    <w:bookmarkStart w:id="89" w:name="cinder"/>
     <w:p>
       <w:pPr>
         <w:pStyle w:val="Heading2"/>
       </w:pPr>
       <w:r>
-        <w:t xml:space="preserve">Oren Sael</w:t>
+        <w:t xml:space="preserve">Cinder</w:t>
       </w:r>
     </w:p>
     <w:p>
@@ -18469,13 +18897,13 @@
           <w:iCs/>
           <w:i/>
         </w:rPr>
-        <w:t xml:space="preserve">Keeper of the Last Shrine, Priest. Sand-born (tier 0).</w:t>
-      </w:r>
-      <w:r>
-        <w:t xml:space="preserve"> </w:t>
-      </w:r>
-      <w:r>
-        <w:t xml:space="preserve">The last priest of Haddu, god of wells, who keeps a shrine no caravan visits and a flame that is going out.</w:t>
+        <w:t xml:space="preserve">Former blade of the Ash Guild, Assassin. Ashborn (tier 1).</w:t>
+      </w:r>
+      <w:r>
+        <w:t xml:space="preserve"> </w:t>
+      </w:r>
+      <w:r>
+        <w:t xml:space="preserve">Made by the Ash Guild into its best knife; ran the night they ordered a child’s death.</w:t>
       </w:r>
     </w:p>
     <w:p>
@@ -18497,7 +18925,7 @@
         <w:t xml:space="preserve"> </w:t>
       </w:r>
       <w:r>
-        <w:t xml:space="preserve">Body 10, Agility 10, Intellect 11, Presence 13, Will 13.</w:t>
+        <w:t xml:space="preserve">Body 12, Agility 13, Intellect 11, Presence 9, Will 11.</w:t>
       </w:r>
       <w:r>
         <w:t xml:space="preserve"> </w:t>
@@ -18513,7 +18941,7 @@
         <w:t xml:space="preserve"> </w:t>
       </w:r>
       <w:r>
-        <w:t xml:space="preserve">9.</w:t>
+        <w:t xml:space="preserve">12.</w:t>
       </w:r>
     </w:p>
     <w:p>
@@ -18535,7 +18963,7 @@
         <w:t xml:space="preserve"> </w:t>
       </w:r>
       <w:r>
-        <w:t xml:space="preserve">Persuasion 16 (Specialty). Trained: Leadership 14, Read People 14, Survival 14, Healing 12, Investigation 12, Lore 12, Athletics 11, Melee 11, Riding 11.</w:t>
+        <w:t xml:space="preserve">Stealth 16 (Specialty). Trained: Marksmanship 14, Thievery 14, Athletics 13, Brawling 13, Melee 13, Craft 12, Investigation 12, Read People 12, Survival 12, Deception 10.</w:t>
       </w:r>
     </w:p>
     <w:p>
@@ -18557,7 +18985,7 @@
         <w:t xml:space="preserve"> </w:t>
       </w:r>
       <w:r>
-        <w:t xml:space="preserve">+1 attribute point ×2, A friend; a friend: Yusra, the last caravan-master who still stops at the shrine.</w:t>
+        <w:t xml:space="preserve">+1 attribute point, Extra Trained skill.</w:t>
       </w:r>
     </w:p>
     <w:p>
@@ -18579,7 +19007,7 @@
         <w:t xml:space="preserve"> </w:t>
       </w:r>
       <w:r>
-        <w:t xml:space="preserve">Iron Will.</w:t>
+        <w:t xml:space="preserve">Shadow-Walker.</w:t>
       </w:r>
       <w:r>
         <w:t xml:space="preserve"> </w:t>
@@ -18595,7 +19023,7 @@
         <w:t xml:space="preserve"> </w:t>
       </w:r>
       <w:r>
-        <w:t xml:space="preserve">Oath-Bound; trigger: keeping the vow means abandoning the plan.</w:t>
+        <w:t xml:space="preserve">Wanted; trigger: a bounty hunter takes the next room.</w:t>
       </w:r>
     </w:p>
     <w:p>
@@ -18617,7 +19045,7 @@
         <w:t xml:space="preserve"> </w:t>
       </w:r>
       <w:r>
-        <w:t xml:space="preserve">My god is dying. Someone has to keep the flame.</w:t>
+        <w:t xml:space="preserve">No master, no chains, no one to answer to.</w:t>
       </w:r>
       <w:r>
         <w:t xml:space="preserve"> </w:t>
@@ -18633,12 +19061,198 @@
         <w:t xml:space="preserve"> </w:t>
       </w:r>
       <w:r>
+        <w:t xml:space="preserve">Vessa Thorn was their last contract. They let her live and have been running ever since.</w:t>
+      </w:r>
+    </w:p>
+    <w:bookmarkEnd w:id="89"/>
+    <w:bookmarkStart w:id="90" w:name="oren-sael"/>
+    <w:p>
+      <w:pPr>
+        <w:pStyle w:val="Heading2"/>
+      </w:pPr>
+      <w:r>
+        <w:t xml:space="preserve">Oren Sael</w:t>
+      </w:r>
+    </w:p>
+    <w:p>
+      <w:pPr>
+        <w:pStyle w:val="FirstParagraph"/>
+      </w:pPr>
+      <w:r>
+        <w:rPr>
+          <w:iCs/>
+          <w:i/>
+        </w:rPr>
+        <w:t xml:space="preserve">Keeper of the Last Shrine, Priest. Sand-born (tier 0).</w:t>
+      </w:r>
+      <w:r>
+        <w:t xml:space="preserve"> </w:t>
+      </w:r>
+      <w:r>
+        <w:t xml:space="preserve">The last priest of Haddu, god of wells, who keeps a shrine no caravan visits and a flame that is going out.</w:t>
+      </w:r>
+    </w:p>
+    <w:p>
+      <w:pPr>
+        <w:numPr>
+          <w:ilvl w:val="0"/>
+          <w:numId w:val="1024"/>
+        </w:numPr>
+        <w:pStyle w:val="Compact"/>
+      </w:pPr>
+      <w:r>
+        <w:rPr>
+          <w:bCs/>
+          <w:b/>
+        </w:rPr>
+        <w:t xml:space="preserve">Attributes:</w:t>
+      </w:r>
+      <w:r>
+        <w:t xml:space="preserve"> </w:t>
+      </w:r>
+      <w:r>
+        <w:t xml:space="preserve">Body 10, Agility 10, Intellect 11, Presence 13, Will 13.</w:t>
+      </w:r>
+      <w:r>
+        <w:t xml:space="preserve"> </w:t>
+      </w:r>
+      <w:r>
+        <w:rPr>
+          <w:bCs/>
+          <w:b/>
+        </w:rPr>
+        <w:t xml:space="preserve">Dodge</w:t>
+      </w:r>
+      <w:r>
+        <w:t xml:space="preserve"> </w:t>
+      </w:r>
+      <w:r>
+        <w:t xml:space="preserve">9.</w:t>
+      </w:r>
+    </w:p>
+    <w:p>
+      <w:pPr>
+        <w:numPr>
+          <w:ilvl w:val="0"/>
+          <w:numId w:val="1024"/>
+        </w:numPr>
+        <w:pStyle w:val="Compact"/>
+      </w:pPr>
+      <w:r>
+        <w:rPr>
+          <w:bCs/>
+          <w:b/>
+        </w:rPr>
+        <w:t xml:space="preserve">Skills:</w:t>
+      </w:r>
+      <w:r>
+        <w:t xml:space="preserve"> </w:t>
+      </w:r>
+      <w:r>
+        <w:t xml:space="preserve">Persuasion 16 (Specialty). Trained: Leadership 14, Read People 14, Survival 14, Healing 12, Investigation 12, Lore 12, Athletics 11, Melee 11, Riding 11.</w:t>
+      </w:r>
+    </w:p>
+    <w:p>
+      <w:pPr>
+        <w:numPr>
+          <w:ilvl w:val="0"/>
+          <w:numId w:val="1024"/>
+        </w:numPr>
+        <w:pStyle w:val="Compact"/>
+      </w:pPr>
+      <w:r>
+        <w:rPr>
+          <w:bCs/>
+          <w:b/>
+        </w:rPr>
+        <w:t xml:space="preserve">Edges:</w:t>
+      </w:r>
+      <w:r>
+        <w:t xml:space="preserve"> </w:t>
+      </w:r>
+      <w:r>
+        <w:t xml:space="preserve">+1 attribute point ×2, A friend; a friend: Yusra, the last caravan-master who still stops at the shrine.</w:t>
+      </w:r>
+    </w:p>
+    <w:p>
+      <w:pPr>
+        <w:numPr>
+          <w:ilvl w:val="0"/>
+          <w:numId w:val="1024"/>
+        </w:numPr>
+        <w:pStyle w:val="Compact"/>
+      </w:pPr>
+      <w:r>
+        <w:rPr>
+          <w:bCs/>
+          <w:b/>
+        </w:rPr>
+        <w:t xml:space="preserve">Advantage:</w:t>
+      </w:r>
+      <w:r>
+        <w:t xml:space="preserve"> </w:t>
+      </w:r>
+      <w:r>
+        <w:t xml:space="preserve">Iron Will.</w:t>
+      </w:r>
+      <w:r>
+        <w:t xml:space="preserve"> </w:t>
+      </w:r>
+      <w:r>
+        <w:rPr>
+          <w:bCs/>
+          <w:b/>
+        </w:rPr>
+        <w:t xml:space="preserve">Complication:</w:t>
+      </w:r>
+      <w:r>
+        <w:t xml:space="preserve"> </w:t>
+      </w:r>
+      <w:r>
+        <w:t xml:space="preserve">Oath-Bound; trigger: keeping the vow means abandoning the plan.</w:t>
+      </w:r>
+    </w:p>
+    <w:p>
+      <w:pPr>
+        <w:numPr>
+          <w:ilvl w:val="0"/>
+          <w:numId w:val="1024"/>
+        </w:numPr>
+        <w:pStyle w:val="Compact"/>
+      </w:pPr>
+      <w:r>
+        <w:rPr>
+          <w:bCs/>
+          <w:b/>
+        </w:rPr>
+        <w:t xml:space="preserve">What drives me:</w:t>
+      </w:r>
+      <w:r>
+        <w:t xml:space="preserve"> </w:t>
+      </w:r>
+      <w:r>
+        <w:t xml:space="preserve">My god is dying. Someone has to keep the flame.</w:t>
+      </w:r>
+      <w:r>
+        <w:t xml:space="preserve"> </w:t>
+      </w:r>
+      <w:r>
+        <w:rPr>
+          <w:bCs/>
+          <w:b/>
+        </w:rPr>
+        <w:t xml:space="preserve">Connection:</w:t>
+      </w:r>
+      <w:r>
+        <w:t xml:space="preserve"> </w:t>
+      </w:r>
+      <w:r>
         <w:t xml:space="preserve">Ithrann sleeps at his shrine. Oren hopes the serpent-kin’s books hold a cure for a dying god.</w:t>
       </w:r>
     </w:p>
-    <w:bookmarkEnd w:id="89"/>
     <w:bookmarkEnd w:id="90"/>
-    <w:bookmarkStart w:id="91" w:name="advantages"/>
+    <w:bookmarkEnd w:id="91"/>
+    <w:bookmarkStart w:id="92" w:name="advantages"/>
     <w:p>
       <w:pPr>
         <w:pStyle w:val="Heading1"/>
@@ -19486,8 +20100,8 @@
         <w:t xml:space="preserve">too, or the gift has nothing to work with.</w:t>
       </w:r>
     </w:p>
-    <w:bookmarkEnd w:id="91"/>
-    <w:bookmarkStart w:id="106" w:name="ancestries"/>
+    <w:bookmarkEnd w:id="92"/>
+    <w:bookmarkStart w:id="107" w:name="ancestries"/>
     <w:p>
       <w:pPr>
         <w:pStyle w:val="Heading1"/>
@@ -20414,7 +21028,7 @@
         </w:tc>
       </w:tr>
     </w:tbl>
-    <w:bookmarkStart w:id="92" w:name="shared-rules"/>
+    <w:bookmarkStart w:id="93" w:name="shared-rules"/>
     <w:p>
       <w:pPr>
         <w:pStyle w:val="Heading2"/>
@@ -20616,8 +21230,8 @@
         </w:tc>
       </w:tr>
     </w:tbl>
-    <w:bookmarkEnd w:id="92"/>
-    <w:bookmarkStart w:id="93" w:name="crownlander"/>
+    <w:bookmarkEnd w:id="93"/>
+    <w:bookmarkStart w:id="94" w:name="crownlander"/>
     <w:p>
       <w:pPr>
         <w:pStyle w:val="Heading2"/>
@@ -20930,8 +21544,8 @@
         </w:tc>
       </w:tr>
     </w:tbl>
-    <w:bookmarkEnd w:id="93"/>
-    <w:bookmarkStart w:id="94" w:name="islander"/>
+    <w:bookmarkEnd w:id="94"/>
+    <w:bookmarkStart w:id="95" w:name="islander"/>
     <w:p>
       <w:pPr>
         <w:pStyle w:val="Heading2"/>
@@ -21244,8 +21858,8 @@
         </w:tc>
       </w:tr>
     </w:tbl>
-    <w:bookmarkEnd w:id="94"/>
-    <w:bookmarkStart w:id="95" w:name="northlander"/>
+    <w:bookmarkEnd w:id="95"/>
+    <w:bookmarkStart w:id="96" w:name="northlander"/>
     <w:p>
       <w:pPr>
         <w:pStyle w:val="Heading2"/>
@@ -21558,8 +22172,8 @@
         </w:tc>
       </w:tr>
     </w:tbl>
-    <w:bookmarkEnd w:id="95"/>
-    <w:bookmarkStart w:id="96" w:name="sand-born"/>
+    <w:bookmarkEnd w:id="96"/>
+    <w:bookmarkStart w:id="97" w:name="sand-born"/>
     <w:p>
       <w:pPr>
         <w:pStyle w:val="Heading2"/>
@@ -21872,8 +22486,8 @@
         </w:tc>
       </w:tr>
     </w:tbl>
-    <w:bookmarkEnd w:id="96"/>
-    <w:bookmarkStart w:id="97" w:name="ashborn"/>
+    <w:bookmarkEnd w:id="97"/>
+    <w:bookmarkStart w:id="98" w:name="ashborn"/>
     <w:p>
       <w:pPr>
         <w:pStyle w:val="Heading2"/>
@@ -21918,7 +22532,7 @@
       <w:pPr>
         <w:numPr>
           <w:ilvl w:val="0"/>
-          <w:numId w:val="1024"/>
+          <w:numId w:val="1025"/>
         </w:numPr>
         <w:pStyle w:val="Compact"/>
       </w:pPr>
@@ -22210,8 +22824,8 @@
         </w:tc>
       </w:tr>
     </w:tbl>
-    <w:bookmarkEnd w:id="97"/>
-    <w:bookmarkStart w:id="98" w:name="deepkin"/>
+    <w:bookmarkEnd w:id="98"/>
+    <w:bookmarkStart w:id="99" w:name="deepkin"/>
     <w:p>
       <w:pPr>
         <w:pStyle w:val="Heading2"/>
@@ -22256,7 +22870,7 @@
       <w:pPr>
         <w:numPr>
           <w:ilvl w:val="0"/>
-          <w:numId w:val="1025"/>
+          <w:numId w:val="1026"/>
         </w:numPr>
         <w:pStyle w:val="Compact"/>
       </w:pPr>
@@ -22268,7 +22882,7 @@
       <w:pPr>
         <w:numPr>
           <w:ilvl w:val="0"/>
-          <w:numId w:val="1025"/>
+          <w:numId w:val="1026"/>
         </w:numPr>
         <w:pStyle w:val="Compact"/>
       </w:pPr>
@@ -22560,8 +23174,8 @@
         </w:tc>
       </w:tr>
     </w:tbl>
-    <w:bookmarkEnd w:id="98"/>
-    <w:bookmarkStart w:id="99" w:name="witch-blooded"/>
+    <w:bookmarkEnd w:id="99"/>
+    <w:bookmarkStart w:id="100" w:name="witch-blooded"/>
     <w:p>
       <w:pPr>
         <w:pStyle w:val="Heading2"/>
@@ -22606,7 +23220,7 @@
       <w:pPr>
         <w:numPr>
           <w:ilvl w:val="0"/>
-          <w:numId w:val="1026"/>
+          <w:numId w:val="1027"/>
         </w:numPr>
         <w:pStyle w:val="Compact"/>
       </w:pPr>
@@ -22618,7 +23232,7 @@
       <w:pPr>
         <w:numPr>
           <w:ilvl w:val="0"/>
-          <w:numId w:val="1026"/>
+          <w:numId w:val="1027"/>
         </w:numPr>
         <w:pStyle w:val="Compact"/>
       </w:pPr>
@@ -22928,8 +23542,8 @@
         </w:tc>
       </w:tr>
     </w:tbl>
-    <w:bookmarkEnd w:id="99"/>
-    <w:bookmarkStart w:id="100" w:name="demon-marked"/>
+    <w:bookmarkEnd w:id="100"/>
+    <w:bookmarkStart w:id="101" w:name="demon-marked"/>
     <w:p>
       <w:pPr>
         <w:pStyle w:val="Heading2"/>
@@ -22974,7 +23588,7 @@
       <w:pPr>
         <w:numPr>
           <w:ilvl w:val="0"/>
-          <w:numId w:val="1027"/>
+          <w:numId w:val="1028"/>
         </w:numPr>
         <w:pStyle w:val="Compact"/>
       </w:pPr>
@@ -22986,7 +23600,7 @@
       <w:pPr>
         <w:numPr>
           <w:ilvl w:val="0"/>
-          <w:numId w:val="1027"/>
+          <w:numId w:val="1028"/>
         </w:numPr>
         <w:pStyle w:val="Compact"/>
       </w:pPr>
@@ -23278,8 +23892,8 @@
         </w:tc>
       </w:tr>
     </w:tbl>
-    <w:bookmarkEnd w:id="100"/>
-    <w:bookmarkStart w:id="101" w:name="giant-blooded"/>
+    <w:bookmarkEnd w:id="101"/>
+    <w:bookmarkStart w:id="102" w:name="giant-blooded"/>
     <w:p>
       <w:pPr>
         <w:pStyle w:val="Heading2"/>
@@ -23324,7 +23938,7 @@
       <w:pPr>
         <w:numPr>
           <w:ilvl w:val="0"/>
-          <w:numId w:val="1028"/>
+          <w:numId w:val="1029"/>
         </w:numPr>
         <w:pStyle w:val="Compact"/>
       </w:pPr>
@@ -23616,8 +24230,8 @@
         </w:tc>
       </w:tr>
     </w:tbl>
-    <w:bookmarkEnd w:id="101"/>
-    <w:bookmarkStart w:id="102" w:name="serpent-kin"/>
+    <w:bookmarkEnd w:id="102"/>
+    <w:bookmarkStart w:id="103" w:name="serpent-kin"/>
     <w:p>
       <w:pPr>
         <w:pStyle w:val="Heading2"/>
@@ -23662,7 +24276,7 @@
       <w:pPr>
         <w:numPr>
           <w:ilvl w:val="0"/>
-          <w:numId w:val="1029"/>
+          <w:numId w:val="1030"/>
         </w:numPr>
         <w:pStyle w:val="Compact"/>
       </w:pPr>
@@ -23674,7 +24288,7 @@
       <w:pPr>
         <w:numPr>
           <w:ilvl w:val="0"/>
-          <w:numId w:val="1029"/>
+          <w:numId w:val="1030"/>
         </w:numPr>
         <w:pStyle w:val="Compact"/>
       </w:pPr>
@@ -23966,8 +24580,8 @@
         </w:tc>
       </w:tr>
     </w:tbl>
-    <w:bookmarkEnd w:id="102"/>
-    <w:bookmarkStart w:id="103" w:name="skinchanger"/>
+    <w:bookmarkEnd w:id="103"/>
+    <w:bookmarkStart w:id="104" w:name="skinchanger"/>
     <w:p>
       <w:pPr>
         <w:pStyle w:val="Heading2"/>
@@ -24012,7 +24626,7 @@
       <w:pPr>
         <w:numPr>
           <w:ilvl w:val="0"/>
-          <w:numId w:val="1030"/>
+          <w:numId w:val="1031"/>
         </w:numPr>
         <w:pStyle w:val="Compact"/>
       </w:pPr>
@@ -24024,7 +24638,7 @@
       <w:pPr>
         <w:numPr>
           <w:ilvl w:val="0"/>
-          <w:numId w:val="1030"/>
+          <w:numId w:val="1031"/>
         </w:numPr>
         <w:pStyle w:val="Compact"/>
       </w:pPr>
@@ -24350,8 +24964,8 @@
         </w:tc>
       </w:tr>
     </w:tbl>
-    <w:bookmarkEnd w:id="103"/>
-    <w:bookmarkStart w:id="104" w:name="godblooded"/>
+    <w:bookmarkEnd w:id="104"/>
+    <w:bookmarkStart w:id="105" w:name="godblooded"/>
     <w:p>
       <w:pPr>
         <w:pStyle w:val="Heading2"/>
@@ -24396,7 +25010,7 @@
       <w:pPr>
         <w:numPr>
           <w:ilvl w:val="0"/>
-          <w:numId w:val="1031"/>
+          <w:numId w:val="1032"/>
         </w:numPr>
         <w:pStyle w:val="Compact"/>
       </w:pPr>
@@ -24408,7 +25022,7 @@
       <w:pPr>
         <w:numPr>
           <w:ilvl w:val="0"/>
-          <w:numId w:val="1031"/>
+          <w:numId w:val="1032"/>
         </w:numPr>
         <w:pStyle w:val="Compact"/>
       </w:pPr>
@@ -24700,8 +25314,8 @@
         </w:tc>
       </w:tr>
     </w:tbl>
-    <w:bookmarkEnd w:id="104"/>
-    <w:bookmarkStart w:id="105" w:name="undying"/>
+    <w:bookmarkEnd w:id="105"/>
+    <w:bookmarkStart w:id="106" w:name="undying"/>
     <w:p>
       <w:pPr>
         <w:pStyle w:val="Heading2"/>
@@ -24746,7 +25360,7 @@
       <w:pPr>
         <w:numPr>
           <w:ilvl w:val="0"/>
-          <w:numId w:val="1032"/>
+          <w:numId w:val="1033"/>
         </w:numPr>
         <w:pStyle w:val="Compact"/>
       </w:pPr>
@@ -24758,7 +25372,7 @@
       <w:pPr>
         <w:numPr>
           <w:ilvl w:val="0"/>
-          <w:numId w:val="1032"/>
+          <w:numId w:val="1033"/>
         </w:numPr>
         <w:pStyle w:val="Compact"/>
       </w:pPr>
@@ -24770,7 +25384,7 @@
       <w:pPr>
         <w:numPr>
           <w:ilvl w:val="0"/>
-          <w:numId w:val="1032"/>
+          <w:numId w:val="1033"/>
         </w:numPr>
         <w:pStyle w:val="Compact"/>
       </w:pPr>
@@ -25062,9 +25676,9 @@
         </w:tc>
       </w:tr>
     </w:tbl>
-    <w:bookmarkEnd w:id="105"/>
     <w:bookmarkEnd w:id="106"/>
-    <w:bookmarkStart w:id="117" w:name="making-your-own"/>
+    <w:bookmarkEnd w:id="107"/>
+    <w:bookmarkStart w:id="118" w:name="making-your-own"/>
     <w:p>
       <w:pPr>
         <w:pStyle w:val="Heading1"/>
@@ -25097,7 +25711,7 @@
         <w:t xml:space="preserve">option at the end of each list, and its checklist holds a custom choice to the same rules as everything else.</w:t>
       </w:r>
     </w:p>
-    <w:bookmarkStart w:id="107" w:name="a-custom-calling"/>
+    <w:bookmarkStart w:id="108" w:name="a-custom-calling"/>
     <w:p>
       <w:pPr>
         <w:pStyle w:val="Heading2"/>
@@ -25118,7 +25732,7 @@
       <w:pPr>
         <w:numPr>
           <w:ilvl w:val="0"/>
-          <w:numId w:val="1033"/>
+          <w:numId w:val="1034"/>
         </w:numPr>
         <w:pStyle w:val="Compact"/>
       </w:pPr>
@@ -25164,7 +25778,7 @@
       <w:pPr>
         <w:numPr>
           <w:ilvl w:val="0"/>
-          <w:numId w:val="1033"/>
+          <w:numId w:val="1034"/>
         </w:numPr>
         <w:pStyle w:val="Compact"/>
       </w:pPr>
@@ -25186,7 +25800,7 @@
       <w:pPr>
         <w:numPr>
           <w:ilvl w:val="0"/>
-          <w:numId w:val="1033"/>
+          <w:numId w:val="1034"/>
         </w:numPr>
         <w:pStyle w:val="Compact"/>
       </w:pPr>
@@ -25208,7 +25822,7 @@
       <w:pPr>
         <w:numPr>
           <w:ilvl w:val="0"/>
-          <w:numId w:val="1033"/>
+          <w:numId w:val="1034"/>
         </w:numPr>
         <w:pStyle w:val="Compact"/>
       </w:pPr>
@@ -25273,8 +25887,8 @@
         <w:t xml:space="preserve">.</w:t>
       </w:r>
     </w:p>
-    <w:bookmarkEnd w:id="107"/>
-    <w:bookmarkStart w:id="116" w:name="a-custom-ancestry"/>
+    <w:bookmarkEnd w:id="108"/>
+    <w:bookmarkStart w:id="117" w:name="a-custom-ancestry"/>
     <w:p>
       <w:pPr>
         <w:pStyle w:val="Heading2"/>
@@ -25291,7 +25905,7 @@
         <w:t xml:space="preserve">Build it with the GM, one step at a time.</w:t>
       </w:r>
     </w:p>
-    <w:bookmarkStart w:id="108" w:name="the-concept"/>
+    <w:bookmarkStart w:id="109" w:name="the-concept"/>
     <w:p>
       <w:pPr>
         <w:pStyle w:val="Heading3"/>
@@ -25308,8 +25922,8 @@
         <w:t xml:space="preserve">Two or three sentences: where they come from, what sets them apart, and how others see them. It should be something the ancestries in this book don’t already cover.</w:t>
       </w:r>
     </w:p>
-    <w:bookmarkEnd w:id="108"/>
-    <w:bookmarkStart w:id="109" w:name="the-tier"/>
+    <w:bookmarkEnd w:id="109"/>
+    <w:bookmarkStart w:id="110" w:name="the-tier"/>
     <w:p>
       <w:pPr>
         <w:pStyle w:val="Heading3"/>
@@ -25606,8 +26220,8 @@
         <w:t xml:space="preserve">When in doubt, choose the higher tier.</w:t>
       </w:r>
     </w:p>
-    <w:bookmarkEnd w:id="109"/>
-    <w:bookmarkStart w:id="110" w:name="attribute-adjustments"/>
+    <w:bookmarkEnd w:id="110"/>
+    <w:bookmarkStart w:id="111" w:name="attribute-adjustments"/>
     <w:p>
       <w:pPr>
         <w:pStyle w:val="Heading3"/>
@@ -25653,8 +26267,8 @@
         <w:t xml:space="preserve">: a +2 needs a −2 or two −1s. The adjustments move the attribute’s base (+1 starts it at 11) and raise its starting maximum (13 plus the bonus). Most ancestries change two to four attributes.</w:t>
       </w:r>
     </w:p>
-    <w:bookmarkEnd w:id="110"/>
-    <w:bookmarkStart w:id="111" w:name="core-rules-tier-1-and-up"/>
+    <w:bookmarkEnd w:id="111"/>
+    <w:bookmarkStart w:id="112" w:name="core-rules-tier-1-and-up"/>
     <w:p>
       <w:pPr>
         <w:pStyle w:val="Heading3"/>
@@ -25671,8 +26285,8 @@
         <w:t xml:space="preserve">One to three short rules that always apply: what they can do (see in the dark, resist cold, a free Trained skill) and what it costs (a weakness, a people’s distrust, a hazard they can’t abide). A strength with no drawback is worth more than it looks, so price it a tier higher.</w:t>
       </w:r>
     </w:p>
-    <w:bookmarkEnd w:id="111"/>
-    <w:bookmarkStart w:id="112" w:name="ancestry-advantages"/>
+    <w:bookmarkEnd w:id="112"/>
+    <w:bookmarkStart w:id="113" w:name="ancestry-advantages"/>
     <w:p>
       <w:pPr>
         <w:pStyle w:val="Heading3"/>
@@ -25727,8 +26341,8 @@
         <w:t xml:space="preserve">: a problem the trait causes, with a clear trigger and a real consequence, which earns a Fortune point when it bites, like any complication. A character takes one advantage, general or ancestry, so make them distinct choices.</w:t>
       </w:r>
     </w:p>
-    <w:bookmarkEnd w:id="112"/>
-    <w:bookmarkStart w:id="113" w:name="an-alternate-form-optional-tier-2-or-3"/>
+    <w:bookmarkEnd w:id="113"/>
+    <w:bookmarkStart w:id="114" w:name="an-alternate-form-optional-tier-2-or-3"/>
     <w:p>
       <w:pPr>
         <w:pStyle w:val="Heading3"/>
@@ -25761,8 +26375,8 @@
         <w:t xml:space="preserve">apply.</w:t>
       </w:r>
     </w:p>
-    <w:bookmarkEnd w:id="113"/>
-    <w:bookmarkStart w:id="114" w:name="in-the-creator"/>
+    <w:bookmarkEnd w:id="114"/>
+    <w:bookmarkStart w:id="115" w:name="in-the-creator"/>
     <w:p>
       <w:pPr>
         <w:pStyle w:val="Heading3"/>
@@ -25775,7 +26389,7 @@
       <w:pPr>
         <w:numPr>
           <w:ilvl w:val="0"/>
-          <w:numId w:val="1034"/>
+          <w:numId w:val="1035"/>
         </w:numPr>
         <w:pStyle w:val="Compact"/>
       </w:pPr>
@@ -25803,7 +26417,7 @@
       <w:pPr>
         <w:numPr>
           <w:ilvl w:val="0"/>
-          <w:numId w:val="1034"/>
+          <w:numId w:val="1035"/>
         </w:numPr>
         <w:pStyle w:val="Compact"/>
       </w:pPr>
@@ -25815,7 +26429,7 @@
       <w:pPr>
         <w:numPr>
           <w:ilvl w:val="0"/>
-          <w:numId w:val="1034"/>
+          <w:numId w:val="1035"/>
         </w:numPr>
         <w:pStyle w:val="Compact"/>
       </w:pPr>
@@ -25843,7 +26457,7 @@
       <w:pPr>
         <w:numPr>
           <w:ilvl w:val="0"/>
-          <w:numId w:val="1034"/>
+          <w:numId w:val="1035"/>
         </w:numPr>
         <w:pStyle w:val="Compact"/>
       </w:pPr>
@@ -25867,8 +26481,8 @@
         <w:t xml:space="preserve">and enter the advantage and its companion complication.</w:t>
       </w:r>
     </w:p>
-    <w:bookmarkEnd w:id="114"/>
-    <w:bookmarkStart w:id="115" w:name="example"/>
+    <w:bookmarkEnd w:id="115"/>
+    <w:bookmarkStart w:id="116" w:name="example"/>
     <w:p>
       <w:pPr>
         <w:pStyle w:val="Heading3"/>
@@ -25973,10 +26587,10 @@
         <w:t xml:space="preserve">: villagers see the birds and bar their doors; accept the suspicion.</w:t>
       </w:r>
     </w:p>
-    <w:bookmarkEnd w:id="115"/>
     <w:bookmarkEnd w:id="116"/>
     <w:bookmarkEnd w:id="117"/>
-    <w:bookmarkStart w:id="118" w:name="complications"/>
+    <w:bookmarkEnd w:id="118"/>
+    <w:bookmarkStart w:id="119" w:name="complications"/>
     <w:p>
       <w:pPr>
         <w:pStyle w:val="Heading1"/>
@@ -26681,8 +27295,8 @@
         </w:tc>
       </w:tr>
     </w:tbl>
-    <w:bookmarkEnd w:id="118"/>
-    <w:bookmarkStart w:id="120" w:name="quick-reference"/>
+    <w:bookmarkEnd w:id="119"/>
+    <w:bookmarkStart w:id="121" w:name="quick-reference"/>
     <w:p>
       <w:pPr>
         <w:pStyle w:val="Heading1"/>
@@ -26873,7 +27487,7 @@
       <w:r>
         <w:t xml:space="preserve"> </w:t>
       </w:r>
-      <w:hyperlink r:id="rId119">
+      <w:hyperlink r:id="rId120">
         <w:r>
           <w:rPr>
             <w:rStyle w:val="Hyperlink"/>
@@ -26885,7 +27499,7 @@
         <w:t xml:space="preserve">. You may share, adapt, and use it for any purpose, including commercially, as long as you give appropriate credit to the author.</w:t>
       </w:r>
     </w:p>
-    <w:bookmarkEnd w:id="120"/>
+    <w:bookmarkEnd w:id="121"/>
     <w:sectPr/>
   </w:body>
 </w:document>
@@ -27361,6 +27975,9 @@
     <w:abstractNumId w:val="991"/>
   </w:num>
   <w:num w:numId="1033">
+    <w:abstractNumId w:val="991"/>
+  </w:num>
+  <w:num w:numId="1034">
     <w:abstractNumId w:val="99411"/>
     <w:lvlOverride w:ilvl="0">
       <w:startOverride w:val="1"/>
@@ -27390,7 +28007,7 @@
       <w:startOverride w:val="1"/>
     </w:lvlOverride>
   </w:num>
-  <w:num w:numId="1034">
+  <w:num w:numId="1035">
     <w:abstractNumId w:val="99411"/>
     <w:lvlOverride w:ilvl="0">
       <w:startOverride w:val="1"/>

--- a/legend-dynamics/site/the-shattered-crown/The_Shattered_Crown_Players_Guide.docx
+++ b/legend-dynamics/site/the-shattered-crown/The_Shattered_Crown_Players_Guide.docx
@@ -2867,6 +2867,102 @@
                 <w:sz w:val="19"/>
               </w:rPr>
               <w:t xml:space="preserve">An heirloom weapon, a master’s instruments or a fine kit: +2 to one named skill when it’s used</w:t>
+            </w:r>
+          </w:p>
+        </w:tc>
+        <w:tc>
+          <w:tcPr/>
+          <w:p>
+            <w:pPr>
+              <w:pStyle w:val="Compact"/>
+              <w:jc w:val="left"/>
+            </w:pPr>
+            <w:r>
+              <w:rPr>
+                <w:sz w:val="19"/>
+              </w:rPr>
+              <w:t xml:space="preserve">1</w:t>
+            </w:r>
+          </w:p>
+        </w:tc>
+      </w:tr>
+      <w:tr>
+        <w:tc>
+          <w:tcPr/>
+          <w:p>
+            <w:pPr>
+              <w:pStyle w:val="Compact"/>
+              <w:jc w:val="left"/>
+            </w:pPr>
+            <w:r>
+              <w:rPr>
+                <w:b/>
+                <w:sz w:val="19"/>
+              </w:rPr>
+              <w:t xml:space="preserve">Talisman</w:t>
+            </w:r>
+          </w:p>
+        </w:tc>
+        <w:tc>
+          <w:tcPr/>
+          <w:p>
+            <w:pPr>
+              <w:pStyle w:val="Compact"/>
+              <w:jc w:val="left"/>
+            </w:pPr>
+            <w:r>
+              <w:rPr>
+                <w:sz w:val="19"/>
+              </w:rPr>
+              <w:t xml:space="preserve">Start each venture with one ready talisman holding a Minor ritual agreed with the GM. Anyone can break it; it’s renewed between ventures and doesn’t count against a talisman limit.</w:t>
+            </w:r>
+          </w:p>
+        </w:tc>
+        <w:tc>
+          <w:tcPr/>
+          <w:p>
+            <w:pPr>
+              <w:pStyle w:val="Compact"/>
+              <w:jc w:val="left"/>
+            </w:pPr>
+            <w:r>
+              <w:rPr>
+                <w:sz w:val="19"/>
+              </w:rPr>
+              <w:t xml:space="preserve">1</w:t>
+            </w:r>
+          </w:p>
+        </w:tc>
+      </w:tr>
+      <w:tr>
+        <w:tc>
+          <w:tcPr/>
+          <w:p>
+            <w:pPr>
+              <w:pStyle w:val="Compact"/>
+              <w:jc w:val="left"/>
+            </w:pPr>
+            <w:r>
+              <w:rPr>
+                <w:b/>
+                <w:sz w:val="19"/>
+              </w:rPr>
+              <w:t xml:space="preserve">Enchanted heirloom</w:t>
+            </w:r>
+          </w:p>
+        </w:tc>
+        <w:tc>
+          <w:tcPr/>
+          <w:p>
+            <w:pPr>
+              <w:pStyle w:val="Compact"/>
+              <w:jc w:val="left"/>
+            </w:pPr>
+            <w:r>
+              <w:rPr>
+                <w:sz w:val="19"/>
+              </w:rPr>
+              <w:t xml:space="preserve">One item carries a lasting Significant enchantment: +2 to one use, or its hits mark one more box, or it turns one hit a fight. Sight sees it; Shatter’s Third Seal or a rite of unbinding can break it.</w:t>
             </w:r>
           </w:p>
         </w:tc>
@@ -15791,6 +15887,60 @@
       </w:r>
       <w:r>
         <w:t xml:space="preserve">Sorcerer’s Sight shows an enchantment and who made it. Shatter at its Third Seal breaks one, and so does a rite of unbinding (Significant).</w:t>
+      </w:r>
+    </w:p>
+    <w:p>
+      <w:pPr>
+        <w:numPr>
+          <w:ilvl w:val="0"/>
+          <w:numId w:val="1015"/>
+        </w:numPr>
+        <w:pStyle w:val="Compact"/>
+      </w:pPr>
+      <w:r>
+        <w:rPr>
+          <w:bCs/>
+          <w:b/>
+        </w:rPr>
+        <w:t xml:space="preserve">Born with one.</w:t>
+      </w:r>
+      <w:r>
+        <w:t xml:space="preserve"> </w:t>
+      </w:r>
+      <w:r>
+        <w:t xml:space="preserve">Two Edges bring enchantment to any character, sorcerer or not:</w:t>
+      </w:r>
+      <w:r>
+        <w:t xml:space="preserve"> </w:t>
+      </w:r>
+      <w:r>
+        <w:rPr>
+          <w:bCs/>
+          <w:b/>
+        </w:rPr>
+        <w:t xml:space="preserve">Talisman</w:t>
+      </w:r>
+      <w:r>
+        <w:t xml:space="preserve"> </w:t>
+      </w:r>
+      <w:r>
+        <w:t xml:space="preserve">(a ready talisman, renewed every venture) and</w:t>
+      </w:r>
+      <w:r>
+        <w:t xml:space="preserve"> </w:t>
+      </w:r>
+      <w:r>
+        <w:rPr>
+          <w:bCs/>
+          <w:b/>
+        </w:rPr>
+        <w:t xml:space="preserve">Enchanted heirloom</w:t>
+      </w:r>
+      <w:r>
+        <w:t xml:space="preserve"> </w:t>
+      </w:r>
+      <w:r>
+        <w:t xml:space="preserve">(an item with a lasting Significant enchantment).</w:t>
       </w:r>
     </w:p>
     <w:bookmarkEnd w:id="77"/>

--- a/legend-dynamics/site/the-shattered-crown/The_Shattered_Crown_Players_Guide.docx
+++ b/legend-dynamics/site/the-shattered-crown/The_Shattered_Crown_Players_Guide.docx
@@ -2899,6 +2899,54 @@
                 <w:b/>
                 <w:sz w:val="19"/>
               </w:rPr>
+              <w:t xml:space="preserve">Additional Defense</w:t>
+            </w:r>
+          </w:p>
+        </w:tc>
+        <w:tc>
+          <w:tcPr/>
+          <w:p>
+            <w:pPr>
+              <w:pStyle w:val="Compact"/>
+              <w:jc w:val="left"/>
+            </w:pPr>
+            <w:r>
+              <w:rPr>
+                <w:sz w:val="19"/>
+              </w:rPr>
+              <w:t xml:space="preserve">A second defense each round: Dodge, Parry or Block, in any mix</w:t>
+            </w:r>
+          </w:p>
+        </w:tc>
+        <w:tc>
+          <w:tcPr/>
+          <w:p>
+            <w:pPr>
+              <w:pStyle w:val="Compact"/>
+              <w:jc w:val="left"/>
+            </w:pPr>
+            <w:r>
+              <w:rPr>
+                <w:sz w:val="19"/>
+              </w:rPr>
+              <w:t xml:space="preserve">1</w:t>
+            </w:r>
+          </w:p>
+        </w:tc>
+      </w:tr>
+      <w:tr>
+        <w:tc>
+          <w:tcPr/>
+          <w:p>
+            <w:pPr>
+              <w:pStyle w:val="Compact"/>
+              <w:jc w:val="left"/>
+            </w:pPr>
+            <w:r>
+              <w:rPr>
+                <w:b/>
+                <w:sz w:val="19"/>
+              </w:rPr>
               <w:t xml:space="preserve">Talisman</w:t>
             </w:r>
           </w:p>
@@ -5855,7 +5903,7 @@
               <w:rPr>
                 <w:sz w:val="19"/>
               </w:rPr>
-              <w:t xml:space="preserve">+1 Dodge against attacks you can see.</w:t>
+              <w:t xml:space="preserve">+1 Dodge against attacks you can see, and +1 to Block.</w:t>
             </w:r>
           </w:p>
         </w:tc>
@@ -6670,15 +6718,176 @@
         <w:pStyle w:val="FirstParagraph"/>
       </w:pPr>
       <w:r>
-        <w:t xml:space="preserve">Roll Marksmanship for a ranged attack, Melee for a weapon in hand, or Brawling for fists and grappling. If the attack succeeds, an aware target able to move may attempt Dodge. Dodge is Agility −2, with +1 for Trained Athletics or +2 for Athletics as a Specialty or Expert. Each target gets one Dodge attempt per round. A successful Dodge cancels the hit. Apply injury penalties to Dodge.</w:t>
-      </w:r>
-    </w:p>
-    <w:p>
-      <w:pPr>
-        <w:pStyle w:val="BodyText"/>
-      </w:pPr>
-      <w:r>
-        <w:t xml:space="preserve">Solid cover blocks a shot. Partial cover imposes −2 on the attack. Weapon effects apply after a hit survives any Dodge. Success margin does not increase damage.</w:t>
+        <w:t xml:space="preserve">Roll Marksmanship for a ranged attack, Melee for a weapon in hand, or Brawling for fists and grappling. If the attack succeeds, an aware target able to move may</w:t>
+      </w:r>
+      <w:r>
+        <w:t xml:space="preserve"> </w:t>
+      </w:r>
+      <w:r>
+        <w:rPr>
+          <w:bCs/>
+          <w:b/>
+        </w:rPr>
+        <w:t xml:space="preserve">defend</w:t>
+      </w:r>
+      <w:r>
+        <w:t xml:space="preserve">: Dodge, Parry or Block. A successful defense cancels the hit. Apply injury penalties to every defense.</w:t>
+      </w:r>
+    </w:p>
+    <w:p>
+      <w:pPr>
+        <w:numPr>
+          <w:ilvl w:val="0"/>
+          <w:numId w:val="1008"/>
+        </w:numPr>
+        <w:pStyle w:val="Compact"/>
+      </w:pPr>
+      <w:r>
+        <w:rPr>
+          <w:bCs/>
+          <w:b/>
+        </w:rPr>
+        <w:t xml:space="preserve">One defense a round.</w:t>
+      </w:r>
+      <w:r>
+        <w:t xml:space="preserve"> </w:t>
+      </w:r>
+      <w:r>
+        <w:t xml:space="preserve">A target gets one defense a round, between its turns, and chooses which when an attack hits. The</w:t>
+      </w:r>
+      <w:r>
+        <w:t xml:space="preserve"> </w:t>
+      </w:r>
+      <w:r>
+        <w:rPr>
+          <w:bCs/>
+          <w:b/>
+        </w:rPr>
+        <w:t xml:space="preserve">Additional Defense</w:t>
+      </w:r>
+      <w:r>
+        <w:t xml:space="preserve"> </w:t>
+      </w:r>
+      <w:r>
+        <w:t xml:space="preserve">Edge gives a second.</w:t>
+      </w:r>
+    </w:p>
+    <w:p>
+      <w:pPr>
+        <w:numPr>
+          <w:ilvl w:val="0"/>
+          <w:numId w:val="1008"/>
+        </w:numPr>
+        <w:pStyle w:val="Compact"/>
+      </w:pPr>
+      <w:r>
+        <w:rPr>
+          <w:bCs/>
+          <w:b/>
+        </w:rPr>
+        <w:t xml:space="preserve">Dodge</w:t>
+      </w:r>
+      <w:r>
+        <w:t xml:space="preserve"> </w:t>
+      </w:r>
+      <w:r>
+        <w:t xml:space="preserve">is Agility −2, with +1 for Trained Athletics or +2 for Athletics as a Specialty or Expert.</w:t>
+      </w:r>
+    </w:p>
+    <w:p>
+      <w:pPr>
+        <w:numPr>
+          <w:ilvl w:val="0"/>
+          <w:numId w:val="1008"/>
+        </w:numPr>
+        <w:pStyle w:val="Compact"/>
+      </w:pPr>
+      <w:r>
+        <w:rPr>
+          <w:bCs/>
+          <w:b/>
+        </w:rPr>
+        <w:t xml:space="preserve">Parry.</w:t>
+      </w:r>
+      <w:r>
+        <w:t xml:space="preserve"> </w:t>
+      </w:r>
+      <w:r>
+        <w:t xml:space="preserve">Against a weapon in hand or fists, roll Melee −3 with a weapon in hand, or Brawling −3 bare-handed against fists. A second parry in the same round (with Additional Defense) is a further −2. Nobody parries a shot or a missile.</w:t>
+      </w:r>
+    </w:p>
+    <w:p>
+      <w:pPr>
+        <w:numPr>
+          <w:ilvl w:val="0"/>
+          <w:numId w:val="1008"/>
+        </w:numPr>
+        <w:pStyle w:val="Compact"/>
+      </w:pPr>
+      <w:r>
+        <w:rPr>
+          <w:bCs/>
+          <w:b/>
+        </w:rPr>
+        <w:t xml:space="preserve">Block.</w:t>
+      </w:r>
+      <w:r>
+        <w:t xml:space="preserve"> </w:t>
+      </w:r>
+      <w:r>
+        <w:t xml:space="preserve">With a shield, or anything that can stand in for one (a chair, a plank, a crate lid), you can block a weapon in hand, fists, or a thrown or loosed missile: roll Melee −2, plus the shield’s bonus. Nothing you can lift blocks a gunshot or a blast. An improvised shield breaks the first time it blocks a hit of 2 or more boxes.</w:t>
+      </w:r>
+    </w:p>
+    <w:p>
+      <w:pPr>
+        <w:numPr>
+          <w:ilvl w:val="0"/>
+          <w:numId w:val="1008"/>
+        </w:numPr>
+        <w:pStyle w:val="Compact"/>
+      </w:pPr>
+      <w:r>
+        <w:rPr>
+          <w:bCs/>
+          <w:b/>
+        </w:rPr>
+        <w:t xml:space="preserve">Attack quality.</w:t>
+      </w:r>
+      <w:r>
+        <w:t xml:space="preserve"> </w:t>
+      </w:r>
+      <w:r>
+        <w:t xml:space="preserve">A clean hit is harder to escape. When an attack succeeds by 3 or 4, the defense is at −1; by 5 or 6, −2; by 7 or more, −3.</w:t>
+      </w:r>
+    </w:p>
+    <w:p>
+      <w:pPr>
+        <w:numPr>
+          <w:ilvl w:val="0"/>
+          <w:numId w:val="1008"/>
+        </w:numPr>
+        <w:pStyle w:val="Compact"/>
+      </w:pPr>
+      <w:r>
+        <w:rPr>
+          <w:bCs/>
+          <w:b/>
+        </w:rPr>
+        <w:t xml:space="preserve">Aim.</w:t>
+      </w:r>
+      <w:r>
+        <w:t xml:space="preserve"> </w:t>
+      </w:r>
+      <w:r>
+        <w:t xml:space="preserve">Spend your action aiming at a target you can see: +1 to your next attack against it. An advantage that rewards aiming adds its bonus to this.</w:t>
+      </w:r>
+    </w:p>
+    <w:p>
+      <w:pPr>
+        <w:pStyle w:val="FirstParagraph"/>
+      </w:pPr>
+      <w:r>
+        <w:t xml:space="preserve">Solid cover blocks a shot. Partial cover imposes −2 on the attack. Weapon effects apply after a hit survives any defense. Success margin does not increase damage.</w:t>
       </w:r>
     </w:p>
     <w:bookmarkEnd w:id="51"/>
@@ -7351,7 +7560,7 @@
       <w:pPr>
         <w:numPr>
           <w:ilvl w:val="0"/>
-          <w:numId w:val="1008"/>
+          <w:numId w:val="1009"/>
         </w:numPr>
         <w:pStyle w:val="Compact"/>
       </w:pPr>
@@ -7402,7 +7611,7 @@
       <w:pPr>
         <w:numPr>
           <w:ilvl w:val="0"/>
-          <w:numId w:val="1008"/>
+          <w:numId w:val="1009"/>
         </w:numPr>
         <w:pStyle w:val="Compact"/>
       </w:pPr>
@@ -7424,7 +7633,7 @@
       <w:pPr>
         <w:numPr>
           <w:ilvl w:val="0"/>
-          <w:numId w:val="1008"/>
+          <w:numId w:val="1009"/>
         </w:numPr>
         <w:pStyle w:val="Compact"/>
       </w:pPr>
@@ -7447,7 +7656,7 @@
         <w:pStyle w:val="FirstParagraph"/>
       </w:pPr>
       <w:r>
-        <w:t xml:space="preserve">Your protection is avoiding the hit: Dodge, cover, and a Fortune point, which reduces a hit by one box.</w:t>
+        <w:t xml:space="preserve">Your protection is avoiding the hit: a defense (Dodge, Parry or Block), cover, and a Fortune point, which reduces a hit by one box.</w:t>
       </w:r>
     </w:p>
     <w:bookmarkEnd w:id="53"/>
@@ -8907,7 +9116,7 @@
       <w:pPr>
         <w:numPr>
           <w:ilvl w:val="0"/>
-          <w:numId w:val="1009"/>
+          <w:numId w:val="1010"/>
         </w:numPr>
         <w:pStyle w:val="Compact"/>
       </w:pPr>
@@ -8929,7 +9138,7 @@
       <w:pPr>
         <w:numPr>
           <w:ilvl w:val="0"/>
-          <w:numId w:val="1009"/>
+          <w:numId w:val="1010"/>
         </w:numPr>
         <w:pStyle w:val="Compact"/>
       </w:pPr>
@@ -8951,7 +9160,7 @@
       <w:pPr>
         <w:numPr>
           <w:ilvl w:val="0"/>
-          <w:numId w:val="1009"/>
+          <w:numId w:val="1010"/>
         </w:numPr>
         <w:pStyle w:val="Compact"/>
       </w:pPr>
@@ -9732,7 +9941,7 @@
       <w:pPr>
         <w:numPr>
           <w:ilvl w:val="0"/>
-          <w:numId w:val="1010"/>
+          <w:numId w:val="1011"/>
         </w:numPr>
         <w:pStyle w:val="Compact"/>
       </w:pPr>
@@ -9754,7 +9963,7 @@
       <w:pPr>
         <w:numPr>
           <w:ilvl w:val="0"/>
-          <w:numId w:val="1010"/>
+          <w:numId w:val="1011"/>
         </w:numPr>
         <w:pStyle w:val="Compact"/>
       </w:pPr>
@@ -9776,7 +9985,7 @@
       <w:pPr>
         <w:numPr>
           <w:ilvl w:val="0"/>
-          <w:numId w:val="1010"/>
+          <w:numId w:val="1011"/>
         </w:numPr>
         <w:pStyle w:val="Compact"/>
       </w:pPr>
@@ -11062,7 +11271,7 @@
       <w:pPr>
         <w:numPr>
           <w:ilvl w:val="0"/>
-          <w:numId w:val="1011"/>
+          <w:numId w:val="1012"/>
         </w:numPr>
         <w:pStyle w:val="Compact"/>
       </w:pPr>
@@ -11084,7 +11293,7 @@
       <w:pPr>
         <w:numPr>
           <w:ilvl w:val="0"/>
-          <w:numId w:val="1011"/>
+          <w:numId w:val="1012"/>
         </w:numPr>
         <w:pStyle w:val="Compact"/>
       </w:pPr>
@@ -13694,7 +13903,7 @@
       <w:pPr>
         <w:numPr>
           <w:ilvl w:val="0"/>
-          <w:numId w:val="1012"/>
+          <w:numId w:val="1013"/>
         </w:numPr>
         <w:pStyle w:val="Compact"/>
       </w:pPr>
@@ -13716,7 +13925,7 @@
       <w:pPr>
         <w:numPr>
           <w:ilvl w:val="0"/>
-          <w:numId w:val="1012"/>
+          <w:numId w:val="1013"/>
         </w:numPr>
         <w:pStyle w:val="Compact"/>
       </w:pPr>
@@ -13738,7 +13947,7 @@
       <w:pPr>
         <w:numPr>
           <w:ilvl w:val="0"/>
-          <w:numId w:val="1012"/>
+          <w:numId w:val="1013"/>
         </w:numPr>
         <w:pStyle w:val="Compact"/>
       </w:pPr>
@@ -13760,7 +13969,7 @@
       <w:pPr>
         <w:numPr>
           <w:ilvl w:val="0"/>
-          <w:numId w:val="1012"/>
+          <w:numId w:val="1013"/>
         </w:numPr>
         <w:pStyle w:val="Compact"/>
       </w:pPr>
@@ -13782,7 +13991,7 @@
       <w:pPr>
         <w:numPr>
           <w:ilvl w:val="0"/>
-          <w:numId w:val="1012"/>
+          <w:numId w:val="1013"/>
         </w:numPr>
         <w:pStyle w:val="Compact"/>
       </w:pPr>
@@ -14805,7 +15014,7 @@
       <w:pPr>
         <w:numPr>
           <w:ilvl w:val="0"/>
-          <w:numId w:val="1013"/>
+          <w:numId w:val="1014"/>
         </w:numPr>
         <w:pStyle w:val="Compact"/>
       </w:pPr>
@@ -14843,7 +15052,7 @@
       <w:pPr>
         <w:numPr>
           <w:ilvl w:val="0"/>
-          <w:numId w:val="1013"/>
+          <w:numId w:val="1014"/>
         </w:numPr>
         <w:pStyle w:val="Compact"/>
       </w:pPr>
@@ -14897,7 +15106,7 @@
       <w:pPr>
         <w:numPr>
           <w:ilvl w:val="0"/>
-          <w:numId w:val="1013"/>
+          <w:numId w:val="1014"/>
         </w:numPr>
         <w:pStyle w:val="Compact"/>
       </w:pPr>
@@ -15248,7 +15457,7 @@
       <w:pPr>
         <w:numPr>
           <w:ilvl w:val="0"/>
-          <w:numId w:val="1014"/>
+          <w:numId w:val="1015"/>
         </w:numPr>
         <w:pStyle w:val="Compact"/>
       </w:pPr>
@@ -15270,7 +15479,7 @@
       <w:pPr>
         <w:numPr>
           <w:ilvl w:val="0"/>
-          <w:numId w:val="1014"/>
+          <w:numId w:val="1015"/>
         </w:numPr>
         <w:pStyle w:val="Compact"/>
       </w:pPr>
@@ -15292,7 +15501,7 @@
       <w:pPr>
         <w:numPr>
           <w:ilvl w:val="0"/>
-          <w:numId w:val="1014"/>
+          <w:numId w:val="1015"/>
         </w:numPr>
         <w:pStyle w:val="Compact"/>
       </w:pPr>
@@ -15792,7 +16001,7 @@
       <w:pPr>
         <w:numPr>
           <w:ilvl w:val="0"/>
-          <w:numId w:val="1015"/>
+          <w:numId w:val="1016"/>
         </w:numPr>
         <w:pStyle w:val="Compact"/>
       </w:pPr>
@@ -15814,7 +16023,7 @@
       <w:pPr>
         <w:numPr>
           <w:ilvl w:val="0"/>
-          <w:numId w:val="1015"/>
+          <w:numId w:val="1016"/>
         </w:numPr>
         <w:pStyle w:val="Compact"/>
       </w:pPr>
@@ -15849,7 +16058,7 @@
       <w:pPr>
         <w:numPr>
           <w:ilvl w:val="0"/>
-          <w:numId w:val="1015"/>
+          <w:numId w:val="1016"/>
         </w:numPr>
         <w:pStyle w:val="Compact"/>
       </w:pPr>
@@ -15871,7 +16080,7 @@
       <w:pPr>
         <w:numPr>
           <w:ilvl w:val="0"/>
-          <w:numId w:val="1015"/>
+          <w:numId w:val="1016"/>
         </w:numPr>
         <w:pStyle w:val="Compact"/>
       </w:pPr>
@@ -15893,7 +16102,7 @@
       <w:pPr>
         <w:numPr>
           <w:ilvl w:val="0"/>
-          <w:numId w:val="1015"/>
+          <w:numId w:val="1016"/>
         </w:numPr>
         <w:pStyle w:val="Compact"/>
       </w:pPr>
@@ -16387,7 +16596,7 @@
       <w:pPr>
         <w:numPr>
           <w:ilvl w:val="0"/>
-          <w:numId w:val="1016"/>
+          <w:numId w:val="1017"/>
         </w:numPr>
         <w:pStyle w:val="Compact"/>
       </w:pPr>
@@ -16432,141 +16641,6 @@
       </w:r>
       <w:r>
         <w:t xml:space="preserve">.</w:t>
-      </w:r>
-    </w:p>
-    <w:p>
-      <w:pPr>
-        <w:numPr>
-          <w:ilvl w:val="0"/>
-          <w:numId w:val="1016"/>
-        </w:numPr>
-        <w:pStyle w:val="Compact"/>
-      </w:pPr>
-      <w:r>
-        <w:rPr>
-          <w:bCs/>
-          <w:b/>
-        </w:rPr>
-        <w:t xml:space="preserve">The Frozen North.</w:t>
-      </w:r>
-      <w:r>
-        <w:t xml:space="preserve"> </w:t>
-      </w:r>
-      <w:r>
-        <w:t xml:space="preserve">Clans, longships and giants’ graves. Northlanders raid south every summer and trade every winter.</w:t>
-      </w:r>
-    </w:p>
-    <w:p>
-      <w:pPr>
-        <w:numPr>
-          <w:ilvl w:val="0"/>
-          <w:numId w:val="1016"/>
-        </w:numPr>
-        <w:pStyle w:val="Compact"/>
-      </w:pPr>
-      <w:r>
-        <w:rPr>
-          <w:bCs/>
-          <w:b/>
-        </w:rPr>
-        <w:t xml:space="preserve">The Burning Sands.</w:t>
-      </w:r>
-      <w:r>
-        <w:t xml:space="preserve"> </w:t>
-      </w:r>
-      <w:r>
-        <w:t xml:space="preserve">Nomads, caravan cities and buried temples of the</w:t>
-      </w:r>
-      <w:r>
-        <w:t xml:space="preserve"> </w:t>
-      </w:r>
-      <w:r>
-        <w:rPr>
-          <w:bCs/>
-          <w:b/>
-        </w:rPr>
-        <w:t xml:space="preserve">serpent kings</w:t>
-      </w:r>
-      <w:r>
-        <w:t xml:space="preserve"> </w:t>
-      </w:r>
-      <w:r>
-        <w:t xml:space="preserve">who ruled before humans.</w:t>
-      </w:r>
-    </w:p>
-    <w:p>
-      <w:pPr>
-        <w:numPr>
-          <w:ilvl w:val="0"/>
-          <w:numId w:val="1016"/>
-        </w:numPr>
-        <w:pStyle w:val="Compact"/>
-      </w:pPr>
-      <w:r>
-        <w:rPr>
-          <w:bCs/>
-          <w:b/>
-        </w:rPr>
-        <w:t xml:space="preserve">The Shattered Isles.</w:t>
-      </w:r>
-      <w:r>
-        <w:t xml:space="preserve"> </w:t>
-      </w:r>
-      <w:r>
-        <w:t xml:space="preserve">Corsair havens, sea-witches and sunken ruins; the Islanders’ free captains answer to no one.</w:t>
-      </w:r>
-    </w:p>
-    <w:p>
-      <w:pPr>
-        <w:numPr>
-          <w:ilvl w:val="0"/>
-          <w:numId w:val="1016"/>
-        </w:numPr>
-        <w:pStyle w:val="Compact"/>
-      </w:pPr>
-      <w:r>
-        <w:rPr>
-          <w:bCs/>
-          <w:b/>
-        </w:rPr>
-        <w:t xml:space="preserve">The Deeps.</w:t>
-      </w:r>
-      <w:r>
-        <w:t xml:space="preserve"> </w:t>
-      </w:r>
-      <w:r>
-        <w:t xml:space="preserve">Deepkin cities beneath the mountains, and below them, older things that dream.</w:t>
-      </w:r>
-    </w:p>
-    <w:p>
-      <w:pPr>
-        <w:numPr>
-          <w:ilvl w:val="0"/>
-          <w:numId w:val="1016"/>
-        </w:numPr>
-        <w:pStyle w:val="Compact"/>
-      </w:pPr>
-      <w:r>
-        <w:rPr>
-          <w:bCs/>
-          <w:b/>
-        </w:rPr>
-        <w:t xml:space="preserve">The Ashlands.</w:t>
-      </w:r>
-      <w:r>
-        <w:t xml:space="preserve"> </w:t>
-      </w:r>
-      <w:r>
-        <w:t xml:space="preserve">The empire’s blasted center, where the Crown broke. Nothing grows; shards and madmen are found there.</w:t>
-      </w:r>
-    </w:p>
-    <w:bookmarkStart w:id="81" w:name="powers"/>
-    <w:p>
-      <w:pPr>
-        <w:pStyle w:val="Heading2"/>
-      </w:pPr>
-      <w:r>
-        <w:t xml:space="preserve">Powers</w:t>
       </w:r>
     </w:p>
     <w:p>
@@ -16582,13 +16656,13 @@
           <w:bCs/>
           <w:b/>
         </w:rPr>
-        <w:t xml:space="preserve">The Crown shards.</w:t>
-      </w:r>
-      <w:r>
-        <w:t xml:space="preserve"> </w:t>
-      </w:r>
-      <w:r>
-        <w:t xml:space="preserve">Nine in all; four are held by known rulers, three are lost, and two are rumors. Each grants one great power and whispers to its bearer.</w:t>
+        <w:t xml:space="preserve">The Frozen North.</w:t>
+      </w:r>
+      <w:r>
+        <w:t xml:space="preserve"> </w:t>
+      </w:r>
+      <w:r>
+        <w:t xml:space="preserve">Clans, longships and giants’ graves. Northlanders raid south every summer and trade every winter.</w:t>
       </w:r>
     </w:p>
     <w:p>
@@ -16604,13 +16678,29 @@
           <w:bCs/>
           <w:b/>
         </w:rPr>
-        <w:t xml:space="preserve">The sorcerer-princes.</w:t>
-      </w:r>
-      <w:r>
-        <w:t xml:space="preserve"> </w:t>
-      </w:r>
-      <w:r>
-        <w:t xml:space="preserve">Rulers who bought their thrones with sorcery and keep them with fear.</w:t>
+        <w:t xml:space="preserve">The Burning Sands.</w:t>
+      </w:r>
+      <w:r>
+        <w:t xml:space="preserve"> </w:t>
+      </w:r>
+      <w:r>
+        <w:t xml:space="preserve">Nomads, caravan cities and buried temples of the</w:t>
+      </w:r>
+      <w:r>
+        <w:t xml:space="preserve"> </w:t>
+      </w:r>
+      <w:r>
+        <w:rPr>
+          <w:bCs/>
+          <w:b/>
+        </w:rPr>
+        <w:t xml:space="preserve">serpent kings</w:t>
+      </w:r>
+      <w:r>
+        <w:t xml:space="preserve"> </w:t>
+      </w:r>
+      <w:r>
+        <w:t xml:space="preserve">who ruled before humans.</w:t>
       </w:r>
     </w:p>
     <w:p>
@@ -16626,13 +16716,13 @@
           <w:bCs/>
           <w:b/>
         </w:rPr>
-        <w:t xml:space="preserve">The merchant princes.</w:t>
-      </w:r>
-      <w:r>
-        <w:t xml:space="preserve"> </w:t>
-      </w:r>
-      <w:r>
-        <w:t xml:space="preserve">Gold rules the Gilded Cities more than any king.</w:t>
+        <w:t xml:space="preserve">The Shattered Isles.</w:t>
+      </w:r>
+      <w:r>
+        <w:t xml:space="preserve"> </w:t>
+      </w:r>
+      <w:r>
+        <w:t xml:space="preserve">Corsair havens, sea-witches and sunken ruins; the Islanders’ free captains answer to no one.</w:t>
       </w:r>
     </w:p>
     <w:p>
@@ -16648,13 +16738,13 @@
           <w:bCs/>
           <w:b/>
         </w:rPr>
-        <w:t xml:space="preserve">The Cult of the Burning God.</w:t>
-      </w:r>
-      <w:r>
-        <w:t xml:space="preserve"> </w:t>
-      </w:r>
-      <w:r>
-        <w:t xml:space="preserve">Zealots who burn sorcerers, and sometimes their neighbors.</w:t>
+        <w:t xml:space="preserve">The Deeps.</w:t>
+      </w:r>
+      <w:r>
+        <w:t xml:space="preserve"> </w:t>
+      </w:r>
+      <w:r>
+        <w:t xml:space="preserve">Deepkin cities beneath the mountains, and below them, older things that dream.</w:t>
       </w:r>
     </w:p>
     <w:p>
@@ -16670,20 +16760,139 @@
           <w:bCs/>
           <w:b/>
         </w:rPr>
-        <w:t xml:space="preserve">The Iron Company and its rivals.</w:t>
-      </w:r>
-      <w:r>
-        <w:t xml:space="preserve"> </w:t>
-      </w:r>
-      <w:r>
-        <w:t xml:space="preserve">Mercenary companies who decide most wars, for a price.</w:t>
+        <w:t xml:space="preserve">The Ashlands.</w:t>
+      </w:r>
+      <w:r>
+        <w:t xml:space="preserve"> </w:t>
+      </w:r>
+      <w:r>
+        <w:t xml:space="preserve">The empire’s blasted center, where the Crown broke. Nothing grows; shards and madmen are found there.</w:t>
+      </w:r>
+    </w:p>
+    <w:bookmarkStart w:id="81" w:name="powers"/>
+    <w:p>
+      <w:pPr>
+        <w:pStyle w:val="Heading2"/>
+      </w:pPr>
+      <w:r>
+        <w:t xml:space="preserve">Powers</w:t>
       </w:r>
     </w:p>
     <w:p>
       <w:pPr>
         <w:numPr>
           <w:ilvl w:val="0"/>
-          <w:numId w:val="1017"/>
+          <w:numId w:val="1018"/>
+        </w:numPr>
+        <w:pStyle w:val="Compact"/>
+      </w:pPr>
+      <w:r>
+        <w:rPr>
+          <w:bCs/>
+          <w:b/>
+        </w:rPr>
+        <w:t xml:space="preserve">The Crown shards.</w:t>
+      </w:r>
+      <w:r>
+        <w:t xml:space="preserve"> </w:t>
+      </w:r>
+      <w:r>
+        <w:t xml:space="preserve">Nine in all; four are held by known rulers, three are lost, and two are rumors. Each grants one great power and whispers to its bearer.</w:t>
+      </w:r>
+    </w:p>
+    <w:p>
+      <w:pPr>
+        <w:numPr>
+          <w:ilvl w:val="0"/>
+          <w:numId w:val="1018"/>
+        </w:numPr>
+        <w:pStyle w:val="Compact"/>
+      </w:pPr>
+      <w:r>
+        <w:rPr>
+          <w:bCs/>
+          <w:b/>
+        </w:rPr>
+        <w:t xml:space="preserve">The sorcerer-princes.</w:t>
+      </w:r>
+      <w:r>
+        <w:t xml:space="preserve"> </w:t>
+      </w:r>
+      <w:r>
+        <w:t xml:space="preserve">Rulers who bought their thrones with sorcery and keep them with fear.</w:t>
+      </w:r>
+    </w:p>
+    <w:p>
+      <w:pPr>
+        <w:numPr>
+          <w:ilvl w:val="0"/>
+          <w:numId w:val="1018"/>
+        </w:numPr>
+        <w:pStyle w:val="Compact"/>
+      </w:pPr>
+      <w:r>
+        <w:rPr>
+          <w:bCs/>
+          <w:b/>
+        </w:rPr>
+        <w:t xml:space="preserve">The merchant princes.</w:t>
+      </w:r>
+      <w:r>
+        <w:t xml:space="preserve"> </w:t>
+      </w:r>
+      <w:r>
+        <w:t xml:space="preserve">Gold rules the Gilded Cities more than any king.</w:t>
+      </w:r>
+    </w:p>
+    <w:p>
+      <w:pPr>
+        <w:numPr>
+          <w:ilvl w:val="0"/>
+          <w:numId w:val="1018"/>
+        </w:numPr>
+        <w:pStyle w:val="Compact"/>
+      </w:pPr>
+      <w:r>
+        <w:rPr>
+          <w:bCs/>
+          <w:b/>
+        </w:rPr>
+        <w:t xml:space="preserve">The Cult of the Burning God.</w:t>
+      </w:r>
+      <w:r>
+        <w:t xml:space="preserve"> </w:t>
+      </w:r>
+      <w:r>
+        <w:t xml:space="preserve">Zealots who burn sorcerers, and sometimes their neighbors.</w:t>
+      </w:r>
+    </w:p>
+    <w:p>
+      <w:pPr>
+        <w:numPr>
+          <w:ilvl w:val="0"/>
+          <w:numId w:val="1018"/>
+        </w:numPr>
+        <w:pStyle w:val="Compact"/>
+      </w:pPr>
+      <w:r>
+        <w:rPr>
+          <w:bCs/>
+          <w:b/>
+        </w:rPr>
+        <w:t xml:space="preserve">The Iron Company and its rivals.</w:t>
+      </w:r>
+      <w:r>
+        <w:t xml:space="preserve"> </w:t>
+      </w:r>
+      <w:r>
+        <w:t xml:space="preserve">Mercenary companies who decide most wars, for a price.</w:t>
+      </w:r>
+    </w:p>
+    <w:p>
+      <w:pPr>
+        <w:numPr>
+          <w:ilvl w:val="0"/>
+          <w:numId w:val="1018"/>
         </w:numPr>
         <w:pStyle w:val="Compact"/>
       </w:pPr>
@@ -18130,7 +18339,7 @@
       <w:pPr>
         <w:numPr>
           <w:ilvl w:val="0"/>
-          <w:numId w:val="1018"/>
+          <w:numId w:val="1019"/>
         </w:numPr>
         <w:pStyle w:val="Compact"/>
       </w:pPr>
@@ -18162,154 +18371,6 @@
       </w:r>
       <w:r>
         <w:t xml:space="preserve">12.</w:t>
-      </w:r>
-    </w:p>
-    <w:p>
-      <w:pPr>
-        <w:numPr>
-          <w:ilvl w:val="0"/>
-          <w:numId w:val="1018"/>
-        </w:numPr>
-        <w:pStyle w:val="Compact"/>
-      </w:pPr>
-      <w:r>
-        <w:rPr>
-          <w:bCs/>
-          <w:b/>
-        </w:rPr>
-        <w:t xml:space="preserve">Skills:</w:t>
-      </w:r>
-      <w:r>
-        <w:t xml:space="preserve"> </w:t>
-      </w:r>
-      <w:r>
-        <w:t xml:space="preserve">Thievery 18 (Expert). Trained: Stealth 14, Deception 13, Persuasion 13, Athletics 12, Craft 12, Investigation 12, Melee 12, Read People 10.</w:t>
-      </w:r>
-    </w:p>
-    <w:p>
-      <w:pPr>
-        <w:numPr>
-          <w:ilvl w:val="0"/>
-          <w:numId w:val="1018"/>
-        </w:numPr>
-        <w:pStyle w:val="Compact"/>
-      </w:pPr>
-      <w:r>
-        <w:rPr>
-          <w:bCs/>
-          <w:b/>
-        </w:rPr>
-        <w:t xml:space="preserve">Edges:</w:t>
-      </w:r>
-      <w:r>
-        <w:t xml:space="preserve"> </w:t>
-      </w:r>
-      <w:r>
-        <w:t xml:space="preserve">+1 attribute point, Extra Trained skill, A friend; a friend: Old Marrow, a fence in the Gilded Cities who buys anything and asks nothing.</w:t>
-      </w:r>
-    </w:p>
-    <w:p>
-      <w:pPr>
-        <w:numPr>
-          <w:ilvl w:val="0"/>
-          <w:numId w:val="1018"/>
-        </w:numPr>
-        <w:pStyle w:val="Compact"/>
-      </w:pPr>
-      <w:r>
-        <w:rPr>
-          <w:bCs/>
-          <w:b/>
-        </w:rPr>
-        <w:t xml:space="preserve">Advantage:</w:t>
-      </w:r>
-      <w:r>
-        <w:t xml:space="preserve"> </w:t>
-      </w:r>
-      <w:r>
-        <w:t xml:space="preserve">Lockbreaker.</w:t>
-      </w:r>
-      <w:r>
-        <w:t xml:space="preserve"> </w:t>
-      </w:r>
-      <w:r>
-        <w:rPr>
-          <w:bCs/>
-          <w:b/>
-        </w:rPr>
-        <w:t xml:space="preserve">Complication:</w:t>
-      </w:r>
-      <w:r>
-        <w:t xml:space="preserve"> </w:t>
-      </w:r>
-      <w:r>
-        <w:t xml:space="preserve">Keeper of a Secret; trigger: a powerful figure asks what you know.</w:t>
-      </w:r>
-    </w:p>
-    <w:p>
-      <w:pPr>
-        <w:numPr>
-          <w:ilvl w:val="0"/>
-          <w:numId w:val="1018"/>
-        </w:numPr>
-        <w:pStyle w:val="Compact"/>
-      </w:pPr>
-      <w:r>
-        <w:rPr>
-          <w:bCs/>
-          <w:b/>
-        </w:rPr>
-        <w:t xml:space="preserve">What drives me:</w:t>
-      </w:r>
-      <w:r>
-        <w:t xml:space="preserve"> </w:t>
-      </w:r>
-      <w:r>
-        <w:t xml:space="preserve">Gold, and plenty of it. Everything else follows.</w:t>
-      </w:r>
-      <w:r>
-        <w:t xml:space="preserve"> </w:t>
-      </w:r>
-      <w:r>
-        <w:rPr>
-          <w:bCs/>
-          <w:b/>
-        </w:rPr>
-        <w:t xml:space="preserve">Connection:</w:t>
-      </w:r>
-      <w:r>
-        <w:t xml:space="preserve"> </w:t>
-      </w:r>
-      <w:r>
-        <w:t xml:space="preserve">Cinder was paid to kill her and didn’t. Neither of them has said why.</w:t>
-      </w:r>
-    </w:p>
-    <w:bookmarkEnd w:id="84"/>
-    <w:bookmarkStart w:id="85" w:name="ithrann"/>
-    <w:p>
-      <w:pPr>
-        <w:pStyle w:val="Heading2"/>
-      </w:pPr>
-      <w:r>
-        <w:t xml:space="preserve">Ithrann</w:t>
-      </w:r>
-    </w:p>
-    <w:p>
-      <w:pPr>
-        <w:pStyle w:val="FirstParagraph"/>
-      </w:pPr>
-      <w:r>
-        <w:rPr>
-          <w:iCs/>
-          <w:i/>
-        </w:rPr>
-        <w:t xml:space="preserve">Last scholar of Ssa’keth, Sorcerer. Serpent-kin (tier 2).</w:t>
-      </w:r>
-      <w:r>
-        <w:t xml:space="preserve"> </w:t>
-      </w:r>
-      <w:r>
-        <w:t xml:space="preserve">Keeper of a drowned serpent temple’s memory, searching the human kingdoms for its lost library.</w:t>
       </w:r>
     </w:p>
     <w:p>
@@ -18325,29 +18386,13 @@
           <w:bCs/>
           <w:b/>
         </w:rPr>
-        <w:t xml:space="preserve">Attributes:</w:t>
-      </w:r>
-      <w:r>
-        <w:t xml:space="preserve"> </w:t>
-      </w:r>
-      <w:r>
-        <w:t xml:space="preserve">Body 9, Agility 12, Intellect 13, Presence 9, Will 13.</w:t>
-      </w:r>
-      <w:r>
-        <w:t xml:space="preserve"> </w:t>
-      </w:r>
-      <w:r>
-        <w:rPr>
-          <w:bCs/>
-          <w:b/>
-        </w:rPr>
-        <w:t xml:space="preserve">Dodge</w:t>
-      </w:r>
-      <w:r>
-        <w:t xml:space="preserve"> </w:t>
-      </w:r>
-      <w:r>
-        <w:t xml:space="preserve">11.</w:t>
+        <w:t xml:space="preserve">Skills:</w:t>
+      </w:r>
+      <w:r>
+        <w:t xml:space="preserve"> </w:t>
+      </w:r>
+      <w:r>
+        <w:t xml:space="preserve">Thievery 18 (Expert). Trained: Stealth 14, Deception 13, Persuasion 13, Athletics 12, Craft 12, Investigation 12, Melee 12, Read People 10.</w:t>
       </w:r>
     </w:p>
     <w:p>
@@ -18363,13 +18408,13 @@
           <w:bCs/>
           <w:b/>
         </w:rPr>
-        <w:t xml:space="preserve">Skills:</w:t>
-      </w:r>
-      <w:r>
-        <w:t xml:space="preserve"> </w:t>
-      </w:r>
-      <w:r>
-        <w:t xml:space="preserve">Sorcery 16 (Specialty). Trained: Healing 14, Investigation 14, Lore 14, Read People 14, Survival 14, Stealth 13, Athletics 10, Deception 10, Persuasion 10.</w:t>
+        <w:t xml:space="preserve">Edges:</w:t>
+      </w:r>
+      <w:r>
+        <w:t xml:space="preserve"> </w:t>
+      </w:r>
+      <w:r>
+        <w:t xml:space="preserve">+1 attribute point, Extra Trained skill, A friend; a friend: Old Marrow, a fence in the Gilded Cities who buys anything and asks nothing.</w:t>
       </w:r>
     </w:p>
     <w:p>
@@ -18385,13 +18430,29 @@
           <w:bCs/>
           <w:b/>
         </w:rPr>
-        <w:t xml:space="preserve">Edges:</w:t>
-      </w:r>
-      <w:r>
-        <w:t xml:space="preserve"> </w:t>
-      </w:r>
-      <w:r>
-        <w:t xml:space="preserve">+1 attribute point.</w:t>
+        <w:t xml:space="preserve">Advantage:</w:t>
+      </w:r>
+      <w:r>
+        <w:t xml:space="preserve"> </w:t>
+      </w:r>
+      <w:r>
+        <w:t xml:space="preserve">Lockbreaker.</w:t>
+      </w:r>
+      <w:r>
+        <w:t xml:space="preserve"> </w:t>
+      </w:r>
+      <w:r>
+        <w:rPr>
+          <w:bCs/>
+          <w:b/>
+        </w:rPr>
+        <w:t xml:space="preserve">Complication:</w:t>
+      </w:r>
+      <w:r>
+        <w:t xml:space="preserve"> </w:t>
+      </w:r>
+      <w:r>
+        <w:t xml:space="preserve">Keeper of a Secret; trigger: a powerful figure asks what you know.</w:t>
       </w:r>
     </w:p>
     <w:p>
@@ -18407,13 +18468,13 @@
           <w:bCs/>
           <w:b/>
         </w:rPr>
-        <w:t xml:space="preserve">Advantage:</w:t>
-      </w:r>
-      <w:r>
-        <w:t xml:space="preserve"> </w:t>
-      </w:r>
-      <w:r>
-        <w:t xml:space="preserve">Venom (ancestry; companion: Hated Blood).</w:t>
+        <w:t xml:space="preserve">What drives me:</w:t>
+      </w:r>
+      <w:r>
+        <w:t xml:space="preserve"> </w:t>
+      </w:r>
+      <w:r>
+        <w:t xml:space="preserve">Gold, and plenty of it. Everything else follows.</w:t>
       </w:r>
       <w:r>
         <w:t xml:space="preserve"> </w:t>
@@ -18423,61 +18484,23 @@
           <w:bCs/>
           <w:b/>
         </w:rPr>
-        <w:t xml:space="preserve">Complication:</w:t>
-      </w:r>
-      <w:r>
-        <w:t xml:space="preserve"> </w:t>
-      </w:r>
-      <w:r>
-        <w:t xml:space="preserve">Outcast; trigger: someone recognizes your exile mark.</w:t>
-      </w:r>
-    </w:p>
-    <w:p>
-      <w:pPr>
-        <w:numPr>
-          <w:ilvl w:val="0"/>
-          <w:numId w:val="1019"/>
-        </w:numPr>
-        <w:pStyle w:val="Compact"/>
-      </w:pPr>
-      <w:r>
-        <w:rPr>
-          <w:bCs/>
-          <w:b/>
-        </w:rPr>
-        <w:t xml:space="preserve">What drives me:</w:t>
-      </w:r>
-      <w:r>
-        <w:t xml:space="preserve"> </w:t>
-      </w:r>
-      <w:r>
-        <w:t xml:space="preserve">The old empire’s secrets are out there. I will read them.</w:t>
-      </w:r>
-      <w:r>
-        <w:t xml:space="preserve"> </w:t>
-      </w:r>
-      <w:r>
-        <w:rPr>
-          <w:bCs/>
-          <w:b/>
-        </w:rPr>
         <w:t xml:space="preserve">Connection:</w:t>
       </w:r>
       <w:r>
         <w:t xml:space="preserve"> </w:t>
       </w:r>
       <w:r>
-        <w:t xml:space="preserve">Oren Sael shelters Ithrann at his shrine when no inn will take a serpent-kin.</w:t>
-      </w:r>
-    </w:p>
-    <w:bookmarkEnd w:id="85"/>
-    <w:bookmarkStart w:id="86" w:name="nyx"/>
+        <w:t xml:space="preserve">Cinder was paid to kill her and didn’t. Neither of them has said why.</w:t>
+      </w:r>
+    </w:p>
+    <w:bookmarkEnd w:id="84"/>
+    <w:bookmarkStart w:id="85" w:name="ithrann"/>
     <w:p>
       <w:pPr>
         <w:pStyle w:val="Heading2"/>
       </w:pPr>
       <w:r>
-        <w:t xml:space="preserve">Nyx</w:t>
+        <w:t xml:space="preserve">Ithrann</w:t>
       </w:r>
     </w:p>
     <w:p>
@@ -18489,13 +18512,13 @@
           <w:iCs/>
           <w:i/>
         </w:rPr>
-        <w:t xml:space="preserve">Hedge-witch, Witch. Witch-blooded (tier 1).</w:t>
-      </w:r>
-      <w:r>
-        <w:t xml:space="preserve"> </w:t>
-      </w:r>
-      <w:r>
-        <w:t xml:space="preserve">Run out of her village with stones and torches; sells cures and curses to whoever pays.</w:t>
+        <w:t xml:space="preserve">Last scholar of Ssa’keth, Sorcerer. Serpent-kin (tier 2).</w:t>
+      </w:r>
+      <w:r>
+        <w:t xml:space="preserve"> </w:t>
+      </w:r>
+      <w:r>
+        <w:t xml:space="preserve">Keeper of a drowned serpent temple’s memory, searching the human kingdoms for its lost library.</w:t>
       </w:r>
     </w:p>
     <w:p>
@@ -18517,7 +18540,7 @@
         <w:t xml:space="preserve"> </w:t>
       </w:r>
       <w:r>
-        <w:t xml:space="preserve">Body 9, Agility 11, Intellect 11, Presence 11, Will 13.</w:t>
+        <w:t xml:space="preserve">Body 9, Agility 12, Intellect 13, Presence 9, Will 13.</w:t>
       </w:r>
       <w:r>
         <w:t xml:space="preserve"> </w:t>
@@ -18533,7 +18556,7 @@
         <w:t xml:space="preserve"> </w:t>
       </w:r>
       <w:r>
-        <w:t xml:space="preserve">10.</w:t>
+        <w:t xml:space="preserve">11.</w:t>
       </w:r>
     </w:p>
     <w:p>
@@ -18555,7 +18578,7 @@
         <w:t xml:space="preserve"> </w:t>
       </w:r>
       <w:r>
-        <w:t xml:space="preserve">Sorcery 16 (Specialty). Trained: Read People 14, Survival 14, Craft 12, Deception 12, Healing 12, Lore 12, Persuasion 12, Stealth 12, Tracking 12, Athletics 10.</w:t>
+        <w:t xml:space="preserve">Sorcery 16 (Specialty). Trained: Healing 14, Investigation 14, Lore 14, Read People 14, Survival 14, Stealth 13, Athletics 10, Deception 10, Persuasion 10.</w:t>
       </w:r>
     </w:p>
     <w:p>
@@ -18577,7 +18600,7 @@
         <w:t xml:space="preserve"> </w:t>
       </w:r>
       <w:r>
-        <w:t xml:space="preserve">Extra Trained skill, Extra Fortune.</w:t>
+        <w:t xml:space="preserve">+1 attribute point.</w:t>
       </w:r>
     </w:p>
     <w:p>
@@ -18599,7 +18622,7 @@
         <w:t xml:space="preserve"> </w:t>
       </w:r>
       <w:r>
-        <w:t xml:space="preserve">Herb-Wise.</w:t>
+        <w:t xml:space="preserve">Venom (ancestry; companion: Hated Blood).</w:t>
       </w:r>
       <w:r>
         <w:t xml:space="preserve"> </w:t>
@@ -18615,7 +18638,7 @@
         <w:t xml:space="preserve"> </w:t>
       </w:r>
       <w:r>
-        <w:t xml:space="preserve">Debt to a Sorcerer; trigger: a raven arrives with a sealed message.</w:t>
+        <w:t xml:space="preserve">Outcast; trigger: someone recognizes your exile mark.</w:t>
       </w:r>
     </w:p>
     <w:p>
@@ -18637,7 +18660,7 @@
         <w:t xml:space="preserve"> </w:t>
       </w:r>
       <w:r>
-        <w:t xml:space="preserve">Every day alive is a victory. I mean to have more of them.</w:t>
+        <w:t xml:space="preserve">The old empire’s secrets are out there. I will read them.</w:t>
       </w:r>
       <w:r>
         <w:t xml:space="preserve"> </w:t>
@@ -18653,17 +18676,17 @@
         <w:t xml:space="preserve"> </w:t>
       </w:r>
       <w:r>
-        <w:t xml:space="preserve">Gorrum carried her out of the burning village. He says he was just passing.</w:t>
-      </w:r>
-    </w:p>
-    <w:bookmarkEnd w:id="86"/>
-    <w:bookmarkStart w:id="87" w:name="gorrum-ironjaw"/>
+        <w:t xml:space="preserve">Oren Sael shelters Ithrann at his shrine when no inn will take a serpent-kin.</w:t>
+      </w:r>
+    </w:p>
+    <w:bookmarkEnd w:id="85"/>
+    <w:bookmarkStart w:id="86" w:name="nyx"/>
     <w:p>
       <w:pPr>
         <w:pStyle w:val="Heading2"/>
       </w:pPr>
       <w:r>
-        <w:t xml:space="preserve">Gorrum Ironjaw</w:t>
+        <w:t xml:space="preserve">Nyx</w:t>
       </w:r>
     </w:p>
     <w:p>
@@ -18675,13 +18698,13 @@
           <w:iCs/>
           <w:i/>
         </w:rPr>
-        <w:t xml:space="preserve">Sergeant of the Iron Company, Sellsword. Giant-blooded (tier 2).</w:t>
-      </w:r>
-      <w:r>
-        <w:t xml:space="preserve"> </w:t>
-      </w:r>
-      <w:r>
-        <w:t xml:space="preserve">Twenty years with the Iron Company, a wheel-lock pistol he calls Thunder, and a soft spot for strays.</w:t>
+        <w:t xml:space="preserve">Hedge-witch, Witch. Witch-blooded (tier 1).</w:t>
+      </w:r>
+      <w:r>
+        <w:t xml:space="preserve"> </w:t>
+      </w:r>
+      <w:r>
+        <w:t xml:space="preserve">Run out of her village with stones and torches; sells cures and curses to whoever pays.</w:t>
       </w:r>
     </w:p>
     <w:p>
@@ -18703,7 +18726,7 @@
         <w:t xml:space="preserve"> </w:t>
       </w:r>
       <w:r>
-        <w:t xml:space="preserve">Body 15, Agility 10, Intellect 9, Presence 10, Will 11.</w:t>
+        <w:t xml:space="preserve">Body 9, Agility 11, Intellect 11, Presence 11, Will 13.</w:t>
       </w:r>
       <w:r>
         <w:t xml:space="preserve"> </w:t>
@@ -18719,7 +18742,7 @@
         <w:t xml:space="preserve"> </w:t>
       </w:r>
       <w:r>
-        <w:t xml:space="preserve">9.</w:t>
+        <w:t xml:space="preserve">10.</w:t>
       </w:r>
     </w:p>
     <w:p>
@@ -18741,7 +18764,7 @@
         <w:t xml:space="preserve"> </w:t>
       </w:r>
       <w:r>
-        <w:t xml:space="preserve">Melee 18 (Specialty). Trained: Athletics 16, Brawling 16, Read People 12, Survival 12, Leadership 11, Marksmanship 11, Persuasion 11, Riding 11, Healing 10.</w:t>
+        <w:t xml:space="preserve">Sorcery 16 (Specialty). Trained: Read People 14, Survival 14, Craft 12, Deception 12, Healing 12, Lore 12, Persuasion 12, Stealth 12, Tracking 12, Athletics 10.</w:t>
       </w:r>
     </w:p>
     <w:p>
@@ -18763,7 +18786,7 @@
         <w:t xml:space="preserve"> </w:t>
       </w:r>
       <w:r>
-        <w:t xml:space="preserve">Second advantage; second advantage: Shield-Wall.</w:t>
+        <w:t xml:space="preserve">Extra Trained skill, Extra Fortune.</w:t>
       </w:r>
     </w:p>
     <w:p>
@@ -18785,7 +18808,7 @@
         <w:t xml:space="preserve"> </w:t>
       </w:r>
       <w:r>
-        <w:t xml:space="preserve">Battle-Hardened.</w:t>
+        <w:t xml:space="preserve">Herb-Wise.</w:t>
       </w:r>
       <w:r>
         <w:t xml:space="preserve"> </w:t>
@@ -18801,7 +18824,7 @@
         <w:t xml:space="preserve"> </w:t>
       </w:r>
       <w:r>
-        <w:t xml:space="preserve">Old Rival; trigger: your rival arrives first.</w:t>
+        <w:t xml:space="preserve">Debt to a Sorcerer; trigger: a raven arrives with a sealed message.</w:t>
       </w:r>
     </w:p>
     <w:p>
@@ -18823,7 +18846,7 @@
         <w:t xml:space="preserve"> </w:t>
       </w:r>
       <w:r>
-        <w:t xml:space="preserve">I did terrible things. I mean to balance the scales.</w:t>
+        <w:t xml:space="preserve">Every day alive is a victory. I mean to have more of them.</w:t>
       </w:r>
       <w:r>
         <w:t xml:space="preserve"> </w:t>
@@ -18839,17 +18862,17 @@
         <w:t xml:space="preserve"> </w:t>
       </w:r>
       <w:r>
-        <w:t xml:space="preserve">Nyx is the stray he carried out of the fire. He’d die before he’d say he cares.</w:t>
-      </w:r>
-    </w:p>
-    <w:bookmarkEnd w:id="87"/>
-    <w:bookmarkStart w:id="88" w:name="mira-saltwind"/>
+        <w:t xml:space="preserve">Gorrum carried her out of the burning village. He says he was just passing.</w:t>
+      </w:r>
+    </w:p>
+    <w:bookmarkEnd w:id="86"/>
+    <w:bookmarkStart w:id="87" w:name="gorrum-ironjaw"/>
     <w:p>
       <w:pPr>
         <w:pStyle w:val="Heading2"/>
       </w:pPr>
       <w:r>
-        <w:t xml:space="preserve">Mira Saltwind</w:t>
+        <w:t xml:space="preserve">Gorrum Ironjaw</w:t>
       </w:r>
     </w:p>
     <w:p>
@@ -18861,13 +18884,13 @@
           <w:iCs/>
           <w:i/>
         </w:rPr>
-        <w:t xml:space="preserve">Free captain, without a ship, Corsair. Islander (tier 0); Master.</w:t>
-      </w:r>
-      <w:r>
-        <w:t xml:space="preserve"> </w:t>
-      </w:r>
-      <w:r>
-        <w:t xml:space="preserve">Captain of the Kestrel until a sea-witch sank her. She kept her mother’s arquebus and her crew’s debts.</w:t>
+        <w:t xml:space="preserve">Sergeant of the Iron Company, Sellsword. Giant-blooded (tier 2).</w:t>
+      </w:r>
+      <w:r>
+        <w:t xml:space="preserve"> </w:t>
+      </w:r>
+      <w:r>
+        <w:t xml:space="preserve">Twenty years with the Iron Company, a wheel-lock pistol he calls Thunder, and a soft spot for strays.</w:t>
       </w:r>
     </w:p>
     <w:p>
@@ -18889,7 +18912,7 @@
         <w:t xml:space="preserve"> </w:t>
       </w:r>
       <w:r>
-        <w:t xml:space="preserve">Body 11, Agility 13, Intellect 10, Presence 11, Will 11.</w:t>
+        <w:t xml:space="preserve">Body 15, Agility 10, Intellect 9, Presence 10, Will 11.</w:t>
       </w:r>
       <w:r>
         <w:t xml:space="preserve"> </w:t>
@@ -18905,7 +18928,7 @@
         <w:t xml:space="preserve"> </w:t>
       </w:r>
       <w:r>
-        <w:t xml:space="preserve">12.</w:t>
+        <w:t xml:space="preserve">9.</w:t>
       </w:r>
     </w:p>
     <w:p>
@@ -18927,7 +18950,7 @@
         <w:t xml:space="preserve"> </w:t>
       </w:r>
       <w:r>
-        <w:t xml:space="preserve">Sailing 18 (Expert). Trained: Marksmanship 14, Stealth 14, Athletics 12, Brawling 12, Melee 12, Persuasion 12, Read People 12, Survival 12.</w:t>
+        <w:t xml:space="preserve">Melee 18 (Specialty). Trained: Athletics 16, Brawling 16, Read People 12, Survival 12, Leadership 11, Marksmanship 11, Persuasion 11, Riding 11, Healing 10.</w:t>
       </w:r>
     </w:p>
     <w:p>
@@ -18949,7 +18972,7 @@
         <w:t xml:space="preserve"> </w:t>
       </w:r>
       <w:r>
-        <w:t xml:space="preserve">+1 attribute point, Extra Trained skill, A fine weapon or tool; a fine tool: her mother’s arquebus, Widowmaker (+2 Marksmanship).</w:t>
+        <w:t xml:space="preserve">Second advantage; second advantage: Shield-Wall.</w:t>
       </w:r>
     </w:p>
     <w:p>
@@ -18971,7 +18994,7 @@
         <w:t xml:space="preserve"> </w:t>
       </w:r>
       <w:r>
-        <w:t xml:space="preserve">Sea Legs.</w:t>
+        <w:t xml:space="preserve">Battle-Hardened.</w:t>
       </w:r>
       <w:r>
         <w:t xml:space="preserve"> </w:t>
@@ -18987,7 +19010,7 @@
         <w:t xml:space="preserve"> </w:t>
       </w:r>
       <w:r>
-        <w:t xml:space="preserve">Sworn Vengeance; trigger: news of where your enemy is.</w:t>
+        <w:t xml:space="preserve">Old Rival; trigger: your rival arrives first.</w:t>
       </w:r>
     </w:p>
     <w:p>
@@ -19009,7 +19032,7 @@
         <w:t xml:space="preserve"> </w:t>
       </w:r>
       <w:r>
-        <w:t xml:space="preserve">Someone took everything from me. I mean to take it back, in blood.</w:t>
+        <w:t xml:space="preserve">I did terrible things. I mean to balance the scales.</w:t>
       </w:r>
       <w:r>
         <w:t xml:space="preserve"> </w:t>
@@ -19025,17 +19048,17 @@
         <w:t xml:space="preserve"> </w:t>
       </w:r>
       <w:r>
-        <w:t xml:space="preserve">Kara of the Long Winter owes her a life, and Mira means to collect.</w:t>
-      </w:r>
-    </w:p>
-    <w:bookmarkEnd w:id="88"/>
-    <w:bookmarkStart w:id="89" w:name="cinder"/>
+        <w:t xml:space="preserve">Nyx is the stray he carried out of the fire. He’d die before he’d say he cares.</w:t>
+      </w:r>
+    </w:p>
+    <w:bookmarkEnd w:id="87"/>
+    <w:bookmarkStart w:id="88" w:name="mira-saltwind"/>
     <w:p>
       <w:pPr>
         <w:pStyle w:val="Heading2"/>
       </w:pPr>
       <w:r>
-        <w:t xml:space="preserve">Cinder</w:t>
+        <w:t xml:space="preserve">Mira Saltwind</w:t>
       </w:r>
     </w:p>
     <w:p>
@@ -19047,13 +19070,13 @@
           <w:iCs/>
           <w:i/>
         </w:rPr>
-        <w:t xml:space="preserve">Former blade of the Ash Guild, Assassin. Ashborn (tier 1).</w:t>
-      </w:r>
-      <w:r>
-        <w:t xml:space="preserve"> </w:t>
-      </w:r>
-      <w:r>
-        <w:t xml:space="preserve">Made by the Ash Guild into its best knife; ran the night they ordered a child’s death.</w:t>
+        <w:t xml:space="preserve">Free captain, without a ship, Corsair. Islander (tier 0); Master.</w:t>
+      </w:r>
+      <w:r>
+        <w:t xml:space="preserve"> </w:t>
+      </w:r>
+      <w:r>
+        <w:t xml:space="preserve">Captain of the Kestrel until a sea-witch sank her. She kept her mother’s arquebus and her crew’s debts.</w:t>
       </w:r>
     </w:p>
     <w:p>
@@ -19075,7 +19098,7 @@
         <w:t xml:space="preserve"> </w:t>
       </w:r>
       <w:r>
-        <w:t xml:space="preserve">Body 12, Agility 13, Intellect 11, Presence 9, Will 11.</w:t>
+        <w:t xml:space="preserve">Body 11, Agility 13, Intellect 10, Presence 11, Will 11.</w:t>
       </w:r>
       <w:r>
         <w:t xml:space="preserve"> </w:t>
@@ -19113,7 +19136,7 @@
         <w:t xml:space="preserve"> </w:t>
       </w:r>
       <w:r>
-        <w:t xml:space="preserve">Stealth 16 (Specialty). Trained: Marksmanship 14, Thievery 14, Athletics 13, Brawling 13, Melee 13, Craft 12, Investigation 12, Read People 12, Survival 12, Deception 10.</w:t>
+        <w:t xml:space="preserve">Sailing 18 (Expert). Trained: Marksmanship 14, Stealth 14, Athletics 12, Brawling 12, Melee 12, Persuasion 12, Read People 12, Survival 12.</w:t>
       </w:r>
     </w:p>
     <w:p>
@@ -19135,7 +19158,7 @@
         <w:t xml:space="preserve"> </w:t>
       </w:r>
       <w:r>
-        <w:t xml:space="preserve">+1 attribute point, Extra Trained skill.</w:t>
+        <w:t xml:space="preserve">+1 attribute point, Extra Trained skill, A fine weapon or tool; a fine tool: her mother’s arquebus, Widowmaker (+2 Marksmanship).</w:t>
       </w:r>
     </w:p>
     <w:p>
@@ -19157,7 +19180,7 @@
         <w:t xml:space="preserve"> </w:t>
       </w:r>
       <w:r>
-        <w:t xml:space="preserve">Shadow-Walker.</w:t>
+        <w:t xml:space="preserve">Sea Legs.</w:t>
       </w:r>
       <w:r>
         <w:t xml:space="preserve"> </w:t>
@@ -19173,7 +19196,7 @@
         <w:t xml:space="preserve"> </w:t>
       </w:r>
       <w:r>
-        <w:t xml:space="preserve">Wanted; trigger: a bounty hunter takes the next room.</w:t>
+        <w:t xml:space="preserve">Sworn Vengeance; trigger: news of where your enemy is.</w:t>
       </w:r>
     </w:p>
     <w:p>
@@ -19195,7 +19218,7 @@
         <w:t xml:space="preserve"> </w:t>
       </w:r>
       <w:r>
-        <w:t xml:space="preserve">No master, no chains, no one to answer to.</w:t>
+        <w:t xml:space="preserve">Someone took everything from me. I mean to take it back, in blood.</w:t>
       </w:r>
       <w:r>
         <w:t xml:space="preserve"> </w:t>
@@ -19211,17 +19234,17 @@
         <w:t xml:space="preserve"> </w:t>
       </w:r>
       <w:r>
-        <w:t xml:space="preserve">Vessa Thorn was their last contract. They let her live and have been running ever since.</w:t>
-      </w:r>
-    </w:p>
-    <w:bookmarkEnd w:id="89"/>
-    <w:bookmarkStart w:id="90" w:name="oren-sael"/>
+        <w:t xml:space="preserve">Kara of the Long Winter owes her a life, and Mira means to collect.</w:t>
+      </w:r>
+    </w:p>
+    <w:bookmarkEnd w:id="88"/>
+    <w:bookmarkStart w:id="89" w:name="cinder"/>
     <w:p>
       <w:pPr>
         <w:pStyle w:val="Heading2"/>
       </w:pPr>
       <w:r>
-        <w:t xml:space="preserve">Oren Sael</w:t>
+        <w:t xml:space="preserve">Cinder</w:t>
       </w:r>
     </w:p>
     <w:p>
@@ -19233,13 +19256,13 @@
           <w:iCs/>
           <w:i/>
         </w:rPr>
-        <w:t xml:space="preserve">Keeper of the Last Shrine, Priest. Sand-born (tier 0).</w:t>
-      </w:r>
-      <w:r>
-        <w:t xml:space="preserve"> </w:t>
-      </w:r>
-      <w:r>
-        <w:t xml:space="preserve">The last priest of Haddu, god of wells, who keeps a shrine no caravan visits and a flame that is going out.</w:t>
+        <w:t xml:space="preserve">Former blade of the Ash Guild, Assassin. Ashborn (tier 1).</w:t>
+      </w:r>
+      <w:r>
+        <w:t xml:space="preserve"> </w:t>
+      </w:r>
+      <w:r>
+        <w:t xml:space="preserve">Made by the Ash Guild into its best knife; ran the night they ordered a child’s death.</w:t>
       </w:r>
     </w:p>
     <w:p>
@@ -19261,7 +19284,7 @@
         <w:t xml:space="preserve"> </w:t>
       </w:r>
       <w:r>
-        <w:t xml:space="preserve">Body 10, Agility 10, Intellect 11, Presence 13, Will 13.</w:t>
+        <w:t xml:space="preserve">Body 12, Agility 13, Intellect 11, Presence 9, Will 11.</w:t>
       </w:r>
       <w:r>
         <w:t xml:space="preserve"> </w:t>
@@ -19277,7 +19300,7 @@
         <w:t xml:space="preserve"> </w:t>
       </w:r>
       <w:r>
-        <w:t xml:space="preserve">9.</w:t>
+        <w:t xml:space="preserve">12.</w:t>
       </w:r>
     </w:p>
     <w:p>
@@ -19299,7 +19322,7 @@
         <w:t xml:space="preserve"> </w:t>
       </w:r>
       <w:r>
-        <w:t xml:space="preserve">Persuasion 16 (Specialty). Trained: Leadership 14, Read People 14, Survival 14, Healing 12, Investigation 12, Lore 12, Athletics 11, Melee 11, Riding 11.</w:t>
+        <w:t xml:space="preserve">Stealth 16 (Specialty). Trained: Marksmanship 14, Thievery 14, Athletics 13, Brawling 13, Melee 13, Craft 12, Investigation 12, Read People 12, Survival 12, Deception 10.</w:t>
       </w:r>
     </w:p>
     <w:p>
@@ -19321,7 +19344,7 @@
         <w:t xml:space="preserve"> </w:t>
       </w:r>
       <w:r>
-        <w:t xml:space="preserve">+1 attribute point ×2, A friend; a friend: Yusra, the last caravan-master who still stops at the shrine.</w:t>
+        <w:t xml:space="preserve">+1 attribute point, Extra Trained skill.</w:t>
       </w:r>
     </w:p>
     <w:p>
@@ -19343,7 +19366,7 @@
         <w:t xml:space="preserve"> </w:t>
       </w:r>
       <w:r>
-        <w:t xml:space="preserve">Iron Will.</w:t>
+        <w:t xml:space="preserve">Shadow-Walker.</w:t>
       </w:r>
       <w:r>
         <w:t xml:space="preserve"> </w:t>
@@ -19359,7 +19382,7 @@
         <w:t xml:space="preserve"> </w:t>
       </w:r>
       <w:r>
-        <w:t xml:space="preserve">Oath-Bound; trigger: keeping the vow means abandoning the plan.</w:t>
+        <w:t xml:space="preserve">Wanted; trigger: a bounty hunter takes the next room.</w:t>
       </w:r>
     </w:p>
     <w:p>
@@ -19367,6 +19390,192 @@
         <w:numPr>
           <w:ilvl w:val="0"/>
           <w:numId w:val="1024"/>
+        </w:numPr>
+        <w:pStyle w:val="Compact"/>
+      </w:pPr>
+      <w:r>
+        <w:rPr>
+          <w:bCs/>
+          <w:b/>
+        </w:rPr>
+        <w:t xml:space="preserve">What drives me:</w:t>
+      </w:r>
+      <w:r>
+        <w:t xml:space="preserve"> </w:t>
+      </w:r>
+      <w:r>
+        <w:t xml:space="preserve">No master, no chains, no one to answer to.</w:t>
+      </w:r>
+      <w:r>
+        <w:t xml:space="preserve"> </w:t>
+      </w:r>
+      <w:r>
+        <w:rPr>
+          <w:bCs/>
+          <w:b/>
+        </w:rPr>
+        <w:t xml:space="preserve">Connection:</w:t>
+      </w:r>
+      <w:r>
+        <w:t xml:space="preserve"> </w:t>
+      </w:r>
+      <w:r>
+        <w:t xml:space="preserve">Vessa Thorn was their last contract. They let her live and have been running ever since.</w:t>
+      </w:r>
+    </w:p>
+    <w:bookmarkEnd w:id="89"/>
+    <w:bookmarkStart w:id="90" w:name="oren-sael"/>
+    <w:p>
+      <w:pPr>
+        <w:pStyle w:val="Heading2"/>
+      </w:pPr>
+      <w:r>
+        <w:t xml:space="preserve">Oren Sael</w:t>
+      </w:r>
+    </w:p>
+    <w:p>
+      <w:pPr>
+        <w:pStyle w:val="FirstParagraph"/>
+      </w:pPr>
+      <w:r>
+        <w:rPr>
+          <w:iCs/>
+          <w:i/>
+        </w:rPr>
+        <w:t xml:space="preserve">Keeper of the Last Shrine, Priest. Sand-born (tier 0).</w:t>
+      </w:r>
+      <w:r>
+        <w:t xml:space="preserve"> </w:t>
+      </w:r>
+      <w:r>
+        <w:t xml:space="preserve">The last priest of Haddu, god of wells, who keeps a shrine no caravan visits and a flame that is going out.</w:t>
+      </w:r>
+    </w:p>
+    <w:p>
+      <w:pPr>
+        <w:numPr>
+          <w:ilvl w:val="0"/>
+          <w:numId w:val="1025"/>
+        </w:numPr>
+        <w:pStyle w:val="Compact"/>
+      </w:pPr>
+      <w:r>
+        <w:rPr>
+          <w:bCs/>
+          <w:b/>
+        </w:rPr>
+        <w:t xml:space="preserve">Attributes:</w:t>
+      </w:r>
+      <w:r>
+        <w:t xml:space="preserve"> </w:t>
+      </w:r>
+      <w:r>
+        <w:t xml:space="preserve">Body 10, Agility 10, Intellect 11, Presence 13, Will 13.</w:t>
+      </w:r>
+      <w:r>
+        <w:t xml:space="preserve"> </w:t>
+      </w:r>
+      <w:r>
+        <w:rPr>
+          <w:bCs/>
+          <w:b/>
+        </w:rPr>
+        <w:t xml:space="preserve">Dodge</w:t>
+      </w:r>
+      <w:r>
+        <w:t xml:space="preserve"> </w:t>
+      </w:r>
+      <w:r>
+        <w:t xml:space="preserve">9.</w:t>
+      </w:r>
+    </w:p>
+    <w:p>
+      <w:pPr>
+        <w:numPr>
+          <w:ilvl w:val="0"/>
+          <w:numId w:val="1025"/>
+        </w:numPr>
+        <w:pStyle w:val="Compact"/>
+      </w:pPr>
+      <w:r>
+        <w:rPr>
+          <w:bCs/>
+          <w:b/>
+        </w:rPr>
+        <w:t xml:space="preserve">Skills:</w:t>
+      </w:r>
+      <w:r>
+        <w:t xml:space="preserve"> </w:t>
+      </w:r>
+      <w:r>
+        <w:t xml:space="preserve">Persuasion 16 (Specialty). Trained: Leadership 14, Read People 14, Survival 14, Healing 12, Investigation 12, Lore 12, Athletics 11, Melee 11, Riding 11.</w:t>
+      </w:r>
+    </w:p>
+    <w:p>
+      <w:pPr>
+        <w:numPr>
+          <w:ilvl w:val="0"/>
+          <w:numId w:val="1025"/>
+        </w:numPr>
+        <w:pStyle w:val="Compact"/>
+      </w:pPr>
+      <w:r>
+        <w:rPr>
+          <w:bCs/>
+          <w:b/>
+        </w:rPr>
+        <w:t xml:space="preserve">Edges:</w:t>
+      </w:r>
+      <w:r>
+        <w:t xml:space="preserve"> </w:t>
+      </w:r>
+      <w:r>
+        <w:t xml:space="preserve">+1 attribute point ×2, A friend; a friend: Yusra, the last caravan-master who still stops at the shrine.</w:t>
+      </w:r>
+    </w:p>
+    <w:p>
+      <w:pPr>
+        <w:numPr>
+          <w:ilvl w:val="0"/>
+          <w:numId w:val="1025"/>
+        </w:numPr>
+        <w:pStyle w:val="Compact"/>
+      </w:pPr>
+      <w:r>
+        <w:rPr>
+          <w:bCs/>
+          <w:b/>
+        </w:rPr>
+        <w:t xml:space="preserve">Advantage:</w:t>
+      </w:r>
+      <w:r>
+        <w:t xml:space="preserve"> </w:t>
+      </w:r>
+      <w:r>
+        <w:t xml:space="preserve">Iron Will.</w:t>
+      </w:r>
+      <w:r>
+        <w:t xml:space="preserve"> </w:t>
+      </w:r>
+      <w:r>
+        <w:rPr>
+          <w:bCs/>
+          <w:b/>
+        </w:rPr>
+        <w:t xml:space="preserve">Complication:</w:t>
+      </w:r>
+      <w:r>
+        <w:t xml:space="preserve"> </w:t>
+      </w:r>
+      <w:r>
+        <w:t xml:space="preserve">Oath-Bound; trigger: keeping the vow means abandoning the plan.</w:t>
+      </w:r>
+    </w:p>
+    <w:p>
+      <w:pPr>
+        <w:numPr>
+          <w:ilvl w:val="0"/>
+          <w:numId w:val="1025"/>
         </w:numPr>
         <w:pStyle w:val="Compact"/>
       </w:pPr>
@@ -22682,7 +22891,7 @@
       <w:pPr>
         <w:numPr>
           <w:ilvl w:val="0"/>
-          <w:numId w:val="1025"/>
+          <w:numId w:val="1026"/>
         </w:numPr>
         <w:pStyle w:val="Compact"/>
       </w:pPr>
@@ -23020,7 +23229,7 @@
       <w:pPr>
         <w:numPr>
           <w:ilvl w:val="0"/>
-          <w:numId w:val="1026"/>
+          <w:numId w:val="1027"/>
         </w:numPr>
         <w:pStyle w:val="Compact"/>
       </w:pPr>
@@ -23032,7 +23241,7 @@
       <w:pPr>
         <w:numPr>
           <w:ilvl w:val="0"/>
-          <w:numId w:val="1026"/>
+          <w:numId w:val="1027"/>
         </w:numPr>
         <w:pStyle w:val="Compact"/>
       </w:pPr>
@@ -23370,7 +23579,7 @@
       <w:pPr>
         <w:numPr>
           <w:ilvl w:val="0"/>
-          <w:numId w:val="1027"/>
+          <w:numId w:val="1028"/>
         </w:numPr>
         <w:pStyle w:val="Compact"/>
       </w:pPr>
@@ -23382,7 +23591,7 @@
       <w:pPr>
         <w:numPr>
           <w:ilvl w:val="0"/>
-          <w:numId w:val="1027"/>
+          <w:numId w:val="1028"/>
         </w:numPr>
         <w:pStyle w:val="Compact"/>
       </w:pPr>
@@ -23738,7 +23947,7 @@
       <w:pPr>
         <w:numPr>
           <w:ilvl w:val="0"/>
-          <w:numId w:val="1028"/>
+          <w:numId w:val="1029"/>
         </w:numPr>
         <w:pStyle w:val="Compact"/>
       </w:pPr>
@@ -23750,7 +23959,7 @@
       <w:pPr>
         <w:numPr>
           <w:ilvl w:val="0"/>
-          <w:numId w:val="1028"/>
+          <w:numId w:val="1029"/>
         </w:numPr>
         <w:pStyle w:val="Compact"/>
       </w:pPr>
@@ -24088,7 +24297,7 @@
       <w:pPr>
         <w:numPr>
           <w:ilvl w:val="0"/>
-          <w:numId w:val="1029"/>
+          <w:numId w:val="1030"/>
         </w:numPr>
         <w:pStyle w:val="Compact"/>
       </w:pPr>
@@ -24426,7 +24635,7 @@
       <w:pPr>
         <w:numPr>
           <w:ilvl w:val="0"/>
-          <w:numId w:val="1030"/>
+          <w:numId w:val="1031"/>
         </w:numPr>
         <w:pStyle w:val="Compact"/>
       </w:pPr>
@@ -24438,7 +24647,7 @@
       <w:pPr>
         <w:numPr>
           <w:ilvl w:val="0"/>
-          <w:numId w:val="1030"/>
+          <w:numId w:val="1031"/>
         </w:numPr>
         <w:pStyle w:val="Compact"/>
       </w:pPr>
@@ -24776,7 +24985,7 @@
       <w:pPr>
         <w:numPr>
           <w:ilvl w:val="0"/>
-          <w:numId w:val="1031"/>
+          <w:numId w:val="1032"/>
         </w:numPr>
         <w:pStyle w:val="Compact"/>
       </w:pPr>
@@ -24788,7 +24997,7 @@
       <w:pPr>
         <w:numPr>
           <w:ilvl w:val="0"/>
-          <w:numId w:val="1031"/>
+          <w:numId w:val="1032"/>
         </w:numPr>
         <w:pStyle w:val="Compact"/>
       </w:pPr>
@@ -25160,7 +25369,7 @@
       <w:pPr>
         <w:numPr>
           <w:ilvl w:val="0"/>
-          <w:numId w:val="1032"/>
+          <w:numId w:val="1033"/>
         </w:numPr>
         <w:pStyle w:val="Compact"/>
       </w:pPr>
@@ -25172,7 +25381,7 @@
       <w:pPr>
         <w:numPr>
           <w:ilvl w:val="0"/>
-          <w:numId w:val="1032"/>
+          <w:numId w:val="1033"/>
         </w:numPr>
         <w:pStyle w:val="Compact"/>
       </w:pPr>
@@ -25510,7 +25719,7 @@
       <w:pPr>
         <w:numPr>
           <w:ilvl w:val="0"/>
-          <w:numId w:val="1033"/>
+          <w:numId w:val="1034"/>
         </w:numPr>
         <w:pStyle w:val="Compact"/>
       </w:pPr>
@@ -25522,7 +25731,7 @@
       <w:pPr>
         <w:numPr>
           <w:ilvl w:val="0"/>
-          <w:numId w:val="1033"/>
+          <w:numId w:val="1034"/>
         </w:numPr>
         <w:pStyle w:val="Compact"/>
       </w:pPr>
@@ -25534,7 +25743,7 @@
       <w:pPr>
         <w:numPr>
           <w:ilvl w:val="0"/>
-          <w:numId w:val="1033"/>
+          <w:numId w:val="1034"/>
         </w:numPr>
         <w:pStyle w:val="Compact"/>
       </w:pPr>
@@ -25882,7 +26091,7 @@
       <w:pPr>
         <w:numPr>
           <w:ilvl w:val="0"/>
-          <w:numId w:val="1034"/>
+          <w:numId w:val="1035"/>
         </w:numPr>
         <w:pStyle w:val="Compact"/>
       </w:pPr>
@@ -25928,7 +26137,7 @@
       <w:pPr>
         <w:numPr>
           <w:ilvl w:val="0"/>
-          <w:numId w:val="1034"/>
+          <w:numId w:val="1035"/>
         </w:numPr>
         <w:pStyle w:val="Compact"/>
       </w:pPr>
@@ -25950,7 +26159,7 @@
       <w:pPr>
         <w:numPr>
           <w:ilvl w:val="0"/>
-          <w:numId w:val="1034"/>
+          <w:numId w:val="1035"/>
         </w:numPr>
         <w:pStyle w:val="Compact"/>
       </w:pPr>
@@ -25972,7 +26181,7 @@
       <w:pPr>
         <w:numPr>
           <w:ilvl w:val="0"/>
-          <w:numId w:val="1034"/>
+          <w:numId w:val="1035"/>
         </w:numPr>
         <w:pStyle w:val="Compact"/>
       </w:pPr>
@@ -26539,7 +26748,7 @@
       <w:pPr>
         <w:numPr>
           <w:ilvl w:val="0"/>
-          <w:numId w:val="1035"/>
+          <w:numId w:val="1036"/>
         </w:numPr>
         <w:pStyle w:val="Compact"/>
       </w:pPr>
@@ -26567,7 +26776,7 @@
       <w:pPr>
         <w:numPr>
           <w:ilvl w:val="0"/>
-          <w:numId w:val="1035"/>
+          <w:numId w:val="1036"/>
         </w:numPr>
         <w:pStyle w:val="Compact"/>
       </w:pPr>
@@ -26579,7 +26788,7 @@
       <w:pPr>
         <w:numPr>
           <w:ilvl w:val="0"/>
-          <w:numId w:val="1035"/>
+          <w:numId w:val="1036"/>
         </w:numPr>
         <w:pStyle w:val="Compact"/>
       </w:pPr>
@@ -26607,7 +26816,7 @@
       <w:pPr>
         <w:numPr>
           <w:ilvl w:val="0"/>
-          <w:numId w:val="1035"/>
+          <w:numId w:val="1036"/>
         </w:numPr>
         <w:pStyle w:val="Compact"/>
       </w:pPr>
@@ -27578,7 +27787,7 @@
         <w:t xml:space="preserve"> </w:t>
       </w:r>
       <w:r>
-        <w:t xml:space="preserve">move plus one action. Hit → optional Dodge → weapon effect. Dodge = Agility −2 plus Athletics training (+0, +1, +2). A 2-box weapon that brings you to three boxes leaves you Dying; at three boxes, another 2-box hit kills.</w:t>
+        <w:t xml:space="preserve">move plus one action. Hit → one defense a round (Dodge, Parry or Block; −1 to −3 against a clean hit) → weapon effect. Dodge = Agility −2 plus Athletics training (+0, +1, +2). Parry −3, Block −2 plus the shield. Aim: +1. A 2-box weapon that brings you to three boxes leaves you Dying; at three boxes, another 2-box hit kills.</w:t>
       </w:r>
     </w:p>
     <w:p>
@@ -28002,6 +28211,9 @@
     <w:abstractNumId w:val="991"/>
   </w:num>
   <w:num w:numId="1010">
+    <w:abstractNumId w:val="991"/>
+  </w:num>
+  <w:num w:numId="1011">
     <w:abstractNumId w:val="99411"/>
     <w:lvlOverride w:ilvl="0">
       <w:startOverride w:val="1"/>
@@ -28031,10 +28243,10 @@
       <w:startOverride w:val="1"/>
     </w:lvlOverride>
   </w:num>
-  <w:num w:numId="1011">
+  <w:num w:numId="1012">
     <w:abstractNumId w:val="991"/>
   </w:num>
-  <w:num w:numId="1012">
+  <w:num w:numId="1013">
     <w:abstractNumId w:val="99411"/>
     <w:lvlOverride w:ilvl="0">
       <w:startOverride w:val="1"/>
@@ -28063,9 +28275,6 @@
     <w:lvlOverride w:ilvl="8">
       <w:startOverride w:val="1"/>
     </w:lvlOverride>
-  </w:num>
-  <w:num w:numId="1013">
-    <w:abstractNumId w:val="991"/>
   </w:num>
   <w:num w:numId="1014">
     <w:abstractNumId w:val="991"/>
@@ -28128,6 +28337,9 @@
     <w:abstractNumId w:val="991"/>
   </w:num>
   <w:num w:numId="1034">
+    <w:abstractNumId w:val="991"/>
+  </w:num>
+  <w:num w:numId="1035">
     <w:abstractNumId w:val="99411"/>
     <w:lvlOverride w:ilvl="0">
       <w:startOverride w:val="1"/>
@@ -28157,7 +28369,7 @@
       <w:startOverride w:val="1"/>
     </w:lvlOverride>
   </w:num>
-  <w:num w:numId="1035">
+  <w:num w:numId="1036">
     <w:abstractNumId w:val="99411"/>
     <w:lvlOverride w:ilvl="0">
       <w:startOverride w:val="1"/>

--- a/legend-dynamics/site/the-shattered-crown/The_Shattered_Crown_Players_Guide.docx
+++ b/legend-dynamics/site/the-shattered-crown/The_Shattered_Crown_Players_Guide.docx
@@ -3676,6 +3676,46 @@
       </w:pPr>
       <w:r>
         <w:t xml:space="preserve">Anyone can owe allegiance to one of the setting’s powers. It’s a benefit paired with a burden; the burden works like a complication and earns Fortune when it causes you a real problem.</w:t>
+      </w:r>
+    </w:p>
+    <w:p>
+      <w:pPr>
+        <w:pStyle w:val="BodyText"/>
+      </w:pPr>
+      <w:r>
+        <w:t xml:space="preserve">The GM can add others met in play (the creator’s GM view has a</w:t>
+      </w:r>
+      <w:r>
+        <w:t xml:space="preserve"> </w:t>
+      </w:r>
+      <w:r>
+        <w:rPr>
+          <w:bCs/>
+          <w:b/>
+        </w:rPr>
+        <w:t xml:space="preserve">Campaign allegiances</w:t>
+      </w:r>
+      <w:r>
+        <w:t xml:space="preserve"> </w:t>
+      </w:r>
+      <w:r>
+        <w:t xml:space="preserve">list), and a player can write one with the GM: choose</w:t>
+      </w:r>
+      <w:r>
+        <w:t xml:space="preserve"> </w:t>
+      </w:r>
+      <w:r>
+        <w:rPr>
+          <w:iCs/>
+          <w:i/>
+        </w:rPr>
+        <w:t xml:space="preserve">Another allegiance</w:t>
+      </w:r>
+      <w:r>
+        <w:t xml:space="preserve"> </w:t>
+      </w:r>
+      <w:r>
+        <w:t xml:space="preserve">and give it a name, a benefit and a burden.</w:t>
       </w:r>
     </w:p>
     <w:tbl>

--- a/legend-dynamics/site/the-shattered-crown/The_Shattered_Crown_Players_Guide.docx
+++ b/legend-dynamics/site/the-shattered-crown/The_Shattered_Crown_Players_Guide.docx
@@ -10331,7 +10331,1012 @@
         <w:pStyle w:val="FirstParagraph"/>
       </w:pPr>
       <w:r>
-        <w:t xml:space="preserve">After a significant venture, a magical character can take one of these</w:t>
+        <w:t xml:space="preserve">A magical character can spend advancement points (see</w:t>
+      </w:r>
+      <w:r>
+        <w:t xml:space="preserve"> </w:t>
+      </w:r>
+      <w:r>
+        <w:rPr>
+          <w:iCs/>
+          <w:i/>
+        </w:rPr>
+        <w:t xml:space="preserve">Advancement</w:t>
+      </w:r>
+      <w:r>
+        <w:t xml:space="preserve">) on these, with the GM’s approval and a reason from the story.</w:t>
+      </w:r>
+    </w:p>
+    <w:tbl>
+      <w:tblPr>
+        <w:tblStyle w:val="Table"/>
+        <w:tblW w:type="pct" w:w="5000"/>
+        <w:tblLook w:firstRow="1" w:lastRow="0" w:firstColumn="0" w:lastColumn="0" w:noHBand="0" w:noVBand="0" w:val="0020"/>
+        <w:jc w:val="start"/>
+        <w:tblBorders>
+          <w:top w:val="single" w:sz="4" w:color="B8C2D3"/>
+          <w:left w:val="single" w:sz="4" w:color="B8C2D3"/>
+          <w:bottom w:val="single" w:sz="4" w:color="B8C2D3"/>
+          <w:right w:val="single" w:sz="4" w:color="B8C2D3"/>
+          <w:insideH w:val="single" w:sz="4" w:color="B8C2D3"/>
+          <w:insideV w:val="single" w:sz="4" w:color="B8C2D3"/>
+        </w:tblBorders>
+      </w:tblPr>
+      <w:tblGrid>
+        <w:gridCol w:w="1980"/>
+        <w:gridCol w:w="1980"/>
+        <w:gridCol w:w="1980"/>
+        <w:gridCol w:w="1980"/>
+      </w:tblGrid>
+      <w:tr>
+        <w:trPr>
+          <w:tblHeader w:val="true"/>
+        </w:trPr>
+        <w:tc>
+          <w:tcPr>
+            <w:shd w:val="clear" w:fill="F2E7D6"/>
+          </w:tcPr>
+          <w:p>
+            <w:pPr>
+              <w:pStyle w:val="Compact"/>
+              <w:jc w:val="left"/>
+            </w:pPr>
+            <w:r>
+              <w:rPr>
+                <w:b/>
+                <w:sz w:val="19"/>
+              </w:rPr>
+              <w:t xml:space="preserve">Option</w:t>
+            </w:r>
+          </w:p>
+        </w:tc>
+        <w:tc>
+          <w:tcPr>
+            <w:shd w:val="clear" w:fill="F2E7D6"/>
+          </w:tcPr>
+          <w:p>
+            <w:pPr>
+              <w:pStyle w:val="Compact"/>
+              <w:jc w:val="left"/>
+            </w:pPr>
+            <w:r>
+              <w:rPr>
+                <w:b/>
+                <w:sz w:val="19"/>
+              </w:rPr>
+              <w:t xml:space="preserve">Effect</w:t>
+            </w:r>
+          </w:p>
+        </w:tc>
+        <w:tc>
+          <w:tcPr>
+            <w:shd w:val="clear" w:fill="F2E7D6"/>
+          </w:tcPr>
+          <w:p>
+            <w:pPr>
+              <w:pStyle w:val="Compact"/>
+              <w:jc w:val="left"/>
+            </w:pPr>
+            <w:r>
+              <w:rPr>
+                <w:b/>
+                <w:sz w:val="19"/>
+              </w:rPr>
+              <w:t xml:space="preserve">Cost</w:t>
+            </w:r>
+          </w:p>
+        </w:tc>
+        <w:tc>
+          <w:tcPr>
+            <w:shd w:val="clear" w:fill="F2E7D6"/>
+          </w:tcPr>
+          <w:p>
+            <w:pPr>
+              <w:pStyle w:val="Compact"/>
+              <w:jc w:val="left"/>
+            </w:pPr>
+            <w:r>
+              <w:rPr>
+                <w:b/>
+                <w:sz w:val="19"/>
+              </w:rPr>
+              <w:t xml:space="preserve">Limit</w:t>
+            </w:r>
+          </w:p>
+        </w:tc>
+      </w:tr>
+      <w:tr>
+        <w:tc>
+          <w:tcPr/>
+          <w:p>
+            <w:pPr>
+              <w:pStyle w:val="Compact"/>
+              <w:jc w:val="left"/>
+            </w:pPr>
+            <w:r>
+              <w:rPr>
+                <w:b/>
+                <w:sz w:val="19"/>
+              </w:rPr>
+              <w:t xml:space="preserve">New cantrip</w:t>
+            </w:r>
+          </w:p>
+        </w:tc>
+        <w:tc>
+          <w:tcPr/>
+          <w:p>
+            <w:pPr>
+              <w:pStyle w:val="Compact"/>
+              <w:jc w:val="left"/>
+            </w:pPr>
+            <w:r>
+              <w:rPr>
+                <w:sz w:val="19"/>
+              </w:rPr>
+              <w:t xml:space="preserve">Learn one cantrip beyond your limit</w:t>
+            </w:r>
+          </w:p>
+        </w:tc>
+        <w:tc>
+          <w:tcPr/>
+          <w:p>
+            <w:pPr>
+              <w:pStyle w:val="Compact"/>
+              <w:jc w:val="left"/>
+            </w:pPr>
+            <w:r>
+              <w:rPr>
+                <w:sz w:val="19"/>
+              </w:rPr>
+              <w:t xml:space="preserve">1</w:t>
+            </w:r>
+          </w:p>
+        </w:tc>
+        <w:tc>
+          <w:tcPr/>
+          <w:p>
+            <w:pPr>
+              <w:pStyle w:val="Compact"/>
+              <w:jc w:val="left"/>
+            </w:pPr>
+            <w:r>
+              <w:rPr>
+                <w:sz w:val="19"/>
+              </w:rPr>
+              <w:t xml:space="preserve">Up to 2 extra</w:t>
+            </w:r>
+          </w:p>
+        </w:tc>
+      </w:tr>
+      <w:tr>
+        <w:tc>
+          <w:tcPr/>
+          <w:p>
+            <w:pPr>
+              <w:pStyle w:val="Compact"/>
+              <w:jc w:val="left"/>
+            </w:pPr>
+            <w:r>
+              <w:rPr>
+                <w:b/>
+                <w:sz w:val="19"/>
+              </w:rPr>
+              <w:t xml:space="preserve">Deeper Seal</w:t>
+            </w:r>
+          </w:p>
+        </w:tc>
+        <w:tc>
+          <w:tcPr/>
+          <w:p>
+            <w:pPr>
+              <w:pStyle w:val="Compact"/>
+              <w:jc w:val="left"/>
+            </w:pPr>
+            <w:r>
+              <w:rPr>
+                <w:sz w:val="19"/>
+              </w:rPr>
+              <w:t xml:space="preserve">One cantrip you know works one Seal deeper: one more Boost</w:t>
+            </w:r>
+          </w:p>
+        </w:tc>
+        <w:tc>
+          <w:tcPr/>
+          <w:p>
+            <w:pPr>
+              <w:pStyle w:val="Compact"/>
+              <w:jc w:val="left"/>
+            </w:pPr>
+            <w:r>
+              <w:rPr>
+                <w:sz w:val="19"/>
+              </w:rPr>
+              <w:t xml:space="preserve">2</w:t>
+            </w:r>
+          </w:p>
+        </w:tc>
+        <w:tc>
+          <w:tcPr/>
+          <w:p>
+            <w:pPr>
+              <w:pStyle w:val="Compact"/>
+              <w:jc w:val="left"/>
+            </w:pPr>
+            <w:r>
+              <w:rPr>
+                <w:sz w:val="19"/>
+              </w:rPr>
+              <w:t xml:space="preserve">Each cantrip once</w:t>
+            </w:r>
+          </w:p>
+        </w:tc>
+      </w:tr>
+      <w:tr>
+        <w:tc>
+          <w:tcPr/>
+          <w:p>
+            <w:pPr>
+              <w:pStyle w:val="Compact"/>
+              <w:jc w:val="left"/>
+            </w:pPr>
+            <w:r>
+              <w:rPr>
+                <w:b/>
+                <w:sz w:val="19"/>
+              </w:rPr>
+              <w:t xml:space="preserve">Another talisman</w:t>
+            </w:r>
+          </w:p>
+        </w:tc>
+        <w:tc>
+          <w:tcPr/>
+          <w:p>
+            <w:pPr>
+              <w:pStyle w:val="Compact"/>
+              <w:jc w:val="left"/>
+            </w:pPr>
+            <w:r>
+              <w:rPr>
+                <w:sz w:val="19"/>
+              </w:rPr>
+              <w:t xml:space="preserve">Carry one more ready talisman</w:t>
+            </w:r>
+          </w:p>
+        </w:tc>
+        <w:tc>
+          <w:tcPr/>
+          <w:p>
+            <w:pPr>
+              <w:pStyle w:val="Compact"/>
+              <w:jc w:val="left"/>
+            </w:pPr>
+            <w:r>
+              <w:rPr>
+                <w:sz w:val="19"/>
+              </w:rPr>
+              <w:t xml:space="preserve">1</w:t>
+            </w:r>
+          </w:p>
+        </w:tc>
+        <w:tc>
+          <w:tcPr/>
+          <w:p>
+            <w:pPr>
+              <w:pStyle w:val="Compact"/>
+              <w:jc w:val="left"/>
+            </w:pPr>
+            <w:r>
+              <w:rPr>
+                <w:sz w:val="19"/>
+              </w:rPr>
+              <w:t xml:space="preserve">Up to 2 extra</w:t>
+            </w:r>
+          </w:p>
+        </w:tc>
+      </w:tr>
+      <w:tr>
+        <w:tc>
+          <w:tcPr/>
+          <w:p>
+            <w:pPr>
+              <w:pStyle w:val="Compact"/>
+              <w:jc w:val="left"/>
+            </w:pPr>
+            <w:r>
+              <w:rPr>
+                <w:b/>
+                <w:sz w:val="19"/>
+              </w:rPr>
+              <w:t xml:space="preserve">By heart</w:t>
+            </w:r>
+          </w:p>
+        </w:tc>
+        <w:tc>
+          <w:tcPr/>
+          <w:p>
+            <w:pPr>
+              <w:pStyle w:val="Compact"/>
+              <w:jc w:val="left"/>
+            </w:pPr>
+            <w:r>
+              <w:rPr>
+                <w:sz w:val="19"/>
+              </w:rPr>
+              <w:t xml:space="preserve">One kind of ritual takes one fewer segment (minimum 1)</w:t>
+            </w:r>
+          </w:p>
+        </w:tc>
+        <w:tc>
+          <w:tcPr/>
+          <w:p>
+            <w:pPr>
+              <w:pStyle w:val="Compact"/>
+              <w:jc w:val="left"/>
+            </w:pPr>
+            <w:r>
+              <w:rPr>
+                <w:sz w:val="19"/>
+              </w:rPr>
+              <w:t xml:space="preserve">1</w:t>
+            </w:r>
+          </w:p>
+        </w:tc>
+        <w:tc>
+          <w:tcPr/>
+          <w:p>
+            <w:pPr>
+              <w:pStyle w:val="Compact"/>
+              <w:jc w:val="left"/>
+            </w:pPr>
+            <w:r>
+              <w:rPr>
+                <w:sz w:val="19"/>
+              </w:rPr>
+              <w:t xml:space="preserve">Each kind once</w:t>
+            </w:r>
+          </w:p>
+        </w:tc>
+      </w:tr>
+      <w:tr>
+        <w:tc>
+          <w:tcPr/>
+          <w:p>
+            <w:pPr>
+              <w:pStyle w:val="Compact"/>
+              <w:jc w:val="left"/>
+            </w:pPr>
+            <w:r>
+              <w:rPr>
+                <w:b/>
+                <w:sz w:val="19"/>
+              </w:rPr>
+              <w:t xml:space="preserve">Quicker hand</w:t>
+            </w:r>
+          </w:p>
+        </w:tc>
+        <w:tc>
+          <w:tcPr/>
+          <w:p>
+            <w:pPr>
+              <w:pStyle w:val="Compact"/>
+              <w:jc w:val="left"/>
+            </w:pPr>
+            <w:r>
+              <w:rPr>
+                <w:sz w:val="19"/>
+              </w:rPr>
+              <w:t xml:space="preserve">One ritual you know goes one pace faster: an hour becomes ten minutes, ten minutes one action</w:t>
+            </w:r>
+          </w:p>
+        </w:tc>
+        <w:tc>
+          <w:tcPr/>
+          <w:p>
+            <w:pPr>
+              <w:pStyle w:val="Compact"/>
+              <w:jc w:val="left"/>
+            </w:pPr>
+            <w:r>
+              <w:rPr>
+                <w:sz w:val="19"/>
+              </w:rPr>
+              <w:t xml:space="preserve">1</w:t>
+            </w:r>
+          </w:p>
+        </w:tc>
+        <w:tc>
+          <w:tcPr/>
+          <w:p>
+            <w:pPr>
+              <w:pStyle w:val="Compact"/>
+              <w:jc w:val="left"/>
+            </w:pPr>
+            <w:r>
+              <w:rPr>
+                <w:sz w:val="19"/>
+              </w:rPr>
+              <w:t xml:space="preserve">Each ritual once</w:t>
+            </w:r>
+          </w:p>
+        </w:tc>
+      </w:tr>
+      <w:tr>
+        <w:tc>
+          <w:tcPr/>
+          <w:p>
+            <w:pPr>
+              <w:pStyle w:val="Compact"/>
+              <w:jc w:val="left"/>
+            </w:pPr>
+            <w:r>
+              <w:rPr>
+                <w:b/>
+                <w:sz w:val="19"/>
+              </w:rPr>
+              <w:t xml:space="preserve">Archmage</w:t>
+            </w:r>
+          </w:p>
+        </w:tc>
+        <w:tc>
+          <w:tcPr/>
+          <w:p>
+            <w:pPr>
+              <w:pStyle w:val="Compact"/>
+              <w:jc w:val="left"/>
+            </w:pPr>
+            <w:r>
+              <w:rPr>
+                <w:sz w:val="19"/>
+              </w:rPr>
+              <w:t xml:space="preserve">Sorcery becomes Expert (+5)</w:t>
+            </w:r>
+          </w:p>
+        </w:tc>
+        <w:tc>
+          <w:tcPr/>
+          <w:p>
+            <w:pPr>
+              <w:pStyle w:val="Compact"/>
+              <w:jc w:val="left"/>
+            </w:pPr>
+            <w:r>
+              <w:rPr>
+                <w:sz w:val="19"/>
+              </w:rPr>
+              <w:t xml:space="preserve">4</w:t>
+            </w:r>
+          </w:p>
+        </w:tc>
+        <w:tc>
+          <w:tcPr/>
+          <w:p>
+            <w:pPr>
+              <w:pStyle w:val="Compact"/>
+              <w:jc w:val="left"/>
+            </w:pPr>
+            <w:r>
+              <w:rPr>
+                <w:sz w:val="19"/>
+              </w:rPr>
+              <w:t xml:space="preserve">Once, at the end of a long campaign</w:t>
+            </w:r>
+          </w:p>
+        </w:tc>
+      </w:tr>
+    </w:tbl>
+    <w:bookmarkEnd w:id="66"/>
+    <w:bookmarkStart w:id="67" w:name="magic-in-the-shattered-crown"/>
+    <w:p>
+      <w:pPr>
+        <w:pStyle w:val="Heading2"/>
+      </w:pPr>
+      <w:r>
+        <w:t xml:space="preserve">Magic in The Shattered Crown</w:t>
+      </w:r>
+    </w:p>
+    <w:tbl>
+      <w:tblPr>
+        <w:tblStyle w:val="Table"/>
+        <w:tblW w:type="pct" w:w="5000"/>
+        <w:tblLook w:firstRow="1" w:lastRow="0" w:firstColumn="0" w:lastColumn="0" w:noHBand="0" w:noVBand="0" w:val="0020"/>
+        <w:jc w:val="start"/>
+        <w:tblBorders>
+          <w:top w:val="single" w:sz="4" w:color="B8C2D3"/>
+          <w:left w:val="single" w:sz="4" w:color="B8C2D3"/>
+          <w:bottom w:val="single" w:sz="4" w:color="B8C2D3"/>
+          <w:right w:val="single" w:sz="4" w:color="B8C2D3"/>
+          <w:insideH w:val="single" w:sz="4" w:color="B8C2D3"/>
+          <w:insideV w:val="single" w:sz="4" w:color="B8C2D3"/>
+        </w:tblBorders>
+      </w:tblPr>
+      <w:tblGrid>
+        <w:gridCol w:w="3960"/>
+        <w:gridCol w:w="3960"/>
+      </w:tblGrid>
+      <w:tr>
+        <w:trPr>
+          <w:tblHeader w:val="true"/>
+        </w:trPr>
+        <w:tc>
+          <w:tcPr>
+            <w:shd w:val="clear" w:fill="F2E7D6"/>
+          </w:tcPr>
+          <w:p>
+            <w:pPr>
+              <w:pStyle w:val="Compact"/>
+            </w:pPr>
+          </w:p>
+        </w:tc>
+        <w:tc>
+          <w:tcPr>
+            <w:shd w:val="clear" w:fill="F2E7D6"/>
+          </w:tcPr>
+          <w:p>
+            <w:pPr>
+              <w:pStyle w:val="Compact"/>
+              <w:jc w:val="left"/>
+            </w:pPr>
+            <w:r>
+              <w:rPr>
+                <w:b/>
+                <w:sz w:val="19"/>
+              </w:rPr>
+              <w:t xml:space="preserve">How it works here</w:t>
+            </w:r>
+          </w:p>
+        </w:tc>
+      </w:tr>
+      <w:tr>
+        <w:tc>
+          <w:tcPr/>
+          <w:p>
+            <w:pPr>
+              <w:pStyle w:val="Compact"/>
+              <w:jc w:val="left"/>
+            </w:pPr>
+            <w:r>
+              <w:rPr>
+                <w:bCs/>
+                <w:b/>
+                <w:sz w:val="19"/>
+              </w:rPr>
+              <w:t xml:space="preserve">Feel</w:t>
+            </w:r>
+          </w:p>
+        </w:tc>
+        <w:tc>
+          <w:tcPr/>
+          <w:p>
+            <w:pPr>
+              <w:pStyle w:val="Compact"/>
+              <w:jc w:val="left"/>
+            </w:pPr>
+            <w:r>
+              <w:rPr>
+                <w:sz w:val="19"/>
+              </w:rPr>
+              <w:t xml:space="preserve">Sword and sorcery: magic is power, and power has a price.</w:t>
+            </w:r>
+          </w:p>
+        </w:tc>
+      </w:tr>
+      <w:tr>
+        <w:tc>
+          <w:tcPr/>
+          <w:p>
+            <w:pPr>
+              <w:pStyle w:val="Compact"/>
+              <w:jc w:val="left"/>
+            </w:pPr>
+            <w:r>
+              <w:rPr>
+                <w:bCs/>
+                <w:b/>
+                <w:sz w:val="19"/>
+              </w:rPr>
+              <w:t xml:space="preserve">Cantrips</w:t>
+            </w:r>
+          </w:p>
+        </w:tc>
+        <w:tc>
+          <w:tcPr/>
+          <w:p>
+            <w:pPr>
+              <w:pStyle w:val="Compact"/>
+              <w:jc w:val="left"/>
+            </w:pPr>
+            <w:r>
+              <w:rPr>
+                <w:sz w:val="19"/>
+              </w:rPr>
+              <w:t xml:space="preserve">Sorcerers, Witches, the Gifted and the gifted origins. Known: Trained 2, Specialty 3, Expert 4.</w:t>
+            </w:r>
+          </w:p>
+        </w:tc>
+      </w:tr>
+      <w:tr>
+        <w:tc>
+          <w:tcPr/>
+          <w:p>
+            <w:pPr>
+              <w:pStyle w:val="Compact"/>
+              <w:jc w:val="left"/>
+            </w:pPr>
+            <w:r>
+              <w:rPr>
+                <w:bCs/>
+                <w:b/>
+                <w:sz w:val="19"/>
+              </w:rPr>
+              <w:t xml:space="preserve">Seals</w:t>
+            </w:r>
+          </w:p>
+        </w:tc>
+        <w:tc>
+          <w:tcPr/>
+          <w:p>
+            <w:pPr>
+              <w:pStyle w:val="Compact"/>
+              <w:jc w:val="left"/>
+            </w:pPr>
+            <w:r>
+              <w:rPr>
+                <w:sz w:val="19"/>
+              </w:rPr>
+              <w:t xml:space="preserve">Every cantrip holds three Seals, each hiding a deeper power. Sorcery breaks them: the First at Trained, the Second (1 Boost) at Specialty, the Third (2 Boosts) at Expert.</w:t>
+            </w:r>
+          </w:p>
+        </w:tc>
+      </w:tr>
+      <w:tr>
+        <w:tc>
+          <w:tcPr/>
+          <w:p>
+            <w:pPr>
+              <w:pStyle w:val="Compact"/>
+              <w:jc w:val="left"/>
+            </w:pPr>
+            <w:r>
+              <w:rPr>
+                <w:bCs/>
+                <w:b/>
+                <w:sz w:val="19"/>
+              </w:rPr>
+              <w:t xml:space="preserve">Rituals</w:t>
+            </w:r>
+          </w:p>
+        </w:tc>
+        <w:tc>
+          <w:tcPr/>
+          <w:p>
+            <w:pPr>
+              <w:pStyle w:val="Compact"/>
+              <w:jc w:val="left"/>
+            </w:pPr>
+            <w:r>
+              <w:rPr>
+                <w:sz w:val="19"/>
+              </w:rPr>
+              <w:t xml:space="preserve">Anyone with Sorcery: ten minutes a roll, an hour for great workings. Priests work rites the same way with Lore.</w:t>
+            </w:r>
+          </w:p>
+        </w:tc>
+      </w:tr>
+      <w:tr>
+        <w:tc>
+          <w:tcPr/>
+          <w:p>
+            <w:pPr>
+              <w:pStyle w:val="Compact"/>
+              <w:jc w:val="left"/>
+            </w:pPr>
+            <w:r>
+              <w:rPr>
+                <w:bCs/>
+                <w:b/>
+                <w:sz w:val="19"/>
+              </w:rPr>
+              <w:t xml:space="preserve">Talismans</w:t>
+            </w:r>
+          </w:p>
+        </w:tc>
+        <w:tc>
+          <w:tcPr/>
+          <w:p>
+            <w:pPr>
+              <w:pStyle w:val="Compact"/>
+              <w:jc w:val="left"/>
+            </w:pPr>
+            <w:r>
+              <w:rPr>
+                <w:sz w:val="19"/>
+              </w:rPr>
+              <w:t xml:space="preserve">A ritual bound into a bone, a ring or a knotted cord, released by breaking it.</w:t>
+            </w:r>
+          </w:p>
+        </w:tc>
+      </w:tr>
+      <w:tr>
+        <w:tc>
+          <w:tcPr/>
+          <w:p>
+            <w:pPr>
+              <w:pStyle w:val="Compact"/>
+              <w:jc w:val="left"/>
+            </w:pPr>
+            <w:r>
+              <w:rPr>
+                <w:bCs/>
+                <w:b/>
+                <w:sz w:val="19"/>
+              </w:rPr>
+              <w:t xml:space="preserve">Enchantments</w:t>
+            </w:r>
+          </w:p>
+        </w:tc>
+        <w:tc>
+          <w:tcPr/>
+          <w:p>
+            <w:pPr>
+              <w:pStyle w:val="Compact"/>
+              <w:jc w:val="left"/>
+            </w:pPr>
+            <w:r>
+              <w:rPr>
+                <w:sz w:val="19"/>
+              </w:rPr>
+              <w:t xml:space="preserve">A ritual worked into an object, lasting a scene, a day (+1 segment), a moon (+2) or until broken (Major only). Talismans and enchantments share one limit: Trained 2, Specialty 3, Expert 4.</w:t>
+            </w:r>
+          </w:p>
+        </w:tc>
+      </w:tr>
+      <w:tr>
+        <w:tc>
+          <w:tcPr/>
+          <w:p>
+            <w:pPr>
+              <w:pStyle w:val="Compact"/>
+              <w:jc w:val="left"/>
+            </w:pPr>
+            <w:r>
+              <w:rPr>
+                <w:bCs/>
+                <w:b/>
+                <w:sz w:val="19"/>
+              </w:rPr>
+              <w:t xml:space="preserve">Price</w:t>
+            </w:r>
+          </w:p>
+        </w:tc>
+        <w:tc>
+          <w:tcPr/>
+          <w:p>
+            <w:pPr>
+              <w:pStyle w:val="Compact"/>
+              <w:jc w:val="left"/>
+            </w:pPr>
+            <w:r>
+              <w:rPr>
+                <w:sz w:val="19"/>
+              </w:rPr>
+              <w:t xml:space="preserve">Corruption: a failed cantrip marks 1, a natural 18 marks 2, and finishing a Major ritual marks 1, whatever the roll.</w:t>
+            </w:r>
+          </w:p>
+        </w:tc>
+      </w:tr>
+    </w:tbl>
+    <w:bookmarkEnd w:id="67"/>
+    <w:bookmarkEnd w:id="68"/>
+    <w:bookmarkStart w:id="72" w:name="fortune-points-and-tracks"/>
+    <w:p>
+      <w:pPr>
+        <w:pStyle w:val="Heading1"/>
+      </w:pPr>
+      <w:r>
+        <w:t xml:space="preserve">Fortune points and tracks</w:t>
+      </w:r>
+    </w:p>
+    <w:bookmarkStart w:id="69" w:name="using-fortune-points"/>
+    <w:p>
+      <w:pPr>
+        <w:pStyle w:val="Heading2"/>
+      </w:pPr>
+      <w:r>
+        <w:t xml:space="preserve">Using Fortune points</w:t>
+      </w:r>
+    </w:p>
+    <w:p>
+      <w:pPr>
+        <w:pStyle w:val="FirstParagraph"/>
+      </w:pPr>
+      <w:r>
+        <w:t xml:space="preserve">Begin each session with two Fortune points (three with Extra Fortune); unused points do not carry over. Spend no more than one point on a single roll or injury event.</w:t>
+      </w:r>
+    </w:p>
+    <w:tbl>
+      <w:tblPr>
+        <w:tblStyle w:val="Table"/>
+        <w:tblW w:type="pct" w:w="5000"/>
+        <w:tblLook w:firstRow="1" w:lastRow="0" w:firstColumn="0" w:lastColumn="0" w:noHBand="0" w:noVBand="0" w:val="0020"/>
+        <w:jc w:val="start"/>
+        <w:tblBorders>
+          <w:top w:val="single" w:sz="4" w:color="B8C2D3"/>
+          <w:left w:val="single" w:sz="4" w:color="B8C2D3"/>
+          <w:bottom w:val="single" w:sz="4" w:color="B8C2D3"/>
+          <w:right w:val="single" w:sz="4" w:color="B8C2D3"/>
+          <w:insideH w:val="single" w:sz="4" w:color="B8C2D3"/>
+          <w:insideV w:val="single" w:sz="4" w:color="B8C2D3"/>
+        </w:tblBorders>
+      </w:tblPr>
+      <w:tblGrid>
+        <w:gridCol w:w="3960"/>
+        <w:gridCol w:w="3960"/>
+      </w:tblGrid>
+      <w:tr>
+        <w:trPr>
+          <w:tblHeader w:val="true"/>
+        </w:trPr>
+        <w:tc>
+          <w:tcPr>
+            <w:shd w:val="clear" w:fill="F2E7D6"/>
+          </w:tcPr>
+          <w:p>
+            <w:pPr>
+              <w:pStyle w:val="Compact"/>
+              <w:jc w:val="left"/>
+            </w:pPr>
+            <w:r>
+              <w:rPr>
+                <w:b/>
+                <w:sz w:val="19"/>
+              </w:rPr>
+              <w:t xml:space="preserve">Spend one point to</w:t>
+            </w:r>
+          </w:p>
+        </w:tc>
+        <w:tc>
+          <w:tcPr>
+            <w:shd w:val="clear" w:fill="F2E7D6"/>
+          </w:tcPr>
+          <w:p>
+            <w:pPr>
+              <w:pStyle w:val="Compact"/>
+              <w:jc w:val="left"/>
+            </w:pPr>
+            <w:r>
+              <w:rPr>
+                <w:b/>
+                <w:sz w:val="19"/>
+              </w:rPr>
+              <w:t xml:space="preserve">Timing and limits</w:t>
+            </w:r>
+          </w:p>
+        </w:tc>
+      </w:tr>
+      <w:tr>
+        <w:tc>
+          <w:tcPr/>
+          <w:p>
+            <w:pPr>
+              <w:pStyle w:val="Compact"/>
+              <w:jc w:val="left"/>
+            </w:pPr>
+            <w:r>
+              <w:rPr>
+                <w:b/>
+                <w:sz w:val="19"/>
+              </w:rPr>
+              <w:t xml:space="preserve">Reroll your own roll</w:t>
+            </w:r>
+          </w:p>
+        </w:tc>
+        <w:tc>
+          <w:tcPr/>
+          <w:p>
+            <w:pPr>
+              <w:pStyle w:val="Compact"/>
+              <w:jc w:val="left"/>
+            </w:pPr>
+            <w:r>
+              <w:rPr>
+                <w:sz w:val="19"/>
+              </w:rPr>
+              <w:t xml:space="preserve">Declare after seeing the result but before its consequences. Keep the second result, even if worse.</w:t>
+            </w:r>
+          </w:p>
+        </w:tc>
+      </w:tr>
+      <w:tr>
+        <w:tc>
+          <w:tcPr/>
+          <w:p>
+            <w:pPr>
+              <w:pStyle w:val="Compact"/>
+              <w:jc w:val="left"/>
+            </w:pPr>
+            <w:r>
+              <w:rPr>
+                <w:b/>
+                <w:sz w:val="19"/>
+              </w:rPr>
+              <w:t xml:space="preserve">Reduce an injury by one box</w:t>
+            </w:r>
+          </w:p>
+        </w:tc>
+        <w:tc>
+          <w:tcPr/>
+          <w:p>
+            <w:pPr>
+              <w:pStyle w:val="Compact"/>
+              <w:jc w:val="left"/>
+            </w:pPr>
+            <w:r>
+              <w:rPr>
+                <w:sz w:val="19"/>
+              </w:rPr>
+              <w:t xml:space="preserve">Declare when a hit would mark boxes, before applying them. Does not prevent certain death.</w:t>
+            </w:r>
+          </w:p>
+        </w:tc>
+      </w:tr>
+      <w:tr>
+        <w:tc>
+          <w:tcPr/>
+          <w:p>
+            <w:pPr>
+              <w:pStyle w:val="Compact"/>
+              <w:jc w:val="left"/>
+            </w:pPr>
+            <w:r>
+              <w:rPr>
+                <w:b/>
+                <w:sz w:val="19"/>
+              </w:rPr>
+              <w:t xml:space="preserve">Establish a small preparation</w:t>
+            </w:r>
+          </w:p>
+        </w:tc>
+        <w:tc>
+          <w:tcPr/>
+          <w:p>
+            <w:pPr>
+              <w:pStyle w:val="Compact"/>
+              <w:jc w:val="left"/>
+            </w:pPr>
+            <w:r>
+              <w:rPr>
+                <w:sz w:val="19"/>
+              </w:rPr>
+              <w:t xml:space="preserve">Propose a plausible detail, such as having packed something useful. GM approval is required.</w:t>
+            </w:r>
+          </w:p>
+        </w:tc>
+      </w:tr>
+    </w:tbl>
+    <w:p>
+      <w:pPr>
+        <w:pStyle w:val="BodyText"/>
+      </w:pPr>
+      <w:r>
+        <w:t xml:space="preserve">Gain one point when one of your complications creates a meaningful problem you accept, including a companion complication. You can decline the proposed complication without penalty.</w:t>
+      </w:r>
+    </w:p>
+    <w:bookmarkEnd w:id="69"/>
+    <w:bookmarkStart w:id="70" w:name="troubles"/>
+    <w:p>
+      <w:pPr>
+        <w:pStyle w:val="Heading2"/>
+      </w:pPr>
+      <w:r>
+        <w:t xml:space="preserve">Troubles</w:t>
+      </w:r>
+    </w:p>
+    <w:p>
+      <w:pPr>
+        <w:pStyle w:val="FirstParagraph"/>
+      </w:pPr>
+      <w:r>
+        <w:t xml:space="preserve">The party shares four</w:t>
       </w:r>
       <w:r>
         <w:t xml:space="preserve"> </w:t>
@@ -10341,10 +11346,155 @@
           <w:bCs/>
           <w:b/>
         </w:rPr>
-        <w:t xml:space="preserve">instead of a skill step</w:t>
-      </w:r>
-      <w:r>
-        <w:t xml:space="preserve">, with the GM’s approval and a reason from the story.</w:t>
+        <w:t xml:space="preserve">Troubles</w:t>
+      </w:r>
+      <w:r>
+        <w:t xml:space="preserve">.</w:t>
+      </w:r>
+      <w:r>
+        <w:t xml:space="preserve"> </w:t>
+      </w:r>
+      <w:r>
+        <w:rPr>
+          <w:bCs/>
+          <w:b/>
+        </w:rPr>
+        <w:t xml:space="preserve">Infamy</w:t>
+      </w:r>
+      <w:r>
+        <w:t xml:space="preserve"> </w:t>
+      </w:r>
+      <w:r>
+        <w:t xml:space="preserve">is the rulers and the watch taking notice;</w:t>
+      </w:r>
+      <w:r>
+        <w:t xml:space="preserve"> </w:t>
+      </w:r>
+      <w:r>
+        <w:rPr>
+          <w:bCs/>
+          <w:b/>
+        </w:rPr>
+        <w:t xml:space="preserve">Doom</w:t>
+      </w:r>
+      <w:r>
+        <w:t xml:space="preserve"> </w:t>
+      </w:r>
+      <w:r>
+        <w:t xml:space="preserve">is the old powers learning your names;</w:t>
+      </w:r>
+      <w:r>
+        <w:t xml:space="preserve"> </w:t>
+      </w:r>
+      <w:r>
+        <w:rPr>
+          <w:bCs/>
+          <w:b/>
+        </w:rPr>
+        <w:t xml:space="preserve">Debt</w:t>
+      </w:r>
+      <w:r>
+        <w:t xml:space="preserve"> </w:t>
+      </w:r>
+      <w:r>
+        <w:t xml:space="preserve">is what you owe moneylenders, patrons and sorcerers;</w:t>
+      </w:r>
+      <w:r>
+        <w:t xml:space="preserve"> </w:t>
+      </w:r>
+      <w:r>
+        <w:rPr>
+          <w:bCs/>
+          <w:b/>
+        </w:rPr>
+        <w:t xml:space="preserve">Hunger</w:t>
+      </w:r>
+      <w:r>
+        <w:t xml:space="preserve"> </w:t>
+      </w:r>
+      <w:r>
+        <w:t xml:space="preserve">is supplies, coin and morale running thin on the road. They fill as your deeds catch up with you; the GM narrates what each box means.</w:t>
+      </w:r>
+    </w:p>
+    <w:p>
+      <w:pPr>
+        <w:numPr>
+          <w:ilvl w:val="0"/>
+          <w:numId w:val="1012"/>
+        </w:numPr>
+        <w:pStyle w:val="Compact"/>
+      </w:pPr>
+      <w:r>
+        <w:rPr>
+          <w:bCs/>
+          <w:b/>
+        </w:rPr>
+        <w:t xml:space="preserve">Marking:</w:t>
+      </w:r>
+      <w:r>
+        <w:t xml:space="preserve"> </w:t>
+      </w:r>
+      <w:r>
+        <w:t xml:space="preserve">killing in the open or a beast form seen in town (Infamy); blatant sorcery or taking a cursed treasure (Doom); borrowing or buying on credit (Debt); each day in the wilds without supplies (Hunger). A success at a cost can mark any of them.</w:t>
+      </w:r>
+    </w:p>
+    <w:p>
+      <w:pPr>
+        <w:numPr>
+          <w:ilvl w:val="0"/>
+          <w:numId w:val="1012"/>
+        </w:numPr>
+        <w:pStyle w:val="Compact"/>
+      </w:pPr>
+      <w:r>
+        <w:rPr>
+          <w:bCs/>
+          <w:b/>
+        </w:rPr>
+        <w:t xml:space="preserve">Clearing:</w:t>
+      </w:r>
+      <w:r>
+        <w:t xml:space="preserve"> </w:t>
+      </w:r>
+      <w:r>
+        <w:t xml:space="preserve">lying low between ventures (Infamy); a cleansing rite (Doom); paying up (Debt); reaching a town, or a Survival roll each day in the wilds (Hunger).</w:t>
+      </w:r>
+    </w:p>
+    <w:p>
+      <w:pPr>
+        <w:pStyle w:val="FirstParagraph"/>
+      </w:pPr>
+      <w:r>
+        <w:t xml:space="preserve">Each character also keeps a personal</w:t>
+      </w:r>
+      <w:r>
+        <w:t xml:space="preserve"> </w:t>
+      </w:r>
+      <w:r>
+        <w:rPr>
+          <w:bCs/>
+          <w:b/>
+        </w:rPr>
+        <w:t xml:space="preserve">Corruption</w:t>
+      </w:r>
+      <w:r>
+        <w:t xml:space="preserve"> </w:t>
+      </w:r>
+      <w:r>
+        <w:t xml:space="preserve">track on their sheet (see</w:t>
+      </w:r>
+      <w:r>
+        <w:t xml:space="preserve"> </w:t>
+      </w:r>
+      <w:r>
+        <w:rPr>
+          <w:iCs/>
+          <w:i/>
+        </w:rPr>
+        <w:t xml:space="preserve">Sorcery</w:t>
+      </w:r>
+      <w:r>
+        <w:t xml:space="preserve">).</w:t>
       </w:r>
     </w:p>
     <w:tbl>
@@ -10385,7 +11535,7 @@
                 <w:b/>
                 <w:sz w:val="19"/>
               </w:rPr>
-              <w:t xml:space="preserve">Option</w:t>
+              <w:t xml:space="preserve">Track</w:t>
             </w:r>
           </w:p>
         </w:tc>
@@ -10403,7 +11553,7 @@
                 <w:b/>
                 <w:sz w:val="19"/>
               </w:rPr>
-              <w:t xml:space="preserve">Effect</w:t>
+              <w:t xml:space="preserve">Boxes</w:t>
             </w:r>
           </w:p>
         </w:tc>
@@ -10421,619 +11571,212 @@
                 <w:b/>
                 <w:sz w:val="19"/>
               </w:rPr>
-              <w:t xml:space="preserve">Limit</w:t>
-            </w:r>
-          </w:p>
-        </w:tc>
-      </w:tr>
-      <w:tr>
-        <w:tc>
-          <w:tcPr/>
-          <w:p>
-            <w:pPr>
-              <w:pStyle w:val="Compact"/>
-              <w:jc w:val="left"/>
-            </w:pPr>
-            <w:r>
-              <w:rPr>
-                <w:b/>
-                <w:sz w:val="19"/>
-              </w:rPr>
-              <w:t xml:space="preserve">New cantrip</w:t>
-            </w:r>
-          </w:p>
-        </w:tc>
-        <w:tc>
-          <w:tcPr/>
-          <w:p>
-            <w:pPr>
-              <w:pStyle w:val="Compact"/>
-              <w:jc w:val="left"/>
-            </w:pPr>
-            <w:r>
-              <w:rPr>
-                <w:sz w:val="19"/>
-              </w:rPr>
-              <w:t xml:space="preserve">Learn one cantrip beyond your limit</w:t>
-            </w:r>
-          </w:p>
-        </w:tc>
-        <w:tc>
-          <w:tcPr/>
-          <w:p>
-            <w:pPr>
-              <w:pStyle w:val="Compact"/>
-              <w:jc w:val="left"/>
-            </w:pPr>
-            <w:r>
-              <w:rPr>
-                <w:sz w:val="19"/>
-              </w:rPr>
-              <w:t xml:space="preserve">Up to 2 extra</w:t>
-            </w:r>
-          </w:p>
-        </w:tc>
-      </w:tr>
-      <w:tr>
-        <w:tc>
-          <w:tcPr/>
-          <w:p>
-            <w:pPr>
-              <w:pStyle w:val="Compact"/>
-              <w:jc w:val="left"/>
-            </w:pPr>
-            <w:r>
-              <w:rPr>
-                <w:b/>
-                <w:sz w:val="19"/>
-              </w:rPr>
-              <w:t xml:space="preserve">Deeper Seal</w:t>
-            </w:r>
-          </w:p>
-        </w:tc>
-        <w:tc>
-          <w:tcPr/>
-          <w:p>
-            <w:pPr>
-              <w:pStyle w:val="Compact"/>
-              <w:jc w:val="left"/>
-            </w:pPr>
-            <w:r>
-              <w:rPr>
-                <w:sz w:val="19"/>
-              </w:rPr>
-              <w:t xml:space="preserve">One cantrip you know works one Seal deeper: one more Boost</w:t>
-            </w:r>
-          </w:p>
-        </w:tc>
-        <w:tc>
-          <w:tcPr/>
-          <w:p>
-            <w:pPr>
-              <w:pStyle w:val="Compact"/>
-              <w:jc w:val="left"/>
-            </w:pPr>
-            <w:r>
-              <w:rPr>
-                <w:sz w:val="19"/>
-              </w:rPr>
-              <w:t xml:space="preserve">Each cantrip once</w:t>
-            </w:r>
-          </w:p>
-        </w:tc>
-      </w:tr>
-      <w:tr>
-        <w:tc>
-          <w:tcPr/>
-          <w:p>
-            <w:pPr>
-              <w:pStyle w:val="Compact"/>
-              <w:jc w:val="left"/>
-            </w:pPr>
-            <w:r>
-              <w:rPr>
-                <w:b/>
-                <w:sz w:val="19"/>
-              </w:rPr>
-              <w:t xml:space="preserve">Another talisman</w:t>
-            </w:r>
-          </w:p>
-        </w:tc>
-        <w:tc>
-          <w:tcPr/>
-          <w:p>
-            <w:pPr>
-              <w:pStyle w:val="Compact"/>
-              <w:jc w:val="left"/>
-            </w:pPr>
-            <w:r>
-              <w:rPr>
-                <w:sz w:val="19"/>
-              </w:rPr>
-              <w:t xml:space="preserve">Carry one more ready talisman</w:t>
-            </w:r>
-          </w:p>
-        </w:tc>
-        <w:tc>
-          <w:tcPr/>
-          <w:p>
-            <w:pPr>
-              <w:pStyle w:val="Compact"/>
-              <w:jc w:val="left"/>
-            </w:pPr>
-            <w:r>
-              <w:rPr>
-                <w:sz w:val="19"/>
-              </w:rPr>
-              <w:t xml:space="preserve">Up to 2 extra</w:t>
-            </w:r>
-          </w:p>
-        </w:tc>
-      </w:tr>
-      <w:tr>
-        <w:tc>
-          <w:tcPr/>
-          <w:p>
-            <w:pPr>
-              <w:pStyle w:val="Compact"/>
-              <w:jc w:val="left"/>
-            </w:pPr>
-            <w:r>
-              <w:rPr>
-                <w:b/>
-                <w:sz w:val="19"/>
-              </w:rPr>
-              <w:t xml:space="preserve">By heart</w:t>
-            </w:r>
-          </w:p>
-        </w:tc>
-        <w:tc>
-          <w:tcPr/>
-          <w:p>
-            <w:pPr>
-              <w:pStyle w:val="Compact"/>
-              <w:jc w:val="left"/>
-            </w:pPr>
-            <w:r>
-              <w:rPr>
-                <w:sz w:val="19"/>
-              </w:rPr>
-              <w:t xml:space="preserve">One kind of ritual takes one fewer segment (minimum 1)</w:t>
-            </w:r>
-          </w:p>
-        </w:tc>
-        <w:tc>
-          <w:tcPr/>
-          <w:p>
-            <w:pPr>
-              <w:pStyle w:val="Compact"/>
-              <w:jc w:val="left"/>
-            </w:pPr>
-            <w:r>
-              <w:rPr>
-                <w:sz w:val="19"/>
-              </w:rPr>
-              <w:t xml:space="preserve">Each kind once</w:t>
-            </w:r>
-          </w:p>
-        </w:tc>
-      </w:tr>
-      <w:tr>
-        <w:tc>
-          <w:tcPr/>
-          <w:p>
-            <w:pPr>
-              <w:pStyle w:val="Compact"/>
-              <w:jc w:val="left"/>
-            </w:pPr>
-            <w:r>
-              <w:rPr>
-                <w:b/>
-                <w:sz w:val="19"/>
-              </w:rPr>
-              <w:t xml:space="preserve">Quicker hand</w:t>
-            </w:r>
-          </w:p>
-        </w:tc>
-        <w:tc>
-          <w:tcPr/>
-          <w:p>
-            <w:pPr>
-              <w:pStyle w:val="Compact"/>
-              <w:jc w:val="left"/>
-            </w:pPr>
-            <w:r>
-              <w:rPr>
-                <w:sz w:val="19"/>
-              </w:rPr>
-              <w:t xml:space="preserve">One ritual you know goes one pace faster: an hour becomes ten minutes, ten minutes one action</w:t>
-            </w:r>
-          </w:p>
-        </w:tc>
-        <w:tc>
-          <w:tcPr/>
-          <w:p>
-            <w:pPr>
-              <w:pStyle w:val="Compact"/>
-              <w:jc w:val="left"/>
-            </w:pPr>
-            <w:r>
-              <w:rPr>
-                <w:sz w:val="19"/>
-              </w:rPr>
-              <w:t xml:space="preserve">Each ritual once</w:t>
-            </w:r>
-          </w:p>
-        </w:tc>
-      </w:tr>
-      <w:tr>
-        <w:tc>
-          <w:tcPr/>
-          <w:p>
-            <w:pPr>
-              <w:pStyle w:val="Compact"/>
-              <w:jc w:val="left"/>
-            </w:pPr>
-            <w:r>
-              <w:rPr>
-                <w:b/>
-                <w:sz w:val="19"/>
-              </w:rPr>
-              <w:t xml:space="preserve">Archmage</w:t>
-            </w:r>
-          </w:p>
-        </w:tc>
-        <w:tc>
-          <w:tcPr/>
-          <w:p>
-            <w:pPr>
-              <w:pStyle w:val="Compact"/>
-              <w:jc w:val="left"/>
-            </w:pPr>
-            <w:r>
-              <w:rPr>
-                <w:sz w:val="19"/>
-              </w:rPr>
-              <w:t xml:space="preserve">Sorcery becomes Expert (+5)</w:t>
-            </w:r>
-          </w:p>
-        </w:tc>
-        <w:tc>
-          <w:tcPr/>
-          <w:p>
-            <w:pPr>
-              <w:pStyle w:val="Compact"/>
-              <w:jc w:val="left"/>
-            </w:pPr>
-            <w:r>
-              <w:rPr>
-                <w:sz w:val="19"/>
-              </w:rPr>
-              <w:t xml:space="preserve">Once, at the end of a long campaign</w:t>
+              <w:t xml:space="preserve">As boxes fill</w:t>
+            </w:r>
+          </w:p>
+        </w:tc>
+      </w:tr>
+      <w:tr>
+        <w:tc>
+          <w:tcPr/>
+          <w:p>
+            <w:pPr>
+              <w:pStyle w:val="Compact"/>
+              <w:jc w:val="left"/>
+            </w:pPr>
+            <w:r>
+              <w:rPr>
+                <w:b/>
+                <w:sz w:val="19"/>
+              </w:rPr>
+              <w:t xml:space="preserve">Infamy</w:t>
+            </w:r>
+          </w:p>
+        </w:tc>
+        <w:tc>
+          <w:tcPr/>
+          <w:p>
+            <w:pPr>
+              <w:pStyle w:val="Compact"/>
+              <w:jc w:val="left"/>
+            </w:pPr>
+            <w:r>
+              <w:rPr>
+                <w:sz w:val="19"/>
+              </w:rPr>
+              <w:t xml:space="preserve">4</w:t>
+            </w:r>
+          </w:p>
+        </w:tc>
+        <w:tc>
+          <w:tcPr/>
+          <w:p>
+            <w:pPr>
+              <w:pStyle w:val="Compact"/>
+              <w:jc w:val="left"/>
+            </w:pPr>
+            <w:r>
+              <w:rPr>
+                <w:sz w:val="19"/>
+              </w:rPr>
+              <w:t xml:space="preserve">1: Talk in the taverns; 2: Wanted posters: −2 to Persuasion with the watch; 3: Bounty hunters on your trail; 4: Outlawed: start a Manhunt clock</w:t>
+            </w:r>
+          </w:p>
+        </w:tc>
+      </w:tr>
+      <w:tr>
+        <w:tc>
+          <w:tcPr/>
+          <w:p>
+            <w:pPr>
+              <w:pStyle w:val="Compact"/>
+              <w:jc w:val="left"/>
+            </w:pPr>
+            <w:r>
+              <w:rPr>
+                <w:b/>
+                <w:sz w:val="19"/>
+              </w:rPr>
+              <w:t xml:space="preserve">Doom</w:t>
+            </w:r>
+          </w:p>
+        </w:tc>
+        <w:tc>
+          <w:tcPr/>
+          <w:p>
+            <w:pPr>
+              <w:pStyle w:val="Compact"/>
+              <w:jc w:val="left"/>
+            </w:pPr>
+            <w:r>
+              <w:rPr>
+                <w:sz w:val="19"/>
+              </w:rPr>
+              <w:t xml:space="preserve">4</w:t>
+            </w:r>
+          </w:p>
+        </w:tc>
+        <w:tc>
+          <w:tcPr/>
+          <w:p>
+            <w:pPr>
+              <w:pStyle w:val="Compact"/>
+              <w:jc w:val="left"/>
+            </w:pPr>
+            <w:r>
+              <w:rPr>
+                <w:sz w:val="19"/>
+              </w:rPr>
+              <w:t xml:space="preserve">1: Ill omens: ravens, black cats, bad dreams; 2: A sorcerer scries you: −2 to Stealth against magic; 3: Its servants come hunting; 4: It comes for you: start a clock</w:t>
+            </w:r>
+          </w:p>
+        </w:tc>
+      </w:tr>
+      <w:tr>
+        <w:tc>
+          <w:tcPr/>
+          <w:p>
+            <w:pPr>
+              <w:pStyle w:val="Compact"/>
+              <w:jc w:val="left"/>
+            </w:pPr>
+            <w:r>
+              <w:rPr>
+                <w:b/>
+                <w:sz w:val="19"/>
+              </w:rPr>
+              <w:t xml:space="preserve">Debt</w:t>
+            </w:r>
+          </w:p>
+        </w:tc>
+        <w:tc>
+          <w:tcPr/>
+          <w:p>
+            <w:pPr>
+              <w:pStyle w:val="Compact"/>
+              <w:jc w:val="left"/>
+            </w:pPr>
+            <w:r>
+              <w:rPr>
+                <w:sz w:val="19"/>
+              </w:rPr>
+              <w:t xml:space="preserve">4</w:t>
+            </w:r>
+          </w:p>
+        </w:tc>
+        <w:tc>
+          <w:tcPr/>
+          <w:p>
+            <w:pPr>
+              <w:pStyle w:val="Compact"/>
+              <w:jc w:val="left"/>
+            </w:pPr>
+            <w:r>
+              <w:rPr>
+                <w:sz w:val="19"/>
+              </w:rPr>
+              <w:t xml:space="preserve">1: A reminder, politely delivered; 2: Collectors: −2 to Persuasion with merchants; 3: Your gear or mounts are seized; 4: A creditor names the price: a job you can’t refuse</w:t>
+            </w:r>
+          </w:p>
+        </w:tc>
+      </w:tr>
+      <w:tr>
+        <w:tc>
+          <w:tcPr/>
+          <w:p>
+            <w:pPr>
+              <w:pStyle w:val="Compact"/>
+              <w:jc w:val="left"/>
+            </w:pPr>
+            <w:r>
+              <w:rPr>
+                <w:b/>
+                <w:sz w:val="19"/>
+              </w:rPr>
+              <w:t xml:space="preserve">Hunger</w:t>
+            </w:r>
+          </w:p>
+        </w:tc>
+        <w:tc>
+          <w:tcPr/>
+          <w:p>
+            <w:pPr>
+              <w:pStyle w:val="Compact"/>
+              <w:jc w:val="left"/>
+            </w:pPr>
+            <w:r>
+              <w:rPr>
+                <w:sz w:val="19"/>
+              </w:rPr>
+              <w:t xml:space="preserve">4</w:t>
+            </w:r>
+          </w:p>
+        </w:tc>
+        <w:tc>
+          <w:tcPr/>
+          <w:p>
+            <w:pPr>
+              <w:pStyle w:val="Compact"/>
+              <w:jc w:val="left"/>
+            </w:pPr>
+            <w:r>
+              <w:rPr>
+                <w:sz w:val="19"/>
+              </w:rPr>
+              <w:t xml:space="preserve">1: Short rations; 2: Hungry: −1 to all rolls on the road; 3: Starving: hirelings desert, mounts falter; 4: Collapse: find food today or someone dies</w:t>
             </w:r>
           </w:p>
         </w:tc>
       </w:tr>
     </w:tbl>
-    <w:bookmarkEnd w:id="66"/>
-    <w:bookmarkStart w:id="67" w:name="magic-in-the-shattered-crown"/>
+    <w:bookmarkEnd w:id="70"/>
+    <w:bookmarkStart w:id="71" w:name="advancement"/>
     <w:p>
       <w:pPr>
         <w:pStyle w:val="Heading2"/>
       </w:pPr>
       <w:r>
-        <w:t xml:space="preserve">Magic in The Shattered Crown</w:t>
-      </w:r>
-    </w:p>
-    <w:tbl>
-      <w:tblPr>
-        <w:tblStyle w:val="Table"/>
-        <w:tblW w:type="pct" w:w="5000"/>
-        <w:tblLook w:firstRow="1" w:lastRow="0" w:firstColumn="0" w:lastColumn="0" w:noHBand="0" w:noVBand="0" w:val="0020"/>
-        <w:jc w:val="start"/>
-        <w:tblBorders>
-          <w:top w:val="single" w:sz="4" w:color="B8C2D3"/>
-          <w:left w:val="single" w:sz="4" w:color="B8C2D3"/>
-          <w:bottom w:val="single" w:sz="4" w:color="B8C2D3"/>
-          <w:right w:val="single" w:sz="4" w:color="B8C2D3"/>
-          <w:insideH w:val="single" w:sz="4" w:color="B8C2D3"/>
-          <w:insideV w:val="single" w:sz="4" w:color="B8C2D3"/>
-        </w:tblBorders>
-      </w:tblPr>
-      <w:tblGrid>
-        <w:gridCol w:w="3960"/>
-        <w:gridCol w:w="3960"/>
-      </w:tblGrid>
-      <w:tr>
-        <w:trPr>
-          <w:tblHeader w:val="true"/>
-        </w:trPr>
-        <w:tc>
-          <w:tcPr>
-            <w:shd w:val="clear" w:fill="F2E7D6"/>
-          </w:tcPr>
-          <w:p>
-            <w:pPr>
-              <w:pStyle w:val="Compact"/>
-            </w:pPr>
-          </w:p>
-        </w:tc>
-        <w:tc>
-          <w:tcPr>
-            <w:shd w:val="clear" w:fill="F2E7D6"/>
-          </w:tcPr>
-          <w:p>
-            <w:pPr>
-              <w:pStyle w:val="Compact"/>
-              <w:jc w:val="left"/>
-            </w:pPr>
-            <w:r>
-              <w:rPr>
-                <w:b/>
-                <w:sz w:val="19"/>
-              </w:rPr>
-              <w:t xml:space="preserve">How it works here</w:t>
-            </w:r>
-          </w:p>
-        </w:tc>
-      </w:tr>
-      <w:tr>
-        <w:tc>
-          <w:tcPr/>
-          <w:p>
-            <w:pPr>
-              <w:pStyle w:val="Compact"/>
-              <w:jc w:val="left"/>
-            </w:pPr>
-            <w:r>
-              <w:rPr>
-                <w:bCs/>
-                <w:b/>
-                <w:sz w:val="19"/>
-              </w:rPr>
-              <w:t xml:space="preserve">Feel</w:t>
-            </w:r>
-          </w:p>
-        </w:tc>
-        <w:tc>
-          <w:tcPr/>
-          <w:p>
-            <w:pPr>
-              <w:pStyle w:val="Compact"/>
-              <w:jc w:val="left"/>
-            </w:pPr>
-            <w:r>
-              <w:rPr>
-                <w:sz w:val="19"/>
-              </w:rPr>
-              <w:t xml:space="preserve">Sword and sorcery: magic is power, and power has a price.</w:t>
-            </w:r>
-          </w:p>
-        </w:tc>
-      </w:tr>
-      <w:tr>
-        <w:tc>
-          <w:tcPr/>
-          <w:p>
-            <w:pPr>
-              <w:pStyle w:val="Compact"/>
-              <w:jc w:val="left"/>
-            </w:pPr>
-            <w:r>
-              <w:rPr>
-                <w:bCs/>
-                <w:b/>
-                <w:sz w:val="19"/>
-              </w:rPr>
-              <w:t xml:space="preserve">Cantrips</w:t>
-            </w:r>
-          </w:p>
-        </w:tc>
-        <w:tc>
-          <w:tcPr/>
-          <w:p>
-            <w:pPr>
-              <w:pStyle w:val="Compact"/>
-              <w:jc w:val="left"/>
-            </w:pPr>
-            <w:r>
-              <w:rPr>
-                <w:sz w:val="19"/>
-              </w:rPr>
-              <w:t xml:space="preserve">Sorcerers, Witches, the Gifted and the gifted origins. Known: Trained 2, Specialty 3, Expert 4.</w:t>
-            </w:r>
-          </w:p>
-        </w:tc>
-      </w:tr>
-      <w:tr>
-        <w:tc>
-          <w:tcPr/>
-          <w:p>
-            <w:pPr>
-              <w:pStyle w:val="Compact"/>
-              <w:jc w:val="left"/>
-            </w:pPr>
-            <w:r>
-              <w:rPr>
-                <w:bCs/>
-                <w:b/>
-                <w:sz w:val="19"/>
-              </w:rPr>
-              <w:t xml:space="preserve">Seals</w:t>
-            </w:r>
-          </w:p>
-        </w:tc>
-        <w:tc>
-          <w:tcPr/>
-          <w:p>
-            <w:pPr>
-              <w:pStyle w:val="Compact"/>
-              <w:jc w:val="left"/>
-            </w:pPr>
-            <w:r>
-              <w:rPr>
-                <w:sz w:val="19"/>
-              </w:rPr>
-              <w:t xml:space="preserve">Every cantrip holds three Seals, each hiding a deeper power. Sorcery breaks them: the First at Trained, the Second (1 Boost) at Specialty, the Third (2 Boosts) at Expert.</w:t>
-            </w:r>
-          </w:p>
-        </w:tc>
-      </w:tr>
-      <w:tr>
-        <w:tc>
-          <w:tcPr/>
-          <w:p>
-            <w:pPr>
-              <w:pStyle w:val="Compact"/>
-              <w:jc w:val="left"/>
-            </w:pPr>
-            <w:r>
-              <w:rPr>
-                <w:bCs/>
-                <w:b/>
-                <w:sz w:val="19"/>
-              </w:rPr>
-              <w:t xml:space="preserve">Rituals</w:t>
-            </w:r>
-          </w:p>
-        </w:tc>
-        <w:tc>
-          <w:tcPr/>
-          <w:p>
-            <w:pPr>
-              <w:pStyle w:val="Compact"/>
-              <w:jc w:val="left"/>
-            </w:pPr>
-            <w:r>
-              <w:rPr>
-                <w:sz w:val="19"/>
-              </w:rPr>
-              <w:t xml:space="preserve">Anyone with Sorcery: ten minutes a roll, an hour for great workings. Priests work rites the same way with Lore.</w:t>
-            </w:r>
-          </w:p>
-        </w:tc>
-      </w:tr>
-      <w:tr>
-        <w:tc>
-          <w:tcPr/>
-          <w:p>
-            <w:pPr>
-              <w:pStyle w:val="Compact"/>
-              <w:jc w:val="left"/>
-            </w:pPr>
-            <w:r>
-              <w:rPr>
-                <w:bCs/>
-                <w:b/>
-                <w:sz w:val="19"/>
-              </w:rPr>
-              <w:t xml:space="preserve">Talismans</w:t>
-            </w:r>
-          </w:p>
-        </w:tc>
-        <w:tc>
-          <w:tcPr/>
-          <w:p>
-            <w:pPr>
-              <w:pStyle w:val="Compact"/>
-              <w:jc w:val="left"/>
-            </w:pPr>
-            <w:r>
-              <w:rPr>
-                <w:sz w:val="19"/>
-              </w:rPr>
-              <w:t xml:space="preserve">A ritual bound into a bone, a ring or a knotted cord, released by breaking it.</w:t>
-            </w:r>
-          </w:p>
-        </w:tc>
-      </w:tr>
-      <w:tr>
-        <w:tc>
-          <w:tcPr/>
-          <w:p>
-            <w:pPr>
-              <w:pStyle w:val="Compact"/>
-              <w:jc w:val="left"/>
-            </w:pPr>
-            <w:r>
-              <w:rPr>
-                <w:bCs/>
-                <w:b/>
-                <w:sz w:val="19"/>
-              </w:rPr>
-              <w:t xml:space="preserve">Enchantments</w:t>
-            </w:r>
-          </w:p>
-        </w:tc>
-        <w:tc>
-          <w:tcPr/>
-          <w:p>
-            <w:pPr>
-              <w:pStyle w:val="Compact"/>
-              <w:jc w:val="left"/>
-            </w:pPr>
-            <w:r>
-              <w:rPr>
-                <w:sz w:val="19"/>
-              </w:rPr>
-              <w:t xml:space="preserve">A ritual worked into an object, lasting a scene, a day (+1 segment), a moon (+2) or until broken (Major only). Talismans and enchantments share one limit: Trained 2, Specialty 3, Expert 4.</w:t>
-            </w:r>
-          </w:p>
-        </w:tc>
-      </w:tr>
-      <w:tr>
-        <w:tc>
-          <w:tcPr/>
-          <w:p>
-            <w:pPr>
-              <w:pStyle w:val="Compact"/>
-              <w:jc w:val="left"/>
-            </w:pPr>
-            <w:r>
-              <w:rPr>
-                <w:bCs/>
-                <w:b/>
-                <w:sz w:val="19"/>
-              </w:rPr>
-              <w:t xml:space="preserve">Price</w:t>
-            </w:r>
-          </w:p>
-        </w:tc>
-        <w:tc>
-          <w:tcPr/>
-          <w:p>
-            <w:pPr>
-              <w:pStyle w:val="Compact"/>
-              <w:jc w:val="left"/>
-            </w:pPr>
-            <w:r>
-              <w:rPr>
-                <w:sz w:val="19"/>
-              </w:rPr>
-              <w:t xml:space="preserve">Corruption: a failed cantrip marks 1, a natural 18 marks 2, and finishing a Major ritual marks 1, whatever the roll.</w:t>
-            </w:r>
-          </w:p>
-        </w:tc>
-      </w:tr>
-    </w:tbl>
-    <w:bookmarkEnd w:id="67"/>
-    <w:bookmarkEnd w:id="68"/>
-    <w:bookmarkStart w:id="72" w:name="fortune-points-and-tracks"/>
-    <w:p>
-      <w:pPr>
-        <w:pStyle w:val="Heading1"/>
-      </w:pPr>
-      <w:r>
-        <w:t xml:space="preserve">Fortune points and tracks</w:t>
-      </w:r>
-    </w:p>
-    <w:bookmarkStart w:id="69" w:name="using-fortune-points"/>
-    <w:p>
-      <w:pPr>
-        <w:pStyle w:val="Heading2"/>
-      </w:pPr>
-      <w:r>
-        <w:t xml:space="preserve">Using Fortune points</w:t>
+        <w:t xml:space="preserve">Advancement</w:t>
       </w:r>
     </w:p>
     <w:p>
@@ -11041,193 +11784,7 @@
         <w:pStyle w:val="FirstParagraph"/>
       </w:pPr>
       <w:r>
-        <w:t xml:space="preserve">Begin each session with two Fortune points (three with Extra Fortune); unused points do not carry over. Spend no more than one point on a single roll or injury event.</w:t>
-      </w:r>
-    </w:p>
-    <w:tbl>
-      <w:tblPr>
-        <w:tblStyle w:val="Table"/>
-        <w:tblW w:type="pct" w:w="5000"/>
-        <w:tblLook w:firstRow="1" w:lastRow="0" w:firstColumn="0" w:lastColumn="0" w:noHBand="0" w:noVBand="0" w:val="0020"/>
-        <w:jc w:val="start"/>
-        <w:tblBorders>
-          <w:top w:val="single" w:sz="4" w:color="B8C2D3"/>
-          <w:left w:val="single" w:sz="4" w:color="B8C2D3"/>
-          <w:bottom w:val="single" w:sz="4" w:color="B8C2D3"/>
-          <w:right w:val="single" w:sz="4" w:color="B8C2D3"/>
-          <w:insideH w:val="single" w:sz="4" w:color="B8C2D3"/>
-          <w:insideV w:val="single" w:sz="4" w:color="B8C2D3"/>
-        </w:tblBorders>
-      </w:tblPr>
-      <w:tblGrid>
-        <w:gridCol w:w="3960"/>
-        <w:gridCol w:w="3960"/>
-      </w:tblGrid>
-      <w:tr>
-        <w:trPr>
-          <w:tblHeader w:val="true"/>
-        </w:trPr>
-        <w:tc>
-          <w:tcPr>
-            <w:shd w:val="clear" w:fill="F2E7D6"/>
-          </w:tcPr>
-          <w:p>
-            <w:pPr>
-              <w:pStyle w:val="Compact"/>
-              <w:jc w:val="left"/>
-            </w:pPr>
-            <w:r>
-              <w:rPr>
-                <w:b/>
-                <w:sz w:val="19"/>
-              </w:rPr>
-              <w:t xml:space="preserve">Spend one point to</w:t>
-            </w:r>
-          </w:p>
-        </w:tc>
-        <w:tc>
-          <w:tcPr>
-            <w:shd w:val="clear" w:fill="F2E7D6"/>
-          </w:tcPr>
-          <w:p>
-            <w:pPr>
-              <w:pStyle w:val="Compact"/>
-              <w:jc w:val="left"/>
-            </w:pPr>
-            <w:r>
-              <w:rPr>
-                <w:b/>
-                <w:sz w:val="19"/>
-              </w:rPr>
-              <w:t xml:space="preserve">Timing and limits</w:t>
-            </w:r>
-          </w:p>
-        </w:tc>
-      </w:tr>
-      <w:tr>
-        <w:tc>
-          <w:tcPr/>
-          <w:p>
-            <w:pPr>
-              <w:pStyle w:val="Compact"/>
-              <w:jc w:val="left"/>
-            </w:pPr>
-            <w:r>
-              <w:rPr>
-                <w:b/>
-                <w:sz w:val="19"/>
-              </w:rPr>
-              <w:t xml:space="preserve">Reroll your own roll</w:t>
-            </w:r>
-          </w:p>
-        </w:tc>
-        <w:tc>
-          <w:tcPr/>
-          <w:p>
-            <w:pPr>
-              <w:pStyle w:val="Compact"/>
-              <w:jc w:val="left"/>
-            </w:pPr>
-            <w:r>
-              <w:rPr>
-                <w:sz w:val="19"/>
-              </w:rPr>
-              <w:t xml:space="preserve">Declare after seeing the result but before its consequences. Keep the second result, even if worse.</w:t>
-            </w:r>
-          </w:p>
-        </w:tc>
-      </w:tr>
-      <w:tr>
-        <w:tc>
-          <w:tcPr/>
-          <w:p>
-            <w:pPr>
-              <w:pStyle w:val="Compact"/>
-              <w:jc w:val="left"/>
-            </w:pPr>
-            <w:r>
-              <w:rPr>
-                <w:b/>
-                <w:sz w:val="19"/>
-              </w:rPr>
-              <w:t xml:space="preserve">Reduce an injury by one box</w:t>
-            </w:r>
-          </w:p>
-        </w:tc>
-        <w:tc>
-          <w:tcPr/>
-          <w:p>
-            <w:pPr>
-              <w:pStyle w:val="Compact"/>
-              <w:jc w:val="left"/>
-            </w:pPr>
-            <w:r>
-              <w:rPr>
-                <w:sz w:val="19"/>
-              </w:rPr>
-              <w:t xml:space="preserve">Declare when a hit would mark boxes, before applying them. Does not prevent certain death.</w:t>
-            </w:r>
-          </w:p>
-        </w:tc>
-      </w:tr>
-      <w:tr>
-        <w:tc>
-          <w:tcPr/>
-          <w:p>
-            <w:pPr>
-              <w:pStyle w:val="Compact"/>
-              <w:jc w:val="left"/>
-            </w:pPr>
-            <w:r>
-              <w:rPr>
-                <w:b/>
-                <w:sz w:val="19"/>
-              </w:rPr>
-              <w:t xml:space="preserve">Establish a small preparation</w:t>
-            </w:r>
-          </w:p>
-        </w:tc>
-        <w:tc>
-          <w:tcPr/>
-          <w:p>
-            <w:pPr>
-              <w:pStyle w:val="Compact"/>
-              <w:jc w:val="left"/>
-            </w:pPr>
-            <w:r>
-              <w:rPr>
-                <w:sz w:val="19"/>
-              </w:rPr>
-              <w:t xml:space="preserve">Propose a plausible detail, such as having packed something useful. GM approval is required.</w:t>
-            </w:r>
-          </w:p>
-        </w:tc>
-      </w:tr>
-    </w:tbl>
-    <w:p>
-      <w:pPr>
-        <w:pStyle w:val="BodyText"/>
-      </w:pPr>
-      <w:r>
-        <w:t xml:space="preserve">Gain one point when one of your complications creates a meaningful problem you accept, including a companion complication. You can decline the proposed complication without penalty.</w:t>
-      </w:r>
-    </w:p>
-    <w:bookmarkEnd w:id="69"/>
-    <w:bookmarkStart w:id="70" w:name="troubles"/>
-    <w:p>
-      <w:pPr>
-        <w:pStyle w:val="Heading2"/>
-      </w:pPr>
-      <w:r>
-        <w:t xml:space="preserve">Troubles</w:t>
-      </w:r>
-    </w:p>
-    <w:p>
-      <w:pPr>
-        <w:pStyle w:val="FirstParagraph"/>
-      </w:pPr>
-      <w:r>
-        <w:t xml:space="preserve">The party shares four</w:t>
+        <w:t xml:space="preserve">Characters grow by earning</w:t>
       </w:r>
       <w:r>
         <w:t xml:space="preserve"> </w:t>
@@ -11237,26 +11794,35 @@
           <w:bCs/>
           <w:b/>
         </w:rPr>
-        <w:t xml:space="preserve">Troubles</w:t>
-      </w:r>
-      <w:r>
-        <w:t xml:space="preserve">.</w:t>
-      </w:r>
-      <w:r>
-        <w:t xml:space="preserve"> </w:t>
-      </w:r>
+        <w:t xml:space="preserve">advancement points</w:t>
+      </w:r>
+      <w:r>
+        <w:t xml:space="preserve"> </w:t>
+      </w:r>
+      <w:r>
+        <w:t xml:space="preserve">and spending them.</w:t>
+      </w:r>
+    </w:p>
+    <w:p>
+      <w:pPr>
+        <w:numPr>
+          <w:ilvl w:val="0"/>
+          <w:numId w:val="1013"/>
+        </w:numPr>
+        <w:pStyle w:val="Compact"/>
+      </w:pPr>
       <w:r>
         <w:rPr>
           <w:bCs/>
           <w:b/>
         </w:rPr>
-        <w:t xml:space="preserve">Infamy</w:t>
-      </w:r>
-      <w:r>
-        <w:t xml:space="preserve"> </w:t>
-      </w:r>
-      <w:r>
-        <w:t xml:space="preserve">is the rulers and the watch taking notice;</w:t>
+        <w:t xml:space="preserve">Earning.</w:t>
+      </w:r>
+      <w:r>
+        <w:t xml:space="preserve"> </w:t>
+      </w:r>
+      <w:r>
+        <w:t xml:space="preserve">After a significant venture, the GM awards each character</w:t>
       </w:r>
       <w:r>
         <w:t xml:space="preserve"> </w:t>
@@ -11266,13 +11832,10 @@
           <w:bCs/>
           <w:b/>
         </w:rPr>
-        <w:t xml:space="preserve">Doom</w:t>
-      </w:r>
-      <w:r>
-        <w:t xml:space="preserve"> </w:t>
-      </w:r>
-      <w:r>
-        <w:t xml:space="preserve">is the old powers learning your names;</w:t>
+        <w:t xml:space="preserve">1 point</w:t>
+      </w:r>
+      <w:r>
+        <w:t xml:space="preserve">. At a</w:t>
       </w:r>
       <w:r>
         <w:t xml:space="preserve"> </w:t>
@@ -11282,13 +11845,10 @@
           <w:bCs/>
           <w:b/>
         </w:rPr>
-        <w:t xml:space="preserve">Debt</w:t>
-      </w:r>
-      <w:r>
-        <w:t xml:space="preserve"> </w:t>
-      </w:r>
-      <w:r>
-        <w:t xml:space="preserve">is what you owe moneylenders, patrons and sorcerers;</w:t>
+        <w:t xml:space="preserve">milestone</w:t>
+      </w:r>
+      <w:r>
+        <w:t xml:space="preserve">, the end of a story arc, everyone earns</w:t>
       </w:r>
       <w:r>
         <w:t xml:space="preserve"> </w:t>
@@ -11298,20 +11858,17 @@
           <w:bCs/>
           <w:b/>
         </w:rPr>
-        <w:t xml:space="preserve">Hunger</w:t>
-      </w:r>
-      <w:r>
-        <w:t xml:space="preserve"> </w:t>
-      </w:r>
-      <w:r>
-        <w:t xml:space="preserve">is supplies, coin and morale running thin on the road. They fill as your deeds catch up with you; the GM narrates what each box means.</w:t>
+        <w:t xml:space="preserve">2 more</w:t>
+      </w:r>
+      <w:r>
+        <w:t xml:space="preserve">.</w:t>
       </w:r>
     </w:p>
     <w:p>
       <w:pPr>
         <w:numPr>
           <w:ilvl w:val="0"/>
-          <w:numId w:val="1012"/>
+          <w:numId w:val="1013"/>
         </w:numPr>
         <w:pStyle w:val="Compact"/>
       </w:pPr>
@@ -11320,72 +11877,13 @@
           <w:bCs/>
           <w:b/>
         </w:rPr>
-        <w:t xml:space="preserve">Marking:</w:t>
-      </w:r>
-      <w:r>
-        <w:t xml:space="preserve"> </w:t>
-      </w:r>
-      <w:r>
-        <w:t xml:space="preserve">killing in the open or a beast form seen in town (Infamy); blatant sorcery or taking a cursed treasure (Doom); borrowing or buying on credit (Debt); each day in the wilds without supplies (Hunger). A success at a cost can mark any of them.</w:t>
-      </w:r>
-    </w:p>
-    <w:p>
-      <w:pPr>
-        <w:numPr>
-          <w:ilvl w:val="0"/>
-          <w:numId w:val="1012"/>
-        </w:numPr>
-        <w:pStyle w:val="Compact"/>
-      </w:pPr>
-      <w:r>
-        <w:rPr>
-          <w:bCs/>
-          <w:b/>
-        </w:rPr>
-        <w:t xml:space="preserve">Clearing:</w:t>
-      </w:r>
-      <w:r>
-        <w:t xml:space="preserve"> </w:t>
-      </w:r>
-      <w:r>
-        <w:t xml:space="preserve">lying low between ventures (Infamy); a cleansing rite (Doom); paying up (Debt); reaching a town, or a Survival roll each day in the wilds (Hunger).</w:t>
-      </w:r>
-    </w:p>
-    <w:p>
-      <w:pPr>
-        <w:pStyle w:val="FirstParagraph"/>
-      </w:pPr>
-      <w:r>
-        <w:t xml:space="preserve">Each character also keeps a personal</w:t>
-      </w:r>
-      <w:r>
-        <w:t xml:space="preserve"> </w:t>
-      </w:r>
-      <w:r>
-        <w:rPr>
-          <w:bCs/>
-          <w:b/>
-        </w:rPr>
-        <w:t xml:space="preserve">Corruption</w:t>
-      </w:r>
-      <w:r>
-        <w:t xml:space="preserve"> </w:t>
-      </w:r>
-      <w:r>
-        <w:t xml:space="preserve">track on their sheet (see</w:t>
-      </w:r>
-      <w:r>
-        <w:t xml:space="preserve"> </w:t>
-      </w:r>
-      <w:r>
-        <w:rPr>
-          <w:iCs/>
-          <w:i/>
-        </w:rPr>
-        <w:t xml:space="preserve">Sorcery</w:t>
-      </w:r>
-      <w:r>
-        <w:t xml:space="preserve">).</w:t>
+        <w:t xml:space="preserve">Spending.</w:t>
+      </w:r>
+      <w:r>
+        <w:t xml:space="preserve"> </w:t>
+      </w:r>
+      <w:r>
+        <w:t xml:space="preserve">Spend points when you earn them, or bank them for something bigger. Each purchase needs the GM’s approval and a reason from the story: training with someone, something you lived through, a debt paid.</w:t>
       </w:r>
     </w:p>
     <w:tbl>
@@ -11426,7 +11924,7 @@
                 <w:b/>
                 <w:sz w:val="19"/>
               </w:rPr>
-              <w:t xml:space="preserve">Track</w:t>
+              <w:t xml:space="preserve">Purchase</w:t>
             </w:r>
           </w:p>
         </w:tc>
@@ -11444,7 +11942,7 @@
                 <w:b/>
                 <w:sz w:val="19"/>
               </w:rPr>
-              <w:t xml:space="preserve">Boxes</w:t>
+              <w:t xml:space="preserve">Cost</w:t>
             </w:r>
           </w:p>
         </w:tc>
@@ -11462,25 +11960,217 @@
                 <w:b/>
                 <w:sz w:val="19"/>
               </w:rPr>
-              <w:t xml:space="preserve">As boxes fill</w:t>
-            </w:r>
-          </w:p>
-        </w:tc>
-      </w:tr>
-      <w:tr>
-        <w:tc>
-          <w:tcPr/>
-          <w:p>
-            <w:pPr>
-              <w:pStyle w:val="Compact"/>
-              <w:jc w:val="left"/>
-            </w:pPr>
-            <w:r>
-              <w:rPr>
-                <w:b/>
-                <w:sz w:val="19"/>
-              </w:rPr>
-              <w:t xml:space="preserve">Infamy</w:t>
+              <w:t xml:space="preserve">Limit</w:t>
+            </w:r>
+          </w:p>
+        </w:tc>
+      </w:tr>
+      <w:tr>
+        <w:tc>
+          <w:tcPr/>
+          <w:p>
+            <w:pPr>
+              <w:pStyle w:val="Compact"/>
+              <w:jc w:val="left"/>
+            </w:pPr>
+            <w:r>
+              <w:rPr>
+                <w:b/>
+                <w:sz w:val="19"/>
+              </w:rPr>
+              <w:t xml:space="preserve">A skill from Untrained to Trained</w:t>
+            </w:r>
+          </w:p>
+        </w:tc>
+        <w:tc>
+          <w:tcPr/>
+          <w:p>
+            <w:pPr>
+              <w:pStyle w:val="Compact"/>
+              <w:jc w:val="left"/>
+            </w:pPr>
+            <w:r>
+              <w:rPr>
+                <w:sz w:val="19"/>
+              </w:rPr>
+              <w:t xml:space="preserve">1</w:t>
+            </w:r>
+          </w:p>
+        </w:tc>
+        <w:tc>
+          <w:tcPr/>
+          <w:p>
+            <w:pPr>
+              <w:pStyle w:val="Compact"/>
+              <w:jc w:val="left"/>
+            </w:pPr>
+            <w:r>
+              <w:rPr>
+                <w:sz w:val="19"/>
+              </w:rPr>
+              <w:t xml:space="preserve">—</w:t>
+            </w:r>
+          </w:p>
+        </w:tc>
+      </w:tr>
+      <w:tr>
+        <w:tc>
+          <w:tcPr/>
+          <w:p>
+            <w:pPr>
+              <w:pStyle w:val="Compact"/>
+              <w:jc w:val="left"/>
+            </w:pPr>
+            <w:r>
+              <w:rPr>
+                <w:b/>
+                <w:sz w:val="19"/>
+              </w:rPr>
+              <w:t xml:space="preserve">A skill from Trained to Specialty</w:t>
+            </w:r>
+          </w:p>
+        </w:tc>
+        <w:tc>
+          <w:tcPr/>
+          <w:p>
+            <w:pPr>
+              <w:pStyle w:val="Compact"/>
+              <w:jc w:val="left"/>
+            </w:pPr>
+            <w:r>
+              <w:rPr>
+                <w:sz w:val="19"/>
+              </w:rPr>
+              <w:t xml:space="preserve">2</w:t>
+            </w:r>
+          </w:p>
+        </w:tc>
+        <w:tc>
+          <w:tcPr/>
+          <w:p>
+            <w:pPr>
+              <w:pStyle w:val="Compact"/>
+              <w:jc w:val="left"/>
+            </w:pPr>
+            <w:r>
+              <w:rPr>
+                <w:sz w:val="19"/>
+              </w:rPr>
+              <w:t xml:space="preserve">Specialty (+3) is the ceiling: only a Master’s starting skill is Expert, unless they broaden (see Step 3)</w:t>
+            </w:r>
+          </w:p>
+        </w:tc>
+      </w:tr>
+      <w:tr>
+        <w:tc>
+          <w:tcPr/>
+          <w:p>
+            <w:pPr>
+              <w:pStyle w:val="Compact"/>
+              <w:jc w:val="left"/>
+            </w:pPr>
+            <w:r>
+              <w:rPr>
+                <w:b/>
+                <w:sz w:val="19"/>
+              </w:rPr>
+              <w:t xml:space="preserve">Revise an advantage or complication</w:t>
+            </w:r>
+          </w:p>
+        </w:tc>
+        <w:tc>
+          <w:tcPr/>
+          <w:p>
+            <w:pPr>
+              <w:pStyle w:val="Compact"/>
+              <w:jc w:val="left"/>
+            </w:pPr>
+            <w:r>
+              <w:rPr>
+                <w:sz w:val="19"/>
+              </w:rPr>
+              <w:t xml:space="preserve">1</w:t>
+            </w:r>
+          </w:p>
+        </w:tc>
+        <w:tc>
+          <w:tcPr/>
+          <w:p>
+            <w:pPr>
+              <w:pStyle w:val="Compact"/>
+              <w:jc w:val="left"/>
+            </w:pPr>
+            <w:r>
+              <w:rPr>
+                <w:sz w:val="19"/>
+              </w:rPr>
+              <w:t xml:space="preserve">—</w:t>
+            </w:r>
+          </w:p>
+        </w:tc>
+      </w:tr>
+      <w:tr>
+        <w:tc>
+          <w:tcPr/>
+          <w:p>
+            <w:pPr>
+              <w:pStyle w:val="Compact"/>
+              <w:jc w:val="left"/>
+            </w:pPr>
+            <w:r>
+              <w:rPr>
+                <w:b/>
+                <w:sz w:val="19"/>
+              </w:rPr>
+              <w:t xml:space="preserve">A new Edge</w:t>
+            </w:r>
+          </w:p>
+        </w:tc>
+        <w:tc>
+          <w:tcPr/>
+          <w:p>
+            <w:pPr>
+              <w:pStyle w:val="Compact"/>
+              <w:jc w:val="left"/>
+            </w:pPr>
+            <w:r>
+              <w:rPr>
+                <w:sz w:val="19"/>
+              </w:rPr>
+              <w:t xml:space="preserve">3</w:t>
+            </w:r>
+          </w:p>
+        </w:tc>
+        <w:tc>
+          <w:tcPr/>
+          <w:p>
+            <w:pPr>
+              <w:pStyle w:val="Compact"/>
+              <w:jc w:val="left"/>
+            </w:pPr>
+            <w:r>
+              <w:rPr>
+                <w:sz w:val="19"/>
+              </w:rPr>
+              <w:t xml:space="preserve">Any Edge except the attribute and Trained-skill Edges, within its own limit</w:t>
+            </w:r>
+          </w:p>
+        </w:tc>
+      </w:tr>
+      <w:tr>
+        <w:tc>
+          <w:tcPr/>
+          <w:p>
+            <w:pPr>
+              <w:pStyle w:val="Compact"/>
+              <w:jc w:val="left"/>
+            </w:pPr>
+            <w:r>
+              <w:rPr>
+                <w:b/>
+                <w:sz w:val="19"/>
+              </w:rPr>
+              <w:t xml:space="preserve">+1 to an attribute</w:t>
             </w:r>
           </w:p>
         </w:tc>
@@ -11510,172 +12200,18 @@
               <w:rPr>
                 <w:sz w:val="19"/>
               </w:rPr>
-              <w:t xml:space="preserve">1: Talk in the taverns; 2: Wanted posters: −2 to Persuasion with the watch; 3: Bounty hunters on your trail; 4: Outlawed: start a Manhunt clock</w:t>
-            </w:r>
-          </w:p>
-        </w:tc>
-      </w:tr>
-      <w:tr>
-        <w:tc>
-          <w:tcPr/>
-          <w:p>
-            <w:pPr>
-              <w:pStyle w:val="Compact"/>
-              <w:jc w:val="left"/>
-            </w:pPr>
-            <w:r>
-              <w:rPr>
-                <w:b/>
-                <w:sz w:val="19"/>
-              </w:rPr>
-              <w:t xml:space="preserve">Doom</w:t>
-            </w:r>
-          </w:p>
-        </w:tc>
-        <w:tc>
-          <w:tcPr/>
-          <w:p>
-            <w:pPr>
-              <w:pStyle w:val="Compact"/>
-              <w:jc w:val="left"/>
-            </w:pPr>
-            <w:r>
-              <w:rPr>
-                <w:sz w:val="19"/>
-              </w:rPr>
-              <w:t xml:space="preserve">4</w:t>
-            </w:r>
-          </w:p>
-        </w:tc>
-        <w:tc>
-          <w:tcPr/>
-          <w:p>
-            <w:pPr>
-              <w:pStyle w:val="Compact"/>
-              <w:jc w:val="left"/>
-            </w:pPr>
-            <w:r>
-              <w:rPr>
-                <w:sz w:val="19"/>
-              </w:rPr>
-              <w:t xml:space="preserve">1: Ill omens: ravens, black cats, bad dreams; 2: A sorcerer scries you: −2 to Stealth against magic; 3: Its servants come hunting; 4: It comes for you: start a clock</w:t>
-            </w:r>
-          </w:p>
-        </w:tc>
-      </w:tr>
-      <w:tr>
-        <w:tc>
-          <w:tcPr/>
-          <w:p>
-            <w:pPr>
-              <w:pStyle w:val="Compact"/>
-              <w:jc w:val="left"/>
-            </w:pPr>
-            <w:r>
-              <w:rPr>
-                <w:b/>
-                <w:sz w:val="19"/>
-              </w:rPr>
-              <w:t xml:space="preserve">Debt</w:t>
-            </w:r>
-          </w:p>
-        </w:tc>
-        <w:tc>
-          <w:tcPr/>
-          <w:p>
-            <w:pPr>
-              <w:pStyle w:val="Compact"/>
-              <w:jc w:val="left"/>
-            </w:pPr>
-            <w:r>
-              <w:rPr>
-                <w:sz w:val="19"/>
-              </w:rPr>
-              <w:t xml:space="preserve">4</w:t>
-            </w:r>
-          </w:p>
-        </w:tc>
-        <w:tc>
-          <w:tcPr/>
-          <w:p>
-            <w:pPr>
-              <w:pStyle w:val="Compact"/>
-              <w:jc w:val="left"/>
-            </w:pPr>
-            <w:r>
-              <w:rPr>
-                <w:sz w:val="19"/>
-              </w:rPr>
-              <w:t xml:space="preserve">1: A reminder, politely delivered; 2: Collectors: −2 to Persuasion with merchants; 3: Your gear or mounts are seized; 4: A creditor names the price: a job you can’t refuse</w:t>
-            </w:r>
-          </w:p>
-        </w:tc>
-      </w:tr>
-      <w:tr>
-        <w:tc>
-          <w:tcPr/>
-          <w:p>
-            <w:pPr>
-              <w:pStyle w:val="Compact"/>
-              <w:jc w:val="left"/>
-            </w:pPr>
-            <w:r>
-              <w:rPr>
-                <w:b/>
-                <w:sz w:val="19"/>
-              </w:rPr>
-              <w:t xml:space="preserve">Hunger</w:t>
-            </w:r>
-          </w:p>
-        </w:tc>
-        <w:tc>
-          <w:tcPr/>
-          <w:p>
-            <w:pPr>
-              <w:pStyle w:val="Compact"/>
-              <w:jc w:val="left"/>
-            </w:pPr>
-            <w:r>
-              <w:rPr>
-                <w:sz w:val="19"/>
-              </w:rPr>
-              <w:t xml:space="preserve">4</w:t>
-            </w:r>
-          </w:p>
-        </w:tc>
-        <w:tc>
-          <w:tcPr/>
-          <w:p>
-            <w:pPr>
-              <w:pStyle w:val="Compact"/>
-              <w:jc w:val="left"/>
-            </w:pPr>
-            <w:r>
-              <w:rPr>
-                <w:sz w:val="19"/>
-              </w:rPr>
-              <w:t xml:space="preserve">1: Short rations; 2: Hungry: −1 to all rolls on the road; 3: Starving: hirelings desert, mounts falter; 4: Collapse: find food today or someone dies</w:t>
+              <w:t xml:space="preserve">Once per attribute; no higher than one above the starting maximum (14, plus any ancestry bonus)</w:t>
             </w:r>
           </w:p>
         </w:tc>
       </w:tr>
     </w:tbl>
-    <w:bookmarkEnd w:id="70"/>
-    <w:bookmarkStart w:id="71" w:name="advancement"/>
-    <w:p>
-      <w:pPr>
-        <w:pStyle w:val="Heading2"/>
-      </w:pPr>
-      <w:r>
-        <w:t xml:space="preserve">Advancement</w:t>
-      </w:r>
-    </w:p>
-    <w:p>
-      <w:pPr>
-        <w:pStyle w:val="FirstParagraph"/>
-      </w:pPr>
-      <w:r>
-        <w:t xml:space="preserve">After a significant venture, the GM may authorize one relevant skill to advance from Untrained to Trained or from Trained to Specialty, or allow revision of an advantage or complication. Only a Master’s starting skill is Expert; a skill raised later tops out at Specialty (+3) unless they broaden (see Step 3).</w:t>
+    <w:p>
+      <w:pPr>
+        <w:pStyle w:val="BodyText"/>
+      </w:pPr>
+      <w:r>
+        <w:t xml:space="preserve">Magic and powers grow the same way, at the costs their chapters give.</w:t>
       </w:r>
     </w:p>
     <w:bookmarkEnd w:id="71"/>
@@ -13943,7 +14479,7 @@
       <w:pPr>
         <w:numPr>
           <w:ilvl w:val="0"/>
-          <w:numId w:val="1013"/>
+          <w:numId w:val="1014"/>
         </w:numPr>
         <w:pStyle w:val="Compact"/>
       </w:pPr>
@@ -13965,7 +14501,7 @@
       <w:pPr>
         <w:numPr>
           <w:ilvl w:val="0"/>
-          <w:numId w:val="1013"/>
+          <w:numId w:val="1014"/>
         </w:numPr>
         <w:pStyle w:val="Compact"/>
       </w:pPr>
@@ -13987,7 +14523,7 @@
       <w:pPr>
         <w:numPr>
           <w:ilvl w:val="0"/>
-          <w:numId w:val="1013"/>
+          <w:numId w:val="1014"/>
         </w:numPr>
         <w:pStyle w:val="Compact"/>
       </w:pPr>
@@ -14009,7 +14545,7 @@
       <w:pPr>
         <w:numPr>
           <w:ilvl w:val="0"/>
-          <w:numId w:val="1013"/>
+          <w:numId w:val="1014"/>
         </w:numPr>
         <w:pStyle w:val="Compact"/>
       </w:pPr>
@@ -14031,7 +14567,7 @@
       <w:pPr>
         <w:numPr>
           <w:ilvl w:val="0"/>
-          <w:numId w:val="1013"/>
+          <w:numId w:val="1014"/>
         </w:numPr>
         <w:pStyle w:val="Compact"/>
       </w:pPr>
@@ -14046,7 +14582,7 @@
         <w:t xml:space="preserve"> </w:t>
       </w:r>
       <w:r>
-        <w:t xml:space="preserve">After a significant venture, the GM may authorize one skill step for each character.</w:t>
+        <w:t xml:space="preserve">After a significant venture, each character earns 1 advancement point; at a milestone, 2 more.</w:t>
       </w:r>
     </w:p>
     <w:bookmarkEnd w:id="74"/>
@@ -15054,7 +15590,7 @@
       <w:pPr>
         <w:numPr>
           <w:ilvl w:val="0"/>
-          <w:numId w:val="1014"/>
+          <w:numId w:val="1015"/>
         </w:numPr>
         <w:pStyle w:val="Compact"/>
       </w:pPr>
@@ -15092,7 +15628,7 @@
       <w:pPr>
         <w:numPr>
           <w:ilvl w:val="0"/>
-          <w:numId w:val="1014"/>
+          <w:numId w:val="1015"/>
         </w:numPr>
         <w:pStyle w:val="Compact"/>
       </w:pPr>
@@ -15146,7 +15682,7 @@
       <w:pPr>
         <w:numPr>
           <w:ilvl w:val="0"/>
-          <w:numId w:val="1014"/>
+          <w:numId w:val="1015"/>
         </w:numPr>
         <w:pStyle w:val="Compact"/>
       </w:pPr>
@@ -15497,7 +16033,7 @@
       <w:pPr>
         <w:numPr>
           <w:ilvl w:val="0"/>
-          <w:numId w:val="1015"/>
+          <w:numId w:val="1016"/>
         </w:numPr>
         <w:pStyle w:val="Compact"/>
       </w:pPr>
@@ -15519,7 +16055,7 @@
       <w:pPr>
         <w:numPr>
           <w:ilvl w:val="0"/>
-          <w:numId w:val="1015"/>
+          <w:numId w:val="1016"/>
         </w:numPr>
         <w:pStyle w:val="Compact"/>
       </w:pPr>
@@ -15541,7 +16077,7 @@
       <w:pPr>
         <w:numPr>
           <w:ilvl w:val="0"/>
-          <w:numId w:val="1015"/>
+          <w:numId w:val="1016"/>
         </w:numPr>
         <w:pStyle w:val="Compact"/>
       </w:pPr>
@@ -16041,7 +16577,7 @@
       <w:pPr>
         <w:numPr>
           <w:ilvl w:val="0"/>
-          <w:numId w:val="1016"/>
+          <w:numId w:val="1017"/>
         </w:numPr>
         <w:pStyle w:val="Compact"/>
       </w:pPr>
@@ -16063,7 +16599,7 @@
       <w:pPr>
         <w:numPr>
           <w:ilvl w:val="0"/>
-          <w:numId w:val="1016"/>
+          <w:numId w:val="1017"/>
         </w:numPr>
         <w:pStyle w:val="Compact"/>
       </w:pPr>
@@ -16098,7 +16634,7 @@
       <w:pPr>
         <w:numPr>
           <w:ilvl w:val="0"/>
-          <w:numId w:val="1016"/>
+          <w:numId w:val="1017"/>
         </w:numPr>
         <w:pStyle w:val="Compact"/>
       </w:pPr>
@@ -16120,7 +16656,7 @@
       <w:pPr>
         <w:numPr>
           <w:ilvl w:val="0"/>
-          <w:numId w:val="1016"/>
+          <w:numId w:val="1017"/>
         </w:numPr>
         <w:pStyle w:val="Compact"/>
       </w:pPr>
@@ -16142,7 +16678,7 @@
       <w:pPr>
         <w:numPr>
           <w:ilvl w:val="0"/>
-          <w:numId w:val="1016"/>
+          <w:numId w:val="1017"/>
         </w:numPr>
         <w:pStyle w:val="Compact"/>
       </w:pPr>
@@ -16636,7 +17172,7 @@
       <w:pPr>
         <w:numPr>
           <w:ilvl w:val="0"/>
-          <w:numId w:val="1017"/>
+          <w:numId w:val="1018"/>
         </w:numPr>
         <w:pStyle w:val="Compact"/>
       </w:pPr>
@@ -16681,141 +17217,6 @@
       </w:r>
       <w:r>
         <w:t xml:space="preserve">.</w:t>
-      </w:r>
-    </w:p>
-    <w:p>
-      <w:pPr>
-        <w:numPr>
-          <w:ilvl w:val="0"/>
-          <w:numId w:val="1017"/>
-        </w:numPr>
-        <w:pStyle w:val="Compact"/>
-      </w:pPr>
-      <w:r>
-        <w:rPr>
-          <w:bCs/>
-          <w:b/>
-        </w:rPr>
-        <w:t xml:space="preserve">The Frozen North.</w:t>
-      </w:r>
-      <w:r>
-        <w:t xml:space="preserve"> </w:t>
-      </w:r>
-      <w:r>
-        <w:t xml:space="preserve">Clans, longships and giants’ graves. Northlanders raid south every summer and trade every winter.</w:t>
-      </w:r>
-    </w:p>
-    <w:p>
-      <w:pPr>
-        <w:numPr>
-          <w:ilvl w:val="0"/>
-          <w:numId w:val="1017"/>
-        </w:numPr>
-        <w:pStyle w:val="Compact"/>
-      </w:pPr>
-      <w:r>
-        <w:rPr>
-          <w:bCs/>
-          <w:b/>
-        </w:rPr>
-        <w:t xml:space="preserve">The Burning Sands.</w:t>
-      </w:r>
-      <w:r>
-        <w:t xml:space="preserve"> </w:t>
-      </w:r>
-      <w:r>
-        <w:t xml:space="preserve">Nomads, caravan cities and buried temples of the</w:t>
-      </w:r>
-      <w:r>
-        <w:t xml:space="preserve"> </w:t>
-      </w:r>
-      <w:r>
-        <w:rPr>
-          <w:bCs/>
-          <w:b/>
-        </w:rPr>
-        <w:t xml:space="preserve">serpent kings</w:t>
-      </w:r>
-      <w:r>
-        <w:t xml:space="preserve"> </w:t>
-      </w:r>
-      <w:r>
-        <w:t xml:space="preserve">who ruled before humans.</w:t>
-      </w:r>
-    </w:p>
-    <w:p>
-      <w:pPr>
-        <w:numPr>
-          <w:ilvl w:val="0"/>
-          <w:numId w:val="1017"/>
-        </w:numPr>
-        <w:pStyle w:val="Compact"/>
-      </w:pPr>
-      <w:r>
-        <w:rPr>
-          <w:bCs/>
-          <w:b/>
-        </w:rPr>
-        <w:t xml:space="preserve">The Shattered Isles.</w:t>
-      </w:r>
-      <w:r>
-        <w:t xml:space="preserve"> </w:t>
-      </w:r>
-      <w:r>
-        <w:t xml:space="preserve">Corsair havens, sea-witches and sunken ruins; the Islanders’ free captains answer to no one.</w:t>
-      </w:r>
-    </w:p>
-    <w:p>
-      <w:pPr>
-        <w:numPr>
-          <w:ilvl w:val="0"/>
-          <w:numId w:val="1017"/>
-        </w:numPr>
-        <w:pStyle w:val="Compact"/>
-      </w:pPr>
-      <w:r>
-        <w:rPr>
-          <w:bCs/>
-          <w:b/>
-        </w:rPr>
-        <w:t xml:space="preserve">The Deeps.</w:t>
-      </w:r>
-      <w:r>
-        <w:t xml:space="preserve"> </w:t>
-      </w:r>
-      <w:r>
-        <w:t xml:space="preserve">Deepkin cities beneath the mountains, and below them, older things that dream.</w:t>
-      </w:r>
-    </w:p>
-    <w:p>
-      <w:pPr>
-        <w:numPr>
-          <w:ilvl w:val="0"/>
-          <w:numId w:val="1017"/>
-        </w:numPr>
-        <w:pStyle w:val="Compact"/>
-      </w:pPr>
-      <w:r>
-        <w:rPr>
-          <w:bCs/>
-          <w:b/>
-        </w:rPr>
-        <w:t xml:space="preserve">The Ashlands.</w:t>
-      </w:r>
-      <w:r>
-        <w:t xml:space="preserve"> </w:t>
-      </w:r>
-      <w:r>
-        <w:t xml:space="preserve">The empire’s blasted center, where the Crown broke. Nothing grows; shards and madmen are found there.</w:t>
-      </w:r>
-    </w:p>
-    <w:bookmarkStart w:id="81" w:name="powers"/>
-    <w:p>
-      <w:pPr>
-        <w:pStyle w:val="Heading2"/>
-      </w:pPr>
-      <w:r>
-        <w:t xml:space="preserve">Powers</w:t>
       </w:r>
     </w:p>
     <w:p>
@@ -16831,13 +17232,13 @@
           <w:bCs/>
           <w:b/>
         </w:rPr>
-        <w:t xml:space="preserve">The Crown shards.</w:t>
-      </w:r>
-      <w:r>
-        <w:t xml:space="preserve"> </w:t>
-      </w:r>
-      <w:r>
-        <w:t xml:space="preserve">Nine in all; four are held by known rulers, three are lost, and two are rumors. Each grants one great power and whispers to its bearer.</w:t>
+        <w:t xml:space="preserve">The Frozen North.</w:t>
+      </w:r>
+      <w:r>
+        <w:t xml:space="preserve"> </w:t>
+      </w:r>
+      <w:r>
+        <w:t xml:space="preserve">Clans, longships and giants’ graves. Northlanders raid south every summer and trade every winter.</w:t>
       </w:r>
     </w:p>
     <w:p>
@@ -16853,13 +17254,29 @@
           <w:bCs/>
           <w:b/>
         </w:rPr>
-        <w:t xml:space="preserve">The sorcerer-princes.</w:t>
-      </w:r>
-      <w:r>
-        <w:t xml:space="preserve"> </w:t>
-      </w:r>
-      <w:r>
-        <w:t xml:space="preserve">Rulers who bought their thrones with sorcery and keep them with fear.</w:t>
+        <w:t xml:space="preserve">The Burning Sands.</w:t>
+      </w:r>
+      <w:r>
+        <w:t xml:space="preserve"> </w:t>
+      </w:r>
+      <w:r>
+        <w:t xml:space="preserve">Nomads, caravan cities and buried temples of the</w:t>
+      </w:r>
+      <w:r>
+        <w:t xml:space="preserve"> </w:t>
+      </w:r>
+      <w:r>
+        <w:rPr>
+          <w:bCs/>
+          <w:b/>
+        </w:rPr>
+        <w:t xml:space="preserve">serpent kings</w:t>
+      </w:r>
+      <w:r>
+        <w:t xml:space="preserve"> </w:t>
+      </w:r>
+      <w:r>
+        <w:t xml:space="preserve">who ruled before humans.</w:t>
       </w:r>
     </w:p>
     <w:p>
@@ -16875,13 +17292,13 @@
           <w:bCs/>
           <w:b/>
         </w:rPr>
-        <w:t xml:space="preserve">The merchant princes.</w:t>
-      </w:r>
-      <w:r>
-        <w:t xml:space="preserve"> </w:t>
-      </w:r>
-      <w:r>
-        <w:t xml:space="preserve">Gold rules the Gilded Cities more than any king.</w:t>
+        <w:t xml:space="preserve">The Shattered Isles.</w:t>
+      </w:r>
+      <w:r>
+        <w:t xml:space="preserve"> </w:t>
+      </w:r>
+      <w:r>
+        <w:t xml:space="preserve">Corsair havens, sea-witches and sunken ruins; the Islanders’ free captains answer to no one.</w:t>
       </w:r>
     </w:p>
     <w:p>
@@ -16897,13 +17314,13 @@
           <w:bCs/>
           <w:b/>
         </w:rPr>
-        <w:t xml:space="preserve">The Cult of the Burning God.</w:t>
-      </w:r>
-      <w:r>
-        <w:t xml:space="preserve"> </w:t>
-      </w:r>
-      <w:r>
-        <w:t xml:space="preserve">Zealots who burn sorcerers, and sometimes their neighbors.</w:t>
+        <w:t xml:space="preserve">The Deeps.</w:t>
+      </w:r>
+      <w:r>
+        <w:t xml:space="preserve"> </w:t>
+      </w:r>
+      <w:r>
+        <w:t xml:space="preserve">Deepkin cities beneath the mountains, and below them, older things that dream.</w:t>
       </w:r>
     </w:p>
     <w:p>
@@ -16919,20 +17336,139 @@
           <w:bCs/>
           <w:b/>
         </w:rPr>
-        <w:t xml:space="preserve">The Iron Company and its rivals.</w:t>
-      </w:r>
-      <w:r>
-        <w:t xml:space="preserve"> </w:t>
-      </w:r>
-      <w:r>
-        <w:t xml:space="preserve">Mercenary companies who decide most wars, for a price.</w:t>
+        <w:t xml:space="preserve">The Ashlands.</w:t>
+      </w:r>
+      <w:r>
+        <w:t xml:space="preserve"> </w:t>
+      </w:r>
+      <w:r>
+        <w:t xml:space="preserve">The empire’s blasted center, where the Crown broke. Nothing grows; shards and madmen are found there.</w:t>
+      </w:r>
+    </w:p>
+    <w:bookmarkStart w:id="81" w:name="powers"/>
+    <w:p>
+      <w:pPr>
+        <w:pStyle w:val="Heading2"/>
+      </w:pPr>
+      <w:r>
+        <w:t xml:space="preserve">Powers</w:t>
       </w:r>
     </w:p>
     <w:p>
       <w:pPr>
         <w:numPr>
           <w:ilvl w:val="0"/>
-          <w:numId w:val="1018"/>
+          <w:numId w:val="1019"/>
+        </w:numPr>
+        <w:pStyle w:val="Compact"/>
+      </w:pPr>
+      <w:r>
+        <w:rPr>
+          <w:bCs/>
+          <w:b/>
+        </w:rPr>
+        <w:t xml:space="preserve">The Crown shards.</w:t>
+      </w:r>
+      <w:r>
+        <w:t xml:space="preserve"> </w:t>
+      </w:r>
+      <w:r>
+        <w:t xml:space="preserve">Nine in all; four are held by known rulers, three are lost, and two are rumors. Each grants one great power and whispers to its bearer.</w:t>
+      </w:r>
+    </w:p>
+    <w:p>
+      <w:pPr>
+        <w:numPr>
+          <w:ilvl w:val="0"/>
+          <w:numId w:val="1019"/>
+        </w:numPr>
+        <w:pStyle w:val="Compact"/>
+      </w:pPr>
+      <w:r>
+        <w:rPr>
+          <w:bCs/>
+          <w:b/>
+        </w:rPr>
+        <w:t xml:space="preserve">The sorcerer-princes.</w:t>
+      </w:r>
+      <w:r>
+        <w:t xml:space="preserve"> </w:t>
+      </w:r>
+      <w:r>
+        <w:t xml:space="preserve">Rulers who bought their thrones with sorcery and keep them with fear.</w:t>
+      </w:r>
+    </w:p>
+    <w:p>
+      <w:pPr>
+        <w:numPr>
+          <w:ilvl w:val="0"/>
+          <w:numId w:val="1019"/>
+        </w:numPr>
+        <w:pStyle w:val="Compact"/>
+      </w:pPr>
+      <w:r>
+        <w:rPr>
+          <w:bCs/>
+          <w:b/>
+        </w:rPr>
+        <w:t xml:space="preserve">The merchant princes.</w:t>
+      </w:r>
+      <w:r>
+        <w:t xml:space="preserve"> </w:t>
+      </w:r>
+      <w:r>
+        <w:t xml:space="preserve">Gold rules the Gilded Cities more than any king.</w:t>
+      </w:r>
+    </w:p>
+    <w:p>
+      <w:pPr>
+        <w:numPr>
+          <w:ilvl w:val="0"/>
+          <w:numId w:val="1019"/>
+        </w:numPr>
+        <w:pStyle w:val="Compact"/>
+      </w:pPr>
+      <w:r>
+        <w:rPr>
+          <w:bCs/>
+          <w:b/>
+        </w:rPr>
+        <w:t xml:space="preserve">The Cult of the Burning God.</w:t>
+      </w:r>
+      <w:r>
+        <w:t xml:space="preserve"> </w:t>
+      </w:r>
+      <w:r>
+        <w:t xml:space="preserve">Zealots who burn sorcerers, and sometimes their neighbors.</w:t>
+      </w:r>
+    </w:p>
+    <w:p>
+      <w:pPr>
+        <w:numPr>
+          <w:ilvl w:val="0"/>
+          <w:numId w:val="1019"/>
+        </w:numPr>
+        <w:pStyle w:val="Compact"/>
+      </w:pPr>
+      <w:r>
+        <w:rPr>
+          <w:bCs/>
+          <w:b/>
+        </w:rPr>
+        <w:t xml:space="preserve">The Iron Company and its rivals.</w:t>
+      </w:r>
+      <w:r>
+        <w:t xml:space="preserve"> </w:t>
+      </w:r>
+      <w:r>
+        <w:t xml:space="preserve">Mercenary companies who decide most wars, for a price.</w:t>
+      </w:r>
+    </w:p>
+    <w:p>
+      <w:pPr>
+        <w:numPr>
+          <w:ilvl w:val="0"/>
+          <w:numId w:val="1019"/>
         </w:numPr>
         <w:pStyle w:val="Compact"/>
       </w:pPr>
@@ -18379,7 +18915,7 @@
       <w:pPr>
         <w:numPr>
           <w:ilvl w:val="0"/>
-          <w:numId w:val="1019"/>
+          <w:numId w:val="1020"/>
         </w:numPr>
         <w:pStyle w:val="Compact"/>
       </w:pPr>
@@ -18411,154 +18947,6 @@
       </w:r>
       <w:r>
         <w:t xml:space="preserve">12.</w:t>
-      </w:r>
-    </w:p>
-    <w:p>
-      <w:pPr>
-        <w:numPr>
-          <w:ilvl w:val="0"/>
-          <w:numId w:val="1019"/>
-        </w:numPr>
-        <w:pStyle w:val="Compact"/>
-      </w:pPr>
-      <w:r>
-        <w:rPr>
-          <w:bCs/>
-          <w:b/>
-        </w:rPr>
-        <w:t xml:space="preserve">Skills:</w:t>
-      </w:r>
-      <w:r>
-        <w:t xml:space="preserve"> </w:t>
-      </w:r>
-      <w:r>
-        <w:t xml:space="preserve">Thievery 18 (Expert). Trained: Stealth 14, Deception 13, Persuasion 13, Athletics 12, Craft 12, Investigation 12, Melee 12, Read People 10.</w:t>
-      </w:r>
-    </w:p>
-    <w:p>
-      <w:pPr>
-        <w:numPr>
-          <w:ilvl w:val="0"/>
-          <w:numId w:val="1019"/>
-        </w:numPr>
-        <w:pStyle w:val="Compact"/>
-      </w:pPr>
-      <w:r>
-        <w:rPr>
-          <w:bCs/>
-          <w:b/>
-        </w:rPr>
-        <w:t xml:space="preserve">Edges:</w:t>
-      </w:r>
-      <w:r>
-        <w:t xml:space="preserve"> </w:t>
-      </w:r>
-      <w:r>
-        <w:t xml:space="preserve">+1 attribute point, Extra Trained skill, A friend; a friend: Old Marrow, a fence in the Gilded Cities who buys anything and asks nothing.</w:t>
-      </w:r>
-    </w:p>
-    <w:p>
-      <w:pPr>
-        <w:numPr>
-          <w:ilvl w:val="0"/>
-          <w:numId w:val="1019"/>
-        </w:numPr>
-        <w:pStyle w:val="Compact"/>
-      </w:pPr>
-      <w:r>
-        <w:rPr>
-          <w:bCs/>
-          <w:b/>
-        </w:rPr>
-        <w:t xml:space="preserve">Advantage:</w:t>
-      </w:r>
-      <w:r>
-        <w:t xml:space="preserve"> </w:t>
-      </w:r>
-      <w:r>
-        <w:t xml:space="preserve">Lockbreaker.</w:t>
-      </w:r>
-      <w:r>
-        <w:t xml:space="preserve"> </w:t>
-      </w:r>
-      <w:r>
-        <w:rPr>
-          <w:bCs/>
-          <w:b/>
-        </w:rPr>
-        <w:t xml:space="preserve">Complication:</w:t>
-      </w:r>
-      <w:r>
-        <w:t xml:space="preserve"> </w:t>
-      </w:r>
-      <w:r>
-        <w:t xml:space="preserve">Keeper of a Secret; trigger: a powerful figure asks what you know.</w:t>
-      </w:r>
-    </w:p>
-    <w:p>
-      <w:pPr>
-        <w:numPr>
-          <w:ilvl w:val="0"/>
-          <w:numId w:val="1019"/>
-        </w:numPr>
-        <w:pStyle w:val="Compact"/>
-      </w:pPr>
-      <w:r>
-        <w:rPr>
-          <w:bCs/>
-          <w:b/>
-        </w:rPr>
-        <w:t xml:space="preserve">What drives me:</w:t>
-      </w:r>
-      <w:r>
-        <w:t xml:space="preserve"> </w:t>
-      </w:r>
-      <w:r>
-        <w:t xml:space="preserve">Gold, and plenty of it. Everything else follows.</w:t>
-      </w:r>
-      <w:r>
-        <w:t xml:space="preserve"> </w:t>
-      </w:r>
-      <w:r>
-        <w:rPr>
-          <w:bCs/>
-          <w:b/>
-        </w:rPr>
-        <w:t xml:space="preserve">Connection:</w:t>
-      </w:r>
-      <w:r>
-        <w:t xml:space="preserve"> </w:t>
-      </w:r>
-      <w:r>
-        <w:t xml:space="preserve">Cinder was paid to kill her and didn’t. Neither of them has said why.</w:t>
-      </w:r>
-    </w:p>
-    <w:bookmarkEnd w:id="84"/>
-    <w:bookmarkStart w:id="85" w:name="ithrann"/>
-    <w:p>
-      <w:pPr>
-        <w:pStyle w:val="Heading2"/>
-      </w:pPr>
-      <w:r>
-        <w:t xml:space="preserve">Ithrann</w:t>
-      </w:r>
-    </w:p>
-    <w:p>
-      <w:pPr>
-        <w:pStyle w:val="FirstParagraph"/>
-      </w:pPr>
-      <w:r>
-        <w:rPr>
-          <w:iCs/>
-          <w:i/>
-        </w:rPr>
-        <w:t xml:space="preserve">Last scholar of Ssa’keth, Sorcerer. Serpent-kin (tier 2).</w:t>
-      </w:r>
-      <w:r>
-        <w:t xml:space="preserve"> </w:t>
-      </w:r>
-      <w:r>
-        <w:t xml:space="preserve">Keeper of a drowned serpent temple’s memory, searching the human kingdoms for its lost library.</w:t>
       </w:r>
     </w:p>
     <w:p>
@@ -18574,29 +18962,13 @@
           <w:bCs/>
           <w:b/>
         </w:rPr>
-        <w:t xml:space="preserve">Attributes:</w:t>
-      </w:r>
-      <w:r>
-        <w:t xml:space="preserve"> </w:t>
-      </w:r>
-      <w:r>
-        <w:t xml:space="preserve">Body 9, Agility 12, Intellect 13, Presence 9, Will 13.</w:t>
-      </w:r>
-      <w:r>
-        <w:t xml:space="preserve"> </w:t>
-      </w:r>
-      <w:r>
-        <w:rPr>
-          <w:bCs/>
-          <w:b/>
-        </w:rPr>
-        <w:t xml:space="preserve">Dodge</w:t>
-      </w:r>
-      <w:r>
-        <w:t xml:space="preserve"> </w:t>
-      </w:r>
-      <w:r>
-        <w:t xml:space="preserve">11.</w:t>
+        <w:t xml:space="preserve">Skills:</w:t>
+      </w:r>
+      <w:r>
+        <w:t xml:space="preserve"> </w:t>
+      </w:r>
+      <w:r>
+        <w:t xml:space="preserve">Thievery 18 (Expert). Trained: Stealth 14, Deception 13, Persuasion 13, Athletics 12, Craft 12, Investigation 12, Melee 12, Read People 10.</w:t>
       </w:r>
     </w:p>
     <w:p>
@@ -18612,13 +18984,13 @@
           <w:bCs/>
           <w:b/>
         </w:rPr>
-        <w:t xml:space="preserve">Skills:</w:t>
-      </w:r>
-      <w:r>
-        <w:t xml:space="preserve"> </w:t>
-      </w:r>
-      <w:r>
-        <w:t xml:space="preserve">Sorcery 16 (Specialty). Trained: Healing 14, Investigation 14, Lore 14, Read People 14, Survival 14, Stealth 13, Athletics 10, Deception 10, Persuasion 10.</w:t>
+        <w:t xml:space="preserve">Edges:</w:t>
+      </w:r>
+      <w:r>
+        <w:t xml:space="preserve"> </w:t>
+      </w:r>
+      <w:r>
+        <w:t xml:space="preserve">+1 attribute point, Extra Trained skill, A friend; a friend: Old Marrow, a fence in the Gilded Cities who buys anything and asks nothing.</w:t>
       </w:r>
     </w:p>
     <w:p>
@@ -18634,13 +19006,29 @@
           <w:bCs/>
           <w:b/>
         </w:rPr>
-        <w:t xml:space="preserve">Edges:</w:t>
-      </w:r>
-      <w:r>
-        <w:t xml:space="preserve"> </w:t>
-      </w:r>
-      <w:r>
-        <w:t xml:space="preserve">+1 attribute point.</w:t>
+        <w:t xml:space="preserve">Advantage:</w:t>
+      </w:r>
+      <w:r>
+        <w:t xml:space="preserve"> </w:t>
+      </w:r>
+      <w:r>
+        <w:t xml:space="preserve">Lockbreaker.</w:t>
+      </w:r>
+      <w:r>
+        <w:t xml:space="preserve"> </w:t>
+      </w:r>
+      <w:r>
+        <w:rPr>
+          <w:bCs/>
+          <w:b/>
+        </w:rPr>
+        <w:t xml:space="preserve">Complication:</w:t>
+      </w:r>
+      <w:r>
+        <w:t xml:space="preserve"> </w:t>
+      </w:r>
+      <w:r>
+        <w:t xml:space="preserve">Keeper of a Secret; trigger: a powerful figure asks what you know.</w:t>
       </w:r>
     </w:p>
     <w:p>
@@ -18656,13 +19044,13 @@
           <w:bCs/>
           <w:b/>
         </w:rPr>
-        <w:t xml:space="preserve">Advantage:</w:t>
-      </w:r>
-      <w:r>
-        <w:t xml:space="preserve"> </w:t>
-      </w:r>
-      <w:r>
-        <w:t xml:space="preserve">Venom (ancestry; companion: Hated Blood).</w:t>
+        <w:t xml:space="preserve">What drives me:</w:t>
+      </w:r>
+      <w:r>
+        <w:t xml:space="preserve"> </w:t>
+      </w:r>
+      <w:r>
+        <w:t xml:space="preserve">Gold, and plenty of it. Everything else follows.</w:t>
       </w:r>
       <w:r>
         <w:t xml:space="preserve"> </w:t>
@@ -18672,61 +19060,23 @@
           <w:bCs/>
           <w:b/>
         </w:rPr>
-        <w:t xml:space="preserve">Complication:</w:t>
-      </w:r>
-      <w:r>
-        <w:t xml:space="preserve"> </w:t>
-      </w:r>
-      <w:r>
-        <w:t xml:space="preserve">Outcast; trigger: someone recognizes your exile mark.</w:t>
-      </w:r>
-    </w:p>
-    <w:p>
-      <w:pPr>
-        <w:numPr>
-          <w:ilvl w:val="0"/>
-          <w:numId w:val="1020"/>
-        </w:numPr>
-        <w:pStyle w:val="Compact"/>
-      </w:pPr>
-      <w:r>
-        <w:rPr>
-          <w:bCs/>
-          <w:b/>
-        </w:rPr>
-        <w:t xml:space="preserve">What drives me:</w:t>
-      </w:r>
-      <w:r>
-        <w:t xml:space="preserve"> </w:t>
-      </w:r>
-      <w:r>
-        <w:t xml:space="preserve">The old empire’s secrets are out there. I will read them.</w:t>
-      </w:r>
-      <w:r>
-        <w:t xml:space="preserve"> </w:t>
-      </w:r>
-      <w:r>
-        <w:rPr>
-          <w:bCs/>
-          <w:b/>
-        </w:rPr>
         <w:t xml:space="preserve">Connection:</w:t>
       </w:r>
       <w:r>
         <w:t xml:space="preserve"> </w:t>
       </w:r>
       <w:r>
-        <w:t xml:space="preserve">Oren Sael shelters Ithrann at his shrine when no inn will take a serpent-kin.</w:t>
-      </w:r>
-    </w:p>
-    <w:bookmarkEnd w:id="85"/>
-    <w:bookmarkStart w:id="86" w:name="nyx"/>
+        <w:t xml:space="preserve">Cinder was paid to kill her and didn’t. Neither of them has said why.</w:t>
+      </w:r>
+    </w:p>
+    <w:bookmarkEnd w:id="84"/>
+    <w:bookmarkStart w:id="85" w:name="ithrann"/>
     <w:p>
       <w:pPr>
         <w:pStyle w:val="Heading2"/>
       </w:pPr>
       <w:r>
-        <w:t xml:space="preserve">Nyx</w:t>
+        <w:t xml:space="preserve">Ithrann</w:t>
       </w:r>
     </w:p>
     <w:p>
@@ -18738,13 +19088,13 @@
           <w:iCs/>
           <w:i/>
         </w:rPr>
-        <w:t xml:space="preserve">Hedge-witch, Witch. Witch-blooded (tier 1).</w:t>
-      </w:r>
-      <w:r>
-        <w:t xml:space="preserve"> </w:t>
-      </w:r>
-      <w:r>
-        <w:t xml:space="preserve">Run out of her village with stones and torches; sells cures and curses to whoever pays.</w:t>
+        <w:t xml:space="preserve">Last scholar of Ssa’keth, Sorcerer. Serpent-kin (tier 2).</w:t>
+      </w:r>
+      <w:r>
+        <w:t xml:space="preserve"> </w:t>
+      </w:r>
+      <w:r>
+        <w:t xml:space="preserve">Keeper of a drowned serpent temple’s memory, searching the human kingdoms for its lost library.</w:t>
       </w:r>
     </w:p>
     <w:p>
@@ -18766,7 +19116,7 @@
         <w:t xml:space="preserve"> </w:t>
       </w:r>
       <w:r>
-        <w:t xml:space="preserve">Body 9, Agility 11, Intellect 11, Presence 11, Will 13.</w:t>
+        <w:t xml:space="preserve">Body 9, Agility 12, Intellect 13, Presence 9, Will 13.</w:t>
       </w:r>
       <w:r>
         <w:t xml:space="preserve"> </w:t>
@@ -18782,7 +19132,7 @@
         <w:t xml:space="preserve"> </w:t>
       </w:r>
       <w:r>
-        <w:t xml:space="preserve">10.</w:t>
+        <w:t xml:space="preserve">11.</w:t>
       </w:r>
     </w:p>
     <w:p>
@@ -18804,7 +19154,7 @@
         <w:t xml:space="preserve"> </w:t>
       </w:r>
       <w:r>
-        <w:t xml:space="preserve">Sorcery 16 (Specialty). Trained: Read People 14, Survival 14, Craft 12, Deception 12, Healing 12, Lore 12, Persuasion 12, Stealth 12, Tracking 12, Athletics 10.</w:t>
+        <w:t xml:space="preserve">Sorcery 16 (Specialty). Trained: Healing 14, Investigation 14, Lore 14, Read People 14, Survival 14, Stealth 13, Athletics 10, Deception 10, Persuasion 10.</w:t>
       </w:r>
     </w:p>
     <w:p>
@@ -18826,7 +19176,7 @@
         <w:t xml:space="preserve"> </w:t>
       </w:r>
       <w:r>
-        <w:t xml:space="preserve">Extra Trained skill, Extra Fortune.</w:t>
+        <w:t xml:space="preserve">+1 attribute point.</w:t>
       </w:r>
     </w:p>
     <w:p>
@@ -18848,7 +19198,7 @@
         <w:t xml:space="preserve"> </w:t>
       </w:r>
       <w:r>
-        <w:t xml:space="preserve">Herb-Wise.</w:t>
+        <w:t xml:space="preserve">Venom (ancestry; companion: Hated Blood).</w:t>
       </w:r>
       <w:r>
         <w:t xml:space="preserve"> </w:t>
@@ -18864,7 +19214,7 @@
         <w:t xml:space="preserve"> </w:t>
       </w:r>
       <w:r>
-        <w:t xml:space="preserve">Debt to a Sorcerer; trigger: a raven arrives with a sealed message.</w:t>
+        <w:t xml:space="preserve">Outcast; trigger: someone recognizes your exile mark.</w:t>
       </w:r>
     </w:p>
     <w:p>
@@ -18886,7 +19236,7 @@
         <w:t xml:space="preserve"> </w:t>
       </w:r>
       <w:r>
-        <w:t xml:space="preserve">Every day alive is a victory. I mean to have more of them.</w:t>
+        <w:t xml:space="preserve">The old empire’s secrets are out there. I will read them.</w:t>
       </w:r>
       <w:r>
         <w:t xml:space="preserve"> </w:t>
@@ -18902,17 +19252,17 @@
         <w:t xml:space="preserve"> </w:t>
       </w:r>
       <w:r>
-        <w:t xml:space="preserve">Gorrum carried her out of the burning village. He says he was just passing.</w:t>
-      </w:r>
-    </w:p>
-    <w:bookmarkEnd w:id="86"/>
-    <w:bookmarkStart w:id="87" w:name="gorrum-ironjaw"/>
+        <w:t xml:space="preserve">Oren Sael shelters Ithrann at his shrine when no inn will take a serpent-kin.</w:t>
+      </w:r>
+    </w:p>
+    <w:bookmarkEnd w:id="85"/>
+    <w:bookmarkStart w:id="86" w:name="nyx"/>
     <w:p>
       <w:pPr>
         <w:pStyle w:val="Heading2"/>
       </w:pPr>
       <w:r>
-        <w:t xml:space="preserve">Gorrum Ironjaw</w:t>
+        <w:t xml:space="preserve">Nyx</w:t>
       </w:r>
     </w:p>
     <w:p>
@@ -18924,13 +19274,13 @@
           <w:iCs/>
           <w:i/>
         </w:rPr>
-        <w:t xml:space="preserve">Sergeant of the Iron Company, Sellsword. Giant-blooded (tier 2).</w:t>
-      </w:r>
-      <w:r>
-        <w:t xml:space="preserve"> </w:t>
-      </w:r>
-      <w:r>
-        <w:t xml:space="preserve">Twenty years with the Iron Company, a wheel-lock pistol he calls Thunder, and a soft spot for strays.</w:t>
+        <w:t xml:space="preserve">Hedge-witch, Witch. Witch-blooded (tier 1).</w:t>
+      </w:r>
+      <w:r>
+        <w:t xml:space="preserve"> </w:t>
+      </w:r>
+      <w:r>
+        <w:t xml:space="preserve">Run out of her village with stones and torches; sells cures and curses to whoever pays.</w:t>
       </w:r>
     </w:p>
     <w:p>
@@ -18952,7 +19302,7 @@
         <w:t xml:space="preserve"> </w:t>
       </w:r>
       <w:r>
-        <w:t xml:space="preserve">Body 15, Agility 10, Intellect 9, Presence 10, Will 11.</w:t>
+        <w:t xml:space="preserve">Body 9, Agility 11, Intellect 11, Presence 11, Will 13.</w:t>
       </w:r>
       <w:r>
         <w:t xml:space="preserve"> </w:t>
@@ -18968,7 +19318,7 @@
         <w:t xml:space="preserve"> </w:t>
       </w:r>
       <w:r>
-        <w:t xml:space="preserve">9.</w:t>
+        <w:t xml:space="preserve">10.</w:t>
       </w:r>
     </w:p>
     <w:p>
@@ -18990,7 +19340,7 @@
         <w:t xml:space="preserve"> </w:t>
       </w:r>
       <w:r>
-        <w:t xml:space="preserve">Melee 18 (Specialty). Trained: Athletics 16, Brawling 16, Read People 12, Survival 12, Leadership 11, Marksmanship 11, Persuasion 11, Riding 11, Healing 10.</w:t>
+        <w:t xml:space="preserve">Sorcery 16 (Specialty). Trained: Read People 14, Survival 14, Craft 12, Deception 12, Healing 12, Lore 12, Persuasion 12, Stealth 12, Tracking 12, Athletics 10.</w:t>
       </w:r>
     </w:p>
     <w:p>
@@ -19012,7 +19362,7 @@
         <w:t xml:space="preserve"> </w:t>
       </w:r>
       <w:r>
-        <w:t xml:space="preserve">Second advantage; second advantage: Shield-Wall.</w:t>
+        <w:t xml:space="preserve">Extra Trained skill, Extra Fortune.</w:t>
       </w:r>
     </w:p>
     <w:p>
@@ -19034,7 +19384,7 @@
         <w:t xml:space="preserve"> </w:t>
       </w:r>
       <w:r>
-        <w:t xml:space="preserve">Battle-Hardened.</w:t>
+        <w:t xml:space="preserve">Herb-Wise.</w:t>
       </w:r>
       <w:r>
         <w:t xml:space="preserve"> </w:t>
@@ -19050,7 +19400,7 @@
         <w:t xml:space="preserve"> </w:t>
       </w:r>
       <w:r>
-        <w:t xml:space="preserve">Old Rival; trigger: your rival arrives first.</w:t>
+        <w:t xml:space="preserve">Debt to a Sorcerer; trigger: a raven arrives with a sealed message.</w:t>
       </w:r>
     </w:p>
     <w:p>
@@ -19072,7 +19422,7 @@
         <w:t xml:space="preserve"> </w:t>
       </w:r>
       <w:r>
-        <w:t xml:space="preserve">I did terrible things. I mean to balance the scales.</w:t>
+        <w:t xml:space="preserve">Every day alive is a victory. I mean to have more of them.</w:t>
       </w:r>
       <w:r>
         <w:t xml:space="preserve"> </w:t>
@@ -19088,17 +19438,17 @@
         <w:t xml:space="preserve"> </w:t>
       </w:r>
       <w:r>
-        <w:t xml:space="preserve">Nyx is the stray he carried out of the fire. He’d die before he’d say he cares.</w:t>
-      </w:r>
-    </w:p>
-    <w:bookmarkEnd w:id="87"/>
-    <w:bookmarkStart w:id="88" w:name="mira-saltwind"/>
+        <w:t xml:space="preserve">Gorrum carried her out of the burning village. He says he was just passing.</w:t>
+      </w:r>
+    </w:p>
+    <w:bookmarkEnd w:id="86"/>
+    <w:bookmarkStart w:id="87" w:name="gorrum-ironjaw"/>
     <w:p>
       <w:pPr>
         <w:pStyle w:val="Heading2"/>
       </w:pPr>
       <w:r>
-        <w:t xml:space="preserve">Mira Saltwind</w:t>
+        <w:t xml:space="preserve">Gorrum Ironjaw</w:t>
       </w:r>
     </w:p>
     <w:p>
@@ -19110,13 +19460,13 @@
           <w:iCs/>
           <w:i/>
         </w:rPr>
-        <w:t xml:space="preserve">Free captain, without a ship, Corsair. Islander (tier 0); Master.</w:t>
-      </w:r>
-      <w:r>
-        <w:t xml:space="preserve"> </w:t>
-      </w:r>
-      <w:r>
-        <w:t xml:space="preserve">Captain of the Kestrel until a sea-witch sank her. She kept her mother’s arquebus and her crew’s debts.</w:t>
+        <w:t xml:space="preserve">Sergeant of the Iron Company, Sellsword. Giant-blooded (tier 2).</w:t>
+      </w:r>
+      <w:r>
+        <w:t xml:space="preserve"> </w:t>
+      </w:r>
+      <w:r>
+        <w:t xml:space="preserve">Twenty years with the Iron Company, a wheel-lock pistol he calls Thunder, and a soft spot for strays.</w:t>
       </w:r>
     </w:p>
     <w:p>
@@ -19138,7 +19488,7 @@
         <w:t xml:space="preserve"> </w:t>
       </w:r>
       <w:r>
-        <w:t xml:space="preserve">Body 11, Agility 13, Intellect 10, Presence 11, Will 11.</w:t>
+        <w:t xml:space="preserve">Body 15, Agility 10, Intellect 9, Presence 10, Will 11.</w:t>
       </w:r>
       <w:r>
         <w:t xml:space="preserve"> </w:t>
@@ -19154,7 +19504,7 @@
         <w:t xml:space="preserve"> </w:t>
       </w:r>
       <w:r>
-        <w:t xml:space="preserve">12.</w:t>
+        <w:t xml:space="preserve">9.</w:t>
       </w:r>
     </w:p>
     <w:p>
@@ -19176,7 +19526,7 @@
         <w:t xml:space="preserve"> </w:t>
       </w:r>
       <w:r>
-        <w:t xml:space="preserve">Sailing 18 (Expert). Trained: Marksmanship 14, Stealth 14, Athletics 12, Brawling 12, Melee 12, Persuasion 12, Read People 12, Survival 12.</w:t>
+        <w:t xml:space="preserve">Melee 18 (Specialty). Trained: Athletics 16, Brawling 16, Read People 12, Survival 12, Leadership 11, Marksmanship 11, Persuasion 11, Riding 11, Healing 10.</w:t>
       </w:r>
     </w:p>
     <w:p>
@@ -19198,7 +19548,7 @@
         <w:t xml:space="preserve"> </w:t>
       </w:r>
       <w:r>
-        <w:t xml:space="preserve">+1 attribute point, Extra Trained skill, A fine weapon or tool; a fine tool: her mother’s arquebus, Widowmaker (+2 Marksmanship).</w:t>
+        <w:t xml:space="preserve">Second advantage; second advantage: Shield-Wall.</w:t>
       </w:r>
     </w:p>
     <w:p>
@@ -19220,7 +19570,7 @@
         <w:t xml:space="preserve"> </w:t>
       </w:r>
       <w:r>
-        <w:t xml:space="preserve">Sea Legs.</w:t>
+        <w:t xml:space="preserve">Battle-Hardened.</w:t>
       </w:r>
       <w:r>
         <w:t xml:space="preserve"> </w:t>
@@ -19236,7 +19586,7 @@
         <w:t xml:space="preserve"> </w:t>
       </w:r>
       <w:r>
-        <w:t xml:space="preserve">Sworn Vengeance; trigger: news of where your enemy is.</w:t>
+        <w:t xml:space="preserve">Old Rival; trigger: your rival arrives first.</w:t>
       </w:r>
     </w:p>
     <w:p>
@@ -19258,7 +19608,7 @@
         <w:t xml:space="preserve"> </w:t>
       </w:r>
       <w:r>
-        <w:t xml:space="preserve">Someone took everything from me. I mean to take it back, in blood.</w:t>
+        <w:t xml:space="preserve">I did terrible things. I mean to balance the scales.</w:t>
       </w:r>
       <w:r>
         <w:t xml:space="preserve"> </w:t>
@@ -19274,17 +19624,17 @@
         <w:t xml:space="preserve"> </w:t>
       </w:r>
       <w:r>
-        <w:t xml:space="preserve">Kara of the Long Winter owes her a life, and Mira means to collect.</w:t>
-      </w:r>
-    </w:p>
-    <w:bookmarkEnd w:id="88"/>
-    <w:bookmarkStart w:id="89" w:name="cinder"/>
+        <w:t xml:space="preserve">Nyx is the stray he carried out of the fire. He’d die before he’d say he cares.</w:t>
+      </w:r>
+    </w:p>
+    <w:bookmarkEnd w:id="87"/>
+    <w:bookmarkStart w:id="88" w:name="mira-saltwind"/>
     <w:p>
       <w:pPr>
         <w:pStyle w:val="Heading2"/>
       </w:pPr>
       <w:r>
-        <w:t xml:space="preserve">Cinder</w:t>
+        <w:t xml:space="preserve">Mira Saltwind</w:t>
       </w:r>
     </w:p>
     <w:p>
@@ -19296,13 +19646,13 @@
           <w:iCs/>
           <w:i/>
         </w:rPr>
-        <w:t xml:space="preserve">Former blade of the Ash Guild, Assassin. Ashborn (tier 1).</w:t>
-      </w:r>
-      <w:r>
-        <w:t xml:space="preserve"> </w:t>
-      </w:r>
-      <w:r>
-        <w:t xml:space="preserve">Made by the Ash Guild into its best knife; ran the night they ordered a child’s death.</w:t>
+        <w:t xml:space="preserve">Free captain, without a ship, Corsair. Islander (tier 0); Master.</w:t>
+      </w:r>
+      <w:r>
+        <w:t xml:space="preserve"> </w:t>
+      </w:r>
+      <w:r>
+        <w:t xml:space="preserve">Captain of the Kestrel until a sea-witch sank her. She kept her mother’s arquebus and her crew’s debts.</w:t>
       </w:r>
     </w:p>
     <w:p>
@@ -19324,7 +19674,7 @@
         <w:t xml:space="preserve"> </w:t>
       </w:r>
       <w:r>
-        <w:t xml:space="preserve">Body 12, Agility 13, Intellect 11, Presence 9, Will 11.</w:t>
+        <w:t xml:space="preserve">Body 11, Agility 13, Intellect 10, Presence 11, Will 11.</w:t>
       </w:r>
       <w:r>
         <w:t xml:space="preserve"> </w:t>
@@ -19362,7 +19712,7 @@
         <w:t xml:space="preserve"> </w:t>
       </w:r>
       <w:r>
-        <w:t xml:space="preserve">Stealth 16 (Specialty). Trained: Marksmanship 14, Thievery 14, Athletics 13, Brawling 13, Melee 13, Craft 12, Investigation 12, Read People 12, Survival 12, Deception 10.</w:t>
+        <w:t xml:space="preserve">Sailing 18 (Expert). Trained: Marksmanship 14, Stealth 14, Athletics 12, Brawling 12, Melee 12, Persuasion 12, Read People 12, Survival 12.</w:t>
       </w:r>
     </w:p>
     <w:p>
@@ -19384,7 +19734,7 @@
         <w:t xml:space="preserve"> </w:t>
       </w:r>
       <w:r>
-        <w:t xml:space="preserve">+1 attribute point, Extra Trained skill.</w:t>
+        <w:t xml:space="preserve">+1 attribute point, Extra Trained skill, A fine weapon or tool; a fine tool: her mother’s arquebus, Widowmaker (+2 Marksmanship).</w:t>
       </w:r>
     </w:p>
     <w:p>
@@ -19406,7 +19756,7 @@
         <w:t xml:space="preserve"> </w:t>
       </w:r>
       <w:r>
-        <w:t xml:space="preserve">Shadow-Walker.</w:t>
+        <w:t xml:space="preserve">Sea Legs.</w:t>
       </w:r>
       <w:r>
         <w:t xml:space="preserve"> </w:t>
@@ -19422,7 +19772,7 @@
         <w:t xml:space="preserve"> </w:t>
       </w:r>
       <w:r>
-        <w:t xml:space="preserve">Wanted; trigger: a bounty hunter takes the next room.</w:t>
+        <w:t xml:space="preserve">Sworn Vengeance; trigger: news of where your enemy is.</w:t>
       </w:r>
     </w:p>
     <w:p>
@@ -19444,7 +19794,7 @@
         <w:t xml:space="preserve"> </w:t>
       </w:r>
       <w:r>
-        <w:t xml:space="preserve">No master, no chains, no one to answer to.</w:t>
+        <w:t xml:space="preserve">Someone took everything from me. I mean to take it back, in blood.</w:t>
       </w:r>
       <w:r>
         <w:t xml:space="preserve"> </w:t>
@@ -19460,17 +19810,17 @@
         <w:t xml:space="preserve"> </w:t>
       </w:r>
       <w:r>
-        <w:t xml:space="preserve">Vessa Thorn was their last contract. They let her live and have been running ever since.</w:t>
-      </w:r>
-    </w:p>
-    <w:bookmarkEnd w:id="89"/>
-    <w:bookmarkStart w:id="90" w:name="oren-sael"/>
+        <w:t xml:space="preserve">Kara of the Long Winter owes her a life, and Mira means to collect.</w:t>
+      </w:r>
+    </w:p>
+    <w:bookmarkEnd w:id="88"/>
+    <w:bookmarkStart w:id="89" w:name="cinder"/>
     <w:p>
       <w:pPr>
         <w:pStyle w:val="Heading2"/>
       </w:pPr>
       <w:r>
-        <w:t xml:space="preserve">Oren Sael</w:t>
+        <w:t xml:space="preserve">Cinder</w:t>
       </w:r>
     </w:p>
     <w:p>
@@ -19482,13 +19832,13 @@
           <w:iCs/>
           <w:i/>
         </w:rPr>
-        <w:t xml:space="preserve">Keeper of the Last Shrine, Priest. Sand-born (tier 0).</w:t>
-      </w:r>
-      <w:r>
-        <w:t xml:space="preserve"> </w:t>
-      </w:r>
-      <w:r>
-        <w:t xml:space="preserve">The last priest of Haddu, god of wells, who keeps a shrine no caravan visits and a flame that is going out.</w:t>
+        <w:t xml:space="preserve">Former blade of the Ash Guild, Assassin. Ashborn (tier 1).</w:t>
+      </w:r>
+      <w:r>
+        <w:t xml:space="preserve"> </w:t>
+      </w:r>
+      <w:r>
+        <w:t xml:space="preserve">Made by the Ash Guild into its best knife; ran the night they ordered a child’s death.</w:t>
       </w:r>
     </w:p>
     <w:p>
@@ -19510,7 +19860,7 @@
         <w:t xml:space="preserve"> </w:t>
       </w:r>
       <w:r>
-        <w:t xml:space="preserve">Body 10, Agility 10, Intellect 11, Presence 13, Will 13.</w:t>
+        <w:t xml:space="preserve">Body 12, Agility 13, Intellect 11, Presence 9, Will 11.</w:t>
       </w:r>
       <w:r>
         <w:t xml:space="preserve"> </w:t>
@@ -19526,7 +19876,7 @@
         <w:t xml:space="preserve"> </w:t>
       </w:r>
       <w:r>
-        <w:t xml:space="preserve">9.</w:t>
+        <w:t xml:space="preserve">12.</w:t>
       </w:r>
     </w:p>
     <w:p>
@@ -19548,7 +19898,7 @@
         <w:t xml:space="preserve"> </w:t>
       </w:r>
       <w:r>
-        <w:t xml:space="preserve">Persuasion 16 (Specialty). Trained: Leadership 14, Read People 14, Survival 14, Healing 12, Investigation 12, Lore 12, Athletics 11, Melee 11, Riding 11.</w:t>
+        <w:t xml:space="preserve">Stealth 16 (Specialty). Trained: Marksmanship 14, Thievery 14, Athletics 13, Brawling 13, Melee 13, Craft 12, Investigation 12, Read People 12, Survival 12, Deception 10.</w:t>
       </w:r>
     </w:p>
     <w:p>
@@ -19570,7 +19920,7 @@
         <w:t xml:space="preserve"> </w:t>
       </w:r>
       <w:r>
-        <w:t xml:space="preserve">+1 attribute point ×2, A friend; a friend: Yusra, the last caravan-master who still stops at the shrine.</w:t>
+        <w:t xml:space="preserve">+1 attribute point, Extra Trained skill.</w:t>
       </w:r>
     </w:p>
     <w:p>
@@ -19592,7 +19942,7 @@
         <w:t xml:space="preserve"> </w:t>
       </w:r>
       <w:r>
-        <w:t xml:space="preserve">Iron Will.</w:t>
+        <w:t xml:space="preserve">Shadow-Walker.</w:t>
       </w:r>
       <w:r>
         <w:t xml:space="preserve"> </w:t>
@@ -19608,7 +19958,7 @@
         <w:t xml:space="preserve"> </w:t>
       </w:r>
       <w:r>
-        <w:t xml:space="preserve">Oath-Bound; trigger: keeping the vow means abandoning the plan.</w:t>
+        <w:t xml:space="preserve">Wanted; trigger: a bounty hunter takes the next room.</w:t>
       </w:r>
     </w:p>
     <w:p>
@@ -19616,6 +19966,192 @@
         <w:numPr>
           <w:ilvl w:val="0"/>
           <w:numId w:val="1025"/>
+        </w:numPr>
+        <w:pStyle w:val="Compact"/>
+      </w:pPr>
+      <w:r>
+        <w:rPr>
+          <w:bCs/>
+          <w:b/>
+        </w:rPr>
+        <w:t xml:space="preserve">What drives me:</w:t>
+      </w:r>
+      <w:r>
+        <w:t xml:space="preserve"> </w:t>
+      </w:r>
+      <w:r>
+        <w:t xml:space="preserve">No master, no chains, no one to answer to.</w:t>
+      </w:r>
+      <w:r>
+        <w:t xml:space="preserve"> </w:t>
+      </w:r>
+      <w:r>
+        <w:rPr>
+          <w:bCs/>
+          <w:b/>
+        </w:rPr>
+        <w:t xml:space="preserve">Connection:</w:t>
+      </w:r>
+      <w:r>
+        <w:t xml:space="preserve"> </w:t>
+      </w:r>
+      <w:r>
+        <w:t xml:space="preserve">Vessa Thorn was their last contract. They let her live and have been running ever since.</w:t>
+      </w:r>
+    </w:p>
+    <w:bookmarkEnd w:id="89"/>
+    <w:bookmarkStart w:id="90" w:name="oren-sael"/>
+    <w:p>
+      <w:pPr>
+        <w:pStyle w:val="Heading2"/>
+      </w:pPr>
+      <w:r>
+        <w:t xml:space="preserve">Oren Sael</w:t>
+      </w:r>
+    </w:p>
+    <w:p>
+      <w:pPr>
+        <w:pStyle w:val="FirstParagraph"/>
+      </w:pPr>
+      <w:r>
+        <w:rPr>
+          <w:iCs/>
+          <w:i/>
+        </w:rPr>
+        <w:t xml:space="preserve">Keeper of the Last Shrine, Priest. Sand-born (tier 0).</w:t>
+      </w:r>
+      <w:r>
+        <w:t xml:space="preserve"> </w:t>
+      </w:r>
+      <w:r>
+        <w:t xml:space="preserve">The last priest of Haddu, god of wells, who keeps a shrine no caravan visits and a flame that is going out.</w:t>
+      </w:r>
+    </w:p>
+    <w:p>
+      <w:pPr>
+        <w:numPr>
+          <w:ilvl w:val="0"/>
+          <w:numId w:val="1026"/>
+        </w:numPr>
+        <w:pStyle w:val="Compact"/>
+      </w:pPr>
+      <w:r>
+        <w:rPr>
+          <w:bCs/>
+          <w:b/>
+        </w:rPr>
+        <w:t xml:space="preserve">Attributes:</w:t>
+      </w:r>
+      <w:r>
+        <w:t xml:space="preserve"> </w:t>
+      </w:r>
+      <w:r>
+        <w:t xml:space="preserve">Body 10, Agility 10, Intellect 11, Presence 13, Will 13.</w:t>
+      </w:r>
+      <w:r>
+        <w:t xml:space="preserve"> </w:t>
+      </w:r>
+      <w:r>
+        <w:rPr>
+          <w:bCs/>
+          <w:b/>
+        </w:rPr>
+        <w:t xml:space="preserve">Dodge</w:t>
+      </w:r>
+      <w:r>
+        <w:t xml:space="preserve"> </w:t>
+      </w:r>
+      <w:r>
+        <w:t xml:space="preserve">9.</w:t>
+      </w:r>
+    </w:p>
+    <w:p>
+      <w:pPr>
+        <w:numPr>
+          <w:ilvl w:val="0"/>
+          <w:numId w:val="1026"/>
+        </w:numPr>
+        <w:pStyle w:val="Compact"/>
+      </w:pPr>
+      <w:r>
+        <w:rPr>
+          <w:bCs/>
+          <w:b/>
+        </w:rPr>
+        <w:t xml:space="preserve">Skills:</w:t>
+      </w:r>
+      <w:r>
+        <w:t xml:space="preserve"> </w:t>
+      </w:r>
+      <w:r>
+        <w:t xml:space="preserve">Persuasion 16 (Specialty). Trained: Leadership 14, Read People 14, Survival 14, Healing 12, Investigation 12, Lore 12, Athletics 11, Melee 11, Riding 11.</w:t>
+      </w:r>
+    </w:p>
+    <w:p>
+      <w:pPr>
+        <w:numPr>
+          <w:ilvl w:val="0"/>
+          <w:numId w:val="1026"/>
+        </w:numPr>
+        <w:pStyle w:val="Compact"/>
+      </w:pPr>
+      <w:r>
+        <w:rPr>
+          <w:bCs/>
+          <w:b/>
+        </w:rPr>
+        <w:t xml:space="preserve">Edges:</w:t>
+      </w:r>
+      <w:r>
+        <w:t xml:space="preserve"> </w:t>
+      </w:r>
+      <w:r>
+        <w:t xml:space="preserve">+1 attribute point ×2, A friend; a friend: Yusra, the last caravan-master who still stops at the shrine.</w:t>
+      </w:r>
+    </w:p>
+    <w:p>
+      <w:pPr>
+        <w:numPr>
+          <w:ilvl w:val="0"/>
+          <w:numId w:val="1026"/>
+        </w:numPr>
+        <w:pStyle w:val="Compact"/>
+      </w:pPr>
+      <w:r>
+        <w:rPr>
+          <w:bCs/>
+          <w:b/>
+        </w:rPr>
+        <w:t xml:space="preserve">Advantage:</w:t>
+      </w:r>
+      <w:r>
+        <w:t xml:space="preserve"> </w:t>
+      </w:r>
+      <w:r>
+        <w:t xml:space="preserve">Iron Will.</w:t>
+      </w:r>
+      <w:r>
+        <w:t xml:space="preserve"> </w:t>
+      </w:r>
+      <w:r>
+        <w:rPr>
+          <w:bCs/>
+          <w:b/>
+        </w:rPr>
+        <w:t xml:space="preserve">Complication:</w:t>
+      </w:r>
+      <w:r>
+        <w:t xml:space="preserve"> </w:t>
+      </w:r>
+      <w:r>
+        <w:t xml:space="preserve">Oath-Bound; trigger: keeping the vow means abandoning the plan.</w:t>
+      </w:r>
+    </w:p>
+    <w:p>
+      <w:pPr>
+        <w:numPr>
+          <w:ilvl w:val="0"/>
+          <w:numId w:val="1026"/>
         </w:numPr>
         <w:pStyle w:val="Compact"/>
       </w:pPr>
@@ -22931,7 +23467,7 @@
       <w:pPr>
         <w:numPr>
           <w:ilvl w:val="0"/>
-          <w:numId w:val="1026"/>
+          <w:numId w:val="1027"/>
         </w:numPr>
         <w:pStyle w:val="Compact"/>
       </w:pPr>
@@ -23269,7 +23805,7 @@
       <w:pPr>
         <w:numPr>
           <w:ilvl w:val="0"/>
-          <w:numId w:val="1027"/>
+          <w:numId w:val="1028"/>
         </w:numPr>
         <w:pStyle w:val="Compact"/>
       </w:pPr>
@@ -23281,7 +23817,7 @@
       <w:pPr>
         <w:numPr>
           <w:ilvl w:val="0"/>
-          <w:numId w:val="1027"/>
+          <w:numId w:val="1028"/>
         </w:numPr>
         <w:pStyle w:val="Compact"/>
       </w:pPr>
@@ -23619,7 +24155,7 @@
       <w:pPr>
         <w:numPr>
           <w:ilvl w:val="0"/>
-          <w:numId w:val="1028"/>
+          <w:numId w:val="1029"/>
         </w:numPr>
         <w:pStyle w:val="Compact"/>
       </w:pPr>
@@ -23631,7 +24167,7 @@
       <w:pPr>
         <w:numPr>
           <w:ilvl w:val="0"/>
-          <w:numId w:val="1028"/>
+          <w:numId w:val="1029"/>
         </w:numPr>
         <w:pStyle w:val="Compact"/>
       </w:pPr>
@@ -23987,7 +24523,7 @@
       <w:pPr>
         <w:numPr>
           <w:ilvl w:val="0"/>
-          <w:numId w:val="1029"/>
+          <w:numId w:val="1030"/>
         </w:numPr>
         <w:pStyle w:val="Compact"/>
       </w:pPr>
@@ -23999,7 +24535,7 @@
       <w:pPr>
         <w:numPr>
           <w:ilvl w:val="0"/>
-          <w:numId w:val="1029"/>
+          <w:numId w:val="1030"/>
         </w:numPr>
         <w:pStyle w:val="Compact"/>
       </w:pPr>
@@ -24337,7 +24873,7 @@
       <w:pPr>
         <w:numPr>
           <w:ilvl w:val="0"/>
-          <w:numId w:val="1030"/>
+          <w:numId w:val="1031"/>
         </w:numPr>
         <w:pStyle w:val="Compact"/>
       </w:pPr>
@@ -24675,7 +25211,7 @@
       <w:pPr>
         <w:numPr>
           <w:ilvl w:val="0"/>
-          <w:numId w:val="1031"/>
+          <w:numId w:val="1032"/>
         </w:numPr>
         <w:pStyle w:val="Compact"/>
       </w:pPr>
@@ -24687,7 +25223,7 @@
       <w:pPr>
         <w:numPr>
           <w:ilvl w:val="0"/>
-          <w:numId w:val="1031"/>
+          <w:numId w:val="1032"/>
         </w:numPr>
         <w:pStyle w:val="Compact"/>
       </w:pPr>
@@ -25025,7 +25561,7 @@
       <w:pPr>
         <w:numPr>
           <w:ilvl w:val="0"/>
-          <w:numId w:val="1032"/>
+          <w:numId w:val="1033"/>
         </w:numPr>
         <w:pStyle w:val="Compact"/>
       </w:pPr>
@@ -25037,7 +25573,7 @@
       <w:pPr>
         <w:numPr>
           <w:ilvl w:val="0"/>
-          <w:numId w:val="1032"/>
+          <w:numId w:val="1033"/>
         </w:numPr>
         <w:pStyle w:val="Compact"/>
       </w:pPr>
@@ -25409,7 +25945,7 @@
       <w:pPr>
         <w:numPr>
           <w:ilvl w:val="0"/>
-          <w:numId w:val="1033"/>
+          <w:numId w:val="1034"/>
         </w:numPr>
         <w:pStyle w:val="Compact"/>
       </w:pPr>
@@ -25421,7 +25957,7 @@
       <w:pPr>
         <w:numPr>
           <w:ilvl w:val="0"/>
-          <w:numId w:val="1033"/>
+          <w:numId w:val="1034"/>
         </w:numPr>
         <w:pStyle w:val="Compact"/>
       </w:pPr>
@@ -25759,7 +26295,7 @@
       <w:pPr>
         <w:numPr>
           <w:ilvl w:val="0"/>
-          <w:numId w:val="1034"/>
+          <w:numId w:val="1035"/>
         </w:numPr>
         <w:pStyle w:val="Compact"/>
       </w:pPr>
@@ -25771,7 +26307,7 @@
       <w:pPr>
         <w:numPr>
           <w:ilvl w:val="0"/>
-          <w:numId w:val="1034"/>
+          <w:numId w:val="1035"/>
         </w:numPr>
         <w:pStyle w:val="Compact"/>
       </w:pPr>
@@ -25783,7 +26319,7 @@
       <w:pPr>
         <w:numPr>
           <w:ilvl w:val="0"/>
-          <w:numId w:val="1034"/>
+          <w:numId w:val="1035"/>
         </w:numPr>
         <w:pStyle w:val="Compact"/>
       </w:pPr>
@@ -26131,7 +26667,7 @@
       <w:pPr>
         <w:numPr>
           <w:ilvl w:val="0"/>
-          <w:numId w:val="1035"/>
+          <w:numId w:val="1036"/>
         </w:numPr>
         <w:pStyle w:val="Compact"/>
       </w:pPr>
@@ -26177,7 +26713,7 @@
       <w:pPr>
         <w:numPr>
           <w:ilvl w:val="0"/>
-          <w:numId w:val="1035"/>
+          <w:numId w:val="1036"/>
         </w:numPr>
         <w:pStyle w:val="Compact"/>
       </w:pPr>
@@ -26199,7 +26735,7 @@
       <w:pPr>
         <w:numPr>
           <w:ilvl w:val="0"/>
-          <w:numId w:val="1035"/>
+          <w:numId w:val="1036"/>
         </w:numPr>
         <w:pStyle w:val="Compact"/>
       </w:pPr>
@@ -26221,7 +26757,7 @@
       <w:pPr>
         <w:numPr>
           <w:ilvl w:val="0"/>
-          <w:numId w:val="1035"/>
+          <w:numId w:val="1036"/>
         </w:numPr>
         <w:pStyle w:val="Compact"/>
       </w:pPr>
@@ -26788,7 +27324,7 @@
       <w:pPr>
         <w:numPr>
           <w:ilvl w:val="0"/>
-          <w:numId w:val="1036"/>
+          <w:numId w:val="1037"/>
         </w:numPr>
         <w:pStyle w:val="Compact"/>
       </w:pPr>
@@ -26816,7 +27352,7 @@
       <w:pPr>
         <w:numPr>
           <w:ilvl w:val="0"/>
-          <w:numId w:val="1036"/>
+          <w:numId w:val="1037"/>
         </w:numPr>
         <w:pStyle w:val="Compact"/>
       </w:pPr>
@@ -26828,7 +27364,7 @@
       <w:pPr>
         <w:numPr>
           <w:ilvl w:val="0"/>
-          <w:numId w:val="1036"/>
+          <w:numId w:val="1037"/>
         </w:numPr>
         <w:pStyle w:val="Compact"/>
       </w:pPr>
@@ -26856,7 +27392,7 @@
       <w:pPr>
         <w:numPr>
           <w:ilvl w:val="0"/>
-          <w:numId w:val="1036"/>
+          <w:numId w:val="1037"/>
         </w:numPr>
         <w:pStyle w:val="Compact"/>
       </w:pPr>
@@ -28287,6 +28823,9 @@
     <w:abstractNumId w:val="991"/>
   </w:num>
   <w:num w:numId="1013">
+    <w:abstractNumId w:val="991"/>
+  </w:num>
+  <w:num w:numId="1014">
     <w:abstractNumId w:val="99411"/>
     <w:lvlOverride w:ilvl="0">
       <w:startOverride w:val="1"/>
@@ -28315,9 +28854,6 @@
     <w:lvlOverride w:ilvl="8">
       <w:startOverride w:val="1"/>
     </w:lvlOverride>
-  </w:num>
-  <w:num w:numId="1014">
-    <w:abstractNumId w:val="991"/>
   </w:num>
   <w:num w:numId="1015">
     <w:abstractNumId w:val="991"/>
@@ -28380,6 +28916,9 @@
     <w:abstractNumId w:val="991"/>
   </w:num>
   <w:num w:numId="1035">
+    <w:abstractNumId w:val="991"/>
+  </w:num>
+  <w:num w:numId="1036">
     <w:abstractNumId w:val="99411"/>
     <w:lvlOverride w:ilvl="0">
       <w:startOverride w:val="1"/>
@@ -28409,7 +28948,7 @@
       <w:startOverride w:val="1"/>
     </w:lvlOverride>
   </w:num>
-  <w:num w:numId="1036">
+  <w:num w:numId="1037">
     <w:abstractNumId w:val="99411"/>
     <w:lvlOverride w:ilvl="0">
       <w:startOverride w:val="1"/>

--- a/legend-dynamics/site/the-shattered-crown/The_Shattered_Crown_Players_Guide.docx
+++ b/legend-dynamics/site/the-shattered-crown/The_Shattered_Crown_Players_Guide.docx
@@ -2947,6 +2947,74 @@
                 <w:b/>
                 <w:sz w:val="19"/>
               </w:rPr>
+              <w:t xml:space="preserve">Hard to put down</w:t>
+            </w:r>
+          </w:p>
+        </w:tc>
+        <w:tc>
+          <w:tcPr/>
+          <w:p>
+            <w:pPr>
+              <w:pStyle w:val="Compact"/>
+              <w:jc w:val="left"/>
+            </w:pPr>
+            <w:r>
+              <w:rPr>
+                <w:sz w:val="19"/>
+              </w:rPr>
+              <w:t xml:space="preserve">Once per fight, shrug off a telling hit’s effect: you still take its boxes (see</w:t>
+            </w:r>
+            <w:r>
+              <w:rPr>
+                <w:sz w:val="19"/>
+              </w:rPr>
+              <w:t xml:space="preserve"> </w:t>
+            </w:r>
+            <w:r>
+              <w:rPr>
+                <w:iCs/>
+                <w:i/>
+                <w:sz w:val="19"/>
+              </w:rPr>
+              <w:t xml:space="preserve">Telling hits</w:t>
+            </w:r>
+            <w:r>
+              <w:rPr>
+                <w:sz w:val="19"/>
+              </w:rPr>
+              <w:t xml:space="preserve">)</w:t>
+            </w:r>
+          </w:p>
+        </w:tc>
+        <w:tc>
+          <w:tcPr/>
+          <w:p>
+            <w:pPr>
+              <w:pStyle w:val="Compact"/>
+              <w:jc w:val="left"/>
+            </w:pPr>
+            <w:r>
+              <w:rPr>
+                <w:sz w:val="19"/>
+              </w:rPr>
+              <w:t xml:space="preserve">1</w:t>
+            </w:r>
+          </w:p>
+        </w:tc>
+      </w:tr>
+      <w:tr>
+        <w:tc>
+          <w:tcPr/>
+          <w:p>
+            <w:pPr>
+              <w:pStyle w:val="Compact"/>
+              <w:jc w:val="left"/>
+            </w:pPr>
+            <w:r>
+              <w:rPr>
+                <w:b/>
+                <w:sz w:val="19"/>
+              </w:rPr>
               <w:t xml:space="preserve">Talisman</w:t>
             </w:r>
           </w:p>
@@ -6717,7 +6785,7 @@
     </w:p>
     <w:bookmarkEnd w:id="48"/>
     <w:bookmarkEnd w:id="49"/>
-    <w:bookmarkStart w:id="57" w:name="personal-combat"/>
+    <w:bookmarkStart w:id="58" w:name="personal-combat"/>
     <w:p>
       <w:pPr>
         <w:pStyle w:val="Heading1"/>
@@ -6927,11 +6995,484 @@
         <w:pStyle w:val="FirstParagraph"/>
       </w:pPr>
       <w:r>
-        <w:t xml:space="preserve">Solid cover blocks a shot. Partial cover imposes −2 on the attack. Weapon effects apply after a hit survives any defense. Success margin does not increase damage.</w:t>
+        <w:t xml:space="preserve">Solid cover blocks a shot. Partial cover imposes −2 on the attack. Weapon effects apply after a hit survives any defense. Success margin does not increase damage: a great hit decides</w:t>
+      </w:r>
+      <w:r>
+        <w:t xml:space="preserve"> </w:t>
+      </w:r>
+      <w:r>
+        <w:rPr>
+          <w:iCs/>
+          <w:i/>
+        </w:rPr>
+        <w:t xml:space="preserve">what</w:t>
+      </w:r>
+      <w:r>
+        <w:t xml:space="preserve"> </w:t>
+      </w:r>
+      <w:r>
+        <w:t xml:space="preserve">happens instead.</w:t>
       </w:r>
     </w:p>
     <w:bookmarkEnd w:id="51"/>
-    <w:bookmarkStart w:id="52" w:name="range"/>
+    <w:bookmarkStart w:id="52" w:name="telling-hits"/>
+    <w:p>
+      <w:pPr>
+        <w:pStyle w:val="Heading2"/>
+      </w:pPr>
+      <w:r>
+        <w:t xml:space="preserve">Telling hits</w:t>
+      </w:r>
+    </w:p>
+    <w:p>
+      <w:pPr>
+        <w:pStyle w:val="FirstParagraph"/>
+      </w:pPr>
+      <w:r>
+        <w:t xml:space="preserve">A really good shot, or a blow that lands exactly where it was meant to, lets the attacker say what it does.</w:t>
+      </w:r>
+    </w:p>
+    <w:p>
+      <w:pPr>
+        <w:numPr>
+          <w:ilvl w:val="0"/>
+          <w:numId w:val="1009"/>
+        </w:numPr>
+        <w:pStyle w:val="Compact"/>
+      </w:pPr>
+      <w:r>
+        <w:rPr>
+          <w:bCs/>
+          <w:b/>
+        </w:rPr>
+        <w:t xml:space="preserve">A telling hit</w:t>
+      </w:r>
+      <w:r>
+        <w:t xml:space="preserve"> </w:t>
+      </w:r>
+      <w:r>
+        <w:t xml:space="preserve">is an attack that succeeds by</w:t>
+      </w:r>
+      <w:r>
+        <w:t xml:space="preserve"> </w:t>
+      </w:r>
+      <w:r>
+        <w:rPr>
+          <w:bCs/>
+          <w:b/>
+        </w:rPr>
+        <w:t xml:space="preserve">5 or more</w:t>
+      </w:r>
+      <w:r>
+        <w:t xml:space="preserve">, or on a natural 3 or 4, and isn’t stopped by a defense. The attacker picks</w:t>
+      </w:r>
+      <w:r>
+        <w:t xml:space="preserve"> </w:t>
+      </w:r>
+      <w:r>
+        <w:rPr>
+          <w:bCs/>
+          <w:b/>
+        </w:rPr>
+        <w:t xml:space="preserve">one effect</w:t>
+      </w:r>
+      <w:r>
+        <w:t xml:space="preserve"> </w:t>
+      </w:r>
+      <w:r>
+        <w:t xml:space="preserve">below and describes it. The weapon still marks its usual boxes.</w:t>
+      </w:r>
+    </w:p>
+    <w:p>
+      <w:pPr>
+        <w:numPr>
+          <w:ilvl w:val="0"/>
+          <w:numId w:val="1009"/>
+        </w:numPr>
+        <w:pStyle w:val="Compact"/>
+      </w:pPr>
+      <w:r>
+        <w:rPr>
+          <w:bCs/>
+          <w:b/>
+        </w:rPr>
+        <w:t xml:space="preserve">A called shot.</w:t>
+      </w:r>
+      <w:r>
+        <w:t xml:space="preserve"> </w:t>
+      </w:r>
+      <w:r>
+        <w:t xml:space="preserve">Before rolling, name the effect you want and take −2 on the attack, or −4 for a small target (a hand, an eye, a rope, a lock). If the attack hits at all, the effect happens, whatever the margin. An advantage that rewards aiming cuts this penalty by 1.</w:t>
+      </w:r>
+    </w:p>
+    <w:p>
+      <w:pPr>
+        <w:numPr>
+          <w:ilvl w:val="0"/>
+          <w:numId w:val="1009"/>
+        </w:numPr>
+        <w:pStyle w:val="Compact"/>
+      </w:pPr>
+      <w:r>
+        <w:rPr>
+          <w:bCs/>
+          <w:b/>
+        </w:rPr>
+        <w:t xml:space="preserve">Both ways.</w:t>
+      </w:r>
+      <w:r>
+        <w:t xml:space="preserve"> </w:t>
+      </w:r>
+      <w:r>
+        <w:t xml:space="preserve">Opponents land telling hits on characters too.</w:t>
+      </w:r>
+    </w:p>
+    <w:tbl>
+      <w:tblPr>
+        <w:tblStyle w:val="Table"/>
+        <w:tblW w:type="pct" w:w="5000"/>
+        <w:tblLook w:firstRow="1" w:lastRow="0" w:firstColumn="0" w:lastColumn="0" w:noHBand="0" w:noVBand="0" w:val="0020"/>
+        <w:jc w:val="start"/>
+        <w:tblBorders>
+          <w:top w:val="single" w:sz="4" w:color="B8C2D3"/>
+          <w:left w:val="single" w:sz="4" w:color="B8C2D3"/>
+          <w:bottom w:val="single" w:sz="4" w:color="B8C2D3"/>
+          <w:right w:val="single" w:sz="4" w:color="B8C2D3"/>
+          <w:insideH w:val="single" w:sz="4" w:color="B8C2D3"/>
+          <w:insideV w:val="single" w:sz="4" w:color="B8C2D3"/>
+        </w:tblBorders>
+      </w:tblPr>
+      <w:tblGrid>
+        <w:gridCol w:w="3960"/>
+        <w:gridCol w:w="3960"/>
+      </w:tblGrid>
+      <w:tr>
+        <w:trPr>
+          <w:tblHeader w:val="true"/>
+        </w:trPr>
+        <w:tc>
+          <w:tcPr>
+            <w:shd w:val="clear" w:fill="F2E7D6"/>
+          </w:tcPr>
+          <w:p>
+            <w:pPr>
+              <w:pStyle w:val="Compact"/>
+              <w:jc w:val="left"/>
+            </w:pPr>
+            <w:r>
+              <w:rPr>
+                <w:b/>
+                <w:sz w:val="19"/>
+              </w:rPr>
+              <w:t xml:space="preserve">Effect</w:t>
+            </w:r>
+          </w:p>
+        </w:tc>
+        <w:tc>
+          <w:tcPr>
+            <w:shd w:val="clear" w:fill="F2E7D6"/>
+          </w:tcPr>
+          <w:p>
+            <w:pPr>
+              <w:pStyle w:val="Compact"/>
+              <w:jc w:val="left"/>
+            </w:pPr>
+            <w:r>
+              <w:rPr>
+                <w:b/>
+                <w:sz w:val="19"/>
+              </w:rPr>
+              <w:t xml:space="preserve">What happens</w:t>
+            </w:r>
+          </w:p>
+        </w:tc>
+      </w:tr>
+      <w:tr>
+        <w:tc>
+          <w:tcPr/>
+          <w:p>
+            <w:pPr>
+              <w:pStyle w:val="Compact"/>
+              <w:jc w:val="left"/>
+            </w:pPr>
+            <w:r>
+              <w:rPr>
+                <w:b/>
+                <w:sz w:val="19"/>
+              </w:rPr>
+              <w:t xml:space="preserve">Disarm</w:t>
+            </w:r>
+          </w:p>
+        </w:tc>
+        <w:tc>
+          <w:tcPr/>
+          <w:p>
+            <w:pPr>
+              <w:pStyle w:val="Compact"/>
+              <w:jc w:val="left"/>
+            </w:pPr>
+            <w:r>
+              <w:rPr>
+                <w:sz w:val="19"/>
+              </w:rPr>
+              <w:t xml:space="preserve">The weapon or held item drops, or flies a few yards away</w:t>
+            </w:r>
+          </w:p>
+        </w:tc>
+      </w:tr>
+      <w:tr>
+        <w:tc>
+          <w:tcPr/>
+          <w:p>
+            <w:pPr>
+              <w:pStyle w:val="Compact"/>
+              <w:jc w:val="left"/>
+            </w:pPr>
+            <w:r>
+              <w:rPr>
+                <w:b/>
+                <w:sz w:val="19"/>
+              </w:rPr>
+              <w:t xml:space="preserve">Knock down</w:t>
+            </w:r>
+          </w:p>
+        </w:tc>
+        <w:tc>
+          <w:tcPr/>
+          <w:p>
+            <w:pPr>
+              <w:pStyle w:val="Compact"/>
+              <w:jc w:val="left"/>
+            </w:pPr>
+            <w:r>
+              <w:rPr>
+                <w:sz w:val="19"/>
+              </w:rPr>
+              <w:t xml:space="preserve">The target falls prone, or is driven back a few steps</w:t>
+            </w:r>
+          </w:p>
+        </w:tc>
+      </w:tr>
+      <w:tr>
+        <w:tc>
+          <w:tcPr/>
+          <w:p>
+            <w:pPr>
+              <w:pStyle w:val="Compact"/>
+              <w:jc w:val="left"/>
+            </w:pPr>
+            <w:r>
+              <w:rPr>
+                <w:b/>
+                <w:sz w:val="19"/>
+              </w:rPr>
+              <w:t xml:space="preserve">Pin</w:t>
+            </w:r>
+          </w:p>
+        </w:tc>
+        <w:tc>
+          <w:tcPr/>
+          <w:p>
+            <w:pPr>
+              <w:pStyle w:val="Compact"/>
+              <w:jc w:val="left"/>
+            </w:pPr>
+            <w:r>
+              <w:rPr>
+                <w:sz w:val="19"/>
+              </w:rPr>
+              <w:t xml:space="preserve">The target is held, tangled or pinned down: their next action goes to getting free</w:t>
+            </w:r>
+          </w:p>
+        </w:tc>
+      </w:tr>
+      <w:tr>
+        <w:tc>
+          <w:tcPr/>
+          <w:p>
+            <w:pPr>
+              <w:pStyle w:val="Compact"/>
+              <w:jc w:val="left"/>
+            </w:pPr>
+            <w:r>
+              <w:rPr>
+                <w:b/>
+                <w:sz w:val="19"/>
+              </w:rPr>
+              <w:t xml:space="preserve">Rattle</w:t>
+            </w:r>
+          </w:p>
+        </w:tc>
+        <w:tc>
+          <w:tcPr/>
+          <w:p>
+            <w:pPr>
+              <w:pStyle w:val="Compact"/>
+              <w:jc w:val="left"/>
+            </w:pPr>
+            <w:r>
+              <w:rPr>
+                <w:sz w:val="19"/>
+              </w:rPr>
+              <w:t xml:space="preserve">−2 to the target’s next roll</w:t>
+            </w:r>
+          </w:p>
+        </w:tc>
+      </w:tr>
+      <w:tr>
+        <w:tc>
+          <w:tcPr/>
+          <w:p>
+            <w:pPr>
+              <w:pStyle w:val="Compact"/>
+              <w:jc w:val="left"/>
+            </w:pPr>
+            <w:r>
+              <w:rPr>
+                <w:b/>
+                <w:sz w:val="19"/>
+              </w:rPr>
+              <w:t xml:space="preserve">Break gear</w:t>
+            </w:r>
+          </w:p>
+        </w:tc>
+        <w:tc>
+          <w:tcPr/>
+          <w:p>
+            <w:pPr>
+              <w:pStyle w:val="Compact"/>
+              <w:jc w:val="left"/>
+            </w:pPr>
+            <w:r>
+              <w:rPr>
+                <w:sz w:val="19"/>
+              </w:rPr>
+              <w:t xml:space="preserve">A shield, weapon or tool breaks; armor loses 1 protection until it’s repaired</w:t>
+            </w:r>
+          </w:p>
+        </w:tc>
+      </w:tr>
+      <w:tr>
+        <w:tc>
+          <w:tcPr/>
+          <w:p>
+            <w:pPr>
+              <w:pStyle w:val="Compact"/>
+              <w:jc w:val="left"/>
+            </w:pPr>
+            <w:r>
+              <w:rPr>
+                <w:b/>
+                <w:sz w:val="19"/>
+              </w:rPr>
+              <w:t xml:space="preserve">Open them up</w:t>
+            </w:r>
+          </w:p>
+        </w:tc>
+        <w:tc>
+          <w:tcPr/>
+          <w:p>
+            <w:pPr>
+              <w:pStyle w:val="Compact"/>
+              <w:jc w:val="left"/>
+            </w:pPr>
+            <w:r>
+              <w:rPr>
+                <w:sz w:val="19"/>
+              </w:rPr>
+              <w:t xml:space="preserve">The next attack on this target this round gets +2</w:t>
+            </w:r>
+          </w:p>
+        </w:tc>
+      </w:tr>
+      <w:tr>
+        <w:tc>
+          <w:tcPr/>
+          <w:p>
+            <w:pPr>
+              <w:pStyle w:val="Compact"/>
+              <w:jc w:val="left"/>
+            </w:pPr>
+            <w:r>
+              <w:rPr>
+                <w:b/>
+                <w:sz w:val="19"/>
+              </w:rPr>
+              <w:t xml:space="preserve">Precise</w:t>
+            </w:r>
+          </w:p>
+        </w:tc>
+        <w:tc>
+          <w:tcPr/>
+          <w:p>
+            <w:pPr>
+              <w:pStyle w:val="Compact"/>
+              <w:jc w:val="left"/>
+            </w:pPr>
+            <w:r>
+              <w:rPr>
+                <w:sz w:val="19"/>
+              </w:rPr>
+              <w:t xml:space="preserve">You hit exactly what you aimed at: the lantern, the rope, the tire, the hand on the trigger</w:t>
+            </w:r>
+          </w:p>
+        </w:tc>
+      </w:tr>
+    </w:tbl>
+    <w:p>
+      <w:pPr>
+        <w:pStyle w:val="BodyText"/>
+      </w:pPr>
+      <w:r>
+        <w:rPr>
+          <w:bCs/>
+          <w:b/>
+        </w:rPr>
+        <w:t xml:space="preserve">Limits.</w:t>
+      </w:r>
+      <w:r>
+        <w:t xml:space="preserve"> </w:t>
+      </w:r>
+      <w:r>
+        <w:t xml:space="preserve">A telling hit never adds boxes and never gets past a defense. The effect has to make sense: nobody disarms a bear or knocks down a train, and the GM can rule an effect out. Opponents who drop from one hit are already down, so a telling hit against them sets up what comes next, like sending one crashing into another.</w:t>
+      </w:r>
+    </w:p>
+    <w:p>
+      <w:pPr>
+        <w:pStyle w:val="BodyText"/>
+      </w:pPr>
+      <w:r>
+        <w:rPr>
+          <w:bCs/>
+          <w:b/>
+        </w:rPr>
+        <w:t xml:space="preserve">Staying alive.</w:t>
+      </w:r>
+      <w:r>
+        <w:t xml:space="preserve"> </w:t>
+      </w:r>
+      <w:r>
+        <w:t xml:space="preserve">A character on the receiving end can shrug off a telling hit’s effect with</w:t>
+      </w:r>
+      <w:r>
+        <w:t xml:space="preserve"> </w:t>
+      </w:r>
+      <w:r>
+        <w:rPr>
+          <w:bCs/>
+          <w:b/>
+        </w:rPr>
+        <w:t xml:space="preserve">Hard to put down</w:t>
+      </w:r>
+      <w:r>
+        <w:t xml:space="preserve"> </w:t>
+      </w:r>
+      <w:r>
+        <w:t xml:space="preserve">(once per fight) or by spending a Fortune point. Either way, they still take the boxes.</w:t>
+      </w:r>
+    </w:p>
+    <w:bookmarkEnd w:id="52"/>
+    <w:bookmarkStart w:id="53" w:name="range"/>
     <w:p>
       <w:pPr>
         <w:pStyle w:val="Heading2"/>
@@ -7297,8 +7838,8 @@
         <w:t xml:space="preserve">Moving: your move each turn covers the Close band. Give up your action to run and you cover Short instead.</w:t>
       </w:r>
     </w:p>
-    <w:bookmarkEnd w:id="52"/>
-    <w:bookmarkStart w:id="54" w:name="injury"/>
+    <w:bookmarkEnd w:id="53"/>
+    <w:bookmarkStart w:id="55" w:name="injury"/>
     <w:p>
       <w:pPr>
         <w:pStyle w:val="Heading2"/>
@@ -7587,7 +8128,7 @@
         <w:t xml:space="preserve">Injury penalties replace each other rather than stacking. They apply to movement, attacks, Dodge, and other tasks the injury physically hinders.</w:t>
       </w:r>
     </w:p>
-    <w:bookmarkStart w:id="53" w:name="dying-and-death"/>
+    <w:bookmarkStart w:id="54" w:name="dying-and-death"/>
     <w:p>
       <w:pPr>
         <w:pStyle w:val="Heading3"/>
@@ -7600,7 +8141,7 @@
       <w:pPr>
         <w:numPr>
           <w:ilvl w:val="0"/>
-          <w:numId w:val="1009"/>
+          <w:numId w:val="1010"/>
         </w:numPr>
         <w:pStyle w:val="Compact"/>
       </w:pPr>
@@ -7651,7 +8192,7 @@
       <w:pPr>
         <w:numPr>
           <w:ilvl w:val="0"/>
-          <w:numId w:val="1009"/>
+          <w:numId w:val="1010"/>
         </w:numPr>
         <w:pStyle w:val="Compact"/>
       </w:pPr>
@@ -7673,7 +8214,7 @@
       <w:pPr>
         <w:numPr>
           <w:ilvl w:val="0"/>
-          <w:numId w:val="1009"/>
+          <w:numId w:val="1010"/>
         </w:numPr>
         <w:pStyle w:val="Compact"/>
       </w:pPr>
@@ -7699,9 +8240,9 @@
         <w:t xml:space="preserve">Your protection is avoiding the hit: a defense (Dodge, Parry or Block), cover, and a Fortune point, which reduces a hit by one box.</w:t>
       </w:r>
     </w:p>
-    <w:bookmarkEnd w:id="53"/>
     <w:bookmarkEnd w:id="54"/>
-    <w:bookmarkStart w:id="55" w:name="weapons-and-damage"/>
+    <w:bookmarkEnd w:id="55"/>
+    <w:bookmarkStart w:id="56" w:name="weapons-and-damage"/>
     <w:p>
       <w:pPr>
         <w:pStyle w:val="Heading2"/>
@@ -8772,8 +9313,8 @@
         <w:t xml:space="preserve">To take someone down without killing them, use fists, a club, a grapple, or the Sleep cantrip.</w:t>
       </w:r>
     </w:p>
-    <w:bookmarkEnd w:id="55"/>
-    <w:bookmarkStart w:id="56" w:name="missiles-and-shot"/>
+    <w:bookmarkEnd w:id="56"/>
+    <w:bookmarkStart w:id="57" w:name="missiles-and-shot"/>
     <w:p>
       <w:pPr>
         <w:pStyle w:val="Heading2"/>
@@ -9156,7 +9697,7 @@
       <w:pPr>
         <w:numPr>
           <w:ilvl w:val="0"/>
-          <w:numId w:val="1010"/>
+          <w:numId w:val="1011"/>
         </w:numPr>
         <w:pStyle w:val="Compact"/>
       </w:pPr>
@@ -9178,7 +9719,7 @@
       <w:pPr>
         <w:numPr>
           <w:ilvl w:val="0"/>
-          <w:numId w:val="1010"/>
+          <w:numId w:val="1011"/>
         </w:numPr>
         <w:pStyle w:val="Compact"/>
       </w:pPr>
@@ -9200,7 +9741,7 @@
       <w:pPr>
         <w:numPr>
           <w:ilvl w:val="0"/>
-          <w:numId w:val="1010"/>
+          <w:numId w:val="1011"/>
         </w:numPr>
         <w:pStyle w:val="Compact"/>
       </w:pPr>
@@ -9218,9 +9759,9 @@
         <w:t xml:space="preserve">A natural 18 with this weapon also jams it: clearing it takes an action.</w:t>
       </w:r>
     </w:p>
-    <w:bookmarkEnd w:id="56"/>
     <w:bookmarkEnd w:id="57"/>
-    <w:bookmarkStart w:id="62" w:name="medical-care"/>
+    <w:bookmarkEnd w:id="58"/>
+    <w:bookmarkStart w:id="63" w:name="medical-care"/>
     <w:p>
       <w:pPr>
         <w:pStyle w:val="Heading1"/>
@@ -9253,7 +9794,7 @@
         <w:t xml:space="preserve">cantrip clears one box once per wound; it does not replace a healer’s care.</w:t>
       </w:r>
     </w:p>
-    <w:bookmarkStart w:id="58" w:name="diagnosis-and-stabilization"/>
+    <w:bookmarkStart w:id="59" w:name="diagnosis-and-stabilization"/>
     <w:p>
       <w:pPr>
         <w:pStyle w:val="Heading2"/>
@@ -9270,8 +9811,8 @@
         <w:t xml:space="preserve">Roll Medicine when the diagnosis is uncertain or an urgent treatment decision matters. Emergency stabilization takes one action and a successful Medicine roll with a healer’s satchel. It ends Dying and stops deterioration, but removes no boxes.</w:t>
       </w:r>
     </w:p>
-    <w:bookmarkEnd w:id="58"/>
-    <w:bookmarkStart w:id="59" w:name="field-treatment"/>
+    <w:bookmarkEnd w:id="59"/>
+    <w:bookmarkStart w:id="60" w:name="field-treatment"/>
     <w:p>
       <w:pPr>
         <w:pStyle w:val="Heading2"/>
@@ -9288,8 +9829,8 @@
         <w:t xml:space="preserve">With a healer’s satchel and several uninterrupted minutes, successful Medicine removes one injury box; success by 5 or more removes two. Each injury receives one field-treatment attempt; further attempts need changed circumstances.</w:t>
       </w:r>
     </w:p>
-    <w:bookmarkEnd w:id="59"/>
-    <w:bookmarkStart w:id="60" w:name="proper-care"/>
+    <w:bookmarkEnd w:id="60"/>
+    <w:bookmarkStart w:id="61" w:name="proper-care"/>
     <w:p>
       <w:pPr>
         <w:pStyle w:val="Heading2"/>
@@ -9306,8 +9847,8 @@
         <w:t xml:space="preserve">A temple infirmary or a master healer’s house grants +2 to Medicine. A successful treatment removes two boxes; success by 5 or more removes three. Allow the time the treatment requires.</w:t>
       </w:r>
     </w:p>
-    <w:bookmarkEnd w:id="60"/>
-    <w:bookmarkStart w:id="61" w:name="natural-recovery"/>
+    <w:bookmarkEnd w:id="61"/>
+    <w:bookmarkStart w:id="62" w:name="natural-recovery"/>
     <w:p>
       <w:pPr>
         <w:pStyle w:val="Heading2"/>
@@ -9340,9 +9881,9 @@
         <w:t xml:space="preserve">of rest clears one injury box. Rest means nothing strenuous. At three boxes, rest alone clears nothing: treatment must clear the first box.</w:t>
       </w:r>
     </w:p>
-    <w:bookmarkEnd w:id="61"/>
     <w:bookmarkEnd w:id="62"/>
-    <w:bookmarkStart w:id="68" w:name="magic"/>
+    <w:bookmarkEnd w:id="63"/>
+    <w:bookmarkStart w:id="69" w:name="magic"/>
     <w:p>
       <w:pPr>
         <w:pStyle w:val="Heading1"/>
@@ -9586,7 +10127,7 @@
         </w:tc>
       </w:tr>
     </w:tbl>
-    <w:bookmarkStart w:id="63" w:name="cantrips"/>
+    <w:bookmarkStart w:id="64" w:name="cantrips"/>
     <w:p>
       <w:pPr>
         <w:pStyle w:val="Heading2"/>
@@ -9967,8 +10508,8 @@
         <w:t xml:space="preserve">A failed cantrip marks a box of Corruption; a natural 18 marks two, or something answers that shouldn’t.</w:t>
       </w:r>
     </w:p>
-    <w:bookmarkEnd w:id="63"/>
-    <w:bookmarkStart w:id="64" w:name="rituals"/>
+    <w:bookmarkEnd w:id="64"/>
+    <w:bookmarkStart w:id="65" w:name="rituals"/>
     <w:p>
       <w:pPr>
         <w:pStyle w:val="Heading2"/>
@@ -9981,7 +10522,7 @@
       <w:pPr>
         <w:numPr>
           <w:ilvl w:val="0"/>
-          <w:numId w:val="1011"/>
+          <w:numId w:val="1012"/>
         </w:numPr>
         <w:pStyle w:val="Compact"/>
       </w:pPr>
@@ -10003,7 +10544,7 @@
       <w:pPr>
         <w:numPr>
           <w:ilvl w:val="0"/>
-          <w:numId w:val="1011"/>
+          <w:numId w:val="1012"/>
         </w:numPr>
         <w:pStyle w:val="Compact"/>
       </w:pPr>
@@ -10025,7 +10566,7 @@
       <w:pPr>
         <w:numPr>
           <w:ilvl w:val="0"/>
-          <w:numId w:val="1011"/>
+          <w:numId w:val="1012"/>
         </w:numPr>
         <w:pStyle w:val="Compact"/>
       </w:pPr>
@@ -10285,8 +10826,8 @@
         <w:t xml:space="preserve">The right materials, hour or place remove one segment.</w:t>
       </w:r>
     </w:p>
-    <w:bookmarkEnd w:id="64"/>
-    <w:bookmarkStart w:id="65" w:name="talismans"/>
+    <w:bookmarkEnd w:id="65"/>
+    <w:bookmarkStart w:id="66" w:name="talismans"/>
     <w:p>
       <w:pPr>
         <w:pStyle w:val="Heading2"/>
@@ -10316,8 +10857,8 @@
         <w:t xml:space="preserve">. Preparation is how slow magic wins a fast fight.</w:t>
       </w:r>
     </w:p>
-    <w:bookmarkEnd w:id="65"/>
-    <w:bookmarkStart w:id="66" w:name="magic-advancement"/>
+    <w:bookmarkEnd w:id="66"/>
+    <w:bookmarkStart w:id="67" w:name="magic-advancement"/>
     <w:p>
       <w:pPr>
         <w:pStyle w:val="Heading2"/>
@@ -10824,8 +11365,8 @@
         </w:tc>
       </w:tr>
     </w:tbl>
-    <w:bookmarkEnd w:id="66"/>
-    <w:bookmarkStart w:id="67" w:name="magic-in-the-shattered-crown"/>
+    <w:bookmarkEnd w:id="67"/>
+    <w:bookmarkStart w:id="68" w:name="magic-in-the-shattered-crown"/>
     <w:p>
       <w:pPr>
         <w:pStyle w:val="Heading2"/>
@@ -11125,9 +11666,9 @@
         </w:tc>
       </w:tr>
     </w:tbl>
-    <w:bookmarkEnd w:id="67"/>
     <w:bookmarkEnd w:id="68"/>
-    <w:bookmarkStart w:id="72" w:name="fortune-points-and-tracks"/>
+    <w:bookmarkEnd w:id="69"/>
+    <w:bookmarkStart w:id="73" w:name="fortune-points-and-tracks"/>
     <w:p>
       <w:pPr>
         <w:pStyle w:val="Heading1"/>
@@ -11136,7 +11677,7 @@
         <w:t xml:space="preserve">Fortune points and tracks</w:t>
       </w:r>
     </w:p>
-    <w:bookmarkStart w:id="69" w:name="using-fortune-points"/>
+    <w:bookmarkStart w:id="70" w:name="using-fortune-points"/>
     <w:p>
       <w:pPr>
         <w:pStyle w:val="Heading2"/>
@@ -11292,6 +11833,39 @@
                 <w:b/>
                 <w:sz w:val="19"/>
               </w:rPr>
+              <w:t xml:space="preserve">Shrug off a telling hit</w:t>
+            </w:r>
+          </w:p>
+        </w:tc>
+        <w:tc>
+          <w:tcPr/>
+          <w:p>
+            <w:pPr>
+              <w:pStyle w:val="Compact"/>
+              <w:jc w:val="left"/>
+            </w:pPr>
+            <w:r>
+              <w:rPr>
+                <w:sz w:val="19"/>
+              </w:rPr>
+              <w:t xml:space="preserve">Cancel the effect an attacker picked against you; you still take the boxes.</w:t>
+            </w:r>
+          </w:p>
+        </w:tc>
+      </w:tr>
+      <w:tr>
+        <w:tc>
+          <w:tcPr/>
+          <w:p>
+            <w:pPr>
+              <w:pStyle w:val="Compact"/>
+              <w:jc w:val="left"/>
+            </w:pPr>
+            <w:r>
+              <w:rPr>
+                <w:b/>
+                <w:sz w:val="19"/>
+              </w:rPr>
               <w:t xml:space="preserve">Establish a small preparation</w:t>
             </w:r>
           </w:p>
@@ -11321,8 +11895,8 @@
         <w:t xml:space="preserve">Gain one point when one of your complications creates a meaningful problem you accept, including a companion complication. You can decline the proposed complication without penalty.</w:t>
       </w:r>
     </w:p>
-    <w:bookmarkEnd w:id="69"/>
-    <w:bookmarkStart w:id="70" w:name="troubles"/>
+    <w:bookmarkEnd w:id="70"/>
+    <w:bookmarkStart w:id="71" w:name="troubles"/>
     <w:p>
       <w:pPr>
         <w:pStyle w:val="Heading2"/>
@@ -11420,7 +11994,7 @@
       <w:pPr>
         <w:numPr>
           <w:ilvl w:val="0"/>
-          <w:numId w:val="1012"/>
+          <w:numId w:val="1013"/>
         </w:numPr>
         <w:pStyle w:val="Compact"/>
       </w:pPr>
@@ -11442,7 +12016,7 @@
       <w:pPr>
         <w:numPr>
           <w:ilvl w:val="0"/>
-          <w:numId w:val="1012"/>
+          <w:numId w:val="1013"/>
         </w:numPr>
         <w:pStyle w:val="Compact"/>
       </w:pPr>
@@ -11769,8 +12343,8 @@
         </w:tc>
       </w:tr>
     </w:tbl>
-    <w:bookmarkEnd w:id="70"/>
-    <w:bookmarkStart w:id="71" w:name="advancement"/>
+    <w:bookmarkEnd w:id="71"/>
+    <w:bookmarkStart w:id="72" w:name="advancement"/>
     <w:p>
       <w:pPr>
         <w:pStyle w:val="Heading2"/>
@@ -11807,7 +12381,7 @@
       <w:pPr>
         <w:numPr>
           <w:ilvl w:val="0"/>
-          <w:numId w:val="1013"/>
+          <w:numId w:val="1014"/>
         </w:numPr>
         <w:pStyle w:val="Compact"/>
       </w:pPr>
@@ -11868,7 +12442,7 @@
       <w:pPr>
         <w:numPr>
           <w:ilvl w:val="0"/>
-          <w:numId w:val="1013"/>
+          <w:numId w:val="1014"/>
         </w:numPr>
         <w:pStyle w:val="Compact"/>
       </w:pPr>
@@ -12214,9 +12788,9 @@
         <w:t xml:space="preserve">Magic and powers grow the same way, at the costs their chapters give.</w:t>
       </w:r>
     </w:p>
-    <w:bookmarkEnd w:id="71"/>
     <w:bookmarkEnd w:id="72"/>
-    <w:bookmarkStart w:id="75" w:name="running-ventures"/>
+    <w:bookmarkEnd w:id="73"/>
+    <w:bookmarkStart w:id="76" w:name="running-ventures"/>
     <w:p>
       <w:pPr>
         <w:pStyle w:val="Heading1"/>
@@ -12225,7 +12799,7 @@
         <w:t xml:space="preserve">Running ventures</w:t>
       </w:r>
     </w:p>
-    <w:bookmarkStart w:id="73" w:name="venture-seeds"/>
+    <w:bookmarkStart w:id="74" w:name="venture-seeds"/>
     <w:p>
       <w:pPr>
         <w:pStyle w:val="Heading2"/>
@@ -14457,8 +15031,8 @@
         </w:tc>
       </w:tr>
     </w:tbl>
-    <w:bookmarkEnd w:id="73"/>
-    <w:bookmarkStart w:id="74" w:name="the-chronicle"/>
+    <w:bookmarkEnd w:id="74"/>
+    <w:bookmarkStart w:id="75" w:name="the-chronicle"/>
     <w:p>
       <w:pPr>
         <w:pStyle w:val="Heading2"/>
@@ -14479,7 +15053,7 @@
       <w:pPr>
         <w:numPr>
           <w:ilvl w:val="0"/>
-          <w:numId w:val="1014"/>
+          <w:numId w:val="1015"/>
         </w:numPr>
         <w:pStyle w:val="Compact"/>
       </w:pPr>
@@ -14501,7 +15075,7 @@
       <w:pPr>
         <w:numPr>
           <w:ilvl w:val="0"/>
-          <w:numId w:val="1014"/>
+          <w:numId w:val="1015"/>
         </w:numPr>
         <w:pStyle w:val="Compact"/>
       </w:pPr>
@@ -14523,7 +15097,7 @@
       <w:pPr>
         <w:numPr>
           <w:ilvl w:val="0"/>
-          <w:numId w:val="1014"/>
+          <w:numId w:val="1015"/>
         </w:numPr>
         <w:pStyle w:val="Compact"/>
       </w:pPr>
@@ -14545,7 +15119,7 @@
       <w:pPr>
         <w:numPr>
           <w:ilvl w:val="0"/>
-          <w:numId w:val="1014"/>
+          <w:numId w:val="1015"/>
         </w:numPr>
         <w:pStyle w:val="Compact"/>
       </w:pPr>
@@ -14567,7 +15141,7 @@
       <w:pPr>
         <w:numPr>
           <w:ilvl w:val="0"/>
-          <w:numId w:val="1014"/>
+          <w:numId w:val="1015"/>
         </w:numPr>
         <w:pStyle w:val="Compact"/>
       </w:pPr>
@@ -14585,9 +15159,9 @@
         <w:t xml:space="preserve">After a significant venture, each character earns 1 advancement point; at a milestone, 2 more.</w:t>
       </w:r>
     </w:p>
-    <w:bookmarkEnd w:id="74"/>
     <w:bookmarkEnd w:id="75"/>
-    <w:bookmarkStart w:id="80" w:name="sorcery"/>
+    <w:bookmarkEnd w:id="76"/>
+    <w:bookmarkStart w:id="81" w:name="sorcery"/>
     <w:p>
       <w:pPr>
         <w:pStyle w:val="Heading1"/>
@@ -14717,7 +15291,7 @@
         <w:t xml:space="preserve">). Everyone else can resist it, fear it and pay for it.</w:t>
       </w:r>
     </w:p>
-    <w:bookmarkStart w:id="76" w:name="cantrips-1"/>
+    <w:bookmarkStart w:id="77" w:name="cantrips-1"/>
     <w:p>
       <w:pPr>
         <w:pStyle w:val="Heading2"/>
@@ -15590,7 +16164,7 @@
       <w:pPr>
         <w:numPr>
           <w:ilvl w:val="0"/>
-          <w:numId w:val="1015"/>
+          <w:numId w:val="1016"/>
         </w:numPr>
         <w:pStyle w:val="Compact"/>
       </w:pPr>
@@ -15628,7 +16202,7 @@
       <w:pPr>
         <w:numPr>
           <w:ilvl w:val="0"/>
-          <w:numId w:val="1015"/>
+          <w:numId w:val="1016"/>
         </w:numPr>
         <w:pStyle w:val="Compact"/>
       </w:pPr>
@@ -15682,7 +16256,7 @@
       <w:pPr>
         <w:numPr>
           <w:ilvl w:val="0"/>
-          <w:numId w:val="1015"/>
+          <w:numId w:val="1016"/>
         </w:numPr>
         <w:pStyle w:val="Compact"/>
       </w:pPr>
@@ -15700,8 +16274,8 @@
         <w:t xml:space="preserve">No swapping during a venture, unless the GM offers it as the reward for something remarkable (a demon’s bargain, a dying sorcerer’s last lesson).</w:t>
       </w:r>
     </w:p>
-    <w:bookmarkEnd w:id="76"/>
-    <w:bookmarkStart w:id="78" w:name="rituals-and-talismans"/>
+    <w:bookmarkEnd w:id="77"/>
+    <w:bookmarkStart w:id="79" w:name="rituals-and-talismans"/>
     <w:p>
       <w:pPr>
         <w:pStyle w:val="Heading2"/>
@@ -16033,7 +16607,7 @@
       <w:pPr>
         <w:numPr>
           <w:ilvl w:val="0"/>
-          <w:numId w:val="1016"/>
+          <w:numId w:val="1017"/>
         </w:numPr>
         <w:pStyle w:val="Compact"/>
       </w:pPr>
@@ -16055,7 +16629,7 @@
       <w:pPr>
         <w:numPr>
           <w:ilvl w:val="0"/>
-          <w:numId w:val="1016"/>
+          <w:numId w:val="1017"/>
         </w:numPr>
         <w:pStyle w:val="Compact"/>
       </w:pPr>
@@ -16077,7 +16651,7 @@
       <w:pPr>
         <w:numPr>
           <w:ilvl w:val="0"/>
-          <w:numId w:val="1016"/>
+          <w:numId w:val="1017"/>
         </w:numPr>
         <w:pStyle w:val="Compact"/>
       </w:pPr>
@@ -16095,7 +16669,7 @@
         <w:t xml:space="preserve">A finished ritual can be bound into a bone, a ring or a knotted cord and released by breaking it: Trained 2, Specialty 3, Expert 4 ready at once.</w:t>
       </w:r>
     </w:p>
-    <w:bookmarkStart w:id="77" w:name="enchantments"/>
+    <w:bookmarkStart w:id="78" w:name="enchantments"/>
     <w:p>
       <w:pPr>
         <w:pStyle w:val="Heading3"/>
@@ -16577,7 +17151,7 @@
       <w:pPr>
         <w:numPr>
           <w:ilvl w:val="0"/>
-          <w:numId w:val="1017"/>
+          <w:numId w:val="1018"/>
         </w:numPr>
         <w:pStyle w:val="Compact"/>
       </w:pPr>
@@ -16599,7 +17173,7 @@
       <w:pPr>
         <w:numPr>
           <w:ilvl w:val="0"/>
-          <w:numId w:val="1017"/>
+          <w:numId w:val="1018"/>
         </w:numPr>
         <w:pStyle w:val="Compact"/>
       </w:pPr>
@@ -16634,7 +17208,7 @@
       <w:pPr>
         <w:numPr>
           <w:ilvl w:val="0"/>
-          <w:numId w:val="1017"/>
+          <w:numId w:val="1018"/>
         </w:numPr>
         <w:pStyle w:val="Compact"/>
       </w:pPr>
@@ -16656,7 +17230,7 @@
       <w:pPr>
         <w:numPr>
           <w:ilvl w:val="0"/>
-          <w:numId w:val="1017"/>
+          <w:numId w:val="1018"/>
         </w:numPr>
         <w:pStyle w:val="Compact"/>
       </w:pPr>
@@ -16678,7 +17252,7 @@
       <w:pPr>
         <w:numPr>
           <w:ilvl w:val="0"/>
-          <w:numId w:val="1017"/>
+          <w:numId w:val="1018"/>
         </w:numPr>
         <w:pStyle w:val="Compact"/>
       </w:pPr>
@@ -16728,9 +17302,9 @@
         <w:t xml:space="preserve">(an item with a lasting Significant enchantment).</w:t>
       </w:r>
     </w:p>
-    <w:bookmarkEnd w:id="77"/>
     <w:bookmarkEnd w:id="78"/>
-    <w:bookmarkStart w:id="79" w:name="corruption"/>
+    <w:bookmarkEnd w:id="79"/>
+    <w:bookmarkStart w:id="80" w:name="corruption"/>
     <w:p>
       <w:pPr>
         <w:pStyle w:val="Heading2"/>
@@ -17149,9 +17723,9 @@
         <w:t xml:space="preserve">between ventures clears one box.</w:t>
       </w:r>
     </w:p>
-    <w:bookmarkEnd w:id="79"/>
     <w:bookmarkEnd w:id="80"/>
-    <w:bookmarkStart w:id="82" w:name="the-world"/>
+    <w:bookmarkEnd w:id="81"/>
+    <w:bookmarkStart w:id="83" w:name="the-world"/>
     <w:p>
       <w:pPr>
         <w:pStyle w:val="Heading1"/>
@@ -17166,192 +17740,6 @@
       </w:pPr>
       <w:r>
         <w:t xml:space="preserve">The empire is gone, but its bones are everywhere: roads no one repairs, aqueducts that feed dead cities, sorcerer-towers that still glow at night. Its heirs quarrel over the pieces.</w:t>
-      </w:r>
-    </w:p>
-    <w:p>
-      <w:pPr>
-        <w:numPr>
-          <w:ilvl w:val="0"/>
-          <w:numId w:val="1018"/>
-        </w:numPr>
-        <w:pStyle w:val="Compact"/>
-      </w:pPr>
-      <w:r>
-        <w:rPr>
-          <w:bCs/>
-          <w:b/>
-        </w:rPr>
-        <w:t xml:space="preserve">The Gilded Cities.</w:t>
-      </w:r>
-      <w:r>
-        <w:t xml:space="preserve"> </w:t>
-      </w:r>
-      <w:r>
-        <w:t xml:space="preserve">The empire’s heart, now a coast of rival city-states: silk, lotus, slave markets and assassins. Ruled by</w:t>
-      </w:r>
-      <w:r>
-        <w:t xml:space="preserve"> </w:t>
-      </w:r>
-      <w:r>
-        <w:rPr>
-          <w:bCs/>
-          <w:b/>
-        </w:rPr>
-        <w:t xml:space="preserve">merchant princes</w:t>
-      </w:r>
-      <w:r>
-        <w:t xml:space="preserve"> </w:t>
-      </w:r>
-      <w:r>
-        <w:t xml:space="preserve">and the occasional</w:t>
-      </w:r>
-      <w:r>
-        <w:t xml:space="preserve"> </w:t>
-      </w:r>
-      <w:r>
-        <w:rPr>
-          <w:bCs/>
-          <w:b/>
-        </w:rPr>
-        <w:t xml:space="preserve">sorcerer-prince</w:t>
-      </w:r>
-      <w:r>
-        <w:t xml:space="preserve">.</w:t>
-      </w:r>
-    </w:p>
-    <w:p>
-      <w:pPr>
-        <w:numPr>
-          <w:ilvl w:val="0"/>
-          <w:numId w:val="1018"/>
-        </w:numPr>
-        <w:pStyle w:val="Compact"/>
-      </w:pPr>
-      <w:r>
-        <w:rPr>
-          <w:bCs/>
-          <w:b/>
-        </w:rPr>
-        <w:t xml:space="preserve">The Frozen North.</w:t>
-      </w:r>
-      <w:r>
-        <w:t xml:space="preserve"> </w:t>
-      </w:r>
-      <w:r>
-        <w:t xml:space="preserve">Clans, longships and giants’ graves. Northlanders raid south every summer and trade every winter.</w:t>
-      </w:r>
-    </w:p>
-    <w:p>
-      <w:pPr>
-        <w:numPr>
-          <w:ilvl w:val="0"/>
-          <w:numId w:val="1018"/>
-        </w:numPr>
-        <w:pStyle w:val="Compact"/>
-      </w:pPr>
-      <w:r>
-        <w:rPr>
-          <w:bCs/>
-          <w:b/>
-        </w:rPr>
-        <w:t xml:space="preserve">The Burning Sands.</w:t>
-      </w:r>
-      <w:r>
-        <w:t xml:space="preserve"> </w:t>
-      </w:r>
-      <w:r>
-        <w:t xml:space="preserve">Nomads, caravan cities and buried temples of the</w:t>
-      </w:r>
-      <w:r>
-        <w:t xml:space="preserve"> </w:t>
-      </w:r>
-      <w:r>
-        <w:rPr>
-          <w:bCs/>
-          <w:b/>
-        </w:rPr>
-        <w:t xml:space="preserve">serpent kings</w:t>
-      </w:r>
-      <w:r>
-        <w:t xml:space="preserve"> </w:t>
-      </w:r>
-      <w:r>
-        <w:t xml:space="preserve">who ruled before humans.</w:t>
-      </w:r>
-    </w:p>
-    <w:p>
-      <w:pPr>
-        <w:numPr>
-          <w:ilvl w:val="0"/>
-          <w:numId w:val="1018"/>
-        </w:numPr>
-        <w:pStyle w:val="Compact"/>
-      </w:pPr>
-      <w:r>
-        <w:rPr>
-          <w:bCs/>
-          <w:b/>
-        </w:rPr>
-        <w:t xml:space="preserve">The Shattered Isles.</w:t>
-      </w:r>
-      <w:r>
-        <w:t xml:space="preserve"> </w:t>
-      </w:r>
-      <w:r>
-        <w:t xml:space="preserve">Corsair havens, sea-witches and sunken ruins; the Islanders’ free captains answer to no one.</w:t>
-      </w:r>
-    </w:p>
-    <w:p>
-      <w:pPr>
-        <w:numPr>
-          <w:ilvl w:val="0"/>
-          <w:numId w:val="1018"/>
-        </w:numPr>
-        <w:pStyle w:val="Compact"/>
-      </w:pPr>
-      <w:r>
-        <w:rPr>
-          <w:bCs/>
-          <w:b/>
-        </w:rPr>
-        <w:t xml:space="preserve">The Deeps.</w:t>
-      </w:r>
-      <w:r>
-        <w:t xml:space="preserve"> </w:t>
-      </w:r>
-      <w:r>
-        <w:t xml:space="preserve">Deepkin cities beneath the mountains, and below them, older things that dream.</w:t>
-      </w:r>
-    </w:p>
-    <w:p>
-      <w:pPr>
-        <w:numPr>
-          <w:ilvl w:val="0"/>
-          <w:numId w:val="1018"/>
-        </w:numPr>
-        <w:pStyle w:val="Compact"/>
-      </w:pPr>
-      <w:r>
-        <w:rPr>
-          <w:bCs/>
-          <w:b/>
-        </w:rPr>
-        <w:t xml:space="preserve">The Ashlands.</w:t>
-      </w:r>
-      <w:r>
-        <w:t xml:space="preserve"> </w:t>
-      </w:r>
-      <w:r>
-        <w:t xml:space="preserve">The empire’s blasted center, where the Crown broke. Nothing grows; shards and madmen are found there.</w:t>
-      </w:r>
-    </w:p>
-    <w:bookmarkStart w:id="81" w:name="powers"/>
-    <w:p>
-      <w:pPr>
-        <w:pStyle w:val="Heading2"/>
-      </w:pPr>
-      <w:r>
-        <w:t xml:space="preserve">Powers</w:t>
       </w:r>
     </w:p>
     <w:p>
@@ -17367,13 +17755,42 @@
           <w:bCs/>
           <w:b/>
         </w:rPr>
-        <w:t xml:space="preserve">The Crown shards.</w:t>
-      </w:r>
-      <w:r>
-        <w:t xml:space="preserve"> </w:t>
-      </w:r>
-      <w:r>
-        <w:t xml:space="preserve">Nine in all; four are held by known rulers, three are lost, and two are rumors. Each grants one great power and whispers to its bearer.</w:t>
+        <w:t xml:space="preserve">The Gilded Cities.</w:t>
+      </w:r>
+      <w:r>
+        <w:t xml:space="preserve"> </w:t>
+      </w:r>
+      <w:r>
+        <w:t xml:space="preserve">The empire’s heart, now a coast of rival city-states: silk, lotus, slave markets and assassins. Ruled by</w:t>
+      </w:r>
+      <w:r>
+        <w:t xml:space="preserve"> </w:t>
+      </w:r>
+      <w:r>
+        <w:rPr>
+          <w:bCs/>
+          <w:b/>
+        </w:rPr>
+        <w:t xml:space="preserve">merchant princes</w:t>
+      </w:r>
+      <w:r>
+        <w:t xml:space="preserve"> </w:t>
+      </w:r>
+      <w:r>
+        <w:t xml:space="preserve">and the occasional</w:t>
+      </w:r>
+      <w:r>
+        <w:t xml:space="preserve"> </w:t>
+      </w:r>
+      <w:r>
+        <w:rPr>
+          <w:bCs/>
+          <w:b/>
+        </w:rPr>
+        <w:t xml:space="preserve">sorcerer-prince</w:t>
+      </w:r>
+      <w:r>
+        <w:t xml:space="preserve">.</w:t>
       </w:r>
     </w:p>
     <w:p>
@@ -17389,13 +17806,13 @@
           <w:bCs/>
           <w:b/>
         </w:rPr>
-        <w:t xml:space="preserve">The sorcerer-princes.</w:t>
-      </w:r>
-      <w:r>
-        <w:t xml:space="preserve"> </w:t>
-      </w:r>
-      <w:r>
-        <w:t xml:space="preserve">Rulers who bought their thrones with sorcery and keep them with fear.</w:t>
+        <w:t xml:space="preserve">The Frozen North.</w:t>
+      </w:r>
+      <w:r>
+        <w:t xml:space="preserve"> </w:t>
+      </w:r>
+      <w:r>
+        <w:t xml:space="preserve">Clans, longships and giants’ graves. Northlanders raid south every summer and trade every winter.</w:t>
       </w:r>
     </w:p>
     <w:p>
@@ -17411,13 +17828,29 @@
           <w:bCs/>
           <w:b/>
         </w:rPr>
-        <w:t xml:space="preserve">The merchant princes.</w:t>
-      </w:r>
-      <w:r>
-        <w:t xml:space="preserve"> </w:t>
-      </w:r>
-      <w:r>
-        <w:t xml:space="preserve">Gold rules the Gilded Cities more than any king.</w:t>
+        <w:t xml:space="preserve">The Burning Sands.</w:t>
+      </w:r>
+      <w:r>
+        <w:t xml:space="preserve"> </w:t>
+      </w:r>
+      <w:r>
+        <w:t xml:space="preserve">Nomads, caravan cities and buried temples of the</w:t>
+      </w:r>
+      <w:r>
+        <w:t xml:space="preserve"> </w:t>
+      </w:r>
+      <w:r>
+        <w:rPr>
+          <w:bCs/>
+          <w:b/>
+        </w:rPr>
+        <w:t xml:space="preserve">serpent kings</w:t>
+      </w:r>
+      <w:r>
+        <w:t xml:space="preserve"> </w:t>
+      </w:r>
+      <w:r>
+        <w:t xml:space="preserve">who ruled before humans.</w:t>
       </w:r>
     </w:p>
     <w:p>
@@ -17433,13 +17866,13 @@
           <w:bCs/>
           <w:b/>
         </w:rPr>
-        <w:t xml:space="preserve">The Cult of the Burning God.</w:t>
-      </w:r>
-      <w:r>
-        <w:t xml:space="preserve"> </w:t>
-      </w:r>
-      <w:r>
-        <w:t xml:space="preserve">Zealots who burn sorcerers, and sometimes their neighbors.</w:t>
+        <w:t xml:space="preserve">The Shattered Isles.</w:t>
+      </w:r>
+      <w:r>
+        <w:t xml:space="preserve"> </w:t>
+      </w:r>
+      <w:r>
+        <w:t xml:space="preserve">Corsair havens, sea-witches and sunken ruins; the Islanders’ free captains answer to no one.</w:t>
       </w:r>
     </w:p>
     <w:p>
@@ -17455,13 +17888,13 @@
           <w:bCs/>
           <w:b/>
         </w:rPr>
-        <w:t xml:space="preserve">The Iron Company and its rivals.</w:t>
-      </w:r>
-      <w:r>
-        <w:t xml:space="preserve"> </w:t>
-      </w:r>
-      <w:r>
-        <w:t xml:space="preserve">Mercenary companies who decide most wars, for a price.</w:t>
+        <w:t xml:space="preserve">The Deeps.</w:t>
+      </w:r>
+      <w:r>
+        <w:t xml:space="preserve"> </w:t>
+      </w:r>
+      <w:r>
+        <w:t xml:space="preserve">Deepkin cities beneath the mountains, and below them, older things that dream.</w:t>
       </w:r>
     </w:p>
     <w:p>
@@ -17477,6 +17910,147 @@
           <w:bCs/>
           <w:b/>
         </w:rPr>
+        <w:t xml:space="preserve">The Ashlands.</w:t>
+      </w:r>
+      <w:r>
+        <w:t xml:space="preserve"> </w:t>
+      </w:r>
+      <w:r>
+        <w:t xml:space="preserve">The empire’s blasted center, where the Crown broke. Nothing grows; shards and madmen are found there.</w:t>
+      </w:r>
+    </w:p>
+    <w:bookmarkStart w:id="82" w:name="powers"/>
+    <w:p>
+      <w:pPr>
+        <w:pStyle w:val="Heading2"/>
+      </w:pPr>
+      <w:r>
+        <w:t xml:space="preserve">Powers</w:t>
+      </w:r>
+    </w:p>
+    <w:p>
+      <w:pPr>
+        <w:numPr>
+          <w:ilvl w:val="0"/>
+          <w:numId w:val="1020"/>
+        </w:numPr>
+        <w:pStyle w:val="Compact"/>
+      </w:pPr>
+      <w:r>
+        <w:rPr>
+          <w:bCs/>
+          <w:b/>
+        </w:rPr>
+        <w:t xml:space="preserve">The Crown shards.</w:t>
+      </w:r>
+      <w:r>
+        <w:t xml:space="preserve"> </w:t>
+      </w:r>
+      <w:r>
+        <w:t xml:space="preserve">Nine in all; four are held by known rulers, three are lost, and two are rumors. Each grants one great power and whispers to its bearer.</w:t>
+      </w:r>
+    </w:p>
+    <w:p>
+      <w:pPr>
+        <w:numPr>
+          <w:ilvl w:val="0"/>
+          <w:numId w:val="1020"/>
+        </w:numPr>
+        <w:pStyle w:val="Compact"/>
+      </w:pPr>
+      <w:r>
+        <w:rPr>
+          <w:bCs/>
+          <w:b/>
+        </w:rPr>
+        <w:t xml:space="preserve">The sorcerer-princes.</w:t>
+      </w:r>
+      <w:r>
+        <w:t xml:space="preserve"> </w:t>
+      </w:r>
+      <w:r>
+        <w:t xml:space="preserve">Rulers who bought their thrones with sorcery and keep them with fear.</w:t>
+      </w:r>
+    </w:p>
+    <w:p>
+      <w:pPr>
+        <w:numPr>
+          <w:ilvl w:val="0"/>
+          <w:numId w:val="1020"/>
+        </w:numPr>
+        <w:pStyle w:val="Compact"/>
+      </w:pPr>
+      <w:r>
+        <w:rPr>
+          <w:bCs/>
+          <w:b/>
+        </w:rPr>
+        <w:t xml:space="preserve">The merchant princes.</w:t>
+      </w:r>
+      <w:r>
+        <w:t xml:space="preserve"> </w:t>
+      </w:r>
+      <w:r>
+        <w:t xml:space="preserve">Gold rules the Gilded Cities more than any king.</w:t>
+      </w:r>
+    </w:p>
+    <w:p>
+      <w:pPr>
+        <w:numPr>
+          <w:ilvl w:val="0"/>
+          <w:numId w:val="1020"/>
+        </w:numPr>
+        <w:pStyle w:val="Compact"/>
+      </w:pPr>
+      <w:r>
+        <w:rPr>
+          <w:bCs/>
+          <w:b/>
+        </w:rPr>
+        <w:t xml:space="preserve">The Cult of the Burning God.</w:t>
+      </w:r>
+      <w:r>
+        <w:t xml:space="preserve"> </w:t>
+      </w:r>
+      <w:r>
+        <w:t xml:space="preserve">Zealots who burn sorcerers, and sometimes their neighbors.</w:t>
+      </w:r>
+    </w:p>
+    <w:p>
+      <w:pPr>
+        <w:numPr>
+          <w:ilvl w:val="0"/>
+          <w:numId w:val="1020"/>
+        </w:numPr>
+        <w:pStyle w:val="Compact"/>
+      </w:pPr>
+      <w:r>
+        <w:rPr>
+          <w:bCs/>
+          <w:b/>
+        </w:rPr>
+        <w:t xml:space="preserve">The Iron Company and its rivals.</w:t>
+      </w:r>
+      <w:r>
+        <w:t xml:space="preserve"> </w:t>
+      </w:r>
+      <w:r>
+        <w:t xml:space="preserve">Mercenary companies who decide most wars, for a price.</w:t>
+      </w:r>
+    </w:p>
+    <w:p>
+      <w:pPr>
+        <w:numPr>
+          <w:ilvl w:val="0"/>
+          <w:numId w:val="1020"/>
+        </w:numPr>
+        <w:pStyle w:val="Compact"/>
+      </w:pPr>
+      <w:r>
+        <w:rPr>
+          <w:bCs/>
+          <w:b/>
+        </w:rPr>
         <w:t xml:space="preserve">The Thieves’ Guild.</w:t>
       </w:r>
       <w:r>
@@ -17486,9 +18060,9 @@
         <w:t xml:space="preserve">Every city has one; they don’t all get along.</w:t>
       </w:r>
     </w:p>
-    <w:bookmarkEnd w:id="81"/>
     <w:bookmarkEnd w:id="82"/>
-    <w:bookmarkStart w:id="83" w:name="threats"/>
+    <w:bookmarkEnd w:id="83"/>
+    <w:bookmarkStart w:id="84" w:name="threats"/>
     <w:p>
       <w:pPr>
         <w:pStyle w:val="Heading1"/>
@@ -18866,8 +19440,8 @@
         <w:t xml:space="preserve">For a tougher version, add +1 to its targets and one box; for a weaker one, subtract.</w:t>
       </w:r>
     </w:p>
-    <w:bookmarkEnd w:id="83"/>
-    <w:bookmarkStart w:id="91" w:name="ready-made-characters"/>
+    <w:bookmarkEnd w:id="84"/>
+    <w:bookmarkStart w:id="92" w:name="ready-made-characters"/>
     <w:p>
       <w:pPr>
         <w:pStyle w:val="Heading1"/>
@@ -18884,7 +19458,7 @@
         <w:t xml:space="preserve">Characters ready to play, for one-shots, new players, or a group in a hurry. Each follows the creation rules exactly, and their connections tie them together. In the creator, choose one from the ready-made list to open it and make it your own.</w:t>
       </w:r>
     </w:p>
-    <w:bookmarkStart w:id="84" w:name="vessa-thorn"/>
+    <w:bookmarkStart w:id="85" w:name="vessa-thorn"/>
     <w:p>
       <w:pPr>
         <w:pStyle w:val="Heading2"/>
@@ -18909,192 +19483,6 @@
       </w:r>
       <w:r>
         <w:t xml:space="preserve">The best climber in the Gilded Cities, who stole a jewel from a sorcerer-prince and is only now learning it’s a shard of the Crown.</w:t>
-      </w:r>
-    </w:p>
-    <w:p>
-      <w:pPr>
-        <w:numPr>
-          <w:ilvl w:val="0"/>
-          <w:numId w:val="1020"/>
-        </w:numPr>
-        <w:pStyle w:val="Compact"/>
-      </w:pPr>
-      <w:r>
-        <w:rPr>
-          <w:bCs/>
-          <w:b/>
-        </w:rPr>
-        <w:t xml:space="preserve">Attributes:</w:t>
-      </w:r>
-      <w:r>
-        <w:t xml:space="preserve"> </w:t>
-      </w:r>
-      <w:r>
-        <w:t xml:space="preserve">Body 11, Agility 13, Intellect 11, Presence 12, Will 9.</w:t>
-      </w:r>
-      <w:r>
-        <w:t xml:space="preserve"> </w:t>
-      </w:r>
-      <w:r>
-        <w:rPr>
-          <w:bCs/>
-          <w:b/>
-        </w:rPr>
-        <w:t xml:space="preserve">Dodge</w:t>
-      </w:r>
-      <w:r>
-        <w:t xml:space="preserve"> </w:t>
-      </w:r>
-      <w:r>
-        <w:t xml:space="preserve">12.</w:t>
-      </w:r>
-    </w:p>
-    <w:p>
-      <w:pPr>
-        <w:numPr>
-          <w:ilvl w:val="0"/>
-          <w:numId w:val="1020"/>
-        </w:numPr>
-        <w:pStyle w:val="Compact"/>
-      </w:pPr>
-      <w:r>
-        <w:rPr>
-          <w:bCs/>
-          <w:b/>
-        </w:rPr>
-        <w:t xml:space="preserve">Skills:</w:t>
-      </w:r>
-      <w:r>
-        <w:t xml:space="preserve"> </w:t>
-      </w:r>
-      <w:r>
-        <w:t xml:space="preserve">Thievery 18 (Expert). Trained: Stealth 14, Deception 13, Persuasion 13, Athletics 12, Craft 12, Investigation 12, Melee 12, Read People 10.</w:t>
-      </w:r>
-    </w:p>
-    <w:p>
-      <w:pPr>
-        <w:numPr>
-          <w:ilvl w:val="0"/>
-          <w:numId w:val="1020"/>
-        </w:numPr>
-        <w:pStyle w:val="Compact"/>
-      </w:pPr>
-      <w:r>
-        <w:rPr>
-          <w:bCs/>
-          <w:b/>
-        </w:rPr>
-        <w:t xml:space="preserve">Edges:</w:t>
-      </w:r>
-      <w:r>
-        <w:t xml:space="preserve"> </w:t>
-      </w:r>
-      <w:r>
-        <w:t xml:space="preserve">+1 attribute point, Extra Trained skill, A friend; a friend: Old Marrow, a fence in the Gilded Cities who buys anything and asks nothing.</w:t>
-      </w:r>
-    </w:p>
-    <w:p>
-      <w:pPr>
-        <w:numPr>
-          <w:ilvl w:val="0"/>
-          <w:numId w:val="1020"/>
-        </w:numPr>
-        <w:pStyle w:val="Compact"/>
-      </w:pPr>
-      <w:r>
-        <w:rPr>
-          <w:bCs/>
-          <w:b/>
-        </w:rPr>
-        <w:t xml:space="preserve">Advantage:</w:t>
-      </w:r>
-      <w:r>
-        <w:t xml:space="preserve"> </w:t>
-      </w:r>
-      <w:r>
-        <w:t xml:space="preserve">Lockbreaker.</w:t>
-      </w:r>
-      <w:r>
-        <w:t xml:space="preserve"> </w:t>
-      </w:r>
-      <w:r>
-        <w:rPr>
-          <w:bCs/>
-          <w:b/>
-        </w:rPr>
-        <w:t xml:space="preserve">Complication:</w:t>
-      </w:r>
-      <w:r>
-        <w:t xml:space="preserve"> </w:t>
-      </w:r>
-      <w:r>
-        <w:t xml:space="preserve">Keeper of a Secret; trigger: a powerful figure asks what you know.</w:t>
-      </w:r>
-    </w:p>
-    <w:p>
-      <w:pPr>
-        <w:numPr>
-          <w:ilvl w:val="0"/>
-          <w:numId w:val="1020"/>
-        </w:numPr>
-        <w:pStyle w:val="Compact"/>
-      </w:pPr>
-      <w:r>
-        <w:rPr>
-          <w:bCs/>
-          <w:b/>
-        </w:rPr>
-        <w:t xml:space="preserve">What drives me:</w:t>
-      </w:r>
-      <w:r>
-        <w:t xml:space="preserve"> </w:t>
-      </w:r>
-      <w:r>
-        <w:t xml:space="preserve">Gold, and plenty of it. Everything else follows.</w:t>
-      </w:r>
-      <w:r>
-        <w:t xml:space="preserve"> </w:t>
-      </w:r>
-      <w:r>
-        <w:rPr>
-          <w:bCs/>
-          <w:b/>
-        </w:rPr>
-        <w:t xml:space="preserve">Connection:</w:t>
-      </w:r>
-      <w:r>
-        <w:t xml:space="preserve"> </w:t>
-      </w:r>
-      <w:r>
-        <w:t xml:space="preserve">Cinder was paid to kill her and didn’t. Neither of them has said why.</w:t>
-      </w:r>
-    </w:p>
-    <w:bookmarkEnd w:id="84"/>
-    <w:bookmarkStart w:id="85" w:name="ithrann"/>
-    <w:p>
-      <w:pPr>
-        <w:pStyle w:val="Heading2"/>
-      </w:pPr>
-      <w:r>
-        <w:t xml:space="preserve">Ithrann</w:t>
-      </w:r>
-    </w:p>
-    <w:p>
-      <w:pPr>
-        <w:pStyle w:val="FirstParagraph"/>
-      </w:pPr>
-      <w:r>
-        <w:rPr>
-          <w:iCs/>
-          <w:i/>
-        </w:rPr>
-        <w:t xml:space="preserve">Last scholar of Ssa’keth, Sorcerer. Serpent-kin (tier 2).</w:t>
-      </w:r>
-      <w:r>
-        <w:t xml:space="preserve"> </w:t>
-      </w:r>
-      <w:r>
-        <w:t xml:space="preserve">Keeper of a drowned serpent temple’s memory, searching the human kingdoms for its lost library.</w:t>
       </w:r>
     </w:p>
     <w:p>
@@ -19116,7 +19504,7 @@
         <w:t xml:space="preserve"> </w:t>
       </w:r>
       <w:r>
-        <w:t xml:space="preserve">Body 9, Agility 12, Intellect 13, Presence 9, Will 13.</w:t>
+        <w:t xml:space="preserve">Body 11, Agility 13, Intellect 11, Presence 12, Will 9.</w:t>
       </w:r>
       <w:r>
         <w:t xml:space="preserve"> </w:t>
@@ -19132,7 +19520,7 @@
         <w:t xml:space="preserve"> </w:t>
       </w:r>
       <w:r>
-        <w:t xml:space="preserve">11.</w:t>
+        <w:t xml:space="preserve">12.</w:t>
       </w:r>
     </w:p>
     <w:p>
@@ -19154,7 +19542,7 @@
         <w:t xml:space="preserve"> </w:t>
       </w:r>
       <w:r>
-        <w:t xml:space="preserve">Sorcery 16 (Specialty). Trained: Healing 14, Investigation 14, Lore 14, Read People 14, Survival 14, Stealth 13, Athletics 10, Deception 10, Persuasion 10.</w:t>
+        <w:t xml:space="preserve">Thievery 18 (Expert). Trained: Stealth 14, Deception 13, Persuasion 13, Athletics 12, Craft 12, Investigation 12, Melee 12, Read People 10.</w:t>
       </w:r>
     </w:p>
     <w:p>
@@ -19176,7 +19564,7 @@
         <w:t xml:space="preserve"> </w:t>
       </w:r>
       <w:r>
-        <w:t xml:space="preserve">+1 attribute point.</w:t>
+        <w:t xml:space="preserve">+1 attribute point, Extra Trained skill, A friend; a friend: Old Marrow, a fence in the Gilded Cities who buys anything and asks nothing.</w:t>
       </w:r>
     </w:p>
     <w:p>
@@ -19198,7 +19586,7 @@
         <w:t xml:space="preserve"> </w:t>
       </w:r>
       <w:r>
-        <w:t xml:space="preserve">Venom (ancestry; companion: Hated Blood).</w:t>
+        <w:t xml:space="preserve">Lockbreaker.</w:t>
       </w:r>
       <w:r>
         <w:t xml:space="preserve"> </w:t>
@@ -19214,7 +19602,7 @@
         <w:t xml:space="preserve"> </w:t>
       </w:r>
       <w:r>
-        <w:t xml:space="preserve">Outcast; trigger: someone recognizes your exile mark.</w:t>
+        <w:t xml:space="preserve">Keeper of a Secret; trigger: a powerful figure asks what you know.</w:t>
       </w:r>
     </w:p>
     <w:p>
@@ -19236,7 +19624,7 @@
         <w:t xml:space="preserve"> </w:t>
       </w:r>
       <w:r>
-        <w:t xml:space="preserve">The old empire’s secrets are out there. I will read them.</w:t>
+        <w:t xml:space="preserve">Gold, and plenty of it. Everything else follows.</w:t>
       </w:r>
       <w:r>
         <w:t xml:space="preserve"> </w:t>
@@ -19252,17 +19640,17 @@
         <w:t xml:space="preserve"> </w:t>
       </w:r>
       <w:r>
-        <w:t xml:space="preserve">Oren Sael shelters Ithrann at his shrine when no inn will take a serpent-kin.</w:t>
+        <w:t xml:space="preserve">Cinder was paid to kill her and didn’t. Neither of them has said why.</w:t>
       </w:r>
     </w:p>
     <w:bookmarkEnd w:id="85"/>
-    <w:bookmarkStart w:id="86" w:name="nyx"/>
+    <w:bookmarkStart w:id="86" w:name="ithrann"/>
     <w:p>
       <w:pPr>
         <w:pStyle w:val="Heading2"/>
       </w:pPr>
       <w:r>
-        <w:t xml:space="preserve">Nyx</w:t>
+        <w:t xml:space="preserve">Ithrann</w:t>
       </w:r>
     </w:p>
     <w:p>
@@ -19274,13 +19662,13 @@
           <w:iCs/>
           <w:i/>
         </w:rPr>
-        <w:t xml:space="preserve">Hedge-witch, Witch. Witch-blooded (tier 1).</w:t>
-      </w:r>
-      <w:r>
-        <w:t xml:space="preserve"> </w:t>
-      </w:r>
-      <w:r>
-        <w:t xml:space="preserve">Run out of her village with stones and torches; sells cures and curses to whoever pays.</w:t>
+        <w:t xml:space="preserve">Last scholar of Ssa’keth, Sorcerer. Serpent-kin (tier 2).</w:t>
+      </w:r>
+      <w:r>
+        <w:t xml:space="preserve"> </w:t>
+      </w:r>
+      <w:r>
+        <w:t xml:space="preserve">Keeper of a drowned serpent temple’s memory, searching the human kingdoms for its lost library.</w:t>
       </w:r>
     </w:p>
     <w:p>
@@ -19302,7 +19690,7 @@
         <w:t xml:space="preserve"> </w:t>
       </w:r>
       <w:r>
-        <w:t xml:space="preserve">Body 9, Agility 11, Intellect 11, Presence 11, Will 13.</w:t>
+        <w:t xml:space="preserve">Body 9, Agility 12, Intellect 13, Presence 9, Will 13.</w:t>
       </w:r>
       <w:r>
         <w:t xml:space="preserve"> </w:t>
@@ -19318,7 +19706,7 @@
         <w:t xml:space="preserve"> </w:t>
       </w:r>
       <w:r>
-        <w:t xml:space="preserve">10.</w:t>
+        <w:t xml:space="preserve">11.</w:t>
       </w:r>
     </w:p>
     <w:p>
@@ -19340,7 +19728,7 @@
         <w:t xml:space="preserve"> </w:t>
       </w:r>
       <w:r>
-        <w:t xml:space="preserve">Sorcery 16 (Specialty). Trained: Read People 14, Survival 14, Craft 12, Deception 12, Healing 12, Lore 12, Persuasion 12, Stealth 12, Tracking 12, Athletics 10.</w:t>
+        <w:t xml:space="preserve">Sorcery 16 (Specialty). Trained: Healing 14, Investigation 14, Lore 14, Read People 14, Survival 14, Stealth 13, Athletics 10, Deception 10, Persuasion 10.</w:t>
       </w:r>
     </w:p>
     <w:p>
@@ -19362,7 +19750,7 @@
         <w:t xml:space="preserve"> </w:t>
       </w:r>
       <w:r>
-        <w:t xml:space="preserve">Extra Trained skill, Extra Fortune.</w:t>
+        <w:t xml:space="preserve">+1 attribute point.</w:t>
       </w:r>
     </w:p>
     <w:p>
@@ -19384,7 +19772,7 @@
         <w:t xml:space="preserve"> </w:t>
       </w:r>
       <w:r>
-        <w:t xml:space="preserve">Herb-Wise.</w:t>
+        <w:t xml:space="preserve">Venom (ancestry; companion: Hated Blood).</w:t>
       </w:r>
       <w:r>
         <w:t xml:space="preserve"> </w:t>
@@ -19400,7 +19788,7 @@
         <w:t xml:space="preserve"> </w:t>
       </w:r>
       <w:r>
-        <w:t xml:space="preserve">Debt to a Sorcerer; trigger: a raven arrives with a sealed message.</w:t>
+        <w:t xml:space="preserve">Outcast; trigger: someone recognizes your exile mark.</w:t>
       </w:r>
     </w:p>
     <w:p>
@@ -19422,7 +19810,7 @@
         <w:t xml:space="preserve"> </w:t>
       </w:r>
       <w:r>
-        <w:t xml:space="preserve">Every day alive is a victory. I mean to have more of them.</w:t>
+        <w:t xml:space="preserve">The old empire’s secrets are out there. I will read them.</w:t>
       </w:r>
       <w:r>
         <w:t xml:space="preserve"> </w:t>
@@ -19438,17 +19826,17 @@
         <w:t xml:space="preserve"> </w:t>
       </w:r>
       <w:r>
-        <w:t xml:space="preserve">Gorrum carried her out of the burning village. He says he was just passing.</w:t>
+        <w:t xml:space="preserve">Oren Sael shelters Ithrann at his shrine when no inn will take a serpent-kin.</w:t>
       </w:r>
     </w:p>
     <w:bookmarkEnd w:id="86"/>
-    <w:bookmarkStart w:id="87" w:name="gorrum-ironjaw"/>
+    <w:bookmarkStart w:id="87" w:name="nyx"/>
     <w:p>
       <w:pPr>
         <w:pStyle w:val="Heading2"/>
       </w:pPr>
       <w:r>
-        <w:t xml:space="preserve">Gorrum Ironjaw</w:t>
+        <w:t xml:space="preserve">Nyx</w:t>
       </w:r>
     </w:p>
     <w:p>
@@ -19460,13 +19848,13 @@
           <w:iCs/>
           <w:i/>
         </w:rPr>
-        <w:t xml:space="preserve">Sergeant of the Iron Company, Sellsword. Giant-blooded (tier 2).</w:t>
-      </w:r>
-      <w:r>
-        <w:t xml:space="preserve"> </w:t>
-      </w:r>
-      <w:r>
-        <w:t xml:space="preserve">Twenty years with the Iron Company, a wheel-lock pistol he calls Thunder, and a soft spot for strays.</w:t>
+        <w:t xml:space="preserve">Hedge-witch, Witch. Witch-blooded (tier 1).</w:t>
+      </w:r>
+      <w:r>
+        <w:t xml:space="preserve"> </w:t>
+      </w:r>
+      <w:r>
+        <w:t xml:space="preserve">Run out of her village with stones and torches; sells cures and curses to whoever pays.</w:t>
       </w:r>
     </w:p>
     <w:p>
@@ -19488,7 +19876,7 @@
         <w:t xml:space="preserve"> </w:t>
       </w:r>
       <w:r>
-        <w:t xml:space="preserve">Body 15, Agility 10, Intellect 9, Presence 10, Will 11.</w:t>
+        <w:t xml:space="preserve">Body 9, Agility 11, Intellect 11, Presence 11, Will 13.</w:t>
       </w:r>
       <w:r>
         <w:t xml:space="preserve"> </w:t>
@@ -19504,7 +19892,7 @@
         <w:t xml:space="preserve"> </w:t>
       </w:r>
       <w:r>
-        <w:t xml:space="preserve">9.</w:t>
+        <w:t xml:space="preserve">10.</w:t>
       </w:r>
     </w:p>
     <w:p>
@@ -19526,7 +19914,7 @@
         <w:t xml:space="preserve"> </w:t>
       </w:r>
       <w:r>
-        <w:t xml:space="preserve">Melee 18 (Specialty). Trained: Athletics 16, Brawling 16, Read People 12, Survival 12, Leadership 11, Marksmanship 11, Persuasion 11, Riding 11, Healing 10.</w:t>
+        <w:t xml:space="preserve">Sorcery 16 (Specialty). Trained: Read People 14, Survival 14, Craft 12, Deception 12, Healing 12, Lore 12, Persuasion 12, Stealth 12, Tracking 12, Athletics 10.</w:t>
       </w:r>
     </w:p>
     <w:p>
@@ -19548,7 +19936,7 @@
         <w:t xml:space="preserve"> </w:t>
       </w:r>
       <w:r>
-        <w:t xml:space="preserve">Second advantage; second advantage: Shield-Wall.</w:t>
+        <w:t xml:space="preserve">Extra Trained skill, Extra Fortune.</w:t>
       </w:r>
     </w:p>
     <w:p>
@@ -19570,7 +19958,7 @@
         <w:t xml:space="preserve"> </w:t>
       </w:r>
       <w:r>
-        <w:t xml:space="preserve">Battle-Hardened.</w:t>
+        <w:t xml:space="preserve">Herb-Wise.</w:t>
       </w:r>
       <w:r>
         <w:t xml:space="preserve"> </w:t>
@@ -19586,7 +19974,7 @@
         <w:t xml:space="preserve"> </w:t>
       </w:r>
       <w:r>
-        <w:t xml:space="preserve">Old Rival; trigger: your rival arrives first.</w:t>
+        <w:t xml:space="preserve">Debt to a Sorcerer; trigger: a raven arrives with a sealed message.</w:t>
       </w:r>
     </w:p>
     <w:p>
@@ -19608,7 +19996,7 @@
         <w:t xml:space="preserve"> </w:t>
       </w:r>
       <w:r>
-        <w:t xml:space="preserve">I did terrible things. I mean to balance the scales.</w:t>
+        <w:t xml:space="preserve">Every day alive is a victory. I mean to have more of them.</w:t>
       </w:r>
       <w:r>
         <w:t xml:space="preserve"> </w:t>
@@ -19624,17 +20012,17 @@
         <w:t xml:space="preserve"> </w:t>
       </w:r>
       <w:r>
-        <w:t xml:space="preserve">Nyx is the stray he carried out of the fire. He’d die before he’d say he cares.</w:t>
+        <w:t xml:space="preserve">Gorrum carried her out of the burning village. He says he was just passing.</w:t>
       </w:r>
     </w:p>
     <w:bookmarkEnd w:id="87"/>
-    <w:bookmarkStart w:id="88" w:name="mira-saltwind"/>
+    <w:bookmarkStart w:id="88" w:name="gorrum-ironjaw"/>
     <w:p>
       <w:pPr>
         <w:pStyle w:val="Heading2"/>
       </w:pPr>
       <w:r>
-        <w:t xml:space="preserve">Mira Saltwind</w:t>
+        <w:t xml:space="preserve">Gorrum Ironjaw</w:t>
       </w:r>
     </w:p>
     <w:p>
@@ -19646,13 +20034,13 @@
           <w:iCs/>
           <w:i/>
         </w:rPr>
-        <w:t xml:space="preserve">Free captain, without a ship, Corsair. Islander (tier 0); Master.</w:t>
-      </w:r>
-      <w:r>
-        <w:t xml:space="preserve"> </w:t>
-      </w:r>
-      <w:r>
-        <w:t xml:space="preserve">Captain of the Kestrel until a sea-witch sank her. She kept her mother’s arquebus and her crew’s debts.</w:t>
+        <w:t xml:space="preserve">Sergeant of the Iron Company, Sellsword. Giant-blooded (tier 2).</w:t>
+      </w:r>
+      <w:r>
+        <w:t xml:space="preserve"> </w:t>
+      </w:r>
+      <w:r>
+        <w:t xml:space="preserve">Twenty years with the Iron Company, a wheel-lock pistol he calls Thunder, and a soft spot for strays.</w:t>
       </w:r>
     </w:p>
     <w:p>
@@ -19674,7 +20062,7 @@
         <w:t xml:space="preserve"> </w:t>
       </w:r>
       <w:r>
-        <w:t xml:space="preserve">Body 11, Agility 13, Intellect 10, Presence 11, Will 11.</w:t>
+        <w:t xml:space="preserve">Body 15, Agility 10, Intellect 9, Presence 10, Will 11.</w:t>
       </w:r>
       <w:r>
         <w:t xml:space="preserve"> </w:t>
@@ -19690,7 +20078,7 @@
         <w:t xml:space="preserve"> </w:t>
       </w:r>
       <w:r>
-        <w:t xml:space="preserve">12.</w:t>
+        <w:t xml:space="preserve">9.</w:t>
       </w:r>
     </w:p>
     <w:p>
@@ -19712,7 +20100,7 @@
         <w:t xml:space="preserve"> </w:t>
       </w:r>
       <w:r>
-        <w:t xml:space="preserve">Sailing 18 (Expert). Trained: Marksmanship 14, Stealth 14, Athletics 12, Brawling 12, Melee 12, Persuasion 12, Read People 12, Survival 12.</w:t>
+        <w:t xml:space="preserve">Melee 18 (Specialty). Trained: Athletics 16, Brawling 16, Read People 12, Survival 12, Leadership 11, Marksmanship 11, Persuasion 11, Riding 11, Healing 10.</w:t>
       </w:r>
     </w:p>
     <w:p>
@@ -19734,7 +20122,7 @@
         <w:t xml:space="preserve"> </w:t>
       </w:r>
       <w:r>
-        <w:t xml:space="preserve">+1 attribute point, Extra Trained skill, A fine weapon or tool; a fine tool: her mother’s arquebus, Widowmaker (+2 Marksmanship).</w:t>
+        <w:t xml:space="preserve">Second advantage; second advantage: Shield-Wall.</w:t>
       </w:r>
     </w:p>
     <w:p>
@@ -19756,7 +20144,7 @@
         <w:t xml:space="preserve"> </w:t>
       </w:r>
       <w:r>
-        <w:t xml:space="preserve">Sea Legs.</w:t>
+        <w:t xml:space="preserve">Battle-Hardened.</w:t>
       </w:r>
       <w:r>
         <w:t xml:space="preserve"> </w:t>
@@ -19772,7 +20160,7 @@
         <w:t xml:space="preserve"> </w:t>
       </w:r>
       <w:r>
-        <w:t xml:space="preserve">Sworn Vengeance; trigger: news of where your enemy is.</w:t>
+        <w:t xml:space="preserve">Old Rival; trigger: your rival arrives first.</w:t>
       </w:r>
     </w:p>
     <w:p>
@@ -19794,7 +20182,7 @@
         <w:t xml:space="preserve"> </w:t>
       </w:r>
       <w:r>
-        <w:t xml:space="preserve">Someone took everything from me. I mean to take it back, in blood.</w:t>
+        <w:t xml:space="preserve">I did terrible things. I mean to balance the scales.</w:t>
       </w:r>
       <w:r>
         <w:t xml:space="preserve"> </w:t>
@@ -19810,17 +20198,17 @@
         <w:t xml:space="preserve"> </w:t>
       </w:r>
       <w:r>
-        <w:t xml:space="preserve">Kara of the Long Winter owes her a life, and Mira means to collect.</w:t>
+        <w:t xml:space="preserve">Nyx is the stray he carried out of the fire. He’d die before he’d say he cares.</w:t>
       </w:r>
     </w:p>
     <w:bookmarkEnd w:id="88"/>
-    <w:bookmarkStart w:id="89" w:name="cinder"/>
+    <w:bookmarkStart w:id="89" w:name="mira-saltwind"/>
     <w:p>
       <w:pPr>
         <w:pStyle w:val="Heading2"/>
       </w:pPr>
       <w:r>
-        <w:t xml:space="preserve">Cinder</w:t>
+        <w:t xml:space="preserve">Mira Saltwind</w:t>
       </w:r>
     </w:p>
     <w:p>
@@ -19832,13 +20220,13 @@
           <w:iCs/>
           <w:i/>
         </w:rPr>
-        <w:t xml:space="preserve">Former blade of the Ash Guild, Assassin. Ashborn (tier 1).</w:t>
-      </w:r>
-      <w:r>
-        <w:t xml:space="preserve"> </w:t>
-      </w:r>
-      <w:r>
-        <w:t xml:space="preserve">Made by the Ash Guild into its best knife; ran the night they ordered a child’s death.</w:t>
+        <w:t xml:space="preserve">Free captain, without a ship, Corsair. Islander (tier 0); Master.</w:t>
+      </w:r>
+      <w:r>
+        <w:t xml:space="preserve"> </w:t>
+      </w:r>
+      <w:r>
+        <w:t xml:space="preserve">Captain of the Kestrel until a sea-witch sank her. She kept her mother’s arquebus and her crew’s debts.</w:t>
       </w:r>
     </w:p>
     <w:p>
@@ -19860,7 +20248,7 @@
         <w:t xml:space="preserve"> </w:t>
       </w:r>
       <w:r>
-        <w:t xml:space="preserve">Body 12, Agility 13, Intellect 11, Presence 9, Will 11.</w:t>
+        <w:t xml:space="preserve">Body 11, Agility 13, Intellect 10, Presence 11, Will 11.</w:t>
       </w:r>
       <w:r>
         <w:t xml:space="preserve"> </w:t>
@@ -19898,7 +20286,7 @@
         <w:t xml:space="preserve"> </w:t>
       </w:r>
       <w:r>
-        <w:t xml:space="preserve">Stealth 16 (Specialty). Trained: Marksmanship 14, Thievery 14, Athletics 13, Brawling 13, Melee 13, Craft 12, Investigation 12, Read People 12, Survival 12, Deception 10.</w:t>
+        <w:t xml:space="preserve">Sailing 18 (Expert). Trained: Marksmanship 14, Stealth 14, Athletics 12, Brawling 12, Melee 12, Persuasion 12, Read People 12, Survival 12.</w:t>
       </w:r>
     </w:p>
     <w:p>
@@ -19920,7 +20308,7 @@
         <w:t xml:space="preserve"> </w:t>
       </w:r>
       <w:r>
-        <w:t xml:space="preserve">+1 attribute point, Extra Trained skill.</w:t>
+        <w:t xml:space="preserve">+1 attribute point, Extra Trained skill, A fine weapon or tool; a fine tool: her mother’s arquebus, Widowmaker (+2 Marksmanship).</w:t>
       </w:r>
     </w:p>
     <w:p>
@@ -19942,7 +20330,7 @@
         <w:t xml:space="preserve"> </w:t>
       </w:r>
       <w:r>
-        <w:t xml:space="preserve">Shadow-Walker.</w:t>
+        <w:t xml:space="preserve">Sea Legs.</w:t>
       </w:r>
       <w:r>
         <w:t xml:space="preserve"> </w:t>
@@ -19958,7 +20346,7 @@
         <w:t xml:space="preserve"> </w:t>
       </w:r>
       <w:r>
-        <w:t xml:space="preserve">Wanted; trigger: a bounty hunter takes the next room.</w:t>
+        <w:t xml:space="preserve">Sworn Vengeance; trigger: news of where your enemy is.</w:t>
       </w:r>
     </w:p>
     <w:p>
@@ -19980,7 +20368,7 @@
         <w:t xml:space="preserve"> </w:t>
       </w:r>
       <w:r>
-        <w:t xml:space="preserve">No master, no chains, no one to answer to.</w:t>
+        <w:t xml:space="preserve">Someone took everything from me. I mean to take it back, in blood.</w:t>
       </w:r>
       <w:r>
         <w:t xml:space="preserve"> </w:t>
@@ -19996,17 +20384,17 @@
         <w:t xml:space="preserve"> </w:t>
       </w:r>
       <w:r>
-        <w:t xml:space="preserve">Vessa Thorn was their last contract. They let her live and have been running ever since.</w:t>
+        <w:t xml:space="preserve">Kara of the Long Winter owes her a life, and Mira means to collect.</w:t>
       </w:r>
     </w:p>
     <w:bookmarkEnd w:id="89"/>
-    <w:bookmarkStart w:id="90" w:name="oren-sael"/>
+    <w:bookmarkStart w:id="90" w:name="cinder"/>
     <w:p>
       <w:pPr>
         <w:pStyle w:val="Heading2"/>
       </w:pPr>
       <w:r>
-        <w:t xml:space="preserve">Oren Sael</w:t>
+        <w:t xml:space="preserve">Cinder</w:t>
       </w:r>
     </w:p>
     <w:p>
@@ -20018,13 +20406,13 @@
           <w:iCs/>
           <w:i/>
         </w:rPr>
-        <w:t xml:space="preserve">Keeper of the Last Shrine, Priest. Sand-born (tier 0).</w:t>
-      </w:r>
-      <w:r>
-        <w:t xml:space="preserve"> </w:t>
-      </w:r>
-      <w:r>
-        <w:t xml:space="preserve">The last priest of Haddu, god of wells, who keeps a shrine no caravan visits and a flame that is going out.</w:t>
+        <w:t xml:space="preserve">Former blade of the Ash Guild, Assassin. Ashborn (tier 1).</w:t>
+      </w:r>
+      <w:r>
+        <w:t xml:space="preserve"> </w:t>
+      </w:r>
+      <w:r>
+        <w:t xml:space="preserve">Made by the Ash Guild into its best knife; ran the night they ordered a child’s death.</w:t>
       </w:r>
     </w:p>
     <w:p>
@@ -20046,7 +20434,7 @@
         <w:t xml:space="preserve"> </w:t>
       </w:r>
       <w:r>
-        <w:t xml:space="preserve">Body 10, Agility 10, Intellect 11, Presence 13, Will 13.</w:t>
+        <w:t xml:space="preserve">Body 12, Agility 13, Intellect 11, Presence 9, Will 11.</w:t>
       </w:r>
       <w:r>
         <w:t xml:space="preserve"> </w:t>
@@ -20062,7 +20450,7 @@
         <w:t xml:space="preserve"> </w:t>
       </w:r>
       <w:r>
-        <w:t xml:space="preserve">9.</w:t>
+        <w:t xml:space="preserve">12.</w:t>
       </w:r>
     </w:p>
     <w:p>
@@ -20084,7 +20472,7 @@
         <w:t xml:space="preserve"> </w:t>
       </w:r>
       <w:r>
-        <w:t xml:space="preserve">Persuasion 16 (Specialty). Trained: Leadership 14, Read People 14, Survival 14, Healing 12, Investigation 12, Lore 12, Athletics 11, Melee 11, Riding 11.</w:t>
+        <w:t xml:space="preserve">Stealth 16 (Specialty). Trained: Marksmanship 14, Thievery 14, Athletics 13, Brawling 13, Melee 13, Craft 12, Investigation 12, Read People 12, Survival 12, Deception 10.</w:t>
       </w:r>
     </w:p>
     <w:p>
@@ -20106,7 +20494,7 @@
         <w:t xml:space="preserve"> </w:t>
       </w:r>
       <w:r>
-        <w:t xml:space="preserve">+1 attribute point ×2, A friend; a friend: Yusra, the last caravan-master who still stops at the shrine.</w:t>
+        <w:t xml:space="preserve">+1 attribute point, Extra Trained skill.</w:t>
       </w:r>
     </w:p>
     <w:p>
@@ -20128,7 +20516,7 @@
         <w:t xml:space="preserve"> </w:t>
       </w:r>
       <w:r>
-        <w:t xml:space="preserve">Iron Will.</w:t>
+        <w:t xml:space="preserve">Shadow-Walker.</w:t>
       </w:r>
       <w:r>
         <w:t xml:space="preserve"> </w:t>
@@ -20144,7 +20532,7 @@
         <w:t xml:space="preserve"> </w:t>
       </w:r>
       <w:r>
-        <w:t xml:space="preserve">Oath-Bound; trigger: keeping the vow means abandoning the plan.</w:t>
+        <w:t xml:space="preserve">Wanted; trigger: a bounty hunter takes the next room.</w:t>
       </w:r>
     </w:p>
     <w:p>
@@ -20166,7 +20554,7 @@
         <w:t xml:space="preserve"> </w:t>
       </w:r>
       <w:r>
-        <w:t xml:space="preserve">My god is dying. Someone has to keep the flame.</w:t>
+        <w:t xml:space="preserve">No master, no chains, no one to answer to.</w:t>
       </w:r>
       <w:r>
         <w:t xml:space="preserve"> </w:t>
@@ -20182,12 +20570,198 @@
         <w:t xml:space="preserve"> </w:t>
       </w:r>
       <w:r>
+        <w:t xml:space="preserve">Vessa Thorn was their last contract. They let her live and have been running ever since.</w:t>
+      </w:r>
+    </w:p>
+    <w:bookmarkEnd w:id="90"/>
+    <w:bookmarkStart w:id="91" w:name="oren-sael"/>
+    <w:p>
+      <w:pPr>
+        <w:pStyle w:val="Heading2"/>
+      </w:pPr>
+      <w:r>
+        <w:t xml:space="preserve">Oren Sael</w:t>
+      </w:r>
+    </w:p>
+    <w:p>
+      <w:pPr>
+        <w:pStyle w:val="FirstParagraph"/>
+      </w:pPr>
+      <w:r>
+        <w:rPr>
+          <w:iCs/>
+          <w:i/>
+        </w:rPr>
+        <w:t xml:space="preserve">Keeper of the Last Shrine, Priest. Sand-born (tier 0).</w:t>
+      </w:r>
+      <w:r>
+        <w:t xml:space="preserve"> </w:t>
+      </w:r>
+      <w:r>
+        <w:t xml:space="preserve">The last priest of Haddu, god of wells, who keeps a shrine no caravan visits and a flame that is going out.</w:t>
+      </w:r>
+    </w:p>
+    <w:p>
+      <w:pPr>
+        <w:numPr>
+          <w:ilvl w:val="0"/>
+          <w:numId w:val="1027"/>
+        </w:numPr>
+        <w:pStyle w:val="Compact"/>
+      </w:pPr>
+      <w:r>
+        <w:rPr>
+          <w:bCs/>
+          <w:b/>
+        </w:rPr>
+        <w:t xml:space="preserve">Attributes:</w:t>
+      </w:r>
+      <w:r>
+        <w:t xml:space="preserve"> </w:t>
+      </w:r>
+      <w:r>
+        <w:t xml:space="preserve">Body 10, Agility 10, Intellect 11, Presence 13, Will 13.</w:t>
+      </w:r>
+      <w:r>
+        <w:t xml:space="preserve"> </w:t>
+      </w:r>
+      <w:r>
+        <w:rPr>
+          <w:bCs/>
+          <w:b/>
+        </w:rPr>
+        <w:t xml:space="preserve">Dodge</w:t>
+      </w:r>
+      <w:r>
+        <w:t xml:space="preserve"> </w:t>
+      </w:r>
+      <w:r>
+        <w:t xml:space="preserve">9.</w:t>
+      </w:r>
+    </w:p>
+    <w:p>
+      <w:pPr>
+        <w:numPr>
+          <w:ilvl w:val="0"/>
+          <w:numId w:val="1027"/>
+        </w:numPr>
+        <w:pStyle w:val="Compact"/>
+      </w:pPr>
+      <w:r>
+        <w:rPr>
+          <w:bCs/>
+          <w:b/>
+        </w:rPr>
+        <w:t xml:space="preserve">Skills:</w:t>
+      </w:r>
+      <w:r>
+        <w:t xml:space="preserve"> </w:t>
+      </w:r>
+      <w:r>
+        <w:t xml:space="preserve">Persuasion 16 (Specialty). Trained: Leadership 14, Read People 14, Survival 14, Healing 12, Investigation 12, Lore 12, Athletics 11, Melee 11, Riding 11.</w:t>
+      </w:r>
+    </w:p>
+    <w:p>
+      <w:pPr>
+        <w:numPr>
+          <w:ilvl w:val="0"/>
+          <w:numId w:val="1027"/>
+        </w:numPr>
+        <w:pStyle w:val="Compact"/>
+      </w:pPr>
+      <w:r>
+        <w:rPr>
+          <w:bCs/>
+          <w:b/>
+        </w:rPr>
+        <w:t xml:space="preserve">Edges:</w:t>
+      </w:r>
+      <w:r>
+        <w:t xml:space="preserve"> </w:t>
+      </w:r>
+      <w:r>
+        <w:t xml:space="preserve">+1 attribute point ×2, A friend; a friend: Yusra, the last caravan-master who still stops at the shrine.</w:t>
+      </w:r>
+    </w:p>
+    <w:p>
+      <w:pPr>
+        <w:numPr>
+          <w:ilvl w:val="0"/>
+          <w:numId w:val="1027"/>
+        </w:numPr>
+        <w:pStyle w:val="Compact"/>
+      </w:pPr>
+      <w:r>
+        <w:rPr>
+          <w:bCs/>
+          <w:b/>
+        </w:rPr>
+        <w:t xml:space="preserve">Advantage:</w:t>
+      </w:r>
+      <w:r>
+        <w:t xml:space="preserve"> </w:t>
+      </w:r>
+      <w:r>
+        <w:t xml:space="preserve">Iron Will.</w:t>
+      </w:r>
+      <w:r>
+        <w:t xml:space="preserve"> </w:t>
+      </w:r>
+      <w:r>
+        <w:rPr>
+          <w:bCs/>
+          <w:b/>
+        </w:rPr>
+        <w:t xml:space="preserve">Complication:</w:t>
+      </w:r>
+      <w:r>
+        <w:t xml:space="preserve"> </w:t>
+      </w:r>
+      <w:r>
+        <w:t xml:space="preserve">Oath-Bound; trigger: keeping the vow means abandoning the plan.</w:t>
+      </w:r>
+    </w:p>
+    <w:p>
+      <w:pPr>
+        <w:numPr>
+          <w:ilvl w:val="0"/>
+          <w:numId w:val="1027"/>
+        </w:numPr>
+        <w:pStyle w:val="Compact"/>
+      </w:pPr>
+      <w:r>
+        <w:rPr>
+          <w:bCs/>
+          <w:b/>
+        </w:rPr>
+        <w:t xml:space="preserve">What drives me:</w:t>
+      </w:r>
+      <w:r>
+        <w:t xml:space="preserve"> </w:t>
+      </w:r>
+      <w:r>
+        <w:t xml:space="preserve">My god is dying. Someone has to keep the flame.</w:t>
+      </w:r>
+      <w:r>
+        <w:t xml:space="preserve"> </w:t>
+      </w:r>
+      <w:r>
+        <w:rPr>
+          <w:bCs/>
+          <w:b/>
+        </w:rPr>
+        <w:t xml:space="preserve">Connection:</w:t>
+      </w:r>
+      <w:r>
+        <w:t xml:space="preserve"> </w:t>
+      </w:r>
+      <w:r>
         <w:t xml:space="preserve">Ithrann sleeps at his shrine. Oren hopes the serpent-kin’s books hold a cure for a dying god.</w:t>
       </w:r>
     </w:p>
-    <w:bookmarkEnd w:id="90"/>
     <w:bookmarkEnd w:id="91"/>
-    <w:bookmarkStart w:id="92" w:name="advantages"/>
+    <w:bookmarkEnd w:id="92"/>
+    <w:bookmarkStart w:id="93" w:name="advantages"/>
     <w:p>
       <w:pPr>
         <w:pStyle w:val="Heading1"/>
@@ -21035,8 +21609,8 @@
         <w:t xml:space="preserve">too, or the gift has nothing to work with.</w:t>
       </w:r>
     </w:p>
-    <w:bookmarkEnd w:id="92"/>
-    <w:bookmarkStart w:id="107" w:name="ancestries"/>
+    <w:bookmarkEnd w:id="93"/>
+    <w:bookmarkStart w:id="108" w:name="ancestries"/>
     <w:p>
       <w:pPr>
         <w:pStyle w:val="Heading1"/>
@@ -21963,7 +22537,7 @@
         </w:tc>
       </w:tr>
     </w:tbl>
-    <w:bookmarkStart w:id="93" w:name="shared-rules"/>
+    <w:bookmarkStart w:id="94" w:name="shared-rules"/>
     <w:p>
       <w:pPr>
         <w:pStyle w:val="Heading2"/>
@@ -22165,8 +22739,8 @@
         </w:tc>
       </w:tr>
     </w:tbl>
-    <w:bookmarkEnd w:id="93"/>
-    <w:bookmarkStart w:id="94" w:name="crownlander"/>
+    <w:bookmarkEnd w:id="94"/>
+    <w:bookmarkStart w:id="95" w:name="crownlander"/>
     <w:p>
       <w:pPr>
         <w:pStyle w:val="Heading2"/>
@@ -22479,8 +23053,8 @@
         </w:tc>
       </w:tr>
     </w:tbl>
-    <w:bookmarkEnd w:id="94"/>
-    <w:bookmarkStart w:id="95" w:name="islander"/>
+    <w:bookmarkEnd w:id="95"/>
+    <w:bookmarkStart w:id="96" w:name="islander"/>
     <w:p>
       <w:pPr>
         <w:pStyle w:val="Heading2"/>
@@ -22793,8 +23367,8 @@
         </w:tc>
       </w:tr>
     </w:tbl>
-    <w:bookmarkEnd w:id="95"/>
-    <w:bookmarkStart w:id="96" w:name="northlander"/>
+    <w:bookmarkEnd w:id="96"/>
+    <w:bookmarkStart w:id="97" w:name="northlander"/>
     <w:p>
       <w:pPr>
         <w:pStyle w:val="Heading2"/>
@@ -23107,8 +23681,8 @@
         </w:tc>
       </w:tr>
     </w:tbl>
-    <w:bookmarkEnd w:id="96"/>
-    <w:bookmarkStart w:id="97" w:name="sand-born"/>
+    <w:bookmarkEnd w:id="97"/>
+    <w:bookmarkStart w:id="98" w:name="sand-born"/>
     <w:p>
       <w:pPr>
         <w:pStyle w:val="Heading2"/>
@@ -23421,8 +23995,8 @@
         </w:tc>
       </w:tr>
     </w:tbl>
-    <w:bookmarkEnd w:id="97"/>
-    <w:bookmarkStart w:id="98" w:name="ashborn"/>
+    <w:bookmarkEnd w:id="98"/>
+    <w:bookmarkStart w:id="99" w:name="ashborn"/>
     <w:p>
       <w:pPr>
         <w:pStyle w:val="Heading2"/>
@@ -23467,7 +24041,7 @@
       <w:pPr>
         <w:numPr>
           <w:ilvl w:val="0"/>
-          <w:numId w:val="1027"/>
+          <w:numId w:val="1028"/>
         </w:numPr>
         <w:pStyle w:val="Compact"/>
       </w:pPr>
@@ -23759,8 +24333,8 @@
         </w:tc>
       </w:tr>
     </w:tbl>
-    <w:bookmarkEnd w:id="98"/>
-    <w:bookmarkStart w:id="99" w:name="deepkin"/>
+    <w:bookmarkEnd w:id="99"/>
+    <w:bookmarkStart w:id="100" w:name="deepkin"/>
     <w:p>
       <w:pPr>
         <w:pStyle w:val="Heading2"/>
@@ -23805,7 +24379,7 @@
       <w:pPr>
         <w:numPr>
           <w:ilvl w:val="0"/>
-          <w:numId w:val="1028"/>
+          <w:numId w:val="1029"/>
         </w:numPr>
         <w:pStyle w:val="Compact"/>
       </w:pPr>
@@ -23817,7 +24391,7 @@
       <w:pPr>
         <w:numPr>
           <w:ilvl w:val="0"/>
-          <w:numId w:val="1028"/>
+          <w:numId w:val="1029"/>
         </w:numPr>
         <w:pStyle w:val="Compact"/>
       </w:pPr>
@@ -24109,8 +24683,8 @@
         </w:tc>
       </w:tr>
     </w:tbl>
-    <w:bookmarkEnd w:id="99"/>
-    <w:bookmarkStart w:id="100" w:name="witch-blooded"/>
+    <w:bookmarkEnd w:id="100"/>
+    <w:bookmarkStart w:id="101" w:name="witch-blooded"/>
     <w:p>
       <w:pPr>
         <w:pStyle w:val="Heading2"/>
@@ -24155,7 +24729,7 @@
       <w:pPr>
         <w:numPr>
           <w:ilvl w:val="0"/>
-          <w:numId w:val="1029"/>
+          <w:numId w:val="1030"/>
         </w:numPr>
         <w:pStyle w:val="Compact"/>
       </w:pPr>
@@ -24167,7 +24741,7 @@
       <w:pPr>
         <w:numPr>
           <w:ilvl w:val="0"/>
-          <w:numId w:val="1029"/>
+          <w:numId w:val="1030"/>
         </w:numPr>
         <w:pStyle w:val="Compact"/>
       </w:pPr>
@@ -24477,8 +25051,8 @@
         </w:tc>
       </w:tr>
     </w:tbl>
-    <w:bookmarkEnd w:id="100"/>
-    <w:bookmarkStart w:id="101" w:name="demon-marked"/>
+    <w:bookmarkEnd w:id="101"/>
+    <w:bookmarkStart w:id="102" w:name="demon-marked"/>
     <w:p>
       <w:pPr>
         <w:pStyle w:val="Heading2"/>
@@ -24523,7 +25097,7 @@
       <w:pPr>
         <w:numPr>
           <w:ilvl w:val="0"/>
-          <w:numId w:val="1030"/>
+          <w:numId w:val="1031"/>
         </w:numPr>
         <w:pStyle w:val="Compact"/>
       </w:pPr>
@@ -24535,7 +25109,7 @@
       <w:pPr>
         <w:numPr>
           <w:ilvl w:val="0"/>
-          <w:numId w:val="1030"/>
+          <w:numId w:val="1031"/>
         </w:numPr>
         <w:pStyle w:val="Compact"/>
       </w:pPr>
@@ -24827,8 +25401,8 @@
         </w:tc>
       </w:tr>
     </w:tbl>
-    <w:bookmarkEnd w:id="101"/>
-    <w:bookmarkStart w:id="102" w:name="giant-blooded"/>
+    <w:bookmarkEnd w:id="102"/>
+    <w:bookmarkStart w:id="103" w:name="giant-blooded"/>
     <w:p>
       <w:pPr>
         <w:pStyle w:val="Heading2"/>
@@ -24873,7 +25447,7 @@
       <w:pPr>
         <w:numPr>
           <w:ilvl w:val="0"/>
-          <w:numId w:val="1031"/>
+          <w:numId w:val="1032"/>
         </w:numPr>
         <w:pStyle w:val="Compact"/>
       </w:pPr>
@@ -25165,8 +25739,8 @@
         </w:tc>
       </w:tr>
     </w:tbl>
-    <w:bookmarkEnd w:id="102"/>
-    <w:bookmarkStart w:id="103" w:name="serpent-kin"/>
+    <w:bookmarkEnd w:id="103"/>
+    <w:bookmarkStart w:id="104" w:name="serpent-kin"/>
     <w:p>
       <w:pPr>
         <w:pStyle w:val="Heading2"/>
@@ -25211,7 +25785,7 @@
       <w:pPr>
         <w:numPr>
           <w:ilvl w:val="0"/>
-          <w:numId w:val="1032"/>
+          <w:numId w:val="1033"/>
         </w:numPr>
         <w:pStyle w:val="Compact"/>
       </w:pPr>
@@ -25223,7 +25797,7 @@
       <w:pPr>
         <w:numPr>
           <w:ilvl w:val="0"/>
-          <w:numId w:val="1032"/>
+          <w:numId w:val="1033"/>
         </w:numPr>
         <w:pStyle w:val="Compact"/>
       </w:pPr>
@@ -25515,8 +26089,8 @@
         </w:tc>
       </w:tr>
     </w:tbl>
-    <w:bookmarkEnd w:id="103"/>
-    <w:bookmarkStart w:id="104" w:name="skinchanger"/>
+    <w:bookmarkEnd w:id="104"/>
+    <w:bookmarkStart w:id="105" w:name="skinchanger"/>
     <w:p>
       <w:pPr>
         <w:pStyle w:val="Heading2"/>
@@ -25561,7 +26135,7 @@
       <w:pPr>
         <w:numPr>
           <w:ilvl w:val="0"/>
-          <w:numId w:val="1033"/>
+          <w:numId w:val="1034"/>
         </w:numPr>
         <w:pStyle w:val="Compact"/>
       </w:pPr>
@@ -25573,7 +26147,7 @@
       <w:pPr>
         <w:numPr>
           <w:ilvl w:val="0"/>
-          <w:numId w:val="1033"/>
+          <w:numId w:val="1034"/>
         </w:numPr>
         <w:pStyle w:val="Compact"/>
       </w:pPr>
@@ -25899,8 +26473,8 @@
         </w:tc>
       </w:tr>
     </w:tbl>
-    <w:bookmarkEnd w:id="104"/>
-    <w:bookmarkStart w:id="105" w:name="godblooded"/>
+    <w:bookmarkEnd w:id="105"/>
+    <w:bookmarkStart w:id="106" w:name="godblooded"/>
     <w:p>
       <w:pPr>
         <w:pStyle w:val="Heading2"/>
@@ -25945,7 +26519,7 @@
       <w:pPr>
         <w:numPr>
           <w:ilvl w:val="0"/>
-          <w:numId w:val="1034"/>
+          <w:numId w:val="1035"/>
         </w:numPr>
         <w:pStyle w:val="Compact"/>
       </w:pPr>
@@ -25957,7 +26531,7 @@
       <w:pPr>
         <w:numPr>
           <w:ilvl w:val="0"/>
-          <w:numId w:val="1034"/>
+          <w:numId w:val="1035"/>
         </w:numPr>
         <w:pStyle w:val="Compact"/>
       </w:pPr>
@@ -26249,8 +26823,8 @@
         </w:tc>
       </w:tr>
     </w:tbl>
-    <w:bookmarkEnd w:id="105"/>
-    <w:bookmarkStart w:id="106" w:name="undying"/>
+    <w:bookmarkEnd w:id="106"/>
+    <w:bookmarkStart w:id="107" w:name="undying"/>
     <w:p>
       <w:pPr>
         <w:pStyle w:val="Heading2"/>
@@ -26295,7 +26869,7 @@
       <w:pPr>
         <w:numPr>
           <w:ilvl w:val="0"/>
-          <w:numId w:val="1035"/>
+          <w:numId w:val="1036"/>
         </w:numPr>
         <w:pStyle w:val="Compact"/>
       </w:pPr>
@@ -26307,7 +26881,7 @@
       <w:pPr>
         <w:numPr>
           <w:ilvl w:val="0"/>
-          <w:numId w:val="1035"/>
+          <w:numId w:val="1036"/>
         </w:numPr>
         <w:pStyle w:val="Compact"/>
       </w:pPr>
@@ -26319,7 +26893,7 @@
       <w:pPr>
         <w:numPr>
           <w:ilvl w:val="0"/>
-          <w:numId w:val="1035"/>
+          <w:numId w:val="1036"/>
         </w:numPr>
         <w:pStyle w:val="Compact"/>
       </w:pPr>
@@ -26611,9 +27185,9 @@
         </w:tc>
       </w:tr>
     </w:tbl>
-    <w:bookmarkEnd w:id="106"/>
     <w:bookmarkEnd w:id="107"/>
-    <w:bookmarkStart w:id="118" w:name="making-your-own"/>
+    <w:bookmarkEnd w:id="108"/>
+    <w:bookmarkStart w:id="119" w:name="making-your-own"/>
     <w:p>
       <w:pPr>
         <w:pStyle w:val="Heading1"/>
@@ -26646,7 +27220,7 @@
         <w:t xml:space="preserve">option at the end of each list, and its checklist holds a custom choice to the same rules as everything else.</w:t>
       </w:r>
     </w:p>
-    <w:bookmarkStart w:id="108" w:name="a-custom-calling"/>
+    <w:bookmarkStart w:id="109" w:name="a-custom-calling"/>
     <w:p>
       <w:pPr>
         <w:pStyle w:val="Heading2"/>
@@ -26667,7 +27241,7 @@
       <w:pPr>
         <w:numPr>
           <w:ilvl w:val="0"/>
-          <w:numId w:val="1036"/>
+          <w:numId w:val="1037"/>
         </w:numPr>
         <w:pStyle w:val="Compact"/>
       </w:pPr>
@@ -26713,7 +27287,7 @@
       <w:pPr>
         <w:numPr>
           <w:ilvl w:val="0"/>
-          <w:numId w:val="1036"/>
+          <w:numId w:val="1037"/>
         </w:numPr>
         <w:pStyle w:val="Compact"/>
       </w:pPr>
@@ -26735,7 +27309,7 @@
       <w:pPr>
         <w:numPr>
           <w:ilvl w:val="0"/>
-          <w:numId w:val="1036"/>
+          <w:numId w:val="1037"/>
         </w:numPr>
         <w:pStyle w:val="Compact"/>
       </w:pPr>
@@ -26757,7 +27331,7 @@
       <w:pPr>
         <w:numPr>
           <w:ilvl w:val="0"/>
-          <w:numId w:val="1036"/>
+          <w:numId w:val="1037"/>
         </w:numPr>
         <w:pStyle w:val="Compact"/>
       </w:pPr>
@@ -26822,8 +27396,8 @@
         <w:t xml:space="preserve">.</w:t>
       </w:r>
     </w:p>
-    <w:bookmarkEnd w:id="108"/>
-    <w:bookmarkStart w:id="117" w:name="a-custom-ancestry"/>
+    <w:bookmarkEnd w:id="109"/>
+    <w:bookmarkStart w:id="118" w:name="a-custom-ancestry"/>
     <w:p>
       <w:pPr>
         <w:pStyle w:val="Heading2"/>
@@ -26840,7 +27414,7 @@
         <w:t xml:space="preserve">Build it with the GM, one step at a time.</w:t>
       </w:r>
     </w:p>
-    <w:bookmarkStart w:id="109" w:name="the-concept"/>
+    <w:bookmarkStart w:id="110" w:name="the-concept"/>
     <w:p>
       <w:pPr>
         <w:pStyle w:val="Heading3"/>
@@ -26857,8 +27431,8 @@
         <w:t xml:space="preserve">Two or three sentences: where they come from, what sets them apart, and how others see them. It should be something the ancestries in this book don’t already cover.</w:t>
       </w:r>
     </w:p>
-    <w:bookmarkEnd w:id="109"/>
-    <w:bookmarkStart w:id="110" w:name="the-tier"/>
+    <w:bookmarkEnd w:id="110"/>
+    <w:bookmarkStart w:id="111" w:name="the-tier"/>
     <w:p>
       <w:pPr>
         <w:pStyle w:val="Heading3"/>
@@ -27155,8 +27729,8 @@
         <w:t xml:space="preserve">When in doubt, choose the higher tier.</w:t>
       </w:r>
     </w:p>
-    <w:bookmarkEnd w:id="110"/>
-    <w:bookmarkStart w:id="111" w:name="attribute-adjustments"/>
+    <w:bookmarkEnd w:id="111"/>
+    <w:bookmarkStart w:id="112" w:name="attribute-adjustments"/>
     <w:p>
       <w:pPr>
         <w:pStyle w:val="Heading3"/>
@@ -27202,8 +27776,8 @@
         <w:t xml:space="preserve">: a +2 needs a −2 or two −1s. The adjustments move the attribute’s base (+1 starts it at 11) and raise its starting maximum (13 plus the bonus). Most ancestries change two to four attributes.</w:t>
       </w:r>
     </w:p>
-    <w:bookmarkEnd w:id="111"/>
-    <w:bookmarkStart w:id="112" w:name="core-rules-tier-1-and-up"/>
+    <w:bookmarkEnd w:id="112"/>
+    <w:bookmarkStart w:id="113" w:name="core-rules-tier-1-and-up"/>
     <w:p>
       <w:pPr>
         <w:pStyle w:val="Heading3"/>
@@ -27220,8 +27794,8 @@
         <w:t xml:space="preserve">One to three short rules that always apply: what they can do (see in the dark, resist cold, a free Trained skill) and what it costs (a weakness, a people’s distrust, a hazard they can’t abide). A strength with no drawback is worth more than it looks, so price it a tier higher.</w:t>
       </w:r>
     </w:p>
-    <w:bookmarkEnd w:id="112"/>
-    <w:bookmarkStart w:id="113" w:name="ancestry-advantages"/>
+    <w:bookmarkEnd w:id="113"/>
+    <w:bookmarkStart w:id="114" w:name="ancestry-advantages"/>
     <w:p>
       <w:pPr>
         <w:pStyle w:val="Heading3"/>
@@ -27276,8 +27850,8 @@
         <w:t xml:space="preserve">: a problem the trait causes, with a clear trigger and a real consequence, which earns a Fortune point when it bites, like any complication. A character takes one advantage, general or ancestry, so make them distinct choices.</w:t>
       </w:r>
     </w:p>
-    <w:bookmarkEnd w:id="113"/>
-    <w:bookmarkStart w:id="114" w:name="an-alternate-form-optional-tier-2-or-3"/>
+    <w:bookmarkEnd w:id="114"/>
+    <w:bookmarkStart w:id="115" w:name="an-alternate-form-optional-tier-2-or-3"/>
     <w:p>
       <w:pPr>
         <w:pStyle w:val="Heading3"/>
@@ -27310,8 +27884,8 @@
         <w:t xml:space="preserve">apply.</w:t>
       </w:r>
     </w:p>
-    <w:bookmarkEnd w:id="114"/>
-    <w:bookmarkStart w:id="115" w:name="in-the-creator"/>
+    <w:bookmarkEnd w:id="115"/>
+    <w:bookmarkStart w:id="116" w:name="in-the-creator"/>
     <w:p>
       <w:pPr>
         <w:pStyle w:val="Heading3"/>
@@ -27324,7 +27898,7 @@
       <w:pPr>
         <w:numPr>
           <w:ilvl w:val="0"/>
-          <w:numId w:val="1037"/>
+          <w:numId w:val="1038"/>
         </w:numPr>
         <w:pStyle w:val="Compact"/>
       </w:pPr>
@@ -27352,7 +27926,7 @@
       <w:pPr>
         <w:numPr>
           <w:ilvl w:val="0"/>
-          <w:numId w:val="1037"/>
+          <w:numId w:val="1038"/>
         </w:numPr>
         <w:pStyle w:val="Compact"/>
       </w:pPr>
@@ -27364,7 +27938,7 @@
       <w:pPr>
         <w:numPr>
           <w:ilvl w:val="0"/>
-          <w:numId w:val="1037"/>
+          <w:numId w:val="1038"/>
         </w:numPr>
         <w:pStyle w:val="Compact"/>
       </w:pPr>
@@ -27392,7 +27966,7 @@
       <w:pPr>
         <w:numPr>
           <w:ilvl w:val="0"/>
-          <w:numId w:val="1037"/>
+          <w:numId w:val="1038"/>
         </w:numPr>
         <w:pStyle w:val="Compact"/>
       </w:pPr>
@@ -27416,8 +27990,8 @@
         <w:t xml:space="preserve">and enter the advantage and its companion complication.</w:t>
       </w:r>
     </w:p>
-    <w:bookmarkEnd w:id="115"/>
-    <w:bookmarkStart w:id="116" w:name="example"/>
+    <w:bookmarkEnd w:id="116"/>
+    <w:bookmarkStart w:id="117" w:name="example"/>
     <w:p>
       <w:pPr>
         <w:pStyle w:val="Heading3"/>
@@ -27522,10 +28096,10 @@
         <w:t xml:space="preserve">: villagers see the birds and bar their doors; accept the suspicion.</w:t>
       </w:r>
     </w:p>
-    <w:bookmarkEnd w:id="116"/>
     <w:bookmarkEnd w:id="117"/>
     <w:bookmarkEnd w:id="118"/>
-    <w:bookmarkStart w:id="119" w:name="complications"/>
+    <w:bookmarkEnd w:id="119"/>
+    <w:bookmarkStart w:id="120" w:name="complications"/>
     <w:p>
       <w:pPr>
         <w:pStyle w:val="Heading1"/>
@@ -28230,8 +28804,8 @@
         </w:tc>
       </w:tr>
     </w:tbl>
-    <w:bookmarkEnd w:id="119"/>
-    <w:bookmarkStart w:id="121" w:name="quick-reference"/>
+    <w:bookmarkEnd w:id="120"/>
+    <w:bookmarkStart w:id="122" w:name="quick-reference"/>
     <w:p>
       <w:pPr>
         <w:pStyle w:val="Heading1"/>
@@ -28363,7 +28937,7 @@
         <w:t xml:space="preserve"> </w:t>
       </w:r>
       <w:r>
-        <w:t xml:space="preserve">move plus one action. Hit → one defense a round (Dodge, Parry or Block; −1 to −3 against a clean hit) → weapon effect. Dodge = Agility −2 plus Athletics training (+0, +1, +2). Parry −3, Block −2 plus the shield. Aim: +1. A 2-box weapon that brings you to three boxes leaves you Dying; at three boxes, another 2-box hit kills.</w:t>
+        <w:t xml:space="preserve">move plus one action. Hit → one defense a round (Dodge, Parry or Block; −1 to −3 against a clean hit) → weapon effect. Dodge = Agility −2 plus Athletics training (+0, +1, +2). Parry −3, Block −2 plus the shield. Aim: +1. Telling hit (by 5+ or natural 3–4): the attacker picks an effect; called shot −2 (small target −4). A 2-box weapon that brings you to three boxes leaves you Dying; at three boxes, another 2-box hit kills.</w:t>
       </w:r>
     </w:p>
     <w:p>
@@ -28399,7 +28973,7 @@
         <w:t xml:space="preserve"> </w:t>
       </w:r>
       <w:r>
-        <w:t xml:space="preserve">start each session with two. Reroll, reduce an injury by one box, or establish a small preparation. Earn one from an accepted complication.</w:t>
+        <w:t xml:space="preserve">start each session with two. Reroll, reduce an injury by one box, shrug off a telling hit, or establish a small preparation. Earn one from an accepted complication.</w:t>
       </w:r>
     </w:p>
     <w:p>
@@ -28422,7 +28996,7 @@
       <w:r>
         <w:t xml:space="preserve"> </w:t>
       </w:r>
-      <w:hyperlink r:id="rId120">
+      <w:hyperlink r:id="rId121">
         <w:r>
           <w:rPr>
             <w:rStyle w:val="Hyperlink"/>
@@ -28434,7 +29008,7 @@
         <w:t xml:space="preserve">. You may share, adapt, and use it for any purpose, including commercially, as long as you give appropriate credit to the author.</w:t>
       </w:r>
     </w:p>
-    <w:bookmarkEnd w:id="121"/>
+    <w:bookmarkEnd w:id="122"/>
     <w:sectPr/>
   </w:body>
 </w:document>
@@ -28790,6 +29364,9 @@
     <w:abstractNumId w:val="991"/>
   </w:num>
   <w:num w:numId="1011">
+    <w:abstractNumId w:val="991"/>
+  </w:num>
+  <w:num w:numId="1012">
     <w:abstractNumId w:val="99411"/>
     <w:lvlOverride w:ilvl="0">
       <w:startOverride w:val="1"/>
@@ -28819,13 +29396,13 @@
       <w:startOverride w:val="1"/>
     </w:lvlOverride>
   </w:num>
-  <w:num w:numId="1012">
-    <w:abstractNumId w:val="991"/>
-  </w:num>
   <w:num w:numId="1013">
     <w:abstractNumId w:val="991"/>
   </w:num>
   <w:num w:numId="1014">
+    <w:abstractNumId w:val="991"/>
+  </w:num>
+  <w:num w:numId="1015">
     <w:abstractNumId w:val="99411"/>
     <w:lvlOverride w:ilvl="0">
       <w:startOverride w:val="1"/>
@@ -28854,9 +29431,6 @@
     <w:lvlOverride w:ilvl="8">
       <w:startOverride w:val="1"/>
     </w:lvlOverride>
-  </w:num>
-  <w:num w:numId="1015">
-    <w:abstractNumId w:val="991"/>
   </w:num>
   <w:num w:numId="1016">
     <w:abstractNumId w:val="991"/>
@@ -28919,6 +29493,9 @@
     <w:abstractNumId w:val="991"/>
   </w:num>
   <w:num w:numId="1036">
+    <w:abstractNumId w:val="991"/>
+  </w:num>
+  <w:num w:numId="1037">
     <w:abstractNumId w:val="99411"/>
     <w:lvlOverride w:ilvl="0">
       <w:startOverride w:val="1"/>
@@ -28948,7 +29525,7 @@
       <w:startOverride w:val="1"/>
     </w:lvlOverride>
   </w:num>
-  <w:num w:numId="1037">
+  <w:num w:numId="1038">
     <w:abstractNumId w:val="99411"/>
     <w:lvlOverride w:ilvl="0">
       <w:startOverride w:val="1"/>

--- a/legend-dynamics/site/the-shattered-crown/The_Shattered_Crown_Players_Guide.docx
+++ b/legend-dynamics/site/the-shattered-crown/The_Shattered_Crown_Players_Guide.docx
@@ -9862,23 +9862,175 @@
         <w:pStyle w:val="FirstParagraph"/>
       </w:pPr>
       <w:r>
-        <w:t xml:space="preserve">Each</w:t>
-      </w:r>
-      <w:r>
-        <w:t xml:space="preserve"> </w:t>
-      </w:r>
-      <w:r>
-        <w:rPr>
-          <w:bCs/>
-          <w:b/>
-        </w:rPr>
-        <w:t xml:space="preserve">two full days</w:t>
-      </w:r>
-      <w:r>
-        <w:t xml:space="preserve"> </w:t>
-      </w:r>
-      <w:r>
-        <w:t xml:space="preserve">of rest clears one injury box. Rest means nothing strenuous. At three boxes, rest alone clears nothing: treatment must clear the first box.</w:t>
+        <w:t xml:space="preserve">Rest clears injury one box at a time, and the worse you’re hurt, the longer each box takes. Rest means nothing strenuous: no fighting, no hard travel, no long days of work.</w:t>
+      </w:r>
+    </w:p>
+    <w:tbl>
+      <w:tblPr>
+        <w:tblStyle w:val="Table"/>
+        <w:tblW w:type="auto" w:w="0"/>
+        <w:tblLook w:firstRow="1" w:lastRow="0" w:firstColumn="0" w:lastColumn="0" w:noHBand="0" w:noVBand="0" w:val="0020"/>
+        <w:jc w:val="start"/>
+        <w:tblBorders>
+          <w:top w:val="single" w:sz="4" w:color="B8C2D3"/>
+          <w:left w:val="single" w:sz="4" w:color="B8C2D3"/>
+          <w:bottom w:val="single" w:sz="4" w:color="B8C2D3"/>
+          <w:right w:val="single" w:sz="4" w:color="B8C2D3"/>
+          <w:insideH w:val="single" w:sz="4" w:color="B8C2D3"/>
+          <w:insideV w:val="single" w:sz="4" w:color="B8C2D3"/>
+        </w:tblBorders>
+      </w:tblPr>
+      <w:tblGrid>
+        <w:gridCol w:w="3960"/>
+        <w:gridCol w:w="3960"/>
+      </w:tblGrid>
+      <w:tr>
+        <w:trPr>
+          <w:tblHeader w:val="true"/>
+        </w:trPr>
+        <w:tc>
+          <w:tcPr>
+            <w:shd w:val="clear" w:fill="F2E7D6"/>
+          </w:tcPr>
+          <w:p>
+            <w:pPr>
+              <w:pStyle w:val="Compact"/>
+              <w:jc w:val="left"/>
+            </w:pPr>
+            <w:r>
+              <w:rPr>
+                <w:b/>
+                <w:sz w:val="19"/>
+              </w:rPr>
+              <w:t xml:space="preserve">Boxes marked</w:t>
+            </w:r>
+          </w:p>
+        </w:tc>
+        <w:tc>
+          <w:tcPr>
+            <w:shd w:val="clear" w:fill="F2E7D6"/>
+          </w:tcPr>
+          <w:p>
+            <w:pPr>
+              <w:pStyle w:val="Compact"/>
+              <w:jc w:val="left"/>
+            </w:pPr>
+            <w:r>
+              <w:rPr>
+                <w:b/>
+                <w:sz w:val="19"/>
+              </w:rPr>
+              <w:t xml:space="preserve">Rest to clear one box</w:t>
+            </w:r>
+          </w:p>
+        </w:tc>
+      </w:tr>
+      <w:tr>
+        <w:tc>
+          <w:tcPr/>
+          <w:p>
+            <w:pPr>
+              <w:pStyle w:val="Compact"/>
+              <w:jc w:val="left"/>
+            </w:pPr>
+            <w:r>
+              <w:rPr>
+                <w:b/>
+                <w:sz w:val="19"/>
+              </w:rPr>
+              <w:t xml:space="preserve">1</w:t>
+            </w:r>
+          </w:p>
+        </w:tc>
+        <w:tc>
+          <w:tcPr/>
+          <w:p>
+            <w:pPr>
+              <w:pStyle w:val="Compact"/>
+              <w:jc w:val="left"/>
+            </w:pPr>
+            <w:r>
+              <w:rPr>
+                <w:sz w:val="19"/>
+              </w:rPr>
+              <w:t xml:space="preserve">A full day</w:t>
+            </w:r>
+          </w:p>
+        </w:tc>
+      </w:tr>
+      <w:tr>
+        <w:tc>
+          <w:tcPr/>
+          <w:p>
+            <w:pPr>
+              <w:pStyle w:val="Compact"/>
+              <w:jc w:val="left"/>
+            </w:pPr>
+            <w:r>
+              <w:rPr>
+                <w:b/>
+                <w:sz w:val="19"/>
+              </w:rPr>
+              <w:t xml:space="preserve">2</w:t>
+            </w:r>
+          </w:p>
+        </w:tc>
+        <w:tc>
+          <w:tcPr/>
+          <w:p>
+            <w:pPr>
+              <w:pStyle w:val="Compact"/>
+              <w:jc w:val="left"/>
+            </w:pPr>
+            <w:r>
+              <w:rPr>
+                <w:sz w:val="19"/>
+              </w:rPr>
+              <w:t xml:space="preserve">At least three days</w:t>
+            </w:r>
+          </w:p>
+        </w:tc>
+      </w:tr>
+      <w:tr>
+        <w:tc>
+          <w:tcPr/>
+          <w:p>
+            <w:pPr>
+              <w:pStyle w:val="Compact"/>
+              <w:jc w:val="left"/>
+            </w:pPr>
+            <w:r>
+              <w:rPr>
+                <w:b/>
+                <w:sz w:val="19"/>
+              </w:rPr>
+              <w:t xml:space="preserve">3</w:t>
+            </w:r>
+          </w:p>
+        </w:tc>
+        <w:tc>
+          <w:tcPr/>
+          <w:p>
+            <w:pPr>
+              <w:pStyle w:val="Compact"/>
+              <w:jc w:val="left"/>
+            </w:pPr>
+            <w:r>
+              <w:rPr>
+                <w:sz w:val="19"/>
+              </w:rPr>
+              <w:t xml:space="preserve">A week, and only in someone’s care</w:t>
+            </w:r>
+          </w:p>
+        </w:tc>
+      </w:tr>
+    </w:tbl>
+    <w:p>
+      <w:pPr>
+        <w:pStyle w:val="BodyText"/>
+      </w:pPr>
+      <w:r>
+        <w:t xml:space="preserve">At three boxes, rest alone does nothing until someone has stabilized or treated you; after that, a week of rest in their care clears the first box. A successful treatment is faster. The times add up: from three boxes, rest alone takes about a week and a half to heal completely (a week, then three days, then a day).</w:t>
       </w:r>
     </w:p>
     <w:bookmarkEnd w:id="62"/>
@@ -28955,7 +29107,7 @@
         <w:t xml:space="preserve"> </w:t>
       </w:r>
       <w:r>
-        <w:t xml:space="preserve">stabilize in one action. Field care clears 1 box (2 on margin 5+). Proper care gives +2 and clears 2 (3 on margin 5+). Rest: one box per two full days, not from three.</w:t>
+        <w:t xml:space="preserve">stabilize in one action. Field care clears 1 box (2 on margin 5+). Proper care gives +2 and clears 2 (3 on margin 5+). Rest clears a box in a day at 1 box, three days at 2, a week at 3 (in someone’s care).</w:t>
       </w:r>
     </w:p>
     <w:p>

--- a/legend-dynamics/site/the-shattered-crown/The_Shattered_Crown_Players_Guide.docx
+++ b/legend-dynamics/site/the-shattered-crown/The_Shattered_Crown_Players_Guide.docx
@@ -6785,7 +6785,7 @@
     </w:p>
     <w:bookmarkEnd w:id="48"/>
     <w:bookmarkEnd w:id="49"/>
-    <w:bookmarkStart w:id="58" w:name="personal-combat"/>
+    <w:bookmarkStart w:id="59" w:name="personal-combat"/>
     <w:p>
       <w:pPr>
         <w:pStyle w:val="Heading1"/>
@@ -7839,7 +7839,7 @@
       </w:r>
     </w:p>
     <w:bookmarkEnd w:id="53"/>
-    <w:bookmarkStart w:id="55" w:name="injury"/>
+    <w:bookmarkStart w:id="56" w:name="injury"/>
     <w:p>
       <w:pPr>
         <w:pStyle w:val="Heading2"/>
@@ -8241,14 +8241,13 @@
       </w:r>
     </w:p>
     <w:bookmarkEnd w:id="54"/>
-    <w:bookmarkEnd w:id="55"/>
-    <w:bookmarkStart w:id="56" w:name="weapons-and-damage"/>
-    <w:p>
-      <w:pPr>
-        <w:pStyle w:val="Heading2"/>
-      </w:pPr>
-      <w:r>
-        <w:t xml:space="preserve">Weapons and damage</w:t>
+    <w:bookmarkStart w:id="55" w:name="optional-rule-gritty-combat"/>
+    <w:p>
+      <w:pPr>
+        <w:pStyle w:val="Heading3"/>
+      </w:pPr>
+      <w:r>
+        <w:t xml:space="preserve">Optional rule: gritty combat</w:t>
       </w:r>
     </w:p>
     <w:p>
@@ -8256,7 +8255,7 @@
         <w:pStyle w:val="FirstParagraph"/>
       </w:pPr>
       <w:r>
-        <w:t xml:space="preserve">How many boxes a hit marks depends on the</w:t>
+        <w:t xml:space="preserve">For a harder, bloodier game, the GM can turn on</w:t>
       </w:r>
       <w:r>
         <w:t xml:space="preserve"> </w:t>
@@ -8266,10 +8265,168 @@
           <w:bCs/>
           <w:b/>
         </w:rPr>
-        <w:t xml:space="preserve">weapon</w:t>
-      </w:r>
-      <w:r>
-        <w:t xml:space="preserve">, not on how well the attack succeeded.</w:t>
+        <w:t xml:space="preserve">gritty combat</w:t>
+      </w:r>
+      <w:r>
+        <w:t xml:space="preserve"> </w:t>
+      </w:r>
+      <w:r>
+        <w:t xml:space="preserve">for the campaign (the creator has a switch on the Condition card and in the GM view). The rest of the rules stay the same.</w:t>
+      </w:r>
+    </w:p>
+    <w:p>
+      <w:pPr>
+        <w:pStyle w:val="BodyText"/>
+      </w:pPr>
+      <w:r>
+        <w:rPr>
+          <w:bCs/>
+          <w:b/>
+        </w:rPr>
+        <w:t xml:space="preserve">Grievous hits.</w:t>
+      </w:r>
+      <w:r>
+        <w:t xml:space="preserve"> </w:t>
+      </w:r>
+      <w:r>
+        <w:t xml:space="preserve">A hit that marks</w:t>
+      </w:r>
+      <w:r>
+        <w:t xml:space="preserve"> </w:t>
+      </w:r>
+      <w:r>
+        <w:rPr>
+          <w:bCs/>
+          <w:b/>
+        </w:rPr>
+        <w:t xml:space="preserve">2 or more boxes</w:t>
+      </w:r>
+      <w:r>
+        <w:t xml:space="preserve"> </w:t>
+      </w:r>
+      <w:r>
+        <w:t xml:space="preserve">is</w:t>
+      </w:r>
+      <w:r>
+        <w:t xml:space="preserve"> </w:t>
+      </w:r>
+      <w:r>
+        <w:rPr>
+          <w:bCs/>
+          <w:b/>
+        </w:rPr>
+        <w:t xml:space="preserve">grievous</w:t>
+      </w:r>
+      <w:r>
+        <w:t xml:space="preserve"> </w:t>
+      </w:r>
+      <w:r>
+        <w:t xml:space="preserve">when the attack succeeded by</w:t>
+      </w:r>
+      <w:r>
+        <w:t xml:space="preserve"> </w:t>
+      </w:r>
+      <w:r>
+        <w:rPr>
+          <w:bCs/>
+          <w:b/>
+        </w:rPr>
+        <w:t xml:space="preserve">7 or more</w:t>
+      </w:r>
+      <w:r>
+        <w:t xml:space="preserve">, rolled a</w:t>
+      </w:r>
+      <w:r>
+        <w:t xml:space="preserve"> </w:t>
+      </w:r>
+      <w:r>
+        <w:rPr>
+          <w:bCs/>
+          <w:b/>
+        </w:rPr>
+        <w:t xml:space="preserve">natural 3 or 4</w:t>
+      </w:r>
+      <w:r>
+        <w:t xml:space="preserve">, or left the target</w:t>
+      </w:r>
+      <w:r>
+        <w:t xml:space="preserve"> </w:t>
+      </w:r>
+      <w:r>
+        <w:rPr>
+          <w:bCs/>
+          <w:b/>
+        </w:rPr>
+        <w:t xml:space="preserve">Dying</w:t>
+      </w:r>
+      <w:r>
+        <w:t xml:space="preserve">.</w:t>
+      </w:r>
+    </w:p>
+    <w:p>
+      <w:pPr>
+        <w:numPr>
+          <w:ilvl w:val="0"/>
+          <w:numId w:val="1011"/>
+        </w:numPr>
+        <w:pStyle w:val="Compact"/>
+      </w:pPr>
+      <w:r>
+        <w:rPr>
+          <w:bCs/>
+          <w:b/>
+        </w:rPr>
+        <w:t xml:space="preserve">A character</w:t>
+      </w:r>
+      <w:r>
+        <w:t xml:space="preserve"> </w:t>
+      </w:r>
+      <w:r>
+        <w:t xml:space="preserve">rolls 3d6 on the table below and suffers the result on top of the boxes.</w:t>
+      </w:r>
+    </w:p>
+    <w:p>
+      <w:pPr>
+        <w:numPr>
+          <w:ilvl w:val="0"/>
+          <w:numId w:val="1011"/>
+        </w:numPr>
+        <w:pStyle w:val="Compact"/>
+      </w:pPr>
+      <w:r>
+        <w:rPr>
+          <w:bCs/>
+          <w:b/>
+        </w:rPr>
+        <w:t xml:space="preserve">An opponent</w:t>
+      </w:r>
+      <w:r>
+        <w:t xml:space="preserve"> </w:t>
+      </w:r>
+      <w:r>
+        <w:t xml:space="preserve">is simply taken out: no roll, no boxes to count. Describe how, or let the GM view roll a description.</w:t>
+      </w:r>
+    </w:p>
+    <w:p>
+      <w:pPr>
+        <w:numPr>
+          <w:ilvl w:val="0"/>
+          <w:numId w:val="1011"/>
+        </w:numPr>
+        <w:pStyle w:val="Compact"/>
+      </w:pPr>
+      <w:r>
+        <w:rPr>
+          <w:bCs/>
+          <w:b/>
+        </w:rPr>
+        <w:t xml:space="preserve">With a telling hit,</w:t>
+      </w:r>
+      <w:r>
+        <w:t xml:space="preserve"> </w:t>
+      </w:r>
+      <w:r>
+        <w:t xml:space="preserve">the attacker also chooses which limb.</w:t>
       </w:r>
     </w:p>
     <w:tbl>
@@ -8311,7 +8468,7 @@
                 <w:b/>
                 <w:sz w:val="19"/>
               </w:rPr>
-              <w:t xml:space="preserve">Weapon</w:t>
+              <w:t xml:space="preserve">3d6</w:t>
             </w:r>
           </w:p>
         </w:tc>
@@ -8329,7 +8486,7 @@
                 <w:b/>
                 <w:sz w:val="19"/>
               </w:rPr>
-              <w:t xml:space="preserve">Range</w:t>
+              <w:t xml:space="preserve">Grievous wound</w:t>
             </w:r>
           </w:p>
         </w:tc>
@@ -8347,7 +8504,7 @@
                 <w:b/>
                 <w:sz w:val="19"/>
               </w:rPr>
-              <w:t xml:space="preserve">Boxes on a hit</w:t>
+              <w:t xml:space="preserve">Effect</w:t>
             </w:r>
           </w:p>
         </w:tc>
@@ -8365,889 +8522,385 @@
                 <w:b/>
                 <w:sz w:val="19"/>
               </w:rPr>
-              <w:t xml:space="preserve">What the injury looks like</w:t>
-            </w:r>
-          </w:p>
-        </w:tc>
-      </w:tr>
-      <w:tr>
-        <w:tc>
-          <w:tcPr/>
-          <w:p>
-            <w:pPr>
-              <w:pStyle w:val="Compact"/>
-              <w:jc w:val="left"/>
-            </w:pPr>
-            <w:r>
-              <w:rPr>
-                <w:b/>
-                <w:sz w:val="19"/>
-              </w:rPr>
-              <w:t xml:space="preserve">Fists, kicks, dirty tricks</w:t>
-            </w:r>
-          </w:p>
-        </w:tc>
-        <w:tc>
-          <w:tcPr/>
-          <w:p>
-            <w:pPr>
-              <w:pStyle w:val="Compact"/>
-              <w:jc w:val="left"/>
-            </w:pPr>
-            <w:r>
-              <w:rPr>
-                <w:sz w:val="19"/>
-              </w:rPr>
-              <w:t xml:space="preserve">Melee</w:t>
-            </w:r>
-          </w:p>
-        </w:tc>
-        <w:tc>
-          <w:tcPr/>
-          <w:p>
-            <w:pPr>
-              <w:pStyle w:val="Compact"/>
-              <w:jc w:val="left"/>
-            </w:pPr>
-            <w:r>
-              <w:rPr>
-                <w:sz w:val="19"/>
-              </w:rPr>
-              <w:t xml:space="preserve">1</w:t>
-            </w:r>
-          </w:p>
-        </w:tc>
-        <w:tc>
-          <w:tcPr/>
-          <w:p>
-            <w:pPr>
-              <w:pStyle w:val="Compact"/>
-              <w:jc w:val="left"/>
-            </w:pPr>
-            <w:r>
-              <w:rPr>
-                <w:sz w:val="19"/>
-              </w:rPr>
-              <w:t xml:space="preserve">Bruises, a split lip, cracked ribs</w:t>
-            </w:r>
-          </w:p>
-        </w:tc>
-      </w:tr>
-      <w:tr>
-        <w:tc>
-          <w:tcPr/>
-          <w:p>
-            <w:pPr>
-              <w:pStyle w:val="Compact"/>
-              <w:jc w:val="left"/>
-            </w:pPr>
-            <w:r>
-              <w:rPr>
-                <w:b/>
-                <w:sz w:val="19"/>
-              </w:rPr>
-              <w:t xml:space="preserve">Dagger or club</w:t>
-            </w:r>
-          </w:p>
-        </w:tc>
-        <w:tc>
-          <w:tcPr/>
-          <w:p>
-            <w:pPr>
-              <w:pStyle w:val="Compact"/>
-              <w:jc w:val="left"/>
-            </w:pPr>
-            <w:r>
-              <w:rPr>
-                <w:sz w:val="19"/>
-              </w:rPr>
-              <w:t xml:space="preserve">Melee; dagger Close thrown</w:t>
-            </w:r>
-          </w:p>
-        </w:tc>
-        <w:tc>
-          <w:tcPr/>
-          <w:p>
-            <w:pPr>
-              <w:pStyle w:val="Compact"/>
-              <w:jc w:val="left"/>
-            </w:pPr>
-            <w:r>
-              <w:rPr>
-                <w:sz w:val="19"/>
-              </w:rPr>
-              <w:t xml:space="preserve">1</w:t>
-            </w:r>
-          </w:p>
-        </w:tc>
-        <w:tc>
-          <w:tcPr/>
-          <w:p>
-            <w:pPr>
-              <w:pStyle w:val="Compact"/>
-              <w:jc w:val="left"/>
-            </w:pPr>
-            <w:r>
-              <w:rPr>
-                <w:sz w:val="19"/>
-              </w:rPr>
-              <w:t xml:space="preserve">A cut, a stab or a crack on the skull</w:t>
-            </w:r>
-          </w:p>
-        </w:tc>
-      </w:tr>
-      <w:tr>
-        <w:tc>
-          <w:tcPr/>
-          <w:p>
-            <w:pPr>
-              <w:pStyle w:val="Compact"/>
-              <w:jc w:val="left"/>
-            </w:pPr>
-            <w:r>
-              <w:rPr>
-                <w:b/>
-                <w:sz w:val="19"/>
-              </w:rPr>
-              <w:t xml:space="preserve">Sling</w:t>
-            </w:r>
-          </w:p>
-        </w:tc>
-        <w:tc>
-          <w:tcPr/>
-          <w:p>
-            <w:pPr>
-              <w:pStyle w:val="Compact"/>
-              <w:jc w:val="left"/>
-            </w:pPr>
-            <w:r>
-              <w:rPr>
-                <w:sz w:val="19"/>
-              </w:rPr>
-              <w:t xml:space="preserve">Short</w:t>
-            </w:r>
-          </w:p>
-        </w:tc>
-        <w:tc>
-          <w:tcPr/>
-          <w:p>
-            <w:pPr>
-              <w:pStyle w:val="Compact"/>
-              <w:jc w:val="left"/>
-            </w:pPr>
-            <w:r>
-              <w:rPr>
-                <w:sz w:val="19"/>
-              </w:rPr>
-              <w:t xml:space="preserve">1</w:t>
-            </w:r>
-          </w:p>
-        </w:tc>
-        <w:tc>
-          <w:tcPr/>
-          <w:p>
-            <w:pPr>
-              <w:pStyle w:val="Compact"/>
-              <w:jc w:val="left"/>
-            </w:pPr>
-            <w:r>
-              <w:rPr>
-                <w:sz w:val="19"/>
-              </w:rPr>
-              <w:t xml:space="preserve">A crack on the skull</w:t>
-            </w:r>
-          </w:p>
-        </w:tc>
-      </w:tr>
-      <w:tr>
-        <w:tc>
-          <w:tcPr/>
-          <w:p>
-            <w:pPr>
-              <w:pStyle w:val="Compact"/>
-              <w:jc w:val="left"/>
-            </w:pPr>
-            <w:r>
-              <w:rPr>
-                <w:b/>
-                <w:sz w:val="19"/>
-              </w:rPr>
-              <w:t xml:space="preserve">Sword, axe, mace, spear</w:t>
-            </w:r>
-          </w:p>
-        </w:tc>
-        <w:tc>
-          <w:tcPr/>
-          <w:p>
-            <w:pPr>
-              <w:pStyle w:val="Compact"/>
-              <w:jc w:val="left"/>
-            </w:pPr>
-            <w:r>
-              <w:rPr>
-                <w:sz w:val="19"/>
-              </w:rPr>
-              <w:t xml:space="preserve">Melee</w:t>
-            </w:r>
-          </w:p>
-        </w:tc>
-        <w:tc>
-          <w:tcPr/>
-          <w:p>
-            <w:pPr>
-              <w:pStyle w:val="Compact"/>
-              <w:jc w:val="left"/>
-            </w:pPr>
-            <w:r>
-              <w:rPr>
-                <w:sz w:val="19"/>
-              </w:rPr>
-              <w:t xml:space="preserve">2</w:t>
-            </w:r>
-          </w:p>
-        </w:tc>
-        <w:tc>
-          <w:tcPr/>
-          <w:p>
-            <w:pPr>
-              <w:pStyle w:val="Compact"/>
-              <w:jc w:val="left"/>
-            </w:pPr>
-            <w:r>
-              <w:rPr>
-                <w:sz w:val="19"/>
-              </w:rPr>
-              <w:t xml:space="preserve">A deep wound or a broken bone</w:t>
-            </w:r>
-          </w:p>
-        </w:tc>
-      </w:tr>
-      <w:tr>
-        <w:tc>
-          <w:tcPr/>
-          <w:p>
-            <w:pPr>
-              <w:pStyle w:val="Compact"/>
-              <w:jc w:val="left"/>
-            </w:pPr>
-            <w:r>
-              <w:rPr>
-                <w:b/>
-                <w:sz w:val="19"/>
-              </w:rPr>
-              <w:t xml:space="preserve">Greatsword, greataxe, polearm</w:t>
-            </w:r>
-          </w:p>
-        </w:tc>
-        <w:tc>
-          <w:tcPr/>
-          <w:p>
-            <w:pPr>
-              <w:pStyle w:val="Compact"/>
-              <w:jc w:val="left"/>
-            </w:pPr>
-            <w:r>
-              <w:rPr>
-                <w:sz w:val="19"/>
-              </w:rPr>
-              <w:t xml:space="preserve">Melee</w:t>
-            </w:r>
-          </w:p>
-        </w:tc>
-        <w:tc>
-          <w:tcPr/>
-          <w:p>
-            <w:pPr>
-              <w:pStyle w:val="Compact"/>
-              <w:jc w:val="left"/>
-            </w:pPr>
-            <w:r>
-              <w:rPr>
-                <w:sz w:val="19"/>
-              </w:rPr>
-              <w:t xml:space="preserve">2; a hit by 5 or more leaves the target Dying</w:t>
-            </w:r>
-          </w:p>
-        </w:tc>
-        <w:tc>
-          <w:tcPr/>
-          <w:p>
-            <w:pPr>
-              <w:pStyle w:val="Compact"/>
-              <w:jc w:val="left"/>
-            </w:pPr>
-            <w:r>
-              <w:rPr>
-                <w:sz w:val="19"/>
-              </w:rPr>
-              <w:t xml:space="preserve">A ruinous wound</w:t>
-            </w:r>
-          </w:p>
-        </w:tc>
-      </w:tr>
-      <w:tr>
-        <w:tc>
-          <w:tcPr/>
-          <w:p>
-            <w:pPr>
-              <w:pStyle w:val="Compact"/>
-              <w:jc w:val="left"/>
-            </w:pPr>
-            <w:r>
-              <w:rPr>
-                <w:b/>
-                <w:sz w:val="19"/>
-              </w:rPr>
-              <w:t xml:space="preserve">Bow</w:t>
-            </w:r>
-          </w:p>
-        </w:tc>
-        <w:tc>
-          <w:tcPr/>
-          <w:p>
-            <w:pPr>
-              <w:pStyle w:val="Compact"/>
-              <w:jc w:val="left"/>
-            </w:pPr>
-            <w:r>
-              <w:rPr>
-                <w:sz w:val="19"/>
-              </w:rPr>
-              <w:t xml:space="preserve">Long</w:t>
-            </w:r>
-          </w:p>
-        </w:tc>
-        <w:tc>
-          <w:tcPr/>
-          <w:p>
-            <w:pPr>
-              <w:pStyle w:val="Compact"/>
-              <w:jc w:val="left"/>
-            </w:pPr>
-            <w:r>
-              <w:rPr>
-                <w:sz w:val="19"/>
-              </w:rPr>
-              <w:t xml:space="preserve">2</w:t>
-            </w:r>
-          </w:p>
-        </w:tc>
-        <w:tc>
-          <w:tcPr/>
-          <w:p>
-            <w:pPr>
-              <w:pStyle w:val="Compact"/>
-              <w:jc w:val="left"/>
-            </w:pPr>
-            <w:r>
-              <w:rPr>
-                <w:sz w:val="19"/>
-              </w:rPr>
-              <w:t xml:space="preserve">An arrow buried deep</w:t>
-            </w:r>
-          </w:p>
-        </w:tc>
-      </w:tr>
-      <w:tr>
-        <w:tc>
-          <w:tcPr/>
-          <w:p>
-            <w:pPr>
-              <w:pStyle w:val="Compact"/>
-              <w:jc w:val="left"/>
-            </w:pPr>
-            <w:r>
-              <w:rPr>
-                <w:b/>
-                <w:sz w:val="19"/>
-              </w:rPr>
-              <w:t xml:space="preserve">Crossbow</w:t>
-            </w:r>
-          </w:p>
-        </w:tc>
-        <w:tc>
-          <w:tcPr/>
-          <w:p>
-            <w:pPr>
-              <w:pStyle w:val="Compact"/>
-              <w:jc w:val="left"/>
-            </w:pPr>
-            <w:r>
-              <w:rPr>
-                <w:sz w:val="19"/>
-              </w:rPr>
-              <w:t xml:space="preserve">Medium</w:t>
-            </w:r>
-          </w:p>
-        </w:tc>
-        <w:tc>
-          <w:tcPr/>
-          <w:p>
-            <w:pPr>
-              <w:pStyle w:val="Compact"/>
-              <w:jc w:val="left"/>
-            </w:pPr>
-            <w:r>
-              <w:rPr>
-                <w:sz w:val="19"/>
-              </w:rPr>
-              <w:t xml:space="preserve">2</w:t>
-            </w:r>
-          </w:p>
-        </w:tc>
-        <w:tc>
-          <w:tcPr/>
-          <w:p>
-            <w:pPr>
-              <w:pStyle w:val="Compact"/>
-              <w:jc w:val="left"/>
-            </w:pPr>
-            <w:r>
-              <w:rPr>
-                <w:sz w:val="19"/>
-              </w:rPr>
-              <w:t xml:space="preserve">A bolt buried deep</w:t>
-            </w:r>
-          </w:p>
-        </w:tc>
-      </w:tr>
-      <w:tr>
-        <w:tc>
-          <w:tcPr/>
-          <w:p>
-            <w:pPr>
-              <w:pStyle w:val="Compact"/>
-              <w:jc w:val="left"/>
-            </w:pPr>
-            <w:r>
-              <w:rPr>
-                <w:b/>
-                <w:sz w:val="19"/>
-              </w:rPr>
-              <w:t xml:space="preserve">Wheel-lock pistol</w:t>
-            </w:r>
-          </w:p>
-        </w:tc>
-        <w:tc>
-          <w:tcPr/>
-          <w:p>
-            <w:pPr>
-              <w:pStyle w:val="Compact"/>
-              <w:jc w:val="left"/>
-            </w:pPr>
-            <w:r>
-              <w:rPr>
-                <w:sz w:val="19"/>
-              </w:rPr>
-              <w:t xml:space="preserve">Close</w:t>
-            </w:r>
-          </w:p>
-        </w:tc>
-        <w:tc>
-          <w:tcPr/>
-          <w:p>
-            <w:pPr>
-              <w:pStyle w:val="Compact"/>
-              <w:jc w:val="left"/>
-            </w:pPr>
-            <w:r>
-              <w:rPr>
-                <w:sz w:val="19"/>
-              </w:rPr>
-              <w:t xml:space="preserve">2</w:t>
-            </w:r>
-          </w:p>
-        </w:tc>
-        <w:tc>
-          <w:tcPr/>
-          <w:p>
-            <w:pPr>
-              <w:pStyle w:val="Compact"/>
-              <w:jc w:val="left"/>
-            </w:pPr>
-            <w:r>
-              <w:rPr>
-                <w:sz w:val="19"/>
-              </w:rPr>
-              <w:t xml:space="preserve">A gunshot wound</w:t>
-            </w:r>
-          </w:p>
-        </w:tc>
-      </w:tr>
-      <w:tr>
-        <w:tc>
-          <w:tcPr/>
-          <w:p>
-            <w:pPr>
-              <w:pStyle w:val="Compact"/>
-              <w:jc w:val="left"/>
-            </w:pPr>
-            <w:r>
-              <w:rPr>
-                <w:b/>
-                <w:sz w:val="19"/>
-              </w:rPr>
-              <w:t xml:space="preserve">Arquebus or hand-cannon</w:t>
-            </w:r>
-          </w:p>
-        </w:tc>
-        <w:tc>
-          <w:tcPr/>
-          <w:p>
-            <w:pPr>
-              <w:pStyle w:val="Compact"/>
-              <w:jc w:val="left"/>
-            </w:pPr>
-            <w:r>
-              <w:rPr>
-                <w:sz w:val="19"/>
-              </w:rPr>
-              <w:t xml:space="preserve">Short</w:t>
-            </w:r>
-          </w:p>
-        </w:tc>
-        <w:tc>
-          <w:tcPr/>
-          <w:p>
-            <w:pPr>
-              <w:pStyle w:val="Compact"/>
-              <w:jc w:val="left"/>
-            </w:pPr>
-            <w:r>
-              <w:rPr>
-                <w:sz w:val="19"/>
-              </w:rPr>
-              <w:t xml:space="preserve">3, and Dying</w:t>
-            </w:r>
-          </w:p>
-        </w:tc>
-        <w:tc>
-          <w:tcPr/>
-          <w:p>
-            <w:pPr>
-              <w:pStyle w:val="Compact"/>
-              <w:jc w:val="left"/>
-            </w:pPr>
-            <w:r>
-              <w:rPr>
-                <w:sz w:val="19"/>
-              </w:rPr>
-              <w:t xml:space="preserve">A ruinous wound</w:t>
-            </w:r>
-          </w:p>
-        </w:tc>
-      </w:tr>
-      <w:tr>
-        <w:tc>
-          <w:tcPr/>
-          <w:p>
-            <w:pPr>
-              <w:pStyle w:val="Compact"/>
-              <w:jc w:val="left"/>
-            </w:pPr>
-            <w:r>
-              <w:rPr>
-                <w:b/>
-                <w:sz w:val="19"/>
-              </w:rPr>
-              <w:t xml:space="preserve">Powder bomb</w:t>
-            </w:r>
-          </w:p>
-        </w:tc>
-        <w:tc>
-          <w:tcPr/>
-          <w:p>
-            <w:pPr>
-              <w:pStyle w:val="Compact"/>
-              <w:jc w:val="left"/>
-            </w:pPr>
-            <w:r>
-              <w:rPr>
-                <w:sz w:val="19"/>
-              </w:rPr>
-              <w:t xml:space="preserve">Close (thrown)</w:t>
-            </w:r>
-          </w:p>
-        </w:tc>
-        <w:tc>
-          <w:tcPr/>
-          <w:p>
-            <w:pPr>
-              <w:pStyle w:val="Compact"/>
-              <w:jc w:val="left"/>
-            </w:pPr>
-            <w:r>
-              <w:rPr>
-                <w:sz w:val="19"/>
-              </w:rPr>
-              <w:t xml:space="preserve">1 to everyone nearby, 3 and Dying at the center</w:t>
-            </w:r>
-          </w:p>
-        </w:tc>
-        <w:tc>
-          <w:tcPr/>
-          <w:p>
-            <w:pPr>
-              <w:pStyle w:val="Compact"/>
-              <w:jc w:val="left"/>
-            </w:pPr>
-            <w:r>
-              <w:rPr>
-                <w:sz w:val="19"/>
-              </w:rPr>
-              <w:t xml:space="preserve">Blast and burns; Dodge means diving clear</w:t>
-            </w:r>
-          </w:p>
-        </w:tc>
-      </w:tr>
-      <w:tr>
-        <w:tc>
-          <w:tcPr/>
-          <w:p>
-            <w:pPr>
-              <w:pStyle w:val="Compact"/>
-              <w:jc w:val="left"/>
-            </w:pPr>
-            <w:r>
-              <w:rPr>
-                <w:b/>
-                <w:sz w:val="19"/>
-              </w:rPr>
-              <w:t xml:space="preserve">Claws, fangs, venom</w:t>
-            </w:r>
-          </w:p>
-        </w:tc>
-        <w:tc>
-          <w:tcPr/>
-          <w:p>
-            <w:pPr>
-              <w:pStyle w:val="Compact"/>
-              <w:jc w:val="left"/>
-            </w:pPr>
-            <w:r>
-              <w:rPr>
-                <w:sz w:val="19"/>
-              </w:rPr>
-              <w:t xml:space="preserve">Melee</w:t>
-            </w:r>
-          </w:p>
-        </w:tc>
-        <w:tc>
-          <w:tcPr/>
-          <w:p>
-            <w:pPr>
-              <w:pStyle w:val="Compact"/>
-              <w:jc w:val="left"/>
-            </w:pPr>
-            <w:r>
-              <w:rPr>
-                <w:sz w:val="19"/>
-              </w:rPr>
-              <w:t xml:space="preserve">2 (venom: Body roll or Reeling)</w:t>
-            </w:r>
-          </w:p>
-        </w:tc>
-        <w:tc>
-          <w:tcPr/>
-          <w:p>
-            <w:pPr>
-              <w:pStyle w:val="Compact"/>
-              <w:jc w:val="left"/>
-            </w:pPr>
-            <w:r>
-              <w:rPr>
-                <w:sz w:val="19"/>
-              </w:rPr>
-              <w:t xml:space="preserve">Torn flesh, poison in the blood</w:t>
-            </w:r>
-          </w:p>
-        </w:tc>
-      </w:tr>
-      <w:tr>
-        <w:tc>
-          <w:tcPr/>
-          <w:p>
-            <w:pPr>
-              <w:pStyle w:val="Compact"/>
-              <w:jc w:val="left"/>
-            </w:pPr>
-            <w:r>
-              <w:rPr>
-                <w:b/>
-                <w:sz w:val="19"/>
-              </w:rPr>
-              <w:t xml:space="preserve">Shadow Bolt</w:t>
-            </w:r>
-          </w:p>
-        </w:tc>
-        <w:tc>
-          <w:tcPr/>
-          <w:p>
-            <w:pPr>
-              <w:pStyle w:val="Compact"/>
-              <w:jc w:val="left"/>
-            </w:pPr>
-            <w:r>
-              <w:rPr>
-                <w:sz w:val="19"/>
-              </w:rPr>
-              <w:t xml:space="preserve">Short</w:t>
-            </w:r>
-          </w:p>
-        </w:tc>
-        <w:tc>
-          <w:tcPr/>
-          <w:p>
-            <w:pPr>
-              <w:pStyle w:val="Compact"/>
-              <w:jc w:val="left"/>
-            </w:pPr>
-            <w:r>
-              <w:rPr>
-                <w:sz w:val="19"/>
-              </w:rPr>
-              <w:t xml:space="preserve">2</w:t>
-            </w:r>
-          </w:p>
-        </w:tc>
-        <w:tc>
-          <w:tcPr/>
-          <w:p>
-            <w:pPr>
-              <w:pStyle w:val="Compact"/>
-              <w:jc w:val="left"/>
-            </w:pPr>
-            <w:r>
-              <w:rPr>
-                <w:sz w:val="19"/>
-              </w:rPr>
-              <w:t xml:space="preserve">Black frost in the wound</w:t>
-            </w:r>
-          </w:p>
-        </w:tc>
-      </w:tr>
-      <w:tr>
-        <w:tc>
-          <w:tcPr/>
-          <w:p>
-            <w:pPr>
-              <w:pStyle w:val="Compact"/>
-              <w:jc w:val="left"/>
-            </w:pPr>
-            <w:r>
-              <w:rPr>
-                <w:b/>
-                <w:sz w:val="19"/>
-              </w:rPr>
-              <w:t xml:space="preserve">Fall</w:t>
-            </w:r>
-          </w:p>
-        </w:tc>
-        <w:tc>
-          <w:tcPr/>
-          <w:p>
-            <w:pPr>
-              <w:pStyle w:val="Compact"/>
-              <w:jc w:val="left"/>
-            </w:pPr>
-            <w:r>
-              <w:rPr>
-                <w:sz w:val="19"/>
-              </w:rPr>
-              <w:t xml:space="preserve">—</w:t>
-            </w:r>
-          </w:p>
-        </w:tc>
-        <w:tc>
-          <w:tcPr/>
-          <w:p>
-            <w:pPr>
-              <w:pStyle w:val="Compact"/>
-              <w:jc w:val="left"/>
-            </w:pPr>
-            <w:r>
-              <w:rPr>
-                <w:sz w:val="19"/>
-              </w:rPr>
-              <w:t xml:space="preserve">1 for a bad fall, 2 for a long one</w:t>
-            </w:r>
-          </w:p>
-        </w:tc>
-        <w:tc>
-          <w:tcPr/>
-          <w:p>
-            <w:pPr>
-              <w:pStyle w:val="Compact"/>
-              <w:jc w:val="left"/>
-            </w:pPr>
-            <w:r>
-              <w:rPr>
-                <w:sz w:val="19"/>
-              </w:rPr>
-              <w:t xml:space="preserve">A sprain or a fracture</w:t>
-            </w:r>
-          </w:p>
-        </w:tc>
-      </w:tr>
-      <w:tr>
-        <w:tc>
-          <w:tcPr/>
-          <w:p>
-            <w:pPr>
-              <w:pStyle w:val="Compact"/>
-              <w:jc w:val="left"/>
-            </w:pPr>
-            <w:r>
-              <w:rPr>
-                <w:b/>
-                <w:sz w:val="19"/>
-              </w:rPr>
-              <w:t xml:space="preserve">Fire</w:t>
-            </w:r>
-          </w:p>
-        </w:tc>
-        <w:tc>
-          <w:tcPr/>
-          <w:p>
-            <w:pPr>
-              <w:pStyle w:val="Compact"/>
-              <w:jc w:val="left"/>
-            </w:pPr>
-            <w:r>
-              <w:rPr>
-                <w:sz w:val="19"/>
-              </w:rPr>
-              <w:t xml:space="preserve">—</w:t>
-            </w:r>
-          </w:p>
-        </w:tc>
-        <w:tc>
-          <w:tcPr/>
-          <w:p>
-            <w:pPr>
-              <w:pStyle w:val="Compact"/>
-              <w:jc w:val="left"/>
-            </w:pPr>
-            <w:r>
-              <w:rPr>
-                <w:sz w:val="19"/>
-              </w:rPr>
-              <w:t xml:space="preserve">1 each round in the flames</w:t>
-            </w:r>
-          </w:p>
-        </w:tc>
-        <w:tc>
-          <w:tcPr/>
-          <w:p>
-            <w:pPr>
-              <w:pStyle w:val="Compact"/>
-              <w:jc w:val="left"/>
-            </w:pPr>
-            <w:r>
-              <w:rPr>
-                <w:sz w:val="19"/>
-              </w:rPr>
-              <w:t xml:space="preserve">Burns</w:t>
+              <w:t xml:space="preserve">Heals</w:t>
+            </w:r>
+          </w:p>
+        </w:tc>
+      </w:tr>
+      <w:tr>
+        <w:tc>
+          <w:tcPr/>
+          <w:p>
+            <w:pPr>
+              <w:pStyle w:val="Compact"/>
+              <w:jc w:val="left"/>
+            </w:pPr>
+            <w:r>
+              <w:rPr>
+                <w:b/>
+                <w:sz w:val="19"/>
+              </w:rPr>
+              <w:t xml:space="preserve">3–4</w:t>
+            </w:r>
+          </w:p>
+        </w:tc>
+        <w:tc>
+          <w:tcPr/>
+          <w:p>
+            <w:pPr>
+              <w:pStyle w:val="Compact"/>
+              <w:jc w:val="left"/>
+            </w:pPr>
+            <w:r>
+              <w:rPr>
+                <w:sz w:val="19"/>
+              </w:rPr>
+              <w:t xml:space="preserve">Lost limb</w:t>
+            </w:r>
+          </w:p>
+        </w:tc>
+        <w:tc>
+          <w:tcPr/>
+          <w:p>
+            <w:pPr>
+              <w:pStyle w:val="Compact"/>
+              <w:jc w:val="left"/>
+            </w:pPr>
+            <w:r>
+              <w:rPr>
+                <w:sz w:val="19"/>
+              </w:rPr>
+              <w:t xml:space="preserve">A hand, an arm or a leg is gone for good; the GM says which. −4 to tasks that need it, or impossible. Dying unless someone stops the bleeding.</w:t>
+            </w:r>
+          </w:p>
+        </w:tc>
+        <w:tc>
+          <w:tcPr/>
+          <w:p>
+            <w:pPr>
+              <w:pStyle w:val="Compact"/>
+              <w:jc w:val="left"/>
+            </w:pPr>
+            <w:r>
+              <w:rPr>
+                <w:sz w:val="19"/>
+              </w:rPr>
+              <w:t xml:space="preserve">Never: a complication</w:t>
+            </w:r>
+          </w:p>
+        </w:tc>
+      </w:tr>
+      <w:tr>
+        <w:tc>
+          <w:tcPr/>
+          <w:p>
+            <w:pPr>
+              <w:pStyle w:val="Compact"/>
+              <w:jc w:val="left"/>
+            </w:pPr>
+            <w:r>
+              <w:rPr>
+                <w:b/>
+                <w:sz w:val="19"/>
+              </w:rPr>
+              <w:t xml:space="preserve">5–6</w:t>
+            </w:r>
+          </w:p>
+        </w:tc>
+        <w:tc>
+          <w:tcPr/>
+          <w:p>
+            <w:pPr>
+              <w:pStyle w:val="Compact"/>
+              <w:jc w:val="left"/>
+            </w:pPr>
+            <w:r>
+              <w:rPr>
+                <w:sz w:val="19"/>
+              </w:rPr>
+              <w:t xml:space="preserve">Lost eye or scarred face</w:t>
+            </w:r>
+          </w:p>
+        </w:tc>
+        <w:tc>
+          <w:tcPr/>
+          <w:p>
+            <w:pPr>
+              <w:pStyle w:val="Compact"/>
+              <w:jc w:val="left"/>
+            </w:pPr>
+            <w:r>
+              <w:rPr>
+                <w:sz w:val="19"/>
+              </w:rPr>
+              <w:t xml:space="preserve">An eye is gone or the face is ruined: −2 to Marksmanship and spotting things, or to winning strangers over; the GM says which.</w:t>
+            </w:r>
+          </w:p>
+        </w:tc>
+        <w:tc>
+          <w:tcPr/>
+          <w:p>
+            <w:pPr>
+              <w:pStyle w:val="Compact"/>
+              <w:jc w:val="left"/>
+            </w:pPr>
+            <w:r>
+              <w:rPr>
+                <w:sz w:val="19"/>
+              </w:rPr>
+              <w:t xml:space="preserve">Never: a complication</w:t>
+            </w:r>
+          </w:p>
+        </w:tc>
+      </w:tr>
+      <w:tr>
+        <w:tc>
+          <w:tcPr/>
+          <w:p>
+            <w:pPr>
+              <w:pStyle w:val="Compact"/>
+              <w:jc w:val="left"/>
+            </w:pPr>
+            <w:r>
+              <w:rPr>
+                <w:b/>
+                <w:sz w:val="19"/>
+              </w:rPr>
+              <w:t xml:space="preserve">7–9</w:t>
+            </w:r>
+          </w:p>
+        </w:tc>
+        <w:tc>
+          <w:tcPr/>
+          <w:p>
+            <w:pPr>
+              <w:pStyle w:val="Compact"/>
+              <w:jc w:val="left"/>
+            </w:pPr>
+            <w:r>
+              <w:rPr>
+                <w:sz w:val="19"/>
+              </w:rPr>
+              <w:t xml:space="preserve">Broken bone</w:t>
+            </w:r>
+          </w:p>
+        </w:tc>
+        <w:tc>
+          <w:tcPr/>
+          <w:p>
+            <w:pPr>
+              <w:pStyle w:val="Compact"/>
+              <w:jc w:val="left"/>
+            </w:pPr>
+            <w:r>
+              <w:rPr>
+                <w:sz w:val="19"/>
+              </w:rPr>
+              <w:t xml:space="preserve">The limb is useless until it’s set with proper care.</w:t>
+            </w:r>
+          </w:p>
+        </w:tc>
+        <w:tc>
+          <w:tcPr/>
+          <w:p>
+            <w:pPr>
+              <w:pStyle w:val="Compact"/>
+              <w:jc w:val="left"/>
+            </w:pPr>
+            <w:r>
+              <w:rPr>
+                <w:sz w:val="19"/>
+              </w:rPr>
+              <w:t xml:space="preserve">Several weeks</w:t>
+            </w:r>
+          </w:p>
+        </w:tc>
+      </w:tr>
+      <w:tr>
+        <w:tc>
+          <w:tcPr/>
+          <w:p>
+            <w:pPr>
+              <w:pStyle w:val="Compact"/>
+              <w:jc w:val="left"/>
+            </w:pPr>
+            <w:r>
+              <w:rPr>
+                <w:b/>
+                <w:sz w:val="19"/>
+              </w:rPr>
+              <w:t xml:space="preserve">10–12</w:t>
+            </w:r>
+          </w:p>
+        </w:tc>
+        <w:tc>
+          <w:tcPr/>
+          <w:p>
+            <w:pPr>
+              <w:pStyle w:val="Compact"/>
+              <w:jc w:val="left"/>
+            </w:pPr>
+            <w:r>
+              <w:rPr>
+                <w:sz w:val="19"/>
+              </w:rPr>
+              <w:t xml:space="preserve">Torn muscle</w:t>
+            </w:r>
+          </w:p>
+        </w:tc>
+        <w:tc>
+          <w:tcPr/>
+          <w:p>
+            <w:pPr>
+              <w:pStyle w:val="Compact"/>
+              <w:jc w:val="left"/>
+            </w:pPr>
+            <w:r>
+              <w:rPr>
+                <w:sz w:val="19"/>
+              </w:rPr>
+              <w:t xml:space="preserve">−1 to physical tasks.</w:t>
+            </w:r>
+          </w:p>
+        </w:tc>
+        <w:tc>
+          <w:tcPr/>
+          <w:p>
+            <w:pPr>
+              <w:pStyle w:val="Compact"/>
+              <w:jc w:val="left"/>
+            </w:pPr>
+            <w:r>
+              <w:rPr>
+                <w:sz w:val="19"/>
+              </w:rPr>
+              <w:t xml:space="preserve">Several weeks</w:t>
+            </w:r>
+          </w:p>
+        </w:tc>
+      </w:tr>
+      <w:tr>
+        <w:tc>
+          <w:tcPr/>
+          <w:p>
+            <w:pPr>
+              <w:pStyle w:val="Compact"/>
+              <w:jc w:val="left"/>
+            </w:pPr>
+            <w:r>
+              <w:rPr>
+                <w:b/>
+                <w:sz w:val="19"/>
+              </w:rPr>
+              <w:t xml:space="preserve">13–15</w:t>
+            </w:r>
+          </w:p>
+        </w:tc>
+        <w:tc>
+          <w:tcPr/>
+          <w:p>
+            <w:pPr>
+              <w:pStyle w:val="Compact"/>
+              <w:jc w:val="left"/>
+            </w:pPr>
+            <w:r>
+              <w:rPr>
+                <w:sz w:val="19"/>
+              </w:rPr>
+              <w:t xml:space="preserve">Concussion</w:t>
+            </w:r>
+          </w:p>
+        </w:tc>
+        <w:tc>
+          <w:tcPr/>
+          <w:p>
+            <w:pPr>
+              <w:pStyle w:val="Compact"/>
+              <w:jc w:val="left"/>
+            </w:pPr>
+            <w:r>
+              <w:rPr>
+                <w:sz w:val="19"/>
+              </w:rPr>
+              <w:t xml:space="preserve">Reeling, and −2 to thinking tasks for the scene.</w:t>
+            </w:r>
+          </w:p>
+        </w:tc>
+        <w:tc>
+          <w:tcPr/>
+          <w:p>
+            <w:pPr>
+              <w:pStyle w:val="Compact"/>
+              <w:jc w:val="left"/>
+            </w:pPr>
+            <w:r>
+              <w:rPr>
+                <w:sz w:val="19"/>
+              </w:rPr>
+              <w:t xml:space="preserve">After the scene</w:t>
+            </w:r>
+          </w:p>
+        </w:tc>
+      </w:tr>
+      <w:tr>
+        <w:tc>
+          <w:tcPr/>
+          <w:p>
+            <w:pPr>
+              <w:pStyle w:val="Compact"/>
+              <w:jc w:val="left"/>
+            </w:pPr>
+            <w:r>
+              <w:rPr>
+                <w:b/>
+                <w:sz w:val="19"/>
+              </w:rPr>
+              <w:t xml:space="preserve">16–18</w:t>
+            </w:r>
+          </w:p>
+        </w:tc>
+        <w:tc>
+          <w:tcPr/>
+          <w:p>
+            <w:pPr>
+              <w:pStyle w:val="Compact"/>
+              <w:jc w:val="left"/>
+            </w:pPr>
+            <w:r>
+              <w:rPr>
+                <w:sz w:val="19"/>
+              </w:rPr>
+              <w:t xml:space="preserve">Internal injury</w:t>
+            </w:r>
+          </w:p>
+        </w:tc>
+        <w:tc>
+          <w:tcPr/>
+          <w:p>
+            <w:pPr>
+              <w:pStyle w:val="Compact"/>
+              <w:jc w:val="left"/>
+            </w:pPr>
+            <w:r>
+              <w:rPr>
+                <w:sz w:val="19"/>
+              </w:rPr>
+              <w:t xml:space="preserve">Dying even with boxes to spare; it needs a master healer or a temple’s surgeons.</w:t>
+            </w:r>
+          </w:p>
+        </w:tc>
+        <w:tc>
+          <w:tcPr/>
+          <w:p>
+            <w:pPr>
+              <w:pStyle w:val="Compact"/>
+              <w:jc w:val="left"/>
+            </w:pPr>
+            <w:r>
+              <w:rPr>
+                <w:sz w:val="19"/>
+              </w:rPr>
+              <w:t xml:space="preserve">Several weeks after surgery</w:t>
             </w:r>
           </w:p>
         </w:tc>
@@ -9255,20 +8908,24 @@
     </w:tbl>
     <w:p>
       <w:pPr>
-        <w:pStyle w:val="BodyText"/>
+        <w:numPr>
+          <w:ilvl w:val="0"/>
+          <w:numId w:val="1012"/>
+        </w:numPr>
+        <w:pStyle w:val="Compact"/>
       </w:pPr>
       <w:r>
         <w:rPr>
           <w:bCs/>
           <w:b/>
         </w:rPr>
-        <w:t xml:space="preserve">Gunpowder</w:t>
-      </w:r>
-      <w:r>
-        <w:t xml:space="preserve"> </w:t>
-      </w:r>
-      <w:r>
-        <w:t xml:space="preserve">is common but slow. Anyone can carry a pistol or an arquebus, but reloading takes a</w:t>
+        <w:t xml:space="preserve">Fortune.</w:t>
+      </w:r>
+      <w:r>
+        <w:t xml:space="preserve"> </w:t>
+      </w:r>
+      <w:r>
+        <w:t xml:space="preserve">Spend a Fortune point to</w:t>
       </w:r>
       <w:r>
         <w:t xml:space="preserve"> </w:t>
@@ -9278,6 +8935,1110 @@
           <w:bCs/>
           <w:b/>
         </w:rPr>
+        <w:t xml:space="preserve">downgrade</w:t>
+      </w:r>
+      <w:r>
+        <w:t xml:space="preserve"> </w:t>
+      </w:r>
+      <w:r>
+        <w:t xml:space="preserve">a grievous wound one step: lost limb becomes broken bone; lost eye or scarred face becomes concussion; broken bone becomes torn muscle; torn muscle becomes nothing lasting; concussion becomes nothing lasting; internal injury becomes torn muscle.</w:t>
+      </w:r>
+    </w:p>
+    <w:p>
+      <w:pPr>
+        <w:numPr>
+          <w:ilvl w:val="0"/>
+          <w:numId w:val="1012"/>
+        </w:numPr>
+        <w:pStyle w:val="Compact"/>
+      </w:pPr>
+      <w:r>
+        <w:rPr>
+          <w:bCs/>
+          <w:b/>
+        </w:rPr>
+        <w:t xml:space="preserve">A limb for a life.</w:t>
+      </w:r>
+      <w:r>
+        <w:t xml:space="preserve"> </w:t>
+      </w:r>
+      <w:r>
+        <w:t xml:space="preserve">Once a fight, a character who would be left Dying or killed can</w:t>
+      </w:r>
+      <w:r>
+        <w:t xml:space="preserve"> </w:t>
+      </w:r>
+      <w:r>
+        <w:rPr>
+          <w:bCs/>
+          <w:b/>
+        </w:rPr>
+        <w:t xml:space="preserve">lose a limb, or the use of one</w:t>
+      </w:r>
+      <w:r>
+        <w:t xml:space="preserve">, instead. They live, Incapacitated but stable, and the limb becomes a complication. It replaces any grievous wound from the same hit.</w:t>
+      </w:r>
+    </w:p>
+    <w:p>
+      <w:pPr>
+        <w:numPr>
+          <w:ilvl w:val="0"/>
+          <w:numId w:val="1012"/>
+        </w:numPr>
+        <w:pStyle w:val="Compact"/>
+      </w:pPr>
+      <w:r>
+        <w:rPr>
+          <w:bCs/>
+          <w:b/>
+        </w:rPr>
+        <w:t xml:space="preserve">Healing.</w:t>
+      </w:r>
+      <w:r>
+        <w:t xml:space="preserve"> </w:t>
+      </w:r>
+      <w:r>
+        <w:t xml:space="preserve">Grievous wounds heal on their own clock, whatever the boxes say. A lost limb, a lost eye or a disfigurement never heals.</w:t>
+      </w:r>
+    </w:p>
+    <w:bookmarkEnd w:id="55"/>
+    <w:bookmarkEnd w:id="56"/>
+    <w:bookmarkStart w:id="57" w:name="weapons-and-damage"/>
+    <w:p>
+      <w:pPr>
+        <w:pStyle w:val="Heading2"/>
+      </w:pPr>
+      <w:r>
+        <w:t xml:space="preserve">Weapons and damage</w:t>
+      </w:r>
+    </w:p>
+    <w:p>
+      <w:pPr>
+        <w:pStyle w:val="FirstParagraph"/>
+      </w:pPr>
+      <w:r>
+        <w:t xml:space="preserve">How many boxes a hit marks depends on the</w:t>
+      </w:r>
+      <w:r>
+        <w:t xml:space="preserve"> </w:t>
+      </w:r>
+      <w:r>
+        <w:rPr>
+          <w:bCs/>
+          <w:b/>
+        </w:rPr>
+        <w:t xml:space="preserve">weapon</w:t>
+      </w:r>
+      <w:r>
+        <w:t xml:space="preserve">, not on how well the attack succeeded.</w:t>
+      </w:r>
+    </w:p>
+    <w:tbl>
+      <w:tblPr>
+        <w:tblStyle w:val="Table"/>
+        <w:tblW w:type="pct" w:w="5000"/>
+        <w:tblLook w:firstRow="1" w:lastRow="0" w:firstColumn="0" w:lastColumn="0" w:noHBand="0" w:noVBand="0" w:val="0020"/>
+        <w:jc w:val="start"/>
+        <w:tblBorders>
+          <w:top w:val="single" w:sz="4" w:color="B8C2D3"/>
+          <w:left w:val="single" w:sz="4" w:color="B8C2D3"/>
+          <w:bottom w:val="single" w:sz="4" w:color="B8C2D3"/>
+          <w:right w:val="single" w:sz="4" w:color="B8C2D3"/>
+          <w:insideH w:val="single" w:sz="4" w:color="B8C2D3"/>
+          <w:insideV w:val="single" w:sz="4" w:color="B8C2D3"/>
+        </w:tblBorders>
+      </w:tblPr>
+      <w:tblGrid>
+        <w:gridCol w:w="1980"/>
+        <w:gridCol w:w="1980"/>
+        <w:gridCol w:w="1980"/>
+        <w:gridCol w:w="1980"/>
+      </w:tblGrid>
+      <w:tr>
+        <w:trPr>
+          <w:tblHeader w:val="true"/>
+        </w:trPr>
+        <w:tc>
+          <w:tcPr>
+            <w:shd w:val="clear" w:fill="F2E7D6"/>
+          </w:tcPr>
+          <w:p>
+            <w:pPr>
+              <w:pStyle w:val="Compact"/>
+              <w:jc w:val="left"/>
+            </w:pPr>
+            <w:r>
+              <w:rPr>
+                <w:b/>
+                <w:sz w:val="19"/>
+              </w:rPr>
+              <w:t xml:space="preserve">Weapon</w:t>
+            </w:r>
+          </w:p>
+        </w:tc>
+        <w:tc>
+          <w:tcPr>
+            <w:shd w:val="clear" w:fill="F2E7D6"/>
+          </w:tcPr>
+          <w:p>
+            <w:pPr>
+              <w:pStyle w:val="Compact"/>
+              <w:jc w:val="left"/>
+            </w:pPr>
+            <w:r>
+              <w:rPr>
+                <w:b/>
+                <w:sz w:val="19"/>
+              </w:rPr>
+              <w:t xml:space="preserve">Range</w:t>
+            </w:r>
+          </w:p>
+        </w:tc>
+        <w:tc>
+          <w:tcPr>
+            <w:shd w:val="clear" w:fill="F2E7D6"/>
+          </w:tcPr>
+          <w:p>
+            <w:pPr>
+              <w:pStyle w:val="Compact"/>
+              <w:jc w:val="left"/>
+            </w:pPr>
+            <w:r>
+              <w:rPr>
+                <w:b/>
+                <w:sz w:val="19"/>
+              </w:rPr>
+              <w:t xml:space="preserve">Boxes on a hit</w:t>
+            </w:r>
+          </w:p>
+        </w:tc>
+        <w:tc>
+          <w:tcPr>
+            <w:shd w:val="clear" w:fill="F2E7D6"/>
+          </w:tcPr>
+          <w:p>
+            <w:pPr>
+              <w:pStyle w:val="Compact"/>
+              <w:jc w:val="left"/>
+            </w:pPr>
+            <w:r>
+              <w:rPr>
+                <w:b/>
+                <w:sz w:val="19"/>
+              </w:rPr>
+              <w:t xml:space="preserve">What the injury looks like</w:t>
+            </w:r>
+          </w:p>
+        </w:tc>
+      </w:tr>
+      <w:tr>
+        <w:tc>
+          <w:tcPr/>
+          <w:p>
+            <w:pPr>
+              <w:pStyle w:val="Compact"/>
+              <w:jc w:val="left"/>
+            </w:pPr>
+            <w:r>
+              <w:rPr>
+                <w:b/>
+                <w:sz w:val="19"/>
+              </w:rPr>
+              <w:t xml:space="preserve">Fists, kicks, dirty tricks</w:t>
+            </w:r>
+          </w:p>
+        </w:tc>
+        <w:tc>
+          <w:tcPr/>
+          <w:p>
+            <w:pPr>
+              <w:pStyle w:val="Compact"/>
+              <w:jc w:val="left"/>
+            </w:pPr>
+            <w:r>
+              <w:rPr>
+                <w:sz w:val="19"/>
+              </w:rPr>
+              <w:t xml:space="preserve">Melee</w:t>
+            </w:r>
+          </w:p>
+        </w:tc>
+        <w:tc>
+          <w:tcPr/>
+          <w:p>
+            <w:pPr>
+              <w:pStyle w:val="Compact"/>
+              <w:jc w:val="left"/>
+            </w:pPr>
+            <w:r>
+              <w:rPr>
+                <w:sz w:val="19"/>
+              </w:rPr>
+              <w:t xml:space="preserve">1</w:t>
+            </w:r>
+          </w:p>
+        </w:tc>
+        <w:tc>
+          <w:tcPr/>
+          <w:p>
+            <w:pPr>
+              <w:pStyle w:val="Compact"/>
+              <w:jc w:val="left"/>
+            </w:pPr>
+            <w:r>
+              <w:rPr>
+                <w:sz w:val="19"/>
+              </w:rPr>
+              <w:t xml:space="preserve">Bruises, a split lip, cracked ribs</w:t>
+            </w:r>
+          </w:p>
+        </w:tc>
+      </w:tr>
+      <w:tr>
+        <w:tc>
+          <w:tcPr/>
+          <w:p>
+            <w:pPr>
+              <w:pStyle w:val="Compact"/>
+              <w:jc w:val="left"/>
+            </w:pPr>
+            <w:r>
+              <w:rPr>
+                <w:b/>
+                <w:sz w:val="19"/>
+              </w:rPr>
+              <w:t xml:space="preserve">Dagger or club</w:t>
+            </w:r>
+          </w:p>
+        </w:tc>
+        <w:tc>
+          <w:tcPr/>
+          <w:p>
+            <w:pPr>
+              <w:pStyle w:val="Compact"/>
+              <w:jc w:val="left"/>
+            </w:pPr>
+            <w:r>
+              <w:rPr>
+                <w:sz w:val="19"/>
+              </w:rPr>
+              <w:t xml:space="preserve">Melee; dagger Close thrown</w:t>
+            </w:r>
+          </w:p>
+        </w:tc>
+        <w:tc>
+          <w:tcPr/>
+          <w:p>
+            <w:pPr>
+              <w:pStyle w:val="Compact"/>
+              <w:jc w:val="left"/>
+            </w:pPr>
+            <w:r>
+              <w:rPr>
+                <w:sz w:val="19"/>
+              </w:rPr>
+              <w:t xml:space="preserve">1</w:t>
+            </w:r>
+          </w:p>
+        </w:tc>
+        <w:tc>
+          <w:tcPr/>
+          <w:p>
+            <w:pPr>
+              <w:pStyle w:val="Compact"/>
+              <w:jc w:val="left"/>
+            </w:pPr>
+            <w:r>
+              <w:rPr>
+                <w:sz w:val="19"/>
+              </w:rPr>
+              <w:t xml:space="preserve">A cut, a stab or a crack on the skull</w:t>
+            </w:r>
+          </w:p>
+        </w:tc>
+      </w:tr>
+      <w:tr>
+        <w:tc>
+          <w:tcPr/>
+          <w:p>
+            <w:pPr>
+              <w:pStyle w:val="Compact"/>
+              <w:jc w:val="left"/>
+            </w:pPr>
+            <w:r>
+              <w:rPr>
+                <w:b/>
+                <w:sz w:val="19"/>
+              </w:rPr>
+              <w:t xml:space="preserve">Sling</w:t>
+            </w:r>
+          </w:p>
+        </w:tc>
+        <w:tc>
+          <w:tcPr/>
+          <w:p>
+            <w:pPr>
+              <w:pStyle w:val="Compact"/>
+              <w:jc w:val="left"/>
+            </w:pPr>
+            <w:r>
+              <w:rPr>
+                <w:sz w:val="19"/>
+              </w:rPr>
+              <w:t xml:space="preserve">Short</w:t>
+            </w:r>
+          </w:p>
+        </w:tc>
+        <w:tc>
+          <w:tcPr/>
+          <w:p>
+            <w:pPr>
+              <w:pStyle w:val="Compact"/>
+              <w:jc w:val="left"/>
+            </w:pPr>
+            <w:r>
+              <w:rPr>
+                <w:sz w:val="19"/>
+              </w:rPr>
+              <w:t xml:space="preserve">1</w:t>
+            </w:r>
+          </w:p>
+        </w:tc>
+        <w:tc>
+          <w:tcPr/>
+          <w:p>
+            <w:pPr>
+              <w:pStyle w:val="Compact"/>
+              <w:jc w:val="left"/>
+            </w:pPr>
+            <w:r>
+              <w:rPr>
+                <w:sz w:val="19"/>
+              </w:rPr>
+              <w:t xml:space="preserve">A crack on the skull</w:t>
+            </w:r>
+          </w:p>
+        </w:tc>
+      </w:tr>
+      <w:tr>
+        <w:tc>
+          <w:tcPr/>
+          <w:p>
+            <w:pPr>
+              <w:pStyle w:val="Compact"/>
+              <w:jc w:val="left"/>
+            </w:pPr>
+            <w:r>
+              <w:rPr>
+                <w:b/>
+                <w:sz w:val="19"/>
+              </w:rPr>
+              <w:t xml:space="preserve">Sword, axe, mace, spear</w:t>
+            </w:r>
+          </w:p>
+        </w:tc>
+        <w:tc>
+          <w:tcPr/>
+          <w:p>
+            <w:pPr>
+              <w:pStyle w:val="Compact"/>
+              <w:jc w:val="left"/>
+            </w:pPr>
+            <w:r>
+              <w:rPr>
+                <w:sz w:val="19"/>
+              </w:rPr>
+              <w:t xml:space="preserve">Melee</w:t>
+            </w:r>
+          </w:p>
+        </w:tc>
+        <w:tc>
+          <w:tcPr/>
+          <w:p>
+            <w:pPr>
+              <w:pStyle w:val="Compact"/>
+              <w:jc w:val="left"/>
+            </w:pPr>
+            <w:r>
+              <w:rPr>
+                <w:sz w:val="19"/>
+              </w:rPr>
+              <w:t xml:space="preserve">2</w:t>
+            </w:r>
+          </w:p>
+        </w:tc>
+        <w:tc>
+          <w:tcPr/>
+          <w:p>
+            <w:pPr>
+              <w:pStyle w:val="Compact"/>
+              <w:jc w:val="left"/>
+            </w:pPr>
+            <w:r>
+              <w:rPr>
+                <w:sz w:val="19"/>
+              </w:rPr>
+              <w:t xml:space="preserve">A deep wound or a broken bone</w:t>
+            </w:r>
+          </w:p>
+        </w:tc>
+      </w:tr>
+      <w:tr>
+        <w:tc>
+          <w:tcPr/>
+          <w:p>
+            <w:pPr>
+              <w:pStyle w:val="Compact"/>
+              <w:jc w:val="left"/>
+            </w:pPr>
+            <w:r>
+              <w:rPr>
+                <w:b/>
+                <w:sz w:val="19"/>
+              </w:rPr>
+              <w:t xml:space="preserve">Greatsword, greataxe, polearm</w:t>
+            </w:r>
+          </w:p>
+        </w:tc>
+        <w:tc>
+          <w:tcPr/>
+          <w:p>
+            <w:pPr>
+              <w:pStyle w:val="Compact"/>
+              <w:jc w:val="left"/>
+            </w:pPr>
+            <w:r>
+              <w:rPr>
+                <w:sz w:val="19"/>
+              </w:rPr>
+              <w:t xml:space="preserve">Melee</w:t>
+            </w:r>
+          </w:p>
+        </w:tc>
+        <w:tc>
+          <w:tcPr/>
+          <w:p>
+            <w:pPr>
+              <w:pStyle w:val="Compact"/>
+              <w:jc w:val="left"/>
+            </w:pPr>
+            <w:r>
+              <w:rPr>
+                <w:sz w:val="19"/>
+              </w:rPr>
+              <w:t xml:space="preserve">2; a hit by 5 or more leaves the target Dying</w:t>
+            </w:r>
+          </w:p>
+        </w:tc>
+        <w:tc>
+          <w:tcPr/>
+          <w:p>
+            <w:pPr>
+              <w:pStyle w:val="Compact"/>
+              <w:jc w:val="left"/>
+            </w:pPr>
+            <w:r>
+              <w:rPr>
+                <w:sz w:val="19"/>
+              </w:rPr>
+              <w:t xml:space="preserve">A ruinous wound</w:t>
+            </w:r>
+          </w:p>
+        </w:tc>
+      </w:tr>
+      <w:tr>
+        <w:tc>
+          <w:tcPr/>
+          <w:p>
+            <w:pPr>
+              <w:pStyle w:val="Compact"/>
+              <w:jc w:val="left"/>
+            </w:pPr>
+            <w:r>
+              <w:rPr>
+                <w:b/>
+                <w:sz w:val="19"/>
+              </w:rPr>
+              <w:t xml:space="preserve">Bow</w:t>
+            </w:r>
+          </w:p>
+        </w:tc>
+        <w:tc>
+          <w:tcPr/>
+          <w:p>
+            <w:pPr>
+              <w:pStyle w:val="Compact"/>
+              <w:jc w:val="left"/>
+            </w:pPr>
+            <w:r>
+              <w:rPr>
+                <w:sz w:val="19"/>
+              </w:rPr>
+              <w:t xml:space="preserve">Long</w:t>
+            </w:r>
+          </w:p>
+        </w:tc>
+        <w:tc>
+          <w:tcPr/>
+          <w:p>
+            <w:pPr>
+              <w:pStyle w:val="Compact"/>
+              <w:jc w:val="left"/>
+            </w:pPr>
+            <w:r>
+              <w:rPr>
+                <w:sz w:val="19"/>
+              </w:rPr>
+              <w:t xml:space="preserve">2</w:t>
+            </w:r>
+          </w:p>
+        </w:tc>
+        <w:tc>
+          <w:tcPr/>
+          <w:p>
+            <w:pPr>
+              <w:pStyle w:val="Compact"/>
+              <w:jc w:val="left"/>
+            </w:pPr>
+            <w:r>
+              <w:rPr>
+                <w:sz w:val="19"/>
+              </w:rPr>
+              <w:t xml:space="preserve">An arrow buried deep</w:t>
+            </w:r>
+          </w:p>
+        </w:tc>
+      </w:tr>
+      <w:tr>
+        <w:tc>
+          <w:tcPr/>
+          <w:p>
+            <w:pPr>
+              <w:pStyle w:val="Compact"/>
+              <w:jc w:val="left"/>
+            </w:pPr>
+            <w:r>
+              <w:rPr>
+                <w:b/>
+                <w:sz w:val="19"/>
+              </w:rPr>
+              <w:t xml:space="preserve">Crossbow</w:t>
+            </w:r>
+          </w:p>
+        </w:tc>
+        <w:tc>
+          <w:tcPr/>
+          <w:p>
+            <w:pPr>
+              <w:pStyle w:val="Compact"/>
+              <w:jc w:val="left"/>
+            </w:pPr>
+            <w:r>
+              <w:rPr>
+                <w:sz w:val="19"/>
+              </w:rPr>
+              <w:t xml:space="preserve">Medium</w:t>
+            </w:r>
+          </w:p>
+        </w:tc>
+        <w:tc>
+          <w:tcPr/>
+          <w:p>
+            <w:pPr>
+              <w:pStyle w:val="Compact"/>
+              <w:jc w:val="left"/>
+            </w:pPr>
+            <w:r>
+              <w:rPr>
+                <w:sz w:val="19"/>
+              </w:rPr>
+              <w:t xml:space="preserve">2</w:t>
+            </w:r>
+          </w:p>
+        </w:tc>
+        <w:tc>
+          <w:tcPr/>
+          <w:p>
+            <w:pPr>
+              <w:pStyle w:val="Compact"/>
+              <w:jc w:val="left"/>
+            </w:pPr>
+            <w:r>
+              <w:rPr>
+                <w:sz w:val="19"/>
+              </w:rPr>
+              <w:t xml:space="preserve">A bolt buried deep</w:t>
+            </w:r>
+          </w:p>
+        </w:tc>
+      </w:tr>
+      <w:tr>
+        <w:tc>
+          <w:tcPr/>
+          <w:p>
+            <w:pPr>
+              <w:pStyle w:val="Compact"/>
+              <w:jc w:val="left"/>
+            </w:pPr>
+            <w:r>
+              <w:rPr>
+                <w:b/>
+                <w:sz w:val="19"/>
+              </w:rPr>
+              <w:t xml:space="preserve">Wheel-lock pistol</w:t>
+            </w:r>
+          </w:p>
+        </w:tc>
+        <w:tc>
+          <w:tcPr/>
+          <w:p>
+            <w:pPr>
+              <w:pStyle w:val="Compact"/>
+              <w:jc w:val="left"/>
+            </w:pPr>
+            <w:r>
+              <w:rPr>
+                <w:sz w:val="19"/>
+              </w:rPr>
+              <w:t xml:space="preserve">Close</w:t>
+            </w:r>
+          </w:p>
+        </w:tc>
+        <w:tc>
+          <w:tcPr/>
+          <w:p>
+            <w:pPr>
+              <w:pStyle w:val="Compact"/>
+              <w:jc w:val="left"/>
+            </w:pPr>
+            <w:r>
+              <w:rPr>
+                <w:sz w:val="19"/>
+              </w:rPr>
+              <w:t xml:space="preserve">2</w:t>
+            </w:r>
+          </w:p>
+        </w:tc>
+        <w:tc>
+          <w:tcPr/>
+          <w:p>
+            <w:pPr>
+              <w:pStyle w:val="Compact"/>
+              <w:jc w:val="left"/>
+            </w:pPr>
+            <w:r>
+              <w:rPr>
+                <w:sz w:val="19"/>
+              </w:rPr>
+              <w:t xml:space="preserve">A gunshot wound</w:t>
+            </w:r>
+          </w:p>
+        </w:tc>
+      </w:tr>
+      <w:tr>
+        <w:tc>
+          <w:tcPr/>
+          <w:p>
+            <w:pPr>
+              <w:pStyle w:val="Compact"/>
+              <w:jc w:val="left"/>
+            </w:pPr>
+            <w:r>
+              <w:rPr>
+                <w:b/>
+                <w:sz w:val="19"/>
+              </w:rPr>
+              <w:t xml:space="preserve">Arquebus or hand-cannon</w:t>
+            </w:r>
+          </w:p>
+        </w:tc>
+        <w:tc>
+          <w:tcPr/>
+          <w:p>
+            <w:pPr>
+              <w:pStyle w:val="Compact"/>
+              <w:jc w:val="left"/>
+            </w:pPr>
+            <w:r>
+              <w:rPr>
+                <w:sz w:val="19"/>
+              </w:rPr>
+              <w:t xml:space="preserve">Short</w:t>
+            </w:r>
+          </w:p>
+        </w:tc>
+        <w:tc>
+          <w:tcPr/>
+          <w:p>
+            <w:pPr>
+              <w:pStyle w:val="Compact"/>
+              <w:jc w:val="left"/>
+            </w:pPr>
+            <w:r>
+              <w:rPr>
+                <w:sz w:val="19"/>
+              </w:rPr>
+              <w:t xml:space="preserve">3, and Dying</w:t>
+            </w:r>
+          </w:p>
+        </w:tc>
+        <w:tc>
+          <w:tcPr/>
+          <w:p>
+            <w:pPr>
+              <w:pStyle w:val="Compact"/>
+              <w:jc w:val="left"/>
+            </w:pPr>
+            <w:r>
+              <w:rPr>
+                <w:sz w:val="19"/>
+              </w:rPr>
+              <w:t xml:space="preserve">A ruinous wound</w:t>
+            </w:r>
+          </w:p>
+        </w:tc>
+      </w:tr>
+      <w:tr>
+        <w:tc>
+          <w:tcPr/>
+          <w:p>
+            <w:pPr>
+              <w:pStyle w:val="Compact"/>
+              <w:jc w:val="left"/>
+            </w:pPr>
+            <w:r>
+              <w:rPr>
+                <w:b/>
+                <w:sz w:val="19"/>
+              </w:rPr>
+              <w:t xml:space="preserve">Powder bomb</w:t>
+            </w:r>
+          </w:p>
+        </w:tc>
+        <w:tc>
+          <w:tcPr/>
+          <w:p>
+            <w:pPr>
+              <w:pStyle w:val="Compact"/>
+              <w:jc w:val="left"/>
+            </w:pPr>
+            <w:r>
+              <w:rPr>
+                <w:sz w:val="19"/>
+              </w:rPr>
+              <w:t xml:space="preserve">Close (thrown)</w:t>
+            </w:r>
+          </w:p>
+        </w:tc>
+        <w:tc>
+          <w:tcPr/>
+          <w:p>
+            <w:pPr>
+              <w:pStyle w:val="Compact"/>
+              <w:jc w:val="left"/>
+            </w:pPr>
+            <w:r>
+              <w:rPr>
+                <w:sz w:val="19"/>
+              </w:rPr>
+              <w:t xml:space="preserve">1 to everyone nearby, 3 and Dying at the center</w:t>
+            </w:r>
+          </w:p>
+        </w:tc>
+        <w:tc>
+          <w:tcPr/>
+          <w:p>
+            <w:pPr>
+              <w:pStyle w:val="Compact"/>
+              <w:jc w:val="left"/>
+            </w:pPr>
+            <w:r>
+              <w:rPr>
+                <w:sz w:val="19"/>
+              </w:rPr>
+              <w:t xml:space="preserve">Blast and burns; Dodge means diving clear</w:t>
+            </w:r>
+          </w:p>
+        </w:tc>
+      </w:tr>
+      <w:tr>
+        <w:tc>
+          <w:tcPr/>
+          <w:p>
+            <w:pPr>
+              <w:pStyle w:val="Compact"/>
+              <w:jc w:val="left"/>
+            </w:pPr>
+            <w:r>
+              <w:rPr>
+                <w:b/>
+                <w:sz w:val="19"/>
+              </w:rPr>
+              <w:t xml:space="preserve">Claws, fangs, venom</w:t>
+            </w:r>
+          </w:p>
+        </w:tc>
+        <w:tc>
+          <w:tcPr/>
+          <w:p>
+            <w:pPr>
+              <w:pStyle w:val="Compact"/>
+              <w:jc w:val="left"/>
+            </w:pPr>
+            <w:r>
+              <w:rPr>
+                <w:sz w:val="19"/>
+              </w:rPr>
+              <w:t xml:space="preserve">Melee</w:t>
+            </w:r>
+          </w:p>
+        </w:tc>
+        <w:tc>
+          <w:tcPr/>
+          <w:p>
+            <w:pPr>
+              <w:pStyle w:val="Compact"/>
+              <w:jc w:val="left"/>
+            </w:pPr>
+            <w:r>
+              <w:rPr>
+                <w:sz w:val="19"/>
+              </w:rPr>
+              <w:t xml:space="preserve">2 (venom: Body roll or Reeling)</w:t>
+            </w:r>
+          </w:p>
+        </w:tc>
+        <w:tc>
+          <w:tcPr/>
+          <w:p>
+            <w:pPr>
+              <w:pStyle w:val="Compact"/>
+              <w:jc w:val="left"/>
+            </w:pPr>
+            <w:r>
+              <w:rPr>
+                <w:sz w:val="19"/>
+              </w:rPr>
+              <w:t xml:space="preserve">Torn flesh, poison in the blood</w:t>
+            </w:r>
+          </w:p>
+        </w:tc>
+      </w:tr>
+      <w:tr>
+        <w:tc>
+          <w:tcPr/>
+          <w:p>
+            <w:pPr>
+              <w:pStyle w:val="Compact"/>
+              <w:jc w:val="left"/>
+            </w:pPr>
+            <w:r>
+              <w:rPr>
+                <w:b/>
+                <w:sz w:val="19"/>
+              </w:rPr>
+              <w:t xml:space="preserve">Shadow Bolt</w:t>
+            </w:r>
+          </w:p>
+        </w:tc>
+        <w:tc>
+          <w:tcPr/>
+          <w:p>
+            <w:pPr>
+              <w:pStyle w:val="Compact"/>
+              <w:jc w:val="left"/>
+            </w:pPr>
+            <w:r>
+              <w:rPr>
+                <w:sz w:val="19"/>
+              </w:rPr>
+              <w:t xml:space="preserve">Short</w:t>
+            </w:r>
+          </w:p>
+        </w:tc>
+        <w:tc>
+          <w:tcPr/>
+          <w:p>
+            <w:pPr>
+              <w:pStyle w:val="Compact"/>
+              <w:jc w:val="left"/>
+            </w:pPr>
+            <w:r>
+              <w:rPr>
+                <w:sz w:val="19"/>
+              </w:rPr>
+              <w:t xml:space="preserve">2</w:t>
+            </w:r>
+          </w:p>
+        </w:tc>
+        <w:tc>
+          <w:tcPr/>
+          <w:p>
+            <w:pPr>
+              <w:pStyle w:val="Compact"/>
+              <w:jc w:val="left"/>
+            </w:pPr>
+            <w:r>
+              <w:rPr>
+                <w:sz w:val="19"/>
+              </w:rPr>
+              <w:t xml:space="preserve">Black frost in the wound</w:t>
+            </w:r>
+          </w:p>
+        </w:tc>
+      </w:tr>
+      <w:tr>
+        <w:tc>
+          <w:tcPr/>
+          <w:p>
+            <w:pPr>
+              <w:pStyle w:val="Compact"/>
+              <w:jc w:val="left"/>
+            </w:pPr>
+            <w:r>
+              <w:rPr>
+                <w:b/>
+                <w:sz w:val="19"/>
+              </w:rPr>
+              <w:t xml:space="preserve">Fall</w:t>
+            </w:r>
+          </w:p>
+        </w:tc>
+        <w:tc>
+          <w:tcPr/>
+          <w:p>
+            <w:pPr>
+              <w:pStyle w:val="Compact"/>
+              <w:jc w:val="left"/>
+            </w:pPr>
+            <w:r>
+              <w:rPr>
+                <w:sz w:val="19"/>
+              </w:rPr>
+              <w:t xml:space="preserve">—</w:t>
+            </w:r>
+          </w:p>
+        </w:tc>
+        <w:tc>
+          <w:tcPr/>
+          <w:p>
+            <w:pPr>
+              <w:pStyle w:val="Compact"/>
+              <w:jc w:val="left"/>
+            </w:pPr>
+            <w:r>
+              <w:rPr>
+                <w:sz w:val="19"/>
+              </w:rPr>
+              <w:t xml:space="preserve">1 for a bad fall, 2 for a long one</w:t>
+            </w:r>
+          </w:p>
+        </w:tc>
+        <w:tc>
+          <w:tcPr/>
+          <w:p>
+            <w:pPr>
+              <w:pStyle w:val="Compact"/>
+              <w:jc w:val="left"/>
+            </w:pPr>
+            <w:r>
+              <w:rPr>
+                <w:sz w:val="19"/>
+              </w:rPr>
+              <w:t xml:space="preserve">A sprain or a fracture</w:t>
+            </w:r>
+          </w:p>
+        </w:tc>
+      </w:tr>
+      <w:tr>
+        <w:tc>
+          <w:tcPr/>
+          <w:p>
+            <w:pPr>
+              <w:pStyle w:val="Compact"/>
+              <w:jc w:val="left"/>
+            </w:pPr>
+            <w:r>
+              <w:rPr>
+                <w:b/>
+                <w:sz w:val="19"/>
+              </w:rPr>
+              <w:t xml:space="preserve">Fire</w:t>
+            </w:r>
+          </w:p>
+        </w:tc>
+        <w:tc>
+          <w:tcPr/>
+          <w:p>
+            <w:pPr>
+              <w:pStyle w:val="Compact"/>
+              <w:jc w:val="left"/>
+            </w:pPr>
+            <w:r>
+              <w:rPr>
+                <w:sz w:val="19"/>
+              </w:rPr>
+              <w:t xml:space="preserve">—</w:t>
+            </w:r>
+          </w:p>
+        </w:tc>
+        <w:tc>
+          <w:tcPr/>
+          <w:p>
+            <w:pPr>
+              <w:pStyle w:val="Compact"/>
+              <w:jc w:val="left"/>
+            </w:pPr>
+            <w:r>
+              <w:rPr>
+                <w:sz w:val="19"/>
+              </w:rPr>
+              <w:t xml:space="preserve">1 each round in the flames</w:t>
+            </w:r>
+          </w:p>
+        </w:tc>
+        <w:tc>
+          <w:tcPr/>
+          <w:p>
+            <w:pPr>
+              <w:pStyle w:val="Compact"/>
+              <w:jc w:val="left"/>
+            </w:pPr>
+            <w:r>
+              <w:rPr>
+                <w:sz w:val="19"/>
+              </w:rPr>
+              <w:t xml:space="preserve">Burns</w:t>
+            </w:r>
+          </w:p>
+        </w:tc>
+      </w:tr>
+    </w:tbl>
+    <w:p>
+      <w:pPr>
+        <w:pStyle w:val="BodyText"/>
+      </w:pPr>
+      <w:r>
+        <w:rPr>
+          <w:bCs/>
+          <w:b/>
+        </w:rPr>
+        <w:t xml:space="preserve">Gunpowder</w:t>
+      </w:r>
+      <w:r>
+        <w:t xml:space="preserve"> </w:t>
+      </w:r>
+      <w:r>
+        <w:t xml:space="preserve">is common but slow. Anyone can carry a pistol or an arquebus, but reloading takes a</w:t>
+      </w:r>
+      <w:r>
+        <w:t xml:space="preserve"> </w:t>
+      </w:r>
+      <w:r>
+        <w:rPr>
+          <w:bCs/>
+          <w:b/>
+        </w:rPr>
         <w:t xml:space="preserve">full round</w:t>
       </w:r>
       <w:r>
@@ -9313,8 +10074,8 @@
         <w:t xml:space="preserve">To take someone down without killing them, use fists, a club, a grapple, or the Sleep cantrip.</w:t>
       </w:r>
     </w:p>
-    <w:bookmarkEnd w:id="56"/>
-    <w:bookmarkStart w:id="57" w:name="missiles-and-shot"/>
+    <w:bookmarkEnd w:id="57"/>
+    <w:bookmarkStart w:id="58" w:name="missiles-and-shot"/>
     <w:p>
       <w:pPr>
         <w:pStyle w:val="Heading2"/>
@@ -9697,7 +10458,7 @@
       <w:pPr>
         <w:numPr>
           <w:ilvl w:val="0"/>
-          <w:numId w:val="1011"/>
+          <w:numId w:val="1013"/>
         </w:numPr>
         <w:pStyle w:val="Compact"/>
       </w:pPr>
@@ -9719,7 +10480,7 @@
       <w:pPr>
         <w:numPr>
           <w:ilvl w:val="0"/>
-          <w:numId w:val="1011"/>
+          <w:numId w:val="1013"/>
         </w:numPr>
         <w:pStyle w:val="Compact"/>
       </w:pPr>
@@ -9741,7 +10502,7 @@
       <w:pPr>
         <w:numPr>
           <w:ilvl w:val="0"/>
-          <w:numId w:val="1011"/>
+          <w:numId w:val="1013"/>
         </w:numPr>
         <w:pStyle w:val="Compact"/>
       </w:pPr>
@@ -9759,9 +10520,9 @@
         <w:t xml:space="preserve">A natural 18 with this weapon also jams it: clearing it takes an action.</w:t>
       </w:r>
     </w:p>
-    <w:bookmarkEnd w:id="57"/>
     <w:bookmarkEnd w:id="58"/>
-    <w:bookmarkStart w:id="63" w:name="medical-care"/>
+    <w:bookmarkEnd w:id="59"/>
+    <w:bookmarkStart w:id="64" w:name="medical-care"/>
     <w:p>
       <w:pPr>
         <w:pStyle w:val="Heading1"/>
@@ -9794,7 +10555,7 @@
         <w:t xml:space="preserve">cantrip clears one box once per wound; it does not replace a healer’s care.</w:t>
       </w:r>
     </w:p>
-    <w:bookmarkStart w:id="59" w:name="diagnosis-and-stabilization"/>
+    <w:bookmarkStart w:id="60" w:name="diagnosis-and-stabilization"/>
     <w:p>
       <w:pPr>
         <w:pStyle w:val="Heading2"/>
@@ -9811,8 +10572,8 @@
         <w:t xml:space="preserve">Roll Medicine when the diagnosis is uncertain or an urgent treatment decision matters. Emergency stabilization takes one action and a successful Medicine roll with a healer’s satchel. It ends Dying and stops deterioration, but removes no boxes.</w:t>
       </w:r>
     </w:p>
-    <w:bookmarkEnd w:id="59"/>
-    <w:bookmarkStart w:id="60" w:name="field-treatment"/>
+    <w:bookmarkEnd w:id="60"/>
+    <w:bookmarkStart w:id="61" w:name="field-treatment"/>
     <w:p>
       <w:pPr>
         <w:pStyle w:val="Heading2"/>
@@ -9829,8 +10590,8 @@
         <w:t xml:space="preserve">With a healer’s satchel and several uninterrupted minutes, successful Medicine removes one injury box; success by 5 or more removes two. Each injury receives one field-treatment attempt; further attempts need changed circumstances.</w:t>
       </w:r>
     </w:p>
-    <w:bookmarkEnd w:id="60"/>
-    <w:bookmarkStart w:id="61" w:name="proper-care"/>
+    <w:bookmarkEnd w:id="61"/>
+    <w:bookmarkStart w:id="62" w:name="proper-care"/>
     <w:p>
       <w:pPr>
         <w:pStyle w:val="Heading2"/>
@@ -9847,8 +10608,8 @@
         <w:t xml:space="preserve">A temple infirmary or a master healer’s house grants +2 to Medicine. A successful treatment removes two boxes; success by 5 or more removes three. Allow the time the treatment requires.</w:t>
       </w:r>
     </w:p>
-    <w:bookmarkEnd w:id="61"/>
-    <w:bookmarkStart w:id="62" w:name="natural-recovery"/>
+    <w:bookmarkEnd w:id="62"/>
+    <w:bookmarkStart w:id="63" w:name="natural-recovery"/>
     <w:p>
       <w:pPr>
         <w:pStyle w:val="Heading2"/>
@@ -10033,9 +10794,9 @@
         <w:t xml:space="preserve">At three boxes, rest alone does nothing until someone has stabilized or treated you; after that, a week of rest in their care clears the first box. A successful treatment is faster. The times add up: from three boxes, rest alone takes about a week and a half to heal completely (a week, then three days, then a day).</w:t>
       </w:r>
     </w:p>
-    <w:bookmarkEnd w:id="62"/>
     <w:bookmarkEnd w:id="63"/>
-    <w:bookmarkStart w:id="69" w:name="magic"/>
+    <w:bookmarkEnd w:id="64"/>
+    <w:bookmarkStart w:id="70" w:name="magic"/>
     <w:p>
       <w:pPr>
         <w:pStyle w:val="Heading1"/>
@@ -10279,7 +11040,7 @@
         </w:tc>
       </w:tr>
     </w:tbl>
-    <w:bookmarkStart w:id="64" w:name="cantrips"/>
+    <w:bookmarkStart w:id="65" w:name="cantrips"/>
     <w:p>
       <w:pPr>
         <w:pStyle w:val="Heading2"/>
@@ -10660,8 +11421,8 @@
         <w:t xml:space="preserve">A failed cantrip marks a box of Corruption; a natural 18 marks two, or something answers that shouldn’t.</w:t>
       </w:r>
     </w:p>
-    <w:bookmarkEnd w:id="64"/>
-    <w:bookmarkStart w:id="65" w:name="rituals"/>
+    <w:bookmarkEnd w:id="65"/>
+    <w:bookmarkStart w:id="66" w:name="rituals"/>
     <w:p>
       <w:pPr>
         <w:pStyle w:val="Heading2"/>
@@ -10674,7 +11435,7 @@
       <w:pPr>
         <w:numPr>
           <w:ilvl w:val="0"/>
-          <w:numId w:val="1012"/>
+          <w:numId w:val="1014"/>
         </w:numPr>
         <w:pStyle w:val="Compact"/>
       </w:pPr>
@@ -10696,7 +11457,7 @@
       <w:pPr>
         <w:numPr>
           <w:ilvl w:val="0"/>
-          <w:numId w:val="1012"/>
+          <w:numId w:val="1014"/>
         </w:numPr>
         <w:pStyle w:val="Compact"/>
       </w:pPr>
@@ -10718,7 +11479,7 @@
       <w:pPr>
         <w:numPr>
           <w:ilvl w:val="0"/>
-          <w:numId w:val="1012"/>
+          <w:numId w:val="1014"/>
         </w:numPr>
         <w:pStyle w:val="Compact"/>
       </w:pPr>
@@ -10978,8 +11739,8 @@
         <w:t xml:space="preserve">The right materials, hour or place remove one segment.</w:t>
       </w:r>
     </w:p>
-    <w:bookmarkEnd w:id="65"/>
-    <w:bookmarkStart w:id="66" w:name="talismans"/>
+    <w:bookmarkEnd w:id="66"/>
+    <w:bookmarkStart w:id="67" w:name="talismans"/>
     <w:p>
       <w:pPr>
         <w:pStyle w:val="Heading2"/>
@@ -11009,8 +11770,8 @@
         <w:t xml:space="preserve">. Preparation is how slow magic wins a fast fight.</w:t>
       </w:r>
     </w:p>
-    <w:bookmarkEnd w:id="66"/>
-    <w:bookmarkStart w:id="67" w:name="magic-advancement"/>
+    <w:bookmarkEnd w:id="67"/>
+    <w:bookmarkStart w:id="68" w:name="magic-advancement"/>
     <w:p>
       <w:pPr>
         <w:pStyle w:val="Heading2"/>
@@ -11517,8 +12278,8 @@
         </w:tc>
       </w:tr>
     </w:tbl>
-    <w:bookmarkEnd w:id="67"/>
-    <w:bookmarkStart w:id="68" w:name="magic-in-the-shattered-crown"/>
+    <w:bookmarkEnd w:id="68"/>
+    <w:bookmarkStart w:id="69" w:name="magic-in-the-shattered-crown"/>
     <w:p>
       <w:pPr>
         <w:pStyle w:val="Heading2"/>
@@ -11818,9 +12579,9 @@
         </w:tc>
       </w:tr>
     </w:tbl>
-    <w:bookmarkEnd w:id="68"/>
     <w:bookmarkEnd w:id="69"/>
-    <w:bookmarkStart w:id="73" w:name="fortune-points-and-tracks"/>
+    <w:bookmarkEnd w:id="70"/>
+    <w:bookmarkStart w:id="74" w:name="fortune-points-and-tracks"/>
     <w:p>
       <w:pPr>
         <w:pStyle w:val="Heading1"/>
@@ -11829,7 +12590,7 @@
         <w:t xml:space="preserve">Fortune points and tracks</w:t>
       </w:r>
     </w:p>
-    <w:bookmarkStart w:id="70" w:name="using-fortune-points"/>
+    <w:bookmarkStart w:id="71" w:name="using-fortune-points"/>
     <w:p>
       <w:pPr>
         <w:pStyle w:val="Heading2"/>
@@ -12047,8 +12808,8 @@
         <w:t xml:space="preserve">Gain one point when one of your complications creates a meaningful problem you accept, including a companion complication. You can decline the proposed complication without penalty.</w:t>
       </w:r>
     </w:p>
-    <w:bookmarkEnd w:id="70"/>
-    <w:bookmarkStart w:id="71" w:name="troubles"/>
+    <w:bookmarkEnd w:id="71"/>
+    <w:bookmarkStart w:id="72" w:name="troubles"/>
     <w:p>
       <w:pPr>
         <w:pStyle w:val="Heading2"/>
@@ -12146,7 +12907,7 @@
       <w:pPr>
         <w:numPr>
           <w:ilvl w:val="0"/>
-          <w:numId w:val="1013"/>
+          <w:numId w:val="1015"/>
         </w:numPr>
         <w:pStyle w:val="Compact"/>
       </w:pPr>
@@ -12168,7 +12929,7 @@
       <w:pPr>
         <w:numPr>
           <w:ilvl w:val="0"/>
-          <w:numId w:val="1013"/>
+          <w:numId w:val="1015"/>
         </w:numPr>
         <w:pStyle w:val="Compact"/>
       </w:pPr>
@@ -12495,8 +13256,8 @@
         </w:tc>
       </w:tr>
     </w:tbl>
-    <w:bookmarkEnd w:id="71"/>
-    <w:bookmarkStart w:id="72" w:name="advancement"/>
+    <w:bookmarkEnd w:id="72"/>
+    <w:bookmarkStart w:id="73" w:name="advancement"/>
     <w:p>
       <w:pPr>
         <w:pStyle w:val="Heading2"/>
@@ -12533,7 +13294,7 @@
       <w:pPr>
         <w:numPr>
           <w:ilvl w:val="0"/>
-          <w:numId w:val="1014"/>
+          <w:numId w:val="1016"/>
         </w:numPr>
         <w:pStyle w:val="Compact"/>
       </w:pPr>
@@ -12594,7 +13355,7 @@
       <w:pPr>
         <w:numPr>
           <w:ilvl w:val="0"/>
-          <w:numId w:val="1014"/>
+          <w:numId w:val="1016"/>
         </w:numPr>
         <w:pStyle w:val="Compact"/>
       </w:pPr>
@@ -12940,9 +13701,9 @@
         <w:t xml:space="preserve">Magic and powers grow the same way, at the costs their chapters give.</w:t>
       </w:r>
     </w:p>
-    <w:bookmarkEnd w:id="72"/>
     <w:bookmarkEnd w:id="73"/>
-    <w:bookmarkStart w:id="76" w:name="running-ventures"/>
+    <w:bookmarkEnd w:id="74"/>
+    <w:bookmarkStart w:id="77" w:name="running-ventures"/>
     <w:p>
       <w:pPr>
         <w:pStyle w:val="Heading1"/>
@@ -12951,7 +13712,7 @@
         <w:t xml:space="preserve">Running ventures</w:t>
       </w:r>
     </w:p>
-    <w:bookmarkStart w:id="74" w:name="venture-seeds"/>
+    <w:bookmarkStart w:id="75" w:name="venture-seeds"/>
     <w:p>
       <w:pPr>
         <w:pStyle w:val="Heading2"/>
@@ -15183,8 +15944,8 @@
         </w:tc>
       </w:tr>
     </w:tbl>
-    <w:bookmarkEnd w:id="74"/>
-    <w:bookmarkStart w:id="75" w:name="the-chronicle"/>
+    <w:bookmarkEnd w:id="75"/>
+    <w:bookmarkStart w:id="76" w:name="the-chronicle"/>
     <w:p>
       <w:pPr>
         <w:pStyle w:val="Heading2"/>
@@ -15205,7 +15966,7 @@
       <w:pPr>
         <w:numPr>
           <w:ilvl w:val="0"/>
-          <w:numId w:val="1015"/>
+          <w:numId w:val="1017"/>
         </w:numPr>
         <w:pStyle w:val="Compact"/>
       </w:pPr>
@@ -15227,7 +15988,7 @@
       <w:pPr>
         <w:numPr>
           <w:ilvl w:val="0"/>
-          <w:numId w:val="1015"/>
+          <w:numId w:val="1017"/>
         </w:numPr>
         <w:pStyle w:val="Compact"/>
       </w:pPr>
@@ -15249,7 +16010,7 @@
       <w:pPr>
         <w:numPr>
           <w:ilvl w:val="0"/>
-          <w:numId w:val="1015"/>
+          <w:numId w:val="1017"/>
         </w:numPr>
         <w:pStyle w:val="Compact"/>
       </w:pPr>
@@ -15271,7 +16032,7 @@
       <w:pPr>
         <w:numPr>
           <w:ilvl w:val="0"/>
-          <w:numId w:val="1015"/>
+          <w:numId w:val="1017"/>
         </w:numPr>
         <w:pStyle w:val="Compact"/>
       </w:pPr>
@@ -15293,7 +16054,7 @@
       <w:pPr>
         <w:numPr>
           <w:ilvl w:val="0"/>
-          <w:numId w:val="1015"/>
+          <w:numId w:val="1017"/>
         </w:numPr>
         <w:pStyle w:val="Compact"/>
       </w:pPr>
@@ -15311,9 +16072,9 @@
         <w:t xml:space="preserve">After a significant venture, each character earns 1 advancement point; at a milestone, 2 more.</w:t>
       </w:r>
     </w:p>
-    <w:bookmarkEnd w:id="75"/>
     <w:bookmarkEnd w:id="76"/>
-    <w:bookmarkStart w:id="81" w:name="sorcery"/>
+    <w:bookmarkEnd w:id="77"/>
+    <w:bookmarkStart w:id="82" w:name="sorcery"/>
     <w:p>
       <w:pPr>
         <w:pStyle w:val="Heading1"/>
@@ -15443,7 +16204,7 @@
         <w:t xml:space="preserve">). Everyone else can resist it, fear it and pay for it.</w:t>
       </w:r>
     </w:p>
-    <w:bookmarkStart w:id="77" w:name="cantrips-1"/>
+    <w:bookmarkStart w:id="78" w:name="cantrips-1"/>
     <w:p>
       <w:pPr>
         <w:pStyle w:val="Heading2"/>
@@ -16316,7 +17077,7 @@
       <w:pPr>
         <w:numPr>
           <w:ilvl w:val="0"/>
-          <w:numId w:val="1016"/>
+          <w:numId w:val="1018"/>
         </w:numPr>
         <w:pStyle w:val="Compact"/>
       </w:pPr>
@@ -16354,7 +17115,7 @@
       <w:pPr>
         <w:numPr>
           <w:ilvl w:val="0"/>
-          <w:numId w:val="1016"/>
+          <w:numId w:val="1018"/>
         </w:numPr>
         <w:pStyle w:val="Compact"/>
       </w:pPr>
@@ -16408,7 +17169,7 @@
       <w:pPr>
         <w:numPr>
           <w:ilvl w:val="0"/>
-          <w:numId w:val="1016"/>
+          <w:numId w:val="1018"/>
         </w:numPr>
         <w:pStyle w:val="Compact"/>
       </w:pPr>
@@ -16426,8 +17187,8 @@
         <w:t xml:space="preserve">No swapping during a venture, unless the GM offers it as the reward for something remarkable (a demon’s bargain, a dying sorcerer’s last lesson).</w:t>
       </w:r>
     </w:p>
-    <w:bookmarkEnd w:id="77"/>
-    <w:bookmarkStart w:id="79" w:name="rituals-and-talismans"/>
+    <w:bookmarkEnd w:id="78"/>
+    <w:bookmarkStart w:id="80" w:name="rituals-and-talismans"/>
     <w:p>
       <w:pPr>
         <w:pStyle w:val="Heading2"/>
@@ -16759,7 +17520,7 @@
       <w:pPr>
         <w:numPr>
           <w:ilvl w:val="0"/>
-          <w:numId w:val="1017"/>
+          <w:numId w:val="1019"/>
         </w:numPr>
         <w:pStyle w:val="Compact"/>
       </w:pPr>
@@ -16781,7 +17542,7 @@
       <w:pPr>
         <w:numPr>
           <w:ilvl w:val="0"/>
-          <w:numId w:val="1017"/>
+          <w:numId w:val="1019"/>
         </w:numPr>
         <w:pStyle w:val="Compact"/>
       </w:pPr>
@@ -16803,7 +17564,7 @@
       <w:pPr>
         <w:numPr>
           <w:ilvl w:val="0"/>
-          <w:numId w:val="1017"/>
+          <w:numId w:val="1019"/>
         </w:numPr>
         <w:pStyle w:val="Compact"/>
       </w:pPr>
@@ -16821,7 +17582,7 @@
         <w:t xml:space="preserve">A finished ritual can be bound into a bone, a ring or a knotted cord and released by breaking it: Trained 2, Specialty 3, Expert 4 ready at once.</w:t>
       </w:r>
     </w:p>
-    <w:bookmarkStart w:id="78" w:name="enchantments"/>
+    <w:bookmarkStart w:id="79" w:name="enchantments"/>
     <w:p>
       <w:pPr>
         <w:pStyle w:val="Heading3"/>
@@ -17303,7 +18064,7 @@
       <w:pPr>
         <w:numPr>
           <w:ilvl w:val="0"/>
-          <w:numId w:val="1018"/>
+          <w:numId w:val="1020"/>
         </w:numPr>
         <w:pStyle w:val="Compact"/>
       </w:pPr>
@@ -17325,7 +18086,7 @@
       <w:pPr>
         <w:numPr>
           <w:ilvl w:val="0"/>
-          <w:numId w:val="1018"/>
+          <w:numId w:val="1020"/>
         </w:numPr>
         <w:pStyle w:val="Compact"/>
       </w:pPr>
@@ -17360,7 +18121,7 @@
       <w:pPr>
         <w:numPr>
           <w:ilvl w:val="0"/>
-          <w:numId w:val="1018"/>
+          <w:numId w:val="1020"/>
         </w:numPr>
         <w:pStyle w:val="Compact"/>
       </w:pPr>
@@ -17382,7 +18143,7 @@
       <w:pPr>
         <w:numPr>
           <w:ilvl w:val="0"/>
-          <w:numId w:val="1018"/>
+          <w:numId w:val="1020"/>
         </w:numPr>
         <w:pStyle w:val="Compact"/>
       </w:pPr>
@@ -17404,7 +18165,7 @@
       <w:pPr>
         <w:numPr>
           <w:ilvl w:val="0"/>
-          <w:numId w:val="1018"/>
+          <w:numId w:val="1020"/>
         </w:numPr>
         <w:pStyle w:val="Compact"/>
       </w:pPr>
@@ -17454,9 +18215,9 @@
         <w:t xml:space="preserve">(an item with a lasting Significant enchantment).</w:t>
       </w:r>
     </w:p>
-    <w:bookmarkEnd w:id="78"/>
     <w:bookmarkEnd w:id="79"/>
-    <w:bookmarkStart w:id="80" w:name="corruption"/>
+    <w:bookmarkEnd w:id="80"/>
+    <w:bookmarkStart w:id="81" w:name="corruption"/>
     <w:p>
       <w:pPr>
         <w:pStyle w:val="Heading2"/>
@@ -17875,9 +18636,9 @@
         <w:t xml:space="preserve">between ventures clears one box.</w:t>
       </w:r>
     </w:p>
-    <w:bookmarkEnd w:id="80"/>
     <w:bookmarkEnd w:id="81"/>
-    <w:bookmarkStart w:id="83" w:name="the-world"/>
+    <w:bookmarkEnd w:id="82"/>
+    <w:bookmarkStart w:id="84" w:name="the-world"/>
     <w:p>
       <w:pPr>
         <w:pStyle w:val="Heading1"/>
@@ -17898,7 +18659,7 @@
       <w:pPr>
         <w:numPr>
           <w:ilvl w:val="0"/>
-          <w:numId w:val="1019"/>
+          <w:numId w:val="1021"/>
         </w:numPr>
         <w:pStyle w:val="Compact"/>
       </w:pPr>
@@ -17949,7 +18710,7 @@
       <w:pPr>
         <w:numPr>
           <w:ilvl w:val="0"/>
-          <w:numId w:val="1019"/>
+          <w:numId w:val="1021"/>
         </w:numPr>
         <w:pStyle w:val="Compact"/>
       </w:pPr>
@@ -17971,7 +18732,7 @@
       <w:pPr>
         <w:numPr>
           <w:ilvl w:val="0"/>
-          <w:numId w:val="1019"/>
+          <w:numId w:val="1021"/>
         </w:numPr>
         <w:pStyle w:val="Compact"/>
       </w:pPr>
@@ -18009,7 +18770,7 @@
       <w:pPr>
         <w:numPr>
           <w:ilvl w:val="0"/>
-          <w:numId w:val="1019"/>
+          <w:numId w:val="1021"/>
         </w:numPr>
         <w:pStyle w:val="Compact"/>
       </w:pPr>
@@ -18031,7 +18792,7 @@
       <w:pPr>
         <w:numPr>
           <w:ilvl w:val="0"/>
-          <w:numId w:val="1019"/>
+          <w:numId w:val="1021"/>
         </w:numPr>
         <w:pStyle w:val="Compact"/>
       </w:pPr>
@@ -18053,7 +18814,7 @@
       <w:pPr>
         <w:numPr>
           <w:ilvl w:val="0"/>
-          <w:numId w:val="1019"/>
+          <w:numId w:val="1021"/>
         </w:numPr>
         <w:pStyle w:val="Compact"/>
       </w:pPr>
@@ -18071,7 +18832,7 @@
         <w:t xml:space="preserve">The empire’s blasted center, where the Crown broke. Nothing grows; shards and madmen are found there.</w:t>
       </w:r>
     </w:p>
-    <w:bookmarkStart w:id="82" w:name="powers"/>
+    <w:bookmarkStart w:id="83" w:name="powers"/>
     <w:p>
       <w:pPr>
         <w:pStyle w:val="Heading2"/>
@@ -18084,7 +18845,7 @@
       <w:pPr>
         <w:numPr>
           <w:ilvl w:val="0"/>
-          <w:numId w:val="1020"/>
+          <w:numId w:val="1022"/>
         </w:numPr>
         <w:pStyle w:val="Compact"/>
       </w:pPr>
@@ -18106,7 +18867,7 @@
       <w:pPr>
         <w:numPr>
           <w:ilvl w:val="0"/>
-          <w:numId w:val="1020"/>
+          <w:numId w:val="1022"/>
         </w:numPr>
         <w:pStyle w:val="Compact"/>
       </w:pPr>
@@ -18128,7 +18889,7 @@
       <w:pPr>
         <w:numPr>
           <w:ilvl w:val="0"/>
-          <w:numId w:val="1020"/>
+          <w:numId w:val="1022"/>
         </w:numPr>
         <w:pStyle w:val="Compact"/>
       </w:pPr>
@@ -18150,7 +18911,7 @@
       <w:pPr>
         <w:numPr>
           <w:ilvl w:val="0"/>
-          <w:numId w:val="1020"/>
+          <w:numId w:val="1022"/>
         </w:numPr>
         <w:pStyle w:val="Compact"/>
       </w:pPr>
@@ -18172,7 +18933,7 @@
       <w:pPr>
         <w:numPr>
           <w:ilvl w:val="0"/>
-          <w:numId w:val="1020"/>
+          <w:numId w:val="1022"/>
         </w:numPr>
         <w:pStyle w:val="Compact"/>
       </w:pPr>
@@ -18194,7 +18955,7 @@
       <w:pPr>
         <w:numPr>
           <w:ilvl w:val="0"/>
-          <w:numId w:val="1020"/>
+          <w:numId w:val="1022"/>
         </w:numPr>
         <w:pStyle w:val="Compact"/>
       </w:pPr>
@@ -18212,9 +18973,9 @@
         <w:t xml:space="preserve">Every city has one; they don’t all get along.</w:t>
       </w:r>
     </w:p>
-    <w:bookmarkEnd w:id="82"/>
     <w:bookmarkEnd w:id="83"/>
-    <w:bookmarkStart w:id="84" w:name="threats"/>
+    <w:bookmarkEnd w:id="84"/>
+    <w:bookmarkStart w:id="85" w:name="threats"/>
     <w:p>
       <w:pPr>
         <w:pStyle w:val="Heading1"/>
@@ -19592,8 +20353,8 @@
         <w:t xml:space="preserve">For a tougher version, add +1 to its targets and one box; for a weaker one, subtract.</w:t>
       </w:r>
     </w:p>
-    <w:bookmarkEnd w:id="84"/>
-    <w:bookmarkStart w:id="92" w:name="ready-made-characters"/>
+    <w:bookmarkEnd w:id="85"/>
+    <w:bookmarkStart w:id="93" w:name="ready-made-characters"/>
     <w:p>
       <w:pPr>
         <w:pStyle w:val="Heading1"/>
@@ -19610,7 +20371,7 @@
         <w:t xml:space="preserve">Characters ready to play, for one-shots, new players, or a group in a hurry. Each follows the creation rules exactly, and their connections tie them together. In the creator, choose one from the ready-made list to open it and make it your own.</w:t>
       </w:r>
     </w:p>
-    <w:bookmarkStart w:id="85" w:name="vessa-thorn"/>
+    <w:bookmarkStart w:id="86" w:name="vessa-thorn"/>
     <w:p>
       <w:pPr>
         <w:pStyle w:val="Heading2"/>
@@ -19635,378 +20396,6 @@
       </w:r>
       <w:r>
         <w:t xml:space="preserve">The best climber in the Gilded Cities, who stole a jewel from a sorcerer-prince and is only now learning it’s a shard of the Crown.</w:t>
-      </w:r>
-    </w:p>
-    <w:p>
-      <w:pPr>
-        <w:numPr>
-          <w:ilvl w:val="0"/>
-          <w:numId w:val="1021"/>
-        </w:numPr>
-        <w:pStyle w:val="Compact"/>
-      </w:pPr>
-      <w:r>
-        <w:rPr>
-          <w:bCs/>
-          <w:b/>
-        </w:rPr>
-        <w:t xml:space="preserve">Attributes:</w:t>
-      </w:r>
-      <w:r>
-        <w:t xml:space="preserve"> </w:t>
-      </w:r>
-      <w:r>
-        <w:t xml:space="preserve">Body 11, Agility 13, Intellect 11, Presence 12, Will 9.</w:t>
-      </w:r>
-      <w:r>
-        <w:t xml:space="preserve"> </w:t>
-      </w:r>
-      <w:r>
-        <w:rPr>
-          <w:bCs/>
-          <w:b/>
-        </w:rPr>
-        <w:t xml:space="preserve">Dodge</w:t>
-      </w:r>
-      <w:r>
-        <w:t xml:space="preserve"> </w:t>
-      </w:r>
-      <w:r>
-        <w:t xml:space="preserve">12.</w:t>
-      </w:r>
-    </w:p>
-    <w:p>
-      <w:pPr>
-        <w:numPr>
-          <w:ilvl w:val="0"/>
-          <w:numId w:val="1021"/>
-        </w:numPr>
-        <w:pStyle w:val="Compact"/>
-      </w:pPr>
-      <w:r>
-        <w:rPr>
-          <w:bCs/>
-          <w:b/>
-        </w:rPr>
-        <w:t xml:space="preserve">Skills:</w:t>
-      </w:r>
-      <w:r>
-        <w:t xml:space="preserve"> </w:t>
-      </w:r>
-      <w:r>
-        <w:t xml:space="preserve">Thievery 18 (Expert). Trained: Stealth 14, Deception 13, Persuasion 13, Athletics 12, Craft 12, Investigation 12, Melee 12, Read People 10.</w:t>
-      </w:r>
-    </w:p>
-    <w:p>
-      <w:pPr>
-        <w:numPr>
-          <w:ilvl w:val="0"/>
-          <w:numId w:val="1021"/>
-        </w:numPr>
-        <w:pStyle w:val="Compact"/>
-      </w:pPr>
-      <w:r>
-        <w:rPr>
-          <w:bCs/>
-          <w:b/>
-        </w:rPr>
-        <w:t xml:space="preserve">Edges:</w:t>
-      </w:r>
-      <w:r>
-        <w:t xml:space="preserve"> </w:t>
-      </w:r>
-      <w:r>
-        <w:t xml:space="preserve">+1 attribute point, Extra Trained skill, A friend; a friend: Old Marrow, a fence in the Gilded Cities who buys anything and asks nothing.</w:t>
-      </w:r>
-    </w:p>
-    <w:p>
-      <w:pPr>
-        <w:numPr>
-          <w:ilvl w:val="0"/>
-          <w:numId w:val="1021"/>
-        </w:numPr>
-        <w:pStyle w:val="Compact"/>
-      </w:pPr>
-      <w:r>
-        <w:rPr>
-          <w:bCs/>
-          <w:b/>
-        </w:rPr>
-        <w:t xml:space="preserve">Advantage:</w:t>
-      </w:r>
-      <w:r>
-        <w:t xml:space="preserve"> </w:t>
-      </w:r>
-      <w:r>
-        <w:t xml:space="preserve">Lockbreaker.</w:t>
-      </w:r>
-      <w:r>
-        <w:t xml:space="preserve"> </w:t>
-      </w:r>
-      <w:r>
-        <w:rPr>
-          <w:bCs/>
-          <w:b/>
-        </w:rPr>
-        <w:t xml:space="preserve">Complication:</w:t>
-      </w:r>
-      <w:r>
-        <w:t xml:space="preserve"> </w:t>
-      </w:r>
-      <w:r>
-        <w:t xml:space="preserve">Keeper of a Secret; trigger: a powerful figure asks what you know.</w:t>
-      </w:r>
-    </w:p>
-    <w:p>
-      <w:pPr>
-        <w:numPr>
-          <w:ilvl w:val="0"/>
-          <w:numId w:val="1021"/>
-        </w:numPr>
-        <w:pStyle w:val="Compact"/>
-      </w:pPr>
-      <w:r>
-        <w:rPr>
-          <w:bCs/>
-          <w:b/>
-        </w:rPr>
-        <w:t xml:space="preserve">What drives me:</w:t>
-      </w:r>
-      <w:r>
-        <w:t xml:space="preserve"> </w:t>
-      </w:r>
-      <w:r>
-        <w:t xml:space="preserve">Gold, and plenty of it. Everything else follows.</w:t>
-      </w:r>
-      <w:r>
-        <w:t xml:space="preserve"> </w:t>
-      </w:r>
-      <w:r>
-        <w:rPr>
-          <w:bCs/>
-          <w:b/>
-        </w:rPr>
-        <w:t xml:space="preserve">Connection:</w:t>
-      </w:r>
-      <w:r>
-        <w:t xml:space="preserve"> </w:t>
-      </w:r>
-      <w:r>
-        <w:t xml:space="preserve">Cinder was paid to kill her and didn’t. Neither of them has said why.</w:t>
-      </w:r>
-    </w:p>
-    <w:bookmarkEnd w:id="85"/>
-    <w:bookmarkStart w:id="86" w:name="ithrann"/>
-    <w:p>
-      <w:pPr>
-        <w:pStyle w:val="Heading2"/>
-      </w:pPr>
-      <w:r>
-        <w:t xml:space="preserve">Ithrann</w:t>
-      </w:r>
-    </w:p>
-    <w:p>
-      <w:pPr>
-        <w:pStyle w:val="FirstParagraph"/>
-      </w:pPr>
-      <w:r>
-        <w:rPr>
-          <w:iCs/>
-          <w:i/>
-        </w:rPr>
-        <w:t xml:space="preserve">Last scholar of Ssa’keth, Sorcerer. Serpent-kin (tier 2).</w:t>
-      </w:r>
-      <w:r>
-        <w:t xml:space="preserve"> </w:t>
-      </w:r>
-      <w:r>
-        <w:t xml:space="preserve">Keeper of a drowned serpent temple’s memory, searching the human kingdoms for its lost library.</w:t>
-      </w:r>
-    </w:p>
-    <w:p>
-      <w:pPr>
-        <w:numPr>
-          <w:ilvl w:val="0"/>
-          <w:numId w:val="1022"/>
-        </w:numPr>
-        <w:pStyle w:val="Compact"/>
-      </w:pPr>
-      <w:r>
-        <w:rPr>
-          <w:bCs/>
-          <w:b/>
-        </w:rPr>
-        <w:t xml:space="preserve">Attributes:</w:t>
-      </w:r>
-      <w:r>
-        <w:t xml:space="preserve"> </w:t>
-      </w:r>
-      <w:r>
-        <w:t xml:space="preserve">Body 9, Agility 12, Intellect 13, Presence 9, Will 13.</w:t>
-      </w:r>
-      <w:r>
-        <w:t xml:space="preserve"> </w:t>
-      </w:r>
-      <w:r>
-        <w:rPr>
-          <w:bCs/>
-          <w:b/>
-        </w:rPr>
-        <w:t xml:space="preserve">Dodge</w:t>
-      </w:r>
-      <w:r>
-        <w:t xml:space="preserve"> </w:t>
-      </w:r>
-      <w:r>
-        <w:t xml:space="preserve">11.</w:t>
-      </w:r>
-    </w:p>
-    <w:p>
-      <w:pPr>
-        <w:numPr>
-          <w:ilvl w:val="0"/>
-          <w:numId w:val="1022"/>
-        </w:numPr>
-        <w:pStyle w:val="Compact"/>
-      </w:pPr>
-      <w:r>
-        <w:rPr>
-          <w:bCs/>
-          <w:b/>
-        </w:rPr>
-        <w:t xml:space="preserve">Skills:</w:t>
-      </w:r>
-      <w:r>
-        <w:t xml:space="preserve"> </w:t>
-      </w:r>
-      <w:r>
-        <w:t xml:space="preserve">Sorcery 16 (Specialty). Trained: Healing 14, Investigation 14, Lore 14, Read People 14, Survival 14, Stealth 13, Athletics 10, Deception 10, Persuasion 10.</w:t>
-      </w:r>
-    </w:p>
-    <w:p>
-      <w:pPr>
-        <w:numPr>
-          <w:ilvl w:val="0"/>
-          <w:numId w:val="1022"/>
-        </w:numPr>
-        <w:pStyle w:val="Compact"/>
-      </w:pPr>
-      <w:r>
-        <w:rPr>
-          <w:bCs/>
-          <w:b/>
-        </w:rPr>
-        <w:t xml:space="preserve">Edges:</w:t>
-      </w:r>
-      <w:r>
-        <w:t xml:space="preserve"> </w:t>
-      </w:r>
-      <w:r>
-        <w:t xml:space="preserve">+1 attribute point.</w:t>
-      </w:r>
-    </w:p>
-    <w:p>
-      <w:pPr>
-        <w:numPr>
-          <w:ilvl w:val="0"/>
-          <w:numId w:val="1022"/>
-        </w:numPr>
-        <w:pStyle w:val="Compact"/>
-      </w:pPr>
-      <w:r>
-        <w:rPr>
-          <w:bCs/>
-          <w:b/>
-        </w:rPr>
-        <w:t xml:space="preserve">Advantage:</w:t>
-      </w:r>
-      <w:r>
-        <w:t xml:space="preserve"> </w:t>
-      </w:r>
-      <w:r>
-        <w:t xml:space="preserve">Venom (ancestry; companion: Hated Blood).</w:t>
-      </w:r>
-      <w:r>
-        <w:t xml:space="preserve"> </w:t>
-      </w:r>
-      <w:r>
-        <w:rPr>
-          <w:bCs/>
-          <w:b/>
-        </w:rPr>
-        <w:t xml:space="preserve">Complication:</w:t>
-      </w:r>
-      <w:r>
-        <w:t xml:space="preserve"> </w:t>
-      </w:r>
-      <w:r>
-        <w:t xml:space="preserve">Outcast; trigger: someone recognizes your exile mark.</w:t>
-      </w:r>
-    </w:p>
-    <w:p>
-      <w:pPr>
-        <w:numPr>
-          <w:ilvl w:val="0"/>
-          <w:numId w:val="1022"/>
-        </w:numPr>
-        <w:pStyle w:val="Compact"/>
-      </w:pPr>
-      <w:r>
-        <w:rPr>
-          <w:bCs/>
-          <w:b/>
-        </w:rPr>
-        <w:t xml:space="preserve">What drives me:</w:t>
-      </w:r>
-      <w:r>
-        <w:t xml:space="preserve"> </w:t>
-      </w:r>
-      <w:r>
-        <w:t xml:space="preserve">The old empire’s secrets are out there. I will read them.</w:t>
-      </w:r>
-      <w:r>
-        <w:t xml:space="preserve"> </w:t>
-      </w:r>
-      <w:r>
-        <w:rPr>
-          <w:bCs/>
-          <w:b/>
-        </w:rPr>
-        <w:t xml:space="preserve">Connection:</w:t>
-      </w:r>
-      <w:r>
-        <w:t xml:space="preserve"> </w:t>
-      </w:r>
-      <w:r>
-        <w:t xml:space="preserve">Oren Sael shelters Ithrann at his shrine when no inn will take a serpent-kin.</w:t>
-      </w:r>
-    </w:p>
-    <w:bookmarkEnd w:id="86"/>
-    <w:bookmarkStart w:id="87" w:name="nyx"/>
-    <w:p>
-      <w:pPr>
-        <w:pStyle w:val="Heading2"/>
-      </w:pPr>
-      <w:r>
-        <w:t xml:space="preserve">Nyx</w:t>
-      </w:r>
-    </w:p>
-    <w:p>
-      <w:pPr>
-        <w:pStyle w:val="FirstParagraph"/>
-      </w:pPr>
-      <w:r>
-        <w:rPr>
-          <w:iCs/>
-          <w:i/>
-        </w:rPr>
-        <w:t xml:space="preserve">Hedge-witch, Witch. Witch-blooded (tier 1).</w:t>
-      </w:r>
-      <w:r>
-        <w:t xml:space="preserve"> </w:t>
-      </w:r>
-      <w:r>
-        <w:t xml:space="preserve">Run out of her village with stones and torches; sells cures and curses to whoever pays.</w:t>
       </w:r>
     </w:p>
     <w:p>
@@ -20028,7 +20417,7 @@
         <w:t xml:space="preserve"> </w:t>
       </w:r>
       <w:r>
-        <w:t xml:space="preserve">Body 9, Agility 11, Intellect 11, Presence 11, Will 13.</w:t>
+        <w:t xml:space="preserve">Body 11, Agility 13, Intellect 11, Presence 12, Will 9.</w:t>
       </w:r>
       <w:r>
         <w:t xml:space="preserve"> </w:t>
@@ -20044,7 +20433,7 @@
         <w:t xml:space="preserve"> </w:t>
       </w:r>
       <w:r>
-        <w:t xml:space="preserve">10.</w:t>
+        <w:t xml:space="preserve">12.</w:t>
       </w:r>
     </w:p>
     <w:p>
@@ -20066,7 +20455,7 @@
         <w:t xml:space="preserve"> </w:t>
       </w:r>
       <w:r>
-        <w:t xml:space="preserve">Sorcery 16 (Specialty). Trained: Read People 14, Survival 14, Craft 12, Deception 12, Healing 12, Lore 12, Persuasion 12, Stealth 12, Tracking 12, Athletics 10.</w:t>
+        <w:t xml:space="preserve">Thievery 18 (Expert). Trained: Stealth 14, Deception 13, Persuasion 13, Athletics 12, Craft 12, Investigation 12, Melee 12, Read People 10.</w:t>
       </w:r>
     </w:p>
     <w:p>
@@ -20088,7 +20477,7 @@
         <w:t xml:space="preserve"> </w:t>
       </w:r>
       <w:r>
-        <w:t xml:space="preserve">Extra Trained skill, Extra Fortune.</w:t>
+        <w:t xml:space="preserve">+1 attribute point, Extra Trained skill, A friend; a friend: Old Marrow, a fence in the Gilded Cities who buys anything and asks nothing.</w:t>
       </w:r>
     </w:p>
     <w:p>
@@ -20110,7 +20499,7 @@
         <w:t xml:space="preserve"> </w:t>
       </w:r>
       <w:r>
-        <w:t xml:space="preserve">Herb-Wise.</w:t>
+        <w:t xml:space="preserve">Lockbreaker.</w:t>
       </w:r>
       <w:r>
         <w:t xml:space="preserve"> </w:t>
@@ -20126,7 +20515,7 @@
         <w:t xml:space="preserve"> </w:t>
       </w:r>
       <w:r>
-        <w:t xml:space="preserve">Debt to a Sorcerer; trigger: a raven arrives with a sealed message.</w:t>
+        <w:t xml:space="preserve">Keeper of a Secret; trigger: a powerful figure asks what you know.</w:t>
       </w:r>
     </w:p>
     <w:p>
@@ -20148,7 +20537,7 @@
         <w:t xml:space="preserve"> </w:t>
       </w:r>
       <w:r>
-        <w:t xml:space="preserve">Every day alive is a victory. I mean to have more of them.</w:t>
+        <w:t xml:space="preserve">Gold, and plenty of it. Everything else follows.</w:t>
       </w:r>
       <w:r>
         <w:t xml:space="preserve"> </w:t>
@@ -20164,17 +20553,17 @@
         <w:t xml:space="preserve"> </w:t>
       </w:r>
       <w:r>
-        <w:t xml:space="preserve">Gorrum carried her out of the burning village. He says he was just passing.</w:t>
-      </w:r>
-    </w:p>
-    <w:bookmarkEnd w:id="87"/>
-    <w:bookmarkStart w:id="88" w:name="gorrum-ironjaw"/>
+        <w:t xml:space="preserve">Cinder was paid to kill her and didn’t. Neither of them has said why.</w:t>
+      </w:r>
+    </w:p>
+    <w:bookmarkEnd w:id="86"/>
+    <w:bookmarkStart w:id="87" w:name="ithrann"/>
     <w:p>
       <w:pPr>
         <w:pStyle w:val="Heading2"/>
       </w:pPr>
       <w:r>
-        <w:t xml:space="preserve">Gorrum Ironjaw</w:t>
+        <w:t xml:space="preserve">Ithrann</w:t>
       </w:r>
     </w:p>
     <w:p>
@@ -20186,13 +20575,13 @@
           <w:iCs/>
           <w:i/>
         </w:rPr>
-        <w:t xml:space="preserve">Sergeant of the Iron Company, Sellsword. Giant-blooded (tier 2).</w:t>
-      </w:r>
-      <w:r>
-        <w:t xml:space="preserve"> </w:t>
-      </w:r>
-      <w:r>
-        <w:t xml:space="preserve">Twenty years with the Iron Company, a wheel-lock pistol he calls Thunder, and a soft spot for strays.</w:t>
+        <w:t xml:space="preserve">Last scholar of Ssa’keth, Sorcerer. Serpent-kin (tier 2).</w:t>
+      </w:r>
+      <w:r>
+        <w:t xml:space="preserve"> </w:t>
+      </w:r>
+      <w:r>
+        <w:t xml:space="preserve">Keeper of a drowned serpent temple’s memory, searching the human kingdoms for its lost library.</w:t>
       </w:r>
     </w:p>
     <w:p>
@@ -20214,7 +20603,7 @@
         <w:t xml:space="preserve"> </w:t>
       </w:r>
       <w:r>
-        <w:t xml:space="preserve">Body 15, Agility 10, Intellect 9, Presence 10, Will 11.</w:t>
+        <w:t xml:space="preserve">Body 9, Agility 12, Intellect 13, Presence 9, Will 13.</w:t>
       </w:r>
       <w:r>
         <w:t xml:space="preserve"> </w:t>
@@ -20230,7 +20619,7 @@
         <w:t xml:space="preserve"> </w:t>
       </w:r>
       <w:r>
-        <w:t xml:space="preserve">9.</w:t>
+        <w:t xml:space="preserve">11.</w:t>
       </w:r>
     </w:p>
     <w:p>
@@ -20252,7 +20641,7 @@
         <w:t xml:space="preserve"> </w:t>
       </w:r>
       <w:r>
-        <w:t xml:space="preserve">Melee 18 (Specialty). Trained: Athletics 16, Brawling 16, Read People 12, Survival 12, Leadership 11, Marksmanship 11, Persuasion 11, Riding 11, Healing 10.</w:t>
+        <w:t xml:space="preserve">Sorcery 16 (Specialty). Trained: Healing 14, Investigation 14, Lore 14, Read People 14, Survival 14, Stealth 13, Athletics 10, Deception 10, Persuasion 10.</w:t>
       </w:r>
     </w:p>
     <w:p>
@@ -20274,7 +20663,7 @@
         <w:t xml:space="preserve"> </w:t>
       </w:r>
       <w:r>
-        <w:t xml:space="preserve">Second advantage; second advantage: Shield-Wall.</w:t>
+        <w:t xml:space="preserve">+1 attribute point.</w:t>
       </w:r>
     </w:p>
     <w:p>
@@ -20296,7 +20685,7 @@
         <w:t xml:space="preserve"> </w:t>
       </w:r>
       <w:r>
-        <w:t xml:space="preserve">Battle-Hardened.</w:t>
+        <w:t xml:space="preserve">Venom (ancestry; companion: Hated Blood).</w:t>
       </w:r>
       <w:r>
         <w:t xml:space="preserve"> </w:t>
@@ -20312,7 +20701,7 @@
         <w:t xml:space="preserve"> </w:t>
       </w:r>
       <w:r>
-        <w:t xml:space="preserve">Old Rival; trigger: your rival arrives first.</w:t>
+        <w:t xml:space="preserve">Outcast; trigger: someone recognizes your exile mark.</w:t>
       </w:r>
     </w:p>
     <w:p>
@@ -20334,7 +20723,7 @@
         <w:t xml:space="preserve"> </w:t>
       </w:r>
       <w:r>
-        <w:t xml:space="preserve">I did terrible things. I mean to balance the scales.</w:t>
+        <w:t xml:space="preserve">The old empire’s secrets are out there. I will read them.</w:t>
       </w:r>
       <w:r>
         <w:t xml:space="preserve"> </w:t>
@@ -20350,17 +20739,17 @@
         <w:t xml:space="preserve"> </w:t>
       </w:r>
       <w:r>
-        <w:t xml:space="preserve">Nyx is the stray he carried out of the fire. He’d die before he’d say he cares.</w:t>
-      </w:r>
-    </w:p>
-    <w:bookmarkEnd w:id="88"/>
-    <w:bookmarkStart w:id="89" w:name="mira-saltwind"/>
+        <w:t xml:space="preserve">Oren Sael shelters Ithrann at his shrine when no inn will take a serpent-kin.</w:t>
+      </w:r>
+    </w:p>
+    <w:bookmarkEnd w:id="87"/>
+    <w:bookmarkStart w:id="88" w:name="nyx"/>
     <w:p>
       <w:pPr>
         <w:pStyle w:val="Heading2"/>
       </w:pPr>
       <w:r>
-        <w:t xml:space="preserve">Mira Saltwind</w:t>
+        <w:t xml:space="preserve">Nyx</w:t>
       </w:r>
     </w:p>
     <w:p>
@@ -20372,13 +20761,13 @@
           <w:iCs/>
           <w:i/>
         </w:rPr>
-        <w:t xml:space="preserve">Free captain, without a ship, Corsair. Islander (tier 0); Master.</w:t>
-      </w:r>
-      <w:r>
-        <w:t xml:space="preserve"> </w:t>
-      </w:r>
-      <w:r>
-        <w:t xml:space="preserve">Captain of the Kestrel until a sea-witch sank her. She kept her mother’s arquebus and her crew’s debts.</w:t>
+        <w:t xml:space="preserve">Hedge-witch, Witch. Witch-blooded (tier 1).</w:t>
+      </w:r>
+      <w:r>
+        <w:t xml:space="preserve"> </w:t>
+      </w:r>
+      <w:r>
+        <w:t xml:space="preserve">Run out of her village with stones and torches; sells cures and curses to whoever pays.</w:t>
       </w:r>
     </w:p>
     <w:p>
@@ -20400,7 +20789,7 @@
         <w:t xml:space="preserve"> </w:t>
       </w:r>
       <w:r>
-        <w:t xml:space="preserve">Body 11, Agility 13, Intellect 10, Presence 11, Will 11.</w:t>
+        <w:t xml:space="preserve">Body 9, Agility 11, Intellect 11, Presence 11, Will 13.</w:t>
       </w:r>
       <w:r>
         <w:t xml:space="preserve"> </w:t>
@@ -20416,7 +20805,7 @@
         <w:t xml:space="preserve"> </w:t>
       </w:r>
       <w:r>
-        <w:t xml:space="preserve">12.</w:t>
+        <w:t xml:space="preserve">10.</w:t>
       </w:r>
     </w:p>
     <w:p>
@@ -20438,7 +20827,7 @@
         <w:t xml:space="preserve"> </w:t>
       </w:r>
       <w:r>
-        <w:t xml:space="preserve">Sailing 18 (Expert). Trained: Marksmanship 14, Stealth 14, Athletics 12, Brawling 12, Melee 12, Persuasion 12, Read People 12, Survival 12.</w:t>
+        <w:t xml:space="preserve">Sorcery 16 (Specialty). Trained: Read People 14, Survival 14, Craft 12, Deception 12, Healing 12, Lore 12, Persuasion 12, Stealth 12, Tracking 12, Athletics 10.</w:t>
       </w:r>
     </w:p>
     <w:p>
@@ -20460,7 +20849,7 @@
         <w:t xml:space="preserve"> </w:t>
       </w:r>
       <w:r>
-        <w:t xml:space="preserve">+1 attribute point, Extra Trained skill, A fine weapon or tool; a fine tool: her mother’s arquebus, Widowmaker (+2 Marksmanship).</w:t>
+        <w:t xml:space="preserve">Extra Trained skill, Extra Fortune.</w:t>
       </w:r>
     </w:p>
     <w:p>
@@ -20482,7 +20871,7 @@
         <w:t xml:space="preserve"> </w:t>
       </w:r>
       <w:r>
-        <w:t xml:space="preserve">Sea Legs.</w:t>
+        <w:t xml:space="preserve">Herb-Wise.</w:t>
       </w:r>
       <w:r>
         <w:t xml:space="preserve"> </w:t>
@@ -20498,7 +20887,7 @@
         <w:t xml:space="preserve"> </w:t>
       </w:r>
       <w:r>
-        <w:t xml:space="preserve">Sworn Vengeance; trigger: news of where your enemy is.</w:t>
+        <w:t xml:space="preserve">Debt to a Sorcerer; trigger: a raven arrives with a sealed message.</w:t>
       </w:r>
     </w:p>
     <w:p>
@@ -20520,7 +20909,7 @@
         <w:t xml:space="preserve"> </w:t>
       </w:r>
       <w:r>
-        <w:t xml:space="preserve">Someone took everything from me. I mean to take it back, in blood.</w:t>
+        <w:t xml:space="preserve">Every day alive is a victory. I mean to have more of them.</w:t>
       </w:r>
       <w:r>
         <w:t xml:space="preserve"> </w:t>
@@ -20536,17 +20925,17 @@
         <w:t xml:space="preserve"> </w:t>
       </w:r>
       <w:r>
-        <w:t xml:space="preserve">Kara of the Long Winter owes her a life, and Mira means to collect.</w:t>
-      </w:r>
-    </w:p>
-    <w:bookmarkEnd w:id="89"/>
-    <w:bookmarkStart w:id="90" w:name="cinder"/>
+        <w:t xml:space="preserve">Gorrum carried her out of the burning village. He says he was just passing.</w:t>
+      </w:r>
+    </w:p>
+    <w:bookmarkEnd w:id="88"/>
+    <w:bookmarkStart w:id="89" w:name="gorrum-ironjaw"/>
     <w:p>
       <w:pPr>
         <w:pStyle w:val="Heading2"/>
       </w:pPr>
       <w:r>
-        <w:t xml:space="preserve">Cinder</w:t>
+        <w:t xml:space="preserve">Gorrum Ironjaw</w:t>
       </w:r>
     </w:p>
     <w:p>
@@ -20558,13 +20947,13 @@
           <w:iCs/>
           <w:i/>
         </w:rPr>
-        <w:t xml:space="preserve">Former blade of the Ash Guild, Assassin. Ashborn (tier 1).</w:t>
-      </w:r>
-      <w:r>
-        <w:t xml:space="preserve"> </w:t>
-      </w:r>
-      <w:r>
-        <w:t xml:space="preserve">Made by the Ash Guild into its best knife; ran the night they ordered a child’s death.</w:t>
+        <w:t xml:space="preserve">Sergeant of the Iron Company, Sellsword. Giant-blooded (tier 2).</w:t>
+      </w:r>
+      <w:r>
+        <w:t xml:space="preserve"> </w:t>
+      </w:r>
+      <w:r>
+        <w:t xml:space="preserve">Twenty years with the Iron Company, a wheel-lock pistol he calls Thunder, and a soft spot for strays.</w:t>
       </w:r>
     </w:p>
     <w:p>
@@ -20586,7 +20975,7 @@
         <w:t xml:space="preserve"> </w:t>
       </w:r>
       <w:r>
-        <w:t xml:space="preserve">Body 12, Agility 13, Intellect 11, Presence 9, Will 11.</w:t>
+        <w:t xml:space="preserve">Body 15, Agility 10, Intellect 9, Presence 10, Will 11.</w:t>
       </w:r>
       <w:r>
         <w:t xml:space="preserve"> </w:t>
@@ -20602,7 +20991,7 @@
         <w:t xml:space="preserve"> </w:t>
       </w:r>
       <w:r>
-        <w:t xml:space="preserve">12.</w:t>
+        <w:t xml:space="preserve">9.</w:t>
       </w:r>
     </w:p>
     <w:p>
@@ -20624,7 +21013,7 @@
         <w:t xml:space="preserve"> </w:t>
       </w:r>
       <w:r>
-        <w:t xml:space="preserve">Stealth 16 (Specialty). Trained: Marksmanship 14, Thievery 14, Athletics 13, Brawling 13, Melee 13, Craft 12, Investigation 12, Read People 12, Survival 12, Deception 10.</w:t>
+        <w:t xml:space="preserve">Melee 18 (Specialty). Trained: Athletics 16, Brawling 16, Read People 12, Survival 12, Leadership 11, Marksmanship 11, Persuasion 11, Riding 11, Healing 10.</w:t>
       </w:r>
     </w:p>
     <w:p>
@@ -20646,7 +21035,7 @@
         <w:t xml:space="preserve"> </w:t>
       </w:r>
       <w:r>
-        <w:t xml:space="preserve">+1 attribute point, Extra Trained skill.</w:t>
+        <w:t xml:space="preserve">Second advantage; second advantage: Shield-Wall.</w:t>
       </w:r>
     </w:p>
     <w:p>
@@ -20668,7 +21057,7 @@
         <w:t xml:space="preserve"> </w:t>
       </w:r>
       <w:r>
-        <w:t xml:space="preserve">Shadow-Walker.</w:t>
+        <w:t xml:space="preserve">Battle-Hardened.</w:t>
       </w:r>
       <w:r>
         <w:t xml:space="preserve"> </w:t>
@@ -20684,7 +21073,7 @@
         <w:t xml:space="preserve"> </w:t>
       </w:r>
       <w:r>
-        <w:t xml:space="preserve">Wanted; trigger: a bounty hunter takes the next room.</w:t>
+        <w:t xml:space="preserve">Old Rival; trigger: your rival arrives first.</w:t>
       </w:r>
     </w:p>
     <w:p>
@@ -20706,7 +21095,7 @@
         <w:t xml:space="preserve"> </w:t>
       </w:r>
       <w:r>
-        <w:t xml:space="preserve">No master, no chains, no one to answer to.</w:t>
+        <w:t xml:space="preserve">I did terrible things. I mean to balance the scales.</w:t>
       </w:r>
       <w:r>
         <w:t xml:space="preserve"> </w:t>
@@ -20722,17 +21111,17 @@
         <w:t xml:space="preserve"> </w:t>
       </w:r>
       <w:r>
-        <w:t xml:space="preserve">Vessa Thorn was their last contract. They let her live and have been running ever since.</w:t>
-      </w:r>
-    </w:p>
-    <w:bookmarkEnd w:id="90"/>
-    <w:bookmarkStart w:id="91" w:name="oren-sael"/>
+        <w:t xml:space="preserve">Nyx is the stray he carried out of the fire. He’d die before he’d say he cares.</w:t>
+      </w:r>
+    </w:p>
+    <w:bookmarkEnd w:id="89"/>
+    <w:bookmarkStart w:id="90" w:name="mira-saltwind"/>
     <w:p>
       <w:pPr>
         <w:pStyle w:val="Heading2"/>
       </w:pPr>
       <w:r>
-        <w:t xml:space="preserve">Oren Sael</w:t>
+        <w:t xml:space="preserve">Mira Saltwind</w:t>
       </w:r>
     </w:p>
     <w:p>
@@ -20744,13 +21133,13 @@
           <w:iCs/>
           <w:i/>
         </w:rPr>
-        <w:t xml:space="preserve">Keeper of the Last Shrine, Priest. Sand-born (tier 0).</w:t>
-      </w:r>
-      <w:r>
-        <w:t xml:space="preserve"> </w:t>
-      </w:r>
-      <w:r>
-        <w:t xml:space="preserve">The last priest of Haddu, god of wells, who keeps a shrine no caravan visits and a flame that is going out.</w:t>
+        <w:t xml:space="preserve">Free captain, without a ship, Corsair. Islander (tier 0); Master.</w:t>
+      </w:r>
+      <w:r>
+        <w:t xml:space="preserve"> </w:t>
+      </w:r>
+      <w:r>
+        <w:t xml:space="preserve">Captain of the Kestrel until a sea-witch sank her. She kept her mother’s arquebus and her crew’s debts.</w:t>
       </w:r>
     </w:p>
     <w:p>
@@ -20772,7 +21161,7 @@
         <w:t xml:space="preserve"> </w:t>
       </w:r>
       <w:r>
-        <w:t xml:space="preserve">Body 10, Agility 10, Intellect 11, Presence 13, Will 13.</w:t>
+        <w:t xml:space="preserve">Body 11, Agility 13, Intellect 10, Presence 11, Will 11.</w:t>
       </w:r>
       <w:r>
         <w:t xml:space="preserve"> </w:t>
@@ -20788,7 +21177,7 @@
         <w:t xml:space="preserve"> </w:t>
       </w:r>
       <w:r>
-        <w:t xml:space="preserve">9.</w:t>
+        <w:t xml:space="preserve">12.</w:t>
       </w:r>
     </w:p>
     <w:p>
@@ -20810,7 +21199,7 @@
         <w:t xml:space="preserve"> </w:t>
       </w:r>
       <w:r>
-        <w:t xml:space="preserve">Persuasion 16 (Specialty). Trained: Leadership 14, Read People 14, Survival 14, Healing 12, Investigation 12, Lore 12, Athletics 11, Melee 11, Riding 11.</w:t>
+        <w:t xml:space="preserve">Sailing 18 (Expert). Trained: Marksmanship 14, Stealth 14, Athletics 12, Brawling 12, Melee 12, Persuasion 12, Read People 12, Survival 12.</w:t>
       </w:r>
     </w:p>
     <w:p>
@@ -20832,7 +21221,7 @@
         <w:t xml:space="preserve"> </w:t>
       </w:r>
       <w:r>
-        <w:t xml:space="preserve">+1 attribute point ×2, A friend; a friend: Yusra, the last caravan-master who still stops at the shrine.</w:t>
+        <w:t xml:space="preserve">+1 attribute point, Extra Trained skill, A fine weapon or tool; a fine tool: her mother’s arquebus, Widowmaker (+2 Marksmanship).</w:t>
       </w:r>
     </w:p>
     <w:p>
@@ -20854,7 +21243,7 @@
         <w:t xml:space="preserve"> </w:t>
       </w:r>
       <w:r>
-        <w:t xml:space="preserve">Iron Will.</w:t>
+        <w:t xml:space="preserve">Sea Legs.</w:t>
       </w:r>
       <w:r>
         <w:t xml:space="preserve"> </w:t>
@@ -20870,7 +21259,7 @@
         <w:t xml:space="preserve"> </w:t>
       </w:r>
       <w:r>
-        <w:t xml:space="preserve">Oath-Bound; trigger: keeping the vow means abandoning the plan.</w:t>
+        <w:t xml:space="preserve">Sworn Vengeance; trigger: news of where your enemy is.</w:t>
       </w:r>
     </w:p>
     <w:p>
@@ -20892,7 +21281,7 @@
         <w:t xml:space="preserve"> </w:t>
       </w:r>
       <w:r>
-        <w:t xml:space="preserve">My god is dying. Someone has to keep the flame.</w:t>
+        <w:t xml:space="preserve">Someone took everything from me. I mean to take it back, in blood.</w:t>
       </w:r>
       <w:r>
         <w:t xml:space="preserve"> </w:t>
@@ -20908,12 +21297,384 @@
         <w:t xml:space="preserve"> </w:t>
       </w:r>
       <w:r>
+        <w:t xml:space="preserve">Kara of the Long Winter owes her a life, and Mira means to collect.</w:t>
+      </w:r>
+    </w:p>
+    <w:bookmarkEnd w:id="90"/>
+    <w:bookmarkStart w:id="91" w:name="cinder"/>
+    <w:p>
+      <w:pPr>
+        <w:pStyle w:val="Heading2"/>
+      </w:pPr>
+      <w:r>
+        <w:t xml:space="preserve">Cinder</w:t>
+      </w:r>
+    </w:p>
+    <w:p>
+      <w:pPr>
+        <w:pStyle w:val="FirstParagraph"/>
+      </w:pPr>
+      <w:r>
+        <w:rPr>
+          <w:iCs/>
+          <w:i/>
+        </w:rPr>
+        <w:t xml:space="preserve">Former blade of the Ash Guild, Assassin. Ashborn (tier 1).</w:t>
+      </w:r>
+      <w:r>
+        <w:t xml:space="preserve"> </w:t>
+      </w:r>
+      <w:r>
+        <w:t xml:space="preserve">Made by the Ash Guild into its best knife; ran the night they ordered a child’s death.</w:t>
+      </w:r>
+    </w:p>
+    <w:p>
+      <w:pPr>
+        <w:numPr>
+          <w:ilvl w:val="0"/>
+          <w:numId w:val="1028"/>
+        </w:numPr>
+        <w:pStyle w:val="Compact"/>
+      </w:pPr>
+      <w:r>
+        <w:rPr>
+          <w:bCs/>
+          <w:b/>
+        </w:rPr>
+        <w:t xml:space="preserve">Attributes:</w:t>
+      </w:r>
+      <w:r>
+        <w:t xml:space="preserve"> </w:t>
+      </w:r>
+      <w:r>
+        <w:t xml:space="preserve">Body 12, Agility 13, Intellect 11, Presence 9, Will 11.</w:t>
+      </w:r>
+      <w:r>
+        <w:t xml:space="preserve"> </w:t>
+      </w:r>
+      <w:r>
+        <w:rPr>
+          <w:bCs/>
+          <w:b/>
+        </w:rPr>
+        <w:t xml:space="preserve">Dodge</w:t>
+      </w:r>
+      <w:r>
+        <w:t xml:space="preserve"> </w:t>
+      </w:r>
+      <w:r>
+        <w:t xml:space="preserve">12.</w:t>
+      </w:r>
+    </w:p>
+    <w:p>
+      <w:pPr>
+        <w:numPr>
+          <w:ilvl w:val="0"/>
+          <w:numId w:val="1028"/>
+        </w:numPr>
+        <w:pStyle w:val="Compact"/>
+      </w:pPr>
+      <w:r>
+        <w:rPr>
+          <w:bCs/>
+          <w:b/>
+        </w:rPr>
+        <w:t xml:space="preserve">Skills:</w:t>
+      </w:r>
+      <w:r>
+        <w:t xml:space="preserve"> </w:t>
+      </w:r>
+      <w:r>
+        <w:t xml:space="preserve">Stealth 16 (Specialty). Trained: Marksmanship 14, Thievery 14, Athletics 13, Brawling 13, Melee 13, Craft 12, Investigation 12, Read People 12, Survival 12, Deception 10.</w:t>
+      </w:r>
+    </w:p>
+    <w:p>
+      <w:pPr>
+        <w:numPr>
+          <w:ilvl w:val="0"/>
+          <w:numId w:val="1028"/>
+        </w:numPr>
+        <w:pStyle w:val="Compact"/>
+      </w:pPr>
+      <w:r>
+        <w:rPr>
+          <w:bCs/>
+          <w:b/>
+        </w:rPr>
+        <w:t xml:space="preserve">Edges:</w:t>
+      </w:r>
+      <w:r>
+        <w:t xml:space="preserve"> </w:t>
+      </w:r>
+      <w:r>
+        <w:t xml:space="preserve">+1 attribute point, Extra Trained skill.</w:t>
+      </w:r>
+    </w:p>
+    <w:p>
+      <w:pPr>
+        <w:numPr>
+          <w:ilvl w:val="0"/>
+          <w:numId w:val="1028"/>
+        </w:numPr>
+        <w:pStyle w:val="Compact"/>
+      </w:pPr>
+      <w:r>
+        <w:rPr>
+          <w:bCs/>
+          <w:b/>
+        </w:rPr>
+        <w:t xml:space="preserve">Advantage:</w:t>
+      </w:r>
+      <w:r>
+        <w:t xml:space="preserve"> </w:t>
+      </w:r>
+      <w:r>
+        <w:t xml:space="preserve">Shadow-Walker.</w:t>
+      </w:r>
+      <w:r>
+        <w:t xml:space="preserve"> </w:t>
+      </w:r>
+      <w:r>
+        <w:rPr>
+          <w:bCs/>
+          <w:b/>
+        </w:rPr>
+        <w:t xml:space="preserve">Complication:</w:t>
+      </w:r>
+      <w:r>
+        <w:t xml:space="preserve"> </w:t>
+      </w:r>
+      <w:r>
+        <w:t xml:space="preserve">Wanted; trigger: a bounty hunter takes the next room.</w:t>
+      </w:r>
+    </w:p>
+    <w:p>
+      <w:pPr>
+        <w:numPr>
+          <w:ilvl w:val="0"/>
+          <w:numId w:val="1028"/>
+        </w:numPr>
+        <w:pStyle w:val="Compact"/>
+      </w:pPr>
+      <w:r>
+        <w:rPr>
+          <w:bCs/>
+          <w:b/>
+        </w:rPr>
+        <w:t xml:space="preserve">What drives me:</w:t>
+      </w:r>
+      <w:r>
+        <w:t xml:space="preserve"> </w:t>
+      </w:r>
+      <w:r>
+        <w:t xml:space="preserve">No master, no chains, no one to answer to.</w:t>
+      </w:r>
+      <w:r>
+        <w:t xml:space="preserve"> </w:t>
+      </w:r>
+      <w:r>
+        <w:rPr>
+          <w:bCs/>
+          <w:b/>
+        </w:rPr>
+        <w:t xml:space="preserve">Connection:</w:t>
+      </w:r>
+      <w:r>
+        <w:t xml:space="preserve"> </w:t>
+      </w:r>
+      <w:r>
+        <w:t xml:space="preserve">Vessa Thorn was their last contract. They let her live and have been running ever since.</w:t>
+      </w:r>
+    </w:p>
+    <w:bookmarkEnd w:id="91"/>
+    <w:bookmarkStart w:id="92" w:name="oren-sael"/>
+    <w:p>
+      <w:pPr>
+        <w:pStyle w:val="Heading2"/>
+      </w:pPr>
+      <w:r>
+        <w:t xml:space="preserve">Oren Sael</w:t>
+      </w:r>
+    </w:p>
+    <w:p>
+      <w:pPr>
+        <w:pStyle w:val="FirstParagraph"/>
+      </w:pPr>
+      <w:r>
+        <w:rPr>
+          <w:iCs/>
+          <w:i/>
+        </w:rPr>
+        <w:t xml:space="preserve">Keeper of the Last Shrine, Priest. Sand-born (tier 0).</w:t>
+      </w:r>
+      <w:r>
+        <w:t xml:space="preserve"> </w:t>
+      </w:r>
+      <w:r>
+        <w:t xml:space="preserve">The last priest of Haddu, god of wells, who keeps a shrine no caravan visits and a flame that is going out.</w:t>
+      </w:r>
+    </w:p>
+    <w:p>
+      <w:pPr>
+        <w:numPr>
+          <w:ilvl w:val="0"/>
+          <w:numId w:val="1029"/>
+        </w:numPr>
+        <w:pStyle w:val="Compact"/>
+      </w:pPr>
+      <w:r>
+        <w:rPr>
+          <w:bCs/>
+          <w:b/>
+        </w:rPr>
+        <w:t xml:space="preserve">Attributes:</w:t>
+      </w:r>
+      <w:r>
+        <w:t xml:space="preserve"> </w:t>
+      </w:r>
+      <w:r>
+        <w:t xml:space="preserve">Body 10, Agility 10, Intellect 11, Presence 13, Will 13.</w:t>
+      </w:r>
+      <w:r>
+        <w:t xml:space="preserve"> </w:t>
+      </w:r>
+      <w:r>
+        <w:rPr>
+          <w:bCs/>
+          <w:b/>
+        </w:rPr>
+        <w:t xml:space="preserve">Dodge</w:t>
+      </w:r>
+      <w:r>
+        <w:t xml:space="preserve"> </w:t>
+      </w:r>
+      <w:r>
+        <w:t xml:space="preserve">9.</w:t>
+      </w:r>
+    </w:p>
+    <w:p>
+      <w:pPr>
+        <w:numPr>
+          <w:ilvl w:val="0"/>
+          <w:numId w:val="1029"/>
+        </w:numPr>
+        <w:pStyle w:val="Compact"/>
+      </w:pPr>
+      <w:r>
+        <w:rPr>
+          <w:bCs/>
+          <w:b/>
+        </w:rPr>
+        <w:t xml:space="preserve">Skills:</w:t>
+      </w:r>
+      <w:r>
+        <w:t xml:space="preserve"> </w:t>
+      </w:r>
+      <w:r>
+        <w:t xml:space="preserve">Persuasion 16 (Specialty). Trained: Leadership 14, Read People 14, Survival 14, Healing 12, Investigation 12, Lore 12, Athletics 11, Melee 11, Riding 11.</w:t>
+      </w:r>
+    </w:p>
+    <w:p>
+      <w:pPr>
+        <w:numPr>
+          <w:ilvl w:val="0"/>
+          <w:numId w:val="1029"/>
+        </w:numPr>
+        <w:pStyle w:val="Compact"/>
+      </w:pPr>
+      <w:r>
+        <w:rPr>
+          <w:bCs/>
+          <w:b/>
+        </w:rPr>
+        <w:t xml:space="preserve">Edges:</w:t>
+      </w:r>
+      <w:r>
+        <w:t xml:space="preserve"> </w:t>
+      </w:r>
+      <w:r>
+        <w:t xml:space="preserve">+1 attribute point ×2, A friend; a friend: Yusra, the last caravan-master who still stops at the shrine.</w:t>
+      </w:r>
+    </w:p>
+    <w:p>
+      <w:pPr>
+        <w:numPr>
+          <w:ilvl w:val="0"/>
+          <w:numId w:val="1029"/>
+        </w:numPr>
+        <w:pStyle w:val="Compact"/>
+      </w:pPr>
+      <w:r>
+        <w:rPr>
+          <w:bCs/>
+          <w:b/>
+        </w:rPr>
+        <w:t xml:space="preserve">Advantage:</w:t>
+      </w:r>
+      <w:r>
+        <w:t xml:space="preserve"> </w:t>
+      </w:r>
+      <w:r>
+        <w:t xml:space="preserve">Iron Will.</w:t>
+      </w:r>
+      <w:r>
+        <w:t xml:space="preserve"> </w:t>
+      </w:r>
+      <w:r>
+        <w:rPr>
+          <w:bCs/>
+          <w:b/>
+        </w:rPr>
+        <w:t xml:space="preserve">Complication:</w:t>
+      </w:r>
+      <w:r>
+        <w:t xml:space="preserve"> </w:t>
+      </w:r>
+      <w:r>
+        <w:t xml:space="preserve">Oath-Bound; trigger: keeping the vow means abandoning the plan.</w:t>
+      </w:r>
+    </w:p>
+    <w:p>
+      <w:pPr>
+        <w:numPr>
+          <w:ilvl w:val="0"/>
+          <w:numId w:val="1029"/>
+        </w:numPr>
+        <w:pStyle w:val="Compact"/>
+      </w:pPr>
+      <w:r>
+        <w:rPr>
+          <w:bCs/>
+          <w:b/>
+        </w:rPr>
+        <w:t xml:space="preserve">What drives me:</w:t>
+      </w:r>
+      <w:r>
+        <w:t xml:space="preserve"> </w:t>
+      </w:r>
+      <w:r>
+        <w:t xml:space="preserve">My god is dying. Someone has to keep the flame.</w:t>
+      </w:r>
+      <w:r>
+        <w:t xml:space="preserve"> </w:t>
+      </w:r>
+      <w:r>
+        <w:rPr>
+          <w:bCs/>
+          <w:b/>
+        </w:rPr>
+        <w:t xml:space="preserve">Connection:</w:t>
+      </w:r>
+      <w:r>
+        <w:t xml:space="preserve"> </w:t>
+      </w:r>
+      <w:r>
         <w:t xml:space="preserve">Ithrann sleeps at his shrine. Oren hopes the serpent-kin’s books hold a cure for a dying god.</w:t>
       </w:r>
     </w:p>
-    <w:bookmarkEnd w:id="91"/>
     <w:bookmarkEnd w:id="92"/>
-    <w:bookmarkStart w:id="93" w:name="advantages"/>
+    <w:bookmarkEnd w:id="93"/>
+    <w:bookmarkStart w:id="94" w:name="advantages"/>
     <w:p>
       <w:pPr>
         <w:pStyle w:val="Heading1"/>
@@ -21761,8 +22522,8 @@
         <w:t xml:space="preserve">too, or the gift has nothing to work with.</w:t>
       </w:r>
     </w:p>
-    <w:bookmarkEnd w:id="93"/>
-    <w:bookmarkStart w:id="108" w:name="ancestries"/>
+    <w:bookmarkEnd w:id="94"/>
+    <w:bookmarkStart w:id="109" w:name="ancestries"/>
     <w:p>
       <w:pPr>
         <w:pStyle w:val="Heading1"/>
@@ -22689,7 +23450,7 @@
         </w:tc>
       </w:tr>
     </w:tbl>
-    <w:bookmarkStart w:id="94" w:name="shared-rules"/>
+    <w:bookmarkStart w:id="95" w:name="shared-rules"/>
     <w:p>
       <w:pPr>
         <w:pStyle w:val="Heading2"/>
@@ -22891,8 +23652,8 @@
         </w:tc>
       </w:tr>
     </w:tbl>
-    <w:bookmarkEnd w:id="94"/>
-    <w:bookmarkStart w:id="95" w:name="crownlander"/>
+    <w:bookmarkEnd w:id="95"/>
+    <w:bookmarkStart w:id="96" w:name="crownlander"/>
     <w:p>
       <w:pPr>
         <w:pStyle w:val="Heading2"/>
@@ -23205,8 +23966,8 @@
         </w:tc>
       </w:tr>
     </w:tbl>
-    <w:bookmarkEnd w:id="95"/>
-    <w:bookmarkStart w:id="96" w:name="islander"/>
+    <w:bookmarkEnd w:id="96"/>
+    <w:bookmarkStart w:id="97" w:name="islander"/>
     <w:p>
       <w:pPr>
         <w:pStyle w:val="Heading2"/>
@@ -23519,8 +24280,8 @@
         </w:tc>
       </w:tr>
     </w:tbl>
-    <w:bookmarkEnd w:id="96"/>
-    <w:bookmarkStart w:id="97" w:name="northlander"/>
+    <w:bookmarkEnd w:id="97"/>
+    <w:bookmarkStart w:id="98" w:name="northlander"/>
     <w:p>
       <w:pPr>
         <w:pStyle w:val="Heading2"/>
@@ -23833,8 +24594,8 @@
         </w:tc>
       </w:tr>
     </w:tbl>
-    <w:bookmarkEnd w:id="97"/>
-    <w:bookmarkStart w:id="98" w:name="sand-born"/>
+    <w:bookmarkEnd w:id="98"/>
+    <w:bookmarkStart w:id="99" w:name="sand-born"/>
     <w:p>
       <w:pPr>
         <w:pStyle w:val="Heading2"/>
@@ -24147,8 +24908,8 @@
         </w:tc>
       </w:tr>
     </w:tbl>
-    <w:bookmarkEnd w:id="98"/>
-    <w:bookmarkStart w:id="99" w:name="ashborn"/>
+    <w:bookmarkEnd w:id="99"/>
+    <w:bookmarkStart w:id="100" w:name="ashborn"/>
     <w:p>
       <w:pPr>
         <w:pStyle w:val="Heading2"/>
@@ -24193,7 +24954,7 @@
       <w:pPr>
         <w:numPr>
           <w:ilvl w:val="0"/>
-          <w:numId w:val="1028"/>
+          <w:numId w:val="1030"/>
         </w:numPr>
         <w:pStyle w:val="Compact"/>
       </w:pPr>
@@ -24485,8 +25246,8 @@
         </w:tc>
       </w:tr>
     </w:tbl>
-    <w:bookmarkEnd w:id="99"/>
-    <w:bookmarkStart w:id="100" w:name="deepkin"/>
+    <w:bookmarkEnd w:id="100"/>
+    <w:bookmarkStart w:id="101" w:name="deepkin"/>
     <w:p>
       <w:pPr>
         <w:pStyle w:val="Heading2"/>
@@ -24531,7 +25292,7 @@
       <w:pPr>
         <w:numPr>
           <w:ilvl w:val="0"/>
-          <w:numId w:val="1029"/>
+          <w:numId w:val="1031"/>
         </w:numPr>
         <w:pStyle w:val="Compact"/>
       </w:pPr>
@@ -24543,7 +25304,7 @@
       <w:pPr>
         <w:numPr>
           <w:ilvl w:val="0"/>
-          <w:numId w:val="1029"/>
+          <w:numId w:val="1031"/>
         </w:numPr>
         <w:pStyle w:val="Compact"/>
       </w:pPr>
@@ -24835,8 +25596,8 @@
         </w:tc>
       </w:tr>
     </w:tbl>
-    <w:bookmarkEnd w:id="100"/>
-    <w:bookmarkStart w:id="101" w:name="witch-blooded"/>
+    <w:bookmarkEnd w:id="101"/>
+    <w:bookmarkStart w:id="102" w:name="witch-blooded"/>
     <w:p>
       <w:pPr>
         <w:pStyle w:val="Heading2"/>
@@ -24881,7 +25642,7 @@
       <w:pPr>
         <w:numPr>
           <w:ilvl w:val="0"/>
-          <w:numId w:val="1030"/>
+          <w:numId w:val="1032"/>
         </w:numPr>
         <w:pStyle w:val="Compact"/>
       </w:pPr>
@@ -24893,7 +25654,7 @@
       <w:pPr>
         <w:numPr>
           <w:ilvl w:val="0"/>
-          <w:numId w:val="1030"/>
+          <w:numId w:val="1032"/>
         </w:numPr>
         <w:pStyle w:val="Compact"/>
       </w:pPr>
@@ -25203,8 +25964,8 @@
         </w:tc>
       </w:tr>
     </w:tbl>
-    <w:bookmarkEnd w:id="101"/>
-    <w:bookmarkStart w:id="102" w:name="demon-marked"/>
+    <w:bookmarkEnd w:id="102"/>
+    <w:bookmarkStart w:id="103" w:name="demon-marked"/>
     <w:p>
       <w:pPr>
         <w:pStyle w:val="Heading2"/>
@@ -25249,7 +26010,7 @@
       <w:pPr>
         <w:numPr>
           <w:ilvl w:val="0"/>
-          <w:numId w:val="1031"/>
+          <w:numId w:val="1033"/>
         </w:numPr>
         <w:pStyle w:val="Compact"/>
       </w:pPr>
@@ -25261,7 +26022,7 @@
       <w:pPr>
         <w:numPr>
           <w:ilvl w:val="0"/>
-          <w:numId w:val="1031"/>
+          <w:numId w:val="1033"/>
         </w:numPr>
         <w:pStyle w:val="Compact"/>
       </w:pPr>
@@ -25553,8 +26314,8 @@
         </w:tc>
       </w:tr>
     </w:tbl>
-    <w:bookmarkEnd w:id="102"/>
-    <w:bookmarkStart w:id="103" w:name="giant-blooded"/>
+    <w:bookmarkEnd w:id="103"/>
+    <w:bookmarkStart w:id="104" w:name="giant-blooded"/>
     <w:p>
       <w:pPr>
         <w:pStyle w:val="Heading2"/>
@@ -25599,7 +26360,7 @@
       <w:pPr>
         <w:numPr>
           <w:ilvl w:val="0"/>
-          <w:numId w:val="1032"/>
+          <w:numId w:val="1034"/>
         </w:numPr>
         <w:pStyle w:val="Compact"/>
       </w:pPr>
@@ -25891,8 +26652,8 @@
         </w:tc>
       </w:tr>
     </w:tbl>
-    <w:bookmarkEnd w:id="103"/>
-    <w:bookmarkStart w:id="104" w:name="serpent-kin"/>
+    <w:bookmarkEnd w:id="104"/>
+    <w:bookmarkStart w:id="105" w:name="serpent-kin"/>
     <w:p>
       <w:pPr>
         <w:pStyle w:val="Heading2"/>
@@ -25937,7 +26698,7 @@
       <w:pPr>
         <w:numPr>
           <w:ilvl w:val="0"/>
-          <w:numId w:val="1033"/>
+          <w:numId w:val="1035"/>
         </w:numPr>
         <w:pStyle w:val="Compact"/>
       </w:pPr>
@@ -25949,7 +26710,7 @@
       <w:pPr>
         <w:numPr>
           <w:ilvl w:val="0"/>
-          <w:numId w:val="1033"/>
+          <w:numId w:val="1035"/>
         </w:numPr>
         <w:pStyle w:val="Compact"/>
       </w:pPr>
@@ -26241,8 +27002,8 @@
         </w:tc>
       </w:tr>
     </w:tbl>
-    <w:bookmarkEnd w:id="104"/>
-    <w:bookmarkStart w:id="105" w:name="skinchanger"/>
+    <w:bookmarkEnd w:id="105"/>
+    <w:bookmarkStart w:id="106" w:name="skinchanger"/>
     <w:p>
       <w:pPr>
         <w:pStyle w:val="Heading2"/>
@@ -26287,7 +27048,7 @@
       <w:pPr>
         <w:numPr>
           <w:ilvl w:val="0"/>
-          <w:numId w:val="1034"/>
+          <w:numId w:val="1036"/>
         </w:numPr>
         <w:pStyle w:val="Compact"/>
       </w:pPr>
@@ -26299,7 +27060,7 @@
       <w:pPr>
         <w:numPr>
           <w:ilvl w:val="0"/>
-          <w:numId w:val="1034"/>
+          <w:numId w:val="1036"/>
         </w:numPr>
         <w:pStyle w:val="Compact"/>
       </w:pPr>
@@ -26625,8 +27386,8 @@
         </w:tc>
       </w:tr>
     </w:tbl>
-    <w:bookmarkEnd w:id="105"/>
-    <w:bookmarkStart w:id="106" w:name="godblooded"/>
+    <w:bookmarkEnd w:id="106"/>
+    <w:bookmarkStart w:id="107" w:name="godblooded"/>
     <w:p>
       <w:pPr>
         <w:pStyle w:val="Heading2"/>
@@ -26671,7 +27432,7 @@
       <w:pPr>
         <w:numPr>
           <w:ilvl w:val="0"/>
-          <w:numId w:val="1035"/>
+          <w:numId w:val="1037"/>
         </w:numPr>
         <w:pStyle w:val="Compact"/>
       </w:pPr>
@@ -26683,7 +27444,7 @@
       <w:pPr>
         <w:numPr>
           <w:ilvl w:val="0"/>
-          <w:numId w:val="1035"/>
+          <w:numId w:val="1037"/>
         </w:numPr>
         <w:pStyle w:val="Compact"/>
       </w:pPr>
@@ -26975,8 +27736,8 @@
         </w:tc>
       </w:tr>
     </w:tbl>
-    <w:bookmarkEnd w:id="106"/>
-    <w:bookmarkStart w:id="107" w:name="undying"/>
+    <w:bookmarkEnd w:id="107"/>
+    <w:bookmarkStart w:id="108" w:name="undying"/>
     <w:p>
       <w:pPr>
         <w:pStyle w:val="Heading2"/>
@@ -27021,7 +27782,7 @@
       <w:pPr>
         <w:numPr>
           <w:ilvl w:val="0"/>
-          <w:numId w:val="1036"/>
+          <w:numId w:val="1038"/>
         </w:numPr>
         <w:pStyle w:val="Compact"/>
       </w:pPr>
@@ -27033,7 +27794,7 @@
       <w:pPr>
         <w:numPr>
           <w:ilvl w:val="0"/>
-          <w:numId w:val="1036"/>
+          <w:numId w:val="1038"/>
         </w:numPr>
         <w:pStyle w:val="Compact"/>
       </w:pPr>
@@ -27045,7 +27806,7 @@
       <w:pPr>
         <w:numPr>
           <w:ilvl w:val="0"/>
-          <w:numId w:val="1036"/>
+          <w:numId w:val="1038"/>
         </w:numPr>
         <w:pStyle w:val="Compact"/>
       </w:pPr>
@@ -27337,9 +28098,9 @@
         </w:tc>
       </w:tr>
     </w:tbl>
-    <w:bookmarkEnd w:id="107"/>
     <w:bookmarkEnd w:id="108"/>
-    <w:bookmarkStart w:id="119" w:name="making-your-own"/>
+    <w:bookmarkEnd w:id="109"/>
+    <w:bookmarkStart w:id="120" w:name="making-your-own"/>
     <w:p>
       <w:pPr>
         <w:pStyle w:val="Heading1"/>
@@ -27372,7 +28133,7 @@
         <w:t xml:space="preserve">option at the end of each list, and its checklist holds a custom choice to the same rules as everything else.</w:t>
       </w:r>
     </w:p>
-    <w:bookmarkStart w:id="109" w:name="a-custom-calling"/>
+    <w:bookmarkStart w:id="110" w:name="a-custom-calling"/>
     <w:p>
       <w:pPr>
         <w:pStyle w:val="Heading2"/>
@@ -27393,7 +28154,7 @@
       <w:pPr>
         <w:numPr>
           <w:ilvl w:val="0"/>
-          <w:numId w:val="1037"/>
+          <w:numId w:val="1039"/>
         </w:numPr>
         <w:pStyle w:val="Compact"/>
       </w:pPr>
@@ -27439,7 +28200,7 @@
       <w:pPr>
         <w:numPr>
           <w:ilvl w:val="0"/>
-          <w:numId w:val="1037"/>
+          <w:numId w:val="1039"/>
         </w:numPr>
         <w:pStyle w:val="Compact"/>
       </w:pPr>
@@ -27461,7 +28222,7 @@
       <w:pPr>
         <w:numPr>
           <w:ilvl w:val="0"/>
-          <w:numId w:val="1037"/>
+          <w:numId w:val="1039"/>
         </w:numPr>
         <w:pStyle w:val="Compact"/>
       </w:pPr>
@@ -27483,7 +28244,7 @@
       <w:pPr>
         <w:numPr>
           <w:ilvl w:val="0"/>
-          <w:numId w:val="1037"/>
+          <w:numId w:val="1039"/>
         </w:numPr>
         <w:pStyle w:val="Compact"/>
       </w:pPr>
@@ -27548,8 +28309,8 @@
         <w:t xml:space="preserve">.</w:t>
       </w:r>
     </w:p>
-    <w:bookmarkEnd w:id="109"/>
-    <w:bookmarkStart w:id="118" w:name="a-custom-ancestry"/>
+    <w:bookmarkEnd w:id="110"/>
+    <w:bookmarkStart w:id="119" w:name="a-custom-ancestry"/>
     <w:p>
       <w:pPr>
         <w:pStyle w:val="Heading2"/>
@@ -27566,7 +28327,7 @@
         <w:t xml:space="preserve">Build it with the GM, one step at a time.</w:t>
       </w:r>
     </w:p>
-    <w:bookmarkStart w:id="110" w:name="the-concept"/>
+    <w:bookmarkStart w:id="111" w:name="the-concept"/>
     <w:p>
       <w:pPr>
         <w:pStyle w:val="Heading3"/>
@@ -27583,8 +28344,8 @@
         <w:t xml:space="preserve">Two or three sentences: where they come from, what sets them apart, and how others see them. It should be something the ancestries in this book don’t already cover.</w:t>
       </w:r>
     </w:p>
-    <w:bookmarkEnd w:id="110"/>
-    <w:bookmarkStart w:id="111" w:name="the-tier"/>
+    <w:bookmarkEnd w:id="111"/>
+    <w:bookmarkStart w:id="112" w:name="the-tier"/>
     <w:p>
       <w:pPr>
         <w:pStyle w:val="Heading3"/>
@@ -27881,8 +28642,8 @@
         <w:t xml:space="preserve">When in doubt, choose the higher tier.</w:t>
       </w:r>
     </w:p>
-    <w:bookmarkEnd w:id="111"/>
-    <w:bookmarkStart w:id="112" w:name="attribute-adjustments"/>
+    <w:bookmarkEnd w:id="112"/>
+    <w:bookmarkStart w:id="113" w:name="attribute-adjustments"/>
     <w:p>
       <w:pPr>
         <w:pStyle w:val="Heading3"/>
@@ -27928,8 +28689,8 @@
         <w:t xml:space="preserve">: a +2 needs a −2 or two −1s. The adjustments move the attribute’s base (+1 starts it at 11) and raise its starting maximum (13 plus the bonus). Most ancestries change two to four attributes.</w:t>
       </w:r>
     </w:p>
-    <w:bookmarkEnd w:id="112"/>
-    <w:bookmarkStart w:id="113" w:name="core-rules-tier-1-and-up"/>
+    <w:bookmarkEnd w:id="113"/>
+    <w:bookmarkStart w:id="114" w:name="core-rules-tier-1-and-up"/>
     <w:p>
       <w:pPr>
         <w:pStyle w:val="Heading3"/>
@@ -27946,8 +28707,8 @@
         <w:t xml:space="preserve">One to three short rules that always apply: what they can do (see in the dark, resist cold, a free Trained skill) and what it costs (a weakness, a people’s distrust, a hazard they can’t abide). A strength with no drawback is worth more than it looks, so price it a tier higher.</w:t>
       </w:r>
     </w:p>
-    <w:bookmarkEnd w:id="113"/>
-    <w:bookmarkStart w:id="114" w:name="ancestry-advantages"/>
+    <w:bookmarkEnd w:id="114"/>
+    <w:bookmarkStart w:id="115" w:name="ancestry-advantages"/>
     <w:p>
       <w:pPr>
         <w:pStyle w:val="Heading3"/>
@@ -28002,8 +28763,8 @@
         <w:t xml:space="preserve">: a problem the trait causes, with a clear trigger and a real consequence, which earns a Fortune point when it bites, like any complication. A character takes one advantage, general or ancestry, so make them distinct choices.</w:t>
       </w:r>
     </w:p>
-    <w:bookmarkEnd w:id="114"/>
-    <w:bookmarkStart w:id="115" w:name="an-alternate-form-optional-tier-2-or-3"/>
+    <w:bookmarkEnd w:id="115"/>
+    <w:bookmarkStart w:id="116" w:name="an-alternate-form-optional-tier-2-or-3"/>
     <w:p>
       <w:pPr>
         <w:pStyle w:val="Heading3"/>
@@ -28036,8 +28797,8 @@
         <w:t xml:space="preserve">apply.</w:t>
       </w:r>
     </w:p>
-    <w:bookmarkEnd w:id="115"/>
-    <w:bookmarkStart w:id="116" w:name="in-the-creator"/>
+    <w:bookmarkEnd w:id="116"/>
+    <w:bookmarkStart w:id="117" w:name="in-the-creator"/>
     <w:p>
       <w:pPr>
         <w:pStyle w:val="Heading3"/>
@@ -28050,7 +28811,7 @@
       <w:pPr>
         <w:numPr>
           <w:ilvl w:val="0"/>
-          <w:numId w:val="1038"/>
+          <w:numId w:val="1040"/>
         </w:numPr>
         <w:pStyle w:val="Compact"/>
       </w:pPr>
@@ -28078,7 +28839,7 @@
       <w:pPr>
         <w:numPr>
           <w:ilvl w:val="0"/>
-          <w:numId w:val="1038"/>
+          <w:numId w:val="1040"/>
         </w:numPr>
         <w:pStyle w:val="Compact"/>
       </w:pPr>
@@ -28090,7 +28851,7 @@
       <w:pPr>
         <w:numPr>
           <w:ilvl w:val="0"/>
-          <w:numId w:val="1038"/>
+          <w:numId w:val="1040"/>
         </w:numPr>
         <w:pStyle w:val="Compact"/>
       </w:pPr>
@@ -28118,7 +28879,7 @@
       <w:pPr>
         <w:numPr>
           <w:ilvl w:val="0"/>
-          <w:numId w:val="1038"/>
+          <w:numId w:val="1040"/>
         </w:numPr>
         <w:pStyle w:val="Compact"/>
       </w:pPr>
@@ -28142,8 +28903,8 @@
         <w:t xml:space="preserve">and enter the advantage and its companion complication.</w:t>
       </w:r>
     </w:p>
-    <w:bookmarkEnd w:id="116"/>
-    <w:bookmarkStart w:id="117" w:name="example"/>
+    <w:bookmarkEnd w:id="117"/>
+    <w:bookmarkStart w:id="118" w:name="example"/>
     <w:p>
       <w:pPr>
         <w:pStyle w:val="Heading3"/>
@@ -28248,10 +29009,10 @@
         <w:t xml:space="preserve">: villagers see the birds and bar their doors; accept the suspicion.</w:t>
       </w:r>
     </w:p>
-    <w:bookmarkEnd w:id="117"/>
     <w:bookmarkEnd w:id="118"/>
     <w:bookmarkEnd w:id="119"/>
-    <w:bookmarkStart w:id="120" w:name="complications"/>
+    <w:bookmarkEnd w:id="120"/>
+    <w:bookmarkStart w:id="121" w:name="complications"/>
     <w:p>
       <w:pPr>
         <w:pStyle w:val="Heading1"/>
@@ -28956,8 +29717,8 @@
         </w:tc>
       </w:tr>
     </w:tbl>
-    <w:bookmarkEnd w:id="120"/>
-    <w:bookmarkStart w:id="122" w:name="quick-reference"/>
+    <w:bookmarkEnd w:id="121"/>
+    <w:bookmarkStart w:id="123" w:name="quick-reference"/>
     <w:p>
       <w:pPr>
         <w:pStyle w:val="Heading1"/>
@@ -29148,7 +29909,7 @@
       <w:r>
         <w:t xml:space="preserve"> </w:t>
       </w:r>
-      <w:hyperlink r:id="rId121">
+      <w:hyperlink r:id="rId122">
         <w:r>
           <w:rPr>
             <w:rStyle w:val="Hyperlink"/>
@@ -29160,7 +29921,7 @@
         <w:t xml:space="preserve">. You may share, adapt, and use it for any purpose, including commercially, as long as you give appropriate credit to the author.</w:t>
       </w:r>
     </w:p>
-    <w:bookmarkEnd w:id="122"/>
+    <w:bookmarkEnd w:id="123"/>
     <w:sectPr/>
   </w:body>
 </w:document>
@@ -29519,6 +30280,12 @@
     <w:abstractNumId w:val="991"/>
   </w:num>
   <w:num w:numId="1012">
+    <w:abstractNumId w:val="991"/>
+  </w:num>
+  <w:num w:numId="1013">
+    <w:abstractNumId w:val="991"/>
+  </w:num>
+  <w:num w:numId="1014">
     <w:abstractNumId w:val="99411"/>
     <w:lvlOverride w:ilvl="0">
       <w:startOverride w:val="1"/>
@@ -29548,13 +30315,13 @@
       <w:startOverride w:val="1"/>
     </w:lvlOverride>
   </w:num>
-  <w:num w:numId="1013">
+  <w:num w:numId="1015">
     <w:abstractNumId w:val="991"/>
   </w:num>
-  <w:num w:numId="1014">
+  <w:num w:numId="1016">
     <w:abstractNumId w:val="991"/>
   </w:num>
-  <w:num w:numId="1015">
+  <w:num w:numId="1017">
     <w:abstractNumId w:val="99411"/>
     <w:lvlOverride w:ilvl="0">
       <w:startOverride w:val="1"/>
@@ -29583,12 +30350,6 @@
     <w:lvlOverride w:ilvl="8">
       <w:startOverride w:val="1"/>
     </w:lvlOverride>
-  </w:num>
-  <w:num w:numId="1016">
-    <w:abstractNumId w:val="991"/>
-  </w:num>
-  <w:num w:numId="1017">
-    <w:abstractNumId w:val="991"/>
   </w:num>
   <w:num w:numId="1018">
     <w:abstractNumId w:val="991"/>
@@ -29648,6 +30409,12 @@
     <w:abstractNumId w:val="991"/>
   </w:num>
   <w:num w:numId="1037">
+    <w:abstractNumId w:val="991"/>
+  </w:num>
+  <w:num w:numId="1038">
+    <w:abstractNumId w:val="991"/>
+  </w:num>
+  <w:num w:numId="1039">
     <w:abstractNumId w:val="99411"/>
     <w:lvlOverride w:ilvl="0">
       <w:startOverride w:val="1"/>
@@ -29677,7 +30444,7 @@
       <w:startOverride w:val="1"/>
     </w:lvlOverride>
   </w:num>
-  <w:num w:numId="1038">
+  <w:num w:numId="1040">
     <w:abstractNumId w:val="99411"/>
     <w:lvlOverride w:ilvl="0">
       <w:startOverride w:val="1"/>

--- a/legend-dynamics/site/the-shattered-crown/The_Shattered_Crown_Players_Guide.docx
+++ b/legend-dynamics/site/the-shattered-crown/The_Shattered_Crown_Players_Guide.docx
@@ -6785,7 +6785,7 @@
     </w:p>
     <w:bookmarkEnd w:id="48"/>
     <w:bookmarkEnd w:id="49"/>
-    <w:bookmarkStart w:id="59" w:name="personal-combat"/>
+    <w:bookmarkStart w:id="60" w:name="personal-combat"/>
     <w:p>
       <w:pPr>
         <w:pStyle w:val="Heading1"/>
@@ -10521,14 +10521,13 @@
       </w:r>
     </w:p>
     <w:bookmarkEnd w:id="58"/>
-    <w:bookmarkEnd w:id="59"/>
-    <w:bookmarkStart w:id="64" w:name="medical-care"/>
-    <w:p>
-      <w:pPr>
-        <w:pStyle w:val="Heading1"/>
-      </w:pPr>
-      <w:r>
-        <w:t xml:space="preserve">Medical care</w:t>
+    <w:bookmarkStart w:id="59" w:name="the-battle-map"/>
+    <w:p>
+      <w:pPr>
+        <w:pStyle w:val="Heading2"/>
+      </w:pPr>
+      <w:r>
+        <w:t xml:space="preserve">The battle map</w:t>
       </w:r>
     </w:p>
     <w:p>
@@ -10536,7 +10535,7 @@
         <w:pStyle w:val="FirstParagraph"/>
       </w:pPr>
       <w:r>
-        <w:t xml:space="preserve">Healers have herbs, needles, wine and prayers. Poison and fever kill more adventurers than swords do. The</w:t>
+        <w:t xml:space="preserve">The GM view of the character creator has a</w:t>
       </w:r>
       <w:r>
         <w:t xml:space="preserve"> </w:t>
@@ -10546,6 +10545,178 @@
           <w:bCs/>
           <w:b/>
         </w:rPr>
+        <w:t xml:space="preserve">battle map</w:t>
+      </w:r>
+      <w:r>
+        <w:t xml:space="preserve"> </w:t>
+      </w:r>
+      <w:r>
+        <w:t xml:space="preserve">for fights where it helps to see who is where. It is a tool, not a rule: everything on it follows the rules in this chapter, and a fight without it works the same way. Open</w:t>
+      </w:r>
+      <w:r>
+        <w:t xml:space="preserve"> </w:t>
+      </w:r>
+      <w:r>
+        <w:rPr>
+          <w:bCs/>
+          <w:b/>
+        </w:rPr>
+        <w:t xml:space="preserve">How to use the map</w:t>
+      </w:r>
+      <w:r>
+        <w:t xml:space="preserve"> </w:t>
+      </w:r>
+      <w:r>
+        <w:t xml:space="preserve">on the map itself for the buttons, step by step.</w:t>
+      </w:r>
+    </w:p>
+    <w:p>
+      <w:pPr>
+        <w:pStyle w:val="BodyText"/>
+      </w:pPr>
+      <w:r>
+        <w:rPr>
+          <w:bCs/>
+          <w:b/>
+        </w:rPr>
+        <w:t xml:space="preserve">Two kinds of map.</w:t>
+      </w:r>
+    </w:p>
+    <w:p>
+      <w:pPr>
+        <w:numPr>
+          <w:ilvl w:val="0"/>
+          <w:numId w:val="1014"/>
+        </w:numPr>
+        <w:pStyle w:val="Compact"/>
+      </w:pPr>
+      <w:r>
+        <w:rPr>
+          <w:bCs/>
+          <w:b/>
+        </w:rPr>
+        <w:t xml:space="preserve">A hex map</w:t>
+      </w:r>
+      <w:r>
+        <w:t xml:space="preserve"> </w:t>
+      </w:r>
+      <w:r>
+        <w:t xml:space="preserve">for fights where position matters: cover, doorways, who can reach whom. The GM chooses what one hex is: 1 yard for a brawl in a room, 5 or 10 yards for a street, 50 for open ground. Dragging a token or measuring shows the distance and its</w:t>
+      </w:r>
+      <w:r>
+        <w:t xml:space="preserve"> </w:t>
+      </w:r>
+      <w:r>
+        <w:rPr>
+          <w:bCs/>
+          <w:b/>
+        </w:rPr>
+        <w:t xml:space="preserve">range band</w:t>
+      </w:r>
+      <w:r>
+        <w:t xml:space="preserve">, so the GM can read the penalty from the Range table above.</w:t>
+      </w:r>
+    </w:p>
+    <w:p>
+      <w:pPr>
+        <w:numPr>
+          <w:ilvl w:val="0"/>
+          <w:numId w:val="1014"/>
+        </w:numPr>
+        <w:pStyle w:val="Compact"/>
+      </w:pPr>
+      <w:r>
+        <w:rPr>
+          <w:bCs/>
+          <w:b/>
+        </w:rPr>
+        <w:t xml:space="preserve">A range track</w:t>
+      </w:r>
+      <w:r>
+        <w:t xml:space="preserve"> </w:t>
+      </w:r>
+      <w:r>
+        <w:t xml:space="preserve">for fights where only distance matters: a chase, a running fight across open country. It has a lane for the party and one for each range band. Moving a token into the next lane moves it one band in or out.</w:t>
+      </w:r>
+    </w:p>
+    <w:p>
+      <w:pPr>
+        <w:pStyle w:val="FirstParagraph"/>
+      </w:pPr>
+      <w:r>
+        <w:rPr>
+          <w:bCs/>
+          <w:b/>
+        </w:rPr>
+        <w:t xml:space="preserve">Tokens.</w:t>
+      </w:r>
+      <w:r>
+        <w:t xml:space="preserve"> </w:t>
+      </w:r>
+      <w:r>
+        <w:t xml:space="preserve">The GM places the party with one button. Their tokens stay linked to the characters in the GM view: marking Injury, Dying, the stunned condition or a Fortune point on a token marks it on the character, and the other way round. Opponents come from the setting’s threats with their boxes filled in. Their pips fill as they are hurt, and a token whose boxes are all marked is taken out.</w:t>
+      </w:r>
+    </w:p>
+    <w:p>
+      <w:pPr>
+        <w:pStyle w:val="BodyText"/>
+      </w:pPr>
+      <w:r>
+        <w:rPr>
+          <w:bCs/>
+          <w:b/>
+        </w:rPr>
+        <w:t xml:space="preserve">Keeping a map.</w:t>
+      </w:r>
+      <w:r>
+        <w:t xml:space="preserve"> </w:t>
+      </w:r>
+      <w:r>
+        <w:t xml:space="preserve">The map stays in the GM’s browser.</w:t>
+      </w:r>
+      <w:r>
+        <w:t xml:space="preserve"> </w:t>
+      </w:r>
+      <w:r>
+        <w:rPr>
+          <w:bCs/>
+          <w:b/>
+        </w:rPr>
+        <w:t xml:space="preserve">Save map to file</w:t>
+      </w:r>
+      <w:r>
+        <w:t xml:space="preserve"> </w:t>
+      </w:r>
+      <w:r>
+        <w:t xml:space="preserve">keeps both maps, their pictures and tokens in one file, to prepare a fight ahead of time or share it with another GM.</w:t>
+      </w:r>
+    </w:p>
+    <w:bookmarkEnd w:id="59"/>
+    <w:bookmarkEnd w:id="60"/>
+    <w:bookmarkStart w:id="65" w:name="medical-care"/>
+    <w:p>
+      <w:pPr>
+        <w:pStyle w:val="Heading1"/>
+      </w:pPr>
+      <w:r>
+        <w:t xml:space="preserve">Medical care</w:t>
+      </w:r>
+    </w:p>
+    <w:p>
+      <w:pPr>
+        <w:pStyle w:val="FirstParagraph"/>
+      </w:pPr>
+      <w:r>
+        <w:t xml:space="preserve">Healers have herbs, needles, wine and prayers. Poison and fever kill more adventurers than swords do. The</w:t>
+      </w:r>
+      <w:r>
+        <w:t xml:space="preserve"> </w:t>
+      </w:r>
+      <w:r>
+        <w:rPr>
+          <w:bCs/>
+          <w:b/>
+        </w:rPr>
         <w:t xml:space="preserve">Mend</w:t>
       </w:r>
       <w:r>
@@ -10555,7 +10726,7 @@
         <w:t xml:space="preserve">cantrip clears one box once per wound; it does not replace a healer’s care.</w:t>
       </w:r>
     </w:p>
-    <w:bookmarkStart w:id="60" w:name="diagnosis-and-stabilization"/>
+    <w:bookmarkStart w:id="61" w:name="diagnosis-and-stabilization"/>
     <w:p>
       <w:pPr>
         <w:pStyle w:val="Heading2"/>
@@ -10572,8 +10743,8 @@
         <w:t xml:space="preserve">Roll Medicine when the diagnosis is uncertain or an urgent treatment decision matters. Emergency stabilization takes one action and a successful Medicine roll with a healer’s satchel. It ends Dying and stops deterioration, but removes no boxes.</w:t>
       </w:r>
     </w:p>
-    <w:bookmarkEnd w:id="60"/>
-    <w:bookmarkStart w:id="61" w:name="field-treatment"/>
+    <w:bookmarkEnd w:id="61"/>
+    <w:bookmarkStart w:id="62" w:name="field-treatment"/>
     <w:p>
       <w:pPr>
         <w:pStyle w:val="Heading2"/>
@@ -10590,8 +10761,8 @@
         <w:t xml:space="preserve">With a healer’s satchel and several uninterrupted minutes, successful Medicine removes one injury box; success by 5 or more removes two. Each injury receives one field-treatment attempt; further attempts need changed circumstances.</w:t>
       </w:r>
     </w:p>
-    <w:bookmarkEnd w:id="61"/>
-    <w:bookmarkStart w:id="62" w:name="proper-care"/>
+    <w:bookmarkEnd w:id="62"/>
+    <w:bookmarkStart w:id="63" w:name="proper-care"/>
     <w:p>
       <w:pPr>
         <w:pStyle w:val="Heading2"/>
@@ -10608,8 +10779,8 @@
         <w:t xml:space="preserve">A temple infirmary or a master healer’s house grants +2 to Medicine. A successful treatment removes two boxes; success by 5 or more removes three. Allow the time the treatment requires.</w:t>
       </w:r>
     </w:p>
-    <w:bookmarkEnd w:id="62"/>
-    <w:bookmarkStart w:id="63" w:name="natural-recovery"/>
+    <w:bookmarkEnd w:id="63"/>
+    <w:bookmarkStart w:id="64" w:name="natural-recovery"/>
     <w:p>
       <w:pPr>
         <w:pStyle w:val="Heading2"/>
@@ -10794,9 +10965,9 @@
         <w:t xml:space="preserve">At three boxes, rest alone does nothing until someone has stabilized or treated you; after that, a week of rest in their care clears the first box. A successful treatment is faster. The times add up: from three boxes, rest alone takes about a week and a half to heal completely (a week, then three days, then a day).</w:t>
       </w:r>
     </w:p>
-    <w:bookmarkEnd w:id="63"/>
     <w:bookmarkEnd w:id="64"/>
-    <w:bookmarkStart w:id="70" w:name="magic"/>
+    <w:bookmarkEnd w:id="65"/>
+    <w:bookmarkStart w:id="71" w:name="magic"/>
     <w:p>
       <w:pPr>
         <w:pStyle w:val="Heading1"/>
@@ -11040,7 +11211,7 @@
         </w:tc>
       </w:tr>
     </w:tbl>
-    <w:bookmarkStart w:id="65" w:name="cantrips"/>
+    <w:bookmarkStart w:id="66" w:name="cantrips"/>
     <w:p>
       <w:pPr>
         <w:pStyle w:val="Heading2"/>
@@ -11421,8 +11592,8 @@
         <w:t xml:space="preserve">A failed cantrip marks a box of Corruption; a natural 18 marks two, or something answers that shouldn’t.</w:t>
       </w:r>
     </w:p>
-    <w:bookmarkEnd w:id="65"/>
-    <w:bookmarkStart w:id="66" w:name="rituals"/>
+    <w:bookmarkEnd w:id="66"/>
+    <w:bookmarkStart w:id="67" w:name="rituals"/>
     <w:p>
       <w:pPr>
         <w:pStyle w:val="Heading2"/>
@@ -11435,7 +11606,7 @@
       <w:pPr>
         <w:numPr>
           <w:ilvl w:val="0"/>
-          <w:numId w:val="1014"/>
+          <w:numId w:val="1015"/>
         </w:numPr>
         <w:pStyle w:val="Compact"/>
       </w:pPr>
@@ -11457,7 +11628,7 @@
       <w:pPr>
         <w:numPr>
           <w:ilvl w:val="0"/>
-          <w:numId w:val="1014"/>
+          <w:numId w:val="1015"/>
         </w:numPr>
         <w:pStyle w:val="Compact"/>
       </w:pPr>
@@ -11479,7 +11650,7 @@
       <w:pPr>
         <w:numPr>
           <w:ilvl w:val="0"/>
-          <w:numId w:val="1014"/>
+          <w:numId w:val="1015"/>
         </w:numPr>
         <w:pStyle w:val="Compact"/>
       </w:pPr>
@@ -11739,8 +11910,8 @@
         <w:t xml:space="preserve">The right materials, hour or place remove one segment.</w:t>
       </w:r>
     </w:p>
-    <w:bookmarkEnd w:id="66"/>
-    <w:bookmarkStart w:id="67" w:name="talismans"/>
+    <w:bookmarkEnd w:id="67"/>
+    <w:bookmarkStart w:id="68" w:name="talismans"/>
     <w:p>
       <w:pPr>
         <w:pStyle w:val="Heading2"/>
@@ -11770,8 +11941,8 @@
         <w:t xml:space="preserve">. Preparation is how slow magic wins a fast fight.</w:t>
       </w:r>
     </w:p>
-    <w:bookmarkEnd w:id="67"/>
-    <w:bookmarkStart w:id="68" w:name="magic-advancement"/>
+    <w:bookmarkEnd w:id="68"/>
+    <w:bookmarkStart w:id="69" w:name="magic-advancement"/>
     <w:p>
       <w:pPr>
         <w:pStyle w:val="Heading2"/>
@@ -12278,8 +12449,8 @@
         </w:tc>
       </w:tr>
     </w:tbl>
-    <w:bookmarkEnd w:id="68"/>
-    <w:bookmarkStart w:id="69" w:name="magic-in-the-shattered-crown"/>
+    <w:bookmarkEnd w:id="69"/>
+    <w:bookmarkStart w:id="70" w:name="magic-in-the-shattered-crown"/>
     <w:p>
       <w:pPr>
         <w:pStyle w:val="Heading2"/>
@@ -12579,9 +12750,9 @@
         </w:tc>
       </w:tr>
     </w:tbl>
-    <w:bookmarkEnd w:id="69"/>
     <w:bookmarkEnd w:id="70"/>
-    <w:bookmarkStart w:id="74" w:name="fortune-points-and-tracks"/>
+    <w:bookmarkEnd w:id="71"/>
+    <w:bookmarkStart w:id="75" w:name="fortune-points-and-tracks"/>
     <w:p>
       <w:pPr>
         <w:pStyle w:val="Heading1"/>
@@ -12590,7 +12761,7 @@
         <w:t xml:space="preserve">Fortune points and tracks</w:t>
       </w:r>
     </w:p>
-    <w:bookmarkStart w:id="71" w:name="using-fortune-points"/>
+    <w:bookmarkStart w:id="72" w:name="using-fortune-points"/>
     <w:p>
       <w:pPr>
         <w:pStyle w:val="Heading2"/>
@@ -12808,8 +12979,8 @@
         <w:t xml:space="preserve">Gain one point when one of your complications creates a meaningful problem you accept, including a companion complication. You can decline the proposed complication without penalty.</w:t>
       </w:r>
     </w:p>
-    <w:bookmarkEnd w:id="71"/>
-    <w:bookmarkStart w:id="72" w:name="troubles"/>
+    <w:bookmarkEnd w:id="72"/>
+    <w:bookmarkStart w:id="73" w:name="troubles"/>
     <w:p>
       <w:pPr>
         <w:pStyle w:val="Heading2"/>
@@ -12907,7 +13078,7 @@
       <w:pPr>
         <w:numPr>
           <w:ilvl w:val="0"/>
-          <w:numId w:val="1015"/>
+          <w:numId w:val="1016"/>
         </w:numPr>
         <w:pStyle w:val="Compact"/>
       </w:pPr>
@@ -12929,7 +13100,7 @@
       <w:pPr>
         <w:numPr>
           <w:ilvl w:val="0"/>
-          <w:numId w:val="1015"/>
+          <w:numId w:val="1016"/>
         </w:numPr>
         <w:pStyle w:val="Compact"/>
       </w:pPr>
@@ -13256,8 +13427,8 @@
         </w:tc>
       </w:tr>
     </w:tbl>
-    <w:bookmarkEnd w:id="72"/>
-    <w:bookmarkStart w:id="73" w:name="advancement"/>
+    <w:bookmarkEnd w:id="73"/>
+    <w:bookmarkStart w:id="74" w:name="advancement"/>
     <w:p>
       <w:pPr>
         <w:pStyle w:val="Heading2"/>
@@ -13294,7 +13465,7 @@
       <w:pPr>
         <w:numPr>
           <w:ilvl w:val="0"/>
-          <w:numId w:val="1016"/>
+          <w:numId w:val="1017"/>
         </w:numPr>
         <w:pStyle w:val="Compact"/>
       </w:pPr>
@@ -13355,7 +13526,7 @@
       <w:pPr>
         <w:numPr>
           <w:ilvl w:val="0"/>
-          <w:numId w:val="1016"/>
+          <w:numId w:val="1017"/>
         </w:numPr>
         <w:pStyle w:val="Compact"/>
       </w:pPr>
@@ -13701,9 +13872,9 @@
         <w:t xml:space="preserve">Magic and powers grow the same way, at the costs their chapters give.</w:t>
       </w:r>
     </w:p>
-    <w:bookmarkEnd w:id="73"/>
     <w:bookmarkEnd w:id="74"/>
-    <w:bookmarkStart w:id="77" w:name="running-ventures"/>
+    <w:bookmarkEnd w:id="75"/>
+    <w:bookmarkStart w:id="78" w:name="running-ventures"/>
     <w:p>
       <w:pPr>
         <w:pStyle w:val="Heading1"/>
@@ -13712,7 +13883,7 @@
         <w:t xml:space="preserve">Running ventures</w:t>
       </w:r>
     </w:p>
-    <w:bookmarkStart w:id="75" w:name="venture-seeds"/>
+    <w:bookmarkStart w:id="76" w:name="venture-seeds"/>
     <w:p>
       <w:pPr>
         <w:pStyle w:val="Heading2"/>
@@ -15944,8 +16115,8 @@
         </w:tc>
       </w:tr>
     </w:tbl>
-    <w:bookmarkEnd w:id="75"/>
-    <w:bookmarkStart w:id="76" w:name="the-chronicle"/>
+    <w:bookmarkEnd w:id="76"/>
+    <w:bookmarkStart w:id="77" w:name="the-chronicle"/>
     <w:p>
       <w:pPr>
         <w:pStyle w:val="Heading2"/>
@@ -15966,7 +16137,7 @@
       <w:pPr>
         <w:numPr>
           <w:ilvl w:val="0"/>
-          <w:numId w:val="1017"/>
+          <w:numId w:val="1018"/>
         </w:numPr>
         <w:pStyle w:val="Compact"/>
       </w:pPr>
@@ -15988,7 +16159,7 @@
       <w:pPr>
         <w:numPr>
           <w:ilvl w:val="0"/>
-          <w:numId w:val="1017"/>
+          <w:numId w:val="1018"/>
         </w:numPr>
         <w:pStyle w:val="Compact"/>
       </w:pPr>
@@ -16010,7 +16181,7 @@
       <w:pPr>
         <w:numPr>
           <w:ilvl w:val="0"/>
-          <w:numId w:val="1017"/>
+          <w:numId w:val="1018"/>
         </w:numPr>
         <w:pStyle w:val="Compact"/>
       </w:pPr>
@@ -16032,7 +16203,7 @@
       <w:pPr>
         <w:numPr>
           <w:ilvl w:val="0"/>
-          <w:numId w:val="1017"/>
+          <w:numId w:val="1018"/>
         </w:numPr>
         <w:pStyle w:val="Compact"/>
       </w:pPr>
@@ -16054,7 +16225,7 @@
       <w:pPr>
         <w:numPr>
           <w:ilvl w:val="0"/>
-          <w:numId w:val="1017"/>
+          <w:numId w:val="1018"/>
         </w:numPr>
         <w:pStyle w:val="Compact"/>
       </w:pPr>
@@ -16072,9 +16243,9 @@
         <w:t xml:space="preserve">After a significant venture, each character earns 1 advancement point; at a milestone, 2 more.</w:t>
       </w:r>
     </w:p>
-    <w:bookmarkEnd w:id="76"/>
     <w:bookmarkEnd w:id="77"/>
-    <w:bookmarkStart w:id="82" w:name="sorcery"/>
+    <w:bookmarkEnd w:id="78"/>
+    <w:bookmarkStart w:id="83" w:name="sorcery"/>
     <w:p>
       <w:pPr>
         <w:pStyle w:val="Heading1"/>
@@ -16204,7 +16375,7 @@
         <w:t xml:space="preserve">). Everyone else can resist it, fear it and pay for it.</w:t>
       </w:r>
     </w:p>
-    <w:bookmarkStart w:id="78" w:name="cantrips-1"/>
+    <w:bookmarkStart w:id="79" w:name="cantrips-1"/>
     <w:p>
       <w:pPr>
         <w:pStyle w:val="Heading2"/>
@@ -17077,7 +17248,7 @@
       <w:pPr>
         <w:numPr>
           <w:ilvl w:val="0"/>
-          <w:numId w:val="1018"/>
+          <w:numId w:val="1019"/>
         </w:numPr>
         <w:pStyle w:val="Compact"/>
       </w:pPr>
@@ -17115,7 +17286,7 @@
       <w:pPr>
         <w:numPr>
           <w:ilvl w:val="0"/>
-          <w:numId w:val="1018"/>
+          <w:numId w:val="1019"/>
         </w:numPr>
         <w:pStyle w:val="Compact"/>
       </w:pPr>
@@ -17169,7 +17340,7 @@
       <w:pPr>
         <w:numPr>
           <w:ilvl w:val="0"/>
-          <w:numId w:val="1018"/>
+          <w:numId w:val="1019"/>
         </w:numPr>
         <w:pStyle w:val="Compact"/>
       </w:pPr>
@@ -17187,8 +17358,8 @@
         <w:t xml:space="preserve">No swapping during a venture, unless the GM offers it as the reward for something remarkable (a demon’s bargain, a dying sorcerer’s last lesson).</w:t>
       </w:r>
     </w:p>
-    <w:bookmarkEnd w:id="78"/>
-    <w:bookmarkStart w:id="80" w:name="rituals-and-talismans"/>
+    <w:bookmarkEnd w:id="79"/>
+    <w:bookmarkStart w:id="81" w:name="rituals-and-talismans"/>
     <w:p>
       <w:pPr>
         <w:pStyle w:val="Heading2"/>
@@ -17520,7 +17691,7 @@
       <w:pPr>
         <w:numPr>
           <w:ilvl w:val="0"/>
-          <w:numId w:val="1019"/>
+          <w:numId w:val="1020"/>
         </w:numPr>
         <w:pStyle w:val="Compact"/>
       </w:pPr>
@@ -17542,7 +17713,7 @@
       <w:pPr>
         <w:numPr>
           <w:ilvl w:val="0"/>
-          <w:numId w:val="1019"/>
+          <w:numId w:val="1020"/>
         </w:numPr>
         <w:pStyle w:val="Compact"/>
       </w:pPr>
@@ -17564,7 +17735,7 @@
       <w:pPr>
         <w:numPr>
           <w:ilvl w:val="0"/>
-          <w:numId w:val="1019"/>
+          <w:numId w:val="1020"/>
         </w:numPr>
         <w:pStyle w:val="Compact"/>
       </w:pPr>
@@ -17582,7 +17753,7 @@
         <w:t xml:space="preserve">A finished ritual can be bound into a bone, a ring or a knotted cord and released by breaking it: Trained 2, Specialty 3, Expert 4 ready at once.</w:t>
       </w:r>
     </w:p>
-    <w:bookmarkStart w:id="79" w:name="enchantments"/>
+    <w:bookmarkStart w:id="80" w:name="enchantments"/>
     <w:p>
       <w:pPr>
         <w:pStyle w:val="Heading3"/>
@@ -18064,7 +18235,7 @@
       <w:pPr>
         <w:numPr>
           <w:ilvl w:val="0"/>
-          <w:numId w:val="1020"/>
+          <w:numId w:val="1021"/>
         </w:numPr>
         <w:pStyle w:val="Compact"/>
       </w:pPr>
@@ -18086,7 +18257,7 @@
       <w:pPr>
         <w:numPr>
           <w:ilvl w:val="0"/>
-          <w:numId w:val="1020"/>
+          <w:numId w:val="1021"/>
         </w:numPr>
         <w:pStyle w:val="Compact"/>
       </w:pPr>
@@ -18121,7 +18292,7 @@
       <w:pPr>
         <w:numPr>
           <w:ilvl w:val="0"/>
-          <w:numId w:val="1020"/>
+          <w:numId w:val="1021"/>
         </w:numPr>
         <w:pStyle w:val="Compact"/>
       </w:pPr>
@@ -18143,7 +18314,7 @@
       <w:pPr>
         <w:numPr>
           <w:ilvl w:val="0"/>
-          <w:numId w:val="1020"/>
+          <w:numId w:val="1021"/>
         </w:numPr>
         <w:pStyle w:val="Compact"/>
       </w:pPr>
@@ -18165,7 +18336,7 @@
       <w:pPr>
         <w:numPr>
           <w:ilvl w:val="0"/>
-          <w:numId w:val="1020"/>
+          <w:numId w:val="1021"/>
         </w:numPr>
         <w:pStyle w:val="Compact"/>
       </w:pPr>
@@ -18215,9 +18386,9 @@
         <w:t xml:space="preserve">(an item with a lasting Significant enchantment).</w:t>
       </w:r>
     </w:p>
-    <w:bookmarkEnd w:id="79"/>
     <w:bookmarkEnd w:id="80"/>
-    <w:bookmarkStart w:id="81" w:name="corruption"/>
+    <w:bookmarkEnd w:id="81"/>
+    <w:bookmarkStart w:id="82" w:name="corruption"/>
     <w:p>
       <w:pPr>
         <w:pStyle w:val="Heading2"/>
@@ -18636,9 +18807,9 @@
         <w:t xml:space="preserve">between ventures clears one box.</w:t>
       </w:r>
     </w:p>
-    <w:bookmarkEnd w:id="81"/>
     <w:bookmarkEnd w:id="82"/>
-    <w:bookmarkStart w:id="84" w:name="the-world"/>
+    <w:bookmarkEnd w:id="83"/>
+    <w:bookmarkStart w:id="85" w:name="the-world"/>
     <w:p>
       <w:pPr>
         <w:pStyle w:val="Heading1"/>
@@ -18653,192 +18824,6 @@
       </w:pPr>
       <w:r>
         <w:t xml:space="preserve">The empire is gone, but its bones are everywhere: roads no one repairs, aqueducts that feed dead cities, sorcerer-towers that still glow at night. Its heirs quarrel over the pieces.</w:t>
-      </w:r>
-    </w:p>
-    <w:p>
-      <w:pPr>
-        <w:numPr>
-          <w:ilvl w:val="0"/>
-          <w:numId w:val="1021"/>
-        </w:numPr>
-        <w:pStyle w:val="Compact"/>
-      </w:pPr>
-      <w:r>
-        <w:rPr>
-          <w:bCs/>
-          <w:b/>
-        </w:rPr>
-        <w:t xml:space="preserve">The Gilded Cities.</w:t>
-      </w:r>
-      <w:r>
-        <w:t xml:space="preserve"> </w:t>
-      </w:r>
-      <w:r>
-        <w:t xml:space="preserve">The empire’s heart, now a coast of rival city-states: silk, lotus, slave markets and assassins. Ruled by</w:t>
-      </w:r>
-      <w:r>
-        <w:t xml:space="preserve"> </w:t>
-      </w:r>
-      <w:r>
-        <w:rPr>
-          <w:bCs/>
-          <w:b/>
-        </w:rPr>
-        <w:t xml:space="preserve">merchant princes</w:t>
-      </w:r>
-      <w:r>
-        <w:t xml:space="preserve"> </w:t>
-      </w:r>
-      <w:r>
-        <w:t xml:space="preserve">and the occasional</w:t>
-      </w:r>
-      <w:r>
-        <w:t xml:space="preserve"> </w:t>
-      </w:r>
-      <w:r>
-        <w:rPr>
-          <w:bCs/>
-          <w:b/>
-        </w:rPr>
-        <w:t xml:space="preserve">sorcerer-prince</w:t>
-      </w:r>
-      <w:r>
-        <w:t xml:space="preserve">.</w:t>
-      </w:r>
-    </w:p>
-    <w:p>
-      <w:pPr>
-        <w:numPr>
-          <w:ilvl w:val="0"/>
-          <w:numId w:val="1021"/>
-        </w:numPr>
-        <w:pStyle w:val="Compact"/>
-      </w:pPr>
-      <w:r>
-        <w:rPr>
-          <w:bCs/>
-          <w:b/>
-        </w:rPr>
-        <w:t xml:space="preserve">The Frozen North.</w:t>
-      </w:r>
-      <w:r>
-        <w:t xml:space="preserve"> </w:t>
-      </w:r>
-      <w:r>
-        <w:t xml:space="preserve">Clans, longships and giants’ graves. Northlanders raid south every summer and trade every winter.</w:t>
-      </w:r>
-    </w:p>
-    <w:p>
-      <w:pPr>
-        <w:numPr>
-          <w:ilvl w:val="0"/>
-          <w:numId w:val="1021"/>
-        </w:numPr>
-        <w:pStyle w:val="Compact"/>
-      </w:pPr>
-      <w:r>
-        <w:rPr>
-          <w:bCs/>
-          <w:b/>
-        </w:rPr>
-        <w:t xml:space="preserve">The Burning Sands.</w:t>
-      </w:r>
-      <w:r>
-        <w:t xml:space="preserve"> </w:t>
-      </w:r>
-      <w:r>
-        <w:t xml:space="preserve">Nomads, caravan cities and buried temples of the</w:t>
-      </w:r>
-      <w:r>
-        <w:t xml:space="preserve"> </w:t>
-      </w:r>
-      <w:r>
-        <w:rPr>
-          <w:bCs/>
-          <w:b/>
-        </w:rPr>
-        <w:t xml:space="preserve">serpent kings</w:t>
-      </w:r>
-      <w:r>
-        <w:t xml:space="preserve"> </w:t>
-      </w:r>
-      <w:r>
-        <w:t xml:space="preserve">who ruled before humans.</w:t>
-      </w:r>
-    </w:p>
-    <w:p>
-      <w:pPr>
-        <w:numPr>
-          <w:ilvl w:val="0"/>
-          <w:numId w:val="1021"/>
-        </w:numPr>
-        <w:pStyle w:val="Compact"/>
-      </w:pPr>
-      <w:r>
-        <w:rPr>
-          <w:bCs/>
-          <w:b/>
-        </w:rPr>
-        <w:t xml:space="preserve">The Shattered Isles.</w:t>
-      </w:r>
-      <w:r>
-        <w:t xml:space="preserve"> </w:t>
-      </w:r>
-      <w:r>
-        <w:t xml:space="preserve">Corsair havens, sea-witches and sunken ruins; the Islanders’ free captains answer to no one.</w:t>
-      </w:r>
-    </w:p>
-    <w:p>
-      <w:pPr>
-        <w:numPr>
-          <w:ilvl w:val="0"/>
-          <w:numId w:val="1021"/>
-        </w:numPr>
-        <w:pStyle w:val="Compact"/>
-      </w:pPr>
-      <w:r>
-        <w:rPr>
-          <w:bCs/>
-          <w:b/>
-        </w:rPr>
-        <w:t xml:space="preserve">The Deeps.</w:t>
-      </w:r>
-      <w:r>
-        <w:t xml:space="preserve"> </w:t>
-      </w:r>
-      <w:r>
-        <w:t xml:space="preserve">Deepkin cities beneath the mountains, and below them, older things that dream.</w:t>
-      </w:r>
-    </w:p>
-    <w:p>
-      <w:pPr>
-        <w:numPr>
-          <w:ilvl w:val="0"/>
-          <w:numId w:val="1021"/>
-        </w:numPr>
-        <w:pStyle w:val="Compact"/>
-      </w:pPr>
-      <w:r>
-        <w:rPr>
-          <w:bCs/>
-          <w:b/>
-        </w:rPr>
-        <w:t xml:space="preserve">The Ashlands.</w:t>
-      </w:r>
-      <w:r>
-        <w:t xml:space="preserve"> </w:t>
-      </w:r>
-      <w:r>
-        <w:t xml:space="preserve">The empire’s blasted center, where the Crown broke. Nothing grows; shards and madmen are found there.</w:t>
-      </w:r>
-    </w:p>
-    <w:bookmarkStart w:id="83" w:name="powers"/>
-    <w:p>
-      <w:pPr>
-        <w:pStyle w:val="Heading2"/>
-      </w:pPr>
-      <w:r>
-        <w:t xml:space="preserve">Powers</w:t>
       </w:r>
     </w:p>
     <w:p>
@@ -18854,13 +18839,42 @@
           <w:bCs/>
           <w:b/>
         </w:rPr>
-        <w:t xml:space="preserve">The Crown shards.</w:t>
-      </w:r>
-      <w:r>
-        <w:t xml:space="preserve"> </w:t>
-      </w:r>
-      <w:r>
-        <w:t xml:space="preserve">Nine in all; four are held by known rulers, three are lost, and two are rumors. Each grants one great power and whispers to its bearer.</w:t>
+        <w:t xml:space="preserve">The Gilded Cities.</w:t>
+      </w:r>
+      <w:r>
+        <w:t xml:space="preserve"> </w:t>
+      </w:r>
+      <w:r>
+        <w:t xml:space="preserve">The empire’s heart, now a coast of rival city-states: silk, lotus, slave markets and assassins. Ruled by</w:t>
+      </w:r>
+      <w:r>
+        <w:t xml:space="preserve"> </w:t>
+      </w:r>
+      <w:r>
+        <w:rPr>
+          <w:bCs/>
+          <w:b/>
+        </w:rPr>
+        <w:t xml:space="preserve">merchant princes</w:t>
+      </w:r>
+      <w:r>
+        <w:t xml:space="preserve"> </w:t>
+      </w:r>
+      <w:r>
+        <w:t xml:space="preserve">and the occasional</w:t>
+      </w:r>
+      <w:r>
+        <w:t xml:space="preserve"> </w:t>
+      </w:r>
+      <w:r>
+        <w:rPr>
+          <w:bCs/>
+          <w:b/>
+        </w:rPr>
+        <w:t xml:space="preserve">sorcerer-prince</w:t>
+      </w:r>
+      <w:r>
+        <w:t xml:space="preserve">.</w:t>
       </w:r>
     </w:p>
     <w:p>
@@ -18876,13 +18890,13 @@
           <w:bCs/>
           <w:b/>
         </w:rPr>
-        <w:t xml:space="preserve">The sorcerer-princes.</w:t>
-      </w:r>
-      <w:r>
-        <w:t xml:space="preserve"> </w:t>
-      </w:r>
-      <w:r>
-        <w:t xml:space="preserve">Rulers who bought their thrones with sorcery and keep them with fear.</w:t>
+        <w:t xml:space="preserve">The Frozen North.</w:t>
+      </w:r>
+      <w:r>
+        <w:t xml:space="preserve"> </w:t>
+      </w:r>
+      <w:r>
+        <w:t xml:space="preserve">Clans, longships and giants’ graves. Northlanders raid south every summer and trade every winter.</w:t>
       </w:r>
     </w:p>
     <w:p>
@@ -18898,13 +18912,29 @@
           <w:bCs/>
           <w:b/>
         </w:rPr>
-        <w:t xml:space="preserve">The merchant princes.</w:t>
-      </w:r>
-      <w:r>
-        <w:t xml:space="preserve"> </w:t>
-      </w:r>
-      <w:r>
-        <w:t xml:space="preserve">Gold rules the Gilded Cities more than any king.</w:t>
+        <w:t xml:space="preserve">The Burning Sands.</w:t>
+      </w:r>
+      <w:r>
+        <w:t xml:space="preserve"> </w:t>
+      </w:r>
+      <w:r>
+        <w:t xml:space="preserve">Nomads, caravan cities and buried temples of the</w:t>
+      </w:r>
+      <w:r>
+        <w:t xml:space="preserve"> </w:t>
+      </w:r>
+      <w:r>
+        <w:rPr>
+          <w:bCs/>
+          <w:b/>
+        </w:rPr>
+        <w:t xml:space="preserve">serpent kings</w:t>
+      </w:r>
+      <w:r>
+        <w:t xml:space="preserve"> </w:t>
+      </w:r>
+      <w:r>
+        <w:t xml:space="preserve">who ruled before humans.</w:t>
       </w:r>
     </w:p>
     <w:p>
@@ -18920,13 +18950,13 @@
           <w:bCs/>
           <w:b/>
         </w:rPr>
-        <w:t xml:space="preserve">The Cult of the Burning God.</w:t>
-      </w:r>
-      <w:r>
-        <w:t xml:space="preserve"> </w:t>
-      </w:r>
-      <w:r>
-        <w:t xml:space="preserve">Zealots who burn sorcerers, and sometimes their neighbors.</w:t>
+        <w:t xml:space="preserve">The Shattered Isles.</w:t>
+      </w:r>
+      <w:r>
+        <w:t xml:space="preserve"> </w:t>
+      </w:r>
+      <w:r>
+        <w:t xml:space="preserve">Corsair havens, sea-witches and sunken ruins; the Islanders’ free captains answer to no one.</w:t>
       </w:r>
     </w:p>
     <w:p>
@@ -18942,13 +18972,13 @@
           <w:bCs/>
           <w:b/>
         </w:rPr>
-        <w:t xml:space="preserve">The Iron Company and its rivals.</w:t>
-      </w:r>
-      <w:r>
-        <w:t xml:space="preserve"> </w:t>
-      </w:r>
-      <w:r>
-        <w:t xml:space="preserve">Mercenary companies who decide most wars, for a price.</w:t>
+        <w:t xml:space="preserve">The Deeps.</w:t>
+      </w:r>
+      <w:r>
+        <w:t xml:space="preserve"> </w:t>
+      </w:r>
+      <w:r>
+        <w:t xml:space="preserve">Deepkin cities beneath the mountains, and below them, older things that dream.</w:t>
       </w:r>
     </w:p>
     <w:p>
@@ -18964,6 +18994,147 @@
           <w:bCs/>
           <w:b/>
         </w:rPr>
+        <w:t xml:space="preserve">The Ashlands.</w:t>
+      </w:r>
+      <w:r>
+        <w:t xml:space="preserve"> </w:t>
+      </w:r>
+      <w:r>
+        <w:t xml:space="preserve">The empire’s blasted center, where the Crown broke. Nothing grows; shards and madmen are found there.</w:t>
+      </w:r>
+    </w:p>
+    <w:bookmarkStart w:id="84" w:name="powers"/>
+    <w:p>
+      <w:pPr>
+        <w:pStyle w:val="Heading2"/>
+      </w:pPr>
+      <w:r>
+        <w:t xml:space="preserve">Powers</w:t>
+      </w:r>
+    </w:p>
+    <w:p>
+      <w:pPr>
+        <w:numPr>
+          <w:ilvl w:val="0"/>
+          <w:numId w:val="1023"/>
+        </w:numPr>
+        <w:pStyle w:val="Compact"/>
+      </w:pPr>
+      <w:r>
+        <w:rPr>
+          <w:bCs/>
+          <w:b/>
+        </w:rPr>
+        <w:t xml:space="preserve">The Crown shards.</w:t>
+      </w:r>
+      <w:r>
+        <w:t xml:space="preserve"> </w:t>
+      </w:r>
+      <w:r>
+        <w:t xml:space="preserve">Nine in all; four are held by known rulers, three are lost, and two are rumors. Each grants one great power and whispers to its bearer.</w:t>
+      </w:r>
+    </w:p>
+    <w:p>
+      <w:pPr>
+        <w:numPr>
+          <w:ilvl w:val="0"/>
+          <w:numId w:val="1023"/>
+        </w:numPr>
+        <w:pStyle w:val="Compact"/>
+      </w:pPr>
+      <w:r>
+        <w:rPr>
+          <w:bCs/>
+          <w:b/>
+        </w:rPr>
+        <w:t xml:space="preserve">The sorcerer-princes.</w:t>
+      </w:r>
+      <w:r>
+        <w:t xml:space="preserve"> </w:t>
+      </w:r>
+      <w:r>
+        <w:t xml:space="preserve">Rulers who bought their thrones with sorcery and keep them with fear.</w:t>
+      </w:r>
+    </w:p>
+    <w:p>
+      <w:pPr>
+        <w:numPr>
+          <w:ilvl w:val="0"/>
+          <w:numId w:val="1023"/>
+        </w:numPr>
+        <w:pStyle w:val="Compact"/>
+      </w:pPr>
+      <w:r>
+        <w:rPr>
+          <w:bCs/>
+          <w:b/>
+        </w:rPr>
+        <w:t xml:space="preserve">The merchant princes.</w:t>
+      </w:r>
+      <w:r>
+        <w:t xml:space="preserve"> </w:t>
+      </w:r>
+      <w:r>
+        <w:t xml:space="preserve">Gold rules the Gilded Cities more than any king.</w:t>
+      </w:r>
+    </w:p>
+    <w:p>
+      <w:pPr>
+        <w:numPr>
+          <w:ilvl w:val="0"/>
+          <w:numId w:val="1023"/>
+        </w:numPr>
+        <w:pStyle w:val="Compact"/>
+      </w:pPr>
+      <w:r>
+        <w:rPr>
+          <w:bCs/>
+          <w:b/>
+        </w:rPr>
+        <w:t xml:space="preserve">The Cult of the Burning God.</w:t>
+      </w:r>
+      <w:r>
+        <w:t xml:space="preserve"> </w:t>
+      </w:r>
+      <w:r>
+        <w:t xml:space="preserve">Zealots who burn sorcerers, and sometimes their neighbors.</w:t>
+      </w:r>
+    </w:p>
+    <w:p>
+      <w:pPr>
+        <w:numPr>
+          <w:ilvl w:val="0"/>
+          <w:numId w:val="1023"/>
+        </w:numPr>
+        <w:pStyle w:val="Compact"/>
+      </w:pPr>
+      <w:r>
+        <w:rPr>
+          <w:bCs/>
+          <w:b/>
+        </w:rPr>
+        <w:t xml:space="preserve">The Iron Company and its rivals.</w:t>
+      </w:r>
+      <w:r>
+        <w:t xml:space="preserve"> </w:t>
+      </w:r>
+      <w:r>
+        <w:t xml:space="preserve">Mercenary companies who decide most wars, for a price.</w:t>
+      </w:r>
+    </w:p>
+    <w:p>
+      <w:pPr>
+        <w:numPr>
+          <w:ilvl w:val="0"/>
+          <w:numId w:val="1023"/>
+        </w:numPr>
+        <w:pStyle w:val="Compact"/>
+      </w:pPr>
+      <w:r>
+        <w:rPr>
+          <w:bCs/>
+          <w:b/>
+        </w:rPr>
         <w:t xml:space="preserve">The Thieves’ Guild.</w:t>
       </w:r>
       <w:r>
@@ -18973,9 +19144,9 @@
         <w:t xml:space="preserve">Every city has one; they don’t all get along.</w:t>
       </w:r>
     </w:p>
-    <w:bookmarkEnd w:id="83"/>
     <w:bookmarkEnd w:id="84"/>
-    <w:bookmarkStart w:id="85" w:name="threats"/>
+    <w:bookmarkEnd w:id="85"/>
+    <w:bookmarkStart w:id="86" w:name="threats"/>
     <w:p>
       <w:pPr>
         <w:pStyle w:val="Heading1"/>
@@ -20353,8 +20524,8 @@
         <w:t xml:space="preserve">For a tougher version, add +1 to its targets and one box; for a weaker one, subtract.</w:t>
       </w:r>
     </w:p>
-    <w:bookmarkEnd w:id="85"/>
-    <w:bookmarkStart w:id="93" w:name="ready-made-characters"/>
+    <w:bookmarkEnd w:id="86"/>
+    <w:bookmarkStart w:id="94" w:name="ready-made-characters"/>
     <w:p>
       <w:pPr>
         <w:pStyle w:val="Heading1"/>
@@ -20371,7 +20542,7 @@
         <w:t xml:space="preserve">Characters ready to play, for one-shots, new players, or a group in a hurry. Each follows the creation rules exactly, and their connections tie them together. In the creator, choose one from the ready-made list to open it and make it your own.</w:t>
       </w:r>
     </w:p>
-    <w:bookmarkStart w:id="86" w:name="vessa-thorn"/>
+    <w:bookmarkStart w:id="87" w:name="vessa-thorn"/>
     <w:p>
       <w:pPr>
         <w:pStyle w:val="Heading2"/>
@@ -20396,192 +20567,6 @@
       </w:r>
       <w:r>
         <w:t xml:space="preserve">The best climber in the Gilded Cities, who stole a jewel from a sorcerer-prince and is only now learning it’s a shard of the Crown.</w:t>
-      </w:r>
-    </w:p>
-    <w:p>
-      <w:pPr>
-        <w:numPr>
-          <w:ilvl w:val="0"/>
-          <w:numId w:val="1023"/>
-        </w:numPr>
-        <w:pStyle w:val="Compact"/>
-      </w:pPr>
-      <w:r>
-        <w:rPr>
-          <w:bCs/>
-          <w:b/>
-        </w:rPr>
-        <w:t xml:space="preserve">Attributes:</w:t>
-      </w:r>
-      <w:r>
-        <w:t xml:space="preserve"> </w:t>
-      </w:r>
-      <w:r>
-        <w:t xml:space="preserve">Body 11, Agility 13, Intellect 11, Presence 12, Will 9.</w:t>
-      </w:r>
-      <w:r>
-        <w:t xml:space="preserve"> </w:t>
-      </w:r>
-      <w:r>
-        <w:rPr>
-          <w:bCs/>
-          <w:b/>
-        </w:rPr>
-        <w:t xml:space="preserve">Dodge</w:t>
-      </w:r>
-      <w:r>
-        <w:t xml:space="preserve"> </w:t>
-      </w:r>
-      <w:r>
-        <w:t xml:space="preserve">12.</w:t>
-      </w:r>
-    </w:p>
-    <w:p>
-      <w:pPr>
-        <w:numPr>
-          <w:ilvl w:val="0"/>
-          <w:numId w:val="1023"/>
-        </w:numPr>
-        <w:pStyle w:val="Compact"/>
-      </w:pPr>
-      <w:r>
-        <w:rPr>
-          <w:bCs/>
-          <w:b/>
-        </w:rPr>
-        <w:t xml:space="preserve">Skills:</w:t>
-      </w:r>
-      <w:r>
-        <w:t xml:space="preserve"> </w:t>
-      </w:r>
-      <w:r>
-        <w:t xml:space="preserve">Thievery 18 (Expert). Trained: Stealth 14, Deception 13, Persuasion 13, Athletics 12, Craft 12, Investigation 12, Melee 12, Read People 10.</w:t>
-      </w:r>
-    </w:p>
-    <w:p>
-      <w:pPr>
-        <w:numPr>
-          <w:ilvl w:val="0"/>
-          <w:numId w:val="1023"/>
-        </w:numPr>
-        <w:pStyle w:val="Compact"/>
-      </w:pPr>
-      <w:r>
-        <w:rPr>
-          <w:bCs/>
-          <w:b/>
-        </w:rPr>
-        <w:t xml:space="preserve">Edges:</w:t>
-      </w:r>
-      <w:r>
-        <w:t xml:space="preserve"> </w:t>
-      </w:r>
-      <w:r>
-        <w:t xml:space="preserve">+1 attribute point, Extra Trained skill, A friend; a friend: Old Marrow, a fence in the Gilded Cities who buys anything and asks nothing.</w:t>
-      </w:r>
-    </w:p>
-    <w:p>
-      <w:pPr>
-        <w:numPr>
-          <w:ilvl w:val="0"/>
-          <w:numId w:val="1023"/>
-        </w:numPr>
-        <w:pStyle w:val="Compact"/>
-      </w:pPr>
-      <w:r>
-        <w:rPr>
-          <w:bCs/>
-          <w:b/>
-        </w:rPr>
-        <w:t xml:space="preserve">Advantage:</w:t>
-      </w:r>
-      <w:r>
-        <w:t xml:space="preserve"> </w:t>
-      </w:r>
-      <w:r>
-        <w:t xml:space="preserve">Lockbreaker.</w:t>
-      </w:r>
-      <w:r>
-        <w:t xml:space="preserve"> </w:t>
-      </w:r>
-      <w:r>
-        <w:rPr>
-          <w:bCs/>
-          <w:b/>
-        </w:rPr>
-        <w:t xml:space="preserve">Complication:</w:t>
-      </w:r>
-      <w:r>
-        <w:t xml:space="preserve"> </w:t>
-      </w:r>
-      <w:r>
-        <w:t xml:space="preserve">Keeper of a Secret; trigger: a powerful figure asks what you know.</w:t>
-      </w:r>
-    </w:p>
-    <w:p>
-      <w:pPr>
-        <w:numPr>
-          <w:ilvl w:val="0"/>
-          <w:numId w:val="1023"/>
-        </w:numPr>
-        <w:pStyle w:val="Compact"/>
-      </w:pPr>
-      <w:r>
-        <w:rPr>
-          <w:bCs/>
-          <w:b/>
-        </w:rPr>
-        <w:t xml:space="preserve">What drives me:</w:t>
-      </w:r>
-      <w:r>
-        <w:t xml:space="preserve"> </w:t>
-      </w:r>
-      <w:r>
-        <w:t xml:space="preserve">Gold, and plenty of it. Everything else follows.</w:t>
-      </w:r>
-      <w:r>
-        <w:t xml:space="preserve"> </w:t>
-      </w:r>
-      <w:r>
-        <w:rPr>
-          <w:bCs/>
-          <w:b/>
-        </w:rPr>
-        <w:t xml:space="preserve">Connection:</w:t>
-      </w:r>
-      <w:r>
-        <w:t xml:space="preserve"> </w:t>
-      </w:r>
-      <w:r>
-        <w:t xml:space="preserve">Cinder was paid to kill her and didn’t. Neither of them has said why.</w:t>
-      </w:r>
-    </w:p>
-    <w:bookmarkEnd w:id="86"/>
-    <w:bookmarkStart w:id="87" w:name="ithrann"/>
-    <w:p>
-      <w:pPr>
-        <w:pStyle w:val="Heading2"/>
-      </w:pPr>
-      <w:r>
-        <w:t xml:space="preserve">Ithrann</w:t>
-      </w:r>
-    </w:p>
-    <w:p>
-      <w:pPr>
-        <w:pStyle w:val="FirstParagraph"/>
-      </w:pPr>
-      <w:r>
-        <w:rPr>
-          <w:iCs/>
-          <w:i/>
-        </w:rPr>
-        <w:t xml:space="preserve">Last scholar of Ssa’keth, Sorcerer. Serpent-kin (tier 2).</w:t>
-      </w:r>
-      <w:r>
-        <w:t xml:space="preserve"> </w:t>
-      </w:r>
-      <w:r>
-        <w:t xml:space="preserve">Keeper of a drowned serpent temple’s memory, searching the human kingdoms for its lost library.</w:t>
       </w:r>
     </w:p>
     <w:p>
@@ -20603,7 +20588,7 @@
         <w:t xml:space="preserve"> </w:t>
       </w:r>
       <w:r>
-        <w:t xml:space="preserve">Body 9, Agility 12, Intellect 13, Presence 9, Will 13.</w:t>
+        <w:t xml:space="preserve">Body 11, Agility 13, Intellect 11, Presence 12, Will 9.</w:t>
       </w:r>
       <w:r>
         <w:t xml:space="preserve"> </w:t>
@@ -20619,7 +20604,7 @@
         <w:t xml:space="preserve"> </w:t>
       </w:r>
       <w:r>
-        <w:t xml:space="preserve">11.</w:t>
+        <w:t xml:space="preserve">12.</w:t>
       </w:r>
     </w:p>
     <w:p>
@@ -20641,7 +20626,7 @@
         <w:t xml:space="preserve"> </w:t>
       </w:r>
       <w:r>
-        <w:t xml:space="preserve">Sorcery 16 (Specialty). Trained: Healing 14, Investigation 14, Lore 14, Read People 14, Survival 14, Stealth 13, Athletics 10, Deception 10, Persuasion 10.</w:t>
+        <w:t xml:space="preserve">Thievery 18 (Expert). Trained: Stealth 14, Deception 13, Persuasion 13, Athletics 12, Craft 12, Investigation 12, Melee 12, Read People 10.</w:t>
       </w:r>
     </w:p>
     <w:p>
@@ -20663,7 +20648,7 @@
         <w:t xml:space="preserve"> </w:t>
       </w:r>
       <w:r>
-        <w:t xml:space="preserve">+1 attribute point.</w:t>
+        <w:t xml:space="preserve">+1 attribute point, Extra Trained skill, A friend; a friend: Old Marrow, a fence in the Gilded Cities who buys anything and asks nothing.</w:t>
       </w:r>
     </w:p>
     <w:p>
@@ -20685,7 +20670,7 @@
         <w:t xml:space="preserve"> </w:t>
       </w:r>
       <w:r>
-        <w:t xml:space="preserve">Venom (ancestry; companion: Hated Blood).</w:t>
+        <w:t xml:space="preserve">Lockbreaker.</w:t>
       </w:r>
       <w:r>
         <w:t xml:space="preserve"> </w:t>
@@ -20701,7 +20686,7 @@
         <w:t xml:space="preserve"> </w:t>
       </w:r>
       <w:r>
-        <w:t xml:space="preserve">Outcast; trigger: someone recognizes your exile mark.</w:t>
+        <w:t xml:space="preserve">Keeper of a Secret; trigger: a powerful figure asks what you know.</w:t>
       </w:r>
     </w:p>
     <w:p>
@@ -20723,7 +20708,7 @@
         <w:t xml:space="preserve"> </w:t>
       </w:r>
       <w:r>
-        <w:t xml:space="preserve">The old empire’s secrets are out there. I will read them.</w:t>
+        <w:t xml:space="preserve">Gold, and plenty of it. Everything else follows.</w:t>
       </w:r>
       <w:r>
         <w:t xml:space="preserve"> </w:t>
@@ -20739,17 +20724,17 @@
         <w:t xml:space="preserve"> </w:t>
       </w:r>
       <w:r>
-        <w:t xml:space="preserve">Oren Sael shelters Ithrann at his shrine when no inn will take a serpent-kin.</w:t>
+        <w:t xml:space="preserve">Cinder was paid to kill her and didn’t. Neither of them has said why.</w:t>
       </w:r>
     </w:p>
     <w:bookmarkEnd w:id="87"/>
-    <w:bookmarkStart w:id="88" w:name="nyx"/>
+    <w:bookmarkStart w:id="88" w:name="ithrann"/>
     <w:p>
       <w:pPr>
         <w:pStyle w:val="Heading2"/>
       </w:pPr>
       <w:r>
-        <w:t xml:space="preserve">Nyx</w:t>
+        <w:t xml:space="preserve">Ithrann</w:t>
       </w:r>
     </w:p>
     <w:p>
@@ -20761,13 +20746,13 @@
           <w:iCs/>
           <w:i/>
         </w:rPr>
-        <w:t xml:space="preserve">Hedge-witch, Witch. Witch-blooded (tier 1).</w:t>
-      </w:r>
-      <w:r>
-        <w:t xml:space="preserve"> </w:t>
-      </w:r>
-      <w:r>
-        <w:t xml:space="preserve">Run out of her village with stones and torches; sells cures and curses to whoever pays.</w:t>
+        <w:t xml:space="preserve">Last scholar of Ssa’keth, Sorcerer. Serpent-kin (tier 2).</w:t>
+      </w:r>
+      <w:r>
+        <w:t xml:space="preserve"> </w:t>
+      </w:r>
+      <w:r>
+        <w:t xml:space="preserve">Keeper of a drowned serpent temple’s memory, searching the human kingdoms for its lost library.</w:t>
       </w:r>
     </w:p>
     <w:p>
@@ -20789,7 +20774,7 @@
         <w:t xml:space="preserve"> </w:t>
       </w:r>
       <w:r>
-        <w:t xml:space="preserve">Body 9, Agility 11, Intellect 11, Presence 11, Will 13.</w:t>
+        <w:t xml:space="preserve">Body 9, Agility 12, Intellect 13, Presence 9, Will 13.</w:t>
       </w:r>
       <w:r>
         <w:t xml:space="preserve"> </w:t>
@@ -20805,7 +20790,7 @@
         <w:t xml:space="preserve"> </w:t>
       </w:r>
       <w:r>
-        <w:t xml:space="preserve">10.</w:t>
+        <w:t xml:space="preserve">11.</w:t>
       </w:r>
     </w:p>
     <w:p>
@@ -20827,7 +20812,7 @@
         <w:t xml:space="preserve"> </w:t>
       </w:r>
       <w:r>
-        <w:t xml:space="preserve">Sorcery 16 (Specialty). Trained: Read People 14, Survival 14, Craft 12, Deception 12, Healing 12, Lore 12, Persuasion 12, Stealth 12, Tracking 12, Athletics 10.</w:t>
+        <w:t xml:space="preserve">Sorcery 16 (Specialty). Trained: Healing 14, Investigation 14, Lore 14, Read People 14, Survival 14, Stealth 13, Athletics 10, Deception 10, Persuasion 10.</w:t>
       </w:r>
     </w:p>
     <w:p>
@@ -20849,7 +20834,7 @@
         <w:t xml:space="preserve"> </w:t>
       </w:r>
       <w:r>
-        <w:t xml:space="preserve">Extra Trained skill, Extra Fortune.</w:t>
+        <w:t xml:space="preserve">+1 attribute point.</w:t>
       </w:r>
     </w:p>
     <w:p>
@@ -20871,7 +20856,7 @@
         <w:t xml:space="preserve"> </w:t>
       </w:r>
       <w:r>
-        <w:t xml:space="preserve">Herb-Wise.</w:t>
+        <w:t xml:space="preserve">Venom (ancestry; companion: Hated Blood).</w:t>
       </w:r>
       <w:r>
         <w:t xml:space="preserve"> </w:t>
@@ -20887,7 +20872,7 @@
         <w:t xml:space="preserve"> </w:t>
       </w:r>
       <w:r>
-        <w:t xml:space="preserve">Debt to a Sorcerer; trigger: a raven arrives with a sealed message.</w:t>
+        <w:t xml:space="preserve">Outcast; trigger: someone recognizes your exile mark.</w:t>
       </w:r>
     </w:p>
     <w:p>
@@ -20909,7 +20894,7 @@
         <w:t xml:space="preserve"> </w:t>
       </w:r>
       <w:r>
-        <w:t xml:space="preserve">Every day alive is a victory. I mean to have more of them.</w:t>
+        <w:t xml:space="preserve">The old empire’s secrets are out there. I will read them.</w:t>
       </w:r>
       <w:r>
         <w:t xml:space="preserve"> </w:t>
@@ -20925,17 +20910,17 @@
         <w:t xml:space="preserve"> </w:t>
       </w:r>
       <w:r>
-        <w:t xml:space="preserve">Gorrum carried her out of the burning village. He says he was just passing.</w:t>
+        <w:t xml:space="preserve">Oren Sael shelters Ithrann at his shrine when no inn will take a serpent-kin.</w:t>
       </w:r>
     </w:p>
     <w:bookmarkEnd w:id="88"/>
-    <w:bookmarkStart w:id="89" w:name="gorrum-ironjaw"/>
+    <w:bookmarkStart w:id="89" w:name="nyx"/>
     <w:p>
       <w:pPr>
         <w:pStyle w:val="Heading2"/>
       </w:pPr>
       <w:r>
-        <w:t xml:space="preserve">Gorrum Ironjaw</w:t>
+        <w:t xml:space="preserve">Nyx</w:t>
       </w:r>
     </w:p>
     <w:p>
@@ -20947,13 +20932,13 @@
           <w:iCs/>
           <w:i/>
         </w:rPr>
-        <w:t xml:space="preserve">Sergeant of the Iron Company, Sellsword. Giant-blooded (tier 2).</w:t>
-      </w:r>
-      <w:r>
-        <w:t xml:space="preserve"> </w:t>
-      </w:r>
-      <w:r>
-        <w:t xml:space="preserve">Twenty years with the Iron Company, a wheel-lock pistol he calls Thunder, and a soft spot for strays.</w:t>
+        <w:t xml:space="preserve">Hedge-witch, Witch. Witch-blooded (tier 1).</w:t>
+      </w:r>
+      <w:r>
+        <w:t xml:space="preserve"> </w:t>
+      </w:r>
+      <w:r>
+        <w:t xml:space="preserve">Run out of her village with stones and torches; sells cures and curses to whoever pays.</w:t>
       </w:r>
     </w:p>
     <w:p>
@@ -20975,7 +20960,7 @@
         <w:t xml:space="preserve"> </w:t>
       </w:r>
       <w:r>
-        <w:t xml:space="preserve">Body 15, Agility 10, Intellect 9, Presence 10, Will 11.</w:t>
+        <w:t xml:space="preserve">Body 9, Agility 11, Intellect 11, Presence 11, Will 13.</w:t>
       </w:r>
       <w:r>
         <w:t xml:space="preserve"> </w:t>
@@ -20991,7 +20976,7 @@
         <w:t xml:space="preserve"> </w:t>
       </w:r>
       <w:r>
-        <w:t xml:space="preserve">9.</w:t>
+        <w:t xml:space="preserve">10.</w:t>
       </w:r>
     </w:p>
     <w:p>
@@ -21013,7 +20998,7 @@
         <w:t xml:space="preserve"> </w:t>
       </w:r>
       <w:r>
-        <w:t xml:space="preserve">Melee 18 (Specialty). Trained: Athletics 16, Brawling 16, Read People 12, Survival 12, Leadership 11, Marksmanship 11, Persuasion 11, Riding 11, Healing 10.</w:t>
+        <w:t xml:space="preserve">Sorcery 16 (Specialty). Trained: Read People 14, Survival 14, Craft 12, Deception 12, Healing 12, Lore 12, Persuasion 12, Stealth 12, Tracking 12, Athletics 10.</w:t>
       </w:r>
     </w:p>
     <w:p>
@@ -21035,7 +21020,7 @@
         <w:t xml:space="preserve"> </w:t>
       </w:r>
       <w:r>
-        <w:t xml:space="preserve">Second advantage; second advantage: Shield-Wall.</w:t>
+        <w:t xml:space="preserve">Extra Trained skill, Extra Fortune.</w:t>
       </w:r>
     </w:p>
     <w:p>
@@ -21057,7 +21042,7 @@
         <w:t xml:space="preserve"> </w:t>
       </w:r>
       <w:r>
-        <w:t xml:space="preserve">Battle-Hardened.</w:t>
+        <w:t xml:space="preserve">Herb-Wise.</w:t>
       </w:r>
       <w:r>
         <w:t xml:space="preserve"> </w:t>
@@ -21073,7 +21058,7 @@
         <w:t xml:space="preserve"> </w:t>
       </w:r>
       <w:r>
-        <w:t xml:space="preserve">Old Rival; trigger: your rival arrives first.</w:t>
+        <w:t xml:space="preserve">Debt to a Sorcerer; trigger: a raven arrives with a sealed message.</w:t>
       </w:r>
     </w:p>
     <w:p>
@@ -21095,7 +21080,7 @@
         <w:t xml:space="preserve"> </w:t>
       </w:r>
       <w:r>
-        <w:t xml:space="preserve">I did terrible things. I mean to balance the scales.</w:t>
+        <w:t xml:space="preserve">Every day alive is a victory. I mean to have more of them.</w:t>
       </w:r>
       <w:r>
         <w:t xml:space="preserve"> </w:t>
@@ -21111,17 +21096,17 @@
         <w:t xml:space="preserve"> </w:t>
       </w:r>
       <w:r>
-        <w:t xml:space="preserve">Nyx is the stray he carried out of the fire. He’d die before he’d say he cares.</w:t>
+        <w:t xml:space="preserve">Gorrum carried her out of the burning village. He says he was just passing.</w:t>
       </w:r>
     </w:p>
     <w:bookmarkEnd w:id="89"/>
-    <w:bookmarkStart w:id="90" w:name="mira-saltwind"/>
+    <w:bookmarkStart w:id="90" w:name="gorrum-ironjaw"/>
     <w:p>
       <w:pPr>
         <w:pStyle w:val="Heading2"/>
       </w:pPr>
       <w:r>
-        <w:t xml:space="preserve">Mira Saltwind</w:t>
+        <w:t xml:space="preserve">Gorrum Ironjaw</w:t>
       </w:r>
     </w:p>
     <w:p>
@@ -21133,13 +21118,13 @@
           <w:iCs/>
           <w:i/>
         </w:rPr>
-        <w:t xml:space="preserve">Free captain, without a ship, Corsair. Islander (tier 0); Master.</w:t>
-      </w:r>
-      <w:r>
-        <w:t xml:space="preserve"> </w:t>
-      </w:r>
-      <w:r>
-        <w:t xml:space="preserve">Captain of the Kestrel until a sea-witch sank her. She kept her mother’s arquebus and her crew’s debts.</w:t>
+        <w:t xml:space="preserve">Sergeant of the Iron Company, Sellsword. Giant-blooded (tier 2).</w:t>
+      </w:r>
+      <w:r>
+        <w:t xml:space="preserve"> </w:t>
+      </w:r>
+      <w:r>
+        <w:t xml:space="preserve">Twenty years with the Iron Company, a wheel-lock pistol he calls Thunder, and a soft spot for strays.</w:t>
       </w:r>
     </w:p>
     <w:p>
@@ -21161,7 +21146,7 @@
         <w:t xml:space="preserve"> </w:t>
       </w:r>
       <w:r>
-        <w:t xml:space="preserve">Body 11, Agility 13, Intellect 10, Presence 11, Will 11.</w:t>
+        <w:t xml:space="preserve">Body 15, Agility 10, Intellect 9, Presence 10, Will 11.</w:t>
       </w:r>
       <w:r>
         <w:t xml:space="preserve"> </w:t>
@@ -21177,7 +21162,7 @@
         <w:t xml:space="preserve"> </w:t>
       </w:r>
       <w:r>
-        <w:t xml:space="preserve">12.</w:t>
+        <w:t xml:space="preserve">9.</w:t>
       </w:r>
     </w:p>
     <w:p>
@@ -21199,7 +21184,7 @@
         <w:t xml:space="preserve"> </w:t>
       </w:r>
       <w:r>
-        <w:t xml:space="preserve">Sailing 18 (Expert). Trained: Marksmanship 14, Stealth 14, Athletics 12, Brawling 12, Melee 12, Persuasion 12, Read People 12, Survival 12.</w:t>
+        <w:t xml:space="preserve">Melee 18 (Specialty). Trained: Athletics 16, Brawling 16, Read People 12, Survival 12, Leadership 11, Marksmanship 11, Persuasion 11, Riding 11, Healing 10.</w:t>
       </w:r>
     </w:p>
     <w:p>
@@ -21221,7 +21206,7 @@
         <w:t xml:space="preserve"> </w:t>
       </w:r>
       <w:r>
-        <w:t xml:space="preserve">+1 attribute point, Extra Trained skill, A fine weapon or tool; a fine tool: her mother’s arquebus, Widowmaker (+2 Marksmanship).</w:t>
+        <w:t xml:space="preserve">Second advantage; second advantage: Shield-Wall.</w:t>
       </w:r>
     </w:p>
     <w:p>
@@ -21243,7 +21228,7 @@
         <w:t xml:space="preserve"> </w:t>
       </w:r>
       <w:r>
-        <w:t xml:space="preserve">Sea Legs.</w:t>
+        <w:t xml:space="preserve">Battle-Hardened.</w:t>
       </w:r>
       <w:r>
         <w:t xml:space="preserve"> </w:t>
@@ -21259,7 +21244,7 @@
         <w:t xml:space="preserve"> </w:t>
       </w:r>
       <w:r>
-        <w:t xml:space="preserve">Sworn Vengeance; trigger: news of where your enemy is.</w:t>
+        <w:t xml:space="preserve">Old Rival; trigger: your rival arrives first.</w:t>
       </w:r>
     </w:p>
     <w:p>
@@ -21281,7 +21266,7 @@
         <w:t xml:space="preserve"> </w:t>
       </w:r>
       <w:r>
-        <w:t xml:space="preserve">Someone took everything from me. I mean to take it back, in blood.</w:t>
+        <w:t xml:space="preserve">I did terrible things. I mean to balance the scales.</w:t>
       </w:r>
       <w:r>
         <w:t xml:space="preserve"> </w:t>
@@ -21297,17 +21282,17 @@
         <w:t xml:space="preserve"> </w:t>
       </w:r>
       <w:r>
-        <w:t xml:space="preserve">Kara of the Long Winter owes her a life, and Mira means to collect.</w:t>
+        <w:t xml:space="preserve">Nyx is the stray he carried out of the fire. He’d die before he’d say he cares.</w:t>
       </w:r>
     </w:p>
     <w:bookmarkEnd w:id="90"/>
-    <w:bookmarkStart w:id="91" w:name="cinder"/>
+    <w:bookmarkStart w:id="91" w:name="mira-saltwind"/>
     <w:p>
       <w:pPr>
         <w:pStyle w:val="Heading2"/>
       </w:pPr>
       <w:r>
-        <w:t xml:space="preserve">Cinder</w:t>
+        <w:t xml:space="preserve">Mira Saltwind</w:t>
       </w:r>
     </w:p>
     <w:p>
@@ -21319,13 +21304,13 @@
           <w:iCs/>
           <w:i/>
         </w:rPr>
-        <w:t xml:space="preserve">Former blade of the Ash Guild, Assassin. Ashborn (tier 1).</w:t>
-      </w:r>
-      <w:r>
-        <w:t xml:space="preserve"> </w:t>
-      </w:r>
-      <w:r>
-        <w:t xml:space="preserve">Made by the Ash Guild into its best knife; ran the night they ordered a child’s death.</w:t>
+        <w:t xml:space="preserve">Free captain, without a ship, Corsair. Islander (tier 0); Master.</w:t>
+      </w:r>
+      <w:r>
+        <w:t xml:space="preserve"> </w:t>
+      </w:r>
+      <w:r>
+        <w:t xml:space="preserve">Captain of the Kestrel until a sea-witch sank her. She kept her mother’s arquebus and her crew’s debts.</w:t>
       </w:r>
     </w:p>
     <w:p>
@@ -21347,7 +21332,7 @@
         <w:t xml:space="preserve"> </w:t>
       </w:r>
       <w:r>
-        <w:t xml:space="preserve">Body 12, Agility 13, Intellect 11, Presence 9, Will 11.</w:t>
+        <w:t xml:space="preserve">Body 11, Agility 13, Intellect 10, Presence 11, Will 11.</w:t>
       </w:r>
       <w:r>
         <w:t xml:space="preserve"> </w:t>
@@ -21385,7 +21370,7 @@
         <w:t xml:space="preserve"> </w:t>
       </w:r>
       <w:r>
-        <w:t xml:space="preserve">Stealth 16 (Specialty). Trained: Marksmanship 14, Thievery 14, Athletics 13, Brawling 13, Melee 13, Craft 12, Investigation 12, Read People 12, Survival 12, Deception 10.</w:t>
+        <w:t xml:space="preserve">Sailing 18 (Expert). Trained: Marksmanship 14, Stealth 14, Athletics 12, Brawling 12, Melee 12, Persuasion 12, Read People 12, Survival 12.</w:t>
       </w:r>
     </w:p>
     <w:p>
@@ -21407,7 +21392,7 @@
         <w:t xml:space="preserve"> </w:t>
       </w:r>
       <w:r>
-        <w:t xml:space="preserve">+1 attribute point, Extra Trained skill.</w:t>
+        <w:t xml:space="preserve">+1 attribute point, Extra Trained skill, A fine weapon or tool; a fine tool: her mother’s arquebus, Widowmaker (+2 Marksmanship).</w:t>
       </w:r>
     </w:p>
     <w:p>
@@ -21429,7 +21414,7 @@
         <w:t xml:space="preserve"> </w:t>
       </w:r>
       <w:r>
-        <w:t xml:space="preserve">Shadow-Walker.</w:t>
+        <w:t xml:space="preserve">Sea Legs.</w:t>
       </w:r>
       <w:r>
         <w:t xml:space="preserve"> </w:t>
@@ -21445,7 +21430,7 @@
         <w:t xml:space="preserve"> </w:t>
       </w:r>
       <w:r>
-        <w:t xml:space="preserve">Wanted; trigger: a bounty hunter takes the next room.</w:t>
+        <w:t xml:space="preserve">Sworn Vengeance; trigger: news of where your enemy is.</w:t>
       </w:r>
     </w:p>
     <w:p>
@@ -21467,7 +21452,7 @@
         <w:t xml:space="preserve"> </w:t>
       </w:r>
       <w:r>
-        <w:t xml:space="preserve">No master, no chains, no one to answer to.</w:t>
+        <w:t xml:space="preserve">Someone took everything from me. I mean to take it back, in blood.</w:t>
       </w:r>
       <w:r>
         <w:t xml:space="preserve"> </w:t>
@@ -21483,17 +21468,17 @@
         <w:t xml:space="preserve"> </w:t>
       </w:r>
       <w:r>
-        <w:t xml:space="preserve">Vessa Thorn was their last contract. They let her live and have been running ever since.</w:t>
+        <w:t xml:space="preserve">Kara of the Long Winter owes her a life, and Mira means to collect.</w:t>
       </w:r>
     </w:p>
     <w:bookmarkEnd w:id="91"/>
-    <w:bookmarkStart w:id="92" w:name="oren-sael"/>
+    <w:bookmarkStart w:id="92" w:name="cinder"/>
     <w:p>
       <w:pPr>
         <w:pStyle w:val="Heading2"/>
       </w:pPr>
       <w:r>
-        <w:t xml:space="preserve">Oren Sael</w:t>
+        <w:t xml:space="preserve">Cinder</w:t>
       </w:r>
     </w:p>
     <w:p>
@@ -21505,13 +21490,13 @@
           <w:iCs/>
           <w:i/>
         </w:rPr>
-        <w:t xml:space="preserve">Keeper of the Last Shrine, Priest. Sand-born (tier 0).</w:t>
-      </w:r>
-      <w:r>
-        <w:t xml:space="preserve"> </w:t>
-      </w:r>
-      <w:r>
-        <w:t xml:space="preserve">The last priest of Haddu, god of wells, who keeps a shrine no caravan visits and a flame that is going out.</w:t>
+        <w:t xml:space="preserve">Former blade of the Ash Guild, Assassin. Ashborn (tier 1).</w:t>
+      </w:r>
+      <w:r>
+        <w:t xml:space="preserve"> </w:t>
+      </w:r>
+      <w:r>
+        <w:t xml:space="preserve">Made by the Ash Guild into its best knife; ran the night they ordered a child’s death.</w:t>
       </w:r>
     </w:p>
     <w:p>
@@ -21533,7 +21518,7 @@
         <w:t xml:space="preserve"> </w:t>
       </w:r>
       <w:r>
-        <w:t xml:space="preserve">Body 10, Agility 10, Intellect 11, Presence 13, Will 13.</w:t>
+        <w:t xml:space="preserve">Body 12, Agility 13, Intellect 11, Presence 9, Will 11.</w:t>
       </w:r>
       <w:r>
         <w:t xml:space="preserve"> </w:t>
@@ -21549,7 +21534,7 @@
         <w:t xml:space="preserve"> </w:t>
       </w:r>
       <w:r>
-        <w:t xml:space="preserve">9.</w:t>
+        <w:t xml:space="preserve">12.</w:t>
       </w:r>
     </w:p>
     <w:p>
@@ -21571,7 +21556,7 @@
         <w:t xml:space="preserve"> </w:t>
       </w:r>
       <w:r>
-        <w:t xml:space="preserve">Persuasion 16 (Specialty). Trained: Leadership 14, Read People 14, Survival 14, Healing 12, Investigation 12, Lore 12, Athletics 11, Melee 11, Riding 11.</w:t>
+        <w:t xml:space="preserve">Stealth 16 (Specialty). Trained: Marksmanship 14, Thievery 14, Athletics 13, Brawling 13, Melee 13, Craft 12, Investigation 12, Read People 12, Survival 12, Deception 10.</w:t>
       </w:r>
     </w:p>
     <w:p>
@@ -21593,7 +21578,7 @@
         <w:t xml:space="preserve"> </w:t>
       </w:r>
       <w:r>
-        <w:t xml:space="preserve">+1 attribute point ×2, A friend; a friend: Yusra, the last caravan-master who still stops at the shrine.</w:t>
+        <w:t xml:space="preserve">+1 attribute point, Extra Trained skill.</w:t>
       </w:r>
     </w:p>
     <w:p>
@@ -21615,7 +21600,7 @@
         <w:t xml:space="preserve"> </w:t>
       </w:r>
       <w:r>
-        <w:t xml:space="preserve">Iron Will.</w:t>
+        <w:t xml:space="preserve">Shadow-Walker.</w:t>
       </w:r>
       <w:r>
         <w:t xml:space="preserve"> </w:t>
@@ -21631,7 +21616,7 @@
         <w:t xml:space="preserve"> </w:t>
       </w:r>
       <w:r>
-        <w:t xml:space="preserve">Oath-Bound; trigger: keeping the vow means abandoning the plan.</w:t>
+        <w:t xml:space="preserve">Wanted; trigger: a bounty hunter takes the next room.</w:t>
       </w:r>
     </w:p>
     <w:p>
@@ -21653,7 +21638,7 @@
         <w:t xml:space="preserve"> </w:t>
       </w:r>
       <w:r>
-        <w:t xml:space="preserve">My god is dying. Someone has to keep the flame.</w:t>
+        <w:t xml:space="preserve">No master, no chains, no one to answer to.</w:t>
       </w:r>
       <w:r>
         <w:t xml:space="preserve"> </w:t>
@@ -21669,12 +21654,198 @@
         <w:t xml:space="preserve"> </w:t>
       </w:r>
       <w:r>
+        <w:t xml:space="preserve">Vessa Thorn was their last contract. They let her live and have been running ever since.</w:t>
+      </w:r>
+    </w:p>
+    <w:bookmarkEnd w:id="92"/>
+    <w:bookmarkStart w:id="93" w:name="oren-sael"/>
+    <w:p>
+      <w:pPr>
+        <w:pStyle w:val="Heading2"/>
+      </w:pPr>
+      <w:r>
+        <w:t xml:space="preserve">Oren Sael</w:t>
+      </w:r>
+    </w:p>
+    <w:p>
+      <w:pPr>
+        <w:pStyle w:val="FirstParagraph"/>
+      </w:pPr>
+      <w:r>
+        <w:rPr>
+          <w:iCs/>
+          <w:i/>
+        </w:rPr>
+        <w:t xml:space="preserve">Keeper of the Last Shrine, Priest. Sand-born (tier 0).</w:t>
+      </w:r>
+      <w:r>
+        <w:t xml:space="preserve"> </w:t>
+      </w:r>
+      <w:r>
+        <w:t xml:space="preserve">The last priest of Haddu, god of wells, who keeps a shrine no caravan visits and a flame that is going out.</w:t>
+      </w:r>
+    </w:p>
+    <w:p>
+      <w:pPr>
+        <w:numPr>
+          <w:ilvl w:val="0"/>
+          <w:numId w:val="1030"/>
+        </w:numPr>
+        <w:pStyle w:val="Compact"/>
+      </w:pPr>
+      <w:r>
+        <w:rPr>
+          <w:bCs/>
+          <w:b/>
+        </w:rPr>
+        <w:t xml:space="preserve">Attributes:</w:t>
+      </w:r>
+      <w:r>
+        <w:t xml:space="preserve"> </w:t>
+      </w:r>
+      <w:r>
+        <w:t xml:space="preserve">Body 10, Agility 10, Intellect 11, Presence 13, Will 13.</w:t>
+      </w:r>
+      <w:r>
+        <w:t xml:space="preserve"> </w:t>
+      </w:r>
+      <w:r>
+        <w:rPr>
+          <w:bCs/>
+          <w:b/>
+        </w:rPr>
+        <w:t xml:space="preserve">Dodge</w:t>
+      </w:r>
+      <w:r>
+        <w:t xml:space="preserve"> </w:t>
+      </w:r>
+      <w:r>
+        <w:t xml:space="preserve">9.</w:t>
+      </w:r>
+    </w:p>
+    <w:p>
+      <w:pPr>
+        <w:numPr>
+          <w:ilvl w:val="0"/>
+          <w:numId w:val="1030"/>
+        </w:numPr>
+        <w:pStyle w:val="Compact"/>
+      </w:pPr>
+      <w:r>
+        <w:rPr>
+          <w:bCs/>
+          <w:b/>
+        </w:rPr>
+        <w:t xml:space="preserve">Skills:</w:t>
+      </w:r>
+      <w:r>
+        <w:t xml:space="preserve"> </w:t>
+      </w:r>
+      <w:r>
+        <w:t xml:space="preserve">Persuasion 16 (Specialty). Trained: Leadership 14, Read People 14, Survival 14, Healing 12, Investigation 12, Lore 12, Athletics 11, Melee 11, Riding 11.</w:t>
+      </w:r>
+    </w:p>
+    <w:p>
+      <w:pPr>
+        <w:numPr>
+          <w:ilvl w:val="0"/>
+          <w:numId w:val="1030"/>
+        </w:numPr>
+        <w:pStyle w:val="Compact"/>
+      </w:pPr>
+      <w:r>
+        <w:rPr>
+          <w:bCs/>
+          <w:b/>
+        </w:rPr>
+        <w:t xml:space="preserve">Edges:</w:t>
+      </w:r>
+      <w:r>
+        <w:t xml:space="preserve"> </w:t>
+      </w:r>
+      <w:r>
+        <w:t xml:space="preserve">+1 attribute point ×2, A friend; a friend: Yusra, the last caravan-master who still stops at the shrine.</w:t>
+      </w:r>
+    </w:p>
+    <w:p>
+      <w:pPr>
+        <w:numPr>
+          <w:ilvl w:val="0"/>
+          <w:numId w:val="1030"/>
+        </w:numPr>
+        <w:pStyle w:val="Compact"/>
+      </w:pPr>
+      <w:r>
+        <w:rPr>
+          <w:bCs/>
+          <w:b/>
+        </w:rPr>
+        <w:t xml:space="preserve">Advantage:</w:t>
+      </w:r>
+      <w:r>
+        <w:t xml:space="preserve"> </w:t>
+      </w:r>
+      <w:r>
+        <w:t xml:space="preserve">Iron Will.</w:t>
+      </w:r>
+      <w:r>
+        <w:t xml:space="preserve"> </w:t>
+      </w:r>
+      <w:r>
+        <w:rPr>
+          <w:bCs/>
+          <w:b/>
+        </w:rPr>
+        <w:t xml:space="preserve">Complication:</w:t>
+      </w:r>
+      <w:r>
+        <w:t xml:space="preserve"> </w:t>
+      </w:r>
+      <w:r>
+        <w:t xml:space="preserve">Oath-Bound; trigger: keeping the vow means abandoning the plan.</w:t>
+      </w:r>
+    </w:p>
+    <w:p>
+      <w:pPr>
+        <w:numPr>
+          <w:ilvl w:val="0"/>
+          <w:numId w:val="1030"/>
+        </w:numPr>
+        <w:pStyle w:val="Compact"/>
+      </w:pPr>
+      <w:r>
+        <w:rPr>
+          <w:bCs/>
+          <w:b/>
+        </w:rPr>
+        <w:t xml:space="preserve">What drives me:</w:t>
+      </w:r>
+      <w:r>
+        <w:t xml:space="preserve"> </w:t>
+      </w:r>
+      <w:r>
+        <w:t xml:space="preserve">My god is dying. Someone has to keep the flame.</w:t>
+      </w:r>
+      <w:r>
+        <w:t xml:space="preserve"> </w:t>
+      </w:r>
+      <w:r>
+        <w:rPr>
+          <w:bCs/>
+          <w:b/>
+        </w:rPr>
+        <w:t xml:space="preserve">Connection:</w:t>
+      </w:r>
+      <w:r>
+        <w:t xml:space="preserve"> </w:t>
+      </w:r>
+      <w:r>
         <w:t xml:space="preserve">Ithrann sleeps at his shrine. Oren hopes the serpent-kin’s books hold a cure for a dying god.</w:t>
       </w:r>
     </w:p>
-    <w:bookmarkEnd w:id="92"/>
     <w:bookmarkEnd w:id="93"/>
-    <w:bookmarkStart w:id="94" w:name="advantages"/>
+    <w:bookmarkEnd w:id="94"/>
+    <w:bookmarkStart w:id="95" w:name="advantages"/>
     <w:p>
       <w:pPr>
         <w:pStyle w:val="Heading1"/>
@@ -22522,8 +22693,8 @@
         <w:t xml:space="preserve">too, or the gift has nothing to work with.</w:t>
       </w:r>
     </w:p>
-    <w:bookmarkEnd w:id="94"/>
-    <w:bookmarkStart w:id="109" w:name="ancestries"/>
+    <w:bookmarkEnd w:id="95"/>
+    <w:bookmarkStart w:id="110" w:name="ancestries"/>
     <w:p>
       <w:pPr>
         <w:pStyle w:val="Heading1"/>
@@ -23450,7 +23621,7 @@
         </w:tc>
       </w:tr>
     </w:tbl>
-    <w:bookmarkStart w:id="95" w:name="shared-rules"/>
+    <w:bookmarkStart w:id="96" w:name="shared-rules"/>
     <w:p>
       <w:pPr>
         <w:pStyle w:val="Heading2"/>
@@ -23652,8 +23823,8 @@
         </w:tc>
       </w:tr>
     </w:tbl>
-    <w:bookmarkEnd w:id="95"/>
-    <w:bookmarkStart w:id="96" w:name="crownlander"/>
+    <w:bookmarkEnd w:id="96"/>
+    <w:bookmarkStart w:id="97" w:name="crownlander"/>
     <w:p>
       <w:pPr>
         <w:pStyle w:val="Heading2"/>
@@ -23966,8 +24137,8 @@
         </w:tc>
       </w:tr>
     </w:tbl>
-    <w:bookmarkEnd w:id="96"/>
-    <w:bookmarkStart w:id="97" w:name="islander"/>
+    <w:bookmarkEnd w:id="97"/>
+    <w:bookmarkStart w:id="98" w:name="islander"/>
     <w:p>
       <w:pPr>
         <w:pStyle w:val="Heading2"/>
@@ -24280,8 +24451,8 @@
         </w:tc>
       </w:tr>
     </w:tbl>
-    <w:bookmarkEnd w:id="97"/>
-    <w:bookmarkStart w:id="98" w:name="northlander"/>
+    <w:bookmarkEnd w:id="98"/>
+    <w:bookmarkStart w:id="99" w:name="northlander"/>
     <w:p>
       <w:pPr>
         <w:pStyle w:val="Heading2"/>
@@ -24594,8 +24765,8 @@
         </w:tc>
       </w:tr>
     </w:tbl>
-    <w:bookmarkEnd w:id="98"/>
-    <w:bookmarkStart w:id="99" w:name="sand-born"/>
+    <w:bookmarkEnd w:id="99"/>
+    <w:bookmarkStart w:id="100" w:name="sand-born"/>
     <w:p>
       <w:pPr>
         <w:pStyle w:val="Heading2"/>
@@ -24908,8 +25079,8 @@
         </w:tc>
       </w:tr>
     </w:tbl>
-    <w:bookmarkEnd w:id="99"/>
-    <w:bookmarkStart w:id="100" w:name="ashborn"/>
+    <w:bookmarkEnd w:id="100"/>
+    <w:bookmarkStart w:id="101" w:name="ashborn"/>
     <w:p>
       <w:pPr>
         <w:pStyle w:val="Heading2"/>
@@ -24954,7 +25125,7 @@
       <w:pPr>
         <w:numPr>
           <w:ilvl w:val="0"/>
-          <w:numId w:val="1030"/>
+          <w:numId w:val="1031"/>
         </w:numPr>
         <w:pStyle w:val="Compact"/>
       </w:pPr>
@@ -25246,8 +25417,8 @@
         </w:tc>
       </w:tr>
     </w:tbl>
-    <w:bookmarkEnd w:id="100"/>
-    <w:bookmarkStart w:id="101" w:name="deepkin"/>
+    <w:bookmarkEnd w:id="101"/>
+    <w:bookmarkStart w:id="102" w:name="deepkin"/>
     <w:p>
       <w:pPr>
         <w:pStyle w:val="Heading2"/>
@@ -25292,7 +25463,7 @@
       <w:pPr>
         <w:numPr>
           <w:ilvl w:val="0"/>
-          <w:numId w:val="1031"/>
+          <w:numId w:val="1032"/>
         </w:numPr>
         <w:pStyle w:val="Compact"/>
       </w:pPr>
@@ -25304,7 +25475,7 @@
       <w:pPr>
         <w:numPr>
           <w:ilvl w:val="0"/>
-          <w:numId w:val="1031"/>
+          <w:numId w:val="1032"/>
         </w:numPr>
         <w:pStyle w:val="Compact"/>
       </w:pPr>
@@ -25596,8 +25767,8 @@
         </w:tc>
       </w:tr>
     </w:tbl>
-    <w:bookmarkEnd w:id="101"/>
-    <w:bookmarkStart w:id="102" w:name="witch-blooded"/>
+    <w:bookmarkEnd w:id="102"/>
+    <w:bookmarkStart w:id="103" w:name="witch-blooded"/>
     <w:p>
       <w:pPr>
         <w:pStyle w:val="Heading2"/>
@@ -25642,7 +25813,7 @@
       <w:pPr>
         <w:numPr>
           <w:ilvl w:val="0"/>
-          <w:numId w:val="1032"/>
+          <w:numId w:val="1033"/>
         </w:numPr>
         <w:pStyle w:val="Compact"/>
       </w:pPr>
@@ -25654,7 +25825,7 @@
       <w:pPr>
         <w:numPr>
           <w:ilvl w:val="0"/>
-          <w:numId w:val="1032"/>
+          <w:numId w:val="1033"/>
         </w:numPr>
         <w:pStyle w:val="Compact"/>
       </w:pPr>
@@ -25964,8 +26135,8 @@
         </w:tc>
       </w:tr>
     </w:tbl>
-    <w:bookmarkEnd w:id="102"/>
-    <w:bookmarkStart w:id="103" w:name="demon-marked"/>
+    <w:bookmarkEnd w:id="103"/>
+    <w:bookmarkStart w:id="104" w:name="demon-marked"/>
     <w:p>
       <w:pPr>
         <w:pStyle w:val="Heading2"/>
@@ -26010,7 +26181,7 @@
       <w:pPr>
         <w:numPr>
           <w:ilvl w:val="0"/>
-          <w:numId w:val="1033"/>
+          <w:numId w:val="1034"/>
         </w:numPr>
         <w:pStyle w:val="Compact"/>
       </w:pPr>
@@ -26022,7 +26193,7 @@
       <w:pPr>
         <w:numPr>
           <w:ilvl w:val="0"/>
-          <w:numId w:val="1033"/>
+          <w:numId w:val="1034"/>
         </w:numPr>
         <w:pStyle w:val="Compact"/>
       </w:pPr>
@@ -26314,8 +26485,8 @@
         </w:tc>
       </w:tr>
     </w:tbl>
-    <w:bookmarkEnd w:id="103"/>
-    <w:bookmarkStart w:id="104" w:name="giant-blooded"/>
+    <w:bookmarkEnd w:id="104"/>
+    <w:bookmarkStart w:id="105" w:name="giant-blooded"/>
     <w:p>
       <w:pPr>
         <w:pStyle w:val="Heading2"/>
@@ -26360,7 +26531,7 @@
       <w:pPr>
         <w:numPr>
           <w:ilvl w:val="0"/>
-          <w:numId w:val="1034"/>
+          <w:numId w:val="1035"/>
         </w:numPr>
         <w:pStyle w:val="Compact"/>
       </w:pPr>
@@ -26652,8 +26823,8 @@
         </w:tc>
       </w:tr>
     </w:tbl>
-    <w:bookmarkEnd w:id="104"/>
-    <w:bookmarkStart w:id="105" w:name="serpent-kin"/>
+    <w:bookmarkEnd w:id="105"/>
+    <w:bookmarkStart w:id="106" w:name="serpent-kin"/>
     <w:p>
       <w:pPr>
         <w:pStyle w:val="Heading2"/>
@@ -26698,7 +26869,7 @@
       <w:pPr>
         <w:numPr>
           <w:ilvl w:val="0"/>
-          <w:numId w:val="1035"/>
+          <w:numId w:val="1036"/>
         </w:numPr>
         <w:pStyle w:val="Compact"/>
       </w:pPr>
@@ -26710,7 +26881,7 @@
       <w:pPr>
         <w:numPr>
           <w:ilvl w:val="0"/>
-          <w:numId w:val="1035"/>
+          <w:numId w:val="1036"/>
         </w:numPr>
         <w:pStyle w:val="Compact"/>
       </w:pPr>
@@ -27002,8 +27173,8 @@
         </w:tc>
       </w:tr>
     </w:tbl>
-    <w:bookmarkEnd w:id="105"/>
-    <w:bookmarkStart w:id="106" w:name="skinchanger"/>
+    <w:bookmarkEnd w:id="106"/>
+    <w:bookmarkStart w:id="107" w:name="skinchanger"/>
     <w:p>
       <w:pPr>
         <w:pStyle w:val="Heading2"/>
@@ -27048,7 +27219,7 @@
       <w:pPr>
         <w:numPr>
           <w:ilvl w:val="0"/>
-          <w:numId w:val="1036"/>
+          <w:numId w:val="1037"/>
         </w:numPr>
         <w:pStyle w:val="Compact"/>
       </w:pPr>
@@ -27060,7 +27231,7 @@
       <w:pPr>
         <w:numPr>
           <w:ilvl w:val="0"/>
-          <w:numId w:val="1036"/>
+          <w:numId w:val="1037"/>
         </w:numPr>
         <w:pStyle w:val="Compact"/>
       </w:pPr>
@@ -27386,8 +27557,8 @@
         </w:tc>
       </w:tr>
     </w:tbl>
-    <w:bookmarkEnd w:id="106"/>
-    <w:bookmarkStart w:id="107" w:name="godblooded"/>
+    <w:bookmarkEnd w:id="107"/>
+    <w:bookmarkStart w:id="108" w:name="godblooded"/>
     <w:p>
       <w:pPr>
         <w:pStyle w:val="Heading2"/>
@@ -27432,7 +27603,7 @@
       <w:pPr>
         <w:numPr>
           <w:ilvl w:val="0"/>
-          <w:numId w:val="1037"/>
+          <w:numId w:val="1038"/>
         </w:numPr>
         <w:pStyle w:val="Compact"/>
       </w:pPr>
@@ -27444,7 +27615,7 @@
       <w:pPr>
         <w:numPr>
           <w:ilvl w:val="0"/>
-          <w:numId w:val="1037"/>
+          <w:numId w:val="1038"/>
         </w:numPr>
         <w:pStyle w:val="Compact"/>
       </w:pPr>
@@ -27736,8 +27907,8 @@
         </w:tc>
       </w:tr>
     </w:tbl>
-    <w:bookmarkEnd w:id="107"/>
-    <w:bookmarkStart w:id="108" w:name="undying"/>
+    <w:bookmarkEnd w:id="108"/>
+    <w:bookmarkStart w:id="109" w:name="undying"/>
     <w:p>
       <w:pPr>
         <w:pStyle w:val="Heading2"/>
@@ -27782,7 +27953,7 @@
       <w:pPr>
         <w:numPr>
           <w:ilvl w:val="0"/>
-          <w:numId w:val="1038"/>
+          <w:numId w:val="1039"/>
         </w:numPr>
         <w:pStyle w:val="Compact"/>
       </w:pPr>
@@ -27794,7 +27965,7 @@
       <w:pPr>
         <w:numPr>
           <w:ilvl w:val="0"/>
-          <w:numId w:val="1038"/>
+          <w:numId w:val="1039"/>
         </w:numPr>
         <w:pStyle w:val="Compact"/>
       </w:pPr>
@@ -27806,7 +27977,7 @@
       <w:pPr>
         <w:numPr>
           <w:ilvl w:val="0"/>
-          <w:numId w:val="1038"/>
+          <w:numId w:val="1039"/>
         </w:numPr>
         <w:pStyle w:val="Compact"/>
       </w:pPr>
@@ -28098,9 +28269,9 @@
         </w:tc>
       </w:tr>
     </w:tbl>
-    <w:bookmarkEnd w:id="108"/>
     <w:bookmarkEnd w:id="109"/>
-    <w:bookmarkStart w:id="120" w:name="making-your-own"/>
+    <w:bookmarkEnd w:id="110"/>
+    <w:bookmarkStart w:id="121" w:name="making-your-own"/>
     <w:p>
       <w:pPr>
         <w:pStyle w:val="Heading1"/>
@@ -28133,7 +28304,7 @@
         <w:t xml:space="preserve">option at the end of each list, and its checklist holds a custom choice to the same rules as everything else.</w:t>
       </w:r>
     </w:p>
-    <w:bookmarkStart w:id="110" w:name="a-custom-calling"/>
+    <w:bookmarkStart w:id="111" w:name="a-custom-calling"/>
     <w:p>
       <w:pPr>
         <w:pStyle w:val="Heading2"/>
@@ -28154,7 +28325,7 @@
       <w:pPr>
         <w:numPr>
           <w:ilvl w:val="0"/>
-          <w:numId w:val="1039"/>
+          <w:numId w:val="1040"/>
         </w:numPr>
         <w:pStyle w:val="Compact"/>
       </w:pPr>
@@ -28200,7 +28371,7 @@
       <w:pPr>
         <w:numPr>
           <w:ilvl w:val="0"/>
-          <w:numId w:val="1039"/>
+          <w:numId w:val="1040"/>
         </w:numPr>
         <w:pStyle w:val="Compact"/>
       </w:pPr>
@@ -28222,7 +28393,7 @@
       <w:pPr>
         <w:numPr>
           <w:ilvl w:val="0"/>
-          <w:numId w:val="1039"/>
+          <w:numId w:val="1040"/>
         </w:numPr>
         <w:pStyle w:val="Compact"/>
       </w:pPr>
@@ -28244,7 +28415,7 @@
       <w:pPr>
         <w:numPr>
           <w:ilvl w:val="0"/>
-          <w:numId w:val="1039"/>
+          <w:numId w:val="1040"/>
         </w:numPr>
         <w:pStyle w:val="Compact"/>
       </w:pPr>
@@ -28309,8 +28480,8 @@
         <w:t xml:space="preserve">.</w:t>
       </w:r>
     </w:p>
-    <w:bookmarkEnd w:id="110"/>
-    <w:bookmarkStart w:id="119" w:name="a-custom-ancestry"/>
+    <w:bookmarkEnd w:id="111"/>
+    <w:bookmarkStart w:id="120" w:name="a-custom-ancestry"/>
     <w:p>
       <w:pPr>
         <w:pStyle w:val="Heading2"/>
@@ -28327,7 +28498,7 @@
         <w:t xml:space="preserve">Build it with the GM, one step at a time.</w:t>
       </w:r>
     </w:p>
-    <w:bookmarkStart w:id="111" w:name="the-concept"/>
+    <w:bookmarkStart w:id="112" w:name="the-concept"/>
     <w:p>
       <w:pPr>
         <w:pStyle w:val="Heading3"/>
@@ -28344,8 +28515,8 @@
         <w:t xml:space="preserve">Two or three sentences: where they come from, what sets them apart, and how others see them. It should be something the ancestries in this book don’t already cover.</w:t>
       </w:r>
     </w:p>
-    <w:bookmarkEnd w:id="111"/>
-    <w:bookmarkStart w:id="112" w:name="the-tier"/>
+    <w:bookmarkEnd w:id="112"/>
+    <w:bookmarkStart w:id="113" w:name="the-tier"/>
     <w:p>
       <w:pPr>
         <w:pStyle w:val="Heading3"/>
@@ -28642,8 +28813,8 @@
         <w:t xml:space="preserve">When in doubt, choose the higher tier.</w:t>
       </w:r>
     </w:p>
-    <w:bookmarkEnd w:id="112"/>
-    <w:bookmarkStart w:id="113" w:name="attribute-adjustments"/>
+    <w:bookmarkEnd w:id="113"/>
+    <w:bookmarkStart w:id="114" w:name="attribute-adjustments"/>
     <w:p>
       <w:pPr>
         <w:pStyle w:val="Heading3"/>
@@ -28689,8 +28860,8 @@
         <w:t xml:space="preserve">: a +2 needs a −2 or two −1s. The adjustments move the attribute’s base (+1 starts it at 11) and raise its starting maximum (13 plus the bonus). Most ancestries change two to four attributes.</w:t>
       </w:r>
     </w:p>
-    <w:bookmarkEnd w:id="113"/>
-    <w:bookmarkStart w:id="114" w:name="core-rules-tier-1-and-up"/>
+    <w:bookmarkEnd w:id="114"/>
+    <w:bookmarkStart w:id="115" w:name="core-rules-tier-1-and-up"/>
     <w:p>
       <w:pPr>
         <w:pStyle w:val="Heading3"/>
@@ -28707,8 +28878,8 @@
         <w:t xml:space="preserve">One to three short rules that always apply: what they can do (see in the dark, resist cold, a free Trained skill) and what it costs (a weakness, a people’s distrust, a hazard they can’t abide). A strength with no drawback is worth more than it looks, so price it a tier higher.</w:t>
       </w:r>
     </w:p>
-    <w:bookmarkEnd w:id="114"/>
-    <w:bookmarkStart w:id="115" w:name="ancestry-advantages"/>
+    <w:bookmarkEnd w:id="115"/>
+    <w:bookmarkStart w:id="116" w:name="ancestry-advantages"/>
     <w:p>
       <w:pPr>
         <w:pStyle w:val="Heading3"/>
@@ -28763,8 +28934,8 @@
         <w:t xml:space="preserve">: a problem the trait causes, with a clear trigger and a real consequence, which earns a Fortune point when it bites, like any complication. A character takes one advantage, general or ancestry, so make them distinct choices.</w:t>
       </w:r>
     </w:p>
-    <w:bookmarkEnd w:id="115"/>
-    <w:bookmarkStart w:id="116" w:name="an-alternate-form-optional-tier-2-or-3"/>
+    <w:bookmarkEnd w:id="116"/>
+    <w:bookmarkStart w:id="117" w:name="an-alternate-form-optional-tier-2-or-3"/>
     <w:p>
       <w:pPr>
         <w:pStyle w:val="Heading3"/>
@@ -28797,8 +28968,8 @@
         <w:t xml:space="preserve">apply.</w:t>
       </w:r>
     </w:p>
-    <w:bookmarkEnd w:id="116"/>
-    <w:bookmarkStart w:id="117" w:name="in-the-creator"/>
+    <w:bookmarkEnd w:id="117"/>
+    <w:bookmarkStart w:id="118" w:name="in-the-creator"/>
     <w:p>
       <w:pPr>
         <w:pStyle w:val="Heading3"/>
@@ -28811,7 +28982,7 @@
       <w:pPr>
         <w:numPr>
           <w:ilvl w:val="0"/>
-          <w:numId w:val="1040"/>
+          <w:numId w:val="1041"/>
         </w:numPr>
         <w:pStyle w:val="Compact"/>
       </w:pPr>
@@ -28839,7 +29010,7 @@
       <w:pPr>
         <w:numPr>
           <w:ilvl w:val="0"/>
-          <w:numId w:val="1040"/>
+          <w:numId w:val="1041"/>
         </w:numPr>
         <w:pStyle w:val="Compact"/>
       </w:pPr>
@@ -28851,7 +29022,7 @@
       <w:pPr>
         <w:numPr>
           <w:ilvl w:val="0"/>
-          <w:numId w:val="1040"/>
+          <w:numId w:val="1041"/>
         </w:numPr>
         <w:pStyle w:val="Compact"/>
       </w:pPr>
@@ -28879,7 +29050,7 @@
       <w:pPr>
         <w:numPr>
           <w:ilvl w:val="0"/>
-          <w:numId w:val="1040"/>
+          <w:numId w:val="1041"/>
         </w:numPr>
         <w:pStyle w:val="Compact"/>
       </w:pPr>
@@ -28903,8 +29074,8 @@
         <w:t xml:space="preserve">and enter the advantage and its companion complication.</w:t>
       </w:r>
     </w:p>
-    <w:bookmarkEnd w:id="117"/>
-    <w:bookmarkStart w:id="118" w:name="example"/>
+    <w:bookmarkEnd w:id="118"/>
+    <w:bookmarkStart w:id="119" w:name="example"/>
     <w:p>
       <w:pPr>
         <w:pStyle w:val="Heading3"/>
@@ -29009,10 +29180,10 @@
         <w:t xml:space="preserve">: villagers see the birds and bar their doors; accept the suspicion.</w:t>
       </w:r>
     </w:p>
-    <w:bookmarkEnd w:id="118"/>
     <w:bookmarkEnd w:id="119"/>
     <w:bookmarkEnd w:id="120"/>
-    <w:bookmarkStart w:id="121" w:name="complications"/>
+    <w:bookmarkEnd w:id="121"/>
+    <w:bookmarkStart w:id="122" w:name="complications"/>
     <w:p>
       <w:pPr>
         <w:pStyle w:val="Heading1"/>
@@ -29717,8 +29888,8 @@
         </w:tc>
       </w:tr>
     </w:tbl>
-    <w:bookmarkEnd w:id="121"/>
-    <w:bookmarkStart w:id="123" w:name="quick-reference"/>
+    <w:bookmarkEnd w:id="122"/>
+    <w:bookmarkStart w:id="124" w:name="quick-reference"/>
     <w:p>
       <w:pPr>
         <w:pStyle w:val="Heading1"/>
@@ -29909,7 +30080,7 @@
       <w:r>
         <w:t xml:space="preserve"> </w:t>
       </w:r>
-      <w:hyperlink r:id="rId122">
+      <w:hyperlink r:id="rId123">
         <w:r>
           <w:rPr>
             <w:rStyle w:val="Hyperlink"/>
@@ -29921,7 +30092,7 @@
         <w:t xml:space="preserve">. You may share, adapt, and use it for any purpose, including commercially, as long as you give appropriate credit to the author.</w:t>
       </w:r>
     </w:p>
-    <w:bookmarkEnd w:id="123"/>
+    <w:bookmarkEnd w:id="124"/>
     <w:sectPr/>
   </w:body>
 </w:document>
@@ -30286,6 +30457,9 @@
     <w:abstractNumId w:val="991"/>
   </w:num>
   <w:num w:numId="1014">
+    <w:abstractNumId w:val="991"/>
+  </w:num>
+  <w:num w:numId="1015">
     <w:abstractNumId w:val="99411"/>
     <w:lvlOverride w:ilvl="0">
       <w:startOverride w:val="1"/>
@@ -30315,13 +30489,13 @@
       <w:startOverride w:val="1"/>
     </w:lvlOverride>
   </w:num>
-  <w:num w:numId="1015">
-    <w:abstractNumId w:val="991"/>
-  </w:num>
   <w:num w:numId="1016">
     <w:abstractNumId w:val="991"/>
   </w:num>
   <w:num w:numId="1017">
+    <w:abstractNumId w:val="991"/>
+  </w:num>
+  <w:num w:numId="1018">
     <w:abstractNumId w:val="99411"/>
     <w:lvlOverride w:ilvl="0">
       <w:startOverride w:val="1"/>
@@ -30350,9 +30524,6 @@
     <w:lvlOverride w:ilvl="8">
       <w:startOverride w:val="1"/>
     </w:lvlOverride>
-  </w:num>
-  <w:num w:numId="1018">
-    <w:abstractNumId w:val="991"/>
   </w:num>
   <w:num w:numId="1019">
     <w:abstractNumId w:val="991"/>
@@ -30415,6 +30586,9 @@
     <w:abstractNumId w:val="991"/>
   </w:num>
   <w:num w:numId="1039">
+    <w:abstractNumId w:val="991"/>
+  </w:num>
+  <w:num w:numId="1040">
     <w:abstractNumId w:val="99411"/>
     <w:lvlOverride w:ilvl="0">
       <w:startOverride w:val="1"/>
@@ -30444,7 +30618,7 @@
       <w:startOverride w:val="1"/>
     </w:lvlOverride>
   </w:num>
-  <w:num w:numId="1040">
+  <w:num w:numId="1041">
     <w:abstractNumId w:val="99411"/>
     <w:lvlOverride w:ilvl="0">
       <w:startOverride w:val="1"/>

--- a/legend-dynamics/site/the-shattered-crown/The_Shattered_Crown_Players_Guide.docx
+++ b/legend-dynamics/site/the-shattered-crown/The_Shattered_Crown_Players_Guide.docx
@@ -6785,7 +6785,7 @@
     </w:p>
     <w:bookmarkEnd w:id="48"/>
     <w:bookmarkEnd w:id="49"/>
-    <w:bookmarkStart w:id="60" w:name="personal-combat"/>
+    <w:bookmarkStart w:id="61" w:name="personal-combat"/>
     <w:p>
       <w:pPr>
         <w:pStyle w:val="Heading1"/>
@@ -10692,14 +10692,13 @@
       </w:r>
     </w:p>
     <w:bookmarkEnd w:id="59"/>
-    <w:bookmarkEnd w:id="60"/>
-    <w:bookmarkStart w:id="65" w:name="medical-care"/>
-    <w:p>
-      <w:pPr>
-        <w:pStyle w:val="Heading1"/>
-      </w:pPr>
-      <w:r>
-        <w:t xml:space="preserve">Medical care</w:t>
+    <w:bookmarkStart w:id="60" w:name="the-encounter-panel"/>
+    <w:p>
+      <w:pPr>
+        <w:pStyle w:val="Heading2"/>
+      </w:pPr>
+      <w:r>
+        <w:t xml:space="preserve">The Encounter panel</w:t>
       </w:r>
     </w:p>
     <w:p>
@@ -10707,7 +10706,7 @@
         <w:pStyle w:val="FirstParagraph"/>
       </w:pPr>
       <w:r>
-        <w:t xml:space="preserve">Healers have herbs, needles, wine and prayers. Poison and fever kill more adventurers than swords do. The</w:t>
+        <w:t xml:space="preserve">The GM view also has an</w:t>
       </w:r>
       <w:r>
         <w:t xml:space="preserve"> </w:t>
@@ -10717,6 +10716,41 @@
           <w:bCs/>
           <w:b/>
         </w:rPr>
+        <w:t xml:space="preserve">Encounter</w:t>
+      </w:r>
+      <w:r>
+        <w:t xml:space="preserve"> </w:t>
+      </w:r>
+      <w:r>
+        <w:t xml:space="preserve">panel that runs a fight by these rules and shows every roll. Add characters from the GM view and opponents from the Threats table (or make one up on the spot), then start: it keeps the turn order by Agility, and for each attack works out the range, the defense (Dodge, Parry or Block, one a round), the boxes marked and any telling hit, offering a Fortune point choices at the moment they apply. Hits land on the character cards and the battle map, and with gritty combat on, grievous wounds are rolled and kept. The panel keeps a log and a summary of the fight, which can be saved to a file. It’s a helper, not a rule: the GM can rule any result differently, and the log says so.</w:t>
+      </w:r>
+    </w:p>
+    <w:bookmarkEnd w:id="60"/>
+    <w:bookmarkEnd w:id="61"/>
+    <w:bookmarkStart w:id="66" w:name="medical-care"/>
+    <w:p>
+      <w:pPr>
+        <w:pStyle w:val="Heading1"/>
+      </w:pPr>
+      <w:r>
+        <w:t xml:space="preserve">Medical care</w:t>
+      </w:r>
+    </w:p>
+    <w:p>
+      <w:pPr>
+        <w:pStyle w:val="FirstParagraph"/>
+      </w:pPr>
+      <w:r>
+        <w:t xml:space="preserve">Healers have herbs, needles, wine and prayers. Poison and fever kill more adventurers than swords do. The</w:t>
+      </w:r>
+      <w:r>
+        <w:t xml:space="preserve"> </w:t>
+      </w:r>
+      <w:r>
+        <w:rPr>
+          <w:bCs/>
+          <w:b/>
+        </w:rPr>
         <w:t xml:space="preserve">Mend</w:t>
       </w:r>
       <w:r>
@@ -10726,7 +10760,7 @@
         <w:t xml:space="preserve">cantrip clears one box once per wound; it does not replace a healer’s care.</w:t>
       </w:r>
     </w:p>
-    <w:bookmarkStart w:id="61" w:name="diagnosis-and-stabilization"/>
+    <w:bookmarkStart w:id="62" w:name="diagnosis-and-stabilization"/>
     <w:p>
       <w:pPr>
         <w:pStyle w:val="Heading2"/>
@@ -10743,8 +10777,8 @@
         <w:t xml:space="preserve">Roll Medicine when the diagnosis is uncertain or an urgent treatment decision matters. Emergency stabilization takes one action and a successful Medicine roll with a healer’s satchel. It ends Dying and stops deterioration, but removes no boxes.</w:t>
       </w:r>
     </w:p>
-    <w:bookmarkEnd w:id="61"/>
-    <w:bookmarkStart w:id="62" w:name="field-treatment"/>
+    <w:bookmarkEnd w:id="62"/>
+    <w:bookmarkStart w:id="63" w:name="field-treatment"/>
     <w:p>
       <w:pPr>
         <w:pStyle w:val="Heading2"/>
@@ -10761,8 +10795,8 @@
         <w:t xml:space="preserve">With a healer’s satchel and several uninterrupted minutes, successful Medicine removes one injury box; success by 5 or more removes two. Each injury receives one field-treatment attempt; further attempts need changed circumstances.</w:t>
       </w:r>
     </w:p>
-    <w:bookmarkEnd w:id="62"/>
-    <w:bookmarkStart w:id="63" w:name="proper-care"/>
+    <w:bookmarkEnd w:id="63"/>
+    <w:bookmarkStart w:id="64" w:name="proper-care"/>
     <w:p>
       <w:pPr>
         <w:pStyle w:val="Heading2"/>
@@ -10779,8 +10813,8 @@
         <w:t xml:space="preserve">A temple infirmary or a master healer’s house grants +2 to Medicine. A successful treatment removes two boxes; success by 5 or more removes three. Allow the time the treatment requires.</w:t>
       </w:r>
     </w:p>
-    <w:bookmarkEnd w:id="63"/>
-    <w:bookmarkStart w:id="64" w:name="natural-recovery"/>
+    <w:bookmarkEnd w:id="64"/>
+    <w:bookmarkStart w:id="65" w:name="natural-recovery"/>
     <w:p>
       <w:pPr>
         <w:pStyle w:val="Heading2"/>
@@ -10965,9 +10999,9 @@
         <w:t xml:space="preserve">At three boxes, rest alone does nothing until someone has stabilized or treated you; after that, a week of rest in their care clears the first box. A successful treatment is faster. The times add up: from three boxes, rest alone takes about a week and a half to heal completely (a week, then three days, then a day).</w:t>
       </w:r>
     </w:p>
-    <w:bookmarkEnd w:id="64"/>
     <w:bookmarkEnd w:id="65"/>
-    <w:bookmarkStart w:id="71" w:name="magic"/>
+    <w:bookmarkEnd w:id="66"/>
+    <w:bookmarkStart w:id="72" w:name="magic"/>
     <w:p>
       <w:pPr>
         <w:pStyle w:val="Heading1"/>
@@ -11211,7 +11245,7 @@
         </w:tc>
       </w:tr>
     </w:tbl>
-    <w:bookmarkStart w:id="66" w:name="cantrips"/>
+    <w:bookmarkStart w:id="67" w:name="cantrips"/>
     <w:p>
       <w:pPr>
         <w:pStyle w:val="Heading2"/>
@@ -11592,8 +11626,8 @@
         <w:t xml:space="preserve">A failed cantrip marks a box of Corruption; a natural 18 marks two, or something answers that shouldn’t.</w:t>
       </w:r>
     </w:p>
-    <w:bookmarkEnd w:id="66"/>
-    <w:bookmarkStart w:id="67" w:name="rituals"/>
+    <w:bookmarkEnd w:id="67"/>
+    <w:bookmarkStart w:id="68" w:name="rituals"/>
     <w:p>
       <w:pPr>
         <w:pStyle w:val="Heading2"/>
@@ -11910,8 +11944,8 @@
         <w:t xml:space="preserve">The right materials, hour or place remove one segment.</w:t>
       </w:r>
     </w:p>
-    <w:bookmarkEnd w:id="67"/>
-    <w:bookmarkStart w:id="68" w:name="talismans"/>
+    <w:bookmarkEnd w:id="68"/>
+    <w:bookmarkStart w:id="69" w:name="talismans"/>
     <w:p>
       <w:pPr>
         <w:pStyle w:val="Heading2"/>
@@ -11941,8 +11975,8 @@
         <w:t xml:space="preserve">. Preparation is how slow magic wins a fast fight.</w:t>
       </w:r>
     </w:p>
-    <w:bookmarkEnd w:id="68"/>
-    <w:bookmarkStart w:id="69" w:name="magic-advancement"/>
+    <w:bookmarkEnd w:id="69"/>
+    <w:bookmarkStart w:id="70" w:name="magic-advancement"/>
     <w:p>
       <w:pPr>
         <w:pStyle w:val="Heading2"/>
@@ -12449,8 +12483,8 @@
         </w:tc>
       </w:tr>
     </w:tbl>
-    <w:bookmarkEnd w:id="69"/>
-    <w:bookmarkStart w:id="70" w:name="magic-in-the-shattered-crown"/>
+    <w:bookmarkEnd w:id="70"/>
+    <w:bookmarkStart w:id="71" w:name="magic-in-the-shattered-crown"/>
     <w:p>
       <w:pPr>
         <w:pStyle w:val="Heading2"/>
@@ -12750,9 +12784,9 @@
         </w:tc>
       </w:tr>
     </w:tbl>
-    <w:bookmarkEnd w:id="70"/>
     <w:bookmarkEnd w:id="71"/>
-    <w:bookmarkStart w:id="75" w:name="fortune-points-and-tracks"/>
+    <w:bookmarkEnd w:id="72"/>
+    <w:bookmarkStart w:id="76" w:name="fortune-points-and-tracks"/>
     <w:p>
       <w:pPr>
         <w:pStyle w:val="Heading1"/>
@@ -12761,7 +12795,7 @@
         <w:t xml:space="preserve">Fortune points and tracks</w:t>
       </w:r>
     </w:p>
-    <w:bookmarkStart w:id="72" w:name="using-fortune-points"/>
+    <w:bookmarkStart w:id="73" w:name="using-fortune-points"/>
     <w:p>
       <w:pPr>
         <w:pStyle w:val="Heading2"/>
@@ -12979,8 +13013,8 @@
         <w:t xml:space="preserve">Gain one point when one of your complications creates a meaningful problem you accept, including a companion complication. You can decline the proposed complication without penalty.</w:t>
       </w:r>
     </w:p>
-    <w:bookmarkEnd w:id="72"/>
-    <w:bookmarkStart w:id="73" w:name="troubles"/>
+    <w:bookmarkEnd w:id="73"/>
+    <w:bookmarkStart w:id="74" w:name="troubles"/>
     <w:p>
       <w:pPr>
         <w:pStyle w:val="Heading2"/>
@@ -13427,8 +13461,8 @@
         </w:tc>
       </w:tr>
     </w:tbl>
-    <w:bookmarkEnd w:id="73"/>
-    <w:bookmarkStart w:id="74" w:name="advancement"/>
+    <w:bookmarkEnd w:id="74"/>
+    <w:bookmarkStart w:id="75" w:name="advancement"/>
     <w:p>
       <w:pPr>
         <w:pStyle w:val="Heading2"/>
@@ -13872,9 +13906,9 @@
         <w:t xml:space="preserve">Magic and powers grow the same way, at the costs their chapters give.</w:t>
       </w:r>
     </w:p>
-    <w:bookmarkEnd w:id="74"/>
     <w:bookmarkEnd w:id="75"/>
-    <w:bookmarkStart w:id="78" w:name="running-ventures"/>
+    <w:bookmarkEnd w:id="76"/>
+    <w:bookmarkStart w:id="79" w:name="running-ventures"/>
     <w:p>
       <w:pPr>
         <w:pStyle w:val="Heading1"/>
@@ -13883,7 +13917,7 @@
         <w:t xml:space="preserve">Running ventures</w:t>
       </w:r>
     </w:p>
-    <w:bookmarkStart w:id="76" w:name="venture-seeds"/>
+    <w:bookmarkStart w:id="77" w:name="venture-seeds"/>
     <w:p>
       <w:pPr>
         <w:pStyle w:val="Heading2"/>
@@ -16115,8 +16149,8 @@
         </w:tc>
       </w:tr>
     </w:tbl>
-    <w:bookmarkEnd w:id="76"/>
-    <w:bookmarkStart w:id="77" w:name="the-chronicle"/>
+    <w:bookmarkEnd w:id="77"/>
+    <w:bookmarkStart w:id="78" w:name="the-chronicle"/>
     <w:p>
       <w:pPr>
         <w:pStyle w:val="Heading2"/>
@@ -16243,9 +16277,9 @@
         <w:t xml:space="preserve">After a significant venture, each character earns 1 advancement point; at a milestone, 2 more.</w:t>
       </w:r>
     </w:p>
-    <w:bookmarkEnd w:id="77"/>
     <w:bookmarkEnd w:id="78"/>
-    <w:bookmarkStart w:id="83" w:name="sorcery"/>
+    <w:bookmarkEnd w:id="79"/>
+    <w:bookmarkStart w:id="84" w:name="sorcery"/>
     <w:p>
       <w:pPr>
         <w:pStyle w:val="Heading1"/>
@@ -16375,7 +16409,7 @@
         <w:t xml:space="preserve">). Everyone else can resist it, fear it and pay for it.</w:t>
       </w:r>
     </w:p>
-    <w:bookmarkStart w:id="79" w:name="cantrips-1"/>
+    <w:bookmarkStart w:id="80" w:name="cantrips-1"/>
     <w:p>
       <w:pPr>
         <w:pStyle w:val="Heading2"/>
@@ -17358,8 +17392,8 @@
         <w:t xml:space="preserve">No swapping during a venture, unless the GM offers it as the reward for something remarkable (a demon’s bargain, a dying sorcerer’s last lesson).</w:t>
       </w:r>
     </w:p>
-    <w:bookmarkEnd w:id="79"/>
-    <w:bookmarkStart w:id="81" w:name="rituals-and-talismans"/>
+    <w:bookmarkEnd w:id="80"/>
+    <w:bookmarkStart w:id="82" w:name="rituals-and-talismans"/>
     <w:p>
       <w:pPr>
         <w:pStyle w:val="Heading2"/>
@@ -17753,7 +17787,7 @@
         <w:t xml:space="preserve">A finished ritual can be bound into a bone, a ring or a knotted cord and released by breaking it: Trained 2, Specialty 3, Expert 4 ready at once.</w:t>
       </w:r>
     </w:p>
-    <w:bookmarkStart w:id="80" w:name="enchantments"/>
+    <w:bookmarkStart w:id="81" w:name="enchantments"/>
     <w:p>
       <w:pPr>
         <w:pStyle w:val="Heading3"/>
@@ -18386,9 +18420,9 @@
         <w:t xml:space="preserve">(an item with a lasting Significant enchantment).</w:t>
       </w:r>
     </w:p>
-    <w:bookmarkEnd w:id="80"/>
     <w:bookmarkEnd w:id="81"/>
-    <w:bookmarkStart w:id="82" w:name="corruption"/>
+    <w:bookmarkEnd w:id="82"/>
+    <w:bookmarkStart w:id="83" w:name="corruption"/>
     <w:p>
       <w:pPr>
         <w:pStyle w:val="Heading2"/>
@@ -18807,9 +18841,9 @@
         <w:t xml:space="preserve">between ventures clears one box.</w:t>
       </w:r>
     </w:p>
-    <w:bookmarkEnd w:id="82"/>
     <w:bookmarkEnd w:id="83"/>
-    <w:bookmarkStart w:id="85" w:name="the-world"/>
+    <w:bookmarkEnd w:id="84"/>
+    <w:bookmarkStart w:id="86" w:name="the-world"/>
     <w:p>
       <w:pPr>
         <w:pStyle w:val="Heading1"/>
@@ -19003,7 +19037,7 @@
         <w:t xml:space="preserve">The empire’s blasted center, where the Crown broke. Nothing grows; shards and madmen are found there.</w:t>
       </w:r>
     </w:p>
-    <w:bookmarkStart w:id="84" w:name="powers"/>
+    <w:bookmarkStart w:id="85" w:name="powers"/>
     <w:p>
       <w:pPr>
         <w:pStyle w:val="Heading2"/>
@@ -19144,9 +19178,9 @@
         <w:t xml:space="preserve">Every city has one; they don’t all get along.</w:t>
       </w:r>
     </w:p>
-    <w:bookmarkEnd w:id="84"/>
     <w:bookmarkEnd w:id="85"/>
-    <w:bookmarkStart w:id="86" w:name="threats"/>
+    <w:bookmarkEnd w:id="86"/>
+    <w:bookmarkStart w:id="87" w:name="threats"/>
     <w:p>
       <w:pPr>
         <w:pStyle w:val="Heading1"/>
@@ -20524,8 +20558,8 @@
         <w:t xml:space="preserve">For a tougher version, add +1 to its targets and one box; for a weaker one, subtract.</w:t>
       </w:r>
     </w:p>
-    <w:bookmarkEnd w:id="86"/>
-    <w:bookmarkStart w:id="94" w:name="ready-made-characters"/>
+    <w:bookmarkEnd w:id="87"/>
+    <w:bookmarkStart w:id="95" w:name="ready-made-characters"/>
     <w:p>
       <w:pPr>
         <w:pStyle w:val="Heading1"/>
@@ -20542,7 +20576,7 @@
         <w:t xml:space="preserve">Characters ready to play, for one-shots, new players, or a group in a hurry. Each follows the creation rules exactly, and their connections tie them together. In the creator, choose one from the ready-made list to open it and make it your own.</w:t>
       </w:r>
     </w:p>
-    <w:bookmarkStart w:id="87" w:name="vessa-thorn"/>
+    <w:bookmarkStart w:id="88" w:name="vessa-thorn"/>
     <w:p>
       <w:pPr>
         <w:pStyle w:val="Heading2"/>
@@ -20727,8 +20761,8 @@
         <w:t xml:space="preserve">Cinder was paid to kill her and didn’t. Neither of them has said why.</w:t>
       </w:r>
     </w:p>
-    <w:bookmarkEnd w:id="87"/>
-    <w:bookmarkStart w:id="88" w:name="ithrann"/>
+    <w:bookmarkEnd w:id="88"/>
+    <w:bookmarkStart w:id="89" w:name="ithrann"/>
     <w:p>
       <w:pPr>
         <w:pStyle w:val="Heading2"/>
@@ -20913,8 +20947,8 @@
         <w:t xml:space="preserve">Oren Sael shelters Ithrann at his shrine when no inn will take a serpent-kin.</w:t>
       </w:r>
     </w:p>
-    <w:bookmarkEnd w:id="88"/>
-    <w:bookmarkStart w:id="89" w:name="nyx"/>
+    <w:bookmarkEnd w:id="89"/>
+    <w:bookmarkStart w:id="90" w:name="nyx"/>
     <w:p>
       <w:pPr>
         <w:pStyle w:val="Heading2"/>
@@ -21099,8 +21133,8 @@
         <w:t xml:space="preserve">Gorrum carried her out of the burning village. He says he was just passing.</w:t>
       </w:r>
     </w:p>
-    <w:bookmarkEnd w:id="89"/>
-    <w:bookmarkStart w:id="90" w:name="gorrum-ironjaw"/>
+    <w:bookmarkEnd w:id="90"/>
+    <w:bookmarkStart w:id="91" w:name="gorrum-ironjaw"/>
     <w:p>
       <w:pPr>
         <w:pStyle w:val="Heading2"/>
@@ -21285,8 +21319,8 @@
         <w:t xml:space="preserve">Nyx is the stray he carried out of the fire. He’d die before he’d say he cares.</w:t>
       </w:r>
     </w:p>
-    <w:bookmarkEnd w:id="90"/>
-    <w:bookmarkStart w:id="91" w:name="mira-saltwind"/>
+    <w:bookmarkEnd w:id="91"/>
+    <w:bookmarkStart w:id="92" w:name="mira-saltwind"/>
     <w:p>
       <w:pPr>
         <w:pStyle w:val="Heading2"/>
@@ -21471,8 +21505,8 @@
         <w:t xml:space="preserve">Kara of the Long Winter owes her a life, and Mira means to collect.</w:t>
       </w:r>
     </w:p>
-    <w:bookmarkEnd w:id="91"/>
-    <w:bookmarkStart w:id="92" w:name="cinder"/>
+    <w:bookmarkEnd w:id="92"/>
+    <w:bookmarkStart w:id="93" w:name="cinder"/>
     <w:p>
       <w:pPr>
         <w:pStyle w:val="Heading2"/>
@@ -21657,8 +21691,8 @@
         <w:t xml:space="preserve">Vessa Thorn was their last contract. They let her live and have been running ever since.</w:t>
       </w:r>
     </w:p>
-    <w:bookmarkEnd w:id="92"/>
-    <w:bookmarkStart w:id="93" w:name="oren-sael"/>
+    <w:bookmarkEnd w:id="93"/>
+    <w:bookmarkStart w:id="94" w:name="oren-sael"/>
     <w:p>
       <w:pPr>
         <w:pStyle w:val="Heading2"/>
@@ -21843,9 +21877,9 @@
         <w:t xml:space="preserve">Ithrann sleeps at his shrine. Oren hopes the serpent-kin’s books hold a cure for a dying god.</w:t>
       </w:r>
     </w:p>
-    <w:bookmarkEnd w:id="93"/>
     <w:bookmarkEnd w:id="94"/>
-    <w:bookmarkStart w:id="95" w:name="advantages"/>
+    <w:bookmarkEnd w:id="95"/>
+    <w:bookmarkStart w:id="96" w:name="advantages"/>
     <w:p>
       <w:pPr>
         <w:pStyle w:val="Heading1"/>
@@ -22693,8 +22727,8 @@
         <w:t xml:space="preserve">too, or the gift has nothing to work with.</w:t>
       </w:r>
     </w:p>
-    <w:bookmarkEnd w:id="95"/>
-    <w:bookmarkStart w:id="110" w:name="ancestries"/>
+    <w:bookmarkEnd w:id="96"/>
+    <w:bookmarkStart w:id="111" w:name="ancestries"/>
     <w:p>
       <w:pPr>
         <w:pStyle w:val="Heading1"/>
@@ -23621,7 +23655,7 @@
         </w:tc>
       </w:tr>
     </w:tbl>
-    <w:bookmarkStart w:id="96" w:name="shared-rules"/>
+    <w:bookmarkStart w:id="97" w:name="shared-rules"/>
     <w:p>
       <w:pPr>
         <w:pStyle w:val="Heading2"/>
@@ -23823,8 +23857,8 @@
         </w:tc>
       </w:tr>
     </w:tbl>
-    <w:bookmarkEnd w:id="96"/>
-    <w:bookmarkStart w:id="97" w:name="crownlander"/>
+    <w:bookmarkEnd w:id="97"/>
+    <w:bookmarkStart w:id="98" w:name="crownlander"/>
     <w:p>
       <w:pPr>
         <w:pStyle w:val="Heading2"/>
@@ -24137,8 +24171,8 @@
         </w:tc>
       </w:tr>
     </w:tbl>
-    <w:bookmarkEnd w:id="97"/>
-    <w:bookmarkStart w:id="98" w:name="islander"/>
+    <w:bookmarkEnd w:id="98"/>
+    <w:bookmarkStart w:id="99" w:name="islander"/>
     <w:p>
       <w:pPr>
         <w:pStyle w:val="Heading2"/>
@@ -24451,8 +24485,8 @@
         </w:tc>
       </w:tr>
     </w:tbl>
-    <w:bookmarkEnd w:id="98"/>
-    <w:bookmarkStart w:id="99" w:name="northlander"/>
+    <w:bookmarkEnd w:id="99"/>
+    <w:bookmarkStart w:id="100" w:name="northlander"/>
     <w:p>
       <w:pPr>
         <w:pStyle w:val="Heading2"/>
@@ -24765,8 +24799,8 @@
         </w:tc>
       </w:tr>
     </w:tbl>
-    <w:bookmarkEnd w:id="99"/>
-    <w:bookmarkStart w:id="100" w:name="sand-born"/>
+    <w:bookmarkEnd w:id="100"/>
+    <w:bookmarkStart w:id="101" w:name="sand-born"/>
     <w:p>
       <w:pPr>
         <w:pStyle w:val="Heading2"/>
@@ -25079,8 +25113,8 @@
         </w:tc>
       </w:tr>
     </w:tbl>
-    <w:bookmarkEnd w:id="100"/>
-    <w:bookmarkStart w:id="101" w:name="ashborn"/>
+    <w:bookmarkEnd w:id="101"/>
+    <w:bookmarkStart w:id="102" w:name="ashborn"/>
     <w:p>
       <w:pPr>
         <w:pStyle w:val="Heading2"/>
@@ -25417,8 +25451,8 @@
         </w:tc>
       </w:tr>
     </w:tbl>
-    <w:bookmarkEnd w:id="101"/>
-    <w:bookmarkStart w:id="102" w:name="deepkin"/>
+    <w:bookmarkEnd w:id="102"/>
+    <w:bookmarkStart w:id="103" w:name="deepkin"/>
     <w:p>
       <w:pPr>
         <w:pStyle w:val="Heading2"/>
@@ -25767,8 +25801,8 @@
         </w:tc>
       </w:tr>
     </w:tbl>
-    <w:bookmarkEnd w:id="102"/>
-    <w:bookmarkStart w:id="103" w:name="witch-blooded"/>
+    <w:bookmarkEnd w:id="103"/>
+    <w:bookmarkStart w:id="104" w:name="witch-blooded"/>
     <w:p>
       <w:pPr>
         <w:pStyle w:val="Heading2"/>
@@ -26135,8 +26169,8 @@
         </w:tc>
       </w:tr>
     </w:tbl>
-    <w:bookmarkEnd w:id="103"/>
-    <w:bookmarkStart w:id="104" w:name="demon-marked"/>
+    <w:bookmarkEnd w:id="104"/>
+    <w:bookmarkStart w:id="105" w:name="demon-marked"/>
     <w:p>
       <w:pPr>
         <w:pStyle w:val="Heading2"/>
@@ -26485,8 +26519,8 @@
         </w:tc>
       </w:tr>
     </w:tbl>
-    <w:bookmarkEnd w:id="104"/>
-    <w:bookmarkStart w:id="105" w:name="giant-blooded"/>
+    <w:bookmarkEnd w:id="105"/>
+    <w:bookmarkStart w:id="106" w:name="giant-blooded"/>
     <w:p>
       <w:pPr>
         <w:pStyle w:val="Heading2"/>
@@ -26823,8 +26857,8 @@
         </w:tc>
       </w:tr>
     </w:tbl>
-    <w:bookmarkEnd w:id="105"/>
-    <w:bookmarkStart w:id="106" w:name="serpent-kin"/>
+    <w:bookmarkEnd w:id="106"/>
+    <w:bookmarkStart w:id="107" w:name="serpent-kin"/>
     <w:p>
       <w:pPr>
         <w:pStyle w:val="Heading2"/>
@@ -27173,8 +27207,8 @@
         </w:tc>
       </w:tr>
     </w:tbl>
-    <w:bookmarkEnd w:id="106"/>
-    <w:bookmarkStart w:id="107" w:name="skinchanger"/>
+    <w:bookmarkEnd w:id="107"/>
+    <w:bookmarkStart w:id="108" w:name="skinchanger"/>
     <w:p>
       <w:pPr>
         <w:pStyle w:val="Heading2"/>
@@ -27557,8 +27591,8 @@
         </w:tc>
       </w:tr>
     </w:tbl>
-    <w:bookmarkEnd w:id="107"/>
-    <w:bookmarkStart w:id="108" w:name="godblooded"/>
+    <w:bookmarkEnd w:id="108"/>
+    <w:bookmarkStart w:id="109" w:name="godblooded"/>
     <w:p>
       <w:pPr>
         <w:pStyle w:val="Heading2"/>
@@ -27907,8 +27941,8 @@
         </w:tc>
       </w:tr>
     </w:tbl>
-    <w:bookmarkEnd w:id="108"/>
-    <w:bookmarkStart w:id="109" w:name="undying"/>
+    <w:bookmarkEnd w:id="109"/>
+    <w:bookmarkStart w:id="110" w:name="undying"/>
     <w:p>
       <w:pPr>
         <w:pStyle w:val="Heading2"/>
@@ -28269,9 +28303,9 @@
         </w:tc>
       </w:tr>
     </w:tbl>
-    <w:bookmarkEnd w:id="109"/>
     <w:bookmarkEnd w:id="110"/>
-    <w:bookmarkStart w:id="121" w:name="making-your-own"/>
+    <w:bookmarkEnd w:id="111"/>
+    <w:bookmarkStart w:id="122" w:name="making-your-own"/>
     <w:p>
       <w:pPr>
         <w:pStyle w:val="Heading1"/>
@@ -28304,7 +28338,7 @@
         <w:t xml:space="preserve">option at the end of each list, and its checklist holds a custom choice to the same rules as everything else.</w:t>
       </w:r>
     </w:p>
-    <w:bookmarkStart w:id="111" w:name="a-custom-calling"/>
+    <w:bookmarkStart w:id="112" w:name="a-custom-calling"/>
     <w:p>
       <w:pPr>
         <w:pStyle w:val="Heading2"/>
@@ -28480,8 +28514,8 @@
         <w:t xml:space="preserve">.</w:t>
       </w:r>
     </w:p>
-    <w:bookmarkEnd w:id="111"/>
-    <w:bookmarkStart w:id="120" w:name="a-custom-ancestry"/>
+    <w:bookmarkEnd w:id="112"/>
+    <w:bookmarkStart w:id="121" w:name="a-custom-ancestry"/>
     <w:p>
       <w:pPr>
         <w:pStyle w:val="Heading2"/>
@@ -28498,7 +28532,7 @@
         <w:t xml:space="preserve">Build it with the GM, one step at a time.</w:t>
       </w:r>
     </w:p>
-    <w:bookmarkStart w:id="112" w:name="the-concept"/>
+    <w:bookmarkStart w:id="113" w:name="the-concept"/>
     <w:p>
       <w:pPr>
         <w:pStyle w:val="Heading3"/>
@@ -28515,8 +28549,8 @@
         <w:t xml:space="preserve">Two or three sentences: where they come from, what sets them apart, and how others see them. It should be something the ancestries in this book don’t already cover.</w:t>
       </w:r>
     </w:p>
-    <w:bookmarkEnd w:id="112"/>
-    <w:bookmarkStart w:id="113" w:name="the-tier"/>
+    <w:bookmarkEnd w:id="113"/>
+    <w:bookmarkStart w:id="114" w:name="the-tier"/>
     <w:p>
       <w:pPr>
         <w:pStyle w:val="Heading3"/>
@@ -28813,8 +28847,8 @@
         <w:t xml:space="preserve">When in doubt, choose the higher tier.</w:t>
       </w:r>
     </w:p>
-    <w:bookmarkEnd w:id="113"/>
-    <w:bookmarkStart w:id="114" w:name="attribute-adjustments"/>
+    <w:bookmarkEnd w:id="114"/>
+    <w:bookmarkStart w:id="115" w:name="attribute-adjustments"/>
     <w:p>
       <w:pPr>
         <w:pStyle w:val="Heading3"/>
@@ -28860,8 +28894,8 @@
         <w:t xml:space="preserve">: a +2 needs a −2 or two −1s. The adjustments move the attribute’s base (+1 starts it at 11) and raise its starting maximum (13 plus the bonus). Most ancestries change two to four attributes.</w:t>
       </w:r>
     </w:p>
-    <w:bookmarkEnd w:id="114"/>
-    <w:bookmarkStart w:id="115" w:name="core-rules-tier-1-and-up"/>
+    <w:bookmarkEnd w:id="115"/>
+    <w:bookmarkStart w:id="116" w:name="core-rules-tier-1-and-up"/>
     <w:p>
       <w:pPr>
         <w:pStyle w:val="Heading3"/>
@@ -28878,8 +28912,8 @@
         <w:t xml:space="preserve">One to three short rules that always apply: what they can do (see in the dark, resist cold, a free Trained skill) and what it costs (a weakness, a people’s distrust, a hazard they can’t abide). A strength with no drawback is worth more than it looks, so price it a tier higher.</w:t>
       </w:r>
     </w:p>
-    <w:bookmarkEnd w:id="115"/>
-    <w:bookmarkStart w:id="116" w:name="ancestry-advantages"/>
+    <w:bookmarkEnd w:id="116"/>
+    <w:bookmarkStart w:id="117" w:name="ancestry-advantages"/>
     <w:p>
       <w:pPr>
         <w:pStyle w:val="Heading3"/>
@@ -28934,8 +28968,8 @@
         <w:t xml:space="preserve">: a problem the trait causes, with a clear trigger and a real consequence, which earns a Fortune point when it bites, like any complication. A character takes one advantage, general or ancestry, so make them distinct choices.</w:t>
       </w:r>
     </w:p>
-    <w:bookmarkEnd w:id="116"/>
-    <w:bookmarkStart w:id="117" w:name="an-alternate-form-optional-tier-2-or-3"/>
+    <w:bookmarkEnd w:id="117"/>
+    <w:bookmarkStart w:id="118" w:name="an-alternate-form-optional-tier-2-or-3"/>
     <w:p>
       <w:pPr>
         <w:pStyle w:val="Heading3"/>
@@ -28968,8 +29002,8 @@
         <w:t xml:space="preserve">apply.</w:t>
       </w:r>
     </w:p>
-    <w:bookmarkEnd w:id="117"/>
-    <w:bookmarkStart w:id="118" w:name="in-the-creator"/>
+    <w:bookmarkEnd w:id="118"/>
+    <w:bookmarkStart w:id="119" w:name="in-the-creator"/>
     <w:p>
       <w:pPr>
         <w:pStyle w:val="Heading3"/>
@@ -29074,8 +29108,8 @@
         <w:t xml:space="preserve">and enter the advantage and its companion complication.</w:t>
       </w:r>
     </w:p>
-    <w:bookmarkEnd w:id="118"/>
-    <w:bookmarkStart w:id="119" w:name="example"/>
+    <w:bookmarkEnd w:id="119"/>
+    <w:bookmarkStart w:id="120" w:name="example"/>
     <w:p>
       <w:pPr>
         <w:pStyle w:val="Heading3"/>
@@ -29180,10 +29214,10 @@
         <w:t xml:space="preserve">: villagers see the birds and bar their doors; accept the suspicion.</w:t>
       </w:r>
     </w:p>
-    <w:bookmarkEnd w:id="119"/>
     <w:bookmarkEnd w:id="120"/>
     <w:bookmarkEnd w:id="121"/>
-    <w:bookmarkStart w:id="122" w:name="complications"/>
+    <w:bookmarkEnd w:id="122"/>
+    <w:bookmarkStart w:id="123" w:name="complications"/>
     <w:p>
       <w:pPr>
         <w:pStyle w:val="Heading1"/>
@@ -29888,8 +29922,8 @@
         </w:tc>
       </w:tr>
     </w:tbl>
-    <w:bookmarkEnd w:id="122"/>
-    <w:bookmarkStart w:id="124" w:name="quick-reference"/>
+    <w:bookmarkEnd w:id="123"/>
+    <w:bookmarkStart w:id="125" w:name="quick-reference"/>
     <w:p>
       <w:pPr>
         <w:pStyle w:val="Heading1"/>
@@ -30080,7 +30114,7 @@
       <w:r>
         <w:t xml:space="preserve"> </w:t>
       </w:r>
-      <w:hyperlink r:id="rId123">
+      <w:hyperlink r:id="rId124">
         <w:r>
           <w:rPr>
             <w:rStyle w:val="Hyperlink"/>
@@ -30092,7 +30126,7 @@
         <w:t xml:space="preserve">. You may share, adapt, and use it for any purpose, including commercially, as long as you give appropriate credit to the author.</w:t>
       </w:r>
     </w:p>
-    <w:bookmarkEnd w:id="124"/>
+    <w:bookmarkEnd w:id="125"/>
     <w:sectPr/>
   </w:body>
 </w:document>

--- a/legend-dynamics/site/the-shattered-crown/The_Shattered_Crown_Players_Guide.docx
+++ b/legend-dynamics/site/the-shattered-crown/The_Shattered_Crown_Players_Guide.docx
@@ -6921,7 +6921,7 @@
         <w:t xml:space="preserve"> </w:t>
       </w:r>
       <w:r>
-        <w:t xml:space="preserve">Against a weapon in hand or fists, roll Melee −3 with a weapon in hand, or Brawling −3 bare-handed against fists. A second parry in the same round (with Additional Defense) is a further −2. Nobody parries a shot or a missile.</w:t>
+        <w:t xml:space="preserve">Against a weapon in hand or fists, roll Melee −3 with a weapon in hand, or Brawling −3 bare-handed against fists. An open hand can’t parry a blade, claws or fangs. A second parry in the same round (with Additional Defense) is a further −2. Nobody parries a shot or a missile.</w:t>
       </w:r>
     </w:p>
     <w:p>

--- a/legend-dynamics/site/the-shattered-crown/The_Shattered_Crown_Players_Guide.docx
+++ b/legend-dynamics/site/the-shattered-crown/The_Shattered_Crown_Players_Guide.docx
@@ -257,6 +257,19 @@
           <w:b/>
         </w:rPr>
         <w:t xml:space="preserve">Fortune points</w:t>
+      </w:r>
+      <w:r>
+        <w:t xml:space="preserve">. The material for running the game (venture seeds, the threats, and the GM’s tools) is in a companion book, the</w:t>
+      </w:r>
+      <w:r>
+        <w:t xml:space="preserve"> </w:t>
+      </w:r>
+      <w:r>
+        <w:rPr>
+          <w:bCs/>
+          <w:b/>
+        </w:rPr>
+        <w:t xml:space="preserve">GM’s Guide</w:t>
       </w:r>
       <w:r>
         <w:t xml:space="preserve">.</w:t>
@@ -6785,7 +6798,7 @@
     </w:p>
     <w:bookmarkEnd w:id="48"/>
     <w:bookmarkEnd w:id="49"/>
-    <w:bookmarkStart w:id="61" w:name="personal-combat"/>
+    <w:bookmarkStart w:id="59" w:name="personal-combat"/>
     <w:p>
       <w:pPr>
         <w:pStyle w:val="Heading1"/>
@@ -10521,13 +10534,47 @@
       </w:r>
     </w:p>
     <w:bookmarkEnd w:id="58"/>
-    <w:bookmarkStart w:id="59" w:name="the-battle-map"/>
+    <w:bookmarkEnd w:id="59"/>
+    <w:bookmarkStart w:id="64" w:name="medical-care"/>
+    <w:p>
+      <w:pPr>
+        <w:pStyle w:val="Heading1"/>
+      </w:pPr>
+      <w:r>
+        <w:t xml:space="preserve">Medical care</w:t>
+      </w:r>
+    </w:p>
+    <w:p>
+      <w:pPr>
+        <w:pStyle w:val="FirstParagraph"/>
+      </w:pPr>
+      <w:r>
+        <w:t xml:space="preserve">Healers have herbs, needles, wine and prayers. Poison and fever kill more adventurers than swords do. The</w:t>
+      </w:r>
+      <w:r>
+        <w:t xml:space="preserve"> </w:t>
+      </w:r>
+      <w:r>
+        <w:rPr>
+          <w:bCs/>
+          <w:b/>
+        </w:rPr>
+        <w:t xml:space="preserve">Mend</w:t>
+      </w:r>
+      <w:r>
+        <w:t xml:space="preserve"> </w:t>
+      </w:r>
+      <w:r>
+        <w:t xml:space="preserve">cantrip clears one box once per wound; it does not replace a healer’s care.</w:t>
+      </w:r>
+    </w:p>
+    <w:bookmarkStart w:id="60" w:name="diagnosis-and-stabilization"/>
     <w:p>
       <w:pPr>
         <w:pStyle w:val="Heading2"/>
       </w:pPr>
       <w:r>
-        <w:t xml:space="preserve">The battle map</w:t>
+        <w:t xml:space="preserve">Diagnosis and stabilization</w:t>
       </w:r>
     </w:p>
     <w:p>
@@ -10535,108 +10582,17 @@
         <w:pStyle w:val="FirstParagraph"/>
       </w:pPr>
       <w:r>
-        <w:t xml:space="preserve">The GM view of the character creator has a</w:t>
-      </w:r>
-      <w:r>
-        <w:t xml:space="preserve"> </w:t>
-      </w:r>
-      <w:r>
-        <w:rPr>
-          <w:bCs/>
-          <w:b/>
-        </w:rPr>
-        <w:t xml:space="preserve">battle map</w:t>
-      </w:r>
-      <w:r>
-        <w:t xml:space="preserve"> </w:t>
-      </w:r>
-      <w:r>
-        <w:t xml:space="preserve">for fights where it helps to see who is where. It is a tool, not a rule: everything on it follows the rules in this chapter, and a fight without it works the same way. Open</w:t>
-      </w:r>
-      <w:r>
-        <w:t xml:space="preserve"> </w:t>
-      </w:r>
-      <w:r>
-        <w:rPr>
-          <w:bCs/>
-          <w:b/>
-        </w:rPr>
-        <w:t xml:space="preserve">How to use the map</w:t>
-      </w:r>
-      <w:r>
-        <w:t xml:space="preserve"> </w:t>
-      </w:r>
-      <w:r>
-        <w:t xml:space="preserve">on the map itself for the buttons, step by step.</w:t>
-      </w:r>
-    </w:p>
-    <w:p>
-      <w:pPr>
-        <w:pStyle w:val="BodyText"/>
-      </w:pPr>
-      <w:r>
-        <w:rPr>
-          <w:bCs/>
-          <w:b/>
-        </w:rPr>
-        <w:t xml:space="preserve">Two kinds of map.</w:t>
-      </w:r>
-    </w:p>
-    <w:p>
-      <w:pPr>
-        <w:numPr>
-          <w:ilvl w:val="0"/>
-          <w:numId w:val="1014"/>
-        </w:numPr>
-        <w:pStyle w:val="Compact"/>
-      </w:pPr>
-      <w:r>
-        <w:rPr>
-          <w:bCs/>
-          <w:b/>
-        </w:rPr>
-        <w:t xml:space="preserve">A hex map</w:t>
-      </w:r>
-      <w:r>
-        <w:t xml:space="preserve"> </w:t>
-      </w:r>
-      <w:r>
-        <w:t xml:space="preserve">for fights where position matters: cover, doorways, who can reach whom. The GM chooses what one hex is: 1 yard for a brawl in a room, 5 or 10 yards for a street, 50 for open ground. Dragging a token or measuring shows the distance and its</w:t>
-      </w:r>
-      <w:r>
-        <w:t xml:space="preserve"> </w:t>
-      </w:r>
-      <w:r>
-        <w:rPr>
-          <w:bCs/>
-          <w:b/>
-        </w:rPr>
-        <w:t xml:space="preserve">range band</w:t>
-      </w:r>
-      <w:r>
-        <w:t xml:space="preserve">, so the GM can read the penalty from the Range table above.</w:t>
-      </w:r>
-    </w:p>
-    <w:p>
-      <w:pPr>
-        <w:numPr>
-          <w:ilvl w:val="0"/>
-          <w:numId w:val="1014"/>
-        </w:numPr>
-        <w:pStyle w:val="Compact"/>
-      </w:pPr>
-      <w:r>
-        <w:rPr>
-          <w:bCs/>
-          <w:b/>
-        </w:rPr>
-        <w:t xml:space="preserve">A range track</w:t>
-      </w:r>
-      <w:r>
-        <w:t xml:space="preserve"> </w:t>
-      </w:r>
-      <w:r>
-        <w:t xml:space="preserve">for fights where only distance matters: a chase, a running fight across open country. It has a lane for the party and one for each range band. Moving a token into the next lane moves it one band in or out.</w:t>
+        <w:t xml:space="preserve">Roll Medicine when the diagnosis is uncertain or an urgent treatment decision matters. Emergency stabilization takes one action and a successful Medicine roll with a healer’s satchel. It ends Dying and stops deterioration, but removes no boxes.</w:t>
+      </w:r>
+    </w:p>
+    <w:bookmarkEnd w:id="60"/>
+    <w:bookmarkStart w:id="61" w:name="field-treatment"/>
+    <w:p>
+      <w:pPr>
+        <w:pStyle w:val="Heading2"/>
+      </w:pPr>
+      <w:r>
+        <w:t xml:space="preserve">Field treatment</w:t>
       </w:r>
     </w:p>
     <w:p>
@@ -10644,61 +10600,17 @@
         <w:pStyle w:val="FirstParagraph"/>
       </w:pPr>
       <w:r>
-        <w:rPr>
-          <w:bCs/>
-          <w:b/>
-        </w:rPr>
-        <w:t xml:space="preserve">Tokens.</w:t>
-      </w:r>
-      <w:r>
-        <w:t xml:space="preserve"> </w:t>
-      </w:r>
-      <w:r>
-        <w:t xml:space="preserve">The GM places the party with one button. Their tokens stay linked to the characters in the GM view: marking Injury, Dying, the stunned condition or a Fortune point on a token marks it on the character, and the other way round. Opponents come from the setting’s threats with their boxes filled in. Their pips fill as they are hurt, and a token whose boxes are all marked is taken out.</w:t>
-      </w:r>
-    </w:p>
-    <w:p>
-      <w:pPr>
-        <w:pStyle w:val="BodyText"/>
-      </w:pPr>
-      <w:r>
-        <w:rPr>
-          <w:bCs/>
-          <w:b/>
-        </w:rPr>
-        <w:t xml:space="preserve">Keeping a map.</w:t>
-      </w:r>
-      <w:r>
-        <w:t xml:space="preserve"> </w:t>
-      </w:r>
-      <w:r>
-        <w:t xml:space="preserve">The map stays in the GM’s browser.</w:t>
-      </w:r>
-      <w:r>
-        <w:t xml:space="preserve"> </w:t>
-      </w:r>
-      <w:r>
-        <w:rPr>
-          <w:bCs/>
-          <w:b/>
-        </w:rPr>
-        <w:t xml:space="preserve">Save map to file</w:t>
-      </w:r>
-      <w:r>
-        <w:t xml:space="preserve"> </w:t>
-      </w:r>
-      <w:r>
-        <w:t xml:space="preserve">keeps both maps, their pictures and tokens in one file, to prepare a fight ahead of time or share it with another GM.</w:t>
-      </w:r>
-    </w:p>
-    <w:bookmarkEnd w:id="59"/>
-    <w:bookmarkStart w:id="60" w:name="the-encounter-panel"/>
+        <w:t xml:space="preserve">With a healer’s satchel and several uninterrupted minutes, successful Medicine removes one injury box; success by 5 or more removes two. Each injury receives one field-treatment attempt; further attempts need changed circumstances.</w:t>
+      </w:r>
+    </w:p>
+    <w:bookmarkEnd w:id="61"/>
+    <w:bookmarkStart w:id="62" w:name="proper-care"/>
     <w:p>
       <w:pPr>
         <w:pStyle w:val="Heading2"/>
       </w:pPr>
       <w:r>
-        <w:t xml:space="preserve">The Encounter panel</w:t>
+        <w:t xml:space="preserve">Proper care</w:t>
       </w:r>
     </w:p>
     <w:p>
@@ -10706,115 +10618,11 @@
         <w:pStyle w:val="FirstParagraph"/>
       </w:pPr>
       <w:r>
-        <w:t xml:space="preserve">The GM view also has an</w:t>
-      </w:r>
-      <w:r>
-        <w:t xml:space="preserve"> </w:t>
-      </w:r>
-      <w:r>
-        <w:rPr>
-          <w:bCs/>
-          <w:b/>
-        </w:rPr>
-        <w:t xml:space="preserve">Encounter</w:t>
-      </w:r>
-      <w:r>
-        <w:t xml:space="preserve"> </w:t>
-      </w:r>
-      <w:r>
-        <w:t xml:space="preserve">panel that runs a fight by these rules and shows every roll. Add characters from the GM view and opponents from the Threats table (or make one up on the spot), then start: it keeps the turn order by Agility, and for each attack works out the range, the defense (Dodge, Parry or Block, one a round), the boxes marked and any telling hit, offering a Fortune point choices at the moment they apply. Hits land on the character cards and the battle map, and with gritty combat on, grievous wounds are rolled and kept. The panel keeps a log and a summary of the fight, which can be saved to a file. It’s a helper, not a rule: the GM can rule any result differently, and the log says so.</w:t>
-      </w:r>
-    </w:p>
-    <w:bookmarkEnd w:id="60"/>
-    <w:bookmarkEnd w:id="61"/>
-    <w:bookmarkStart w:id="66" w:name="medical-care"/>
-    <w:p>
-      <w:pPr>
-        <w:pStyle w:val="Heading1"/>
-      </w:pPr>
-      <w:r>
-        <w:t xml:space="preserve">Medical care</w:t>
-      </w:r>
-    </w:p>
-    <w:p>
-      <w:pPr>
-        <w:pStyle w:val="FirstParagraph"/>
-      </w:pPr>
-      <w:r>
-        <w:t xml:space="preserve">Healers have herbs, needles, wine and prayers. Poison and fever kill more adventurers than swords do. The</w:t>
-      </w:r>
-      <w:r>
-        <w:t xml:space="preserve"> </w:t>
-      </w:r>
-      <w:r>
-        <w:rPr>
-          <w:bCs/>
-          <w:b/>
-        </w:rPr>
-        <w:t xml:space="preserve">Mend</w:t>
-      </w:r>
-      <w:r>
-        <w:t xml:space="preserve"> </w:t>
-      </w:r>
-      <w:r>
-        <w:t xml:space="preserve">cantrip clears one box once per wound; it does not replace a healer’s care.</w:t>
-      </w:r>
-    </w:p>
-    <w:bookmarkStart w:id="62" w:name="diagnosis-and-stabilization"/>
-    <w:p>
-      <w:pPr>
-        <w:pStyle w:val="Heading2"/>
-      </w:pPr>
-      <w:r>
-        <w:t xml:space="preserve">Diagnosis and stabilization</w:t>
-      </w:r>
-    </w:p>
-    <w:p>
-      <w:pPr>
-        <w:pStyle w:val="FirstParagraph"/>
-      </w:pPr>
-      <w:r>
-        <w:t xml:space="preserve">Roll Medicine when the diagnosis is uncertain or an urgent treatment decision matters. Emergency stabilization takes one action and a successful Medicine roll with a healer’s satchel. It ends Dying and stops deterioration, but removes no boxes.</w:t>
+        <w:t xml:space="preserve">A temple infirmary or a master healer’s house grants +2 to Medicine. A successful treatment removes two boxes; success by 5 or more removes three. Allow the time the treatment requires.</w:t>
       </w:r>
     </w:p>
     <w:bookmarkEnd w:id="62"/>
-    <w:bookmarkStart w:id="63" w:name="field-treatment"/>
-    <w:p>
-      <w:pPr>
-        <w:pStyle w:val="Heading2"/>
-      </w:pPr>
-      <w:r>
-        <w:t xml:space="preserve">Field treatment</w:t>
-      </w:r>
-    </w:p>
-    <w:p>
-      <w:pPr>
-        <w:pStyle w:val="FirstParagraph"/>
-      </w:pPr>
-      <w:r>
-        <w:t xml:space="preserve">With a healer’s satchel and several uninterrupted minutes, successful Medicine removes one injury box; success by 5 or more removes two. Each injury receives one field-treatment attempt; further attempts need changed circumstances.</w:t>
-      </w:r>
-    </w:p>
-    <w:bookmarkEnd w:id="63"/>
-    <w:bookmarkStart w:id="64" w:name="proper-care"/>
-    <w:p>
-      <w:pPr>
-        <w:pStyle w:val="Heading2"/>
-      </w:pPr>
-      <w:r>
-        <w:t xml:space="preserve">Proper care</w:t>
-      </w:r>
-    </w:p>
-    <w:p>
-      <w:pPr>
-        <w:pStyle w:val="FirstParagraph"/>
-      </w:pPr>
-      <w:r>
-        <w:t xml:space="preserve">A temple infirmary or a master healer’s house grants +2 to Medicine. A successful treatment removes two boxes; success by 5 or more removes three. Allow the time the treatment requires.</w:t>
-      </w:r>
-    </w:p>
-    <w:bookmarkEnd w:id="64"/>
-    <w:bookmarkStart w:id="65" w:name="natural-recovery"/>
+    <w:bookmarkStart w:id="63" w:name="natural-recovery"/>
     <w:p>
       <w:pPr>
         <w:pStyle w:val="Heading2"/>
@@ -10999,9 +10807,9 @@
         <w:t xml:space="preserve">At three boxes, rest alone does nothing until someone has stabilized or treated you; after that, a week of rest in their care clears the first box. A successful treatment is faster. The times add up: from three boxes, rest alone takes about a week and a half to heal completely (a week, then three days, then a day).</w:t>
       </w:r>
     </w:p>
-    <w:bookmarkEnd w:id="65"/>
-    <w:bookmarkEnd w:id="66"/>
-    <w:bookmarkStart w:id="72" w:name="magic"/>
+    <w:bookmarkEnd w:id="63"/>
+    <w:bookmarkEnd w:id="64"/>
+    <w:bookmarkStart w:id="70" w:name="magic"/>
     <w:p>
       <w:pPr>
         <w:pStyle w:val="Heading1"/>
@@ -11245,7 +11053,7 @@
         </w:tc>
       </w:tr>
     </w:tbl>
-    <w:bookmarkStart w:id="67" w:name="cantrips"/>
+    <w:bookmarkStart w:id="65" w:name="cantrips"/>
     <w:p>
       <w:pPr>
         <w:pStyle w:val="Heading2"/>
@@ -11626,8 +11434,8 @@
         <w:t xml:space="preserve">A failed cantrip marks a box of Corruption; a natural 18 marks two, or something answers that shouldn’t.</w:t>
       </w:r>
     </w:p>
-    <w:bookmarkEnd w:id="67"/>
-    <w:bookmarkStart w:id="68" w:name="rituals"/>
+    <w:bookmarkEnd w:id="65"/>
+    <w:bookmarkStart w:id="66" w:name="rituals"/>
     <w:p>
       <w:pPr>
         <w:pStyle w:val="Heading2"/>
@@ -11640,7 +11448,7 @@
       <w:pPr>
         <w:numPr>
           <w:ilvl w:val="0"/>
-          <w:numId w:val="1015"/>
+          <w:numId w:val="1014"/>
         </w:numPr>
         <w:pStyle w:val="Compact"/>
       </w:pPr>
@@ -11662,7 +11470,7 @@
       <w:pPr>
         <w:numPr>
           <w:ilvl w:val="0"/>
-          <w:numId w:val="1015"/>
+          <w:numId w:val="1014"/>
         </w:numPr>
         <w:pStyle w:val="Compact"/>
       </w:pPr>
@@ -11684,7 +11492,7 @@
       <w:pPr>
         <w:numPr>
           <w:ilvl w:val="0"/>
-          <w:numId w:val="1015"/>
+          <w:numId w:val="1014"/>
         </w:numPr>
         <w:pStyle w:val="Compact"/>
       </w:pPr>
@@ -11944,8 +11752,8 @@
         <w:t xml:space="preserve">The right materials, hour or place remove one segment.</w:t>
       </w:r>
     </w:p>
-    <w:bookmarkEnd w:id="68"/>
-    <w:bookmarkStart w:id="69" w:name="talismans"/>
+    <w:bookmarkEnd w:id="66"/>
+    <w:bookmarkStart w:id="67" w:name="talismans"/>
     <w:p>
       <w:pPr>
         <w:pStyle w:val="Heading2"/>
@@ -11975,8 +11783,8 @@
         <w:t xml:space="preserve">. Preparation is how slow magic wins a fast fight.</w:t>
       </w:r>
     </w:p>
-    <w:bookmarkEnd w:id="69"/>
-    <w:bookmarkStart w:id="70" w:name="magic-advancement"/>
+    <w:bookmarkEnd w:id="67"/>
+    <w:bookmarkStart w:id="68" w:name="magic-advancement"/>
     <w:p>
       <w:pPr>
         <w:pStyle w:val="Heading2"/>
@@ -12483,8 +12291,8 @@
         </w:tc>
       </w:tr>
     </w:tbl>
-    <w:bookmarkEnd w:id="70"/>
-    <w:bookmarkStart w:id="71" w:name="magic-in-the-shattered-crown"/>
+    <w:bookmarkEnd w:id="68"/>
+    <w:bookmarkStart w:id="69" w:name="magic-in-the-shattered-crown"/>
     <w:p>
       <w:pPr>
         <w:pStyle w:val="Heading2"/>
@@ -12784,9 +12592,9 @@
         </w:tc>
       </w:tr>
     </w:tbl>
-    <w:bookmarkEnd w:id="71"/>
-    <w:bookmarkEnd w:id="72"/>
-    <w:bookmarkStart w:id="76" w:name="fortune-points-and-tracks"/>
+    <w:bookmarkEnd w:id="69"/>
+    <w:bookmarkEnd w:id="70"/>
+    <w:bookmarkStart w:id="74" w:name="fortune-points-and-tracks"/>
     <w:p>
       <w:pPr>
         <w:pStyle w:val="Heading1"/>
@@ -12795,7 +12603,7 @@
         <w:t xml:space="preserve">Fortune points and tracks</w:t>
       </w:r>
     </w:p>
-    <w:bookmarkStart w:id="73" w:name="using-fortune-points"/>
+    <w:bookmarkStart w:id="71" w:name="using-fortune-points"/>
     <w:p>
       <w:pPr>
         <w:pStyle w:val="Heading2"/>
@@ -13013,8 +12821,8 @@
         <w:t xml:space="preserve">Gain one point when one of your complications creates a meaningful problem you accept, including a companion complication. You can decline the proposed complication without penalty.</w:t>
       </w:r>
     </w:p>
-    <w:bookmarkEnd w:id="73"/>
-    <w:bookmarkStart w:id="74" w:name="troubles"/>
+    <w:bookmarkEnd w:id="71"/>
+    <w:bookmarkStart w:id="72" w:name="troubles"/>
     <w:p>
       <w:pPr>
         <w:pStyle w:val="Heading2"/>
@@ -13112,7 +12920,7 @@
       <w:pPr>
         <w:numPr>
           <w:ilvl w:val="0"/>
-          <w:numId w:val="1016"/>
+          <w:numId w:val="1015"/>
         </w:numPr>
         <w:pStyle w:val="Compact"/>
       </w:pPr>
@@ -13134,7 +12942,7 @@
       <w:pPr>
         <w:numPr>
           <w:ilvl w:val="0"/>
-          <w:numId w:val="1016"/>
+          <w:numId w:val="1015"/>
         </w:numPr>
         <w:pStyle w:val="Compact"/>
       </w:pPr>
@@ -13461,8 +13269,8 @@
         </w:tc>
       </w:tr>
     </w:tbl>
-    <w:bookmarkEnd w:id="74"/>
-    <w:bookmarkStart w:id="75" w:name="advancement"/>
+    <w:bookmarkEnd w:id="72"/>
+    <w:bookmarkStart w:id="73" w:name="advancement"/>
     <w:p>
       <w:pPr>
         <w:pStyle w:val="Heading2"/>
@@ -13499,7 +13307,7 @@
       <w:pPr>
         <w:numPr>
           <w:ilvl w:val="0"/>
-          <w:numId w:val="1017"/>
+          <w:numId w:val="1016"/>
         </w:numPr>
         <w:pStyle w:val="Compact"/>
       </w:pPr>
@@ -13560,7 +13368,7 @@
       <w:pPr>
         <w:numPr>
           <w:ilvl w:val="0"/>
-          <w:numId w:val="1017"/>
+          <w:numId w:val="1016"/>
         </w:numPr>
         <w:pStyle w:val="Compact"/>
       </w:pPr>
@@ -13906,2380 +13714,147 @@
         <w:t xml:space="preserve">Magic and powers grow the same way, at the costs their chapters give.</w:t>
       </w:r>
     </w:p>
+    <w:bookmarkEnd w:id="73"/>
+    <w:bookmarkEnd w:id="74"/>
+    <w:bookmarkStart w:id="76" w:name="running-ventures"/>
+    <w:p>
+      <w:pPr>
+        <w:pStyle w:val="Heading1"/>
+      </w:pPr>
+      <w:r>
+        <w:t xml:space="preserve">Running ventures</w:t>
+      </w:r>
+    </w:p>
+    <w:bookmarkStart w:id="75" w:name="the-chronicle"/>
+    <w:p>
+      <w:pPr>
+        <w:pStyle w:val="Heading2"/>
+      </w:pPr>
+      <w:r>
+        <w:t xml:space="preserve">The chronicle</w:t>
+      </w:r>
+    </w:p>
+    <w:p>
+      <w:pPr>
+        <w:pStyle w:val="FirstParagraph"/>
+      </w:pPr>
+      <w:r>
+        <w:t xml:space="preserve">End each venture with a short entry, written together:</w:t>
+      </w:r>
+    </w:p>
+    <w:p>
+      <w:pPr>
+        <w:numPr>
+          <w:ilvl w:val="0"/>
+          <w:numId w:val="1017"/>
+        </w:numPr>
+        <w:pStyle w:val="Compact"/>
+      </w:pPr>
+      <w:r>
+        <w:rPr>
+          <w:bCs/>
+          <w:b/>
+        </w:rPr>
+        <w:t xml:space="preserve">The venture.</w:t>
+      </w:r>
+      <w:r>
+        <w:t xml:space="preserve"> </w:t>
+      </w:r>
+      <w:r>
+        <w:t xml:space="preserve">What happened, and did we succeed: fully, partly, or not at all?</w:t>
+      </w:r>
+    </w:p>
+    <w:p>
+      <w:pPr>
+        <w:numPr>
+          <w:ilvl w:val="0"/>
+          <w:numId w:val="1017"/>
+        </w:numPr>
+        <w:pStyle w:val="Compact"/>
+      </w:pPr>
+      <w:r>
+        <w:rPr>
+          <w:bCs/>
+          <w:b/>
+        </w:rPr>
+        <w:t xml:space="preserve">Who stood out?</w:t>
+      </w:r>
+      <w:r>
+        <w:t xml:space="preserve"> </w:t>
+      </w:r>
+      <w:r>
+        <w:t xml:space="preserve">A moment worth remembering.</w:t>
+      </w:r>
+    </w:p>
+    <w:p>
+      <w:pPr>
+        <w:numPr>
+          <w:ilvl w:val="0"/>
+          <w:numId w:val="1017"/>
+        </w:numPr>
+        <w:pStyle w:val="Compact"/>
+      </w:pPr>
+      <w:r>
+        <w:rPr>
+          <w:bCs/>
+          <w:b/>
+        </w:rPr>
+        <w:t xml:space="preserve">Complications.</w:t>
+      </w:r>
+      <w:r>
+        <w:t xml:space="preserve"> </w:t>
+      </w:r>
+      <w:r>
+        <w:t xml:space="preserve">Which ones came into play, and what did they cost?</w:t>
+      </w:r>
+    </w:p>
+    <w:p>
+      <w:pPr>
+        <w:numPr>
+          <w:ilvl w:val="0"/>
+          <w:numId w:val="1017"/>
+        </w:numPr>
+        <w:pStyle w:val="Compact"/>
+      </w:pPr>
+      <w:r>
+        <w:rPr>
+          <w:bCs/>
+          <w:b/>
+        </w:rPr>
+        <w:t xml:space="preserve">What changed?</w:t>
+      </w:r>
+      <w:r>
+        <w:t xml:space="preserve"> </w:t>
+      </w:r>
+      <w:r>
+        <w:t xml:space="preserve">New allies or enemies, damage, open threads for next time.</w:t>
+      </w:r>
+    </w:p>
+    <w:p>
+      <w:pPr>
+        <w:numPr>
+          <w:ilvl w:val="0"/>
+          <w:numId w:val="1017"/>
+        </w:numPr>
+        <w:pStyle w:val="Compact"/>
+      </w:pPr>
+      <w:r>
+        <w:rPr>
+          <w:bCs/>
+          <w:b/>
+        </w:rPr>
+        <w:t xml:space="preserve">Advancement.</w:t>
+      </w:r>
+      <w:r>
+        <w:t xml:space="preserve"> </w:t>
+      </w:r>
+      <w:r>
+        <w:t xml:space="preserve">After a significant venture, each character earns 1 advancement point; at a milestone, 2 more.</w:t>
+      </w:r>
+    </w:p>
     <w:bookmarkEnd w:id="75"/>
     <w:bookmarkEnd w:id="76"/>
-    <w:bookmarkStart w:id="79" w:name="running-ventures"/>
-    <w:p>
-      <w:pPr>
-        <w:pStyle w:val="Heading1"/>
-      </w:pPr>
-      <w:r>
-        <w:t xml:space="preserve">Running ventures</w:t>
-      </w:r>
-    </w:p>
-    <w:bookmarkStart w:id="77" w:name="venture-seeds"/>
-    <w:p>
-      <w:pPr>
-        <w:pStyle w:val="Heading2"/>
-      </w:pPr>
-      <w:r>
-        <w:t xml:space="preserve">Venture seeds</w:t>
-      </w:r>
-    </w:p>
-    <w:p>
-      <w:pPr>
-        <w:pStyle w:val="FirstParagraph"/>
-      </w:pPr>
-      <w:r>
-        <w:t xml:space="preserve">Roll 3d6 on each table and read the total, or pick what you like. Middle results come up most often; the strangest sit at 3, 4, 17 and 18. The GM view in the creator rolls these for you and can start the clock.</w:t>
-      </w:r>
-    </w:p>
-    <w:tbl>
-      <w:tblPr>
-        <w:tblStyle w:val="Table"/>
-        <w:tblW w:type="pct" w:w="5000"/>
-        <w:tblLook w:firstRow="1" w:lastRow="0" w:firstColumn="0" w:lastColumn="0" w:noHBand="0" w:noVBand="0" w:val="0020"/>
-        <w:jc w:val="start"/>
-        <w:tblBorders>
-          <w:top w:val="single" w:sz="4" w:color="B8C2D3"/>
-          <w:left w:val="single" w:sz="4" w:color="B8C2D3"/>
-          <w:bottom w:val="single" w:sz="4" w:color="B8C2D3"/>
-          <w:right w:val="single" w:sz="4" w:color="B8C2D3"/>
-          <w:insideH w:val="single" w:sz="4" w:color="B8C2D3"/>
-          <w:insideV w:val="single" w:sz="4" w:color="B8C2D3"/>
-        </w:tblBorders>
-      </w:tblPr>
-      <w:tblGrid>
-        <w:gridCol w:w="1980"/>
-        <w:gridCol w:w="1980"/>
-        <w:gridCol w:w="1980"/>
-        <w:gridCol w:w="1980"/>
-      </w:tblGrid>
-      <w:tr>
-        <w:trPr>
-          <w:tblHeader w:val="true"/>
-        </w:trPr>
-        <w:tc>
-          <w:tcPr>
-            <w:shd w:val="clear" w:fill="F2E7D6"/>
-          </w:tcPr>
-          <w:p>
-            <w:pPr>
-              <w:pStyle w:val="Compact"/>
-              <w:jc w:val="left"/>
-            </w:pPr>
-            <w:r>
-              <w:rPr>
-                <w:b/>
-                <w:sz w:val="19"/>
-              </w:rPr>
-              <w:t xml:space="preserve">3d6</w:t>
-            </w:r>
-          </w:p>
-        </w:tc>
-        <w:tc>
-          <w:tcPr>
-            <w:shd w:val="clear" w:fill="F2E7D6"/>
-          </w:tcPr>
-          <w:p>
-            <w:pPr>
-              <w:pStyle w:val="Compact"/>
-              <w:jc w:val="left"/>
-            </w:pPr>
-            <w:r>
-              <w:rPr>
-                <w:b/>
-                <w:sz w:val="19"/>
-              </w:rPr>
-              <w:t xml:space="preserve">Venture</w:t>
-            </w:r>
-          </w:p>
-        </w:tc>
-        <w:tc>
-          <w:tcPr>
-            <w:shd w:val="clear" w:fill="F2E7D6"/>
-          </w:tcPr>
-          <w:p>
-            <w:pPr>
-              <w:pStyle w:val="Compact"/>
-              <w:jc w:val="left"/>
-            </w:pPr>
-            <w:r>
-              <w:rPr>
-                <w:b/>
-                <w:sz w:val="19"/>
-              </w:rPr>
-              <w:t xml:space="preserve">Place</w:t>
-            </w:r>
-          </w:p>
-        </w:tc>
-        <w:tc>
-          <w:tcPr>
-            <w:shd w:val="clear" w:fill="F2E7D6"/>
-          </w:tcPr>
-          <w:p>
-            <w:pPr>
-              <w:pStyle w:val="Compact"/>
-              <w:jc w:val="left"/>
-            </w:pPr>
-            <w:r>
-              <w:rPr>
-                <w:b/>
-                <w:sz w:val="19"/>
-              </w:rPr>
-              <w:t xml:space="preserve">The darkness</w:t>
-            </w:r>
-          </w:p>
-        </w:tc>
-      </w:tr>
-      <w:tr>
-        <w:tc>
-          <w:tcPr/>
-          <w:p>
-            <w:pPr>
-              <w:pStyle w:val="Compact"/>
-              <w:jc w:val="left"/>
-            </w:pPr>
-            <w:r>
-              <w:rPr>
-                <w:b/>
-                <w:sz w:val="19"/>
-              </w:rPr>
-              <w:t xml:space="preserve">3</w:t>
-            </w:r>
-          </w:p>
-        </w:tc>
-        <w:tc>
-          <w:tcPr/>
-          <w:p>
-            <w:pPr>
-              <w:pStyle w:val="Compact"/>
-              <w:jc w:val="left"/>
-            </w:pPr>
-            <w:r>
-              <w:rPr>
-                <w:sz w:val="19"/>
-              </w:rPr>
-              <w:t xml:space="preserve">Steal from a god</w:t>
-            </w:r>
-          </w:p>
-        </w:tc>
-        <w:tc>
-          <w:tcPr/>
-          <w:p>
-            <w:pPr>
-              <w:pStyle w:val="Compact"/>
-              <w:jc w:val="left"/>
-            </w:pPr>
-            <w:r>
-              <w:rPr>
-                <w:sz w:val="19"/>
-              </w:rPr>
-              <w:t xml:space="preserve">The palace of a sorcerer-prince</w:t>
-            </w:r>
-          </w:p>
-        </w:tc>
-        <w:tc>
-          <w:tcPr/>
-          <w:p>
-            <w:pPr>
-              <w:pStyle w:val="Compact"/>
-              <w:jc w:val="left"/>
-            </w:pPr>
-            <w:r>
-              <w:rPr>
-                <w:sz w:val="19"/>
-              </w:rPr>
-              <w:t xml:space="preserve">Two shards in one place</w:t>
-            </w:r>
-          </w:p>
-        </w:tc>
-      </w:tr>
-      <w:tr>
-        <w:tc>
-          <w:tcPr/>
-          <w:p>
-            <w:pPr>
-              <w:pStyle w:val="Compact"/>
-              <w:jc w:val="left"/>
-            </w:pPr>
-            <w:r>
-              <w:rPr>
-                <w:b/>
-                <w:sz w:val="19"/>
-              </w:rPr>
-              <w:t xml:space="preserve">4</w:t>
-            </w:r>
-          </w:p>
-        </w:tc>
-        <w:tc>
-          <w:tcPr/>
-          <w:p>
-            <w:pPr>
-              <w:pStyle w:val="Compact"/>
-              <w:jc w:val="left"/>
-            </w:pPr>
-            <w:r>
-              <w:rPr>
-                <w:sz w:val="19"/>
-              </w:rPr>
-              <w:t xml:space="preserve">Carry a shard back to the Ashlands</w:t>
-            </w:r>
-          </w:p>
-        </w:tc>
-        <w:tc>
-          <w:tcPr/>
-          <w:p>
-            <w:pPr>
-              <w:pStyle w:val="Compact"/>
-              <w:jc w:val="left"/>
-            </w:pPr>
-            <w:r>
-              <w:rPr>
-                <w:sz w:val="19"/>
-              </w:rPr>
-              <w:t xml:space="preserve">Inside a dead god</w:t>
-            </w:r>
-          </w:p>
-        </w:tc>
-        <w:tc>
-          <w:tcPr/>
-          <w:p>
-            <w:pPr>
-              <w:pStyle w:val="Compact"/>
-              <w:jc w:val="left"/>
-            </w:pPr>
-            <w:r>
-              <w:rPr>
-                <w:sz w:val="19"/>
-              </w:rPr>
-              <w:t xml:space="preserve">A god returning</w:t>
-            </w:r>
-          </w:p>
-        </w:tc>
-      </w:tr>
-      <w:tr>
-        <w:tc>
-          <w:tcPr/>
-          <w:p>
-            <w:pPr>
-              <w:pStyle w:val="Compact"/>
-              <w:jc w:val="left"/>
-            </w:pPr>
-            <w:r>
-              <w:rPr>
-                <w:b/>
-                <w:sz w:val="19"/>
-              </w:rPr>
-              <w:t xml:space="preserve">5</w:t>
-            </w:r>
-          </w:p>
-        </w:tc>
-        <w:tc>
-          <w:tcPr/>
-          <w:p>
-            <w:pPr>
-              <w:pStyle w:val="Compact"/>
-              <w:jc w:val="left"/>
-            </w:pPr>
-            <w:r>
-              <w:rPr>
-                <w:sz w:val="19"/>
-              </w:rPr>
-              <w:t xml:space="preserve">Rob a merchant prince’s vault</w:t>
-            </w:r>
-          </w:p>
-        </w:tc>
-        <w:tc>
-          <w:tcPr/>
-          <w:p>
-            <w:pPr>
-              <w:pStyle w:val="Compact"/>
-              <w:jc w:val="left"/>
-            </w:pPr>
-            <w:r>
-              <w:rPr>
-                <w:sz w:val="19"/>
-              </w:rPr>
-              <w:t xml:space="preserve">A decadent city of the Gilded Coast</w:t>
-            </w:r>
-          </w:p>
-        </w:tc>
-        <w:tc>
-          <w:tcPr/>
-          <w:p>
-            <w:pPr>
-              <w:pStyle w:val="Compact"/>
-              <w:jc w:val="left"/>
-            </w:pPr>
-            <w:r>
-              <w:rPr>
-                <w:sz w:val="19"/>
-              </w:rPr>
-              <w:t xml:space="preserve">A sorcerer-prince who holds a Crown shard</w:t>
-            </w:r>
-          </w:p>
-        </w:tc>
-      </w:tr>
-      <w:tr>
-        <w:tc>
-          <w:tcPr/>
-          <w:p>
-            <w:pPr>
-              <w:pStyle w:val="Compact"/>
-              <w:jc w:val="left"/>
-            </w:pPr>
-            <w:r>
-              <w:rPr>
-                <w:b/>
-                <w:sz w:val="19"/>
-              </w:rPr>
-              <w:t xml:space="preserve">6</w:t>
-            </w:r>
-          </w:p>
-        </w:tc>
-        <w:tc>
-          <w:tcPr/>
-          <w:p>
-            <w:pPr>
-              <w:pStyle w:val="Compact"/>
-              <w:jc w:val="left"/>
-            </w:pPr>
-            <w:r>
-              <w:rPr>
-                <w:sz w:val="19"/>
-              </w:rPr>
-              <w:t xml:space="preserve">Loot a tomb of the serpent kings</w:t>
-            </w:r>
-          </w:p>
-        </w:tc>
-        <w:tc>
-          <w:tcPr/>
-          <w:p>
-            <w:pPr>
-              <w:pStyle w:val="Compact"/>
-              <w:jc w:val="left"/>
-            </w:pPr>
-            <w:r>
-              <w:rPr>
-                <w:sz w:val="19"/>
-              </w:rPr>
-              <w:t xml:space="preserve">A clan hall in the Frozen North</w:t>
-            </w:r>
-          </w:p>
-        </w:tc>
-        <w:tc>
-          <w:tcPr/>
-          <w:p>
-            <w:pPr>
-              <w:pStyle w:val="Compact"/>
-              <w:jc w:val="left"/>
-            </w:pPr>
-            <w:r>
-              <w:rPr>
-                <w:sz w:val="19"/>
-              </w:rPr>
-              <w:t xml:space="preserve">A demon summoned and not dismissed</w:t>
-            </w:r>
-          </w:p>
-        </w:tc>
-      </w:tr>
-      <w:tr>
-        <w:tc>
-          <w:tcPr/>
-          <w:p>
-            <w:pPr>
-              <w:pStyle w:val="Compact"/>
-              <w:jc w:val="left"/>
-            </w:pPr>
-            <w:r>
-              <w:rPr>
-                <w:b/>
-                <w:sz w:val="19"/>
-              </w:rPr>
-              <w:t xml:space="preserve">7</w:t>
-            </w:r>
-          </w:p>
-        </w:tc>
-        <w:tc>
-          <w:tcPr/>
-          <w:p>
-            <w:pPr>
-              <w:pStyle w:val="Compact"/>
-              <w:jc w:val="left"/>
-            </w:pPr>
-            <w:r>
-              <w:rPr>
-                <w:sz w:val="19"/>
-              </w:rPr>
-              <w:t xml:space="preserve">Rescue a captive from a sorcerer’s tower</w:t>
-            </w:r>
-          </w:p>
-        </w:tc>
-        <w:tc>
-          <w:tcPr/>
-          <w:p>
-            <w:pPr>
-              <w:pStyle w:val="Compact"/>
-              <w:jc w:val="left"/>
-            </w:pPr>
-            <w:r>
-              <w:rPr>
-                <w:sz w:val="19"/>
-              </w:rPr>
-              <w:t xml:space="preserve">A buried city in the Burning Sands</w:t>
-            </w:r>
-          </w:p>
-        </w:tc>
-        <w:tc>
-          <w:tcPr/>
-          <w:p>
-            <w:pPr>
-              <w:pStyle w:val="Compact"/>
-              <w:jc w:val="left"/>
-            </w:pPr>
-            <w:r>
-              <w:rPr>
-                <w:sz w:val="19"/>
-              </w:rPr>
-              <w:t xml:space="preserve">A cult that feeds its god with the living</w:t>
-            </w:r>
-          </w:p>
-        </w:tc>
-      </w:tr>
-      <w:tr>
-        <w:tc>
-          <w:tcPr/>
-          <w:p>
-            <w:pPr>
-              <w:pStyle w:val="Compact"/>
-              <w:jc w:val="left"/>
-            </w:pPr>
-            <w:r>
-              <w:rPr>
-                <w:b/>
-                <w:sz w:val="19"/>
-              </w:rPr>
-              <w:t xml:space="preserve">8</w:t>
-            </w:r>
-          </w:p>
-        </w:tc>
-        <w:tc>
-          <w:tcPr/>
-          <w:p>
-            <w:pPr>
-              <w:pStyle w:val="Compact"/>
-              <w:jc w:val="left"/>
-            </w:pPr>
-            <w:r>
-              <w:rPr>
-                <w:sz w:val="19"/>
-              </w:rPr>
-              <w:t xml:space="preserve">Escort a caravan across the Burning Sands</w:t>
-            </w:r>
-          </w:p>
-        </w:tc>
-        <w:tc>
-          <w:tcPr/>
-          <w:p>
-            <w:pPr>
-              <w:pStyle w:val="Compact"/>
-              <w:jc w:val="left"/>
-            </w:pPr>
-            <w:r>
-              <w:rPr>
-                <w:sz w:val="19"/>
-              </w:rPr>
-              <w:t xml:space="preserve">A corsair haven in the Shattered Isles</w:t>
-            </w:r>
-          </w:p>
-        </w:tc>
-        <w:tc>
-          <w:tcPr/>
-          <w:p>
-            <w:pPr>
-              <w:pStyle w:val="Compact"/>
-              <w:jc w:val="left"/>
-            </w:pPr>
-            <w:r>
-              <w:rPr>
-                <w:sz w:val="19"/>
-              </w:rPr>
-              <w:t xml:space="preserve">Serpent-priests rising from the deep temples</w:t>
-            </w:r>
-          </w:p>
-        </w:tc>
-      </w:tr>
-      <w:tr>
-        <w:tc>
-          <w:tcPr/>
-          <w:p>
-            <w:pPr>
-              <w:pStyle w:val="Compact"/>
-              <w:jc w:val="left"/>
-            </w:pPr>
-            <w:r>
-              <w:rPr>
-                <w:b/>
-                <w:sz w:val="19"/>
-              </w:rPr>
-              <w:t xml:space="preserve">9</w:t>
-            </w:r>
-          </w:p>
-        </w:tc>
-        <w:tc>
-          <w:tcPr/>
-          <w:p>
-            <w:pPr>
-              <w:pStyle w:val="Compact"/>
-              <w:jc w:val="left"/>
-            </w:pPr>
-            <w:r>
-              <w:rPr>
-                <w:sz w:val="19"/>
-              </w:rPr>
-              <w:t xml:space="preserve">Steal a shard of the Crown</w:t>
-            </w:r>
-          </w:p>
-        </w:tc>
-        <w:tc>
-          <w:tcPr/>
-          <w:p>
-            <w:pPr>
-              <w:pStyle w:val="Compact"/>
-              <w:jc w:val="left"/>
-            </w:pPr>
-            <w:r>
-              <w:rPr>
-                <w:sz w:val="19"/>
-              </w:rPr>
-              <w:t xml:space="preserve">A Deepkin city under the mountains</w:t>
-            </w:r>
-          </w:p>
-        </w:tc>
-        <w:tc>
-          <w:tcPr/>
-          <w:p>
-            <w:pPr>
-              <w:pStyle w:val="Compact"/>
-              <w:jc w:val="left"/>
-            </w:pPr>
-            <w:r>
-              <w:rPr>
-                <w:sz w:val="19"/>
-              </w:rPr>
-              <w:t xml:space="preserve">A tomb whose dead will not stay dead</w:t>
-            </w:r>
-          </w:p>
-        </w:tc>
-      </w:tr>
-      <w:tr>
-        <w:tc>
-          <w:tcPr/>
-          <w:p>
-            <w:pPr>
-              <w:pStyle w:val="Compact"/>
-              <w:jc w:val="left"/>
-            </w:pPr>
-            <w:r>
-              <w:rPr>
-                <w:b/>
-                <w:sz w:val="19"/>
-              </w:rPr>
-              <w:t xml:space="preserve">10</w:t>
-            </w:r>
-          </w:p>
-        </w:tc>
-        <w:tc>
-          <w:tcPr/>
-          <w:p>
-            <w:pPr>
-              <w:pStyle w:val="Compact"/>
-              <w:jc w:val="left"/>
-            </w:pPr>
-            <w:r>
-              <w:rPr>
-                <w:sz w:val="19"/>
-              </w:rPr>
-              <w:t xml:space="preserve">Hunt a beast that’s eating a village</w:t>
-            </w:r>
-          </w:p>
-        </w:tc>
-        <w:tc>
-          <w:tcPr/>
-          <w:p>
-            <w:pPr>
-              <w:pStyle w:val="Compact"/>
-              <w:jc w:val="left"/>
-            </w:pPr>
-            <w:r>
-              <w:rPr>
-                <w:sz w:val="19"/>
-              </w:rPr>
-              <w:t xml:space="preserve">The blasted Ashlands where the Crown broke</w:t>
-            </w:r>
-          </w:p>
-        </w:tc>
-        <w:tc>
-          <w:tcPr/>
-          <w:p>
-            <w:pPr>
-              <w:pStyle w:val="Compact"/>
-              <w:jc w:val="left"/>
-            </w:pPr>
-            <w:r>
-              <w:rPr>
-                <w:sz w:val="19"/>
-              </w:rPr>
-              <w:t xml:space="preserve">A thing from the Deep that dreams of the surface</w:t>
-            </w:r>
-          </w:p>
-        </w:tc>
-      </w:tr>
-      <w:tr>
-        <w:tc>
-          <w:tcPr/>
-          <w:p>
-            <w:pPr>
-              <w:pStyle w:val="Compact"/>
-              <w:jc w:val="left"/>
-            </w:pPr>
-            <w:r>
-              <w:rPr>
-                <w:b/>
-                <w:sz w:val="19"/>
-              </w:rPr>
-              <w:t xml:space="preserve">11</w:t>
-            </w:r>
-          </w:p>
-        </w:tc>
-        <w:tc>
-          <w:tcPr/>
-          <w:p>
-            <w:pPr>
-              <w:pStyle w:val="Compact"/>
-              <w:jc w:val="left"/>
-            </w:pPr>
-            <w:r>
-              <w:rPr>
-                <w:sz w:val="19"/>
-              </w:rPr>
-              <w:t xml:space="preserve">Guard a prince who hired you to die for him</w:t>
-            </w:r>
-          </w:p>
-        </w:tc>
-        <w:tc>
-          <w:tcPr/>
-          <w:p>
-            <w:pPr>
-              <w:pStyle w:val="Compact"/>
-              <w:jc w:val="left"/>
-            </w:pPr>
-            <w:r>
-              <w:rPr>
-                <w:sz w:val="19"/>
-              </w:rPr>
-              <w:t xml:space="preserve">A sorcerer’s tower above a swamp</w:t>
-            </w:r>
-          </w:p>
-        </w:tc>
-        <w:tc>
-          <w:tcPr/>
-          <w:p>
-            <w:pPr>
-              <w:pStyle w:val="Compact"/>
-              <w:jc w:val="left"/>
-            </w:pPr>
-            <w:r>
-              <w:rPr>
-                <w:sz w:val="19"/>
-              </w:rPr>
-              <w:t xml:space="preserve">A curse on a royal bloodline</w:t>
-            </w:r>
-          </w:p>
-        </w:tc>
-      </w:tr>
-      <w:tr>
-        <w:tc>
-          <w:tcPr/>
-          <w:p>
-            <w:pPr>
-              <w:pStyle w:val="Compact"/>
-              <w:jc w:val="left"/>
-            </w:pPr>
-            <w:r>
-              <w:rPr>
-                <w:b/>
-                <w:sz w:val="19"/>
-              </w:rPr>
-              <w:t xml:space="preserve">12</w:t>
-            </w:r>
-          </w:p>
-        </w:tc>
-        <w:tc>
-          <w:tcPr/>
-          <w:p>
-            <w:pPr>
-              <w:pStyle w:val="Compact"/>
-              <w:jc w:val="left"/>
-            </w:pPr>
-            <w:r>
-              <w:rPr>
-                <w:sz w:val="19"/>
-              </w:rPr>
-              <w:t xml:space="preserve">Find a lost city in the jungle</w:t>
-            </w:r>
-          </w:p>
-        </w:tc>
-        <w:tc>
-          <w:tcPr/>
-          <w:p>
-            <w:pPr>
-              <w:pStyle w:val="Compact"/>
-              <w:jc w:val="left"/>
-            </w:pPr>
-            <w:r>
-              <w:rPr>
-                <w:sz w:val="19"/>
-              </w:rPr>
-              <w:t xml:space="preserve">An arena and its slave pits</w:t>
-            </w:r>
-          </w:p>
-        </w:tc>
-        <w:tc>
-          <w:tcPr/>
-          <w:p>
-            <w:pPr>
-              <w:pStyle w:val="Compact"/>
-              <w:jc w:val="left"/>
-            </w:pPr>
-            <w:r>
-              <w:rPr>
-                <w:sz w:val="19"/>
-              </w:rPr>
-              <w:t xml:space="preserve">A lotus that makes slaves of those who dream</w:t>
-            </w:r>
-          </w:p>
-        </w:tc>
-      </w:tr>
-      <w:tr>
-        <w:tc>
-          <w:tcPr/>
-          <w:p>
-            <w:pPr>
-              <w:pStyle w:val="Compact"/>
-              <w:jc w:val="left"/>
-            </w:pPr>
-            <w:r>
-              <w:rPr>
-                <w:b/>
-                <w:sz w:val="19"/>
-              </w:rPr>
-              <w:t xml:space="preserve">13</w:t>
-            </w:r>
-          </w:p>
-        </w:tc>
-        <w:tc>
-          <w:tcPr/>
-          <w:p>
-            <w:pPr>
-              <w:pStyle w:val="Compact"/>
-              <w:jc w:val="left"/>
-            </w:pPr>
-            <w:r>
-              <w:rPr>
-                <w:sz w:val="19"/>
-              </w:rPr>
-              <w:t xml:space="preserve">Break a friend out of the arena pits</w:t>
-            </w:r>
-          </w:p>
-        </w:tc>
-        <w:tc>
-          <w:tcPr/>
-          <w:p>
-            <w:pPr>
-              <w:pStyle w:val="Compact"/>
-              <w:jc w:val="left"/>
-            </w:pPr>
-            <w:r>
-              <w:rPr>
-                <w:sz w:val="19"/>
-              </w:rPr>
-              <w:t xml:space="preserve">A jungle temple strangled by vines</w:t>
-            </w:r>
-          </w:p>
-        </w:tc>
-        <w:tc>
-          <w:tcPr/>
-          <w:p>
-            <w:pPr>
-              <w:pStyle w:val="Compact"/>
-              <w:jc w:val="left"/>
-            </w:pPr>
-            <w:r>
-              <w:rPr>
-                <w:sz w:val="19"/>
-              </w:rPr>
-              <w:t xml:space="preserve">A god’s corpse leaking power</w:t>
-            </w:r>
-          </w:p>
-        </w:tc>
-      </w:tr>
-      <w:tr>
-        <w:tc>
-          <w:tcPr/>
-          <w:p>
-            <w:pPr>
-              <w:pStyle w:val="Compact"/>
-              <w:jc w:val="left"/>
-            </w:pPr>
-            <w:r>
-              <w:rPr>
-                <w:b/>
-                <w:sz w:val="19"/>
-              </w:rPr>
-              <w:t xml:space="preserve">14</w:t>
-            </w:r>
-          </w:p>
-        </w:tc>
-        <w:tc>
-          <w:tcPr/>
-          <w:p>
-            <w:pPr>
-              <w:pStyle w:val="Compact"/>
-              <w:jc w:val="left"/>
-            </w:pPr>
-            <w:r>
-              <w:rPr>
-                <w:sz w:val="19"/>
-              </w:rPr>
-              <w:t xml:space="preserve">Deliver a cursed idol before the moon is full</w:t>
-            </w:r>
-          </w:p>
-        </w:tc>
-        <w:tc>
-          <w:tcPr/>
-          <w:p>
-            <w:pPr>
-              <w:pStyle w:val="Compact"/>
-              <w:jc w:val="left"/>
-            </w:pPr>
-            <w:r>
-              <w:rPr>
-                <w:sz w:val="19"/>
-              </w:rPr>
-              <w:t xml:space="preserve">A plague-struck port</w:t>
-            </w:r>
-          </w:p>
-        </w:tc>
-        <w:tc>
-          <w:tcPr/>
-          <w:p>
-            <w:pPr>
-              <w:pStyle w:val="Compact"/>
-              <w:jc w:val="left"/>
-            </w:pPr>
-            <w:r>
-              <w:rPr>
-                <w:sz w:val="19"/>
-              </w:rPr>
-              <w:t xml:space="preserve">An Undying sorcerer and their phylactery</w:t>
-            </w:r>
-          </w:p>
-        </w:tc>
-      </w:tr>
-      <w:tr>
-        <w:tc>
-          <w:tcPr/>
-          <w:p>
-            <w:pPr>
-              <w:pStyle w:val="Compact"/>
-              <w:jc w:val="left"/>
-            </w:pPr>
-            <w:r>
-              <w:rPr>
-                <w:b/>
-                <w:sz w:val="19"/>
-              </w:rPr>
-              <w:t xml:space="preserve">15</w:t>
-            </w:r>
-          </w:p>
-        </w:tc>
-        <w:tc>
-          <w:tcPr/>
-          <w:p>
-            <w:pPr>
-              <w:pStyle w:val="Compact"/>
-              <w:jc w:val="left"/>
-            </w:pPr>
-            <w:r>
-              <w:rPr>
-                <w:sz w:val="19"/>
-              </w:rPr>
-              <w:t xml:space="preserve">Win a war for a warlord who can’t pay</w:t>
-            </w:r>
-          </w:p>
-        </w:tc>
-        <w:tc>
-          <w:tcPr/>
-          <w:p>
-            <w:pPr>
-              <w:pStyle w:val="Compact"/>
-              <w:jc w:val="left"/>
-            </w:pPr>
-            <w:r>
-              <w:rPr>
-                <w:sz w:val="19"/>
-              </w:rPr>
-              <w:t xml:space="preserve">A ship becalmed on a black sea</w:t>
-            </w:r>
-          </w:p>
-        </w:tc>
-        <w:tc>
-          <w:tcPr/>
-          <w:p>
-            <w:pPr>
-              <w:pStyle w:val="Compact"/>
-              <w:jc w:val="left"/>
-            </w:pPr>
-            <w:r>
-              <w:rPr>
-                <w:sz w:val="19"/>
-              </w:rPr>
-              <w:t xml:space="preserve">A beast-cult of skinchangers</w:t>
-            </w:r>
-          </w:p>
-        </w:tc>
-      </w:tr>
-      <w:tr>
-        <w:tc>
-          <w:tcPr/>
-          <w:p>
-            <w:pPr>
-              <w:pStyle w:val="Compact"/>
-              <w:jc w:val="left"/>
-            </w:pPr>
-            <w:r>
-              <w:rPr>
-                <w:b/>
-                <w:sz w:val="19"/>
-              </w:rPr>
-              <w:t xml:space="preserve">16</w:t>
-            </w:r>
-          </w:p>
-        </w:tc>
-        <w:tc>
-          <w:tcPr/>
-          <w:p>
-            <w:pPr>
-              <w:pStyle w:val="Compact"/>
-              <w:jc w:val="left"/>
-            </w:pPr>
-            <w:r>
-              <w:rPr>
-                <w:sz w:val="19"/>
-              </w:rPr>
-              <w:t xml:space="preserve">Recover a stolen god</w:t>
-            </w:r>
-          </w:p>
-        </w:tc>
-        <w:tc>
-          <w:tcPr/>
-          <w:p>
-            <w:pPr>
-              <w:pStyle w:val="Compact"/>
-              <w:jc w:val="left"/>
-            </w:pPr>
-            <w:r>
-              <w:rPr>
-                <w:sz w:val="19"/>
-              </w:rPr>
-              <w:t xml:space="preserve">A monastery of a dying god</w:t>
-            </w:r>
-          </w:p>
-        </w:tc>
-        <w:tc>
-          <w:tcPr/>
-          <w:p>
-            <w:pPr>
-              <w:pStyle w:val="Compact"/>
-              <w:jc w:val="left"/>
-            </w:pPr>
-            <w:r>
-              <w:rPr>
-                <w:sz w:val="19"/>
-              </w:rPr>
-              <w:t xml:space="preserve">A shard that whispers to whoever holds it</w:t>
-            </w:r>
-          </w:p>
-        </w:tc>
-      </w:tr>
-      <w:tr>
-        <w:tc>
-          <w:tcPr/>
-          <w:p>
-            <w:pPr>
-              <w:pStyle w:val="Compact"/>
-              <w:jc w:val="left"/>
-            </w:pPr>
-            <w:r>
-              <w:rPr>
-                <w:b/>
-                <w:sz w:val="19"/>
-              </w:rPr>
-              <w:t xml:space="preserve">17</w:t>
-            </w:r>
-          </w:p>
-        </w:tc>
-        <w:tc>
-          <w:tcPr/>
-          <w:p>
-            <w:pPr>
-              <w:pStyle w:val="Compact"/>
-              <w:jc w:val="left"/>
-            </w:pPr>
-            <w:r>
-              <w:rPr>
-                <w:sz w:val="19"/>
-              </w:rPr>
-              <w:t xml:space="preserve">Kill a sorcerer-prince</w:t>
-            </w:r>
-          </w:p>
-        </w:tc>
-        <w:tc>
-          <w:tcPr/>
-          <w:p>
-            <w:pPr>
-              <w:pStyle w:val="Compact"/>
-              <w:jc w:val="left"/>
-            </w:pPr>
-            <w:r>
-              <w:rPr>
-                <w:sz w:val="19"/>
-              </w:rPr>
-              <w:t xml:space="preserve">A city on the back of a great beast</w:t>
-            </w:r>
-          </w:p>
-        </w:tc>
-        <w:tc>
-          <w:tcPr/>
-          <w:p>
-            <w:pPr>
-              <w:pStyle w:val="Compact"/>
-              <w:jc w:val="left"/>
-            </w:pPr>
-            <w:r>
-              <w:rPr>
-                <w:sz w:val="19"/>
-              </w:rPr>
-              <w:t xml:space="preserve">The last emperor, Undying</w:t>
-            </w:r>
-          </w:p>
-        </w:tc>
-      </w:tr>
-      <w:tr>
-        <w:tc>
-          <w:tcPr/>
-          <w:p>
-            <w:pPr>
-              <w:pStyle w:val="Compact"/>
-              <w:jc w:val="left"/>
-            </w:pPr>
-            <w:r>
-              <w:rPr>
-                <w:b/>
-                <w:sz w:val="19"/>
-              </w:rPr>
-              <w:t xml:space="preserve">18</w:t>
-            </w:r>
-          </w:p>
-        </w:tc>
-        <w:tc>
-          <w:tcPr/>
-          <w:p>
-            <w:pPr>
-              <w:pStyle w:val="Compact"/>
-              <w:jc w:val="left"/>
-            </w:pPr>
-            <w:r>
-              <w:rPr>
-                <w:sz w:val="19"/>
-              </w:rPr>
-              <w:t xml:space="preserve">Crown a new king</w:t>
-            </w:r>
-          </w:p>
-        </w:tc>
-        <w:tc>
-          <w:tcPr/>
-          <w:p>
-            <w:pPr>
-              <w:pStyle w:val="Compact"/>
-              <w:jc w:val="left"/>
-            </w:pPr>
-            <w:r>
-              <w:rPr>
-                <w:sz w:val="19"/>
-              </w:rPr>
-              <w:t xml:space="preserve">The edge of the known world</w:t>
-            </w:r>
-          </w:p>
-        </w:tc>
-        <w:tc>
-          <w:tcPr/>
-          <w:p>
-            <w:pPr>
-              <w:pStyle w:val="Compact"/>
-              <w:jc w:val="left"/>
-            </w:pPr>
-            <w:r>
-              <w:rPr>
-                <w:sz w:val="19"/>
-              </w:rPr>
-              <w:t xml:space="preserve">A demon prince walking free</w:t>
-            </w:r>
-          </w:p>
-        </w:tc>
-      </w:tr>
-    </w:tbl>
-    <w:p/>
-    <w:tbl>
-      <w:tblPr>
-        <w:tblStyle w:val="Table"/>
-        <w:tblW w:type="pct" w:w="5000"/>
-        <w:tblLook w:firstRow="1" w:lastRow="0" w:firstColumn="0" w:lastColumn="0" w:noHBand="0" w:noVBand="0" w:val="0020"/>
-        <w:jc w:val="start"/>
-        <w:tblBorders>
-          <w:top w:val="single" w:sz="4" w:color="B8C2D3"/>
-          <w:left w:val="single" w:sz="4" w:color="B8C2D3"/>
-          <w:bottom w:val="single" w:sz="4" w:color="B8C2D3"/>
-          <w:right w:val="single" w:sz="4" w:color="B8C2D3"/>
-          <w:insideH w:val="single" w:sz="4" w:color="B8C2D3"/>
-          <w:insideV w:val="single" w:sz="4" w:color="B8C2D3"/>
-        </w:tblBorders>
-      </w:tblPr>
-      <w:tblGrid>
-        <w:gridCol w:w="1980"/>
-        <w:gridCol w:w="1980"/>
-        <w:gridCol w:w="1980"/>
-        <w:gridCol w:w="1980"/>
-      </w:tblGrid>
-      <w:tr>
-        <w:trPr>
-          <w:tblHeader w:val="true"/>
-        </w:trPr>
-        <w:tc>
-          <w:tcPr>
-            <w:shd w:val="clear" w:fill="F2E7D6"/>
-          </w:tcPr>
-          <w:p>
-            <w:pPr>
-              <w:pStyle w:val="Compact"/>
-              <w:jc w:val="left"/>
-            </w:pPr>
-            <w:r>
-              <w:rPr>
-                <w:b/>
-                <w:sz w:val="19"/>
-              </w:rPr>
-              <w:t xml:space="preserve">3d6</w:t>
-            </w:r>
-          </w:p>
-        </w:tc>
-        <w:tc>
-          <w:tcPr>
-            <w:shd w:val="clear" w:fill="F2E7D6"/>
-          </w:tcPr>
-          <w:p>
-            <w:pPr>
-              <w:pStyle w:val="Compact"/>
-              <w:jc w:val="left"/>
-            </w:pPr>
-            <w:r>
-              <w:rPr>
-                <w:b/>
-                <w:sz w:val="19"/>
-              </w:rPr>
-              <w:t xml:space="preserve">Twist</w:t>
-            </w:r>
-          </w:p>
-        </w:tc>
-        <w:tc>
-          <w:tcPr>
-            <w:shd w:val="clear" w:fill="F2E7D6"/>
-          </w:tcPr>
-          <w:p>
-            <w:pPr>
-              <w:pStyle w:val="Compact"/>
-              <w:jc w:val="left"/>
-            </w:pPr>
-            <w:r>
-              <w:rPr>
-                <w:b/>
-                <w:sz w:val="19"/>
-              </w:rPr>
-              <w:t xml:space="preserve">Ticking clock (segments)</w:t>
-            </w:r>
-          </w:p>
-        </w:tc>
-        <w:tc>
-          <w:tcPr>
-            <w:shd w:val="clear" w:fill="F2E7D6"/>
-          </w:tcPr>
-          <w:p>
-            <w:pPr>
-              <w:pStyle w:val="Compact"/>
-              <w:jc w:val="left"/>
-            </w:pPr>
-            <w:r>
-              <w:rPr>
-                <w:b/>
-                <w:sz w:val="19"/>
-              </w:rPr>
-              <w:t xml:space="preserve">Key character</w:t>
-            </w:r>
-          </w:p>
-        </w:tc>
-      </w:tr>
-      <w:tr>
-        <w:tc>
-          <w:tcPr/>
-          <w:p>
-            <w:pPr>
-              <w:pStyle w:val="Compact"/>
-              <w:jc w:val="left"/>
-            </w:pPr>
-            <w:r>
-              <w:rPr>
-                <w:b/>
-                <w:sz w:val="19"/>
-              </w:rPr>
-              <w:t xml:space="preserve">3</w:t>
-            </w:r>
-          </w:p>
-        </w:tc>
-        <w:tc>
-          <w:tcPr/>
-          <w:p>
-            <w:pPr>
-              <w:pStyle w:val="Compact"/>
-              <w:jc w:val="left"/>
-            </w:pPr>
-            <w:r>
-              <w:rPr>
-                <w:sz w:val="19"/>
-              </w:rPr>
-              <w:t xml:space="preserve">A character holds a shard and didn’t know it</w:t>
-            </w:r>
-          </w:p>
-        </w:tc>
-        <w:tc>
-          <w:tcPr/>
-          <w:p>
-            <w:pPr>
-              <w:pStyle w:val="Compact"/>
-              <w:jc w:val="left"/>
-            </w:pPr>
-            <w:r>
-              <w:rPr>
-                <w:sz w:val="19"/>
-              </w:rPr>
-              <w:t xml:space="preserve">The eclipse (6)</w:t>
-            </w:r>
-          </w:p>
-        </w:tc>
-        <w:tc>
-          <w:tcPr/>
-          <w:p>
-            <w:pPr>
-              <w:pStyle w:val="Compact"/>
-              <w:jc w:val="left"/>
-            </w:pPr>
-            <w:r>
-              <w:rPr>
-                <w:sz w:val="19"/>
-              </w:rPr>
-              <w:t xml:space="preserve">An emperor’s ghost</w:t>
-            </w:r>
-          </w:p>
-        </w:tc>
-      </w:tr>
-      <w:tr>
-        <w:tc>
-          <w:tcPr/>
-          <w:p>
-            <w:pPr>
-              <w:pStyle w:val="Compact"/>
-              <w:jc w:val="left"/>
-            </w:pPr>
-            <w:r>
-              <w:rPr>
-                <w:b/>
-                <w:sz w:val="19"/>
-              </w:rPr>
-              <w:t xml:space="preserve">4</w:t>
-            </w:r>
-          </w:p>
-        </w:tc>
-        <w:tc>
-          <w:tcPr/>
-          <w:p>
-            <w:pPr>
-              <w:pStyle w:val="Compact"/>
-              <w:jc w:val="left"/>
-            </w:pPr>
-            <w:r>
-              <w:rPr>
-                <w:sz w:val="19"/>
-              </w:rPr>
-              <w:t xml:space="preserve">The prize is a god’s trap</w:t>
-            </w:r>
-          </w:p>
-        </w:tc>
-        <w:tc>
-          <w:tcPr/>
-          <w:p>
-            <w:pPr>
-              <w:pStyle w:val="Compact"/>
-              <w:jc w:val="left"/>
-            </w:pPr>
-            <w:r>
-              <w:rPr>
-                <w:sz w:val="19"/>
-              </w:rPr>
-              <w:t xml:space="preserve">The god awakens (8)</w:t>
-            </w:r>
-          </w:p>
-        </w:tc>
-        <w:tc>
-          <w:tcPr/>
-          <w:p>
-            <w:pPr>
-              <w:pStyle w:val="Compact"/>
-              <w:jc w:val="left"/>
-            </w:pPr>
-            <w:r>
-              <w:rPr>
-                <w:sz w:val="19"/>
-              </w:rPr>
-              <w:t xml:space="preserve">A god in mortal form</w:t>
-            </w:r>
-          </w:p>
-        </w:tc>
-      </w:tr>
-      <w:tr>
-        <w:tc>
-          <w:tcPr/>
-          <w:p>
-            <w:pPr>
-              <w:pStyle w:val="Compact"/>
-              <w:jc w:val="left"/>
-            </w:pPr>
-            <w:r>
-              <w:rPr>
-                <w:b/>
-                <w:sz w:val="19"/>
-              </w:rPr>
-              <w:t xml:space="preserve">5</w:t>
-            </w:r>
-          </w:p>
-        </w:tc>
-        <w:tc>
-          <w:tcPr/>
-          <w:p>
-            <w:pPr>
-              <w:pStyle w:val="Compact"/>
-              <w:jc w:val="left"/>
-            </w:pPr>
-            <w:r>
-              <w:rPr>
-                <w:sz w:val="19"/>
-              </w:rPr>
-              <w:t xml:space="preserve">The employer plans to betray you</w:t>
-            </w:r>
-          </w:p>
-        </w:tc>
-        <w:tc>
-          <w:tcPr/>
-          <w:p>
-            <w:pPr>
-              <w:pStyle w:val="Compact"/>
-              <w:jc w:val="left"/>
-            </w:pPr>
-            <w:r>
-              <w:rPr>
-                <w:sz w:val="19"/>
-              </w:rPr>
-              <w:t xml:space="preserve">The guards change watch (4)</w:t>
-            </w:r>
-          </w:p>
-        </w:tc>
-        <w:tc>
-          <w:tcPr/>
-          <w:p>
-            <w:pPr>
-              <w:pStyle w:val="Compact"/>
-              <w:jc w:val="left"/>
-            </w:pPr>
-            <w:r>
-              <w:rPr>
-                <w:sz w:val="19"/>
-              </w:rPr>
-              <w:t xml:space="preserve">A merchant prince with a hidden debt</w:t>
-            </w:r>
-          </w:p>
-        </w:tc>
-      </w:tr>
-      <w:tr>
-        <w:tc>
-          <w:tcPr/>
-          <w:p>
-            <w:pPr>
-              <w:pStyle w:val="Compact"/>
-              <w:jc w:val="left"/>
-            </w:pPr>
-            <w:r>
-              <w:rPr>
-                <w:b/>
-                <w:sz w:val="19"/>
-              </w:rPr>
-              <w:t xml:space="preserve">6</w:t>
-            </w:r>
-          </w:p>
-        </w:tc>
-        <w:tc>
-          <w:tcPr/>
-          <w:p>
-            <w:pPr>
-              <w:pStyle w:val="Compact"/>
-              <w:jc w:val="left"/>
-            </w:pPr>
-            <w:r>
-              <w:rPr>
-                <w:sz w:val="19"/>
-              </w:rPr>
-              <w:t xml:space="preserve">The treasure is a living thing</w:t>
-            </w:r>
-          </w:p>
-        </w:tc>
-        <w:tc>
-          <w:tcPr/>
-          <w:p>
-            <w:pPr>
-              <w:pStyle w:val="Compact"/>
-              <w:jc w:val="left"/>
-            </w:pPr>
-            <w:r>
-              <w:rPr>
-                <w:sz w:val="19"/>
-              </w:rPr>
-              <w:t xml:space="preserve">The ritual completes at moonrise (6)</w:t>
-            </w:r>
-          </w:p>
-        </w:tc>
-        <w:tc>
-          <w:tcPr/>
-          <w:p>
-            <w:pPr>
-              <w:pStyle w:val="Compact"/>
-              <w:jc w:val="left"/>
-            </w:pPr>
-            <w:r>
-              <w:rPr>
-                <w:sz w:val="19"/>
-              </w:rPr>
-              <w:t xml:space="preserve">A sorcerer who needs one more sacrifice</w:t>
-            </w:r>
-          </w:p>
-        </w:tc>
-      </w:tr>
-      <w:tr>
-        <w:tc>
-          <w:tcPr/>
-          <w:p>
-            <w:pPr>
-              <w:pStyle w:val="Compact"/>
-              <w:jc w:val="left"/>
-            </w:pPr>
-            <w:r>
-              <w:rPr>
-                <w:b/>
-                <w:sz w:val="19"/>
-              </w:rPr>
-              <w:t xml:space="preserve">7</w:t>
-            </w:r>
-          </w:p>
-        </w:tc>
-        <w:tc>
-          <w:tcPr/>
-          <w:p>
-            <w:pPr>
-              <w:pStyle w:val="Compact"/>
-              <w:jc w:val="left"/>
-            </w:pPr>
-            <w:r>
-              <w:rPr>
-                <w:sz w:val="19"/>
-              </w:rPr>
-              <w:t xml:space="preserve">A rival band wants the same prize</w:t>
-            </w:r>
-          </w:p>
-        </w:tc>
-        <w:tc>
-          <w:tcPr/>
-          <w:p>
-            <w:pPr>
-              <w:pStyle w:val="Compact"/>
-              <w:jc w:val="left"/>
-            </w:pPr>
-            <w:r>
-              <w:rPr>
-                <w:sz w:val="19"/>
-              </w:rPr>
-              <w:t xml:space="preserve">The tomb floods (4)</w:t>
-            </w:r>
-          </w:p>
-        </w:tc>
-        <w:tc>
-          <w:tcPr/>
-          <w:p>
-            <w:pPr>
-              <w:pStyle w:val="Compact"/>
-              <w:jc w:val="left"/>
-            </w:pPr>
-            <w:r>
-              <w:rPr>
-                <w:sz w:val="19"/>
-              </w:rPr>
-              <w:t xml:space="preserve">A slave who knows the way in</w:t>
-            </w:r>
-          </w:p>
-        </w:tc>
-      </w:tr>
-      <w:tr>
-        <w:tc>
-          <w:tcPr/>
-          <w:p>
-            <w:pPr>
-              <w:pStyle w:val="Compact"/>
-              <w:jc w:val="left"/>
-            </w:pPr>
-            <w:r>
-              <w:rPr>
-                <w:b/>
-                <w:sz w:val="19"/>
-              </w:rPr>
-              <w:t xml:space="preserve">8</w:t>
-            </w:r>
-          </w:p>
-        </w:tc>
-        <w:tc>
-          <w:tcPr/>
-          <w:p>
-            <w:pPr>
-              <w:pStyle w:val="Compact"/>
-              <w:jc w:val="left"/>
-            </w:pPr>
-            <w:r>
-              <w:rPr>
-                <w:sz w:val="19"/>
-              </w:rPr>
-              <w:t xml:space="preserve">The monster is protecting something</w:t>
-            </w:r>
-          </w:p>
-        </w:tc>
-        <w:tc>
-          <w:tcPr/>
-          <w:p>
-            <w:pPr>
-              <w:pStyle w:val="Compact"/>
-              <w:jc w:val="left"/>
-            </w:pPr>
-            <w:r>
-              <w:rPr>
-                <w:sz w:val="19"/>
-              </w:rPr>
-              <w:t xml:space="preserve">The mob storms the palace (6)</w:t>
-            </w:r>
-          </w:p>
-        </w:tc>
-        <w:tc>
-          <w:tcPr/>
-          <w:p>
-            <w:pPr>
-              <w:pStyle w:val="Compact"/>
-              <w:jc w:val="left"/>
-            </w:pPr>
-            <w:r>
-              <w:rPr>
-                <w:sz w:val="19"/>
-              </w:rPr>
-              <w:t xml:space="preserve">A corsair queen</w:t>
-            </w:r>
-          </w:p>
-        </w:tc>
-      </w:tr>
-      <w:tr>
-        <w:tc>
-          <w:tcPr/>
-          <w:p>
-            <w:pPr>
-              <w:pStyle w:val="Compact"/>
-              <w:jc w:val="left"/>
-            </w:pPr>
-            <w:r>
-              <w:rPr>
-                <w:b/>
-                <w:sz w:val="19"/>
-              </w:rPr>
-              <w:t xml:space="preserve">9</w:t>
-            </w:r>
-          </w:p>
-        </w:tc>
-        <w:tc>
-          <w:tcPr/>
-          <w:p>
-            <w:pPr>
-              <w:pStyle w:val="Compact"/>
-              <w:jc w:val="left"/>
-            </w:pPr>
-            <w:r>
-              <w:rPr>
-                <w:sz w:val="19"/>
-              </w:rPr>
-              <w:t xml:space="preserve">The victim was the villain</w:t>
-            </w:r>
-          </w:p>
-        </w:tc>
-        <w:tc>
-          <w:tcPr/>
-          <w:p>
-            <w:pPr>
-              <w:pStyle w:val="Compact"/>
-              <w:jc w:val="left"/>
-            </w:pPr>
-            <w:r>
-              <w:rPr>
-                <w:sz w:val="19"/>
-              </w:rPr>
-              <w:t xml:space="preserve">The ship sails at dawn (4)</w:t>
-            </w:r>
-          </w:p>
-        </w:tc>
-        <w:tc>
-          <w:tcPr/>
-          <w:p>
-            <w:pPr>
-              <w:pStyle w:val="Compact"/>
-              <w:jc w:val="left"/>
-            </w:pPr>
-            <w:r>
-              <w:rPr>
-                <w:sz w:val="19"/>
-              </w:rPr>
-              <w:t xml:space="preserve">A priest of a dead god</w:t>
-            </w:r>
-          </w:p>
-        </w:tc>
-      </w:tr>
-      <w:tr>
-        <w:tc>
-          <w:tcPr/>
-          <w:p>
-            <w:pPr>
-              <w:pStyle w:val="Compact"/>
-              <w:jc w:val="left"/>
-            </w:pPr>
-            <w:r>
-              <w:rPr>
-                <w:b/>
-                <w:sz w:val="19"/>
-              </w:rPr>
-              <w:t xml:space="preserve">10</w:t>
-            </w:r>
-          </w:p>
-        </w:tc>
-        <w:tc>
-          <w:tcPr/>
-          <w:p>
-            <w:pPr>
-              <w:pStyle w:val="Compact"/>
-              <w:jc w:val="left"/>
-            </w:pPr>
-            <w:r>
-              <w:rPr>
-                <w:sz w:val="19"/>
-              </w:rPr>
-              <w:t xml:space="preserve">A character’s complication comes into play</w:t>
-            </w:r>
-          </w:p>
-        </w:tc>
-        <w:tc>
-          <w:tcPr/>
-          <w:p>
-            <w:pPr>
-              <w:pStyle w:val="Compact"/>
-              <w:jc w:val="left"/>
-            </w:pPr>
-            <w:r>
-              <w:rPr>
-                <w:sz w:val="19"/>
-              </w:rPr>
-              <w:t xml:space="preserve">The demon breaks its binding (6)</w:t>
-            </w:r>
-          </w:p>
-        </w:tc>
-        <w:tc>
-          <w:tcPr/>
-          <w:p>
-            <w:pPr>
-              <w:pStyle w:val="Compact"/>
-              <w:jc w:val="left"/>
-            </w:pPr>
-            <w:r>
-              <w:rPr>
-                <w:sz w:val="19"/>
-              </w:rPr>
-              <w:t xml:space="preserve">A Northland jarl’s runaway heir</w:t>
-            </w:r>
-          </w:p>
-        </w:tc>
-      </w:tr>
-      <w:tr>
-        <w:tc>
-          <w:tcPr/>
-          <w:p>
-            <w:pPr>
-              <w:pStyle w:val="Compact"/>
-              <w:jc w:val="left"/>
-            </w:pPr>
-            <w:r>
-              <w:rPr>
-                <w:b/>
-                <w:sz w:val="19"/>
-              </w:rPr>
-              <w:t xml:space="preserve">11</w:t>
-            </w:r>
-          </w:p>
-        </w:tc>
-        <w:tc>
-          <w:tcPr/>
-          <w:p>
-            <w:pPr>
-              <w:pStyle w:val="Compact"/>
-              <w:jc w:val="left"/>
-            </w:pPr>
-            <w:r>
-              <w:rPr>
-                <w:sz w:val="19"/>
-              </w:rPr>
-              <w:t xml:space="preserve">The shard is a fake, or the real one is somewhere else</w:t>
-            </w:r>
-          </w:p>
-        </w:tc>
-        <w:tc>
-          <w:tcPr/>
-          <w:p>
-            <w:pPr>
-              <w:pStyle w:val="Compact"/>
-              <w:jc w:val="left"/>
-            </w:pPr>
-            <w:r>
-              <w:rPr>
-                <w:sz w:val="19"/>
-              </w:rPr>
-              <w:t xml:space="preserve">The sands bury the city again (8)</w:t>
-            </w:r>
-          </w:p>
-        </w:tc>
-        <w:tc>
-          <w:tcPr/>
-          <w:p>
-            <w:pPr>
-              <w:pStyle w:val="Compact"/>
-              <w:jc w:val="left"/>
-            </w:pPr>
-            <w:r>
-              <w:rPr>
-                <w:sz w:val="19"/>
-              </w:rPr>
-              <w:t xml:space="preserve">A Deepkin smith who forged something terrible</w:t>
-            </w:r>
-          </w:p>
-        </w:tc>
-      </w:tr>
-      <w:tr>
-        <w:tc>
-          <w:tcPr/>
-          <w:p>
-            <w:pPr>
-              <w:pStyle w:val="Compact"/>
-              <w:jc w:val="left"/>
-            </w:pPr>
-            <w:r>
-              <w:rPr>
-                <w:b/>
-                <w:sz w:val="19"/>
-              </w:rPr>
-              <w:t xml:space="preserve">12</w:t>
-            </w:r>
-          </w:p>
-        </w:tc>
-        <w:tc>
-          <w:tcPr/>
-          <w:p>
-            <w:pPr>
-              <w:pStyle w:val="Compact"/>
-              <w:jc w:val="left"/>
-            </w:pPr>
-            <w:r>
-              <w:rPr>
-                <w:sz w:val="19"/>
-              </w:rPr>
-              <w:t xml:space="preserve">The guards are already dead</w:t>
-            </w:r>
-          </w:p>
-        </w:tc>
-        <w:tc>
-          <w:tcPr/>
-          <w:p>
-            <w:pPr>
-              <w:pStyle w:val="Compact"/>
-              <w:jc w:val="left"/>
-            </w:pPr>
-            <w:r>
-              <w:rPr>
-                <w:sz w:val="19"/>
-              </w:rPr>
-              <w:t xml:space="preserve">The plague reaches the port (8)</w:t>
-            </w:r>
-          </w:p>
-        </w:tc>
-        <w:tc>
-          <w:tcPr/>
-          <w:p>
-            <w:pPr>
-              <w:pStyle w:val="Compact"/>
-              <w:jc w:val="left"/>
-            </w:pPr>
-            <w:r>
-              <w:rPr>
-                <w:sz w:val="19"/>
-              </w:rPr>
-              <w:t xml:space="preserve">A serpent-kin scholar</w:t>
-            </w:r>
-          </w:p>
-        </w:tc>
-      </w:tr>
-      <w:tr>
-        <w:tc>
-          <w:tcPr/>
-          <w:p>
-            <w:pPr>
-              <w:pStyle w:val="Compact"/>
-              <w:jc w:val="left"/>
-            </w:pPr>
-            <w:r>
-              <w:rPr>
-                <w:b/>
-                <w:sz w:val="19"/>
-              </w:rPr>
-              <w:t xml:space="preserve">13</w:t>
-            </w:r>
-          </w:p>
-        </w:tc>
-        <w:tc>
-          <w:tcPr/>
-          <w:p>
-            <w:pPr>
-              <w:pStyle w:val="Compact"/>
-              <w:jc w:val="left"/>
-            </w:pPr>
-            <w:r>
-              <w:rPr>
-                <w:sz w:val="19"/>
-              </w:rPr>
-              <w:t xml:space="preserve">Someone in the party is marked by the darkness</w:t>
-            </w:r>
-          </w:p>
-        </w:tc>
-        <w:tc>
-          <w:tcPr/>
-          <w:p>
-            <w:pPr>
-              <w:pStyle w:val="Compact"/>
-              <w:jc w:val="left"/>
-            </w:pPr>
-            <w:r>
-              <w:rPr>
-                <w:sz w:val="19"/>
-              </w:rPr>
-              <w:t xml:space="preserve">The rival band arrives (6)</w:t>
-            </w:r>
-          </w:p>
-        </w:tc>
-        <w:tc>
-          <w:tcPr/>
-          <w:p>
-            <w:pPr>
-              <w:pStyle w:val="Compact"/>
-              <w:jc w:val="left"/>
-            </w:pPr>
-            <w:r>
-              <w:rPr>
-                <w:sz w:val="19"/>
-              </w:rPr>
-              <w:t xml:space="preserve">A mercenary captain with a grudge</w:t>
-            </w:r>
-          </w:p>
-        </w:tc>
-      </w:tr>
-      <w:tr>
-        <w:tc>
-          <w:tcPr/>
-          <w:p>
-            <w:pPr>
-              <w:pStyle w:val="Compact"/>
-              <w:jc w:val="left"/>
-            </w:pPr>
-            <w:r>
-              <w:rPr>
-                <w:b/>
-                <w:sz w:val="19"/>
-              </w:rPr>
-              <w:t xml:space="preserve">14</w:t>
-            </w:r>
-          </w:p>
-        </w:tc>
-        <w:tc>
-          <w:tcPr/>
-          <w:p>
-            <w:pPr>
-              <w:pStyle w:val="Compact"/>
-              <w:jc w:val="left"/>
-            </w:pPr>
-            <w:r>
-              <w:rPr>
-                <w:sz w:val="19"/>
-              </w:rPr>
-              <w:t xml:space="preserve">The sorcerer wants to be stopped</w:t>
-            </w:r>
-          </w:p>
-        </w:tc>
-        <w:tc>
-          <w:tcPr/>
-          <w:p>
-            <w:pPr>
-              <w:pStyle w:val="Compact"/>
-              <w:jc w:val="left"/>
-            </w:pPr>
-            <w:r>
-              <w:rPr>
-                <w:sz w:val="19"/>
-              </w:rPr>
-              <w:t xml:space="preserve">The sorcerer finishes the scrying (4)</w:t>
-            </w:r>
-          </w:p>
-        </w:tc>
-        <w:tc>
-          <w:tcPr/>
-          <w:p>
-            <w:pPr>
-              <w:pStyle w:val="Compact"/>
-              <w:jc w:val="left"/>
-            </w:pPr>
-            <w:r>
-              <w:rPr>
-                <w:sz w:val="19"/>
-              </w:rPr>
-              <w:t xml:space="preserve">A child who hears the Crown</w:t>
-            </w:r>
-          </w:p>
-        </w:tc>
-      </w:tr>
-      <w:tr>
-        <w:tc>
-          <w:tcPr/>
-          <w:p>
-            <w:pPr>
-              <w:pStyle w:val="Compact"/>
-              <w:jc w:val="left"/>
-            </w:pPr>
-            <w:r>
-              <w:rPr>
-                <w:b/>
-                <w:sz w:val="19"/>
-              </w:rPr>
-              <w:t xml:space="preserve">15</w:t>
-            </w:r>
-          </w:p>
-        </w:tc>
-        <w:tc>
-          <w:tcPr/>
-          <w:p>
-            <w:pPr>
-              <w:pStyle w:val="Compact"/>
-              <w:jc w:val="left"/>
-            </w:pPr>
-            <w:r>
-              <w:rPr>
-                <w:sz w:val="19"/>
-              </w:rPr>
-              <w:t xml:space="preserve">The city is about to fall</w:t>
-            </w:r>
-          </w:p>
-        </w:tc>
-        <w:tc>
-          <w:tcPr/>
-          <w:p>
-            <w:pPr>
-              <w:pStyle w:val="Compact"/>
-              <w:jc w:val="left"/>
-            </w:pPr>
-            <w:r>
-              <w:rPr>
-                <w:sz w:val="19"/>
-              </w:rPr>
-              <w:t xml:space="preserve">The tower collapses (4)</w:t>
-            </w:r>
-          </w:p>
-        </w:tc>
-        <w:tc>
-          <w:tcPr/>
-          <w:p>
-            <w:pPr>
-              <w:pStyle w:val="Compact"/>
-              <w:jc w:val="left"/>
-            </w:pPr>
-            <w:r>
-              <w:rPr>
-                <w:sz w:val="19"/>
-              </w:rPr>
-              <w:t xml:space="preserve">A demon in a human skin</w:t>
-            </w:r>
-          </w:p>
-        </w:tc>
-      </w:tr>
-      <w:tr>
-        <w:tc>
-          <w:tcPr/>
-          <w:p>
-            <w:pPr>
-              <w:pStyle w:val="Compact"/>
-              <w:jc w:val="left"/>
-            </w:pPr>
-            <w:r>
-              <w:rPr>
-                <w:b/>
-                <w:sz w:val="19"/>
-              </w:rPr>
-              <w:t xml:space="preserve">16</w:t>
-            </w:r>
-          </w:p>
-        </w:tc>
-        <w:tc>
-          <w:tcPr/>
-          <w:p>
-            <w:pPr>
-              <w:pStyle w:val="Compact"/>
-              <w:jc w:val="left"/>
-            </w:pPr>
-            <w:r>
-              <w:rPr>
-                <w:sz w:val="19"/>
-              </w:rPr>
-              <w:t xml:space="preserve">The god is listening</w:t>
-            </w:r>
-          </w:p>
-        </w:tc>
-        <w:tc>
-          <w:tcPr/>
-          <w:p>
-            <w:pPr>
-              <w:pStyle w:val="Compact"/>
-              <w:jc w:val="left"/>
-            </w:pPr>
-            <w:r>
-              <w:rPr>
-                <w:sz w:val="19"/>
-              </w:rPr>
-              <w:t xml:space="preserve">The water runs out (6)</w:t>
-            </w:r>
-          </w:p>
-        </w:tc>
-        <w:tc>
-          <w:tcPr/>
-          <w:p>
-            <w:pPr>
-              <w:pStyle w:val="Compact"/>
-              <w:jc w:val="left"/>
-            </w:pPr>
-            <w:r>
-              <w:rPr>
-                <w:sz w:val="19"/>
-              </w:rPr>
-              <w:t xml:space="preserve">An old thief’s last apprentice</w:t>
-            </w:r>
-          </w:p>
-        </w:tc>
-      </w:tr>
-      <w:tr>
-        <w:tc>
-          <w:tcPr/>
-          <w:p>
-            <w:pPr>
-              <w:pStyle w:val="Compact"/>
-              <w:jc w:val="left"/>
-            </w:pPr>
-            <w:r>
-              <w:rPr>
-                <w:b/>
-                <w:sz w:val="19"/>
-              </w:rPr>
-              <w:t xml:space="preserve">17</w:t>
-            </w:r>
-          </w:p>
-        </w:tc>
-        <w:tc>
-          <w:tcPr/>
-          <w:p>
-            <w:pPr>
-              <w:pStyle w:val="Compact"/>
-              <w:jc w:val="left"/>
-            </w:pPr>
-            <w:r>
-              <w:rPr>
-                <w:sz w:val="19"/>
-              </w:rPr>
-              <w:t xml:space="preserve">The villain is a character’s parent</w:t>
-            </w:r>
-          </w:p>
-        </w:tc>
-        <w:tc>
-          <w:tcPr/>
-          <w:p>
-            <w:pPr>
-              <w:pStyle w:val="Compact"/>
-              <w:jc w:val="left"/>
-            </w:pPr>
-            <w:r>
-              <w:rPr>
-                <w:sz w:val="19"/>
-              </w:rPr>
-              <w:t xml:space="preserve">The shard claims its bearer (6)</w:t>
-            </w:r>
-          </w:p>
-        </w:tc>
-        <w:tc>
-          <w:tcPr/>
-          <w:p>
-            <w:pPr>
-              <w:pStyle w:val="Compact"/>
-              <w:jc w:val="left"/>
-            </w:pPr>
-            <w:r>
-              <w:rPr>
-                <w:sz w:val="19"/>
-              </w:rPr>
-              <w:t xml:space="preserve">The Crown’s last keeper</w:t>
-            </w:r>
-          </w:p>
-        </w:tc>
-      </w:tr>
-      <w:tr>
-        <w:tc>
-          <w:tcPr/>
-          <w:p>
-            <w:pPr>
-              <w:pStyle w:val="Compact"/>
-              <w:jc w:val="left"/>
-            </w:pPr>
-            <w:r>
-              <w:rPr>
-                <w:b/>
-                <w:sz w:val="19"/>
-              </w:rPr>
-              <w:t xml:space="preserve">18</w:t>
-            </w:r>
-          </w:p>
-        </w:tc>
-        <w:tc>
-          <w:tcPr/>
-          <w:p>
-            <w:pPr>
-              <w:pStyle w:val="Compact"/>
-              <w:jc w:val="left"/>
-            </w:pPr>
-            <w:r>
-              <w:rPr>
-                <w:sz w:val="19"/>
-              </w:rPr>
-              <w:t xml:space="preserve">It’s all a sorcerer’s dream</w:t>
-            </w:r>
-          </w:p>
-        </w:tc>
-        <w:tc>
-          <w:tcPr/>
-          <w:p>
-            <w:pPr>
-              <w:pStyle w:val="Compact"/>
-              <w:jc w:val="left"/>
-            </w:pPr>
-            <w:r>
-              <w:rPr>
-                <w:sz w:val="19"/>
-              </w:rPr>
-              <w:t xml:space="preserve">The city sinks (8)</w:t>
-            </w:r>
-          </w:p>
-        </w:tc>
-        <w:tc>
-          <w:tcPr/>
-          <w:p>
-            <w:pPr>
-              <w:pStyle w:val="Compact"/>
-              <w:jc w:val="left"/>
-            </w:pPr>
-            <w:r>
-              <w:rPr>
-                <w:sz w:val="19"/>
-              </w:rPr>
-              <w:t xml:space="preserve">A child who is a shard reborn</w:t>
-            </w:r>
-          </w:p>
-        </w:tc>
-      </w:tr>
-    </w:tbl>
-    <w:bookmarkEnd w:id="77"/>
-    <w:bookmarkStart w:id="78" w:name="the-chronicle"/>
-    <w:p>
-      <w:pPr>
-        <w:pStyle w:val="Heading2"/>
-      </w:pPr>
-      <w:r>
-        <w:t xml:space="preserve">The chronicle</w:t>
-      </w:r>
-    </w:p>
-    <w:p>
-      <w:pPr>
-        <w:pStyle w:val="FirstParagraph"/>
-      </w:pPr>
-      <w:r>
-        <w:t xml:space="preserve">End each venture with a short entry, written together:</w:t>
-      </w:r>
-    </w:p>
-    <w:p>
-      <w:pPr>
-        <w:numPr>
-          <w:ilvl w:val="0"/>
-          <w:numId w:val="1018"/>
-        </w:numPr>
-        <w:pStyle w:val="Compact"/>
-      </w:pPr>
-      <w:r>
-        <w:rPr>
-          <w:bCs/>
-          <w:b/>
-        </w:rPr>
-        <w:t xml:space="preserve">The venture.</w:t>
-      </w:r>
-      <w:r>
-        <w:t xml:space="preserve"> </w:t>
-      </w:r>
-      <w:r>
-        <w:t xml:space="preserve">What happened, and did we succeed: fully, partly, or not at all?</w:t>
-      </w:r>
-    </w:p>
-    <w:p>
-      <w:pPr>
-        <w:numPr>
-          <w:ilvl w:val="0"/>
-          <w:numId w:val="1018"/>
-        </w:numPr>
-        <w:pStyle w:val="Compact"/>
-      </w:pPr>
-      <w:r>
-        <w:rPr>
-          <w:bCs/>
-          <w:b/>
-        </w:rPr>
-        <w:t xml:space="preserve">Who stood out?</w:t>
-      </w:r>
-      <w:r>
-        <w:t xml:space="preserve"> </w:t>
-      </w:r>
-      <w:r>
-        <w:t xml:space="preserve">A moment worth remembering.</w:t>
-      </w:r>
-    </w:p>
-    <w:p>
-      <w:pPr>
-        <w:numPr>
-          <w:ilvl w:val="0"/>
-          <w:numId w:val="1018"/>
-        </w:numPr>
-        <w:pStyle w:val="Compact"/>
-      </w:pPr>
-      <w:r>
-        <w:rPr>
-          <w:bCs/>
-          <w:b/>
-        </w:rPr>
-        <w:t xml:space="preserve">Complications.</w:t>
-      </w:r>
-      <w:r>
-        <w:t xml:space="preserve"> </w:t>
-      </w:r>
-      <w:r>
-        <w:t xml:space="preserve">Which ones came into play, and what did they cost?</w:t>
-      </w:r>
-    </w:p>
-    <w:p>
-      <w:pPr>
-        <w:numPr>
-          <w:ilvl w:val="0"/>
-          <w:numId w:val="1018"/>
-        </w:numPr>
-        <w:pStyle w:val="Compact"/>
-      </w:pPr>
-      <w:r>
-        <w:rPr>
-          <w:bCs/>
-          <w:b/>
-        </w:rPr>
-        <w:t xml:space="preserve">What changed?</w:t>
-      </w:r>
-      <w:r>
-        <w:t xml:space="preserve"> </w:t>
-      </w:r>
-      <w:r>
-        <w:t xml:space="preserve">New allies or enemies, damage, open threads for next time.</w:t>
-      </w:r>
-    </w:p>
-    <w:p>
-      <w:pPr>
-        <w:numPr>
-          <w:ilvl w:val="0"/>
-          <w:numId w:val="1018"/>
-        </w:numPr>
-        <w:pStyle w:val="Compact"/>
-      </w:pPr>
-      <w:r>
-        <w:rPr>
-          <w:bCs/>
-          <w:b/>
-        </w:rPr>
-        <w:t xml:space="preserve">Advancement.</w:t>
-      </w:r>
-      <w:r>
-        <w:t xml:space="preserve"> </w:t>
-      </w:r>
-      <w:r>
-        <w:t xml:space="preserve">After a significant venture, each character earns 1 advancement point; at a milestone, 2 more.</w:t>
-      </w:r>
-    </w:p>
-    <w:bookmarkEnd w:id="78"/>
-    <w:bookmarkEnd w:id="79"/>
-    <w:bookmarkStart w:id="84" w:name="sorcery"/>
+    <w:bookmarkStart w:id="81" w:name="sorcery"/>
     <w:p>
       <w:pPr>
         <w:pStyle w:val="Heading1"/>
@@ -16409,7 +13984,7 @@
         <w:t xml:space="preserve">). Everyone else can resist it, fear it and pay for it.</w:t>
       </w:r>
     </w:p>
-    <w:bookmarkStart w:id="80" w:name="cantrips-1"/>
+    <w:bookmarkStart w:id="77" w:name="cantrips-1"/>
     <w:p>
       <w:pPr>
         <w:pStyle w:val="Heading2"/>
@@ -17282,7 +14857,7 @@
       <w:pPr>
         <w:numPr>
           <w:ilvl w:val="0"/>
-          <w:numId w:val="1019"/>
+          <w:numId w:val="1018"/>
         </w:numPr>
         <w:pStyle w:val="Compact"/>
       </w:pPr>
@@ -17320,7 +14895,7 @@
       <w:pPr>
         <w:numPr>
           <w:ilvl w:val="0"/>
-          <w:numId w:val="1019"/>
+          <w:numId w:val="1018"/>
         </w:numPr>
         <w:pStyle w:val="Compact"/>
       </w:pPr>
@@ -17374,7 +14949,7 @@
       <w:pPr>
         <w:numPr>
           <w:ilvl w:val="0"/>
-          <w:numId w:val="1019"/>
+          <w:numId w:val="1018"/>
         </w:numPr>
         <w:pStyle w:val="Compact"/>
       </w:pPr>
@@ -17392,8 +14967,8 @@
         <w:t xml:space="preserve">No swapping during a venture, unless the GM offers it as the reward for something remarkable (a demon’s bargain, a dying sorcerer’s last lesson).</w:t>
       </w:r>
     </w:p>
-    <w:bookmarkEnd w:id="80"/>
-    <w:bookmarkStart w:id="82" w:name="rituals-and-talismans"/>
+    <w:bookmarkEnd w:id="77"/>
+    <w:bookmarkStart w:id="79" w:name="rituals-and-talismans"/>
     <w:p>
       <w:pPr>
         <w:pStyle w:val="Heading2"/>
@@ -17725,7 +15300,7 @@
       <w:pPr>
         <w:numPr>
           <w:ilvl w:val="0"/>
-          <w:numId w:val="1020"/>
+          <w:numId w:val="1019"/>
         </w:numPr>
         <w:pStyle w:val="Compact"/>
       </w:pPr>
@@ -17747,7 +15322,7 @@
       <w:pPr>
         <w:numPr>
           <w:ilvl w:val="0"/>
-          <w:numId w:val="1020"/>
+          <w:numId w:val="1019"/>
         </w:numPr>
         <w:pStyle w:val="Compact"/>
       </w:pPr>
@@ -17769,7 +15344,7 @@
       <w:pPr>
         <w:numPr>
           <w:ilvl w:val="0"/>
-          <w:numId w:val="1020"/>
+          <w:numId w:val="1019"/>
         </w:numPr>
         <w:pStyle w:val="Compact"/>
       </w:pPr>
@@ -17787,7 +15362,7 @@
         <w:t xml:space="preserve">A finished ritual can be bound into a bone, a ring or a knotted cord and released by breaking it: Trained 2, Specialty 3, Expert 4 ready at once.</w:t>
       </w:r>
     </w:p>
-    <w:bookmarkStart w:id="81" w:name="enchantments"/>
+    <w:bookmarkStart w:id="78" w:name="enchantments"/>
     <w:p>
       <w:pPr>
         <w:pStyle w:val="Heading3"/>
@@ -18269,7 +15844,7 @@
       <w:pPr>
         <w:numPr>
           <w:ilvl w:val="0"/>
-          <w:numId w:val="1021"/>
+          <w:numId w:val="1020"/>
         </w:numPr>
         <w:pStyle w:val="Compact"/>
       </w:pPr>
@@ -18291,7 +15866,7 @@
       <w:pPr>
         <w:numPr>
           <w:ilvl w:val="0"/>
-          <w:numId w:val="1021"/>
+          <w:numId w:val="1020"/>
         </w:numPr>
         <w:pStyle w:val="Compact"/>
       </w:pPr>
@@ -18326,7 +15901,7 @@
       <w:pPr>
         <w:numPr>
           <w:ilvl w:val="0"/>
-          <w:numId w:val="1021"/>
+          <w:numId w:val="1020"/>
         </w:numPr>
         <w:pStyle w:val="Compact"/>
       </w:pPr>
@@ -18348,7 +15923,7 @@
       <w:pPr>
         <w:numPr>
           <w:ilvl w:val="0"/>
-          <w:numId w:val="1021"/>
+          <w:numId w:val="1020"/>
         </w:numPr>
         <w:pStyle w:val="Compact"/>
       </w:pPr>
@@ -18370,7 +15945,7 @@
       <w:pPr>
         <w:numPr>
           <w:ilvl w:val="0"/>
-          <w:numId w:val="1021"/>
+          <w:numId w:val="1020"/>
         </w:numPr>
         <w:pStyle w:val="Compact"/>
       </w:pPr>
@@ -18420,9 +15995,9 @@
         <w:t xml:space="preserve">(an item with a lasting Significant enchantment).</w:t>
       </w:r>
     </w:p>
-    <w:bookmarkEnd w:id="81"/>
-    <w:bookmarkEnd w:id="82"/>
-    <w:bookmarkStart w:id="83" w:name="corruption"/>
+    <w:bookmarkEnd w:id="78"/>
+    <w:bookmarkEnd w:id="79"/>
+    <w:bookmarkStart w:id="80" w:name="corruption"/>
     <w:p>
       <w:pPr>
         <w:pStyle w:val="Heading2"/>
@@ -18841,9 +16416,9 @@
         <w:t xml:space="preserve">between ventures clears one box.</w:t>
       </w:r>
     </w:p>
-    <w:bookmarkEnd w:id="83"/>
-    <w:bookmarkEnd w:id="84"/>
-    <w:bookmarkStart w:id="86" w:name="the-world"/>
+    <w:bookmarkEnd w:id="80"/>
+    <w:bookmarkEnd w:id="81"/>
+    <w:bookmarkStart w:id="83" w:name="the-world"/>
     <w:p>
       <w:pPr>
         <w:pStyle w:val="Heading1"/>
@@ -18858,6 +16433,192 @@
       </w:pPr>
       <w:r>
         <w:t xml:space="preserve">The empire is gone, but its bones are everywhere: roads no one repairs, aqueducts that feed dead cities, sorcerer-towers that still glow at night. Its heirs quarrel over the pieces.</w:t>
+      </w:r>
+    </w:p>
+    <w:p>
+      <w:pPr>
+        <w:numPr>
+          <w:ilvl w:val="0"/>
+          <w:numId w:val="1021"/>
+        </w:numPr>
+        <w:pStyle w:val="Compact"/>
+      </w:pPr>
+      <w:r>
+        <w:rPr>
+          <w:bCs/>
+          <w:b/>
+        </w:rPr>
+        <w:t xml:space="preserve">The Gilded Cities.</w:t>
+      </w:r>
+      <w:r>
+        <w:t xml:space="preserve"> </w:t>
+      </w:r>
+      <w:r>
+        <w:t xml:space="preserve">The empire’s heart, now a coast of rival city-states: silk, lotus, slave markets and assassins. Ruled by</w:t>
+      </w:r>
+      <w:r>
+        <w:t xml:space="preserve"> </w:t>
+      </w:r>
+      <w:r>
+        <w:rPr>
+          <w:bCs/>
+          <w:b/>
+        </w:rPr>
+        <w:t xml:space="preserve">merchant princes</w:t>
+      </w:r>
+      <w:r>
+        <w:t xml:space="preserve"> </w:t>
+      </w:r>
+      <w:r>
+        <w:t xml:space="preserve">and the occasional</w:t>
+      </w:r>
+      <w:r>
+        <w:t xml:space="preserve"> </w:t>
+      </w:r>
+      <w:r>
+        <w:rPr>
+          <w:bCs/>
+          <w:b/>
+        </w:rPr>
+        <w:t xml:space="preserve">sorcerer-prince</w:t>
+      </w:r>
+      <w:r>
+        <w:t xml:space="preserve">.</w:t>
+      </w:r>
+    </w:p>
+    <w:p>
+      <w:pPr>
+        <w:numPr>
+          <w:ilvl w:val="0"/>
+          <w:numId w:val="1021"/>
+        </w:numPr>
+        <w:pStyle w:val="Compact"/>
+      </w:pPr>
+      <w:r>
+        <w:rPr>
+          <w:bCs/>
+          <w:b/>
+        </w:rPr>
+        <w:t xml:space="preserve">The Frozen North.</w:t>
+      </w:r>
+      <w:r>
+        <w:t xml:space="preserve"> </w:t>
+      </w:r>
+      <w:r>
+        <w:t xml:space="preserve">Clans, longships and giants’ graves. Northlanders raid south every summer and trade every winter.</w:t>
+      </w:r>
+    </w:p>
+    <w:p>
+      <w:pPr>
+        <w:numPr>
+          <w:ilvl w:val="0"/>
+          <w:numId w:val="1021"/>
+        </w:numPr>
+        <w:pStyle w:val="Compact"/>
+      </w:pPr>
+      <w:r>
+        <w:rPr>
+          <w:bCs/>
+          <w:b/>
+        </w:rPr>
+        <w:t xml:space="preserve">The Burning Sands.</w:t>
+      </w:r>
+      <w:r>
+        <w:t xml:space="preserve"> </w:t>
+      </w:r>
+      <w:r>
+        <w:t xml:space="preserve">Nomads, caravan cities and buried temples of the</w:t>
+      </w:r>
+      <w:r>
+        <w:t xml:space="preserve"> </w:t>
+      </w:r>
+      <w:r>
+        <w:rPr>
+          <w:bCs/>
+          <w:b/>
+        </w:rPr>
+        <w:t xml:space="preserve">serpent kings</w:t>
+      </w:r>
+      <w:r>
+        <w:t xml:space="preserve"> </w:t>
+      </w:r>
+      <w:r>
+        <w:t xml:space="preserve">who ruled before humans.</w:t>
+      </w:r>
+    </w:p>
+    <w:p>
+      <w:pPr>
+        <w:numPr>
+          <w:ilvl w:val="0"/>
+          <w:numId w:val="1021"/>
+        </w:numPr>
+        <w:pStyle w:val="Compact"/>
+      </w:pPr>
+      <w:r>
+        <w:rPr>
+          <w:bCs/>
+          <w:b/>
+        </w:rPr>
+        <w:t xml:space="preserve">The Shattered Isles.</w:t>
+      </w:r>
+      <w:r>
+        <w:t xml:space="preserve"> </w:t>
+      </w:r>
+      <w:r>
+        <w:t xml:space="preserve">Corsair havens, sea-witches and sunken ruins; the Islanders’ free captains answer to no one.</w:t>
+      </w:r>
+    </w:p>
+    <w:p>
+      <w:pPr>
+        <w:numPr>
+          <w:ilvl w:val="0"/>
+          <w:numId w:val="1021"/>
+        </w:numPr>
+        <w:pStyle w:val="Compact"/>
+      </w:pPr>
+      <w:r>
+        <w:rPr>
+          <w:bCs/>
+          <w:b/>
+        </w:rPr>
+        <w:t xml:space="preserve">The Deeps.</w:t>
+      </w:r>
+      <w:r>
+        <w:t xml:space="preserve"> </w:t>
+      </w:r>
+      <w:r>
+        <w:t xml:space="preserve">Deepkin cities beneath the mountains, and below them, older things that dream.</w:t>
+      </w:r>
+    </w:p>
+    <w:p>
+      <w:pPr>
+        <w:numPr>
+          <w:ilvl w:val="0"/>
+          <w:numId w:val="1021"/>
+        </w:numPr>
+        <w:pStyle w:val="Compact"/>
+      </w:pPr>
+      <w:r>
+        <w:rPr>
+          <w:bCs/>
+          <w:b/>
+        </w:rPr>
+        <w:t xml:space="preserve">The Ashlands.</w:t>
+      </w:r>
+      <w:r>
+        <w:t xml:space="preserve"> </w:t>
+      </w:r>
+      <w:r>
+        <w:t xml:space="preserve">The empire’s blasted center, where the Crown broke. Nothing grows; shards and madmen are found there.</w:t>
+      </w:r>
+    </w:p>
+    <w:bookmarkStart w:id="82" w:name="powers"/>
+    <w:p>
+      <w:pPr>
+        <w:pStyle w:val="Heading2"/>
+      </w:pPr>
+      <w:r>
+        <w:t xml:space="preserve">Powers</w:t>
       </w:r>
     </w:p>
     <w:p>
@@ -18873,42 +16634,13 @@
           <w:bCs/>
           <w:b/>
         </w:rPr>
-        <w:t xml:space="preserve">The Gilded Cities.</w:t>
-      </w:r>
-      <w:r>
-        <w:t xml:space="preserve"> </w:t>
-      </w:r>
-      <w:r>
-        <w:t xml:space="preserve">The empire’s heart, now a coast of rival city-states: silk, lotus, slave markets and assassins. Ruled by</w:t>
-      </w:r>
-      <w:r>
-        <w:t xml:space="preserve"> </w:t>
-      </w:r>
-      <w:r>
-        <w:rPr>
-          <w:bCs/>
-          <w:b/>
-        </w:rPr>
-        <w:t xml:space="preserve">merchant princes</w:t>
-      </w:r>
-      <w:r>
-        <w:t xml:space="preserve"> </w:t>
-      </w:r>
-      <w:r>
-        <w:t xml:space="preserve">and the occasional</w:t>
-      </w:r>
-      <w:r>
-        <w:t xml:space="preserve"> </w:t>
-      </w:r>
-      <w:r>
-        <w:rPr>
-          <w:bCs/>
-          <w:b/>
-        </w:rPr>
-        <w:t xml:space="preserve">sorcerer-prince</w:t>
-      </w:r>
-      <w:r>
-        <w:t xml:space="preserve">.</w:t>
+        <w:t xml:space="preserve">The Crown shards.</w:t>
+      </w:r>
+      <w:r>
+        <w:t xml:space="preserve"> </w:t>
+      </w:r>
+      <w:r>
+        <w:t xml:space="preserve">Nine in all; four are held by known rulers, three are lost, and two are rumors. Each grants one great power and whispers to its bearer.</w:t>
       </w:r>
     </w:p>
     <w:p>
@@ -18924,13 +16656,13 @@
           <w:bCs/>
           <w:b/>
         </w:rPr>
-        <w:t xml:space="preserve">The Frozen North.</w:t>
-      </w:r>
-      <w:r>
-        <w:t xml:space="preserve"> </w:t>
-      </w:r>
-      <w:r>
-        <w:t xml:space="preserve">Clans, longships and giants’ graves. Northlanders raid south every summer and trade every winter.</w:t>
+        <w:t xml:space="preserve">The sorcerer-princes.</w:t>
+      </w:r>
+      <w:r>
+        <w:t xml:space="preserve"> </w:t>
+      </w:r>
+      <w:r>
+        <w:t xml:space="preserve">Rulers who bought their thrones with sorcery and keep them with fear.</w:t>
       </w:r>
     </w:p>
     <w:p>
@@ -18946,29 +16678,13 @@
           <w:bCs/>
           <w:b/>
         </w:rPr>
-        <w:t xml:space="preserve">The Burning Sands.</w:t>
-      </w:r>
-      <w:r>
-        <w:t xml:space="preserve"> </w:t>
-      </w:r>
-      <w:r>
-        <w:t xml:space="preserve">Nomads, caravan cities and buried temples of the</w:t>
-      </w:r>
-      <w:r>
-        <w:t xml:space="preserve"> </w:t>
-      </w:r>
-      <w:r>
-        <w:rPr>
-          <w:bCs/>
-          <w:b/>
-        </w:rPr>
-        <w:t xml:space="preserve">serpent kings</w:t>
-      </w:r>
-      <w:r>
-        <w:t xml:space="preserve"> </w:t>
-      </w:r>
-      <w:r>
-        <w:t xml:space="preserve">who ruled before humans.</w:t>
+        <w:t xml:space="preserve">The merchant princes.</w:t>
+      </w:r>
+      <w:r>
+        <w:t xml:space="preserve"> </w:t>
+      </w:r>
+      <w:r>
+        <w:t xml:space="preserve">Gold rules the Gilded Cities more than any king.</w:t>
       </w:r>
     </w:p>
     <w:p>
@@ -18984,13 +16700,13 @@
           <w:bCs/>
           <w:b/>
         </w:rPr>
-        <w:t xml:space="preserve">The Shattered Isles.</w:t>
-      </w:r>
-      <w:r>
-        <w:t xml:space="preserve"> </w:t>
-      </w:r>
-      <w:r>
-        <w:t xml:space="preserve">Corsair havens, sea-witches and sunken ruins; the Islanders’ free captains answer to no one.</w:t>
+        <w:t xml:space="preserve">The Cult of the Burning God.</w:t>
+      </w:r>
+      <w:r>
+        <w:t xml:space="preserve"> </w:t>
+      </w:r>
+      <w:r>
+        <w:t xml:space="preserve">Zealots who burn sorcerers, and sometimes their neighbors.</w:t>
       </w:r>
     </w:p>
     <w:p>
@@ -19006,13 +16722,13 @@
           <w:bCs/>
           <w:b/>
         </w:rPr>
-        <w:t xml:space="preserve">The Deeps.</w:t>
-      </w:r>
-      <w:r>
-        <w:t xml:space="preserve"> </w:t>
-      </w:r>
-      <w:r>
-        <w:t xml:space="preserve">Deepkin cities beneath the mountains, and below them, older things that dream.</w:t>
+        <w:t xml:space="preserve">The Iron Company and its rivals.</w:t>
+      </w:r>
+      <w:r>
+        <w:t xml:space="preserve"> </w:t>
+      </w:r>
+      <w:r>
+        <w:t xml:space="preserve">Mercenary companies who decide most wars, for a price.</w:t>
       </w:r>
     </w:p>
     <w:p>
@@ -19028,22 +16744,59 @@
           <w:bCs/>
           <w:b/>
         </w:rPr>
-        <w:t xml:space="preserve">The Ashlands.</w:t>
-      </w:r>
-      <w:r>
-        <w:t xml:space="preserve"> </w:t>
-      </w:r>
-      <w:r>
-        <w:t xml:space="preserve">The empire’s blasted center, where the Crown broke. Nothing grows; shards and madmen are found there.</w:t>
-      </w:r>
-    </w:p>
-    <w:bookmarkStart w:id="85" w:name="powers"/>
+        <w:t xml:space="preserve">The Thieves’ Guild.</w:t>
+      </w:r>
+      <w:r>
+        <w:t xml:space="preserve"> </w:t>
+      </w:r>
+      <w:r>
+        <w:t xml:space="preserve">Every city has one; they don’t all get along.</w:t>
+      </w:r>
+    </w:p>
+    <w:bookmarkEnd w:id="82"/>
+    <w:bookmarkEnd w:id="83"/>
+    <w:bookmarkStart w:id="91" w:name="ready-made-characters"/>
+    <w:p>
+      <w:pPr>
+        <w:pStyle w:val="Heading1"/>
+      </w:pPr>
+      <w:r>
+        <w:t xml:space="preserve">Ready-made characters</w:t>
+      </w:r>
+    </w:p>
+    <w:p>
+      <w:pPr>
+        <w:pStyle w:val="FirstParagraph"/>
+      </w:pPr>
+      <w:r>
+        <w:t xml:space="preserve">Characters ready to play, for one-shots, new players, or a group in a hurry. Each follows the creation rules exactly, and their connections tie them together. In the creator, choose one from the ready-made list to open it and make it your own.</w:t>
+      </w:r>
+    </w:p>
+    <w:bookmarkStart w:id="84" w:name="vessa-thorn"/>
     <w:p>
       <w:pPr>
         <w:pStyle w:val="Heading2"/>
       </w:pPr>
       <w:r>
-        <w:t xml:space="preserve">Powers</w:t>
+        <w:t xml:space="preserve">Vessa Thorn</w:t>
+      </w:r>
+    </w:p>
+    <w:p>
+      <w:pPr>
+        <w:pStyle w:val="FirstParagraph"/>
+      </w:pPr>
+      <w:r>
+        <w:rPr>
+          <w:iCs/>
+          <w:i/>
+        </w:rPr>
+        <w:t xml:space="preserve">Second-story artist, Thief. Crownlander (tier 0); Master.</w:t>
+      </w:r>
+      <w:r>
+        <w:t xml:space="preserve"> </w:t>
+      </w:r>
+      <w:r>
+        <w:t xml:space="preserve">The best climber in the Gilded Cities, who stole a jewel from a sorcerer-prince and is only now learning it’s a shard of the Crown.</w:t>
       </w:r>
     </w:p>
     <w:p>
@@ -19059,13 +16812,29 @@
           <w:bCs/>
           <w:b/>
         </w:rPr>
-        <w:t xml:space="preserve">The Crown shards.</w:t>
-      </w:r>
-      <w:r>
-        <w:t xml:space="preserve"> </w:t>
-      </w:r>
-      <w:r>
-        <w:t xml:space="preserve">Nine in all; four are held by known rulers, three are lost, and two are rumors. Each grants one great power and whispers to its bearer.</w:t>
+        <w:t xml:space="preserve">Attributes:</w:t>
+      </w:r>
+      <w:r>
+        <w:t xml:space="preserve"> </w:t>
+      </w:r>
+      <w:r>
+        <w:t xml:space="preserve">Body 11, Agility 13, Intellect 11, Presence 12, Will 9.</w:t>
+      </w:r>
+      <w:r>
+        <w:t xml:space="preserve"> </w:t>
+      </w:r>
+      <w:r>
+        <w:rPr>
+          <w:bCs/>
+          <w:b/>
+        </w:rPr>
+        <w:t xml:space="preserve">Dodge</w:t>
+      </w:r>
+      <w:r>
+        <w:t xml:space="preserve"> </w:t>
+      </w:r>
+      <w:r>
+        <w:t xml:space="preserve">12.</w:t>
       </w:r>
     </w:p>
     <w:p>
@@ -19081,13 +16850,13 @@
           <w:bCs/>
           <w:b/>
         </w:rPr>
-        <w:t xml:space="preserve">The sorcerer-princes.</w:t>
-      </w:r>
-      <w:r>
-        <w:t xml:space="preserve"> </w:t>
-      </w:r>
-      <w:r>
-        <w:t xml:space="preserve">Rulers who bought their thrones with sorcery and keep them with fear.</w:t>
+        <w:t xml:space="preserve">Skills:</w:t>
+      </w:r>
+      <w:r>
+        <w:t xml:space="preserve"> </w:t>
+      </w:r>
+      <w:r>
+        <w:t xml:space="preserve">Thievery 18 (Expert). Trained: Stealth 14, Deception 13, Persuasion 13, Athletics 12, Craft 12, Investigation 12, Melee 12, Read People 10.</w:t>
       </w:r>
     </w:p>
     <w:p>
@@ -19103,13 +16872,13 @@
           <w:bCs/>
           <w:b/>
         </w:rPr>
-        <w:t xml:space="preserve">The merchant princes.</w:t>
-      </w:r>
-      <w:r>
-        <w:t xml:space="preserve"> </w:t>
-      </w:r>
-      <w:r>
-        <w:t xml:space="preserve">Gold rules the Gilded Cities more than any king.</w:t>
+        <w:t xml:space="preserve">Edges:</w:t>
+      </w:r>
+      <w:r>
+        <w:t xml:space="preserve"> </w:t>
+      </w:r>
+      <w:r>
+        <w:t xml:space="preserve">+1 attribute point, Extra Trained skill, A friend; a friend: Old Marrow, a fence in the Gilded Cities who buys anything and asks nothing.</w:t>
       </w:r>
     </w:p>
     <w:p>
@@ -19125,13 +16894,29 @@
           <w:bCs/>
           <w:b/>
         </w:rPr>
-        <w:t xml:space="preserve">The Cult of the Burning God.</w:t>
-      </w:r>
-      <w:r>
-        <w:t xml:space="preserve"> </w:t>
-      </w:r>
-      <w:r>
-        <w:t xml:space="preserve">Zealots who burn sorcerers, and sometimes their neighbors.</w:t>
+        <w:t xml:space="preserve">Advantage:</w:t>
+      </w:r>
+      <w:r>
+        <w:t xml:space="preserve"> </w:t>
+      </w:r>
+      <w:r>
+        <w:t xml:space="preserve">Lockbreaker.</w:t>
+      </w:r>
+      <w:r>
+        <w:t xml:space="preserve"> </w:t>
+      </w:r>
+      <w:r>
+        <w:rPr>
+          <w:bCs/>
+          <w:b/>
+        </w:rPr>
+        <w:t xml:space="preserve">Complication:</w:t>
+      </w:r>
+      <w:r>
+        <w:t xml:space="preserve"> </w:t>
+      </w:r>
+      <w:r>
+        <w:t xml:space="preserve">Keeper of a Secret; trigger: a powerful figure asks what you know.</w:t>
       </w:r>
     </w:p>
     <w:p>
@@ -19147,1442 +16932,39 @@
           <w:bCs/>
           <w:b/>
         </w:rPr>
-        <w:t xml:space="preserve">The Iron Company and its rivals.</w:t>
-      </w:r>
-      <w:r>
-        <w:t xml:space="preserve"> </w:t>
-      </w:r>
-      <w:r>
-        <w:t xml:space="preserve">Mercenary companies who decide most wars, for a price.</w:t>
-      </w:r>
-    </w:p>
-    <w:p>
-      <w:pPr>
-        <w:numPr>
-          <w:ilvl w:val="0"/>
-          <w:numId w:val="1023"/>
-        </w:numPr>
-        <w:pStyle w:val="Compact"/>
-      </w:pPr>
-      <w:r>
-        <w:rPr>
-          <w:bCs/>
-          <w:b/>
-        </w:rPr>
-        <w:t xml:space="preserve">The Thieves’ Guild.</w:t>
-      </w:r>
-      <w:r>
-        <w:t xml:space="preserve"> </w:t>
-      </w:r>
-      <w:r>
-        <w:t xml:space="preserve">Every city has one; they don’t all get along.</w:t>
-      </w:r>
-    </w:p>
-    <w:bookmarkEnd w:id="85"/>
-    <w:bookmarkEnd w:id="86"/>
-    <w:bookmarkStart w:id="87" w:name="threats"/>
-    <w:p>
-      <w:pPr>
-        <w:pStyle w:val="Heading1"/>
-      </w:pPr>
-      <w:r>
-        <w:t xml:space="preserve">Threats</w:t>
-      </w:r>
-    </w:p>
-    <w:p>
-      <w:pPr>
-        <w:pStyle w:val="FirstParagraph"/>
-      </w:pPr>
-      <w:r>
-        <w:t xml:space="preserve">Opponents use the same rules as the characters.</w:t>
-      </w:r>
-      <w:r>
-        <w:t xml:space="preserve"> </w:t>
-      </w:r>
-      <w:r>
-        <w:rPr>
-          <w:bCs/>
-          <w:b/>
-        </w:rPr>
-        <w:t xml:space="preserve">Minor opponents</w:t>
-      </w:r>
-      <w:r>
-        <w:t xml:space="preserve"> </w:t>
-      </w:r>
-      <w:r>
-        <w:t xml:space="preserve">(guards, bandits, cultists) have</w:t>
-      </w:r>
-      <w:r>
-        <w:t xml:space="preserve"> </w:t>
-      </w:r>
-      <w:r>
-        <w:rPr>
-          <w:bCs/>
-          <w:b/>
-        </w:rPr>
-        <w:t xml:space="preserve">one box</w:t>
-      </w:r>
-      <w:r>
-        <w:t xml:space="preserve">: any hit that gets through takes them out of the fight.</w:t>
-      </w:r>
-    </w:p>
-    <w:tbl>
-      <w:tblPr>
-        <w:tblStyle w:val="Table"/>
-        <w:tblW w:type="pct" w:w="5000"/>
-        <w:tblLook w:firstRow="1" w:lastRow="0" w:firstColumn="0" w:lastColumn="0" w:noHBand="0" w:noVBand="0" w:val="0020"/>
-        <w:jc w:val="start"/>
-        <w:tblBorders>
-          <w:top w:val="single" w:sz="4" w:color="B8C2D3"/>
-          <w:left w:val="single" w:sz="4" w:color="B8C2D3"/>
-          <w:bottom w:val="single" w:sz="4" w:color="B8C2D3"/>
-          <w:right w:val="single" w:sz="4" w:color="B8C2D3"/>
-          <w:insideH w:val="single" w:sz="4" w:color="B8C2D3"/>
-          <w:insideV w:val="single" w:sz="4" w:color="B8C2D3"/>
-        </w:tblBorders>
-      </w:tblPr>
-      <w:tblGrid>
-        <w:gridCol w:w="1320"/>
-        <w:gridCol w:w="1320"/>
-        <w:gridCol w:w="1320"/>
-        <w:gridCol w:w="1320"/>
-        <w:gridCol w:w="1320"/>
-        <w:gridCol w:w="1320"/>
-      </w:tblGrid>
-      <w:tr>
-        <w:trPr>
-          <w:tblHeader w:val="true"/>
-        </w:trPr>
-        <w:tc>
-          <w:tcPr>
-            <w:shd w:val="clear" w:fill="F2E7D6"/>
-          </w:tcPr>
-          <w:p>
-            <w:pPr>
-              <w:pStyle w:val="Compact"/>
-              <w:jc w:val="left"/>
-            </w:pPr>
-            <w:r>
-              <w:rPr>
-                <w:b/>
-                <w:sz w:val="19"/>
-              </w:rPr>
-              <w:t xml:space="preserve">Threat</w:t>
-            </w:r>
-          </w:p>
-        </w:tc>
-        <w:tc>
-          <w:tcPr>
-            <w:shd w:val="clear" w:fill="F2E7D6"/>
-          </w:tcPr>
-          <w:p>
-            <w:pPr>
-              <w:pStyle w:val="Compact"/>
-              <w:jc w:val="left"/>
-            </w:pPr>
-            <w:r>
-              <w:rPr>
-                <w:b/>
-                <w:sz w:val="19"/>
-              </w:rPr>
-              <w:t xml:space="preserve">Attack (target)</w:t>
-            </w:r>
-          </w:p>
-        </w:tc>
-        <w:tc>
-          <w:tcPr>
-            <w:shd w:val="clear" w:fill="F2E7D6"/>
-          </w:tcPr>
-          <w:p>
-            <w:pPr>
-              <w:pStyle w:val="Compact"/>
-              <w:jc w:val="left"/>
-            </w:pPr>
-            <w:r>
-              <w:rPr>
-                <w:b/>
-                <w:sz w:val="19"/>
-              </w:rPr>
-              <w:t xml:space="preserve">Dodge</w:t>
-            </w:r>
-          </w:p>
-        </w:tc>
-        <w:tc>
-          <w:tcPr>
-            <w:shd w:val="clear" w:fill="F2E7D6"/>
-          </w:tcPr>
-          <w:p>
-            <w:pPr>
-              <w:pStyle w:val="Compact"/>
-              <w:jc w:val="left"/>
-            </w:pPr>
-            <w:r>
-              <w:rPr>
-                <w:b/>
-                <w:sz w:val="19"/>
-              </w:rPr>
-              <w:t xml:space="preserve">Boxes</w:t>
-            </w:r>
-          </w:p>
-        </w:tc>
-        <w:tc>
-          <w:tcPr>
-            <w:shd w:val="clear" w:fill="F2E7D6"/>
-          </w:tcPr>
-          <w:p>
-            <w:pPr>
-              <w:pStyle w:val="Compact"/>
-              <w:jc w:val="left"/>
-            </w:pPr>
-            <w:r>
-              <w:rPr>
-                <w:b/>
-                <w:sz w:val="19"/>
-              </w:rPr>
-              <w:t xml:space="preserve">Weapon</w:t>
-            </w:r>
-          </w:p>
-        </w:tc>
-        <w:tc>
-          <w:tcPr>
-            <w:shd w:val="clear" w:fill="F2E7D6"/>
-          </w:tcPr>
-          <w:p>
-            <w:pPr>
-              <w:pStyle w:val="Compact"/>
-              <w:jc w:val="left"/>
-            </w:pPr>
-            <w:r>
-              <w:rPr>
-                <w:b/>
-                <w:sz w:val="19"/>
-              </w:rPr>
-              <w:t xml:space="preserve">Trait</w:t>
-            </w:r>
-          </w:p>
-        </w:tc>
-      </w:tr>
-      <w:tr>
-        <w:tc>
-          <w:tcPr/>
-          <w:p>
-            <w:pPr>
-              <w:pStyle w:val="Compact"/>
-              <w:jc w:val="left"/>
-            </w:pPr>
-            <w:r>
-              <w:rPr>
-                <w:b/>
-                <w:sz w:val="19"/>
-              </w:rPr>
-              <w:t xml:space="preserve">Guardsman or bandit (minor)</w:t>
-            </w:r>
-          </w:p>
-        </w:tc>
-        <w:tc>
-          <w:tcPr/>
-          <w:p>
-            <w:pPr>
-              <w:pStyle w:val="Compact"/>
-              <w:jc w:val="left"/>
-            </w:pPr>
-            <w:r>
-              <w:rPr>
-                <w:sz w:val="19"/>
-              </w:rPr>
-              <w:t xml:space="preserve">Melee 11</w:t>
-            </w:r>
-          </w:p>
-        </w:tc>
-        <w:tc>
-          <w:tcPr/>
-          <w:p>
-            <w:pPr>
-              <w:pStyle w:val="Compact"/>
-              <w:jc w:val="left"/>
-            </w:pPr>
-            <w:r>
-              <w:rPr>
-                <w:sz w:val="19"/>
-              </w:rPr>
-              <w:t xml:space="preserve">7</w:t>
-            </w:r>
-          </w:p>
-        </w:tc>
-        <w:tc>
-          <w:tcPr/>
-          <w:p>
-            <w:pPr>
-              <w:pStyle w:val="Compact"/>
-              <w:jc w:val="left"/>
-            </w:pPr>
-            <w:r>
-              <w:rPr>
-                <w:sz w:val="19"/>
-              </w:rPr>
-              <w:t xml:space="preserve">1</w:t>
-            </w:r>
-          </w:p>
-        </w:tc>
-        <w:tc>
-          <w:tcPr/>
-          <w:p>
-            <w:pPr>
-              <w:pStyle w:val="Compact"/>
-              <w:jc w:val="left"/>
-            </w:pPr>
-            <w:r>
-              <w:rPr>
-                <w:sz w:val="19"/>
-              </w:rPr>
-              <w:t xml:space="preserve">Spear or club</w:t>
-            </w:r>
-          </w:p>
-        </w:tc>
-        <w:tc>
-          <w:tcPr/>
-          <w:p>
-            <w:pPr>
-              <w:pStyle w:val="Compact"/>
-              <w:jc w:val="left"/>
-            </w:pPr>
-            <w:r>
-              <w:rPr>
-                <w:bCs/>
-                <w:b/>
-                <w:sz w:val="19"/>
-              </w:rPr>
-              <w:t xml:space="preserve">Numbers.</w:t>
-            </w:r>
-            <w:r>
-              <w:rPr>
-                <w:sz w:val="19"/>
-              </w:rPr>
-              <w:t xml:space="preserve"> </w:t>
-            </w:r>
-            <w:r>
-              <w:rPr>
-                <w:sz w:val="19"/>
-              </w:rPr>
-              <w:t xml:space="preserve">Three or four of them; they flee when half are down.</w:t>
-            </w:r>
-          </w:p>
-        </w:tc>
-      </w:tr>
-      <w:tr>
-        <w:tc>
-          <w:tcPr/>
-          <w:p>
-            <w:pPr>
-              <w:pStyle w:val="Compact"/>
-              <w:jc w:val="left"/>
-            </w:pPr>
-            <w:r>
-              <w:rPr>
-                <w:b/>
-                <w:sz w:val="19"/>
-              </w:rPr>
-              <w:t xml:space="preserve">Cultist (minor, many)</w:t>
-            </w:r>
-          </w:p>
-        </w:tc>
-        <w:tc>
-          <w:tcPr/>
-          <w:p>
-            <w:pPr>
-              <w:pStyle w:val="Compact"/>
-              <w:jc w:val="left"/>
-            </w:pPr>
-            <w:r>
-              <w:rPr>
-                <w:sz w:val="19"/>
-              </w:rPr>
-              <w:t xml:space="preserve">Melee 10</w:t>
-            </w:r>
-          </w:p>
-        </w:tc>
-        <w:tc>
-          <w:tcPr/>
-          <w:p>
-            <w:pPr>
-              <w:pStyle w:val="Compact"/>
-              <w:jc w:val="left"/>
-            </w:pPr>
-            <w:r>
-              <w:rPr>
-                <w:sz w:val="19"/>
-              </w:rPr>
-              <w:t xml:space="preserve">6</w:t>
-            </w:r>
-          </w:p>
-        </w:tc>
-        <w:tc>
-          <w:tcPr/>
-          <w:p>
-            <w:pPr>
-              <w:pStyle w:val="Compact"/>
-              <w:jc w:val="left"/>
-            </w:pPr>
-            <w:r>
-              <w:rPr>
-                <w:sz w:val="19"/>
-              </w:rPr>
-              <w:t xml:space="preserve">1</w:t>
-            </w:r>
-          </w:p>
-        </w:tc>
-        <w:tc>
-          <w:tcPr/>
-          <w:p>
-            <w:pPr>
-              <w:pStyle w:val="Compact"/>
-              <w:jc w:val="left"/>
-            </w:pPr>
-            <w:r>
-              <w:rPr>
-                <w:sz w:val="19"/>
-              </w:rPr>
-              <w:t xml:space="preserve">Dagger</w:t>
-            </w:r>
-          </w:p>
-        </w:tc>
-        <w:tc>
-          <w:tcPr/>
-          <w:p>
-            <w:pPr>
-              <w:pStyle w:val="Compact"/>
-              <w:jc w:val="left"/>
-            </w:pPr>
-            <w:r>
-              <w:rPr>
-                <w:bCs/>
-                <w:b/>
-                <w:sz w:val="19"/>
-              </w:rPr>
-              <w:t xml:space="preserve">Fanatics.</w:t>
-            </w:r>
-            <w:r>
-              <w:rPr>
-                <w:sz w:val="19"/>
-              </w:rPr>
-              <w:t xml:space="preserve"> </w:t>
-            </w:r>
-            <w:r>
-              <w:rPr>
-                <w:sz w:val="19"/>
-              </w:rPr>
-              <w:t xml:space="preserve">One in each group carries a blessing: Ward on the others.</w:t>
-            </w:r>
-          </w:p>
-        </w:tc>
-      </w:tr>
-      <w:tr>
-        <w:tc>
-          <w:tcPr/>
-          <w:p>
-            <w:pPr>
-              <w:pStyle w:val="Compact"/>
-              <w:jc w:val="left"/>
-            </w:pPr>
-            <w:r>
-              <w:rPr>
-                <w:b/>
-                <w:sz w:val="19"/>
-              </w:rPr>
-              <w:t xml:space="preserve">Sellsword captain</w:t>
-            </w:r>
-          </w:p>
-        </w:tc>
-        <w:tc>
-          <w:tcPr/>
-          <w:p>
-            <w:pPr>
-              <w:pStyle w:val="Compact"/>
-              <w:jc w:val="left"/>
-            </w:pPr>
-            <w:r>
-              <w:rPr>
-                <w:sz w:val="19"/>
-              </w:rPr>
-              <w:t xml:space="preserve">Melee 14, Leadership 12</w:t>
-            </w:r>
-          </w:p>
-        </w:tc>
-        <w:tc>
-          <w:tcPr/>
-          <w:p>
-            <w:pPr>
-              <w:pStyle w:val="Compact"/>
-              <w:jc w:val="left"/>
-            </w:pPr>
-            <w:r>
-              <w:rPr>
-                <w:sz w:val="19"/>
-              </w:rPr>
-              <w:t xml:space="preserve">10</w:t>
-            </w:r>
-          </w:p>
-        </w:tc>
-        <w:tc>
-          <w:tcPr/>
-          <w:p>
-            <w:pPr>
-              <w:pStyle w:val="Compact"/>
-              <w:jc w:val="left"/>
-            </w:pPr>
-            <w:r>
-              <w:rPr>
-                <w:sz w:val="19"/>
-              </w:rPr>
-              <w:t xml:space="preserve">3</w:t>
-            </w:r>
-          </w:p>
-        </w:tc>
-        <w:tc>
-          <w:tcPr/>
-          <w:p>
-            <w:pPr>
-              <w:pStyle w:val="Compact"/>
-              <w:jc w:val="left"/>
-            </w:pPr>
-            <w:r>
-              <w:rPr>
-                <w:sz w:val="19"/>
-              </w:rPr>
-              <w:t xml:space="preserve">Sword, pistol</w:t>
-            </w:r>
-          </w:p>
-        </w:tc>
-        <w:tc>
-          <w:tcPr/>
-          <w:p>
-            <w:pPr>
-              <w:pStyle w:val="Compact"/>
-              <w:jc w:val="left"/>
-            </w:pPr>
-            <w:r>
-              <w:rPr>
-                <w:bCs/>
-                <w:b/>
-                <w:sz w:val="19"/>
-              </w:rPr>
-              <w:t xml:space="preserve">Command.</w:t>
-            </w:r>
-            <w:r>
-              <w:rPr>
-                <w:sz w:val="19"/>
-              </w:rPr>
-              <w:t xml:space="preserve"> </w:t>
-            </w:r>
-            <w:r>
-              <w:rPr>
-                <w:sz w:val="19"/>
-              </w:rPr>
-              <w:t xml:space="preserve">Their band gets +1 while the captain stands.</w:t>
-            </w:r>
-          </w:p>
-        </w:tc>
-      </w:tr>
-      <w:tr>
-        <w:tc>
-          <w:tcPr/>
-          <w:p>
-            <w:pPr>
-              <w:pStyle w:val="Compact"/>
-              <w:jc w:val="left"/>
-            </w:pPr>
-            <w:r>
-              <w:rPr>
-                <w:b/>
-                <w:sz w:val="19"/>
-              </w:rPr>
-              <w:t xml:space="preserve">Assassin</w:t>
-            </w:r>
-          </w:p>
-        </w:tc>
-        <w:tc>
-          <w:tcPr/>
-          <w:p>
-            <w:pPr>
-              <w:pStyle w:val="Compact"/>
-              <w:jc w:val="left"/>
-            </w:pPr>
-            <w:r>
-              <w:rPr>
-                <w:sz w:val="19"/>
-              </w:rPr>
-              <w:t xml:space="preserve">Melee 14, Stealth 15</w:t>
-            </w:r>
-          </w:p>
-        </w:tc>
-        <w:tc>
-          <w:tcPr/>
-          <w:p>
-            <w:pPr>
-              <w:pStyle w:val="Compact"/>
-              <w:jc w:val="left"/>
-            </w:pPr>
-            <w:r>
-              <w:rPr>
-                <w:sz w:val="19"/>
-              </w:rPr>
-              <w:t xml:space="preserve">11</w:t>
-            </w:r>
-          </w:p>
-        </w:tc>
-        <w:tc>
-          <w:tcPr/>
-          <w:p>
-            <w:pPr>
-              <w:pStyle w:val="Compact"/>
-              <w:jc w:val="left"/>
-            </w:pPr>
-            <w:r>
-              <w:rPr>
-                <w:sz w:val="19"/>
-              </w:rPr>
-              <w:t xml:space="preserve">3</w:t>
-            </w:r>
-          </w:p>
-        </w:tc>
-        <w:tc>
-          <w:tcPr/>
-          <w:p>
-            <w:pPr>
-              <w:pStyle w:val="Compact"/>
-              <w:jc w:val="left"/>
-            </w:pPr>
-            <w:r>
-              <w:rPr>
-                <w:sz w:val="19"/>
-              </w:rPr>
-              <w:t xml:space="preserve">Poisoned dagger</w:t>
-            </w:r>
-          </w:p>
-        </w:tc>
-        <w:tc>
-          <w:tcPr/>
-          <w:p>
-            <w:pPr>
-              <w:pStyle w:val="Compact"/>
-              <w:jc w:val="left"/>
-            </w:pPr>
-            <w:r>
-              <w:rPr>
-                <w:bCs/>
-                <w:b/>
-                <w:sz w:val="19"/>
-              </w:rPr>
-              <w:t xml:space="preserve">First strike.</w:t>
-            </w:r>
-            <w:r>
-              <w:rPr>
-                <w:sz w:val="19"/>
-              </w:rPr>
-              <w:t xml:space="preserve"> </w:t>
-            </w:r>
-            <w:r>
-              <w:rPr>
-                <w:sz w:val="19"/>
-              </w:rPr>
-              <w:t xml:space="preserve">Attacks from hiding at +2; poison: Body roll or Reeling.</w:t>
-            </w:r>
-          </w:p>
-        </w:tc>
-      </w:tr>
-      <w:tr>
-        <w:tc>
-          <w:tcPr/>
-          <w:p>
-            <w:pPr>
-              <w:pStyle w:val="Compact"/>
-              <w:jc w:val="left"/>
-            </w:pPr>
-            <w:r>
-              <w:rPr>
-                <w:b/>
-                <w:sz w:val="19"/>
-              </w:rPr>
-              <w:t xml:space="preserve">Sorcerer</w:t>
-            </w:r>
-          </w:p>
-        </w:tc>
-        <w:tc>
-          <w:tcPr/>
-          <w:p>
-            <w:pPr>
-              <w:pStyle w:val="Compact"/>
-              <w:jc w:val="left"/>
-            </w:pPr>
-            <w:r>
-              <w:rPr>
-                <w:sz w:val="19"/>
-              </w:rPr>
-              <w:t xml:space="preserve">Sorcery 14</w:t>
-            </w:r>
-          </w:p>
-        </w:tc>
-        <w:tc>
-          <w:tcPr/>
-          <w:p>
-            <w:pPr>
-              <w:pStyle w:val="Compact"/>
-              <w:jc w:val="left"/>
-            </w:pPr>
-            <w:r>
-              <w:rPr>
-                <w:sz w:val="19"/>
-              </w:rPr>
-              <w:t xml:space="preserve">9</w:t>
-            </w:r>
-          </w:p>
-        </w:tc>
-        <w:tc>
-          <w:tcPr/>
-          <w:p>
-            <w:pPr>
-              <w:pStyle w:val="Compact"/>
-              <w:jc w:val="left"/>
-            </w:pPr>
-            <w:r>
-              <w:rPr>
-                <w:sz w:val="19"/>
-              </w:rPr>
-              <w:t xml:space="preserve">3</w:t>
-            </w:r>
-          </w:p>
-        </w:tc>
-        <w:tc>
-          <w:tcPr/>
-          <w:p>
-            <w:pPr>
-              <w:pStyle w:val="Compact"/>
-              <w:jc w:val="left"/>
-            </w:pPr>
-            <w:r>
-              <w:rPr>
-                <w:sz w:val="19"/>
-              </w:rPr>
-              <w:t xml:space="preserve">Shadow Bolt, Hex</w:t>
-            </w:r>
-          </w:p>
-        </w:tc>
-        <w:tc>
-          <w:tcPr/>
-          <w:p>
-            <w:pPr>
-              <w:pStyle w:val="Compact"/>
-              <w:jc w:val="left"/>
-            </w:pPr>
-            <w:r>
-              <w:rPr>
-                <w:bCs/>
-                <w:b/>
-                <w:sz w:val="19"/>
-              </w:rPr>
-              <w:t xml:space="preserve">Warded.</w:t>
-            </w:r>
-            <w:r>
-              <w:rPr>
-                <w:sz w:val="19"/>
-              </w:rPr>
-              <w:t xml:space="preserve"> </w:t>
-            </w:r>
-            <w:r>
-              <w:rPr>
-                <w:sz w:val="19"/>
-              </w:rPr>
-              <w:t xml:space="preserve">Attacks against them are at −2 until the Ward is broken (Shatter or a hit by 5+).</w:t>
-            </w:r>
-          </w:p>
-        </w:tc>
-      </w:tr>
-      <w:tr>
-        <w:tc>
-          <w:tcPr/>
-          <w:p>
-            <w:pPr>
-              <w:pStyle w:val="Compact"/>
-              <w:jc w:val="left"/>
-            </w:pPr>
-            <w:r>
-              <w:rPr>
-                <w:b/>
-                <w:sz w:val="19"/>
-              </w:rPr>
-              <w:t xml:space="preserve">Serpent-priest</w:t>
-            </w:r>
-          </w:p>
-        </w:tc>
-        <w:tc>
-          <w:tcPr/>
-          <w:p>
-            <w:pPr>
-              <w:pStyle w:val="Compact"/>
-              <w:jc w:val="left"/>
-            </w:pPr>
-            <w:r>
-              <w:rPr>
-                <w:sz w:val="19"/>
-              </w:rPr>
-              <w:t xml:space="preserve">Sorcery 13, Persuasion 14</w:t>
-            </w:r>
-          </w:p>
-        </w:tc>
-        <w:tc>
-          <w:tcPr/>
-          <w:p>
-            <w:pPr>
-              <w:pStyle w:val="Compact"/>
-              <w:jc w:val="left"/>
-            </w:pPr>
-            <w:r>
-              <w:rPr>
-                <w:sz w:val="19"/>
-              </w:rPr>
-              <w:t xml:space="preserve">10</w:t>
-            </w:r>
-          </w:p>
-        </w:tc>
-        <w:tc>
-          <w:tcPr/>
-          <w:p>
-            <w:pPr>
-              <w:pStyle w:val="Compact"/>
-              <w:jc w:val="left"/>
-            </w:pPr>
-            <w:r>
-              <w:rPr>
-                <w:sz w:val="19"/>
-              </w:rPr>
-              <w:t xml:space="preserve">3</w:t>
-            </w:r>
-          </w:p>
-        </w:tc>
-        <w:tc>
-          <w:tcPr/>
-          <w:p>
-            <w:pPr>
-              <w:pStyle w:val="Compact"/>
-              <w:jc w:val="left"/>
-            </w:pPr>
-            <w:r>
-              <w:rPr>
-                <w:sz w:val="19"/>
-              </w:rPr>
-              <w:t xml:space="preserve">Venom, Charm</w:t>
-            </w:r>
-          </w:p>
-        </w:tc>
-        <w:tc>
-          <w:tcPr/>
-          <w:p>
-            <w:pPr>
-              <w:pStyle w:val="Compact"/>
-              <w:jc w:val="left"/>
-            </w:pPr>
-            <w:r>
-              <w:rPr>
-                <w:bCs/>
-                <w:b/>
-                <w:sz w:val="19"/>
-              </w:rPr>
-              <w:t xml:space="preserve">Serpent-lord.</w:t>
-            </w:r>
-            <w:r>
-              <w:rPr>
-                <w:sz w:val="19"/>
-              </w:rPr>
-              <w:t xml:space="preserve"> </w:t>
-            </w:r>
-            <w:r>
-              <w:rPr>
-                <w:sz w:val="19"/>
-              </w:rPr>
-              <w:t xml:space="preserve">Commands snakes; its bite poisons.</w:t>
-            </w:r>
-          </w:p>
-        </w:tc>
-      </w:tr>
-      <w:tr>
-        <w:tc>
-          <w:tcPr/>
-          <w:p>
-            <w:pPr>
-              <w:pStyle w:val="Compact"/>
-              <w:jc w:val="left"/>
-            </w:pPr>
-            <w:r>
-              <w:rPr>
-                <w:b/>
-                <w:sz w:val="19"/>
-              </w:rPr>
-              <w:t xml:space="preserve">Ghoul or tomb-dead</w:t>
-            </w:r>
-          </w:p>
-        </w:tc>
-        <w:tc>
-          <w:tcPr/>
-          <w:p>
-            <w:pPr>
-              <w:pStyle w:val="Compact"/>
-              <w:jc w:val="left"/>
-            </w:pPr>
-            <w:r>
-              <w:rPr>
-                <w:sz w:val="19"/>
-              </w:rPr>
-              <w:t xml:space="preserve">Brawling 12</w:t>
-            </w:r>
-          </w:p>
-        </w:tc>
-        <w:tc>
-          <w:tcPr/>
-          <w:p>
-            <w:pPr>
-              <w:pStyle w:val="Compact"/>
-              <w:jc w:val="left"/>
-            </w:pPr>
-            <w:r>
-              <w:rPr>
-                <w:sz w:val="19"/>
-              </w:rPr>
-              <w:t xml:space="preserve">7</w:t>
-            </w:r>
-          </w:p>
-        </w:tc>
-        <w:tc>
-          <w:tcPr/>
-          <w:p>
-            <w:pPr>
-              <w:pStyle w:val="Compact"/>
-              <w:jc w:val="left"/>
-            </w:pPr>
-            <w:r>
-              <w:rPr>
-                <w:sz w:val="19"/>
-              </w:rPr>
-              <w:t xml:space="preserve">2</w:t>
-            </w:r>
-          </w:p>
-        </w:tc>
-        <w:tc>
-          <w:tcPr/>
-          <w:p>
-            <w:pPr>
-              <w:pStyle w:val="Compact"/>
-              <w:jc w:val="left"/>
-            </w:pPr>
-            <w:r>
-              <w:rPr>
-                <w:sz w:val="19"/>
-              </w:rPr>
-              <w:t xml:space="preserve">Claws</w:t>
-            </w:r>
-          </w:p>
-        </w:tc>
-        <w:tc>
-          <w:tcPr/>
-          <w:p>
-            <w:pPr>
-              <w:pStyle w:val="Compact"/>
-              <w:jc w:val="left"/>
-            </w:pPr>
-            <w:r>
-              <w:rPr>
-                <w:bCs/>
-                <w:b/>
-                <w:sz w:val="19"/>
-              </w:rPr>
-              <w:t xml:space="preserve">Hunger.</w:t>
-            </w:r>
-            <w:r>
-              <w:rPr>
-                <w:sz w:val="19"/>
-              </w:rPr>
-              <w:t xml:space="preserve"> </w:t>
-            </w:r>
-            <w:r>
-              <w:rPr>
-                <w:sz w:val="19"/>
-              </w:rPr>
-              <w:t xml:space="preserve">Fire and daylight drive them back; they never stop coming.</w:t>
-            </w:r>
-          </w:p>
-        </w:tc>
-      </w:tr>
-      <w:tr>
-        <w:tc>
-          <w:tcPr/>
-          <w:p>
-            <w:pPr>
-              <w:pStyle w:val="Compact"/>
-              <w:jc w:val="left"/>
-            </w:pPr>
-            <w:r>
-              <w:rPr>
-                <w:b/>
-                <w:sz w:val="19"/>
-              </w:rPr>
-              <w:t xml:space="preserve">Giant ape or great beast</w:t>
-            </w:r>
-          </w:p>
-        </w:tc>
-        <w:tc>
-          <w:tcPr/>
-          <w:p>
-            <w:pPr>
-              <w:pStyle w:val="Compact"/>
-              <w:jc w:val="left"/>
-            </w:pPr>
-            <w:r>
-              <w:rPr>
-                <w:sz w:val="19"/>
-              </w:rPr>
-              <w:t xml:space="preserve">Brawling 15</w:t>
-            </w:r>
-          </w:p>
-        </w:tc>
-        <w:tc>
-          <w:tcPr/>
-          <w:p>
-            <w:pPr>
-              <w:pStyle w:val="Compact"/>
-              <w:jc w:val="left"/>
-            </w:pPr>
-            <w:r>
-              <w:rPr>
-                <w:sz w:val="19"/>
-              </w:rPr>
-              <w:t xml:space="preserve">9</w:t>
-            </w:r>
-          </w:p>
-        </w:tc>
-        <w:tc>
-          <w:tcPr/>
-          <w:p>
-            <w:pPr>
-              <w:pStyle w:val="Compact"/>
-              <w:jc w:val="left"/>
-            </w:pPr>
-            <w:r>
-              <w:rPr>
-                <w:sz w:val="19"/>
-              </w:rPr>
-              <w:t xml:space="preserve">5</w:t>
-            </w:r>
-          </w:p>
-        </w:tc>
-        <w:tc>
-          <w:tcPr/>
-          <w:p>
-            <w:pPr>
-              <w:pStyle w:val="Compact"/>
-              <w:jc w:val="left"/>
-            </w:pPr>
-            <w:r>
-              <w:rPr>
-                <w:sz w:val="19"/>
-              </w:rPr>
-              <w:t xml:space="preserve">Claws and jaws (2)</w:t>
-            </w:r>
-          </w:p>
-        </w:tc>
-        <w:tc>
-          <w:tcPr/>
-          <w:p>
-            <w:pPr>
-              <w:pStyle w:val="Compact"/>
-              <w:jc w:val="left"/>
-            </w:pPr>
-            <w:r>
-              <w:rPr>
-                <w:bCs/>
-                <w:b/>
-                <w:sz w:val="19"/>
-              </w:rPr>
-              <w:t xml:space="preserve">Huge.</w:t>
-            </w:r>
-            <w:r>
-              <w:rPr>
-                <w:sz w:val="19"/>
-              </w:rPr>
-              <w:t xml:space="preserve"> </w:t>
-            </w:r>
-            <w:r>
-              <w:rPr>
-                <w:sz w:val="19"/>
-              </w:rPr>
-              <w:t xml:space="preserve">Hits of 1 box mark nothing.</w:t>
-            </w:r>
-          </w:p>
-        </w:tc>
-      </w:tr>
-      <w:tr>
-        <w:tc>
-          <w:tcPr/>
-          <w:p>
-            <w:pPr>
-              <w:pStyle w:val="Compact"/>
-              <w:jc w:val="left"/>
-            </w:pPr>
-            <w:r>
-              <w:rPr>
-                <w:b/>
-                <w:sz w:val="19"/>
-              </w:rPr>
-              <w:t xml:space="preserve">Demon</w:t>
-            </w:r>
-          </w:p>
-        </w:tc>
-        <w:tc>
-          <w:tcPr/>
-          <w:p>
-            <w:pPr>
-              <w:pStyle w:val="Compact"/>
-              <w:jc w:val="left"/>
-            </w:pPr>
-            <w:r>
-              <w:rPr>
-                <w:sz w:val="19"/>
-              </w:rPr>
-              <w:t xml:space="preserve">Melee 15, Sorcery 14</w:t>
-            </w:r>
-          </w:p>
-        </w:tc>
-        <w:tc>
-          <w:tcPr/>
-          <w:p>
-            <w:pPr>
-              <w:pStyle w:val="Compact"/>
-              <w:jc w:val="left"/>
-            </w:pPr>
-            <w:r>
-              <w:rPr>
-                <w:sz w:val="19"/>
-              </w:rPr>
-              <w:t xml:space="preserve">11</w:t>
-            </w:r>
-          </w:p>
-        </w:tc>
-        <w:tc>
-          <w:tcPr/>
-          <w:p>
-            <w:pPr>
-              <w:pStyle w:val="Compact"/>
-              <w:jc w:val="left"/>
-            </w:pPr>
-            <w:r>
-              <w:rPr>
-                <w:sz w:val="19"/>
-              </w:rPr>
-              <w:t xml:space="preserve">4</w:t>
-            </w:r>
-          </w:p>
-        </w:tc>
-        <w:tc>
-          <w:tcPr/>
-          <w:p>
-            <w:pPr>
-              <w:pStyle w:val="Compact"/>
-              <w:jc w:val="left"/>
-            </w:pPr>
-            <w:r>
-              <w:rPr>
-                <w:sz w:val="19"/>
-              </w:rPr>
-              <w:t xml:space="preserve">Claws (2), Witchfire</w:t>
-            </w:r>
-          </w:p>
-        </w:tc>
-        <w:tc>
-          <w:tcPr/>
-          <w:p>
-            <w:pPr>
-              <w:pStyle w:val="Compact"/>
-              <w:jc w:val="left"/>
-            </w:pPr>
-            <w:r>
-              <w:rPr>
-                <w:bCs/>
-                <w:b/>
-                <w:sz w:val="19"/>
-              </w:rPr>
-              <w:t xml:space="preserve">Bound.</w:t>
-            </w:r>
-            <w:r>
-              <w:rPr>
-                <w:sz w:val="19"/>
-              </w:rPr>
-              <w:t xml:space="preserve"> </w:t>
-            </w:r>
-            <w:r>
-              <w:rPr>
-                <w:sz w:val="19"/>
-              </w:rPr>
-              <w:t xml:space="preserve">Holy rites and its true name mark an extra box; it must keep a bargain to the letter.</w:t>
-            </w:r>
-          </w:p>
-        </w:tc>
-      </w:tr>
-      <w:tr>
-        <w:tc>
-          <w:tcPr/>
-          <w:p>
-            <w:pPr>
-              <w:pStyle w:val="Compact"/>
-              <w:jc w:val="left"/>
-            </w:pPr>
-            <w:r>
-              <w:rPr>
-                <w:b/>
-                <w:sz w:val="19"/>
-              </w:rPr>
-              <w:t xml:space="preserve">Shard-bearer</w:t>
-            </w:r>
-          </w:p>
-        </w:tc>
-        <w:tc>
-          <w:tcPr/>
-          <w:p>
-            <w:pPr>
-              <w:pStyle w:val="Compact"/>
-              <w:jc w:val="left"/>
-            </w:pPr>
-            <w:r>
-              <w:rPr>
-                <w:sz w:val="19"/>
-              </w:rPr>
-              <w:t xml:space="preserve">Melee 15 or Sorcery 15</w:t>
-            </w:r>
-          </w:p>
-        </w:tc>
-        <w:tc>
-          <w:tcPr/>
-          <w:p>
-            <w:pPr>
-              <w:pStyle w:val="Compact"/>
-              <w:jc w:val="left"/>
-            </w:pPr>
-            <w:r>
-              <w:rPr>
-                <w:sz w:val="19"/>
-              </w:rPr>
-              <w:t xml:space="preserve">11</w:t>
-            </w:r>
-          </w:p>
-        </w:tc>
-        <w:tc>
-          <w:tcPr/>
-          <w:p>
-            <w:pPr>
-              <w:pStyle w:val="Compact"/>
-              <w:jc w:val="left"/>
-            </w:pPr>
-            <w:r>
-              <w:rPr>
-                <w:sz w:val="19"/>
-              </w:rPr>
-              <w:t xml:space="preserve">5</w:t>
-            </w:r>
-          </w:p>
-        </w:tc>
-        <w:tc>
-          <w:tcPr/>
-          <w:p>
-            <w:pPr>
-              <w:pStyle w:val="Compact"/>
-              <w:jc w:val="left"/>
-            </w:pPr>
-            <w:r>
-              <w:rPr>
-                <w:sz w:val="19"/>
-              </w:rPr>
-              <w:t xml:space="preserve">As the bearer</w:t>
-            </w:r>
-          </w:p>
-        </w:tc>
-        <w:tc>
-          <w:tcPr/>
-          <w:p>
-            <w:pPr>
-              <w:pStyle w:val="Compact"/>
-              <w:jc w:val="left"/>
-            </w:pPr>
-            <w:r>
-              <w:rPr>
-                <w:bCs/>
-                <w:b/>
-                <w:sz w:val="19"/>
-              </w:rPr>
-              <w:t xml:space="preserve">Crown shard.</w:t>
-            </w:r>
-            <w:r>
-              <w:rPr>
-                <w:sz w:val="19"/>
-              </w:rPr>
-              <w:t xml:space="preserve"> </w:t>
-            </w:r>
-            <w:r>
-              <w:rPr>
-                <w:sz w:val="19"/>
-              </w:rPr>
-              <w:t xml:space="preserve">One great power: command, fire, flight, terror. Breaking the bearer’s will ends it.</w:t>
-            </w:r>
-          </w:p>
-        </w:tc>
-      </w:tr>
-      <w:tr>
-        <w:tc>
-          <w:tcPr/>
-          <w:p>
-            <w:pPr>
-              <w:pStyle w:val="Compact"/>
-              <w:jc w:val="left"/>
-            </w:pPr>
-            <w:r>
-              <w:rPr>
-                <w:b/>
-                <w:sz w:val="19"/>
-              </w:rPr>
-              <w:t xml:space="preserve">Thing from the Deep</w:t>
-            </w:r>
-          </w:p>
-        </w:tc>
-        <w:tc>
-          <w:tcPr/>
-          <w:p>
-            <w:pPr>
-              <w:pStyle w:val="Compact"/>
-              <w:jc w:val="left"/>
-            </w:pPr>
-            <w:r>
-              <w:rPr>
-                <w:sz w:val="19"/>
-              </w:rPr>
-              <w:t xml:space="preserve">Brawling 16</w:t>
-            </w:r>
-          </w:p>
-        </w:tc>
-        <w:tc>
-          <w:tcPr/>
-          <w:p>
-            <w:pPr>
-              <w:pStyle w:val="Compact"/>
-              <w:jc w:val="left"/>
-            </w:pPr>
-            <w:r>
-              <w:rPr>
-                <w:sz w:val="19"/>
-              </w:rPr>
-              <w:t xml:space="preserve">8</w:t>
-            </w:r>
-          </w:p>
-        </w:tc>
-        <w:tc>
-          <w:tcPr/>
-          <w:p>
-            <w:pPr>
-              <w:pStyle w:val="Compact"/>
-              <w:jc w:val="left"/>
-            </w:pPr>
-            <w:r>
-              <w:rPr>
-                <w:sz w:val="19"/>
-              </w:rPr>
-              <w:t xml:space="preserve">6</w:t>
-            </w:r>
-          </w:p>
-        </w:tc>
-        <w:tc>
-          <w:tcPr/>
-          <w:p>
-            <w:pPr>
-              <w:pStyle w:val="Compact"/>
-              <w:jc w:val="left"/>
-            </w:pPr>
-            <w:r>
-              <w:rPr>
-                <w:sz w:val="19"/>
-              </w:rPr>
-              <w:t xml:space="preserve">Tentacles (2)</w:t>
-            </w:r>
-          </w:p>
-        </w:tc>
-        <w:tc>
-          <w:tcPr/>
-          <w:p>
-            <w:pPr>
-              <w:pStyle w:val="Compact"/>
-              <w:jc w:val="left"/>
-            </w:pPr>
-            <w:r>
-              <w:rPr>
-                <w:bCs/>
-                <w:b/>
-                <w:sz w:val="19"/>
-              </w:rPr>
-              <w:t xml:space="preserve">Horror.</w:t>
-            </w:r>
-            <w:r>
-              <w:rPr>
-                <w:sz w:val="19"/>
-              </w:rPr>
-              <w:t xml:space="preserve"> </w:t>
-            </w:r>
-            <w:r>
-              <w:rPr>
-                <w:sz w:val="19"/>
-              </w:rPr>
-              <w:t xml:space="preserve">Once per scene, everyone who sees it rolls Will or flees in terror.</w:t>
-            </w:r>
-          </w:p>
-        </w:tc>
-      </w:tr>
-    </w:tbl>
-    <w:p>
-      <w:pPr>
-        <w:pStyle w:val="BodyText"/>
-      </w:pPr>
-      <w:r>
-        <w:rPr>
-          <w:bCs/>
-          <w:b/>
-        </w:rPr>
-        <w:t xml:space="preserve">Adjusting difficulty.</w:t>
-      </w:r>
-      <w:r>
-        <w:t xml:space="preserve"> </w:t>
-      </w:r>
-      <w:r>
-        <w:t xml:space="preserve">For a tougher version, add +1 to its targets and one box; for a weaker one, subtract.</w:t>
-      </w:r>
-    </w:p>
-    <w:bookmarkEnd w:id="87"/>
-    <w:bookmarkStart w:id="95" w:name="ready-made-characters"/>
-    <w:p>
-      <w:pPr>
-        <w:pStyle w:val="Heading1"/>
-      </w:pPr>
-      <w:r>
-        <w:t xml:space="preserve">Ready-made characters</w:t>
-      </w:r>
-    </w:p>
-    <w:p>
-      <w:pPr>
-        <w:pStyle w:val="FirstParagraph"/>
-      </w:pPr>
-      <w:r>
-        <w:t xml:space="preserve">Characters ready to play, for one-shots, new players, or a group in a hurry. Each follows the creation rules exactly, and their connections tie them together. In the creator, choose one from the ready-made list to open it and make it your own.</w:t>
-      </w:r>
-    </w:p>
-    <w:bookmarkStart w:id="88" w:name="vessa-thorn"/>
+        <w:t xml:space="preserve">What drives me:</w:t>
+      </w:r>
+      <w:r>
+        <w:t xml:space="preserve"> </w:t>
+      </w:r>
+      <w:r>
+        <w:t xml:space="preserve">Gold, and plenty of it. Everything else follows.</w:t>
+      </w:r>
+      <w:r>
+        <w:t xml:space="preserve"> </w:t>
+      </w:r>
+      <w:r>
+        <w:rPr>
+          <w:bCs/>
+          <w:b/>
+        </w:rPr>
+        <w:t xml:space="preserve">Connection:</w:t>
+      </w:r>
+      <w:r>
+        <w:t xml:space="preserve"> </w:t>
+      </w:r>
+      <w:r>
+        <w:t xml:space="preserve">Cinder was paid to kill her and didn’t. Neither of them has said why.</w:t>
+      </w:r>
+    </w:p>
+    <w:bookmarkEnd w:id="84"/>
+    <w:bookmarkStart w:id="85" w:name="ithrann"/>
     <w:p>
       <w:pPr>
         <w:pStyle w:val="Heading2"/>
       </w:pPr>
       <w:r>
-        <w:t xml:space="preserve">Vessa Thorn</w:t>
+        <w:t xml:space="preserve">Ithrann</w:t>
       </w:r>
     </w:p>
     <w:p>
@@ -20594,13 +16976,13 @@
           <w:iCs/>
           <w:i/>
         </w:rPr>
-        <w:t xml:space="preserve">Second-story artist, Thief. Crownlander (tier 0); Master.</w:t>
-      </w:r>
-      <w:r>
-        <w:t xml:space="preserve"> </w:t>
-      </w:r>
-      <w:r>
-        <w:t xml:space="preserve">The best climber in the Gilded Cities, who stole a jewel from a sorcerer-prince and is only now learning it’s a shard of the Crown.</w:t>
+        <w:t xml:space="preserve">Last scholar of Ssa’keth, Sorcerer. Serpent-kin (tier 2).</w:t>
+      </w:r>
+      <w:r>
+        <w:t xml:space="preserve"> </w:t>
+      </w:r>
+      <w:r>
+        <w:t xml:space="preserve">Keeper of a drowned serpent temple’s memory, searching the human kingdoms for its lost library.</w:t>
       </w:r>
     </w:p>
     <w:p>
@@ -20622,7 +17004,7 @@
         <w:t xml:space="preserve"> </w:t>
       </w:r>
       <w:r>
-        <w:t xml:space="preserve">Body 11, Agility 13, Intellect 11, Presence 12, Will 9.</w:t>
+        <w:t xml:space="preserve">Body 9, Agility 12, Intellect 13, Presence 9, Will 13.</w:t>
       </w:r>
       <w:r>
         <w:t xml:space="preserve"> </w:t>
@@ -20638,7 +17020,7 @@
         <w:t xml:space="preserve"> </w:t>
       </w:r>
       <w:r>
-        <w:t xml:space="preserve">12.</w:t>
+        <w:t xml:space="preserve">11.</w:t>
       </w:r>
     </w:p>
     <w:p>
@@ -20660,7 +17042,7 @@
         <w:t xml:space="preserve"> </w:t>
       </w:r>
       <w:r>
-        <w:t xml:space="preserve">Thievery 18 (Expert). Trained: Stealth 14, Deception 13, Persuasion 13, Athletics 12, Craft 12, Investigation 12, Melee 12, Read People 10.</w:t>
+        <w:t xml:space="preserve">Sorcery 16 (Specialty). Trained: Healing 14, Investigation 14, Lore 14, Read People 14, Survival 14, Stealth 13, Athletics 10, Deception 10, Persuasion 10.</w:t>
       </w:r>
     </w:p>
     <w:p>
@@ -20682,7 +17064,7 @@
         <w:t xml:space="preserve"> </w:t>
       </w:r>
       <w:r>
-        <w:t xml:space="preserve">+1 attribute point, Extra Trained skill, A friend; a friend: Old Marrow, a fence in the Gilded Cities who buys anything and asks nothing.</w:t>
+        <w:t xml:space="preserve">+1 attribute point.</w:t>
       </w:r>
     </w:p>
     <w:p>
@@ -20704,7 +17086,7 @@
         <w:t xml:space="preserve"> </w:t>
       </w:r>
       <w:r>
-        <w:t xml:space="preserve">Lockbreaker.</w:t>
+        <w:t xml:space="preserve">Venom (ancestry; companion: Hated Blood).</w:t>
       </w:r>
       <w:r>
         <w:t xml:space="preserve"> </w:t>
@@ -20720,7 +17102,7 @@
         <w:t xml:space="preserve"> </w:t>
       </w:r>
       <w:r>
-        <w:t xml:space="preserve">Keeper of a Secret; trigger: a powerful figure asks what you know.</w:t>
+        <w:t xml:space="preserve">Outcast; trigger: someone recognizes your exile mark.</w:t>
       </w:r>
     </w:p>
     <w:p>
@@ -20742,7 +17124,7 @@
         <w:t xml:space="preserve"> </w:t>
       </w:r>
       <w:r>
-        <w:t xml:space="preserve">Gold, and plenty of it. Everything else follows.</w:t>
+        <w:t xml:space="preserve">The old empire’s secrets are out there. I will read them.</w:t>
       </w:r>
       <w:r>
         <w:t xml:space="preserve"> </w:t>
@@ -20758,17 +17140,17 @@
         <w:t xml:space="preserve"> </w:t>
       </w:r>
       <w:r>
-        <w:t xml:space="preserve">Cinder was paid to kill her and didn’t. Neither of them has said why.</w:t>
-      </w:r>
-    </w:p>
-    <w:bookmarkEnd w:id="88"/>
-    <w:bookmarkStart w:id="89" w:name="ithrann"/>
+        <w:t xml:space="preserve">Oren Sael shelters Ithrann at his shrine when no inn will take a serpent-kin.</w:t>
+      </w:r>
+    </w:p>
+    <w:bookmarkEnd w:id="85"/>
+    <w:bookmarkStart w:id="86" w:name="nyx"/>
     <w:p>
       <w:pPr>
         <w:pStyle w:val="Heading2"/>
       </w:pPr>
       <w:r>
-        <w:t xml:space="preserve">Ithrann</w:t>
+        <w:t xml:space="preserve">Nyx</w:t>
       </w:r>
     </w:p>
     <w:p>
@@ -20780,13 +17162,13 @@
           <w:iCs/>
           <w:i/>
         </w:rPr>
-        <w:t xml:space="preserve">Last scholar of Ssa’keth, Sorcerer. Serpent-kin (tier 2).</w:t>
-      </w:r>
-      <w:r>
-        <w:t xml:space="preserve"> </w:t>
-      </w:r>
-      <w:r>
-        <w:t xml:space="preserve">Keeper of a drowned serpent temple’s memory, searching the human kingdoms for its lost library.</w:t>
+        <w:t xml:space="preserve">Hedge-witch, Witch. Witch-blooded (tier 1).</w:t>
+      </w:r>
+      <w:r>
+        <w:t xml:space="preserve"> </w:t>
+      </w:r>
+      <w:r>
+        <w:t xml:space="preserve">Run out of her village with stones and torches; sells cures and curses to whoever pays.</w:t>
       </w:r>
     </w:p>
     <w:p>
@@ -20808,7 +17190,7 @@
         <w:t xml:space="preserve"> </w:t>
       </w:r>
       <w:r>
-        <w:t xml:space="preserve">Body 9, Agility 12, Intellect 13, Presence 9, Will 13.</w:t>
+        <w:t xml:space="preserve">Body 9, Agility 11, Intellect 11, Presence 11, Will 13.</w:t>
       </w:r>
       <w:r>
         <w:t xml:space="preserve"> </w:t>
@@ -20824,7 +17206,7 @@
         <w:t xml:space="preserve"> </w:t>
       </w:r>
       <w:r>
-        <w:t xml:space="preserve">11.</w:t>
+        <w:t xml:space="preserve">10.</w:t>
       </w:r>
     </w:p>
     <w:p>
@@ -20846,7 +17228,7 @@
         <w:t xml:space="preserve"> </w:t>
       </w:r>
       <w:r>
-        <w:t xml:space="preserve">Sorcery 16 (Specialty). Trained: Healing 14, Investigation 14, Lore 14, Read People 14, Survival 14, Stealth 13, Athletics 10, Deception 10, Persuasion 10.</w:t>
+        <w:t xml:space="preserve">Sorcery 16 (Specialty). Trained: Read People 14, Survival 14, Craft 12, Deception 12, Healing 12, Lore 12, Persuasion 12, Stealth 12, Tracking 12, Athletics 10.</w:t>
       </w:r>
     </w:p>
     <w:p>
@@ -20868,7 +17250,7 @@
         <w:t xml:space="preserve"> </w:t>
       </w:r>
       <w:r>
-        <w:t xml:space="preserve">+1 attribute point.</w:t>
+        <w:t xml:space="preserve">Extra Trained skill, Extra Fortune.</w:t>
       </w:r>
     </w:p>
     <w:p>
@@ -20890,7 +17272,7 @@
         <w:t xml:space="preserve"> </w:t>
       </w:r>
       <w:r>
-        <w:t xml:space="preserve">Venom (ancestry; companion: Hated Blood).</w:t>
+        <w:t xml:space="preserve">Herb-Wise.</w:t>
       </w:r>
       <w:r>
         <w:t xml:space="preserve"> </w:t>
@@ -20906,7 +17288,7 @@
         <w:t xml:space="preserve"> </w:t>
       </w:r>
       <w:r>
-        <w:t xml:space="preserve">Outcast; trigger: someone recognizes your exile mark.</w:t>
+        <w:t xml:space="preserve">Debt to a Sorcerer; trigger: a raven arrives with a sealed message.</w:t>
       </w:r>
     </w:p>
     <w:p>
@@ -20928,7 +17310,7 @@
         <w:t xml:space="preserve"> </w:t>
       </w:r>
       <w:r>
-        <w:t xml:space="preserve">The old empire’s secrets are out there. I will read them.</w:t>
+        <w:t xml:space="preserve">Every day alive is a victory. I mean to have more of them.</w:t>
       </w:r>
       <w:r>
         <w:t xml:space="preserve"> </w:t>
@@ -20944,17 +17326,17 @@
         <w:t xml:space="preserve"> </w:t>
       </w:r>
       <w:r>
-        <w:t xml:space="preserve">Oren Sael shelters Ithrann at his shrine when no inn will take a serpent-kin.</w:t>
-      </w:r>
-    </w:p>
-    <w:bookmarkEnd w:id="89"/>
-    <w:bookmarkStart w:id="90" w:name="nyx"/>
+        <w:t xml:space="preserve">Gorrum carried her out of the burning village. He says he was just passing.</w:t>
+      </w:r>
+    </w:p>
+    <w:bookmarkEnd w:id="86"/>
+    <w:bookmarkStart w:id="87" w:name="gorrum-ironjaw"/>
     <w:p>
       <w:pPr>
         <w:pStyle w:val="Heading2"/>
       </w:pPr>
       <w:r>
-        <w:t xml:space="preserve">Nyx</w:t>
+        <w:t xml:space="preserve">Gorrum Ironjaw</w:t>
       </w:r>
     </w:p>
     <w:p>
@@ -20966,13 +17348,13 @@
           <w:iCs/>
           <w:i/>
         </w:rPr>
-        <w:t xml:space="preserve">Hedge-witch, Witch. Witch-blooded (tier 1).</w:t>
-      </w:r>
-      <w:r>
-        <w:t xml:space="preserve"> </w:t>
-      </w:r>
-      <w:r>
-        <w:t xml:space="preserve">Run out of her village with stones and torches; sells cures and curses to whoever pays.</w:t>
+        <w:t xml:space="preserve">Sergeant of the Iron Company, Sellsword. Giant-blooded (tier 2).</w:t>
+      </w:r>
+      <w:r>
+        <w:t xml:space="preserve"> </w:t>
+      </w:r>
+      <w:r>
+        <w:t xml:space="preserve">Twenty years with the Iron Company, a wheel-lock pistol he calls Thunder, and a soft spot for strays.</w:t>
       </w:r>
     </w:p>
     <w:p>
@@ -20994,7 +17376,7 @@
         <w:t xml:space="preserve"> </w:t>
       </w:r>
       <w:r>
-        <w:t xml:space="preserve">Body 9, Agility 11, Intellect 11, Presence 11, Will 13.</w:t>
+        <w:t xml:space="preserve">Body 15, Agility 10, Intellect 9, Presence 10, Will 11.</w:t>
       </w:r>
       <w:r>
         <w:t xml:space="preserve"> </w:t>
@@ -21010,7 +17392,7 @@
         <w:t xml:space="preserve"> </w:t>
       </w:r>
       <w:r>
-        <w:t xml:space="preserve">10.</w:t>
+        <w:t xml:space="preserve">9.</w:t>
       </w:r>
     </w:p>
     <w:p>
@@ -21032,7 +17414,7 @@
         <w:t xml:space="preserve"> </w:t>
       </w:r>
       <w:r>
-        <w:t xml:space="preserve">Sorcery 16 (Specialty). Trained: Read People 14, Survival 14, Craft 12, Deception 12, Healing 12, Lore 12, Persuasion 12, Stealth 12, Tracking 12, Athletics 10.</w:t>
+        <w:t xml:space="preserve">Melee 18 (Specialty). Trained: Athletics 16, Brawling 16, Read People 12, Survival 12, Leadership 11, Marksmanship 11, Persuasion 11, Riding 11, Healing 10.</w:t>
       </w:r>
     </w:p>
     <w:p>
@@ -21054,7 +17436,7 @@
         <w:t xml:space="preserve"> </w:t>
       </w:r>
       <w:r>
-        <w:t xml:space="preserve">Extra Trained skill, Extra Fortune.</w:t>
+        <w:t xml:space="preserve">Second advantage; second advantage: Shield-Wall.</w:t>
       </w:r>
     </w:p>
     <w:p>
@@ -21076,7 +17458,7 @@
         <w:t xml:space="preserve"> </w:t>
       </w:r>
       <w:r>
-        <w:t xml:space="preserve">Herb-Wise.</w:t>
+        <w:t xml:space="preserve">Battle-Hardened.</w:t>
       </w:r>
       <w:r>
         <w:t xml:space="preserve"> </w:t>
@@ -21092,7 +17474,7 @@
         <w:t xml:space="preserve"> </w:t>
       </w:r>
       <w:r>
-        <w:t xml:space="preserve">Debt to a Sorcerer; trigger: a raven arrives with a sealed message.</w:t>
+        <w:t xml:space="preserve">Old Rival; trigger: your rival arrives first.</w:t>
       </w:r>
     </w:p>
     <w:p>
@@ -21114,7 +17496,7 @@
         <w:t xml:space="preserve"> </w:t>
       </w:r>
       <w:r>
-        <w:t xml:space="preserve">Every day alive is a victory. I mean to have more of them.</w:t>
+        <w:t xml:space="preserve">I did terrible things. I mean to balance the scales.</w:t>
       </w:r>
       <w:r>
         <w:t xml:space="preserve"> </w:t>
@@ -21130,17 +17512,17 @@
         <w:t xml:space="preserve"> </w:t>
       </w:r>
       <w:r>
-        <w:t xml:space="preserve">Gorrum carried her out of the burning village. He says he was just passing.</w:t>
-      </w:r>
-    </w:p>
-    <w:bookmarkEnd w:id="90"/>
-    <w:bookmarkStart w:id="91" w:name="gorrum-ironjaw"/>
+        <w:t xml:space="preserve">Nyx is the stray he carried out of the fire. He’d die before he’d say he cares.</w:t>
+      </w:r>
+    </w:p>
+    <w:bookmarkEnd w:id="87"/>
+    <w:bookmarkStart w:id="88" w:name="mira-saltwind"/>
     <w:p>
       <w:pPr>
         <w:pStyle w:val="Heading2"/>
       </w:pPr>
       <w:r>
-        <w:t xml:space="preserve">Gorrum Ironjaw</w:t>
+        <w:t xml:space="preserve">Mira Saltwind</w:t>
       </w:r>
     </w:p>
     <w:p>
@@ -21152,13 +17534,13 @@
           <w:iCs/>
           <w:i/>
         </w:rPr>
-        <w:t xml:space="preserve">Sergeant of the Iron Company, Sellsword. Giant-blooded (tier 2).</w:t>
-      </w:r>
-      <w:r>
-        <w:t xml:space="preserve"> </w:t>
-      </w:r>
-      <w:r>
-        <w:t xml:space="preserve">Twenty years with the Iron Company, a wheel-lock pistol he calls Thunder, and a soft spot for strays.</w:t>
+        <w:t xml:space="preserve">Free captain, without a ship, Corsair. Islander (tier 0); Master.</w:t>
+      </w:r>
+      <w:r>
+        <w:t xml:space="preserve"> </w:t>
+      </w:r>
+      <w:r>
+        <w:t xml:space="preserve">Captain of the Kestrel until a sea-witch sank her. She kept her mother’s arquebus and her crew’s debts.</w:t>
       </w:r>
     </w:p>
     <w:p>
@@ -21180,7 +17562,7 @@
         <w:t xml:space="preserve"> </w:t>
       </w:r>
       <w:r>
-        <w:t xml:space="preserve">Body 15, Agility 10, Intellect 9, Presence 10, Will 11.</w:t>
+        <w:t xml:space="preserve">Body 11, Agility 13, Intellect 10, Presence 11, Will 11.</w:t>
       </w:r>
       <w:r>
         <w:t xml:space="preserve"> </w:t>
@@ -21196,7 +17578,7 @@
         <w:t xml:space="preserve"> </w:t>
       </w:r>
       <w:r>
-        <w:t xml:space="preserve">9.</w:t>
+        <w:t xml:space="preserve">12.</w:t>
       </w:r>
     </w:p>
     <w:p>
@@ -21218,7 +17600,7 @@
         <w:t xml:space="preserve"> </w:t>
       </w:r>
       <w:r>
-        <w:t xml:space="preserve">Melee 18 (Specialty). Trained: Athletics 16, Brawling 16, Read People 12, Survival 12, Leadership 11, Marksmanship 11, Persuasion 11, Riding 11, Healing 10.</w:t>
+        <w:t xml:space="preserve">Sailing 18 (Expert). Trained: Marksmanship 14, Stealth 14, Athletics 12, Brawling 12, Melee 12, Persuasion 12, Read People 12, Survival 12.</w:t>
       </w:r>
     </w:p>
     <w:p>
@@ -21240,7 +17622,7 @@
         <w:t xml:space="preserve"> </w:t>
       </w:r>
       <w:r>
-        <w:t xml:space="preserve">Second advantage; second advantage: Shield-Wall.</w:t>
+        <w:t xml:space="preserve">+1 attribute point, Extra Trained skill, A fine weapon or tool; a fine tool: her mother’s arquebus, Widowmaker (+2 Marksmanship).</w:t>
       </w:r>
     </w:p>
     <w:p>
@@ -21262,7 +17644,7 @@
         <w:t xml:space="preserve"> </w:t>
       </w:r>
       <w:r>
-        <w:t xml:space="preserve">Battle-Hardened.</w:t>
+        <w:t xml:space="preserve">Sea Legs.</w:t>
       </w:r>
       <w:r>
         <w:t xml:space="preserve"> </w:t>
@@ -21278,7 +17660,7 @@
         <w:t xml:space="preserve"> </w:t>
       </w:r>
       <w:r>
-        <w:t xml:space="preserve">Old Rival; trigger: your rival arrives first.</w:t>
+        <w:t xml:space="preserve">Sworn Vengeance; trigger: news of where your enemy is.</w:t>
       </w:r>
     </w:p>
     <w:p>
@@ -21300,7 +17682,7 @@
         <w:t xml:space="preserve"> </w:t>
       </w:r>
       <w:r>
-        <w:t xml:space="preserve">I did terrible things. I mean to balance the scales.</w:t>
+        <w:t xml:space="preserve">Someone took everything from me. I mean to take it back, in blood.</w:t>
       </w:r>
       <w:r>
         <w:t xml:space="preserve"> </w:t>
@@ -21316,17 +17698,17 @@
         <w:t xml:space="preserve"> </w:t>
       </w:r>
       <w:r>
-        <w:t xml:space="preserve">Nyx is the stray he carried out of the fire. He’d die before he’d say he cares.</w:t>
-      </w:r>
-    </w:p>
-    <w:bookmarkEnd w:id="91"/>
-    <w:bookmarkStart w:id="92" w:name="mira-saltwind"/>
+        <w:t xml:space="preserve">Kara of the Long Winter owes her a life, and Mira means to collect.</w:t>
+      </w:r>
+    </w:p>
+    <w:bookmarkEnd w:id="88"/>
+    <w:bookmarkStart w:id="89" w:name="cinder"/>
     <w:p>
       <w:pPr>
         <w:pStyle w:val="Heading2"/>
       </w:pPr>
       <w:r>
-        <w:t xml:space="preserve">Mira Saltwind</w:t>
+        <w:t xml:space="preserve">Cinder</w:t>
       </w:r>
     </w:p>
     <w:p>
@@ -21338,13 +17720,13 @@
           <w:iCs/>
           <w:i/>
         </w:rPr>
-        <w:t xml:space="preserve">Free captain, without a ship, Corsair. Islander (tier 0); Master.</w:t>
-      </w:r>
-      <w:r>
-        <w:t xml:space="preserve"> </w:t>
-      </w:r>
-      <w:r>
-        <w:t xml:space="preserve">Captain of the Kestrel until a sea-witch sank her. She kept her mother’s arquebus and her crew’s debts.</w:t>
+        <w:t xml:space="preserve">Former blade of the Ash Guild, Assassin. Ashborn (tier 1).</w:t>
+      </w:r>
+      <w:r>
+        <w:t xml:space="preserve"> </w:t>
+      </w:r>
+      <w:r>
+        <w:t xml:space="preserve">Made by the Ash Guild into its best knife; ran the night they ordered a child’s death.</w:t>
       </w:r>
     </w:p>
     <w:p>
@@ -21366,7 +17748,7 @@
         <w:t xml:space="preserve"> </w:t>
       </w:r>
       <w:r>
-        <w:t xml:space="preserve">Body 11, Agility 13, Intellect 10, Presence 11, Will 11.</w:t>
+        <w:t xml:space="preserve">Body 12, Agility 13, Intellect 11, Presence 9, Will 11.</w:t>
       </w:r>
       <w:r>
         <w:t xml:space="preserve"> </w:t>
@@ -21404,7 +17786,7 @@
         <w:t xml:space="preserve"> </w:t>
       </w:r>
       <w:r>
-        <w:t xml:space="preserve">Sailing 18 (Expert). Trained: Marksmanship 14, Stealth 14, Athletics 12, Brawling 12, Melee 12, Persuasion 12, Read People 12, Survival 12.</w:t>
+        <w:t xml:space="preserve">Stealth 16 (Specialty). Trained: Marksmanship 14, Thievery 14, Athletics 13, Brawling 13, Melee 13, Craft 12, Investigation 12, Read People 12, Survival 12, Deception 10.</w:t>
       </w:r>
     </w:p>
     <w:p>
@@ -21426,7 +17808,7 @@
         <w:t xml:space="preserve"> </w:t>
       </w:r>
       <w:r>
-        <w:t xml:space="preserve">+1 attribute point, Extra Trained skill, A fine weapon or tool; a fine tool: her mother’s arquebus, Widowmaker (+2 Marksmanship).</w:t>
+        <w:t xml:space="preserve">+1 attribute point, Extra Trained skill.</w:t>
       </w:r>
     </w:p>
     <w:p>
@@ -21448,7 +17830,7 @@
         <w:t xml:space="preserve"> </w:t>
       </w:r>
       <w:r>
-        <w:t xml:space="preserve">Sea Legs.</w:t>
+        <w:t xml:space="preserve">Shadow-Walker.</w:t>
       </w:r>
       <w:r>
         <w:t xml:space="preserve"> </w:t>
@@ -21464,7 +17846,7 @@
         <w:t xml:space="preserve"> </w:t>
       </w:r>
       <w:r>
-        <w:t xml:space="preserve">Sworn Vengeance; trigger: news of where your enemy is.</w:t>
+        <w:t xml:space="preserve">Wanted; trigger: a bounty hunter takes the next room.</w:t>
       </w:r>
     </w:p>
     <w:p>
@@ -21486,7 +17868,7 @@
         <w:t xml:space="preserve"> </w:t>
       </w:r>
       <w:r>
-        <w:t xml:space="preserve">Someone took everything from me. I mean to take it back, in blood.</w:t>
+        <w:t xml:space="preserve">No master, no chains, no one to answer to.</w:t>
       </w:r>
       <w:r>
         <w:t xml:space="preserve"> </w:t>
@@ -21502,17 +17884,17 @@
         <w:t xml:space="preserve"> </w:t>
       </w:r>
       <w:r>
-        <w:t xml:space="preserve">Kara of the Long Winter owes her a life, and Mira means to collect.</w:t>
-      </w:r>
-    </w:p>
-    <w:bookmarkEnd w:id="92"/>
-    <w:bookmarkStart w:id="93" w:name="cinder"/>
+        <w:t xml:space="preserve">Vessa Thorn was their last contract. They let her live and have been running ever since.</w:t>
+      </w:r>
+    </w:p>
+    <w:bookmarkEnd w:id="89"/>
+    <w:bookmarkStart w:id="90" w:name="oren-sael"/>
     <w:p>
       <w:pPr>
         <w:pStyle w:val="Heading2"/>
       </w:pPr>
       <w:r>
-        <w:t xml:space="preserve">Cinder</w:t>
+        <w:t xml:space="preserve">Oren Sael</w:t>
       </w:r>
     </w:p>
     <w:p>
@@ -21524,13 +17906,13 @@
           <w:iCs/>
           <w:i/>
         </w:rPr>
-        <w:t xml:space="preserve">Former blade of the Ash Guild, Assassin. Ashborn (tier 1).</w:t>
-      </w:r>
-      <w:r>
-        <w:t xml:space="preserve"> </w:t>
-      </w:r>
-      <w:r>
-        <w:t xml:space="preserve">Made by the Ash Guild into its best knife; ran the night they ordered a child’s death.</w:t>
+        <w:t xml:space="preserve">Keeper of the Last Shrine, Priest. Sand-born (tier 0).</w:t>
+      </w:r>
+      <w:r>
+        <w:t xml:space="preserve"> </w:t>
+      </w:r>
+      <w:r>
+        <w:t xml:space="preserve">The last priest of Haddu, god of wells, who keeps a shrine no caravan visits and a flame that is going out.</w:t>
       </w:r>
     </w:p>
     <w:p>
@@ -21552,7 +17934,7 @@
         <w:t xml:space="preserve"> </w:t>
       </w:r>
       <w:r>
-        <w:t xml:space="preserve">Body 12, Agility 13, Intellect 11, Presence 9, Will 11.</w:t>
+        <w:t xml:space="preserve">Body 10, Agility 10, Intellect 11, Presence 13, Will 13.</w:t>
       </w:r>
       <w:r>
         <w:t xml:space="preserve"> </w:t>
@@ -21568,7 +17950,7 @@
         <w:t xml:space="preserve"> </w:t>
       </w:r>
       <w:r>
-        <w:t xml:space="preserve">12.</w:t>
+        <w:t xml:space="preserve">9.</w:t>
       </w:r>
     </w:p>
     <w:p>
@@ -21590,7 +17972,7 @@
         <w:t xml:space="preserve"> </w:t>
       </w:r>
       <w:r>
-        <w:t xml:space="preserve">Stealth 16 (Specialty). Trained: Marksmanship 14, Thievery 14, Athletics 13, Brawling 13, Melee 13, Craft 12, Investigation 12, Read People 12, Survival 12, Deception 10.</w:t>
+        <w:t xml:space="preserve">Persuasion 16 (Specialty). Trained: Leadership 14, Read People 14, Survival 14, Healing 12, Investigation 12, Lore 12, Athletics 11, Melee 11, Riding 11.</w:t>
       </w:r>
     </w:p>
     <w:p>
@@ -21612,7 +17994,7 @@
         <w:t xml:space="preserve"> </w:t>
       </w:r>
       <w:r>
-        <w:t xml:space="preserve">+1 attribute point, Extra Trained skill.</w:t>
+        <w:t xml:space="preserve">+1 attribute point ×2, A friend; a friend: Yusra, the last caravan-master who still stops at the shrine.</w:t>
       </w:r>
     </w:p>
     <w:p>
@@ -21634,7 +18016,7 @@
         <w:t xml:space="preserve"> </w:t>
       </w:r>
       <w:r>
-        <w:t xml:space="preserve">Shadow-Walker.</w:t>
+        <w:t xml:space="preserve">Iron Will.</w:t>
       </w:r>
       <w:r>
         <w:t xml:space="preserve"> </w:t>
@@ -21650,7 +18032,7 @@
         <w:t xml:space="preserve"> </w:t>
       </w:r>
       <w:r>
-        <w:t xml:space="preserve">Wanted; trigger: a bounty hunter takes the next room.</w:t>
+        <w:t xml:space="preserve">Oath-Bound; trigger: keeping the vow means abandoning the plan.</w:t>
       </w:r>
     </w:p>
     <w:p>
@@ -21672,7 +18054,7 @@
         <w:t xml:space="preserve"> </w:t>
       </w:r>
       <w:r>
-        <w:t xml:space="preserve">No master, no chains, no one to answer to.</w:t>
+        <w:t xml:space="preserve">My god is dying. Someone has to keep the flame.</w:t>
       </w:r>
       <w:r>
         <w:t xml:space="preserve"> </w:t>
@@ -21688,198 +18070,12 @@
         <w:t xml:space="preserve"> </w:t>
       </w:r>
       <w:r>
-        <w:t xml:space="preserve">Vessa Thorn was their last contract. They let her live and have been running ever since.</w:t>
-      </w:r>
-    </w:p>
-    <w:bookmarkEnd w:id="93"/>
-    <w:bookmarkStart w:id="94" w:name="oren-sael"/>
-    <w:p>
-      <w:pPr>
-        <w:pStyle w:val="Heading2"/>
-      </w:pPr>
-      <w:r>
-        <w:t xml:space="preserve">Oren Sael</w:t>
-      </w:r>
-    </w:p>
-    <w:p>
-      <w:pPr>
-        <w:pStyle w:val="FirstParagraph"/>
-      </w:pPr>
-      <w:r>
-        <w:rPr>
-          <w:iCs/>
-          <w:i/>
-        </w:rPr>
-        <w:t xml:space="preserve">Keeper of the Last Shrine, Priest. Sand-born (tier 0).</w:t>
-      </w:r>
-      <w:r>
-        <w:t xml:space="preserve"> </w:t>
-      </w:r>
-      <w:r>
-        <w:t xml:space="preserve">The last priest of Haddu, god of wells, who keeps a shrine no caravan visits and a flame that is going out.</w:t>
-      </w:r>
-    </w:p>
-    <w:p>
-      <w:pPr>
-        <w:numPr>
-          <w:ilvl w:val="0"/>
-          <w:numId w:val="1030"/>
-        </w:numPr>
-        <w:pStyle w:val="Compact"/>
-      </w:pPr>
-      <w:r>
-        <w:rPr>
-          <w:bCs/>
-          <w:b/>
-        </w:rPr>
-        <w:t xml:space="preserve">Attributes:</w:t>
-      </w:r>
-      <w:r>
-        <w:t xml:space="preserve"> </w:t>
-      </w:r>
-      <w:r>
-        <w:t xml:space="preserve">Body 10, Agility 10, Intellect 11, Presence 13, Will 13.</w:t>
-      </w:r>
-      <w:r>
-        <w:t xml:space="preserve"> </w:t>
-      </w:r>
-      <w:r>
-        <w:rPr>
-          <w:bCs/>
-          <w:b/>
-        </w:rPr>
-        <w:t xml:space="preserve">Dodge</w:t>
-      </w:r>
-      <w:r>
-        <w:t xml:space="preserve"> </w:t>
-      </w:r>
-      <w:r>
-        <w:t xml:space="preserve">9.</w:t>
-      </w:r>
-    </w:p>
-    <w:p>
-      <w:pPr>
-        <w:numPr>
-          <w:ilvl w:val="0"/>
-          <w:numId w:val="1030"/>
-        </w:numPr>
-        <w:pStyle w:val="Compact"/>
-      </w:pPr>
-      <w:r>
-        <w:rPr>
-          <w:bCs/>
-          <w:b/>
-        </w:rPr>
-        <w:t xml:space="preserve">Skills:</w:t>
-      </w:r>
-      <w:r>
-        <w:t xml:space="preserve"> </w:t>
-      </w:r>
-      <w:r>
-        <w:t xml:space="preserve">Persuasion 16 (Specialty). Trained: Leadership 14, Read People 14, Survival 14, Healing 12, Investigation 12, Lore 12, Athletics 11, Melee 11, Riding 11.</w:t>
-      </w:r>
-    </w:p>
-    <w:p>
-      <w:pPr>
-        <w:numPr>
-          <w:ilvl w:val="0"/>
-          <w:numId w:val="1030"/>
-        </w:numPr>
-        <w:pStyle w:val="Compact"/>
-      </w:pPr>
-      <w:r>
-        <w:rPr>
-          <w:bCs/>
-          <w:b/>
-        </w:rPr>
-        <w:t xml:space="preserve">Edges:</w:t>
-      </w:r>
-      <w:r>
-        <w:t xml:space="preserve"> </w:t>
-      </w:r>
-      <w:r>
-        <w:t xml:space="preserve">+1 attribute point ×2, A friend; a friend: Yusra, the last caravan-master who still stops at the shrine.</w:t>
-      </w:r>
-    </w:p>
-    <w:p>
-      <w:pPr>
-        <w:numPr>
-          <w:ilvl w:val="0"/>
-          <w:numId w:val="1030"/>
-        </w:numPr>
-        <w:pStyle w:val="Compact"/>
-      </w:pPr>
-      <w:r>
-        <w:rPr>
-          <w:bCs/>
-          <w:b/>
-        </w:rPr>
-        <w:t xml:space="preserve">Advantage:</w:t>
-      </w:r>
-      <w:r>
-        <w:t xml:space="preserve"> </w:t>
-      </w:r>
-      <w:r>
-        <w:t xml:space="preserve">Iron Will.</w:t>
-      </w:r>
-      <w:r>
-        <w:t xml:space="preserve"> </w:t>
-      </w:r>
-      <w:r>
-        <w:rPr>
-          <w:bCs/>
-          <w:b/>
-        </w:rPr>
-        <w:t xml:space="preserve">Complication:</w:t>
-      </w:r>
-      <w:r>
-        <w:t xml:space="preserve"> </w:t>
-      </w:r>
-      <w:r>
-        <w:t xml:space="preserve">Oath-Bound; trigger: keeping the vow means abandoning the plan.</w:t>
-      </w:r>
-    </w:p>
-    <w:p>
-      <w:pPr>
-        <w:numPr>
-          <w:ilvl w:val="0"/>
-          <w:numId w:val="1030"/>
-        </w:numPr>
-        <w:pStyle w:val="Compact"/>
-      </w:pPr>
-      <w:r>
-        <w:rPr>
-          <w:bCs/>
-          <w:b/>
-        </w:rPr>
-        <w:t xml:space="preserve">What drives me:</w:t>
-      </w:r>
-      <w:r>
-        <w:t xml:space="preserve"> </w:t>
-      </w:r>
-      <w:r>
-        <w:t xml:space="preserve">My god is dying. Someone has to keep the flame.</w:t>
-      </w:r>
-      <w:r>
-        <w:t xml:space="preserve"> </w:t>
-      </w:r>
-      <w:r>
-        <w:rPr>
-          <w:bCs/>
-          <w:b/>
-        </w:rPr>
-        <w:t xml:space="preserve">Connection:</w:t>
-      </w:r>
-      <w:r>
-        <w:t xml:space="preserve"> </w:t>
-      </w:r>
-      <w:r>
         <w:t xml:space="preserve">Ithrann sleeps at his shrine. Oren hopes the serpent-kin’s books hold a cure for a dying god.</w:t>
       </w:r>
     </w:p>
-    <w:bookmarkEnd w:id="94"/>
-    <w:bookmarkEnd w:id="95"/>
-    <w:bookmarkStart w:id="96" w:name="advantages"/>
+    <w:bookmarkEnd w:id="90"/>
+    <w:bookmarkEnd w:id="91"/>
+    <w:bookmarkStart w:id="92" w:name="advantages"/>
     <w:p>
       <w:pPr>
         <w:pStyle w:val="Heading1"/>
@@ -22727,8 +18923,8 @@
         <w:t xml:space="preserve">too, or the gift has nothing to work with.</w:t>
       </w:r>
     </w:p>
-    <w:bookmarkEnd w:id="96"/>
-    <w:bookmarkStart w:id="111" w:name="ancestries"/>
+    <w:bookmarkEnd w:id="92"/>
+    <w:bookmarkStart w:id="107" w:name="ancestries"/>
     <w:p>
       <w:pPr>
         <w:pStyle w:val="Heading1"/>
@@ -23655,7 +19851,7 @@
         </w:tc>
       </w:tr>
     </w:tbl>
-    <w:bookmarkStart w:id="97" w:name="shared-rules"/>
+    <w:bookmarkStart w:id="93" w:name="shared-rules"/>
     <w:p>
       <w:pPr>
         <w:pStyle w:val="Heading2"/>
@@ -23857,8 +20053,8 @@
         </w:tc>
       </w:tr>
     </w:tbl>
-    <w:bookmarkEnd w:id="97"/>
-    <w:bookmarkStart w:id="98" w:name="crownlander"/>
+    <w:bookmarkEnd w:id="93"/>
+    <w:bookmarkStart w:id="94" w:name="crownlander"/>
     <w:p>
       <w:pPr>
         <w:pStyle w:val="Heading2"/>
@@ -24171,8 +20367,8 @@
         </w:tc>
       </w:tr>
     </w:tbl>
-    <w:bookmarkEnd w:id="98"/>
-    <w:bookmarkStart w:id="99" w:name="islander"/>
+    <w:bookmarkEnd w:id="94"/>
+    <w:bookmarkStart w:id="95" w:name="islander"/>
     <w:p>
       <w:pPr>
         <w:pStyle w:val="Heading2"/>
@@ -24485,8 +20681,8 @@
         </w:tc>
       </w:tr>
     </w:tbl>
-    <w:bookmarkEnd w:id="99"/>
-    <w:bookmarkStart w:id="100" w:name="northlander"/>
+    <w:bookmarkEnd w:id="95"/>
+    <w:bookmarkStart w:id="96" w:name="northlander"/>
     <w:p>
       <w:pPr>
         <w:pStyle w:val="Heading2"/>
@@ -24799,8 +20995,8 @@
         </w:tc>
       </w:tr>
     </w:tbl>
-    <w:bookmarkEnd w:id="100"/>
-    <w:bookmarkStart w:id="101" w:name="sand-born"/>
+    <w:bookmarkEnd w:id="96"/>
+    <w:bookmarkStart w:id="97" w:name="sand-born"/>
     <w:p>
       <w:pPr>
         <w:pStyle w:val="Heading2"/>
@@ -25113,8 +21309,8 @@
         </w:tc>
       </w:tr>
     </w:tbl>
-    <w:bookmarkEnd w:id="101"/>
-    <w:bookmarkStart w:id="102" w:name="ashborn"/>
+    <w:bookmarkEnd w:id="97"/>
+    <w:bookmarkStart w:id="98" w:name="ashborn"/>
     <w:p>
       <w:pPr>
         <w:pStyle w:val="Heading2"/>
@@ -25159,7 +21355,7 @@
       <w:pPr>
         <w:numPr>
           <w:ilvl w:val="0"/>
-          <w:numId w:val="1031"/>
+          <w:numId w:val="1030"/>
         </w:numPr>
         <w:pStyle w:val="Compact"/>
       </w:pPr>
@@ -25451,8 +21647,8 @@
         </w:tc>
       </w:tr>
     </w:tbl>
-    <w:bookmarkEnd w:id="102"/>
-    <w:bookmarkStart w:id="103" w:name="deepkin"/>
+    <w:bookmarkEnd w:id="98"/>
+    <w:bookmarkStart w:id="99" w:name="deepkin"/>
     <w:p>
       <w:pPr>
         <w:pStyle w:val="Heading2"/>
@@ -25497,7 +21693,7 @@
       <w:pPr>
         <w:numPr>
           <w:ilvl w:val="0"/>
-          <w:numId w:val="1032"/>
+          <w:numId w:val="1031"/>
         </w:numPr>
         <w:pStyle w:val="Compact"/>
       </w:pPr>
@@ -25509,7 +21705,7 @@
       <w:pPr>
         <w:numPr>
           <w:ilvl w:val="0"/>
-          <w:numId w:val="1032"/>
+          <w:numId w:val="1031"/>
         </w:numPr>
         <w:pStyle w:val="Compact"/>
       </w:pPr>
@@ -25801,8 +21997,8 @@
         </w:tc>
       </w:tr>
     </w:tbl>
-    <w:bookmarkEnd w:id="103"/>
-    <w:bookmarkStart w:id="104" w:name="witch-blooded"/>
+    <w:bookmarkEnd w:id="99"/>
+    <w:bookmarkStart w:id="100" w:name="witch-blooded"/>
     <w:p>
       <w:pPr>
         <w:pStyle w:val="Heading2"/>
@@ -25847,7 +22043,7 @@
       <w:pPr>
         <w:numPr>
           <w:ilvl w:val="0"/>
-          <w:numId w:val="1033"/>
+          <w:numId w:val="1032"/>
         </w:numPr>
         <w:pStyle w:val="Compact"/>
       </w:pPr>
@@ -25859,7 +22055,7 @@
       <w:pPr>
         <w:numPr>
           <w:ilvl w:val="0"/>
-          <w:numId w:val="1033"/>
+          <w:numId w:val="1032"/>
         </w:numPr>
         <w:pStyle w:val="Compact"/>
       </w:pPr>
@@ -26169,8 +22365,8 @@
         </w:tc>
       </w:tr>
     </w:tbl>
-    <w:bookmarkEnd w:id="104"/>
-    <w:bookmarkStart w:id="105" w:name="demon-marked"/>
+    <w:bookmarkEnd w:id="100"/>
+    <w:bookmarkStart w:id="101" w:name="demon-marked"/>
     <w:p>
       <w:pPr>
         <w:pStyle w:val="Heading2"/>
@@ -26215,7 +22411,7 @@
       <w:pPr>
         <w:numPr>
           <w:ilvl w:val="0"/>
-          <w:numId w:val="1034"/>
+          <w:numId w:val="1033"/>
         </w:numPr>
         <w:pStyle w:val="Compact"/>
       </w:pPr>
@@ -26227,7 +22423,7 @@
       <w:pPr>
         <w:numPr>
           <w:ilvl w:val="0"/>
-          <w:numId w:val="1034"/>
+          <w:numId w:val="1033"/>
         </w:numPr>
         <w:pStyle w:val="Compact"/>
       </w:pPr>
@@ -26519,8 +22715,8 @@
         </w:tc>
       </w:tr>
     </w:tbl>
-    <w:bookmarkEnd w:id="105"/>
-    <w:bookmarkStart w:id="106" w:name="giant-blooded"/>
+    <w:bookmarkEnd w:id="101"/>
+    <w:bookmarkStart w:id="102" w:name="giant-blooded"/>
     <w:p>
       <w:pPr>
         <w:pStyle w:val="Heading2"/>
@@ -26565,7 +22761,7 @@
       <w:pPr>
         <w:numPr>
           <w:ilvl w:val="0"/>
-          <w:numId w:val="1035"/>
+          <w:numId w:val="1034"/>
         </w:numPr>
         <w:pStyle w:val="Compact"/>
       </w:pPr>
@@ -26857,8 +23053,8 @@
         </w:tc>
       </w:tr>
     </w:tbl>
-    <w:bookmarkEnd w:id="106"/>
-    <w:bookmarkStart w:id="107" w:name="serpent-kin"/>
+    <w:bookmarkEnd w:id="102"/>
+    <w:bookmarkStart w:id="103" w:name="serpent-kin"/>
     <w:p>
       <w:pPr>
         <w:pStyle w:val="Heading2"/>
@@ -26903,7 +23099,7 @@
       <w:pPr>
         <w:numPr>
           <w:ilvl w:val="0"/>
-          <w:numId w:val="1036"/>
+          <w:numId w:val="1035"/>
         </w:numPr>
         <w:pStyle w:val="Compact"/>
       </w:pPr>
@@ -26915,7 +23111,7 @@
       <w:pPr>
         <w:numPr>
           <w:ilvl w:val="0"/>
-          <w:numId w:val="1036"/>
+          <w:numId w:val="1035"/>
         </w:numPr>
         <w:pStyle w:val="Compact"/>
       </w:pPr>
@@ -27207,8 +23403,8 @@
         </w:tc>
       </w:tr>
     </w:tbl>
-    <w:bookmarkEnd w:id="107"/>
-    <w:bookmarkStart w:id="108" w:name="skinchanger"/>
+    <w:bookmarkEnd w:id="103"/>
+    <w:bookmarkStart w:id="104" w:name="skinchanger"/>
     <w:p>
       <w:pPr>
         <w:pStyle w:val="Heading2"/>
@@ -27253,7 +23449,7 @@
       <w:pPr>
         <w:numPr>
           <w:ilvl w:val="0"/>
-          <w:numId w:val="1037"/>
+          <w:numId w:val="1036"/>
         </w:numPr>
         <w:pStyle w:val="Compact"/>
       </w:pPr>
@@ -27265,7 +23461,7 @@
       <w:pPr>
         <w:numPr>
           <w:ilvl w:val="0"/>
-          <w:numId w:val="1037"/>
+          <w:numId w:val="1036"/>
         </w:numPr>
         <w:pStyle w:val="Compact"/>
       </w:pPr>
@@ -27591,8 +23787,8 @@
         </w:tc>
       </w:tr>
     </w:tbl>
-    <w:bookmarkEnd w:id="108"/>
-    <w:bookmarkStart w:id="109" w:name="godblooded"/>
+    <w:bookmarkEnd w:id="104"/>
+    <w:bookmarkStart w:id="105" w:name="godblooded"/>
     <w:p>
       <w:pPr>
         <w:pStyle w:val="Heading2"/>
@@ -27637,7 +23833,7 @@
       <w:pPr>
         <w:numPr>
           <w:ilvl w:val="0"/>
-          <w:numId w:val="1038"/>
+          <w:numId w:val="1037"/>
         </w:numPr>
         <w:pStyle w:val="Compact"/>
       </w:pPr>
@@ -27649,7 +23845,7 @@
       <w:pPr>
         <w:numPr>
           <w:ilvl w:val="0"/>
-          <w:numId w:val="1038"/>
+          <w:numId w:val="1037"/>
         </w:numPr>
         <w:pStyle w:val="Compact"/>
       </w:pPr>
@@ -27941,8 +24137,8 @@
         </w:tc>
       </w:tr>
     </w:tbl>
-    <w:bookmarkEnd w:id="109"/>
-    <w:bookmarkStart w:id="110" w:name="undying"/>
+    <w:bookmarkEnd w:id="105"/>
+    <w:bookmarkStart w:id="106" w:name="undying"/>
     <w:p>
       <w:pPr>
         <w:pStyle w:val="Heading2"/>
@@ -27987,7 +24183,7 @@
       <w:pPr>
         <w:numPr>
           <w:ilvl w:val="0"/>
-          <w:numId w:val="1039"/>
+          <w:numId w:val="1038"/>
         </w:numPr>
         <w:pStyle w:val="Compact"/>
       </w:pPr>
@@ -27999,7 +24195,7 @@
       <w:pPr>
         <w:numPr>
           <w:ilvl w:val="0"/>
-          <w:numId w:val="1039"/>
+          <w:numId w:val="1038"/>
         </w:numPr>
         <w:pStyle w:val="Compact"/>
       </w:pPr>
@@ -28011,7 +24207,7 @@
       <w:pPr>
         <w:numPr>
           <w:ilvl w:val="0"/>
-          <w:numId w:val="1039"/>
+          <w:numId w:val="1038"/>
         </w:numPr>
         <w:pStyle w:val="Compact"/>
       </w:pPr>
@@ -28303,9 +24499,9 @@
         </w:tc>
       </w:tr>
     </w:tbl>
-    <w:bookmarkEnd w:id="110"/>
-    <w:bookmarkEnd w:id="111"/>
-    <w:bookmarkStart w:id="122" w:name="making-your-own"/>
+    <w:bookmarkEnd w:id="106"/>
+    <w:bookmarkEnd w:id="107"/>
+    <w:bookmarkStart w:id="118" w:name="making-your-own"/>
     <w:p>
       <w:pPr>
         <w:pStyle w:val="Heading1"/>
@@ -28338,7 +24534,7 @@
         <w:t xml:space="preserve">option at the end of each list, and its checklist holds a custom choice to the same rules as everything else.</w:t>
       </w:r>
     </w:p>
-    <w:bookmarkStart w:id="112" w:name="a-custom-calling"/>
+    <w:bookmarkStart w:id="108" w:name="a-custom-calling"/>
     <w:p>
       <w:pPr>
         <w:pStyle w:val="Heading2"/>
@@ -28359,7 +24555,7 @@
       <w:pPr>
         <w:numPr>
           <w:ilvl w:val="0"/>
-          <w:numId w:val="1040"/>
+          <w:numId w:val="1039"/>
         </w:numPr>
         <w:pStyle w:val="Compact"/>
       </w:pPr>
@@ -28405,7 +24601,7 @@
       <w:pPr>
         <w:numPr>
           <w:ilvl w:val="0"/>
-          <w:numId w:val="1040"/>
+          <w:numId w:val="1039"/>
         </w:numPr>
         <w:pStyle w:val="Compact"/>
       </w:pPr>
@@ -28427,7 +24623,7 @@
       <w:pPr>
         <w:numPr>
           <w:ilvl w:val="0"/>
-          <w:numId w:val="1040"/>
+          <w:numId w:val="1039"/>
         </w:numPr>
         <w:pStyle w:val="Compact"/>
       </w:pPr>
@@ -28449,7 +24645,7 @@
       <w:pPr>
         <w:numPr>
           <w:ilvl w:val="0"/>
-          <w:numId w:val="1040"/>
+          <w:numId w:val="1039"/>
         </w:numPr>
         <w:pStyle w:val="Compact"/>
       </w:pPr>
@@ -28514,8 +24710,8 @@
         <w:t xml:space="preserve">.</w:t>
       </w:r>
     </w:p>
-    <w:bookmarkEnd w:id="112"/>
-    <w:bookmarkStart w:id="121" w:name="a-custom-ancestry"/>
+    <w:bookmarkEnd w:id="108"/>
+    <w:bookmarkStart w:id="117" w:name="a-custom-ancestry"/>
     <w:p>
       <w:pPr>
         <w:pStyle w:val="Heading2"/>
@@ -28532,7 +24728,7 @@
         <w:t xml:space="preserve">Build it with the GM, one step at a time.</w:t>
       </w:r>
     </w:p>
-    <w:bookmarkStart w:id="113" w:name="the-concept"/>
+    <w:bookmarkStart w:id="109" w:name="the-concept"/>
     <w:p>
       <w:pPr>
         <w:pStyle w:val="Heading3"/>
@@ -28549,8 +24745,8 @@
         <w:t xml:space="preserve">Two or three sentences: where they come from, what sets them apart, and how others see them. It should be something the ancestries in this book don’t already cover.</w:t>
       </w:r>
     </w:p>
-    <w:bookmarkEnd w:id="113"/>
-    <w:bookmarkStart w:id="114" w:name="the-tier"/>
+    <w:bookmarkEnd w:id="109"/>
+    <w:bookmarkStart w:id="110" w:name="the-tier"/>
     <w:p>
       <w:pPr>
         <w:pStyle w:val="Heading3"/>
@@ -28847,8 +25043,8 @@
         <w:t xml:space="preserve">When in doubt, choose the higher tier.</w:t>
       </w:r>
     </w:p>
-    <w:bookmarkEnd w:id="114"/>
-    <w:bookmarkStart w:id="115" w:name="attribute-adjustments"/>
+    <w:bookmarkEnd w:id="110"/>
+    <w:bookmarkStart w:id="111" w:name="attribute-adjustments"/>
     <w:p>
       <w:pPr>
         <w:pStyle w:val="Heading3"/>
@@ -28894,8 +25090,8 @@
         <w:t xml:space="preserve">: a +2 needs a −2 or two −1s. The adjustments move the attribute’s base (+1 starts it at 11) and raise its starting maximum (13 plus the bonus). Most ancestries change two to four attributes.</w:t>
       </w:r>
     </w:p>
-    <w:bookmarkEnd w:id="115"/>
-    <w:bookmarkStart w:id="116" w:name="core-rules-tier-1-and-up"/>
+    <w:bookmarkEnd w:id="111"/>
+    <w:bookmarkStart w:id="112" w:name="core-rules-tier-1-and-up"/>
     <w:p>
       <w:pPr>
         <w:pStyle w:val="Heading3"/>
@@ -28912,8 +25108,8 @@
         <w:t xml:space="preserve">One to three short rules that always apply: what they can do (see in the dark, resist cold, a free Trained skill) and what it costs (a weakness, a people’s distrust, a hazard they can’t abide). A strength with no drawback is worth more than it looks, so price it a tier higher.</w:t>
       </w:r>
     </w:p>
-    <w:bookmarkEnd w:id="116"/>
-    <w:bookmarkStart w:id="117" w:name="ancestry-advantages"/>
+    <w:bookmarkEnd w:id="112"/>
+    <w:bookmarkStart w:id="113" w:name="ancestry-advantages"/>
     <w:p>
       <w:pPr>
         <w:pStyle w:val="Heading3"/>
@@ -28968,8 +25164,8 @@
         <w:t xml:space="preserve">: a problem the trait causes, with a clear trigger and a real consequence, which earns a Fortune point when it bites, like any complication. A character takes one advantage, general or ancestry, so make them distinct choices.</w:t>
       </w:r>
     </w:p>
-    <w:bookmarkEnd w:id="117"/>
-    <w:bookmarkStart w:id="118" w:name="an-alternate-form-optional-tier-2-or-3"/>
+    <w:bookmarkEnd w:id="113"/>
+    <w:bookmarkStart w:id="114" w:name="an-alternate-form-optional-tier-2-or-3"/>
     <w:p>
       <w:pPr>
         <w:pStyle w:val="Heading3"/>
@@ -29002,8 +25198,8 @@
         <w:t xml:space="preserve">apply.</w:t>
       </w:r>
     </w:p>
-    <w:bookmarkEnd w:id="118"/>
-    <w:bookmarkStart w:id="119" w:name="in-the-creator"/>
+    <w:bookmarkEnd w:id="114"/>
+    <w:bookmarkStart w:id="115" w:name="in-the-creator"/>
     <w:p>
       <w:pPr>
         <w:pStyle w:val="Heading3"/>
@@ -29016,7 +25212,7 @@
       <w:pPr>
         <w:numPr>
           <w:ilvl w:val="0"/>
-          <w:numId w:val="1041"/>
+          <w:numId w:val="1040"/>
         </w:numPr>
         <w:pStyle w:val="Compact"/>
       </w:pPr>
@@ -29044,7 +25240,7 @@
       <w:pPr>
         <w:numPr>
           <w:ilvl w:val="0"/>
-          <w:numId w:val="1041"/>
+          <w:numId w:val="1040"/>
         </w:numPr>
         <w:pStyle w:val="Compact"/>
       </w:pPr>
@@ -29056,7 +25252,7 @@
       <w:pPr>
         <w:numPr>
           <w:ilvl w:val="0"/>
-          <w:numId w:val="1041"/>
+          <w:numId w:val="1040"/>
         </w:numPr>
         <w:pStyle w:val="Compact"/>
       </w:pPr>
@@ -29084,7 +25280,7 @@
       <w:pPr>
         <w:numPr>
           <w:ilvl w:val="0"/>
-          <w:numId w:val="1041"/>
+          <w:numId w:val="1040"/>
         </w:numPr>
         <w:pStyle w:val="Compact"/>
       </w:pPr>
@@ -29108,8 +25304,8 @@
         <w:t xml:space="preserve">and enter the advantage and its companion complication.</w:t>
       </w:r>
     </w:p>
-    <w:bookmarkEnd w:id="119"/>
-    <w:bookmarkStart w:id="120" w:name="example"/>
+    <w:bookmarkEnd w:id="115"/>
+    <w:bookmarkStart w:id="116" w:name="example"/>
     <w:p>
       <w:pPr>
         <w:pStyle w:val="Heading3"/>
@@ -29214,10 +25410,10 @@
         <w:t xml:space="preserve">: villagers see the birds and bar their doors; accept the suspicion.</w:t>
       </w:r>
     </w:p>
-    <w:bookmarkEnd w:id="120"/>
-    <w:bookmarkEnd w:id="121"/>
-    <w:bookmarkEnd w:id="122"/>
-    <w:bookmarkStart w:id="123" w:name="complications"/>
+    <w:bookmarkEnd w:id="116"/>
+    <w:bookmarkEnd w:id="117"/>
+    <w:bookmarkEnd w:id="118"/>
+    <w:bookmarkStart w:id="119" w:name="complications"/>
     <w:p>
       <w:pPr>
         <w:pStyle w:val="Heading1"/>
@@ -29922,8 +26118,8 @@
         </w:tc>
       </w:tr>
     </w:tbl>
-    <w:bookmarkEnd w:id="123"/>
-    <w:bookmarkStart w:id="125" w:name="quick-reference"/>
+    <w:bookmarkEnd w:id="119"/>
+    <w:bookmarkStart w:id="121" w:name="quick-reference"/>
     <w:p>
       <w:pPr>
         <w:pStyle w:val="Heading1"/>
@@ -30114,7 +26310,7 @@
       <w:r>
         <w:t xml:space="preserve"> </w:t>
       </w:r>
-      <w:hyperlink r:id="rId124">
+      <w:hyperlink r:id="rId120">
         <w:r>
           <w:rPr>
             <w:rStyle w:val="Hyperlink"/>
@@ -30126,7 +26322,7 @@
         <w:t xml:space="preserve">. You may share, adapt, and use it for any purpose, including commercially, as long as you give appropriate credit to the author.</w:t>
       </w:r>
     </w:p>
-    <w:bookmarkEnd w:id="125"/>
+    <w:bookmarkEnd w:id="121"/>
     <w:sectPr/>
   </w:body>
 </w:document>
@@ -30491,9 +26687,6 @@
     <w:abstractNumId w:val="991"/>
   </w:num>
   <w:num w:numId="1014">
-    <w:abstractNumId w:val="991"/>
-  </w:num>
-  <w:num w:numId="1015">
     <w:abstractNumId w:val="99411"/>
     <w:lvlOverride w:ilvl="0">
       <w:startOverride w:val="1"/>
@@ -30523,13 +26716,13 @@
       <w:startOverride w:val="1"/>
     </w:lvlOverride>
   </w:num>
+  <w:num w:numId="1015">
+    <w:abstractNumId w:val="991"/>
+  </w:num>
   <w:num w:numId="1016">
     <w:abstractNumId w:val="991"/>
   </w:num>
   <w:num w:numId="1017">
-    <w:abstractNumId w:val="991"/>
-  </w:num>
-  <w:num w:numId="1018">
     <w:abstractNumId w:val="99411"/>
     <w:lvlOverride w:ilvl="0">
       <w:startOverride w:val="1"/>
@@ -30558,6 +26751,9 @@
     <w:lvlOverride w:ilvl="8">
       <w:startOverride w:val="1"/>
     </w:lvlOverride>
+  </w:num>
+  <w:num w:numId="1018">
+    <w:abstractNumId w:val="991"/>
   </w:num>
   <w:num w:numId="1019">
     <w:abstractNumId w:val="991"/>
@@ -30620,9 +26816,6 @@
     <w:abstractNumId w:val="991"/>
   </w:num>
   <w:num w:numId="1039">
-    <w:abstractNumId w:val="991"/>
-  </w:num>
-  <w:num w:numId="1040">
     <w:abstractNumId w:val="99411"/>
     <w:lvlOverride w:ilvl="0">
       <w:startOverride w:val="1"/>
@@ -30652,7 +26845,7 @@
       <w:startOverride w:val="1"/>
     </w:lvlOverride>
   </w:num>
-  <w:num w:numId="1041">
+  <w:num w:numId="1040">
     <w:abstractNumId w:val="99411"/>
     <w:lvlOverride w:ilvl="0">
       <w:startOverride w:val="1"/>

--- a/legend-dynamics/site/the-shattered-crown/The_Shattered_Crown_Players_Guide.docx
+++ b/legend-dynamics/site/the-shattered-crown/The_Shattered_Crown_Players_Guide.docx
@@ -20014,7 +20014,7 @@
               <w:rPr>
                 <w:sz w:val="19"/>
               </w:rPr>
-              <w:t xml:space="preserve">While changed, the form’s attribute bonuses apply to rolls on those attributes and their skills, even above the starting maximum; its traits and drawbacks apply too.</w:t>
+              <w:t xml:space="preserve">While changed, the form’s attribute bonuses apply to rolls on those attributes and their skills, even above the starting maximum; its traits and drawbacks apply too. In human form, none of it does: the sheet’s form switch shows both sets of numbers.</w:t>
             </w:r>
           </w:p>
         </w:tc>
@@ -25195,7 +25195,7 @@
         <w:t xml:space="preserve"> </w:t>
       </w:r>
       <w:r>
-        <w:t xml:space="preserve">apply.</w:t>
+        <w:t xml:space="preserve">apply. The bonuses count only while the character is in that form: the sheet’s form switch shows both sets of numbers.</w:t>
       </w:r>
     </w:p>
     <w:bookmarkEnd w:id="114"/>

--- a/legend-dynamics/site/the-shattered-crown/The_Shattered_Crown_Players_Guide.docx
+++ b/legend-dynamics/site/the-shattered-crown/The_Shattered_Crown_Players_Guide.docx
@@ -246,7 +246,7 @@
         <w:t xml:space="preserve"> </w:t>
       </w:r>
       <w:r>
-        <w:t xml:space="preserve">setting: its callings, ancestries, skills, gear, weapons and dangers. In this setting, the core rules’ Legend points are called</w:t>
+        <w:t xml:space="preserve">setting: its roles, ancestries, skills, gear, weapons and dangers. In this setting, the core rules’ Legend points are called</w:t>
       </w:r>
       <w:r>
         <w:t xml:space="preserve"> </w:t>
@@ -293,13 +293,13 @@
         <w:t xml:space="preserve">Work through the five steps in order. The character creator follows the same steps and checks the rules for you.</w:t>
       </w:r>
     </w:p>
-    <w:bookmarkStart w:id="23" w:name="step-1-choose-your-calling"/>
+    <w:bookmarkStart w:id="23" w:name="step-1-choose-your-role"/>
     <w:p>
       <w:pPr>
         <w:pStyle w:val="Heading2"/>
       </w:pPr>
       <w:r>
-        <w:t xml:space="preserve">Step 1: Choose your calling</w:t>
+        <w:t xml:space="preserve">Step 1: Choose your role</w:t>
       </w:r>
     </w:p>
     <w:p>
@@ -307,7 +307,7 @@
         <w:pStyle w:val="FirstParagraph"/>
       </w:pPr>
       <w:r>
-        <w:t xml:space="preserve">Choose a calling and describe what you bring. Your calling places you in a group, which only changes your sheet’s colors and seal. A title or rank is agreed with the GM and gives no bonus.</w:t>
+        <w:t xml:space="preserve">Choose a role and describe what you bring. Your role places you in a group, which only changes your sheet’s colors and seal. A title or rank is agreed with the GM and gives no bonus.</w:t>
       </w:r>
     </w:p>
     <w:tbl>
@@ -349,7 +349,7 @@
                 <w:b/>
                 <w:sz w:val="19"/>
               </w:rPr>
-              <w:t xml:space="preserve">Calling</w:t>
+              <w:t xml:space="preserve">Role</w:t>
             </w:r>
           </w:p>
         </w:tc>
@@ -1170,7 +1170,7 @@
         <w:pStyle w:val="BodyText"/>
       </w:pPr>
       <w:r>
-        <w:t xml:space="preserve">The creator marks your calling’s four</w:t>
+        <w:t xml:space="preserve">The creator marks your role’s four</w:t>
       </w:r>
       <w:r>
         <w:t xml:space="preserve"> </w:t>
@@ -1186,7 +1186,7 @@
         <w:t xml:space="preserve"> </w:t>
       </w:r>
       <w:r>
-        <w:t xml:space="preserve">Trained when you choose it. Keep them, raise one to your Specialty, or swap any of them for other skills; changing calling swaps the core skills you haven’t changed.</w:t>
+        <w:t xml:space="preserve">Trained when you choose it. Keep them, raise one to your Specialty, or swap any of them for other skills; changing role swaps the core skills you haven’t changed.</w:t>
       </w:r>
     </w:p>
     <w:bookmarkStart w:id="22" w:name="seasoned-or-master"/>
@@ -20924,7 +20924,7 @@
         <w:t xml:space="preserve"> </w:t>
       </w:r>
       <w:r>
-        <w:t xml:space="preserve">(or an ancestry’s equivalent) lets a character of any calling learn cantrips and work rituals. Sorcerers and Witches don’t need it. Taking it means training</w:t>
+        <w:t xml:space="preserve">(or an ancestry’s equivalent) lets a character of any role learn cantrips and work rituals. Sorcerers and Witches don’t need it. Taking it means training</w:t>
       </w:r>
       <w:r>
         <w:t xml:space="preserve"> </w:t>
@@ -24080,7 +24080,7 @@
         <w:pStyle w:val="Compact"/>
       </w:pPr>
       <w:r>
-        <w:t xml:space="preserve">To cast cantrips you need a casting calling (Sorcerer or Witch), Gifted, or The Old Blood.</w:t>
+        <w:t xml:space="preserve">To cast cantrips you need a casting role (Sorcerer or Witch), Gifted, or The Old Blood.</w:t>
       </w:r>
     </w:p>
     <w:p>
@@ -26535,7 +26535,7 @@
         <w:pStyle w:val="FirstParagraph"/>
       </w:pPr>
       <w:r>
-        <w:t xml:space="preserve">The callings and ancestries in this book are a starting point, not a limit. With the GM’s agreement, any player can create their own calling or ancestry. The creator has a</w:t>
+        <w:t xml:space="preserve">The roles and ancestries in this book are a starting point, not a limit. With the GM’s agreement, any player can create their own role or ancestry. The creator has a</w:t>
       </w:r>
       <w:r>
         <w:t xml:space="preserve"> </w:t>
@@ -26554,13 +26554,13 @@
         <w:t xml:space="preserve">option at the end of each list, and its checklist holds a custom choice to the same rules as everything else.</w:t>
       </w:r>
     </w:p>
-    <w:bookmarkStart w:id="112" w:name="a-custom-calling"/>
+    <w:bookmarkStart w:id="112" w:name="a-custom-role"/>
     <w:p>
       <w:pPr>
         <w:pStyle w:val="Heading2"/>
       </w:pPr>
       <w:r>
-        <w:t xml:space="preserve">A custom calling</w:t>
+        <w:t xml:space="preserve">A custom role</w:t>
       </w:r>
     </w:p>
     <w:p>
@@ -26568,7 +26568,7 @@
         <w:pStyle w:val="FirstParagraph"/>
       </w:pPr>
       <w:r>
-        <w:t xml:space="preserve">A calling is a concept, not a package of powers: it gives no bonus of its own. A custom one only needs a clear place in the group.</w:t>
+        <w:t xml:space="preserve">A role is a concept, not a package of powers: it gives no bonus of its own. A custom one only needs a clear place in the group.</w:t>
       </w:r>
     </w:p>
     <w:p>
@@ -26590,7 +26590,7 @@
         <w:t xml:space="preserve"> </w:t>
       </w:r>
       <w:r>
-        <w:t xml:space="preserve">One sentence for what your character does that no one else does, in the style of the callings above:</w:t>
+        <w:t xml:space="preserve">One sentence for what your character does that no one else does, in the style of the roles above:</w:t>
       </w:r>
       <w:r>
         <w:t xml:space="preserve"> </w:t>
@@ -26658,7 +26658,7 @@
         <w:t xml:space="preserve"> </w:t>
       </w:r>
       <w:r>
-        <w:t xml:space="preserve">The skills it can’t do without. Mark them Trained yourself in step 3 (the built-in callings do this for you); they count toward your normal Trained skills.</w:t>
+        <w:t xml:space="preserve">The skills it can’t do without. Mark them Trained yourself in step 3 (the built-in roles do this for you); they count toward your normal Trained skills.</w:t>
       </w:r>
     </w:p>
     <w:p>
@@ -26680,7 +26680,7 @@
         <w:t xml:space="preserve"> </w:t>
       </w:r>
       <w:r>
-        <w:t xml:space="preserve">It should fit the setting and overlap the existing callings as little as possible.</w:t>
+        <w:t xml:space="preserve">It should fit the setting and overlap the existing roles as little as possible.</w:t>
       </w:r>
     </w:p>
     <w:p>
@@ -26708,13 +26708,13 @@
           <w:bCs/>
           <w:b/>
         </w:rPr>
-        <w:t xml:space="preserve">Custom calling…</w:t>
-      </w:r>
-      <w:r>
-        <w:t xml:space="preserve"> </w:t>
-      </w:r>
-      <w:r>
-        <w:t xml:space="preserve">at the end of the Calling list, then enter its name and group. Write the description in</w:t>
+        <w:t xml:space="preserve">Custom role…</w:t>
+      </w:r>
+      <w:r>
+        <w:t xml:space="preserve"> </w:t>
+      </w:r>
+      <w:r>
+        <w:t xml:space="preserve">at the end of the Role list, then enter its name and group. Write the description in</w:t>
       </w:r>
       <w:r>
         <w:t xml:space="preserve"> </w:t>
@@ -27115,7 +27115,7 @@
         <w:pStyle w:val="BodyText"/>
       </w:pPr>
       <w:r>
-        <w:t xml:space="preserve">A ancestry that is plainly faster or slower on its feet than a human (long-legged, heavy, built for another gravity) may also take a</w:t>
+        <w:t xml:space="preserve">An ancestry that is plainly faster or slower on its feet than a human (long-legged, heavy, built for another gravity) may also take a</w:t>
       </w:r>
       <w:r>
         <w:t xml:space="preserve"> </w:t>

--- a/legend-dynamics/site/the-shattered-crown/The_Shattered_Crown_Players_Guide.docx
+++ b/legend-dynamics/site/the-shattered-crown/The_Shattered_Crown_Players_Guide.docx
@@ -7246,6 +7246,27 @@
       </w:pPr>
       <w:r>
         <w:t xml:space="preserve">Ask concrete questions and explain your approach. Evidence may require several different tasks. A successful roll does not force someone to abandon a core belief or reveal what they do not know.</w:t>
+      </w:r>
+    </w:p>
+    <w:p>
+      <w:pPr>
+        <w:pStyle w:val="BodyText"/>
+      </w:pPr>
+      <w:r>
+        <w:t xml:space="preserve">Investigations have rules of their own, and earn tales: see</w:t>
+      </w:r>
+      <w:r>
+        <w:t xml:space="preserve"> </w:t>
+      </w:r>
+      <w:r>
+        <w:rPr>
+          <w:iCs/>
+          <w:i/>
+        </w:rPr>
+        <w:t xml:space="preserve">Tales</w:t>
+      </w:r>
+      <w:r>
+        <w:t xml:space="preserve">.</w:t>
       </w:r>
     </w:p>
     <w:bookmarkEnd w:id="48"/>
@@ -15829,13 +15850,13 @@
     </w:p>
     <w:bookmarkEnd w:id="79"/>
     <w:bookmarkEnd w:id="80"/>
-    <w:bookmarkStart w:id="85" w:name="sorcery"/>
+    <w:bookmarkStart w:id="89" w:name="tales"/>
     <w:p>
       <w:pPr>
         <w:pStyle w:val="Heading1"/>
       </w:pPr>
       <w:r>
-        <w:t xml:space="preserve">Sorcery</w:t>
+        <w:t xml:space="preserve">Tales</w:t>
       </w:r>
     </w:p>
     <w:p>
@@ -15843,52 +15864,90 @@
         <w:pStyle w:val="FirstParagraph"/>
       </w:pPr>
       <w:r>
-        <w:t xml:space="preserve">Sorcery is real, rare and expensive. It is worked by</w:t>
-      </w:r>
-      <w:r>
-        <w:t xml:space="preserve"> </w:t>
-      </w:r>
-      <w:r>
-        <w:rPr>
-          <w:bCs/>
-          <w:b/>
-        </w:rPr>
-        <w:t xml:space="preserve">Sorcerers</w:t>
-      </w:r>
-      <w:r>
-        <w:t xml:space="preserve"> </w:t>
-      </w:r>
-      <w:r>
-        <w:t xml:space="preserve">and</w:t>
-      </w:r>
-      <w:r>
-        <w:t xml:space="preserve"> </w:t>
-      </w:r>
-      <w:r>
-        <w:rPr>
-          <w:bCs/>
-          <w:b/>
-        </w:rPr>
-        <w:t xml:space="preserve">Witches</w:t>
-      </w:r>
-      <w:r>
-        <w:t xml:space="preserve">, by anyone with the</w:t>
-      </w:r>
-      <w:r>
-        <w:t xml:space="preserve"> </w:t>
-      </w:r>
-      <w:r>
-        <w:rPr>
-          <w:bCs/>
-          <w:b/>
-        </w:rPr>
-        <w:t xml:space="preserve">Gifted</w:t>
-      </w:r>
-      <w:r>
-        <w:t xml:space="preserve"> </w:t>
-      </w:r>
-      <w:r>
-        <w:t xml:space="preserve">advantage, and by those whose blood grants it (the Witch-blooded’s</w:t>
+        <w:t xml:space="preserve">What your heroes know of the old powers, and how they come to know it: the difference between legend and truth, how an investigation runs, and the tales that hold what you’ve established.</w:t>
+      </w:r>
+    </w:p>
+    <w:bookmarkStart w:id="81" w:name="legend-truth-and-tales"/>
+    <w:p>
+      <w:pPr>
+        <w:pStyle w:val="Heading2"/>
+      </w:pPr>
+      <w:r>
+        <w:t xml:space="preserve">Legend, truth and tales</w:t>
+      </w:r>
+    </w:p>
+    <w:p>
+      <w:pPr>
+        <w:pStyle w:val="FirstParagraph"/>
+      </w:pPr>
+      <w:r>
+        <w:t xml:space="preserve">What the legends say, what is actually true, and what your hero knows are three different things.</w:t>
+      </w:r>
+    </w:p>
+    <w:p>
+      <w:pPr>
+        <w:numPr>
+          <w:ilvl w:val="0"/>
+          <w:numId w:val="1021"/>
+        </w:numPr>
+        <w:pStyle w:val="Compact"/>
+      </w:pPr>
+      <w:r>
+        <w:rPr>
+          <w:bCs/>
+          <w:b/>
+        </w:rPr>
+        <w:t xml:space="preserve">Legend.</w:t>
+      </w:r>
+      <w:r>
+        <w:t xml:space="preserve"> </w:t>
+      </w:r>
+      <w:r>
+        <w:t xml:space="preserve">What the skalds sing, what the temples warn, what an old woman mutters at the well. Some of it is right, some half right, some wrong. It’s where an investigation starts.</w:t>
+      </w:r>
+    </w:p>
+    <w:p>
+      <w:pPr>
+        <w:numPr>
+          <w:ilvl w:val="0"/>
+          <w:numId w:val="1021"/>
+        </w:numPr>
+        <w:pStyle w:val="Compact"/>
+      </w:pPr>
+      <w:r>
+        <w:rPr>
+          <w:bCs/>
+          <w:b/>
+        </w:rPr>
+        <w:t xml:space="preserve">The truth.</w:t>
+      </w:r>
+      <w:r>
+        <w:t xml:space="preserve"> </w:t>
+      </w:r>
+      <w:r>
+        <w:t xml:space="preserve">What a sorcerer, a demon or a thing from the Deep really is, and what really stops it. The GM knows it; you find it out.</w:t>
+      </w:r>
+    </w:p>
+    <w:p>
+      <w:pPr>
+        <w:numPr>
+          <w:ilvl w:val="0"/>
+          <w:numId w:val="1021"/>
+        </w:numPr>
+        <w:pStyle w:val="Compact"/>
+      </w:pPr>
+      <w:r>
+        <w:rPr>
+          <w:bCs/>
+          <w:b/>
+        </w:rPr>
+        <w:t xml:space="preserve">Tales.</w:t>
+      </w:r>
+      <w:r>
+        <w:t xml:space="preserve"> </w:t>
+      </w:r>
+      <w:r>
+        <w:t xml:space="preserve">What your hero has established for themselves: one finding at a time, with its limits, how you know it and what it cost. A tale holds only what you found out, never the whole saga (see</w:t>
       </w:r>
       <w:r>
         <w:t xml:space="preserve"> </w:t>
@@ -15898,10 +15957,498 @@
           <w:iCs/>
           <w:i/>
         </w:rPr>
-        <w:t xml:space="preserve">The Old Blood</w:t>
-      </w:r>
-      <w:r>
-        <w:t xml:space="preserve">, the Serpent-kin’s</w:t>
+        <w:t xml:space="preserve">Discovery clocks and tales</w:t>
+      </w:r>
+      <w:r>
+        <w:t xml:space="preserve">).</w:t>
+      </w:r>
+    </w:p>
+    <w:p>
+      <w:pPr>
+        <w:pStyle w:val="FirstParagraph"/>
+      </w:pPr>
+      <w:r>
+        <w:t xml:space="preserve">A real weakness works whether or not anyone holds a tale for it. Act on what you suspect: bring fire, salt the threshold, speak the name. The GM will ask what your idea rests on, and a good reason is all it needs. Learning, though, is never free.</w:t>
+      </w:r>
+    </w:p>
+    <w:bookmarkEnd w:id="81"/>
+    <w:bookmarkStart w:id="88" w:name="discovery-clocks-and-tales"/>
+    <w:p>
+      <w:pPr>
+        <w:pStyle w:val="Heading2"/>
+      </w:pPr>
+      <w:r>
+        <w:t xml:space="preserve">Discovery clocks and tales</w:t>
+      </w:r>
+    </w:p>
+    <w:p>
+      <w:pPr>
+        <w:pStyle w:val="FirstParagraph"/>
+      </w:pPr>
+      <w:r>
+        <w:t xml:space="preserve">When a venture turns on an unknown subject (a sorcerer, a demon, a cult or a thing from the Deep, and how it is beaten), the GM sets up a</w:t>
+      </w:r>
+      <w:r>
+        <w:t xml:space="preserve"> </w:t>
+      </w:r>
+      <w:r>
+        <w:rPr>
+          <w:bCs/>
+          <w:b/>
+        </w:rPr>
+        <w:t xml:space="preserve">discovery clock</w:t>
+      </w:r>
+      <w:r>
+        <w:t xml:space="preserve">. It fills in three phases, and filling it mints a</w:t>
+      </w:r>
+      <w:r>
+        <w:t xml:space="preserve"> </w:t>
+      </w:r>
+      <w:r>
+        <w:rPr>
+          <w:bCs/>
+          <w:b/>
+        </w:rPr>
+        <w:t xml:space="preserve">tale</w:t>
+      </w:r>
+      <w:r>
+        <w:t xml:space="preserve">: what the characters learned, kept for good. A character’s tales are their</w:t>
+      </w:r>
+      <w:r>
+        <w:t xml:space="preserve"> </w:t>
+      </w:r>
+      <w:r>
+        <w:rPr>
+          <w:bCs/>
+          <w:b/>
+        </w:rPr>
+        <w:t xml:space="preserve">saga</w:t>
+      </w:r>
+      <w:r>
+        <w:t xml:space="preserve">.</w:t>
+      </w:r>
+    </w:p>
+    <w:tbl>
+      <w:tblPr>
+        <w:tblStyle w:val="Table"/>
+        <w:tblW w:type="pct" w:w="5000"/>
+        <w:tblLook w:firstRow="1" w:lastRow="0" w:firstColumn="0" w:lastColumn="0" w:noHBand="0" w:noVBand="0" w:val="0020"/>
+        <w:jc w:val="start"/>
+        <w:tblBorders>
+          <w:top w:val="single" w:sz="4" w:color="B8C2D3"/>
+          <w:left w:val="single" w:sz="4" w:color="B8C2D3"/>
+          <w:bottom w:val="single" w:sz="4" w:color="B8C2D3"/>
+          <w:right w:val="single" w:sz="4" w:color="B8C2D3"/>
+          <w:insideH w:val="single" w:sz="4" w:color="B8C2D3"/>
+          <w:insideV w:val="single" w:sz="4" w:color="B8C2D3"/>
+        </w:tblBorders>
+      </w:tblPr>
+      <w:tblGrid>
+        <w:gridCol w:w="3960"/>
+        <w:gridCol w:w="3960"/>
+      </w:tblGrid>
+      <w:tr>
+        <w:trPr>
+          <w:tblHeader w:val="true"/>
+        </w:trPr>
+        <w:tc>
+          <w:tcPr>
+            <w:shd w:val="clear" w:fill="F2E7D6"/>
+          </w:tcPr>
+          <w:p>
+            <w:pPr>
+              <w:pStyle w:val="Compact"/>
+              <w:jc w:val="left"/>
+            </w:pPr>
+            <w:r>
+              <w:rPr>
+                <w:b/>
+                <w:sz w:val="19"/>
+              </w:rPr>
+              <w:t xml:space="preserve">Phase</w:t>
+            </w:r>
+          </w:p>
+        </w:tc>
+        <w:tc>
+          <w:tcPr>
+            <w:shd w:val="clear" w:fill="F2E7D6"/>
+          </w:tcPr>
+          <w:p>
+            <w:pPr>
+              <w:pStyle w:val="Compact"/>
+              <w:jc w:val="left"/>
+            </w:pPr>
+            <w:r>
+              <w:rPr>
+                <w:b/>
+                <w:sz w:val="19"/>
+              </w:rPr>
+              <w:t xml:space="preserve">What it means</w:t>
+            </w:r>
+          </w:p>
+        </w:tc>
+      </w:tr>
+      <w:tr>
+        <w:tc>
+          <w:tcPr/>
+          <w:p>
+            <w:pPr>
+              <w:pStyle w:val="Compact"/>
+              <w:jc w:val="left"/>
+            </w:pPr>
+            <w:r>
+              <w:rPr>
+                <w:b/>
+                <w:sz w:val="19"/>
+              </w:rPr>
+              <w:t xml:space="preserve">1. Confront the unknown</w:t>
+            </w:r>
+          </w:p>
+        </w:tc>
+        <w:tc>
+          <w:tcPr/>
+          <w:p>
+            <w:pPr>
+              <w:pStyle w:val="Compact"/>
+              <w:jc w:val="left"/>
+            </w:pPr>
+            <w:r>
+              <w:rPr>
+                <w:sz w:val="19"/>
+              </w:rPr>
+              <w:t xml:space="preserve">Signs without a cause: a village emptied in a night, a priest found flayed, a star that wasn’t there last year. You may suspect, but nothing is confirmed.</w:t>
+            </w:r>
+          </w:p>
+        </w:tc>
+      </w:tr>
+      <w:tr>
+        <w:tc>
+          <w:tcPr/>
+          <w:p>
+            <w:pPr>
+              <w:pStyle w:val="Compact"/>
+              <w:jc w:val="left"/>
+            </w:pPr>
+            <w:r>
+              <w:rPr>
+                <w:b/>
+                <w:sz w:val="19"/>
+              </w:rPr>
+              <w:t xml:space="preserve">2. Identify</w:t>
+            </w:r>
+          </w:p>
+        </w:tc>
+        <w:tc>
+          <w:tcPr/>
+          <w:p>
+            <w:pPr>
+              <w:pStyle w:val="Compact"/>
+              <w:jc w:val="left"/>
+            </w:pPr>
+            <w:r>
+              <w:rPr>
+                <w:sz w:val="19"/>
+              </w:rPr>
+              <w:t xml:space="preserve">Name the power behind it. This is the gate: until its identity is confirmed, what you know about a kind of subject doesn’t yet apply to this one, and your theories stay suspicions. You can still form hypotheses, test them and take ordinary precautions, and whatever is actually true of it works.</w:t>
+            </w:r>
+          </w:p>
+        </w:tc>
+      </w:tr>
+      <w:tr>
+        <w:tc>
+          <w:tcPr/>
+          <w:p>
+            <w:pPr>
+              <w:pStyle w:val="Compact"/>
+              <w:jc w:val="left"/>
+            </w:pPr>
+            <w:r>
+              <w:rPr>
+                <w:b/>
+                <w:sz w:val="19"/>
+              </w:rPr>
+              <w:t xml:space="preserve">3. Uncover</w:t>
+            </w:r>
+          </w:p>
+        </w:tc>
+        <w:tc>
+          <w:tcPr/>
+          <w:p>
+            <w:pPr>
+              <w:pStyle w:val="Compact"/>
+              <w:jc w:val="left"/>
+            </w:pPr>
+            <w:r>
+              <w:rPr>
+                <w:sz w:val="19"/>
+              </w:rPr>
+              <w:t xml:space="preserve">Learn how it is beaten. Filling this phase fills the clock and earns a tale for what you established.</w:t>
+            </w:r>
+          </w:p>
+        </w:tc>
+      </w:tr>
+    </w:tbl>
+    <w:p>
+      <w:pPr>
+        <w:numPr>
+          <w:ilvl w:val="0"/>
+          <w:numId w:val="1022"/>
+        </w:numPr>
+        <w:pStyle w:val="Compact"/>
+      </w:pPr>
+      <w:r>
+        <w:rPr>
+          <w:bCs/>
+          <w:b/>
+        </w:rPr>
+        <w:t xml:space="preserve">Sizing.</w:t>
+      </w:r>
+      <w:r>
+        <w:t xml:space="preserve"> </w:t>
+      </w:r>
+      <w:r>
+        <w:t xml:space="preserve">The GM decides how many segments each phase needs (usually 1–2 to Confront, 2–3 to Identify, 2–3 to Uncover) and which methods can advance it, and shows the clock to the players.</w:t>
+      </w:r>
+    </w:p>
+    <w:p>
+      <w:pPr>
+        <w:numPr>
+          <w:ilvl w:val="0"/>
+          <w:numId w:val="1022"/>
+        </w:numPr>
+        <w:pStyle w:val="Compact"/>
+      </w:pPr>
+      <w:r>
+        <w:rPr>
+          <w:bCs/>
+          <w:b/>
+        </w:rPr>
+        <w:t xml:space="preserve">Advancing.</w:t>
+      </w:r>
+      <w:r>
+        <w:t xml:space="preserve"> </w:t>
+      </w:r>
+      <w:r>
+        <w:t xml:space="preserve">Each roll that advances the clock uses a concrete</w:t>
+      </w:r>
+      <w:r>
+        <w:t xml:space="preserve"> </w:t>
+      </w:r>
+      <w:r>
+        <w:rPr>
+          <w:bCs/>
+          <w:b/>
+        </w:rPr>
+        <w:t xml:space="preserve">method</w:t>
+      </w:r>
+      <w:r>
+        <w:t xml:space="preserve"> </w:t>
+      </w:r>
+      <w:r>
+        <w:t xml:space="preserve">tied to a skill (below): one segment for a success, two for success by 5 or more. The clock stops at the end of Identify until the subject is confirmed: segments never spill past the gate.</w:t>
+      </w:r>
+    </w:p>
+    <w:p>
+      <w:pPr>
+        <w:numPr>
+          <w:ilvl w:val="0"/>
+          <w:numId w:val="1022"/>
+        </w:numPr>
+        <w:pStyle w:val="Compact"/>
+      </w:pPr>
+      <w:r>
+        <w:rPr>
+          <w:bCs/>
+          <w:b/>
+        </w:rPr>
+        <w:t xml:space="preserve">The primary investigator.</w:t>
+      </w:r>
+      <w:r>
+        <w:t xml:space="preserve"> </w:t>
+      </w:r>
+      <w:r>
+        <w:t xml:space="preserve">One character leads and owns the tale. Others</w:t>
+      </w:r>
+      <w:r>
+        <w:t xml:space="preserve"> </w:t>
+      </w:r>
+      <w:r>
+        <w:rPr>
+          <w:bCs/>
+          <w:b/>
+        </w:rPr>
+        <w:t xml:space="preserve">assist</w:t>
+      </w:r>
+      <w:r>
+        <w:t xml:space="preserve"> </w:t>
+      </w:r>
+      <w:r>
+        <w:t xml:space="preserve">under the usual assistance rules, rolling a relevant skill. A character who holds a relevant tale can assist with a method they couldn’t otherwise bring (the tale is why they’re qualified); it adds nothing beyond the normal assistance.</w:t>
+      </w:r>
+    </w:p>
+    <w:p>
+      <w:pPr>
+        <w:numPr>
+          <w:ilvl w:val="0"/>
+          <w:numId w:val="1022"/>
+        </w:numPr>
+        <w:pStyle w:val="Compact"/>
+      </w:pPr>
+      <w:r>
+        <w:rPr>
+          <w:bCs/>
+          <w:b/>
+        </w:rPr>
+        <w:t xml:space="preserve">Pushing.</w:t>
+      </w:r>
+      <w:r>
+        <w:t xml:space="preserve"> </w:t>
+      </w:r>
+      <w:r>
+        <w:t xml:space="preserve">A player can push to dig faster or harder: a success advances one extra segment, but a track ticks (below) whatever the roll.</w:t>
+      </w:r>
+    </w:p>
+    <w:bookmarkStart w:id="82" w:name="the-tale"/>
+    <w:p>
+      <w:pPr>
+        <w:pStyle w:val="Heading3"/>
+      </w:pPr>
+      <w:r>
+        <w:t xml:space="preserve">The tale</w:t>
+      </w:r>
+    </w:p>
+    <w:p>
+      <w:pPr>
+        <w:pStyle w:val="FirstParagraph"/>
+      </w:pPr>
+      <w:r>
+        <w:t xml:space="preserve">A tale is a permanent record of one specific thing the characters have established. It holds only what they found out, never the whole truth: later discoveries add to it with more tales. It grants</w:t>
+      </w:r>
+      <w:r>
+        <w:t xml:space="preserve"> </w:t>
+      </w:r>
+      <w:r>
+        <w:rPr>
+          <w:bCs/>
+          <w:b/>
+        </w:rPr>
+        <w:t xml:space="preserve">no bonus</w:t>
+      </w:r>
+      <w:r>
+        <w:t xml:space="preserve"> </w:t>
+      </w:r>
+      <w:r>
+        <w:t xml:space="preserve">to any roll.</w:t>
+      </w:r>
+    </w:p>
+    <w:p>
+      <w:pPr>
+        <w:numPr>
+          <w:ilvl w:val="0"/>
+          <w:numId w:val="1023"/>
+        </w:numPr>
+        <w:pStyle w:val="Compact"/>
+      </w:pPr>
+      <w:r>
+        <w:rPr>
+          <w:bCs/>
+          <w:b/>
+        </w:rPr>
+        <w:t xml:space="preserve">Weaknesses work anyway.</w:t>
+      </w:r>
+      <w:r>
+        <w:t xml:space="preserve"> </w:t>
+      </w:r>
+      <w:r>
+        <w:t xml:space="preserve">A real weakness works whoever uses it, tale or no tale: if a thing from the Deep burns, it burns at anyone’s torch. A rite against it still needs its ritual, the knowledge, the skill and the components.</w:t>
+      </w:r>
+    </w:p>
+    <w:p>
+      <w:pPr>
+        <w:numPr>
+          <w:ilvl w:val="0"/>
+          <w:numId w:val="1023"/>
+        </w:numPr>
+        <w:pStyle w:val="Compact"/>
+      </w:pPr>
+      <w:r>
+        <w:rPr>
+          <w:bCs/>
+          <w:b/>
+        </w:rPr>
+        <w:t xml:space="preserve">What a tale is for.</w:t>
+      </w:r>
+      <w:r>
+        <w:t xml:space="preserve"> </w:t>
+      </w:r>
+      <w:r>
+        <w:t xml:space="preserve">It’s what the character knows for certain and can rely on, plan around and teach. A correct deduction, a sensible experiment or an ordinary precaution needs no tale.</w:t>
+      </w:r>
+    </w:p>
+    <w:p>
+      <w:pPr>
+        <w:numPr>
+          <w:ilvl w:val="0"/>
+          <w:numId w:val="1023"/>
+        </w:numPr>
+        <w:pStyle w:val="Compact"/>
+      </w:pPr>
+      <w:r>
+        <w:rPr>
+          <w:bCs/>
+          <w:b/>
+        </w:rPr>
+        <w:t xml:space="preserve">The identification gate.</w:t>
+      </w:r>
+      <w:r>
+        <w:t xml:space="preserve"> </w:t>
+      </w:r>
+      <w:r>
+        <w:t xml:space="preserve">Before a subject is confirmed, you can form hypotheses, test them and take precautions, but what you know about a kind of subject isn’t applied to this one until the Identify phase confirms it. Holding a tale never proves that this is that.</w:t>
+      </w:r>
+    </w:p>
+    <w:p>
+      <w:pPr>
+        <w:numPr>
+          <w:ilvl w:val="0"/>
+          <w:numId w:val="1023"/>
+        </w:numPr>
+        <w:pStyle w:val="Compact"/>
+      </w:pPr>
+      <w:r>
+        <w:rPr>
+          <w:bCs/>
+          <w:b/>
+        </w:rPr>
+        <w:t xml:space="preserve">Shared copies.</w:t>
+      </w:r>
+      <w:r>
+        <w:t xml:space="preserve"> </w:t>
+      </w:r>
+      <w:r>
+        <w:t xml:space="preserve">Everyone who establishes a finding, or is there when a tale is earned, gets a shared copy; one character is recorded as its owner. A character who wasn’t there can be taught it later, from a reliable account.</w:t>
+      </w:r>
+    </w:p>
+    <w:p>
+      <w:pPr>
+        <w:numPr>
+          <w:ilvl w:val="0"/>
+          <w:numId w:val="1023"/>
+        </w:numPr>
+        <w:pStyle w:val="Compact"/>
+      </w:pPr>
+      <w:r>
+        <w:rPr>
+          <w:bCs/>
+          <w:b/>
+        </w:rPr>
+        <w:t xml:space="preserve">What it records.</w:t>
+      </w:r>
+      <w:r>
+        <w:t xml:space="preserve"> </w:t>
+      </w:r>
+      <w:r>
+        <w:t xml:space="preserve">The subject, the precise finding, its limits (what it doesn’t show), the evidence or source, how it was learned, what it cost, the date, its owner and who received it. It’s kept on the character sheet, under</w:t>
       </w:r>
       <w:r>
         <w:t xml:space="preserve"> </w:t>
@@ -15911,10 +16458,1463 @@
           <w:iCs/>
           <w:i/>
         </w:rPr>
-        <w:t xml:space="preserve">Temple-Taught</w:t>
-      </w:r>
-      <w:r>
-        <w:t xml:space="preserve">, the Demon-marked’s</w:t>
+        <w:t xml:space="preserve">Learned in play</w:t>
+      </w:r>
+      <w:r>
+        <w:t xml:space="preserve">.</w:t>
+      </w:r>
+    </w:p>
+    <w:bookmarkEnd w:id="82"/>
+    <w:bookmarkStart w:id="83" w:name="earning-a-tale"/>
+    <w:p>
+      <w:pPr>
+        <w:pStyle w:val="Heading3"/>
+      </w:pPr>
+      <w:r>
+        <w:t xml:space="preserve">Earning a tale</w:t>
+      </w:r>
+    </w:p>
+    <w:p>
+      <w:pPr>
+        <w:pStyle w:val="FirstParagraph"/>
+      </w:pPr>
+      <w:r>
+        <w:t xml:space="preserve">A discovery clock is one way to earn a tale. The others need no clock: when a fact is established directly or taught reliably, the GM records the tale at once.</w:t>
+      </w:r>
+      <w:r>
+        <w:t xml:space="preserve"> </w:t>
+      </w:r>
+      <w:r>
+        <w:rPr>
+          <w:bCs/>
+          <w:b/>
+        </w:rPr>
+        <w:t xml:space="preserve">Information is never free:</w:t>
+      </w:r>
+      <w:r>
+        <w:t xml:space="preserve"> </w:t>
+      </w:r>
+      <w:r>
+        <w:t xml:space="preserve">each source has its price, marked when the tale is recorded.</w:t>
+      </w:r>
+    </w:p>
+    <w:tbl>
+      <w:tblPr>
+        <w:tblStyle w:val="Table"/>
+        <w:tblW w:type="pct" w:w="5000"/>
+        <w:tblLook w:firstRow="1" w:lastRow="0" w:firstColumn="0" w:lastColumn="0" w:noHBand="0" w:noVBand="0" w:val="0020"/>
+        <w:jc w:val="start"/>
+        <w:tblBorders>
+          <w:top w:val="single" w:sz="4" w:color="B8C2D3"/>
+          <w:left w:val="single" w:sz="4" w:color="B8C2D3"/>
+          <w:bottom w:val="single" w:sz="4" w:color="B8C2D3"/>
+          <w:right w:val="single" w:sz="4" w:color="B8C2D3"/>
+          <w:insideH w:val="single" w:sz="4" w:color="B8C2D3"/>
+          <w:insideV w:val="single" w:sz="4" w:color="B8C2D3"/>
+        </w:tblBorders>
+      </w:tblPr>
+      <w:tblGrid>
+        <w:gridCol w:w="2640"/>
+        <w:gridCol w:w="2640"/>
+        <w:gridCol w:w="2640"/>
+      </w:tblGrid>
+      <w:tr>
+        <w:trPr>
+          <w:tblHeader w:val="true"/>
+        </w:trPr>
+        <w:tc>
+          <w:tcPr>
+            <w:shd w:val="clear" w:fill="F2E7D6"/>
+          </w:tcPr>
+          <w:p>
+            <w:pPr>
+              <w:pStyle w:val="Compact"/>
+              <w:jc w:val="left"/>
+            </w:pPr>
+            <w:r>
+              <w:rPr>
+                <w:b/>
+                <w:sz w:val="19"/>
+              </w:rPr>
+              <w:t xml:space="preserve">How it was learned</w:t>
+            </w:r>
+          </w:p>
+        </w:tc>
+        <w:tc>
+          <w:tcPr>
+            <w:shd w:val="clear" w:fill="F2E7D6"/>
+          </w:tcPr>
+          <w:p>
+            <w:pPr>
+              <w:pStyle w:val="Compact"/>
+              <w:jc w:val="left"/>
+            </w:pPr>
+            <w:r>
+              <w:rPr>
+                <w:b/>
+                <w:sz w:val="19"/>
+              </w:rPr>
+              <w:t xml:space="preserve">What counts</w:t>
+            </w:r>
+          </w:p>
+        </w:tc>
+        <w:tc>
+          <w:tcPr>
+            <w:shd w:val="clear" w:fill="F2E7D6"/>
+          </w:tcPr>
+          <w:p>
+            <w:pPr>
+              <w:pStyle w:val="Compact"/>
+              <w:jc w:val="left"/>
+            </w:pPr>
+            <w:r>
+              <w:rPr>
+                <w:b/>
+                <w:sz w:val="19"/>
+              </w:rPr>
+              <w:t xml:space="preserve">What it costs</w:t>
+            </w:r>
+          </w:p>
+        </w:tc>
+      </w:tr>
+      <w:tr>
+        <w:tc>
+          <w:tcPr/>
+          <w:p>
+            <w:pPr>
+              <w:pStyle w:val="Compact"/>
+              <w:jc w:val="left"/>
+            </w:pPr>
+            <w:r>
+              <w:rPr>
+                <w:bCs/>
+                <w:b/>
+                <w:sz w:val="19"/>
+              </w:rPr>
+              <w:t xml:space="preserve">A discovery clock</w:t>
+            </w:r>
+          </w:p>
+        </w:tc>
+        <w:tc>
+          <w:tcPr/>
+          <w:p>
+            <w:pPr>
+              <w:pStyle w:val="Compact"/>
+              <w:jc w:val="left"/>
+            </w:pPr>
+            <w:r>
+              <w:rPr>
+                <w:sz w:val="19"/>
+              </w:rPr>
+              <w:t xml:space="preserve">Filled to the end of Uncover.</w:t>
+            </w:r>
+          </w:p>
+        </w:tc>
+        <w:tc>
+          <w:tcPr/>
+          <w:p>
+            <w:pPr>
+              <w:pStyle w:val="Compact"/>
+              <w:jc w:val="left"/>
+            </w:pPr>
+            <w:r>
+              <w:rPr>
+                <w:sz w:val="19"/>
+              </w:rPr>
+              <w:t xml:space="preserve">What the clock cost along the way</w:t>
+            </w:r>
+          </w:p>
+        </w:tc>
+      </w:tr>
+      <w:tr>
+        <w:tc>
+          <w:tcPr/>
+          <w:p>
+            <w:pPr>
+              <w:pStyle w:val="Compact"/>
+              <w:jc w:val="left"/>
+            </w:pPr>
+            <w:r>
+              <w:rPr>
+                <w:bCs/>
+                <w:b/>
+                <w:sz w:val="19"/>
+              </w:rPr>
+              <w:t xml:space="preserve">Seen or tried firsthand</w:t>
+            </w:r>
+          </w:p>
+        </w:tc>
+        <w:tc>
+          <w:tcPr/>
+          <w:p>
+            <w:pPr>
+              <w:pStyle w:val="Compact"/>
+              <w:jc w:val="left"/>
+            </w:pPr>
+            <w:r>
+              <w:rPr>
+                <w:sz w:val="19"/>
+              </w:rPr>
+              <w:t xml:space="preserve">What you saw with your own eyes, or a careful trial.</w:t>
+            </w:r>
+          </w:p>
+        </w:tc>
+        <w:tc>
+          <w:tcPr/>
+          <w:p>
+            <w:pPr>
+              <w:pStyle w:val="Compact"/>
+              <w:jc w:val="left"/>
+            </w:pPr>
+            <w:r>
+              <w:rPr>
+                <w:sz w:val="19"/>
+              </w:rPr>
+              <w:t xml:space="preserve">Doom +1 or Hunger +1</w:t>
+            </w:r>
+          </w:p>
+        </w:tc>
+      </w:tr>
+      <w:tr>
+        <w:tc>
+          <w:tcPr/>
+          <w:p>
+            <w:pPr>
+              <w:pStyle w:val="Compact"/>
+              <w:jc w:val="left"/>
+            </w:pPr>
+            <w:r>
+              <w:rPr>
+                <w:bCs/>
+                <w:b/>
+                <w:sz w:val="19"/>
+              </w:rPr>
+              <w:t xml:space="preserve">A trusted telling</w:t>
+            </w:r>
+          </w:p>
+        </w:tc>
+        <w:tc>
+          <w:tcPr/>
+          <w:p>
+            <w:pPr>
+              <w:pStyle w:val="Compact"/>
+              <w:jc w:val="left"/>
+            </w:pPr>
+            <w:r>
+              <w:rPr>
+                <w:sz w:val="19"/>
+              </w:rPr>
+              <w:t xml:space="preserve">An old priest’s memory, a survivor’s account, a sage’s scroll, a temple’s records. A teller’s renown alone doesn’t make it true, but a trusted telling can establish a fact without anyone repeating a deadly trial.</w:t>
+            </w:r>
+          </w:p>
+        </w:tc>
+        <w:tc>
+          <w:tcPr/>
+          <w:p>
+            <w:pPr>
+              <w:pStyle w:val="Compact"/>
+              <w:jc w:val="left"/>
+            </w:pPr>
+            <w:r>
+              <w:rPr>
+                <w:sz w:val="19"/>
+              </w:rPr>
+              <w:t xml:space="preserve">Debt +1 or Infamy +1</w:t>
+            </w:r>
+          </w:p>
+        </w:tc>
+      </w:tr>
+      <w:tr>
+        <w:tc>
+          <w:tcPr/>
+          <w:p>
+            <w:pPr>
+              <w:pStyle w:val="Compact"/>
+              <w:jc w:val="left"/>
+            </w:pPr>
+            <w:r>
+              <w:rPr>
+                <w:bCs/>
+                <w:b/>
+                <w:sz w:val="19"/>
+              </w:rPr>
+              <w:t xml:space="preserve">A spirit’s or demon’s word, backed up</w:t>
+            </w:r>
+          </w:p>
+        </w:tc>
+        <w:tc>
+          <w:tcPr/>
+          <w:p>
+            <w:pPr>
+              <w:pStyle w:val="Compact"/>
+              <w:jc w:val="left"/>
+            </w:pPr>
+            <w:r>
+              <w:rPr>
+                <w:sz w:val="19"/>
+              </w:rPr>
+              <w:t xml:space="preserve">What a bound spirit, a demon or a sorcerer admits, supported by evidence.</w:t>
+            </w:r>
+          </w:p>
+        </w:tc>
+        <w:tc>
+          <w:tcPr/>
+          <w:p>
+            <w:pPr>
+              <w:pStyle w:val="Compact"/>
+              <w:jc w:val="left"/>
+            </w:pPr>
+            <w:r>
+              <w:rPr>
+                <w:sz w:val="19"/>
+              </w:rPr>
+              <w:t xml:space="preserve">Doom +1</w:t>
+            </w:r>
+          </w:p>
+        </w:tc>
+      </w:tr>
+    </w:tbl>
+    <w:p>
+      <w:pPr>
+        <w:numPr>
+          <w:ilvl w:val="0"/>
+          <w:numId w:val="1024"/>
+        </w:numPr>
+        <w:pStyle w:val="Compact"/>
+      </w:pPr>
+      <w:r>
+        <w:rPr>
+          <w:bCs/>
+          <w:b/>
+        </w:rPr>
+        <w:t xml:space="preserve">A basis for a proposal.</w:t>
+      </w:r>
+      <w:r>
+        <w:t xml:space="preserve"> </w:t>
+      </w:r>
+      <w:r>
+        <w:t xml:space="preserve">An investigation proposal needs a reasonable basis: legends the characters have heard, evidence, testimony, their own experience, or a suspicion they can explain. Naming the right answer with nothing behind it doesn’t earn a tale. The GM asks what supports an approach, and never rejects it just because it matches the hidden truth.</w:t>
+      </w:r>
+    </w:p>
+    <w:p>
+      <w:pPr>
+        <w:numPr>
+          <w:ilvl w:val="0"/>
+          <w:numId w:val="1024"/>
+        </w:numPr>
+        <w:pStyle w:val="Compact"/>
+      </w:pPr>
+      <w:r>
+        <w:rPr>
+          <w:bCs/>
+          <w:b/>
+        </w:rPr>
+        <w:t xml:space="preserve">Ideas are free; information isn’t.</w:t>
+      </w:r>
+      <w:r>
+        <w:t xml:space="preserve"> </w:t>
+      </w:r>
+      <w:r>
+        <w:t xml:space="preserve">Proposing a theory costs nothing. Learning something does: a discovery clock’s scenes and failed rolls, or the price of a direct source (above).</w:t>
+      </w:r>
+    </w:p>
+    <w:p>
+      <w:pPr>
+        <w:numPr>
+          <w:ilvl w:val="0"/>
+          <w:numId w:val="1024"/>
+        </w:numPr>
+        <w:pStyle w:val="Compact"/>
+      </w:pPr>
+      <w:r>
+        <w:rPr>
+          <w:bCs/>
+          <w:b/>
+        </w:rPr>
+        <w:t xml:space="preserve">Enough clues.</w:t>
+      </w:r>
+      <w:r>
+        <w:t xml:space="preserve"> </w:t>
+      </w:r>
+      <w:r>
+        <w:t xml:space="preserve">The GM provides enough clues, and more than one route to each answer: a venture shouldn’t stall on a single missed roll.</w:t>
+      </w:r>
+    </w:p>
+    <w:bookmarkEnd w:id="83"/>
+    <w:bookmarkStart w:id="84" w:name="untold-tales"/>
+    <w:p>
+      <w:pPr>
+        <w:pStyle w:val="Heading3"/>
+      </w:pPr>
+      <w:r>
+        <w:t xml:space="preserve">Untold Tales</w:t>
+      </w:r>
+    </w:p>
+    <w:p>
+      <w:pPr>
+        <w:pStyle w:val="FirstParagraph"/>
+      </w:pPr>
+      <w:r>
+        <w:t xml:space="preserve">A character who takes the</w:t>
+      </w:r>
+      <w:r>
+        <w:t xml:space="preserve"> </w:t>
+      </w:r>
+      <w:r>
+        <w:rPr>
+          <w:bCs/>
+          <w:b/>
+        </w:rPr>
+        <w:t xml:space="preserve">Untold Tales</w:t>
+      </w:r>
+      <w:r>
+        <w:t xml:space="preserve"> </w:t>
+      </w:r>
+      <w:r>
+        <w:t xml:space="preserve">advantage starts play with three tales they write themselves, with the GM’s agreement. Each must hold a</w:t>
+      </w:r>
+      <w:r>
+        <w:t xml:space="preserve"> </w:t>
+      </w:r>
+      <w:r>
+        <w:rPr>
+          <w:bCs/>
+          <w:b/>
+        </w:rPr>
+        <w:t xml:space="preserve">secret</w:t>
+      </w:r>
+      <w:r>
+        <w:t xml:space="preserve">: something that isn’t in common books or lore. Each comes from the character’s role or ancestry: what their work or their people taught them. The creator asks for the subject, the secret, which it comes from, and why it isn’t common knowledge.</w:t>
+      </w:r>
+    </w:p>
+    <w:bookmarkEnd w:id="84"/>
+    <w:bookmarkStart w:id="85" w:name="racing-the-doom"/>
+    <w:p>
+      <w:pPr>
+        <w:pStyle w:val="Heading3"/>
+      </w:pPr>
+      <w:r>
+        <w:t xml:space="preserve">Racing the Doom</w:t>
+      </w:r>
+    </w:p>
+    <w:p>
+      <w:pPr>
+        <w:pStyle w:val="FirstParagraph"/>
+      </w:pPr>
+      <w:r>
+        <w:t xml:space="preserve">A discovery clock always races a threat: here, the Doom track. While you dig, the thing you hunt is learning your names. Doom ticks once for each scene spent investigating and once for each failed investigation roll, and a cleansing rite clears it as usual. When it fills, the old power comes for you.</w:t>
+      </w:r>
+    </w:p>
+    <w:bookmarkEnd w:id="85"/>
+    <w:bookmarkStart w:id="86" w:name="what-investigating-costs"/>
+    <w:p>
+      <w:pPr>
+        <w:pStyle w:val="Heading3"/>
+      </w:pPr>
+      <w:r>
+        <w:t xml:space="preserve">What investigating costs</w:t>
+      </w:r>
+    </w:p>
+    <w:p>
+      <w:pPr>
+        <w:pStyle w:val="FirstParagraph"/>
+      </w:pPr>
+      <w:r>
+        <w:t xml:space="preserve">When an investigation roll fails, or a player pushes, one of the shared tracks ticks up by one, chosen by how the party is digging. A failed roll can still turn up a lead when the story allows it, but the track still ticks.</w:t>
+      </w:r>
+    </w:p>
+    <w:tbl>
+      <w:tblPr>
+        <w:tblStyle w:val="Table"/>
+        <w:tblW w:type="pct" w:w="5000"/>
+        <w:tblLook w:firstRow="1" w:lastRow="0" w:firstColumn="0" w:lastColumn="0" w:noHBand="0" w:noVBand="0" w:val="0020"/>
+        <w:jc w:val="start"/>
+        <w:tblBorders>
+          <w:top w:val="single" w:sz="4" w:color="B8C2D3"/>
+          <w:left w:val="single" w:sz="4" w:color="B8C2D3"/>
+          <w:bottom w:val="single" w:sz="4" w:color="B8C2D3"/>
+          <w:right w:val="single" w:sz="4" w:color="B8C2D3"/>
+          <w:insideH w:val="single" w:sz="4" w:color="B8C2D3"/>
+          <w:insideV w:val="single" w:sz="4" w:color="B8C2D3"/>
+        </w:tblBorders>
+      </w:tblPr>
+      <w:tblGrid>
+        <w:gridCol w:w="2640"/>
+        <w:gridCol w:w="2640"/>
+        <w:gridCol w:w="2640"/>
+      </w:tblGrid>
+      <w:tr>
+        <w:trPr>
+          <w:tblHeader w:val="true"/>
+        </w:trPr>
+        <w:tc>
+          <w:tcPr>
+            <w:shd w:val="clear" w:fill="F2E7D6"/>
+          </w:tcPr>
+          <w:p>
+            <w:pPr>
+              <w:pStyle w:val="Compact"/>
+              <w:jc w:val="left"/>
+            </w:pPr>
+            <w:r>
+              <w:rPr>
+                <w:b/>
+                <w:sz w:val="19"/>
+              </w:rPr>
+              <w:t xml:space="preserve">Track</w:t>
+            </w:r>
+          </w:p>
+        </w:tc>
+        <w:tc>
+          <w:tcPr>
+            <w:shd w:val="clear" w:fill="F2E7D6"/>
+          </w:tcPr>
+          <w:p>
+            <w:pPr>
+              <w:pStyle w:val="Compact"/>
+              <w:jc w:val="left"/>
+            </w:pPr>
+            <w:r>
+              <w:rPr>
+                <w:b/>
+                <w:sz w:val="19"/>
+              </w:rPr>
+              <w:t xml:space="preserve">Ticks for</w:t>
+            </w:r>
+          </w:p>
+        </w:tc>
+        <w:tc>
+          <w:tcPr>
+            <w:shd w:val="clear" w:fill="F2E7D6"/>
+          </w:tcPr>
+          <w:p>
+            <w:pPr>
+              <w:pStyle w:val="Compact"/>
+              <w:jc w:val="left"/>
+            </w:pPr>
+            <w:r>
+              <w:rPr>
+                <w:b/>
+                <w:sz w:val="19"/>
+              </w:rPr>
+              <w:t xml:space="preserve">For example</w:t>
+            </w:r>
+          </w:p>
+        </w:tc>
+      </w:tr>
+      <w:tr>
+        <w:tc>
+          <w:tcPr/>
+          <w:p>
+            <w:pPr>
+              <w:pStyle w:val="Compact"/>
+              <w:jc w:val="left"/>
+            </w:pPr>
+            <w:r>
+              <w:rPr>
+                <w:bCs/>
+                <w:b/>
+                <w:sz w:val="19"/>
+              </w:rPr>
+              <w:t xml:space="preserve">Infamy</w:t>
+            </w:r>
+          </w:p>
+        </w:tc>
+        <w:tc>
+          <w:tcPr/>
+          <w:p>
+            <w:pPr>
+              <w:pStyle w:val="Compact"/>
+              <w:jc w:val="left"/>
+            </w:pPr>
+            <w:r>
+              <w:rPr>
+                <w:sz w:val="19"/>
+              </w:rPr>
+              <w:t xml:space="preserve">drawing the watch and the rulers</w:t>
+            </w:r>
+          </w:p>
+        </w:tc>
+        <w:tc>
+          <w:tcPr/>
+          <w:p>
+            <w:pPr>
+              <w:pStyle w:val="Compact"/>
+              <w:jc w:val="left"/>
+            </w:pPr>
+            <w:r>
+              <w:rPr>
+                <w:sz w:val="19"/>
+              </w:rPr>
+              <w:t xml:space="preserve">open questions, trespass in temples and palaces, violence in the street</w:t>
+            </w:r>
+          </w:p>
+        </w:tc>
+      </w:tr>
+      <w:tr>
+        <w:tc>
+          <w:tcPr/>
+          <w:p>
+            <w:pPr>
+              <w:pStyle w:val="Compact"/>
+              <w:jc w:val="left"/>
+            </w:pPr>
+            <w:r>
+              <w:rPr>
+                <w:bCs/>
+                <w:b/>
+                <w:sz w:val="19"/>
+              </w:rPr>
+              <w:t xml:space="preserve">Debt</w:t>
+            </w:r>
+          </w:p>
+        </w:tc>
+        <w:tc>
+          <w:tcPr/>
+          <w:p>
+            <w:pPr>
+              <w:pStyle w:val="Compact"/>
+              <w:jc w:val="left"/>
+            </w:pPr>
+            <w:r>
+              <w:rPr>
+                <w:sz w:val="19"/>
+              </w:rPr>
+              <w:t xml:space="preserve">buying help</w:t>
+            </w:r>
+          </w:p>
+        </w:tc>
+        <w:tc>
+          <w:tcPr/>
+          <w:p>
+            <w:pPr>
+              <w:pStyle w:val="Compact"/>
+              <w:jc w:val="left"/>
+            </w:pPr>
+            <w:r>
+              <w:rPr>
+                <w:sz w:val="19"/>
+              </w:rPr>
+              <w:t xml:space="preserve">a sage’s fee, a bribe, an informant’s silence</w:t>
+            </w:r>
+          </w:p>
+        </w:tc>
+      </w:tr>
+      <w:tr>
+        <w:tc>
+          <w:tcPr/>
+          <w:p>
+            <w:pPr>
+              <w:pStyle w:val="Compact"/>
+              <w:jc w:val="left"/>
+            </w:pPr>
+            <w:r>
+              <w:rPr>
+                <w:bCs/>
+                <w:b/>
+                <w:sz w:val="19"/>
+              </w:rPr>
+              <w:t xml:space="preserve">Hunger</w:t>
+            </w:r>
+          </w:p>
+        </w:tc>
+        <w:tc>
+          <w:tcPr/>
+          <w:p>
+            <w:pPr>
+              <w:pStyle w:val="Compact"/>
+              <w:jc w:val="left"/>
+            </w:pPr>
+            <w:r>
+              <w:rPr>
+                <w:sz w:val="19"/>
+              </w:rPr>
+              <w:t xml:space="preserve">days lost to the search</w:t>
+            </w:r>
+          </w:p>
+        </w:tc>
+        <w:tc>
+          <w:tcPr/>
+          <w:p>
+            <w:pPr>
+              <w:pStyle w:val="Compact"/>
+              <w:jc w:val="left"/>
+            </w:pPr>
+            <w:r>
+              <w:rPr>
+                <w:sz w:val="19"/>
+              </w:rPr>
+              <w:t xml:space="preserve">weeks in the archives, wilderness trails, supplies spent on the hunt</w:t>
+            </w:r>
+          </w:p>
+        </w:tc>
+      </w:tr>
+    </w:tbl>
+    <w:bookmarkEnd w:id="86"/>
+    <w:bookmarkStart w:id="87" w:name="methods"/>
+    <w:p>
+      <w:pPr>
+        <w:pStyle w:val="Heading3"/>
+      </w:pPr>
+      <w:r>
+        <w:t xml:space="preserve">Methods</w:t>
+      </w:r>
+    </w:p>
+    <w:p>
+      <w:pPr>
+        <w:pStyle w:val="FirstParagraph"/>
+      </w:pPr>
+      <w:r>
+        <w:t xml:space="preserve">Which methods suit a character depends on their role, ancestry and skills. The GM says which methods can advance each phase.</w:t>
+      </w:r>
+    </w:p>
+    <w:tbl>
+      <w:tblPr>
+        <w:tblStyle w:val="Table"/>
+        <w:tblW w:type="pct" w:w="5000"/>
+        <w:tblLook w:firstRow="1" w:lastRow="0" w:firstColumn="0" w:lastColumn="0" w:noHBand="0" w:noVBand="0" w:val="0020"/>
+        <w:jc w:val="start"/>
+        <w:tblBorders>
+          <w:top w:val="single" w:sz="4" w:color="B8C2D3"/>
+          <w:left w:val="single" w:sz="4" w:color="B8C2D3"/>
+          <w:bottom w:val="single" w:sz="4" w:color="B8C2D3"/>
+          <w:right w:val="single" w:sz="4" w:color="B8C2D3"/>
+          <w:insideH w:val="single" w:sz="4" w:color="B8C2D3"/>
+          <w:insideV w:val="single" w:sz="4" w:color="B8C2D3"/>
+        </w:tblBorders>
+      </w:tblPr>
+      <w:tblGrid>
+        <w:gridCol w:w="1584"/>
+        <w:gridCol w:w="1584"/>
+        <w:gridCol w:w="1584"/>
+        <w:gridCol w:w="1584"/>
+        <w:gridCol w:w="1584"/>
+      </w:tblGrid>
+      <w:tr>
+        <w:trPr>
+          <w:tblHeader w:val="true"/>
+        </w:trPr>
+        <w:tc>
+          <w:tcPr>
+            <w:shd w:val="clear" w:fill="F2E7D6"/>
+          </w:tcPr>
+          <w:p>
+            <w:pPr>
+              <w:pStyle w:val="Compact"/>
+              <w:jc w:val="left"/>
+            </w:pPr>
+            <w:r>
+              <w:rPr>
+                <w:b/>
+                <w:sz w:val="19"/>
+              </w:rPr>
+              <w:t xml:space="preserve">Method</w:t>
+            </w:r>
+          </w:p>
+        </w:tc>
+        <w:tc>
+          <w:tcPr>
+            <w:shd w:val="clear" w:fill="F2E7D6"/>
+          </w:tcPr>
+          <w:p>
+            <w:pPr>
+              <w:pStyle w:val="Compact"/>
+              <w:jc w:val="left"/>
+            </w:pPr>
+            <w:r>
+              <w:rPr>
+                <w:b/>
+                <w:sz w:val="19"/>
+              </w:rPr>
+              <w:t xml:space="preserve">Skills</w:t>
+            </w:r>
+          </w:p>
+        </w:tc>
+        <w:tc>
+          <w:tcPr>
+            <w:shd w:val="clear" w:fill="F2E7D6"/>
+          </w:tcPr>
+          <w:p>
+            <w:pPr>
+              <w:pStyle w:val="Compact"/>
+              <w:jc w:val="left"/>
+            </w:pPr>
+            <w:r>
+              <w:rPr>
+                <w:b/>
+                <w:sz w:val="19"/>
+              </w:rPr>
+              <w:t xml:space="preserve">Suits</w:t>
+            </w:r>
+          </w:p>
+        </w:tc>
+        <w:tc>
+          <w:tcPr>
+            <w:shd w:val="clear" w:fill="F2E7D6"/>
+          </w:tcPr>
+          <w:p>
+            <w:pPr>
+              <w:pStyle w:val="Compact"/>
+              <w:jc w:val="left"/>
+            </w:pPr>
+            <w:r>
+              <w:rPr>
+                <w:b/>
+                <w:sz w:val="19"/>
+              </w:rPr>
+              <w:t xml:space="preserve">Phases</w:t>
+            </w:r>
+          </w:p>
+        </w:tc>
+        <w:tc>
+          <w:tcPr>
+            <w:shd w:val="clear" w:fill="F2E7D6"/>
+          </w:tcPr>
+          <w:p>
+            <w:pPr>
+              <w:pStyle w:val="Compact"/>
+              <w:jc w:val="left"/>
+            </w:pPr>
+            <w:r>
+              <w:rPr>
+                <w:b/>
+                <w:sz w:val="19"/>
+              </w:rPr>
+              <w:t xml:space="preserve">For example</w:t>
+            </w:r>
+          </w:p>
+        </w:tc>
+      </w:tr>
+      <w:tr>
+        <w:tc>
+          <w:tcPr/>
+          <w:p>
+            <w:pPr>
+              <w:pStyle w:val="Compact"/>
+              <w:jc w:val="left"/>
+            </w:pPr>
+            <w:r>
+              <w:rPr>
+                <w:b/>
+                <w:sz w:val="19"/>
+              </w:rPr>
+              <w:t xml:space="preserve">Read the signs</w:t>
+            </w:r>
+          </w:p>
+        </w:tc>
+        <w:tc>
+          <w:tcPr/>
+          <w:p>
+            <w:pPr>
+              <w:pStyle w:val="Compact"/>
+              <w:jc w:val="left"/>
+            </w:pPr>
+            <w:r>
+              <w:rPr>
+                <w:sz w:val="19"/>
+              </w:rPr>
+              <w:t xml:space="preserve">Investigation, Healing</w:t>
+            </w:r>
+          </w:p>
+        </w:tc>
+        <w:tc>
+          <w:tcPr/>
+          <w:p>
+            <w:pPr>
+              <w:pStyle w:val="Compact"/>
+              <w:jc w:val="left"/>
+            </w:pPr>
+            <w:r>
+              <w:rPr>
+                <w:sz w:val="19"/>
+              </w:rPr>
+              <w:t xml:space="preserve">Shadow, Lore</w:t>
+            </w:r>
+          </w:p>
+        </w:tc>
+        <w:tc>
+          <w:tcPr/>
+          <w:p>
+            <w:pPr>
+              <w:pStyle w:val="Compact"/>
+              <w:jc w:val="left"/>
+            </w:pPr>
+            <w:r>
+              <w:rPr>
+                <w:sz w:val="19"/>
+              </w:rPr>
+              <w:t xml:space="preserve">Confront, Identify</w:t>
+            </w:r>
+          </w:p>
+        </w:tc>
+        <w:tc>
+          <w:tcPr/>
+          <w:p>
+            <w:pPr>
+              <w:pStyle w:val="Compact"/>
+              <w:jc w:val="left"/>
+            </w:pPr>
+            <w:r>
+              <w:rPr>
+                <w:sz w:val="19"/>
+              </w:rPr>
+              <w:t xml:space="preserve">A corpse, a ward-mark, a burned altar: what the thing left behind.</w:t>
+            </w:r>
+          </w:p>
+        </w:tc>
+      </w:tr>
+      <w:tr>
+        <w:tc>
+          <w:tcPr/>
+          <w:p>
+            <w:pPr>
+              <w:pStyle w:val="Compact"/>
+              <w:jc w:val="left"/>
+            </w:pPr>
+            <w:r>
+              <w:rPr>
+                <w:b/>
+                <w:sz w:val="19"/>
+              </w:rPr>
+              <w:t xml:space="preserve">Track it</w:t>
+            </w:r>
+          </w:p>
+        </w:tc>
+        <w:tc>
+          <w:tcPr/>
+          <w:p>
+            <w:pPr>
+              <w:pStyle w:val="Compact"/>
+              <w:jc w:val="left"/>
+            </w:pPr>
+            <w:r>
+              <w:rPr>
+                <w:sz w:val="19"/>
+              </w:rPr>
+              <w:t xml:space="preserve">Tracking, Survival</w:t>
+            </w:r>
+          </w:p>
+        </w:tc>
+        <w:tc>
+          <w:tcPr/>
+          <w:p>
+            <w:pPr>
+              <w:pStyle w:val="Compact"/>
+              <w:jc w:val="left"/>
+            </w:pPr>
+            <w:r>
+              <w:rPr>
+                <w:sz w:val="19"/>
+              </w:rPr>
+              <w:t xml:space="preserve">Steel</w:t>
+            </w:r>
+          </w:p>
+        </w:tc>
+        <w:tc>
+          <w:tcPr/>
+          <w:p>
+            <w:pPr>
+              <w:pStyle w:val="Compact"/>
+              <w:jc w:val="left"/>
+            </w:pPr>
+            <w:r>
+              <w:rPr>
+                <w:sz w:val="19"/>
+              </w:rPr>
+              <w:t xml:space="preserve">Confront, Identify</w:t>
+            </w:r>
+          </w:p>
+        </w:tc>
+        <w:tc>
+          <w:tcPr/>
+          <w:p>
+            <w:pPr>
+              <w:pStyle w:val="Compact"/>
+              <w:jc w:val="left"/>
+            </w:pPr>
+            <w:r>
+              <w:rPr>
+                <w:sz w:val="19"/>
+              </w:rPr>
+              <w:t xml:space="preserve">Spoor, broken reeds, where the horses won’t go.</w:t>
+            </w:r>
+          </w:p>
+        </w:tc>
+      </w:tr>
+      <w:tr>
+        <w:tc>
+          <w:tcPr/>
+          <w:p>
+            <w:pPr>
+              <w:pStyle w:val="Compact"/>
+              <w:jc w:val="left"/>
+            </w:pPr>
+            <w:r>
+              <w:rPr>
+                <w:b/>
+                <w:sz w:val="19"/>
+              </w:rPr>
+              <w:t xml:space="preserve">Question witnesses</w:t>
+            </w:r>
+          </w:p>
+        </w:tc>
+        <w:tc>
+          <w:tcPr/>
+          <w:p>
+            <w:pPr>
+              <w:pStyle w:val="Compact"/>
+              <w:jc w:val="left"/>
+            </w:pPr>
+            <w:r>
+              <w:rPr>
+                <w:sz w:val="19"/>
+              </w:rPr>
+              <w:t xml:space="preserve">Read People, Persuasion</w:t>
+            </w:r>
+          </w:p>
+        </w:tc>
+        <w:tc>
+          <w:tcPr/>
+          <w:p>
+            <w:pPr>
+              <w:pStyle w:val="Compact"/>
+              <w:jc w:val="left"/>
+            </w:pPr>
+            <w:r>
+              <w:rPr>
+                <w:sz w:val="19"/>
+              </w:rPr>
+              <w:t xml:space="preserve">Steel, Shadow</w:t>
+            </w:r>
+          </w:p>
+        </w:tc>
+        <w:tc>
+          <w:tcPr/>
+          <w:p>
+            <w:pPr>
+              <w:pStyle w:val="Compact"/>
+              <w:jc w:val="left"/>
+            </w:pPr>
+            <w:r>
+              <w:rPr>
+                <w:sz w:val="19"/>
+              </w:rPr>
+              <w:t xml:space="preserve">Confront, Identify</w:t>
+            </w:r>
+          </w:p>
+        </w:tc>
+        <w:tc>
+          <w:tcPr/>
+          <w:p>
+            <w:pPr>
+              <w:pStyle w:val="Compact"/>
+              <w:jc w:val="left"/>
+            </w:pPr>
+            <w:r>
+              <w:rPr>
+                <w:sz w:val="19"/>
+              </w:rPr>
+              <w:t xml:space="preserve">Survivors, tavern talk, the slave who saw the rite.</w:t>
+            </w:r>
+          </w:p>
+        </w:tc>
+      </w:tr>
+      <w:tr>
+        <w:tc>
+          <w:tcPr/>
+          <w:p>
+            <w:pPr>
+              <w:pStyle w:val="Compact"/>
+              <w:jc w:val="left"/>
+            </w:pPr>
+            <w:r>
+              <w:rPr>
+                <w:b/>
+                <w:sz w:val="19"/>
+              </w:rPr>
+              <w:t xml:space="preserve">Search the old texts</w:t>
+            </w:r>
+          </w:p>
+        </w:tc>
+        <w:tc>
+          <w:tcPr/>
+          <w:p>
+            <w:pPr>
+              <w:pStyle w:val="Compact"/>
+              <w:jc w:val="left"/>
+            </w:pPr>
+            <w:r>
+              <w:rPr>
+                <w:sz w:val="19"/>
+              </w:rPr>
+              <w:t xml:space="preserve">Lore</w:t>
+            </w:r>
+          </w:p>
+        </w:tc>
+        <w:tc>
+          <w:tcPr/>
+          <w:p>
+            <w:pPr>
+              <w:pStyle w:val="Compact"/>
+              <w:jc w:val="left"/>
+            </w:pPr>
+            <w:r>
+              <w:rPr>
+                <w:sz w:val="19"/>
+              </w:rPr>
+              <w:t xml:space="preserve">Lore</w:t>
+            </w:r>
+          </w:p>
+        </w:tc>
+        <w:tc>
+          <w:tcPr/>
+          <w:p>
+            <w:pPr>
+              <w:pStyle w:val="Compact"/>
+              <w:jc w:val="left"/>
+            </w:pPr>
+            <w:r>
+              <w:rPr>
+                <w:sz w:val="19"/>
+              </w:rPr>
+              <w:t xml:space="preserve">Identify, Uncover</w:t>
+            </w:r>
+          </w:p>
+        </w:tc>
+        <w:tc>
+          <w:tcPr/>
+          <w:p>
+            <w:pPr>
+              <w:pStyle w:val="Compact"/>
+              <w:jc w:val="left"/>
+            </w:pPr>
+            <w:r>
+              <w:rPr>
+                <w:sz w:val="19"/>
+              </w:rPr>
+              <w:t xml:space="preserve">Temple archives, clay tablets, a sorcerer’s stolen book.</w:t>
+            </w:r>
+          </w:p>
+        </w:tc>
+      </w:tr>
+      <w:tr>
+        <w:tc>
+          <w:tcPr/>
+          <w:p>
+            <w:pPr>
+              <w:pStyle w:val="Compact"/>
+              <w:jc w:val="left"/>
+            </w:pPr>
+            <w:r>
+              <w:rPr>
+                <w:b/>
+                <w:sz w:val="19"/>
+              </w:rPr>
+              <w:t xml:space="preserve">Read the sorcery</w:t>
+            </w:r>
+          </w:p>
+        </w:tc>
+        <w:tc>
+          <w:tcPr/>
+          <w:p>
+            <w:pPr>
+              <w:pStyle w:val="Compact"/>
+              <w:jc w:val="left"/>
+            </w:pPr>
+            <w:r>
+              <w:rPr>
+                <w:sz w:val="19"/>
+              </w:rPr>
+              <w:t xml:space="preserve">Sorcery</w:t>
+            </w:r>
+          </w:p>
+        </w:tc>
+        <w:tc>
+          <w:tcPr/>
+          <w:p>
+            <w:pPr>
+              <w:pStyle w:val="Compact"/>
+              <w:jc w:val="left"/>
+            </w:pPr>
+            <w:r>
+              <w:rPr>
+                <w:sz w:val="19"/>
+              </w:rPr>
+              <w:t xml:space="preserve">Lore</w:t>
+            </w:r>
+          </w:p>
+        </w:tc>
+        <w:tc>
+          <w:tcPr/>
+          <w:p>
+            <w:pPr>
+              <w:pStyle w:val="Compact"/>
+              <w:jc w:val="left"/>
+            </w:pPr>
+            <w:r>
+              <w:rPr>
+                <w:sz w:val="19"/>
+              </w:rPr>
+              <w:t xml:space="preserve">Identify, Uncover</w:t>
+            </w:r>
+          </w:p>
+        </w:tc>
+        <w:tc>
+          <w:tcPr/>
+          <w:p>
+            <w:pPr>
+              <w:pStyle w:val="Compact"/>
+              <w:jc w:val="left"/>
+            </w:pPr>
+            <w:r>
+              <w:rPr>
+                <w:sz w:val="19"/>
+              </w:rPr>
+              <w:t xml:space="preserve">Sense the working, read the sigils, question a bound spirit.</w:t>
+            </w:r>
+          </w:p>
+        </w:tc>
+      </w:tr>
+      <w:tr>
+        <w:tc>
+          <w:tcPr/>
+          <w:p>
+            <w:pPr>
+              <w:pStyle w:val="Compact"/>
+              <w:jc w:val="left"/>
+            </w:pPr>
+            <w:r>
+              <w:rPr>
+                <w:b/>
+                <w:sz w:val="19"/>
+              </w:rPr>
+              <w:t xml:space="preserve">Steal it or lean on someone</w:t>
+            </w:r>
+          </w:p>
+        </w:tc>
+        <w:tc>
+          <w:tcPr/>
+          <w:p>
+            <w:pPr>
+              <w:pStyle w:val="Compact"/>
+              <w:jc w:val="left"/>
+            </w:pPr>
+            <w:r>
+              <w:rPr>
+                <w:sz w:val="19"/>
+              </w:rPr>
+              <w:t xml:space="preserve">Thievery, Deception, Persuasion</w:t>
+            </w:r>
+          </w:p>
+        </w:tc>
+        <w:tc>
+          <w:tcPr/>
+          <w:p>
+            <w:pPr>
+              <w:pStyle w:val="Compact"/>
+              <w:jc w:val="left"/>
+            </w:pPr>
+            <w:r>
+              <w:rPr>
+                <w:sz w:val="19"/>
+              </w:rPr>
+              <w:t xml:space="preserve">Shadow</w:t>
+            </w:r>
+          </w:p>
+        </w:tc>
+        <w:tc>
+          <w:tcPr/>
+          <w:p>
+            <w:pPr>
+              <w:pStyle w:val="Compact"/>
+              <w:jc w:val="left"/>
+            </w:pPr>
+            <w:r>
+              <w:rPr>
+                <w:sz w:val="19"/>
+              </w:rPr>
+              <w:t xml:space="preserve">Any</w:t>
+            </w:r>
+          </w:p>
+        </w:tc>
+        <w:tc>
+          <w:tcPr/>
+          <w:p>
+            <w:pPr>
+              <w:pStyle w:val="Compact"/>
+              <w:jc w:val="left"/>
+            </w:pPr>
+            <w:r>
+              <w:rPr>
+                <w:sz w:val="19"/>
+              </w:rPr>
+              <w:t xml:space="preserve">The priest who knows more than he says. Always ticks Infamy on a failure.</w:t>
+            </w:r>
+          </w:p>
+        </w:tc>
+      </w:tr>
+    </w:tbl>
+    <w:p>
+      <w:pPr>
+        <w:numPr>
+          <w:ilvl w:val="0"/>
+          <w:numId w:val="1025"/>
+        </w:numPr>
+        <w:pStyle w:val="Compact"/>
+      </w:pPr>
+      <w:r>
+        <w:rPr>
+          <w:bCs/>
+          <w:b/>
+        </w:rPr>
+        <w:t xml:space="preserve">Steel:</w:t>
+      </w:r>
+      <w:r>
+        <w:t xml:space="preserve"> </w:t>
+      </w:r>
+      <w:r>
+        <w:t xml:space="preserve">witnesses and the trail;</w:t>
+      </w:r>
+      <w:r>
+        <w:t xml:space="preserve"> </w:t>
+      </w:r>
+      <w:r>
+        <w:rPr>
+          <w:bCs/>
+          <w:b/>
+        </w:rPr>
+        <w:t xml:space="preserve">Shadow:</w:t>
+      </w:r>
+      <w:r>
+        <w:t xml:space="preserve"> </w:t>
+      </w:r>
+      <w:r>
+        <w:t xml:space="preserve">what others would rather hide;</w:t>
+      </w:r>
+      <w:r>
+        <w:t xml:space="preserve"> </w:t>
+      </w:r>
+      <w:r>
+        <w:rPr>
+          <w:bCs/>
+          <w:b/>
+        </w:rPr>
+        <w:t xml:space="preserve">Lore:</w:t>
+      </w:r>
+      <w:r>
+        <w:t xml:space="preserve"> </w:t>
+      </w:r>
+      <w:r>
+        <w:t xml:space="preserve">natural identifiers: old texts and sorcery.</w:t>
+      </w:r>
+    </w:p>
+    <w:p>
+      <w:pPr>
+        <w:numPr>
+          <w:ilvl w:val="0"/>
+          <w:numId w:val="1025"/>
+        </w:numPr>
+        <w:pStyle w:val="Compact"/>
+      </w:pPr>
+      <w:r>
+        <w:t xml:space="preserve">A character’s people can suit a method: an old blood that remembers, eyes that see in the dark. A</w:t>
+      </w:r>
+      <w:r>
+        <w:t xml:space="preserve"> </w:t>
+      </w:r>
+      <w:r>
+        <w:rPr>
+          <w:bCs/>
+          <w:b/>
+        </w:rPr>
+        <w:t xml:space="preserve">Sorcerer</w:t>
+      </w:r>
+      <w:r>
+        <w:t xml:space="preserve"> </w:t>
+      </w:r>
+      <w:r>
+        <w:t xml:space="preserve">or</w:t>
+      </w:r>
+      <w:r>
+        <w:t xml:space="preserve"> </w:t>
+      </w:r>
+      <w:r>
+        <w:rPr>
+          <w:bCs/>
+          <w:b/>
+        </w:rPr>
+        <w:t xml:space="preserve">Witch</w:t>
+      </w:r>
+      <w:r>
+        <w:t xml:space="preserve"> </w:t>
+      </w:r>
+      <w:r>
+        <w:t xml:space="preserve">can work a cantrip or ritual of seeing as a method.</w:t>
+      </w:r>
+    </w:p>
+    <w:bookmarkEnd w:id="87"/>
+    <w:bookmarkEnd w:id="88"/>
+    <w:bookmarkEnd w:id="89"/>
+    <w:bookmarkStart w:id="94" w:name="sorcery"/>
+    <w:p>
+      <w:pPr>
+        <w:pStyle w:val="Heading1"/>
+      </w:pPr>
+      <w:r>
+        <w:t xml:space="preserve">Sorcery</w:t>
+      </w:r>
+    </w:p>
+    <w:p>
+      <w:pPr>
+        <w:pStyle w:val="FirstParagraph"/>
+      </w:pPr>
+      <w:r>
+        <w:t xml:space="preserve">Sorcery is real, rare and expensive. It is worked by</w:t>
+      </w:r>
+      <w:r>
+        <w:t xml:space="preserve"> </w:t>
+      </w:r>
+      <w:r>
+        <w:rPr>
+          <w:bCs/>
+          <w:b/>
+        </w:rPr>
+        <w:t xml:space="preserve">Sorcerers</w:t>
+      </w:r>
+      <w:r>
+        <w:t xml:space="preserve"> </w:t>
+      </w:r>
+      <w:r>
+        <w:t xml:space="preserve">and</w:t>
+      </w:r>
+      <w:r>
+        <w:t xml:space="preserve"> </w:t>
+      </w:r>
+      <w:r>
+        <w:rPr>
+          <w:bCs/>
+          <w:b/>
+        </w:rPr>
+        <w:t xml:space="preserve">Witches</w:t>
+      </w:r>
+      <w:r>
+        <w:t xml:space="preserve">, by anyone with the</w:t>
+      </w:r>
+      <w:r>
+        <w:t xml:space="preserve"> </w:t>
+      </w:r>
+      <w:r>
+        <w:rPr>
+          <w:bCs/>
+          <w:b/>
+        </w:rPr>
+        <w:t xml:space="preserve">Gifted</w:t>
+      </w:r>
+      <w:r>
+        <w:t xml:space="preserve"> </w:t>
+      </w:r>
+      <w:r>
+        <w:t xml:space="preserve">advantage, and by those whose blood grants it (the Witch-blooded’s</w:t>
       </w:r>
       <w:r>
         <w:t xml:space="preserve"> </w:t>
@@ -15924,10 +17924,10 @@
           <w:iCs/>
           <w:i/>
         </w:rPr>
-        <w:t xml:space="preserve">Infernal Gift</w:t>
-      </w:r>
-      <w:r>
-        <w:t xml:space="preserve">, the Godblooded’s</w:t>
+        <w:t xml:space="preserve">The Old Blood</w:t>
+      </w:r>
+      <w:r>
+        <w:t xml:space="preserve">, the Serpent-kin’s</w:t>
       </w:r>
       <w:r>
         <w:t xml:space="preserve"> </w:t>
@@ -15937,13 +17937,10 @@
           <w:iCs/>
           <w:i/>
         </w:rPr>
-        <w:t xml:space="preserve">Divine Spark</w:t>
-      </w:r>
-      <w:r>
-        <w:t xml:space="preserve"> </w:t>
-      </w:r>
-      <w:r>
-        <w:t xml:space="preserve">and the Undying’s</w:t>
+        <w:t xml:space="preserve">Temple-Taught</w:t>
+      </w:r>
+      <w:r>
+        <w:t xml:space="preserve">, the Demon-marked’s</w:t>
       </w:r>
       <w:r>
         <w:t xml:space="preserve"> </w:t>
@@ -15953,13 +17950,42 @@
           <w:iCs/>
           <w:i/>
         </w:rPr>
+        <w:t xml:space="preserve">Infernal Gift</w:t>
+      </w:r>
+      <w:r>
+        <w:t xml:space="preserve">, the Godblooded’s</w:t>
+      </w:r>
+      <w:r>
+        <w:t xml:space="preserve"> </w:t>
+      </w:r>
+      <w:r>
+        <w:rPr>
+          <w:iCs/>
+          <w:i/>
+        </w:rPr>
+        <w:t xml:space="preserve">Divine Spark</w:t>
+      </w:r>
+      <w:r>
+        <w:t xml:space="preserve"> </w:t>
+      </w:r>
+      <w:r>
+        <w:t xml:space="preserve">and the Undying’s</w:t>
+      </w:r>
+      <w:r>
+        <w:t xml:space="preserve"> </w:t>
+      </w:r>
+      <w:r>
+        <w:rPr>
+          <w:iCs/>
+          <w:i/>
+        </w:rPr>
         <w:t xml:space="preserve">Deathless Sorcery</w:t>
       </w:r>
       <w:r>
         <w:t xml:space="preserve">). Everyone else can resist it, fear it and pay for it.</w:t>
       </w:r>
     </w:p>
-    <w:bookmarkStart w:id="81" w:name="cantrips-1"/>
+    <w:bookmarkStart w:id="90" w:name="cantrips-1"/>
     <w:p>
       <w:pPr>
         <w:pStyle w:val="Heading2"/>
@@ -16877,7 +18903,7 @@
       <w:pPr>
         <w:numPr>
           <w:ilvl w:val="0"/>
-          <w:numId w:val="1021"/>
+          <w:numId w:val="1026"/>
         </w:numPr>
         <w:pStyle w:val="Compact"/>
       </w:pPr>
@@ -16915,7 +18941,7 @@
       <w:pPr>
         <w:numPr>
           <w:ilvl w:val="0"/>
-          <w:numId w:val="1021"/>
+          <w:numId w:val="1026"/>
         </w:numPr>
         <w:pStyle w:val="Compact"/>
       </w:pPr>
@@ -16969,7 +18995,7 @@
       <w:pPr>
         <w:numPr>
           <w:ilvl w:val="0"/>
-          <w:numId w:val="1021"/>
+          <w:numId w:val="1026"/>
         </w:numPr>
         <w:pStyle w:val="Compact"/>
       </w:pPr>
@@ -16987,8 +19013,8 @@
         <w:t xml:space="preserve">No swapping during a venture, unless the GM offers it as the reward for something remarkable (a demon’s bargain, a dying sorcerer’s last lesson).</w:t>
       </w:r>
     </w:p>
-    <w:bookmarkEnd w:id="81"/>
-    <w:bookmarkStart w:id="83" w:name="rituals-and-talismans"/>
+    <w:bookmarkEnd w:id="90"/>
+    <w:bookmarkStart w:id="92" w:name="rituals-and-talismans"/>
     <w:p>
       <w:pPr>
         <w:pStyle w:val="Heading2"/>
@@ -17320,7 +19346,7 @@
       <w:pPr>
         <w:numPr>
           <w:ilvl w:val="0"/>
-          <w:numId w:val="1022"/>
+          <w:numId w:val="1027"/>
         </w:numPr>
         <w:pStyle w:val="Compact"/>
       </w:pPr>
@@ -17342,7 +19368,7 @@
       <w:pPr>
         <w:numPr>
           <w:ilvl w:val="0"/>
-          <w:numId w:val="1022"/>
+          <w:numId w:val="1027"/>
         </w:numPr>
         <w:pStyle w:val="Compact"/>
       </w:pPr>
@@ -17364,7 +19390,7 @@
       <w:pPr>
         <w:numPr>
           <w:ilvl w:val="0"/>
-          <w:numId w:val="1022"/>
+          <w:numId w:val="1027"/>
         </w:numPr>
         <w:pStyle w:val="Compact"/>
       </w:pPr>
@@ -17382,7 +19408,7 @@
         <w:t xml:space="preserve">A finished ritual can be bound into a bone, a ring or a knotted cord and released by breaking it: Trained 2, Specialty 3, Expert 4 ready at once.</w:t>
       </w:r>
     </w:p>
-    <w:bookmarkStart w:id="82" w:name="enchantments"/>
+    <w:bookmarkStart w:id="91" w:name="enchantments"/>
     <w:p>
       <w:pPr>
         <w:pStyle w:val="Heading3"/>
@@ -17864,7 +19890,7 @@
       <w:pPr>
         <w:numPr>
           <w:ilvl w:val="0"/>
-          <w:numId w:val="1023"/>
+          <w:numId w:val="1028"/>
         </w:numPr>
         <w:pStyle w:val="Compact"/>
       </w:pPr>
@@ -17886,7 +19912,7 @@
       <w:pPr>
         <w:numPr>
           <w:ilvl w:val="0"/>
-          <w:numId w:val="1023"/>
+          <w:numId w:val="1028"/>
         </w:numPr>
         <w:pStyle w:val="Compact"/>
       </w:pPr>
@@ -17921,7 +19947,7 @@
       <w:pPr>
         <w:numPr>
           <w:ilvl w:val="0"/>
-          <w:numId w:val="1023"/>
+          <w:numId w:val="1028"/>
         </w:numPr>
         <w:pStyle w:val="Compact"/>
       </w:pPr>
@@ -17943,7 +19969,7 @@
       <w:pPr>
         <w:numPr>
           <w:ilvl w:val="0"/>
-          <w:numId w:val="1023"/>
+          <w:numId w:val="1028"/>
         </w:numPr>
         <w:pStyle w:val="Compact"/>
       </w:pPr>
@@ -17965,7 +19991,7 @@
       <w:pPr>
         <w:numPr>
           <w:ilvl w:val="0"/>
-          <w:numId w:val="1023"/>
+          <w:numId w:val="1028"/>
         </w:numPr>
         <w:pStyle w:val="Compact"/>
       </w:pPr>
@@ -18015,9 +20041,9 @@
         <w:t xml:space="preserve">(an item with a lasting Significant enchantment).</w:t>
       </w:r>
     </w:p>
-    <w:bookmarkEnd w:id="82"/>
-    <w:bookmarkEnd w:id="83"/>
-    <w:bookmarkStart w:id="84" w:name="corruption"/>
+    <w:bookmarkEnd w:id="91"/>
+    <w:bookmarkEnd w:id="92"/>
+    <w:bookmarkStart w:id="93" w:name="corruption"/>
     <w:p>
       <w:pPr>
         <w:pStyle w:val="Heading2"/>
@@ -18436,9 +20462,9 @@
         <w:t xml:space="preserve">between ventures clears one box.</w:t>
       </w:r>
     </w:p>
-    <w:bookmarkEnd w:id="84"/>
-    <w:bookmarkEnd w:id="85"/>
-    <w:bookmarkStart w:id="87" w:name="the-world"/>
+    <w:bookmarkEnd w:id="93"/>
+    <w:bookmarkEnd w:id="94"/>
+    <w:bookmarkStart w:id="96" w:name="the-world"/>
     <w:p>
       <w:pPr>
         <w:pStyle w:val="Heading1"/>
@@ -18453,928 +20479,6 @@
       </w:pPr>
       <w:r>
         <w:t xml:space="preserve">The empire is gone, but its bones are everywhere: roads no one repairs, aqueducts that feed dead cities, sorcerer-towers that still glow at night. Its heirs quarrel over the pieces.</w:t>
-      </w:r>
-    </w:p>
-    <w:p>
-      <w:pPr>
-        <w:numPr>
-          <w:ilvl w:val="0"/>
-          <w:numId w:val="1024"/>
-        </w:numPr>
-        <w:pStyle w:val="Compact"/>
-      </w:pPr>
-      <w:r>
-        <w:rPr>
-          <w:bCs/>
-          <w:b/>
-        </w:rPr>
-        <w:t xml:space="preserve">The Gilded Cities.</w:t>
-      </w:r>
-      <w:r>
-        <w:t xml:space="preserve"> </w:t>
-      </w:r>
-      <w:r>
-        <w:t xml:space="preserve">The empire’s heart, now a coast of rival city-states: silk, lotus, slave markets and assassins. Ruled by</w:t>
-      </w:r>
-      <w:r>
-        <w:t xml:space="preserve"> </w:t>
-      </w:r>
-      <w:r>
-        <w:rPr>
-          <w:bCs/>
-          <w:b/>
-        </w:rPr>
-        <w:t xml:space="preserve">merchant princes</w:t>
-      </w:r>
-      <w:r>
-        <w:t xml:space="preserve"> </w:t>
-      </w:r>
-      <w:r>
-        <w:t xml:space="preserve">and the occasional</w:t>
-      </w:r>
-      <w:r>
-        <w:t xml:space="preserve"> </w:t>
-      </w:r>
-      <w:r>
-        <w:rPr>
-          <w:bCs/>
-          <w:b/>
-        </w:rPr>
-        <w:t xml:space="preserve">sorcerer-prince</w:t>
-      </w:r>
-      <w:r>
-        <w:t xml:space="preserve">.</w:t>
-      </w:r>
-    </w:p>
-    <w:p>
-      <w:pPr>
-        <w:numPr>
-          <w:ilvl w:val="0"/>
-          <w:numId w:val="1024"/>
-        </w:numPr>
-        <w:pStyle w:val="Compact"/>
-      </w:pPr>
-      <w:r>
-        <w:rPr>
-          <w:bCs/>
-          <w:b/>
-        </w:rPr>
-        <w:t xml:space="preserve">The Frozen North.</w:t>
-      </w:r>
-      <w:r>
-        <w:t xml:space="preserve"> </w:t>
-      </w:r>
-      <w:r>
-        <w:t xml:space="preserve">Clans, longships and giants’ graves. Northlanders raid south every summer and trade every winter.</w:t>
-      </w:r>
-    </w:p>
-    <w:p>
-      <w:pPr>
-        <w:numPr>
-          <w:ilvl w:val="0"/>
-          <w:numId w:val="1024"/>
-        </w:numPr>
-        <w:pStyle w:val="Compact"/>
-      </w:pPr>
-      <w:r>
-        <w:rPr>
-          <w:bCs/>
-          <w:b/>
-        </w:rPr>
-        <w:t xml:space="preserve">The Burning Sands.</w:t>
-      </w:r>
-      <w:r>
-        <w:t xml:space="preserve"> </w:t>
-      </w:r>
-      <w:r>
-        <w:t xml:space="preserve">Nomads, caravan cities and buried temples of the</w:t>
-      </w:r>
-      <w:r>
-        <w:t xml:space="preserve"> </w:t>
-      </w:r>
-      <w:r>
-        <w:rPr>
-          <w:bCs/>
-          <w:b/>
-        </w:rPr>
-        <w:t xml:space="preserve">serpent kings</w:t>
-      </w:r>
-      <w:r>
-        <w:t xml:space="preserve"> </w:t>
-      </w:r>
-      <w:r>
-        <w:t xml:space="preserve">who ruled before humans.</w:t>
-      </w:r>
-    </w:p>
-    <w:p>
-      <w:pPr>
-        <w:numPr>
-          <w:ilvl w:val="0"/>
-          <w:numId w:val="1024"/>
-        </w:numPr>
-        <w:pStyle w:val="Compact"/>
-      </w:pPr>
-      <w:r>
-        <w:rPr>
-          <w:bCs/>
-          <w:b/>
-        </w:rPr>
-        <w:t xml:space="preserve">The Shattered Isles.</w:t>
-      </w:r>
-      <w:r>
-        <w:t xml:space="preserve"> </w:t>
-      </w:r>
-      <w:r>
-        <w:t xml:space="preserve">Corsair havens, sea-witches and sunken ruins; the Islanders’ free captains answer to no one.</w:t>
-      </w:r>
-    </w:p>
-    <w:p>
-      <w:pPr>
-        <w:numPr>
-          <w:ilvl w:val="0"/>
-          <w:numId w:val="1024"/>
-        </w:numPr>
-        <w:pStyle w:val="Compact"/>
-      </w:pPr>
-      <w:r>
-        <w:rPr>
-          <w:bCs/>
-          <w:b/>
-        </w:rPr>
-        <w:t xml:space="preserve">The Deeps.</w:t>
-      </w:r>
-      <w:r>
-        <w:t xml:space="preserve"> </w:t>
-      </w:r>
-      <w:r>
-        <w:t xml:space="preserve">Deepkin cities beneath the mountains, and below them, older things that dream.</w:t>
-      </w:r>
-    </w:p>
-    <w:p>
-      <w:pPr>
-        <w:numPr>
-          <w:ilvl w:val="0"/>
-          <w:numId w:val="1024"/>
-        </w:numPr>
-        <w:pStyle w:val="Compact"/>
-      </w:pPr>
-      <w:r>
-        <w:rPr>
-          <w:bCs/>
-          <w:b/>
-        </w:rPr>
-        <w:t xml:space="preserve">The Ashlands.</w:t>
-      </w:r>
-      <w:r>
-        <w:t xml:space="preserve"> </w:t>
-      </w:r>
-      <w:r>
-        <w:t xml:space="preserve">The empire’s blasted center, where the Crown broke. Nothing grows; shards and madmen are found there.</w:t>
-      </w:r>
-    </w:p>
-    <w:bookmarkStart w:id="86" w:name="powers"/>
-    <w:p>
-      <w:pPr>
-        <w:pStyle w:val="Heading2"/>
-      </w:pPr>
-      <w:r>
-        <w:t xml:space="preserve">Powers</w:t>
-      </w:r>
-    </w:p>
-    <w:p>
-      <w:pPr>
-        <w:numPr>
-          <w:ilvl w:val="0"/>
-          <w:numId w:val="1025"/>
-        </w:numPr>
-        <w:pStyle w:val="Compact"/>
-      </w:pPr>
-      <w:r>
-        <w:rPr>
-          <w:bCs/>
-          <w:b/>
-        </w:rPr>
-        <w:t xml:space="preserve">The Crown shards.</w:t>
-      </w:r>
-      <w:r>
-        <w:t xml:space="preserve"> </w:t>
-      </w:r>
-      <w:r>
-        <w:t xml:space="preserve">Nine in all; four are held by known rulers, three are lost, and two are rumors. Each grants one great power and whispers to its bearer.</w:t>
-      </w:r>
-    </w:p>
-    <w:p>
-      <w:pPr>
-        <w:numPr>
-          <w:ilvl w:val="0"/>
-          <w:numId w:val="1025"/>
-        </w:numPr>
-        <w:pStyle w:val="Compact"/>
-      </w:pPr>
-      <w:r>
-        <w:rPr>
-          <w:bCs/>
-          <w:b/>
-        </w:rPr>
-        <w:t xml:space="preserve">The sorcerer-princes.</w:t>
-      </w:r>
-      <w:r>
-        <w:t xml:space="preserve"> </w:t>
-      </w:r>
-      <w:r>
-        <w:t xml:space="preserve">Rulers who bought their thrones with sorcery and keep them with fear.</w:t>
-      </w:r>
-    </w:p>
-    <w:p>
-      <w:pPr>
-        <w:numPr>
-          <w:ilvl w:val="0"/>
-          <w:numId w:val="1025"/>
-        </w:numPr>
-        <w:pStyle w:val="Compact"/>
-      </w:pPr>
-      <w:r>
-        <w:rPr>
-          <w:bCs/>
-          <w:b/>
-        </w:rPr>
-        <w:t xml:space="preserve">The merchant princes.</w:t>
-      </w:r>
-      <w:r>
-        <w:t xml:space="preserve"> </w:t>
-      </w:r>
-      <w:r>
-        <w:t xml:space="preserve">Gold rules the Gilded Cities more than any king.</w:t>
-      </w:r>
-    </w:p>
-    <w:p>
-      <w:pPr>
-        <w:numPr>
-          <w:ilvl w:val="0"/>
-          <w:numId w:val="1025"/>
-        </w:numPr>
-        <w:pStyle w:val="Compact"/>
-      </w:pPr>
-      <w:r>
-        <w:rPr>
-          <w:bCs/>
-          <w:b/>
-        </w:rPr>
-        <w:t xml:space="preserve">The Cult of the Burning God.</w:t>
-      </w:r>
-      <w:r>
-        <w:t xml:space="preserve"> </w:t>
-      </w:r>
-      <w:r>
-        <w:t xml:space="preserve">Zealots who burn sorcerers, and sometimes their neighbors.</w:t>
-      </w:r>
-    </w:p>
-    <w:p>
-      <w:pPr>
-        <w:numPr>
-          <w:ilvl w:val="0"/>
-          <w:numId w:val="1025"/>
-        </w:numPr>
-        <w:pStyle w:val="Compact"/>
-      </w:pPr>
-      <w:r>
-        <w:rPr>
-          <w:bCs/>
-          <w:b/>
-        </w:rPr>
-        <w:t xml:space="preserve">The Iron Company and its rivals.</w:t>
-      </w:r>
-      <w:r>
-        <w:t xml:space="preserve"> </w:t>
-      </w:r>
-      <w:r>
-        <w:t xml:space="preserve">Mercenary companies who decide most wars, for a price.</w:t>
-      </w:r>
-    </w:p>
-    <w:p>
-      <w:pPr>
-        <w:numPr>
-          <w:ilvl w:val="0"/>
-          <w:numId w:val="1025"/>
-        </w:numPr>
-        <w:pStyle w:val="Compact"/>
-      </w:pPr>
-      <w:r>
-        <w:rPr>
-          <w:bCs/>
-          <w:b/>
-        </w:rPr>
-        <w:t xml:space="preserve">The Thieves’ Guild.</w:t>
-      </w:r>
-      <w:r>
-        <w:t xml:space="preserve"> </w:t>
-      </w:r>
-      <w:r>
-        <w:t xml:space="preserve">Every city has one; they don’t all get along.</w:t>
-      </w:r>
-    </w:p>
-    <w:bookmarkEnd w:id="86"/>
-    <w:bookmarkEnd w:id="87"/>
-    <w:bookmarkStart w:id="95" w:name="ready-made-characters"/>
-    <w:p>
-      <w:pPr>
-        <w:pStyle w:val="Heading1"/>
-      </w:pPr>
-      <w:r>
-        <w:t xml:space="preserve">Ready-made characters</w:t>
-      </w:r>
-    </w:p>
-    <w:p>
-      <w:pPr>
-        <w:pStyle w:val="FirstParagraph"/>
-      </w:pPr>
-      <w:r>
-        <w:t xml:space="preserve">Characters ready to play, for one-shots, new players, or a group in a hurry. Each follows the creation rules exactly, and their connections tie them together. In the creator, choose one from the ready-made list to open it and make it your own.</w:t>
-      </w:r>
-    </w:p>
-    <w:bookmarkStart w:id="88" w:name="vessa-thorn"/>
-    <w:p>
-      <w:pPr>
-        <w:pStyle w:val="Heading2"/>
-      </w:pPr>
-      <w:r>
-        <w:t xml:space="preserve">Vessa Thorn</w:t>
-      </w:r>
-    </w:p>
-    <w:p>
-      <w:pPr>
-        <w:pStyle w:val="FirstParagraph"/>
-      </w:pPr>
-      <w:r>
-        <w:rPr>
-          <w:iCs/>
-          <w:i/>
-        </w:rPr>
-        <w:t xml:space="preserve">Second-story artist, Thief. Crownlander (tier 0); Master.</w:t>
-      </w:r>
-      <w:r>
-        <w:t xml:space="preserve"> </w:t>
-      </w:r>
-      <w:r>
-        <w:t xml:space="preserve">The best climber in the Gilded Cities, who stole a jewel from a sorcerer-prince and is only now learning it’s a shard of the Crown.</w:t>
-      </w:r>
-    </w:p>
-    <w:p>
-      <w:pPr>
-        <w:numPr>
-          <w:ilvl w:val="0"/>
-          <w:numId w:val="1026"/>
-        </w:numPr>
-        <w:pStyle w:val="Compact"/>
-      </w:pPr>
-      <w:r>
-        <w:rPr>
-          <w:bCs/>
-          <w:b/>
-        </w:rPr>
-        <w:t xml:space="preserve">Attributes:</w:t>
-      </w:r>
-      <w:r>
-        <w:t xml:space="preserve"> </w:t>
-      </w:r>
-      <w:r>
-        <w:t xml:space="preserve">Body 11, Agility 13, Intellect 11, Presence 12, Will 9.</w:t>
-      </w:r>
-      <w:r>
-        <w:t xml:space="preserve"> </w:t>
-      </w:r>
-      <w:r>
-        <w:rPr>
-          <w:bCs/>
-          <w:b/>
-        </w:rPr>
-        <w:t xml:space="preserve">Dodge</w:t>
-      </w:r>
-      <w:r>
-        <w:t xml:space="preserve"> </w:t>
-      </w:r>
-      <w:r>
-        <w:t xml:space="preserve">12.</w:t>
-      </w:r>
-    </w:p>
-    <w:p>
-      <w:pPr>
-        <w:numPr>
-          <w:ilvl w:val="0"/>
-          <w:numId w:val="1026"/>
-        </w:numPr>
-        <w:pStyle w:val="Compact"/>
-      </w:pPr>
-      <w:r>
-        <w:rPr>
-          <w:bCs/>
-          <w:b/>
-        </w:rPr>
-        <w:t xml:space="preserve">Skills:</w:t>
-      </w:r>
-      <w:r>
-        <w:t xml:space="preserve"> </w:t>
-      </w:r>
-      <w:r>
-        <w:t xml:space="preserve">Thievery 18 (Expert). Trained: Stealth 14, Deception 13, Persuasion 13, Athletics 12, Craft 12, Investigation 12, Melee 12, Read People 10.</w:t>
-      </w:r>
-    </w:p>
-    <w:p>
-      <w:pPr>
-        <w:numPr>
-          <w:ilvl w:val="0"/>
-          <w:numId w:val="1026"/>
-        </w:numPr>
-        <w:pStyle w:val="Compact"/>
-      </w:pPr>
-      <w:r>
-        <w:rPr>
-          <w:bCs/>
-          <w:b/>
-        </w:rPr>
-        <w:t xml:space="preserve">Edges:</w:t>
-      </w:r>
-      <w:r>
-        <w:t xml:space="preserve"> </w:t>
-      </w:r>
-      <w:r>
-        <w:t xml:space="preserve">+1 attribute point, Extra Trained skill, A friend; a friend: Old Marrow, a fence in the Gilded Cities who buys anything and asks nothing.</w:t>
-      </w:r>
-    </w:p>
-    <w:p>
-      <w:pPr>
-        <w:numPr>
-          <w:ilvl w:val="0"/>
-          <w:numId w:val="1026"/>
-        </w:numPr>
-        <w:pStyle w:val="Compact"/>
-      </w:pPr>
-      <w:r>
-        <w:rPr>
-          <w:bCs/>
-          <w:b/>
-        </w:rPr>
-        <w:t xml:space="preserve">Advantage:</w:t>
-      </w:r>
-      <w:r>
-        <w:t xml:space="preserve"> </w:t>
-      </w:r>
-      <w:r>
-        <w:t xml:space="preserve">Lockbreaker.</w:t>
-      </w:r>
-      <w:r>
-        <w:t xml:space="preserve"> </w:t>
-      </w:r>
-      <w:r>
-        <w:rPr>
-          <w:bCs/>
-          <w:b/>
-        </w:rPr>
-        <w:t xml:space="preserve">Complication:</w:t>
-      </w:r>
-      <w:r>
-        <w:t xml:space="preserve"> </w:t>
-      </w:r>
-      <w:r>
-        <w:t xml:space="preserve">Keeper of a Secret; trigger: a powerful figure asks what you know.</w:t>
-      </w:r>
-    </w:p>
-    <w:p>
-      <w:pPr>
-        <w:numPr>
-          <w:ilvl w:val="0"/>
-          <w:numId w:val="1026"/>
-        </w:numPr>
-        <w:pStyle w:val="Compact"/>
-      </w:pPr>
-      <w:r>
-        <w:rPr>
-          <w:bCs/>
-          <w:b/>
-        </w:rPr>
-        <w:t xml:space="preserve">What drives me:</w:t>
-      </w:r>
-      <w:r>
-        <w:t xml:space="preserve"> </w:t>
-      </w:r>
-      <w:r>
-        <w:t xml:space="preserve">Gold, and plenty of it. Everything else follows.</w:t>
-      </w:r>
-      <w:r>
-        <w:t xml:space="preserve"> </w:t>
-      </w:r>
-      <w:r>
-        <w:rPr>
-          <w:bCs/>
-          <w:b/>
-        </w:rPr>
-        <w:t xml:space="preserve">Connection:</w:t>
-      </w:r>
-      <w:r>
-        <w:t xml:space="preserve"> </w:t>
-      </w:r>
-      <w:r>
-        <w:t xml:space="preserve">Cinder was paid to kill her and didn’t. Neither of them has said why.</w:t>
-      </w:r>
-    </w:p>
-    <w:bookmarkEnd w:id="88"/>
-    <w:bookmarkStart w:id="89" w:name="ithrann"/>
-    <w:p>
-      <w:pPr>
-        <w:pStyle w:val="Heading2"/>
-      </w:pPr>
-      <w:r>
-        <w:t xml:space="preserve">Ithrann</w:t>
-      </w:r>
-    </w:p>
-    <w:p>
-      <w:pPr>
-        <w:pStyle w:val="FirstParagraph"/>
-      </w:pPr>
-      <w:r>
-        <w:rPr>
-          <w:iCs/>
-          <w:i/>
-        </w:rPr>
-        <w:t xml:space="preserve">Last scholar of Ssa’keth, Sorcerer. Serpent-kin (tier 2).</w:t>
-      </w:r>
-      <w:r>
-        <w:t xml:space="preserve"> </w:t>
-      </w:r>
-      <w:r>
-        <w:t xml:space="preserve">Keeper of a drowned serpent temple’s memory, searching the human kingdoms for its lost library.</w:t>
-      </w:r>
-    </w:p>
-    <w:p>
-      <w:pPr>
-        <w:numPr>
-          <w:ilvl w:val="0"/>
-          <w:numId w:val="1027"/>
-        </w:numPr>
-        <w:pStyle w:val="Compact"/>
-      </w:pPr>
-      <w:r>
-        <w:rPr>
-          <w:bCs/>
-          <w:b/>
-        </w:rPr>
-        <w:t xml:space="preserve">Attributes:</w:t>
-      </w:r>
-      <w:r>
-        <w:t xml:space="preserve"> </w:t>
-      </w:r>
-      <w:r>
-        <w:t xml:space="preserve">Body 9, Agility 12, Intellect 13, Presence 9, Will 13.</w:t>
-      </w:r>
-      <w:r>
-        <w:t xml:space="preserve"> </w:t>
-      </w:r>
-      <w:r>
-        <w:rPr>
-          <w:bCs/>
-          <w:b/>
-        </w:rPr>
-        <w:t xml:space="preserve">Dodge</w:t>
-      </w:r>
-      <w:r>
-        <w:t xml:space="preserve"> </w:t>
-      </w:r>
-      <w:r>
-        <w:t xml:space="preserve">11.</w:t>
-      </w:r>
-    </w:p>
-    <w:p>
-      <w:pPr>
-        <w:numPr>
-          <w:ilvl w:val="0"/>
-          <w:numId w:val="1027"/>
-        </w:numPr>
-        <w:pStyle w:val="Compact"/>
-      </w:pPr>
-      <w:r>
-        <w:rPr>
-          <w:bCs/>
-          <w:b/>
-        </w:rPr>
-        <w:t xml:space="preserve">Skills:</w:t>
-      </w:r>
-      <w:r>
-        <w:t xml:space="preserve"> </w:t>
-      </w:r>
-      <w:r>
-        <w:t xml:space="preserve">Sorcery 16 (Specialty). Trained: Healing 14, Investigation 14, Lore 14, Read People 14, Survival 14, Stealth 13, Athletics 10, Deception 10, Persuasion 10.</w:t>
-      </w:r>
-    </w:p>
-    <w:p>
-      <w:pPr>
-        <w:numPr>
-          <w:ilvl w:val="0"/>
-          <w:numId w:val="1027"/>
-        </w:numPr>
-        <w:pStyle w:val="Compact"/>
-      </w:pPr>
-      <w:r>
-        <w:rPr>
-          <w:bCs/>
-          <w:b/>
-        </w:rPr>
-        <w:t xml:space="preserve">Edges:</w:t>
-      </w:r>
-      <w:r>
-        <w:t xml:space="preserve"> </w:t>
-      </w:r>
-      <w:r>
-        <w:t xml:space="preserve">+1 attribute point.</w:t>
-      </w:r>
-    </w:p>
-    <w:p>
-      <w:pPr>
-        <w:numPr>
-          <w:ilvl w:val="0"/>
-          <w:numId w:val="1027"/>
-        </w:numPr>
-        <w:pStyle w:val="Compact"/>
-      </w:pPr>
-      <w:r>
-        <w:rPr>
-          <w:bCs/>
-          <w:b/>
-        </w:rPr>
-        <w:t xml:space="preserve">Advantage:</w:t>
-      </w:r>
-      <w:r>
-        <w:t xml:space="preserve"> </w:t>
-      </w:r>
-      <w:r>
-        <w:t xml:space="preserve">Venom (ancestry; companion: Hated Blood).</w:t>
-      </w:r>
-      <w:r>
-        <w:t xml:space="preserve"> </w:t>
-      </w:r>
-      <w:r>
-        <w:rPr>
-          <w:bCs/>
-          <w:b/>
-        </w:rPr>
-        <w:t xml:space="preserve">Complication:</w:t>
-      </w:r>
-      <w:r>
-        <w:t xml:space="preserve"> </w:t>
-      </w:r>
-      <w:r>
-        <w:t xml:space="preserve">Outcast; trigger: someone recognizes your exile mark.</w:t>
-      </w:r>
-    </w:p>
-    <w:p>
-      <w:pPr>
-        <w:numPr>
-          <w:ilvl w:val="0"/>
-          <w:numId w:val="1027"/>
-        </w:numPr>
-        <w:pStyle w:val="Compact"/>
-      </w:pPr>
-      <w:r>
-        <w:rPr>
-          <w:bCs/>
-          <w:b/>
-        </w:rPr>
-        <w:t xml:space="preserve">What drives me:</w:t>
-      </w:r>
-      <w:r>
-        <w:t xml:space="preserve"> </w:t>
-      </w:r>
-      <w:r>
-        <w:t xml:space="preserve">The old empire’s secrets are out there. I will read them.</w:t>
-      </w:r>
-      <w:r>
-        <w:t xml:space="preserve"> </w:t>
-      </w:r>
-      <w:r>
-        <w:rPr>
-          <w:bCs/>
-          <w:b/>
-        </w:rPr>
-        <w:t xml:space="preserve">Connection:</w:t>
-      </w:r>
-      <w:r>
-        <w:t xml:space="preserve"> </w:t>
-      </w:r>
-      <w:r>
-        <w:t xml:space="preserve">Oren Sael shelters Ithrann at his shrine when no inn will take a serpent-kin.</w:t>
-      </w:r>
-    </w:p>
-    <w:bookmarkEnd w:id="89"/>
-    <w:bookmarkStart w:id="90" w:name="nyx"/>
-    <w:p>
-      <w:pPr>
-        <w:pStyle w:val="Heading2"/>
-      </w:pPr>
-      <w:r>
-        <w:t xml:space="preserve">Nyx</w:t>
-      </w:r>
-    </w:p>
-    <w:p>
-      <w:pPr>
-        <w:pStyle w:val="FirstParagraph"/>
-      </w:pPr>
-      <w:r>
-        <w:rPr>
-          <w:iCs/>
-          <w:i/>
-        </w:rPr>
-        <w:t xml:space="preserve">Hedge-witch, Witch. Witch-blooded (tier 1).</w:t>
-      </w:r>
-      <w:r>
-        <w:t xml:space="preserve"> </w:t>
-      </w:r>
-      <w:r>
-        <w:t xml:space="preserve">Run out of her village with stones and torches; sells cures and curses to whoever pays.</w:t>
-      </w:r>
-    </w:p>
-    <w:p>
-      <w:pPr>
-        <w:numPr>
-          <w:ilvl w:val="0"/>
-          <w:numId w:val="1028"/>
-        </w:numPr>
-        <w:pStyle w:val="Compact"/>
-      </w:pPr>
-      <w:r>
-        <w:rPr>
-          <w:bCs/>
-          <w:b/>
-        </w:rPr>
-        <w:t xml:space="preserve">Attributes:</w:t>
-      </w:r>
-      <w:r>
-        <w:t xml:space="preserve"> </w:t>
-      </w:r>
-      <w:r>
-        <w:t xml:space="preserve">Body 9, Agility 11, Intellect 11, Presence 11, Will 13.</w:t>
-      </w:r>
-      <w:r>
-        <w:t xml:space="preserve"> </w:t>
-      </w:r>
-      <w:r>
-        <w:rPr>
-          <w:bCs/>
-          <w:b/>
-        </w:rPr>
-        <w:t xml:space="preserve">Dodge</w:t>
-      </w:r>
-      <w:r>
-        <w:t xml:space="preserve"> </w:t>
-      </w:r>
-      <w:r>
-        <w:t xml:space="preserve">10.</w:t>
-      </w:r>
-    </w:p>
-    <w:p>
-      <w:pPr>
-        <w:numPr>
-          <w:ilvl w:val="0"/>
-          <w:numId w:val="1028"/>
-        </w:numPr>
-        <w:pStyle w:val="Compact"/>
-      </w:pPr>
-      <w:r>
-        <w:rPr>
-          <w:bCs/>
-          <w:b/>
-        </w:rPr>
-        <w:t xml:space="preserve">Skills:</w:t>
-      </w:r>
-      <w:r>
-        <w:t xml:space="preserve"> </w:t>
-      </w:r>
-      <w:r>
-        <w:t xml:space="preserve">Sorcery 16 (Specialty). Trained: Read People 14, Survival 14, Craft 12, Deception 12, Healing 12, Lore 12, Persuasion 12, Stealth 12, Tracking 12, Athletics 10.</w:t>
-      </w:r>
-    </w:p>
-    <w:p>
-      <w:pPr>
-        <w:numPr>
-          <w:ilvl w:val="0"/>
-          <w:numId w:val="1028"/>
-        </w:numPr>
-        <w:pStyle w:val="Compact"/>
-      </w:pPr>
-      <w:r>
-        <w:rPr>
-          <w:bCs/>
-          <w:b/>
-        </w:rPr>
-        <w:t xml:space="preserve">Edges:</w:t>
-      </w:r>
-      <w:r>
-        <w:t xml:space="preserve"> </w:t>
-      </w:r>
-      <w:r>
-        <w:t xml:space="preserve">Extra Trained skill, Extra Fortune.</w:t>
-      </w:r>
-    </w:p>
-    <w:p>
-      <w:pPr>
-        <w:numPr>
-          <w:ilvl w:val="0"/>
-          <w:numId w:val="1028"/>
-        </w:numPr>
-        <w:pStyle w:val="Compact"/>
-      </w:pPr>
-      <w:r>
-        <w:rPr>
-          <w:bCs/>
-          <w:b/>
-        </w:rPr>
-        <w:t xml:space="preserve">Advantage:</w:t>
-      </w:r>
-      <w:r>
-        <w:t xml:space="preserve"> </w:t>
-      </w:r>
-      <w:r>
-        <w:t xml:space="preserve">Herb-Wise.</w:t>
-      </w:r>
-      <w:r>
-        <w:t xml:space="preserve"> </w:t>
-      </w:r>
-      <w:r>
-        <w:rPr>
-          <w:bCs/>
-          <w:b/>
-        </w:rPr>
-        <w:t xml:space="preserve">Complication:</w:t>
-      </w:r>
-      <w:r>
-        <w:t xml:space="preserve"> </w:t>
-      </w:r>
-      <w:r>
-        <w:t xml:space="preserve">Debt to a Sorcerer; trigger: a raven arrives with a sealed message.</w:t>
-      </w:r>
-    </w:p>
-    <w:p>
-      <w:pPr>
-        <w:numPr>
-          <w:ilvl w:val="0"/>
-          <w:numId w:val="1028"/>
-        </w:numPr>
-        <w:pStyle w:val="Compact"/>
-      </w:pPr>
-      <w:r>
-        <w:rPr>
-          <w:bCs/>
-          <w:b/>
-        </w:rPr>
-        <w:t xml:space="preserve">What drives me:</w:t>
-      </w:r>
-      <w:r>
-        <w:t xml:space="preserve"> </w:t>
-      </w:r>
-      <w:r>
-        <w:t xml:space="preserve">Every day alive is a victory. I mean to have more of them.</w:t>
-      </w:r>
-      <w:r>
-        <w:t xml:space="preserve"> </w:t>
-      </w:r>
-      <w:r>
-        <w:rPr>
-          <w:bCs/>
-          <w:b/>
-        </w:rPr>
-        <w:t xml:space="preserve">Connection:</w:t>
-      </w:r>
-      <w:r>
-        <w:t xml:space="preserve"> </w:t>
-      </w:r>
-      <w:r>
-        <w:t xml:space="preserve">Gorrum carried her out of the burning village. He says he was just passing.</w:t>
-      </w:r>
-    </w:p>
-    <w:bookmarkEnd w:id="90"/>
-    <w:bookmarkStart w:id="91" w:name="gorrum-ironjaw"/>
-    <w:p>
-      <w:pPr>
-        <w:pStyle w:val="Heading2"/>
-      </w:pPr>
-      <w:r>
-        <w:t xml:space="preserve">Gorrum Ironjaw</w:t>
-      </w:r>
-    </w:p>
-    <w:p>
-      <w:pPr>
-        <w:pStyle w:val="FirstParagraph"/>
-      </w:pPr>
-      <w:r>
-        <w:rPr>
-          <w:iCs/>
-          <w:i/>
-        </w:rPr>
-        <w:t xml:space="preserve">Sergeant of the Iron Company, Sellsword. Giant-blooded (tier 2).</w:t>
-      </w:r>
-      <w:r>
-        <w:t xml:space="preserve"> </w:t>
-      </w:r>
-      <w:r>
-        <w:t xml:space="preserve">Twenty years with the Iron Company, a wheel-lock pistol he calls Thunder, and a soft spot for strays.</w:t>
       </w:r>
     </w:p>
     <w:p>
@@ -19390,29 +20494,42 @@
           <w:bCs/>
           <w:b/>
         </w:rPr>
-        <w:t xml:space="preserve">Attributes:</w:t>
-      </w:r>
-      <w:r>
-        <w:t xml:space="preserve"> </w:t>
-      </w:r>
-      <w:r>
-        <w:t xml:space="preserve">Body 15, Agility 10, Intellect 9, Presence 10, Will 11.</w:t>
-      </w:r>
-      <w:r>
-        <w:t xml:space="preserve"> </w:t>
-      </w:r>
-      <w:r>
-        <w:rPr>
-          <w:bCs/>
-          <w:b/>
-        </w:rPr>
-        <w:t xml:space="preserve">Dodge</w:t>
-      </w:r>
-      <w:r>
-        <w:t xml:space="preserve"> </w:t>
-      </w:r>
-      <w:r>
-        <w:t xml:space="preserve">9.</w:t>
+        <w:t xml:space="preserve">The Gilded Cities.</w:t>
+      </w:r>
+      <w:r>
+        <w:t xml:space="preserve"> </w:t>
+      </w:r>
+      <w:r>
+        <w:t xml:space="preserve">The empire’s heart, now a coast of rival city-states: silk, lotus, slave markets and assassins. Ruled by</w:t>
+      </w:r>
+      <w:r>
+        <w:t xml:space="preserve"> </w:t>
+      </w:r>
+      <w:r>
+        <w:rPr>
+          <w:bCs/>
+          <w:b/>
+        </w:rPr>
+        <w:t xml:space="preserve">merchant princes</w:t>
+      </w:r>
+      <w:r>
+        <w:t xml:space="preserve"> </w:t>
+      </w:r>
+      <w:r>
+        <w:t xml:space="preserve">and the occasional</w:t>
+      </w:r>
+      <w:r>
+        <w:t xml:space="preserve"> </w:t>
+      </w:r>
+      <w:r>
+        <w:rPr>
+          <w:bCs/>
+          <w:b/>
+        </w:rPr>
+        <w:t xml:space="preserve">sorcerer-prince</w:t>
+      </w:r>
+      <w:r>
+        <w:t xml:space="preserve">.</w:t>
       </w:r>
     </w:p>
     <w:p>
@@ -19428,13 +20545,13 @@
           <w:bCs/>
           <w:b/>
         </w:rPr>
-        <w:t xml:space="preserve">Skills:</w:t>
-      </w:r>
-      <w:r>
-        <w:t xml:space="preserve"> </w:t>
-      </w:r>
-      <w:r>
-        <w:t xml:space="preserve">Melee 18 (Specialty). Trained: Athletics 16, Brawling 16, Read People 12, Survival 12, Leadership 11, Marksmanship 11, Persuasion 11, Riding 11, Healing 10.</w:t>
+        <w:t xml:space="preserve">The Frozen North.</w:t>
+      </w:r>
+      <w:r>
+        <w:t xml:space="preserve"> </w:t>
+      </w:r>
+      <w:r>
+        <w:t xml:space="preserve">Clans, longships and giants’ graves. Northlanders raid south every summer and trade every winter.</w:t>
       </w:r>
     </w:p>
     <w:p>
@@ -19450,13 +20567,29 @@
           <w:bCs/>
           <w:b/>
         </w:rPr>
-        <w:t xml:space="preserve">Edges:</w:t>
-      </w:r>
-      <w:r>
-        <w:t xml:space="preserve"> </w:t>
-      </w:r>
-      <w:r>
-        <w:t xml:space="preserve">Second advantage; second advantage: Shield-Wall.</w:t>
+        <w:t xml:space="preserve">The Burning Sands.</w:t>
+      </w:r>
+      <w:r>
+        <w:t xml:space="preserve"> </w:t>
+      </w:r>
+      <w:r>
+        <w:t xml:space="preserve">Nomads, caravan cities and buried temples of the</w:t>
+      </w:r>
+      <w:r>
+        <w:t xml:space="preserve"> </w:t>
+      </w:r>
+      <w:r>
+        <w:rPr>
+          <w:bCs/>
+          <w:b/>
+        </w:rPr>
+        <w:t xml:space="preserve">serpent kings</w:t>
+      </w:r>
+      <w:r>
+        <w:t xml:space="preserve"> </w:t>
+      </w:r>
+      <w:r>
+        <w:t xml:space="preserve">who ruled before humans.</w:t>
       </w:r>
     </w:p>
     <w:p>
@@ -19472,29 +20605,13 @@
           <w:bCs/>
           <w:b/>
         </w:rPr>
-        <w:t xml:space="preserve">Advantage:</w:t>
-      </w:r>
-      <w:r>
-        <w:t xml:space="preserve"> </w:t>
-      </w:r>
-      <w:r>
-        <w:t xml:space="preserve">Battle-Hardened.</w:t>
-      </w:r>
-      <w:r>
-        <w:t xml:space="preserve"> </w:t>
-      </w:r>
-      <w:r>
-        <w:rPr>
-          <w:bCs/>
-          <w:b/>
-        </w:rPr>
-        <w:t xml:space="preserve">Complication:</w:t>
-      </w:r>
-      <w:r>
-        <w:t xml:space="preserve"> </w:t>
-      </w:r>
-      <w:r>
-        <w:t xml:space="preserve">Old Rival; trigger: your rival arrives first.</w:t>
+        <w:t xml:space="preserve">The Shattered Isles.</w:t>
+      </w:r>
+      <w:r>
+        <w:t xml:space="preserve"> </w:t>
+      </w:r>
+      <w:r>
+        <w:t xml:space="preserve">Corsair havens, sea-witches and sunken ruins; the Islanders’ free captains answer to no one.</w:t>
       </w:r>
     </w:p>
     <w:p>
@@ -19510,57 +20627,44 @@
           <w:bCs/>
           <w:b/>
         </w:rPr>
-        <w:t xml:space="preserve">What drives me:</w:t>
-      </w:r>
-      <w:r>
-        <w:t xml:space="preserve"> </w:t>
-      </w:r>
-      <w:r>
-        <w:t xml:space="preserve">I did terrible things. I mean to balance the scales.</w:t>
-      </w:r>
-      <w:r>
-        <w:t xml:space="preserve"> </w:t>
-      </w:r>
-      <w:r>
-        <w:rPr>
-          <w:bCs/>
-          <w:b/>
-        </w:rPr>
-        <w:t xml:space="preserve">Connection:</w:t>
-      </w:r>
-      <w:r>
-        <w:t xml:space="preserve"> </w:t>
-      </w:r>
-      <w:r>
-        <w:t xml:space="preserve">Nyx is the stray he carried out of the fire. He’d die before he’d say he cares.</w:t>
-      </w:r>
-    </w:p>
-    <w:bookmarkEnd w:id="91"/>
-    <w:bookmarkStart w:id="92" w:name="mira-saltwind"/>
+        <w:t xml:space="preserve">The Deeps.</w:t>
+      </w:r>
+      <w:r>
+        <w:t xml:space="preserve"> </w:t>
+      </w:r>
+      <w:r>
+        <w:t xml:space="preserve">Deepkin cities beneath the mountains, and below them, older things that dream.</w:t>
+      </w:r>
+    </w:p>
+    <w:p>
+      <w:pPr>
+        <w:numPr>
+          <w:ilvl w:val="0"/>
+          <w:numId w:val="1029"/>
+        </w:numPr>
+        <w:pStyle w:val="Compact"/>
+      </w:pPr>
+      <w:r>
+        <w:rPr>
+          <w:bCs/>
+          <w:b/>
+        </w:rPr>
+        <w:t xml:space="preserve">The Ashlands.</w:t>
+      </w:r>
+      <w:r>
+        <w:t xml:space="preserve"> </w:t>
+      </w:r>
+      <w:r>
+        <w:t xml:space="preserve">The empire’s blasted center, where the Crown broke. Nothing grows; shards and madmen are found there.</w:t>
+      </w:r>
+    </w:p>
+    <w:bookmarkStart w:id="95" w:name="powers"/>
     <w:p>
       <w:pPr>
         <w:pStyle w:val="Heading2"/>
       </w:pPr>
       <w:r>
-        <w:t xml:space="preserve">Mira Saltwind</w:t>
-      </w:r>
-    </w:p>
-    <w:p>
-      <w:pPr>
-        <w:pStyle w:val="FirstParagraph"/>
-      </w:pPr>
-      <w:r>
-        <w:rPr>
-          <w:iCs/>
-          <w:i/>
-        </w:rPr>
-        <w:t xml:space="preserve">Free captain, without a ship, Corsair. Islander (tier 0); Master.</w:t>
-      </w:r>
-      <w:r>
-        <w:t xml:space="preserve"> </w:t>
-      </w:r>
-      <w:r>
-        <w:t xml:space="preserve">Captain of the Kestrel until a sea-witch sank her. She kept her mother’s arquebus and her crew’s debts.</w:t>
+        <w:t xml:space="preserve">Powers</w:t>
       </w:r>
     </w:p>
     <w:p>
@@ -19576,29 +20680,13 @@
           <w:bCs/>
           <w:b/>
         </w:rPr>
-        <w:t xml:space="preserve">Attributes:</w:t>
-      </w:r>
-      <w:r>
-        <w:t xml:space="preserve"> </w:t>
-      </w:r>
-      <w:r>
-        <w:t xml:space="preserve">Body 11, Agility 13, Intellect 10, Presence 11, Will 11.</w:t>
-      </w:r>
-      <w:r>
-        <w:t xml:space="preserve"> </w:t>
-      </w:r>
-      <w:r>
-        <w:rPr>
-          <w:bCs/>
-          <w:b/>
-        </w:rPr>
-        <w:t xml:space="preserve">Dodge</w:t>
-      </w:r>
-      <w:r>
-        <w:t xml:space="preserve"> </w:t>
-      </w:r>
-      <w:r>
-        <w:t xml:space="preserve">12.</w:t>
+        <w:t xml:space="preserve">The Crown shards.</w:t>
+      </w:r>
+      <w:r>
+        <w:t xml:space="preserve"> </w:t>
+      </w:r>
+      <w:r>
+        <w:t xml:space="preserve">Nine in all; four are held by known rulers, three are lost, and two are rumors. Each grants one great power and whispers to its bearer.</w:t>
       </w:r>
     </w:p>
     <w:p>
@@ -19614,13 +20702,13 @@
           <w:bCs/>
           <w:b/>
         </w:rPr>
-        <w:t xml:space="preserve">Skills:</w:t>
-      </w:r>
-      <w:r>
-        <w:t xml:space="preserve"> </w:t>
-      </w:r>
-      <w:r>
-        <w:t xml:space="preserve">Sailing 18 (Expert). Trained: Marksmanship 14, Stealth 14, Athletics 12, Brawling 12, Melee 12, Persuasion 12, Read People 12, Survival 12.</w:t>
+        <w:t xml:space="preserve">The sorcerer-princes.</w:t>
+      </w:r>
+      <w:r>
+        <w:t xml:space="preserve"> </w:t>
+      </w:r>
+      <w:r>
+        <w:t xml:space="preserve">Rulers who bought their thrones with sorcery and keep them with fear.</w:t>
       </w:r>
     </w:p>
     <w:p>
@@ -19636,13 +20724,13 @@
           <w:bCs/>
           <w:b/>
         </w:rPr>
-        <w:t xml:space="preserve">Edges:</w:t>
-      </w:r>
-      <w:r>
-        <w:t xml:space="preserve"> </w:t>
-      </w:r>
-      <w:r>
-        <w:t xml:space="preserve">+1 attribute point, Extra Trained skill, A fine weapon or tool; a fine tool: her mother’s arquebus, Widowmaker (+2 to Marksmanship for aimed shots at Medium range or farther).</w:t>
+        <w:t xml:space="preserve">The merchant princes.</w:t>
+      </w:r>
+      <w:r>
+        <w:t xml:space="preserve"> </w:t>
+      </w:r>
+      <w:r>
+        <w:t xml:space="preserve">Gold rules the Gilded Cities more than any king.</w:t>
       </w:r>
     </w:p>
     <w:p>
@@ -19658,29 +20746,13 @@
           <w:bCs/>
           <w:b/>
         </w:rPr>
-        <w:t xml:space="preserve">Advantage:</w:t>
-      </w:r>
-      <w:r>
-        <w:t xml:space="preserve"> </w:t>
-      </w:r>
-      <w:r>
-        <w:t xml:space="preserve">Sea Legs.</w:t>
-      </w:r>
-      <w:r>
-        <w:t xml:space="preserve"> </w:t>
-      </w:r>
-      <w:r>
-        <w:rPr>
-          <w:bCs/>
-          <w:b/>
-        </w:rPr>
-        <w:t xml:space="preserve">Complication:</w:t>
-      </w:r>
-      <w:r>
-        <w:t xml:space="preserve"> </w:t>
-      </w:r>
-      <w:r>
-        <w:t xml:space="preserve">Sworn Vengeance; trigger: news of where your enemy is.</w:t>
+        <w:t xml:space="preserve">The Cult of the Burning God.</w:t>
+      </w:r>
+      <w:r>
+        <w:t xml:space="preserve"> </w:t>
+      </w:r>
+      <w:r>
+        <w:t xml:space="preserve">Zealots who burn sorcerers, and sometimes their neighbors.</w:t>
       </w:r>
     </w:p>
     <w:p>
@@ -19696,39 +20768,63 @@
           <w:bCs/>
           <w:b/>
         </w:rPr>
-        <w:t xml:space="preserve">What drives me:</w:t>
-      </w:r>
-      <w:r>
-        <w:t xml:space="preserve"> </w:t>
-      </w:r>
-      <w:r>
-        <w:t xml:space="preserve">Someone took everything from me. I mean to take it back, in blood.</w:t>
-      </w:r>
-      <w:r>
-        <w:t xml:space="preserve"> </w:t>
-      </w:r>
-      <w:r>
-        <w:rPr>
-          <w:bCs/>
-          <w:b/>
-        </w:rPr>
-        <w:t xml:space="preserve">Connection:</w:t>
-      </w:r>
-      <w:r>
-        <w:t xml:space="preserve"> </w:t>
-      </w:r>
-      <w:r>
-        <w:t xml:space="preserve">Kara of the Long Winter owes her a life, and Mira means to collect.</w:t>
-      </w:r>
-    </w:p>
-    <w:bookmarkEnd w:id="92"/>
-    <w:bookmarkStart w:id="93" w:name="cinder"/>
+        <w:t xml:space="preserve">The Iron Company and its rivals.</w:t>
+      </w:r>
+      <w:r>
+        <w:t xml:space="preserve"> </w:t>
+      </w:r>
+      <w:r>
+        <w:t xml:space="preserve">Mercenary companies who decide most wars, for a price.</w:t>
+      </w:r>
+    </w:p>
+    <w:p>
+      <w:pPr>
+        <w:numPr>
+          <w:ilvl w:val="0"/>
+          <w:numId w:val="1030"/>
+        </w:numPr>
+        <w:pStyle w:val="Compact"/>
+      </w:pPr>
+      <w:r>
+        <w:rPr>
+          <w:bCs/>
+          <w:b/>
+        </w:rPr>
+        <w:t xml:space="preserve">The Thieves’ Guild.</w:t>
+      </w:r>
+      <w:r>
+        <w:t xml:space="preserve"> </w:t>
+      </w:r>
+      <w:r>
+        <w:t xml:space="preserve">Every city has one; they don’t all get along.</w:t>
+      </w:r>
+    </w:p>
+    <w:bookmarkEnd w:id="95"/>
+    <w:bookmarkEnd w:id="96"/>
+    <w:bookmarkStart w:id="104" w:name="ready-made-characters"/>
+    <w:p>
+      <w:pPr>
+        <w:pStyle w:val="Heading1"/>
+      </w:pPr>
+      <w:r>
+        <w:t xml:space="preserve">Ready-made characters</w:t>
+      </w:r>
+    </w:p>
+    <w:p>
+      <w:pPr>
+        <w:pStyle w:val="FirstParagraph"/>
+      </w:pPr>
+      <w:r>
+        <w:t xml:space="preserve">Characters ready to play, for one-shots, new players, or a group in a hurry. Each follows the creation rules exactly, and their connections tie them together. In the creator, choose one from the ready-made list to open it and make it your own.</w:t>
+      </w:r>
+    </w:p>
+    <w:bookmarkStart w:id="97" w:name="vessa-thorn"/>
     <w:p>
       <w:pPr>
         <w:pStyle w:val="Heading2"/>
       </w:pPr>
       <w:r>
-        <w:t xml:space="preserve">Cinder</w:t>
+        <w:t xml:space="preserve">Vessa Thorn</w:t>
       </w:r>
     </w:p>
     <w:p>
@@ -19740,13 +20836,13 @@
           <w:iCs/>
           <w:i/>
         </w:rPr>
-        <w:t xml:space="preserve">Former blade of the Ash Guild, Assassin. Ashborn (tier 1).</w:t>
-      </w:r>
-      <w:r>
-        <w:t xml:space="preserve"> </w:t>
-      </w:r>
-      <w:r>
-        <w:t xml:space="preserve">Made by the Ash Guild into its best knife; ran the night they ordered a child’s death.</w:t>
+        <w:t xml:space="preserve">Second-story artist, Thief. Crownlander (tier 0); Master.</w:t>
+      </w:r>
+      <w:r>
+        <w:t xml:space="preserve"> </w:t>
+      </w:r>
+      <w:r>
+        <w:t xml:space="preserve">The best climber in the Gilded Cities, who stole a jewel from a sorcerer-prince and is only now learning it’s a shard of the Crown.</w:t>
       </w:r>
     </w:p>
     <w:p>
@@ -19768,7 +20864,7 @@
         <w:t xml:space="preserve"> </w:t>
       </w:r>
       <w:r>
-        <w:t xml:space="preserve">Body 12, Agility 13, Intellect 11, Presence 9, Will 11.</w:t>
+        <w:t xml:space="preserve">Body 11, Agility 13, Intellect 11, Presence 12, Will 9.</w:t>
       </w:r>
       <w:r>
         <w:t xml:space="preserve"> </w:t>
@@ -19806,7 +20902,7 @@
         <w:t xml:space="preserve"> </w:t>
       </w:r>
       <w:r>
-        <w:t xml:space="preserve">Stealth 16 (Specialty). Trained: Marksmanship 14, Thievery 14, Athletics 13, Brawling 13, Melee 13, Craft 12, Investigation 12, Read People 12, Survival 12, Deception 10.</w:t>
+        <w:t xml:space="preserve">Thievery 18 (Expert). Trained: Stealth 14, Deception 13, Persuasion 13, Athletics 12, Craft 12, Investigation 12, Melee 12, Read People 10.</w:t>
       </w:r>
     </w:p>
     <w:p>
@@ -19828,7 +20924,7 @@
         <w:t xml:space="preserve"> </w:t>
       </w:r>
       <w:r>
-        <w:t xml:space="preserve">+1 attribute point, Extra Trained skill.</w:t>
+        <w:t xml:space="preserve">+1 attribute point, Extra Trained skill, A friend; a friend: Old Marrow, a fence in the Gilded Cities who buys anything and asks nothing.</w:t>
       </w:r>
     </w:p>
     <w:p>
@@ -19850,7 +20946,7 @@
         <w:t xml:space="preserve"> </w:t>
       </w:r>
       <w:r>
-        <w:t xml:space="preserve">Shadow-Walker.</w:t>
+        <w:t xml:space="preserve">Lockbreaker.</w:t>
       </w:r>
       <w:r>
         <w:t xml:space="preserve"> </w:t>
@@ -19866,7 +20962,7 @@
         <w:t xml:space="preserve"> </w:t>
       </w:r>
       <w:r>
-        <w:t xml:space="preserve">Wanted; trigger: a bounty hunter takes the next room.</w:t>
+        <w:t xml:space="preserve">Keeper of a Secret; trigger: a powerful figure asks what you know.</w:t>
       </w:r>
     </w:p>
     <w:p>
@@ -19888,7 +20984,7 @@
         <w:t xml:space="preserve"> </w:t>
       </w:r>
       <w:r>
-        <w:t xml:space="preserve">No master, no chains, no one to answer to.</w:t>
+        <w:t xml:space="preserve">Gold, and plenty of it. Everything else follows.</w:t>
       </w:r>
       <w:r>
         <w:t xml:space="preserve"> </w:t>
@@ -19904,17 +21000,17 @@
         <w:t xml:space="preserve"> </w:t>
       </w:r>
       <w:r>
-        <w:t xml:space="preserve">Vessa Thorn was their last contract. They let her live and have been running ever since.</w:t>
-      </w:r>
-    </w:p>
-    <w:bookmarkEnd w:id="93"/>
-    <w:bookmarkStart w:id="94" w:name="oren-sael"/>
+        <w:t xml:space="preserve">Cinder was paid to kill her and didn’t. Neither of them has said why.</w:t>
+      </w:r>
+    </w:p>
+    <w:bookmarkEnd w:id="97"/>
+    <w:bookmarkStart w:id="98" w:name="ithrann"/>
     <w:p>
       <w:pPr>
         <w:pStyle w:val="Heading2"/>
       </w:pPr>
       <w:r>
-        <w:t xml:space="preserve">Oren Sael</w:t>
+        <w:t xml:space="preserve">Ithrann</w:t>
       </w:r>
     </w:p>
     <w:p>
@@ -19926,13 +21022,13 @@
           <w:iCs/>
           <w:i/>
         </w:rPr>
-        <w:t xml:space="preserve">Keeper of the Last Shrine, Priest. Sand-born (tier 0).</w:t>
-      </w:r>
-      <w:r>
-        <w:t xml:space="preserve"> </w:t>
-      </w:r>
-      <w:r>
-        <w:t xml:space="preserve">The last priest of Haddu, god of wells, who keeps a shrine no caravan visits and a flame that is going out.</w:t>
+        <w:t xml:space="preserve">Last scholar of Ssa’keth, Sorcerer. Serpent-kin (tier 2).</w:t>
+      </w:r>
+      <w:r>
+        <w:t xml:space="preserve"> </w:t>
+      </w:r>
+      <w:r>
+        <w:t xml:space="preserve">Keeper of a drowned serpent temple’s memory, searching the human kingdoms for its lost library.</w:t>
       </w:r>
     </w:p>
     <w:p>
@@ -19954,7 +21050,7 @@
         <w:t xml:space="preserve"> </w:t>
       </w:r>
       <w:r>
-        <w:t xml:space="preserve">Body 10, Agility 10, Intellect 11, Presence 13, Will 13.</w:t>
+        <w:t xml:space="preserve">Body 9, Agility 12, Intellect 13, Presence 9, Will 13.</w:t>
       </w:r>
       <w:r>
         <w:t xml:space="preserve"> </w:t>
@@ -19970,7 +21066,7 @@
         <w:t xml:space="preserve"> </w:t>
       </w:r>
       <w:r>
-        <w:t xml:space="preserve">9.</w:t>
+        <w:t xml:space="preserve">11.</w:t>
       </w:r>
     </w:p>
     <w:p>
@@ -19992,7 +21088,7 @@
         <w:t xml:space="preserve"> </w:t>
       </w:r>
       <w:r>
-        <w:t xml:space="preserve">Persuasion 16 (Specialty). Trained: Leadership 14, Read People 14, Survival 14, Healing 12, Investigation 12, Lore 12, Athletics 11, Melee 11, Riding 11.</w:t>
+        <w:t xml:space="preserve">Sorcery 16 (Specialty). Trained: Healing 14, Investigation 14, Lore 14, Read People 14, Survival 14, Stealth 13, Athletics 10, Deception 10, Persuasion 10.</w:t>
       </w:r>
     </w:p>
     <w:p>
@@ -20014,7 +21110,7 @@
         <w:t xml:space="preserve"> </w:t>
       </w:r>
       <w:r>
-        <w:t xml:space="preserve">+1 attribute point ×2, A friend; a friend: Yusra, the last caravan-master who still stops at the shrine.</w:t>
+        <w:t xml:space="preserve">+1 attribute point.</w:t>
       </w:r>
     </w:p>
     <w:p>
@@ -20036,7 +21132,7 @@
         <w:t xml:space="preserve"> </w:t>
       </w:r>
       <w:r>
-        <w:t xml:space="preserve">Iron Will.</w:t>
+        <w:t xml:space="preserve">Venom (ancestry; companion: Hated Blood).</w:t>
       </w:r>
       <w:r>
         <w:t xml:space="preserve"> </w:t>
@@ -20052,7 +21148,7 @@
         <w:t xml:space="preserve"> </w:t>
       </w:r>
       <w:r>
-        <w:t xml:space="preserve">Oath-Bound; trigger: keeping the vow means abandoning the plan.</w:t>
+        <w:t xml:space="preserve">Outcast; trigger: someone recognizes your exile mark.</w:t>
       </w:r>
     </w:p>
     <w:p>
@@ -20074,6 +21170,936 @@
         <w:t xml:space="preserve"> </w:t>
       </w:r>
       <w:r>
+        <w:t xml:space="preserve">The old empire’s secrets are out there. I will read them.</w:t>
+      </w:r>
+      <w:r>
+        <w:t xml:space="preserve"> </w:t>
+      </w:r>
+      <w:r>
+        <w:rPr>
+          <w:bCs/>
+          <w:b/>
+        </w:rPr>
+        <w:t xml:space="preserve">Connection:</w:t>
+      </w:r>
+      <w:r>
+        <w:t xml:space="preserve"> </w:t>
+      </w:r>
+      <w:r>
+        <w:t xml:space="preserve">Oren Sael shelters Ithrann at his shrine when no inn will take a serpent-kin.</w:t>
+      </w:r>
+    </w:p>
+    <w:bookmarkEnd w:id="98"/>
+    <w:bookmarkStart w:id="99" w:name="nyx"/>
+    <w:p>
+      <w:pPr>
+        <w:pStyle w:val="Heading2"/>
+      </w:pPr>
+      <w:r>
+        <w:t xml:space="preserve">Nyx</w:t>
+      </w:r>
+    </w:p>
+    <w:p>
+      <w:pPr>
+        <w:pStyle w:val="FirstParagraph"/>
+      </w:pPr>
+      <w:r>
+        <w:rPr>
+          <w:iCs/>
+          <w:i/>
+        </w:rPr>
+        <w:t xml:space="preserve">Hedge-witch, Witch. Witch-blooded (tier 1).</w:t>
+      </w:r>
+      <w:r>
+        <w:t xml:space="preserve"> </w:t>
+      </w:r>
+      <w:r>
+        <w:t xml:space="preserve">Run out of her village with stones and torches; sells cures and curses to whoever pays.</w:t>
+      </w:r>
+    </w:p>
+    <w:p>
+      <w:pPr>
+        <w:numPr>
+          <w:ilvl w:val="0"/>
+          <w:numId w:val="1033"/>
+        </w:numPr>
+        <w:pStyle w:val="Compact"/>
+      </w:pPr>
+      <w:r>
+        <w:rPr>
+          <w:bCs/>
+          <w:b/>
+        </w:rPr>
+        <w:t xml:space="preserve">Attributes:</w:t>
+      </w:r>
+      <w:r>
+        <w:t xml:space="preserve"> </w:t>
+      </w:r>
+      <w:r>
+        <w:t xml:space="preserve">Body 9, Agility 11, Intellect 11, Presence 11, Will 13.</w:t>
+      </w:r>
+      <w:r>
+        <w:t xml:space="preserve"> </w:t>
+      </w:r>
+      <w:r>
+        <w:rPr>
+          <w:bCs/>
+          <w:b/>
+        </w:rPr>
+        <w:t xml:space="preserve">Dodge</w:t>
+      </w:r>
+      <w:r>
+        <w:t xml:space="preserve"> </w:t>
+      </w:r>
+      <w:r>
+        <w:t xml:space="preserve">10.</w:t>
+      </w:r>
+    </w:p>
+    <w:p>
+      <w:pPr>
+        <w:numPr>
+          <w:ilvl w:val="0"/>
+          <w:numId w:val="1033"/>
+        </w:numPr>
+        <w:pStyle w:val="Compact"/>
+      </w:pPr>
+      <w:r>
+        <w:rPr>
+          <w:bCs/>
+          <w:b/>
+        </w:rPr>
+        <w:t xml:space="preserve">Skills:</w:t>
+      </w:r>
+      <w:r>
+        <w:t xml:space="preserve"> </w:t>
+      </w:r>
+      <w:r>
+        <w:t xml:space="preserve">Sorcery 16 (Specialty). Trained: Read People 14, Survival 14, Craft 12, Deception 12, Healing 12, Lore 12, Persuasion 12, Stealth 12, Tracking 12, Athletics 10.</w:t>
+      </w:r>
+    </w:p>
+    <w:p>
+      <w:pPr>
+        <w:numPr>
+          <w:ilvl w:val="0"/>
+          <w:numId w:val="1033"/>
+        </w:numPr>
+        <w:pStyle w:val="Compact"/>
+      </w:pPr>
+      <w:r>
+        <w:rPr>
+          <w:bCs/>
+          <w:b/>
+        </w:rPr>
+        <w:t xml:space="preserve">Edges:</w:t>
+      </w:r>
+      <w:r>
+        <w:t xml:space="preserve"> </w:t>
+      </w:r>
+      <w:r>
+        <w:t xml:space="preserve">Extra Trained skill, Extra Fortune.</w:t>
+      </w:r>
+    </w:p>
+    <w:p>
+      <w:pPr>
+        <w:numPr>
+          <w:ilvl w:val="0"/>
+          <w:numId w:val="1033"/>
+        </w:numPr>
+        <w:pStyle w:val="Compact"/>
+      </w:pPr>
+      <w:r>
+        <w:rPr>
+          <w:bCs/>
+          <w:b/>
+        </w:rPr>
+        <w:t xml:space="preserve">Advantage:</w:t>
+      </w:r>
+      <w:r>
+        <w:t xml:space="preserve"> </w:t>
+      </w:r>
+      <w:r>
+        <w:t xml:space="preserve">Herb-Wise.</w:t>
+      </w:r>
+      <w:r>
+        <w:t xml:space="preserve"> </w:t>
+      </w:r>
+      <w:r>
+        <w:rPr>
+          <w:bCs/>
+          <w:b/>
+        </w:rPr>
+        <w:t xml:space="preserve">Complication:</w:t>
+      </w:r>
+      <w:r>
+        <w:t xml:space="preserve"> </w:t>
+      </w:r>
+      <w:r>
+        <w:t xml:space="preserve">Debt to a Sorcerer; trigger: a raven arrives with a sealed message.</w:t>
+      </w:r>
+    </w:p>
+    <w:p>
+      <w:pPr>
+        <w:numPr>
+          <w:ilvl w:val="0"/>
+          <w:numId w:val="1033"/>
+        </w:numPr>
+        <w:pStyle w:val="Compact"/>
+      </w:pPr>
+      <w:r>
+        <w:rPr>
+          <w:bCs/>
+          <w:b/>
+        </w:rPr>
+        <w:t xml:space="preserve">What drives me:</w:t>
+      </w:r>
+      <w:r>
+        <w:t xml:space="preserve"> </w:t>
+      </w:r>
+      <w:r>
+        <w:t xml:space="preserve">Every day alive is a victory. I mean to have more of them.</w:t>
+      </w:r>
+      <w:r>
+        <w:t xml:space="preserve"> </w:t>
+      </w:r>
+      <w:r>
+        <w:rPr>
+          <w:bCs/>
+          <w:b/>
+        </w:rPr>
+        <w:t xml:space="preserve">Connection:</w:t>
+      </w:r>
+      <w:r>
+        <w:t xml:space="preserve"> </w:t>
+      </w:r>
+      <w:r>
+        <w:t xml:space="preserve">Gorrum carried her out of the burning village. He says he was just passing.</w:t>
+      </w:r>
+    </w:p>
+    <w:bookmarkEnd w:id="99"/>
+    <w:bookmarkStart w:id="100" w:name="gorrum-ironjaw"/>
+    <w:p>
+      <w:pPr>
+        <w:pStyle w:val="Heading2"/>
+      </w:pPr>
+      <w:r>
+        <w:t xml:space="preserve">Gorrum Ironjaw</w:t>
+      </w:r>
+    </w:p>
+    <w:p>
+      <w:pPr>
+        <w:pStyle w:val="FirstParagraph"/>
+      </w:pPr>
+      <w:r>
+        <w:rPr>
+          <w:iCs/>
+          <w:i/>
+        </w:rPr>
+        <w:t xml:space="preserve">Sergeant of the Iron Company, Sellsword. Giant-blooded (tier 2).</w:t>
+      </w:r>
+      <w:r>
+        <w:t xml:space="preserve"> </w:t>
+      </w:r>
+      <w:r>
+        <w:t xml:space="preserve">Twenty years with the Iron Company, a wheel-lock pistol he calls Thunder, and a soft spot for strays.</w:t>
+      </w:r>
+    </w:p>
+    <w:p>
+      <w:pPr>
+        <w:numPr>
+          <w:ilvl w:val="0"/>
+          <w:numId w:val="1034"/>
+        </w:numPr>
+        <w:pStyle w:val="Compact"/>
+      </w:pPr>
+      <w:r>
+        <w:rPr>
+          <w:bCs/>
+          <w:b/>
+        </w:rPr>
+        <w:t xml:space="preserve">Attributes:</w:t>
+      </w:r>
+      <w:r>
+        <w:t xml:space="preserve"> </w:t>
+      </w:r>
+      <w:r>
+        <w:t xml:space="preserve">Body 15, Agility 10, Intellect 9, Presence 10, Will 11.</w:t>
+      </w:r>
+      <w:r>
+        <w:t xml:space="preserve"> </w:t>
+      </w:r>
+      <w:r>
+        <w:rPr>
+          <w:bCs/>
+          <w:b/>
+        </w:rPr>
+        <w:t xml:space="preserve">Dodge</w:t>
+      </w:r>
+      <w:r>
+        <w:t xml:space="preserve"> </w:t>
+      </w:r>
+      <w:r>
+        <w:t xml:space="preserve">9.</w:t>
+      </w:r>
+    </w:p>
+    <w:p>
+      <w:pPr>
+        <w:numPr>
+          <w:ilvl w:val="0"/>
+          <w:numId w:val="1034"/>
+        </w:numPr>
+        <w:pStyle w:val="Compact"/>
+      </w:pPr>
+      <w:r>
+        <w:rPr>
+          <w:bCs/>
+          <w:b/>
+        </w:rPr>
+        <w:t xml:space="preserve">Skills:</w:t>
+      </w:r>
+      <w:r>
+        <w:t xml:space="preserve"> </w:t>
+      </w:r>
+      <w:r>
+        <w:t xml:space="preserve">Melee 18 (Specialty). Trained: Athletics 16, Brawling 16, Read People 12, Survival 12, Leadership 11, Marksmanship 11, Persuasion 11, Riding 11, Healing 10.</w:t>
+      </w:r>
+    </w:p>
+    <w:p>
+      <w:pPr>
+        <w:numPr>
+          <w:ilvl w:val="0"/>
+          <w:numId w:val="1034"/>
+        </w:numPr>
+        <w:pStyle w:val="Compact"/>
+      </w:pPr>
+      <w:r>
+        <w:rPr>
+          <w:bCs/>
+          <w:b/>
+        </w:rPr>
+        <w:t xml:space="preserve">Edges:</w:t>
+      </w:r>
+      <w:r>
+        <w:t xml:space="preserve"> </w:t>
+      </w:r>
+      <w:r>
+        <w:t xml:space="preserve">Second advantage; second advantage: Shield-Wall.</w:t>
+      </w:r>
+    </w:p>
+    <w:p>
+      <w:pPr>
+        <w:numPr>
+          <w:ilvl w:val="0"/>
+          <w:numId w:val="1034"/>
+        </w:numPr>
+        <w:pStyle w:val="Compact"/>
+      </w:pPr>
+      <w:r>
+        <w:rPr>
+          <w:bCs/>
+          <w:b/>
+        </w:rPr>
+        <w:t xml:space="preserve">Advantage:</w:t>
+      </w:r>
+      <w:r>
+        <w:t xml:space="preserve"> </w:t>
+      </w:r>
+      <w:r>
+        <w:t xml:space="preserve">Battle-Hardened.</w:t>
+      </w:r>
+      <w:r>
+        <w:t xml:space="preserve"> </w:t>
+      </w:r>
+      <w:r>
+        <w:rPr>
+          <w:bCs/>
+          <w:b/>
+        </w:rPr>
+        <w:t xml:space="preserve">Complication:</w:t>
+      </w:r>
+      <w:r>
+        <w:t xml:space="preserve"> </w:t>
+      </w:r>
+      <w:r>
+        <w:t xml:space="preserve">Old Rival; trigger: your rival arrives first.</w:t>
+      </w:r>
+    </w:p>
+    <w:p>
+      <w:pPr>
+        <w:numPr>
+          <w:ilvl w:val="0"/>
+          <w:numId w:val="1034"/>
+        </w:numPr>
+        <w:pStyle w:val="Compact"/>
+      </w:pPr>
+      <w:r>
+        <w:rPr>
+          <w:bCs/>
+          <w:b/>
+        </w:rPr>
+        <w:t xml:space="preserve">What drives me:</w:t>
+      </w:r>
+      <w:r>
+        <w:t xml:space="preserve"> </w:t>
+      </w:r>
+      <w:r>
+        <w:t xml:space="preserve">I did terrible things. I mean to balance the scales.</w:t>
+      </w:r>
+      <w:r>
+        <w:t xml:space="preserve"> </w:t>
+      </w:r>
+      <w:r>
+        <w:rPr>
+          <w:bCs/>
+          <w:b/>
+        </w:rPr>
+        <w:t xml:space="preserve">Connection:</w:t>
+      </w:r>
+      <w:r>
+        <w:t xml:space="preserve"> </w:t>
+      </w:r>
+      <w:r>
+        <w:t xml:space="preserve">Nyx is the stray he carried out of the fire. He’d die before he’d say he cares.</w:t>
+      </w:r>
+    </w:p>
+    <w:bookmarkEnd w:id="100"/>
+    <w:bookmarkStart w:id="101" w:name="mira-saltwind"/>
+    <w:p>
+      <w:pPr>
+        <w:pStyle w:val="Heading2"/>
+      </w:pPr>
+      <w:r>
+        <w:t xml:space="preserve">Mira Saltwind</w:t>
+      </w:r>
+    </w:p>
+    <w:p>
+      <w:pPr>
+        <w:pStyle w:val="FirstParagraph"/>
+      </w:pPr>
+      <w:r>
+        <w:rPr>
+          <w:iCs/>
+          <w:i/>
+        </w:rPr>
+        <w:t xml:space="preserve">Free captain, without a ship, Corsair. Islander (tier 0); Master.</w:t>
+      </w:r>
+      <w:r>
+        <w:t xml:space="preserve"> </w:t>
+      </w:r>
+      <w:r>
+        <w:t xml:space="preserve">Captain of the Kestrel until a sea-witch sank her. She kept her mother’s arquebus and her crew’s debts.</w:t>
+      </w:r>
+    </w:p>
+    <w:p>
+      <w:pPr>
+        <w:numPr>
+          <w:ilvl w:val="0"/>
+          <w:numId w:val="1035"/>
+        </w:numPr>
+        <w:pStyle w:val="Compact"/>
+      </w:pPr>
+      <w:r>
+        <w:rPr>
+          <w:bCs/>
+          <w:b/>
+        </w:rPr>
+        <w:t xml:space="preserve">Attributes:</w:t>
+      </w:r>
+      <w:r>
+        <w:t xml:space="preserve"> </w:t>
+      </w:r>
+      <w:r>
+        <w:t xml:space="preserve">Body 11, Agility 13, Intellect 10, Presence 11, Will 11.</w:t>
+      </w:r>
+      <w:r>
+        <w:t xml:space="preserve"> </w:t>
+      </w:r>
+      <w:r>
+        <w:rPr>
+          <w:bCs/>
+          <w:b/>
+        </w:rPr>
+        <w:t xml:space="preserve">Dodge</w:t>
+      </w:r>
+      <w:r>
+        <w:t xml:space="preserve"> </w:t>
+      </w:r>
+      <w:r>
+        <w:t xml:space="preserve">12.</w:t>
+      </w:r>
+    </w:p>
+    <w:p>
+      <w:pPr>
+        <w:numPr>
+          <w:ilvl w:val="0"/>
+          <w:numId w:val="1035"/>
+        </w:numPr>
+        <w:pStyle w:val="Compact"/>
+      </w:pPr>
+      <w:r>
+        <w:rPr>
+          <w:bCs/>
+          <w:b/>
+        </w:rPr>
+        <w:t xml:space="preserve">Skills:</w:t>
+      </w:r>
+      <w:r>
+        <w:t xml:space="preserve"> </w:t>
+      </w:r>
+      <w:r>
+        <w:t xml:space="preserve">Sailing 18 (Expert). Trained: Marksmanship 14, Stealth 14, Athletics 12, Brawling 12, Melee 12, Persuasion 12, Read People 12, Survival 12.</w:t>
+      </w:r>
+    </w:p>
+    <w:p>
+      <w:pPr>
+        <w:numPr>
+          <w:ilvl w:val="0"/>
+          <w:numId w:val="1035"/>
+        </w:numPr>
+        <w:pStyle w:val="Compact"/>
+      </w:pPr>
+      <w:r>
+        <w:rPr>
+          <w:bCs/>
+          <w:b/>
+        </w:rPr>
+        <w:t xml:space="preserve">Edges:</w:t>
+      </w:r>
+      <w:r>
+        <w:t xml:space="preserve"> </w:t>
+      </w:r>
+      <w:r>
+        <w:t xml:space="preserve">+1 attribute point, Extra Trained skill, A fine weapon or tool; a fine tool: her mother’s arquebus, Widowmaker (+2 to Marksmanship for aimed shots at Medium range or farther).</w:t>
+      </w:r>
+    </w:p>
+    <w:p>
+      <w:pPr>
+        <w:numPr>
+          <w:ilvl w:val="0"/>
+          <w:numId w:val="1035"/>
+        </w:numPr>
+        <w:pStyle w:val="Compact"/>
+      </w:pPr>
+      <w:r>
+        <w:rPr>
+          <w:bCs/>
+          <w:b/>
+        </w:rPr>
+        <w:t xml:space="preserve">Advantage:</w:t>
+      </w:r>
+      <w:r>
+        <w:t xml:space="preserve"> </w:t>
+      </w:r>
+      <w:r>
+        <w:t xml:space="preserve">Sea Legs.</w:t>
+      </w:r>
+      <w:r>
+        <w:t xml:space="preserve"> </w:t>
+      </w:r>
+      <w:r>
+        <w:rPr>
+          <w:bCs/>
+          <w:b/>
+        </w:rPr>
+        <w:t xml:space="preserve">Complication:</w:t>
+      </w:r>
+      <w:r>
+        <w:t xml:space="preserve"> </w:t>
+      </w:r>
+      <w:r>
+        <w:t xml:space="preserve">Sworn Vengeance; trigger: news of where your enemy is.</w:t>
+      </w:r>
+    </w:p>
+    <w:p>
+      <w:pPr>
+        <w:numPr>
+          <w:ilvl w:val="0"/>
+          <w:numId w:val="1035"/>
+        </w:numPr>
+        <w:pStyle w:val="Compact"/>
+      </w:pPr>
+      <w:r>
+        <w:rPr>
+          <w:bCs/>
+          <w:b/>
+        </w:rPr>
+        <w:t xml:space="preserve">What drives me:</w:t>
+      </w:r>
+      <w:r>
+        <w:t xml:space="preserve"> </w:t>
+      </w:r>
+      <w:r>
+        <w:t xml:space="preserve">Someone took everything from me. I mean to take it back, in blood.</w:t>
+      </w:r>
+      <w:r>
+        <w:t xml:space="preserve"> </w:t>
+      </w:r>
+      <w:r>
+        <w:rPr>
+          <w:bCs/>
+          <w:b/>
+        </w:rPr>
+        <w:t xml:space="preserve">Connection:</w:t>
+      </w:r>
+      <w:r>
+        <w:t xml:space="preserve"> </w:t>
+      </w:r>
+      <w:r>
+        <w:t xml:space="preserve">Kara of the Long Winter owes her a life, and Mira means to collect.</w:t>
+      </w:r>
+    </w:p>
+    <w:bookmarkEnd w:id="101"/>
+    <w:bookmarkStart w:id="102" w:name="cinder"/>
+    <w:p>
+      <w:pPr>
+        <w:pStyle w:val="Heading2"/>
+      </w:pPr>
+      <w:r>
+        <w:t xml:space="preserve">Cinder</w:t>
+      </w:r>
+    </w:p>
+    <w:p>
+      <w:pPr>
+        <w:pStyle w:val="FirstParagraph"/>
+      </w:pPr>
+      <w:r>
+        <w:rPr>
+          <w:iCs/>
+          <w:i/>
+        </w:rPr>
+        <w:t xml:space="preserve">Former blade of the Ash Guild, Assassin. Ashborn (tier 1).</w:t>
+      </w:r>
+      <w:r>
+        <w:t xml:space="preserve"> </w:t>
+      </w:r>
+      <w:r>
+        <w:t xml:space="preserve">Made by the Ash Guild into its best knife; ran the night they ordered a child’s death.</w:t>
+      </w:r>
+    </w:p>
+    <w:p>
+      <w:pPr>
+        <w:numPr>
+          <w:ilvl w:val="0"/>
+          <w:numId w:val="1036"/>
+        </w:numPr>
+        <w:pStyle w:val="Compact"/>
+      </w:pPr>
+      <w:r>
+        <w:rPr>
+          <w:bCs/>
+          <w:b/>
+        </w:rPr>
+        <w:t xml:space="preserve">Attributes:</w:t>
+      </w:r>
+      <w:r>
+        <w:t xml:space="preserve"> </w:t>
+      </w:r>
+      <w:r>
+        <w:t xml:space="preserve">Body 12, Agility 13, Intellect 11, Presence 9, Will 11.</w:t>
+      </w:r>
+      <w:r>
+        <w:t xml:space="preserve"> </w:t>
+      </w:r>
+      <w:r>
+        <w:rPr>
+          <w:bCs/>
+          <w:b/>
+        </w:rPr>
+        <w:t xml:space="preserve">Dodge</w:t>
+      </w:r>
+      <w:r>
+        <w:t xml:space="preserve"> </w:t>
+      </w:r>
+      <w:r>
+        <w:t xml:space="preserve">12.</w:t>
+      </w:r>
+    </w:p>
+    <w:p>
+      <w:pPr>
+        <w:numPr>
+          <w:ilvl w:val="0"/>
+          <w:numId w:val="1036"/>
+        </w:numPr>
+        <w:pStyle w:val="Compact"/>
+      </w:pPr>
+      <w:r>
+        <w:rPr>
+          <w:bCs/>
+          <w:b/>
+        </w:rPr>
+        <w:t xml:space="preserve">Skills:</w:t>
+      </w:r>
+      <w:r>
+        <w:t xml:space="preserve"> </w:t>
+      </w:r>
+      <w:r>
+        <w:t xml:space="preserve">Stealth 16 (Specialty). Trained: Marksmanship 14, Thievery 14, Athletics 13, Brawling 13, Melee 13, Craft 12, Investigation 12, Read People 12, Survival 12, Deception 10.</w:t>
+      </w:r>
+    </w:p>
+    <w:p>
+      <w:pPr>
+        <w:numPr>
+          <w:ilvl w:val="0"/>
+          <w:numId w:val="1036"/>
+        </w:numPr>
+        <w:pStyle w:val="Compact"/>
+      </w:pPr>
+      <w:r>
+        <w:rPr>
+          <w:bCs/>
+          <w:b/>
+        </w:rPr>
+        <w:t xml:space="preserve">Edges:</w:t>
+      </w:r>
+      <w:r>
+        <w:t xml:space="preserve"> </w:t>
+      </w:r>
+      <w:r>
+        <w:t xml:space="preserve">+1 attribute point, Extra Trained skill.</w:t>
+      </w:r>
+    </w:p>
+    <w:p>
+      <w:pPr>
+        <w:numPr>
+          <w:ilvl w:val="0"/>
+          <w:numId w:val="1036"/>
+        </w:numPr>
+        <w:pStyle w:val="Compact"/>
+      </w:pPr>
+      <w:r>
+        <w:rPr>
+          <w:bCs/>
+          <w:b/>
+        </w:rPr>
+        <w:t xml:space="preserve">Advantage:</w:t>
+      </w:r>
+      <w:r>
+        <w:t xml:space="preserve"> </w:t>
+      </w:r>
+      <w:r>
+        <w:t xml:space="preserve">Shadow-Walker.</w:t>
+      </w:r>
+      <w:r>
+        <w:t xml:space="preserve"> </w:t>
+      </w:r>
+      <w:r>
+        <w:rPr>
+          <w:bCs/>
+          <w:b/>
+        </w:rPr>
+        <w:t xml:space="preserve">Complication:</w:t>
+      </w:r>
+      <w:r>
+        <w:t xml:space="preserve"> </w:t>
+      </w:r>
+      <w:r>
+        <w:t xml:space="preserve">Wanted; trigger: a bounty hunter takes the next room.</w:t>
+      </w:r>
+    </w:p>
+    <w:p>
+      <w:pPr>
+        <w:numPr>
+          <w:ilvl w:val="0"/>
+          <w:numId w:val="1036"/>
+        </w:numPr>
+        <w:pStyle w:val="Compact"/>
+      </w:pPr>
+      <w:r>
+        <w:rPr>
+          <w:bCs/>
+          <w:b/>
+        </w:rPr>
+        <w:t xml:space="preserve">What drives me:</w:t>
+      </w:r>
+      <w:r>
+        <w:t xml:space="preserve"> </w:t>
+      </w:r>
+      <w:r>
+        <w:t xml:space="preserve">No master, no chains, no one to answer to.</w:t>
+      </w:r>
+      <w:r>
+        <w:t xml:space="preserve"> </w:t>
+      </w:r>
+      <w:r>
+        <w:rPr>
+          <w:bCs/>
+          <w:b/>
+        </w:rPr>
+        <w:t xml:space="preserve">Connection:</w:t>
+      </w:r>
+      <w:r>
+        <w:t xml:space="preserve"> </w:t>
+      </w:r>
+      <w:r>
+        <w:t xml:space="preserve">Vessa Thorn was their last contract. They let her live and have been running ever since.</w:t>
+      </w:r>
+    </w:p>
+    <w:bookmarkEnd w:id="102"/>
+    <w:bookmarkStart w:id="103" w:name="oren-sael"/>
+    <w:p>
+      <w:pPr>
+        <w:pStyle w:val="Heading2"/>
+      </w:pPr>
+      <w:r>
+        <w:t xml:space="preserve">Oren Sael</w:t>
+      </w:r>
+    </w:p>
+    <w:p>
+      <w:pPr>
+        <w:pStyle w:val="FirstParagraph"/>
+      </w:pPr>
+      <w:r>
+        <w:rPr>
+          <w:iCs/>
+          <w:i/>
+        </w:rPr>
+        <w:t xml:space="preserve">Keeper of the Last Shrine, Priest. Sand-born (tier 0).</w:t>
+      </w:r>
+      <w:r>
+        <w:t xml:space="preserve"> </w:t>
+      </w:r>
+      <w:r>
+        <w:t xml:space="preserve">The last priest of Haddu, god of wells, who keeps a shrine no caravan visits and a flame that is going out.</w:t>
+      </w:r>
+    </w:p>
+    <w:p>
+      <w:pPr>
+        <w:numPr>
+          <w:ilvl w:val="0"/>
+          <w:numId w:val="1037"/>
+        </w:numPr>
+        <w:pStyle w:val="Compact"/>
+      </w:pPr>
+      <w:r>
+        <w:rPr>
+          <w:bCs/>
+          <w:b/>
+        </w:rPr>
+        <w:t xml:space="preserve">Attributes:</w:t>
+      </w:r>
+      <w:r>
+        <w:t xml:space="preserve"> </w:t>
+      </w:r>
+      <w:r>
+        <w:t xml:space="preserve">Body 10, Agility 10, Intellect 11, Presence 13, Will 13.</w:t>
+      </w:r>
+      <w:r>
+        <w:t xml:space="preserve"> </w:t>
+      </w:r>
+      <w:r>
+        <w:rPr>
+          <w:bCs/>
+          <w:b/>
+        </w:rPr>
+        <w:t xml:space="preserve">Dodge</w:t>
+      </w:r>
+      <w:r>
+        <w:t xml:space="preserve"> </w:t>
+      </w:r>
+      <w:r>
+        <w:t xml:space="preserve">9.</w:t>
+      </w:r>
+    </w:p>
+    <w:p>
+      <w:pPr>
+        <w:numPr>
+          <w:ilvl w:val="0"/>
+          <w:numId w:val="1037"/>
+        </w:numPr>
+        <w:pStyle w:val="Compact"/>
+      </w:pPr>
+      <w:r>
+        <w:rPr>
+          <w:bCs/>
+          <w:b/>
+        </w:rPr>
+        <w:t xml:space="preserve">Skills:</w:t>
+      </w:r>
+      <w:r>
+        <w:t xml:space="preserve"> </w:t>
+      </w:r>
+      <w:r>
+        <w:t xml:space="preserve">Persuasion 16 (Specialty). Trained: Leadership 14, Read People 14, Survival 14, Healing 12, Investigation 12, Lore 12, Athletics 11, Melee 11, Riding 11.</w:t>
+      </w:r>
+    </w:p>
+    <w:p>
+      <w:pPr>
+        <w:numPr>
+          <w:ilvl w:val="0"/>
+          <w:numId w:val="1037"/>
+        </w:numPr>
+        <w:pStyle w:val="Compact"/>
+      </w:pPr>
+      <w:r>
+        <w:rPr>
+          <w:bCs/>
+          <w:b/>
+        </w:rPr>
+        <w:t xml:space="preserve">Edges:</w:t>
+      </w:r>
+      <w:r>
+        <w:t xml:space="preserve"> </w:t>
+      </w:r>
+      <w:r>
+        <w:t xml:space="preserve">+1 attribute point ×2, A friend; a friend: Yusra, the last caravan-master who still stops at the shrine.</w:t>
+      </w:r>
+    </w:p>
+    <w:p>
+      <w:pPr>
+        <w:numPr>
+          <w:ilvl w:val="0"/>
+          <w:numId w:val="1037"/>
+        </w:numPr>
+        <w:pStyle w:val="Compact"/>
+      </w:pPr>
+      <w:r>
+        <w:rPr>
+          <w:bCs/>
+          <w:b/>
+        </w:rPr>
+        <w:t xml:space="preserve">Advantage:</w:t>
+      </w:r>
+      <w:r>
+        <w:t xml:space="preserve"> </w:t>
+      </w:r>
+      <w:r>
+        <w:t xml:space="preserve">Iron Will.</w:t>
+      </w:r>
+      <w:r>
+        <w:t xml:space="preserve"> </w:t>
+      </w:r>
+      <w:r>
+        <w:rPr>
+          <w:bCs/>
+          <w:b/>
+        </w:rPr>
+        <w:t xml:space="preserve">Complication:</w:t>
+      </w:r>
+      <w:r>
+        <w:t xml:space="preserve"> </w:t>
+      </w:r>
+      <w:r>
+        <w:t xml:space="preserve">Oath-Bound; trigger: keeping the vow means abandoning the plan.</w:t>
+      </w:r>
+    </w:p>
+    <w:p>
+      <w:pPr>
+        <w:numPr>
+          <w:ilvl w:val="0"/>
+          <w:numId w:val="1037"/>
+        </w:numPr>
+        <w:pStyle w:val="Compact"/>
+      </w:pPr>
+      <w:r>
+        <w:rPr>
+          <w:bCs/>
+          <w:b/>
+        </w:rPr>
+        <w:t xml:space="preserve">What drives me:</w:t>
+      </w:r>
+      <w:r>
+        <w:t xml:space="preserve"> </w:t>
+      </w:r>
+      <w:r>
         <w:t xml:space="preserve">My god is dying. Someone has to keep the flame.</w:t>
       </w:r>
       <w:r>
@@ -20093,9 +22119,9 @@
         <w:t xml:space="preserve">Ithrann sleeps at his shrine. Oren hopes the serpent-kin’s books hold a cure for a dying god.</w:t>
       </w:r>
     </w:p>
-    <w:bookmarkEnd w:id="94"/>
-    <w:bookmarkEnd w:id="95"/>
-    <w:bookmarkStart w:id="96" w:name="advantages"/>
+    <w:bookmarkEnd w:id="103"/>
+    <w:bookmarkEnd w:id="104"/>
+    <w:bookmarkStart w:id="105" w:name="advantages"/>
     <w:p>
       <w:pPr>
         <w:pStyle w:val="Heading1"/>
@@ -20898,6 +22924,39 @@
           </w:p>
         </w:tc>
       </w:tr>
+      <w:tr>
+        <w:tc>
+          <w:tcPr/>
+          <w:p>
+            <w:pPr>
+              <w:pStyle w:val="Compact"/>
+              <w:jc w:val="left"/>
+            </w:pPr>
+            <w:r>
+              <w:rPr>
+                <w:b/>
+                <w:sz w:val="19"/>
+              </w:rPr>
+              <w:t xml:space="preserve">Untold Tales</w:t>
+            </w:r>
+          </w:p>
+        </w:tc>
+        <w:tc>
+          <w:tcPr/>
+          <w:p>
+            <w:pPr>
+              <w:pStyle w:val="Compact"/>
+              <w:jc w:val="left"/>
+            </w:pPr>
+            <w:r>
+              <w:rPr>
+                <w:sz w:val="19"/>
+              </w:rPr>
+              <w:t xml:space="preserve">You start play with three tales, each a secret your role or your people taught you: something in no common book or lore. They grant no bonus: they let you act on what you know.</w:t>
+            </w:r>
+          </w:p>
+        </w:tc>
+      </w:tr>
     </w:tbl>
     <w:p>
       <w:pPr>
@@ -20943,8 +23002,8 @@
         <w:t xml:space="preserve">too, or the gift has nothing to work with.</w:t>
       </w:r>
     </w:p>
-    <w:bookmarkEnd w:id="96"/>
-    <w:bookmarkStart w:id="111" w:name="ancestries"/>
+    <w:bookmarkEnd w:id="105"/>
+    <w:bookmarkStart w:id="120" w:name="ancestries"/>
     <w:p>
       <w:pPr>
         <w:pStyle w:val="Heading1"/>
@@ -21871,7 +23930,7 @@
         </w:tc>
       </w:tr>
     </w:tbl>
-    <w:bookmarkStart w:id="97" w:name="shared-rules"/>
+    <w:bookmarkStart w:id="106" w:name="shared-rules"/>
     <w:p>
       <w:pPr>
         <w:pStyle w:val="Heading2"/>
@@ -22073,8 +24132,8 @@
         </w:tc>
       </w:tr>
     </w:tbl>
-    <w:bookmarkEnd w:id="97"/>
-    <w:bookmarkStart w:id="98" w:name="crownlander"/>
+    <w:bookmarkEnd w:id="106"/>
+    <w:bookmarkStart w:id="107" w:name="crownlander"/>
     <w:p>
       <w:pPr>
         <w:pStyle w:val="Heading2"/>
@@ -22387,8 +24446,8 @@
         </w:tc>
       </w:tr>
     </w:tbl>
-    <w:bookmarkEnd w:id="98"/>
-    <w:bookmarkStart w:id="99" w:name="islander"/>
+    <w:bookmarkEnd w:id="107"/>
+    <w:bookmarkStart w:id="108" w:name="islander"/>
     <w:p>
       <w:pPr>
         <w:pStyle w:val="Heading2"/>
@@ -22701,8 +24760,8 @@
         </w:tc>
       </w:tr>
     </w:tbl>
-    <w:bookmarkEnd w:id="99"/>
-    <w:bookmarkStart w:id="100" w:name="northlander"/>
+    <w:bookmarkEnd w:id="108"/>
+    <w:bookmarkStart w:id="109" w:name="northlander"/>
     <w:p>
       <w:pPr>
         <w:pStyle w:val="Heading2"/>
@@ -23015,8 +25074,8 @@
         </w:tc>
       </w:tr>
     </w:tbl>
-    <w:bookmarkEnd w:id="100"/>
-    <w:bookmarkStart w:id="101" w:name="sand-born"/>
+    <w:bookmarkEnd w:id="109"/>
+    <w:bookmarkStart w:id="110" w:name="sand-born"/>
     <w:p>
       <w:pPr>
         <w:pStyle w:val="Heading2"/>
@@ -23329,8 +25388,8 @@
         </w:tc>
       </w:tr>
     </w:tbl>
-    <w:bookmarkEnd w:id="101"/>
-    <w:bookmarkStart w:id="102" w:name="ashborn"/>
+    <w:bookmarkEnd w:id="110"/>
+    <w:bookmarkStart w:id="111" w:name="ashborn"/>
     <w:p>
       <w:pPr>
         <w:pStyle w:val="Heading2"/>
@@ -23375,7 +25434,7 @@
       <w:pPr>
         <w:numPr>
           <w:ilvl w:val="0"/>
-          <w:numId w:val="1033"/>
+          <w:numId w:val="1038"/>
         </w:numPr>
         <w:pStyle w:val="Compact"/>
       </w:pPr>
@@ -23667,8 +25726,8 @@
         </w:tc>
       </w:tr>
     </w:tbl>
-    <w:bookmarkEnd w:id="102"/>
-    <w:bookmarkStart w:id="103" w:name="deepkin"/>
+    <w:bookmarkEnd w:id="111"/>
+    <w:bookmarkStart w:id="112" w:name="deepkin"/>
     <w:p>
       <w:pPr>
         <w:pStyle w:val="Heading2"/>
@@ -23713,7 +25772,7 @@
       <w:pPr>
         <w:numPr>
           <w:ilvl w:val="0"/>
-          <w:numId w:val="1034"/>
+          <w:numId w:val="1039"/>
         </w:numPr>
         <w:pStyle w:val="Compact"/>
       </w:pPr>
@@ -23725,7 +25784,7 @@
       <w:pPr>
         <w:numPr>
           <w:ilvl w:val="0"/>
-          <w:numId w:val="1034"/>
+          <w:numId w:val="1039"/>
         </w:numPr>
         <w:pStyle w:val="Compact"/>
       </w:pPr>
@@ -24017,8 +26076,8 @@
         </w:tc>
       </w:tr>
     </w:tbl>
-    <w:bookmarkEnd w:id="103"/>
-    <w:bookmarkStart w:id="104" w:name="witch-blooded"/>
+    <w:bookmarkEnd w:id="112"/>
+    <w:bookmarkStart w:id="113" w:name="witch-blooded"/>
     <w:p>
       <w:pPr>
         <w:pStyle w:val="Heading2"/>
@@ -24063,7 +26122,7 @@
       <w:pPr>
         <w:numPr>
           <w:ilvl w:val="0"/>
-          <w:numId w:val="1035"/>
+          <w:numId w:val="1040"/>
         </w:numPr>
         <w:pStyle w:val="Compact"/>
       </w:pPr>
@@ -24075,7 +26134,7 @@
       <w:pPr>
         <w:numPr>
           <w:ilvl w:val="0"/>
-          <w:numId w:val="1035"/>
+          <w:numId w:val="1040"/>
         </w:numPr>
         <w:pStyle w:val="Compact"/>
       </w:pPr>
@@ -24385,8 +26444,8 @@
         </w:tc>
       </w:tr>
     </w:tbl>
-    <w:bookmarkEnd w:id="104"/>
-    <w:bookmarkStart w:id="105" w:name="demon-marked"/>
+    <w:bookmarkEnd w:id="113"/>
+    <w:bookmarkStart w:id="114" w:name="demon-marked"/>
     <w:p>
       <w:pPr>
         <w:pStyle w:val="Heading2"/>
@@ -24431,7 +26490,7 @@
       <w:pPr>
         <w:numPr>
           <w:ilvl w:val="0"/>
-          <w:numId w:val="1036"/>
+          <w:numId w:val="1041"/>
         </w:numPr>
         <w:pStyle w:val="Compact"/>
       </w:pPr>
@@ -24443,7 +26502,7 @@
       <w:pPr>
         <w:numPr>
           <w:ilvl w:val="0"/>
-          <w:numId w:val="1036"/>
+          <w:numId w:val="1041"/>
         </w:numPr>
         <w:pStyle w:val="Compact"/>
       </w:pPr>
@@ -24735,8 +26794,8 @@
         </w:tc>
       </w:tr>
     </w:tbl>
-    <w:bookmarkEnd w:id="105"/>
-    <w:bookmarkStart w:id="106" w:name="giant-blooded"/>
+    <w:bookmarkEnd w:id="114"/>
+    <w:bookmarkStart w:id="115" w:name="giant-blooded"/>
     <w:p>
       <w:pPr>
         <w:pStyle w:val="Heading2"/>
@@ -24781,7 +26840,7 @@
       <w:pPr>
         <w:numPr>
           <w:ilvl w:val="0"/>
-          <w:numId w:val="1037"/>
+          <w:numId w:val="1042"/>
         </w:numPr>
         <w:pStyle w:val="Compact"/>
       </w:pPr>
@@ -25073,8 +27132,8 @@
         </w:tc>
       </w:tr>
     </w:tbl>
-    <w:bookmarkEnd w:id="106"/>
-    <w:bookmarkStart w:id="107" w:name="serpent-kin"/>
+    <w:bookmarkEnd w:id="115"/>
+    <w:bookmarkStart w:id="116" w:name="serpent-kin"/>
     <w:p>
       <w:pPr>
         <w:pStyle w:val="Heading2"/>
@@ -25119,7 +27178,7 @@
       <w:pPr>
         <w:numPr>
           <w:ilvl w:val="0"/>
-          <w:numId w:val="1038"/>
+          <w:numId w:val="1043"/>
         </w:numPr>
         <w:pStyle w:val="Compact"/>
       </w:pPr>
@@ -25131,7 +27190,7 @@
       <w:pPr>
         <w:numPr>
           <w:ilvl w:val="0"/>
-          <w:numId w:val="1038"/>
+          <w:numId w:val="1043"/>
         </w:numPr>
         <w:pStyle w:val="Compact"/>
       </w:pPr>
@@ -25423,8 +27482,8 @@
         </w:tc>
       </w:tr>
     </w:tbl>
-    <w:bookmarkEnd w:id="107"/>
-    <w:bookmarkStart w:id="108" w:name="skinchanger"/>
+    <w:bookmarkEnd w:id="116"/>
+    <w:bookmarkStart w:id="117" w:name="skinchanger"/>
     <w:p>
       <w:pPr>
         <w:pStyle w:val="Heading2"/>
@@ -25469,7 +27528,7 @@
       <w:pPr>
         <w:numPr>
           <w:ilvl w:val="0"/>
-          <w:numId w:val="1039"/>
+          <w:numId w:val="1044"/>
         </w:numPr>
         <w:pStyle w:val="Compact"/>
       </w:pPr>
@@ -25481,7 +27540,7 @@
       <w:pPr>
         <w:numPr>
           <w:ilvl w:val="0"/>
-          <w:numId w:val="1039"/>
+          <w:numId w:val="1044"/>
         </w:numPr>
         <w:pStyle w:val="Compact"/>
       </w:pPr>
@@ -25807,8 +27866,8 @@
         </w:tc>
       </w:tr>
     </w:tbl>
-    <w:bookmarkEnd w:id="108"/>
-    <w:bookmarkStart w:id="109" w:name="godblooded"/>
+    <w:bookmarkEnd w:id="117"/>
+    <w:bookmarkStart w:id="118" w:name="godblooded"/>
     <w:p>
       <w:pPr>
         <w:pStyle w:val="Heading2"/>
@@ -25853,7 +27912,7 @@
       <w:pPr>
         <w:numPr>
           <w:ilvl w:val="0"/>
-          <w:numId w:val="1040"/>
+          <w:numId w:val="1045"/>
         </w:numPr>
         <w:pStyle w:val="Compact"/>
       </w:pPr>
@@ -25865,7 +27924,7 @@
       <w:pPr>
         <w:numPr>
           <w:ilvl w:val="0"/>
-          <w:numId w:val="1040"/>
+          <w:numId w:val="1045"/>
         </w:numPr>
         <w:pStyle w:val="Compact"/>
       </w:pPr>
@@ -26157,8 +28216,8 @@
         </w:tc>
       </w:tr>
     </w:tbl>
-    <w:bookmarkEnd w:id="109"/>
-    <w:bookmarkStart w:id="110" w:name="undying"/>
+    <w:bookmarkEnd w:id="118"/>
+    <w:bookmarkStart w:id="119" w:name="undying"/>
     <w:p>
       <w:pPr>
         <w:pStyle w:val="Heading2"/>
@@ -26203,7 +28262,7 @@
       <w:pPr>
         <w:numPr>
           <w:ilvl w:val="0"/>
-          <w:numId w:val="1041"/>
+          <w:numId w:val="1046"/>
         </w:numPr>
         <w:pStyle w:val="Compact"/>
       </w:pPr>
@@ -26215,7 +28274,7 @@
       <w:pPr>
         <w:numPr>
           <w:ilvl w:val="0"/>
-          <w:numId w:val="1041"/>
+          <w:numId w:val="1046"/>
         </w:numPr>
         <w:pStyle w:val="Compact"/>
       </w:pPr>
@@ -26227,7 +28286,7 @@
       <w:pPr>
         <w:numPr>
           <w:ilvl w:val="0"/>
-          <w:numId w:val="1041"/>
+          <w:numId w:val="1046"/>
         </w:numPr>
         <w:pStyle w:val="Compact"/>
       </w:pPr>
@@ -26519,9 +28578,9 @@
         </w:tc>
       </w:tr>
     </w:tbl>
-    <w:bookmarkEnd w:id="110"/>
-    <w:bookmarkEnd w:id="111"/>
-    <w:bookmarkStart w:id="122" w:name="making-your-own"/>
+    <w:bookmarkEnd w:id="119"/>
+    <w:bookmarkEnd w:id="120"/>
+    <w:bookmarkStart w:id="131" w:name="making-your-own"/>
     <w:p>
       <w:pPr>
         <w:pStyle w:val="Heading1"/>
@@ -26554,7 +28613,7 @@
         <w:t xml:space="preserve">option at the end of each list, and its checklist holds a custom choice to the same rules as everything else.</w:t>
       </w:r>
     </w:p>
-    <w:bookmarkStart w:id="112" w:name="a-custom-role"/>
+    <w:bookmarkStart w:id="121" w:name="a-custom-role"/>
     <w:p>
       <w:pPr>
         <w:pStyle w:val="Heading2"/>
@@ -26575,7 +28634,7 @@
       <w:pPr>
         <w:numPr>
           <w:ilvl w:val="0"/>
-          <w:numId w:val="1042"/>
+          <w:numId w:val="1047"/>
         </w:numPr>
         <w:pStyle w:val="Compact"/>
       </w:pPr>
@@ -26621,7 +28680,7 @@
       <w:pPr>
         <w:numPr>
           <w:ilvl w:val="0"/>
-          <w:numId w:val="1042"/>
+          <w:numId w:val="1047"/>
         </w:numPr>
         <w:pStyle w:val="Compact"/>
       </w:pPr>
@@ -26643,7 +28702,7 @@
       <w:pPr>
         <w:numPr>
           <w:ilvl w:val="0"/>
-          <w:numId w:val="1042"/>
+          <w:numId w:val="1047"/>
         </w:numPr>
         <w:pStyle w:val="Compact"/>
       </w:pPr>
@@ -26665,7 +28724,7 @@
       <w:pPr>
         <w:numPr>
           <w:ilvl w:val="0"/>
-          <w:numId w:val="1042"/>
+          <w:numId w:val="1047"/>
         </w:numPr>
         <w:pStyle w:val="Compact"/>
       </w:pPr>
@@ -26730,8 +28789,8 @@
         <w:t xml:space="preserve">.</w:t>
       </w:r>
     </w:p>
-    <w:bookmarkEnd w:id="112"/>
-    <w:bookmarkStart w:id="121" w:name="a-custom-ancestry"/>
+    <w:bookmarkEnd w:id="121"/>
+    <w:bookmarkStart w:id="130" w:name="a-custom-ancestry"/>
     <w:p>
       <w:pPr>
         <w:pStyle w:val="Heading2"/>
@@ -26748,7 +28807,7 @@
         <w:t xml:space="preserve">Build it with the GM, one step at a time.</w:t>
       </w:r>
     </w:p>
-    <w:bookmarkStart w:id="113" w:name="the-concept"/>
+    <w:bookmarkStart w:id="122" w:name="the-concept"/>
     <w:p>
       <w:pPr>
         <w:pStyle w:val="Heading3"/>
@@ -26765,8 +28824,8 @@
         <w:t xml:space="preserve">Two or three sentences: where they come from, what sets them apart, and how others see them. It should be something the ancestries in this book don’t already cover.</w:t>
       </w:r>
     </w:p>
-    <w:bookmarkEnd w:id="113"/>
-    <w:bookmarkStart w:id="114" w:name="the-tier"/>
+    <w:bookmarkEnd w:id="122"/>
+    <w:bookmarkStart w:id="123" w:name="the-tier"/>
     <w:p>
       <w:pPr>
         <w:pStyle w:val="Heading3"/>
@@ -27063,8 +29122,8 @@
         <w:t xml:space="preserve">When in doubt, choose the higher tier.</w:t>
       </w:r>
     </w:p>
-    <w:bookmarkEnd w:id="114"/>
-    <w:bookmarkStart w:id="115" w:name="attribute-adjustments"/>
+    <w:bookmarkEnd w:id="123"/>
+    <w:bookmarkStart w:id="124" w:name="attribute-adjustments"/>
     <w:p>
       <w:pPr>
         <w:pStyle w:val="Heading3"/>
@@ -27134,8 +29193,8 @@
         <w:t xml:space="preserve">of +1 or −1 to Move. Most have none. It isn’t an attribute adjustment and needn’t balance.</w:t>
       </w:r>
     </w:p>
-    <w:bookmarkEnd w:id="115"/>
-    <w:bookmarkStart w:id="116" w:name="core-rules-tier-1-and-up"/>
+    <w:bookmarkEnd w:id="124"/>
+    <w:bookmarkStart w:id="125" w:name="core-rules-tier-1-and-up"/>
     <w:p>
       <w:pPr>
         <w:pStyle w:val="Heading3"/>
@@ -27152,8 +29211,8 @@
         <w:t xml:space="preserve">One to three short rules that always apply: what they can do (see in the dark, resist cold, a free Trained skill) and what it costs (a weakness, a people’s distrust, a hazard they can’t abide). A strength with no drawback is worth more than it looks, so price it a tier higher.</w:t>
       </w:r>
     </w:p>
-    <w:bookmarkEnd w:id="116"/>
-    <w:bookmarkStart w:id="117" w:name="ancestry-advantages"/>
+    <w:bookmarkEnd w:id="125"/>
+    <w:bookmarkStart w:id="126" w:name="ancestry-advantages"/>
     <w:p>
       <w:pPr>
         <w:pStyle w:val="Heading3"/>
@@ -27208,8 +29267,8 @@
         <w:t xml:space="preserve">: a problem the trait causes, with a clear trigger and a real consequence, which earns a Fortune point when it bites, like any complication. A character takes one advantage, general or ancestry, so make them distinct choices.</w:t>
       </w:r>
     </w:p>
-    <w:bookmarkEnd w:id="117"/>
-    <w:bookmarkStart w:id="118" w:name="an-alternate-form-optional-tier-2-or-3"/>
+    <w:bookmarkEnd w:id="126"/>
+    <w:bookmarkStart w:id="127" w:name="an-alternate-form-optional-tier-2-or-3"/>
     <w:p>
       <w:pPr>
         <w:pStyle w:val="Heading3"/>
@@ -27242,8 +29301,8 @@
         <w:t xml:space="preserve">apply. The bonuses count only while the character is in that form: the sheet’s form switch shows both sets of numbers.</w:t>
       </w:r>
     </w:p>
-    <w:bookmarkEnd w:id="118"/>
-    <w:bookmarkStart w:id="119" w:name="in-the-creator"/>
+    <w:bookmarkEnd w:id="127"/>
+    <w:bookmarkStart w:id="128" w:name="in-the-creator"/>
     <w:p>
       <w:pPr>
         <w:pStyle w:val="Heading3"/>
@@ -27256,7 +29315,7 @@
       <w:pPr>
         <w:numPr>
           <w:ilvl w:val="0"/>
-          <w:numId w:val="1043"/>
+          <w:numId w:val="1048"/>
         </w:numPr>
         <w:pStyle w:val="Compact"/>
       </w:pPr>
@@ -27284,7 +29343,7 @@
       <w:pPr>
         <w:numPr>
           <w:ilvl w:val="0"/>
-          <w:numId w:val="1043"/>
+          <w:numId w:val="1048"/>
         </w:numPr>
         <w:pStyle w:val="Compact"/>
       </w:pPr>
@@ -27296,7 +29355,7 @@
       <w:pPr>
         <w:numPr>
           <w:ilvl w:val="0"/>
-          <w:numId w:val="1043"/>
+          <w:numId w:val="1048"/>
         </w:numPr>
         <w:pStyle w:val="Compact"/>
       </w:pPr>
@@ -27324,7 +29383,7 @@
       <w:pPr>
         <w:numPr>
           <w:ilvl w:val="0"/>
-          <w:numId w:val="1043"/>
+          <w:numId w:val="1048"/>
         </w:numPr>
         <w:pStyle w:val="Compact"/>
       </w:pPr>
@@ -27348,8 +29407,8 @@
         <w:t xml:space="preserve">and enter the advantage and its companion complication.</w:t>
       </w:r>
     </w:p>
-    <w:bookmarkEnd w:id="119"/>
-    <w:bookmarkStart w:id="120" w:name="example"/>
+    <w:bookmarkEnd w:id="128"/>
+    <w:bookmarkStart w:id="129" w:name="example"/>
     <w:p>
       <w:pPr>
         <w:pStyle w:val="Heading3"/>
@@ -27454,10 +29513,10 @@
         <w:t xml:space="preserve">: villagers see the birds and bar their doors; accept the suspicion.</w:t>
       </w:r>
     </w:p>
-    <w:bookmarkEnd w:id="120"/>
-    <w:bookmarkEnd w:id="121"/>
-    <w:bookmarkEnd w:id="122"/>
-    <w:bookmarkStart w:id="123" w:name="complications"/>
+    <w:bookmarkEnd w:id="129"/>
+    <w:bookmarkEnd w:id="130"/>
+    <w:bookmarkEnd w:id="131"/>
+    <w:bookmarkStart w:id="132" w:name="complications"/>
     <w:p>
       <w:pPr>
         <w:pStyle w:val="Heading1"/>
@@ -28162,8 +30221,8 @@
         </w:tc>
       </w:tr>
     </w:tbl>
-    <w:bookmarkEnd w:id="123"/>
-    <w:bookmarkStart w:id="125" w:name="quick-reference"/>
+    <w:bookmarkEnd w:id="132"/>
+    <w:bookmarkStart w:id="134" w:name="quick-reference"/>
     <w:p>
       <w:pPr>
         <w:pStyle w:val="Heading1"/>
@@ -28390,7 +30449,7 @@
       <w:r>
         <w:t xml:space="preserve"> </w:t>
       </w:r>
-      <w:hyperlink r:id="rId124">
+      <w:hyperlink r:id="rId133">
         <w:r>
           <w:rPr>
             <w:rStyle w:val="Hyperlink"/>
@@ -28402,7 +30461,7 @@
         <w:t xml:space="preserve">. You may share, adapt, and use it for any purpose, including commercially, as long as you give appropriate credit to the author.</w:t>
       </w:r>
     </w:p>
-    <w:bookmarkEnd w:id="125"/>
+    <w:bookmarkEnd w:id="134"/>
     <w:sectPr/>
   </w:body>
 </w:document>
@@ -28905,6 +30964,21 @@
     <w:abstractNumId w:val="991"/>
   </w:num>
   <w:num w:numId="1042">
+    <w:abstractNumId w:val="991"/>
+  </w:num>
+  <w:num w:numId="1043">
+    <w:abstractNumId w:val="991"/>
+  </w:num>
+  <w:num w:numId="1044">
+    <w:abstractNumId w:val="991"/>
+  </w:num>
+  <w:num w:numId="1045">
+    <w:abstractNumId w:val="991"/>
+  </w:num>
+  <w:num w:numId="1046">
+    <w:abstractNumId w:val="991"/>
+  </w:num>
+  <w:num w:numId="1047">
     <w:abstractNumId w:val="99411"/>
     <w:lvlOverride w:ilvl="0">
       <w:startOverride w:val="1"/>
@@ -28934,7 +31008,7 @@
       <w:startOverride w:val="1"/>
     </w:lvlOverride>
   </w:num>
-  <w:num w:numId="1043">
+  <w:num w:numId="1048">
     <w:abstractNumId w:val="99411"/>
     <w:lvlOverride w:ilvl="0">
       <w:startOverride w:val="1"/>

--- a/legend-dynamics/site/the-shattered-crown/The_Shattered_Crown_Players_Guide.docx
+++ b/legend-dynamics/site/the-shattered-crown/The_Shattered_Crown_Players_Guide.docx
@@ -30222,7 +30222,7 @@
       </w:tr>
     </w:tbl>
     <w:bookmarkEnd w:id="132"/>
-    <w:bookmarkStart w:id="134" w:name="quick-reference"/>
+    <w:bookmarkStart w:id="133" w:name="quick-reference"/>
     <w:p>
       <w:pPr>
         <w:pStyle w:val="Heading1"/>
@@ -30444,24 +30444,10 @@
         <w:t xml:space="preserve"> </w:t>
       </w:r>
       <w:r>
-        <w:t xml:space="preserve">This RPG is released under the</w:t>
-      </w:r>
-      <w:r>
-        <w:t xml:space="preserve"> </w:t>
-      </w:r>
-      <w:hyperlink r:id="rId133">
-        <w:r>
-          <w:rPr>
-            <w:rStyle w:val="Hyperlink"/>
-          </w:rPr>
-          <w:t xml:space="preserve">Creative Commons Attribution 4.0 International License</w:t>
-        </w:r>
-      </w:hyperlink>
-      <w:r>
-        <w:t xml:space="preserve">. You may share, adapt, and use it for any purpose, including commercially, as long as you give appropriate credit to the author.</w:t>
-      </w:r>
-    </w:p>
-    <w:bookmarkEnd w:id="134"/>
+        <w:t xml:space="preserve">Copyright © 2025–2026 Don Smallwood. All rights reserved.</w:t>
+      </w:r>
+    </w:p>
+    <w:bookmarkEnd w:id="133"/>
     <w:sectPr/>
   </w:body>
 </w:document>

--- a/legend-dynamics/site/the-shattered-crown/The_Shattered_Crown_Players_Guide.docx
+++ b/legend-dynamics/site/the-shattered-crown/The_Shattered_Crown_Players_Guide.docx
@@ -30444,7 +30444,7 @@
         <w:t xml:space="preserve"> </w:t>
       </w:r>
       <w:r>
-        <w:t xml:space="preserve">Copyright © 2025–2026 Don Smallwood. All rights reserved.</w:t>
+        <w:t xml:space="preserve">Copyright © Don Smallwood. All rights reserved.</w:t>
       </w:r>
     </w:p>
     <w:bookmarkEnd w:id="133"/>

--- a/legend-dynamics/site/the-shattered-crown/The_Shattered_Crown_Players_Guide.docx
+++ b/legend-dynamics/site/the-shattered-crown/The_Shattered_Crown_Players_Guide.docx
@@ -28580,7 +28580,7 @@
     </w:tbl>
     <w:bookmarkEnd w:id="119"/>
     <w:bookmarkEnd w:id="120"/>
-    <w:bookmarkStart w:id="131" w:name="making-your-own"/>
+    <w:bookmarkStart w:id="132" w:name="making-your-own"/>
     <w:p>
       <w:pPr>
         <w:pStyle w:val="Heading1"/>
@@ -29515,8 +29515,139 @@
     </w:p>
     <w:bookmarkEnd w:id="129"/>
     <w:bookmarkEnd w:id="130"/>
+    <w:bookmarkStart w:id="131" w:name="threats-weapons-and-edges-for-your-table"/>
+    <w:p>
+      <w:pPr>
+        <w:pStyle w:val="Heading2"/>
+      </w:pPr>
+      <w:r>
+        <w:t xml:space="preserve">Threats, weapons and Edges for your table</w:t>
+      </w:r>
+    </w:p>
+    <w:p>
+      <w:pPr>
+        <w:pStyle w:val="FirstParagraph"/>
+      </w:pPr>
+      <w:r>
+        <w:t xml:space="preserve">A GM can add their own threats, weapons and Edges. Keep them in line with the book’s:</w:t>
+      </w:r>
+    </w:p>
+    <w:p>
+      <w:pPr>
+        <w:numPr>
+          <w:ilvl w:val="0"/>
+          <w:numId w:val="1049"/>
+        </w:numPr>
+        <w:pStyle w:val="Compact"/>
+      </w:pPr>
+      <w:r>
+        <w:rPr>
+          <w:bCs/>
+          <w:b/>
+        </w:rPr>
+        <w:t xml:space="preserve">Threats.</w:t>
+      </w:r>
+      <w:r>
+        <w:t xml:space="preserve"> </w:t>
+      </w:r>
+      <w:r>
+        <w:t xml:space="preserve">A minor foe has 1 box; an ordinary one 3; a tough one 4 or 5; a rare horror 6. Attack targets run 11 to 13 for most, 14 or 15 for the dangerous. Dodge runs 7 to 10. Give it one special trait, said plainly, and decide what it does before play.</w:t>
+      </w:r>
+    </w:p>
+    <w:p>
+      <w:pPr>
+        <w:numPr>
+          <w:ilvl w:val="0"/>
+          <w:numId w:val="1049"/>
+        </w:numPr>
+        <w:pStyle w:val="Compact"/>
+      </w:pPr>
+      <w:r>
+        <w:rPr>
+          <w:bCs/>
+          <w:b/>
+        </w:rPr>
+        <w:t xml:space="preserve">Weapons.</w:t>
+      </w:r>
+      <w:r>
+        <w:t xml:space="preserve"> </w:t>
+      </w:r>
+      <w:r>
+        <w:t xml:space="preserve">Hits mark 1 box for fists, knives and arrows; 2 for swords and guns; 3 for the heavy and the point-blank; 4 only for explosives and the monstrous. Give a weapon a reach (melee) or a range band, and its shots if they run out.</w:t>
+      </w:r>
+    </w:p>
+    <w:p>
+      <w:pPr>
+        <w:numPr>
+          <w:ilvl w:val="0"/>
+          <w:numId w:val="1049"/>
+        </w:numPr>
+        <w:pStyle w:val="Compact"/>
+      </w:pPr>
+      <w:r>
+        <w:rPr>
+          <w:bCs/>
+          <w:b/>
+        </w:rPr>
+        <w:t xml:space="preserve">Edges.</w:t>
+      </w:r>
+      <w:r>
+        <w:t xml:space="preserve"> </w:t>
+      </w:r>
+      <w:r>
+        <w:t xml:space="preserve">An Edge is worth about as much as one of the book’s: a narrow, useful benefit, often once per session or per venture. Say exactly what it does.</w:t>
+      </w:r>
+    </w:p>
+    <w:p>
+      <w:pPr>
+        <w:pStyle w:val="FirstParagraph"/>
+      </w:pPr>
+      <w:r>
+        <w:rPr>
+          <w:bCs/>
+          <w:b/>
+        </w:rPr>
+        <w:t xml:space="preserve">In the creator.</w:t>
+      </w:r>
+      <w:r>
+        <w:t xml:space="preserve"> </w:t>
+      </w:r>
+      <w:r>
+        <w:t xml:space="preserve">The GM view’s</w:t>
+      </w:r>
+      <w:r>
+        <w:t xml:space="preserve"> </w:t>
+      </w:r>
+      <w:r>
+        <w:rPr>
+          <w:bCs/>
+          <w:b/>
+        </w:rPr>
+        <w:t xml:space="preserve">Homebrew</w:t>
+      </w:r>
+      <w:r>
+        <w:t xml:space="preserve"> </w:t>
+      </w:r>
+      <w:r>
+        <w:t xml:space="preserve">tab keeps your threats, weapons and Edges. They then work like the book’s, marked</w:t>
+      </w:r>
+      <w:r>
+        <w:t xml:space="preserve"> </w:t>
+      </w:r>
+      <w:r>
+        <w:rPr>
+          <w:iCs/>
+          <w:i/>
+        </w:rPr>
+        <w:t xml:space="preserve">homebrew</w:t>
+      </w:r>
+      <w:r>
+        <w:t xml:space="preserve">: threats in the Encounter panel and on the battle map, weapons in characters’ gear and the roller, Edges in the creator. Players get them when they join your shared table, or from a homebrew file you give them. A special trait or Edge is a note the GM applies at the table.</w:t>
+      </w:r>
+    </w:p>
     <w:bookmarkEnd w:id="131"/>
-    <w:bookmarkStart w:id="132" w:name="complications"/>
+    <w:bookmarkEnd w:id="132"/>
+    <w:bookmarkStart w:id="133" w:name="complications"/>
     <w:p>
       <w:pPr>
         <w:pStyle w:val="Heading1"/>
@@ -30221,8 +30352,8 @@
         </w:tc>
       </w:tr>
     </w:tbl>
-    <w:bookmarkEnd w:id="132"/>
-    <w:bookmarkStart w:id="133" w:name="quick-reference"/>
+    <w:bookmarkEnd w:id="133"/>
+    <w:bookmarkStart w:id="134" w:name="quick-reference"/>
     <w:p>
       <w:pPr>
         <w:pStyle w:val="Heading1"/>
@@ -30447,7 +30578,7 @@
         <w:t xml:space="preserve">Copyright © Don Smallwood. All rights reserved.</w:t>
       </w:r>
     </w:p>
-    <w:bookmarkEnd w:id="133"/>
+    <w:bookmarkEnd w:id="134"/>
     <w:sectPr/>
   </w:body>
 </w:document>
@@ -31023,6 +31154,9 @@
     <w:lvlOverride w:ilvl="8">
       <w:startOverride w:val="1"/>
     </w:lvlOverride>
+  </w:num>
+  <w:num w:numId="1049">
+    <w:abstractNumId w:val="991"/>
   </w:num>
 </w:numbering>
 </file>

--- a/legend-dynamics/site/the-shattered-crown/The_Shattered_Crown_Players_Guide.docx
+++ b/legend-dynamics/site/the-shattered-crown/The_Shattered_Crown_Players_Guide.docx
@@ -29600,6 +29600,72 @@
     </w:p>
     <w:p>
       <w:pPr>
+        <w:numPr>
+          <w:ilvl w:val="0"/>
+          <w:numId w:val="1049"/>
+        </w:numPr>
+        <w:pStyle w:val="Compact"/>
+      </w:pPr>
+      <w:r>
+        <w:rPr>
+          <w:bCs/>
+          <w:b/>
+        </w:rPr>
+        <w:t xml:space="preserve">Cards.</w:t>
+      </w:r>
+      <w:r>
+        <w:t xml:space="preserve"> </w:t>
+      </w:r>
+      <w:r>
+        <w:t xml:space="preserve">One subject, what’s true about it and what that permits: as narrow as a card earned in play.</w:t>
+      </w:r>
+    </w:p>
+    <w:p>
+      <w:pPr>
+        <w:numPr>
+          <w:ilvl w:val="0"/>
+          <w:numId w:val="1049"/>
+        </w:numPr>
+        <w:pStyle w:val="Compact"/>
+      </w:pPr>
+      <w:r>
+        <w:rPr>
+          <w:bCs/>
+          <w:b/>
+        </w:rPr>
+        <w:t xml:space="preserve">Spells.</w:t>
+      </w:r>
+      <w:r>
+        <w:t xml:space="preserve"> </w:t>
+      </w:r>
+      <w:r>
+        <w:t xml:space="preserve">A new hex, cantrip or power matches the setting’s own: an attack marks 1 or 2 boxes at Close or Short range, and anything stronger says who resists and what it costs.</w:t>
+      </w:r>
+    </w:p>
+    <w:p>
+      <w:pPr>
+        <w:numPr>
+          <w:ilvl w:val="0"/>
+          <w:numId w:val="1049"/>
+        </w:numPr>
+        <w:pStyle w:val="Compact"/>
+      </w:pPr>
+      <w:r>
+        <w:rPr>
+          <w:bCs/>
+          <w:b/>
+        </w:rPr>
+        <w:t xml:space="preserve">Rituals.</w:t>
+      </w:r>
+      <w:r>
+        <w:t xml:space="preserve"> </w:t>
+      </w:r>
+      <w:r>
+        <w:t xml:space="preserve">Give a ritual its weight (Minor 2 segments, Significant 4, Major 6), the time a roll takes, what it does and its price.</w:t>
+      </w:r>
+    </w:p>
+    <w:p>
+      <w:pPr>
         <w:pStyle w:val="FirstParagraph"/>
       </w:pPr>
       <w:r>
@@ -29629,7 +29695,7 @@
         <w:t xml:space="preserve"> </w:t>
       </w:r>
       <w:r>
-        <w:t xml:space="preserve">tab keeps your threats, weapons and Edges. They then work like the book’s, marked</w:t>
+        <w:t xml:space="preserve">tab keeps your threats, weapons, Edges, cards, spells and rituals. They then work like the book’s, marked</w:t>
       </w:r>
       <w:r>
         <w:t xml:space="preserve"> </w:t>
@@ -29642,7 +29708,20 @@
         <w:t xml:space="preserve">homebrew</w:t>
       </w:r>
       <w:r>
-        <w:t xml:space="preserve">: threats in the Encounter panel and on the battle map, weapons in characters’ gear and the roller, Edges in the creator. Players get them when they join your shared table, or from a homebrew file you give them. A special trait or Edge is a note the GM applies at the table.</w:t>
+        <w:t xml:space="preserve">: threats in the Encounter panel and on the battle map, weapons in characters’ gear and the roller, Edges and spells among the creator’s choices, cards where findings are recorded, and rituals in a ritual book beside</w:t>
+      </w:r>
+      <w:r>
+        <w:t xml:space="preserve"> </w:t>
+      </w:r>
+      <w:r>
+        <w:rPr>
+          <w:iCs/>
+          <w:i/>
+        </w:rPr>
+        <w:t xml:space="preserve">Rituals by heart</w:t>
+      </w:r>
+      <w:r>
+        <w:t xml:space="preserve">. Players get them when they join your shared table, or from a homebrew file you give them. A special trait or Edge is a note the GM applies at the table.</w:t>
       </w:r>
     </w:p>
     <w:bookmarkEnd w:id="131"/>

--- a/legend-dynamics/site/the-shattered-crown/The_Shattered_Crown_Players_Guide.docx
+++ b/legend-dynamics/site/the-shattered-crown/The_Shattered_Crown_Players_Guide.docx
@@ -29633,13 +29633,13 @@
           <w:bCs/>
           <w:b/>
         </w:rPr>
-        <w:t xml:space="preserve">Spells.</w:t>
-      </w:r>
-      <w:r>
-        <w:t xml:space="preserve"> </w:t>
-      </w:r>
-      <w:r>
-        <w:t xml:space="preserve">A new hex, cantrip or power matches the setting’s own: an attack marks 1 or 2 boxes at Close or Short range, and anything stronger says who resists and what it costs.</w:t>
+        <w:t xml:space="preserve">Powers.</w:t>
+      </w:r>
+      <w:r>
+        <w:t xml:space="preserve"> </w:t>
+      </w:r>
+      <w:r>
+        <w:t xml:space="preserve">Write what it does at each Class, I to VI, stepping up as the setting’s own powers do; anything that bends minds, time or death needs the GM’s approval.</w:t>
       </w:r>
     </w:p>
     <w:p>
@@ -29655,6 +29655,28 @@
           <w:bCs/>
           <w:b/>
         </w:rPr>
+        <w:t xml:space="preserve">Spells.</w:t>
+      </w:r>
+      <w:r>
+        <w:t xml:space="preserve"> </w:t>
+      </w:r>
+      <w:r>
+        <w:t xml:space="preserve">A new hex, cantrip or psionic power matches the setting’s own: an attack marks 1 or 2 boxes at Close or Short range, and anything stronger says who resists and what it costs.</w:t>
+      </w:r>
+    </w:p>
+    <w:p>
+      <w:pPr>
+        <w:numPr>
+          <w:ilvl w:val="0"/>
+          <w:numId w:val="1049"/>
+        </w:numPr>
+        <w:pStyle w:val="Compact"/>
+      </w:pPr>
+      <w:r>
+        <w:rPr>
+          <w:bCs/>
+          <w:b/>
+        </w:rPr>
         <w:t xml:space="preserve">Rituals.</w:t>
       </w:r>
       <w:r>
@@ -29695,7 +29717,7 @@
         <w:t xml:space="preserve"> </w:t>
       </w:r>
       <w:r>
-        <w:t xml:space="preserve">tab keeps your threats, weapons, Edges, cards, spells and rituals. They then work like the book’s, marked</w:t>
+        <w:t xml:space="preserve">tab keeps your threats, weapons, Edges, cards, powers, spells and rituals. They then work like the book’s, marked</w:t>
       </w:r>
       <w:r>
         <w:t xml:space="preserve"> </w:t>
@@ -29708,7 +29730,7 @@
         <w:t xml:space="preserve">homebrew</w:t>
       </w:r>
       <w:r>
-        <w:t xml:space="preserve">: threats in the Encounter panel and on the battle map, weapons in characters’ gear and the roller, Edges and spells among the creator’s choices, cards where findings are recorded, and rituals in a ritual book beside</w:t>
+        <w:t xml:space="preserve">: threats in the Encounter panel and on the battle map, weapons in characters’ gear and the roller, Edges, powers and spells among the creator’s choices, cards where findings are recorded, and rituals in a ritual book beside</w:t>
       </w:r>
       <w:r>
         <w:t xml:space="preserve"> </w:t>

--- a/legend-dynamics/site/the-shattered-crown/The_Shattered_Crown_Players_Guide.docx
+++ b/legend-dynamics/site/the-shattered-crown/The_Shattered_Crown_Players_Guide.docx
@@ -29743,7 +29743,7 @@
         <w:t xml:space="preserve">Rituals by heart</w:t>
       </w:r>
       <w:r>
-        <w:t xml:space="preserve">. Players get them when they join your shared table, or from a homebrew file you give them. A special trait or Edge is a note the GM applies at the table.</w:t>
+        <w:t xml:space="preserve">. Players get them when they join your shared table, or from a homebrew file you give them. Bonuses chosen from the tab’s menus are worked out for you: a weapon’s accuracy, strong hits and what it’s made of; a threat’s hard hide, weaknesses, what alone can hurt it and how hard it is to hit; an Edge’s skill, Dodge or Move bonus and extra defense; an attack spell cast in the Encounter panel. Anything else is a note the GM applies at the table.</w:t>
       </w:r>
     </w:p>
     <w:bookmarkEnd w:id="131"/>

--- a/legend-dynamics/site/the-shattered-crown/The_Shattered_Crown_Players_Guide.docx
+++ b/legend-dynamics/site/the-shattered-crown/The_Shattered_Crown_Players_Guide.docx
@@ -29717,7 +29717,7 @@
         <w:t xml:space="preserve"> </w:t>
       </w:r>
       <w:r>
-        <w:t xml:space="preserve">tab keeps your threats, weapons, Edges, cards, powers, spells and rituals. They then work like the book’s, marked</w:t>
+        <w:t xml:space="preserve">tab keeps your threats, weapons, Edges, origins, advantages, cards, powers, spells and rituals. They then work like the book’s, marked</w:t>
       </w:r>
       <w:r>
         <w:t xml:space="preserve"> </w:t>
@@ -29730,7 +29730,7 @@
         <w:t xml:space="preserve">homebrew</w:t>
       </w:r>
       <w:r>
-        <w:t xml:space="preserve">: threats in the Encounter panel and on the battle map, weapons in characters’ gear and the roller, Edges, powers and spells among the creator’s choices, cards where findings are recorded, and rituals in a ritual book beside</w:t>
+        <w:t xml:space="preserve">: threats in the Encounter panel and on the battle map, weapons in characters’ gear and the roller, Edges, origins, advantages, powers and spells among the creator’s choices (a homebrew origin follows the steps above, with the tier, attribute changes, origin skills and origin advantages you set), cards where findings are recorded, and rituals in a ritual book beside</w:t>
       </w:r>
       <w:r>
         <w:t xml:space="preserve"> </w:t>

--- a/legend-dynamics/site/the-shattered-crown/The_Shattered_Crown_Players_Guide.docx
+++ b/legend-dynamics/site/the-shattered-crown/The_Shattered_Crown_Players_Guide.docx
@@ -28580,7 +28580,7 @@
     </w:tbl>
     <w:bookmarkEnd w:id="119"/>
     <w:bookmarkEnd w:id="120"/>
-    <w:bookmarkStart w:id="132" w:name="making-your-own"/>
+    <w:bookmarkStart w:id="133" w:name="making-your-own"/>
     <w:p>
       <w:pPr>
         <w:pStyle w:val="Heading1"/>
@@ -29747,8 +29747,104 @@
       </w:r>
     </w:p>
     <w:bookmarkEnd w:id="131"/>
+    <w:bookmarkStart w:id="132" w:name="your-campaign"/>
+    <w:p>
+      <w:pPr>
+        <w:pStyle w:val="Heading2"/>
+      </w:pPr>
+      <w:r>
+        <w:t xml:space="preserve">Your campaign</w:t>
+      </w:r>
+    </w:p>
+    <w:p>
+      <w:pPr>
+        <w:pStyle w:val="FirstParagraph"/>
+      </w:pPr>
+      <w:r>
+        <w:t xml:space="preserve">The GM view’s</w:t>
+      </w:r>
+      <w:r>
+        <w:t xml:space="preserve"> </w:t>
+      </w:r>
+      <w:r>
+        <w:rPr>
+          <w:bCs/>
+          <w:b/>
+        </w:rPr>
+        <w:t xml:space="preserve">Campaign</w:t>
+      </w:r>
+      <w:r>
+        <w:t xml:space="preserve"> </w:t>
+      </w:r>
+      <w:r>
+        <w:t xml:space="preserve">tab holds the campaign itself: its premise, an outline of adventures, its people, places and factions, and its sessions (the plan before, the log after).</w:t>
+      </w:r>
+      <w:r>
+        <w:t xml:space="preserve"> </w:t>
+      </w:r>
+      <w:r>
+        <w:rPr>
+          <w:bCs/>
+          <w:b/>
+        </w:rPr>
+        <w:t xml:space="preserve">Roll</w:t>
+      </w:r>
+      <w:r>
+        <w:t xml:space="preserve"> </w:t>
+      </w:r>
+      <w:r>
+        <w:t xml:space="preserve">fills any of them from the setting’s own tables, its adventure seeds, key characters, places, threats and names, and you change what you like before you keep it. Everything stays yours until you</w:t>
+      </w:r>
+      <w:r>
+        <w:t xml:space="preserve"> </w:t>
+      </w:r>
+      <w:r>
+        <w:rPr>
+          <w:bCs/>
+          <w:b/>
+        </w:rPr>
+        <w:t xml:space="preserve">share</w:t>
+      </w:r>
+      <w:r>
+        <w:t xml:space="preserve"> </w:t>
+      </w:r>
+      <w:r>
+        <w:t xml:space="preserve">it; then the players see its public part on their play tab, never a secret or your notes.</w:t>
+      </w:r>
+    </w:p>
+    <w:p>
+      <w:pPr>
+        <w:pStyle w:val="BodyText"/>
+      </w:pPr>
+      <w:r>
+        <w:rPr>
+          <w:bCs/>
+          <w:b/>
+        </w:rPr>
+        <w:t xml:space="preserve">Triggers: cards that open the story.</w:t>
+      </w:r>
+      <w:r>
+        <w:t xml:space="preserve"> </w:t>
+      </w:r>
+      <w:r>
+        <w:t xml:space="preserve">A step of the outline can have a trigger: it stays locked until the group holds the cards it names (a subject, or several) and as many cards as you ask for. The moment a character’s cards meet it, the step unlocks for good and the GM view tells you what happens. Share a locked step to give the players a goal (</w:t>
+      </w:r>
+      <w:r>
+        <w:t xml:space="preserve">“</w:t>
+      </w:r>
+      <w:r>
+        <w:t xml:space="preserve">it opens with a card about the drowned god</w:t>
+      </w:r>
+      <w:r>
+        <w:t xml:space="preserve">”</w:t>
+      </w:r>
+      <w:r>
+        <w:t xml:space="preserve">), or keep it to yourself. Cards are earned through discovery, so a trigger makes finding things out the way the story moves: the next chapter waits for the group to learn what it needs.</w:t>
+      </w:r>
+    </w:p>
     <w:bookmarkEnd w:id="132"/>
-    <w:bookmarkStart w:id="133" w:name="complications"/>
+    <w:bookmarkEnd w:id="133"/>
+    <w:bookmarkStart w:id="134" w:name="complications"/>
     <w:p>
       <w:pPr>
         <w:pStyle w:val="Heading1"/>
@@ -30453,8 +30549,8 @@
         </w:tc>
       </w:tr>
     </w:tbl>
-    <w:bookmarkEnd w:id="133"/>
-    <w:bookmarkStart w:id="134" w:name="quick-reference"/>
+    <w:bookmarkEnd w:id="134"/>
+    <w:bookmarkStart w:id="135" w:name="quick-reference"/>
     <w:p>
       <w:pPr>
         <w:pStyle w:val="Heading1"/>
@@ -30679,7 +30775,7 @@
         <w:t xml:space="preserve">Copyright © Don Smallwood. All rights reserved.</w:t>
       </w:r>
     </w:p>
-    <w:bookmarkEnd w:id="134"/>
+    <w:bookmarkEnd w:id="135"/>
     <w:sectPr/>
   </w:body>
 </w:document>

--- a/legend-dynamics/site/the-shattered-crown/The_Shattered_Crown_Players_Guide.docx
+++ b/legend-dynamics/site/the-shattered-crown/The_Shattered_Crown_Players_Guide.docx
@@ -7287,81 +7287,6 @@
         <w:t xml:space="preserve">Run a chase as a progress clock for the pursuers against a danger clock for the quarry’s escape. Each exchange, the characters roll the skill that moves them (Riding, or Athletics on foot): success ticks the pursuers’ clock, failure ticks the escape. Terrain, a tired mount or a damaged engine, and attacks made on the move (at −2) adjust the rolls.</w:t>
       </w:r>
     </w:p>
-    <w:bookmarkEnd w:id="49"/>
-    <w:bookmarkEnd w:id="50"/>
-    <w:bookmarkStart w:id="62" w:name="personal-combat"/>
-    <w:p>
-      <w:pPr>
-        <w:pStyle w:val="Heading1"/>
-      </w:pPr>
-      <w:r>
-        <w:t xml:space="preserve">Personal combat</w:t>
-      </w:r>
-    </w:p>
-    <w:bookmarkStart w:id="51" w:name="turn-order-and-actions"/>
-    <w:p>
-      <w:pPr>
-        <w:pStyle w:val="Heading2"/>
-      </w:pPr>
-      <w:r>
-        <w:t xml:space="preserve">Turn order and actions</w:t>
-      </w:r>
-    </w:p>
-    <w:p>
-      <w:pPr>
-        <w:pStyle w:val="FirstParagraph"/>
-      </w:pPr>
-      <w:r>
-        <w:t xml:space="preserve">Act in descending Agility order. Players choose the order of tied characters; the GM resolves other ties. A round lasts a few seconds. On your turn, move up to your</w:t>
-      </w:r>
-      <w:r>
-        <w:t xml:space="preserve"> </w:t>
-      </w:r>
-      <w:r>
-        <w:rPr>
-          <w:bCs/>
-          <w:b/>
-        </w:rPr>
-        <w:t xml:space="preserve">Move</w:t>
-      </w:r>
-      <w:r>
-        <w:t xml:space="preserve"> </w:t>
-      </w:r>
-      <w:r>
-        <w:t xml:space="preserve">(below) and take one meaningful action, such as attacking, reloading, helping, or attempting a task.</w:t>
-      </w:r>
-    </w:p>
-    <w:bookmarkEnd w:id="51"/>
-    <w:bookmarkStart w:id="52" w:name="attacking-and-defending"/>
-    <w:p>
-      <w:pPr>
-        <w:pStyle w:val="Heading2"/>
-      </w:pPr>
-      <w:r>
-        <w:t xml:space="preserve">Attacking and defending</w:t>
-      </w:r>
-    </w:p>
-    <w:p>
-      <w:pPr>
-        <w:pStyle w:val="FirstParagraph"/>
-      </w:pPr>
-      <w:r>
-        <w:t xml:space="preserve">Roll Marksmanship for a ranged attack, Melee for a weapon in hand, or Brawling for fists and grappling. If the attack succeeds, an aware target able to move may</w:t>
-      </w:r>
-      <w:r>
-        <w:t xml:space="preserve"> </w:t>
-      </w:r>
-      <w:r>
-        <w:rPr>
-          <w:bCs/>
-          <w:b/>
-        </w:rPr>
-        <w:t xml:space="preserve">defend</w:t>
-      </w:r>
-      <w:r>
-        <w:t xml:space="preserve">: Dodge, Parry or Block. A successful defense cancels the hit. Apply injury penalties to every defense.</w:t>
-      </w:r>
-    </w:p>
     <w:p>
       <w:pPr>
         <w:numPr>
@@ -7375,13 +7300,13 @@
           <w:bCs/>
           <w:b/>
         </w:rPr>
-        <w:t xml:space="preserve">One defense a round.</w:t>
-      </w:r>
-      <w:r>
-        <w:t xml:space="preserve"> </w:t>
-      </w:r>
-      <w:r>
-        <w:t xml:space="preserve">A target gets one defense a round, between its turns, and chooses which when an attack hits.</w:t>
+        <w:t xml:space="preserve">Clearly faster.</w:t>
+      </w:r>
+      <w:r>
+        <w:t xml:space="preserve"> </w:t>
+      </w:r>
+      <w:r>
+        <w:t xml:space="preserve">A side that is a whole class faster (a horse against a runner, a car against a horse, a jet against a car) catches up, or gets away, without a roll. Roll the chase between equals, or when terrain or a trick evens things out.</w:t>
       </w:r>
     </w:p>
     <w:p>
@@ -7397,13 +7322,13 @@
           <w:bCs/>
           <w:b/>
         </w:rPr>
-        <w:t xml:space="preserve">Additional Defense.</w:t>
-      </w:r>
-      <w:r>
-        <w:t xml:space="preserve"> </w:t>
-      </w:r>
-      <w:r>
-        <w:t xml:space="preserve">With this Edge you may attempt a second defense each round at −2, in addition to attack-quality and injury penalties. You cannot defend twice against the same attack.</w:t>
+        <w:t xml:space="preserve">Chases by range.</w:t>
+      </w:r>
+      <w:r>
+        <w:t xml:space="preserve"> </w:t>
+      </w:r>
+      <w:r>
+        <w:t xml:space="preserve">When the distance itself is the fight (riders closing on a coach, ships maneuvering for a shot), run the chase on the battle map’s range track instead of clocks. Each exchange, the two sides roll an opposed contest of the skill that moves them; the winner shifts the range one band, in or out, and a tie leaves it. Anyone pushed past Extreme drops out of the chase, and a quarry that wins at Extreme by 5 or more breaks away. Everyone else fights as usual, at −2 on the move.</w:t>
       </w:r>
     </w:p>
     <w:p>
@@ -7419,101 +7344,33 @@
           <w:bCs/>
           <w:b/>
         </w:rPr>
-        <w:t xml:space="preserve">Dodge</w:t>
-      </w:r>
-      <w:r>
-        <w:t xml:space="preserve"> </w:t>
-      </w:r>
-      <w:r>
-        <w:t xml:space="preserve">is Agility −2, with +1 for Trained Athletics or +2 for Athletics as a Specialty or Expert.</w:t>
-      </w:r>
-    </w:p>
-    <w:p>
-      <w:pPr>
-        <w:numPr>
-          <w:ilvl w:val="0"/>
-          <w:numId w:val="1008"/>
-        </w:numPr>
-        <w:pStyle w:val="Compact"/>
-      </w:pPr>
-      <w:r>
-        <w:rPr>
-          <w:bCs/>
-          <w:b/>
-        </w:rPr>
-        <w:t xml:space="preserve">Parry.</w:t>
-      </w:r>
-      <w:r>
-        <w:t xml:space="preserve"> </w:t>
-      </w:r>
-      <w:r>
-        <w:t xml:space="preserve">Against a weapon in hand or fists, roll Melee −3 with a weapon in hand, or Brawling −3 bare-handed against fists. An open hand can’t parry a blade, claws or fangs. Nobody parries a shot or a missile.</w:t>
-      </w:r>
-    </w:p>
-    <w:p>
-      <w:pPr>
-        <w:numPr>
-          <w:ilvl w:val="0"/>
-          <w:numId w:val="1008"/>
-        </w:numPr>
-        <w:pStyle w:val="Compact"/>
-      </w:pPr>
-      <w:r>
-        <w:rPr>
-          <w:bCs/>
-          <w:b/>
-        </w:rPr>
-        <w:t xml:space="preserve">Block.</w:t>
-      </w:r>
-      <w:r>
-        <w:t xml:space="preserve"> </w:t>
-      </w:r>
-      <w:r>
-        <w:t xml:space="preserve">With a shield, or anything that can stand in for one (a chair, a plank, a crate lid), you can block a weapon in hand, fists, or a thrown or loosed missile: roll Melee −2, plus the shield’s bonus. Nothing you can lift blocks a gunshot or a blast. An improvised shield breaks the first time it blocks a hit of 2 or more boxes.</w:t>
-      </w:r>
-    </w:p>
-    <w:p>
-      <w:pPr>
-        <w:numPr>
-          <w:ilvl w:val="0"/>
-          <w:numId w:val="1008"/>
-        </w:numPr>
-        <w:pStyle w:val="Compact"/>
-      </w:pPr>
-      <w:r>
-        <w:rPr>
-          <w:bCs/>
-          <w:b/>
-        </w:rPr>
-        <w:t xml:space="preserve">Attack quality.</w:t>
-      </w:r>
-      <w:r>
-        <w:t xml:space="preserve"> </w:t>
-      </w:r>
-      <w:r>
-        <w:t xml:space="preserve">A clean hit is harder to escape. When an attack succeeds by 3 or 4, the defense is at −1; by 5 or 6, −2; by 7 or more, −3.</w:t>
-      </w:r>
-    </w:p>
-    <w:p>
-      <w:pPr>
-        <w:numPr>
-          <w:ilvl w:val="0"/>
-          <w:numId w:val="1008"/>
-        </w:numPr>
-        <w:pStyle w:val="Compact"/>
-      </w:pPr>
-      <w:r>
-        <w:rPr>
-          <w:bCs/>
-          <w:b/>
-        </w:rPr>
-        <w:t xml:space="preserve">Aim.</w:t>
-      </w:r>
-      <w:r>
-        <w:t xml:space="preserve"> </w:t>
-      </w:r>
-      <w:r>
-        <w:t xml:space="preserve">Spend your action aiming at a target you can see: +1 to your next attack against it. An advantage that rewards aiming adds its bonus to this.</w:t>
+        <w:t xml:space="preserve">Vehicles take damage on a track.</w:t>
+      </w:r>
+      <w:r>
+        <w:t xml:space="preserve"> </w:t>
+      </w:r>
+      <w:r>
+        <w:t xml:space="preserve">A coach, a car or a ship has a track of four boxes. One marks no penalty yet; two means a system, a wheel or a horse is hit (−2 to rolls that use it); three means it’s crippled; four, it’s wrecked or stops dead, and everyone aboard rolls Athletics or marks a box. Each setting says what its vehicles’ boxes do.</w:t>
+      </w:r>
+    </w:p>
+    <w:bookmarkEnd w:id="49"/>
+    <w:bookmarkEnd w:id="50"/>
+    <w:bookmarkStart w:id="66" w:name="personal-combat"/>
+    <w:p>
+      <w:pPr>
+        <w:pStyle w:val="Heading1"/>
+      </w:pPr>
+      <w:r>
+        <w:t xml:space="preserve">Personal combat</w:t>
+      </w:r>
+    </w:p>
+    <w:bookmarkStart w:id="51" w:name="turn-order-and-actions"/>
+    <w:p>
+      <w:pPr>
+        <w:pStyle w:val="Heading2"/>
+      </w:pPr>
+      <w:r>
+        <w:t xml:space="preserve">Turn order and actions</w:t>
       </w:r>
     </w:p>
     <w:p>
@@ -7521,41 +7378,23 @@
         <w:pStyle w:val="FirstParagraph"/>
       </w:pPr>
       <w:r>
-        <w:t xml:space="preserve">Solid cover blocks a shot. Partial cover imposes −2 on the attack. Weapon effects apply after a hit survives any defense. Success margin does not increase damage: a great hit decides</w:t>
-      </w:r>
-      <w:r>
-        <w:t xml:space="preserve"> </w:t>
-      </w:r>
-      <w:r>
-        <w:rPr>
-          <w:iCs/>
-          <w:i/>
-        </w:rPr>
-        <w:t xml:space="preserve">what</w:t>
-      </w:r>
-      <w:r>
-        <w:t xml:space="preserve"> </w:t>
-      </w:r>
-      <w:r>
-        <w:t xml:space="preserve">happens instead.</w:t>
-      </w:r>
-    </w:p>
-    <w:bookmarkEnd w:id="52"/>
-    <w:bookmarkStart w:id="53" w:name="telling-hits"/>
-    <w:p>
-      <w:pPr>
-        <w:pStyle w:val="Heading2"/>
-      </w:pPr>
-      <w:r>
-        <w:t xml:space="preserve">Telling hits</w:t>
-      </w:r>
-    </w:p>
-    <w:p>
-      <w:pPr>
-        <w:pStyle w:val="FirstParagraph"/>
-      </w:pPr>
-      <w:r>
-        <w:t xml:space="preserve">A really good shot, or a blow that lands exactly where it was meant to, lets the attacker say what it does.</w:t>
+        <w:t xml:space="preserve">Act in descending Agility order. Players choose the order of tied characters; the GM resolves other ties. A round lasts a few seconds. On your turn, move up to your</w:t>
+      </w:r>
+      <w:r>
+        <w:t xml:space="preserve"> </w:t>
+      </w:r>
+      <w:r>
+        <w:rPr>
+          <w:bCs/>
+          <w:b/>
+        </w:rPr>
+        <w:t xml:space="preserve">Move</w:t>
+      </w:r>
+      <w:r>
+        <w:t xml:space="preserve"> </w:t>
+      </w:r>
+      <w:r>
+        <w:t xml:space="preserve">(below) and take one meaningful action, such as attacking, reloading, helping, or attempting a task.</w:t>
       </w:r>
     </w:p>
     <w:p>
@@ -7571,42 +7410,13 @@
           <w:bCs/>
           <w:b/>
         </w:rPr>
-        <w:t xml:space="preserve">A telling hit</w:t>
-      </w:r>
-      <w:r>
-        <w:t xml:space="preserve"> </w:t>
-      </w:r>
-      <w:r>
-        <w:t xml:space="preserve">is an attack that succeeds by</w:t>
-      </w:r>
-      <w:r>
-        <w:t xml:space="preserve"> </w:t>
-      </w:r>
-      <w:r>
-        <w:rPr>
-          <w:bCs/>
-          <w:b/>
-        </w:rPr>
-        <w:t xml:space="preserve">5 or more</w:t>
-      </w:r>
-      <w:r>
-        <w:t xml:space="preserve">, or on a natural 3 or 4, and isn’t stopped by a defense. The attacker picks</w:t>
-      </w:r>
-      <w:r>
-        <w:t xml:space="preserve"> </w:t>
-      </w:r>
-      <w:r>
-        <w:rPr>
-          <w:bCs/>
-          <w:b/>
-        </w:rPr>
-        <w:t xml:space="preserve">one effect</w:t>
-      </w:r>
-      <w:r>
-        <w:t xml:space="preserve"> </w:t>
-      </w:r>
-      <w:r>
-        <w:t xml:space="preserve">below and describes it. The weapon still marks its usual boxes.</w:t>
+        <w:t xml:space="preserve">Acting first and acting twice.</w:t>
+      </w:r>
+      <w:r>
+        <w:t xml:space="preserve"> </w:t>
+      </w:r>
+      <w:r>
+        <w:t xml:space="preserve">An ability can let a character act first in a round (a quick draw, super-speed): they go before everyone else, in Agility order among themselves. An ability that gives more than one action a round gives each one in turn, before the next character acts.</w:t>
       </w:r>
     </w:p>
     <w:p>
@@ -7622,20 +7432,320 @@
           <w:bCs/>
           <w:b/>
         </w:rPr>
-        <w:t xml:space="preserve">A called shot.</w:t>
-      </w:r>
-      <w:r>
-        <w:t xml:space="preserve"> </w:t>
-      </w:r>
-      <w:r>
-        <w:t xml:space="preserve">Before rolling, name an effect your weapon can deliver and take −2 on the attack, or −4 for a small target (a hand, an eye, a rope, a lock). If the attack hits at all, the effect happens, whatever the margin. An advantage that rewards aiming cuts this penalty by 1.</w:t>
+        <w:t xml:space="preserve">Helping in a fight.</w:t>
+      </w:r>
+      <w:r>
+        <w:t xml:space="preserve"> </w:t>
+      </w:r>
+      <w:r>
+        <w:t xml:space="preserve">Helping a friend’s attack (drawing a guard’s eye, steadying a shot, combining your powers) is your action: you assist under the usual rules (+1, or +2 by 5 or more) before they roll.</w:t>
+      </w:r>
+    </w:p>
+    <w:bookmarkEnd w:id="51"/>
+    <w:bookmarkStart w:id="52" w:name="attacking-and-defending"/>
+    <w:p>
+      <w:pPr>
+        <w:pStyle w:val="Heading2"/>
+      </w:pPr>
+      <w:r>
+        <w:t xml:space="preserve">Attacking and defending</w:t>
+      </w:r>
+    </w:p>
+    <w:p>
+      <w:pPr>
+        <w:pStyle w:val="FirstParagraph"/>
+      </w:pPr>
+      <w:r>
+        <w:t xml:space="preserve">Roll Marksmanship for a ranged attack, Melee for a weapon in hand, or Brawling for fists and grappling. If the attack succeeds, an aware target able to move may</w:t>
+      </w:r>
+      <w:r>
+        <w:t xml:space="preserve"> </w:t>
+      </w:r>
+      <w:r>
+        <w:rPr>
+          <w:bCs/>
+          <w:b/>
+        </w:rPr>
+        <w:t xml:space="preserve">defend</w:t>
+      </w:r>
+      <w:r>
+        <w:t xml:space="preserve">: Dodge, Parry or Block. A successful defense cancels the hit. Apply injury penalties to every defense.</w:t>
       </w:r>
     </w:p>
     <w:p>
       <w:pPr>
         <w:numPr>
           <w:ilvl w:val="0"/>
-          <w:numId w:val="1009"/>
+          <w:numId w:val="1010"/>
+        </w:numPr>
+        <w:pStyle w:val="Compact"/>
+      </w:pPr>
+      <w:r>
+        <w:rPr>
+          <w:bCs/>
+          <w:b/>
+        </w:rPr>
+        <w:t xml:space="preserve">One defense a round.</w:t>
+      </w:r>
+      <w:r>
+        <w:t xml:space="preserve"> </w:t>
+      </w:r>
+      <w:r>
+        <w:t xml:space="preserve">A target gets one defense a round, between its turns, and chooses which when an attack hits.</w:t>
+      </w:r>
+    </w:p>
+    <w:p>
+      <w:pPr>
+        <w:numPr>
+          <w:ilvl w:val="0"/>
+          <w:numId w:val="1010"/>
+        </w:numPr>
+        <w:pStyle w:val="Compact"/>
+      </w:pPr>
+      <w:r>
+        <w:rPr>
+          <w:bCs/>
+          <w:b/>
+        </w:rPr>
+        <w:t xml:space="preserve">Additional Defense.</w:t>
+      </w:r>
+      <w:r>
+        <w:t xml:space="preserve"> </w:t>
+      </w:r>
+      <w:r>
+        <w:t xml:space="preserve">With this Edge you may attempt a second defense each round at −2, in addition to attack-quality and injury penalties. You cannot defend twice against the same attack.</w:t>
+      </w:r>
+    </w:p>
+    <w:p>
+      <w:pPr>
+        <w:numPr>
+          <w:ilvl w:val="0"/>
+          <w:numId w:val="1010"/>
+        </w:numPr>
+        <w:pStyle w:val="Compact"/>
+      </w:pPr>
+      <w:r>
+        <w:rPr>
+          <w:bCs/>
+          <w:b/>
+        </w:rPr>
+        <w:t xml:space="preserve">Dodge</w:t>
+      </w:r>
+      <w:r>
+        <w:t xml:space="preserve"> </w:t>
+      </w:r>
+      <w:r>
+        <w:t xml:space="preserve">is Agility −2, with +1 for Trained Athletics or +2 for Athletics as a Specialty or Expert.</w:t>
+      </w:r>
+    </w:p>
+    <w:p>
+      <w:pPr>
+        <w:numPr>
+          <w:ilvl w:val="0"/>
+          <w:numId w:val="1010"/>
+        </w:numPr>
+        <w:pStyle w:val="Compact"/>
+      </w:pPr>
+      <w:r>
+        <w:rPr>
+          <w:bCs/>
+          <w:b/>
+        </w:rPr>
+        <w:t xml:space="preserve">Parry.</w:t>
+      </w:r>
+      <w:r>
+        <w:t xml:space="preserve"> </w:t>
+      </w:r>
+      <w:r>
+        <w:t xml:space="preserve">Against a weapon in hand or fists, roll Melee −3 with a weapon in hand, or Brawling −3 bare-handed against fists. An open hand can’t parry a blade, claws or fangs. Nobody parries a shot or a missile.</w:t>
+      </w:r>
+    </w:p>
+    <w:p>
+      <w:pPr>
+        <w:numPr>
+          <w:ilvl w:val="0"/>
+          <w:numId w:val="1010"/>
+        </w:numPr>
+        <w:pStyle w:val="Compact"/>
+      </w:pPr>
+      <w:r>
+        <w:rPr>
+          <w:bCs/>
+          <w:b/>
+        </w:rPr>
+        <w:t xml:space="preserve">Block.</w:t>
+      </w:r>
+      <w:r>
+        <w:t xml:space="preserve"> </w:t>
+      </w:r>
+      <w:r>
+        <w:t xml:space="preserve">With a shield, or anything that can stand in for one (a chair, a plank, a crate lid), you can block a weapon in hand, fists, or a thrown or loosed missile: roll Melee −2, plus the shield’s bonus. Nothing you can lift blocks a gunshot or a blast. An improvised shield breaks the first time it blocks a hit of 2 or more boxes.</w:t>
+      </w:r>
+    </w:p>
+    <w:p>
+      <w:pPr>
+        <w:numPr>
+          <w:ilvl w:val="0"/>
+          <w:numId w:val="1010"/>
+        </w:numPr>
+        <w:pStyle w:val="Compact"/>
+      </w:pPr>
+      <w:r>
+        <w:rPr>
+          <w:bCs/>
+          <w:b/>
+        </w:rPr>
+        <w:t xml:space="preserve">Attack quality.</w:t>
+      </w:r>
+      <w:r>
+        <w:t xml:space="preserve"> </w:t>
+      </w:r>
+      <w:r>
+        <w:t xml:space="preserve">A clean hit is harder to escape. When an attack succeeds by 3 or 4, the defense is at −1; by 5 or 6, −2; by 7 or more, −3.</w:t>
+      </w:r>
+    </w:p>
+    <w:p>
+      <w:pPr>
+        <w:numPr>
+          <w:ilvl w:val="0"/>
+          <w:numId w:val="1010"/>
+        </w:numPr>
+        <w:pStyle w:val="Compact"/>
+      </w:pPr>
+      <w:r>
+        <w:rPr>
+          <w:bCs/>
+          <w:b/>
+        </w:rPr>
+        <w:t xml:space="preserve">Aim.</w:t>
+      </w:r>
+      <w:r>
+        <w:t xml:space="preserve"> </w:t>
+      </w:r>
+      <w:r>
+        <w:t xml:space="preserve">Spend your action aiming at a target you can see: +1 to your next attack against it. An advantage that rewards aiming adds its bonus to this.</w:t>
+      </w:r>
+    </w:p>
+    <w:p>
+      <w:pPr>
+        <w:pStyle w:val="FirstParagraph"/>
+      </w:pPr>
+      <w:r>
+        <w:t xml:space="preserve">Solid cover blocks a shot. Partial cover imposes −2 on the attack. Weapon effects apply after a hit survives any defense. Success margin does not increase damage: a great hit decides</w:t>
+      </w:r>
+      <w:r>
+        <w:t xml:space="preserve"> </w:t>
+      </w:r>
+      <w:r>
+        <w:rPr>
+          <w:iCs/>
+          <w:i/>
+        </w:rPr>
+        <w:t xml:space="preserve">what</w:t>
+      </w:r>
+      <w:r>
+        <w:t xml:space="preserve"> </w:t>
+      </w:r>
+      <w:r>
+        <w:t xml:space="preserve">happens instead.</w:t>
+      </w:r>
+    </w:p>
+    <w:bookmarkEnd w:id="52"/>
+    <w:bookmarkStart w:id="53" w:name="telling-hits"/>
+    <w:p>
+      <w:pPr>
+        <w:pStyle w:val="Heading2"/>
+      </w:pPr>
+      <w:r>
+        <w:t xml:space="preserve">Telling hits</w:t>
+      </w:r>
+    </w:p>
+    <w:p>
+      <w:pPr>
+        <w:pStyle w:val="FirstParagraph"/>
+      </w:pPr>
+      <w:r>
+        <w:t xml:space="preserve">A really good shot, or a blow that lands exactly where it was meant to, lets the attacker say what it does.</w:t>
+      </w:r>
+    </w:p>
+    <w:p>
+      <w:pPr>
+        <w:numPr>
+          <w:ilvl w:val="0"/>
+          <w:numId w:val="1011"/>
+        </w:numPr>
+        <w:pStyle w:val="Compact"/>
+      </w:pPr>
+      <w:r>
+        <w:rPr>
+          <w:bCs/>
+          <w:b/>
+        </w:rPr>
+        <w:t xml:space="preserve">A telling hit</w:t>
+      </w:r>
+      <w:r>
+        <w:t xml:space="preserve"> </w:t>
+      </w:r>
+      <w:r>
+        <w:t xml:space="preserve">is an attack that succeeds by</w:t>
+      </w:r>
+      <w:r>
+        <w:t xml:space="preserve"> </w:t>
+      </w:r>
+      <w:r>
+        <w:rPr>
+          <w:bCs/>
+          <w:b/>
+        </w:rPr>
+        <w:t xml:space="preserve">5 or more</w:t>
+      </w:r>
+      <w:r>
+        <w:t xml:space="preserve">, or on a natural 3 or 4, and isn’t stopped by a defense. The attacker picks</w:t>
+      </w:r>
+      <w:r>
+        <w:t xml:space="preserve"> </w:t>
+      </w:r>
+      <w:r>
+        <w:rPr>
+          <w:bCs/>
+          <w:b/>
+        </w:rPr>
+        <w:t xml:space="preserve">one effect</w:t>
+      </w:r>
+      <w:r>
+        <w:t xml:space="preserve"> </w:t>
+      </w:r>
+      <w:r>
+        <w:t xml:space="preserve">below and describes it. The weapon still marks its usual boxes.</w:t>
+      </w:r>
+    </w:p>
+    <w:p>
+      <w:pPr>
+        <w:numPr>
+          <w:ilvl w:val="0"/>
+          <w:numId w:val="1011"/>
+        </w:numPr>
+        <w:pStyle w:val="Compact"/>
+      </w:pPr>
+      <w:r>
+        <w:rPr>
+          <w:bCs/>
+          <w:b/>
+        </w:rPr>
+        <w:t xml:space="preserve">A called shot.</w:t>
+      </w:r>
+      <w:r>
+        <w:t xml:space="preserve"> </w:t>
+      </w:r>
+      <w:r>
+        <w:t xml:space="preserve">Before rolling, name an effect your weapon can deliver and take −2 on the attack, or −4 for a small target (a hand, an eye, a rope, a lock). If the attack hits at all, the effect happens, whatever the margin. An advantage that rewards aiming cuts this penalty by 1.</w:t>
+      </w:r>
+    </w:p>
+    <w:p>
+      <w:pPr>
+        <w:numPr>
+          <w:ilvl w:val="0"/>
+          <w:numId w:val="1011"/>
         </w:numPr>
         <w:pStyle w:val="Compact"/>
       </w:pPr>
@@ -7871,7 +7981,7 @@
               <w:rPr>
                 <w:sz w:val="19"/>
               </w:rPr>
-              <w:t xml:space="preserve">The target is grabbed, held, or pinned against a wall or the ground. Their next action goes to getting free, and then they are free: no roll needed. Keeping them pinned takes another successful attack</w:t>
+              <w:t xml:space="preserve">The target is grabbed, held, or pinned against a wall or the ground. Their next action goes to getting free, and then they are free: no roll needed. Keeping them pinned takes another successful attack. Against someone much stronger (a grizzly, a giant, a super-strong grip), getting free takes a Body roll, −2 or −4 against something huge; on a failure they’re still held</w:t>
             </w:r>
           </w:p>
         </w:tc>
@@ -8589,7 +8699,7 @@
       <w:pPr>
         <w:numPr>
           <w:ilvl w:val="0"/>
-          <w:numId w:val="1010"/>
+          <w:numId w:val="1012"/>
         </w:numPr>
         <w:pStyle w:val="Compact"/>
       </w:pPr>
@@ -8611,7 +8721,7 @@
       <w:pPr>
         <w:numPr>
           <w:ilvl w:val="0"/>
-          <w:numId w:val="1010"/>
+          <w:numId w:val="1012"/>
         </w:numPr>
         <w:pStyle w:val="Compact"/>
       </w:pPr>
@@ -8633,7 +8743,7 @@
       <w:pPr>
         <w:numPr>
           <w:ilvl w:val="0"/>
-          <w:numId w:val="1010"/>
+          <w:numId w:val="1012"/>
         </w:numPr>
         <w:pStyle w:val="Compact"/>
       </w:pPr>
@@ -9475,7 +9585,7 @@
     </w:p>
     <w:bookmarkEnd w:id="55"/>
     <w:bookmarkEnd w:id="56"/>
-    <w:bookmarkStart w:id="59" w:name="injury"/>
+    <w:bookmarkStart w:id="62" w:name="injury"/>
     <w:p>
       <w:pPr>
         <w:pStyle w:val="Heading2"/>
@@ -9777,7 +9887,7 @@
       <w:pPr>
         <w:numPr>
           <w:ilvl w:val="0"/>
-          <w:numId w:val="1011"/>
+          <w:numId w:val="1013"/>
         </w:numPr>
         <w:pStyle w:val="Compact"/>
       </w:pPr>
@@ -9828,7 +9938,7 @@
       <w:pPr>
         <w:numPr>
           <w:ilvl w:val="0"/>
-          <w:numId w:val="1011"/>
+          <w:numId w:val="1013"/>
         </w:numPr>
         <w:pStyle w:val="Compact"/>
       </w:pPr>
@@ -9850,7 +9960,7 @@
       <w:pPr>
         <w:numPr>
           <w:ilvl w:val="0"/>
-          <w:numId w:val="1011"/>
+          <w:numId w:val="1013"/>
         </w:numPr>
         <w:pStyle w:val="Compact"/>
       </w:pPr>
@@ -9877,13 +9987,13 @@
       </w:r>
     </w:p>
     <w:bookmarkEnd w:id="57"/>
-    <w:bookmarkStart w:id="58" w:name="optional-rule-gritty-combat"/>
+    <w:bookmarkStart w:id="58" w:name="falls-fire-and-foul-air"/>
     <w:p>
       <w:pPr>
         <w:pStyle w:val="Heading3"/>
       </w:pPr>
       <w:r>
-        <w:t xml:space="preserve">Optional rule: gritty combat</w:t>
+        <w:t xml:space="preserve">Falls, fire and foul air</w:t>
       </w:r>
     </w:p>
     <w:p>
@@ -9891,25 +10001,202 @@
         <w:pStyle w:val="FirstParagraph"/>
       </w:pPr>
       <w:r>
-        <w:t xml:space="preserve">For a harder, bloodier game, the GM can turn on</w:t>
-      </w:r>
-      <w:r>
-        <w:t xml:space="preserve"> </w:t>
-      </w:r>
-      <w:r>
-        <w:rPr>
-          <w:bCs/>
-          <w:b/>
-        </w:rPr>
-        <w:t xml:space="preserve">gritty combat</w:t>
-      </w:r>
-      <w:r>
-        <w:t xml:space="preserve"> </w:t>
-      </w:r>
-      <w:r>
-        <w:t xml:space="preserve">for the campaign (the creator has a switch on the Condition card and in the GM view). The rest of the rules stay the same.</w:t>
-      </w:r>
-    </w:p>
+        <w:t xml:space="preserve">A fall marks boxes by its height. Deep water, a haystack or an awning makes it one step better.</w:t>
+      </w:r>
+    </w:p>
+    <w:tbl>
+      <w:tblPr>
+        <w:tblStyle w:val="Table"/>
+        <w:tblW w:type="auto" w:w="0"/>
+        <w:tblLook w:firstRow="1" w:lastRow="0" w:firstColumn="0" w:lastColumn="0" w:noHBand="0" w:noVBand="0" w:val="0020"/>
+        <w:jc w:val="start"/>
+        <w:tblBorders>
+          <w:top w:val="single" w:sz="4" w:color="B8C2D3"/>
+          <w:left w:val="single" w:sz="4" w:color="B8C2D3"/>
+          <w:bottom w:val="single" w:sz="4" w:color="B8C2D3"/>
+          <w:right w:val="single" w:sz="4" w:color="B8C2D3"/>
+          <w:insideH w:val="single" w:sz="4" w:color="B8C2D3"/>
+          <w:insideV w:val="single" w:sz="4" w:color="B8C2D3"/>
+        </w:tblBorders>
+      </w:tblPr>
+      <w:tblGrid>
+        <w:gridCol w:w="3960"/>
+        <w:gridCol w:w="3960"/>
+      </w:tblGrid>
+      <w:tr>
+        <w:trPr>
+          <w:tblHeader w:val="true"/>
+        </w:trPr>
+        <w:tc>
+          <w:tcPr>
+            <w:shd w:val="clear" w:fill="F2E7D6"/>
+          </w:tcPr>
+          <w:p>
+            <w:pPr>
+              <w:pStyle w:val="Compact"/>
+              <w:jc w:val="left"/>
+            </w:pPr>
+            <w:r>
+              <w:rPr>
+                <w:b/>
+                <w:sz w:val="19"/>
+              </w:rPr>
+              <w:t xml:space="preserve">Height</w:t>
+            </w:r>
+          </w:p>
+        </w:tc>
+        <w:tc>
+          <w:tcPr>
+            <w:shd w:val="clear" w:fill="F2E7D6"/>
+          </w:tcPr>
+          <w:p>
+            <w:pPr>
+              <w:pStyle w:val="Compact"/>
+              <w:jc w:val="left"/>
+            </w:pPr>
+            <w:r>
+              <w:rPr>
+                <w:b/>
+                <w:sz w:val="19"/>
+              </w:rPr>
+              <w:t xml:space="preserve">Boxes</w:t>
+            </w:r>
+          </w:p>
+        </w:tc>
+      </w:tr>
+      <w:tr>
+        <w:tc>
+          <w:tcPr/>
+          <w:p>
+            <w:pPr>
+              <w:pStyle w:val="Compact"/>
+              <w:jc w:val="left"/>
+            </w:pPr>
+            <w:r>
+              <w:rPr>
+                <w:b/>
+                <w:sz w:val="19"/>
+              </w:rPr>
+              <w:t xml:space="preserve">A story or two (up to 10 yards)</w:t>
+            </w:r>
+          </w:p>
+        </w:tc>
+        <w:tc>
+          <w:tcPr/>
+          <w:p>
+            <w:pPr>
+              <w:pStyle w:val="Compact"/>
+              <w:jc w:val="left"/>
+            </w:pPr>
+            <w:r>
+              <w:rPr>
+                <w:sz w:val="19"/>
+              </w:rPr>
+              <w:t xml:space="preserve">1</w:t>
+            </w:r>
+          </w:p>
+        </w:tc>
+      </w:tr>
+      <w:tr>
+        <w:tc>
+          <w:tcPr/>
+          <w:p>
+            <w:pPr>
+              <w:pStyle w:val="Compact"/>
+              <w:jc w:val="left"/>
+            </w:pPr>
+            <w:r>
+              <w:rPr>
+                <w:b/>
+                <w:sz w:val="19"/>
+              </w:rPr>
+              <w:t xml:space="preserve">A rooftop (up to 25 yards)</w:t>
+            </w:r>
+          </w:p>
+        </w:tc>
+        <w:tc>
+          <w:tcPr/>
+          <w:p>
+            <w:pPr>
+              <w:pStyle w:val="Compact"/>
+              <w:jc w:val="left"/>
+            </w:pPr>
+            <w:r>
+              <w:rPr>
+                <w:sz w:val="19"/>
+              </w:rPr>
+              <w:t xml:space="preserve">2</w:t>
+            </w:r>
+          </w:p>
+        </w:tc>
+      </w:tr>
+      <w:tr>
+        <w:tc>
+          <w:tcPr/>
+          <w:p>
+            <w:pPr>
+              <w:pStyle w:val="Compact"/>
+              <w:jc w:val="left"/>
+            </w:pPr>
+            <w:r>
+              <w:rPr>
+                <w:b/>
+                <w:sz w:val="19"/>
+              </w:rPr>
+              <w:t xml:space="preserve">A tower or a cliff (up to 100 yards)</w:t>
+            </w:r>
+          </w:p>
+        </w:tc>
+        <w:tc>
+          <w:tcPr/>
+          <w:p>
+            <w:pPr>
+              <w:pStyle w:val="Compact"/>
+              <w:jc w:val="left"/>
+            </w:pPr>
+            <w:r>
+              <w:rPr>
+                <w:sz w:val="19"/>
+              </w:rPr>
+              <w:t xml:space="preserve">3, and Dying</w:t>
+            </w:r>
+          </w:p>
+        </w:tc>
+      </w:tr>
+      <w:tr>
+        <w:tc>
+          <w:tcPr/>
+          <w:p>
+            <w:pPr>
+              <w:pStyle w:val="Compact"/>
+              <w:jc w:val="left"/>
+            </w:pPr>
+            <w:r>
+              <w:rPr>
+                <w:b/>
+                <w:sz w:val="19"/>
+              </w:rPr>
+              <w:t xml:space="preserve">Higher</w:t>
+            </w:r>
+          </w:p>
+        </w:tc>
+        <w:tc>
+          <w:tcPr/>
+          <w:p>
+            <w:pPr>
+              <w:pStyle w:val="Compact"/>
+              <w:jc w:val="left"/>
+            </w:pPr>
+            <w:r>
+              <w:rPr>
+                <w:sz w:val="19"/>
+              </w:rPr>
+              <w:t xml:space="preserve">Certain death, unless something breaks the fall</w:t>
+            </w:r>
+          </w:p>
+        </w:tc>
+      </w:tr>
+    </w:tbl>
     <w:p>
       <w:pPr>
         <w:pStyle w:val="BodyText"/>
@@ -9919,91 +10206,46 @@
           <w:bCs/>
           <w:b/>
         </w:rPr>
-        <w:t xml:space="preserve">Grievous hits.</w:t>
-      </w:r>
-      <w:r>
-        <w:t xml:space="preserve"> </w:t>
-      </w:r>
-      <w:r>
-        <w:t xml:space="preserve">A hit that marks</w:t>
-      </w:r>
-      <w:r>
-        <w:t xml:space="preserve"> </w:t>
-      </w:r>
-      <w:r>
-        <w:rPr>
-          <w:bCs/>
-          <w:b/>
-        </w:rPr>
-        <w:t xml:space="preserve">2 or more boxes</w:t>
-      </w:r>
-      <w:r>
-        <w:t xml:space="preserve"> </w:t>
-      </w:r>
-      <w:r>
-        <w:t xml:space="preserve">is</w:t>
-      </w:r>
-      <w:r>
-        <w:t xml:space="preserve"> </w:t>
-      </w:r>
-      <w:r>
-        <w:rPr>
-          <w:bCs/>
-          <w:b/>
-        </w:rPr>
-        <w:t xml:space="preserve">grievous</w:t>
-      </w:r>
-      <w:r>
-        <w:t xml:space="preserve"> </w:t>
-      </w:r>
-      <w:r>
-        <w:t xml:space="preserve">when the attack succeeded by</w:t>
-      </w:r>
-      <w:r>
-        <w:t xml:space="preserve"> </w:t>
-      </w:r>
-      <w:r>
-        <w:rPr>
-          <w:bCs/>
-          <w:b/>
-        </w:rPr>
-        <w:t xml:space="preserve">7 or more</w:t>
-      </w:r>
-      <w:r>
-        <w:t xml:space="preserve">, rolled a</w:t>
-      </w:r>
-      <w:r>
-        <w:t xml:space="preserve"> </w:t>
-      </w:r>
-      <w:r>
-        <w:rPr>
-          <w:bCs/>
-          <w:b/>
-        </w:rPr>
-        <w:t xml:space="preserve">natural 3 or 4</w:t>
-      </w:r>
-      <w:r>
-        <w:t xml:space="preserve">, or left the target</w:t>
-      </w:r>
-      <w:r>
-        <w:t xml:space="preserve"> </w:t>
-      </w:r>
-      <w:r>
-        <w:rPr>
-          <w:bCs/>
-          <w:b/>
-        </w:rPr>
-        <w:t xml:space="preserve">Dying</w:t>
-      </w:r>
-      <w:r>
-        <w:t xml:space="preserve">.</w:t>
+        <w:t xml:space="preserve">Fire</w:t>
+      </w:r>
+      <w:r>
+        <w:t xml:space="preserve"> </w:t>
+      </w:r>
+      <w:r>
+        <w:t xml:space="preserve">marks 1 box each round in the flames.</w:t>
+      </w:r>
+      <w:r>
+        <w:t xml:space="preserve"> </w:t>
+      </w:r>
+      <w:r>
+        <w:rPr>
+          <w:bCs/>
+          <w:b/>
+        </w:rPr>
+        <w:t xml:space="preserve">Smoke, poison air or vacuum</w:t>
+      </w:r>
+      <w:r>
+        <w:t xml:space="preserve"> </w:t>
+      </w:r>
+      <w:r>
+        <w:t xml:space="preserve">marks 1 box each round you breathe it, unless you have a mask or a suit.</w:t>
+      </w:r>
+    </w:p>
+    <w:bookmarkEnd w:id="58"/>
+    <w:bookmarkStart w:id="59" w:name="fear-and-other-conditions"/>
+    <w:p>
+      <w:pPr>
+        <w:pStyle w:val="Heading3"/>
+      </w:pPr>
+      <w:r>
+        <w:t xml:space="preserve">Fear and other conditions</w:t>
       </w:r>
     </w:p>
     <w:p>
       <w:pPr>
         <w:numPr>
           <w:ilvl w:val="0"/>
-          <w:numId w:val="1012"/>
+          <w:numId w:val="1014"/>
         </w:numPr>
         <w:pStyle w:val="Compact"/>
       </w:pPr>
@@ -10012,20 +10254,20 @@
           <w:bCs/>
           <w:b/>
         </w:rPr>
-        <w:t xml:space="preserve">A character</w:t>
-      </w:r>
-      <w:r>
-        <w:t xml:space="preserve"> </w:t>
-      </w:r>
-      <w:r>
-        <w:t xml:space="preserve">rolls 3d6 on the table below and suffers the result on top of the boxes.</w:t>
+        <w:t xml:space="preserve">Reeling.</w:t>
+      </w:r>
+      <w:r>
+        <w:t xml:space="preserve"> </w:t>
+      </w:r>
+      <w:r>
+        <w:t xml:space="preserve">−2 on your next action roll; then it’s over.</w:t>
       </w:r>
     </w:p>
     <w:p>
       <w:pPr>
         <w:numPr>
           <w:ilvl w:val="0"/>
-          <w:numId w:val="1012"/>
+          <w:numId w:val="1014"/>
         </w:numPr>
         <w:pStyle w:val="Compact"/>
       </w:pPr>
@@ -10034,20 +10276,259 @@
           <w:bCs/>
           <w:b/>
         </w:rPr>
-        <w:t xml:space="preserve">An opponent</w:t>
-      </w:r>
-      <w:r>
-        <w:t xml:space="preserve"> </w:t>
-      </w:r>
-      <w:r>
-        <w:t xml:space="preserve">is simply taken out: no roll, no boxes to count. Describe how, or let the GM view roll a description.</w:t>
+        <w:t xml:space="preserve">Frightened.</w:t>
+      </w:r>
+      <w:r>
+        <w:t xml:space="preserve"> </w:t>
+      </w:r>
+      <w:r>
+        <w:t xml:space="preserve">Fear, a hex, a horror: you must keep away from its source, and you’re −2 to act against it. At the end of each of your turns, roll Will to shake it off (+2 if you’ve been hurt since). A spell or a trait that makes its target</w:t>
+      </w:r>
+      <w:r>
+        <w:t xml:space="preserve"> </w:t>
+      </w:r>
+      <w:r>
+        <w:rPr>
+          <w:iCs/>
+          <w:i/>
+        </w:rPr>
+        <w:t xml:space="preserve">flee or freeze</w:t>
+      </w:r>
+      <w:r>
+        <w:t xml:space="preserve"> </w:t>
+      </w:r>
+      <w:r>
+        <w:t xml:space="preserve">makes them Frightened.</w:t>
       </w:r>
     </w:p>
     <w:p>
       <w:pPr>
         <w:numPr>
           <w:ilvl w:val="0"/>
-          <w:numId w:val="1012"/>
+          <w:numId w:val="1014"/>
+        </w:numPr>
+        <w:pStyle w:val="Compact"/>
+      </w:pPr>
+      <w:r>
+        <w:rPr>
+          <w:bCs/>
+          <w:b/>
+        </w:rPr>
+        <w:t xml:space="preserve">Charmed.</w:t>
+      </w:r>
+      <w:r>
+        <w:t xml:space="preserve"> </w:t>
+      </w:r>
+      <w:r>
+        <w:t xml:space="preserve">You treat the one who charmed you as a friend for the scene. Harming you or your friends ends it at once.</w:t>
+      </w:r>
+    </w:p>
+    <w:bookmarkEnd w:id="59"/>
+    <w:bookmarkStart w:id="60" w:name="mental-harm-a-setting-option"/>
+    <w:p>
+      <w:pPr>
+        <w:pStyle w:val="Heading3"/>
+      </w:pPr>
+      <w:r>
+        <w:t xml:space="preserve">Mental harm (a setting option)</w:t>
+      </w:r>
+    </w:p>
+    <w:p>
+      <w:pPr>
+        <w:pStyle w:val="FirstParagraph"/>
+      </w:pPr>
+      <w:r>
+        <w:t xml:space="preserve">A setting can give every character a</w:t>
+      </w:r>
+      <w:r>
+        <w:t xml:space="preserve"> </w:t>
+      </w:r>
+      <w:r>
+        <w:rPr>
+          <w:bCs/>
+          <w:b/>
+        </w:rPr>
+        <w:t xml:space="preserve">Mind</w:t>
+      </w:r>
+      <w:r>
+        <w:t xml:space="preserve"> </w:t>
+      </w:r>
+      <w:r>
+        <w:t xml:space="preserve">track beside the injury track (Aurora does). Attacks on the mind mark it: Powers or a spell against Will, never Dodge, and armor doesn’t help. One box is Shaken (−1 to mental actions: Will, and skills of Intellect and Presence), two Overwhelmed (−2), three Broken: unconscious or catatonic until they rest. It never leaves anyone Dying; a scene’s rest clears one box, a night’s sleep all of them. Opponents have as many Mind boxes as injury boxes.</w:t>
+      </w:r>
+    </w:p>
+    <w:bookmarkEnd w:id="60"/>
+    <w:bookmarkStart w:id="61" w:name="optional-rule-gritty-combat"/>
+    <w:p>
+      <w:pPr>
+        <w:pStyle w:val="Heading3"/>
+      </w:pPr>
+      <w:r>
+        <w:t xml:space="preserve">Optional rule: gritty combat</w:t>
+      </w:r>
+    </w:p>
+    <w:p>
+      <w:pPr>
+        <w:pStyle w:val="FirstParagraph"/>
+      </w:pPr>
+      <w:r>
+        <w:t xml:space="preserve">For a harder, bloodier game, the GM can turn on</w:t>
+      </w:r>
+      <w:r>
+        <w:t xml:space="preserve"> </w:t>
+      </w:r>
+      <w:r>
+        <w:rPr>
+          <w:bCs/>
+          <w:b/>
+        </w:rPr>
+        <w:t xml:space="preserve">gritty combat</w:t>
+      </w:r>
+      <w:r>
+        <w:t xml:space="preserve"> </w:t>
+      </w:r>
+      <w:r>
+        <w:t xml:space="preserve">for the campaign (the creator has a switch on the Condition card and in the GM view). The rest of the rules stay the same.</w:t>
+      </w:r>
+    </w:p>
+    <w:p>
+      <w:pPr>
+        <w:pStyle w:val="BodyText"/>
+      </w:pPr>
+      <w:r>
+        <w:rPr>
+          <w:bCs/>
+          <w:b/>
+        </w:rPr>
+        <w:t xml:space="preserve">Grievous hits.</w:t>
+      </w:r>
+      <w:r>
+        <w:t xml:space="preserve"> </w:t>
+      </w:r>
+      <w:r>
+        <w:t xml:space="preserve">A hit that marks</w:t>
+      </w:r>
+      <w:r>
+        <w:t xml:space="preserve"> </w:t>
+      </w:r>
+      <w:r>
+        <w:rPr>
+          <w:bCs/>
+          <w:b/>
+        </w:rPr>
+        <w:t xml:space="preserve">2 or more boxes</w:t>
+      </w:r>
+      <w:r>
+        <w:t xml:space="preserve"> </w:t>
+      </w:r>
+      <w:r>
+        <w:t xml:space="preserve">is</w:t>
+      </w:r>
+      <w:r>
+        <w:t xml:space="preserve"> </w:t>
+      </w:r>
+      <w:r>
+        <w:rPr>
+          <w:bCs/>
+          <w:b/>
+        </w:rPr>
+        <w:t xml:space="preserve">grievous</w:t>
+      </w:r>
+      <w:r>
+        <w:t xml:space="preserve"> </w:t>
+      </w:r>
+      <w:r>
+        <w:t xml:space="preserve">when the attack succeeded by</w:t>
+      </w:r>
+      <w:r>
+        <w:t xml:space="preserve"> </w:t>
+      </w:r>
+      <w:r>
+        <w:rPr>
+          <w:bCs/>
+          <w:b/>
+        </w:rPr>
+        <w:t xml:space="preserve">7 or more</w:t>
+      </w:r>
+      <w:r>
+        <w:t xml:space="preserve">, rolled a</w:t>
+      </w:r>
+      <w:r>
+        <w:t xml:space="preserve"> </w:t>
+      </w:r>
+      <w:r>
+        <w:rPr>
+          <w:bCs/>
+          <w:b/>
+        </w:rPr>
+        <w:t xml:space="preserve">natural 3 or 4</w:t>
+      </w:r>
+      <w:r>
+        <w:t xml:space="preserve">, or left the target</w:t>
+      </w:r>
+      <w:r>
+        <w:t xml:space="preserve"> </w:t>
+      </w:r>
+      <w:r>
+        <w:rPr>
+          <w:bCs/>
+          <w:b/>
+        </w:rPr>
+        <w:t xml:space="preserve">Dying</w:t>
+      </w:r>
+      <w:r>
+        <w:t xml:space="preserve">.</w:t>
+      </w:r>
+    </w:p>
+    <w:p>
+      <w:pPr>
+        <w:numPr>
+          <w:ilvl w:val="0"/>
+          <w:numId w:val="1015"/>
+        </w:numPr>
+        <w:pStyle w:val="Compact"/>
+      </w:pPr>
+      <w:r>
+        <w:rPr>
+          <w:bCs/>
+          <w:b/>
+        </w:rPr>
+        <w:t xml:space="preserve">A character</w:t>
+      </w:r>
+      <w:r>
+        <w:t xml:space="preserve"> </w:t>
+      </w:r>
+      <w:r>
+        <w:t xml:space="preserve">rolls 3d6 on the table below and suffers the result on top of the boxes.</w:t>
+      </w:r>
+    </w:p>
+    <w:p>
+      <w:pPr>
+        <w:numPr>
+          <w:ilvl w:val="0"/>
+          <w:numId w:val="1015"/>
+        </w:numPr>
+        <w:pStyle w:val="Compact"/>
+      </w:pPr>
+      <w:r>
+        <w:rPr>
+          <w:bCs/>
+          <w:b/>
+        </w:rPr>
+        <w:t xml:space="preserve">An opponent</w:t>
+      </w:r>
+      <w:r>
+        <w:t xml:space="preserve"> </w:t>
+      </w:r>
+      <w:r>
+        <w:t xml:space="preserve">is simply taken out: no roll, no boxes to count. Describe how, or let the GM view roll a description.</w:t>
+      </w:r>
+    </w:p>
+    <w:p>
+      <w:pPr>
+        <w:numPr>
+          <w:ilvl w:val="0"/>
+          <w:numId w:val="1015"/>
         </w:numPr>
         <w:pStyle w:val="Compact"/>
       </w:pPr>
@@ -10546,7 +11027,7 @@
       <w:pPr>
         <w:numPr>
           <w:ilvl w:val="0"/>
-          <w:numId w:val="1013"/>
+          <w:numId w:val="1016"/>
         </w:numPr>
         <w:pStyle w:val="Compact"/>
       </w:pPr>
@@ -10584,7 +11065,7 @@
       <w:pPr>
         <w:numPr>
           <w:ilvl w:val="0"/>
-          <w:numId w:val="1013"/>
+          <w:numId w:val="1016"/>
         </w:numPr>
         <w:pStyle w:val="Compact"/>
       </w:pPr>
@@ -10619,7 +11100,7 @@
       <w:pPr>
         <w:numPr>
           <w:ilvl w:val="0"/>
-          <w:numId w:val="1013"/>
+          <w:numId w:val="1016"/>
         </w:numPr>
         <w:pStyle w:val="Compact"/>
       </w:pPr>
@@ -10637,9 +11118,9 @@
         <w:t xml:space="preserve">Grievous wounds heal on their own clock, whatever the boxes say. A lost limb, a lost eye or a disfigurement never heals.</w:t>
       </w:r>
     </w:p>
-    <w:bookmarkEnd w:id="58"/>
-    <w:bookmarkEnd w:id="59"/>
-    <w:bookmarkStart w:id="60" w:name="weapons-and-damage"/>
+    <w:bookmarkEnd w:id="61"/>
+    <w:bookmarkEnd w:id="62"/>
+    <w:bookmarkStart w:id="64" w:name="weapons-and-damage"/>
     <w:p>
       <w:pPr>
         <w:pStyle w:val="Heading2"/>
@@ -10667,6 +11148,253 @@
       </w:r>
       <w:r>
         <w:t xml:space="preserve">, not on how well the attack succeeded.</w:t>
+      </w:r>
+    </w:p>
+    <w:p>
+      <w:pPr>
+        <w:numPr>
+          <w:ilvl w:val="0"/>
+          <w:numId w:val="1017"/>
+        </w:numPr>
+        <w:pStyle w:val="Compact"/>
+      </w:pPr>
+      <w:r>
+        <w:rPr>
+          <w:bCs/>
+          <w:b/>
+        </w:rPr>
+        <w:t xml:space="preserve">“</w:t>
+      </w:r>
+      <w:r>
+        <w:rPr>
+          <w:bCs/>
+          <w:b/>
+        </w:rPr>
+        <w:t xml:space="preserve">3, and Dying.</w:t>
+      </w:r>
+      <w:r>
+        <w:rPr>
+          <w:bCs/>
+          <w:b/>
+        </w:rPr>
+        <w:t xml:space="preserve">”</w:t>
+      </w:r>
+      <w:r>
+        <w:t xml:space="preserve"> </w:t>
+      </w:r>
+      <w:r>
+        <w:t xml:space="preserve">The deadliest weapons (a buffalo rifle, a plasma rifle, a grenade at the center) mark 3 boxes: enough to take an unhurt character straight to Incapacitated and Dying.</w:t>
+      </w:r>
+    </w:p>
+    <w:p>
+      <w:pPr>
+        <w:numPr>
+          <w:ilvl w:val="0"/>
+          <w:numId w:val="1017"/>
+        </w:numPr>
+        <w:pStyle w:val="Compact"/>
+      </w:pPr>
+      <w:r>
+        <w:rPr>
+          <w:bCs/>
+          <w:b/>
+        </w:rPr>
+        <w:t xml:space="preserve">Explosions</w:t>
+      </w:r>
+      <w:r>
+        <w:t xml:space="preserve"> </w:t>
+      </w:r>
+      <w:r>
+        <w:t xml:space="preserve">mark 1 box on everyone nearby and their full boxes at the center; Dodge means diving clear.</w:t>
+      </w:r>
+    </w:p>
+    <w:p>
+      <w:pPr>
+        <w:numPr>
+          <w:ilvl w:val="0"/>
+          <w:numId w:val="1017"/>
+        </w:numPr>
+        <w:pStyle w:val="Compact"/>
+      </w:pPr>
+      <w:r>
+        <w:rPr>
+          <w:bCs/>
+          <w:b/>
+        </w:rPr>
+        <w:t xml:space="preserve">Stun weapons</w:t>
+      </w:r>
+      <w:r>
+        <w:t xml:space="preserve"> </w:t>
+      </w:r>
+      <w:r>
+        <w:t xml:space="preserve">(a taser, a stunner) mark no box: the target rolls Body −2. On a failure they’re out for the scene; on a success, −2 on their next action.</w:t>
+      </w:r>
+    </w:p>
+    <w:p>
+      <w:pPr>
+        <w:numPr>
+          <w:ilvl w:val="0"/>
+          <w:numId w:val="1017"/>
+        </w:numPr>
+        <w:pStyle w:val="Compact"/>
+      </w:pPr>
+      <w:r>
+        <w:rPr>
+          <w:bCs/>
+          <w:b/>
+        </w:rPr>
+        <w:t xml:space="preserve">Jams.</w:t>
+      </w:r>
+      <w:r>
+        <w:t xml:space="preserve"> </w:t>
+      </w:r>
+      <w:r>
+        <w:t xml:space="preserve">A firearm jams on a natural 18 (a setting’s older guns may misfire more often); clearing it takes an action.</w:t>
+      </w:r>
+    </w:p>
+    <w:bookmarkStart w:id="63" w:name="armor-toughness-and-weaknesses"/>
+    <w:p>
+      <w:pPr>
+        <w:pStyle w:val="Heading3"/>
+      </w:pPr>
+      <w:r>
+        <w:t xml:space="preserve">Armor, toughness and weaknesses</w:t>
+      </w:r>
+    </w:p>
+    <w:p>
+      <w:pPr>
+        <w:numPr>
+          <w:ilvl w:val="0"/>
+          <w:numId w:val="1018"/>
+        </w:numPr>
+        <w:pStyle w:val="Compact"/>
+      </w:pPr>
+      <w:r>
+        <w:rPr>
+          <w:bCs/>
+          <w:b/>
+        </w:rPr>
+        <w:t xml:space="preserve">Armor</w:t>
+      </w:r>
+      <w:r>
+        <w:t xml:space="preserve"> </w:t>
+      </w:r>
+      <w:r>
+        <w:t xml:space="preserve">turns some hits. A typical piece (a mail shirt, a heavy coat, a vest) makes a hit of 2 or more boxes mark one fewer, once per fight, and its entry says what it works against. Heavy armor works every time.</w:t>
+      </w:r>
+    </w:p>
+    <w:p>
+      <w:pPr>
+        <w:numPr>
+          <w:ilvl w:val="0"/>
+          <w:numId w:val="1018"/>
+        </w:numPr>
+        <w:pStyle w:val="Compact"/>
+      </w:pPr>
+      <w:r>
+        <w:rPr>
+          <w:bCs/>
+          <w:b/>
+        </w:rPr>
+        <w:t xml:space="preserve">Toughness.</w:t>
+      </w:r>
+      <w:r>
+        <w:t xml:space="preserve"> </w:t>
+      </w:r>
+      <w:r>
+        <w:t xml:space="preserve">A threat’s trait can say</w:t>
+      </w:r>
+      <w:r>
+        <w:t xml:space="preserve"> </w:t>
+      </w:r>
+      <w:r>
+        <w:rPr>
+          <w:iCs/>
+          <w:i/>
+        </w:rPr>
+        <w:t xml:space="preserve">hits of 1 box mark nothing</w:t>
+      </w:r>
+      <w:r>
+        <w:t xml:space="preserve"> </w:t>
+      </w:r>
+      <w:r>
+        <w:t xml:space="preserve">(a huge beast, an armored soldier) or</w:t>
+      </w:r>
+      <w:r>
+        <w:t xml:space="preserve"> </w:t>
+      </w:r>
+      <w:r>
+        <w:rPr>
+          <w:iCs/>
+          <w:i/>
+        </w:rPr>
+        <w:t xml:space="preserve">hits of 2 or more boxes mark one fewer</w:t>
+      </w:r>
+      <w:r>
+        <w:t xml:space="preserve"> </w:t>
+      </w:r>
+      <w:r>
+        <w:t xml:space="preserve">(chrome, scales, a curse).</w:t>
+      </w:r>
+    </w:p>
+    <w:p>
+      <w:pPr>
+        <w:numPr>
+          <w:ilvl w:val="0"/>
+          <w:numId w:val="1018"/>
+        </w:numPr>
+        <w:pStyle w:val="Compact"/>
+      </w:pPr>
+      <w:r>
+        <w:rPr>
+          <w:bCs/>
+          <w:b/>
+        </w:rPr>
+        <w:t xml:space="preserve">Weaknesses.</w:t>
+      </w:r>
+      <w:r>
+        <w:t xml:space="preserve"> </w:t>
+      </w:r>
+      <w:r>
+        <w:t xml:space="preserve">What a creature is weak to marks one box more, and its toughness and armor don’t help against it.</w:t>
+      </w:r>
+      <w:r>
+        <w:t xml:space="preserve"> </w:t>
+      </w:r>
+      <w:r>
+        <w:rPr>
+          <w:iCs/>
+          <w:i/>
+        </w:rPr>
+        <w:t xml:space="preserve">Only fire (or silver, or cold iron) marks more than 1 box</w:t>
+      </w:r>
+      <w:r>
+        <w:t xml:space="preserve"> </w:t>
+      </w:r>
+      <w:r>
+        <w:t xml:space="preserve">means everything else marks at most 1.</w:t>
+      </w:r>
+    </w:p>
+    <w:p>
+      <w:pPr>
+        <w:numPr>
+          <w:ilvl w:val="0"/>
+          <w:numId w:val="1018"/>
+        </w:numPr>
+        <w:pStyle w:val="Compact"/>
+      </w:pPr>
+      <w:r>
+        <w:rPr>
+          <w:bCs/>
+          <w:b/>
+        </w:rPr>
+        <w:t xml:space="preserve">Materials.</w:t>
+      </w:r>
+      <w:r>
+        <w:t xml:space="preserve"> </w:t>
+      </w:r>
+      <w:r>
+        <w:t xml:space="preserve">What an attack is made of (silver, cold iron, a wooden stake, holy water) is what counts for a weakness: say it when you attack. A weakness works whoever uses it, whether or not anyone knows of it.</w:t>
       </w:r>
     </w:p>
     <w:tbl>
@@ -11440,7 +12168,7 @@
               <w:rPr>
                 <w:sz w:val="19"/>
               </w:rPr>
-              <w:t xml:space="preserve">2 (venom: Body roll or Reeling)</w:t>
+              <w:t xml:space="preserve">2 (venom: a Body roll or Reeling)</w:t>
             </w:r>
           </w:p>
         </w:tc>
@@ -11566,22 +12294,42 @@
               <w:rPr>
                 <w:sz w:val="19"/>
               </w:rPr>
-              <w:t xml:space="preserve">1 for a bad fall, 2 for a long one</w:t>
-            </w:r>
-          </w:p>
-        </w:tc>
-        <w:tc>
-          <w:tcPr/>
-          <w:p>
-            <w:pPr>
-              <w:pStyle w:val="Compact"/>
-              <w:jc w:val="left"/>
-            </w:pPr>
-            <w:r>
-              <w:rPr>
-                <w:sz w:val="19"/>
-              </w:rPr>
-              <w:t xml:space="preserve">A sprain or a fracture</w:t>
+              <w:t xml:space="preserve">By height: 1 to 3, and worse (see</w:t>
+            </w:r>
+            <w:r>
+              <w:rPr>
+                <w:sz w:val="19"/>
+              </w:rPr>
+              <w:t xml:space="preserve"> </w:t>
+            </w:r>
+            <w:r>
+              <w:rPr>
+                <w:iCs/>
+                <w:i/>
+                <w:sz w:val="19"/>
+              </w:rPr>
+              <w:t xml:space="preserve">Falls, fire and foul air</w:t>
+            </w:r>
+            <w:r>
+              <w:rPr>
+                <w:sz w:val="19"/>
+              </w:rPr>
+              <w:t xml:space="preserve">)</w:t>
+            </w:r>
+          </w:p>
+        </w:tc>
+        <w:tc>
+          <w:tcPr/>
+          <w:p>
+            <w:pPr>
+              <w:pStyle w:val="Compact"/>
+              <w:jc w:val="left"/>
+            </w:pPr>
+            <w:r>
+              <w:rPr>
+                <w:sz w:val="19"/>
+              </w:rPr>
+              <w:t xml:space="preserve">A sprain, a fracture, or worse</w:t>
             </w:r>
           </w:p>
         </w:tc>
@@ -11710,8 +12458,9 @@
         <w:t xml:space="preserve">To take someone down without killing them, use fists, a club, a grapple, or the Sleep cantrip.</w:t>
       </w:r>
     </w:p>
-    <w:bookmarkEnd w:id="60"/>
-    <w:bookmarkStart w:id="61" w:name="missiles-and-shot"/>
+    <w:bookmarkEnd w:id="63"/>
+    <w:bookmarkEnd w:id="64"/>
+    <w:bookmarkStart w:id="65" w:name="missiles-and-shot"/>
     <w:p>
       <w:pPr>
         <w:pStyle w:val="Heading2"/>
@@ -12094,7 +12843,7 @@
       <w:pPr>
         <w:numPr>
           <w:ilvl w:val="0"/>
-          <w:numId w:val="1014"/>
+          <w:numId w:val="1019"/>
         </w:numPr>
         <w:pStyle w:val="Compact"/>
       </w:pPr>
@@ -12116,7 +12865,7 @@
       <w:pPr>
         <w:numPr>
           <w:ilvl w:val="0"/>
-          <w:numId w:val="1014"/>
+          <w:numId w:val="1019"/>
         </w:numPr>
         <w:pStyle w:val="Compact"/>
       </w:pPr>
@@ -12138,7 +12887,7 @@
       <w:pPr>
         <w:numPr>
           <w:ilvl w:val="0"/>
-          <w:numId w:val="1014"/>
+          <w:numId w:val="1019"/>
         </w:numPr>
         <w:pStyle w:val="Compact"/>
       </w:pPr>
@@ -12156,9 +12905,9 @@
         <w:t xml:space="preserve">A natural 18 with this weapon also jams it: clearing it takes an action.</w:t>
       </w:r>
     </w:p>
-    <w:bookmarkEnd w:id="61"/>
-    <w:bookmarkEnd w:id="62"/>
-    <w:bookmarkStart w:id="68" w:name="medical-care"/>
+    <w:bookmarkEnd w:id="65"/>
+    <w:bookmarkEnd w:id="66"/>
+    <w:bookmarkStart w:id="72" w:name="medical-care"/>
     <w:p>
       <w:pPr>
         <w:pStyle w:val="Heading1"/>
@@ -12191,7 +12940,7 @@
         <w:t xml:space="preserve">cantrip clears one box once per set of injuries; it does not replace a healer’s care.</w:t>
       </w:r>
     </w:p>
-    <w:bookmarkStart w:id="63" w:name="diagnosis-and-stabilization"/>
+    <w:bookmarkStart w:id="67" w:name="diagnosis-and-stabilization"/>
     <w:p>
       <w:pPr>
         <w:pStyle w:val="Heading2"/>
@@ -12208,8 +12957,8 @@
         <w:t xml:space="preserve">Roll Medicine when the diagnosis is uncertain or an urgent treatment decision matters. Emergency stabilization takes one action and a successful Medicine roll with a healer’s satchel. It ends Dying and stops deterioration, but removes no boxes.</w:t>
       </w:r>
     </w:p>
-    <w:bookmarkEnd w:id="63"/>
-    <w:bookmarkStart w:id="64" w:name="field-treatment"/>
+    <w:bookmarkEnd w:id="67"/>
+    <w:bookmarkStart w:id="68" w:name="field-treatment"/>
     <w:p>
       <w:pPr>
         <w:pStyle w:val="Heading2"/>
@@ -12226,8 +12975,8 @@
         <w:t xml:space="preserve">With a healer’s satchel and several uninterrupted minutes, successful Medicine removes one injury box; success by 5 or more removes two.</w:t>
       </w:r>
     </w:p>
-    <w:bookmarkEnd w:id="64"/>
-    <w:bookmarkStart w:id="65" w:name="proper-care"/>
+    <w:bookmarkEnd w:id="68"/>
+    <w:bookmarkStart w:id="69" w:name="proper-care"/>
     <w:p>
       <w:pPr>
         <w:pStyle w:val="Heading2"/>
@@ -12244,8 +12993,8 @@
         <w:t xml:space="preserve">A temple infirmary or a master healer’s house grants +2 to Medicine. A successful treatment removes two boxes; success by 5 or more removes three. Allow the time the treatment requires.</w:t>
       </w:r>
     </w:p>
-    <w:bookmarkEnd w:id="65"/>
-    <w:bookmarkStart w:id="66" w:name="treatment-attempts"/>
+    <w:bookmarkEnd w:id="69"/>
+    <w:bookmarkStart w:id="70" w:name="treatment-attempts"/>
     <w:p>
       <w:pPr>
         <w:pStyle w:val="Heading2"/>
@@ -12266,7 +13015,7 @@
       <w:pPr>
         <w:numPr>
           <w:ilvl w:val="0"/>
-          <w:numId w:val="1015"/>
+          <w:numId w:val="1020"/>
         </w:numPr>
         <w:pStyle w:val="Compact"/>
       </w:pPr>
@@ -12288,7 +13037,7 @@
       <w:pPr>
         <w:numPr>
           <w:ilvl w:val="0"/>
-          <w:numId w:val="1015"/>
+          <w:numId w:val="1020"/>
         </w:numPr>
         <w:pStyle w:val="Compact"/>
       </w:pPr>
@@ -12310,7 +13059,7 @@
       <w:pPr>
         <w:numPr>
           <w:ilvl w:val="0"/>
-          <w:numId w:val="1015"/>
+          <w:numId w:val="1020"/>
         </w:numPr>
         <w:pStyle w:val="Compact"/>
       </w:pPr>
@@ -12332,7 +13081,7 @@
       <w:pPr>
         <w:numPr>
           <w:ilvl w:val="0"/>
-          <w:numId w:val="1015"/>
+          <w:numId w:val="1020"/>
         </w:numPr>
         <w:pStyle w:val="Compact"/>
       </w:pPr>
@@ -12350,8 +13099,8 @@
         <w:t xml:space="preserve">Stopping someone Dying is never limited by these attempts and never removes boxes; a treatment roll that removes boxes also stabilizes.</w:t>
       </w:r>
     </w:p>
-    <w:bookmarkEnd w:id="66"/>
-    <w:bookmarkStart w:id="67" w:name="natural-recovery"/>
+    <w:bookmarkEnd w:id="70"/>
+    <w:bookmarkStart w:id="71" w:name="natural-recovery"/>
     <w:p>
       <w:pPr>
         <w:pStyle w:val="Heading2"/>
@@ -12536,9 +13285,9 @@
         <w:t xml:space="preserve">At three boxes, rest alone does nothing until someone has stabilized or treated you; after that, a week of rest in their care clears the first box. A successful treatment is faster. The times add up: from three boxes, rest alone takes about a week and a half to heal completely (a week, then three days, then a day).</w:t>
       </w:r>
     </w:p>
-    <w:bookmarkEnd w:id="67"/>
-    <w:bookmarkEnd w:id="68"/>
-    <w:bookmarkStart w:id="74" w:name="magic"/>
+    <w:bookmarkEnd w:id="71"/>
+    <w:bookmarkEnd w:id="72"/>
+    <w:bookmarkStart w:id="78" w:name="magic"/>
     <w:p>
       <w:pPr>
         <w:pStyle w:val="Heading1"/>
@@ -12782,7 +13531,7 @@
         </w:tc>
       </w:tr>
     </w:tbl>
-    <w:bookmarkStart w:id="69" w:name="cantrips"/>
+    <w:bookmarkStart w:id="73" w:name="cantrips"/>
     <w:p>
       <w:pPr>
         <w:pStyle w:val="Heading2"/>
@@ -12863,7 +13612,7 @@
       <w:pPr>
         <w:numPr>
           <w:ilvl w:val="0"/>
-          <w:numId w:val="1016"/>
+          <w:numId w:val="1021"/>
         </w:numPr>
         <w:pStyle w:val="Compact"/>
       </w:pPr>
@@ -12913,7 +13662,7 @@
       <w:pPr>
         <w:numPr>
           <w:ilvl w:val="0"/>
-          <w:numId w:val="1016"/>
+          <w:numId w:val="1021"/>
         </w:numPr>
         <w:pStyle w:val="Compact"/>
       </w:pPr>
@@ -12962,7 +13711,7 @@
       <w:pPr>
         <w:numPr>
           <w:ilvl w:val="0"/>
-          <w:numId w:val="1016"/>
+          <w:numId w:val="1021"/>
         </w:numPr>
         <w:pStyle w:val="Compact"/>
       </w:pPr>
@@ -13381,8 +14130,8 @@
         <w:t xml:space="preserve">A failed cantrip marks a box of Corruption; a natural 18 marks two, or something answers that shouldn’t.</w:t>
       </w:r>
     </w:p>
-    <w:bookmarkEnd w:id="69"/>
-    <w:bookmarkStart w:id="70" w:name="rituals"/>
+    <w:bookmarkEnd w:id="73"/>
+    <w:bookmarkStart w:id="74" w:name="rituals"/>
     <w:p>
       <w:pPr>
         <w:pStyle w:val="Heading2"/>
@@ -13395,7 +14144,7 @@
       <w:pPr>
         <w:numPr>
           <w:ilvl w:val="0"/>
-          <w:numId w:val="1017"/>
+          <w:numId w:val="1022"/>
         </w:numPr>
         <w:pStyle w:val="Compact"/>
       </w:pPr>
@@ -13417,7 +14166,7 @@
       <w:pPr>
         <w:numPr>
           <w:ilvl w:val="0"/>
-          <w:numId w:val="1017"/>
+          <w:numId w:val="1022"/>
         </w:numPr>
         <w:pStyle w:val="Compact"/>
       </w:pPr>
@@ -13439,7 +14188,7 @@
       <w:pPr>
         <w:numPr>
           <w:ilvl w:val="0"/>
-          <w:numId w:val="1017"/>
+          <w:numId w:val="1022"/>
         </w:numPr>
         <w:pStyle w:val="Compact"/>
       </w:pPr>
@@ -13717,8 +14466,8 @@
         <w:t xml:space="preserve">A ritual takes a minute a roll at the very fastest. To use one in combat, finish it beforehand and store it in a talisman.</w:t>
       </w:r>
     </w:p>
-    <w:bookmarkEnd w:id="70"/>
-    <w:bookmarkStart w:id="71" w:name="talismans"/>
+    <w:bookmarkEnd w:id="74"/>
+    <w:bookmarkStart w:id="75" w:name="talismans"/>
     <w:p>
       <w:pPr>
         <w:pStyle w:val="Heading2"/>
@@ -13779,8 +14528,8 @@
         <w:t xml:space="preserve">: against a defense, the target defends with no attack-quality penalty; against a resistance, the target resists by succeeding on their roll (a tie goes to the target, as in any contest). A talisman never marks more than 3 boxes on one target.</w:t>
       </w:r>
     </w:p>
-    <w:bookmarkEnd w:id="71"/>
-    <w:bookmarkStart w:id="72" w:name="magic-advancement"/>
+    <w:bookmarkEnd w:id="75"/>
+    <w:bookmarkStart w:id="76" w:name="magic-advancement"/>
     <w:p>
       <w:pPr>
         <w:pStyle w:val="Heading2"/>
@@ -14287,8 +15036,8 @@
         </w:tc>
       </w:tr>
     </w:tbl>
-    <w:bookmarkEnd w:id="72"/>
-    <w:bookmarkStart w:id="73" w:name="magic-in-the-shattered-crown"/>
+    <w:bookmarkEnd w:id="76"/>
+    <w:bookmarkStart w:id="77" w:name="magic-in-the-shattered-crown"/>
     <w:p>
       <w:pPr>
         <w:pStyle w:val="Heading2"/>
@@ -14588,9 +15337,9 @@
         </w:tc>
       </w:tr>
     </w:tbl>
-    <w:bookmarkEnd w:id="73"/>
-    <w:bookmarkEnd w:id="74"/>
-    <w:bookmarkStart w:id="78" w:name="fortune-points-and-tracks"/>
+    <w:bookmarkEnd w:id="77"/>
+    <w:bookmarkEnd w:id="78"/>
+    <w:bookmarkStart w:id="82" w:name="fortune-points-and-tracks"/>
     <w:p>
       <w:pPr>
         <w:pStyle w:val="Heading1"/>
@@ -14599,7 +15348,7 @@
         <w:t xml:space="preserve">Fortune points and tracks</w:t>
       </w:r>
     </w:p>
-    <w:bookmarkStart w:id="75" w:name="using-fortune-points"/>
+    <w:bookmarkStart w:id="79" w:name="using-fortune-points"/>
     <w:p>
       <w:pPr>
         <w:pStyle w:val="Heading2"/>
@@ -14817,8 +15566,8 @@
         <w:t xml:space="preserve">Gain one point when one of your complications creates a meaningful problem you accept, including a companion complication. You can decline the proposed complication without penalty.</w:t>
       </w:r>
     </w:p>
-    <w:bookmarkEnd w:id="75"/>
-    <w:bookmarkStart w:id="76" w:name="troubles"/>
+    <w:bookmarkEnd w:id="79"/>
+    <w:bookmarkStart w:id="80" w:name="troubles"/>
     <w:p>
       <w:pPr>
         <w:pStyle w:val="Heading2"/>
@@ -14830,6 +15579,46 @@
     <w:p>
       <w:pPr>
         <w:pStyle w:val="FirstParagraph"/>
+      </w:pPr>
+      <w:r>
+        <w:t xml:space="preserve">A track is a row of boxes that fills as consequences catch up with you, and each box means something.</w:t>
+      </w:r>
+      <w:r>
+        <w:t xml:space="preserve"> </w:t>
+      </w:r>
+      <w:r>
+        <w:rPr>
+          <w:bCs/>
+          <w:b/>
+        </w:rPr>
+        <w:t xml:space="preserve">Shared tracks</w:t>
+      </w:r>
+      <w:r>
+        <w:t xml:space="preserve"> </w:t>
+      </w:r>
+      <w:r>
+        <w:t xml:space="preserve">belong to the whole party (the law noticing, debts, the dark learning your names): deeds, a success at a cost or a failed investigation mark them, and lying low, paying up or a public good clears them. A setting can also give each character a</w:t>
+      </w:r>
+      <w:r>
+        <w:t xml:space="preserve"> </w:t>
+      </w:r>
+      <w:r>
+        <w:rPr>
+          <w:bCs/>
+          <w:b/>
+        </w:rPr>
+        <w:t xml:space="preserve">personal track</w:t>
+      </w:r>
+      <w:r>
+        <w:t xml:space="preserve"> </w:t>
+      </w:r>
+      <w:r>
+        <w:t xml:space="preserve">of four boxes: the price of their power (Strain, Corruption) or of a secret (Exposure), with what each box does on the sheet.</w:t>
+      </w:r>
+    </w:p>
+    <w:p>
+      <w:pPr>
+        <w:pStyle w:val="BodyText"/>
       </w:pPr>
       <w:r>
         <w:t xml:space="preserve">The party shares four</w:t>
@@ -14916,7 +15705,7 @@
       <w:pPr>
         <w:numPr>
           <w:ilvl w:val="0"/>
-          <w:numId w:val="1018"/>
+          <w:numId w:val="1023"/>
         </w:numPr>
         <w:pStyle w:val="Compact"/>
       </w:pPr>
@@ -14938,7 +15727,7 @@
       <w:pPr>
         <w:numPr>
           <w:ilvl w:val="0"/>
-          <w:numId w:val="1018"/>
+          <w:numId w:val="1023"/>
         </w:numPr>
         <w:pStyle w:val="Compact"/>
       </w:pPr>
@@ -15265,8 +16054,8 @@
         </w:tc>
       </w:tr>
     </w:tbl>
-    <w:bookmarkEnd w:id="76"/>
-    <w:bookmarkStart w:id="77" w:name="advancement"/>
+    <w:bookmarkEnd w:id="80"/>
+    <w:bookmarkStart w:id="81" w:name="advancement"/>
     <w:p>
       <w:pPr>
         <w:pStyle w:val="Heading2"/>
@@ -15303,7 +16092,7 @@
       <w:pPr>
         <w:numPr>
           <w:ilvl w:val="0"/>
-          <w:numId w:val="1019"/>
+          <w:numId w:val="1024"/>
         </w:numPr>
         <w:pStyle w:val="Compact"/>
       </w:pPr>
@@ -15364,7 +16153,7 @@
       <w:pPr>
         <w:numPr>
           <w:ilvl w:val="0"/>
-          <w:numId w:val="1019"/>
+          <w:numId w:val="1024"/>
         </w:numPr>
         <w:pStyle w:val="Compact"/>
       </w:pPr>
@@ -15710,9 +16499,9 @@
         <w:t xml:space="preserve">Magic and powers grow the same way, at the costs their chapters give.</w:t>
       </w:r>
     </w:p>
-    <w:bookmarkEnd w:id="77"/>
-    <w:bookmarkEnd w:id="78"/>
-    <w:bookmarkStart w:id="80" w:name="running-ventures"/>
+    <w:bookmarkEnd w:id="81"/>
+    <w:bookmarkEnd w:id="82"/>
+    <w:bookmarkStart w:id="84" w:name="running-ventures"/>
     <w:p>
       <w:pPr>
         <w:pStyle w:val="Heading1"/>
@@ -15721,7 +16510,7 @@
         <w:t xml:space="preserve">Running ventures</w:t>
       </w:r>
     </w:p>
-    <w:bookmarkStart w:id="79" w:name="the-chronicle"/>
+    <w:bookmarkStart w:id="83" w:name="the-chronicle"/>
     <w:p>
       <w:pPr>
         <w:pStyle w:val="Heading2"/>
@@ -15742,7 +16531,7 @@
       <w:pPr>
         <w:numPr>
           <w:ilvl w:val="0"/>
-          <w:numId w:val="1020"/>
+          <w:numId w:val="1025"/>
         </w:numPr>
         <w:pStyle w:val="Compact"/>
       </w:pPr>
@@ -15764,7 +16553,7 @@
       <w:pPr>
         <w:numPr>
           <w:ilvl w:val="0"/>
-          <w:numId w:val="1020"/>
+          <w:numId w:val="1025"/>
         </w:numPr>
         <w:pStyle w:val="Compact"/>
       </w:pPr>
@@ -15786,7 +16575,7 @@
       <w:pPr>
         <w:numPr>
           <w:ilvl w:val="0"/>
-          <w:numId w:val="1020"/>
+          <w:numId w:val="1025"/>
         </w:numPr>
         <w:pStyle w:val="Compact"/>
       </w:pPr>
@@ -15808,7 +16597,7 @@
       <w:pPr>
         <w:numPr>
           <w:ilvl w:val="0"/>
-          <w:numId w:val="1020"/>
+          <w:numId w:val="1025"/>
         </w:numPr>
         <w:pStyle w:val="Compact"/>
       </w:pPr>
@@ -15830,7 +16619,7 @@
       <w:pPr>
         <w:numPr>
           <w:ilvl w:val="0"/>
-          <w:numId w:val="1020"/>
+          <w:numId w:val="1025"/>
         </w:numPr>
         <w:pStyle w:val="Compact"/>
       </w:pPr>
@@ -15848,9 +16637,9 @@
         <w:t xml:space="preserve">After a significant venture, each character earns 1 advancement point; at a milestone, 2 more.</w:t>
       </w:r>
     </w:p>
-    <w:bookmarkEnd w:id="79"/>
-    <w:bookmarkEnd w:id="80"/>
-    <w:bookmarkStart w:id="89" w:name="tales"/>
+    <w:bookmarkEnd w:id="83"/>
+    <w:bookmarkEnd w:id="84"/>
+    <w:bookmarkStart w:id="94" w:name="tales"/>
     <w:p>
       <w:pPr>
         <w:pStyle w:val="Heading1"/>
@@ -15867,7 +16656,7 @@
         <w:t xml:space="preserve">What your heroes know of the old powers, and how they come to know it: the difference between legend and truth, how an investigation runs, and the tales that hold what you’ve established.</w:t>
       </w:r>
     </w:p>
-    <w:bookmarkStart w:id="81" w:name="legend-truth-and-tales"/>
+    <w:bookmarkStart w:id="85" w:name="legend-truth-and-tales"/>
     <w:p>
       <w:pPr>
         <w:pStyle w:val="Heading2"/>
@@ -15888,7 +16677,7 @@
       <w:pPr>
         <w:numPr>
           <w:ilvl w:val="0"/>
-          <w:numId w:val="1021"/>
+          <w:numId w:val="1026"/>
         </w:numPr>
         <w:pStyle w:val="Compact"/>
       </w:pPr>
@@ -15910,7 +16699,7 @@
       <w:pPr>
         <w:numPr>
           <w:ilvl w:val="0"/>
-          <w:numId w:val="1021"/>
+          <w:numId w:val="1026"/>
         </w:numPr>
         <w:pStyle w:val="Compact"/>
       </w:pPr>
@@ -15932,7 +16721,7 @@
       <w:pPr>
         <w:numPr>
           <w:ilvl w:val="0"/>
-          <w:numId w:val="1021"/>
+          <w:numId w:val="1026"/>
         </w:numPr>
         <w:pStyle w:val="Compact"/>
       </w:pPr>
@@ -15971,8 +16760,8 @@
         <w:t xml:space="preserve">A real weakness works whether or not anyone holds a tale for it. Act on what you suspect: bring fire, salt the threshold, speak the name. The GM will ask what your idea rests on, and a good reason is all it needs. Learning, though, is never free.</w:t>
       </w:r>
     </w:p>
-    <w:bookmarkEnd w:id="81"/>
-    <w:bookmarkStart w:id="88" w:name="discovery-clocks-and-tales"/>
+    <w:bookmarkEnd w:id="85"/>
+    <w:bookmarkStart w:id="93" w:name="discovery-clocks-and-tales"/>
     <w:p>
       <w:pPr>
         <w:pStyle w:val="Heading2"/>
@@ -16192,7 +16981,7 @@
       <w:pPr>
         <w:numPr>
           <w:ilvl w:val="0"/>
-          <w:numId w:val="1022"/>
+          <w:numId w:val="1027"/>
         </w:numPr>
         <w:pStyle w:val="Compact"/>
       </w:pPr>
@@ -16214,7 +17003,7 @@
       <w:pPr>
         <w:numPr>
           <w:ilvl w:val="0"/>
-          <w:numId w:val="1022"/>
+          <w:numId w:val="1027"/>
         </w:numPr>
         <w:pStyle w:val="Compact"/>
       </w:pPr>
@@ -16252,7 +17041,7 @@
       <w:pPr>
         <w:numPr>
           <w:ilvl w:val="0"/>
-          <w:numId w:val="1022"/>
+          <w:numId w:val="1027"/>
         </w:numPr>
         <w:pStyle w:val="Compact"/>
       </w:pPr>
@@ -16290,7 +17079,7 @@
       <w:pPr>
         <w:numPr>
           <w:ilvl w:val="0"/>
-          <w:numId w:val="1022"/>
+          <w:numId w:val="1027"/>
         </w:numPr>
         <w:pStyle w:val="Compact"/>
       </w:pPr>
@@ -16308,44 +17097,11 @@
         <w:t xml:space="preserve">A player can push to dig faster or harder: a success advances one extra segment, but a track ticks (below) whatever the roll.</w:t>
       </w:r>
     </w:p>
-    <w:bookmarkStart w:id="82" w:name="the-tale"/>
-    <w:p>
-      <w:pPr>
-        <w:pStyle w:val="Heading3"/>
-      </w:pPr>
-      <w:r>
-        <w:t xml:space="preserve">The tale</w:t>
-      </w:r>
-    </w:p>
-    <w:p>
-      <w:pPr>
-        <w:pStyle w:val="FirstParagraph"/>
-      </w:pPr>
-      <w:r>
-        <w:t xml:space="preserve">A tale is a permanent record of one specific thing the characters have established. It holds only what they found out, never the whole truth: later discoveries add to it with more tales. It grants</w:t>
-      </w:r>
-      <w:r>
-        <w:t xml:space="preserve"> </w:t>
-      </w:r>
-      <w:r>
-        <w:rPr>
-          <w:bCs/>
-          <w:b/>
-        </w:rPr>
-        <w:t xml:space="preserve">no bonus</w:t>
-      </w:r>
-      <w:r>
-        <w:t xml:space="preserve"> </w:t>
-      </w:r>
-      <w:r>
-        <w:t xml:space="preserve">to any roll.</w:t>
-      </w:r>
-    </w:p>
     <w:p>
       <w:pPr>
         <w:numPr>
           <w:ilvl w:val="0"/>
-          <w:numId w:val="1023"/>
+          <w:numId w:val="1027"/>
         </w:numPr>
         <w:pStyle w:val="Compact"/>
       </w:pPr>
@@ -16354,20 +17110,53 @@
           <w:bCs/>
           <w:b/>
         </w:rPr>
-        <w:t xml:space="preserve">Weaknesses work anyway.</w:t>
-      </w:r>
-      <w:r>
-        <w:t xml:space="preserve"> </w:t>
-      </w:r>
-      <w:r>
-        <w:t xml:space="preserve">A real weakness works whoever uses it, tale or no tale: if a thing from the Deep burns, it burns at anyone’s torch. A rite against it still needs its ritual, the knowledge, the skill and the components.</w:t>
+        <w:t xml:space="preserve">A head start.</w:t>
+      </w:r>
+      <w:r>
+        <w:t xml:space="preserve"> </w:t>
+      </w:r>
+      <w:r>
+        <w:t xml:space="preserve">A character trained in the skill whose field squarely covers the subject (an engineer before an alien power core, a doctor before a new disease) recognizes at once that it’s something new: the clock starts at Identify, skipping Confront. The GM says whether a skill fits. Identify and Uncover still have to be filled to earn the tale.</w:t>
+      </w:r>
+    </w:p>
+    <w:bookmarkStart w:id="86" w:name="the-tale"/>
+    <w:p>
+      <w:pPr>
+        <w:pStyle w:val="Heading3"/>
+      </w:pPr>
+      <w:r>
+        <w:t xml:space="preserve">The tale</w:t>
+      </w:r>
+    </w:p>
+    <w:p>
+      <w:pPr>
+        <w:pStyle w:val="FirstParagraph"/>
+      </w:pPr>
+      <w:r>
+        <w:t xml:space="preserve">A tale is a permanent record of one specific thing the characters have established. It holds only what they found out, never the whole truth: later discoveries add to it with more tales. It grants</w:t>
+      </w:r>
+      <w:r>
+        <w:t xml:space="preserve"> </w:t>
+      </w:r>
+      <w:r>
+        <w:rPr>
+          <w:bCs/>
+          <w:b/>
+        </w:rPr>
+        <w:t xml:space="preserve">no bonus</w:t>
+      </w:r>
+      <w:r>
+        <w:t xml:space="preserve"> </w:t>
+      </w:r>
+      <w:r>
+        <w:t xml:space="preserve">to any roll.</w:t>
       </w:r>
     </w:p>
     <w:p>
       <w:pPr>
         <w:numPr>
           <w:ilvl w:val="0"/>
-          <w:numId w:val="1023"/>
+          <w:numId w:val="1028"/>
         </w:numPr>
         <w:pStyle w:val="Compact"/>
       </w:pPr>
@@ -16376,20 +17165,20 @@
           <w:bCs/>
           <w:b/>
         </w:rPr>
-        <w:t xml:space="preserve">What a tale is for.</w:t>
-      </w:r>
-      <w:r>
-        <w:t xml:space="preserve"> </w:t>
-      </w:r>
-      <w:r>
-        <w:t xml:space="preserve">It’s what the character knows for certain and can rely on, plan around and teach. A correct deduction, a sensible experiment or an ordinary precaution needs no tale.</w:t>
+        <w:t xml:space="preserve">Weaknesses work anyway.</w:t>
+      </w:r>
+      <w:r>
+        <w:t xml:space="preserve"> </w:t>
+      </w:r>
+      <w:r>
+        <w:t xml:space="preserve">A real weakness works whoever uses it, tale or no tale: if a thing from the Deep burns, it burns at anyone’s torch. A rite against it still needs its ritual, the knowledge, the skill and the components.</w:t>
       </w:r>
     </w:p>
     <w:p>
       <w:pPr>
         <w:numPr>
           <w:ilvl w:val="0"/>
-          <w:numId w:val="1023"/>
+          <w:numId w:val="1028"/>
         </w:numPr>
         <w:pStyle w:val="Compact"/>
       </w:pPr>
@@ -16398,20 +17187,20 @@
           <w:bCs/>
           <w:b/>
         </w:rPr>
-        <w:t xml:space="preserve">The identification gate.</w:t>
-      </w:r>
-      <w:r>
-        <w:t xml:space="preserve"> </w:t>
-      </w:r>
-      <w:r>
-        <w:t xml:space="preserve">Before a subject is confirmed, you can form hypotheses, test them and take precautions, but what you know about a kind of subject isn’t applied to this one until the Identify phase confirms it. Holding a tale never proves that this is that.</w:t>
+        <w:t xml:space="preserve">What a tale is for.</w:t>
+      </w:r>
+      <w:r>
+        <w:t xml:space="preserve"> </w:t>
+      </w:r>
+      <w:r>
+        <w:t xml:space="preserve">It’s what the character knows for certain and can rely on, plan around and teach. A correct deduction, a sensible experiment or an ordinary precaution needs no tale.</w:t>
       </w:r>
     </w:p>
     <w:p>
       <w:pPr>
         <w:numPr>
           <w:ilvl w:val="0"/>
-          <w:numId w:val="1023"/>
+          <w:numId w:val="1028"/>
         </w:numPr>
         <w:pStyle w:val="Compact"/>
       </w:pPr>
@@ -16420,20 +17209,20 @@
           <w:bCs/>
           <w:b/>
         </w:rPr>
-        <w:t xml:space="preserve">Shared copies.</w:t>
-      </w:r>
-      <w:r>
-        <w:t xml:space="preserve"> </w:t>
-      </w:r>
-      <w:r>
-        <w:t xml:space="preserve">Everyone who establishes a finding, or is there when a tale is earned, gets a shared copy; one character is recorded as its owner. A character who wasn’t there can be taught it later, from a reliable account.</w:t>
+        <w:t xml:space="preserve">The identification gate.</w:t>
+      </w:r>
+      <w:r>
+        <w:t xml:space="preserve"> </w:t>
+      </w:r>
+      <w:r>
+        <w:t xml:space="preserve">Before a subject is confirmed, you can form hypotheses, test them and take precautions, but what you know about a kind of subject isn’t applied to this one until the Identify phase confirms it. Holding a tale never proves that this is that.</w:t>
       </w:r>
     </w:p>
     <w:p>
       <w:pPr>
         <w:numPr>
           <w:ilvl w:val="0"/>
-          <w:numId w:val="1023"/>
+          <w:numId w:val="1028"/>
         </w:numPr>
         <w:pStyle w:val="Compact"/>
       </w:pPr>
@@ -16442,6 +17231,28 @@
           <w:bCs/>
           <w:b/>
         </w:rPr>
+        <w:t xml:space="preserve">Shared copies.</w:t>
+      </w:r>
+      <w:r>
+        <w:t xml:space="preserve"> </w:t>
+      </w:r>
+      <w:r>
+        <w:t xml:space="preserve">Everyone who establishes a finding, or is there when a tale is earned, gets a shared copy; one character is recorded as its owner. A character who wasn’t there can be taught it later, from a reliable account.</w:t>
+      </w:r>
+    </w:p>
+    <w:p>
+      <w:pPr>
+        <w:numPr>
+          <w:ilvl w:val="0"/>
+          <w:numId w:val="1028"/>
+        </w:numPr>
+        <w:pStyle w:val="Compact"/>
+      </w:pPr>
+      <w:r>
+        <w:rPr>
+          <w:bCs/>
+          <w:b/>
+        </w:rPr>
         <w:t xml:space="preserve">What it records.</w:t>
       </w:r>
       <w:r>
@@ -16464,8 +17275,8 @@
         <w:t xml:space="preserve">.</w:t>
       </w:r>
     </w:p>
-    <w:bookmarkEnd w:id="82"/>
-    <w:bookmarkStart w:id="83" w:name="earning-a-tale"/>
+    <w:bookmarkEnd w:id="86"/>
+    <w:bookmarkStart w:id="87" w:name="earning-a-tale"/>
     <w:p>
       <w:pPr>
         <w:pStyle w:val="Heading3"/>
@@ -16778,7 +17589,7 @@
       <w:pPr>
         <w:numPr>
           <w:ilvl w:val="0"/>
-          <w:numId w:val="1024"/>
+          <w:numId w:val="1029"/>
         </w:numPr>
         <w:pStyle w:val="Compact"/>
       </w:pPr>
@@ -16800,7 +17611,7 @@
       <w:pPr>
         <w:numPr>
           <w:ilvl w:val="0"/>
-          <w:numId w:val="1024"/>
+          <w:numId w:val="1029"/>
         </w:numPr>
         <w:pStyle w:val="Compact"/>
       </w:pPr>
@@ -16822,7 +17633,7 @@
       <w:pPr>
         <w:numPr>
           <w:ilvl w:val="0"/>
-          <w:numId w:val="1024"/>
+          <w:numId w:val="1029"/>
         </w:numPr>
         <w:pStyle w:val="Compact"/>
       </w:pPr>
@@ -16840,8 +17651,8 @@
         <w:t xml:space="preserve">The GM provides enough clues, and more than one route to each answer: a venture shouldn’t stall on a single missed roll.</w:t>
       </w:r>
     </w:p>
-    <w:bookmarkEnd w:id="83"/>
-    <w:bookmarkStart w:id="84" w:name="untold-tales"/>
+    <w:bookmarkEnd w:id="87"/>
+    <w:bookmarkStart w:id="88" w:name="untold-tales"/>
     <w:p>
       <w:pPr>
         <w:pStyle w:val="Heading3"/>
@@ -16887,8 +17698,8 @@
         <w:t xml:space="preserve">: something that isn’t in common books or lore. Each comes from the character’s role or ancestry: what their work or their people taught them. The creator asks for the subject, the secret, which it comes from, and why it isn’t common knowledge.</w:t>
       </w:r>
     </w:p>
-    <w:bookmarkEnd w:id="84"/>
-    <w:bookmarkStart w:id="85" w:name="racing-the-doom"/>
+    <w:bookmarkEnd w:id="88"/>
+    <w:bookmarkStart w:id="89" w:name="racing-the-doom"/>
     <w:p>
       <w:pPr>
         <w:pStyle w:val="Heading3"/>
@@ -16905,8 +17716,26 @@
         <w:t xml:space="preserve">A discovery clock always races a threat: here, the Doom track. While you dig, the thing you hunt is learning your names. Doom ticks once for each scene spent investigating and once for each failed investigation roll, and a cleansing rite clears it as usual. When it fills, the old power comes for you.</w:t>
       </w:r>
     </w:p>
-    <w:bookmarkEnd w:id="85"/>
-    <w:bookmarkStart w:id="86" w:name="what-investigating-costs"/>
+    <w:p>
+      <w:pPr>
+        <w:pStyle w:val="BodyText"/>
+      </w:pPr>
+      <w:r>
+        <w:rPr>
+          <w:bCs/>
+          <w:b/>
+        </w:rPr>
+        <w:t xml:space="preserve">A rival.</w:t>
+      </w:r>
+      <w:r>
+        <w:t xml:space="preserve"> </w:t>
+      </w:r>
+      <w:r>
+        <w:t xml:space="preserve">When nothing threatens yet, give the discovery a rival instead: an ordinary danger clock named for someone racing the party to the same find. It ticks on delays, noisy methods and open digging; when it fills, the rival gets there first.</w:t>
+      </w:r>
+    </w:p>
+    <w:bookmarkEnd w:id="89"/>
+    <w:bookmarkStart w:id="90" w:name="what-investigating-costs"/>
     <w:p>
       <w:pPr>
         <w:pStyle w:val="Heading3"/>
@@ -17150,8 +17979,8 @@
         </w:tc>
       </w:tr>
     </w:tbl>
-    <w:bookmarkEnd w:id="86"/>
-    <w:bookmarkStart w:id="87" w:name="methods"/>
+    <w:bookmarkEnd w:id="90"/>
+    <w:bookmarkStart w:id="91" w:name="methods"/>
     <w:p>
       <w:pPr>
         <w:pStyle w:val="Heading3"/>
@@ -17758,7 +18587,7 @@
       <w:pPr>
         <w:numPr>
           <w:ilvl w:val="0"/>
-          <w:numId w:val="1025"/>
+          <w:numId w:val="1030"/>
         </w:numPr>
         <w:pStyle w:val="Compact"/>
       </w:pPr>
@@ -17812,7 +18641,7 @@
       <w:pPr>
         <w:numPr>
           <w:ilvl w:val="0"/>
-          <w:numId w:val="1025"/>
+          <w:numId w:val="1030"/>
         </w:numPr>
         <w:pStyle w:val="Compact"/>
       </w:pPr>
@@ -17852,10 +18681,57 @@
         <w:t xml:space="preserve">can work a cantrip or ritual of seeing as a method.</w:t>
       </w:r>
     </w:p>
-    <w:bookmarkEnd w:id="87"/>
-    <w:bookmarkEnd w:id="88"/>
-    <w:bookmarkEnd w:id="89"/>
-    <w:bookmarkStart w:id="94" w:name="sorcery"/>
+    <w:bookmarkEnd w:id="91"/>
+    <w:bookmarkStart w:id="92" w:name="when-the-other-side-investigates-you"/>
+    <w:p>
+      <w:pPr>
+        <w:pStyle w:val="Heading3"/>
+      </w:pPr>
+      <w:r>
+        <w:t xml:space="preserve">When the other side investigates you</w:t>
+      </w:r>
+    </w:p>
+    <w:p>
+      <w:pPr>
+        <w:pStyle w:val="FirstParagraph"/>
+      </w:pPr>
+      <w:r>
+        <w:t xml:space="preserve">Enemies keep files too. What a villain, a rival or a monster has learned about a character (a weakness, a habit, a real name, the people they love) gives it</w:t>
+      </w:r>
+      <w:r>
+        <w:t xml:space="preserve"> </w:t>
+      </w:r>
+      <w:r>
+        <w:rPr>
+          <w:bCs/>
+          <w:b/>
+        </w:rPr>
+        <w:t xml:space="preserve">+2 against them when it applies</w:t>
+      </w:r>
+      <w:r>
+        <w:t xml:space="preserve">: an ambush where they always go, a trap built for a weakness, a hostage who matters. The GM keeps these files in the GM view and decides when one applies. A character who finds out a file exists (an informant, a captured lieutenant, a stolen ledger) sees it on their sheet, and can</w:t>
+      </w:r>
+      <w:r>
+        <w:t xml:space="preserve"> </w:t>
+      </w:r>
+      <w:r>
+        <w:rPr>
+          <w:bCs/>
+          <w:b/>
+        </w:rPr>
+        <w:t xml:space="preserve">destroy</w:t>
+      </w:r>
+      <w:r>
+        <w:t xml:space="preserve"> </w:t>
+      </w:r>
+      <w:r>
+        <w:t xml:space="preserve">it: burn the papers, discredit the source, kill the spy. A destroyed file gives nothing.</w:t>
+      </w:r>
+    </w:p>
+    <w:bookmarkEnd w:id="92"/>
+    <w:bookmarkEnd w:id="93"/>
+    <w:bookmarkEnd w:id="94"/>
+    <w:bookmarkStart w:id="99" w:name="sorcery"/>
     <w:p>
       <w:pPr>
         <w:pStyle w:val="Heading1"/>
@@ -17985,7 +18861,7 @@
         <w:t xml:space="preserve">). Everyone else can resist it, fear it and pay for it.</w:t>
       </w:r>
     </w:p>
-    <w:bookmarkStart w:id="90" w:name="cantrips-1"/>
+    <w:bookmarkStart w:id="95" w:name="cantrips-1"/>
     <w:p>
       <w:pPr>
         <w:pStyle w:val="Heading2"/>
@@ -18644,7 +19520,7 @@
               <w:rPr>
                 <w:sz w:val="19"/>
               </w:rPr>
-              <w:t xml:space="preserve">The target treats you as a friend for the scene (Presence resists).</w:t>
+              <w:t xml:space="preserve">The target is Charmed: it treats you as a friend for the scene (Will resists).</w:t>
             </w:r>
           </w:p>
         </w:tc>
@@ -18677,7 +19553,7 @@
               <w:rPr>
                 <w:sz w:val="19"/>
               </w:rPr>
-              <w:t xml:space="preserve">The target flees or freezes (Will resists).</w:t>
+              <w:t xml:space="preserve">The target is Frightened: it flees or freezes (Will resists).</w:t>
             </w:r>
           </w:p>
         </w:tc>
@@ -18903,7 +19779,7 @@
       <w:pPr>
         <w:numPr>
           <w:ilvl w:val="0"/>
-          <w:numId w:val="1026"/>
+          <w:numId w:val="1031"/>
         </w:numPr>
         <w:pStyle w:val="Compact"/>
       </w:pPr>
@@ -18941,7 +19817,7 @@
       <w:pPr>
         <w:numPr>
           <w:ilvl w:val="0"/>
-          <w:numId w:val="1026"/>
+          <w:numId w:val="1031"/>
         </w:numPr>
         <w:pStyle w:val="Compact"/>
       </w:pPr>
@@ -18995,7 +19871,7 @@
       <w:pPr>
         <w:numPr>
           <w:ilvl w:val="0"/>
-          <w:numId w:val="1026"/>
+          <w:numId w:val="1031"/>
         </w:numPr>
         <w:pStyle w:val="Compact"/>
       </w:pPr>
@@ -19013,8 +19889,8 @@
         <w:t xml:space="preserve">No swapping during a venture, unless the GM offers it as the reward for something remarkable (a demon’s bargain, a dying sorcerer’s last lesson).</w:t>
       </w:r>
     </w:p>
-    <w:bookmarkEnd w:id="90"/>
-    <w:bookmarkStart w:id="92" w:name="rituals-and-talismans"/>
+    <w:bookmarkEnd w:id="95"/>
+    <w:bookmarkStart w:id="97" w:name="rituals-and-talismans"/>
     <w:p>
       <w:pPr>
         <w:pStyle w:val="Heading2"/>
@@ -19346,7 +20222,7 @@
       <w:pPr>
         <w:numPr>
           <w:ilvl w:val="0"/>
-          <w:numId w:val="1027"/>
+          <w:numId w:val="1032"/>
         </w:numPr>
         <w:pStyle w:val="Compact"/>
       </w:pPr>
@@ -19368,7 +20244,7 @@
       <w:pPr>
         <w:numPr>
           <w:ilvl w:val="0"/>
-          <w:numId w:val="1027"/>
+          <w:numId w:val="1032"/>
         </w:numPr>
         <w:pStyle w:val="Compact"/>
       </w:pPr>
@@ -19390,7 +20266,7 @@
       <w:pPr>
         <w:numPr>
           <w:ilvl w:val="0"/>
-          <w:numId w:val="1027"/>
+          <w:numId w:val="1032"/>
         </w:numPr>
         <w:pStyle w:val="Compact"/>
       </w:pPr>
@@ -19408,7 +20284,7 @@
         <w:t xml:space="preserve">A finished ritual can be bound into a bone, a ring or a knotted cord and released by breaking it: Trained 2, Specialty 3, Expert 4 ready at once.</w:t>
       </w:r>
     </w:p>
-    <w:bookmarkStart w:id="91" w:name="enchantments"/>
+    <w:bookmarkStart w:id="96" w:name="enchantments"/>
     <w:p>
       <w:pPr>
         <w:pStyle w:val="Heading3"/>
@@ -19890,7 +20766,7 @@
       <w:pPr>
         <w:numPr>
           <w:ilvl w:val="0"/>
-          <w:numId w:val="1028"/>
+          <w:numId w:val="1033"/>
         </w:numPr>
         <w:pStyle w:val="Compact"/>
       </w:pPr>
@@ -19912,7 +20788,7 @@
       <w:pPr>
         <w:numPr>
           <w:ilvl w:val="0"/>
-          <w:numId w:val="1028"/>
+          <w:numId w:val="1033"/>
         </w:numPr>
         <w:pStyle w:val="Compact"/>
       </w:pPr>
@@ -19947,7 +20823,7 @@
       <w:pPr>
         <w:numPr>
           <w:ilvl w:val="0"/>
-          <w:numId w:val="1028"/>
+          <w:numId w:val="1033"/>
         </w:numPr>
         <w:pStyle w:val="Compact"/>
       </w:pPr>
@@ -19969,7 +20845,7 @@
       <w:pPr>
         <w:numPr>
           <w:ilvl w:val="0"/>
-          <w:numId w:val="1028"/>
+          <w:numId w:val="1033"/>
         </w:numPr>
         <w:pStyle w:val="Compact"/>
       </w:pPr>
@@ -19991,7 +20867,7 @@
       <w:pPr>
         <w:numPr>
           <w:ilvl w:val="0"/>
-          <w:numId w:val="1028"/>
+          <w:numId w:val="1033"/>
         </w:numPr>
         <w:pStyle w:val="Compact"/>
       </w:pPr>
@@ -20041,9 +20917,9 @@
         <w:t xml:space="preserve">(an item with a lasting Significant enchantment).</w:t>
       </w:r>
     </w:p>
-    <w:bookmarkEnd w:id="91"/>
-    <w:bookmarkEnd w:id="92"/>
-    <w:bookmarkStart w:id="93" w:name="corruption"/>
+    <w:bookmarkEnd w:id="96"/>
+    <w:bookmarkEnd w:id="97"/>
+    <w:bookmarkStart w:id="98" w:name="corruption"/>
     <w:p>
       <w:pPr>
         <w:pStyle w:val="Heading2"/>
@@ -20462,9 +21338,9 @@
         <w:t xml:space="preserve">between ventures clears one box.</w:t>
       </w:r>
     </w:p>
-    <w:bookmarkEnd w:id="93"/>
-    <w:bookmarkEnd w:id="94"/>
-    <w:bookmarkStart w:id="96" w:name="the-world"/>
+    <w:bookmarkEnd w:id="98"/>
+    <w:bookmarkEnd w:id="99"/>
+    <w:bookmarkStart w:id="101" w:name="the-world"/>
     <w:p>
       <w:pPr>
         <w:pStyle w:val="Heading1"/>
@@ -20479,928 +21355,6 @@
       </w:pPr>
       <w:r>
         <w:t xml:space="preserve">The empire is gone, but its bones are everywhere: roads no one repairs, aqueducts that feed dead cities, sorcerer-towers that still glow at night. Its heirs quarrel over the pieces.</w:t>
-      </w:r>
-    </w:p>
-    <w:p>
-      <w:pPr>
-        <w:numPr>
-          <w:ilvl w:val="0"/>
-          <w:numId w:val="1029"/>
-        </w:numPr>
-        <w:pStyle w:val="Compact"/>
-      </w:pPr>
-      <w:r>
-        <w:rPr>
-          <w:bCs/>
-          <w:b/>
-        </w:rPr>
-        <w:t xml:space="preserve">The Gilded Cities.</w:t>
-      </w:r>
-      <w:r>
-        <w:t xml:space="preserve"> </w:t>
-      </w:r>
-      <w:r>
-        <w:t xml:space="preserve">The empire’s heart, now a coast of rival city-states: silk, lotus, slave markets and assassins. Ruled by</w:t>
-      </w:r>
-      <w:r>
-        <w:t xml:space="preserve"> </w:t>
-      </w:r>
-      <w:r>
-        <w:rPr>
-          <w:bCs/>
-          <w:b/>
-        </w:rPr>
-        <w:t xml:space="preserve">merchant princes</w:t>
-      </w:r>
-      <w:r>
-        <w:t xml:space="preserve"> </w:t>
-      </w:r>
-      <w:r>
-        <w:t xml:space="preserve">and the occasional</w:t>
-      </w:r>
-      <w:r>
-        <w:t xml:space="preserve"> </w:t>
-      </w:r>
-      <w:r>
-        <w:rPr>
-          <w:bCs/>
-          <w:b/>
-        </w:rPr>
-        <w:t xml:space="preserve">sorcerer-prince</w:t>
-      </w:r>
-      <w:r>
-        <w:t xml:space="preserve">.</w:t>
-      </w:r>
-    </w:p>
-    <w:p>
-      <w:pPr>
-        <w:numPr>
-          <w:ilvl w:val="0"/>
-          <w:numId w:val="1029"/>
-        </w:numPr>
-        <w:pStyle w:val="Compact"/>
-      </w:pPr>
-      <w:r>
-        <w:rPr>
-          <w:bCs/>
-          <w:b/>
-        </w:rPr>
-        <w:t xml:space="preserve">The Frozen North.</w:t>
-      </w:r>
-      <w:r>
-        <w:t xml:space="preserve"> </w:t>
-      </w:r>
-      <w:r>
-        <w:t xml:space="preserve">Clans, longships and giants’ graves. Northlanders raid south every summer and trade every winter.</w:t>
-      </w:r>
-    </w:p>
-    <w:p>
-      <w:pPr>
-        <w:numPr>
-          <w:ilvl w:val="0"/>
-          <w:numId w:val="1029"/>
-        </w:numPr>
-        <w:pStyle w:val="Compact"/>
-      </w:pPr>
-      <w:r>
-        <w:rPr>
-          <w:bCs/>
-          <w:b/>
-        </w:rPr>
-        <w:t xml:space="preserve">The Burning Sands.</w:t>
-      </w:r>
-      <w:r>
-        <w:t xml:space="preserve"> </w:t>
-      </w:r>
-      <w:r>
-        <w:t xml:space="preserve">Nomads, caravan cities and buried temples of the</w:t>
-      </w:r>
-      <w:r>
-        <w:t xml:space="preserve"> </w:t>
-      </w:r>
-      <w:r>
-        <w:rPr>
-          <w:bCs/>
-          <w:b/>
-        </w:rPr>
-        <w:t xml:space="preserve">serpent kings</w:t>
-      </w:r>
-      <w:r>
-        <w:t xml:space="preserve"> </w:t>
-      </w:r>
-      <w:r>
-        <w:t xml:space="preserve">who ruled before humans.</w:t>
-      </w:r>
-    </w:p>
-    <w:p>
-      <w:pPr>
-        <w:numPr>
-          <w:ilvl w:val="0"/>
-          <w:numId w:val="1029"/>
-        </w:numPr>
-        <w:pStyle w:val="Compact"/>
-      </w:pPr>
-      <w:r>
-        <w:rPr>
-          <w:bCs/>
-          <w:b/>
-        </w:rPr>
-        <w:t xml:space="preserve">The Shattered Isles.</w:t>
-      </w:r>
-      <w:r>
-        <w:t xml:space="preserve"> </w:t>
-      </w:r>
-      <w:r>
-        <w:t xml:space="preserve">Corsair havens, sea-witches and sunken ruins; the Islanders’ free captains answer to no one.</w:t>
-      </w:r>
-    </w:p>
-    <w:p>
-      <w:pPr>
-        <w:numPr>
-          <w:ilvl w:val="0"/>
-          <w:numId w:val="1029"/>
-        </w:numPr>
-        <w:pStyle w:val="Compact"/>
-      </w:pPr>
-      <w:r>
-        <w:rPr>
-          <w:bCs/>
-          <w:b/>
-        </w:rPr>
-        <w:t xml:space="preserve">The Deeps.</w:t>
-      </w:r>
-      <w:r>
-        <w:t xml:space="preserve"> </w:t>
-      </w:r>
-      <w:r>
-        <w:t xml:space="preserve">Deepkin cities beneath the mountains, and below them, older things that dream.</w:t>
-      </w:r>
-    </w:p>
-    <w:p>
-      <w:pPr>
-        <w:numPr>
-          <w:ilvl w:val="0"/>
-          <w:numId w:val="1029"/>
-        </w:numPr>
-        <w:pStyle w:val="Compact"/>
-      </w:pPr>
-      <w:r>
-        <w:rPr>
-          <w:bCs/>
-          <w:b/>
-        </w:rPr>
-        <w:t xml:space="preserve">The Ashlands.</w:t>
-      </w:r>
-      <w:r>
-        <w:t xml:space="preserve"> </w:t>
-      </w:r>
-      <w:r>
-        <w:t xml:space="preserve">The empire’s blasted center, where the Crown broke. Nothing grows; shards and madmen are found there.</w:t>
-      </w:r>
-    </w:p>
-    <w:bookmarkStart w:id="95" w:name="powers"/>
-    <w:p>
-      <w:pPr>
-        <w:pStyle w:val="Heading2"/>
-      </w:pPr>
-      <w:r>
-        <w:t xml:space="preserve">Powers</w:t>
-      </w:r>
-    </w:p>
-    <w:p>
-      <w:pPr>
-        <w:numPr>
-          <w:ilvl w:val="0"/>
-          <w:numId w:val="1030"/>
-        </w:numPr>
-        <w:pStyle w:val="Compact"/>
-      </w:pPr>
-      <w:r>
-        <w:rPr>
-          <w:bCs/>
-          <w:b/>
-        </w:rPr>
-        <w:t xml:space="preserve">The Crown shards.</w:t>
-      </w:r>
-      <w:r>
-        <w:t xml:space="preserve"> </w:t>
-      </w:r>
-      <w:r>
-        <w:t xml:space="preserve">Nine in all; four are held by known rulers, three are lost, and two are rumors. Each grants one great power and whispers to its bearer.</w:t>
-      </w:r>
-    </w:p>
-    <w:p>
-      <w:pPr>
-        <w:numPr>
-          <w:ilvl w:val="0"/>
-          <w:numId w:val="1030"/>
-        </w:numPr>
-        <w:pStyle w:val="Compact"/>
-      </w:pPr>
-      <w:r>
-        <w:rPr>
-          <w:bCs/>
-          <w:b/>
-        </w:rPr>
-        <w:t xml:space="preserve">The sorcerer-princes.</w:t>
-      </w:r>
-      <w:r>
-        <w:t xml:space="preserve"> </w:t>
-      </w:r>
-      <w:r>
-        <w:t xml:space="preserve">Rulers who bought their thrones with sorcery and keep them with fear.</w:t>
-      </w:r>
-    </w:p>
-    <w:p>
-      <w:pPr>
-        <w:numPr>
-          <w:ilvl w:val="0"/>
-          <w:numId w:val="1030"/>
-        </w:numPr>
-        <w:pStyle w:val="Compact"/>
-      </w:pPr>
-      <w:r>
-        <w:rPr>
-          <w:bCs/>
-          <w:b/>
-        </w:rPr>
-        <w:t xml:space="preserve">The merchant princes.</w:t>
-      </w:r>
-      <w:r>
-        <w:t xml:space="preserve"> </w:t>
-      </w:r>
-      <w:r>
-        <w:t xml:space="preserve">Gold rules the Gilded Cities more than any king.</w:t>
-      </w:r>
-    </w:p>
-    <w:p>
-      <w:pPr>
-        <w:numPr>
-          <w:ilvl w:val="0"/>
-          <w:numId w:val="1030"/>
-        </w:numPr>
-        <w:pStyle w:val="Compact"/>
-      </w:pPr>
-      <w:r>
-        <w:rPr>
-          <w:bCs/>
-          <w:b/>
-        </w:rPr>
-        <w:t xml:space="preserve">The Cult of the Burning God.</w:t>
-      </w:r>
-      <w:r>
-        <w:t xml:space="preserve"> </w:t>
-      </w:r>
-      <w:r>
-        <w:t xml:space="preserve">Zealots who burn sorcerers, and sometimes their neighbors.</w:t>
-      </w:r>
-    </w:p>
-    <w:p>
-      <w:pPr>
-        <w:numPr>
-          <w:ilvl w:val="0"/>
-          <w:numId w:val="1030"/>
-        </w:numPr>
-        <w:pStyle w:val="Compact"/>
-      </w:pPr>
-      <w:r>
-        <w:rPr>
-          <w:bCs/>
-          <w:b/>
-        </w:rPr>
-        <w:t xml:space="preserve">The Iron Company and its rivals.</w:t>
-      </w:r>
-      <w:r>
-        <w:t xml:space="preserve"> </w:t>
-      </w:r>
-      <w:r>
-        <w:t xml:space="preserve">Mercenary companies who decide most wars, for a price.</w:t>
-      </w:r>
-    </w:p>
-    <w:p>
-      <w:pPr>
-        <w:numPr>
-          <w:ilvl w:val="0"/>
-          <w:numId w:val="1030"/>
-        </w:numPr>
-        <w:pStyle w:val="Compact"/>
-      </w:pPr>
-      <w:r>
-        <w:rPr>
-          <w:bCs/>
-          <w:b/>
-        </w:rPr>
-        <w:t xml:space="preserve">The Thieves’ Guild.</w:t>
-      </w:r>
-      <w:r>
-        <w:t xml:space="preserve"> </w:t>
-      </w:r>
-      <w:r>
-        <w:t xml:space="preserve">Every city has one; they don’t all get along.</w:t>
-      </w:r>
-    </w:p>
-    <w:bookmarkEnd w:id="95"/>
-    <w:bookmarkEnd w:id="96"/>
-    <w:bookmarkStart w:id="104" w:name="ready-made-characters"/>
-    <w:p>
-      <w:pPr>
-        <w:pStyle w:val="Heading1"/>
-      </w:pPr>
-      <w:r>
-        <w:t xml:space="preserve">Ready-made characters</w:t>
-      </w:r>
-    </w:p>
-    <w:p>
-      <w:pPr>
-        <w:pStyle w:val="FirstParagraph"/>
-      </w:pPr>
-      <w:r>
-        <w:t xml:space="preserve">Characters ready to play, for one-shots, new players, or a group in a hurry. Each follows the creation rules exactly, and their connections tie them together. In the creator, choose one from the ready-made list to open it and make it your own.</w:t>
-      </w:r>
-    </w:p>
-    <w:bookmarkStart w:id="97" w:name="vessa-thorn"/>
-    <w:p>
-      <w:pPr>
-        <w:pStyle w:val="Heading2"/>
-      </w:pPr>
-      <w:r>
-        <w:t xml:space="preserve">Vessa Thorn</w:t>
-      </w:r>
-    </w:p>
-    <w:p>
-      <w:pPr>
-        <w:pStyle w:val="FirstParagraph"/>
-      </w:pPr>
-      <w:r>
-        <w:rPr>
-          <w:iCs/>
-          <w:i/>
-        </w:rPr>
-        <w:t xml:space="preserve">Second-story artist, Thief. Crownlander (tier 0); Master.</w:t>
-      </w:r>
-      <w:r>
-        <w:t xml:space="preserve"> </w:t>
-      </w:r>
-      <w:r>
-        <w:t xml:space="preserve">The best climber in the Gilded Cities, who stole a jewel from a sorcerer-prince and is only now learning it’s a shard of the Crown.</w:t>
-      </w:r>
-    </w:p>
-    <w:p>
-      <w:pPr>
-        <w:numPr>
-          <w:ilvl w:val="0"/>
-          <w:numId w:val="1031"/>
-        </w:numPr>
-        <w:pStyle w:val="Compact"/>
-      </w:pPr>
-      <w:r>
-        <w:rPr>
-          <w:bCs/>
-          <w:b/>
-        </w:rPr>
-        <w:t xml:space="preserve">Attributes:</w:t>
-      </w:r>
-      <w:r>
-        <w:t xml:space="preserve"> </w:t>
-      </w:r>
-      <w:r>
-        <w:t xml:space="preserve">Body 11, Agility 13, Intellect 11, Presence 12, Will 9.</w:t>
-      </w:r>
-      <w:r>
-        <w:t xml:space="preserve"> </w:t>
-      </w:r>
-      <w:r>
-        <w:rPr>
-          <w:bCs/>
-          <w:b/>
-        </w:rPr>
-        <w:t xml:space="preserve">Dodge</w:t>
-      </w:r>
-      <w:r>
-        <w:t xml:space="preserve"> </w:t>
-      </w:r>
-      <w:r>
-        <w:t xml:space="preserve">12.</w:t>
-      </w:r>
-    </w:p>
-    <w:p>
-      <w:pPr>
-        <w:numPr>
-          <w:ilvl w:val="0"/>
-          <w:numId w:val="1031"/>
-        </w:numPr>
-        <w:pStyle w:val="Compact"/>
-      </w:pPr>
-      <w:r>
-        <w:rPr>
-          <w:bCs/>
-          <w:b/>
-        </w:rPr>
-        <w:t xml:space="preserve">Skills:</w:t>
-      </w:r>
-      <w:r>
-        <w:t xml:space="preserve"> </w:t>
-      </w:r>
-      <w:r>
-        <w:t xml:space="preserve">Thievery 18 (Expert). Trained: Stealth 14, Deception 13, Persuasion 13, Athletics 12, Craft 12, Investigation 12, Melee 12, Read People 10.</w:t>
-      </w:r>
-    </w:p>
-    <w:p>
-      <w:pPr>
-        <w:numPr>
-          <w:ilvl w:val="0"/>
-          <w:numId w:val="1031"/>
-        </w:numPr>
-        <w:pStyle w:val="Compact"/>
-      </w:pPr>
-      <w:r>
-        <w:rPr>
-          <w:bCs/>
-          <w:b/>
-        </w:rPr>
-        <w:t xml:space="preserve">Edges:</w:t>
-      </w:r>
-      <w:r>
-        <w:t xml:space="preserve"> </w:t>
-      </w:r>
-      <w:r>
-        <w:t xml:space="preserve">+1 attribute point, Extra Trained skill, A friend; a friend: Old Marrow, a fence in the Gilded Cities who buys anything and asks nothing.</w:t>
-      </w:r>
-    </w:p>
-    <w:p>
-      <w:pPr>
-        <w:numPr>
-          <w:ilvl w:val="0"/>
-          <w:numId w:val="1031"/>
-        </w:numPr>
-        <w:pStyle w:val="Compact"/>
-      </w:pPr>
-      <w:r>
-        <w:rPr>
-          <w:bCs/>
-          <w:b/>
-        </w:rPr>
-        <w:t xml:space="preserve">Advantage:</w:t>
-      </w:r>
-      <w:r>
-        <w:t xml:space="preserve"> </w:t>
-      </w:r>
-      <w:r>
-        <w:t xml:space="preserve">Lockbreaker.</w:t>
-      </w:r>
-      <w:r>
-        <w:t xml:space="preserve"> </w:t>
-      </w:r>
-      <w:r>
-        <w:rPr>
-          <w:bCs/>
-          <w:b/>
-        </w:rPr>
-        <w:t xml:space="preserve">Complication:</w:t>
-      </w:r>
-      <w:r>
-        <w:t xml:space="preserve"> </w:t>
-      </w:r>
-      <w:r>
-        <w:t xml:space="preserve">Keeper of a Secret; trigger: a powerful figure asks what you know.</w:t>
-      </w:r>
-    </w:p>
-    <w:p>
-      <w:pPr>
-        <w:numPr>
-          <w:ilvl w:val="0"/>
-          <w:numId w:val="1031"/>
-        </w:numPr>
-        <w:pStyle w:val="Compact"/>
-      </w:pPr>
-      <w:r>
-        <w:rPr>
-          <w:bCs/>
-          <w:b/>
-        </w:rPr>
-        <w:t xml:space="preserve">What drives me:</w:t>
-      </w:r>
-      <w:r>
-        <w:t xml:space="preserve"> </w:t>
-      </w:r>
-      <w:r>
-        <w:t xml:space="preserve">Gold, and plenty of it. Everything else follows.</w:t>
-      </w:r>
-      <w:r>
-        <w:t xml:space="preserve"> </w:t>
-      </w:r>
-      <w:r>
-        <w:rPr>
-          <w:bCs/>
-          <w:b/>
-        </w:rPr>
-        <w:t xml:space="preserve">Connection:</w:t>
-      </w:r>
-      <w:r>
-        <w:t xml:space="preserve"> </w:t>
-      </w:r>
-      <w:r>
-        <w:t xml:space="preserve">Cinder was paid to kill her and didn’t. Neither of them has said why.</w:t>
-      </w:r>
-    </w:p>
-    <w:bookmarkEnd w:id="97"/>
-    <w:bookmarkStart w:id="98" w:name="ithrann"/>
-    <w:p>
-      <w:pPr>
-        <w:pStyle w:val="Heading2"/>
-      </w:pPr>
-      <w:r>
-        <w:t xml:space="preserve">Ithrann</w:t>
-      </w:r>
-    </w:p>
-    <w:p>
-      <w:pPr>
-        <w:pStyle w:val="FirstParagraph"/>
-      </w:pPr>
-      <w:r>
-        <w:rPr>
-          <w:iCs/>
-          <w:i/>
-        </w:rPr>
-        <w:t xml:space="preserve">Last scholar of Ssa’keth, Sorcerer. Serpent-kin (tier 2).</w:t>
-      </w:r>
-      <w:r>
-        <w:t xml:space="preserve"> </w:t>
-      </w:r>
-      <w:r>
-        <w:t xml:space="preserve">Keeper of a drowned serpent temple’s memory, searching the human kingdoms for its lost library.</w:t>
-      </w:r>
-    </w:p>
-    <w:p>
-      <w:pPr>
-        <w:numPr>
-          <w:ilvl w:val="0"/>
-          <w:numId w:val="1032"/>
-        </w:numPr>
-        <w:pStyle w:val="Compact"/>
-      </w:pPr>
-      <w:r>
-        <w:rPr>
-          <w:bCs/>
-          <w:b/>
-        </w:rPr>
-        <w:t xml:space="preserve">Attributes:</w:t>
-      </w:r>
-      <w:r>
-        <w:t xml:space="preserve"> </w:t>
-      </w:r>
-      <w:r>
-        <w:t xml:space="preserve">Body 9, Agility 12, Intellect 13, Presence 9, Will 13.</w:t>
-      </w:r>
-      <w:r>
-        <w:t xml:space="preserve"> </w:t>
-      </w:r>
-      <w:r>
-        <w:rPr>
-          <w:bCs/>
-          <w:b/>
-        </w:rPr>
-        <w:t xml:space="preserve">Dodge</w:t>
-      </w:r>
-      <w:r>
-        <w:t xml:space="preserve"> </w:t>
-      </w:r>
-      <w:r>
-        <w:t xml:space="preserve">11.</w:t>
-      </w:r>
-    </w:p>
-    <w:p>
-      <w:pPr>
-        <w:numPr>
-          <w:ilvl w:val="0"/>
-          <w:numId w:val="1032"/>
-        </w:numPr>
-        <w:pStyle w:val="Compact"/>
-      </w:pPr>
-      <w:r>
-        <w:rPr>
-          <w:bCs/>
-          <w:b/>
-        </w:rPr>
-        <w:t xml:space="preserve">Skills:</w:t>
-      </w:r>
-      <w:r>
-        <w:t xml:space="preserve"> </w:t>
-      </w:r>
-      <w:r>
-        <w:t xml:space="preserve">Sorcery 16 (Specialty). Trained: Healing 14, Investigation 14, Lore 14, Read People 14, Survival 14, Stealth 13, Athletics 10, Deception 10, Persuasion 10.</w:t>
-      </w:r>
-    </w:p>
-    <w:p>
-      <w:pPr>
-        <w:numPr>
-          <w:ilvl w:val="0"/>
-          <w:numId w:val="1032"/>
-        </w:numPr>
-        <w:pStyle w:val="Compact"/>
-      </w:pPr>
-      <w:r>
-        <w:rPr>
-          <w:bCs/>
-          <w:b/>
-        </w:rPr>
-        <w:t xml:space="preserve">Edges:</w:t>
-      </w:r>
-      <w:r>
-        <w:t xml:space="preserve"> </w:t>
-      </w:r>
-      <w:r>
-        <w:t xml:space="preserve">+1 attribute point.</w:t>
-      </w:r>
-    </w:p>
-    <w:p>
-      <w:pPr>
-        <w:numPr>
-          <w:ilvl w:val="0"/>
-          <w:numId w:val="1032"/>
-        </w:numPr>
-        <w:pStyle w:val="Compact"/>
-      </w:pPr>
-      <w:r>
-        <w:rPr>
-          <w:bCs/>
-          <w:b/>
-        </w:rPr>
-        <w:t xml:space="preserve">Advantage:</w:t>
-      </w:r>
-      <w:r>
-        <w:t xml:space="preserve"> </w:t>
-      </w:r>
-      <w:r>
-        <w:t xml:space="preserve">Venom (ancestry; companion: Hated Blood).</w:t>
-      </w:r>
-      <w:r>
-        <w:t xml:space="preserve"> </w:t>
-      </w:r>
-      <w:r>
-        <w:rPr>
-          <w:bCs/>
-          <w:b/>
-        </w:rPr>
-        <w:t xml:space="preserve">Complication:</w:t>
-      </w:r>
-      <w:r>
-        <w:t xml:space="preserve"> </w:t>
-      </w:r>
-      <w:r>
-        <w:t xml:space="preserve">Outcast; trigger: someone recognizes your exile mark.</w:t>
-      </w:r>
-    </w:p>
-    <w:p>
-      <w:pPr>
-        <w:numPr>
-          <w:ilvl w:val="0"/>
-          <w:numId w:val="1032"/>
-        </w:numPr>
-        <w:pStyle w:val="Compact"/>
-      </w:pPr>
-      <w:r>
-        <w:rPr>
-          <w:bCs/>
-          <w:b/>
-        </w:rPr>
-        <w:t xml:space="preserve">What drives me:</w:t>
-      </w:r>
-      <w:r>
-        <w:t xml:space="preserve"> </w:t>
-      </w:r>
-      <w:r>
-        <w:t xml:space="preserve">The old empire’s secrets are out there. I will read them.</w:t>
-      </w:r>
-      <w:r>
-        <w:t xml:space="preserve"> </w:t>
-      </w:r>
-      <w:r>
-        <w:rPr>
-          <w:bCs/>
-          <w:b/>
-        </w:rPr>
-        <w:t xml:space="preserve">Connection:</w:t>
-      </w:r>
-      <w:r>
-        <w:t xml:space="preserve"> </w:t>
-      </w:r>
-      <w:r>
-        <w:t xml:space="preserve">Oren Sael shelters Ithrann at his shrine when no inn will take a serpent-kin.</w:t>
-      </w:r>
-    </w:p>
-    <w:bookmarkEnd w:id="98"/>
-    <w:bookmarkStart w:id="99" w:name="nyx"/>
-    <w:p>
-      <w:pPr>
-        <w:pStyle w:val="Heading2"/>
-      </w:pPr>
-      <w:r>
-        <w:t xml:space="preserve">Nyx</w:t>
-      </w:r>
-    </w:p>
-    <w:p>
-      <w:pPr>
-        <w:pStyle w:val="FirstParagraph"/>
-      </w:pPr>
-      <w:r>
-        <w:rPr>
-          <w:iCs/>
-          <w:i/>
-        </w:rPr>
-        <w:t xml:space="preserve">Hedge-witch, Witch. Witch-blooded (tier 1).</w:t>
-      </w:r>
-      <w:r>
-        <w:t xml:space="preserve"> </w:t>
-      </w:r>
-      <w:r>
-        <w:t xml:space="preserve">Run out of her village with stones and torches; sells cures and curses to whoever pays.</w:t>
-      </w:r>
-    </w:p>
-    <w:p>
-      <w:pPr>
-        <w:numPr>
-          <w:ilvl w:val="0"/>
-          <w:numId w:val="1033"/>
-        </w:numPr>
-        <w:pStyle w:val="Compact"/>
-      </w:pPr>
-      <w:r>
-        <w:rPr>
-          <w:bCs/>
-          <w:b/>
-        </w:rPr>
-        <w:t xml:space="preserve">Attributes:</w:t>
-      </w:r>
-      <w:r>
-        <w:t xml:space="preserve"> </w:t>
-      </w:r>
-      <w:r>
-        <w:t xml:space="preserve">Body 9, Agility 11, Intellect 11, Presence 11, Will 13.</w:t>
-      </w:r>
-      <w:r>
-        <w:t xml:space="preserve"> </w:t>
-      </w:r>
-      <w:r>
-        <w:rPr>
-          <w:bCs/>
-          <w:b/>
-        </w:rPr>
-        <w:t xml:space="preserve">Dodge</w:t>
-      </w:r>
-      <w:r>
-        <w:t xml:space="preserve"> </w:t>
-      </w:r>
-      <w:r>
-        <w:t xml:space="preserve">10.</w:t>
-      </w:r>
-    </w:p>
-    <w:p>
-      <w:pPr>
-        <w:numPr>
-          <w:ilvl w:val="0"/>
-          <w:numId w:val="1033"/>
-        </w:numPr>
-        <w:pStyle w:val="Compact"/>
-      </w:pPr>
-      <w:r>
-        <w:rPr>
-          <w:bCs/>
-          <w:b/>
-        </w:rPr>
-        <w:t xml:space="preserve">Skills:</w:t>
-      </w:r>
-      <w:r>
-        <w:t xml:space="preserve"> </w:t>
-      </w:r>
-      <w:r>
-        <w:t xml:space="preserve">Sorcery 16 (Specialty). Trained: Read People 14, Survival 14, Craft 12, Deception 12, Healing 12, Lore 12, Persuasion 12, Stealth 12, Tracking 12, Athletics 10.</w:t>
-      </w:r>
-    </w:p>
-    <w:p>
-      <w:pPr>
-        <w:numPr>
-          <w:ilvl w:val="0"/>
-          <w:numId w:val="1033"/>
-        </w:numPr>
-        <w:pStyle w:val="Compact"/>
-      </w:pPr>
-      <w:r>
-        <w:rPr>
-          <w:bCs/>
-          <w:b/>
-        </w:rPr>
-        <w:t xml:space="preserve">Edges:</w:t>
-      </w:r>
-      <w:r>
-        <w:t xml:space="preserve"> </w:t>
-      </w:r>
-      <w:r>
-        <w:t xml:space="preserve">Extra Trained skill, Extra Fortune.</w:t>
-      </w:r>
-    </w:p>
-    <w:p>
-      <w:pPr>
-        <w:numPr>
-          <w:ilvl w:val="0"/>
-          <w:numId w:val="1033"/>
-        </w:numPr>
-        <w:pStyle w:val="Compact"/>
-      </w:pPr>
-      <w:r>
-        <w:rPr>
-          <w:bCs/>
-          <w:b/>
-        </w:rPr>
-        <w:t xml:space="preserve">Advantage:</w:t>
-      </w:r>
-      <w:r>
-        <w:t xml:space="preserve"> </w:t>
-      </w:r>
-      <w:r>
-        <w:t xml:space="preserve">Herb-Wise.</w:t>
-      </w:r>
-      <w:r>
-        <w:t xml:space="preserve"> </w:t>
-      </w:r>
-      <w:r>
-        <w:rPr>
-          <w:bCs/>
-          <w:b/>
-        </w:rPr>
-        <w:t xml:space="preserve">Complication:</w:t>
-      </w:r>
-      <w:r>
-        <w:t xml:space="preserve"> </w:t>
-      </w:r>
-      <w:r>
-        <w:t xml:space="preserve">Debt to a Sorcerer; trigger: a raven arrives with a sealed message.</w:t>
-      </w:r>
-    </w:p>
-    <w:p>
-      <w:pPr>
-        <w:numPr>
-          <w:ilvl w:val="0"/>
-          <w:numId w:val="1033"/>
-        </w:numPr>
-        <w:pStyle w:val="Compact"/>
-      </w:pPr>
-      <w:r>
-        <w:rPr>
-          <w:bCs/>
-          <w:b/>
-        </w:rPr>
-        <w:t xml:space="preserve">What drives me:</w:t>
-      </w:r>
-      <w:r>
-        <w:t xml:space="preserve"> </w:t>
-      </w:r>
-      <w:r>
-        <w:t xml:space="preserve">Every day alive is a victory. I mean to have more of them.</w:t>
-      </w:r>
-      <w:r>
-        <w:t xml:space="preserve"> </w:t>
-      </w:r>
-      <w:r>
-        <w:rPr>
-          <w:bCs/>
-          <w:b/>
-        </w:rPr>
-        <w:t xml:space="preserve">Connection:</w:t>
-      </w:r>
-      <w:r>
-        <w:t xml:space="preserve"> </w:t>
-      </w:r>
-      <w:r>
-        <w:t xml:space="preserve">Gorrum carried her out of the burning village. He says he was just passing.</w:t>
-      </w:r>
-    </w:p>
-    <w:bookmarkEnd w:id="99"/>
-    <w:bookmarkStart w:id="100" w:name="gorrum-ironjaw"/>
-    <w:p>
-      <w:pPr>
-        <w:pStyle w:val="Heading2"/>
-      </w:pPr>
-      <w:r>
-        <w:t xml:space="preserve">Gorrum Ironjaw</w:t>
-      </w:r>
-    </w:p>
-    <w:p>
-      <w:pPr>
-        <w:pStyle w:val="FirstParagraph"/>
-      </w:pPr>
-      <w:r>
-        <w:rPr>
-          <w:iCs/>
-          <w:i/>
-        </w:rPr>
-        <w:t xml:space="preserve">Sergeant of the Iron Company, Sellsword. Giant-blooded (tier 2).</w:t>
-      </w:r>
-      <w:r>
-        <w:t xml:space="preserve"> </w:t>
-      </w:r>
-      <w:r>
-        <w:t xml:space="preserve">Twenty years with the Iron Company, a wheel-lock pistol he calls Thunder, and a soft spot for strays.</w:t>
       </w:r>
     </w:p>
     <w:p>
@@ -21416,29 +21370,42 @@
           <w:bCs/>
           <w:b/>
         </w:rPr>
-        <w:t xml:space="preserve">Attributes:</w:t>
-      </w:r>
-      <w:r>
-        <w:t xml:space="preserve"> </w:t>
-      </w:r>
-      <w:r>
-        <w:t xml:space="preserve">Body 15, Agility 10, Intellect 9, Presence 10, Will 11.</w:t>
-      </w:r>
-      <w:r>
-        <w:t xml:space="preserve"> </w:t>
-      </w:r>
-      <w:r>
-        <w:rPr>
-          <w:bCs/>
-          <w:b/>
-        </w:rPr>
-        <w:t xml:space="preserve">Dodge</w:t>
-      </w:r>
-      <w:r>
-        <w:t xml:space="preserve"> </w:t>
-      </w:r>
-      <w:r>
-        <w:t xml:space="preserve">9.</w:t>
+        <w:t xml:space="preserve">The Gilded Cities.</w:t>
+      </w:r>
+      <w:r>
+        <w:t xml:space="preserve"> </w:t>
+      </w:r>
+      <w:r>
+        <w:t xml:space="preserve">The empire’s heart, now a coast of rival city-states: silk, lotus, slave markets and assassins. Ruled by</w:t>
+      </w:r>
+      <w:r>
+        <w:t xml:space="preserve"> </w:t>
+      </w:r>
+      <w:r>
+        <w:rPr>
+          <w:bCs/>
+          <w:b/>
+        </w:rPr>
+        <w:t xml:space="preserve">merchant princes</w:t>
+      </w:r>
+      <w:r>
+        <w:t xml:space="preserve"> </w:t>
+      </w:r>
+      <w:r>
+        <w:t xml:space="preserve">and the occasional</w:t>
+      </w:r>
+      <w:r>
+        <w:t xml:space="preserve"> </w:t>
+      </w:r>
+      <w:r>
+        <w:rPr>
+          <w:bCs/>
+          <w:b/>
+        </w:rPr>
+        <w:t xml:space="preserve">sorcerer-prince</w:t>
+      </w:r>
+      <w:r>
+        <w:t xml:space="preserve">.</w:t>
       </w:r>
     </w:p>
     <w:p>
@@ -21454,13 +21421,13 @@
           <w:bCs/>
           <w:b/>
         </w:rPr>
-        <w:t xml:space="preserve">Skills:</w:t>
-      </w:r>
-      <w:r>
-        <w:t xml:space="preserve"> </w:t>
-      </w:r>
-      <w:r>
-        <w:t xml:space="preserve">Melee 18 (Specialty). Trained: Athletics 16, Brawling 16, Read People 12, Survival 12, Leadership 11, Marksmanship 11, Persuasion 11, Riding 11, Healing 10.</w:t>
+        <w:t xml:space="preserve">The Frozen North.</w:t>
+      </w:r>
+      <w:r>
+        <w:t xml:space="preserve"> </w:t>
+      </w:r>
+      <w:r>
+        <w:t xml:space="preserve">Clans, longships and giants’ graves. Northlanders raid south every summer and trade every winter.</w:t>
       </w:r>
     </w:p>
     <w:p>
@@ -21476,13 +21443,29 @@
           <w:bCs/>
           <w:b/>
         </w:rPr>
-        <w:t xml:space="preserve">Edges:</w:t>
-      </w:r>
-      <w:r>
-        <w:t xml:space="preserve"> </w:t>
-      </w:r>
-      <w:r>
-        <w:t xml:space="preserve">Second advantage; second advantage: Shield-Wall.</w:t>
+        <w:t xml:space="preserve">The Burning Sands.</w:t>
+      </w:r>
+      <w:r>
+        <w:t xml:space="preserve"> </w:t>
+      </w:r>
+      <w:r>
+        <w:t xml:space="preserve">Nomads, caravan cities and buried temples of the</w:t>
+      </w:r>
+      <w:r>
+        <w:t xml:space="preserve"> </w:t>
+      </w:r>
+      <w:r>
+        <w:rPr>
+          <w:bCs/>
+          <w:b/>
+        </w:rPr>
+        <w:t xml:space="preserve">serpent kings</w:t>
+      </w:r>
+      <w:r>
+        <w:t xml:space="preserve"> </w:t>
+      </w:r>
+      <w:r>
+        <w:t xml:space="preserve">who ruled before humans.</w:t>
       </w:r>
     </w:p>
     <w:p>
@@ -21498,29 +21481,13 @@
           <w:bCs/>
           <w:b/>
         </w:rPr>
-        <w:t xml:space="preserve">Advantage:</w:t>
-      </w:r>
-      <w:r>
-        <w:t xml:space="preserve"> </w:t>
-      </w:r>
-      <w:r>
-        <w:t xml:space="preserve">Battle-Hardened.</w:t>
-      </w:r>
-      <w:r>
-        <w:t xml:space="preserve"> </w:t>
-      </w:r>
-      <w:r>
-        <w:rPr>
-          <w:bCs/>
-          <w:b/>
-        </w:rPr>
-        <w:t xml:space="preserve">Complication:</w:t>
-      </w:r>
-      <w:r>
-        <w:t xml:space="preserve"> </w:t>
-      </w:r>
-      <w:r>
-        <w:t xml:space="preserve">Old Rival; trigger: your rival arrives first.</w:t>
+        <w:t xml:space="preserve">The Shattered Isles.</w:t>
+      </w:r>
+      <w:r>
+        <w:t xml:space="preserve"> </w:t>
+      </w:r>
+      <w:r>
+        <w:t xml:space="preserve">Corsair havens, sea-witches and sunken ruins; the Islanders’ free captains answer to no one.</w:t>
       </w:r>
     </w:p>
     <w:p>
@@ -21536,57 +21503,44 @@
           <w:bCs/>
           <w:b/>
         </w:rPr>
-        <w:t xml:space="preserve">What drives me:</w:t>
-      </w:r>
-      <w:r>
-        <w:t xml:space="preserve"> </w:t>
-      </w:r>
-      <w:r>
-        <w:t xml:space="preserve">I did terrible things. I mean to balance the scales.</w:t>
-      </w:r>
-      <w:r>
-        <w:t xml:space="preserve"> </w:t>
-      </w:r>
-      <w:r>
-        <w:rPr>
-          <w:bCs/>
-          <w:b/>
-        </w:rPr>
-        <w:t xml:space="preserve">Connection:</w:t>
-      </w:r>
-      <w:r>
-        <w:t xml:space="preserve"> </w:t>
-      </w:r>
-      <w:r>
-        <w:t xml:space="preserve">Nyx is the stray he carried out of the fire. He’d die before he’d say he cares.</w:t>
-      </w:r>
-    </w:p>
-    <w:bookmarkEnd w:id="100"/>
-    <w:bookmarkStart w:id="101" w:name="mira-saltwind"/>
+        <w:t xml:space="preserve">The Deeps.</w:t>
+      </w:r>
+      <w:r>
+        <w:t xml:space="preserve"> </w:t>
+      </w:r>
+      <w:r>
+        <w:t xml:space="preserve">Deepkin cities beneath the mountains, and below them, older things that dream.</w:t>
+      </w:r>
+    </w:p>
+    <w:p>
+      <w:pPr>
+        <w:numPr>
+          <w:ilvl w:val="0"/>
+          <w:numId w:val="1034"/>
+        </w:numPr>
+        <w:pStyle w:val="Compact"/>
+      </w:pPr>
+      <w:r>
+        <w:rPr>
+          <w:bCs/>
+          <w:b/>
+        </w:rPr>
+        <w:t xml:space="preserve">The Ashlands.</w:t>
+      </w:r>
+      <w:r>
+        <w:t xml:space="preserve"> </w:t>
+      </w:r>
+      <w:r>
+        <w:t xml:space="preserve">The empire’s blasted center, where the Crown broke. Nothing grows; shards and madmen are found there.</w:t>
+      </w:r>
+    </w:p>
+    <w:bookmarkStart w:id="100" w:name="powers"/>
     <w:p>
       <w:pPr>
         <w:pStyle w:val="Heading2"/>
       </w:pPr>
       <w:r>
-        <w:t xml:space="preserve">Mira Saltwind</w:t>
-      </w:r>
-    </w:p>
-    <w:p>
-      <w:pPr>
-        <w:pStyle w:val="FirstParagraph"/>
-      </w:pPr>
-      <w:r>
-        <w:rPr>
-          <w:iCs/>
-          <w:i/>
-        </w:rPr>
-        <w:t xml:space="preserve">Free captain, without a ship, Corsair. Islander (tier 0); Master.</w:t>
-      </w:r>
-      <w:r>
-        <w:t xml:space="preserve"> </w:t>
-      </w:r>
-      <w:r>
-        <w:t xml:space="preserve">Captain of the Kestrel until a sea-witch sank her. She kept her mother’s arquebus and her crew’s debts.</w:t>
+        <w:t xml:space="preserve">Powers</w:t>
       </w:r>
     </w:p>
     <w:p>
@@ -21602,29 +21556,13 @@
           <w:bCs/>
           <w:b/>
         </w:rPr>
-        <w:t xml:space="preserve">Attributes:</w:t>
-      </w:r>
-      <w:r>
-        <w:t xml:space="preserve"> </w:t>
-      </w:r>
-      <w:r>
-        <w:t xml:space="preserve">Body 11, Agility 13, Intellect 10, Presence 11, Will 11.</w:t>
-      </w:r>
-      <w:r>
-        <w:t xml:space="preserve"> </w:t>
-      </w:r>
-      <w:r>
-        <w:rPr>
-          <w:bCs/>
-          <w:b/>
-        </w:rPr>
-        <w:t xml:space="preserve">Dodge</w:t>
-      </w:r>
-      <w:r>
-        <w:t xml:space="preserve"> </w:t>
-      </w:r>
-      <w:r>
-        <w:t xml:space="preserve">12.</w:t>
+        <w:t xml:space="preserve">The Crown shards.</w:t>
+      </w:r>
+      <w:r>
+        <w:t xml:space="preserve"> </w:t>
+      </w:r>
+      <w:r>
+        <w:t xml:space="preserve">Nine in all; four are held by known rulers, three are lost, and two are rumors. Each grants one great power and whispers to its bearer.</w:t>
       </w:r>
     </w:p>
     <w:p>
@@ -21640,13 +21578,13 @@
           <w:bCs/>
           <w:b/>
         </w:rPr>
-        <w:t xml:space="preserve">Skills:</w:t>
-      </w:r>
-      <w:r>
-        <w:t xml:space="preserve"> </w:t>
-      </w:r>
-      <w:r>
-        <w:t xml:space="preserve">Sailing 18 (Expert). Trained: Marksmanship 14, Stealth 14, Athletics 12, Brawling 12, Melee 12, Persuasion 12, Read People 12, Survival 12.</w:t>
+        <w:t xml:space="preserve">The sorcerer-princes.</w:t>
+      </w:r>
+      <w:r>
+        <w:t xml:space="preserve"> </w:t>
+      </w:r>
+      <w:r>
+        <w:t xml:space="preserve">Rulers who bought their thrones with sorcery and keep them with fear.</w:t>
       </w:r>
     </w:p>
     <w:p>
@@ -21662,13 +21600,13 @@
           <w:bCs/>
           <w:b/>
         </w:rPr>
-        <w:t xml:space="preserve">Edges:</w:t>
-      </w:r>
-      <w:r>
-        <w:t xml:space="preserve"> </w:t>
-      </w:r>
-      <w:r>
-        <w:t xml:space="preserve">+1 attribute point, Extra Trained skill, A fine weapon or tool; a fine tool: her mother’s arquebus, Widowmaker (+2 to Marksmanship for aimed shots at Medium range or farther).</w:t>
+        <w:t xml:space="preserve">The merchant princes.</w:t>
+      </w:r>
+      <w:r>
+        <w:t xml:space="preserve"> </w:t>
+      </w:r>
+      <w:r>
+        <w:t xml:space="preserve">Gold rules the Gilded Cities more than any king.</w:t>
       </w:r>
     </w:p>
     <w:p>
@@ -21684,29 +21622,13 @@
           <w:bCs/>
           <w:b/>
         </w:rPr>
-        <w:t xml:space="preserve">Advantage:</w:t>
-      </w:r>
-      <w:r>
-        <w:t xml:space="preserve"> </w:t>
-      </w:r>
-      <w:r>
-        <w:t xml:space="preserve">Sea Legs.</w:t>
-      </w:r>
-      <w:r>
-        <w:t xml:space="preserve"> </w:t>
-      </w:r>
-      <w:r>
-        <w:rPr>
-          <w:bCs/>
-          <w:b/>
-        </w:rPr>
-        <w:t xml:space="preserve">Complication:</w:t>
-      </w:r>
-      <w:r>
-        <w:t xml:space="preserve"> </w:t>
-      </w:r>
-      <w:r>
-        <w:t xml:space="preserve">Sworn Vengeance; trigger: news of where your enemy is.</w:t>
+        <w:t xml:space="preserve">The Cult of the Burning God.</w:t>
+      </w:r>
+      <w:r>
+        <w:t xml:space="preserve"> </w:t>
+      </w:r>
+      <w:r>
+        <w:t xml:space="preserve">Zealots who burn sorcerers, and sometimes their neighbors.</w:t>
       </w:r>
     </w:p>
     <w:p>
@@ -21722,39 +21644,63 @@
           <w:bCs/>
           <w:b/>
         </w:rPr>
-        <w:t xml:space="preserve">What drives me:</w:t>
-      </w:r>
-      <w:r>
-        <w:t xml:space="preserve"> </w:t>
-      </w:r>
-      <w:r>
-        <w:t xml:space="preserve">Someone took everything from me. I mean to take it back, in blood.</w:t>
-      </w:r>
-      <w:r>
-        <w:t xml:space="preserve"> </w:t>
-      </w:r>
-      <w:r>
-        <w:rPr>
-          <w:bCs/>
-          <w:b/>
-        </w:rPr>
-        <w:t xml:space="preserve">Connection:</w:t>
-      </w:r>
-      <w:r>
-        <w:t xml:space="preserve"> </w:t>
-      </w:r>
-      <w:r>
-        <w:t xml:space="preserve">Kara of the Long Winter owes her a life, and Mira means to collect.</w:t>
-      </w:r>
-    </w:p>
+        <w:t xml:space="preserve">The Iron Company and its rivals.</w:t>
+      </w:r>
+      <w:r>
+        <w:t xml:space="preserve"> </w:t>
+      </w:r>
+      <w:r>
+        <w:t xml:space="preserve">Mercenary companies who decide most wars, for a price.</w:t>
+      </w:r>
+    </w:p>
+    <w:p>
+      <w:pPr>
+        <w:numPr>
+          <w:ilvl w:val="0"/>
+          <w:numId w:val="1035"/>
+        </w:numPr>
+        <w:pStyle w:val="Compact"/>
+      </w:pPr>
+      <w:r>
+        <w:rPr>
+          <w:bCs/>
+          <w:b/>
+        </w:rPr>
+        <w:t xml:space="preserve">The Thieves’ Guild.</w:t>
+      </w:r>
+      <w:r>
+        <w:t xml:space="preserve"> </w:t>
+      </w:r>
+      <w:r>
+        <w:t xml:space="preserve">Every city has one; they don’t all get along.</w:t>
+      </w:r>
+    </w:p>
+    <w:bookmarkEnd w:id="100"/>
     <w:bookmarkEnd w:id="101"/>
-    <w:bookmarkStart w:id="102" w:name="cinder"/>
+    <w:bookmarkStart w:id="109" w:name="ready-made-characters"/>
+    <w:p>
+      <w:pPr>
+        <w:pStyle w:val="Heading1"/>
+      </w:pPr>
+      <w:r>
+        <w:t xml:space="preserve">Ready-made characters</w:t>
+      </w:r>
+    </w:p>
+    <w:p>
+      <w:pPr>
+        <w:pStyle w:val="FirstParagraph"/>
+      </w:pPr>
+      <w:r>
+        <w:t xml:space="preserve">Characters ready to play, for one-shots, new players, or a group in a hurry. Each follows the creation rules exactly, and their connections tie them together. In the creator, choose one from the ready-made list to open it and make it your own.</w:t>
+      </w:r>
+    </w:p>
+    <w:bookmarkStart w:id="102" w:name="vessa-thorn"/>
     <w:p>
       <w:pPr>
         <w:pStyle w:val="Heading2"/>
       </w:pPr>
       <w:r>
-        <w:t xml:space="preserve">Cinder</w:t>
+        <w:t xml:space="preserve">Vessa Thorn</w:t>
       </w:r>
     </w:p>
     <w:p>
@@ -21766,13 +21712,13 @@
           <w:iCs/>
           <w:i/>
         </w:rPr>
-        <w:t xml:space="preserve">Former blade of the Ash Guild, Assassin. Ashborn (tier 1).</w:t>
-      </w:r>
-      <w:r>
-        <w:t xml:space="preserve"> </w:t>
-      </w:r>
-      <w:r>
-        <w:t xml:space="preserve">Made by the Ash Guild into its best knife; ran the night they ordered a child’s death.</w:t>
+        <w:t xml:space="preserve">Second-story artist, Thief. Crownlander (tier 0); Master.</w:t>
+      </w:r>
+      <w:r>
+        <w:t xml:space="preserve"> </w:t>
+      </w:r>
+      <w:r>
+        <w:t xml:space="preserve">The best climber in the Gilded Cities, who stole a jewel from a sorcerer-prince and is only now learning it’s a shard of the Crown.</w:t>
       </w:r>
     </w:p>
     <w:p>
@@ -21794,7 +21740,7 @@
         <w:t xml:space="preserve"> </w:t>
       </w:r>
       <w:r>
-        <w:t xml:space="preserve">Body 12, Agility 13, Intellect 11, Presence 9, Will 11.</w:t>
+        <w:t xml:space="preserve">Body 11, Agility 13, Intellect 11, Presence 12, Will 9.</w:t>
       </w:r>
       <w:r>
         <w:t xml:space="preserve"> </w:t>
@@ -21832,7 +21778,7 @@
         <w:t xml:space="preserve"> </w:t>
       </w:r>
       <w:r>
-        <w:t xml:space="preserve">Stealth 16 (Specialty). Trained: Marksmanship 14, Thievery 14, Athletics 13, Brawling 13, Melee 13, Craft 12, Investigation 12, Read People 12, Survival 12, Deception 10.</w:t>
+        <w:t xml:space="preserve">Thievery 18 (Expert). Trained: Stealth 14, Deception 13, Persuasion 13, Athletics 12, Craft 12, Investigation 12, Melee 12, Read People 10.</w:t>
       </w:r>
     </w:p>
     <w:p>
@@ -21854,7 +21800,7 @@
         <w:t xml:space="preserve"> </w:t>
       </w:r>
       <w:r>
-        <w:t xml:space="preserve">+1 attribute point, Extra Trained skill.</w:t>
+        <w:t xml:space="preserve">+1 attribute point, Extra Trained skill, A friend; a friend: Old Marrow, a fence in the Gilded Cities who buys anything and asks nothing.</w:t>
       </w:r>
     </w:p>
     <w:p>
@@ -21876,7 +21822,7 @@
         <w:t xml:space="preserve"> </w:t>
       </w:r>
       <w:r>
-        <w:t xml:space="preserve">Shadow-Walker.</w:t>
+        <w:t xml:space="preserve">Lockbreaker.</w:t>
       </w:r>
       <w:r>
         <w:t xml:space="preserve"> </w:t>
@@ -21892,7 +21838,7 @@
         <w:t xml:space="preserve"> </w:t>
       </w:r>
       <w:r>
-        <w:t xml:space="preserve">Wanted; trigger: a bounty hunter takes the next room.</w:t>
+        <w:t xml:space="preserve">Keeper of a Secret; trigger: a powerful figure asks what you know.</w:t>
       </w:r>
     </w:p>
     <w:p>
@@ -21914,7 +21860,7 @@
         <w:t xml:space="preserve"> </w:t>
       </w:r>
       <w:r>
-        <w:t xml:space="preserve">No master, no chains, no one to answer to.</w:t>
+        <w:t xml:space="preserve">Gold, and plenty of it. Everything else follows.</w:t>
       </w:r>
       <w:r>
         <w:t xml:space="preserve"> </w:t>
@@ -21930,17 +21876,17 @@
         <w:t xml:space="preserve"> </w:t>
       </w:r>
       <w:r>
-        <w:t xml:space="preserve">Vessa Thorn was their last contract. They let her live and have been running ever since.</w:t>
+        <w:t xml:space="preserve">Cinder was paid to kill her and didn’t. Neither of them has said why.</w:t>
       </w:r>
     </w:p>
     <w:bookmarkEnd w:id="102"/>
-    <w:bookmarkStart w:id="103" w:name="oren-sael"/>
+    <w:bookmarkStart w:id="103" w:name="ithrann"/>
     <w:p>
       <w:pPr>
         <w:pStyle w:val="Heading2"/>
       </w:pPr>
       <w:r>
-        <w:t xml:space="preserve">Oren Sael</w:t>
+        <w:t xml:space="preserve">Ithrann</w:t>
       </w:r>
     </w:p>
     <w:p>
@@ -21952,13 +21898,13 @@
           <w:iCs/>
           <w:i/>
         </w:rPr>
-        <w:t xml:space="preserve">Keeper of the Last Shrine, Priest. Sand-born (tier 0).</w:t>
-      </w:r>
-      <w:r>
-        <w:t xml:space="preserve"> </w:t>
-      </w:r>
-      <w:r>
-        <w:t xml:space="preserve">The last priest of Haddu, god of wells, who keeps a shrine no caravan visits and a flame that is going out.</w:t>
+        <w:t xml:space="preserve">Last scholar of Ssa’keth, Sorcerer. Serpent-kin (tier 2).</w:t>
+      </w:r>
+      <w:r>
+        <w:t xml:space="preserve"> </w:t>
+      </w:r>
+      <w:r>
+        <w:t xml:space="preserve">Keeper of a drowned serpent temple’s memory, searching the human kingdoms for its lost library.</w:t>
       </w:r>
     </w:p>
     <w:p>
@@ -21980,7 +21926,7 @@
         <w:t xml:space="preserve"> </w:t>
       </w:r>
       <w:r>
-        <w:t xml:space="preserve">Body 10, Agility 10, Intellect 11, Presence 13, Will 13.</w:t>
+        <w:t xml:space="preserve">Body 9, Agility 12, Intellect 13, Presence 9, Will 13.</w:t>
       </w:r>
       <w:r>
         <w:t xml:space="preserve"> </w:t>
@@ -21996,7 +21942,7 @@
         <w:t xml:space="preserve"> </w:t>
       </w:r>
       <w:r>
-        <w:t xml:space="preserve">9.</w:t>
+        <w:t xml:space="preserve">11.</w:t>
       </w:r>
     </w:p>
     <w:p>
@@ -22018,7 +21964,7 @@
         <w:t xml:space="preserve"> </w:t>
       </w:r>
       <w:r>
-        <w:t xml:space="preserve">Persuasion 16 (Specialty). Trained: Leadership 14, Read People 14, Survival 14, Healing 12, Investigation 12, Lore 12, Athletics 11, Melee 11, Riding 11.</w:t>
+        <w:t xml:space="preserve">Sorcery 16 (Specialty). Trained: Healing 14, Investigation 14, Lore 14, Read People 14, Survival 14, Stealth 13, Athletics 10, Deception 10, Persuasion 10.</w:t>
       </w:r>
     </w:p>
     <w:p>
@@ -22040,7 +21986,7 @@
         <w:t xml:space="preserve"> </w:t>
       </w:r>
       <w:r>
-        <w:t xml:space="preserve">+1 attribute point ×2, A friend; a friend: Yusra, the last caravan-master who still stops at the shrine.</w:t>
+        <w:t xml:space="preserve">+1 attribute point.</w:t>
       </w:r>
     </w:p>
     <w:p>
@@ -22062,7 +22008,7 @@
         <w:t xml:space="preserve"> </w:t>
       </w:r>
       <w:r>
-        <w:t xml:space="preserve">Iron Will.</w:t>
+        <w:t xml:space="preserve">Venom (ancestry; companion: Hated Blood).</w:t>
       </w:r>
       <w:r>
         <w:t xml:space="preserve"> </w:t>
@@ -22078,7 +22024,7 @@
         <w:t xml:space="preserve"> </w:t>
       </w:r>
       <w:r>
-        <w:t xml:space="preserve">Oath-Bound; trigger: keeping the vow means abandoning the plan.</w:t>
+        <w:t xml:space="preserve">Outcast; trigger: someone recognizes your exile mark.</w:t>
       </w:r>
     </w:p>
     <w:p>
@@ -22100,6 +22046,936 @@
         <w:t xml:space="preserve"> </w:t>
       </w:r>
       <w:r>
+        <w:t xml:space="preserve">The old empire’s secrets are out there. I will read them.</w:t>
+      </w:r>
+      <w:r>
+        <w:t xml:space="preserve"> </w:t>
+      </w:r>
+      <w:r>
+        <w:rPr>
+          <w:bCs/>
+          <w:b/>
+        </w:rPr>
+        <w:t xml:space="preserve">Connection:</w:t>
+      </w:r>
+      <w:r>
+        <w:t xml:space="preserve"> </w:t>
+      </w:r>
+      <w:r>
+        <w:t xml:space="preserve">Oren Sael shelters Ithrann at his shrine when no inn will take a serpent-kin.</w:t>
+      </w:r>
+    </w:p>
+    <w:bookmarkEnd w:id="103"/>
+    <w:bookmarkStart w:id="104" w:name="nyx"/>
+    <w:p>
+      <w:pPr>
+        <w:pStyle w:val="Heading2"/>
+      </w:pPr>
+      <w:r>
+        <w:t xml:space="preserve">Nyx</w:t>
+      </w:r>
+    </w:p>
+    <w:p>
+      <w:pPr>
+        <w:pStyle w:val="FirstParagraph"/>
+      </w:pPr>
+      <w:r>
+        <w:rPr>
+          <w:iCs/>
+          <w:i/>
+        </w:rPr>
+        <w:t xml:space="preserve">Hedge-witch, Witch. Witch-blooded (tier 1).</w:t>
+      </w:r>
+      <w:r>
+        <w:t xml:space="preserve"> </w:t>
+      </w:r>
+      <w:r>
+        <w:t xml:space="preserve">Run out of her village with stones and torches; sells cures and curses to whoever pays.</w:t>
+      </w:r>
+    </w:p>
+    <w:p>
+      <w:pPr>
+        <w:numPr>
+          <w:ilvl w:val="0"/>
+          <w:numId w:val="1038"/>
+        </w:numPr>
+        <w:pStyle w:val="Compact"/>
+      </w:pPr>
+      <w:r>
+        <w:rPr>
+          <w:bCs/>
+          <w:b/>
+        </w:rPr>
+        <w:t xml:space="preserve">Attributes:</w:t>
+      </w:r>
+      <w:r>
+        <w:t xml:space="preserve"> </w:t>
+      </w:r>
+      <w:r>
+        <w:t xml:space="preserve">Body 9, Agility 11, Intellect 11, Presence 11, Will 13.</w:t>
+      </w:r>
+      <w:r>
+        <w:t xml:space="preserve"> </w:t>
+      </w:r>
+      <w:r>
+        <w:rPr>
+          <w:bCs/>
+          <w:b/>
+        </w:rPr>
+        <w:t xml:space="preserve">Dodge</w:t>
+      </w:r>
+      <w:r>
+        <w:t xml:space="preserve"> </w:t>
+      </w:r>
+      <w:r>
+        <w:t xml:space="preserve">10.</w:t>
+      </w:r>
+    </w:p>
+    <w:p>
+      <w:pPr>
+        <w:numPr>
+          <w:ilvl w:val="0"/>
+          <w:numId w:val="1038"/>
+        </w:numPr>
+        <w:pStyle w:val="Compact"/>
+      </w:pPr>
+      <w:r>
+        <w:rPr>
+          <w:bCs/>
+          <w:b/>
+        </w:rPr>
+        <w:t xml:space="preserve">Skills:</w:t>
+      </w:r>
+      <w:r>
+        <w:t xml:space="preserve"> </w:t>
+      </w:r>
+      <w:r>
+        <w:t xml:space="preserve">Sorcery 16 (Specialty). Trained: Read People 14, Survival 14, Craft 12, Deception 12, Healing 12, Lore 12, Persuasion 12, Stealth 12, Tracking 12, Athletics 10.</w:t>
+      </w:r>
+    </w:p>
+    <w:p>
+      <w:pPr>
+        <w:numPr>
+          <w:ilvl w:val="0"/>
+          <w:numId w:val="1038"/>
+        </w:numPr>
+        <w:pStyle w:val="Compact"/>
+      </w:pPr>
+      <w:r>
+        <w:rPr>
+          <w:bCs/>
+          <w:b/>
+        </w:rPr>
+        <w:t xml:space="preserve">Edges:</w:t>
+      </w:r>
+      <w:r>
+        <w:t xml:space="preserve"> </w:t>
+      </w:r>
+      <w:r>
+        <w:t xml:space="preserve">Extra Trained skill, Extra Fortune.</w:t>
+      </w:r>
+    </w:p>
+    <w:p>
+      <w:pPr>
+        <w:numPr>
+          <w:ilvl w:val="0"/>
+          <w:numId w:val="1038"/>
+        </w:numPr>
+        <w:pStyle w:val="Compact"/>
+      </w:pPr>
+      <w:r>
+        <w:rPr>
+          <w:bCs/>
+          <w:b/>
+        </w:rPr>
+        <w:t xml:space="preserve">Advantage:</w:t>
+      </w:r>
+      <w:r>
+        <w:t xml:space="preserve"> </w:t>
+      </w:r>
+      <w:r>
+        <w:t xml:space="preserve">Herb-Wise.</w:t>
+      </w:r>
+      <w:r>
+        <w:t xml:space="preserve"> </w:t>
+      </w:r>
+      <w:r>
+        <w:rPr>
+          <w:bCs/>
+          <w:b/>
+        </w:rPr>
+        <w:t xml:space="preserve">Complication:</w:t>
+      </w:r>
+      <w:r>
+        <w:t xml:space="preserve"> </w:t>
+      </w:r>
+      <w:r>
+        <w:t xml:space="preserve">Debt to a Sorcerer; trigger: a raven arrives with a sealed message.</w:t>
+      </w:r>
+    </w:p>
+    <w:p>
+      <w:pPr>
+        <w:numPr>
+          <w:ilvl w:val="0"/>
+          <w:numId w:val="1038"/>
+        </w:numPr>
+        <w:pStyle w:val="Compact"/>
+      </w:pPr>
+      <w:r>
+        <w:rPr>
+          <w:bCs/>
+          <w:b/>
+        </w:rPr>
+        <w:t xml:space="preserve">What drives me:</w:t>
+      </w:r>
+      <w:r>
+        <w:t xml:space="preserve"> </w:t>
+      </w:r>
+      <w:r>
+        <w:t xml:space="preserve">Every day alive is a victory. I mean to have more of them.</w:t>
+      </w:r>
+      <w:r>
+        <w:t xml:space="preserve"> </w:t>
+      </w:r>
+      <w:r>
+        <w:rPr>
+          <w:bCs/>
+          <w:b/>
+        </w:rPr>
+        <w:t xml:space="preserve">Connection:</w:t>
+      </w:r>
+      <w:r>
+        <w:t xml:space="preserve"> </w:t>
+      </w:r>
+      <w:r>
+        <w:t xml:space="preserve">Gorrum carried her out of the burning village. He says he was just passing.</w:t>
+      </w:r>
+    </w:p>
+    <w:bookmarkEnd w:id="104"/>
+    <w:bookmarkStart w:id="105" w:name="gorrum-ironjaw"/>
+    <w:p>
+      <w:pPr>
+        <w:pStyle w:val="Heading2"/>
+      </w:pPr>
+      <w:r>
+        <w:t xml:space="preserve">Gorrum Ironjaw</w:t>
+      </w:r>
+    </w:p>
+    <w:p>
+      <w:pPr>
+        <w:pStyle w:val="FirstParagraph"/>
+      </w:pPr>
+      <w:r>
+        <w:rPr>
+          <w:iCs/>
+          <w:i/>
+        </w:rPr>
+        <w:t xml:space="preserve">Sergeant of the Iron Company, Sellsword. Giant-blooded (tier 2).</w:t>
+      </w:r>
+      <w:r>
+        <w:t xml:space="preserve"> </w:t>
+      </w:r>
+      <w:r>
+        <w:t xml:space="preserve">Twenty years with the Iron Company, a wheel-lock pistol he calls Thunder, and a soft spot for strays.</w:t>
+      </w:r>
+    </w:p>
+    <w:p>
+      <w:pPr>
+        <w:numPr>
+          <w:ilvl w:val="0"/>
+          <w:numId w:val="1039"/>
+        </w:numPr>
+        <w:pStyle w:val="Compact"/>
+      </w:pPr>
+      <w:r>
+        <w:rPr>
+          <w:bCs/>
+          <w:b/>
+        </w:rPr>
+        <w:t xml:space="preserve">Attributes:</w:t>
+      </w:r>
+      <w:r>
+        <w:t xml:space="preserve"> </w:t>
+      </w:r>
+      <w:r>
+        <w:t xml:space="preserve">Body 15, Agility 10, Intellect 9, Presence 10, Will 11.</w:t>
+      </w:r>
+      <w:r>
+        <w:t xml:space="preserve"> </w:t>
+      </w:r>
+      <w:r>
+        <w:rPr>
+          <w:bCs/>
+          <w:b/>
+        </w:rPr>
+        <w:t xml:space="preserve">Dodge</w:t>
+      </w:r>
+      <w:r>
+        <w:t xml:space="preserve"> </w:t>
+      </w:r>
+      <w:r>
+        <w:t xml:space="preserve">9.</w:t>
+      </w:r>
+    </w:p>
+    <w:p>
+      <w:pPr>
+        <w:numPr>
+          <w:ilvl w:val="0"/>
+          <w:numId w:val="1039"/>
+        </w:numPr>
+        <w:pStyle w:val="Compact"/>
+      </w:pPr>
+      <w:r>
+        <w:rPr>
+          <w:bCs/>
+          <w:b/>
+        </w:rPr>
+        <w:t xml:space="preserve">Skills:</w:t>
+      </w:r>
+      <w:r>
+        <w:t xml:space="preserve"> </w:t>
+      </w:r>
+      <w:r>
+        <w:t xml:space="preserve">Melee 18 (Specialty). Trained: Athletics 16, Brawling 16, Read People 12, Survival 12, Leadership 11, Marksmanship 11, Persuasion 11, Riding 11, Healing 10.</w:t>
+      </w:r>
+    </w:p>
+    <w:p>
+      <w:pPr>
+        <w:numPr>
+          <w:ilvl w:val="0"/>
+          <w:numId w:val="1039"/>
+        </w:numPr>
+        <w:pStyle w:val="Compact"/>
+      </w:pPr>
+      <w:r>
+        <w:rPr>
+          <w:bCs/>
+          <w:b/>
+        </w:rPr>
+        <w:t xml:space="preserve">Edges:</w:t>
+      </w:r>
+      <w:r>
+        <w:t xml:space="preserve"> </w:t>
+      </w:r>
+      <w:r>
+        <w:t xml:space="preserve">Second advantage; second advantage: Shield-Wall.</w:t>
+      </w:r>
+    </w:p>
+    <w:p>
+      <w:pPr>
+        <w:numPr>
+          <w:ilvl w:val="0"/>
+          <w:numId w:val="1039"/>
+        </w:numPr>
+        <w:pStyle w:val="Compact"/>
+      </w:pPr>
+      <w:r>
+        <w:rPr>
+          <w:bCs/>
+          <w:b/>
+        </w:rPr>
+        <w:t xml:space="preserve">Advantage:</w:t>
+      </w:r>
+      <w:r>
+        <w:t xml:space="preserve"> </w:t>
+      </w:r>
+      <w:r>
+        <w:t xml:space="preserve">Battle-Hardened.</w:t>
+      </w:r>
+      <w:r>
+        <w:t xml:space="preserve"> </w:t>
+      </w:r>
+      <w:r>
+        <w:rPr>
+          <w:bCs/>
+          <w:b/>
+        </w:rPr>
+        <w:t xml:space="preserve">Complication:</w:t>
+      </w:r>
+      <w:r>
+        <w:t xml:space="preserve"> </w:t>
+      </w:r>
+      <w:r>
+        <w:t xml:space="preserve">Old Rival; trigger: your rival arrives first.</w:t>
+      </w:r>
+    </w:p>
+    <w:p>
+      <w:pPr>
+        <w:numPr>
+          <w:ilvl w:val="0"/>
+          <w:numId w:val="1039"/>
+        </w:numPr>
+        <w:pStyle w:val="Compact"/>
+      </w:pPr>
+      <w:r>
+        <w:rPr>
+          <w:bCs/>
+          <w:b/>
+        </w:rPr>
+        <w:t xml:space="preserve">What drives me:</w:t>
+      </w:r>
+      <w:r>
+        <w:t xml:space="preserve"> </w:t>
+      </w:r>
+      <w:r>
+        <w:t xml:space="preserve">I did terrible things. I mean to balance the scales.</w:t>
+      </w:r>
+      <w:r>
+        <w:t xml:space="preserve"> </w:t>
+      </w:r>
+      <w:r>
+        <w:rPr>
+          <w:bCs/>
+          <w:b/>
+        </w:rPr>
+        <w:t xml:space="preserve">Connection:</w:t>
+      </w:r>
+      <w:r>
+        <w:t xml:space="preserve"> </w:t>
+      </w:r>
+      <w:r>
+        <w:t xml:space="preserve">Nyx is the stray he carried out of the fire. He’d die before he’d say he cares.</w:t>
+      </w:r>
+    </w:p>
+    <w:bookmarkEnd w:id="105"/>
+    <w:bookmarkStart w:id="106" w:name="mira-saltwind"/>
+    <w:p>
+      <w:pPr>
+        <w:pStyle w:val="Heading2"/>
+      </w:pPr>
+      <w:r>
+        <w:t xml:space="preserve">Mira Saltwind</w:t>
+      </w:r>
+    </w:p>
+    <w:p>
+      <w:pPr>
+        <w:pStyle w:val="FirstParagraph"/>
+      </w:pPr>
+      <w:r>
+        <w:rPr>
+          <w:iCs/>
+          <w:i/>
+        </w:rPr>
+        <w:t xml:space="preserve">Free captain, without a ship, Corsair. Islander (tier 0); Master.</w:t>
+      </w:r>
+      <w:r>
+        <w:t xml:space="preserve"> </w:t>
+      </w:r>
+      <w:r>
+        <w:t xml:space="preserve">Captain of the Kestrel until a sea-witch sank her. She kept her mother’s arquebus and her crew’s debts.</w:t>
+      </w:r>
+    </w:p>
+    <w:p>
+      <w:pPr>
+        <w:numPr>
+          <w:ilvl w:val="0"/>
+          <w:numId w:val="1040"/>
+        </w:numPr>
+        <w:pStyle w:val="Compact"/>
+      </w:pPr>
+      <w:r>
+        <w:rPr>
+          <w:bCs/>
+          <w:b/>
+        </w:rPr>
+        <w:t xml:space="preserve">Attributes:</w:t>
+      </w:r>
+      <w:r>
+        <w:t xml:space="preserve"> </w:t>
+      </w:r>
+      <w:r>
+        <w:t xml:space="preserve">Body 11, Agility 13, Intellect 10, Presence 11, Will 11.</w:t>
+      </w:r>
+      <w:r>
+        <w:t xml:space="preserve"> </w:t>
+      </w:r>
+      <w:r>
+        <w:rPr>
+          <w:bCs/>
+          <w:b/>
+        </w:rPr>
+        <w:t xml:space="preserve">Dodge</w:t>
+      </w:r>
+      <w:r>
+        <w:t xml:space="preserve"> </w:t>
+      </w:r>
+      <w:r>
+        <w:t xml:space="preserve">12.</w:t>
+      </w:r>
+    </w:p>
+    <w:p>
+      <w:pPr>
+        <w:numPr>
+          <w:ilvl w:val="0"/>
+          <w:numId w:val="1040"/>
+        </w:numPr>
+        <w:pStyle w:val="Compact"/>
+      </w:pPr>
+      <w:r>
+        <w:rPr>
+          <w:bCs/>
+          <w:b/>
+        </w:rPr>
+        <w:t xml:space="preserve">Skills:</w:t>
+      </w:r>
+      <w:r>
+        <w:t xml:space="preserve"> </w:t>
+      </w:r>
+      <w:r>
+        <w:t xml:space="preserve">Sailing 18 (Expert). Trained: Marksmanship 14, Stealth 14, Athletics 12, Brawling 12, Melee 12, Persuasion 12, Read People 12, Survival 12.</w:t>
+      </w:r>
+    </w:p>
+    <w:p>
+      <w:pPr>
+        <w:numPr>
+          <w:ilvl w:val="0"/>
+          <w:numId w:val="1040"/>
+        </w:numPr>
+        <w:pStyle w:val="Compact"/>
+      </w:pPr>
+      <w:r>
+        <w:rPr>
+          <w:bCs/>
+          <w:b/>
+        </w:rPr>
+        <w:t xml:space="preserve">Edges:</w:t>
+      </w:r>
+      <w:r>
+        <w:t xml:space="preserve"> </w:t>
+      </w:r>
+      <w:r>
+        <w:t xml:space="preserve">+1 attribute point, Extra Trained skill, A fine weapon or tool; a fine tool: her mother’s arquebus, Widowmaker (+2 to Marksmanship for aimed shots at Medium range or farther).</w:t>
+      </w:r>
+    </w:p>
+    <w:p>
+      <w:pPr>
+        <w:numPr>
+          <w:ilvl w:val="0"/>
+          <w:numId w:val="1040"/>
+        </w:numPr>
+        <w:pStyle w:val="Compact"/>
+      </w:pPr>
+      <w:r>
+        <w:rPr>
+          <w:bCs/>
+          <w:b/>
+        </w:rPr>
+        <w:t xml:space="preserve">Advantage:</w:t>
+      </w:r>
+      <w:r>
+        <w:t xml:space="preserve"> </w:t>
+      </w:r>
+      <w:r>
+        <w:t xml:space="preserve">Sea Legs.</w:t>
+      </w:r>
+      <w:r>
+        <w:t xml:space="preserve"> </w:t>
+      </w:r>
+      <w:r>
+        <w:rPr>
+          <w:bCs/>
+          <w:b/>
+        </w:rPr>
+        <w:t xml:space="preserve">Complication:</w:t>
+      </w:r>
+      <w:r>
+        <w:t xml:space="preserve"> </w:t>
+      </w:r>
+      <w:r>
+        <w:t xml:space="preserve">Sworn Vengeance; trigger: news of where your enemy is.</w:t>
+      </w:r>
+    </w:p>
+    <w:p>
+      <w:pPr>
+        <w:numPr>
+          <w:ilvl w:val="0"/>
+          <w:numId w:val="1040"/>
+        </w:numPr>
+        <w:pStyle w:val="Compact"/>
+      </w:pPr>
+      <w:r>
+        <w:rPr>
+          <w:bCs/>
+          <w:b/>
+        </w:rPr>
+        <w:t xml:space="preserve">What drives me:</w:t>
+      </w:r>
+      <w:r>
+        <w:t xml:space="preserve"> </w:t>
+      </w:r>
+      <w:r>
+        <w:t xml:space="preserve">Someone took everything from me. I mean to take it back, in blood.</w:t>
+      </w:r>
+      <w:r>
+        <w:t xml:space="preserve"> </w:t>
+      </w:r>
+      <w:r>
+        <w:rPr>
+          <w:bCs/>
+          <w:b/>
+        </w:rPr>
+        <w:t xml:space="preserve">Connection:</w:t>
+      </w:r>
+      <w:r>
+        <w:t xml:space="preserve"> </w:t>
+      </w:r>
+      <w:r>
+        <w:t xml:space="preserve">Kara of the Long Winter owes her a life, and Mira means to collect.</w:t>
+      </w:r>
+    </w:p>
+    <w:bookmarkEnd w:id="106"/>
+    <w:bookmarkStart w:id="107" w:name="cinder"/>
+    <w:p>
+      <w:pPr>
+        <w:pStyle w:val="Heading2"/>
+      </w:pPr>
+      <w:r>
+        <w:t xml:space="preserve">Cinder</w:t>
+      </w:r>
+    </w:p>
+    <w:p>
+      <w:pPr>
+        <w:pStyle w:val="FirstParagraph"/>
+      </w:pPr>
+      <w:r>
+        <w:rPr>
+          <w:iCs/>
+          <w:i/>
+        </w:rPr>
+        <w:t xml:space="preserve">Former blade of the Ash Guild, Assassin. Ashborn (tier 1).</w:t>
+      </w:r>
+      <w:r>
+        <w:t xml:space="preserve"> </w:t>
+      </w:r>
+      <w:r>
+        <w:t xml:space="preserve">Made by the Ash Guild into its best knife; ran the night they ordered a child’s death.</w:t>
+      </w:r>
+    </w:p>
+    <w:p>
+      <w:pPr>
+        <w:numPr>
+          <w:ilvl w:val="0"/>
+          <w:numId w:val="1041"/>
+        </w:numPr>
+        <w:pStyle w:val="Compact"/>
+      </w:pPr>
+      <w:r>
+        <w:rPr>
+          <w:bCs/>
+          <w:b/>
+        </w:rPr>
+        <w:t xml:space="preserve">Attributes:</w:t>
+      </w:r>
+      <w:r>
+        <w:t xml:space="preserve"> </w:t>
+      </w:r>
+      <w:r>
+        <w:t xml:space="preserve">Body 12, Agility 13, Intellect 11, Presence 9, Will 11.</w:t>
+      </w:r>
+      <w:r>
+        <w:t xml:space="preserve"> </w:t>
+      </w:r>
+      <w:r>
+        <w:rPr>
+          <w:bCs/>
+          <w:b/>
+        </w:rPr>
+        <w:t xml:space="preserve">Dodge</w:t>
+      </w:r>
+      <w:r>
+        <w:t xml:space="preserve"> </w:t>
+      </w:r>
+      <w:r>
+        <w:t xml:space="preserve">12.</w:t>
+      </w:r>
+    </w:p>
+    <w:p>
+      <w:pPr>
+        <w:numPr>
+          <w:ilvl w:val="0"/>
+          <w:numId w:val="1041"/>
+        </w:numPr>
+        <w:pStyle w:val="Compact"/>
+      </w:pPr>
+      <w:r>
+        <w:rPr>
+          <w:bCs/>
+          <w:b/>
+        </w:rPr>
+        <w:t xml:space="preserve">Skills:</w:t>
+      </w:r>
+      <w:r>
+        <w:t xml:space="preserve"> </w:t>
+      </w:r>
+      <w:r>
+        <w:t xml:space="preserve">Stealth 16 (Specialty). Trained: Marksmanship 14, Thievery 14, Athletics 13, Brawling 13, Melee 13, Craft 12, Investigation 12, Read People 12, Survival 12, Deception 10.</w:t>
+      </w:r>
+    </w:p>
+    <w:p>
+      <w:pPr>
+        <w:numPr>
+          <w:ilvl w:val="0"/>
+          <w:numId w:val="1041"/>
+        </w:numPr>
+        <w:pStyle w:val="Compact"/>
+      </w:pPr>
+      <w:r>
+        <w:rPr>
+          <w:bCs/>
+          <w:b/>
+        </w:rPr>
+        <w:t xml:space="preserve">Edges:</w:t>
+      </w:r>
+      <w:r>
+        <w:t xml:space="preserve"> </w:t>
+      </w:r>
+      <w:r>
+        <w:t xml:space="preserve">+1 attribute point, Extra Trained skill.</w:t>
+      </w:r>
+    </w:p>
+    <w:p>
+      <w:pPr>
+        <w:numPr>
+          <w:ilvl w:val="0"/>
+          <w:numId w:val="1041"/>
+        </w:numPr>
+        <w:pStyle w:val="Compact"/>
+      </w:pPr>
+      <w:r>
+        <w:rPr>
+          <w:bCs/>
+          <w:b/>
+        </w:rPr>
+        <w:t xml:space="preserve">Advantage:</w:t>
+      </w:r>
+      <w:r>
+        <w:t xml:space="preserve"> </w:t>
+      </w:r>
+      <w:r>
+        <w:t xml:space="preserve">Shadow-Walker.</w:t>
+      </w:r>
+      <w:r>
+        <w:t xml:space="preserve"> </w:t>
+      </w:r>
+      <w:r>
+        <w:rPr>
+          <w:bCs/>
+          <w:b/>
+        </w:rPr>
+        <w:t xml:space="preserve">Complication:</w:t>
+      </w:r>
+      <w:r>
+        <w:t xml:space="preserve"> </w:t>
+      </w:r>
+      <w:r>
+        <w:t xml:space="preserve">Wanted; trigger: a bounty hunter takes the next room.</w:t>
+      </w:r>
+    </w:p>
+    <w:p>
+      <w:pPr>
+        <w:numPr>
+          <w:ilvl w:val="0"/>
+          <w:numId w:val="1041"/>
+        </w:numPr>
+        <w:pStyle w:val="Compact"/>
+      </w:pPr>
+      <w:r>
+        <w:rPr>
+          <w:bCs/>
+          <w:b/>
+        </w:rPr>
+        <w:t xml:space="preserve">What drives me:</w:t>
+      </w:r>
+      <w:r>
+        <w:t xml:space="preserve"> </w:t>
+      </w:r>
+      <w:r>
+        <w:t xml:space="preserve">No master, no chains, no one to answer to.</w:t>
+      </w:r>
+      <w:r>
+        <w:t xml:space="preserve"> </w:t>
+      </w:r>
+      <w:r>
+        <w:rPr>
+          <w:bCs/>
+          <w:b/>
+        </w:rPr>
+        <w:t xml:space="preserve">Connection:</w:t>
+      </w:r>
+      <w:r>
+        <w:t xml:space="preserve"> </w:t>
+      </w:r>
+      <w:r>
+        <w:t xml:space="preserve">Vessa Thorn was their last contract. They let her live and have been running ever since.</w:t>
+      </w:r>
+    </w:p>
+    <w:bookmarkEnd w:id="107"/>
+    <w:bookmarkStart w:id="108" w:name="oren-sael"/>
+    <w:p>
+      <w:pPr>
+        <w:pStyle w:val="Heading2"/>
+      </w:pPr>
+      <w:r>
+        <w:t xml:space="preserve">Oren Sael</w:t>
+      </w:r>
+    </w:p>
+    <w:p>
+      <w:pPr>
+        <w:pStyle w:val="FirstParagraph"/>
+      </w:pPr>
+      <w:r>
+        <w:rPr>
+          <w:iCs/>
+          <w:i/>
+        </w:rPr>
+        <w:t xml:space="preserve">Keeper of the Last Shrine, Priest. Sand-born (tier 0).</w:t>
+      </w:r>
+      <w:r>
+        <w:t xml:space="preserve"> </w:t>
+      </w:r>
+      <w:r>
+        <w:t xml:space="preserve">The last priest of Haddu, god of wells, who keeps a shrine no caravan visits and a flame that is going out.</w:t>
+      </w:r>
+    </w:p>
+    <w:p>
+      <w:pPr>
+        <w:numPr>
+          <w:ilvl w:val="0"/>
+          <w:numId w:val="1042"/>
+        </w:numPr>
+        <w:pStyle w:val="Compact"/>
+      </w:pPr>
+      <w:r>
+        <w:rPr>
+          <w:bCs/>
+          <w:b/>
+        </w:rPr>
+        <w:t xml:space="preserve">Attributes:</w:t>
+      </w:r>
+      <w:r>
+        <w:t xml:space="preserve"> </w:t>
+      </w:r>
+      <w:r>
+        <w:t xml:space="preserve">Body 10, Agility 10, Intellect 11, Presence 13, Will 13.</w:t>
+      </w:r>
+      <w:r>
+        <w:t xml:space="preserve"> </w:t>
+      </w:r>
+      <w:r>
+        <w:rPr>
+          <w:bCs/>
+          <w:b/>
+        </w:rPr>
+        <w:t xml:space="preserve">Dodge</w:t>
+      </w:r>
+      <w:r>
+        <w:t xml:space="preserve"> </w:t>
+      </w:r>
+      <w:r>
+        <w:t xml:space="preserve">9.</w:t>
+      </w:r>
+    </w:p>
+    <w:p>
+      <w:pPr>
+        <w:numPr>
+          <w:ilvl w:val="0"/>
+          <w:numId w:val="1042"/>
+        </w:numPr>
+        <w:pStyle w:val="Compact"/>
+      </w:pPr>
+      <w:r>
+        <w:rPr>
+          <w:bCs/>
+          <w:b/>
+        </w:rPr>
+        <w:t xml:space="preserve">Skills:</w:t>
+      </w:r>
+      <w:r>
+        <w:t xml:space="preserve"> </w:t>
+      </w:r>
+      <w:r>
+        <w:t xml:space="preserve">Persuasion 16 (Specialty). Trained: Leadership 14, Read People 14, Survival 14, Healing 12, Investigation 12, Lore 12, Athletics 11, Melee 11, Riding 11.</w:t>
+      </w:r>
+    </w:p>
+    <w:p>
+      <w:pPr>
+        <w:numPr>
+          <w:ilvl w:val="0"/>
+          <w:numId w:val="1042"/>
+        </w:numPr>
+        <w:pStyle w:val="Compact"/>
+      </w:pPr>
+      <w:r>
+        <w:rPr>
+          <w:bCs/>
+          <w:b/>
+        </w:rPr>
+        <w:t xml:space="preserve">Edges:</w:t>
+      </w:r>
+      <w:r>
+        <w:t xml:space="preserve"> </w:t>
+      </w:r>
+      <w:r>
+        <w:t xml:space="preserve">+1 attribute point ×2, A friend; a friend: Yusra, the last caravan-master who still stops at the shrine.</w:t>
+      </w:r>
+    </w:p>
+    <w:p>
+      <w:pPr>
+        <w:numPr>
+          <w:ilvl w:val="0"/>
+          <w:numId w:val="1042"/>
+        </w:numPr>
+        <w:pStyle w:val="Compact"/>
+      </w:pPr>
+      <w:r>
+        <w:rPr>
+          <w:bCs/>
+          <w:b/>
+        </w:rPr>
+        <w:t xml:space="preserve">Advantage:</w:t>
+      </w:r>
+      <w:r>
+        <w:t xml:space="preserve"> </w:t>
+      </w:r>
+      <w:r>
+        <w:t xml:space="preserve">Iron Will.</w:t>
+      </w:r>
+      <w:r>
+        <w:t xml:space="preserve"> </w:t>
+      </w:r>
+      <w:r>
+        <w:rPr>
+          <w:bCs/>
+          <w:b/>
+        </w:rPr>
+        <w:t xml:space="preserve">Complication:</w:t>
+      </w:r>
+      <w:r>
+        <w:t xml:space="preserve"> </w:t>
+      </w:r>
+      <w:r>
+        <w:t xml:space="preserve">Oath-Bound; trigger: keeping the vow means abandoning the plan.</w:t>
+      </w:r>
+    </w:p>
+    <w:p>
+      <w:pPr>
+        <w:numPr>
+          <w:ilvl w:val="0"/>
+          <w:numId w:val="1042"/>
+        </w:numPr>
+        <w:pStyle w:val="Compact"/>
+      </w:pPr>
+      <w:r>
+        <w:rPr>
+          <w:bCs/>
+          <w:b/>
+        </w:rPr>
+        <w:t xml:space="preserve">What drives me:</w:t>
+      </w:r>
+      <w:r>
+        <w:t xml:space="preserve"> </w:t>
+      </w:r>
+      <w:r>
         <w:t xml:space="preserve">My god is dying. Someone has to keep the flame.</w:t>
       </w:r>
       <w:r>
@@ -22119,9 +22995,9 @@
         <w:t xml:space="preserve">Ithrann sleeps at his shrine. Oren hopes the serpent-kin’s books hold a cure for a dying god.</w:t>
       </w:r>
     </w:p>
-    <w:bookmarkEnd w:id="103"/>
-    <w:bookmarkEnd w:id="104"/>
-    <w:bookmarkStart w:id="105" w:name="advantages"/>
+    <w:bookmarkEnd w:id="108"/>
+    <w:bookmarkEnd w:id="109"/>
+    <w:bookmarkStart w:id="110" w:name="advantages"/>
     <w:p>
       <w:pPr>
         <w:pStyle w:val="Heading1"/>
@@ -23002,8 +23878,8 @@
         <w:t xml:space="preserve">too, or the gift has nothing to work with.</w:t>
       </w:r>
     </w:p>
-    <w:bookmarkEnd w:id="105"/>
-    <w:bookmarkStart w:id="120" w:name="ancestries"/>
+    <w:bookmarkEnd w:id="110"/>
+    <w:bookmarkStart w:id="125" w:name="ancestries"/>
     <w:p>
       <w:pPr>
         <w:pStyle w:val="Heading1"/>
@@ -23930,7 +24806,7 @@
         </w:tc>
       </w:tr>
     </w:tbl>
-    <w:bookmarkStart w:id="106" w:name="shared-rules"/>
+    <w:bookmarkStart w:id="111" w:name="shared-rules"/>
     <w:p>
       <w:pPr>
         <w:pStyle w:val="Heading2"/>
@@ -24132,8 +25008,8 @@
         </w:tc>
       </w:tr>
     </w:tbl>
-    <w:bookmarkEnd w:id="106"/>
-    <w:bookmarkStart w:id="107" w:name="crownlander"/>
+    <w:bookmarkEnd w:id="111"/>
+    <w:bookmarkStart w:id="112" w:name="crownlander"/>
     <w:p>
       <w:pPr>
         <w:pStyle w:val="Heading2"/>
@@ -24446,8 +25322,8 @@
         </w:tc>
       </w:tr>
     </w:tbl>
-    <w:bookmarkEnd w:id="107"/>
-    <w:bookmarkStart w:id="108" w:name="islander"/>
+    <w:bookmarkEnd w:id="112"/>
+    <w:bookmarkStart w:id="113" w:name="islander"/>
     <w:p>
       <w:pPr>
         <w:pStyle w:val="Heading2"/>
@@ -24760,8 +25636,8 @@
         </w:tc>
       </w:tr>
     </w:tbl>
-    <w:bookmarkEnd w:id="108"/>
-    <w:bookmarkStart w:id="109" w:name="northlander"/>
+    <w:bookmarkEnd w:id="113"/>
+    <w:bookmarkStart w:id="114" w:name="northlander"/>
     <w:p>
       <w:pPr>
         <w:pStyle w:val="Heading2"/>
@@ -25074,8 +25950,8 @@
         </w:tc>
       </w:tr>
     </w:tbl>
-    <w:bookmarkEnd w:id="109"/>
-    <w:bookmarkStart w:id="110" w:name="sand-born"/>
+    <w:bookmarkEnd w:id="114"/>
+    <w:bookmarkStart w:id="115" w:name="sand-born"/>
     <w:p>
       <w:pPr>
         <w:pStyle w:val="Heading2"/>
@@ -25388,8 +26264,8 @@
         </w:tc>
       </w:tr>
     </w:tbl>
-    <w:bookmarkEnd w:id="110"/>
-    <w:bookmarkStart w:id="111" w:name="ashborn"/>
+    <w:bookmarkEnd w:id="115"/>
+    <w:bookmarkStart w:id="116" w:name="ashborn"/>
     <w:p>
       <w:pPr>
         <w:pStyle w:val="Heading2"/>
@@ -25434,7 +26310,7 @@
       <w:pPr>
         <w:numPr>
           <w:ilvl w:val="0"/>
-          <w:numId w:val="1038"/>
+          <w:numId w:val="1043"/>
         </w:numPr>
         <w:pStyle w:val="Compact"/>
       </w:pPr>
@@ -25726,8 +26602,8 @@
         </w:tc>
       </w:tr>
     </w:tbl>
-    <w:bookmarkEnd w:id="111"/>
-    <w:bookmarkStart w:id="112" w:name="deepkin"/>
+    <w:bookmarkEnd w:id="116"/>
+    <w:bookmarkStart w:id="117" w:name="deepkin"/>
     <w:p>
       <w:pPr>
         <w:pStyle w:val="Heading2"/>
@@ -25772,7 +26648,7 @@
       <w:pPr>
         <w:numPr>
           <w:ilvl w:val="0"/>
-          <w:numId w:val="1039"/>
+          <w:numId w:val="1044"/>
         </w:numPr>
         <w:pStyle w:val="Compact"/>
       </w:pPr>
@@ -25784,7 +26660,7 @@
       <w:pPr>
         <w:numPr>
           <w:ilvl w:val="0"/>
-          <w:numId w:val="1039"/>
+          <w:numId w:val="1044"/>
         </w:numPr>
         <w:pStyle w:val="Compact"/>
       </w:pPr>
@@ -26076,8 +26952,8 @@
         </w:tc>
       </w:tr>
     </w:tbl>
-    <w:bookmarkEnd w:id="112"/>
-    <w:bookmarkStart w:id="113" w:name="witch-blooded"/>
+    <w:bookmarkEnd w:id="117"/>
+    <w:bookmarkStart w:id="118" w:name="witch-blooded"/>
     <w:p>
       <w:pPr>
         <w:pStyle w:val="Heading2"/>
@@ -26122,7 +26998,7 @@
       <w:pPr>
         <w:numPr>
           <w:ilvl w:val="0"/>
-          <w:numId w:val="1040"/>
+          <w:numId w:val="1045"/>
         </w:numPr>
         <w:pStyle w:val="Compact"/>
       </w:pPr>
@@ -26134,7 +27010,7 @@
       <w:pPr>
         <w:numPr>
           <w:ilvl w:val="0"/>
-          <w:numId w:val="1040"/>
+          <w:numId w:val="1045"/>
         </w:numPr>
         <w:pStyle w:val="Compact"/>
       </w:pPr>
@@ -26444,8 +27320,8 @@
         </w:tc>
       </w:tr>
     </w:tbl>
-    <w:bookmarkEnd w:id="113"/>
-    <w:bookmarkStart w:id="114" w:name="demon-marked"/>
+    <w:bookmarkEnd w:id="118"/>
+    <w:bookmarkStart w:id="119" w:name="demon-marked"/>
     <w:p>
       <w:pPr>
         <w:pStyle w:val="Heading2"/>
@@ -26490,7 +27366,7 @@
       <w:pPr>
         <w:numPr>
           <w:ilvl w:val="0"/>
-          <w:numId w:val="1041"/>
+          <w:numId w:val="1046"/>
         </w:numPr>
         <w:pStyle w:val="Compact"/>
       </w:pPr>
@@ -26502,7 +27378,7 @@
       <w:pPr>
         <w:numPr>
           <w:ilvl w:val="0"/>
-          <w:numId w:val="1041"/>
+          <w:numId w:val="1046"/>
         </w:numPr>
         <w:pStyle w:val="Compact"/>
       </w:pPr>
@@ -26794,8 +27670,8 @@
         </w:tc>
       </w:tr>
     </w:tbl>
-    <w:bookmarkEnd w:id="114"/>
-    <w:bookmarkStart w:id="115" w:name="giant-blooded"/>
+    <w:bookmarkEnd w:id="119"/>
+    <w:bookmarkStart w:id="120" w:name="giant-blooded"/>
     <w:p>
       <w:pPr>
         <w:pStyle w:val="Heading2"/>
@@ -26840,7 +27716,7 @@
       <w:pPr>
         <w:numPr>
           <w:ilvl w:val="0"/>
-          <w:numId w:val="1042"/>
+          <w:numId w:val="1047"/>
         </w:numPr>
         <w:pStyle w:val="Compact"/>
       </w:pPr>
@@ -27132,8 +28008,8 @@
         </w:tc>
       </w:tr>
     </w:tbl>
-    <w:bookmarkEnd w:id="115"/>
-    <w:bookmarkStart w:id="116" w:name="serpent-kin"/>
+    <w:bookmarkEnd w:id="120"/>
+    <w:bookmarkStart w:id="121" w:name="serpent-kin"/>
     <w:p>
       <w:pPr>
         <w:pStyle w:val="Heading2"/>
@@ -27178,7 +28054,7 @@
       <w:pPr>
         <w:numPr>
           <w:ilvl w:val="0"/>
-          <w:numId w:val="1043"/>
+          <w:numId w:val="1048"/>
         </w:numPr>
         <w:pStyle w:val="Compact"/>
       </w:pPr>
@@ -27190,7 +28066,7 @@
       <w:pPr>
         <w:numPr>
           <w:ilvl w:val="0"/>
-          <w:numId w:val="1043"/>
+          <w:numId w:val="1048"/>
         </w:numPr>
         <w:pStyle w:val="Compact"/>
       </w:pPr>
@@ -27482,8 +28358,8 @@
         </w:tc>
       </w:tr>
     </w:tbl>
-    <w:bookmarkEnd w:id="116"/>
-    <w:bookmarkStart w:id="117" w:name="skinchanger"/>
+    <w:bookmarkEnd w:id="121"/>
+    <w:bookmarkStart w:id="122" w:name="skinchanger"/>
     <w:p>
       <w:pPr>
         <w:pStyle w:val="Heading2"/>
@@ -27528,7 +28404,7 @@
       <w:pPr>
         <w:numPr>
           <w:ilvl w:val="0"/>
-          <w:numId w:val="1044"/>
+          <w:numId w:val="1049"/>
         </w:numPr>
         <w:pStyle w:val="Compact"/>
       </w:pPr>
@@ -27540,7 +28416,7 @@
       <w:pPr>
         <w:numPr>
           <w:ilvl w:val="0"/>
-          <w:numId w:val="1044"/>
+          <w:numId w:val="1049"/>
         </w:numPr>
         <w:pStyle w:val="Compact"/>
       </w:pPr>
@@ -27866,8 +28742,8 @@
         </w:tc>
       </w:tr>
     </w:tbl>
-    <w:bookmarkEnd w:id="117"/>
-    <w:bookmarkStart w:id="118" w:name="godblooded"/>
+    <w:bookmarkEnd w:id="122"/>
+    <w:bookmarkStart w:id="123" w:name="godblooded"/>
     <w:p>
       <w:pPr>
         <w:pStyle w:val="Heading2"/>
@@ -27912,7 +28788,7 @@
       <w:pPr>
         <w:numPr>
           <w:ilvl w:val="0"/>
-          <w:numId w:val="1045"/>
+          <w:numId w:val="1050"/>
         </w:numPr>
         <w:pStyle w:val="Compact"/>
       </w:pPr>
@@ -27924,7 +28800,7 @@
       <w:pPr>
         <w:numPr>
           <w:ilvl w:val="0"/>
-          <w:numId w:val="1045"/>
+          <w:numId w:val="1050"/>
         </w:numPr>
         <w:pStyle w:val="Compact"/>
       </w:pPr>
@@ -28216,8 +29092,8 @@
         </w:tc>
       </w:tr>
     </w:tbl>
-    <w:bookmarkEnd w:id="118"/>
-    <w:bookmarkStart w:id="119" w:name="undying"/>
+    <w:bookmarkEnd w:id="123"/>
+    <w:bookmarkStart w:id="124" w:name="undying"/>
     <w:p>
       <w:pPr>
         <w:pStyle w:val="Heading2"/>
@@ -28262,7 +29138,7 @@
       <w:pPr>
         <w:numPr>
           <w:ilvl w:val="0"/>
-          <w:numId w:val="1046"/>
+          <w:numId w:val="1051"/>
         </w:numPr>
         <w:pStyle w:val="Compact"/>
       </w:pPr>
@@ -28274,7 +29150,7 @@
       <w:pPr>
         <w:numPr>
           <w:ilvl w:val="0"/>
-          <w:numId w:val="1046"/>
+          <w:numId w:val="1051"/>
         </w:numPr>
         <w:pStyle w:val="Compact"/>
       </w:pPr>
@@ -28286,7 +29162,7 @@
       <w:pPr>
         <w:numPr>
           <w:ilvl w:val="0"/>
-          <w:numId w:val="1046"/>
+          <w:numId w:val="1051"/>
         </w:numPr>
         <w:pStyle w:val="Compact"/>
       </w:pPr>
@@ -28578,9 +29454,9 @@
         </w:tc>
       </w:tr>
     </w:tbl>
-    <w:bookmarkEnd w:id="119"/>
-    <w:bookmarkEnd w:id="120"/>
-    <w:bookmarkStart w:id="133" w:name="making-your-own"/>
+    <w:bookmarkEnd w:id="124"/>
+    <w:bookmarkEnd w:id="125"/>
+    <w:bookmarkStart w:id="138" w:name="making-your-own"/>
     <w:p>
       <w:pPr>
         <w:pStyle w:val="Heading1"/>
@@ -28613,7 +29489,7 @@
         <w:t xml:space="preserve">option at the end of each list, and its checklist holds a custom choice to the same rules as everything else.</w:t>
       </w:r>
     </w:p>
-    <w:bookmarkStart w:id="121" w:name="a-custom-role"/>
+    <w:bookmarkStart w:id="126" w:name="a-custom-role"/>
     <w:p>
       <w:pPr>
         <w:pStyle w:val="Heading2"/>
@@ -28634,7 +29510,7 @@
       <w:pPr>
         <w:numPr>
           <w:ilvl w:val="0"/>
-          <w:numId w:val="1047"/>
+          <w:numId w:val="1052"/>
         </w:numPr>
         <w:pStyle w:val="Compact"/>
       </w:pPr>
@@ -28680,7 +29556,7 @@
       <w:pPr>
         <w:numPr>
           <w:ilvl w:val="0"/>
-          <w:numId w:val="1047"/>
+          <w:numId w:val="1052"/>
         </w:numPr>
         <w:pStyle w:val="Compact"/>
       </w:pPr>
@@ -28702,7 +29578,7 @@
       <w:pPr>
         <w:numPr>
           <w:ilvl w:val="0"/>
-          <w:numId w:val="1047"/>
+          <w:numId w:val="1052"/>
         </w:numPr>
         <w:pStyle w:val="Compact"/>
       </w:pPr>
@@ -28724,7 +29600,7 @@
       <w:pPr>
         <w:numPr>
           <w:ilvl w:val="0"/>
-          <w:numId w:val="1047"/>
+          <w:numId w:val="1052"/>
         </w:numPr>
         <w:pStyle w:val="Compact"/>
       </w:pPr>
@@ -28789,8 +29665,8 @@
         <w:t xml:space="preserve">.</w:t>
       </w:r>
     </w:p>
-    <w:bookmarkEnd w:id="121"/>
-    <w:bookmarkStart w:id="130" w:name="a-custom-ancestry"/>
+    <w:bookmarkEnd w:id="126"/>
+    <w:bookmarkStart w:id="135" w:name="a-custom-ancestry"/>
     <w:p>
       <w:pPr>
         <w:pStyle w:val="Heading2"/>
@@ -28807,7 +29683,7 @@
         <w:t xml:space="preserve">Build it with the GM, one step at a time.</w:t>
       </w:r>
     </w:p>
-    <w:bookmarkStart w:id="122" w:name="the-concept"/>
+    <w:bookmarkStart w:id="127" w:name="the-concept"/>
     <w:p>
       <w:pPr>
         <w:pStyle w:val="Heading3"/>
@@ -28824,8 +29700,8 @@
         <w:t xml:space="preserve">Two or three sentences: where they come from, what sets them apart, and how others see them. It should be something the ancestries in this book don’t already cover.</w:t>
       </w:r>
     </w:p>
-    <w:bookmarkEnd w:id="122"/>
-    <w:bookmarkStart w:id="123" w:name="the-tier"/>
+    <w:bookmarkEnd w:id="127"/>
+    <w:bookmarkStart w:id="128" w:name="the-tier"/>
     <w:p>
       <w:pPr>
         <w:pStyle w:val="Heading3"/>
@@ -29122,8 +29998,8 @@
         <w:t xml:space="preserve">When in doubt, choose the higher tier.</w:t>
       </w:r>
     </w:p>
-    <w:bookmarkEnd w:id="123"/>
-    <w:bookmarkStart w:id="124" w:name="attribute-adjustments"/>
+    <w:bookmarkEnd w:id="128"/>
+    <w:bookmarkStart w:id="129" w:name="attribute-adjustments"/>
     <w:p>
       <w:pPr>
         <w:pStyle w:val="Heading3"/>
@@ -29193,8 +30069,8 @@
         <w:t xml:space="preserve">of +1 or −1 to Move. Most have none. It isn’t an attribute adjustment and needn’t balance.</w:t>
       </w:r>
     </w:p>
-    <w:bookmarkEnd w:id="124"/>
-    <w:bookmarkStart w:id="125" w:name="core-rules-tier-1-and-up"/>
+    <w:bookmarkEnd w:id="129"/>
+    <w:bookmarkStart w:id="130" w:name="core-rules-tier-1-and-up"/>
     <w:p>
       <w:pPr>
         <w:pStyle w:val="Heading3"/>
@@ -29211,8 +30087,8 @@
         <w:t xml:space="preserve">One to three short rules that always apply: what they can do (see in the dark, resist cold, a free Trained skill) and what it costs (a weakness, a people’s distrust, a hazard they can’t abide). A strength with no drawback is worth more than it looks, so price it a tier higher.</w:t>
       </w:r>
     </w:p>
-    <w:bookmarkEnd w:id="125"/>
-    <w:bookmarkStart w:id="126" w:name="ancestry-advantages"/>
+    <w:bookmarkEnd w:id="130"/>
+    <w:bookmarkStart w:id="131" w:name="ancestry-advantages"/>
     <w:p>
       <w:pPr>
         <w:pStyle w:val="Heading3"/>
@@ -29267,8 +30143,8 @@
         <w:t xml:space="preserve">: a problem the trait causes, with a clear trigger and a real consequence, which earns a Fortune point when it bites, like any complication. A character takes one advantage, general or ancestry, so make them distinct choices.</w:t>
       </w:r>
     </w:p>
-    <w:bookmarkEnd w:id="126"/>
-    <w:bookmarkStart w:id="127" w:name="an-alternate-form-optional-tier-2-or-3"/>
+    <w:bookmarkEnd w:id="131"/>
+    <w:bookmarkStart w:id="132" w:name="an-alternate-form-optional-tier-2-or-3"/>
     <w:p>
       <w:pPr>
         <w:pStyle w:val="Heading3"/>
@@ -29301,8 +30177,8 @@
         <w:t xml:space="preserve">apply. The bonuses count only while the character is in that form: the sheet’s form switch shows both sets of numbers.</w:t>
       </w:r>
     </w:p>
-    <w:bookmarkEnd w:id="127"/>
-    <w:bookmarkStart w:id="128" w:name="in-the-creator"/>
+    <w:bookmarkEnd w:id="132"/>
+    <w:bookmarkStart w:id="133" w:name="in-the-creator"/>
     <w:p>
       <w:pPr>
         <w:pStyle w:val="Heading3"/>
@@ -29315,7 +30191,7 @@
       <w:pPr>
         <w:numPr>
           <w:ilvl w:val="0"/>
-          <w:numId w:val="1048"/>
+          <w:numId w:val="1053"/>
         </w:numPr>
         <w:pStyle w:val="Compact"/>
       </w:pPr>
@@ -29343,7 +30219,7 @@
       <w:pPr>
         <w:numPr>
           <w:ilvl w:val="0"/>
-          <w:numId w:val="1048"/>
+          <w:numId w:val="1053"/>
         </w:numPr>
         <w:pStyle w:val="Compact"/>
       </w:pPr>
@@ -29355,7 +30231,7 @@
       <w:pPr>
         <w:numPr>
           <w:ilvl w:val="0"/>
-          <w:numId w:val="1048"/>
+          <w:numId w:val="1053"/>
         </w:numPr>
         <w:pStyle w:val="Compact"/>
       </w:pPr>
@@ -29383,7 +30259,7 @@
       <w:pPr>
         <w:numPr>
           <w:ilvl w:val="0"/>
-          <w:numId w:val="1048"/>
+          <w:numId w:val="1053"/>
         </w:numPr>
         <w:pStyle w:val="Compact"/>
       </w:pPr>
@@ -29407,8 +30283,8 @@
         <w:t xml:space="preserve">and enter the advantage and its companion complication.</w:t>
       </w:r>
     </w:p>
-    <w:bookmarkEnd w:id="128"/>
-    <w:bookmarkStart w:id="129" w:name="example"/>
+    <w:bookmarkEnd w:id="133"/>
+    <w:bookmarkStart w:id="134" w:name="example"/>
     <w:p>
       <w:pPr>
         <w:pStyle w:val="Heading3"/>
@@ -29513,9 +30389,9 @@
         <w:t xml:space="preserve">: villagers see the birds and bar their doors; accept the suspicion.</w:t>
       </w:r>
     </w:p>
-    <w:bookmarkEnd w:id="129"/>
-    <w:bookmarkEnd w:id="130"/>
-    <w:bookmarkStart w:id="131" w:name="threats-weapons-and-edges-for-your-table"/>
+    <w:bookmarkEnd w:id="134"/>
+    <w:bookmarkEnd w:id="135"/>
+    <w:bookmarkStart w:id="136" w:name="threats-weapons-and-edges-for-your-table"/>
     <w:p>
       <w:pPr>
         <w:pStyle w:val="Heading2"/>
@@ -29536,7 +30412,7 @@
       <w:pPr>
         <w:numPr>
           <w:ilvl w:val="0"/>
-          <w:numId w:val="1049"/>
+          <w:numId w:val="1054"/>
         </w:numPr>
         <w:pStyle w:val="Compact"/>
       </w:pPr>
@@ -29551,14 +30427,27 @@
         <w:t xml:space="preserve"> </w:t>
       </w:r>
       <w:r>
-        <w:t xml:space="preserve">A minor foe has 1 box; an ordinary one 3; a tough one 4 or 5; a rare horror 6. Attack targets run 11 to 13 for most, 14 or 15 for the dangerous. Dodge runs 7 to 10. Give it one special trait, said plainly, and decide what it does before play.</w:t>
+        <w:t xml:space="preserve">A minor foe has 1 box; an ordinary one 3; a tough one 4 or 5; a rare horror 6. Attack targets run 11 to 13 for most, 14 or 15 for the dangerous. Dodge runs 7 to 10. Give it one special trait, said plainly, and decide what it does before play: toughness, a weakness or armor works as in</w:t>
+      </w:r>
+      <w:r>
+        <w:t xml:space="preserve"> </w:t>
+      </w:r>
+      <w:r>
+        <w:rPr>
+          <w:iCs/>
+          <w:i/>
+        </w:rPr>
+        <w:t xml:space="preserve">Armor, toughness and weaknesses</w:t>
+      </w:r>
+      <w:r>
+        <w:t xml:space="preserve">. For a tougher version of any threat, add +1 to its targets and one box; for a weaker one, subtract.</w:t>
       </w:r>
     </w:p>
     <w:p>
       <w:pPr>
         <w:numPr>
           <w:ilvl w:val="0"/>
-          <w:numId w:val="1049"/>
+          <w:numId w:val="1054"/>
         </w:numPr>
         <w:pStyle w:val="Compact"/>
       </w:pPr>
@@ -29580,7 +30469,7 @@
       <w:pPr>
         <w:numPr>
           <w:ilvl w:val="0"/>
-          <w:numId w:val="1049"/>
+          <w:numId w:val="1054"/>
         </w:numPr>
         <w:pStyle w:val="Compact"/>
       </w:pPr>
@@ -29602,7 +30491,7 @@
       <w:pPr>
         <w:numPr>
           <w:ilvl w:val="0"/>
-          <w:numId w:val="1049"/>
+          <w:numId w:val="1054"/>
         </w:numPr>
         <w:pStyle w:val="Compact"/>
       </w:pPr>
@@ -29624,7 +30513,7 @@
       <w:pPr>
         <w:numPr>
           <w:ilvl w:val="0"/>
-          <w:numId w:val="1049"/>
+          <w:numId w:val="1054"/>
         </w:numPr>
         <w:pStyle w:val="Compact"/>
       </w:pPr>
@@ -29646,7 +30535,7 @@
       <w:pPr>
         <w:numPr>
           <w:ilvl w:val="0"/>
-          <w:numId w:val="1049"/>
+          <w:numId w:val="1054"/>
         </w:numPr>
         <w:pStyle w:val="Compact"/>
       </w:pPr>
@@ -29668,7 +30557,7 @@
       <w:pPr>
         <w:numPr>
           <w:ilvl w:val="0"/>
-          <w:numId w:val="1049"/>
+          <w:numId w:val="1054"/>
         </w:numPr>
         <w:pStyle w:val="Compact"/>
       </w:pPr>
@@ -29746,8 +30635,8 @@
         <w:t xml:space="preserve">. Players get them when they join your shared table, or from a homebrew file you give them. Bonuses chosen from the tab’s menus are worked out for you: a weapon’s accuracy, strong hits and what it’s made of; a threat’s hard hide, weaknesses, what alone can hurt it and how hard it is to hit; an Edge’s skill, Dodge or Move bonus and extra defense; an attack spell cast in the Encounter panel. Anything else is a note the GM applies at the table.</w:t>
       </w:r>
     </w:p>
-    <w:bookmarkEnd w:id="131"/>
-    <w:bookmarkStart w:id="132" w:name="your-campaign"/>
+    <w:bookmarkEnd w:id="136"/>
+    <w:bookmarkStart w:id="137" w:name="your-campaign"/>
     <w:p>
       <w:pPr>
         <w:pStyle w:val="Heading2"/>
@@ -29842,9 +30731,9 @@
         <w:t xml:space="preserve">), or keep it to yourself. Cards are earned through discovery, so a trigger makes finding things out the way the story moves: the next chapter waits for the group to learn what it needs.</w:t>
       </w:r>
     </w:p>
-    <w:bookmarkEnd w:id="132"/>
-    <w:bookmarkEnd w:id="133"/>
-    <w:bookmarkStart w:id="134" w:name="complications"/>
+    <w:bookmarkEnd w:id="137"/>
+    <w:bookmarkEnd w:id="138"/>
+    <w:bookmarkStart w:id="139" w:name="complications"/>
     <w:p>
       <w:pPr>
         <w:pStyle w:val="Heading1"/>
@@ -30549,8 +31438,8 @@
         </w:tc>
       </w:tr>
     </w:tbl>
-    <w:bookmarkEnd w:id="134"/>
-    <w:bookmarkStart w:id="135" w:name="quick-reference"/>
+    <w:bookmarkEnd w:id="139"/>
+    <w:bookmarkStart w:id="140" w:name="quick-reference"/>
     <w:p>
       <w:pPr>
         <w:pStyle w:val="Heading1"/>
@@ -30775,7 +31664,7 @@
         <w:t xml:space="preserve">Copyright © Don Smallwood. All rights reserved.</w:t>
       </w:r>
     </w:p>
-    <w:bookmarkEnd w:id="135"/>
+    <w:bookmarkEnd w:id="140"/>
     <w:sectPr/>
   </w:body>
 </w:document>
@@ -31149,6 +32038,21 @@
     <w:abstractNumId w:val="991"/>
   </w:num>
   <w:num w:numId="1017">
+    <w:abstractNumId w:val="991"/>
+  </w:num>
+  <w:num w:numId="1018">
+    <w:abstractNumId w:val="991"/>
+  </w:num>
+  <w:num w:numId="1019">
+    <w:abstractNumId w:val="991"/>
+  </w:num>
+  <w:num w:numId="1020">
+    <w:abstractNumId w:val="991"/>
+  </w:num>
+  <w:num w:numId="1021">
+    <w:abstractNumId w:val="991"/>
+  </w:num>
+  <w:num w:numId="1022">
     <w:abstractNumId w:val="99411"/>
     <w:lvlOverride w:ilvl="0">
       <w:startOverride w:val="1"/>
@@ -31178,13 +32082,13 @@
       <w:startOverride w:val="1"/>
     </w:lvlOverride>
   </w:num>
-  <w:num w:numId="1018">
+  <w:num w:numId="1023">
     <w:abstractNumId w:val="991"/>
   </w:num>
-  <w:num w:numId="1019">
+  <w:num w:numId="1024">
     <w:abstractNumId w:val="991"/>
   </w:num>
-  <w:num w:numId="1020">
+  <w:num w:numId="1025">
     <w:abstractNumId w:val="99411"/>
     <w:lvlOverride w:ilvl="0">
       <w:startOverride w:val="1"/>
@@ -31213,21 +32117,6 @@
     <w:lvlOverride w:ilvl="8">
       <w:startOverride w:val="1"/>
     </w:lvlOverride>
-  </w:num>
-  <w:num w:numId="1021">
-    <w:abstractNumId w:val="991"/>
-  </w:num>
-  <w:num w:numId="1022">
-    <w:abstractNumId w:val="991"/>
-  </w:num>
-  <w:num w:numId="1023">
-    <w:abstractNumId w:val="991"/>
-  </w:num>
-  <w:num w:numId="1024">
-    <w:abstractNumId w:val="991"/>
-  </w:num>
-  <w:num w:numId="1025">
-    <w:abstractNumId w:val="991"/>
   </w:num>
   <w:num w:numId="1026">
     <w:abstractNumId w:val="991"/>
@@ -31293,6 +32182,21 @@
     <w:abstractNumId w:val="991"/>
   </w:num>
   <w:num w:numId="1047">
+    <w:abstractNumId w:val="991"/>
+  </w:num>
+  <w:num w:numId="1048">
+    <w:abstractNumId w:val="991"/>
+  </w:num>
+  <w:num w:numId="1049">
+    <w:abstractNumId w:val="991"/>
+  </w:num>
+  <w:num w:numId="1050">
+    <w:abstractNumId w:val="991"/>
+  </w:num>
+  <w:num w:numId="1051">
+    <w:abstractNumId w:val="991"/>
+  </w:num>
+  <w:num w:numId="1052">
     <w:abstractNumId w:val="99411"/>
     <w:lvlOverride w:ilvl="0">
       <w:startOverride w:val="1"/>
@@ -31322,7 +32226,7 @@
       <w:startOverride w:val="1"/>
     </w:lvlOverride>
   </w:num>
-  <w:num w:numId="1048">
+  <w:num w:numId="1053">
     <w:abstractNumId w:val="99411"/>
     <w:lvlOverride w:ilvl="0">
       <w:startOverride w:val="1"/>
@@ -31352,7 +32256,7 @@
       <w:startOverride w:val="1"/>
     </w:lvlOverride>
   </w:num>
-  <w:num w:numId="1049">
+  <w:num w:numId="1054">
     <w:abstractNumId w:val="991"/>
   </w:num>
 </w:numbering>
